--- a/examples/regrid_environment/regrid_environment_documentation.docx
+++ b/examples/regrid_environment/regrid_environment_documentation.docx
@@ -114,18 +114,8 @@
           <w:sz w:val="32"/>
           <w:szCs w:val="32"/>
         </w:rPr>
-        <w:t xml:space="preserve"> </w:t>
-      </w:r>
-      <w:proofErr w:type="spellStart"/>
-      <w:r>
-        <w:rPr>
-          <w:b w:val="0"/>
-          <w:sz w:val="32"/>
-          <w:szCs w:val="32"/>
-        </w:rPr>
-        <w:t>regrid_environment</w:t>
-      </w:r>
-      <w:proofErr w:type="spellEnd"/>
+        <w:t xml:space="preserve"> regrid_environment</w:t>
+      </w:r>
     </w:p>
     <w:p>
       <w:pPr>
@@ -196,21 +186,7 @@
         <w:rPr>
           <w:lang w:val="en-GB"/>
         </w:rPr>
-        <w:t xml:space="preserve">The </w:t>
-      </w:r>
-      <w:proofErr w:type="spellStart"/>
-      <w:r>
-        <w:rPr>
-          <w:lang w:val="en-GB"/>
-        </w:rPr>
-        <w:t>regrid_environment</w:t>
-      </w:r>
-      <w:proofErr w:type="spellEnd"/>
-      <w:r>
-        <w:rPr>
-          <w:lang w:val="en-GB"/>
-        </w:rPr>
-        <w:t xml:space="preserve"> directory offers a</w:t>
+        <w:t>The regrid_environment directory offers a</w:t>
       </w:r>
       <w:r>
         <w:rPr>
@@ -315,21 +291,7 @@
         <w:rPr>
           <w:lang w:val="en-GB"/>
         </w:rPr>
-        <w:t>parallelized with a mix of OpenMP and MPI (</w:t>
-      </w:r>
-      <w:proofErr w:type="spellStart"/>
-      <w:r>
-        <w:rPr>
-          <w:lang w:val="en-GB"/>
-        </w:rPr>
-        <w:t>Piacentini</w:t>
-      </w:r>
-      <w:proofErr w:type="spellEnd"/>
-      <w:r>
-        <w:rPr>
-          <w:lang w:val="en-GB"/>
-        </w:rPr>
-        <w:t xml:space="preserve"> et al. 2018)</w:t>
+        <w:t>parallelized with a mix of OpenMP and MPI (Piacentini et al. 2018)</w:t>
       </w:r>
       <w:r>
         <w:rPr>
@@ -398,35 +360,7 @@
         <w:rPr>
           <w:lang w:val="en-GB"/>
         </w:rPr>
-        <w:t xml:space="preserve">ed in 2019 (Valcke &amp; </w:t>
-      </w:r>
-      <w:proofErr w:type="spellStart"/>
-      <w:r>
-        <w:rPr>
-          <w:lang w:val="en-GB"/>
-        </w:rPr>
-        <w:t>Piacentini</w:t>
-      </w:r>
-      <w:proofErr w:type="spellEnd"/>
-      <w:r>
-        <w:rPr>
-          <w:lang w:val="en-GB"/>
-        </w:rPr>
-        <w:t xml:space="preserve">, 2019; </w:t>
-      </w:r>
-      <w:proofErr w:type="spellStart"/>
-      <w:r>
-        <w:rPr>
-          <w:lang w:val="en-GB"/>
-        </w:rPr>
-        <w:t>Jonville</w:t>
-      </w:r>
-      <w:proofErr w:type="spellEnd"/>
-      <w:r>
-        <w:rPr>
-          <w:lang w:val="en-GB"/>
-        </w:rPr>
-        <w:t xml:space="preserve"> &amp; Valcke, 2019). This analysis led to the conclusion that other regridding possibilities should be offered in OASIS3-MCT.</w:t>
+        <w:t>ed in 2019 (Valcke &amp; Piacentini, 2019; Jonville &amp; Valcke, 2019). This analysis led to the conclusion that other regridding possibilities should be offered in OASIS3-MCT.</w:t>
       </w:r>
       <w:r>
         <w:rPr>
@@ -600,14 +534,7 @@
         <w:rPr>
           <w:lang w:val="en-GB"/>
         </w:rPr>
-        <w:t xml:space="preserve"> for their own </w:t>
-      </w:r>
-      <w:proofErr w:type="spellStart"/>
-      <w:r>
-        <w:rPr>
-          <w:lang w:val="en-GB"/>
-        </w:rPr>
-        <w:t>regridding</w:t>
+        <w:t xml:space="preserve"> for their own regridding</w:t>
       </w:r>
       <w:r>
         <w:rPr>
@@ -615,7 +542,6 @@
         </w:rPr>
         <w:t>s</w:t>
       </w:r>
-      <w:proofErr w:type="spellEnd"/>
       <w:r>
         <w:rPr>
           <w:lang w:val="en-GB"/>
@@ -626,21 +552,7 @@
         <w:rPr>
           <w:lang w:val="en-GB"/>
         </w:rPr>
-        <w:t xml:space="preserve"> This is what is now offered by </w:t>
-      </w:r>
-      <w:proofErr w:type="spellStart"/>
-      <w:r>
-        <w:rPr>
-          <w:lang w:val="en-GB"/>
-        </w:rPr>
-        <w:t>regrid_environment</w:t>
-      </w:r>
-      <w:proofErr w:type="spellEnd"/>
-      <w:r>
-        <w:rPr>
-          <w:lang w:val="en-GB"/>
-        </w:rPr>
-        <w:t>.</w:t>
+        <w:t xml:space="preserve"> This is what is now offered by regrid_environment.</w:t>
       </w:r>
     </w:p>
     <w:p>
@@ -718,21 +630,7 @@
         <w:rPr>
           <w:lang w:val="en-GB"/>
         </w:rPr>
-        <w:t xml:space="preserve">XIOS (http://forge.ipsl.jussieu.fr/ioserver) standing for XML-IO-Server is an </w:t>
-      </w:r>
-      <w:proofErr w:type="gramStart"/>
-      <w:r>
-        <w:rPr>
-          <w:lang w:val="en-GB"/>
-        </w:rPr>
-        <w:t>open source</w:t>
-      </w:r>
-      <w:proofErr w:type="gramEnd"/>
-      <w:r>
-        <w:rPr>
-          <w:lang w:val="en-GB"/>
-        </w:rPr>
-        <w:t xml:space="preserve"> library, dedicated to I/O management in climate codes. XIOS manages output of diagnostics and other data produced by climate components into files. It aims at simplifying the I/O management by supporting a maximum of on-line temporal and spatial processing</w:t>
+        <w:t>XIOS (http://forge.ipsl.jussieu.fr/ioserver) standing for XML-IO-Server is an open source library, dedicated to I/O management in climate codes. XIOS manages output of diagnostics and other data produced by climate components into files. It aims at simplifying the I/O management by supporting a maximum of on-line temporal and spatial processing</w:t>
       </w:r>
       <w:r>
         <w:rPr>
@@ -756,21 +654,7 @@
         <w:rPr>
           <w:lang w:val="en-GB"/>
         </w:rPr>
-        <w:t xml:space="preserve"> of the data. The output definition is defined in an XML file which allows the output configuration to be changed without recompiling. Recently, XIOS has also been used not only as an IO server but also as a coupler, </w:t>
-      </w:r>
-      <w:proofErr w:type="gramStart"/>
-      <w:r>
-        <w:rPr>
-          <w:lang w:val="en-GB"/>
-        </w:rPr>
-        <w:t>i.e.</w:t>
-      </w:r>
-      <w:proofErr w:type="gramEnd"/>
-      <w:r>
-        <w:rPr>
-          <w:lang w:val="en-GB"/>
-        </w:rPr>
-        <w:t xml:space="preserve"> managing </w:t>
+        <w:t xml:space="preserve"> of the data. The output definition is defined in an XML file which allows the output configuration to be changed without recompiling. Recently, XIOS has also been used not only as an IO server but also as a coupler, i.e. managing </w:t>
       </w:r>
       <w:r>
         <w:rPr>
@@ -852,21 +736,7 @@
         <w:rPr>
           <w:lang w:val="en-GB"/>
         </w:rPr>
-        <w:t xml:space="preserve">The </w:t>
-      </w:r>
-      <w:proofErr w:type="spellStart"/>
-      <w:r>
-        <w:rPr>
-          <w:lang w:val="en-GB"/>
-        </w:rPr>
-        <w:t>regrid_environment</w:t>
-      </w:r>
-      <w:proofErr w:type="spellEnd"/>
-      <w:r>
-        <w:rPr>
-          <w:lang w:val="en-GB"/>
-        </w:rPr>
-        <w:t xml:space="preserve"> </w:t>
+        <w:t xml:space="preserve">The regrid_environment </w:t>
       </w:r>
       <w:r>
         <w:rPr>
@@ -1056,14 +926,12 @@
         </w:rPr>
         <w:t>“</w:t>
       </w:r>
-      <w:proofErr w:type="spellStart"/>
       <w:r>
         <w:rPr>
           <w:lang w:val="en-GB"/>
         </w:rPr>
         <w:t>nogt</w:t>
       </w:r>
-      <w:proofErr w:type="spellEnd"/>
       <w:r>
         <w:rPr>
           <w:lang w:val="en-GB"/>
@@ -1168,14 +1036,12 @@
         </w:rPr>
         <w:t>“</w:t>
       </w:r>
-      <w:proofErr w:type="spellStart"/>
       <w:r>
         <w:rPr>
           <w:lang w:val="en-GB"/>
         </w:rPr>
         <w:t>bggd</w:t>
       </w:r>
-      <w:proofErr w:type="spellEnd"/>
       <w:r>
         <w:rPr>
           <w:lang w:val="en-GB"/>
@@ -1186,21 +1052,7 @@
         <w:rPr>
           <w:lang w:val="en-GB"/>
         </w:rPr>
-        <w:t xml:space="preserve">: </w:t>
-      </w:r>
-      <w:proofErr w:type="spellStart"/>
-      <w:r>
-        <w:rPr>
-          <w:lang w:val="en-GB"/>
-        </w:rPr>
-        <w:t>LMDz</w:t>
-      </w:r>
-      <w:proofErr w:type="spellEnd"/>
-      <w:r>
-        <w:rPr>
-          <w:lang w:val="en-GB"/>
-        </w:rPr>
-        <w:t xml:space="preserve"> regular latitude-longitude (atmosphere,</w:t>
+        <w:t>: LMDz regular latitude-longitude (atmosphere,</w:t>
       </w:r>
       <w:r>
         <w:rPr>
@@ -1300,14 +1152,12 @@
         </w:rPr>
         <w:t>“</w:t>
       </w:r>
-      <w:proofErr w:type="spellStart"/>
       <w:r>
         <w:rPr>
           <w:lang w:val="en-GB"/>
         </w:rPr>
         <w:t>icos</w:t>
       </w:r>
-      <w:proofErr w:type="spellEnd"/>
       <w:r>
         <w:rPr>
           <w:lang w:val="en-GB"/>
@@ -1324,21 +1174,7 @@
         <w:rPr>
           <w:lang w:val="en-GB"/>
         </w:rPr>
-        <w:t xml:space="preserve"> </w:t>
-      </w:r>
-      <w:proofErr w:type="spellStart"/>
-      <w:r>
-        <w:rPr>
-          <w:lang w:val="en-GB"/>
-        </w:rPr>
-        <w:t>Dynamico</w:t>
-      </w:r>
-      <w:proofErr w:type="spellEnd"/>
-      <w:r>
-        <w:rPr>
-          <w:lang w:val="en-GB"/>
-        </w:rPr>
-        <w:t xml:space="preserve"> low-resolution icosahedral grid (atmosphere, </w:t>
+        <w:t xml:space="preserve"> Dynamico low-resolution icosahedral grid (atmosphere, </w:t>
       </w:r>
       <w:r>
         <w:rPr>
@@ -1383,14 +1219,12 @@
         </w:rPr>
         <w:t>“</w:t>
       </w:r>
-      <w:proofErr w:type="spellStart"/>
       <w:r>
         <w:rPr>
           <w:lang w:val="en-GB"/>
         </w:rPr>
         <w:t>icoh</w:t>
       </w:r>
-      <w:proofErr w:type="spellEnd"/>
       <w:r>
         <w:rPr>
           <w:lang w:val="en-GB"/>
@@ -1407,21 +1241,7 @@
         <w:rPr>
           <w:lang w:val="en-GB"/>
         </w:rPr>
-        <w:t xml:space="preserve"> </w:t>
-      </w:r>
-      <w:proofErr w:type="spellStart"/>
-      <w:r>
-        <w:rPr>
-          <w:lang w:val="en-GB"/>
-        </w:rPr>
-        <w:t>Dynamico</w:t>
-      </w:r>
-      <w:proofErr w:type="spellEnd"/>
-      <w:r>
-        <w:rPr>
-          <w:lang w:val="en-GB"/>
-        </w:rPr>
-        <w:t xml:space="preserve"> high-resolution icosahedral grid (atmosphere, </w:t>
+        <w:t xml:space="preserve"> Dynamico high-resolution icosahedral grid (atmosphere, </w:t>
       </w:r>
       <w:r>
         <w:rPr>
@@ -1474,14 +1294,12 @@
         </w:rPr>
         <w:t>(“</w:t>
       </w:r>
-      <w:proofErr w:type="spellStart"/>
       <w:r>
         <w:rPr>
           <w:lang w:val="en-GB"/>
         </w:rPr>
         <w:t>distwgt</w:t>
       </w:r>
-      <w:proofErr w:type="spellEnd"/>
       <w:r>
         <w:rPr>
           <w:lang w:val="en-GB"/>
@@ -1498,21 +1316,7 @@
         <w:rPr>
           <w:lang w:val="en-GB"/>
         </w:rPr>
-        <w:t>“</w:t>
-      </w:r>
-      <w:proofErr w:type="spellStart"/>
-      <w:r>
-        <w:rPr>
-          <w:lang w:val="en-GB"/>
-        </w:rPr>
-        <w:t>bili</w:t>
-      </w:r>
-      <w:proofErr w:type="spellEnd"/>
-      <w:r>
-        <w:rPr>
-          <w:lang w:val="en-GB"/>
-        </w:rPr>
-        <w:t>”</w:t>
+        <w:t>“bili”</w:t>
       </w:r>
       <w:r>
         <w:rPr>
@@ -1524,21 +1328,7 @@
         <w:rPr>
           <w:lang w:val="en-GB"/>
         </w:rPr>
-        <w:t xml:space="preserve"> bicubic (“</w:t>
-      </w:r>
-      <w:proofErr w:type="spellStart"/>
-      <w:r>
-        <w:rPr>
-          <w:lang w:val="en-GB"/>
-        </w:rPr>
-        <w:t>bicu</w:t>
-      </w:r>
-      <w:proofErr w:type="spellEnd"/>
-      <w:r>
-        <w:rPr>
-          <w:lang w:val="en-GB"/>
-        </w:rPr>
-        <w:t>”), first or second-order conservative remapping (“</w:t>
+        <w:t xml:space="preserve"> bicubic (“bicu”), first or second-order conservative remapping (“</w:t>
       </w:r>
       <w:r>
         <w:rPr>
@@ -1639,44 +1429,8 @@
         <w:rPr>
           <w:lang w:val="en-GB"/>
         </w:rPr>
-        <w:t xml:space="preserve">XIOS does not support </w:t>
-      </w:r>
-      <w:proofErr w:type="spellStart"/>
-      <w:r>
-        <w:rPr>
-          <w:lang w:val="en-GB"/>
-        </w:rPr>
-        <w:t>distwgt</w:t>
-      </w:r>
-      <w:proofErr w:type="spellEnd"/>
-      <w:r>
-        <w:rPr>
-          <w:lang w:val="en-GB"/>
-        </w:rPr>
-        <w:t xml:space="preserve">, </w:t>
-      </w:r>
-      <w:proofErr w:type="spellStart"/>
-      <w:r>
-        <w:rPr>
-          <w:lang w:val="en-GB"/>
-        </w:rPr>
-        <w:t>bili</w:t>
-      </w:r>
-      <w:proofErr w:type="spellEnd"/>
-      <w:r>
-        <w:rPr>
-          <w:lang w:val="en-GB"/>
-        </w:rPr>
-        <w:t xml:space="preserve"> or </w:t>
-      </w:r>
-      <w:proofErr w:type="spellStart"/>
-      <w:r>
-        <w:rPr>
-          <w:lang w:val="en-GB"/>
-        </w:rPr>
-        <w:t>bicu</w:t>
-      </w:r>
-      <w:proofErr w:type="spellEnd"/>
+        <w:t>XIOS does not support distwgt, bili or bicu</w:t>
+      </w:r>
     </w:p>
     <w:p>
       <w:pPr>
@@ -1713,35 +1467,7 @@
         <w:rPr>
           <w:lang w:val="en-GB"/>
         </w:rPr>
-        <w:t xml:space="preserve">SCRP does not support </w:t>
-      </w:r>
-      <w:proofErr w:type="spellStart"/>
-      <w:r>
-        <w:rPr>
-          <w:lang w:val="en-GB"/>
-        </w:rPr>
-        <w:t>bili</w:t>
-      </w:r>
-      <w:proofErr w:type="spellEnd"/>
-      <w:r>
-        <w:rPr>
-          <w:lang w:val="en-GB"/>
-        </w:rPr>
-        <w:t xml:space="preserve"> or </w:t>
-      </w:r>
-      <w:proofErr w:type="spellStart"/>
-      <w:r>
-        <w:rPr>
-          <w:lang w:val="en-GB"/>
-        </w:rPr>
-        <w:t>bicu</w:t>
-      </w:r>
-      <w:proofErr w:type="spellEnd"/>
-      <w:r>
-        <w:rPr>
-          <w:lang w:val="en-GB"/>
-        </w:rPr>
-        <w:t xml:space="preserve"> for U grids </w:t>
+        <w:t xml:space="preserve">SCRP does not support bili or bicu for U grids </w:t>
       </w:r>
     </w:p>
     <w:p>
@@ -1794,27 +1520,13 @@
         <w:rPr>
           <w:lang w:val="en-GB"/>
         </w:rPr>
-        <w:t xml:space="preserve">a) </w:t>
-      </w:r>
-      <w:proofErr w:type="gramStart"/>
-      <w:r>
-        <w:rPr>
-          <w:lang w:val="en-GB"/>
-        </w:rPr>
-        <w:t xml:space="preserve">sinusoid </w:t>
-      </w:r>
-      <w:r>
-        <w:rPr>
-          <w:lang w:val="en-GB"/>
-        </w:rPr>
-        <w:t>:</w:t>
-      </w:r>
-      <w:proofErr w:type="gramEnd"/>
-      <w:r>
-        <w:rPr>
-          <w:lang w:val="en-GB"/>
-        </w:rPr>
-        <w:t xml:space="preserve"> </w:t>
+        <w:t xml:space="preserve">a) sinusoid </w:t>
+      </w:r>
+      <w:r>
+        <w:rPr>
+          <w:lang w:val="en-GB"/>
+        </w:rPr>
+        <w:t xml:space="preserve">: </w:t>
       </w:r>
       <w:r>
         <w:rPr>
@@ -1984,21 +1696,7 @@
         <w:rPr>
           <w:lang w:val="en-GB"/>
         </w:rPr>
-        <w:t xml:space="preserve">The source field is defined with the chosen function on the source grid and is then </w:t>
-      </w:r>
-      <w:proofErr w:type="spellStart"/>
-      <w:r>
-        <w:rPr>
-          <w:lang w:val="en-GB"/>
-        </w:rPr>
-        <w:t>regridded</w:t>
-      </w:r>
-      <w:proofErr w:type="spellEnd"/>
-      <w:r>
-        <w:rPr>
-          <w:lang w:val="en-GB"/>
-        </w:rPr>
-        <w:t xml:space="preserve"> on the target grid. </w:t>
+        <w:t xml:space="preserve">The source field is defined with the chosen function on the source grid and is then regridded on the target grid. </w:t>
       </w:r>
       <w:r>
         <w:rPr>
@@ -2024,19 +1722,11 @@
         </w:rPr>
         <w:t xml:space="preserve">values of the field </w:t>
       </w:r>
-      <w:proofErr w:type="spellStart"/>
-      <w:r>
-        <w:rPr>
-          <w:lang w:val="en-GB"/>
-        </w:rPr>
-        <w:t>regridded</w:t>
-      </w:r>
-      <w:proofErr w:type="spellEnd"/>
-      <w:r>
-        <w:rPr>
-          <w:lang w:val="en-GB"/>
-        </w:rPr>
-        <w:t xml:space="preserve"> </w:t>
+      <w:r>
+        <w:rPr>
+          <w:lang w:val="en-GB"/>
+        </w:rPr>
+        <w:t xml:space="preserve">regridded </w:t>
       </w:r>
       <w:r>
         <w:rPr>
@@ -2122,21 +1812,7 @@
         <w:rPr>
           <w:lang w:val="en-GB"/>
         </w:rPr>
-        <w:t xml:space="preserve">step to use </w:t>
-      </w:r>
-      <w:proofErr w:type="spellStart"/>
-      <w:r>
-        <w:rPr>
-          <w:lang w:val="en-GB"/>
-        </w:rPr>
-        <w:t>regrid_environment</w:t>
-      </w:r>
-      <w:proofErr w:type="spellEnd"/>
-      <w:r>
-        <w:rPr>
-          <w:lang w:val="en-GB"/>
-        </w:rPr>
-        <w:t xml:space="preserve"> is to install </w:t>
+        <w:t xml:space="preserve">step to use regrid_environment is to install </w:t>
       </w:r>
       <w:r>
         <w:rPr>
@@ -2289,21 +1965,7 @@
         <w:rPr>
           <w:lang w:val="en-GB"/>
         </w:rPr>
-        <w:t xml:space="preserve"> . To download the sources, one can use, </w:t>
-      </w:r>
-      <w:proofErr w:type="gramStart"/>
-      <w:r>
-        <w:rPr>
-          <w:lang w:val="en-GB"/>
-        </w:rPr>
-        <w:t>e.g.</w:t>
-      </w:r>
-      <w:proofErr w:type="gramEnd"/>
-      <w:r>
-        <w:rPr>
-          <w:lang w:val="en-GB"/>
-        </w:rPr>
-        <w:t xml:space="preserve"> for ESMF 8.2.0 (we recommend to use the latest ESMF version available):  </w:t>
+        <w:t xml:space="preserve"> . To download the sources, one can use, e.g. for ESMF 8.2.0 (we recommend to use the latest ESMF version available):  </w:t>
       </w:r>
     </w:p>
     <w:p>
@@ -2407,9 +2069,18 @@
           <w:shd w:val="clear" w:color="auto" w:fill="FFFFFF"/>
           <w:lang w:val="en-US"/>
         </w:rPr>
-        <w:t>export ESMF_DIR=/scratch/</w:t>
-      </w:r>
-      <w:proofErr w:type="spellStart"/>
+        <w:t>export ESMF_DIR=/scratch/globc/valcke/SOFTS/esmf</w:t>
+      </w:r>
+      <w:r>
+        <w:rPr>
+          <w:rFonts w:ascii="Verdana" w:hAnsi="Verdana"/>
+          <w:color w:val="000000" w:themeColor="text1"/>
+          <w:sz w:val="20"/>
+          <w:szCs w:val="20"/>
+          <w:lang w:val="en-US"/>
+        </w:rPr>
+        <w:br/>
+      </w:r>
       <w:r>
         <w:rPr>
           <w:rFonts w:ascii="Verdana" w:hAnsi="Verdana"/>
@@ -2419,9 +2090,19 @@
           <w:shd w:val="clear" w:color="auto" w:fill="FFFFFF"/>
           <w:lang w:val="en-US"/>
         </w:rPr>
-        <w:t>globc</w:t>
-      </w:r>
-      <w:proofErr w:type="spellEnd"/>
+        <w:lastRenderedPageBreak/>
+        <w:t>export ESMF_COMPILER=intel</w:t>
+      </w:r>
+      <w:r>
+        <w:rPr>
+          <w:rFonts w:ascii="Verdana" w:hAnsi="Verdana"/>
+          <w:color w:val="000000" w:themeColor="text1"/>
+          <w:sz w:val="20"/>
+          <w:szCs w:val="20"/>
+          <w:lang w:val="en-US"/>
+        </w:rPr>
+        <w:br/>
+      </w:r>
       <w:r>
         <w:rPr>
           <w:rFonts w:ascii="Verdana" w:hAnsi="Verdana"/>
@@ -2431,9 +2112,18 @@
           <w:shd w:val="clear" w:color="auto" w:fill="FFFFFF"/>
           <w:lang w:val="en-US"/>
         </w:rPr>
-        <w:t>/</w:t>
-      </w:r>
-      <w:proofErr w:type="spellStart"/>
+        <w:t>export ESMF_INSTALL_PREFIX=/scratch/globc/valcke/opt/INTEL/esmf</w:t>
+      </w:r>
+      <w:r>
+        <w:rPr>
+          <w:rFonts w:ascii="Verdana" w:hAnsi="Verdana"/>
+          <w:color w:val="000000" w:themeColor="text1"/>
+          <w:sz w:val="20"/>
+          <w:szCs w:val="20"/>
+          <w:lang w:val="en-US"/>
+        </w:rPr>
+        <w:br/>
+      </w:r>
       <w:r>
         <w:rPr>
           <w:rFonts w:ascii="Verdana" w:hAnsi="Verdana"/>
@@ -2443,9 +2133,18 @@
           <w:shd w:val="clear" w:color="auto" w:fill="FFFFFF"/>
           <w:lang w:val="en-US"/>
         </w:rPr>
-        <w:t>valcke</w:t>
-      </w:r>
-      <w:proofErr w:type="spellEnd"/>
+        <w:t>export ESMF_INSTALL_HEADERDIR=include</w:t>
+      </w:r>
+      <w:r>
+        <w:rPr>
+          <w:rFonts w:ascii="Verdana" w:hAnsi="Verdana"/>
+          <w:color w:val="000000" w:themeColor="text1"/>
+          <w:sz w:val="20"/>
+          <w:szCs w:val="20"/>
+          <w:lang w:val="en-US"/>
+        </w:rPr>
+        <w:br/>
+      </w:r>
       <w:r>
         <w:rPr>
           <w:rFonts w:ascii="Verdana" w:hAnsi="Verdana"/>
@@ -2455,9 +2154,18 @@
           <w:shd w:val="clear" w:color="auto" w:fill="FFFFFF"/>
           <w:lang w:val="en-US"/>
         </w:rPr>
-        <w:t>/SOFTS/</w:t>
-      </w:r>
-      <w:proofErr w:type="spellStart"/>
+        <w:t>export ESMF_INSTALL_MODDIR=mod/modg/Linux.intel.64.intelmpi</w:t>
+      </w:r>
+      <w:r>
+        <w:rPr>
+          <w:rFonts w:ascii="Verdana" w:hAnsi="Verdana"/>
+          <w:color w:val="000000" w:themeColor="text1"/>
+          <w:sz w:val="20"/>
+          <w:szCs w:val="20"/>
+          <w:lang w:val="en-US"/>
+        </w:rPr>
+        <w:br/>
+      </w:r>
       <w:r>
         <w:rPr>
           <w:rFonts w:ascii="Verdana" w:hAnsi="Verdana"/>
@@ -2467,9 +2175,8 @@
           <w:shd w:val="clear" w:color="auto" w:fill="FFFFFF"/>
           <w:lang w:val="en-US"/>
         </w:rPr>
-        <w:t>esmf</w:t>
-      </w:r>
-      <w:proofErr w:type="spellEnd"/>
+        <w:t>export ESMF_INSTALL_LIBDIR=lib/libg/Linux.intel.64.intelmpi</w:t>
+      </w:r>
       <w:r>
         <w:rPr>
           <w:rFonts w:ascii="Verdana" w:hAnsi="Verdana"/>
@@ -2489,8 +2196,7 @@
           <w:shd w:val="clear" w:color="auto" w:fill="FFFFFF"/>
           <w:lang w:val="en-US"/>
         </w:rPr>
-        <w:lastRenderedPageBreak/>
-        <w:t>export ESMF_COMPILER=intel</w:t>
+        <w:t>export ESMF_INSTALL_BINDIR=bin/bing/Linux.intel.64.intelmpi</w:t>
       </w:r>
       <w:r>
         <w:rPr>
@@ -2511,9 +2217,18 @@
           <w:shd w:val="clear" w:color="auto" w:fill="FFFFFF"/>
           <w:lang w:val="en-US"/>
         </w:rPr>
-        <w:t>export ESMF_INSTALL_PREFIX=/scratch/</w:t>
-      </w:r>
-      <w:proofErr w:type="spellStart"/>
+        <w:t>export ESMF_INSTALL_DOCDIR=doc</w:t>
+      </w:r>
+      <w:r>
+        <w:rPr>
+          <w:rFonts w:ascii="Verdana" w:hAnsi="Verdana"/>
+          <w:color w:val="000000" w:themeColor="text1"/>
+          <w:sz w:val="20"/>
+          <w:szCs w:val="20"/>
+          <w:lang w:val="en-US"/>
+        </w:rPr>
+        <w:br/>
+      </w:r>
       <w:r>
         <w:rPr>
           <w:rFonts w:ascii="Verdana" w:hAnsi="Verdana"/>
@@ -2523,9 +2238,18 @@
           <w:shd w:val="clear" w:color="auto" w:fill="FFFFFF"/>
           <w:lang w:val="en-US"/>
         </w:rPr>
-        <w:t>globc</w:t>
-      </w:r>
-      <w:proofErr w:type="spellEnd"/>
+        <w:t>export PATH=$ESMF_INSTALL_PREFIX/$ESMF_INSTALL_BINDIR:$PATH</w:t>
+      </w:r>
+      <w:r>
+        <w:rPr>
+          <w:rFonts w:ascii="Verdana" w:hAnsi="Verdana"/>
+          <w:color w:val="000000" w:themeColor="text1"/>
+          <w:sz w:val="20"/>
+          <w:szCs w:val="20"/>
+          <w:lang w:val="en-US"/>
+        </w:rPr>
+        <w:br/>
+      </w:r>
       <w:r>
         <w:rPr>
           <w:rFonts w:ascii="Verdana" w:hAnsi="Verdana"/>
@@ -2535,9 +2259,18 @@
           <w:shd w:val="clear" w:color="auto" w:fill="FFFFFF"/>
           <w:lang w:val="en-US"/>
         </w:rPr>
-        <w:t>/</w:t>
-      </w:r>
-      <w:proofErr w:type="spellStart"/>
+        <w:t>export ESMF_NETCDF=split</w:t>
+      </w:r>
+      <w:r>
+        <w:rPr>
+          <w:rFonts w:ascii="Verdana" w:hAnsi="Verdana"/>
+          <w:color w:val="000000" w:themeColor="text1"/>
+          <w:sz w:val="20"/>
+          <w:szCs w:val="20"/>
+          <w:lang w:val="en-US"/>
+        </w:rPr>
+        <w:br/>
+      </w:r>
       <w:r>
         <w:rPr>
           <w:rFonts w:ascii="Verdana" w:hAnsi="Verdana"/>
@@ -2547,11 +2280,11 @@
           <w:shd w:val="clear" w:color="auto" w:fill="FFFFFF"/>
           <w:lang w:val="en-US"/>
         </w:rPr>
-        <w:t>valcke</w:t>
-      </w:r>
-      <w:proofErr w:type="spellEnd"/>
-      <w:r>
-        <w:rPr>
+        <w:t>export ESMF_NETCDF_LIBPATH="/softs/local_intel/netcdf/4.4.4_phdf5_1.10.4/lib -L/softs/local_intel/netcdf/4.4.4_phdf5_1.10.4/lib"</w:t>
+      </w:r>
+      <w:r>
+        <w:rPr>
+          <w:rStyle w:val="apple-converted-space"/>
           <w:rFonts w:ascii="Verdana" w:hAnsi="Verdana"/>
           <w:color w:val="000000" w:themeColor="text1"/>
           <w:sz w:val="20"/>
@@ -2559,9 +2292,18 @@
           <w:shd w:val="clear" w:color="auto" w:fill="FFFFFF"/>
           <w:lang w:val="en-US"/>
         </w:rPr>
-        <w:t>/opt/INTEL/</w:t>
-      </w:r>
-      <w:proofErr w:type="spellStart"/>
+        <w:t> </w:t>
+      </w:r>
+      <w:r>
+        <w:rPr>
+          <w:rFonts w:ascii="Verdana" w:hAnsi="Verdana"/>
+          <w:color w:val="000000" w:themeColor="text1"/>
+          <w:sz w:val="20"/>
+          <w:szCs w:val="20"/>
+          <w:lang w:val="en-US"/>
+        </w:rPr>
+        <w:br/>
+      </w:r>
       <w:r>
         <w:rPr>
           <w:rFonts w:ascii="Verdana" w:hAnsi="Verdana"/>
@@ -2571,21 +2313,11 @@
           <w:shd w:val="clear" w:color="auto" w:fill="FFFFFF"/>
           <w:lang w:val="en-US"/>
         </w:rPr>
-        <w:t>esmf</w:t>
-      </w:r>
-      <w:proofErr w:type="spellEnd"/>
-      <w:r>
-        <w:rPr>
-          <w:rFonts w:ascii="Verdana" w:hAnsi="Verdana"/>
-          <w:color w:val="000000" w:themeColor="text1"/>
-          <w:sz w:val="20"/>
-          <w:szCs w:val="20"/>
-          <w:lang w:val="en-US"/>
-        </w:rPr>
-        <w:br/>
-      </w:r>
-      <w:r>
-        <w:rPr>
+        <w:t>export ESMF_NETCDF_INCLUDE="/softs/local_intel/netcdf/4.4.4_phdf5_1.10.4/include -I/softs/local_intel/netcdf/4.4.4_phdf5_1.10.4/include"</w:t>
+      </w:r>
+      <w:r>
+        <w:rPr>
+          <w:rStyle w:val="apple-converted-space"/>
           <w:rFonts w:ascii="Verdana" w:hAnsi="Verdana"/>
           <w:color w:val="000000" w:themeColor="text1"/>
           <w:sz w:val="20"/>
@@ -2593,7 +2325,7 @@
           <w:shd w:val="clear" w:color="auto" w:fill="FFFFFF"/>
           <w:lang w:val="en-US"/>
         </w:rPr>
-        <w:t>export ESMF_INSTALL_HEADERDIR=include</w:t>
+        <w:t> </w:t>
       </w:r>
       <w:r>
         <w:rPr>
@@ -2614,9 +2346,18 @@
           <w:shd w:val="clear" w:color="auto" w:fill="FFFFFF"/>
           <w:lang w:val="en-US"/>
         </w:rPr>
-        <w:t>export ESMF_INSTALL_MODDIR=mod/</w:t>
-      </w:r>
-      <w:proofErr w:type="spellStart"/>
+        <w:t>export ESMF_COMM=intelmpi</w:t>
+      </w:r>
+      <w:r>
+        <w:rPr>
+          <w:rFonts w:ascii="Verdana" w:hAnsi="Verdana"/>
+          <w:color w:val="000000" w:themeColor="text1"/>
+          <w:sz w:val="20"/>
+          <w:szCs w:val="20"/>
+          <w:lang w:val="en-US"/>
+        </w:rPr>
+        <w:br/>
+      </w:r>
       <w:r>
         <w:rPr>
           <w:rFonts w:ascii="Verdana" w:hAnsi="Verdana"/>
@@ -2626,388 +2367,6 @@
           <w:shd w:val="clear" w:color="auto" w:fill="FFFFFF"/>
           <w:lang w:val="en-US"/>
         </w:rPr>
-        <w:t>modg</w:t>
-      </w:r>
-      <w:proofErr w:type="spellEnd"/>
-      <w:r>
-        <w:rPr>
-          <w:rFonts w:ascii="Verdana" w:hAnsi="Verdana"/>
-          <w:color w:val="000000" w:themeColor="text1"/>
-          <w:sz w:val="20"/>
-          <w:szCs w:val="20"/>
-          <w:shd w:val="clear" w:color="auto" w:fill="FFFFFF"/>
-          <w:lang w:val="en-US"/>
-        </w:rPr>
-        <w:t>/Linux.intel.64.intelmpi</w:t>
-      </w:r>
-      <w:r>
-        <w:rPr>
-          <w:rFonts w:ascii="Verdana" w:hAnsi="Verdana"/>
-          <w:color w:val="000000" w:themeColor="text1"/>
-          <w:sz w:val="20"/>
-          <w:szCs w:val="20"/>
-          <w:lang w:val="en-US"/>
-        </w:rPr>
-        <w:br/>
-      </w:r>
-      <w:r>
-        <w:rPr>
-          <w:rFonts w:ascii="Verdana" w:hAnsi="Verdana"/>
-          <w:color w:val="000000" w:themeColor="text1"/>
-          <w:sz w:val="20"/>
-          <w:szCs w:val="20"/>
-          <w:shd w:val="clear" w:color="auto" w:fill="FFFFFF"/>
-          <w:lang w:val="en-US"/>
-        </w:rPr>
-        <w:t>export ESMF_INSTALL_LIBDIR=lib/</w:t>
-      </w:r>
-      <w:proofErr w:type="spellStart"/>
-      <w:r>
-        <w:rPr>
-          <w:rFonts w:ascii="Verdana" w:hAnsi="Verdana"/>
-          <w:color w:val="000000" w:themeColor="text1"/>
-          <w:sz w:val="20"/>
-          <w:szCs w:val="20"/>
-          <w:shd w:val="clear" w:color="auto" w:fill="FFFFFF"/>
-          <w:lang w:val="en-US"/>
-        </w:rPr>
-        <w:t>libg</w:t>
-      </w:r>
-      <w:proofErr w:type="spellEnd"/>
-      <w:r>
-        <w:rPr>
-          <w:rFonts w:ascii="Verdana" w:hAnsi="Verdana"/>
-          <w:color w:val="000000" w:themeColor="text1"/>
-          <w:sz w:val="20"/>
-          <w:szCs w:val="20"/>
-          <w:shd w:val="clear" w:color="auto" w:fill="FFFFFF"/>
-          <w:lang w:val="en-US"/>
-        </w:rPr>
-        <w:t>/Linux.intel.64.intelmpi</w:t>
-      </w:r>
-      <w:r>
-        <w:rPr>
-          <w:rFonts w:ascii="Verdana" w:hAnsi="Verdana"/>
-          <w:color w:val="000000" w:themeColor="text1"/>
-          <w:sz w:val="20"/>
-          <w:szCs w:val="20"/>
-          <w:lang w:val="en-US"/>
-        </w:rPr>
-        <w:br/>
-      </w:r>
-      <w:r>
-        <w:rPr>
-          <w:rFonts w:ascii="Verdana" w:hAnsi="Verdana"/>
-          <w:color w:val="000000" w:themeColor="text1"/>
-          <w:sz w:val="20"/>
-          <w:szCs w:val="20"/>
-          <w:shd w:val="clear" w:color="auto" w:fill="FFFFFF"/>
-          <w:lang w:val="en-US"/>
-        </w:rPr>
-        <w:t>export ESMF_INSTALL_BINDIR=bin/</w:t>
-      </w:r>
-      <w:proofErr w:type="spellStart"/>
-      <w:r>
-        <w:rPr>
-          <w:rFonts w:ascii="Verdana" w:hAnsi="Verdana"/>
-          <w:color w:val="000000" w:themeColor="text1"/>
-          <w:sz w:val="20"/>
-          <w:szCs w:val="20"/>
-          <w:shd w:val="clear" w:color="auto" w:fill="FFFFFF"/>
-          <w:lang w:val="en-US"/>
-        </w:rPr>
-        <w:t>bing</w:t>
-      </w:r>
-      <w:proofErr w:type="spellEnd"/>
-      <w:r>
-        <w:rPr>
-          <w:rFonts w:ascii="Verdana" w:hAnsi="Verdana"/>
-          <w:color w:val="000000" w:themeColor="text1"/>
-          <w:sz w:val="20"/>
-          <w:szCs w:val="20"/>
-          <w:shd w:val="clear" w:color="auto" w:fill="FFFFFF"/>
-          <w:lang w:val="en-US"/>
-        </w:rPr>
-        <w:t>/Linux.intel.64.intelmpi</w:t>
-      </w:r>
-      <w:r>
-        <w:rPr>
-          <w:rFonts w:ascii="Verdana" w:hAnsi="Verdana"/>
-          <w:color w:val="000000" w:themeColor="text1"/>
-          <w:sz w:val="20"/>
-          <w:szCs w:val="20"/>
-          <w:lang w:val="en-US"/>
-        </w:rPr>
-        <w:br/>
-      </w:r>
-      <w:r>
-        <w:rPr>
-          <w:rFonts w:ascii="Verdana" w:hAnsi="Verdana"/>
-          <w:color w:val="000000" w:themeColor="text1"/>
-          <w:sz w:val="20"/>
-          <w:szCs w:val="20"/>
-          <w:shd w:val="clear" w:color="auto" w:fill="FFFFFF"/>
-          <w:lang w:val="en-US"/>
-        </w:rPr>
-        <w:t>export ESMF_INSTALL_DOCDIR=doc</w:t>
-      </w:r>
-      <w:r>
-        <w:rPr>
-          <w:rFonts w:ascii="Verdana" w:hAnsi="Verdana"/>
-          <w:color w:val="000000" w:themeColor="text1"/>
-          <w:sz w:val="20"/>
-          <w:szCs w:val="20"/>
-          <w:lang w:val="en-US"/>
-        </w:rPr>
-        <w:br/>
-      </w:r>
-      <w:r>
-        <w:rPr>
-          <w:rFonts w:ascii="Verdana" w:hAnsi="Verdana"/>
-          <w:color w:val="000000" w:themeColor="text1"/>
-          <w:sz w:val="20"/>
-          <w:szCs w:val="20"/>
-          <w:shd w:val="clear" w:color="auto" w:fill="FFFFFF"/>
-          <w:lang w:val="en-US"/>
-        </w:rPr>
-        <w:t>export PATH=$ESMF_INSTALL_PREFIX/$ESMF_INSTALL_BINDIR:$PATH</w:t>
-      </w:r>
-      <w:r>
-        <w:rPr>
-          <w:rFonts w:ascii="Verdana" w:hAnsi="Verdana"/>
-          <w:color w:val="000000" w:themeColor="text1"/>
-          <w:sz w:val="20"/>
-          <w:szCs w:val="20"/>
-          <w:lang w:val="en-US"/>
-        </w:rPr>
-        <w:br/>
-      </w:r>
-      <w:r>
-        <w:rPr>
-          <w:rFonts w:ascii="Verdana" w:hAnsi="Verdana"/>
-          <w:color w:val="000000" w:themeColor="text1"/>
-          <w:sz w:val="20"/>
-          <w:szCs w:val="20"/>
-          <w:shd w:val="clear" w:color="auto" w:fill="FFFFFF"/>
-          <w:lang w:val="en-US"/>
-        </w:rPr>
-        <w:t>export ESMF_NETCDF=split</w:t>
-      </w:r>
-      <w:r>
-        <w:rPr>
-          <w:rFonts w:ascii="Verdana" w:hAnsi="Verdana"/>
-          <w:color w:val="000000" w:themeColor="text1"/>
-          <w:sz w:val="20"/>
-          <w:szCs w:val="20"/>
-          <w:lang w:val="en-US"/>
-        </w:rPr>
-        <w:br/>
-      </w:r>
-      <w:r>
-        <w:rPr>
-          <w:rFonts w:ascii="Verdana" w:hAnsi="Verdana"/>
-          <w:color w:val="000000" w:themeColor="text1"/>
-          <w:sz w:val="20"/>
-          <w:szCs w:val="20"/>
-          <w:shd w:val="clear" w:color="auto" w:fill="FFFFFF"/>
-          <w:lang w:val="en-US"/>
-        </w:rPr>
-        <w:t>export ESMF_NETCDF_LIBPATH="/softs/local_intel/netcdf/4.4.4_phdf5_1.10.4/lib -L/softs/</w:t>
-      </w:r>
-      <w:proofErr w:type="spellStart"/>
-      <w:r>
-        <w:rPr>
-          <w:rFonts w:ascii="Verdana" w:hAnsi="Verdana"/>
-          <w:color w:val="000000" w:themeColor="text1"/>
-          <w:sz w:val="20"/>
-          <w:szCs w:val="20"/>
-          <w:shd w:val="clear" w:color="auto" w:fill="FFFFFF"/>
-          <w:lang w:val="en-US"/>
-        </w:rPr>
-        <w:t>local_intel</w:t>
-      </w:r>
-      <w:proofErr w:type="spellEnd"/>
-      <w:r>
-        <w:rPr>
-          <w:rFonts w:ascii="Verdana" w:hAnsi="Verdana"/>
-          <w:color w:val="000000" w:themeColor="text1"/>
-          <w:sz w:val="20"/>
-          <w:szCs w:val="20"/>
-          <w:shd w:val="clear" w:color="auto" w:fill="FFFFFF"/>
-          <w:lang w:val="en-US"/>
-        </w:rPr>
-        <w:t>/</w:t>
-      </w:r>
-      <w:proofErr w:type="spellStart"/>
-      <w:r>
-        <w:rPr>
-          <w:rFonts w:ascii="Verdana" w:hAnsi="Verdana"/>
-          <w:color w:val="000000" w:themeColor="text1"/>
-          <w:sz w:val="20"/>
-          <w:szCs w:val="20"/>
-          <w:shd w:val="clear" w:color="auto" w:fill="FFFFFF"/>
-          <w:lang w:val="en-US"/>
-        </w:rPr>
-        <w:t>netcdf</w:t>
-      </w:r>
-      <w:proofErr w:type="spellEnd"/>
-      <w:r>
-        <w:rPr>
-          <w:rFonts w:ascii="Verdana" w:hAnsi="Verdana"/>
-          <w:color w:val="000000" w:themeColor="text1"/>
-          <w:sz w:val="20"/>
-          <w:szCs w:val="20"/>
-          <w:shd w:val="clear" w:color="auto" w:fill="FFFFFF"/>
-          <w:lang w:val="en-US"/>
-        </w:rPr>
-        <w:t>/4.4.4_phdf5_1.10.4/lib"</w:t>
-      </w:r>
-      <w:r>
-        <w:rPr>
-          <w:rStyle w:val="apple-converted-space"/>
-          <w:rFonts w:ascii="Verdana" w:hAnsi="Verdana"/>
-          <w:color w:val="000000" w:themeColor="text1"/>
-          <w:sz w:val="20"/>
-          <w:szCs w:val="20"/>
-          <w:shd w:val="clear" w:color="auto" w:fill="FFFFFF"/>
-          <w:lang w:val="en-US"/>
-        </w:rPr>
-        <w:t> </w:t>
-      </w:r>
-      <w:r>
-        <w:rPr>
-          <w:rFonts w:ascii="Verdana" w:hAnsi="Verdana"/>
-          <w:color w:val="000000" w:themeColor="text1"/>
-          <w:sz w:val="20"/>
-          <w:szCs w:val="20"/>
-          <w:lang w:val="en-US"/>
-        </w:rPr>
-        <w:br/>
-      </w:r>
-      <w:r>
-        <w:rPr>
-          <w:rFonts w:ascii="Verdana" w:hAnsi="Verdana"/>
-          <w:color w:val="000000" w:themeColor="text1"/>
-          <w:sz w:val="20"/>
-          <w:szCs w:val="20"/>
-          <w:shd w:val="clear" w:color="auto" w:fill="FFFFFF"/>
-          <w:lang w:val="en-US"/>
-        </w:rPr>
-        <w:t>export ESMF_NETCDF_INCLUDE="/softs/local_intel/netcdf/4.4.4_phdf5_1.10.4/include -I/softs/</w:t>
-      </w:r>
-      <w:proofErr w:type="spellStart"/>
-      <w:r>
-        <w:rPr>
-          <w:rFonts w:ascii="Verdana" w:hAnsi="Verdana"/>
-          <w:color w:val="000000" w:themeColor="text1"/>
-          <w:sz w:val="20"/>
-          <w:szCs w:val="20"/>
-          <w:shd w:val="clear" w:color="auto" w:fill="FFFFFF"/>
-          <w:lang w:val="en-US"/>
-        </w:rPr>
-        <w:t>local_intel</w:t>
-      </w:r>
-      <w:proofErr w:type="spellEnd"/>
-      <w:r>
-        <w:rPr>
-          <w:rFonts w:ascii="Verdana" w:hAnsi="Verdana"/>
-          <w:color w:val="000000" w:themeColor="text1"/>
-          <w:sz w:val="20"/>
-          <w:szCs w:val="20"/>
-          <w:shd w:val="clear" w:color="auto" w:fill="FFFFFF"/>
-          <w:lang w:val="en-US"/>
-        </w:rPr>
-        <w:t>/</w:t>
-      </w:r>
-      <w:proofErr w:type="spellStart"/>
-      <w:r>
-        <w:rPr>
-          <w:rFonts w:ascii="Verdana" w:hAnsi="Verdana"/>
-          <w:color w:val="000000" w:themeColor="text1"/>
-          <w:sz w:val="20"/>
-          <w:szCs w:val="20"/>
-          <w:shd w:val="clear" w:color="auto" w:fill="FFFFFF"/>
-          <w:lang w:val="en-US"/>
-        </w:rPr>
-        <w:t>netcdf</w:t>
-      </w:r>
-      <w:proofErr w:type="spellEnd"/>
-      <w:r>
-        <w:rPr>
-          <w:rFonts w:ascii="Verdana" w:hAnsi="Verdana"/>
-          <w:color w:val="000000" w:themeColor="text1"/>
-          <w:sz w:val="20"/>
-          <w:szCs w:val="20"/>
-          <w:shd w:val="clear" w:color="auto" w:fill="FFFFFF"/>
-          <w:lang w:val="en-US"/>
-        </w:rPr>
-        <w:t>/4.4.4_phdf5_1.10.4/include"</w:t>
-      </w:r>
-      <w:r>
-        <w:rPr>
-          <w:rStyle w:val="apple-converted-space"/>
-          <w:rFonts w:ascii="Verdana" w:hAnsi="Verdana"/>
-          <w:color w:val="000000" w:themeColor="text1"/>
-          <w:sz w:val="20"/>
-          <w:szCs w:val="20"/>
-          <w:shd w:val="clear" w:color="auto" w:fill="FFFFFF"/>
-          <w:lang w:val="en-US"/>
-        </w:rPr>
-        <w:t> </w:t>
-      </w:r>
-      <w:r>
-        <w:rPr>
-          <w:rFonts w:ascii="Verdana" w:hAnsi="Verdana"/>
-          <w:color w:val="000000" w:themeColor="text1"/>
-          <w:sz w:val="20"/>
-          <w:szCs w:val="20"/>
-          <w:lang w:val="en-US"/>
-        </w:rPr>
-        <w:br/>
-      </w:r>
-      <w:r>
-        <w:rPr>
-          <w:rFonts w:ascii="Verdana" w:hAnsi="Verdana"/>
-          <w:color w:val="000000" w:themeColor="text1"/>
-          <w:sz w:val="20"/>
-          <w:szCs w:val="20"/>
-          <w:shd w:val="clear" w:color="auto" w:fill="FFFFFF"/>
-          <w:lang w:val="en-US"/>
-        </w:rPr>
-        <w:t>export ESMF_COMM=</w:t>
-      </w:r>
-      <w:proofErr w:type="spellStart"/>
-      <w:r>
-        <w:rPr>
-          <w:rFonts w:ascii="Verdana" w:hAnsi="Verdana"/>
-          <w:color w:val="000000" w:themeColor="text1"/>
-          <w:sz w:val="20"/>
-          <w:szCs w:val="20"/>
-          <w:shd w:val="clear" w:color="auto" w:fill="FFFFFF"/>
-          <w:lang w:val="en-US"/>
-        </w:rPr>
-        <w:t>intelmpi</w:t>
-      </w:r>
-      <w:proofErr w:type="spellEnd"/>
-      <w:r>
-        <w:rPr>
-          <w:rFonts w:ascii="Verdana" w:hAnsi="Verdana"/>
-          <w:color w:val="000000" w:themeColor="text1"/>
-          <w:sz w:val="20"/>
-          <w:szCs w:val="20"/>
-          <w:lang w:val="en-US"/>
-        </w:rPr>
-        <w:br/>
-      </w:r>
-      <w:r>
-        <w:rPr>
-          <w:rFonts w:ascii="Verdana" w:hAnsi="Verdana"/>
-          <w:color w:val="000000" w:themeColor="text1"/>
-          <w:sz w:val="20"/>
-          <w:szCs w:val="20"/>
-          <w:shd w:val="clear" w:color="auto" w:fill="FFFFFF"/>
-          <w:lang w:val="en-US"/>
-        </w:rPr>
         <w:t>export PATH=$ESMF_INSTALL_PREFIX/$ESMF_INSTALL_BINDIR:$PATH</w:t>
       </w:r>
     </w:p>
@@ -3028,23 +2387,13 @@
         </w:rPr>
         <w:t>ESMF can be compiled with “</w:t>
       </w:r>
-      <w:proofErr w:type="spellStart"/>
-      <w:r>
-        <w:rPr>
-          <w:rFonts w:ascii="Courier New" w:hAnsi="Courier New" w:cs="Courier New"/>
-          <w:color w:val="000000" w:themeColor="text1"/>
-          <w:lang w:val="en-GB"/>
-        </w:rPr>
-        <w:t>gmake</w:t>
-      </w:r>
-      <w:proofErr w:type="spellEnd"/>
-      <w:r>
-        <w:rPr>
-          <w:rFonts w:ascii="Courier New" w:hAnsi="Courier New" w:cs="Courier New"/>
-          <w:color w:val="000000" w:themeColor="text1"/>
-          <w:lang w:val="en-GB"/>
-        </w:rPr>
-        <w:t xml:space="preserve"> lib</w:t>
+      <w:r>
+        <w:rPr>
+          <w:rFonts w:ascii="Courier New" w:hAnsi="Courier New" w:cs="Courier New"/>
+          <w:color w:val="000000" w:themeColor="text1"/>
+          <w:lang w:val="en-GB"/>
+        </w:rPr>
+        <w:t>gmake lib</w:t>
       </w:r>
       <w:r>
         <w:rPr>
@@ -3053,23 +2402,13 @@
         </w:rPr>
         <w:t>” and “</w:t>
       </w:r>
-      <w:proofErr w:type="spellStart"/>
-      <w:r>
-        <w:rPr>
-          <w:rFonts w:ascii="Courier New" w:hAnsi="Courier New" w:cs="Courier New"/>
-          <w:color w:val="000000" w:themeColor="text1"/>
-          <w:lang w:val="en-GB"/>
-        </w:rPr>
-        <w:t>gmake</w:t>
-      </w:r>
-      <w:proofErr w:type="spellEnd"/>
-      <w:r>
-        <w:rPr>
-          <w:rFonts w:ascii="Courier New" w:hAnsi="Courier New" w:cs="Courier New"/>
-          <w:color w:val="000000" w:themeColor="text1"/>
-          <w:lang w:val="en-GB"/>
-        </w:rPr>
-        <w:t xml:space="preserve"> install</w:t>
+      <w:r>
+        <w:rPr>
+          <w:rFonts w:ascii="Courier New" w:hAnsi="Courier New" w:cs="Courier New"/>
+          <w:color w:val="000000" w:themeColor="text1"/>
+          <w:lang w:val="en-GB"/>
+        </w:rPr>
+        <w:t>gmake install</w:t>
       </w:r>
       <w:r>
         <w:rPr>
@@ -3084,18 +2423,8 @@
           <w:color w:val="000000" w:themeColor="text1"/>
           <w:lang w:val="en-GB"/>
         </w:rPr>
-        <w:t>/</w:t>
-      </w:r>
-      <w:proofErr w:type="spellStart"/>
-      <w:r>
-        <w:rPr>
-          <w:rFonts w:ascii="Courier New" w:hAnsi="Courier New" w:cs="Courier New"/>
-          <w:color w:val="000000" w:themeColor="text1"/>
-          <w:lang w:val="en-GB"/>
-        </w:rPr>
-        <w:t>esmf</w:t>
-      </w:r>
-      <w:proofErr w:type="spellEnd"/>
+        <w:t>/esmf</w:t>
+      </w:r>
       <w:r>
         <w:rPr>
           <w:rFonts w:ascii="Courier New" w:hAnsi="Courier New" w:cs="Courier New"/>
@@ -3222,7 +2551,6 @@
           <w:lang w:val="en-GB" w:eastAsia="en-US"/>
         </w:rPr>
       </w:pPr>
-      <w:proofErr w:type="spellStart"/>
       <w:r>
         <w:rPr>
           <w:rFonts w:ascii="Courier New" w:hAnsi="Courier New" w:cs="Courier New"/>
@@ -3230,17 +2558,7 @@
           <w:szCs w:val="21"/>
           <w:lang w:val="en-GB" w:eastAsia="en-US"/>
         </w:rPr>
-        <w:t>svn</w:t>
-      </w:r>
-      <w:proofErr w:type="spellEnd"/>
-      <w:r>
-        <w:rPr>
-          <w:rFonts w:ascii="Courier New" w:hAnsi="Courier New" w:cs="Courier New"/>
-          <w:sz w:val="21"/>
-          <w:szCs w:val="21"/>
-          <w:lang w:val="en-GB" w:eastAsia="en-US"/>
-        </w:rPr>
-        <w:t xml:space="preserve"> co </w:t>
+        <w:t xml:space="preserve">svn co </w:t>
       </w:r>
       <w:hyperlink r:id="rId13" w:history="1">
         <w:r>
@@ -3263,7 +2581,6 @@
         </w:rPr>
         <w:t xml:space="preserve"> </w:t>
       </w:r>
-      <w:proofErr w:type="spellStart"/>
       <w:r>
         <w:rPr>
           <w:rFonts w:ascii="Courier New" w:hAnsi="Courier New" w:cs="Courier New"/>
@@ -3282,7 +2599,6 @@
         </w:rPr>
         <w:t>_trunk</w:t>
       </w:r>
-      <w:proofErr w:type="spellEnd"/>
     </w:p>
     <w:p>
       <w:pPr>
@@ -3301,7 +2617,6 @@
         </w:rPr>
         <w:t xml:space="preserve">The compiling environment has to be defined in the </w:t>
       </w:r>
-      <w:proofErr w:type="spellStart"/>
       <w:r>
         <w:rPr>
           <w:rFonts w:ascii="Courier New" w:hAnsi="Courier New" w:cs="Courier New"/>
@@ -3316,7 +2631,6 @@
         </w:rPr>
         <w:t>_trunk</w:t>
       </w:r>
-      <w:proofErr w:type="spellEnd"/>
       <w:r>
         <w:rPr>
           <w:rFonts w:ascii="Courier New" w:hAnsi="Courier New" w:cs="Courier New"/>
@@ -3339,9 +2653,15 @@
           <w:szCs w:val="21"/>
           <w:lang w:val="en-GB"/>
         </w:rPr>
-        <w:t>arch-</w:t>
-      </w:r>
-      <w:proofErr w:type="spellStart"/>
+        <w:t>arch-xxxx.env, arch-xxxx.fcm, arch-xxxx.path</w:t>
+      </w:r>
+      <w:r>
+        <w:rPr>
+          <w:color w:val="000000" w:themeColor="text1"/>
+          <w:lang w:val="en-US"/>
+        </w:rPr>
+        <w:t xml:space="preserve"> where </w:t>
+      </w:r>
       <w:r>
         <w:rPr>
           <w:rFonts w:ascii="Courier New" w:hAnsi="Courier New" w:cs="Courier New"/>
@@ -3350,9 +2670,15 @@
           <w:szCs w:val="21"/>
           <w:lang w:val="en-GB"/>
         </w:rPr>
-        <w:t>xxxx.env</w:t>
-      </w:r>
-      <w:proofErr w:type="spellEnd"/>
+        <w:t>xxxx</w:t>
+      </w:r>
+      <w:r>
+        <w:rPr>
+          <w:color w:val="000000" w:themeColor="text1"/>
+          <w:lang w:val="en-US"/>
+        </w:rPr>
+        <w:t xml:space="preserve"> refers to the specific platform (see examples in there). XIOS compilation can then be launched with “.</w:t>
+      </w:r>
       <w:r>
         <w:rPr>
           <w:rFonts w:ascii="Courier New" w:hAnsi="Courier New" w:cs="Courier New"/>
@@ -3361,123 +2687,8 @@
           <w:szCs w:val="21"/>
           <w:lang w:val="en-GB"/>
         </w:rPr>
-        <w:t>, arch-</w:t>
-      </w:r>
-      <w:proofErr w:type="spellStart"/>
-      <w:r>
-        <w:rPr>
-          <w:rFonts w:ascii="Courier New" w:hAnsi="Courier New" w:cs="Courier New"/>
-          <w:color w:val="000000" w:themeColor="text1"/>
-          <w:sz w:val="21"/>
-          <w:szCs w:val="21"/>
-          <w:lang w:val="en-GB"/>
-        </w:rPr>
-        <w:t>xxxx.fcm</w:t>
-      </w:r>
-      <w:proofErr w:type="spellEnd"/>
-      <w:r>
-        <w:rPr>
-          <w:rFonts w:ascii="Courier New" w:hAnsi="Courier New" w:cs="Courier New"/>
-          <w:color w:val="000000" w:themeColor="text1"/>
-          <w:sz w:val="21"/>
-          <w:szCs w:val="21"/>
-          <w:lang w:val="en-GB"/>
-        </w:rPr>
-        <w:t>, arch-</w:t>
-      </w:r>
-      <w:proofErr w:type="spellStart"/>
-      <w:proofErr w:type="gramStart"/>
-      <w:r>
-        <w:rPr>
-          <w:rFonts w:ascii="Courier New" w:hAnsi="Courier New" w:cs="Courier New"/>
-          <w:color w:val="000000" w:themeColor="text1"/>
-          <w:sz w:val="21"/>
-          <w:szCs w:val="21"/>
-          <w:lang w:val="en-GB"/>
-        </w:rPr>
-        <w:t>xxxx.path</w:t>
-      </w:r>
-      <w:proofErr w:type="spellEnd"/>
-      <w:proofErr w:type="gramEnd"/>
-      <w:r>
-        <w:rPr>
-          <w:color w:val="000000" w:themeColor="text1"/>
-          <w:lang w:val="en-US"/>
-        </w:rPr>
-        <w:t xml:space="preserve"> where </w:t>
-      </w:r>
-      <w:proofErr w:type="spellStart"/>
-      <w:r>
-        <w:rPr>
-          <w:rFonts w:ascii="Courier New" w:hAnsi="Courier New" w:cs="Courier New"/>
-          <w:color w:val="000000" w:themeColor="text1"/>
-          <w:sz w:val="21"/>
-          <w:szCs w:val="21"/>
-          <w:lang w:val="en-GB"/>
-        </w:rPr>
-        <w:t>xxxx</w:t>
-      </w:r>
-      <w:proofErr w:type="spellEnd"/>
-      <w:r>
-        <w:rPr>
-          <w:color w:val="000000" w:themeColor="text1"/>
-          <w:lang w:val="en-US"/>
-        </w:rPr>
-        <w:t xml:space="preserve"> refers to the specific platform (see examples in there). XIOS compilation can then be launched with </w:t>
-      </w:r>
-      <w:proofErr w:type="gramStart"/>
-      <w:r>
-        <w:rPr>
-          <w:color w:val="000000" w:themeColor="text1"/>
-          <w:lang w:val="en-US"/>
-        </w:rPr>
-        <w:t>“.</w:t>
-      </w:r>
-      <w:r>
-        <w:rPr>
-          <w:rFonts w:ascii="Courier New" w:hAnsi="Courier New" w:cs="Courier New"/>
-          <w:color w:val="000000" w:themeColor="text1"/>
-          <w:sz w:val="21"/>
-          <w:szCs w:val="21"/>
-          <w:lang w:val="en-GB"/>
-        </w:rPr>
-        <w:t>/</w:t>
-      </w:r>
-      <w:proofErr w:type="spellStart"/>
-      <w:proofErr w:type="gramEnd"/>
-      <w:r>
-        <w:rPr>
-          <w:rFonts w:ascii="Courier New" w:hAnsi="Courier New" w:cs="Courier New"/>
-          <w:color w:val="000000" w:themeColor="text1"/>
-          <w:sz w:val="21"/>
-          <w:szCs w:val="21"/>
-          <w:lang w:val="en-GB"/>
-        </w:rPr>
-        <w:t>make_xios</w:t>
-      </w:r>
-      <w:proofErr w:type="spellEnd"/>
-      <w:r>
-        <w:rPr>
-          <w:rFonts w:ascii="Courier New" w:hAnsi="Courier New" w:cs="Courier New"/>
-          <w:color w:val="000000" w:themeColor="text1"/>
-          <w:sz w:val="21"/>
-          <w:szCs w:val="21"/>
-          <w:lang w:val="en-GB"/>
-        </w:rPr>
-        <w:t xml:space="preserve"> --arch </w:t>
-      </w:r>
-      <w:proofErr w:type="spellStart"/>
-      <w:r>
-        <w:rPr>
-          <w:rFonts w:ascii="Courier New" w:hAnsi="Courier New" w:cs="Courier New"/>
-          <w:color w:val="000000" w:themeColor="text1"/>
-          <w:sz w:val="21"/>
-          <w:szCs w:val="21"/>
-          <w:lang w:val="en-GB"/>
-        </w:rPr>
-        <w:t>xxxx</w:t>
-      </w:r>
-      <w:proofErr w:type="spellEnd"/>
+        <w:t>/make_xios --arch xxxx</w:t>
+      </w:r>
       <w:r>
         <w:rPr>
           <w:color w:val="000000" w:themeColor="text1"/>
@@ -3540,23 +2751,7 @@
           <w:rFonts w:ascii="Courier New" w:hAnsi="Courier New" w:cs="Courier New"/>
           <w:lang w:val="en-GB"/>
         </w:rPr>
-        <w:t>/XIOS/oasis_</w:t>
-      </w:r>
-      <w:proofErr w:type="gramStart"/>
-      <w:r>
-        <w:rPr>
-          <w:rFonts w:ascii="Courier New" w:hAnsi="Courier New" w:cs="Courier New"/>
-          <w:lang w:val="en-GB"/>
-        </w:rPr>
-        <w:t>testcase.f</w:t>
-      </w:r>
-      <w:proofErr w:type="gramEnd"/>
-      <w:r>
-        <w:rPr>
-          <w:rFonts w:ascii="Courier New" w:hAnsi="Courier New" w:cs="Courier New"/>
-          <w:lang w:val="en-GB"/>
-        </w:rPr>
-        <w:t>90.</w:t>
+        <w:t>/XIOS/oasis_testcase.f90.</w:t>
       </w:r>
       <w:r>
         <w:rPr>
@@ -3592,25 +2787,7 @@
           <w:color w:val="000000" w:themeColor="text1"/>
           <w:lang w:val="en-GB"/>
         </w:rPr>
-        <w:t>oasis_</w:t>
-      </w:r>
-      <w:proofErr w:type="gramStart"/>
-      <w:r>
-        <w:rPr>
-          <w:rFonts w:ascii="Courier New" w:hAnsi="Courier New" w:cs="Courier New"/>
-          <w:color w:val="000000" w:themeColor="text1"/>
-          <w:lang w:val="en-GB"/>
-        </w:rPr>
-        <w:t>testcase.f</w:t>
-      </w:r>
-      <w:proofErr w:type="gramEnd"/>
-      <w:r>
-        <w:rPr>
-          <w:rFonts w:ascii="Courier New" w:hAnsi="Courier New" w:cs="Courier New"/>
-          <w:color w:val="000000" w:themeColor="text1"/>
-          <w:lang w:val="en-GB"/>
-        </w:rPr>
-        <w:t xml:space="preserve">90 </w:t>
+        <w:t xml:space="preserve">oasis_testcase.f90 </w:t>
       </w:r>
       <w:r>
         <w:rPr>
@@ -3619,7 +2796,6 @@
         </w:rPr>
         <w:t xml:space="preserve">to the XIOS sub-directory </w:t>
       </w:r>
-      <w:proofErr w:type="spellStart"/>
       <w:r>
         <w:rPr>
           <w:rFonts w:ascii="Courier New" w:hAnsi="Courier New" w:cs="Courier New"/>
@@ -3634,29 +2810,12 @@
         </w:rPr>
         <w:t>_trunk</w:t>
       </w:r>
-      <w:proofErr w:type="spellEnd"/>
-      <w:r>
-        <w:rPr>
-          <w:rFonts w:ascii="Courier New" w:hAnsi="Courier New" w:cs="Courier New"/>
-          <w:lang w:val="en-GB"/>
-        </w:rPr>
-        <w:t>/</w:t>
-      </w:r>
-      <w:proofErr w:type="spellStart"/>
-      <w:r>
-        <w:rPr>
-          <w:rFonts w:ascii="Courier New" w:hAnsi="Courier New" w:cs="Courier New"/>
-          <w:lang w:val="en-GB"/>
-        </w:rPr>
-        <w:t>src</w:t>
-      </w:r>
-      <w:proofErr w:type="spellEnd"/>
-      <w:r>
-        <w:rPr>
-          <w:rFonts w:ascii="Courier New" w:hAnsi="Courier New" w:cs="Courier New"/>
-          <w:lang w:val="en-GB"/>
-        </w:rPr>
-        <w:t>/test</w:t>
+      <w:r>
+        <w:rPr>
+          <w:rFonts w:ascii="Courier New" w:hAnsi="Courier New" w:cs="Courier New"/>
+          <w:lang w:val="en-GB"/>
+        </w:rPr>
+        <w:t>/src/test</w:t>
       </w:r>
       <w:r>
         <w:rPr>
@@ -3679,21 +2838,12 @@
         </w:rPr>
         <w:t>a line "</w:t>
       </w:r>
-      <w:proofErr w:type="spellStart"/>
-      <w:r>
-        <w:rPr>
-          <w:rFonts w:ascii="Courier New" w:hAnsi="Courier New" w:cs="Courier New"/>
-          <w:lang w:val="en-GB"/>
-        </w:rPr>
-        <w:t>bld</w:t>
-      </w:r>
-      <w:proofErr w:type="spellEnd"/>
-      <w:r>
-        <w:rPr>
-          <w:rFonts w:ascii="Courier New" w:hAnsi="Courier New" w:cs="Courier New"/>
-          <w:lang w:val="en-GB"/>
-        </w:rPr>
-        <w:t>::target oasis_testcase.exe</w:t>
+      <w:r>
+        <w:rPr>
+          <w:rFonts w:ascii="Courier New" w:hAnsi="Courier New" w:cs="Courier New"/>
+          <w:lang w:val="en-GB"/>
+        </w:rPr>
+        <w:t>bld::target oasis_testcase.exe</w:t>
       </w:r>
       <w:r>
         <w:rPr>
@@ -3702,7 +2852,6 @@
         </w:rPr>
         <w:t xml:space="preserve">" to </w:t>
       </w:r>
-      <w:proofErr w:type="spellStart"/>
       <w:r>
         <w:rPr>
           <w:rFonts w:ascii="Courier New" w:hAnsi="Courier New" w:cs="Courier New"/>
@@ -3717,23 +2866,13 @@
         </w:rPr>
         <w:t>_trunk</w:t>
       </w:r>
-      <w:proofErr w:type="spellEnd"/>
-      <w:r>
-        <w:rPr>
-          <w:rFonts w:ascii="Courier New" w:hAnsi="Courier New" w:cs="Courier New"/>
-          <w:lang w:val="en-GB"/>
-        </w:rPr>
-        <w:t>/</w:t>
-      </w:r>
-      <w:proofErr w:type="spellStart"/>
-      <w:r>
-        <w:rPr>
-          <w:rFonts w:ascii="Courier New" w:hAnsi="Courier New" w:cs="Courier New"/>
-          <w:lang w:val="en-GB"/>
-        </w:rPr>
-        <w:t>bld.cfg</w:t>
-      </w:r>
-      <w:proofErr w:type="spellEnd"/>
+      <w:r>
+        <w:rPr>
+          <w:rFonts w:ascii="Courier New" w:hAnsi="Courier New" w:cs="Courier New"/>
+          <w:lang w:val="en-GB"/>
+        </w:rPr>
+        <w:t>/bld.cfg</w:t>
+      </w:r>
       <w:r>
         <w:rPr>
           <w:color w:val="000000" w:themeColor="text1"/>
@@ -3769,7 +2908,6 @@
         </w:rPr>
         <w:t xml:space="preserve"> then automatically generated in directory </w:t>
       </w:r>
-      <w:proofErr w:type="spellStart"/>
       <w:r>
         <w:rPr>
           <w:rFonts w:ascii="Courier New" w:hAnsi="Courier New" w:cs="Courier New"/>
@@ -3784,36 +2922,19 @@
         </w:rPr>
         <w:t>_trunk</w:t>
       </w:r>
-      <w:proofErr w:type="spellEnd"/>
-      <w:r>
-        <w:rPr>
-          <w:rFonts w:ascii="Courier New" w:hAnsi="Courier New" w:cs="Courier New"/>
-          <w:lang w:val="en-GB"/>
-        </w:rPr>
-        <w:t>/</w:t>
-      </w:r>
-      <w:proofErr w:type="gramStart"/>
-      <w:r>
-        <w:rPr>
-          <w:rFonts w:ascii="Courier New" w:hAnsi="Courier New" w:cs="Courier New"/>
-          <w:lang w:val="en-GB"/>
-        </w:rPr>
-        <w:t>bin</w:t>
+      <w:r>
+        <w:rPr>
+          <w:rFonts w:ascii="Courier New" w:hAnsi="Courier New" w:cs="Courier New"/>
+          <w:lang w:val="en-GB"/>
+        </w:rPr>
+        <w:t>/bin</w:t>
       </w:r>
       <w:r>
         <w:rPr>
           <w:color w:val="000000" w:themeColor="text1"/>
           <w:lang w:val="en-US"/>
         </w:rPr>
-        <w:t xml:space="preserve"> .</w:t>
-      </w:r>
-      <w:proofErr w:type="gramEnd"/>
-      <w:r>
-        <w:rPr>
-          <w:color w:val="000000" w:themeColor="text1"/>
-          <w:lang w:val="en-US"/>
-        </w:rPr>
-        <w:t xml:space="preserve"> </w:t>
+        <w:t xml:space="preserve"> . </w:t>
       </w:r>
     </w:p>
     <w:p>
@@ -3836,17 +2957,8 @@
           <w:u w:val="single"/>
           <w:lang w:val="en-GB"/>
         </w:rPr>
-        <w:t xml:space="preserve">How to use </w:t>
-      </w:r>
-      <w:proofErr w:type="spellStart"/>
-      <w:r>
-        <w:rPr>
-          <w:u w:val="single"/>
-          <w:lang w:val="en-GB"/>
-        </w:rPr>
-        <w:t>regrid_environment</w:t>
-      </w:r>
-      <w:proofErr w:type="spellEnd"/>
+        <w:t>How to use regrid_environment</w:t>
+      </w:r>
     </w:p>
     <w:p>
       <w:pPr>
@@ -3862,21 +2974,12 @@
         </w:rPr>
         <w:t xml:space="preserve">Once the regridding libraries are installed, one needs to compile the program </w:t>
       </w:r>
-      <w:proofErr w:type="spellStart"/>
-      <w:r>
-        <w:rPr>
-          <w:rFonts w:ascii="Courier New" w:hAnsi="Courier New" w:cs="Courier New"/>
-          <w:lang w:val="en-GB"/>
-        </w:rPr>
-        <w:t>src</w:t>
-      </w:r>
-      <w:proofErr w:type="spellEnd"/>
-      <w:r>
-        <w:rPr>
-          <w:rFonts w:ascii="Courier New" w:hAnsi="Courier New" w:cs="Courier New"/>
-          <w:lang w:val="en-GB"/>
-        </w:rPr>
-        <w:t>/model1.F90</w:t>
+      <w:r>
+        <w:rPr>
+          <w:rFonts w:ascii="Courier New" w:hAnsi="Courier New" w:cs="Courier New"/>
+          <w:lang w:val="en-GB"/>
+        </w:rPr>
+        <w:t>src/model1.F90</w:t>
       </w:r>
       <w:r>
         <w:rPr>
@@ -3926,7 +3029,6 @@
         </w:rPr>
         <w:t xml:space="preserve"> an internal send (</w:t>
       </w:r>
-      <w:proofErr w:type="spellStart"/>
       <w:r>
         <w:rPr>
           <w:rFonts w:ascii="Courier New" w:hAnsi="Courier New" w:cs="Courier New"/>
@@ -3934,7 +3036,6 @@
         </w:rPr>
         <w:t>oasis_put</w:t>
       </w:r>
-      <w:proofErr w:type="spellEnd"/>
       <w:r>
         <w:rPr>
           <w:lang w:val="en-GB"/>
@@ -3971,7 +3072,6 @@
         </w:rPr>
         <w:t>and an internal receive (</w:t>
       </w:r>
-      <w:proofErr w:type="spellStart"/>
       <w:r>
         <w:rPr>
           <w:rFonts w:ascii="Courier New" w:hAnsi="Courier New" w:cs="Courier New"/>
@@ -3993,7 +3093,6 @@
         </w:rPr>
         <w:t>t</w:t>
       </w:r>
-      <w:proofErr w:type="spellEnd"/>
       <w:r>
         <w:rPr>
           <w:lang w:val="en-GB"/>
@@ -4059,29 +3158,12 @@
         </w:rPr>
         <w:t xml:space="preserve">, using the </w:t>
       </w:r>
-      <w:proofErr w:type="spellStart"/>
-      <w:r>
-        <w:rPr>
-          <w:rFonts w:ascii="Courier New" w:hAnsi="Courier New" w:cs="Courier New"/>
-          <w:lang w:val="en-GB"/>
-        </w:rPr>
-        <w:t>src</w:t>
-      </w:r>
-      <w:proofErr w:type="spellEnd"/>
-      <w:r>
-        <w:rPr>
-          <w:rFonts w:ascii="Courier New" w:hAnsi="Courier New" w:cs="Courier New"/>
-          <w:lang w:val="en-GB"/>
-        </w:rPr>
-        <w:t>/</w:t>
-      </w:r>
-      <w:proofErr w:type="spellStart"/>
-      <w:r>
-        <w:rPr>
-          <w:rFonts w:ascii="Courier New" w:hAnsi="Courier New" w:cs="Courier New"/>
-          <w:lang w:val="en-GB"/>
-        </w:rPr>
-        <w:t>M</w:t>
+      <w:r>
+        <w:rPr>
+          <w:rFonts w:ascii="Courier New" w:hAnsi="Courier New" w:cs="Courier New"/>
+          <w:lang w:val="en-GB"/>
+        </w:rPr>
+        <w:t>src/M</w:t>
       </w:r>
       <w:r>
         <w:rPr>
@@ -4090,14 +3172,12 @@
         </w:rPr>
         <w:t>akefile</w:t>
       </w:r>
-      <w:proofErr w:type="spellEnd"/>
       <w:r>
         <w:rPr>
           <w:lang w:val="en-GB"/>
         </w:rPr>
         <w:t xml:space="preserve">. Note that this </w:t>
       </w:r>
-      <w:proofErr w:type="spellStart"/>
       <w:r>
         <w:rPr>
           <w:rFonts w:ascii="Courier New" w:hAnsi="Courier New" w:cs="Courier New"/>
@@ -4105,14 +3185,12 @@
         </w:rPr>
         <w:t>Makefile</w:t>
       </w:r>
-      <w:proofErr w:type="spellEnd"/>
       <w:r>
         <w:rPr>
           <w:lang w:val="en-GB"/>
         </w:rPr>
         <w:t xml:space="preserve"> includes the file </w:t>
       </w:r>
-      <w:proofErr w:type="spellStart"/>
       <w:r>
         <w:rPr>
           <w:rFonts w:ascii="Courier New" w:hAnsi="Courier New" w:cs="Courier New"/>
@@ -4120,7 +3198,6 @@
         </w:rPr>
         <w:t>header_Makefile</w:t>
       </w:r>
-      <w:proofErr w:type="spellEnd"/>
       <w:r>
         <w:rPr>
           <w:lang w:val="en-GB"/>
@@ -4165,21 +3242,12 @@
         </w:rPr>
         <w:t>oasis3-mct/util/</w:t>
       </w:r>
-      <w:proofErr w:type="spellStart"/>
-      <w:r>
-        <w:rPr>
-          <w:rFonts w:ascii="Courier New" w:hAnsi="Courier New" w:cs="Courier New"/>
-          <w:lang w:val="en-GB"/>
-        </w:rPr>
-        <w:t>make_dir</w:t>
-      </w:r>
-      <w:proofErr w:type="spellEnd"/>
-      <w:r>
-        <w:rPr>
-          <w:rFonts w:ascii="Courier New" w:hAnsi="Courier New" w:cs="Courier New"/>
-          <w:lang w:val="en-GB"/>
-        </w:rPr>
-        <w:t xml:space="preserve"> </w:t>
+      <w:r>
+        <w:rPr>
+          <w:rFonts w:ascii="Courier New" w:hAnsi="Courier New" w:cs="Courier New"/>
+          <w:lang w:val="en-GB"/>
+        </w:rPr>
+        <w:t xml:space="preserve">make_dir </w:t>
       </w:r>
       <w:r>
         <w:rPr>
@@ -4217,23 +3285,7 @@
           <w:rFonts w:ascii="Courier New" w:hAnsi="Courier New" w:cs="Courier New"/>
           <w:lang w:val="en-GB"/>
         </w:rPr>
-        <w:t>/</w:t>
-      </w:r>
-      <w:proofErr w:type="spellStart"/>
-      <w:r>
-        <w:rPr>
-          <w:rFonts w:ascii="Courier New" w:hAnsi="Courier New" w:cs="Courier New"/>
-          <w:lang w:val="en-GB"/>
-        </w:rPr>
-        <w:t>src</w:t>
-      </w:r>
-      <w:proofErr w:type="spellEnd"/>
-      <w:r>
-        <w:rPr>
-          <w:rFonts w:ascii="Courier New" w:hAnsi="Courier New" w:cs="Courier New"/>
-          <w:lang w:val="en-GB"/>
-        </w:rPr>
-        <w:t xml:space="preserve"> </w:t>
+        <w:t xml:space="preserve">/src </w:t>
       </w:r>
       <w:r>
         <w:rPr>
@@ -4317,21 +3369,12 @@
         </w:rPr>
         <w:t>$</w:t>
       </w:r>
-      <w:proofErr w:type="spellStart"/>
-      <w:r>
-        <w:rPr>
-          <w:rFonts w:ascii="Courier New" w:hAnsi="Courier New" w:cs="Courier New"/>
-          <w:lang w:val="en-GB"/>
-        </w:rPr>
-        <w:t>sgrid</w:t>
-      </w:r>
-      <w:proofErr w:type="spellEnd"/>
-      <w:r>
-        <w:rPr>
-          <w:rFonts w:ascii="Courier New" w:hAnsi="Courier New" w:cs="Courier New"/>
-          <w:lang w:val="en-GB"/>
-        </w:rPr>
-        <w:t xml:space="preserve"> </w:t>
+      <w:r>
+        <w:rPr>
+          <w:rFonts w:ascii="Courier New" w:hAnsi="Courier New" w:cs="Courier New"/>
+          <w:lang w:val="en-GB"/>
+        </w:rPr>
+        <w:t xml:space="preserve">sgrid </w:t>
       </w:r>
       <w:r>
         <w:rPr>
@@ -4340,21 +3383,12 @@
         </w:rPr>
         <w:t>$</w:t>
       </w:r>
-      <w:proofErr w:type="spellStart"/>
-      <w:r>
-        <w:rPr>
-          <w:rFonts w:ascii="Courier New" w:hAnsi="Courier New" w:cs="Courier New"/>
-          <w:lang w:val="en-GB"/>
-        </w:rPr>
-        <w:t>tgrid</w:t>
-      </w:r>
-      <w:proofErr w:type="spellEnd"/>
-      <w:r>
-        <w:rPr>
-          <w:rFonts w:ascii="Courier New" w:hAnsi="Courier New" w:cs="Courier New"/>
-          <w:lang w:val="en-GB"/>
-        </w:rPr>
-        <w:t xml:space="preserve"> </w:t>
+      <w:r>
+        <w:rPr>
+          <w:rFonts w:ascii="Courier New" w:hAnsi="Courier New" w:cs="Courier New"/>
+          <w:lang w:val="en-GB"/>
+        </w:rPr>
+        <w:t xml:space="preserve">tgrid </w:t>
       </w:r>
       <w:r>
         <w:rPr>
@@ -4377,21 +3411,12 @@
         </w:rPr>
         <w:t>$</w:t>
       </w:r>
-      <w:proofErr w:type="spellStart"/>
-      <w:r>
-        <w:rPr>
-          <w:rFonts w:ascii="Courier New" w:hAnsi="Courier New" w:cs="Courier New"/>
-          <w:lang w:val="en-GB"/>
-        </w:rPr>
-        <w:t>n_p_t</w:t>
-      </w:r>
-      <w:proofErr w:type="spellEnd"/>
-      <w:r>
-        <w:rPr>
-          <w:rFonts w:ascii="Courier New" w:hAnsi="Courier New" w:cs="Courier New"/>
-          <w:lang w:val="en-GB"/>
-        </w:rPr>
-        <w:t xml:space="preserve"> </w:t>
+      <w:r>
+        <w:rPr>
+          <w:rFonts w:ascii="Courier New" w:hAnsi="Courier New" w:cs="Courier New"/>
+          <w:lang w:val="en-GB"/>
+        </w:rPr>
+        <w:t xml:space="preserve">n_p_t </w:t>
       </w:r>
       <w:r>
         <w:rPr>
@@ -4414,7 +3439,6 @@
         </w:rPr>
         <w:t>$</w:t>
       </w:r>
-      <w:proofErr w:type="spellStart"/>
       <w:r>
         <w:rPr>
           <w:rFonts w:ascii="Courier New" w:hAnsi="Courier New" w:cs="Courier New"/>
@@ -4422,7 +3446,6 @@
         </w:rPr>
         <w:t>ext</w:t>
       </w:r>
-      <w:proofErr w:type="spellEnd"/>
     </w:p>
     <w:p>
       <w:pPr>
@@ -4465,83 +3488,18 @@
         </w:rPr>
         <w:t>$</w:t>
       </w:r>
-      <w:proofErr w:type="spellStart"/>
-      <w:r>
-        <w:rPr>
-          <w:rFonts w:ascii="Courier New" w:hAnsi="Courier New" w:cs="Courier New"/>
-          <w:lang w:val="en-GB"/>
-        </w:rPr>
-        <w:t>sgrid</w:t>
-      </w:r>
-      <w:proofErr w:type="spellEnd"/>
-      <w:r>
-        <w:rPr>
-          <w:rFonts w:ascii="Courier New" w:hAnsi="Courier New" w:cs="Courier New"/>
-          <w:lang w:val="en-GB"/>
-        </w:rPr>
-        <w:t xml:space="preserve"> </w:t>
-      </w:r>
-      <w:r>
-        <w:rPr>
-          <w:lang w:val="en-GB"/>
-        </w:rPr>
-        <w:t>is the source grid acronym (</w:t>
-      </w:r>
-      <w:proofErr w:type="spellStart"/>
-      <w:r>
-        <w:rPr>
-          <w:lang w:val="en-GB"/>
-        </w:rPr>
-        <w:t>bggd</w:t>
-      </w:r>
-      <w:proofErr w:type="spellEnd"/>
-      <w:r>
-        <w:rPr>
-          <w:lang w:val="en-GB"/>
-        </w:rPr>
-        <w:t xml:space="preserve">, sse7, </w:t>
-      </w:r>
-      <w:proofErr w:type="spellStart"/>
-      <w:r>
-        <w:rPr>
-          <w:lang w:val="en-GB"/>
-        </w:rPr>
-        <w:t>icos</w:t>
-      </w:r>
-      <w:proofErr w:type="spellEnd"/>
-      <w:r>
-        <w:rPr>
-          <w:lang w:val="en-GB"/>
-        </w:rPr>
-        <w:t xml:space="preserve">, </w:t>
-      </w:r>
-      <w:proofErr w:type="spellStart"/>
-      <w:r>
-        <w:rPr>
-          <w:lang w:val="en-GB"/>
-        </w:rPr>
-        <w:t>icoh</w:t>
-      </w:r>
-      <w:proofErr w:type="spellEnd"/>
-      <w:r>
-        <w:rPr>
-          <w:lang w:val="en-GB"/>
-        </w:rPr>
-        <w:t xml:space="preserve">, </w:t>
-      </w:r>
-      <w:proofErr w:type="spellStart"/>
-      <w:r>
-        <w:rPr>
-          <w:lang w:val="en-GB"/>
-        </w:rPr>
-        <w:t>nogt</w:t>
-      </w:r>
-      <w:proofErr w:type="spellEnd"/>
-      <w:r>
-        <w:rPr>
-          <w:lang w:val="en-GB"/>
-        </w:rPr>
-        <w:t>, torc or t12e</w:t>
+      <w:r>
+        <w:rPr>
+          <w:rFonts w:ascii="Courier New" w:hAnsi="Courier New" w:cs="Courier New"/>
+          <w:lang w:val="en-GB"/>
+        </w:rPr>
+        <w:t xml:space="preserve">sgrid </w:t>
+      </w:r>
+      <w:r>
+        <w:rPr>
+          <w:lang w:val="en-GB"/>
+        </w:rPr>
+        <w:t>is the source grid acronym (bggd, sse7, icos, icoh, nogt, torc or t12e</w:t>
       </w:r>
       <w:r>
         <w:rPr>
@@ -4578,21 +3536,12 @@
         <w:lastRenderedPageBreak/>
         <w:t>$</w:t>
       </w:r>
-      <w:proofErr w:type="spellStart"/>
-      <w:r>
-        <w:rPr>
-          <w:rFonts w:ascii="Courier New" w:hAnsi="Courier New" w:cs="Courier New"/>
-          <w:lang w:val="en-GB"/>
-        </w:rPr>
-        <w:t>tgrid</w:t>
-      </w:r>
-      <w:proofErr w:type="spellEnd"/>
-      <w:r>
-        <w:rPr>
-          <w:rFonts w:ascii="Courier New" w:hAnsi="Courier New" w:cs="Courier New"/>
-          <w:lang w:val="en-GB"/>
-        </w:rPr>
-        <w:t xml:space="preserve"> </w:t>
+      <w:r>
+        <w:rPr>
+          <w:rFonts w:ascii="Courier New" w:hAnsi="Courier New" w:cs="Courier New"/>
+          <w:lang w:val="en-GB"/>
+        </w:rPr>
+        <w:t xml:space="preserve">tgrid </w:t>
       </w:r>
       <w:r>
         <w:rPr>
@@ -4610,63 +3559,7 @@
         <w:rPr>
           <w:lang w:val="en-GB"/>
         </w:rPr>
-        <w:t xml:space="preserve"> grid acronym (</w:t>
-      </w:r>
-      <w:proofErr w:type="spellStart"/>
-      <w:r>
-        <w:rPr>
-          <w:lang w:val="en-GB"/>
-        </w:rPr>
-        <w:t>bggd</w:t>
-      </w:r>
-      <w:proofErr w:type="spellEnd"/>
-      <w:r>
-        <w:rPr>
-          <w:lang w:val="en-GB"/>
-        </w:rPr>
-        <w:t xml:space="preserve">, sse7, </w:t>
-      </w:r>
-      <w:proofErr w:type="spellStart"/>
-      <w:r>
-        <w:rPr>
-          <w:lang w:val="en-GB"/>
-        </w:rPr>
-        <w:t>icos</w:t>
-      </w:r>
-      <w:proofErr w:type="spellEnd"/>
-      <w:r>
-        <w:rPr>
-          <w:lang w:val="en-GB"/>
-        </w:rPr>
-        <w:t xml:space="preserve">, </w:t>
-      </w:r>
-      <w:proofErr w:type="spellStart"/>
-      <w:r>
-        <w:rPr>
-          <w:lang w:val="en-GB"/>
-        </w:rPr>
-        <w:t>icoh</w:t>
-      </w:r>
-      <w:proofErr w:type="spellEnd"/>
-      <w:r>
-        <w:rPr>
-          <w:lang w:val="en-GB"/>
-        </w:rPr>
-        <w:t xml:space="preserve">, </w:t>
-      </w:r>
-      <w:proofErr w:type="spellStart"/>
-      <w:r>
-        <w:rPr>
-          <w:lang w:val="en-GB"/>
-        </w:rPr>
-        <w:t>nogt</w:t>
-      </w:r>
-      <w:proofErr w:type="spellEnd"/>
-      <w:r>
-        <w:rPr>
-          <w:lang w:val="en-GB"/>
-        </w:rPr>
-        <w:t>, torc or t12e</w:t>
+        <w:t xml:space="preserve"> grid acronym (bggd, sse7, icos, icoh, nogt, torc or t12e</w:t>
       </w:r>
       <w:r>
         <w:rPr>
@@ -4727,47 +3620,11 @@
         </w:rPr>
         <w:t>(</w:t>
       </w:r>
-      <w:proofErr w:type="spellStart"/>
-      <w:r>
-        <w:rPr>
-          <w:lang w:val="en-GB"/>
-        </w:rPr>
-        <w:t>distwgt</w:t>
-      </w:r>
-      <w:proofErr w:type="spellEnd"/>
-      <w:r>
-        <w:rPr>
-          <w:lang w:val="en-GB"/>
-        </w:rPr>
-        <w:t xml:space="preserve">, </w:t>
-      </w:r>
-      <w:proofErr w:type="spellStart"/>
-      <w:r>
-        <w:rPr>
-          <w:lang w:val="en-GB"/>
-        </w:rPr>
-        <w:t>bili</w:t>
-      </w:r>
-      <w:proofErr w:type="spellEnd"/>
-      <w:r>
-        <w:rPr>
-          <w:lang w:val="en-GB"/>
-        </w:rPr>
-        <w:t xml:space="preserve">, </w:t>
-      </w:r>
-      <w:proofErr w:type="spellStart"/>
-      <w:r>
-        <w:rPr>
-          <w:lang w:val="en-GB"/>
-        </w:rPr>
-        <w:t>bicu</w:t>
-      </w:r>
-      <w:proofErr w:type="spellEnd"/>
-      <w:r>
-        <w:rPr>
-          <w:lang w:val="en-GB"/>
-        </w:rPr>
-        <w:t>, conserv1st, conserv2nd</w:t>
+      <w:r>
+        <w:rPr>
+          <w:lang w:val="en-GB"/>
+        </w:rPr>
+        <w:t>distwgt, bili, bicu, conserv1st, conserv2nd</w:t>
       </w:r>
       <w:r>
         <w:rPr>
@@ -4803,21 +3660,12 @@
         </w:rPr>
         <w:t>$</w:t>
       </w:r>
-      <w:proofErr w:type="spellStart"/>
-      <w:r>
-        <w:rPr>
-          <w:rFonts w:ascii="Courier New" w:hAnsi="Courier New" w:cs="Courier New"/>
-          <w:lang w:val="en-GB"/>
-        </w:rPr>
-        <w:t>n_p_t</w:t>
-      </w:r>
-      <w:proofErr w:type="spellEnd"/>
-      <w:r>
-        <w:rPr>
-          <w:rFonts w:ascii="Courier New" w:hAnsi="Courier New" w:cs="Courier New"/>
-          <w:lang w:val="en-GB"/>
-        </w:rPr>
-        <w:t xml:space="preserve"> </w:t>
+      <w:r>
+        <w:rPr>
+          <w:rFonts w:ascii="Courier New" w:hAnsi="Courier New" w:cs="Courier New"/>
+          <w:lang w:val="en-GB"/>
+        </w:rPr>
+        <w:t xml:space="preserve">n_p_t </w:t>
       </w:r>
       <w:r>
         <w:rPr>
@@ -4957,7 +3805,6 @@
         </w:rPr>
         <w:t>$</w:t>
       </w:r>
-      <w:proofErr w:type="spellStart"/>
       <w:r>
         <w:rPr>
           <w:rFonts w:ascii="Courier New" w:hAnsi="Courier New" w:cs="Courier New"/>
@@ -4965,7 +3812,6 @@
         </w:rPr>
         <w:t>ext</w:t>
       </w:r>
-      <w:proofErr w:type="spellEnd"/>
       <w:r>
         <w:rPr>
           <w:rFonts w:ascii="Courier New" w:hAnsi="Courier New" w:cs="Courier New"/>
@@ -5242,7 +4088,6 @@
         </w:rPr>
         <w:t xml:space="preserve">If the run is successful, the working directory (defined by variable </w:t>
       </w:r>
-      <w:proofErr w:type="spellStart"/>
       <w:r>
         <w:rPr>
           <w:rFonts w:ascii="Courier New" w:hAnsi="Courier New" w:cs="Courier New"/>
@@ -5250,7 +4095,6 @@
         </w:rPr>
         <w:t>rundir</w:t>
       </w:r>
-      <w:proofErr w:type="spellEnd"/>
       <w:r>
         <w:rPr>
           <w:lang w:val="en-GB"/>
@@ -5282,21 +4126,12 @@
         </w:rPr>
         <w:t>file starting with “</w:t>
       </w:r>
-      <w:proofErr w:type="spellStart"/>
-      <w:r>
-        <w:rPr>
-          <w:rFonts w:ascii="Courier New" w:hAnsi="Courier New" w:cs="Courier New"/>
-          <w:lang w:val="en-GB"/>
-        </w:rPr>
-        <w:t>rmp</w:t>
-      </w:r>
-      <w:proofErr w:type="spellEnd"/>
-      <w:r>
-        <w:rPr>
-          <w:rFonts w:ascii="Courier New" w:hAnsi="Courier New" w:cs="Courier New"/>
-          <w:lang w:val="en-GB"/>
-        </w:rPr>
-        <w:t>_</w:t>
+      <w:r>
+        <w:rPr>
+          <w:rFonts w:ascii="Courier New" w:hAnsi="Courier New" w:cs="Courier New"/>
+          <w:lang w:val="en-GB"/>
+        </w:rPr>
+        <w:t>rmp_</w:t>
       </w:r>
       <w:r>
         <w:rPr>
@@ -5314,21 +4149,7 @@
         <w:rPr>
           <w:lang w:val="en-GB"/>
         </w:rPr>
-        <w:t xml:space="preserve">d </w:t>
-      </w:r>
-      <w:proofErr w:type="spellStart"/>
-      <w:r>
-        <w:rPr>
-          <w:lang w:val="en-GB"/>
-        </w:rPr>
-        <w:t>regridded</w:t>
-      </w:r>
-      <w:proofErr w:type="spellEnd"/>
-      <w:r>
-        <w:rPr>
-          <w:lang w:val="en-GB"/>
-        </w:rPr>
-        <w:t xml:space="preserve"> on the target grid</w:t>
+        <w:t>d regridded on the target grid</w:t>
       </w:r>
       <w:r>
         <w:rPr>
@@ -5447,47 +4268,13 @@
         </w:rPr>
         <w:t xml:space="preserve">The scripts </w:t>
       </w:r>
-      <w:proofErr w:type="spellStart"/>
-      <w:r>
-        <w:rPr>
-          <w:rFonts w:ascii="Courier New" w:hAnsi="Courier New" w:cs="Courier New"/>
-          <w:lang w:val="en-GB"/>
-        </w:rPr>
-        <w:t>run_tests_SCRP</w:t>
-      </w:r>
-      <w:proofErr w:type="spellEnd"/>
-      <w:r>
-        <w:rPr>
-          <w:rFonts w:ascii="Courier New" w:hAnsi="Courier New" w:cs="Courier New"/>
-          <w:lang w:val="en-GB"/>
-        </w:rPr>
-        <w:t xml:space="preserve">, </w:t>
-      </w:r>
-      <w:proofErr w:type="spellStart"/>
-      <w:r>
-        <w:rPr>
-          <w:rFonts w:ascii="Courier New" w:hAnsi="Courier New" w:cs="Courier New"/>
-          <w:lang w:val="en-GB"/>
-        </w:rPr>
-        <w:t>run_tests_ESMF</w:t>
-      </w:r>
-      <w:proofErr w:type="spellEnd"/>
-      <w:r>
-        <w:rPr>
-          <w:rFonts w:ascii="Courier New" w:hAnsi="Courier New" w:cs="Courier New"/>
-          <w:lang w:val="en-GB"/>
-        </w:rPr>
-        <w:t xml:space="preserve">, </w:t>
-      </w:r>
-      <w:proofErr w:type="spellStart"/>
-      <w:r>
-        <w:rPr>
-          <w:rFonts w:ascii="Courier New" w:hAnsi="Courier New" w:cs="Courier New"/>
-          <w:lang w:val="en-GB"/>
-        </w:rPr>
-        <w:t>run_tests_XIOS</w:t>
-      </w:r>
-      <w:proofErr w:type="spellEnd"/>
+      <w:r>
+        <w:rPr>
+          <w:rFonts w:ascii="Courier New" w:hAnsi="Courier New" w:cs="Courier New"/>
+          <w:lang w:val="en-GB"/>
+        </w:rPr>
+        <w:t>run_tests_SCRP, run_tests_ESMF, run_tests_XIOS</w:t>
+      </w:r>
       <w:r>
         <w:rPr>
           <w:lang w:val="en-GB"/>
@@ -5517,30 +4304,14 @@
           <w:rFonts w:ascii="Courier New" w:hAnsi="Courier New" w:cs="Courier New"/>
           <w:lang w:val="en-GB"/>
         </w:rPr>
-        <w:t>$</w:t>
-      </w:r>
-      <w:proofErr w:type="spellStart"/>
-      <w:r>
-        <w:rPr>
-          <w:rFonts w:ascii="Courier New" w:hAnsi="Courier New" w:cs="Courier New"/>
-          <w:lang w:val="en-GB"/>
-        </w:rPr>
-        <w:t>n</w:t>
-      </w:r>
-      <w:r>
-        <w:rPr>
-          <w:rFonts w:ascii="Courier New" w:hAnsi="Courier New" w:cs="Courier New"/>
-          <w:lang w:val="en-GB"/>
-        </w:rPr>
-        <w:t>_p_t</w:t>
-      </w:r>
-      <w:proofErr w:type="spellEnd"/>
-      <w:r>
-        <w:rPr>
-          <w:rFonts w:ascii="Courier New" w:hAnsi="Courier New" w:cs="Courier New"/>
-          <w:lang w:val="en-GB"/>
-        </w:rPr>
-        <w:t xml:space="preserve"> </w:t>
+        <w:t>$n</w:t>
+      </w:r>
+      <w:r>
+        <w:rPr>
+          <w:rFonts w:ascii="Courier New" w:hAnsi="Courier New" w:cs="Courier New"/>
+          <w:lang w:val="en-GB"/>
+        </w:rPr>
+        <w:t xml:space="preserve">_p_t </w:t>
       </w:r>
       <w:r>
         <w:rPr>
@@ -5553,15 +4324,7 @@
           <w:rFonts w:ascii="Courier New" w:hAnsi="Courier New" w:cs="Courier New"/>
           <w:lang w:val="en-GB"/>
         </w:rPr>
-        <w:t>$</w:t>
-      </w:r>
-      <w:proofErr w:type="spellStart"/>
-      <w:r>
-        <w:rPr>
-          <w:rFonts w:ascii="Courier New" w:hAnsi="Courier New" w:cs="Courier New"/>
-          <w:lang w:val="en-GB"/>
-        </w:rPr>
-        <w:t>e</w:t>
+        <w:t>$e</w:t>
       </w:r>
       <w:r>
         <w:rPr>
@@ -5570,7 +4333,6 @@
         </w:rPr>
         <w:t>xt</w:t>
       </w:r>
-      <w:proofErr w:type="spellEnd"/>
       <w:r>
         <w:rPr>
           <w:lang w:val="en-GB"/>
@@ -5592,15 +4354,12 @@
           <w:lang w:val="en-GB"/>
         </w:rPr>
       </w:pPr>
-      <w:proofErr w:type="gramStart"/>
       <w:r>
         <w:rPr>
           <w:lang w:val="en-GB"/>
         </w:rPr>
         <w:t>&gt;./</w:t>
       </w:r>
-      <w:proofErr w:type="spellStart"/>
-      <w:proofErr w:type="gramEnd"/>
       <w:r>
         <w:rPr>
           <w:rFonts w:ascii="Courier New" w:hAnsi="Courier New" w:cs="Courier New"/>
@@ -5608,7 +4367,6 @@
         </w:rPr>
         <w:t>run_tests_SCRP</w:t>
       </w:r>
-      <w:proofErr w:type="spellEnd"/>
       <w:r>
         <w:rPr>
           <w:rFonts w:ascii="Courier New" w:hAnsi="Courier New" w:cs="Courier New"/>
@@ -5623,21 +4381,12 @@
         </w:rPr>
         <w:t>$</w:t>
       </w:r>
-      <w:proofErr w:type="spellStart"/>
-      <w:r>
-        <w:rPr>
-          <w:rFonts w:ascii="Courier New" w:hAnsi="Courier New" w:cs="Courier New"/>
-          <w:lang w:val="en-GB"/>
-        </w:rPr>
-        <w:t>n_p_t</w:t>
-      </w:r>
-      <w:proofErr w:type="spellEnd"/>
-      <w:r>
-        <w:rPr>
-          <w:rFonts w:ascii="Courier New" w:hAnsi="Courier New" w:cs="Courier New"/>
-          <w:lang w:val="en-GB"/>
-        </w:rPr>
-        <w:t xml:space="preserve"> </w:t>
+      <w:r>
+        <w:rPr>
+          <w:rFonts w:ascii="Courier New" w:hAnsi="Courier New" w:cs="Courier New"/>
+          <w:lang w:val="en-GB"/>
+        </w:rPr>
+        <w:t xml:space="preserve">n_p_t </w:t>
       </w:r>
       <w:r>
         <w:rPr>
@@ -5646,7 +4395,6 @@
         </w:rPr>
         <w:t>$</w:t>
       </w:r>
-      <w:proofErr w:type="spellStart"/>
       <w:r>
         <w:rPr>
           <w:rFonts w:ascii="Courier New" w:hAnsi="Courier New" w:cs="Courier New"/>
@@ -5654,7 +4402,6 @@
         </w:rPr>
         <w:t>ext</w:t>
       </w:r>
-      <w:proofErr w:type="spellEnd"/>
       <w:r>
         <w:rPr>
           <w:lang w:val="en-GB"/>
@@ -5689,37 +4436,12 @@
         </w:rPr>
         <w:t xml:space="preserve"> the regridding mean error for these combinations are listed in </w:t>
       </w:r>
-      <w:proofErr w:type="spellStart"/>
-      <w:r>
-        <w:rPr>
-          <w:rFonts w:ascii="Courier New" w:hAnsi="Courier New" w:cs="Courier New"/>
-          <w:lang w:val="en-GB"/>
-        </w:rPr>
-        <w:t>resu_SCRP.txt_OK</w:t>
-      </w:r>
-      <w:proofErr w:type="spellEnd"/>
-      <w:r>
-        <w:rPr>
-          <w:rFonts w:ascii="Courier New" w:hAnsi="Courier New" w:cs="Courier New"/>
-          <w:lang w:val="en-GB"/>
-        </w:rPr>
-        <w:t xml:space="preserve">, </w:t>
-      </w:r>
-      <w:proofErr w:type="spellStart"/>
-      <w:r>
-        <w:rPr>
-          <w:rFonts w:ascii="Courier New" w:hAnsi="Courier New" w:cs="Courier New"/>
-          <w:lang w:val="en-GB"/>
-        </w:rPr>
-        <w:t>resu_ESMF.txt_OK</w:t>
-      </w:r>
-      <w:proofErr w:type="spellEnd"/>
-      <w:r>
-        <w:rPr>
-          <w:rFonts w:ascii="Courier New" w:hAnsi="Courier New" w:cs="Courier New"/>
-          <w:lang w:val="en-GB"/>
-        </w:rPr>
-        <w:t xml:space="preserve"> </w:t>
+      <w:r>
+        <w:rPr>
+          <w:rFonts w:ascii="Courier New" w:hAnsi="Courier New" w:cs="Courier New"/>
+          <w:lang w:val="en-GB"/>
+        </w:rPr>
+        <w:t xml:space="preserve">resu_SCRP.txt_OK, resu_ESMF.txt_OK </w:t>
       </w:r>
       <w:r>
         <w:rPr>
@@ -5732,17 +4454,8 @@
           <w:rFonts w:ascii="Courier New" w:hAnsi="Courier New" w:cs="Courier New"/>
           <w:lang w:val="en-GB"/>
         </w:rPr>
-        <w:t xml:space="preserve"> </w:t>
-      </w:r>
-      <w:proofErr w:type="spellStart"/>
-      <w:r>
-        <w:rPr>
-          <w:rFonts w:ascii="Courier New" w:hAnsi="Courier New" w:cs="Courier New"/>
-          <w:lang w:val="en-GB"/>
-        </w:rPr>
-        <w:t>resu_XIOS.txt_OK</w:t>
-      </w:r>
-      <w:proofErr w:type="spellEnd"/>
+        <w:t xml:space="preserve"> resu_XIOS.txt_OK</w:t>
+      </w:r>
       <w:r>
         <w:rPr>
           <w:rFonts w:ascii="Courier New" w:hAnsi="Courier New" w:cs="Courier New"/>
@@ -5829,7 +4542,6 @@
         </w:rPr>
         <w:t xml:space="preserve"> of </w:t>
       </w:r>
-      <w:proofErr w:type="spellStart"/>
       <w:r>
         <w:rPr>
           <w:rFonts w:ascii="Courier New" w:hAnsi="Courier New" w:cs="Courier New"/>
@@ -5837,7 +4549,6 @@
         </w:rPr>
         <w:t>n_p_t</w:t>
       </w:r>
-      <w:proofErr w:type="spellEnd"/>
       <w:r>
         <w:rPr>
           <w:rFonts w:ascii="Courier New" w:hAnsi="Courier New" w:cs="Courier New"/>
@@ -5874,30 +4585,12 @@
           <w:lang w:val="en-GB"/>
         </w:rPr>
       </w:pPr>
-      <w:proofErr w:type="gramStart"/>
-      <w:r>
-        <w:rPr>
-          <w:rFonts w:ascii="Courier New" w:hAnsi="Courier New" w:cs="Courier New"/>
-          <w:lang w:val="en-GB"/>
-        </w:rPr>
-        <w:t>&gt;./</w:t>
-      </w:r>
-      <w:proofErr w:type="spellStart"/>
-      <w:proofErr w:type="gramEnd"/>
-      <w:r>
-        <w:rPr>
-          <w:rFonts w:ascii="Courier New" w:hAnsi="Courier New" w:cs="Courier New"/>
-          <w:lang w:val="en-GB"/>
-        </w:rPr>
-        <w:t>run_verif</w:t>
-      </w:r>
-      <w:proofErr w:type="spellEnd"/>
-      <w:r>
-        <w:rPr>
-          <w:rFonts w:ascii="Courier New" w:hAnsi="Courier New" w:cs="Courier New"/>
-          <w:lang w:val="en-GB"/>
-        </w:rPr>
-        <w:t xml:space="preserve"> </w:t>
+      <w:r>
+        <w:rPr>
+          <w:rFonts w:ascii="Courier New" w:hAnsi="Courier New" w:cs="Courier New"/>
+          <w:lang w:val="en-GB"/>
+        </w:rPr>
+        <w:t xml:space="preserve">&gt;./run_verif </w:t>
       </w:r>
       <w:r>
         <w:rPr>
@@ -5906,21 +4599,12 @@
         </w:rPr>
         <w:t>$</w:t>
       </w:r>
-      <w:proofErr w:type="spellStart"/>
-      <w:r>
-        <w:rPr>
-          <w:rFonts w:ascii="Courier New" w:hAnsi="Courier New" w:cs="Courier New"/>
-          <w:lang w:val="en-GB"/>
-        </w:rPr>
-        <w:t>n_p_t</w:t>
-      </w:r>
-      <w:proofErr w:type="spellEnd"/>
-      <w:r>
-        <w:rPr>
-          <w:rFonts w:ascii="Courier New" w:hAnsi="Courier New" w:cs="Courier New"/>
-          <w:lang w:val="en-GB"/>
-        </w:rPr>
-        <w:t xml:space="preserve"> </w:t>
+      <w:r>
+        <w:rPr>
+          <w:rFonts w:ascii="Courier New" w:hAnsi="Courier New" w:cs="Courier New"/>
+          <w:lang w:val="en-GB"/>
+        </w:rPr>
+        <w:t xml:space="preserve">n_p_t </w:t>
       </w:r>
       <w:r>
         <w:rPr>
@@ -5943,7 +4627,6 @@
         </w:rPr>
         <w:t>$</w:t>
       </w:r>
-      <w:proofErr w:type="spellStart"/>
       <w:r>
         <w:rPr>
           <w:rFonts w:ascii="Courier New" w:hAnsi="Courier New" w:cs="Courier New"/>
@@ -5951,7 +4634,6 @@
         </w:rPr>
         <w:t>ext</w:t>
       </w:r>
-      <w:proofErr w:type="spellEnd"/>
       <w:r>
         <w:rPr>
           <w:rFonts w:ascii="Courier New" w:hAnsi="Courier New" w:cs="Courier New"/>
@@ -6017,30 +4699,7 @@
           <w:rFonts w:ascii="Courier New" w:hAnsi="Courier New" w:cs="Courier New"/>
           <w:lang w:val="en-GB"/>
         </w:rPr>
-        <w:t>E</w:t>
-      </w:r>
-      <w:r>
-        <w:rPr>
-          <w:rFonts w:ascii="Courier New" w:hAnsi="Courier New" w:cs="Courier New"/>
-          <w:lang w:val="en-GB"/>
-        </w:rPr>
-        <w:t xml:space="preserve">lapsed time for timer </w:t>
-      </w:r>
-      <w:proofErr w:type="spellStart"/>
-      <w:r>
-        <w:rPr>
-          <w:rFonts w:ascii="Courier New" w:hAnsi="Courier New" w:cs="Courier New"/>
-          <w:lang w:val="en-GB"/>
-        </w:rPr>
-        <w:t>remap_conserv</w:t>
-      </w:r>
-      <w:proofErr w:type="spellEnd"/>
-      <w:r>
-        <w:rPr>
-          <w:rFonts w:ascii="Courier New" w:hAnsi="Courier New" w:cs="Courier New"/>
-          <w:lang w:val="en-GB"/>
-        </w:rPr>
-        <w:t xml:space="preserve"> overall" </w:t>
+        <w:t xml:space="preserve">Elapsed time for timer remap_conserv overall" </w:t>
       </w:r>
       <w:r>
         <w:rPr>
@@ -6053,23 +4712,7 @@
           <w:rFonts w:ascii="Courier New" w:hAnsi="Courier New" w:cs="Courier New"/>
           <w:lang w:val="en-GB"/>
         </w:rPr>
-        <w:t xml:space="preserve"> </w:t>
-      </w:r>
-      <w:proofErr w:type="gramStart"/>
-      <w:r>
-        <w:rPr>
-          <w:rFonts w:ascii="Courier New" w:hAnsi="Courier New" w:cs="Courier New"/>
-          <w:lang w:val="en-GB"/>
-        </w:rPr>
-        <w:t>debug.root</w:t>
-      </w:r>
-      <w:proofErr w:type="gramEnd"/>
-      <w:r>
-        <w:rPr>
-          <w:rFonts w:ascii="Courier New" w:hAnsi="Courier New" w:cs="Courier New"/>
-          <w:lang w:val="en-GB"/>
-        </w:rPr>
-        <w:t>.01</w:t>
+        <w:t xml:space="preserve"> debug.root.01</w:t>
       </w:r>
       <w:r>
         <w:rPr>
@@ -6110,21 +4753,12 @@
         </w:rPr>
         <w:t xml:space="preserve"> the value of </w:t>
       </w:r>
-      <w:proofErr w:type="spellStart"/>
-      <w:r>
-        <w:rPr>
-          <w:rFonts w:ascii="Courier New" w:hAnsi="Courier New" w:cs="Courier New"/>
-          <w:lang w:val="en-GB"/>
-        </w:rPr>
-        <w:t>computeIndexSourceMapping</w:t>
-      </w:r>
-      <w:proofErr w:type="spellEnd"/>
-      <w:r>
-        <w:rPr>
-          <w:rFonts w:ascii="Courier New" w:hAnsi="Courier New" w:cs="Courier New"/>
-          <w:lang w:val="en-GB"/>
-        </w:rPr>
-        <w:t xml:space="preserve"> </w:t>
+      <w:r>
+        <w:rPr>
+          <w:rFonts w:ascii="Courier New" w:hAnsi="Courier New" w:cs="Courier New"/>
+          <w:lang w:val="en-GB"/>
+        </w:rPr>
+        <w:t xml:space="preserve">computeIndexSourceMapping </w:t>
       </w:r>
       <w:r>
         <w:rPr>
@@ -6137,44 +4771,7 @@
           <w:rFonts w:ascii="Courier New" w:hAnsi="Courier New" w:cs="Courier New"/>
           <w:lang w:val="en-GB"/>
         </w:rPr>
-        <w:t xml:space="preserve"> </w:t>
-      </w:r>
-      <w:proofErr w:type="spellStart"/>
-      <w:r>
-        <w:rPr>
-          <w:rFonts w:ascii="Courier New" w:hAnsi="Courier New" w:cs="Courier New"/>
-          <w:lang w:val="en-GB"/>
-        </w:rPr>
-        <w:t>xios_client</w:t>
-      </w:r>
-      <w:proofErr w:type="spellEnd"/>
-      <w:r>
-        <w:rPr>
-          <w:rFonts w:ascii="Courier New" w:hAnsi="Courier New" w:cs="Courier New"/>
-          <w:lang w:val="en-GB"/>
-        </w:rPr>
-        <w:t>_</w:t>
-      </w:r>
-      <w:r>
-        <w:rPr>
-          <w:rFonts w:ascii="Courier New" w:hAnsi="Courier New" w:cs="Courier New"/>
-          <w:lang w:val="en-GB"/>
-        </w:rPr>
-        <w:t>*</w:t>
-      </w:r>
-      <w:r>
-        <w:rPr>
-          <w:rFonts w:ascii="Courier New" w:hAnsi="Courier New" w:cs="Courier New"/>
-          <w:lang w:val="en-GB"/>
-        </w:rPr>
-        <w:t>.out</w:t>
-      </w:r>
-      <w:r>
-        <w:rPr>
-          <w:rFonts w:ascii="Courier New" w:hAnsi="Courier New" w:cs="Courier New"/>
-          <w:lang w:val="en-GB"/>
-        </w:rPr>
-        <w:t xml:space="preserve"> </w:t>
+        <w:t xml:space="preserve"> xios_client_*.out </w:t>
       </w:r>
       <w:r>
         <w:rPr>
@@ -6224,21 +4821,7 @@
         <w:rPr>
           <w:lang w:val="en-US"/>
         </w:rPr>
-        <w:t xml:space="preserve">to the </w:t>
-      </w:r>
-      <w:proofErr w:type="spellStart"/>
-      <w:r>
-        <w:rPr>
-          <w:lang w:val="en-US"/>
-        </w:rPr>
-        <w:t>NetCDF</w:t>
-      </w:r>
-      <w:proofErr w:type="spellEnd"/>
-      <w:r>
-        <w:rPr>
-          <w:lang w:val="en-US"/>
-        </w:rPr>
-        <w:t xml:space="preserve"> file.  </w:t>
+        <w:t xml:space="preserve">to the NetCDF file.  </w:t>
       </w:r>
     </w:p>
     <w:p>
@@ -6366,7 +4949,6 @@
         </w:rPr>
         <w:t xml:space="preserve">Generation of the </w:t>
       </w:r>
-      <w:proofErr w:type="spellStart"/>
       <w:r>
         <w:rPr>
           <w:rFonts w:ascii="Courier New" w:hAnsi="Courier New" w:cs="Courier New"/>
@@ -6374,7 +4956,6 @@
         </w:rPr>
         <w:t>namcouple</w:t>
       </w:r>
-      <w:proofErr w:type="spellEnd"/>
       <w:r>
         <w:rPr>
           <w:lang w:val="en-GB"/>
@@ -6409,7 +4990,6 @@
         </w:rPr>
         <w:t xml:space="preserve"> creates the OASIS3-MCT configuration file, </w:t>
       </w:r>
-      <w:proofErr w:type="spellStart"/>
       <w:r>
         <w:rPr>
           <w:rFonts w:ascii="Courier New" w:hAnsi="Courier New" w:cs="Courier New"/>
@@ -6417,7 +4997,6 @@
         </w:rPr>
         <w:t>namcouple</w:t>
       </w:r>
-      <w:proofErr w:type="spellEnd"/>
       <w:r>
         <w:rPr>
           <w:lang w:val="en-GB"/>
@@ -6584,7 +5163,6 @@
         </w:rPr>
         <w:t xml:space="preserve">execution and the </w:t>
       </w:r>
-      <w:proofErr w:type="spellStart"/>
       <w:r>
         <w:rPr>
           <w:rFonts w:ascii="Courier New" w:hAnsi="Courier New" w:cs="Courier New"/>
@@ -6592,7 +5170,6 @@
         </w:rPr>
         <w:t>namcouple</w:t>
       </w:r>
-      <w:proofErr w:type="spellEnd"/>
       <w:r>
         <w:rPr>
           <w:lang w:val="en-GB"/>
@@ -6819,21 +5396,7 @@
         <w:rPr>
           <w:lang w:val="en-GB"/>
         </w:rPr>
-        <w:t xml:space="preserve">(here either torc or </w:t>
-      </w:r>
-      <w:proofErr w:type="spellStart"/>
-      <w:r>
-        <w:rPr>
-          <w:lang w:val="en-GB"/>
-        </w:rPr>
-        <w:t>nogt</w:t>
-      </w:r>
-      <w:proofErr w:type="spellEnd"/>
-      <w:r>
-        <w:rPr>
-          <w:lang w:val="en-GB"/>
-        </w:rPr>
-        <w:t xml:space="preserve">) </w:t>
+        <w:t xml:space="preserve">(here either torc or nogt) </w:t>
       </w:r>
       <w:r>
         <w:rPr>
@@ -6889,23 +5452,7 @@
           <w:rFonts w:ascii="Courier New" w:hAnsi="Courier New" w:cs="Courier New"/>
           <w:lang w:val="en-GB"/>
         </w:rPr>
-        <w:t>OASIS/</w:t>
-      </w:r>
-      <w:proofErr w:type="spellStart"/>
-      <w:r>
-        <w:rPr>
-          <w:rFonts w:ascii="Courier New" w:hAnsi="Courier New" w:cs="Courier New"/>
-          <w:lang w:val="en-GB"/>
-        </w:rPr>
-        <w:t>xxxx_masks</w:t>
-      </w:r>
-      <w:proofErr w:type="spellEnd"/>
-      <w:r>
-        <w:rPr>
-          <w:rFonts w:ascii="Courier New" w:hAnsi="Courier New" w:cs="Courier New"/>
-          <w:lang w:val="en-GB"/>
-        </w:rPr>
-        <w:t>/masks_yyyy_xxxx.nc</w:t>
+        <w:t>OASIS/xxxx_masks/masks_yyyy_xxxx.nc</w:t>
       </w:r>
       <w:r>
         <w:rPr>
@@ -6913,7 +5460,6 @@
         </w:rPr>
         <w:t xml:space="preserve">, where </w:t>
       </w:r>
-      <w:proofErr w:type="spellStart"/>
       <w:r>
         <w:rPr>
           <w:rFonts w:ascii="Courier New" w:hAnsi="Courier New" w:cs="Courier New"/>
@@ -6921,14 +5467,12 @@
         </w:rPr>
         <w:t>xxxx</w:t>
       </w:r>
-      <w:proofErr w:type="spellEnd"/>
       <w:r>
         <w:rPr>
           <w:lang w:val="en-GB"/>
         </w:rPr>
         <w:t xml:space="preserve"> is the regridding library (SCRP, ESMF or XIOS) and </w:t>
       </w:r>
-      <w:proofErr w:type="spellStart"/>
       <w:r>
         <w:rPr>
           <w:rFonts w:ascii="Courier New" w:hAnsi="Courier New" w:cs="Courier New"/>
@@ -6936,26 +5480,11 @@
         </w:rPr>
         <w:t>yyyy</w:t>
       </w:r>
-      <w:proofErr w:type="spellEnd"/>
-      <w:r>
-        <w:rPr>
-          <w:lang w:val="en-GB"/>
-        </w:rPr>
-        <w:t xml:space="preserve"> is the ocean grid acronym (torc or </w:t>
-      </w:r>
-      <w:proofErr w:type="spellStart"/>
-      <w:r>
-        <w:rPr>
-          <w:lang w:val="en-GB"/>
-        </w:rPr>
-        <w:t>nogt</w:t>
-      </w:r>
-      <w:proofErr w:type="spellEnd"/>
-      <w:r>
-        <w:rPr>
-          <w:lang w:val="en-GB"/>
-        </w:rPr>
-        <w:t xml:space="preserve">). The appropriate mask file </w:t>
+      <w:r>
+        <w:rPr>
+          <w:lang w:val="en-GB"/>
+        </w:rPr>
+        <w:t xml:space="preserve"> is the ocean grid acronym (torc or nogt). The appropriate mask file </w:t>
       </w:r>
       <w:r>
         <w:rPr>
@@ -7048,13 +5577,7 @@
         <w:rPr>
           <w:lang w:val="en-GB"/>
         </w:rPr>
-        <w:t xml:space="preserve"> executable</w:t>
-      </w:r>
-      <w:r>
-        <w:rPr>
-          <w:lang w:val="en-GB"/>
-        </w:rPr>
-        <w:t xml:space="preserve"> to the working directory.</w:t>
+        <w:t xml:space="preserve"> executable to the working directory.</w:t>
       </w:r>
     </w:p>
     <w:p>
@@ -7108,7 +5631,6 @@
         </w:rPr>
         <w:t xml:space="preserve"> </w:t>
       </w:r>
-      <w:proofErr w:type="spellStart"/>
       <w:r>
         <w:rPr>
           <w:rFonts w:ascii="Courier New" w:hAnsi="Courier New" w:cs="Courier New"/>
@@ -7116,7 +5638,6 @@
         </w:rPr>
         <w:t>OasisGridsToESMF</w:t>
       </w:r>
-      <w:proofErr w:type="spellEnd"/>
       <w:r>
         <w:rPr>
           <w:lang w:val="en-US"/>
@@ -7259,14 +5780,7 @@
           <w:rFonts w:ascii="Courier New" w:hAnsi="Courier New" w:cs="Courier New"/>
           <w:lang w:val="en-GB"/>
         </w:rPr>
-        <w:t>ESMFWeightsToOasis.sh</w:t>
-      </w:r>
-      <w:r>
-        <w:rPr>
-          <w:rFonts w:ascii="Courier New" w:hAnsi="Courier New" w:cs="Courier New"/>
-          <w:lang w:val="en-GB"/>
-        </w:rPr>
-        <w:t>,</w:t>
+        <w:t>ESMFWeightsToOasis.sh,</w:t>
       </w:r>
       <w:r>
         <w:rPr>
@@ -7556,7 +6070,6 @@
         </w:rPr>
         <w:t>(“</w:t>
       </w:r>
-      <w:proofErr w:type="spellStart"/>
       <w:r>
         <w:rPr>
           <w:rFonts w:ascii="Courier New" w:hAnsi="Courier New" w:cs="Courier New"/>
@@ -7564,7 +6077,6 @@
         </w:rPr>
         <w:t>kraken_intel_impi_openm</w:t>
       </w:r>
-      <w:proofErr w:type="spellEnd"/>
       <w:r>
         <w:rPr>
           <w:color w:val="000000" w:themeColor="text1"/>
@@ -7584,56 +6096,22 @@
           <w:color w:val="000000" w:themeColor="text1"/>
           <w:lang w:val="en-US" w:eastAsia="fr-FR"/>
         </w:rPr>
-        <w:t xml:space="preserve">and </w:t>
-      </w:r>
-      <w:proofErr w:type="spellStart"/>
+        <w:t xml:space="preserve">and Météo-France supercomputer belenos </w:t>
+      </w:r>
       <w:r>
         <w:rPr>
           <w:color w:val="000000" w:themeColor="text1"/>
           <w:lang w:val="en-US" w:eastAsia="fr-FR"/>
         </w:rPr>
-        <w:t>Météo</w:t>
-      </w:r>
-      <w:proofErr w:type="spellEnd"/>
-      <w:r>
-        <w:rPr>
-          <w:color w:val="000000" w:themeColor="text1"/>
-          <w:lang w:val="en-US" w:eastAsia="fr-FR"/>
-        </w:rPr>
-        <w:t xml:space="preserve">-France supercomputer </w:t>
-      </w:r>
-      <w:proofErr w:type="spellStart"/>
-      <w:r>
-        <w:rPr>
-          <w:color w:val="000000" w:themeColor="text1"/>
-          <w:lang w:val="en-US" w:eastAsia="fr-FR"/>
+        <w:t>(“</w:t>
+      </w:r>
+      <w:r>
+        <w:rPr>
+          <w:rFonts w:ascii="Courier New" w:hAnsi="Courier New" w:cs="Courier New"/>
+          <w:lang w:val="en-GB"/>
         </w:rPr>
         <w:t>belenos</w:t>
       </w:r>
-      <w:proofErr w:type="spellEnd"/>
-      <w:r>
-        <w:rPr>
-          <w:color w:val="000000" w:themeColor="text1"/>
-          <w:lang w:val="en-US" w:eastAsia="fr-FR"/>
-        </w:rPr>
-        <w:t xml:space="preserve"> </w:t>
-      </w:r>
-      <w:r>
-        <w:rPr>
-          <w:color w:val="000000" w:themeColor="text1"/>
-          <w:lang w:val="en-US" w:eastAsia="fr-FR"/>
-        </w:rPr>
-        <w:t>(“</w:t>
-      </w:r>
-      <w:proofErr w:type="spellStart"/>
-      <w:r>
-        <w:rPr>
-          <w:rFonts w:ascii="Courier New" w:hAnsi="Courier New" w:cs="Courier New"/>
-          <w:lang w:val="en-GB"/>
-        </w:rPr>
-        <w:t>belenos</w:t>
-      </w:r>
-      <w:proofErr w:type="spellEnd"/>
       <w:r>
         <w:rPr>
           <w:color w:val="000000" w:themeColor="text1"/>
@@ -7787,7 +6265,6 @@
         </w:rPr>
         <w:t xml:space="preserve"> </w:t>
       </w:r>
-      <w:proofErr w:type="spellStart"/>
       <w:r>
         <w:rPr>
           <w:rFonts w:ascii="Courier New" w:hAnsi="Courier New" w:cs="Courier New"/>
@@ -7795,7 +6272,6 @@
         </w:rPr>
         <w:t>OasisGridsToESMF</w:t>
       </w:r>
-      <w:proofErr w:type="spellEnd"/>
       <w:r>
         <w:rPr>
           <w:lang w:val="en-US"/>
@@ -7844,7 +6320,6 @@
         </w:rPr>
         <w:t xml:space="preserve"> </w:t>
       </w:r>
-      <w:proofErr w:type="spellStart"/>
       <w:r>
         <w:rPr>
           <w:rFonts w:ascii="Courier New" w:hAnsi="Courier New" w:cs="Courier New"/>
@@ -7852,7 +6327,6 @@
         </w:rPr>
         <w:t>ESMF_RegridWeightGen</w:t>
       </w:r>
-      <w:proofErr w:type="spellEnd"/>
       <w:r>
         <w:rPr>
           <w:color w:val="000000" w:themeColor="text1"/>
@@ -7906,14 +6380,12 @@
           <w:lang w:val="en-GB"/>
         </w:rPr>
       </w:pPr>
-      <w:proofErr w:type="spellStart"/>
       <w:r>
         <w:rPr>
           <w:lang w:val="en-GB"/>
         </w:rPr>
         <w:t>distwgt</w:t>
       </w:r>
-      <w:proofErr w:type="spellEnd"/>
       <w:r>
         <w:rPr>
           <w:lang w:val="en-GB"/>
@@ -7926,14 +6398,12 @@
         </w:rPr>
         <w:t>“</w:t>
       </w:r>
-      <w:proofErr w:type="spellStart"/>
       <w:r>
         <w:rPr>
           <w:lang w:val="en-GB"/>
         </w:rPr>
         <w:t>neareststod</w:t>
       </w:r>
-      <w:proofErr w:type="spellEnd"/>
       <w:r>
         <w:rPr>
           <w:lang w:val="en-GB"/>
@@ -7988,99 +6458,8 @@
           <w:szCs w:val="22"/>
           <w:lang w:val="en-GB"/>
         </w:rPr>
-        <w:t>--</w:t>
-      </w:r>
-      <w:proofErr w:type="spellStart"/>
-      <w:r>
-        <w:rPr>
-          <w:rFonts w:ascii="Courier New" w:hAnsi="Courier New" w:cs="Courier New"/>
-          <w:sz w:val="22"/>
-          <w:szCs w:val="22"/>
-          <w:lang w:val="en-GB"/>
-        </w:rPr>
-        <w:t>src_loc</w:t>
-      </w:r>
-      <w:proofErr w:type="spellEnd"/>
-      <w:r>
-        <w:rPr>
-          <w:rFonts w:ascii="Courier New" w:hAnsi="Courier New" w:cs="Courier New"/>
-          <w:sz w:val="22"/>
-          <w:szCs w:val="22"/>
-          <w:lang w:val="en-GB"/>
-        </w:rPr>
-        <w:t xml:space="preserve"> </w:t>
-      </w:r>
-      <w:proofErr w:type="spellStart"/>
-      <w:r>
-        <w:rPr>
-          <w:rFonts w:ascii="Courier New" w:hAnsi="Courier New" w:cs="Courier New"/>
-          <w:sz w:val="22"/>
-          <w:szCs w:val="22"/>
-          <w:lang w:val="en-GB"/>
-        </w:rPr>
-        <w:t>center</w:t>
-      </w:r>
-      <w:proofErr w:type="spellEnd"/>
-      <w:r>
-        <w:rPr>
-          <w:rFonts w:ascii="Courier New" w:hAnsi="Courier New" w:cs="Courier New"/>
-          <w:sz w:val="22"/>
-          <w:szCs w:val="22"/>
-          <w:lang w:val="en-GB"/>
-        </w:rPr>
-        <w:t xml:space="preserve"> --</w:t>
-      </w:r>
-      <w:proofErr w:type="spellStart"/>
-      <w:r>
-        <w:rPr>
-          <w:rFonts w:ascii="Courier New" w:hAnsi="Courier New" w:cs="Courier New"/>
-          <w:sz w:val="22"/>
-          <w:szCs w:val="22"/>
-          <w:lang w:val="en-GB"/>
-        </w:rPr>
-        <w:t>dst_loc</w:t>
-      </w:r>
-      <w:proofErr w:type="spellEnd"/>
-      <w:r>
-        <w:rPr>
-          <w:rFonts w:ascii="Courier New" w:hAnsi="Courier New" w:cs="Courier New"/>
-          <w:sz w:val="22"/>
-          <w:szCs w:val="22"/>
-          <w:lang w:val="en-GB"/>
-        </w:rPr>
-        <w:t xml:space="preserve"> </w:t>
-      </w:r>
-      <w:proofErr w:type="spellStart"/>
-      <w:r>
-        <w:rPr>
-          <w:rFonts w:ascii="Courier New" w:hAnsi="Courier New" w:cs="Courier New"/>
-          <w:sz w:val="22"/>
-          <w:szCs w:val="22"/>
-          <w:lang w:val="en-GB"/>
-        </w:rPr>
-        <w:t>center</w:t>
-      </w:r>
-      <w:proofErr w:type="spellEnd"/>
-      <w:r>
-        <w:rPr>
-          <w:rFonts w:ascii="Courier New" w:hAnsi="Courier New" w:cs="Courier New"/>
-          <w:sz w:val="22"/>
-          <w:szCs w:val="22"/>
-          <w:lang w:val="en-GB"/>
-        </w:rPr>
-        <w:t xml:space="preserve"> --</w:t>
-      </w:r>
-      <w:proofErr w:type="spellStart"/>
-      <w:r>
-        <w:rPr>
-          <w:rFonts w:ascii="Courier New" w:hAnsi="Courier New" w:cs="Courier New"/>
-          <w:sz w:val="22"/>
-          <w:szCs w:val="22"/>
-          <w:lang w:val="en-GB"/>
-        </w:rPr>
-        <w:t>ignore_degenerate</w:t>
-      </w:r>
-      <w:proofErr w:type="spellEnd"/>
+        <w:t>--src_loc center --dst_loc center --ignore_degenerate</w:t>
+      </w:r>
     </w:p>
     <w:p>
       <w:pPr>
@@ -8113,19 +6492,11 @@
           <w:lang w:val="en-GB"/>
         </w:rPr>
       </w:pPr>
-      <w:proofErr w:type="spellStart"/>
-      <w:r>
-        <w:rPr>
-          <w:lang w:val="en-GB"/>
-        </w:rPr>
-        <w:t>bili</w:t>
-      </w:r>
-      <w:proofErr w:type="spellEnd"/>
-      <w:r>
-        <w:rPr>
-          <w:lang w:val="en-GB"/>
-        </w:rPr>
-        <w:t xml:space="preserve"> </w:t>
+      <w:r>
+        <w:rPr>
+          <w:lang w:val="en-GB"/>
+        </w:rPr>
+        <w:t xml:space="preserve">bili </w:t>
       </w:r>
       <w:r>
         <w:rPr>
@@ -8205,139 +6576,8 @@
           <w:szCs w:val="22"/>
           <w:lang w:val="en-GB"/>
         </w:rPr>
-        <w:t>--</w:t>
-      </w:r>
-      <w:proofErr w:type="spellStart"/>
-      <w:r>
-        <w:rPr>
-          <w:rFonts w:ascii="Courier New" w:hAnsi="Courier New" w:cs="Courier New"/>
-          <w:sz w:val="22"/>
-          <w:szCs w:val="22"/>
-          <w:lang w:val="en-GB"/>
-        </w:rPr>
-        <w:t>extrap_method</w:t>
-      </w:r>
-      <w:proofErr w:type="spellEnd"/>
-      <w:r>
-        <w:rPr>
-          <w:rFonts w:ascii="Courier New" w:hAnsi="Courier New" w:cs="Courier New"/>
-          <w:sz w:val="22"/>
-          <w:szCs w:val="22"/>
-          <w:lang w:val="en-GB"/>
-        </w:rPr>
-        <w:t xml:space="preserve"> </w:t>
-      </w:r>
-      <w:proofErr w:type="spellStart"/>
-      <w:r>
-        <w:rPr>
-          <w:rFonts w:ascii="Courier New" w:hAnsi="Courier New" w:cs="Courier New"/>
-          <w:sz w:val="22"/>
-          <w:szCs w:val="22"/>
-          <w:lang w:val="en-GB"/>
-        </w:rPr>
-        <w:t>neareststod</w:t>
-      </w:r>
-      <w:proofErr w:type="spellEnd"/>
-      <w:r>
-        <w:rPr>
-          <w:rFonts w:ascii="Courier New" w:hAnsi="Courier New" w:cs="Courier New"/>
-          <w:sz w:val="22"/>
-          <w:szCs w:val="22"/>
-          <w:lang w:val="en-GB"/>
-        </w:rPr>
-        <w:t xml:space="preserve"> --</w:t>
-      </w:r>
-      <w:proofErr w:type="spellStart"/>
-      <w:r>
-        <w:rPr>
-          <w:rFonts w:ascii="Courier New" w:hAnsi="Courier New" w:cs="Courier New"/>
-          <w:sz w:val="22"/>
-          <w:szCs w:val="22"/>
-          <w:lang w:val="en-GB"/>
-        </w:rPr>
-        <w:t>src_loc</w:t>
-      </w:r>
-      <w:proofErr w:type="spellEnd"/>
-      <w:r>
-        <w:rPr>
-          <w:rFonts w:ascii="Courier New" w:hAnsi="Courier New" w:cs="Courier New"/>
-          <w:sz w:val="22"/>
-          <w:szCs w:val="22"/>
-          <w:lang w:val="en-GB"/>
-        </w:rPr>
-        <w:t xml:space="preserve"> </w:t>
-      </w:r>
-      <w:proofErr w:type="spellStart"/>
-      <w:r>
-        <w:rPr>
-          <w:rFonts w:ascii="Courier New" w:hAnsi="Courier New" w:cs="Courier New"/>
-          <w:sz w:val="22"/>
-          <w:szCs w:val="22"/>
-          <w:lang w:val="en-GB"/>
-        </w:rPr>
-        <w:t>center</w:t>
-      </w:r>
-      <w:proofErr w:type="spellEnd"/>
-      <w:r>
-        <w:rPr>
-          <w:rFonts w:ascii="Courier New" w:hAnsi="Courier New" w:cs="Courier New"/>
-          <w:sz w:val="22"/>
-          <w:szCs w:val="22"/>
-          <w:lang w:val="en-GB"/>
-        </w:rPr>
-        <w:t xml:space="preserve"> --</w:t>
-      </w:r>
-      <w:proofErr w:type="spellStart"/>
-      <w:r>
-        <w:rPr>
-          <w:rFonts w:ascii="Courier New" w:hAnsi="Courier New" w:cs="Courier New"/>
-          <w:sz w:val="22"/>
-          <w:szCs w:val="22"/>
-          <w:lang w:val="en-GB"/>
-        </w:rPr>
-        <w:t>dst_loc</w:t>
-      </w:r>
-      <w:proofErr w:type="spellEnd"/>
-      <w:r>
-        <w:rPr>
-          <w:rFonts w:ascii="Courier New" w:hAnsi="Courier New" w:cs="Courier New"/>
-          <w:sz w:val="22"/>
-          <w:szCs w:val="22"/>
-          <w:lang w:val="en-GB"/>
-        </w:rPr>
-        <w:t xml:space="preserve"> </w:t>
-      </w:r>
-      <w:proofErr w:type="spellStart"/>
-      <w:r>
-        <w:rPr>
-          <w:rFonts w:ascii="Courier New" w:hAnsi="Courier New" w:cs="Courier New"/>
-          <w:sz w:val="22"/>
-          <w:szCs w:val="22"/>
-          <w:lang w:val="en-GB"/>
-        </w:rPr>
-        <w:t>center</w:t>
-      </w:r>
-      <w:proofErr w:type="spellEnd"/>
-      <w:r>
-        <w:rPr>
-          <w:rFonts w:ascii="Courier New" w:hAnsi="Courier New" w:cs="Courier New"/>
-          <w:sz w:val="22"/>
-          <w:szCs w:val="22"/>
-          <w:lang w:val="en-GB"/>
-        </w:rPr>
-        <w:t xml:space="preserve"> --</w:t>
-      </w:r>
-      <w:proofErr w:type="spellStart"/>
-      <w:r>
-        <w:rPr>
-          <w:rFonts w:ascii="Courier New" w:hAnsi="Courier New" w:cs="Courier New"/>
-          <w:sz w:val="22"/>
-          <w:szCs w:val="22"/>
-          <w:lang w:val="en-GB"/>
-        </w:rPr>
-        <w:t>ignore_degenerate</w:t>
-      </w:r>
-      <w:proofErr w:type="spellEnd"/>
+        <w:t>--extrap_method neareststod --src_loc center --dst_loc center --ignore_degenerate</w:t>
+      </w:r>
     </w:p>
     <w:p>
       <w:pPr>
@@ -8370,14 +6610,12 @@
           <w:lang w:val="en-GB"/>
         </w:rPr>
       </w:pPr>
-      <w:proofErr w:type="spellStart"/>
       <w:r>
         <w:rPr>
           <w:lang w:val="en-GB"/>
         </w:rPr>
         <w:t>bicu</w:t>
       </w:r>
-      <w:proofErr w:type="spellEnd"/>
       <w:r>
         <w:rPr>
           <w:lang w:val="en-GB"/>
@@ -8456,139 +6694,8 @@
           <w:szCs w:val="22"/>
           <w:lang w:val="en-GB"/>
         </w:rPr>
-        <w:t>--</w:t>
-      </w:r>
-      <w:proofErr w:type="spellStart"/>
-      <w:r>
-        <w:rPr>
-          <w:rFonts w:ascii="Courier New" w:hAnsi="Courier New" w:cs="Courier New"/>
-          <w:sz w:val="22"/>
-          <w:szCs w:val="22"/>
-          <w:lang w:val="en-GB"/>
-        </w:rPr>
-        <w:t>extrap_method</w:t>
-      </w:r>
-      <w:proofErr w:type="spellEnd"/>
-      <w:r>
-        <w:rPr>
-          <w:rFonts w:ascii="Courier New" w:hAnsi="Courier New" w:cs="Courier New"/>
-          <w:sz w:val="22"/>
-          <w:szCs w:val="22"/>
-          <w:lang w:val="en-GB"/>
-        </w:rPr>
-        <w:t xml:space="preserve"> </w:t>
-      </w:r>
-      <w:proofErr w:type="spellStart"/>
-      <w:r>
-        <w:rPr>
-          <w:rFonts w:ascii="Courier New" w:hAnsi="Courier New" w:cs="Courier New"/>
-          <w:sz w:val="22"/>
-          <w:szCs w:val="22"/>
-          <w:lang w:val="en-GB"/>
-        </w:rPr>
-        <w:t>neareststod</w:t>
-      </w:r>
-      <w:proofErr w:type="spellEnd"/>
-      <w:r>
-        <w:rPr>
-          <w:rFonts w:ascii="Courier New" w:hAnsi="Courier New" w:cs="Courier New"/>
-          <w:sz w:val="22"/>
-          <w:szCs w:val="22"/>
-          <w:lang w:val="en-GB"/>
-        </w:rPr>
-        <w:t xml:space="preserve"> --</w:t>
-      </w:r>
-      <w:proofErr w:type="spellStart"/>
-      <w:r>
-        <w:rPr>
-          <w:rFonts w:ascii="Courier New" w:hAnsi="Courier New" w:cs="Courier New"/>
-          <w:sz w:val="22"/>
-          <w:szCs w:val="22"/>
-          <w:lang w:val="en-GB"/>
-        </w:rPr>
-        <w:t>src_loc</w:t>
-      </w:r>
-      <w:proofErr w:type="spellEnd"/>
-      <w:r>
-        <w:rPr>
-          <w:rFonts w:ascii="Courier New" w:hAnsi="Courier New" w:cs="Courier New"/>
-          <w:sz w:val="22"/>
-          <w:szCs w:val="22"/>
-          <w:lang w:val="en-GB"/>
-        </w:rPr>
-        <w:t xml:space="preserve"> </w:t>
-      </w:r>
-      <w:proofErr w:type="spellStart"/>
-      <w:r>
-        <w:rPr>
-          <w:rFonts w:ascii="Courier New" w:hAnsi="Courier New" w:cs="Courier New"/>
-          <w:sz w:val="22"/>
-          <w:szCs w:val="22"/>
-          <w:lang w:val="en-GB"/>
-        </w:rPr>
-        <w:t>center</w:t>
-      </w:r>
-      <w:proofErr w:type="spellEnd"/>
-      <w:r>
-        <w:rPr>
-          <w:rFonts w:ascii="Courier New" w:hAnsi="Courier New" w:cs="Courier New"/>
-          <w:sz w:val="22"/>
-          <w:szCs w:val="22"/>
-          <w:lang w:val="en-GB"/>
-        </w:rPr>
-        <w:t xml:space="preserve"> --</w:t>
-      </w:r>
-      <w:proofErr w:type="spellStart"/>
-      <w:r>
-        <w:rPr>
-          <w:rFonts w:ascii="Courier New" w:hAnsi="Courier New" w:cs="Courier New"/>
-          <w:sz w:val="22"/>
-          <w:szCs w:val="22"/>
-          <w:lang w:val="en-GB"/>
-        </w:rPr>
-        <w:t>dst_loc</w:t>
-      </w:r>
-      <w:proofErr w:type="spellEnd"/>
-      <w:r>
-        <w:rPr>
-          <w:rFonts w:ascii="Courier New" w:hAnsi="Courier New" w:cs="Courier New"/>
-          <w:sz w:val="22"/>
-          <w:szCs w:val="22"/>
-          <w:lang w:val="en-GB"/>
-        </w:rPr>
-        <w:t xml:space="preserve"> </w:t>
-      </w:r>
-      <w:proofErr w:type="spellStart"/>
-      <w:r>
-        <w:rPr>
-          <w:rFonts w:ascii="Courier New" w:hAnsi="Courier New" w:cs="Courier New"/>
-          <w:sz w:val="22"/>
-          <w:szCs w:val="22"/>
-          <w:lang w:val="en-GB"/>
-        </w:rPr>
-        <w:t>center</w:t>
-      </w:r>
-      <w:proofErr w:type="spellEnd"/>
-      <w:r>
-        <w:rPr>
-          <w:rFonts w:ascii="Courier New" w:hAnsi="Courier New" w:cs="Courier New"/>
-          <w:sz w:val="22"/>
-          <w:szCs w:val="22"/>
-          <w:lang w:val="en-GB"/>
-        </w:rPr>
-        <w:t xml:space="preserve"> --</w:t>
-      </w:r>
-      <w:proofErr w:type="spellStart"/>
-      <w:r>
-        <w:rPr>
-          <w:rFonts w:ascii="Courier New" w:hAnsi="Courier New" w:cs="Courier New"/>
-          <w:sz w:val="22"/>
-          <w:szCs w:val="22"/>
-          <w:lang w:val="en-GB"/>
-        </w:rPr>
-        <w:t>ignore_degenerate</w:t>
-      </w:r>
-      <w:proofErr w:type="spellEnd"/>
+        <w:t>--extrap_method neareststod --src_loc center --dst_loc center --ignore_degenerate</w:t>
+      </w:r>
     </w:p>
     <w:p>
       <w:pPr>
@@ -8699,79 +6806,8 @@
           <w:szCs w:val="22"/>
           <w:lang w:val="en-GB"/>
         </w:rPr>
-        <w:t>--</w:t>
-      </w:r>
-      <w:proofErr w:type="spellStart"/>
-      <w:r>
-        <w:rPr>
-          <w:rFonts w:ascii="Courier New" w:hAnsi="Courier New" w:cs="Courier New"/>
-          <w:sz w:val="22"/>
-          <w:szCs w:val="22"/>
-          <w:lang w:val="en-GB"/>
-        </w:rPr>
-        <w:t>ignore_unmapped</w:t>
-      </w:r>
-      <w:proofErr w:type="spellEnd"/>
-      <w:r>
-        <w:rPr>
-          <w:rFonts w:ascii="Courier New" w:hAnsi="Courier New" w:cs="Courier New"/>
-          <w:sz w:val="22"/>
-          <w:szCs w:val="22"/>
-          <w:lang w:val="en-GB"/>
-        </w:rPr>
-        <w:t xml:space="preserve"> --</w:t>
-      </w:r>
-      <w:proofErr w:type="spellStart"/>
-      <w:r>
-        <w:rPr>
-          <w:rFonts w:ascii="Courier New" w:hAnsi="Courier New" w:cs="Courier New"/>
-          <w:sz w:val="22"/>
-          <w:szCs w:val="22"/>
-          <w:lang w:val="en-GB"/>
-        </w:rPr>
-        <w:t>norm_type</w:t>
-      </w:r>
-      <w:proofErr w:type="spellEnd"/>
-      <w:r>
-        <w:rPr>
-          <w:rFonts w:ascii="Courier New" w:hAnsi="Courier New" w:cs="Courier New"/>
-          <w:sz w:val="22"/>
-          <w:szCs w:val="22"/>
-          <w:lang w:val="en-GB"/>
-        </w:rPr>
-        <w:t xml:space="preserve"> </w:t>
-      </w:r>
-      <w:proofErr w:type="spellStart"/>
-      <w:r>
-        <w:rPr>
-          <w:rFonts w:ascii="Courier New" w:hAnsi="Courier New" w:cs="Courier New"/>
-          <w:sz w:val="22"/>
-          <w:szCs w:val="22"/>
-          <w:lang w:val="en-GB"/>
-        </w:rPr>
-        <w:t>fracarea</w:t>
-      </w:r>
-      <w:proofErr w:type="spellEnd"/>
-      <w:r>
-        <w:rPr>
-          <w:rFonts w:ascii="Courier New" w:hAnsi="Courier New" w:cs="Courier New"/>
-          <w:sz w:val="22"/>
-          <w:szCs w:val="22"/>
-          <w:lang w:val="en-GB"/>
-        </w:rPr>
-        <w:t xml:space="preserve"> --</w:t>
-      </w:r>
-      <w:proofErr w:type="spellStart"/>
-      <w:r>
-        <w:rPr>
-          <w:rFonts w:ascii="Courier New" w:hAnsi="Courier New" w:cs="Courier New"/>
-          <w:sz w:val="22"/>
-          <w:szCs w:val="22"/>
-          <w:lang w:val="en-GB"/>
-        </w:rPr>
-        <w:t>ignore_degenerate</w:t>
-      </w:r>
-      <w:proofErr w:type="spellEnd"/>
+        <w:t>--ignore_unmapped --norm_type fracarea --ignore_degenerate</w:t>
+      </w:r>
     </w:p>
     <w:p>
       <w:pPr>
@@ -8882,79 +6918,8 @@
           <w:szCs w:val="22"/>
           <w:lang w:val="en-GB"/>
         </w:rPr>
-        <w:t>--</w:t>
-      </w:r>
-      <w:proofErr w:type="spellStart"/>
-      <w:r>
-        <w:rPr>
-          <w:rFonts w:ascii="Courier New" w:hAnsi="Courier New" w:cs="Courier New"/>
-          <w:sz w:val="22"/>
-          <w:szCs w:val="22"/>
-          <w:lang w:val="en-GB"/>
-        </w:rPr>
-        <w:t>ignore_unmapped</w:t>
-      </w:r>
-      <w:proofErr w:type="spellEnd"/>
-      <w:r>
-        <w:rPr>
-          <w:rFonts w:ascii="Courier New" w:hAnsi="Courier New" w:cs="Courier New"/>
-          <w:sz w:val="22"/>
-          <w:szCs w:val="22"/>
-          <w:lang w:val="en-GB"/>
-        </w:rPr>
-        <w:t xml:space="preserve"> --</w:t>
-      </w:r>
-      <w:proofErr w:type="spellStart"/>
-      <w:r>
-        <w:rPr>
-          <w:rFonts w:ascii="Courier New" w:hAnsi="Courier New" w:cs="Courier New"/>
-          <w:sz w:val="22"/>
-          <w:szCs w:val="22"/>
-          <w:lang w:val="en-GB"/>
-        </w:rPr>
-        <w:t>norm_type</w:t>
-      </w:r>
-      <w:proofErr w:type="spellEnd"/>
-      <w:r>
-        <w:rPr>
-          <w:rFonts w:ascii="Courier New" w:hAnsi="Courier New" w:cs="Courier New"/>
-          <w:sz w:val="22"/>
-          <w:szCs w:val="22"/>
-          <w:lang w:val="en-GB"/>
-        </w:rPr>
-        <w:t xml:space="preserve"> </w:t>
-      </w:r>
-      <w:proofErr w:type="spellStart"/>
-      <w:r>
-        <w:rPr>
-          <w:rFonts w:ascii="Courier New" w:hAnsi="Courier New" w:cs="Courier New"/>
-          <w:sz w:val="22"/>
-          <w:szCs w:val="22"/>
-          <w:lang w:val="en-GB"/>
-        </w:rPr>
-        <w:t>fracarea</w:t>
-      </w:r>
-      <w:proofErr w:type="spellEnd"/>
-      <w:r>
-        <w:rPr>
-          <w:rFonts w:ascii="Courier New" w:hAnsi="Courier New" w:cs="Courier New"/>
-          <w:sz w:val="22"/>
-          <w:szCs w:val="22"/>
-          <w:lang w:val="en-GB"/>
-        </w:rPr>
-        <w:t xml:space="preserve"> --</w:t>
-      </w:r>
-      <w:proofErr w:type="spellStart"/>
-      <w:r>
-        <w:rPr>
-          <w:rFonts w:ascii="Courier New" w:hAnsi="Courier New" w:cs="Courier New"/>
-          <w:sz w:val="22"/>
-          <w:szCs w:val="22"/>
-          <w:lang w:val="en-GB"/>
-        </w:rPr>
-        <w:t>ignore_degenerate</w:t>
-      </w:r>
-      <w:proofErr w:type="spellEnd"/>
+        <w:t>--ignore_unmapped --norm_type fracarea --ignore_degenerate</w:t>
+      </w:r>
     </w:p>
     <w:p>
       <w:pPr>
@@ -9024,106 +6989,13 @@
           <w:szCs w:val="22"/>
           <w:lang w:val="en-GB"/>
         </w:rPr>
-        <w:t>--</w:t>
-      </w:r>
-      <w:proofErr w:type="spellStart"/>
-      <w:r>
-        <w:rPr>
-          <w:rFonts w:ascii="Courier New" w:hAnsi="Courier New" w:cs="Courier New"/>
-          <w:sz w:val="22"/>
-          <w:szCs w:val="22"/>
-          <w:lang w:val="en-GB"/>
-        </w:rPr>
-        <w:t>src_loc</w:t>
-      </w:r>
-      <w:proofErr w:type="spellEnd"/>
-      <w:r>
-        <w:rPr>
-          <w:rFonts w:ascii="Courier New" w:hAnsi="Courier New" w:cs="Courier New"/>
-          <w:sz w:val="22"/>
-          <w:szCs w:val="22"/>
-          <w:lang w:val="en-GB"/>
-        </w:rPr>
-        <w:t xml:space="preserve"> </w:t>
-      </w:r>
-      <w:proofErr w:type="spellStart"/>
-      <w:r>
-        <w:rPr>
-          <w:rFonts w:ascii="Courier New" w:hAnsi="Courier New" w:cs="Courier New"/>
-          <w:sz w:val="22"/>
-          <w:szCs w:val="22"/>
-          <w:lang w:val="en-GB"/>
-        </w:rPr>
-        <w:t>center</w:t>
-      </w:r>
-      <w:proofErr w:type="spellEnd"/>
-      <w:r>
-        <w:rPr>
-          <w:rFonts w:ascii="Courier New" w:hAnsi="Courier New" w:cs="Courier New"/>
-          <w:sz w:val="22"/>
-          <w:szCs w:val="22"/>
-          <w:lang w:val="en-GB"/>
-        </w:rPr>
-        <w:t xml:space="preserve"> --</w:t>
-      </w:r>
-      <w:proofErr w:type="spellStart"/>
-      <w:r>
-        <w:rPr>
-          <w:rFonts w:ascii="Courier New" w:hAnsi="Courier New" w:cs="Courier New"/>
-          <w:sz w:val="22"/>
-          <w:szCs w:val="22"/>
-          <w:lang w:val="en-GB"/>
-        </w:rPr>
-        <w:t>dst_loc</w:t>
-      </w:r>
-      <w:proofErr w:type="spellEnd"/>
-      <w:r>
-        <w:rPr>
-          <w:rFonts w:ascii="Courier New" w:hAnsi="Courier New" w:cs="Courier New"/>
-          <w:sz w:val="22"/>
-          <w:szCs w:val="22"/>
-          <w:lang w:val="en-GB"/>
-        </w:rPr>
-        <w:t xml:space="preserve"> </w:t>
-      </w:r>
-      <w:proofErr w:type="spellStart"/>
-      <w:proofErr w:type="gramStart"/>
-      <w:r>
-        <w:rPr>
-          <w:rFonts w:ascii="Courier New" w:hAnsi="Courier New" w:cs="Courier New"/>
-          <w:sz w:val="22"/>
-          <w:szCs w:val="22"/>
-          <w:lang w:val="en-GB"/>
-        </w:rPr>
-        <w:t>center</w:t>
-      </w:r>
-      <w:proofErr w:type="spellEnd"/>
-      <w:r>
-        <w:rPr>
-          <w:lang w:val="en-GB"/>
-        </w:rPr>
-        <w:t xml:space="preserve"> :</w:t>
-      </w:r>
-      <w:proofErr w:type="gramEnd"/>
-      <w:r>
-        <w:rPr>
-          <w:lang w:val="en-GB"/>
-        </w:rPr>
-        <w:t xml:space="preserve"> allow non-conservative </w:t>
-      </w:r>
-      <w:proofErr w:type="spellStart"/>
-      <w:r>
-        <w:rPr>
-          <w:lang w:val="en-GB"/>
-        </w:rPr>
-        <w:t>regriddings</w:t>
-      </w:r>
-      <w:proofErr w:type="spellEnd"/>
-      <w:r>
-        <w:rPr>
-          <w:lang w:val="en-GB"/>
-        </w:rPr>
-        <w:t xml:space="preserve"> on the cell centre locations of an unstructured grid defined with the ESMF unstructured file format</w:t>
+        <w:t>--src_loc center --dst_loc center</w:t>
+      </w:r>
+      <w:r>
+        <w:rPr>
+          <w:lang w:val="en-GB"/>
+        </w:rPr>
+        <w:t xml:space="preserve"> : allow non-conservative regriddings on the cell centre locations of an unstructured grid defined with the ESMF unstructured file format</w:t>
       </w:r>
       <w:r>
         <w:rPr>
@@ -9169,52 +7041,13 @@
           <w:szCs w:val="22"/>
           <w:lang w:val="en-GB"/>
         </w:rPr>
-        <w:t>--</w:t>
-      </w:r>
-      <w:proofErr w:type="spellStart"/>
-      <w:r>
-        <w:rPr>
-          <w:rFonts w:ascii="Courier New" w:hAnsi="Courier New" w:cs="Courier New"/>
-          <w:sz w:val="22"/>
-          <w:szCs w:val="22"/>
-          <w:lang w:val="en-GB"/>
-        </w:rPr>
-        <w:t>extrap_method</w:t>
-      </w:r>
-      <w:proofErr w:type="spellEnd"/>
-      <w:r>
-        <w:rPr>
-          <w:rFonts w:ascii="Courier New" w:hAnsi="Courier New" w:cs="Courier New"/>
-          <w:sz w:val="22"/>
-          <w:szCs w:val="22"/>
-          <w:lang w:val="en-GB"/>
-        </w:rPr>
-        <w:t xml:space="preserve"> </w:t>
-      </w:r>
-      <w:proofErr w:type="spellStart"/>
-      <w:proofErr w:type="gramStart"/>
-      <w:r>
-        <w:rPr>
-          <w:rFonts w:ascii="Courier New" w:hAnsi="Courier New" w:cs="Courier New"/>
-          <w:sz w:val="22"/>
-          <w:szCs w:val="22"/>
-          <w:lang w:val="en-GB"/>
-        </w:rPr>
-        <w:t>neareststod</w:t>
-      </w:r>
-      <w:proofErr w:type="spellEnd"/>
-      <w:r>
-        <w:rPr>
-          <w:lang w:val="en-GB"/>
-        </w:rPr>
-        <w:t xml:space="preserve"> :</w:t>
-      </w:r>
-      <w:proofErr w:type="gramEnd"/>
-      <w:r>
-        <w:rPr>
-          <w:lang w:val="en-GB"/>
-        </w:rPr>
-        <w:t xml:space="preserve"> each target point that does not receive a value with the original algorithm uses the closest unmasked source point to define its value; this option</w:t>
+        <w:t>--extrap_method neareststod</w:t>
+      </w:r>
+      <w:r>
+        <w:rPr>
+          <w:lang w:val="en-GB"/>
+        </w:rPr>
+        <w:t xml:space="preserve"> : each target point that does not receive a value with the original algorithm uses the closest unmasked source point to define its value; this option</w:t>
       </w:r>
       <w:r>
         <w:rPr>
@@ -9279,41 +7112,13 @@
           <w:lang w:val="en-GB"/>
         </w:rPr>
         <w:lastRenderedPageBreak/>
-        <w:t>--</w:t>
-      </w:r>
-      <w:proofErr w:type="spellStart"/>
-      <w:r>
-        <w:rPr>
-          <w:rFonts w:ascii="Courier New" w:hAnsi="Courier New" w:cs="Courier New"/>
-          <w:sz w:val="22"/>
-          <w:szCs w:val="22"/>
-          <w:lang w:val="en-GB"/>
-        </w:rPr>
-        <w:t>ignore_</w:t>
-      </w:r>
-      <w:proofErr w:type="gramStart"/>
-      <w:r>
-        <w:rPr>
-          <w:rFonts w:ascii="Courier New" w:hAnsi="Courier New" w:cs="Courier New"/>
-          <w:sz w:val="22"/>
-          <w:szCs w:val="22"/>
-          <w:lang w:val="en-GB"/>
-        </w:rPr>
-        <w:t>unmapped</w:t>
-      </w:r>
-      <w:proofErr w:type="spellEnd"/>
-      <w:r>
-        <w:rPr>
-          <w:lang w:val="en-GB"/>
-        </w:rPr>
-        <w:t xml:space="preserve"> :</w:t>
-      </w:r>
-      <w:proofErr w:type="gramEnd"/>
-      <w:r>
-        <w:rPr>
-          <w:lang w:val="en-GB"/>
-        </w:rPr>
-        <w:t xml:space="preserve"> do not do anything special for target point that does not receive a value with the original algorithm; this option </w:t>
+        <w:t>--ignore_unmapped</w:t>
+      </w:r>
+      <w:r>
+        <w:rPr>
+          <w:lang w:val="en-GB"/>
+        </w:rPr>
+        <w:t xml:space="preserve"> : do not do anything special for target point that does not receive a value with the original algorithm; this option </w:t>
       </w:r>
       <w:r>
         <w:rPr>
@@ -9377,9 +7182,54 @@
           <w:szCs w:val="22"/>
           <w:lang w:val="en-GB"/>
         </w:rPr>
-        <w:t>--</w:t>
-      </w:r>
-      <w:proofErr w:type="spellStart"/>
+        <w:t>--ignore_degenerate</w:t>
+      </w:r>
+      <w:r>
+        <w:rPr>
+          <w:lang w:val="en-GB"/>
+        </w:rPr>
+        <w:t xml:space="preserve"> to ignore degenerate cells in either the source or the destination grid; this can be useful for the </w:t>
+      </w:r>
+      <w:r>
+        <w:rPr>
+          <w:lang w:val="en-GB"/>
+        </w:rPr>
+        <w:t xml:space="preserve">torc and nogt </w:t>
+      </w:r>
+      <w:r>
+        <w:rPr>
+          <w:lang w:val="en-GB"/>
+        </w:rPr>
+        <w:t>grids which may have masked cells (i.e. not used in the regridding) collapsing into a point or line</w:t>
+      </w:r>
+      <w:r>
+        <w:rPr>
+          <w:lang w:val="en-GB"/>
+        </w:rPr>
+        <w:t>.</w:t>
+      </w:r>
+      <w:r>
+        <w:rPr>
+          <w:lang w:val="en-GB"/>
+        </w:rPr>
+        <w:t xml:space="preserve"> </w:t>
+      </w:r>
+    </w:p>
+    <w:p>
+      <w:pPr>
+        <w:spacing w:before="120"/>
+        <w:jc w:val="both"/>
+        <w:rPr>
+          <w:lang w:val="en-US"/>
+        </w:rPr>
+      </w:pPr>
+      <w:r>
+        <w:rPr>
+          <w:color w:val="000000" w:themeColor="text1"/>
+          <w:lang w:val="en-GB" w:eastAsia="fr-FR"/>
+        </w:rPr>
+        <w:t xml:space="preserve">Then the script </w:t>
+      </w:r>
       <w:r>
         <w:rPr>
           <w:rFonts w:ascii="Courier New" w:hAnsi="Courier New" w:cs="Courier New"/>
@@ -9387,66 +7237,27 @@
           <w:szCs w:val="22"/>
           <w:lang w:val="en-GB"/>
         </w:rPr>
-        <w:t>ignore_degenerate</w:t>
-      </w:r>
-      <w:proofErr w:type="spellEnd"/>
-      <w:r>
-        <w:rPr>
-          <w:lang w:val="en-GB"/>
-        </w:rPr>
-        <w:t xml:space="preserve"> to ignore degenerate cells in either the source or the destination grid; this can be useful for the </w:t>
-      </w:r>
-      <w:r>
-        <w:rPr>
-          <w:lang w:val="en-GB"/>
-        </w:rPr>
-        <w:t xml:space="preserve">torc and </w:t>
-      </w:r>
-      <w:proofErr w:type="spellStart"/>
-      <w:r>
-        <w:rPr>
-          <w:lang w:val="en-GB"/>
-        </w:rPr>
-        <w:t>nogt</w:t>
-      </w:r>
-      <w:proofErr w:type="spellEnd"/>
-      <w:r>
-        <w:rPr>
-          <w:lang w:val="en-GB"/>
+        <w:t>ESMFWeightsToOasis.sh i</w:t>
+      </w:r>
+      <w:r>
+        <w:rPr>
+          <w:color w:val="000000" w:themeColor="text1"/>
+          <w:lang w:val="en-GB" w:eastAsia="fr-FR"/>
+        </w:rPr>
+        <w:t>s called to</w:t>
+      </w:r>
+      <w:r>
+        <w:rPr>
+          <w:color w:val="000000" w:themeColor="text1"/>
+          <w:lang w:val="en-GB" w:eastAsia="fr-FR"/>
         </w:rPr>
         <w:t xml:space="preserve"> </w:t>
       </w:r>
       <w:r>
         <w:rPr>
-          <w:lang w:val="en-GB"/>
-        </w:rPr>
-        <w:t>grids which may have masked cells (</w:t>
-      </w:r>
-      <w:proofErr w:type="gramStart"/>
-      <w:r>
-        <w:rPr>
-          <w:lang w:val="en-GB"/>
-        </w:rPr>
-        <w:t>i.e.</w:t>
-      </w:r>
-      <w:proofErr w:type="gramEnd"/>
-      <w:r>
-        <w:rPr>
-          <w:lang w:val="en-GB"/>
-        </w:rPr>
-        <w:t xml:space="preserve"> not used in the regridding) collapsing into a point or line</w:t>
-      </w:r>
-      <w:r>
-        <w:rPr>
-          <w:lang w:val="en-GB"/>
-        </w:rPr>
-        <w:t>.</w:t>
-      </w:r>
-      <w:r>
-        <w:rPr>
-          <w:lang w:val="en-GB"/>
-        </w:rPr>
-        <w:t xml:space="preserve"> </w:t>
+          <w:lang w:val="en-US"/>
+        </w:rPr>
+        <w:t>transform the weight file generated by ESMF to the OASIS3-MCT weight file format.</w:t>
       </w:r>
     </w:p>
     <w:p>
@@ -9454,15 +7265,16 @@
         <w:spacing w:before="120"/>
         <w:jc w:val="both"/>
         <w:rPr>
-          <w:lang w:val="en-US"/>
-        </w:rPr>
-      </w:pPr>
-      <w:r>
-        <w:rPr>
           <w:color w:val="000000" w:themeColor="text1"/>
           <w:lang w:val="en-GB" w:eastAsia="fr-FR"/>
         </w:rPr>
-        <w:t xml:space="preserve">Then the script </w:t>
+      </w:pPr>
+      <w:r>
+        <w:rPr>
+          <w:color w:val="000000" w:themeColor="text1"/>
+          <w:lang w:val="en-GB" w:eastAsia="fr-FR"/>
+        </w:rPr>
+        <w:t xml:space="preserve">Finally </w:t>
       </w:r>
       <w:r>
         <w:rPr>
@@ -9471,107 +7283,21 @@
           <w:szCs w:val="22"/>
           <w:lang w:val="en-GB"/>
         </w:rPr>
-        <w:t>ESMFWeightsToOasis.sh</w:t>
-      </w:r>
-      <w:r>
-        <w:rPr>
-          <w:rFonts w:ascii="Courier New" w:hAnsi="Courier New" w:cs="Courier New"/>
-          <w:sz w:val="22"/>
-          <w:szCs w:val="22"/>
-          <w:lang w:val="en-GB"/>
-        </w:rPr>
-        <w:t xml:space="preserve"> i</w:t>
+        <w:t>model1</w:t>
       </w:r>
       <w:r>
         <w:rPr>
           <w:color w:val="000000" w:themeColor="text1"/>
           <w:lang w:val="en-GB" w:eastAsia="fr-FR"/>
         </w:rPr>
-        <w:t>s called to</w:t>
+        <w:t xml:space="preserve"> is executed to </w:t>
       </w:r>
       <w:r>
         <w:rPr>
           <w:color w:val="000000" w:themeColor="text1"/>
           <w:lang w:val="en-GB" w:eastAsia="fr-FR"/>
         </w:rPr>
-        <w:t xml:space="preserve"> </w:t>
-      </w:r>
-      <w:r>
-        <w:rPr>
-          <w:lang w:val="en-US"/>
-        </w:rPr>
-        <w:t>transform the weight file generated by ESMF to the OASIS3-MCT weight file format</w:t>
-      </w:r>
-      <w:r>
-        <w:rPr>
-          <w:lang w:val="en-US"/>
-        </w:rPr>
-        <w:t>.</w:t>
-      </w:r>
-    </w:p>
-    <w:p>
-      <w:pPr>
-        <w:spacing w:before="120"/>
-        <w:jc w:val="both"/>
-        <w:rPr>
-          <w:color w:val="000000" w:themeColor="text1"/>
-          <w:lang w:val="en-GB" w:eastAsia="fr-FR"/>
-        </w:rPr>
-      </w:pPr>
-      <w:proofErr w:type="gramStart"/>
-      <w:r>
-        <w:rPr>
-          <w:color w:val="000000" w:themeColor="text1"/>
-          <w:lang w:val="en-GB" w:eastAsia="fr-FR"/>
-        </w:rPr>
-        <w:t>Finally</w:t>
-      </w:r>
-      <w:proofErr w:type="gramEnd"/>
-      <w:r>
-        <w:rPr>
-          <w:color w:val="000000" w:themeColor="text1"/>
-          <w:lang w:val="en-GB" w:eastAsia="fr-FR"/>
-        </w:rPr>
-        <w:t xml:space="preserve"> </w:t>
-      </w:r>
-      <w:r>
-        <w:rPr>
-          <w:rFonts w:ascii="Courier New" w:hAnsi="Courier New" w:cs="Courier New"/>
-          <w:sz w:val="22"/>
-          <w:szCs w:val="22"/>
-          <w:lang w:val="en-GB"/>
-        </w:rPr>
-        <w:t>model1</w:t>
-      </w:r>
-      <w:r>
-        <w:rPr>
-          <w:color w:val="000000" w:themeColor="text1"/>
-          <w:lang w:val="en-GB" w:eastAsia="fr-FR"/>
-        </w:rPr>
-        <w:t xml:space="preserve"> is executed to </w:t>
-      </w:r>
-      <w:r>
-        <w:rPr>
-          <w:color w:val="000000" w:themeColor="text1"/>
-          <w:lang w:val="en-GB" w:eastAsia="fr-FR"/>
-        </w:rPr>
-        <w:t xml:space="preserve">calculate the </w:t>
-      </w:r>
-      <w:proofErr w:type="spellStart"/>
-      <w:r>
-        <w:rPr>
-          <w:color w:val="000000" w:themeColor="text1"/>
-          <w:lang w:val="en-GB" w:eastAsia="fr-FR"/>
-        </w:rPr>
-        <w:t>regriding</w:t>
-      </w:r>
-      <w:proofErr w:type="spellEnd"/>
-      <w:r>
-        <w:rPr>
-          <w:color w:val="000000" w:themeColor="text1"/>
-          <w:lang w:val="en-GB" w:eastAsia="fr-FR"/>
-        </w:rPr>
-        <w:t xml:space="preserve"> error.</w:t>
+        <w:t>calculate the regriding error.</w:t>
       </w:r>
     </w:p>
     <w:p>
@@ -9630,21 +7356,7 @@
           <w:color w:val="000000" w:themeColor="text1"/>
           <w:lang w:val="en-US" w:eastAsia="fr-FR"/>
         </w:rPr>
-        <w:t xml:space="preserve">, </w:t>
-      </w:r>
-      <w:r>
-        <w:rPr>
-          <w:color w:val="000000" w:themeColor="text1"/>
-          <w:lang w:val="en-US" w:eastAsia="fr-FR"/>
-        </w:rPr>
-        <w:t>in parallel on the total number of processes available</w:t>
-      </w:r>
-      <w:r>
-        <w:rPr>
-          <w:color w:val="000000" w:themeColor="text1"/>
-          <w:lang w:val="en-US" w:eastAsia="fr-FR"/>
-        </w:rPr>
-        <w:t xml:space="preserve">. </w:t>
+        <w:t xml:space="preserve">, in parallel on the total number of processes available. </w:t>
       </w:r>
     </w:p>
     <w:p>
@@ -9724,23 +7436,7 @@
           <w:color w:val="000000" w:themeColor="text1"/>
           <w:lang w:val="en-GB" w:eastAsia="fr-FR"/>
         </w:rPr>
-        <w:t xml:space="preserve"> is executed to calculate the </w:t>
-      </w:r>
-      <w:proofErr w:type="spellStart"/>
-      <w:r>
-        <w:rPr>
-          <w:color w:val="000000" w:themeColor="text1"/>
-          <w:lang w:val="en-GB" w:eastAsia="fr-FR"/>
-        </w:rPr>
-        <w:t>regriding</w:t>
-      </w:r>
-      <w:proofErr w:type="spellEnd"/>
-      <w:r>
-        <w:rPr>
-          <w:color w:val="000000" w:themeColor="text1"/>
-          <w:lang w:val="en-GB" w:eastAsia="fr-FR"/>
-        </w:rPr>
-        <w:t xml:space="preserve"> error.</w:t>
+        <w:t xml:space="preserve"> is executed to calculate the regriding error.</w:t>
       </w:r>
     </w:p>
     <w:p>
@@ -9784,7 +7480,6 @@
         </w:rPr>
         <w:t xml:space="preserve">The program </w:t>
       </w:r>
-      <w:proofErr w:type="spellStart"/>
       <w:r>
         <w:rPr>
           <w:rFonts w:ascii="Courier New" w:hAnsi="Courier New" w:cs="Courier New"/>
@@ -9792,9 +7487,36 @@
           <w:szCs w:val="22"/>
           <w:lang w:val="en-GB"/>
         </w:rPr>
-        <w:t>src</w:t>
-      </w:r>
-      <w:proofErr w:type="spellEnd"/>
+        <w:t>src/model1.F90</w:t>
+      </w:r>
+      <w:r>
+        <w:rPr>
+          <w:color w:val="000000" w:themeColor="text1"/>
+          <w:lang w:val="en-US" w:eastAsia="fr-FR"/>
+        </w:rPr>
+        <w:t xml:space="preserve"> calculates the regridding error using either </w:t>
+      </w:r>
+      <w:r>
+        <w:rPr>
+          <w:color w:val="000000" w:themeColor="text1"/>
+          <w:lang w:val="en-US" w:eastAsia="fr-FR"/>
+        </w:rPr>
+        <w:t xml:space="preserve">pre-generated weights (for ESMF and XIOS) or weights calculated during </w:t>
+      </w:r>
+      <w:r>
+        <w:rPr>
+          <w:color w:val="000000" w:themeColor="text1"/>
+          <w:lang w:val="en-US" w:eastAsia="fr-FR"/>
+        </w:rPr>
+        <w:t>its</w:t>
+      </w:r>
+      <w:r>
+        <w:rPr>
+          <w:color w:val="000000" w:themeColor="text1"/>
+          <w:lang w:val="en-US" w:eastAsia="fr-FR"/>
+        </w:rPr>
+        <w:t xml:space="preserve"> execution (for SCRP). This program is interfaced with OASIS3-MCT and performs an internal send (</w:t>
+      </w:r>
       <w:r>
         <w:rPr>
           <w:rFonts w:ascii="Courier New" w:hAnsi="Courier New" w:cs="Courier New"/>
@@ -9802,37 +7524,15 @@
           <w:szCs w:val="22"/>
           <w:lang w:val="en-GB"/>
         </w:rPr>
-        <w:t>/model1.F90</w:t>
+        <w:t>oasis_put</w:t>
       </w:r>
       <w:r>
         <w:rPr>
           <w:color w:val="000000" w:themeColor="text1"/>
           <w:lang w:val="en-US" w:eastAsia="fr-FR"/>
         </w:rPr>
-        <w:t xml:space="preserve"> calculates the regridding error using either </w:t>
-      </w:r>
-      <w:r>
-        <w:rPr>
-          <w:color w:val="000000" w:themeColor="text1"/>
-          <w:lang w:val="en-US" w:eastAsia="fr-FR"/>
-        </w:rPr>
-        <w:t xml:space="preserve">pre-generated weights (for ESMF and XIOS) or weights calculated during </w:t>
-      </w:r>
-      <w:r>
-        <w:rPr>
-          <w:color w:val="000000" w:themeColor="text1"/>
-          <w:lang w:val="en-US" w:eastAsia="fr-FR"/>
-        </w:rPr>
-        <w:t>its</w:t>
-      </w:r>
-      <w:r>
-        <w:rPr>
-          <w:color w:val="000000" w:themeColor="text1"/>
-          <w:lang w:val="en-US" w:eastAsia="fr-FR"/>
-        </w:rPr>
-        <w:t xml:space="preserve"> execution (for SCRP). This program is interfaced with OASIS3-MCT and performs an internal send (</w:t>
-      </w:r>
-      <w:proofErr w:type="spellStart"/>
+        <w:t>) of the source field defined by the chosen function on the source grid and an internal receive (</w:t>
+      </w:r>
       <w:r>
         <w:rPr>
           <w:rFonts w:ascii="Courier New" w:hAnsi="Courier New" w:cs="Courier New"/>
@@ -9840,17 +7540,216 @@
           <w:szCs w:val="22"/>
           <w:lang w:val="en-GB"/>
         </w:rPr>
-        <w:t>oasis_put</w:t>
-      </w:r>
-      <w:proofErr w:type="spellEnd"/>
+        <w:t>oasis_get</w:t>
+      </w:r>
       <w:r>
         <w:rPr>
           <w:color w:val="000000" w:themeColor="text1"/>
           <w:lang w:val="en-US" w:eastAsia="fr-FR"/>
         </w:rPr>
-        <w:t>) of the source field defined by the chosen function on the source grid and an internal receive (</w:t>
-      </w:r>
-      <w:proofErr w:type="spellStart"/>
+        <w:t>) of that field after regridding on the target grid</w:t>
+      </w:r>
+      <w:r>
+        <w:rPr>
+          <w:color w:val="000000" w:themeColor="text1"/>
+          <w:lang w:val="en-US" w:eastAsia="fr-FR"/>
+        </w:rPr>
+        <w:t>.</w:t>
+      </w:r>
+      <w:r>
+        <w:rPr>
+          <w:color w:val="000000" w:themeColor="text1"/>
+          <w:lang w:val="en-US" w:eastAsia="fr-FR"/>
+        </w:rPr>
+        <w:t xml:space="preserve"> </w:t>
+      </w:r>
+      <w:r>
+        <w:rPr>
+          <w:lang w:val="en-GB"/>
+        </w:rPr>
+        <w:t xml:space="preserve">The </w:t>
+      </w:r>
+      <w:r>
+        <w:rPr>
+          <w:lang w:val="en-GB"/>
+        </w:rPr>
+        <w:t>source and target grid</w:t>
+      </w:r>
+      <w:r>
+        <w:rPr>
+          <w:lang w:val="en-GB"/>
+        </w:rPr>
+        <w:t xml:space="preserve"> </w:t>
+      </w:r>
+      <w:r>
+        <w:rPr>
+          <w:lang w:val="en-GB"/>
+        </w:rPr>
+        <w:t xml:space="preserve">characteristics are specified in </w:t>
+      </w:r>
+      <w:r>
+        <w:rPr>
+          <w:lang w:val="en-GB"/>
+        </w:rPr>
+        <w:t xml:space="preserve">the file </w:t>
+      </w:r>
+      <w:r>
+        <w:rPr>
+          <w:rFonts w:ascii="Courier New" w:hAnsi="Courier New" w:cs="Courier New"/>
+          <w:lang w:val="en-GB"/>
+        </w:rPr>
+        <w:t>name_grids.dat</w:t>
+      </w:r>
+      <w:r>
+        <w:rPr>
+          <w:lang w:val="en-GB"/>
+        </w:rPr>
+        <w:t xml:space="preserve"> generated by </w:t>
+      </w:r>
+      <w:r>
+        <w:rPr>
+          <w:rFonts w:ascii="Courier New" w:hAnsi="Courier New" w:cs="Courier New"/>
+          <w:lang w:val="en-GB"/>
+        </w:rPr>
+        <w:t>run_regrid.sh</w:t>
+      </w:r>
+      <w:r>
+        <w:rPr>
+          <w:lang w:val="en-GB"/>
+        </w:rPr>
+        <w:t>.</w:t>
+      </w:r>
+      <w:r>
+        <w:rPr>
+          <w:lang w:val="en-GB"/>
+        </w:rPr>
+        <w:t xml:space="preserve"> based on the user choice</w:t>
+      </w:r>
+      <w:r>
+        <w:rPr>
+          <w:lang w:val="en-GB"/>
+        </w:rPr>
+        <w:t>s</w:t>
+      </w:r>
+      <w:r>
+        <w:rPr>
+          <w:lang w:val="en-GB"/>
+        </w:rPr>
+        <w:t>.</w:t>
+      </w:r>
+      <w:r>
+        <w:rPr>
+          <w:lang w:val="en-GB"/>
+        </w:rPr>
+        <w:t xml:space="preserve"> </w:t>
+      </w:r>
+    </w:p>
+    <w:p>
+      <w:pPr>
+        <w:spacing w:before="120"/>
+        <w:jc w:val="both"/>
+        <w:rPr>
+          <w:lang w:val="en-GB"/>
+        </w:rPr>
+      </w:pPr>
+      <w:r>
+        <w:rPr>
+          <w:lang w:val="en-GB"/>
+        </w:rPr>
+        <w:t xml:space="preserve">The program </w:t>
+      </w:r>
+      <w:r>
+        <w:rPr>
+          <w:color w:val="000000" w:themeColor="text1"/>
+          <w:lang w:val="en-US" w:eastAsia="fr-FR"/>
+        </w:rPr>
+        <w:t xml:space="preserve">performs OASIS3-MCT initialization calls </w:t>
+      </w:r>
+      <w:r>
+        <w:rPr>
+          <w:lang w:val="en-GB"/>
+        </w:rPr>
+        <w:t xml:space="preserve">and </w:t>
+      </w:r>
+      <w:r>
+        <w:rPr>
+          <w:lang w:val="en-GB"/>
+        </w:rPr>
+        <w:t xml:space="preserve">defines a source </w:t>
+      </w:r>
+      <w:r>
+        <w:rPr>
+          <w:lang w:val="en-GB"/>
+        </w:rPr>
+        <w:t xml:space="preserve">grid </w:t>
+      </w:r>
+      <w:r>
+        <w:rPr>
+          <w:lang w:val="en-GB"/>
+        </w:rPr>
+        <w:t xml:space="preserve">partition and a target </w:t>
+      </w:r>
+      <w:r>
+        <w:rPr>
+          <w:lang w:val="en-GB"/>
+        </w:rPr>
+        <w:t xml:space="preserve">grid </w:t>
+      </w:r>
+      <w:r>
+        <w:rPr>
+          <w:lang w:val="en-GB"/>
+        </w:rPr>
+        <w:t xml:space="preserve">partition, which depends on the grid type. If the grid is logically rectangular (“LR”), it is split in rectangle partitions having the dimension of the global grid in x and the dimension of the global grid divided by the number of </w:t>
+      </w:r>
+      <w:r>
+        <w:rPr>
+          <w:lang w:val="en-GB"/>
+        </w:rPr>
+        <w:t xml:space="preserve">MPI </w:t>
+      </w:r>
+      <w:r>
+        <w:rPr>
+          <w:lang w:val="en-GB"/>
+        </w:rPr>
+        <w:t xml:space="preserve">processes </w:t>
+      </w:r>
+      <w:r>
+        <w:rPr>
+          <w:lang w:val="en-GB"/>
+        </w:rPr>
+        <w:t xml:space="preserve">available </w:t>
+      </w:r>
+      <w:r>
+        <w:rPr>
+          <w:lang w:val="en-GB"/>
+        </w:rPr>
+        <w:t>in y</w:t>
+      </w:r>
+      <w:r>
+        <w:rPr>
+          <w:lang w:val="en-GB"/>
+        </w:rPr>
+        <w:t xml:space="preserve">; if the grid is unstructured (“U”) or </w:t>
+      </w:r>
+      <w:r>
+        <w:rPr>
+          <w:lang w:val="en-GB"/>
+        </w:rPr>
+        <w:t>Gaussian Reduced (“D”), the first dimension of the grid, which covers in fact the whole grid (the 2</w:t>
+      </w:r>
+      <w:r>
+        <w:rPr>
+          <w:vertAlign w:val="superscript"/>
+          <w:lang w:val="en-GB"/>
+        </w:rPr>
+        <w:t>nd</w:t>
+      </w:r>
+      <w:r>
+        <w:rPr>
+          <w:lang w:val="en-GB"/>
+        </w:rPr>
+        <w:t xml:space="preserve"> dimension is always 1 for those grids), is split in </w:t>
+      </w:r>
       <w:r>
         <w:rPr>
           <w:rFonts w:ascii="Courier New" w:hAnsi="Courier New" w:cs="Courier New"/>
@@ -9858,109 +7757,103 @@
           <w:szCs w:val="22"/>
           <w:lang w:val="en-GB"/>
         </w:rPr>
-        <w:t>oasis_get</w:t>
-      </w:r>
-      <w:proofErr w:type="spellEnd"/>
-      <w:r>
-        <w:rPr>
-          <w:color w:val="000000" w:themeColor="text1"/>
-          <w:lang w:val="en-US" w:eastAsia="fr-FR"/>
-        </w:rPr>
-        <w:t>) of that field after regridding on the target grid</w:t>
-      </w:r>
-      <w:r>
-        <w:rPr>
-          <w:color w:val="000000" w:themeColor="text1"/>
-          <w:lang w:val="en-US" w:eastAsia="fr-FR"/>
+        <w:t>npes</w:t>
+      </w:r>
+      <w:r>
+        <w:rPr>
+          <w:lang w:val="en-GB"/>
+        </w:rPr>
+        <w:t xml:space="preserve"> segments, where </w:t>
+      </w:r>
+      <w:r>
+        <w:rPr>
+          <w:rFonts w:ascii="Courier New" w:hAnsi="Courier New" w:cs="Courier New"/>
+          <w:sz w:val="22"/>
+          <w:szCs w:val="22"/>
+          <w:lang w:val="en-GB"/>
+        </w:rPr>
+        <w:t>npes</w:t>
+      </w:r>
+      <w:r>
+        <w:rPr>
+          <w:lang w:val="en-GB"/>
+        </w:rPr>
+        <w:t xml:space="preserve"> is the number of MPI </w:t>
+      </w:r>
+      <w:r>
+        <w:rPr>
+          <w:lang w:val="en-GB"/>
+        </w:rPr>
+        <w:t xml:space="preserve">processes </w:t>
+      </w:r>
+      <w:r>
+        <w:rPr>
+          <w:lang w:val="en-GB"/>
+        </w:rPr>
+        <w:t>available</w:t>
+      </w:r>
+      <w:r>
+        <w:rPr>
+          <w:lang w:val="en-GB"/>
+        </w:rPr>
+        <w:t xml:space="preserve"> (see </w:t>
+      </w:r>
+      <w:r>
+        <w:rPr>
+          <w:rFonts w:ascii="Courier New" w:hAnsi="Courier New" w:cs="Courier New"/>
+          <w:sz w:val="22"/>
+          <w:szCs w:val="22"/>
+          <w:lang w:val="en-GB"/>
+        </w:rPr>
+        <w:t>def_parallel_decomposition.F90</w:t>
+      </w:r>
+      <w:r>
+        <w:rPr>
+          <w:lang w:val="en-GB"/>
+        </w:rPr>
+        <w:t>)</w:t>
+      </w:r>
+      <w:r>
+        <w:rPr>
+          <w:lang w:val="en-GB"/>
+        </w:rPr>
+        <w:t xml:space="preserve">. The program then reads the grid and mask definition in files </w:t>
+      </w:r>
+      <w:r>
+        <w:rPr>
+          <w:rFonts w:ascii="Courier New" w:hAnsi="Courier New" w:cs="Courier New"/>
+          <w:sz w:val="22"/>
+          <w:szCs w:val="22"/>
+          <w:lang w:val="en-GB"/>
+        </w:rPr>
+        <w:t>OASIS/grids.nc</w:t>
+      </w:r>
+      <w:r>
+        <w:rPr>
+          <w:lang w:val="en-GB"/>
+        </w:rPr>
+        <w:t xml:space="preserve"> and </w:t>
+      </w:r>
+      <w:r>
+        <w:rPr>
+          <w:rFonts w:ascii="Courier New" w:hAnsi="Courier New" w:cs="Courier New"/>
+          <w:sz w:val="22"/>
+          <w:szCs w:val="22"/>
+          <w:lang w:val="en-GB"/>
+        </w:rPr>
+        <w:t>OASIS/masks.nc</w:t>
+      </w:r>
+      <w:r>
+        <w:rPr>
+          <w:lang w:val="en-GB"/>
         </w:rPr>
         <w:t>.</w:t>
       </w:r>
       <w:r>
         <w:rPr>
-          <w:color w:val="000000" w:themeColor="text1"/>
-          <w:lang w:val="en-US" w:eastAsia="fr-FR"/>
-        </w:rPr>
-        <w:t xml:space="preserve"> </w:t>
-      </w:r>
-      <w:r>
-        <w:rPr>
-          <w:lang w:val="en-GB"/>
-        </w:rPr>
-        <w:t xml:space="preserve">The </w:t>
-      </w:r>
-      <w:r>
-        <w:rPr>
-          <w:lang w:val="en-GB"/>
-        </w:rPr>
-        <w:t>source and target grid</w:t>
-      </w:r>
-      <w:r>
-        <w:rPr>
-          <w:lang w:val="en-GB"/>
-        </w:rPr>
-        <w:t xml:space="preserve"> </w:t>
-      </w:r>
-      <w:r>
-        <w:rPr>
-          <w:lang w:val="en-GB"/>
-        </w:rPr>
-        <w:t xml:space="preserve">characteristics are specified in </w:t>
-      </w:r>
-      <w:r>
-        <w:rPr>
-          <w:lang w:val="en-GB"/>
-        </w:rPr>
-        <w:t xml:space="preserve">the file </w:t>
-      </w:r>
-      <w:r>
-        <w:rPr>
-          <w:rFonts w:ascii="Courier New" w:hAnsi="Courier New" w:cs="Courier New"/>
-          <w:lang w:val="en-GB"/>
-        </w:rPr>
-        <w:t>name_grids.dat</w:t>
-      </w:r>
-      <w:r>
-        <w:rPr>
-          <w:lang w:val="en-GB"/>
-        </w:rPr>
-        <w:t xml:space="preserve"> generated by </w:t>
-      </w:r>
-      <w:r>
-        <w:rPr>
-          <w:rFonts w:ascii="Courier New" w:hAnsi="Courier New" w:cs="Courier New"/>
-          <w:lang w:val="en-GB"/>
-        </w:rPr>
-        <w:t>run_regrid.sh</w:t>
-      </w:r>
-      <w:r>
-        <w:rPr>
-          <w:lang w:val="en-GB"/>
-        </w:rPr>
-        <w:t>.</w:t>
-      </w:r>
-      <w:r>
-        <w:rPr>
-          <w:lang w:val="en-GB"/>
-        </w:rPr>
-        <w:t xml:space="preserve"> based on the user choice</w:t>
-      </w:r>
-      <w:r>
-        <w:rPr>
-          <w:lang w:val="en-GB"/>
-        </w:rPr>
-        <w:t>s</w:t>
-      </w:r>
-      <w:r>
-        <w:rPr>
-          <w:lang w:val="en-GB"/>
-        </w:rPr>
-        <w:t>.</w:t>
-      </w:r>
-      <w:r>
-        <w:rPr>
-          <w:lang w:val="en-GB"/>
-        </w:rPr>
-        <w:t xml:space="preserve"> </w:t>
+          <w:lang w:val="en-GB"/>
+        </w:rPr>
+        <w:t xml:space="preserve">  </w:t>
       </w:r>
     </w:p>
     <w:p>
@@ -9975,101 +7868,20 @@
         <w:rPr>
           <w:lang w:val="en-GB"/>
         </w:rPr>
-        <w:t xml:space="preserve">The program </w:t>
-      </w:r>
-      <w:r>
-        <w:rPr>
-          <w:color w:val="000000" w:themeColor="text1"/>
-          <w:lang w:val="en-US" w:eastAsia="fr-FR"/>
-        </w:rPr>
-        <w:t xml:space="preserve">performs OASIS3-MCT initialization calls </w:t>
-      </w:r>
-      <w:r>
-        <w:rPr>
-          <w:lang w:val="en-GB"/>
-        </w:rPr>
-        <w:t xml:space="preserve">and </w:t>
-      </w:r>
-      <w:r>
-        <w:rPr>
-          <w:lang w:val="en-GB"/>
-        </w:rPr>
-        <w:t xml:space="preserve">defines a source </w:t>
-      </w:r>
-      <w:r>
-        <w:rPr>
-          <w:lang w:val="en-GB"/>
-        </w:rPr>
-        <w:t xml:space="preserve">grid </w:t>
-      </w:r>
-      <w:r>
-        <w:rPr>
-          <w:lang w:val="en-GB"/>
-        </w:rPr>
-        <w:t xml:space="preserve">partition and a target </w:t>
-      </w:r>
-      <w:r>
-        <w:rPr>
-          <w:lang w:val="en-GB"/>
-        </w:rPr>
-        <w:t xml:space="preserve">grid </w:t>
-      </w:r>
-      <w:r>
-        <w:rPr>
-          <w:lang w:val="en-GB"/>
-        </w:rPr>
-        <w:t xml:space="preserve">partition, which depends on the grid type. If the grid is logically rectangular (“LR”), it is split in rectangle partitions having the dimension of the global grid in x and the dimension of the global grid divided by the number of </w:t>
-      </w:r>
-      <w:r>
-        <w:rPr>
-          <w:lang w:val="en-GB"/>
-        </w:rPr>
-        <w:t xml:space="preserve">MPI </w:t>
-      </w:r>
-      <w:r>
-        <w:rPr>
-          <w:lang w:val="en-GB"/>
-        </w:rPr>
-        <w:t xml:space="preserve">processes </w:t>
-      </w:r>
-      <w:r>
-        <w:rPr>
-          <w:lang w:val="en-GB"/>
-        </w:rPr>
-        <w:t xml:space="preserve">available </w:t>
-      </w:r>
-      <w:r>
-        <w:rPr>
-          <w:lang w:val="en-GB"/>
-        </w:rPr>
-        <w:t>in y</w:t>
-      </w:r>
-      <w:r>
-        <w:rPr>
-          <w:lang w:val="en-GB"/>
-        </w:rPr>
-        <w:t xml:space="preserve">; if the grid is unstructured (“U”) or </w:t>
-      </w:r>
-      <w:r>
-        <w:rPr>
-          <w:lang w:val="en-GB"/>
-        </w:rPr>
-        <w:t>Gaussian Reduced (“D”), the first dimension of the grid, which covers in fact the whole grid (the 2</w:t>
-      </w:r>
-      <w:r>
-        <w:rPr>
-          <w:vertAlign w:val="superscript"/>
-          <w:lang w:val="en-GB"/>
-        </w:rPr>
-        <w:t>nd</w:t>
-      </w:r>
-      <w:r>
-        <w:rPr>
-          <w:lang w:val="en-GB"/>
-        </w:rPr>
-        <w:t xml:space="preserve"> dimension is always 1 for those grids), is split in </w:t>
-      </w:r>
-      <w:proofErr w:type="spellStart"/>
+        <w:t xml:space="preserve">The program declares the field associated with the source and target partitions </w:t>
+      </w:r>
+      <w:r>
+        <w:rPr>
+          <w:lang w:val="en-GB"/>
+        </w:rPr>
+        <w:t>calling</w:t>
+      </w:r>
+      <w:r>
+        <w:rPr>
+          <w:lang w:val="en-GB"/>
+        </w:rPr>
+        <w:t xml:space="preserve">  </w:t>
+      </w:r>
       <w:r>
         <w:rPr>
           <w:rFonts w:ascii="Courier New" w:hAnsi="Courier New" w:cs="Courier New"/>
@@ -10077,16 +7889,14 @@
           <w:szCs w:val="22"/>
           <w:lang w:val="en-GB"/>
         </w:rPr>
-        <w:t>npes</w:t>
-      </w:r>
-      <w:proofErr w:type="spellEnd"/>
-      <w:r>
-        <w:rPr>
-          <w:lang w:val="en-GB"/>
-        </w:rPr>
-        <w:t xml:space="preserve"> segments, where </w:t>
-      </w:r>
-      <w:proofErr w:type="spellStart"/>
+        <w:t>oasis_def_var</w:t>
+      </w:r>
+      <w:r>
+        <w:rPr>
+          <w:lang w:val="en-GB"/>
+        </w:rPr>
+        <w:t xml:space="preserve"> and closes the initialisation phase calling </w:t>
+      </w:r>
       <w:r>
         <w:rPr>
           <w:rFonts w:ascii="Courier New" w:hAnsi="Courier New" w:cs="Courier New"/>
@@ -10094,38 +7904,7 @@
           <w:szCs w:val="22"/>
           <w:lang w:val="en-GB"/>
         </w:rPr>
-        <w:t>npes</w:t>
-      </w:r>
-      <w:proofErr w:type="spellEnd"/>
-      <w:r>
-        <w:rPr>
-          <w:lang w:val="en-GB"/>
-        </w:rPr>
-        <w:t xml:space="preserve"> is the number of </w:t>
-      </w:r>
-      <w:r>
-        <w:rPr>
-          <w:lang w:val="en-GB"/>
-        </w:rPr>
-        <w:t xml:space="preserve">MPI </w:t>
-      </w:r>
-      <w:r>
-        <w:rPr>
-          <w:lang w:val="en-GB"/>
-        </w:rPr>
-        <w:t xml:space="preserve">processes </w:t>
-      </w:r>
-      <w:r>
-        <w:rPr>
-          <w:lang w:val="en-GB"/>
-        </w:rPr>
-        <w:t>available</w:t>
-      </w:r>
-      <w:r>
-        <w:rPr>
-          <w:lang w:val="en-GB"/>
-        </w:rPr>
-        <w:t xml:space="preserve"> (see </w:t>
+        <w:t>oasis_</w:t>
       </w:r>
       <w:r>
         <w:rPr>
@@ -10134,19 +7913,79 @@
           <w:szCs w:val="22"/>
           <w:lang w:val="en-GB"/>
         </w:rPr>
-        <w:t>def_parallel_decomposition.F90</w:t>
-      </w:r>
-      <w:r>
-        <w:rPr>
-          <w:lang w:val="en-GB"/>
-        </w:rPr>
-        <w:t>)</w:t>
-      </w:r>
-      <w:r>
-        <w:rPr>
-          <w:lang w:val="en-GB"/>
-        </w:rPr>
-        <w:t xml:space="preserve">. The program then reads the grid and mask definition in files </w:t>
+        <w:t xml:space="preserve">enddef </w:t>
+      </w:r>
+      <w:r>
+        <w:rPr>
+          <w:lang w:val="en-GB"/>
+        </w:rPr>
+        <w:t>. T</w:t>
+      </w:r>
+      <w:r>
+        <w:rPr>
+          <w:lang w:val="en-GB"/>
+        </w:rPr>
+        <w:t xml:space="preserve">hen it defines the values of the field with either the </w:t>
+      </w:r>
+      <w:r>
+        <w:rPr>
+          <w:lang w:val="en-GB"/>
+        </w:rPr>
+        <w:t>sinusoid</w:t>
+      </w:r>
+      <w:r>
+        <w:rPr>
+          <w:lang w:val="en-GB"/>
+        </w:rPr>
+        <w:t xml:space="preserve">, </w:t>
+      </w:r>
+      <w:r>
+        <w:rPr>
+          <w:lang w:val="en-GB"/>
+        </w:rPr>
+        <w:t>vortex</w:t>
+      </w:r>
+      <w:r>
+        <w:rPr>
+          <w:lang w:val="en-GB"/>
+        </w:rPr>
+        <w:t xml:space="preserve">, or </w:t>
+      </w:r>
+      <w:r>
+        <w:rPr>
+          <w:lang w:val="en-GB"/>
+        </w:rPr>
+        <w:t>gulfstream</w:t>
+      </w:r>
+      <w:r>
+        <w:rPr>
+          <w:lang w:val="en-GB"/>
+        </w:rPr>
+        <w:t xml:space="preserve"> </w:t>
+      </w:r>
+      <w:r>
+        <w:rPr>
+          <w:lang w:val="en-GB"/>
+        </w:rPr>
+        <w:t xml:space="preserve">analytical </w:t>
+      </w:r>
+      <w:r>
+        <w:rPr>
+          <w:lang w:val="en-GB"/>
+        </w:rPr>
+        <w:t>function (see Section 2 above) depending on the value of the CPP key</w:t>
+      </w:r>
+      <w:r>
+        <w:rPr>
+          <w:lang w:val="en-GB"/>
+        </w:rPr>
+        <w:t xml:space="preserve"> respectively</w:t>
+      </w:r>
+      <w:r>
+        <w:rPr>
+          <w:lang w:val="en-GB"/>
+        </w:rPr>
+        <w:t xml:space="preserve"> </w:t>
       </w:r>
       <w:r>
         <w:rPr>
@@ -10155,13 +7994,13 @@
           <w:szCs w:val="22"/>
           <w:lang w:val="en-GB"/>
         </w:rPr>
-        <w:t>OASIS/grids.nc</w:t>
-      </w:r>
-      <w:r>
-        <w:rPr>
-          <w:lang w:val="en-GB"/>
-        </w:rPr>
-        <w:t xml:space="preserve"> and </w:t>
+        <w:t xml:space="preserve">FANA1, FANA2 </w:t>
+      </w:r>
+      <w:r>
+        <w:rPr>
+          <w:lang w:val="en-GB"/>
+        </w:rPr>
+        <w:t>or</w:t>
       </w:r>
       <w:r>
         <w:rPr>
@@ -10170,7 +8009,13 @@
           <w:szCs w:val="22"/>
           <w:lang w:val="en-GB"/>
         </w:rPr>
-        <w:t>OASIS/</w:t>
+        <w:t xml:space="preserve"> FANA3</w:t>
+      </w:r>
+      <w:r>
+        <w:rPr>
+          <w:lang w:val="en-GB"/>
+        </w:rPr>
+        <w:t xml:space="preserve"> activated in the </w:t>
       </w:r>
       <w:r>
         <w:rPr>
@@ -10179,7 +8024,13 @@
           <w:szCs w:val="22"/>
           <w:lang w:val="en-GB"/>
         </w:rPr>
-        <w:t>masks</w:t>
+        <w:t>Makefile</w:t>
+      </w:r>
+      <w:r>
+        <w:rPr>
+          <w:lang w:val="en-GB"/>
+        </w:rPr>
+        <w:t xml:space="preserve"> (see </w:t>
       </w:r>
       <w:r>
         <w:rPr>
@@ -10188,19 +8039,13 @@
           <w:szCs w:val="22"/>
           <w:lang w:val="en-GB"/>
         </w:rPr>
-        <w:t>.nc</w:t>
-      </w:r>
-      <w:r>
-        <w:rPr>
-          <w:lang w:val="en-GB"/>
-        </w:rPr>
-        <w:t>.</w:t>
-      </w:r>
-      <w:r>
-        <w:rPr>
-          <w:lang w:val="en-GB"/>
-        </w:rPr>
-        <w:t xml:space="preserve">  </w:t>
+        <w:t>CPPKEY_ANA</w:t>
+      </w:r>
+      <w:r>
+        <w:rPr>
+          <w:lang w:val="en-GB"/>
+        </w:rPr>
+        <w:t>).</w:t>
       </w:r>
     </w:p>
     <w:p>
@@ -10215,22 +8060,14 @@
         <w:rPr>
           <w:lang w:val="en-GB"/>
         </w:rPr>
-        <w:t xml:space="preserve">The program declares the field associated with the source and target partitions </w:t>
-      </w:r>
-      <w:proofErr w:type="gramStart"/>
-      <w:r>
-        <w:rPr>
-          <w:lang w:val="en-GB"/>
-        </w:rPr>
-        <w:t>calling</w:t>
-      </w:r>
-      <w:r>
-        <w:rPr>
-          <w:lang w:val="en-GB"/>
-        </w:rPr>
-        <w:t xml:space="preserve">  </w:t>
-      </w:r>
-      <w:proofErr w:type="spellStart"/>
+        <w:t>If SCRP is used and if bicu is chosen for an LR grid, the gradients in the three directions</w:t>
+      </w:r>
+      <w:r>
+        <w:rPr>
+          <w:lang w:val="en-GB"/>
+        </w:rPr>
+        <w:t xml:space="preserve">, needed as extra fields in the </w:t>
+      </w:r>
       <w:r>
         <w:rPr>
           <w:rFonts w:ascii="Courier New" w:hAnsi="Courier New" w:cs="Courier New"/>
@@ -10238,9 +8075,38 @@
           <w:szCs w:val="22"/>
           <w:lang w:val="en-GB"/>
         </w:rPr>
-        <w:t>oasis</w:t>
-      </w:r>
-      <w:proofErr w:type="gramEnd"/>
+        <w:t>oasis_put</w:t>
+      </w:r>
+      <w:r>
+        <w:rPr>
+          <w:lang w:val="en-GB"/>
+        </w:rPr>
+        <w:t xml:space="preserve"> call,</w:t>
+      </w:r>
+      <w:r>
+        <w:rPr>
+          <w:lang w:val="en-GB"/>
+        </w:rPr>
+        <w:t xml:space="preserve"> are calculated</w:t>
+      </w:r>
+      <w:r>
+        <w:rPr>
+          <w:lang w:val="en-GB"/>
+        </w:rPr>
+        <w:t>. I</w:t>
+      </w:r>
+      <w:r>
+        <w:rPr>
+          <w:lang w:val="en-GB"/>
+        </w:rPr>
+        <w:t>f conserv2nd is chosen for an LR grid, the gradients in the longitudinal and latitudinal directions</w:t>
+      </w:r>
+      <w:r>
+        <w:rPr>
+          <w:lang w:val="en-GB"/>
+        </w:rPr>
+        <w:t xml:space="preserve">, needed as extra fields in the </w:t>
+      </w:r>
       <w:r>
         <w:rPr>
           <w:rFonts w:ascii="Courier New" w:hAnsi="Courier New" w:cs="Courier New"/>
@@ -10248,16 +8114,26 @@
           <w:szCs w:val="22"/>
           <w:lang w:val="en-GB"/>
         </w:rPr>
-        <w:t>_def_var</w:t>
-      </w:r>
-      <w:proofErr w:type="spellEnd"/>
-      <w:r>
-        <w:rPr>
-          <w:lang w:val="en-GB"/>
-        </w:rPr>
-        <w:t xml:space="preserve"> and closes the initialisation phase calling </w:t>
-      </w:r>
-      <w:proofErr w:type="spellStart"/>
+        <w:t>oasis_put</w:t>
+      </w:r>
+      <w:r>
+        <w:rPr>
+          <w:lang w:val="en-GB"/>
+        </w:rPr>
+        <w:t xml:space="preserve"> call</w:t>
+      </w:r>
+      <w:r>
+        <w:rPr>
+          <w:lang w:val="en-GB"/>
+        </w:rPr>
+        <w:t>,</w:t>
+      </w:r>
+      <w:r>
+        <w:rPr>
+          <w:lang w:val="en-GB"/>
+        </w:rPr>
+        <w:t xml:space="preserve"> are calculated. The source field is then sent with an </w:t>
+      </w:r>
       <w:r>
         <w:rPr>
           <w:rFonts w:ascii="Courier New" w:hAnsi="Courier New" w:cs="Courier New"/>
@@ -10265,7 +8141,25 @@
           <w:szCs w:val="22"/>
           <w:lang w:val="en-GB"/>
         </w:rPr>
-        <w:t>oasis_</w:t>
+        <w:t>oasis_put</w:t>
+      </w:r>
+      <w:r>
+        <w:rPr>
+          <w:lang w:val="en-GB"/>
+        </w:rPr>
+        <w:t xml:space="preserve"> call and received </w:t>
+      </w:r>
+      <w:r>
+        <w:rPr>
+          <w:lang w:val="en-GB"/>
+        </w:rPr>
+        <w:t xml:space="preserve">on the target grid </w:t>
+      </w:r>
+      <w:r>
+        <w:rPr>
+          <w:lang w:val="en-GB"/>
+        </w:rPr>
+        <w:t xml:space="preserve">with an </w:t>
       </w:r>
       <w:r>
         <w:rPr>
@@ -10274,9 +8168,8 @@
           <w:szCs w:val="22"/>
           <w:lang w:val="en-GB"/>
         </w:rPr>
-        <w:t>enddef</w:t>
-      </w:r>
-      <w:proofErr w:type="spellEnd"/>
+        <w:t>oasis_</w:t>
+      </w:r>
       <w:r>
         <w:rPr>
           <w:rFonts w:ascii="Courier New" w:hAnsi="Courier New" w:cs="Courier New"/>
@@ -10284,85 +8177,7 @@
           <w:szCs w:val="22"/>
           <w:lang w:val="en-GB"/>
         </w:rPr>
-        <w:t xml:space="preserve"> </w:t>
-      </w:r>
-      <w:r>
-        <w:rPr>
-          <w:lang w:val="en-GB"/>
-        </w:rPr>
-        <w:t>. T</w:t>
-      </w:r>
-      <w:r>
-        <w:rPr>
-          <w:lang w:val="en-GB"/>
-        </w:rPr>
-        <w:t xml:space="preserve">hen it defines the values of the field with either the </w:t>
-      </w:r>
-      <w:r>
-        <w:rPr>
-          <w:lang w:val="en-GB"/>
-        </w:rPr>
-        <w:t>sinusoid</w:t>
-      </w:r>
-      <w:r>
-        <w:rPr>
-          <w:lang w:val="en-GB"/>
-        </w:rPr>
-        <w:t xml:space="preserve">, </w:t>
-      </w:r>
-      <w:r>
-        <w:rPr>
-          <w:lang w:val="en-GB"/>
-        </w:rPr>
-        <w:t>vortex</w:t>
-      </w:r>
-      <w:r>
-        <w:rPr>
-          <w:lang w:val="en-GB"/>
-        </w:rPr>
-        <w:t xml:space="preserve">, or </w:t>
-      </w:r>
-      <w:r>
-        <w:rPr>
-          <w:lang w:val="en-GB"/>
-        </w:rPr>
-        <w:t>gulfstream</w:t>
-      </w:r>
-      <w:r>
-        <w:rPr>
-          <w:lang w:val="en-GB"/>
-        </w:rPr>
-        <w:t xml:space="preserve"> </w:t>
-      </w:r>
-      <w:r>
-        <w:rPr>
-          <w:lang w:val="en-GB"/>
-        </w:rPr>
-        <w:t xml:space="preserve">analytical </w:t>
-      </w:r>
-      <w:r>
-        <w:rPr>
-          <w:lang w:val="en-GB"/>
-        </w:rPr>
-        <w:t>function (see Section 2 above) depending on the value of the CPP key</w:t>
-      </w:r>
-      <w:r>
-        <w:rPr>
-          <w:lang w:val="en-GB"/>
-        </w:rPr>
-        <w:t xml:space="preserve"> </w:t>
-      </w:r>
-      <w:r>
-        <w:rPr>
-          <w:lang w:val="en-GB"/>
-        </w:rPr>
-        <w:t>respectively</w:t>
-      </w:r>
-      <w:r>
-        <w:rPr>
-          <w:lang w:val="en-GB"/>
-        </w:rPr>
-        <w:t xml:space="preserve"> </w:t>
+        <w:t>ge</w:t>
       </w:r>
       <w:r>
         <w:rPr>
@@ -10371,13 +8186,128 @@
           <w:szCs w:val="22"/>
           <w:lang w:val="en-GB"/>
         </w:rPr>
-        <w:t xml:space="preserve">FANA1, FANA2 </w:t>
-      </w:r>
-      <w:r>
-        <w:rPr>
-          <w:lang w:val="en-GB"/>
-        </w:rPr>
-        <w:t>or</w:t>
+        <w:t>t</w:t>
+      </w:r>
+      <w:r>
+        <w:rPr>
+          <w:lang w:val="en-GB"/>
+        </w:rPr>
+        <w:t xml:space="preserve"> call.</w:t>
+      </w:r>
+    </w:p>
+    <w:p>
+      <w:pPr>
+        <w:spacing w:before="120"/>
+        <w:jc w:val="both"/>
+        <w:rPr>
+          <w:lang w:val="en-GB"/>
+        </w:rPr>
+      </w:pPr>
+      <w:r>
+        <w:rPr>
+          <w:lang w:val="en-GB"/>
+        </w:rPr>
+        <w:t xml:space="preserve">The received field is transformed to give the value of 10000 to masked target point and the value of 1.e20 to </w:t>
+      </w:r>
+      <w:r>
+        <w:rPr>
+          <w:lang w:val="en-GB"/>
+        </w:rPr>
+        <w:t>non-masked points that did not receive any interpolated valu</w:t>
+      </w:r>
+      <w:r>
+        <w:rPr>
+          <w:lang w:val="en-GB"/>
+        </w:rPr>
+        <w:t xml:space="preserve">e (if any), </w:t>
+      </w:r>
+      <w:r>
+        <w:rPr>
+          <w:lang w:val="en-GB"/>
+        </w:rPr>
+        <w:t>in order</w:t>
+      </w:r>
+      <w:r>
+        <w:rPr>
+          <w:lang w:val="en-GB"/>
+        </w:rPr>
+        <w:t xml:space="preserve"> to be able to easily detect them. The error field is then calculated </w:t>
+      </w:r>
+      <w:r>
+        <w:rPr>
+          <w:lang w:val="en-GB"/>
+        </w:rPr>
+        <w:t xml:space="preserve">as the difference between the </w:t>
+      </w:r>
+      <w:r>
+        <w:rPr>
+          <w:lang w:val="en-GB"/>
+        </w:rPr>
+        <w:t xml:space="preserve">values of the received field </w:t>
+      </w:r>
+      <w:r>
+        <w:rPr>
+          <w:lang w:val="en-GB"/>
+        </w:rPr>
+        <w:t xml:space="preserve">and the values of the analytical function </w:t>
+      </w:r>
+      <w:r>
+        <w:rPr>
+          <w:lang w:val="en-GB"/>
+        </w:rPr>
+        <w:t xml:space="preserve">expressed </w:t>
+      </w:r>
+      <w:r>
+        <w:rPr>
+          <w:lang w:val="en-GB"/>
+        </w:rPr>
+        <w:t xml:space="preserve">on the target grid points, </w:t>
+      </w:r>
+      <w:r>
+        <w:rPr>
+          <w:lang w:val="en-GB"/>
+        </w:rPr>
+        <w:lastRenderedPageBreak/>
+        <w:t xml:space="preserve">divided by the interpolated field (and multiplied by 100 to have it in %). </w:t>
+      </w:r>
+      <w:r>
+        <w:rPr>
+          <w:lang w:val="en-GB"/>
+        </w:rPr>
+        <w:t xml:space="preserve"> On masked points, the error is set to 0; on </w:t>
+      </w:r>
+      <w:r>
+        <w:rPr>
+          <w:lang w:val="en-GB"/>
+        </w:rPr>
+        <w:t>non-masked points that did not receive any interpolated valu</w:t>
+      </w:r>
+      <w:r>
+        <w:rPr>
+          <w:lang w:val="en-GB"/>
+        </w:rPr>
+        <w:t>e, the error is set to -1.e20.</w:t>
+      </w:r>
+    </w:p>
+    <w:p>
+      <w:pPr>
+        <w:spacing w:before="120"/>
+        <w:jc w:val="both"/>
+        <w:rPr>
+          <w:lang w:val="en-GB"/>
+        </w:rPr>
+      </w:pPr>
+      <w:r>
+        <w:rPr>
+          <w:lang w:val="en-GB"/>
+        </w:rPr>
+        <w:t>T</w:t>
+      </w:r>
+      <w:r>
+        <w:rPr>
+          <w:lang w:val="en-GB"/>
+        </w:rPr>
+        <w:t xml:space="preserve">he received field and the error are gathered on the master process and written in files </w:t>
       </w:r>
       <w:r>
         <w:rPr>
@@ -10386,15 +8316,14 @@
           <w:szCs w:val="22"/>
           <w:lang w:val="en-GB"/>
         </w:rPr>
-        <w:t xml:space="preserve"> FANA3</w:t>
-      </w:r>
-      <w:r>
-        <w:rPr>
-          <w:lang w:val="en-GB"/>
-        </w:rPr>
-        <w:t xml:space="preserve"> activated in the </w:t>
-      </w:r>
-      <w:proofErr w:type="spellStart"/>
+        <w:t>FRECVANA.nc</w:t>
+      </w:r>
+      <w:r>
+        <w:rPr>
+          <w:lang w:val="en-GB"/>
+        </w:rPr>
+        <w:t xml:space="preserve"> and </w:t>
+      </w:r>
       <w:r>
         <w:rPr>
           <w:rFonts w:ascii="Courier New" w:hAnsi="Courier New" w:cs="Courier New"/>
@@ -10402,14 +8331,25 @@
           <w:szCs w:val="22"/>
           <w:lang w:val="en-GB"/>
         </w:rPr>
-        <w:t>Makefile</w:t>
-      </w:r>
-      <w:proofErr w:type="spellEnd"/>
-      <w:r>
-        <w:rPr>
-          <w:lang w:val="en-GB"/>
-        </w:rPr>
-        <w:t xml:space="preserve"> (see </w:t>
+        <w:t>REGRID_ERROR.nc</w:t>
+      </w:r>
+      <w:r>
+        <w:rPr>
+          <w:lang w:val="en-GB"/>
+        </w:rPr>
+        <w:t xml:space="preserve"> respectively. The error global minimum and maximum on non</w:t>
+      </w:r>
+      <w:r>
+        <w:rPr>
+          <w:lang w:val="en-GB"/>
+        </w:rPr>
+        <w:t>-</w:t>
+      </w:r>
+      <w:r>
+        <w:rPr>
+          <w:lang w:val="en-GB"/>
+        </w:rPr>
+        <w:t xml:space="preserve">masked points are calculated and written out to the log file </w:t>
       </w:r>
       <w:r>
         <w:rPr>
@@ -10418,13 +8358,13 @@
           <w:szCs w:val="22"/>
           <w:lang w:val="en-GB"/>
         </w:rPr>
-        <w:t>CPPKEY_ANA</w:t>
-      </w:r>
-      <w:r>
-        <w:rPr>
-          <w:lang w:val="en-GB"/>
-        </w:rPr>
-        <w:t>).</w:t>
+        <w:t>model1.out_100</w:t>
+      </w:r>
+      <w:r>
+        <w:rPr>
+          <w:lang w:val="en-GB"/>
+        </w:rPr>
+        <w:t xml:space="preserve"> .</w:t>
       </w:r>
     </w:p>
     <w:p>
@@ -10439,35 +8379,8 @@
         <w:rPr>
           <w:lang w:val="en-GB"/>
         </w:rPr>
-        <w:t xml:space="preserve">If SCRP is used and if </w:t>
-      </w:r>
-      <w:proofErr w:type="spellStart"/>
-      <w:r>
-        <w:rPr>
-          <w:lang w:val="en-GB"/>
-        </w:rPr>
-        <w:t>bicu</w:t>
-      </w:r>
-      <w:proofErr w:type="spellEnd"/>
-      <w:r>
-        <w:rPr>
-          <w:lang w:val="en-GB"/>
-        </w:rPr>
-        <w:t xml:space="preserve"> is chosen for an LR grid, the gradients in the three directions</w:t>
-      </w:r>
-      <w:r>
-        <w:rPr>
-          <w:lang w:val="en-GB"/>
-        </w:rPr>
-        <w:t xml:space="preserve">, </w:t>
-      </w:r>
-      <w:r>
-        <w:rPr>
-          <w:lang w:val="en-GB"/>
-        </w:rPr>
-        <w:t xml:space="preserve">needed as extra fields in the </w:t>
-      </w:r>
-      <w:proofErr w:type="spellStart"/>
+        <w:t xml:space="preserve">Finally, the program calls </w:t>
+      </w:r>
       <w:r>
         <w:rPr>
           <w:rFonts w:ascii="Courier New" w:hAnsi="Courier New" w:cs="Courier New"/>
@@ -10475,451 +8388,8 @@
           <w:szCs w:val="22"/>
           <w:lang w:val="en-GB"/>
         </w:rPr>
-        <w:t>oasis_put</w:t>
-      </w:r>
-      <w:proofErr w:type="spellEnd"/>
-      <w:r>
-        <w:rPr>
-          <w:lang w:val="en-GB"/>
-        </w:rPr>
-        <w:t xml:space="preserve"> call</w:t>
-      </w:r>
-      <w:r>
-        <w:rPr>
-          <w:lang w:val="en-GB"/>
-        </w:rPr>
-        <w:t>,</w:t>
-      </w:r>
-      <w:r>
-        <w:rPr>
-          <w:lang w:val="en-GB"/>
-        </w:rPr>
-        <w:t xml:space="preserve"> are calculated</w:t>
-      </w:r>
-      <w:r>
-        <w:rPr>
-          <w:lang w:val="en-GB"/>
-        </w:rPr>
-        <w:t>. I</w:t>
-      </w:r>
-      <w:r>
-        <w:rPr>
-          <w:lang w:val="en-GB"/>
-        </w:rPr>
-        <w:t xml:space="preserve">f </w:t>
-      </w:r>
-      <w:r>
-        <w:rPr>
-          <w:lang w:val="en-GB"/>
-        </w:rPr>
-        <w:t>conserv2nd</w:t>
-      </w:r>
-      <w:r>
-        <w:rPr>
-          <w:lang w:val="en-GB"/>
-        </w:rPr>
-        <w:t xml:space="preserve"> is chosen for an LR grid, the gradients in the </w:t>
-      </w:r>
-      <w:r>
-        <w:rPr>
-          <w:lang w:val="en-GB"/>
-        </w:rPr>
-        <w:t>longitudinal and latitudinal</w:t>
-      </w:r>
-      <w:r>
-        <w:rPr>
-          <w:lang w:val="en-GB"/>
-        </w:rPr>
-        <w:t xml:space="preserve"> directions</w:t>
-      </w:r>
-      <w:r>
-        <w:rPr>
-          <w:lang w:val="en-GB"/>
-        </w:rPr>
-        <w:t xml:space="preserve">, </w:t>
-      </w:r>
-      <w:r>
-        <w:rPr>
-          <w:lang w:val="en-GB"/>
-        </w:rPr>
-        <w:t xml:space="preserve">needed as extra fields in the </w:t>
-      </w:r>
-      <w:proofErr w:type="spellStart"/>
-      <w:r>
-        <w:rPr>
-          <w:rFonts w:ascii="Courier New" w:hAnsi="Courier New" w:cs="Courier New"/>
-          <w:sz w:val="22"/>
-          <w:szCs w:val="22"/>
-          <w:lang w:val="en-GB"/>
-        </w:rPr>
-        <w:t>oasis_put</w:t>
-      </w:r>
-      <w:proofErr w:type="spellEnd"/>
-      <w:r>
-        <w:rPr>
-          <w:lang w:val="en-GB"/>
-        </w:rPr>
-        <w:t xml:space="preserve"> cal</w:t>
-      </w:r>
-      <w:r>
-        <w:rPr>
-          <w:lang w:val="en-GB"/>
-        </w:rPr>
-        <w:t>l</w:t>
-      </w:r>
-      <w:r>
-        <w:rPr>
-          <w:lang w:val="en-GB"/>
-        </w:rPr>
-        <w:t>,</w:t>
-      </w:r>
-      <w:r>
-        <w:rPr>
-          <w:lang w:val="en-GB"/>
-        </w:rPr>
-        <w:t xml:space="preserve"> are calculated</w:t>
-      </w:r>
-      <w:r>
-        <w:rPr>
-          <w:lang w:val="en-GB"/>
-        </w:rPr>
-        <w:t xml:space="preserve">. The source field is then sent with an </w:t>
-      </w:r>
-      <w:proofErr w:type="spellStart"/>
-      <w:r>
-        <w:rPr>
-          <w:rFonts w:ascii="Courier New" w:hAnsi="Courier New" w:cs="Courier New"/>
-          <w:sz w:val="22"/>
-          <w:szCs w:val="22"/>
-          <w:lang w:val="en-GB"/>
-        </w:rPr>
-        <w:t>oasis_put</w:t>
-      </w:r>
-      <w:proofErr w:type="spellEnd"/>
-      <w:r>
-        <w:rPr>
-          <w:lang w:val="en-GB"/>
-        </w:rPr>
-        <w:t xml:space="preserve"> call</w:t>
-      </w:r>
-      <w:r>
-        <w:rPr>
-          <w:lang w:val="en-GB"/>
-        </w:rPr>
-        <w:t xml:space="preserve"> and received </w:t>
-      </w:r>
-      <w:r>
-        <w:rPr>
-          <w:lang w:val="en-GB"/>
-        </w:rPr>
-        <w:t xml:space="preserve">on the target grid </w:t>
-      </w:r>
-      <w:r>
-        <w:rPr>
-          <w:lang w:val="en-GB"/>
-        </w:rPr>
-        <w:t xml:space="preserve">with an </w:t>
-      </w:r>
-      <w:proofErr w:type="spellStart"/>
-      <w:r>
-        <w:rPr>
-          <w:rFonts w:ascii="Courier New" w:hAnsi="Courier New" w:cs="Courier New"/>
-          <w:sz w:val="22"/>
-          <w:szCs w:val="22"/>
-          <w:lang w:val="en-GB"/>
-        </w:rPr>
-        <w:t>oasis_</w:t>
-      </w:r>
-      <w:r>
-        <w:rPr>
-          <w:rFonts w:ascii="Courier New" w:hAnsi="Courier New" w:cs="Courier New"/>
-          <w:sz w:val="22"/>
-          <w:szCs w:val="22"/>
-          <w:lang w:val="en-GB"/>
-        </w:rPr>
-        <w:t>ge</w:t>
-      </w:r>
-      <w:r>
-        <w:rPr>
-          <w:rFonts w:ascii="Courier New" w:hAnsi="Courier New" w:cs="Courier New"/>
-          <w:sz w:val="22"/>
-          <w:szCs w:val="22"/>
-          <w:lang w:val="en-GB"/>
-        </w:rPr>
-        <w:t>t</w:t>
-      </w:r>
-      <w:proofErr w:type="spellEnd"/>
-      <w:r>
-        <w:rPr>
-          <w:lang w:val="en-GB"/>
-        </w:rPr>
-        <w:t xml:space="preserve"> call</w:t>
-      </w:r>
-      <w:r>
-        <w:rPr>
-          <w:lang w:val="en-GB"/>
-        </w:rPr>
-        <w:t>.</w:t>
-      </w:r>
-    </w:p>
-    <w:p>
-      <w:pPr>
-        <w:spacing w:before="120"/>
-        <w:jc w:val="both"/>
-        <w:rPr>
-          <w:lang w:val="en-GB"/>
-        </w:rPr>
-      </w:pPr>
-      <w:r>
-        <w:rPr>
-          <w:lang w:val="en-GB"/>
-        </w:rPr>
-        <w:t xml:space="preserve">The received field is transformed to give the value of 10000 to masked target point and the value of 1.e20 to </w:t>
-      </w:r>
-      <w:r>
-        <w:rPr>
-          <w:lang w:val="en-GB"/>
-        </w:rPr>
-        <w:t>non-masked points that did not receive any interpolated valu</w:t>
-      </w:r>
-      <w:r>
-        <w:rPr>
-          <w:lang w:val="en-GB"/>
-        </w:rPr>
-        <w:t xml:space="preserve">e (if any), </w:t>
-      </w:r>
-      <w:r>
-        <w:rPr>
-          <w:lang w:val="en-GB"/>
-        </w:rPr>
-        <w:t>in order</w:t>
-      </w:r>
-      <w:r>
-        <w:rPr>
-          <w:lang w:val="en-GB"/>
-        </w:rPr>
-        <w:t xml:space="preserve"> to be able to easily detect them. The error field is then calculated </w:t>
-      </w:r>
-      <w:r>
-        <w:rPr>
-          <w:lang w:val="en-GB"/>
-        </w:rPr>
-        <w:t xml:space="preserve">as the difference between the </w:t>
-      </w:r>
-      <w:r>
-        <w:rPr>
-          <w:lang w:val="en-GB"/>
-        </w:rPr>
-        <w:t>values of the</w:t>
-      </w:r>
-      <w:r>
-        <w:rPr>
-          <w:lang w:val="en-GB"/>
-        </w:rPr>
-        <w:t xml:space="preserve"> received</w:t>
-      </w:r>
-      <w:r>
-        <w:rPr>
-          <w:lang w:val="en-GB"/>
-        </w:rPr>
-        <w:t xml:space="preserve"> field </w:t>
-      </w:r>
-      <w:r>
-        <w:rPr>
-          <w:lang w:val="en-GB"/>
-        </w:rPr>
-        <w:t xml:space="preserve">and the values of the analytical function </w:t>
-      </w:r>
-      <w:r>
-        <w:rPr>
-          <w:lang w:val="en-GB"/>
-        </w:rPr>
-        <w:t xml:space="preserve">expressed </w:t>
-      </w:r>
-      <w:r>
-        <w:rPr>
-          <w:lang w:val="en-GB"/>
-        </w:rPr>
-        <w:t xml:space="preserve">on the target grid points, </w:t>
-      </w:r>
-      <w:r>
-        <w:rPr>
-          <w:lang w:val="en-GB"/>
-        </w:rPr>
-        <w:lastRenderedPageBreak/>
-        <w:t xml:space="preserve">divided by the interpolated field (and multiplied by 100 to have it in %). </w:t>
-      </w:r>
-      <w:r>
-        <w:rPr>
-          <w:lang w:val="en-GB"/>
-        </w:rPr>
-        <w:t xml:space="preserve"> On masked points, the error is set to 0; on </w:t>
-      </w:r>
-      <w:r>
-        <w:rPr>
-          <w:lang w:val="en-GB"/>
-        </w:rPr>
-        <w:t>non-masked points that did not receive any interpolated valu</w:t>
-      </w:r>
-      <w:r>
-        <w:rPr>
-          <w:lang w:val="en-GB"/>
-        </w:rPr>
-        <w:t>e</w:t>
-      </w:r>
-      <w:r>
-        <w:rPr>
-          <w:lang w:val="en-GB"/>
-        </w:rPr>
-        <w:t>, the error is set to -</w:t>
-      </w:r>
-      <w:proofErr w:type="gramStart"/>
-      <w:r>
-        <w:rPr>
-          <w:lang w:val="en-GB"/>
-        </w:rPr>
-        <w:t>1.e</w:t>
-      </w:r>
-      <w:proofErr w:type="gramEnd"/>
-      <w:r>
-        <w:rPr>
-          <w:lang w:val="en-GB"/>
-        </w:rPr>
-        <w:t>20</w:t>
-      </w:r>
-      <w:r>
-        <w:rPr>
-          <w:lang w:val="en-GB"/>
-        </w:rPr>
-        <w:t>.</w:t>
-      </w:r>
-    </w:p>
-    <w:p>
-      <w:pPr>
-        <w:spacing w:before="120"/>
-        <w:jc w:val="both"/>
-        <w:rPr>
-          <w:lang w:val="en-GB"/>
-        </w:rPr>
-      </w:pPr>
-      <w:r>
-        <w:rPr>
-          <w:lang w:val="en-GB"/>
-        </w:rPr>
-        <w:t>T</w:t>
-      </w:r>
-      <w:r>
-        <w:rPr>
-          <w:lang w:val="en-GB"/>
-        </w:rPr>
-        <w:t xml:space="preserve">he received field and the error are gathered on the master process and written in files </w:t>
-      </w:r>
-      <w:r>
-        <w:rPr>
-          <w:rFonts w:ascii="Courier New" w:hAnsi="Courier New" w:cs="Courier New"/>
-          <w:sz w:val="22"/>
-          <w:szCs w:val="22"/>
-          <w:lang w:val="en-GB"/>
-        </w:rPr>
-        <w:t>FRECVANA.nc</w:t>
-      </w:r>
-      <w:r>
-        <w:rPr>
-          <w:lang w:val="en-GB"/>
-        </w:rPr>
-        <w:t xml:space="preserve"> and </w:t>
-      </w:r>
-      <w:r>
-        <w:rPr>
-          <w:rFonts w:ascii="Courier New" w:hAnsi="Courier New" w:cs="Courier New"/>
-          <w:sz w:val="22"/>
-          <w:szCs w:val="22"/>
-          <w:lang w:val="en-GB"/>
-        </w:rPr>
-        <w:t>REGRID_ERROR.nc</w:t>
-      </w:r>
-      <w:r>
-        <w:rPr>
-          <w:lang w:val="en-GB"/>
-        </w:rPr>
-        <w:t xml:space="preserve"> </w:t>
-      </w:r>
-      <w:r>
-        <w:rPr>
-          <w:lang w:val="en-GB"/>
-        </w:rPr>
-        <w:t>respectively</w:t>
-      </w:r>
-      <w:r>
-        <w:rPr>
-          <w:lang w:val="en-GB"/>
-        </w:rPr>
-        <w:t>. The error global minimum and maximum on non</w:t>
-      </w:r>
-      <w:r>
-        <w:rPr>
-          <w:lang w:val="en-GB"/>
-        </w:rPr>
-        <w:t>-</w:t>
-      </w:r>
-      <w:r>
-        <w:rPr>
-          <w:lang w:val="en-GB"/>
-        </w:rPr>
-        <w:t xml:space="preserve">masked points are calculated and written out to the log file </w:t>
-      </w:r>
-      <w:r>
-        <w:rPr>
-          <w:rFonts w:ascii="Courier New" w:hAnsi="Courier New" w:cs="Courier New"/>
-          <w:sz w:val="22"/>
-          <w:szCs w:val="22"/>
-          <w:lang w:val="en-GB"/>
-        </w:rPr>
-        <w:t>model1.out_</w:t>
-      </w:r>
-      <w:proofErr w:type="gramStart"/>
-      <w:r>
-        <w:rPr>
-          <w:rFonts w:ascii="Courier New" w:hAnsi="Courier New" w:cs="Courier New"/>
-          <w:sz w:val="22"/>
-          <w:szCs w:val="22"/>
-          <w:lang w:val="en-GB"/>
-        </w:rPr>
-        <w:t>100</w:t>
-      </w:r>
-      <w:r>
-        <w:rPr>
-          <w:lang w:val="en-GB"/>
-        </w:rPr>
-        <w:t xml:space="preserve"> .</w:t>
-      </w:r>
-      <w:proofErr w:type="gramEnd"/>
-    </w:p>
-    <w:p>
-      <w:pPr>
-        <w:spacing w:before="120"/>
-        <w:jc w:val="both"/>
-        <w:rPr>
-          <w:lang w:val="en-GB"/>
-        </w:rPr>
-      </w:pPr>
-      <w:r>
-        <w:rPr>
-          <w:lang w:val="en-GB"/>
-        </w:rPr>
-        <w:t xml:space="preserve">Finally, the program calls </w:t>
-      </w:r>
-      <w:proofErr w:type="spellStart"/>
-      <w:r>
-        <w:rPr>
-          <w:rFonts w:ascii="Courier New" w:hAnsi="Courier New" w:cs="Courier New"/>
-          <w:sz w:val="22"/>
-          <w:szCs w:val="22"/>
-          <w:lang w:val="en-GB"/>
-        </w:rPr>
         <w:t>oasis_terminate</w:t>
       </w:r>
-      <w:proofErr w:type="spellEnd"/>
       <w:r>
         <w:rPr>
           <w:lang w:val="en-GB"/>
@@ -10949,7 +8419,6 @@
         </w:rPr>
         <w:t xml:space="preserve">Using </w:t>
       </w:r>
-      <w:proofErr w:type="spellStart"/>
       <w:r>
         <w:rPr>
           <w:rFonts w:ascii="Courier New" w:hAnsi="Courier New" w:cs="Courier New"/>
@@ -10959,7 +8428,6 @@
         </w:rPr>
         <w:t>regrid_environment</w:t>
       </w:r>
-      <w:proofErr w:type="spellEnd"/>
       <w:r>
         <w:rPr>
           <w:u w:val="single"/>
@@ -10976,7 +8444,6 @@
           <w:lang w:val="en-GB"/>
         </w:rPr>
       </w:pPr>
-      <w:proofErr w:type="spellStart"/>
       <w:r>
         <w:rPr>
           <w:rFonts w:ascii="Courier New" w:hAnsi="Courier New" w:cs="Courier New"/>
@@ -10986,21 +8453,12 @@
         </w:rPr>
         <w:t>regrid_environment</w:t>
       </w:r>
-      <w:proofErr w:type="spellEnd"/>
-      <w:r>
-        <w:rPr>
-          <w:lang w:val="en-GB"/>
-        </w:rPr>
-        <w:t xml:space="preserve"> can be adapted to calculate the weights for your own grids and </w:t>
-      </w:r>
-      <w:proofErr w:type="spellStart"/>
-      <w:r>
-        <w:rPr>
-          <w:lang w:val="en-GB"/>
-        </w:rPr>
-        <w:t>regriddings</w:t>
-      </w:r>
-      <w:proofErr w:type="spellEnd"/>
+      <w:r>
+        <w:rPr>
+          <w:lang w:val="en-GB"/>
+        </w:rPr>
+        <w:t xml:space="preserve"> can be adapted to calculate the weights for your own grids and regriddings</w:t>
+      </w:r>
       <w:r>
         <w:rPr>
           <w:lang w:val="en-GB"/>
@@ -11025,19 +8483,7 @@
         <w:rPr>
           <w:lang w:val="en-GB"/>
         </w:rPr>
-        <w:t xml:space="preserve">include the </w:t>
-      </w:r>
-      <w:r>
-        <w:rPr>
-          <w:lang w:val="en-GB"/>
-        </w:rPr>
-        <w:t>definition of your own grids</w:t>
-      </w:r>
-      <w:r>
-        <w:rPr>
-          <w:lang w:val="en-GB"/>
-        </w:rPr>
-        <w:t xml:space="preserve"> in</w:t>
+        <w:t>include the definition of your own grids in</w:t>
       </w:r>
       <w:r>
         <w:rPr>
@@ -11103,13 +8549,7 @@
         <w:rPr>
           <w:lang w:val="en-GB"/>
         </w:rPr>
-        <w:t xml:space="preserve">of the </w:t>
-      </w:r>
-      <w:r>
-        <w:rPr>
-          <w:lang w:val="en-GB"/>
-        </w:rPr>
-        <w:t>User Guide</w:t>
+        <w:t>of the User Guide</w:t>
       </w:r>
       <w:r>
         <w:rPr>
@@ -11127,19 +8567,7 @@
         <w:rPr>
           <w:lang w:val="en-GB"/>
         </w:rPr>
-        <w:t xml:space="preserve">To create these files </w:t>
-      </w:r>
-      <w:r>
-        <w:rPr>
-          <w:lang w:val="en-GB"/>
-        </w:rPr>
-        <w:t>with either with F90 or NCL</w:t>
-      </w:r>
-      <w:r>
-        <w:rPr>
-          <w:lang w:val="en-GB"/>
-        </w:rPr>
-        <w:t>, you</w:t>
+        <w:t>To create these files with either with F90 or NCL, you</w:t>
       </w:r>
       <w:r>
         <w:rPr>
@@ -11192,7 +8620,6 @@
         </w:rPr>
         <w:t>/</w:t>
       </w:r>
-      <w:proofErr w:type="spellStart"/>
       <w:r>
         <w:rPr>
           <w:rFonts w:ascii="Courier New" w:hAnsi="Courier New" w:cs="Courier New"/>
@@ -11202,7 +8629,6 @@
         </w:rPr>
         <w:t>create_grids_masks_with_NCL</w:t>
       </w:r>
-      <w:proofErr w:type="spellEnd"/>
       <w:r>
         <w:rPr>
           <w:rFonts w:ascii="Courier New" w:hAnsi="Courier New" w:cs="Courier New"/>
@@ -11272,13 +8698,7 @@
         <w:rPr>
           <w:lang w:val="en-GB"/>
         </w:rPr>
-        <w:t>”), on the regridding algorithm (</w:t>
-      </w:r>
-      <w:r>
-        <w:rPr>
-          <w:lang w:val="en-GB"/>
-        </w:rPr>
-        <w:t>see “</w:t>
+        <w:t>”), on the regridding algorithm (see “</w:t>
       </w:r>
       <w:r>
         <w:rPr>
@@ -11287,7 +8707,25 @@
           <w:szCs w:val="22"/>
           <w:lang w:val="en-GB"/>
         </w:rPr>
-        <w:t xml:space="preserve">Check </w:t>
+        <w:t>Check remap</w:t>
+      </w:r>
+      <w:r>
+        <w:rPr>
+          <w:lang w:val="en-GB"/>
+        </w:rPr>
+        <w:t>”) and adding the grid characteristics (see</w:t>
+      </w:r>
+      <w:r>
+        <w:rPr>
+          <w:lang w:val="en-GB"/>
+        </w:rPr>
+        <w:t xml:space="preserve"> </w:t>
+      </w:r>
+      <w:r>
+        <w:rPr>
+          <w:lang w:val="en-GB"/>
+        </w:rPr>
+        <w:t>“</w:t>
       </w:r>
       <w:r>
         <w:rPr>
@@ -11296,37 +8734,13 @@
           <w:szCs w:val="22"/>
           <w:lang w:val="en-GB"/>
         </w:rPr>
-        <w:t>remap</w:t>
-      </w:r>
-      <w:r>
-        <w:rPr>
-          <w:lang w:val="en-GB"/>
-        </w:rPr>
-        <w:t>”)</w:t>
-      </w:r>
-      <w:r>
-        <w:rPr>
-          <w:lang w:val="en-GB"/>
-        </w:rPr>
-        <w:t xml:space="preserve"> and adding the grid characteristics </w:t>
-      </w:r>
-      <w:r>
-        <w:rPr>
-          <w:lang w:val="en-GB"/>
-        </w:rPr>
-        <w:t>(see</w:t>
-      </w:r>
-      <w:r>
-        <w:rPr>
-          <w:lang w:val="en-GB"/>
-        </w:rPr>
-        <w:t xml:space="preserve"> </w:t>
-      </w:r>
-      <w:r>
-        <w:rPr>
-          <w:lang w:val="en-GB"/>
-        </w:rPr>
-        <w:t>“</w:t>
+        <w:t>Source grid characteristics</w:t>
+      </w:r>
+      <w:r>
+        <w:rPr>
+          <w:lang w:val="en-GB"/>
+        </w:rPr>
+        <w:t>” and “</w:t>
       </w:r>
       <w:r>
         <w:rPr>
@@ -11335,19 +8749,13 @@
           <w:szCs w:val="22"/>
           <w:lang w:val="en-GB"/>
         </w:rPr>
-        <w:t>Source grid characteristics</w:t>
+        <w:t>Target grid characteristics</w:t>
       </w:r>
       <w:r>
         <w:rPr>
           <w:lang w:val="en-GB"/>
         </w:rPr>
         <w:t>”</w:t>
-      </w:r>
-      <w:r>
-        <w:rPr>
-          <w:lang w:val="en-GB"/>
-        </w:rPr>
-        <w:t xml:space="preserve"> and “</w:t>
       </w:r>
       <w:r>
         <w:rPr>
@@ -11356,7 +8764,7 @@
           <w:szCs w:val="22"/>
           <w:lang w:val="en-GB"/>
         </w:rPr>
-        <w:t>Target</w:t>
+        <w:t>).</w:t>
       </w:r>
       <w:r>
         <w:rPr>
@@ -11365,43 +8773,13 @@
           <w:szCs w:val="22"/>
           <w:lang w:val="en-GB"/>
         </w:rPr>
-        <w:t xml:space="preserve"> grid characteristics</w:t>
-      </w:r>
-      <w:r>
-        <w:rPr>
-          <w:lang w:val="en-GB"/>
-        </w:rPr>
-        <w:t>”</w:t>
-      </w:r>
-      <w:r>
-        <w:rPr>
-          <w:rFonts w:ascii="Courier New" w:hAnsi="Courier New" w:cs="Courier New"/>
-          <w:sz w:val="22"/>
-          <w:szCs w:val="22"/>
-          <w:lang w:val="en-GB"/>
-        </w:rPr>
-        <w:t>).</w:t>
-      </w:r>
-      <w:r>
-        <w:rPr>
-          <w:rFonts w:ascii="Courier New" w:hAnsi="Courier New" w:cs="Courier New"/>
-          <w:sz w:val="22"/>
-          <w:szCs w:val="22"/>
-          <w:lang w:val="en-GB"/>
-        </w:rPr>
         <w:t xml:space="preserve"> </w:t>
       </w:r>
       <w:r>
         <w:rPr>
           <w:lang w:val="en-GB"/>
         </w:rPr>
-        <w:t>M</w:t>
-      </w:r>
-      <w:r>
-        <w:rPr>
-          <w:lang w:val="en-GB"/>
-        </w:rPr>
-        <w:t xml:space="preserve">ake sure that the proper </w:t>
+        <w:t xml:space="preserve">Make sure that the proper </w:t>
       </w:r>
       <w:r>
         <w:rPr>
@@ -11478,27 +8856,7 @@
           <w:szCs w:val="22"/>
           <w:lang w:val="en-GB"/>
         </w:rPr>
-        <w:t xml:space="preserve"> </w:t>
-      </w:r>
-      <w:proofErr w:type="spellStart"/>
-      <w:r>
-        <w:rPr>
-          <w:rFonts w:ascii="Courier New" w:hAnsi="Courier New" w:cs="Courier New"/>
-          <w:sz w:val="22"/>
-          <w:szCs w:val="22"/>
-          <w:lang w:val="en-GB"/>
-        </w:rPr>
-        <w:t>namcouple</w:t>
-      </w:r>
-      <w:proofErr w:type="spellEnd"/>
-      <w:r>
-        <w:rPr>
-          <w:rFonts w:ascii="Courier New" w:hAnsi="Courier New" w:cs="Courier New"/>
-          <w:sz w:val="22"/>
-          <w:szCs w:val="22"/>
-          <w:lang w:val="en-GB"/>
-        </w:rPr>
-        <w:t xml:space="preserve"> </w:t>
+        <w:t xml:space="preserve"> namcouple </w:t>
       </w:r>
       <w:r>
         <w:rPr>
@@ -11571,9 +8929,14 @@
           <w:szCs w:val="22"/>
           <w:lang w:val="en-GB"/>
         </w:rPr>
-        <w:t>oasis_</w:t>
-      </w:r>
-      <w:proofErr w:type="gramStart"/>
+        <w:t>oasis_testcase.f90</w:t>
+      </w:r>
+      <w:r>
+        <w:rPr>
+          <w:lang w:val="en-GB"/>
+        </w:rPr>
+        <w:t xml:space="preserve"> in subroutine </w:t>
+      </w:r>
       <w:r>
         <w:rPr>
           <w:rFonts w:ascii="Courier New" w:hAnsi="Courier New" w:cs="Courier New"/>
@@ -11581,9 +8944,14 @@
           <w:szCs w:val="22"/>
           <w:lang w:val="en-GB"/>
         </w:rPr>
-        <w:t>testcase.f</w:t>
-      </w:r>
-      <w:proofErr w:type="gramEnd"/>
+        <w:t>init_model_params</w:t>
+      </w:r>
+      <w:r>
+        <w:rPr>
+          <w:lang w:val="en-GB"/>
+        </w:rPr>
+        <w:t xml:space="preserve"> and </w:t>
+      </w:r>
       <w:r>
         <w:rPr>
           <w:rFonts w:ascii="Courier New" w:hAnsi="Courier New" w:cs="Courier New"/>
@@ -11591,15 +8959,35 @@
           <w:szCs w:val="22"/>
           <w:lang w:val="en-GB"/>
         </w:rPr>
-        <w:t>90</w:t>
-      </w:r>
-      <w:r>
-        <w:rPr>
-          <w:lang w:val="en-GB"/>
-        </w:rPr>
-        <w:t xml:space="preserve"> in subroutine </w:t>
-      </w:r>
-      <w:proofErr w:type="spellStart"/>
+        <w:t>init_domain</w:t>
+      </w:r>
+      <w:r>
+        <w:rPr>
+          <w:lang w:val="en-GB"/>
+        </w:rPr>
+        <w:t xml:space="preserve"> . </w:t>
+      </w:r>
+    </w:p>
+    <w:p>
+      <w:pPr>
+        <w:spacing w:before="120"/>
+        <w:jc w:val="both"/>
+        <w:rPr>
+          <w:lang w:val="en-GB"/>
+        </w:rPr>
+      </w:pPr>
+      <w:r>
+        <w:rPr>
+          <w:lang w:val="en-GB"/>
+        </w:rPr>
+        <w:t xml:space="preserve">You should then be able to </w:t>
+      </w:r>
+      <w:r>
+        <w:rPr>
+          <w:lang w:val="en-GB"/>
+        </w:rPr>
+        <w:t xml:space="preserve">use </w:t>
+      </w:r>
       <w:r>
         <w:rPr>
           <w:rFonts w:ascii="Courier New" w:hAnsi="Courier New" w:cs="Courier New"/>
@@ -11607,16 +8995,98 @@
           <w:szCs w:val="22"/>
           <w:lang w:val="en-GB"/>
         </w:rPr>
-        <w:t>init_model_params</w:t>
-      </w:r>
-      <w:proofErr w:type="spellEnd"/>
-      <w:r>
-        <w:rPr>
-          <w:lang w:val="en-GB"/>
-        </w:rPr>
-        <w:t xml:space="preserve"> and </w:t>
-      </w:r>
-      <w:proofErr w:type="spellStart"/>
+        <w:t>regrid_environment</w:t>
+      </w:r>
+      <w:r>
+        <w:rPr>
+          <w:lang w:val="en-GB"/>
+        </w:rPr>
+        <w:t xml:space="preserve"> </w:t>
+      </w:r>
+      <w:r>
+        <w:rPr>
+          <w:lang w:val="en-GB"/>
+        </w:rPr>
+        <w:t xml:space="preserve">to </w:t>
+      </w:r>
+      <w:r>
+        <w:rPr>
+          <w:lang w:val="en-GB"/>
+        </w:rPr>
+        <w:t>calculate the regridding weights and the regridding error for</w:t>
+      </w:r>
+      <w:r>
+        <w:rPr>
+          <w:lang w:val="en-GB"/>
+        </w:rPr>
+        <w:t xml:space="preserve"> your own grids and algorithm</w:t>
+      </w:r>
+      <w:r>
+        <w:rPr>
+          <w:lang w:val="en-GB"/>
+        </w:rPr>
+        <w:t>, and therefore evaluate the quality of your regriddings</w:t>
+      </w:r>
+      <w:r>
+        <w:rPr>
+          <w:lang w:val="en-GB"/>
+        </w:rPr>
+        <w:t xml:space="preserve">. </w:t>
+      </w:r>
+      <w:r>
+        <w:rPr>
+          <w:lang w:val="en-GB"/>
+        </w:rPr>
+        <w:t>In practice, d</w:t>
+      </w:r>
+      <w:r>
+        <w:rPr>
+          <w:lang w:val="en-GB"/>
+        </w:rPr>
+        <w:t>efining</w:t>
+      </w:r>
+      <w:r>
+        <w:rPr>
+          <w:lang w:val="en-GB"/>
+        </w:rPr>
+        <w:t xml:space="preserve"> what a “good” re</w:t>
+      </w:r>
+      <w:r>
+        <w:rPr>
+          <w:lang w:val="en-GB"/>
+        </w:rPr>
+        <w:t>gridd</w:t>
+      </w:r>
+      <w:r>
+        <w:rPr>
+          <w:lang w:val="en-GB"/>
+        </w:rPr>
+        <w:t xml:space="preserve">ing </w:t>
+      </w:r>
+      <w:r>
+        <w:rPr>
+          <w:lang w:val="en-GB"/>
+        </w:rPr>
+        <w:t xml:space="preserve">precisely </w:t>
+      </w:r>
+      <w:r>
+        <w:rPr>
+          <w:lang w:val="en-GB"/>
+        </w:rPr>
+        <w:t>means</w:t>
+      </w:r>
+      <w:r>
+        <w:rPr>
+          <w:lang w:val="en-GB"/>
+        </w:rPr>
+        <w:t xml:space="preserve"> is impossible</w:t>
+      </w:r>
+      <w:r>
+        <w:rPr>
+          <w:lang w:val="en-GB"/>
+        </w:rPr>
+        <w:t xml:space="preserve">. But at least, </w:t>
+      </w:r>
       <w:r>
         <w:rPr>
           <w:rFonts w:ascii="Courier New" w:hAnsi="Courier New" w:cs="Courier New"/>
@@ -11624,156 +9094,8 @@
           <w:szCs w:val="22"/>
           <w:lang w:val="en-GB"/>
         </w:rPr>
-        <w:t>init_domain</w:t>
-      </w:r>
-      <w:proofErr w:type="spellEnd"/>
-      <w:r>
-        <w:rPr>
-          <w:lang w:val="en-GB"/>
-        </w:rPr>
-        <w:t xml:space="preserve"> . </w:t>
-      </w:r>
-    </w:p>
-    <w:p>
-      <w:pPr>
-        <w:spacing w:before="120"/>
-        <w:jc w:val="both"/>
-        <w:rPr>
-          <w:lang w:val="en-GB"/>
-        </w:rPr>
-      </w:pPr>
-      <w:r>
-        <w:rPr>
-          <w:lang w:val="en-GB"/>
-        </w:rPr>
-        <w:t xml:space="preserve">You should then be able to </w:t>
-      </w:r>
-      <w:r>
-        <w:rPr>
-          <w:lang w:val="en-GB"/>
-        </w:rPr>
-        <w:t xml:space="preserve">use </w:t>
-      </w:r>
-      <w:proofErr w:type="spellStart"/>
-      <w:r>
-        <w:rPr>
-          <w:rFonts w:ascii="Courier New" w:hAnsi="Courier New" w:cs="Courier New"/>
-          <w:sz w:val="22"/>
-          <w:szCs w:val="22"/>
-          <w:lang w:val="en-GB"/>
-        </w:rPr>
         <w:t>regrid_environment</w:t>
       </w:r>
-      <w:proofErr w:type="spellEnd"/>
-      <w:r>
-        <w:rPr>
-          <w:lang w:val="en-GB"/>
-        </w:rPr>
-        <w:t xml:space="preserve"> </w:t>
-      </w:r>
-      <w:r>
-        <w:rPr>
-          <w:lang w:val="en-GB"/>
-        </w:rPr>
-        <w:t xml:space="preserve">to </w:t>
-      </w:r>
-      <w:r>
-        <w:rPr>
-          <w:lang w:val="en-GB"/>
-        </w:rPr>
-        <w:t>calculate the regridding weights and the regridding error for</w:t>
-      </w:r>
-      <w:r>
-        <w:rPr>
-          <w:lang w:val="en-GB"/>
-        </w:rPr>
-        <w:t xml:space="preserve"> your own grids and algorithm</w:t>
-      </w:r>
-      <w:r>
-        <w:rPr>
-          <w:lang w:val="en-GB"/>
-        </w:rPr>
-        <w:t xml:space="preserve">, and therefore evaluate the quality of your </w:t>
-      </w:r>
-      <w:proofErr w:type="spellStart"/>
-      <w:r>
-        <w:rPr>
-          <w:lang w:val="en-GB"/>
-        </w:rPr>
-        <w:t>regriddings</w:t>
-      </w:r>
-      <w:proofErr w:type="spellEnd"/>
-      <w:r>
-        <w:rPr>
-          <w:lang w:val="en-GB"/>
-        </w:rPr>
-        <w:t xml:space="preserve">. </w:t>
-      </w:r>
-      <w:r>
-        <w:rPr>
-          <w:lang w:val="en-GB"/>
-        </w:rPr>
-        <w:t>In practice, d</w:t>
-      </w:r>
-      <w:r>
-        <w:rPr>
-          <w:lang w:val="en-GB"/>
-        </w:rPr>
-        <w:t>efining</w:t>
-      </w:r>
-      <w:r>
-        <w:rPr>
-          <w:lang w:val="en-GB"/>
-        </w:rPr>
-        <w:t xml:space="preserve"> what a “good” re</w:t>
-      </w:r>
-      <w:r>
-        <w:rPr>
-          <w:lang w:val="en-GB"/>
-        </w:rPr>
-        <w:t>gridd</w:t>
-      </w:r>
-      <w:r>
-        <w:rPr>
-          <w:lang w:val="en-GB"/>
-        </w:rPr>
-        <w:t xml:space="preserve">ing </w:t>
-      </w:r>
-      <w:r>
-        <w:rPr>
-          <w:lang w:val="en-GB"/>
-        </w:rPr>
-        <w:t xml:space="preserve">precisely </w:t>
-      </w:r>
-      <w:r>
-        <w:rPr>
-          <w:lang w:val="en-GB"/>
-        </w:rPr>
-        <w:t>means</w:t>
-      </w:r>
-      <w:r>
-        <w:rPr>
-          <w:lang w:val="en-GB"/>
-        </w:rPr>
-        <w:t xml:space="preserve"> is impossible</w:t>
-      </w:r>
-      <w:r>
-        <w:rPr>
-          <w:lang w:val="en-GB"/>
-        </w:rPr>
-        <w:t xml:space="preserve">. But at least, </w:t>
-      </w:r>
-      <w:proofErr w:type="spellStart"/>
-      <w:r>
-        <w:rPr>
-          <w:rFonts w:ascii="Courier New" w:hAnsi="Courier New" w:cs="Courier New"/>
-          <w:sz w:val="22"/>
-          <w:szCs w:val="22"/>
-          <w:lang w:val="en-GB"/>
-        </w:rPr>
-        <w:t>regrid_environment</w:t>
-      </w:r>
-      <w:proofErr w:type="spellEnd"/>
       <w:r>
         <w:rPr>
           <w:lang w:val="en-GB"/>
@@ -11790,22 +9112,7 @@
         <w:rPr>
           <w:lang w:val="en-GB"/>
         </w:rPr>
-        <w:t xml:space="preserve"> and </w:t>
-      </w:r>
-      <w:proofErr w:type="spellStart"/>
-      <w:proofErr w:type="gramStart"/>
-      <w:r>
-        <w:rPr>
-          <w:lang w:val="en-GB"/>
-        </w:rPr>
-        <w:t>regriddings</w:t>
-      </w:r>
-      <w:proofErr w:type="spellEnd"/>
-      <w:r>
-        <w:rPr>
-          <w:lang w:val="en-GB"/>
-        </w:rPr>
-        <w:t xml:space="preserve"> </w:t>
+        <w:t xml:space="preserve"> and regriddings </w:t>
       </w:r>
       <w:r>
         <w:rPr>
@@ -11813,7 +9120,6 @@
         </w:rPr>
         <w:t>.</w:t>
       </w:r>
-      <w:proofErr w:type="gramEnd"/>
       <w:r>
         <w:rPr>
           <w:lang w:val="en-GB"/>
@@ -11955,35 +9261,7 @@
         <w:rPr>
           <w:lang w:val="en-GB"/>
         </w:rPr>
-        <w:t xml:space="preserve">Collins, N., </w:t>
-      </w:r>
-      <w:proofErr w:type="spellStart"/>
-      <w:r>
-        <w:rPr>
-          <w:lang w:val="en-GB"/>
-        </w:rPr>
-        <w:t>Theurich</w:t>
-      </w:r>
-      <w:proofErr w:type="spellEnd"/>
-      <w:r>
-        <w:rPr>
-          <w:lang w:val="en-GB"/>
-        </w:rPr>
-        <w:t xml:space="preserve">, G., DeLuca, C., Suarez, M., </w:t>
-      </w:r>
-      <w:proofErr w:type="spellStart"/>
-      <w:r>
-        <w:rPr>
-          <w:lang w:val="en-GB"/>
-        </w:rPr>
-        <w:t>Trayanov</w:t>
-      </w:r>
-      <w:proofErr w:type="spellEnd"/>
-      <w:r>
-        <w:rPr>
-          <w:lang w:val="en-GB"/>
-        </w:rPr>
-        <w:t>, A., Balaji, V., Li, P., Yang, W., Hill, C. and da Silva, A.</w:t>
+        <w:t>Collins, N., Theurich, G., DeLuca, C., Suarez, M., Trayanov, A., Balaji, V., Li, P., Yang, W., Hill, C. and da Silva, A.</w:t>
       </w:r>
       <w:r>
         <w:rPr>
@@ -11995,49 +9273,7 @@
         <w:rPr>
           <w:lang w:val="en-GB"/>
         </w:rPr>
-        <w:t xml:space="preserve">: Design and Implementation of Components in the Earth System </w:t>
-      </w:r>
-      <w:proofErr w:type="spellStart"/>
-      <w:r>
-        <w:rPr>
-          <w:lang w:val="en-GB"/>
-        </w:rPr>
-        <w:t>Modeling</w:t>
-      </w:r>
-      <w:proofErr w:type="spellEnd"/>
-      <w:r>
-        <w:rPr>
-          <w:lang w:val="en-GB"/>
-        </w:rPr>
-        <w:t xml:space="preserve"> Framework, Int. J. High </w:t>
-      </w:r>
-      <w:proofErr w:type="spellStart"/>
-      <w:r>
-        <w:rPr>
-          <w:lang w:val="en-GB"/>
-        </w:rPr>
-        <w:t>Perfor</w:t>
-      </w:r>
-      <w:proofErr w:type="spellEnd"/>
-      <w:r>
-        <w:rPr>
-          <w:lang w:val="en-GB"/>
-        </w:rPr>
-        <w:t xml:space="preserve">. </w:t>
-      </w:r>
-      <w:proofErr w:type="spellStart"/>
-      <w:r>
-        <w:rPr>
-          <w:lang w:val="en-GB"/>
-        </w:rPr>
-        <w:t>Comput</w:t>
-      </w:r>
-      <w:proofErr w:type="spellEnd"/>
-      <w:r>
-        <w:rPr>
-          <w:lang w:val="en-GB"/>
-        </w:rPr>
-        <w:t>. Apps, 19 (3), 341–350.</w:t>
+        <w:t>: Design and Implementation of Components in the Earth System Modeling Framework, Int. J. High Perfor. Comput. Apps, 19 (3), 341–350.</w:t>
       </w:r>
     </w:p>
     <w:p>
@@ -12079,19 +9315,11 @@
           <w:lang w:val="en-GB"/>
         </w:rPr>
       </w:pPr>
-      <w:proofErr w:type="spellStart"/>
-      <w:r>
-        <w:rPr>
-          <w:lang w:val="en-GB"/>
-        </w:rPr>
-        <w:t>Jonville</w:t>
-      </w:r>
-      <w:proofErr w:type="spellEnd"/>
-      <w:r>
-        <w:rPr>
-          <w:lang w:val="en-GB"/>
-        </w:rPr>
-        <w:t>, G. and Valcke, S.</w:t>
+      <w:r>
+        <w:rPr>
+          <w:lang w:val="en-GB"/>
+        </w:rPr>
+        <w:t>Jonville, G. and Valcke, S.</w:t>
       </w:r>
       <w:r>
         <w:rPr>
@@ -12103,21 +9331,7 @@
         <w:rPr>
           <w:lang w:val="en-GB"/>
         </w:rPr>
-        <w:t xml:space="preserve">: Analysis of SCRIP conservative remapping in OASIS3-MCT – Part B, Technical Report TR/CMGC/19-155, </w:t>
-      </w:r>
-      <w:proofErr w:type="spellStart"/>
-      <w:r>
-        <w:rPr>
-          <w:lang w:val="en-GB"/>
-        </w:rPr>
-        <w:t>Cerfacs</w:t>
-      </w:r>
-      <w:proofErr w:type="spellEnd"/>
-      <w:r>
-        <w:rPr>
-          <w:lang w:val="en-GB"/>
-        </w:rPr>
-        <w:t xml:space="preserve">, France. </w:t>
+        <w:t xml:space="preserve">: Analysis of SCRIP conservative remapping in OASIS3-MCT – Part B, Technical Report TR/CMGC/19-155, Cerfacs, France. </w:t>
       </w:r>
     </w:p>
     <w:p>
@@ -12127,61 +9341,11 @@
           <w:lang w:val="en-GB"/>
         </w:rPr>
       </w:pPr>
-      <w:proofErr w:type="spellStart"/>
-      <w:r>
-        <w:rPr>
-          <w:lang w:val="en-GB"/>
-        </w:rPr>
-        <w:t>Piacentini</w:t>
-      </w:r>
-      <w:proofErr w:type="spellEnd"/>
-      <w:r>
-        <w:rPr>
-          <w:lang w:val="en-GB"/>
-        </w:rPr>
-        <w:t xml:space="preserve">, A., </w:t>
-      </w:r>
-      <w:proofErr w:type="spellStart"/>
-      <w:r>
-        <w:rPr>
-          <w:lang w:val="en-GB"/>
-        </w:rPr>
-        <w:t>Maisonnave</w:t>
-      </w:r>
-      <w:proofErr w:type="spellEnd"/>
-      <w:r>
-        <w:rPr>
-          <w:lang w:val="en-GB"/>
-        </w:rPr>
-        <w:t xml:space="preserve">, E., </w:t>
-      </w:r>
-      <w:proofErr w:type="spellStart"/>
-      <w:r>
-        <w:rPr>
-          <w:lang w:val="en-GB"/>
-        </w:rPr>
-        <w:t>Jonville</w:t>
-      </w:r>
-      <w:proofErr w:type="spellEnd"/>
-      <w:r>
-        <w:rPr>
-          <w:lang w:val="en-GB"/>
-        </w:rPr>
-        <w:t xml:space="preserve">, G., </w:t>
-      </w:r>
-      <w:proofErr w:type="spellStart"/>
-      <w:r>
-        <w:rPr>
-          <w:lang w:val="en-GB"/>
-        </w:rPr>
-        <w:t>Coquart</w:t>
-      </w:r>
-      <w:proofErr w:type="spellEnd"/>
-      <w:r>
-        <w:rPr>
-          <w:lang w:val="en-GB"/>
-        </w:rPr>
-        <w:t>, L. and Valcke, S. </w:t>
+      <w:r>
+        <w:rPr>
+          <w:lang w:val="en-GB"/>
+        </w:rPr>
+        <w:t>Piacentini, A., Maisonnave, E., Jonville, G., Coquart, L. and Valcke, S. </w:t>
       </w:r>
       <w:r>
         <w:rPr>
@@ -12193,21 +9357,7 @@
         <w:rPr>
           <w:lang w:val="en-GB"/>
         </w:rPr>
-        <w:t xml:space="preserve">: A parallel SCRIP interpolation library for OASIS, Technical Report TR/CMGC/18-34, </w:t>
-      </w:r>
-      <w:proofErr w:type="spellStart"/>
-      <w:r>
-        <w:rPr>
-          <w:lang w:val="en-GB"/>
-        </w:rPr>
-        <w:t>Cerfacs</w:t>
-      </w:r>
-      <w:proofErr w:type="spellEnd"/>
-      <w:r>
-        <w:rPr>
-          <w:lang w:val="en-GB"/>
-        </w:rPr>
-        <w:t>, France. https://cerfacs.fr/wp-content/uploads/2018/03/GLOBC-TR-PIANCENTINI-cmgc_18_34.pdf</w:t>
+        <w:t>: A parallel SCRIP interpolation library for OASIS, Technical Report TR/CMGC/18-34, Cerfacs, France. https://cerfacs.fr/wp-content/uploads/2018/03/GLOBC-TR-PIANCENTINI-cmgc_18_34.pdf</w:t>
       </w:r>
     </w:p>
     <w:p>
@@ -12221,21 +9371,7 @@
         <w:rPr>
           <w:lang w:val="en-GB"/>
         </w:rPr>
-        <w:t xml:space="preserve">Valcke, S. and </w:t>
-      </w:r>
-      <w:proofErr w:type="spellStart"/>
-      <w:r>
-        <w:rPr>
-          <w:lang w:val="en-GB"/>
-        </w:rPr>
-        <w:t>Piacentini</w:t>
-      </w:r>
-      <w:proofErr w:type="spellEnd"/>
-      <w:r>
-        <w:rPr>
-          <w:lang w:val="en-GB"/>
-        </w:rPr>
-        <w:t>, A.</w:t>
+        <w:t>Valcke, S. and Piacentini, A.</w:t>
       </w:r>
       <w:r>
         <w:rPr>
@@ -12247,21 +9383,7 @@
         <w:rPr>
           <w:lang w:val="en-GB"/>
         </w:rPr>
-        <w:t xml:space="preserve">: Analysis of SCRIP conservative remapping in OASIS3-MCT – Part A, Technical Report TR/CMGC/19-129, </w:t>
-      </w:r>
-      <w:proofErr w:type="spellStart"/>
-      <w:r>
-        <w:rPr>
-          <w:lang w:val="en-GB"/>
-        </w:rPr>
-        <w:t>Cerfacs</w:t>
-      </w:r>
-      <w:proofErr w:type="spellEnd"/>
-      <w:r>
-        <w:rPr>
-          <w:lang w:val="en-GB"/>
-        </w:rPr>
-        <w:t>, France. https://cerfacs.fr/wp-content/uploads/2019/09/GLOBC-TR-Valcke-SCRIP_CONSERV_TRNORM_partA.pdf</w:t>
+        <w:t>: Analysis of SCRIP conservative remapping in OASIS3-MCT – Part A, Technical Report TR/CMGC/19-129, Cerfacs, France. https://cerfacs.fr/wp-content/uploads/2019/09/GLOBC-TR-Valcke-SCRIP_CONSERV_TRNORM_partA.pdf</w:t>
       </w:r>
     </w:p>
     <w:p>
@@ -12275,41 +9397,13 @@
         <w:rPr>
           <w:lang w:val="en-GB"/>
         </w:rPr>
-        <w:t xml:space="preserve">Valcke, S., </w:t>
-      </w:r>
-      <w:proofErr w:type="spellStart"/>
-      <w:r>
-        <w:rPr>
-          <w:lang w:val="en-GB"/>
-        </w:rPr>
-        <w:t>Piacentini</w:t>
-      </w:r>
-      <w:proofErr w:type="spellEnd"/>
-      <w:r>
-        <w:rPr>
-          <w:lang w:val="en-GB"/>
-        </w:rPr>
-        <w:t>, A.</w:t>
-      </w:r>
-      <w:r>
-        <w:rPr>
-          <w:lang w:val="en-GB"/>
-        </w:rPr>
-        <w:t xml:space="preserve"> and </w:t>
-      </w:r>
-      <w:proofErr w:type="spellStart"/>
-      <w:r>
-        <w:rPr>
-          <w:lang w:val="en-GB"/>
-        </w:rPr>
-        <w:t>Jonville</w:t>
-      </w:r>
-      <w:proofErr w:type="spellEnd"/>
-      <w:r>
-        <w:rPr>
-          <w:lang w:val="en-GB"/>
-        </w:rPr>
-        <w:t xml:space="preserve">, G. </w:t>
+        <w:t>Valcke, S., Piacentini, A.</w:t>
+      </w:r>
+      <w:r>
+        <w:rPr>
+          <w:lang w:val="en-GB"/>
+        </w:rPr>
+        <w:t xml:space="preserve"> and Jonville, G. </w:t>
       </w:r>
       <w:r>
         <w:rPr>
@@ -12327,29 +9421,13 @@
         <w:rPr>
           <w:lang w:val="en-GB"/>
         </w:rPr>
-        <w:t xml:space="preserve">: SCRIP, YAC, ESMF and </w:t>
-      </w:r>
-      <w:proofErr w:type="spellStart"/>
-      <w:proofErr w:type="gramStart"/>
-      <w:r>
-        <w:rPr>
-          <w:lang w:val="en-GB"/>
-        </w:rPr>
-        <w:t>XIOS,</w:t>
-      </w:r>
-      <w:r>
-        <w:rPr>
-          <w:lang w:val="en-GB"/>
-        </w:rPr>
-        <w:t>Technical</w:t>
-      </w:r>
-      <w:proofErr w:type="spellEnd"/>
-      <w:proofErr w:type="gramEnd"/>
-      <w:r>
-        <w:rPr>
-          <w:lang w:val="en-GB"/>
-        </w:rPr>
-        <w:t xml:space="preserve"> Report TR/CMGC/</w:t>
+        <w:t>: SCRIP, YAC, ESMF and XIOS,</w:t>
+      </w:r>
+      <w:r>
+        <w:rPr>
+          <w:lang w:val="en-GB"/>
+        </w:rPr>
+        <w:t>Technical Report TR/CMGC/</w:t>
       </w:r>
       <w:r>
         <w:rPr>
@@ -12361,21 +9439,13 @@
         <w:rPr>
           <w:lang w:val="en-GB"/>
         </w:rPr>
-        <w:t xml:space="preserve">, </w:t>
-      </w:r>
-      <w:proofErr w:type="spellStart"/>
-      <w:r>
-        <w:rPr>
-          <w:lang w:val="en-GB"/>
-        </w:rPr>
-        <w:t>Cerfacs</w:t>
-      </w:r>
-      <w:proofErr w:type="spellEnd"/>
-      <w:r>
-        <w:rPr>
-          <w:lang w:val="en-GB"/>
-        </w:rPr>
-        <w:t xml:space="preserve">, France. </w:t>
+        <w:t xml:space="preserve">, Cerfacs, France. </w:t>
+      </w:r>
+      <w:r>
+        <w:rPr>
+          <w:lang w:val="en-GB"/>
+        </w:rPr>
+        <w:t>https://cerfacs.fr/wp-content/uploads/2021/11/Globc_TR_Valcke_21_145_regridding_analysis_final.pdf</w:t>
       </w:r>
     </w:p>
     <w:p>
@@ -12623,25 +9693,23 @@
           <w:szCs w:val="22"/>
           <w:lang w:val="en-GB"/>
         </w:rPr>
-        <w:t xml:space="preserve">The original sea-land mask of the ocean grid, torc or </w:t>
-      </w:r>
-      <w:proofErr w:type="spellStart"/>
+        <w:t>The original sea-land mask of the ocean grid, torc or nogt, is taken as is. For the atmosphere grid, the valid/unmasked fraction of each cell is defined by the conservative remapping of the unmasked part of the ocean grid on the atmospheric grid performed with the specific regridding library. Then, the atmospheric coupling mask is defined associating a valid (non</w:t>
+      </w:r>
       <w:r>
         <w:rPr>
           <w:sz w:val="22"/>
           <w:szCs w:val="22"/>
           <w:lang w:val="en-GB"/>
         </w:rPr>
-        <w:t>nogt</w:t>
-      </w:r>
-      <w:proofErr w:type="spellEnd"/>
+        <w:t>-</w:t>
+      </w:r>
       <w:r>
         <w:rPr>
           <w:sz w:val="22"/>
           <w:szCs w:val="22"/>
           <w:lang w:val="en-GB"/>
         </w:rPr>
-        <w:t>, is taken as is. For the atmosphere grid, the valid/unmasked fraction of each cell is defined by the conservative remapping of the unmasked part of the ocean grid on the atmospheric grid performed with the specific regridding library. Then, the atmospheric coupling mask is defined associating a valid (non</w:t>
+        <w:t xml:space="preserve">masked) index to </w:t>
       </w:r>
       <w:r>
         <w:rPr>
@@ -12649,7 +9717,7 @@
           <w:szCs w:val="22"/>
           <w:lang w:val="en-GB"/>
         </w:rPr>
-        <w:t>-</w:t>
+        <w:t xml:space="preserve">each </w:t>
       </w:r>
       <w:r>
         <w:rPr>
@@ -12657,7 +9725,7 @@
           <w:szCs w:val="22"/>
           <w:lang w:val="en-GB"/>
         </w:rPr>
-        <w:t xml:space="preserve">masked) index to </w:t>
+        <w:t xml:space="preserve">cell </w:t>
       </w:r>
       <w:r>
         <w:rPr>
@@ -12665,7 +9733,7 @@
           <w:szCs w:val="22"/>
           <w:lang w:val="en-GB"/>
         </w:rPr>
-        <w:t xml:space="preserve">each </w:t>
+        <w:t>for which the remapped unmasked part of the ocean grid occupies</w:t>
       </w:r>
       <w:r>
         <w:rPr>
@@ -12673,7 +9741,7 @@
           <w:szCs w:val="22"/>
           <w:lang w:val="en-GB"/>
         </w:rPr>
-        <w:t xml:space="preserve">cell </w:t>
+        <w:t xml:space="preserve"> </w:t>
       </w:r>
       <w:r>
         <w:rPr>
@@ -12681,7 +9749,7 @@
           <w:szCs w:val="22"/>
           <w:lang w:val="en-GB"/>
         </w:rPr>
-        <w:t xml:space="preserve">for which the </w:t>
+        <w:t xml:space="preserve">at least 1/1000 of its surface </w:t>
       </w:r>
       <w:r>
         <w:rPr>
@@ -12689,57 +9757,7 @@
           <w:szCs w:val="22"/>
           <w:lang w:val="en-GB"/>
         </w:rPr>
-        <w:t>remapped unmasked part of the ocean grid</w:t>
-      </w:r>
-      <w:r>
-        <w:rPr>
-          <w:sz w:val="22"/>
-          <w:szCs w:val="22"/>
-          <w:lang w:val="en-GB"/>
-        </w:rPr>
-        <w:t xml:space="preserve"> occupies</w:t>
-      </w:r>
-      <w:r>
-        <w:rPr>
-          <w:sz w:val="22"/>
-          <w:szCs w:val="22"/>
-          <w:lang w:val="en-GB"/>
-        </w:rPr>
-        <w:t xml:space="preserve"> </w:t>
-      </w:r>
-      <w:r>
-        <w:rPr>
-          <w:sz w:val="22"/>
-          <w:szCs w:val="22"/>
-          <w:lang w:val="en-GB"/>
-        </w:rPr>
-        <w:t xml:space="preserve">at least 1/1000 of its </w:t>
-      </w:r>
-      <w:proofErr w:type="gramStart"/>
-      <w:r>
-        <w:rPr>
-          <w:sz w:val="22"/>
-          <w:szCs w:val="22"/>
-          <w:lang w:val="en-GB"/>
-        </w:rPr>
-        <w:t xml:space="preserve">surface </w:t>
-      </w:r>
-      <w:r>
-        <w:rPr>
-          <w:sz w:val="22"/>
-          <w:szCs w:val="22"/>
-          <w:lang w:val="en-GB"/>
-        </w:rPr>
-        <w:t>;</w:t>
-      </w:r>
-      <w:proofErr w:type="gramEnd"/>
-      <w:r>
-        <w:rPr>
-          <w:sz w:val="22"/>
-          <w:szCs w:val="22"/>
-          <w:lang w:val="en-GB"/>
-        </w:rPr>
-        <w:t xml:space="preserve"> for </w:t>
+        <w:t xml:space="preserve">; for </w:t>
       </w:r>
       <w:r>
         <w:rPr>
@@ -12801,41 +9819,13 @@
         </w:rPr>
         <w:t xml:space="preserve"> W</w:t>
       </w:r>
-      <w:proofErr w:type="spellStart"/>
       <w:r>
         <w:rPr>
           <w:sz w:val="22"/>
           <w:szCs w:val="22"/>
           <w:lang w:val="en-GB"/>
         </w:rPr>
-        <w:t>e</w:t>
-      </w:r>
-      <w:proofErr w:type="spellEnd"/>
-      <w:r>
-        <w:rPr>
-          <w:sz w:val="22"/>
-          <w:szCs w:val="22"/>
-          <w:lang w:val="en-GB"/>
-        </w:rPr>
-        <w:t xml:space="preserve"> did not yet follow this best practice when the t12e grid is involved; in those cases, we use masks generated with the </w:t>
-      </w:r>
-      <w:proofErr w:type="spellStart"/>
-      <w:r>
-        <w:rPr>
-          <w:sz w:val="22"/>
-          <w:szCs w:val="22"/>
-          <w:lang w:val="en-GB"/>
-        </w:rPr>
-        <w:t>nogt</w:t>
-      </w:r>
-      <w:proofErr w:type="spellEnd"/>
-      <w:r>
-        <w:rPr>
-          <w:sz w:val="22"/>
-          <w:szCs w:val="22"/>
-          <w:lang w:val="en-GB"/>
-        </w:rPr>
-        <w:t xml:space="preserve"> sea-land mask.</w:t>
+        <w:t>e did not yet follow this best practice when the t12e grid is involved; in those cases, we use masks generated with the nogt sea-land mask.</w:t>
       </w:r>
     </w:p>
   </w:footnote>
@@ -12871,89 +9861,33 @@
           <w:szCs w:val="22"/>
           <w:lang w:val="en-GB"/>
         </w:rPr>
-        <w:t xml:space="preserve"> ESMF: the so-called “SCRIP” format or the “unstructured” format. The “SCRIP” format describes the grid providing the latitude and the longitude of the centre and corners of each cell. The unstructured format describes the grid as an ensemble of elements and provides the element connectivity associating for each element a certain number of nodes in the list of nodes for which the latitude and longitude are provided. The grids torc, </w:t>
-      </w:r>
-      <w:proofErr w:type="spellStart"/>
+        <w:t xml:space="preserve"> ESMF: the so-called “SCRIP” format or the “unstructured” format. The “SCRIP” format describes the grid providing the latitude and the longitude of the centre and corners of each cell. The unstructured format describes the grid as an ensemble of elements and provides the element connectivity associating for each element a certain number of nodes in the list of nodes for which the latitude and longitude are provided. The grids torc, nogt and t12e are structured and can in principle be described in ESMF with the SCRIP format. However, as detailed in section 7.4 of (Valcke et al</w:t>
+      </w:r>
       <w:r>
         <w:rPr>
           <w:sz w:val="22"/>
           <w:szCs w:val="22"/>
           <w:lang w:val="en-GB"/>
         </w:rPr>
-        <w:t>nogt</w:t>
-      </w:r>
-      <w:proofErr w:type="spellEnd"/>
+        <w:t>.</w:t>
+      </w:r>
       <w:r>
         <w:rPr>
           <w:sz w:val="22"/>
           <w:szCs w:val="22"/>
           <w:lang w:val="en-GB"/>
         </w:rPr>
-        <w:t xml:space="preserve"> and t12e are structured and can in principle be described in ESMF with the SCRIP format. However, as detailed in section 7.4 of (Valcke et al</w:t>
-      </w:r>
-      <w:r>
-        <w:rPr>
+        <w:t xml:space="preserve"> 2021), the conservative remapping for a field expressed on a nogt grid shows wrong values in the region of the North fold of the grid. But this problem disappears when the nogt grid is expressed as an unstructured grid. This is why we use the script </w:t>
+      </w:r>
+      <w:r>
+        <w:rPr>
+          <w:rFonts w:ascii="Courier New" w:hAnsi="Courier New" w:cs="Courier New"/>
           <w:sz w:val="22"/>
           <w:szCs w:val="22"/>
           <w:lang w:val="en-GB"/>
         </w:rPr>
-        <w:t>.</w:t>
-      </w:r>
-      <w:r>
-        <w:rPr>
-          <w:sz w:val="22"/>
-          <w:szCs w:val="22"/>
-          <w:lang w:val="en-GB"/>
-        </w:rPr>
-        <w:t xml:space="preserve"> 2021), the conservative remapping for a field expressed on a </w:t>
-      </w:r>
-      <w:proofErr w:type="spellStart"/>
-      <w:r>
-        <w:rPr>
-          <w:sz w:val="22"/>
-          <w:szCs w:val="22"/>
-          <w:lang w:val="en-GB"/>
-        </w:rPr>
-        <w:t>nogt</w:t>
-      </w:r>
-      <w:proofErr w:type="spellEnd"/>
-      <w:r>
-        <w:rPr>
-          <w:sz w:val="22"/>
-          <w:szCs w:val="22"/>
-          <w:lang w:val="en-GB"/>
-        </w:rPr>
-        <w:t xml:space="preserve"> grid shows wrong values in the region of the North fold of the grid. But this problem disappears when the </w:t>
-      </w:r>
-      <w:proofErr w:type="spellStart"/>
-      <w:r>
-        <w:rPr>
-          <w:sz w:val="22"/>
-          <w:szCs w:val="22"/>
-          <w:lang w:val="en-GB"/>
-        </w:rPr>
-        <w:t>nogt</w:t>
-      </w:r>
-      <w:proofErr w:type="spellEnd"/>
-      <w:r>
-        <w:rPr>
-          <w:sz w:val="22"/>
-          <w:szCs w:val="22"/>
-          <w:lang w:val="en-GB"/>
-        </w:rPr>
-        <w:t xml:space="preserve"> grid is expressed as an unstructured grid. This is why we use the script </w:t>
-      </w:r>
-      <w:proofErr w:type="spellStart"/>
-      <w:r>
-        <w:rPr>
-          <w:rFonts w:ascii="Courier New" w:hAnsi="Courier New" w:cs="Courier New"/>
-          <w:sz w:val="22"/>
-          <w:szCs w:val="22"/>
-          <w:lang w:val="en-GB"/>
-        </w:rPr>
         <w:t>OasisGridsToESMF</w:t>
       </w:r>
-      <w:proofErr w:type="spellEnd"/>
       <w:r>
         <w:rPr>
           <w:sz w:val="22"/>
@@ -12967,15 +9901,7 @@
           <w:rFonts w:ascii="Courier New" w:hAnsi="Courier New" w:cs="Courier New"/>
           <w:lang w:val="en-GB"/>
         </w:rPr>
-        <w:t>_</w:t>
-      </w:r>
-      <w:proofErr w:type="gramStart"/>
-      <w:r>
-        <w:rPr>
-          <w:rFonts w:ascii="Courier New" w:hAnsi="Courier New" w:cs="Courier New"/>
-          <w:lang w:val="en-GB"/>
-        </w:rPr>
-        <w:t>nogtunstruct.py</w:t>
+        <w:t>_nogtunstruct.py</w:t>
       </w:r>
       <w:r>
         <w:rPr>
@@ -12993,7 +9919,6 @@
         </w:rPr>
         <w:t>,</w:t>
       </w:r>
-      <w:proofErr w:type="gramEnd"/>
       <w:r>
         <w:rPr>
           <w:rFonts w:ascii="Courier New" w:hAnsi="Courier New" w:cs="Courier New"/>
@@ -13007,59 +9932,23 @@
           <w:szCs w:val="22"/>
           <w:lang w:val="en-GB"/>
         </w:rPr>
-        <w:t xml:space="preserve">which expresses the </w:t>
-      </w:r>
-      <w:proofErr w:type="spellStart"/>
+        <w:t>which expresses the nogt grid in the unstructured ESMF format</w:t>
+      </w:r>
       <w:r>
         <w:rPr>
           <w:sz w:val="22"/>
           <w:szCs w:val="22"/>
           <w:lang w:val="en-GB"/>
         </w:rPr>
-        <w:t>nogt</w:t>
-      </w:r>
-      <w:proofErr w:type="spellEnd"/>
+        <w:t>,</w:t>
+      </w:r>
       <w:r>
         <w:rPr>
           <w:sz w:val="22"/>
           <w:szCs w:val="22"/>
           <w:lang w:val="en-GB"/>
         </w:rPr>
-        <w:t xml:space="preserve"> grid in the unstructured ESMF format</w:t>
-      </w:r>
-      <w:r>
-        <w:rPr>
-          <w:sz w:val="22"/>
-          <w:szCs w:val="22"/>
-          <w:lang w:val="en-GB"/>
-        </w:rPr>
-        <w:t>,</w:t>
-      </w:r>
-      <w:r>
-        <w:rPr>
-          <w:sz w:val="22"/>
-          <w:szCs w:val="22"/>
-          <w:lang w:val="en-GB"/>
-        </w:rPr>
-        <w:t xml:space="preserve"> for conserv1st and conserv2nd when </w:t>
-      </w:r>
-      <w:proofErr w:type="spellStart"/>
-      <w:r>
-        <w:rPr>
-          <w:sz w:val="22"/>
-          <w:szCs w:val="22"/>
-          <w:lang w:val="en-GB"/>
-        </w:rPr>
-        <w:t>nogt</w:t>
-      </w:r>
-      <w:proofErr w:type="spellEnd"/>
-      <w:r>
-        <w:rPr>
-          <w:sz w:val="22"/>
-          <w:szCs w:val="22"/>
-          <w:lang w:val="en-GB"/>
-        </w:rPr>
-        <w:t xml:space="preserve"> is the source grid.</w:t>
+        <w:t xml:space="preserve"> for conserv1st and conserv2nd when nogt is the source grid.</w:t>
       </w:r>
     </w:p>
   </w:footnote>

--- a/examples/regrid_environment/regrid_environment_documentation.docx
+++ b/examples/regrid_environment/regrid_environment_documentation.docx
@@ -114,8 +114,18 @@
           <w:sz w:val="32"/>
           <w:szCs w:val="32"/>
         </w:rPr>
-        <w:t xml:space="preserve"> regrid_environment</w:t>
-      </w:r>
+        <w:t xml:space="preserve"> </w:t>
+      </w:r>
+      <w:proofErr w:type="spellStart"/>
+      <w:r>
+        <w:rPr>
+          <w:b w:val="0"/>
+          <w:sz w:val="32"/>
+          <w:szCs w:val="32"/>
+        </w:rPr>
+        <w:t>regrid_environment</w:t>
+      </w:r>
+      <w:proofErr w:type="spellEnd"/>
     </w:p>
     <w:p>
       <w:pPr>
@@ -186,7 +196,21 @@
         <w:rPr>
           <w:lang w:val="en-GB"/>
         </w:rPr>
-        <w:t>The regrid_environment directory offers a</w:t>
+        <w:t xml:space="preserve">The </w:t>
+      </w:r>
+      <w:proofErr w:type="spellStart"/>
+      <w:r>
+        <w:rPr>
+          <w:lang w:val="en-GB"/>
+        </w:rPr>
+        <w:t>regrid_environment</w:t>
+      </w:r>
+      <w:proofErr w:type="spellEnd"/>
+      <w:r>
+        <w:rPr>
+          <w:lang w:val="en-GB"/>
+        </w:rPr>
+        <w:t xml:space="preserve"> directory offers a</w:t>
       </w:r>
       <w:r>
         <w:rPr>
@@ -206,11 +230,19 @@
         </w:rPr>
         <w:t xml:space="preserve">the </w:t>
       </w:r>
-      <w:r>
-        <w:rPr>
-          <w:lang w:val="en-GB"/>
-        </w:rPr>
-        <w:t xml:space="preserve">regridding weights and </w:t>
+      <w:proofErr w:type="spellStart"/>
+      <w:r>
+        <w:rPr>
+          <w:lang w:val="en-GB"/>
+        </w:rPr>
+        <w:t>regridding</w:t>
+      </w:r>
+      <w:proofErr w:type="spellEnd"/>
+      <w:r>
+        <w:rPr>
+          <w:lang w:val="en-GB"/>
+        </w:rPr>
+        <w:t xml:space="preserve"> weights and </w:t>
       </w:r>
       <w:r>
         <w:rPr>
@@ -222,19 +254,47 @@
         <w:rPr>
           <w:lang w:val="en-GB"/>
         </w:rPr>
-        <w:t xml:space="preserve"> regridding error for specific couple of grids</w:t>
-      </w:r>
-      <w:r>
-        <w:rPr>
-          <w:lang w:val="en-GB"/>
-        </w:rPr>
         <w:t xml:space="preserve"> </w:t>
       </w:r>
-      <w:r>
-        <w:rPr>
-          <w:lang w:val="en-GB"/>
-        </w:rPr>
-        <w:t>and specific regridding algorithms with either the SCRIP library</w:t>
+      <w:proofErr w:type="spellStart"/>
+      <w:r>
+        <w:rPr>
+          <w:lang w:val="en-GB"/>
+        </w:rPr>
+        <w:t>regridding</w:t>
+      </w:r>
+      <w:proofErr w:type="spellEnd"/>
+      <w:r>
+        <w:rPr>
+          <w:lang w:val="en-GB"/>
+        </w:rPr>
+        <w:t xml:space="preserve"> error for specific couple of grids</w:t>
+      </w:r>
+      <w:r>
+        <w:rPr>
+          <w:lang w:val="en-GB"/>
+        </w:rPr>
+        <w:t xml:space="preserve"> </w:t>
+      </w:r>
+      <w:r>
+        <w:rPr>
+          <w:lang w:val="en-GB"/>
+        </w:rPr>
+        <w:t xml:space="preserve">and specific </w:t>
+      </w:r>
+      <w:proofErr w:type="spellStart"/>
+      <w:r>
+        <w:rPr>
+          <w:lang w:val="en-GB"/>
+        </w:rPr>
+        <w:t>regridding</w:t>
+      </w:r>
+      <w:proofErr w:type="spellEnd"/>
+      <w:r>
+        <w:rPr>
+          <w:lang w:val="en-GB"/>
+        </w:rPr>
+        <w:t xml:space="preserve"> algorithms with either the SCRIP library</w:t>
       </w:r>
       <w:r>
         <w:rPr>
@@ -291,7 +351,25 @@
         <w:rPr>
           <w:lang w:val="en-GB"/>
         </w:rPr>
-        <w:t>parallelized with a mix of OpenMP and MPI (Piacentini et al. 2018)</w:t>
+        <w:t xml:space="preserve">parallelized with a mix of OpenMP and MPI </w:t>
+      </w:r>
+      <w:r>
+        <w:rPr>
+          <w:lang w:val="en-GB"/>
+        </w:rPr>
+        <w:t xml:space="preserve">is </w:t>
+      </w:r>
+      <w:r>
+        <w:rPr>
+          <w:lang w:val="en-GB"/>
+        </w:rPr>
+        <w:t xml:space="preserve">available </w:t>
+      </w:r>
+      <w:r>
+        <w:rPr>
+          <w:lang w:val="en-GB"/>
+        </w:rPr>
+        <w:t>since</w:t>
       </w:r>
       <w:r>
         <w:rPr>
@@ -303,19 +381,13 @@
         <w:rPr>
           <w:lang w:val="en-GB"/>
         </w:rPr>
-        <w:t xml:space="preserve">is </w:t>
-      </w:r>
-      <w:r>
-        <w:rPr>
-          <w:lang w:val="en-GB"/>
-        </w:rPr>
-        <w:t xml:space="preserve">available </w:t>
-      </w:r>
-      <w:r>
-        <w:rPr>
-          <w:lang w:val="en-GB"/>
-        </w:rPr>
-        <w:t>since</w:t>
+        <w:t xml:space="preserve">June 2018 with </w:t>
+      </w:r>
+      <w:r>
+        <w:rPr>
+          <w:lang w:val="en-GB"/>
+        </w:rPr>
+        <w:t>the OASIS3-MCT_4.0 release</w:t>
       </w:r>
       <w:r>
         <w:rPr>
@@ -327,13 +399,27 @@
         <w:rPr>
           <w:lang w:val="en-GB"/>
         </w:rPr>
-        <w:t xml:space="preserve">June 2018 with </w:t>
-      </w:r>
-      <w:r>
-        <w:rPr>
-          <w:lang w:val="en-GB"/>
-        </w:rPr>
-        <w:t>the OASIS3-MCT_4.0 release.</w:t>
+        <w:t>(</w:t>
+      </w:r>
+      <w:proofErr w:type="spellStart"/>
+      <w:r>
+        <w:rPr>
+          <w:lang w:val="en-GB"/>
+        </w:rPr>
+        <w:t>Piacentini</w:t>
+      </w:r>
+      <w:proofErr w:type="spellEnd"/>
+      <w:r>
+        <w:rPr>
+          <w:lang w:val="en-GB"/>
+        </w:rPr>
+        <w:t xml:space="preserve"> et al. 2018)</w:t>
+      </w:r>
+      <w:r>
+        <w:rPr>
+          <w:lang w:val="en-GB"/>
+        </w:rPr>
+        <w:t>.</w:t>
       </w:r>
     </w:p>
     <w:p>
@@ -360,7 +446,49 @@
         <w:rPr>
           <w:lang w:val="en-GB"/>
         </w:rPr>
-        <w:t>ed in 2019 (Valcke &amp; Piacentini, 2019; Jonville &amp; Valcke, 2019). This analysis led to the conclusion that other regridding possibilities should be offered in OASIS3-MCT.</w:t>
+        <w:t xml:space="preserve">ed in 2019 (Valcke &amp; </w:t>
+      </w:r>
+      <w:proofErr w:type="spellStart"/>
+      <w:r>
+        <w:rPr>
+          <w:lang w:val="en-GB"/>
+        </w:rPr>
+        <w:t>Piacentini</w:t>
+      </w:r>
+      <w:proofErr w:type="spellEnd"/>
+      <w:r>
+        <w:rPr>
+          <w:lang w:val="en-GB"/>
+        </w:rPr>
+        <w:t xml:space="preserve">, 2019; </w:t>
+      </w:r>
+      <w:proofErr w:type="spellStart"/>
+      <w:r>
+        <w:rPr>
+          <w:lang w:val="en-GB"/>
+        </w:rPr>
+        <w:t>Jonville</w:t>
+      </w:r>
+      <w:proofErr w:type="spellEnd"/>
+      <w:r>
+        <w:rPr>
+          <w:lang w:val="en-GB"/>
+        </w:rPr>
+        <w:t xml:space="preserve"> &amp; Valcke, 2019). This analysis led to the conclusion that other </w:t>
+      </w:r>
+      <w:proofErr w:type="spellStart"/>
+      <w:r>
+        <w:rPr>
+          <w:lang w:val="en-GB"/>
+        </w:rPr>
+        <w:t>regridding</w:t>
+      </w:r>
+      <w:proofErr w:type="spellEnd"/>
+      <w:r>
+        <w:rPr>
+          <w:lang w:val="en-GB"/>
+        </w:rPr>
+        <w:t xml:space="preserve"> possibilities should be offered in OASIS3-MCT.</w:t>
       </w:r>
       <w:r>
         <w:rPr>
@@ -372,13 +500,41 @@
         <w:rPr>
           <w:lang w:val="en-GB"/>
         </w:rPr>
-        <w:t xml:space="preserve">A regridding benchmark was set up and </w:t>
-      </w:r>
-      <w:r>
-        <w:rPr>
-          <w:lang w:val="en-GB"/>
-        </w:rPr>
-        <w:t xml:space="preserve">the regridding functionality </w:t>
+        <w:t xml:space="preserve">A </w:t>
+      </w:r>
+      <w:proofErr w:type="spellStart"/>
+      <w:r>
+        <w:rPr>
+          <w:lang w:val="en-GB"/>
+        </w:rPr>
+        <w:t>regridding</w:t>
+      </w:r>
+      <w:proofErr w:type="spellEnd"/>
+      <w:r>
+        <w:rPr>
+          <w:lang w:val="en-GB"/>
+        </w:rPr>
+        <w:t xml:space="preserve"> benchmark was set up and </w:t>
+      </w:r>
+      <w:r>
+        <w:rPr>
+          <w:lang w:val="en-GB"/>
+        </w:rPr>
+        <w:t xml:space="preserve">the </w:t>
+      </w:r>
+      <w:proofErr w:type="spellStart"/>
+      <w:r>
+        <w:rPr>
+          <w:lang w:val="en-GB"/>
+        </w:rPr>
+        <w:t>regridding</w:t>
+      </w:r>
+      <w:proofErr w:type="spellEnd"/>
+      <w:r>
+        <w:rPr>
+          <w:lang w:val="en-GB"/>
+        </w:rPr>
+        <w:t xml:space="preserve"> functionality </w:t>
       </w:r>
       <w:r>
         <w:rPr>
@@ -386,11 +542,19 @@
         </w:rPr>
         <w:t xml:space="preserve">of different </w:t>
       </w:r>
-      <w:r>
-        <w:rPr>
-          <w:lang w:val="en-GB"/>
-        </w:rPr>
-        <w:t xml:space="preserve">regridding libraries currently available </w:t>
+      <w:proofErr w:type="spellStart"/>
+      <w:r>
+        <w:rPr>
+          <w:lang w:val="en-GB"/>
+        </w:rPr>
+        <w:t>regridding</w:t>
+      </w:r>
+      <w:proofErr w:type="spellEnd"/>
+      <w:r>
+        <w:rPr>
+          <w:lang w:val="en-GB"/>
+        </w:rPr>
+        <w:t xml:space="preserve"> libraries currently available </w:t>
       </w:r>
       <w:r>
         <w:rPr>
@@ -534,7 +698,14 @@
         <w:rPr>
           <w:lang w:val="en-GB"/>
         </w:rPr>
-        <w:t xml:space="preserve"> for their own regridding</w:t>
+        <w:t xml:space="preserve"> for their own </w:t>
+      </w:r>
+      <w:proofErr w:type="spellStart"/>
+      <w:r>
+        <w:rPr>
+          <w:lang w:val="en-GB"/>
+        </w:rPr>
+        <w:t>regridding</w:t>
       </w:r>
       <w:r>
         <w:rPr>
@@ -542,6 +713,7 @@
         </w:rPr>
         <w:t>s</w:t>
       </w:r>
+      <w:proofErr w:type="spellEnd"/>
       <w:r>
         <w:rPr>
           <w:lang w:val="en-GB"/>
@@ -552,7 +724,21 @@
         <w:rPr>
           <w:lang w:val="en-GB"/>
         </w:rPr>
-        <w:t xml:space="preserve"> This is what is now offered by regrid_environment.</w:t>
+        <w:t xml:space="preserve"> This is what is now offered by </w:t>
+      </w:r>
+      <w:proofErr w:type="spellStart"/>
+      <w:r>
+        <w:rPr>
+          <w:lang w:val="en-GB"/>
+        </w:rPr>
+        <w:t>regrid_environment</w:t>
+      </w:r>
+      <w:proofErr w:type="spellEnd"/>
+      <w:r>
+        <w:rPr>
+          <w:lang w:val="en-GB"/>
+        </w:rPr>
+        <w:t>.</w:t>
       </w:r>
     </w:p>
     <w:p>
@@ -609,7 +795,21 @@
         <w:rPr>
           <w:lang w:val="en-GB"/>
         </w:rPr>
-        <w:t xml:space="preserve">and regridding </w:t>
+        <w:t xml:space="preserve">and </w:t>
+      </w:r>
+      <w:proofErr w:type="spellStart"/>
+      <w:r>
+        <w:rPr>
+          <w:lang w:val="en-GB"/>
+        </w:rPr>
+        <w:t>regridding</w:t>
+      </w:r>
+      <w:proofErr w:type="spellEnd"/>
+      <w:r>
+        <w:rPr>
+          <w:lang w:val="en-GB"/>
+        </w:rPr>
+        <w:t xml:space="preserve"> </w:t>
       </w:r>
       <w:r>
         <w:rPr>
@@ -630,7 +830,21 @@
         <w:rPr>
           <w:lang w:val="en-GB"/>
         </w:rPr>
-        <w:t>XIOS (http://forge.ipsl.jussieu.fr/ioserver) standing for XML-IO-Server is an open source library, dedicated to I/O management in climate codes. XIOS manages output of diagnostics and other data produced by climate components into files. It aims at simplifying the I/O management by supporting a maximum of on-line temporal and spatial processing</w:t>
+        <w:t xml:space="preserve">XIOS (http://forge.ipsl.jussieu.fr/ioserver) standing for XML-IO-Server is an </w:t>
+      </w:r>
+      <w:proofErr w:type="gramStart"/>
+      <w:r>
+        <w:rPr>
+          <w:lang w:val="en-GB"/>
+        </w:rPr>
+        <w:t>open source</w:t>
+      </w:r>
+      <w:proofErr w:type="gramEnd"/>
+      <w:r>
+        <w:rPr>
+          <w:lang w:val="en-GB"/>
+        </w:rPr>
+        <w:t xml:space="preserve"> library, dedicated to I/O management in climate codes. XIOS manages output of diagnostics and other data produced by climate components into files. It aims at simplifying the I/O management by supporting a maximum of on-line temporal and spatial processing</w:t>
       </w:r>
       <w:r>
         <w:rPr>
@@ -638,12 +852,14 @@
         </w:rPr>
         <w:t xml:space="preserve">, including </w:t>
       </w:r>
+      <w:proofErr w:type="spellStart"/>
       <w:r>
         <w:rPr>
           <w:lang w:val="en-GB"/>
         </w:rPr>
         <w:t>regridding</w:t>
       </w:r>
+      <w:proofErr w:type="spellEnd"/>
       <w:r>
         <w:rPr>
           <w:lang w:val="en-GB"/>
@@ -654,7 +870,21 @@
         <w:rPr>
           <w:lang w:val="en-GB"/>
         </w:rPr>
-        <w:t xml:space="preserve"> of the data. The output definition is defined in an XML file which allows the output configuration to be changed without recompiling. Recently, XIOS has also been used not only as an IO server but also as a coupler, i.e. managing </w:t>
+        <w:t xml:space="preserve"> of the data. The output definition is defined in an XML file which allows the output configuration to be changed without recompiling. Recently, XIOS has also been used not only as an IO server but also as a coupler, </w:t>
+      </w:r>
+      <w:proofErr w:type="gramStart"/>
+      <w:r>
+        <w:rPr>
+          <w:lang w:val="en-GB"/>
+        </w:rPr>
+        <w:t>i.e.</w:t>
+      </w:r>
+      <w:proofErr w:type="gramEnd"/>
+      <w:r>
+        <w:rPr>
+          <w:lang w:val="en-GB"/>
+        </w:rPr>
+        <w:t xml:space="preserve"> managing </w:t>
       </w:r>
       <w:r>
         <w:rPr>
@@ -736,7 +966,21 @@
         <w:rPr>
           <w:lang w:val="en-GB"/>
         </w:rPr>
-        <w:t xml:space="preserve">The regrid_environment </w:t>
+        <w:t xml:space="preserve">The </w:t>
+      </w:r>
+      <w:proofErr w:type="spellStart"/>
+      <w:r>
+        <w:rPr>
+          <w:lang w:val="en-GB"/>
+        </w:rPr>
+        <w:t>regrid_environment</w:t>
+      </w:r>
+      <w:proofErr w:type="spellEnd"/>
+      <w:r>
+        <w:rPr>
+          <w:lang w:val="en-GB"/>
+        </w:rPr>
+        <w:t xml:space="preserve"> </w:t>
       </w:r>
       <w:r>
         <w:rPr>
@@ -748,13 +992,49 @@
         <w:rPr>
           <w:lang w:val="en-GB"/>
         </w:rPr>
-        <w:t xml:space="preserve">calculate the regridding weights and the regridding error for the </w:t>
-      </w:r>
-      <w:r>
-        <w:rPr>
-          <w:lang w:val="en-GB"/>
-        </w:rPr>
-        <w:t xml:space="preserve">regridding library, the </w:t>
+        <w:t xml:space="preserve">calculate the </w:t>
+      </w:r>
+      <w:proofErr w:type="spellStart"/>
+      <w:r>
+        <w:rPr>
+          <w:lang w:val="en-GB"/>
+        </w:rPr>
+        <w:t>regridding</w:t>
+      </w:r>
+      <w:proofErr w:type="spellEnd"/>
+      <w:r>
+        <w:rPr>
+          <w:lang w:val="en-GB"/>
+        </w:rPr>
+        <w:t xml:space="preserve"> weights and the </w:t>
+      </w:r>
+      <w:proofErr w:type="spellStart"/>
+      <w:r>
+        <w:rPr>
+          <w:lang w:val="en-GB"/>
+        </w:rPr>
+        <w:t>regridding</w:t>
+      </w:r>
+      <w:proofErr w:type="spellEnd"/>
+      <w:r>
+        <w:rPr>
+          <w:lang w:val="en-GB"/>
+        </w:rPr>
+        <w:t xml:space="preserve"> error for the </w:t>
+      </w:r>
+      <w:proofErr w:type="spellStart"/>
+      <w:r>
+        <w:rPr>
+          <w:lang w:val="en-GB"/>
+        </w:rPr>
+        <w:t>regridding</w:t>
+      </w:r>
+      <w:proofErr w:type="spellEnd"/>
+      <w:r>
+        <w:rPr>
+          <w:lang w:val="en-GB"/>
+        </w:rPr>
+        <w:t xml:space="preserve"> library, the </w:t>
       </w:r>
       <w:r>
         <w:rPr>
@@ -768,11 +1048,19 @@
         </w:rPr>
         <w:t xml:space="preserve">, the </w:t>
       </w:r>
-      <w:r>
-        <w:rPr>
-          <w:lang w:val="en-GB"/>
-        </w:rPr>
-        <w:t>regridding algorithm</w:t>
+      <w:proofErr w:type="spellStart"/>
+      <w:r>
+        <w:rPr>
+          <w:lang w:val="en-GB"/>
+        </w:rPr>
+        <w:t>regridding</w:t>
+      </w:r>
+      <w:proofErr w:type="spellEnd"/>
+      <w:r>
+        <w:rPr>
+          <w:lang w:val="en-GB"/>
+        </w:rPr>
+        <w:t xml:space="preserve"> algorithm</w:t>
       </w:r>
       <w:r>
         <w:rPr>
@@ -801,6 +1089,35 @@
     </w:p>
     <w:p>
       <w:pPr>
+        <w:pStyle w:val="ListParagraph"/>
+        <w:numPr>
+          <w:ilvl w:val="1"/>
+          <w:numId w:val="5"/>
+        </w:numPr>
+        <w:spacing w:before="240"/>
+        <w:ind w:left="788" w:hanging="431"/>
+        <w:jc w:val="both"/>
+        <w:rPr>
+          <w:lang w:val="en-GB"/>
+        </w:rPr>
+      </w:pPr>
+      <w:proofErr w:type="spellStart"/>
+      <w:r>
+        <w:rPr>
+          <w:lang w:val="en-GB"/>
+        </w:rPr>
+        <w:t>Regridding</w:t>
+      </w:r>
+      <w:proofErr w:type="spellEnd"/>
+      <w:r>
+        <w:rPr>
+          <w:lang w:val="en-GB"/>
+        </w:rPr>
+        <w:t xml:space="preserve"> libraries</w:t>
+      </w:r>
+    </w:p>
+    <w:p>
+      <w:pPr>
         <w:spacing w:before="120"/>
         <w:jc w:val="both"/>
         <w:rPr>
@@ -813,11 +1130,40 @@
         </w:rPr>
         <w:t xml:space="preserve">The </w:t>
       </w:r>
-      <w:r>
-        <w:rPr>
-          <w:lang w:val="en-GB"/>
-        </w:rPr>
-        <w:t>regridding library can be either SCRIP (“SCRP”), ESMF (“ESMF”) or XIOS (“XIOS”).</w:t>
+      <w:proofErr w:type="spellStart"/>
+      <w:r>
+        <w:rPr>
+          <w:lang w:val="en-GB"/>
+        </w:rPr>
+        <w:t>regridding</w:t>
+      </w:r>
+      <w:proofErr w:type="spellEnd"/>
+      <w:r>
+        <w:rPr>
+          <w:lang w:val="en-GB"/>
+        </w:rPr>
+        <w:t xml:space="preserve"> library can be either SCRIP (“SCRP”), ESMF (“ESMF”) or XIOS (“XIOS”).</w:t>
+      </w:r>
+    </w:p>
+    <w:p>
+      <w:pPr>
+        <w:pStyle w:val="ListParagraph"/>
+        <w:numPr>
+          <w:ilvl w:val="1"/>
+          <w:numId w:val="5"/>
+        </w:numPr>
+        <w:spacing w:before="240"/>
+        <w:ind w:left="788" w:hanging="431"/>
+        <w:jc w:val="both"/>
+        <w:rPr>
+          <w:lang w:val="en-GB"/>
+        </w:rPr>
+      </w:pPr>
+      <w:r>
+        <w:rPr>
+          <w:lang w:val="en-GB"/>
+        </w:rPr>
+        <w:t>Grids</w:t>
       </w:r>
     </w:p>
     <w:p>
@@ -926,12 +1272,14 @@
         </w:rPr>
         <w:t>“</w:t>
       </w:r>
+      <w:proofErr w:type="spellStart"/>
       <w:r>
         <w:rPr>
           <w:lang w:val="en-GB"/>
         </w:rPr>
         <w:t>nogt</w:t>
       </w:r>
+      <w:proofErr w:type="spellEnd"/>
       <w:r>
         <w:rPr>
           <w:lang w:val="en-GB"/>
@@ -1036,12 +1384,14 @@
         </w:rPr>
         <w:t>“</w:t>
       </w:r>
+      <w:proofErr w:type="spellStart"/>
       <w:r>
         <w:rPr>
           <w:lang w:val="en-GB"/>
         </w:rPr>
         <w:t>bggd</w:t>
       </w:r>
+      <w:proofErr w:type="spellEnd"/>
       <w:r>
         <w:rPr>
           <w:lang w:val="en-GB"/>
@@ -1052,7 +1402,21 @@
         <w:rPr>
           <w:lang w:val="en-GB"/>
         </w:rPr>
-        <w:t>: LMDz regular latitude-longitude (atmosphere,</w:t>
+        <w:t xml:space="preserve">: </w:t>
+      </w:r>
+      <w:proofErr w:type="spellStart"/>
+      <w:r>
+        <w:rPr>
+          <w:lang w:val="en-GB"/>
+        </w:rPr>
+        <w:t>LMDz</w:t>
+      </w:r>
+      <w:proofErr w:type="spellEnd"/>
+      <w:r>
+        <w:rPr>
+          <w:lang w:val="en-GB"/>
+        </w:rPr>
+        <w:t xml:space="preserve"> regular latitude-longitude (atmosphere,</w:t>
       </w:r>
       <w:r>
         <w:rPr>
@@ -1152,12 +1516,14 @@
         </w:rPr>
         <w:t>“</w:t>
       </w:r>
+      <w:proofErr w:type="spellStart"/>
       <w:r>
         <w:rPr>
           <w:lang w:val="en-GB"/>
         </w:rPr>
         <w:t>icos</w:t>
       </w:r>
+      <w:proofErr w:type="spellEnd"/>
       <w:r>
         <w:rPr>
           <w:lang w:val="en-GB"/>
@@ -1174,7 +1540,21 @@
         <w:rPr>
           <w:lang w:val="en-GB"/>
         </w:rPr>
-        <w:t xml:space="preserve"> Dynamico low-resolution icosahedral grid (atmosphere, </w:t>
+        <w:t xml:space="preserve"> </w:t>
+      </w:r>
+      <w:proofErr w:type="spellStart"/>
+      <w:r>
+        <w:rPr>
+          <w:lang w:val="en-GB"/>
+        </w:rPr>
+        <w:t>Dynamico</w:t>
+      </w:r>
+      <w:proofErr w:type="spellEnd"/>
+      <w:r>
+        <w:rPr>
+          <w:lang w:val="en-GB"/>
+        </w:rPr>
+        <w:t xml:space="preserve"> low-resolution icosahedral grid (atmosphere, </w:t>
       </w:r>
       <w:r>
         <w:rPr>
@@ -1219,12 +1599,14 @@
         </w:rPr>
         <w:t>“</w:t>
       </w:r>
+      <w:proofErr w:type="spellStart"/>
       <w:r>
         <w:rPr>
           <w:lang w:val="en-GB"/>
         </w:rPr>
         <w:t>icoh</w:t>
       </w:r>
+      <w:proofErr w:type="spellEnd"/>
       <w:r>
         <w:rPr>
           <w:lang w:val="en-GB"/>
@@ -1241,7 +1623,21 @@
         <w:rPr>
           <w:lang w:val="en-GB"/>
         </w:rPr>
-        <w:t xml:space="preserve"> Dynamico high-resolution icosahedral grid (atmosphere, </w:t>
+        <w:t xml:space="preserve"> </w:t>
+      </w:r>
+      <w:proofErr w:type="spellStart"/>
+      <w:r>
+        <w:rPr>
+          <w:lang w:val="en-GB"/>
+        </w:rPr>
+        <w:t>Dynamico</w:t>
+      </w:r>
+      <w:proofErr w:type="spellEnd"/>
+      <w:r>
+        <w:rPr>
+          <w:lang w:val="en-GB"/>
+        </w:rPr>
+        <w:t xml:space="preserve"> high-resolution icosahedral grid (atmosphere, </w:t>
       </w:r>
       <w:r>
         <w:rPr>
@@ -1270,6 +1666,53 @@
     </w:p>
     <w:p>
       <w:pPr>
+        <w:pStyle w:val="ListParagraph"/>
+        <w:numPr>
+          <w:ilvl w:val="1"/>
+          <w:numId w:val="5"/>
+        </w:numPr>
+        <w:spacing w:before="240"/>
+        <w:ind w:left="788" w:hanging="431"/>
+        <w:jc w:val="both"/>
+        <w:rPr>
+          <w:lang w:val="en-GB"/>
+        </w:rPr>
+      </w:pPr>
+      <w:proofErr w:type="spellStart"/>
+      <w:r>
+        <w:rPr>
+          <w:lang w:val="en-GB"/>
+        </w:rPr>
+        <w:t>R</w:t>
+      </w:r>
+      <w:r>
+        <w:rPr>
+          <w:lang w:val="en-GB"/>
+        </w:rPr>
+        <w:t>egridding</w:t>
+      </w:r>
+      <w:proofErr w:type="spellEnd"/>
+      <w:r>
+        <w:rPr>
+          <w:lang w:val="en-GB"/>
+        </w:rPr>
+        <w:t xml:space="preserve"> algorithm</w:t>
+      </w:r>
+      <w:r>
+        <w:rPr>
+          <w:lang w:val="en-GB"/>
+        </w:rPr>
+        <w:t>s</w:t>
+      </w:r>
+      <w:r>
+        <w:rPr>
+          <w:lang w:val="en-GB"/>
+        </w:rPr>
+        <w:t xml:space="preserve"> </w:t>
+      </w:r>
+    </w:p>
+    <w:p>
+      <w:pPr>
         <w:spacing w:before="120"/>
         <w:jc w:val="both"/>
         <w:rPr>
@@ -1280,7 +1723,21 @@
         <w:rPr>
           <w:lang w:val="en-GB"/>
         </w:rPr>
-        <w:t xml:space="preserve">The regridding algorithm can be </w:t>
+        <w:t xml:space="preserve">The </w:t>
+      </w:r>
+      <w:proofErr w:type="spellStart"/>
+      <w:r>
+        <w:rPr>
+          <w:lang w:val="en-GB"/>
+        </w:rPr>
+        <w:t>regridding</w:t>
+      </w:r>
+      <w:proofErr w:type="spellEnd"/>
+      <w:r>
+        <w:rPr>
+          <w:lang w:val="en-GB"/>
+        </w:rPr>
+        <w:t xml:space="preserve"> algorithm can be </w:t>
       </w:r>
       <w:r>
         <w:rPr>
@@ -1294,12 +1751,14 @@
         </w:rPr>
         <w:t>(“</w:t>
       </w:r>
+      <w:proofErr w:type="spellStart"/>
       <w:r>
         <w:rPr>
           <w:lang w:val="en-GB"/>
         </w:rPr>
         <w:t>distwgt</w:t>
       </w:r>
+      <w:proofErr w:type="spellEnd"/>
       <w:r>
         <w:rPr>
           <w:lang w:val="en-GB"/>
@@ -1316,7 +1775,21 @@
         <w:rPr>
           <w:lang w:val="en-GB"/>
         </w:rPr>
-        <w:t>“bili”</w:t>
+        <w:t>“</w:t>
+      </w:r>
+      <w:proofErr w:type="spellStart"/>
+      <w:r>
+        <w:rPr>
+          <w:lang w:val="en-GB"/>
+        </w:rPr>
+        <w:t>bili</w:t>
+      </w:r>
+      <w:proofErr w:type="spellEnd"/>
+      <w:r>
+        <w:rPr>
+          <w:lang w:val="en-GB"/>
+        </w:rPr>
+        <w:t>”</w:t>
       </w:r>
       <w:r>
         <w:rPr>
@@ -1328,7 +1801,21 @@
         <w:rPr>
           <w:lang w:val="en-GB"/>
         </w:rPr>
-        <w:t xml:space="preserve"> bicubic (“bicu”), first or second-order conservative remapping (“</w:t>
+        <w:t xml:space="preserve"> bicubic (“</w:t>
+      </w:r>
+      <w:proofErr w:type="spellStart"/>
+      <w:r>
+        <w:rPr>
+          <w:lang w:val="en-GB"/>
+        </w:rPr>
+        <w:t>bicu</w:t>
+      </w:r>
+      <w:proofErr w:type="spellEnd"/>
+      <w:r>
+        <w:rPr>
+          <w:lang w:val="en-GB"/>
+        </w:rPr>
+        <w:t>”), first or second-order conservative remapping (“</w:t>
       </w:r>
       <w:r>
         <w:rPr>
@@ -1429,8 +1916,44 @@
         <w:rPr>
           <w:lang w:val="en-GB"/>
         </w:rPr>
-        <w:t>XIOS does not support distwgt, bili or bicu</w:t>
-      </w:r>
+        <w:t xml:space="preserve">XIOS does not support </w:t>
+      </w:r>
+      <w:proofErr w:type="spellStart"/>
+      <w:r>
+        <w:rPr>
+          <w:lang w:val="en-GB"/>
+        </w:rPr>
+        <w:t>distwgt</w:t>
+      </w:r>
+      <w:proofErr w:type="spellEnd"/>
+      <w:r>
+        <w:rPr>
+          <w:lang w:val="en-GB"/>
+        </w:rPr>
+        <w:t xml:space="preserve">, </w:t>
+      </w:r>
+      <w:proofErr w:type="spellStart"/>
+      <w:r>
+        <w:rPr>
+          <w:lang w:val="en-GB"/>
+        </w:rPr>
+        <w:t>bili</w:t>
+      </w:r>
+      <w:proofErr w:type="spellEnd"/>
+      <w:r>
+        <w:rPr>
+          <w:lang w:val="en-GB"/>
+        </w:rPr>
+        <w:t xml:space="preserve"> or </w:t>
+      </w:r>
+      <w:proofErr w:type="spellStart"/>
+      <w:r>
+        <w:rPr>
+          <w:lang w:val="en-GB"/>
+        </w:rPr>
+        <w:t>bicu</w:t>
+      </w:r>
+      <w:proofErr w:type="spellEnd"/>
     </w:p>
     <w:p>
       <w:pPr>
@@ -1467,11 +1990,68 @@
         <w:rPr>
           <w:lang w:val="en-GB"/>
         </w:rPr>
-        <w:t xml:space="preserve">SCRP does not support bili or bicu for U grids </w:t>
+        <w:t xml:space="preserve">SCRP does not support </w:t>
+      </w:r>
+      <w:proofErr w:type="spellStart"/>
+      <w:r>
+        <w:rPr>
+          <w:lang w:val="en-GB"/>
+        </w:rPr>
+        <w:t>bili</w:t>
+      </w:r>
+      <w:proofErr w:type="spellEnd"/>
+      <w:r>
+        <w:rPr>
+          <w:lang w:val="en-GB"/>
+        </w:rPr>
+        <w:t xml:space="preserve"> or </w:t>
+      </w:r>
+      <w:proofErr w:type="spellStart"/>
+      <w:r>
+        <w:rPr>
+          <w:lang w:val="en-GB"/>
+        </w:rPr>
+        <w:t>bicu</w:t>
+      </w:r>
+      <w:proofErr w:type="spellEnd"/>
+      <w:r>
+        <w:rPr>
+          <w:lang w:val="en-GB"/>
+        </w:rPr>
+        <w:t xml:space="preserve"> for U grids </w:t>
       </w:r>
     </w:p>
     <w:p>
       <w:pPr>
+        <w:pStyle w:val="ListParagraph"/>
+        <w:numPr>
+          <w:ilvl w:val="1"/>
+          <w:numId w:val="5"/>
+        </w:numPr>
+        <w:spacing w:before="240"/>
+        <w:ind w:left="788" w:hanging="431"/>
+        <w:jc w:val="both"/>
+        <w:rPr>
+          <w:lang w:val="en-GB"/>
+        </w:rPr>
+      </w:pPr>
+      <w:r>
+        <w:rPr>
+          <w:lang w:val="en-GB"/>
+        </w:rPr>
+        <w:t xml:space="preserve">Functions used to define the field to </w:t>
+      </w:r>
+      <w:proofErr w:type="spellStart"/>
+      <w:r>
+        <w:rPr>
+          <w:lang w:val="en-GB"/>
+        </w:rPr>
+        <w:t>regrid</w:t>
+      </w:r>
+      <w:proofErr w:type="spellEnd"/>
+    </w:p>
+    <w:p>
+      <w:pPr>
         <w:spacing w:before="120"/>
         <w:jc w:val="both"/>
         <w:rPr>
@@ -1520,13 +2100,27 @@
         <w:rPr>
           <w:lang w:val="en-GB"/>
         </w:rPr>
-        <w:t xml:space="preserve">a) sinusoid </w:t>
-      </w:r>
-      <w:r>
-        <w:rPr>
-          <w:lang w:val="en-GB"/>
-        </w:rPr>
-        <w:t xml:space="preserve">: </w:t>
+        <w:t xml:space="preserve">a) </w:t>
+      </w:r>
+      <w:proofErr w:type="gramStart"/>
+      <w:r>
+        <w:rPr>
+          <w:lang w:val="en-GB"/>
+        </w:rPr>
+        <w:t xml:space="preserve">sinusoid </w:t>
+      </w:r>
+      <w:r>
+        <w:rPr>
+          <w:lang w:val="en-GB"/>
+        </w:rPr>
+        <w:t>:</w:t>
+      </w:r>
+      <w:proofErr w:type="gramEnd"/>
+      <w:r>
+        <w:rPr>
+          <w:lang w:val="en-GB"/>
+        </w:rPr>
+        <w:t xml:space="preserve"> </w:t>
       </w:r>
       <w:r>
         <w:rPr>
@@ -1696,13 +2290,41 @@
         <w:rPr>
           <w:lang w:val="en-GB"/>
         </w:rPr>
-        <w:t xml:space="preserve">The source field is defined with the chosen function on the source grid and is then regridded on the target grid. </w:t>
-      </w:r>
-      <w:r>
-        <w:rPr>
-          <w:lang w:val="en-GB"/>
-        </w:rPr>
-        <w:t xml:space="preserve">The regridding </w:t>
+        <w:t xml:space="preserve">The source field is defined with the chosen function on the source grid and is then </w:t>
+      </w:r>
+      <w:proofErr w:type="spellStart"/>
+      <w:r>
+        <w:rPr>
+          <w:lang w:val="en-GB"/>
+        </w:rPr>
+        <w:t>regridded</w:t>
+      </w:r>
+      <w:proofErr w:type="spellEnd"/>
+      <w:r>
+        <w:rPr>
+          <w:lang w:val="en-GB"/>
+        </w:rPr>
+        <w:t xml:space="preserve"> on the target grid. </w:t>
+      </w:r>
+      <w:r>
+        <w:rPr>
+          <w:lang w:val="en-GB"/>
+        </w:rPr>
+        <w:t xml:space="preserve">The </w:t>
+      </w:r>
+      <w:proofErr w:type="spellStart"/>
+      <w:r>
+        <w:rPr>
+          <w:lang w:val="en-GB"/>
+        </w:rPr>
+        <w:t>regridding</w:t>
+      </w:r>
+      <w:proofErr w:type="spellEnd"/>
+      <w:r>
+        <w:rPr>
+          <w:lang w:val="en-GB"/>
+        </w:rPr>
+        <w:t xml:space="preserve"> </w:t>
       </w:r>
       <w:r>
         <w:rPr>
@@ -1722,11 +2344,19 @@
         </w:rPr>
         <w:t xml:space="preserve">values of the field </w:t>
       </w:r>
-      <w:r>
-        <w:rPr>
-          <w:lang w:val="en-GB"/>
-        </w:rPr>
-        <w:t xml:space="preserve">regridded </w:t>
+      <w:proofErr w:type="spellStart"/>
+      <w:r>
+        <w:rPr>
+          <w:lang w:val="en-GB"/>
+        </w:rPr>
+        <w:t>regridded</w:t>
+      </w:r>
+      <w:proofErr w:type="spellEnd"/>
+      <w:r>
+        <w:rPr>
+          <w:lang w:val="en-GB"/>
+        </w:rPr>
+        <w:t xml:space="preserve"> </w:t>
       </w:r>
       <w:r>
         <w:rPr>
@@ -1786,12 +2416,21 @@
           <w:lang w:val="en-GB"/>
         </w:rPr>
       </w:pPr>
+      <w:proofErr w:type="spellStart"/>
       <w:r>
         <w:rPr>
           <w:u w:val="single"/>
           <w:lang w:val="en-GB"/>
         </w:rPr>
-        <w:t>Regridding library installation</w:t>
+        <w:t>Regridding</w:t>
+      </w:r>
+      <w:proofErr w:type="spellEnd"/>
+      <w:r>
+        <w:rPr>
+          <w:u w:val="single"/>
+          <w:lang w:val="en-GB"/>
+        </w:rPr>
+        <w:t xml:space="preserve"> library installation</w:t>
       </w:r>
     </w:p>
     <w:p>
@@ -1812,7 +2451,21 @@
         <w:rPr>
           <w:lang w:val="en-GB"/>
         </w:rPr>
-        <w:t xml:space="preserve">step to use regrid_environment is to install </w:t>
+        <w:t xml:space="preserve">step to use </w:t>
+      </w:r>
+      <w:proofErr w:type="spellStart"/>
+      <w:r>
+        <w:rPr>
+          <w:lang w:val="en-GB"/>
+        </w:rPr>
+        <w:t>regrid_environment</w:t>
+      </w:r>
+      <w:proofErr w:type="spellEnd"/>
+      <w:r>
+        <w:rPr>
+          <w:lang w:val="en-GB"/>
+        </w:rPr>
+        <w:t xml:space="preserve"> is to install </w:t>
       </w:r>
       <w:r>
         <w:rPr>
@@ -1838,13 +2491,11 @@
         <w:ind w:left="788" w:hanging="431"/>
         <w:jc w:val="both"/>
         <w:rPr>
-          <w:u w:val="single"/>
-          <w:lang w:val="en-GB"/>
-        </w:rPr>
-      </w:pPr>
-      <w:r>
-        <w:rPr>
-          <w:u w:val="single"/>
+          <w:lang w:val="en-GB"/>
+        </w:rPr>
+      </w:pPr>
+      <w:r>
+        <w:rPr>
           <w:lang w:val="en-GB"/>
         </w:rPr>
         <w:t>SCRIP</w:t>
@@ -1901,13 +2552,11 @@
         <w:ind w:left="788" w:hanging="431"/>
         <w:jc w:val="both"/>
         <w:rPr>
-          <w:u w:val="single"/>
-          <w:lang w:val="en-GB"/>
-        </w:rPr>
-      </w:pPr>
-      <w:r>
-        <w:rPr>
-          <w:u w:val="single"/>
+          <w:lang w:val="en-GB"/>
+        </w:rPr>
+      </w:pPr>
+      <w:r>
+        <w:rPr>
           <w:lang w:val="en-GB"/>
         </w:rPr>
         <w:t>ESMF</w:t>
@@ -1965,7 +2614,21 @@
         <w:rPr>
           <w:lang w:val="en-GB"/>
         </w:rPr>
-        <w:t xml:space="preserve"> . To download the sources, one can use, e.g. for ESMF 8.2.0 (we recommend to use the latest ESMF version available):  </w:t>
+        <w:t xml:space="preserve"> . To download the sources, one can use, </w:t>
+      </w:r>
+      <w:proofErr w:type="gramStart"/>
+      <w:r>
+        <w:rPr>
+          <w:lang w:val="en-GB"/>
+        </w:rPr>
+        <w:t>e.g.</w:t>
+      </w:r>
+      <w:proofErr w:type="gramEnd"/>
+      <w:r>
+        <w:rPr>
+          <w:lang w:val="en-GB"/>
+        </w:rPr>
+        <w:t xml:space="preserve"> for ESMF 8.2.0 (we recommend to use the latest ESMF version available):  </w:t>
       </w:r>
     </w:p>
     <w:p>
@@ -2069,18 +2732,9 @@
           <w:shd w:val="clear" w:color="auto" w:fill="FFFFFF"/>
           <w:lang w:val="en-US"/>
         </w:rPr>
-        <w:t>export ESMF_DIR=/scratch/globc/valcke/SOFTS/esmf</w:t>
-      </w:r>
-      <w:r>
-        <w:rPr>
-          <w:rFonts w:ascii="Verdana" w:hAnsi="Verdana"/>
-          <w:color w:val="000000" w:themeColor="text1"/>
-          <w:sz w:val="20"/>
-          <w:szCs w:val="20"/>
-          <w:lang w:val="en-US"/>
-        </w:rPr>
-        <w:br/>
-      </w:r>
+        <w:t>export ESMF_DIR=/scratch/</w:t>
+      </w:r>
+      <w:proofErr w:type="spellStart"/>
       <w:r>
         <w:rPr>
           <w:rFonts w:ascii="Verdana" w:hAnsi="Verdana"/>
@@ -2090,19 +2744,9 @@
           <w:shd w:val="clear" w:color="auto" w:fill="FFFFFF"/>
           <w:lang w:val="en-US"/>
         </w:rPr>
-        <w:lastRenderedPageBreak/>
-        <w:t>export ESMF_COMPILER=intel</w:t>
-      </w:r>
-      <w:r>
-        <w:rPr>
-          <w:rFonts w:ascii="Verdana" w:hAnsi="Verdana"/>
-          <w:color w:val="000000" w:themeColor="text1"/>
-          <w:sz w:val="20"/>
-          <w:szCs w:val="20"/>
-          <w:lang w:val="en-US"/>
-        </w:rPr>
-        <w:br/>
-      </w:r>
+        <w:t>globc</w:t>
+      </w:r>
+      <w:proofErr w:type="spellEnd"/>
       <w:r>
         <w:rPr>
           <w:rFonts w:ascii="Verdana" w:hAnsi="Verdana"/>
@@ -2112,18 +2756,9 @@
           <w:shd w:val="clear" w:color="auto" w:fill="FFFFFF"/>
           <w:lang w:val="en-US"/>
         </w:rPr>
-        <w:t>export ESMF_INSTALL_PREFIX=/scratch/globc/valcke/opt/INTEL/esmf</w:t>
-      </w:r>
-      <w:r>
-        <w:rPr>
-          <w:rFonts w:ascii="Verdana" w:hAnsi="Verdana"/>
-          <w:color w:val="000000" w:themeColor="text1"/>
-          <w:sz w:val="20"/>
-          <w:szCs w:val="20"/>
-          <w:lang w:val="en-US"/>
-        </w:rPr>
-        <w:br/>
-      </w:r>
+        <w:t>/</w:t>
+      </w:r>
+      <w:proofErr w:type="spellStart"/>
       <w:r>
         <w:rPr>
           <w:rFonts w:ascii="Verdana" w:hAnsi="Verdana"/>
@@ -2133,18 +2768,9 @@
           <w:shd w:val="clear" w:color="auto" w:fill="FFFFFF"/>
           <w:lang w:val="en-US"/>
         </w:rPr>
-        <w:t>export ESMF_INSTALL_HEADERDIR=include</w:t>
-      </w:r>
-      <w:r>
-        <w:rPr>
-          <w:rFonts w:ascii="Verdana" w:hAnsi="Verdana"/>
-          <w:color w:val="000000" w:themeColor="text1"/>
-          <w:sz w:val="20"/>
-          <w:szCs w:val="20"/>
-          <w:lang w:val="en-US"/>
-        </w:rPr>
-        <w:br/>
-      </w:r>
+        <w:t>valcke</w:t>
+      </w:r>
+      <w:proofErr w:type="spellEnd"/>
       <w:r>
         <w:rPr>
           <w:rFonts w:ascii="Verdana" w:hAnsi="Verdana"/>
@@ -2154,18 +2780,9 @@
           <w:shd w:val="clear" w:color="auto" w:fill="FFFFFF"/>
           <w:lang w:val="en-US"/>
         </w:rPr>
-        <w:t>export ESMF_INSTALL_MODDIR=mod/modg/Linux.intel.64.intelmpi</w:t>
-      </w:r>
-      <w:r>
-        <w:rPr>
-          <w:rFonts w:ascii="Verdana" w:hAnsi="Verdana"/>
-          <w:color w:val="000000" w:themeColor="text1"/>
-          <w:sz w:val="20"/>
-          <w:szCs w:val="20"/>
-          <w:lang w:val="en-US"/>
-        </w:rPr>
-        <w:br/>
-      </w:r>
+        <w:t>/SOFTS/</w:t>
+      </w:r>
+      <w:proofErr w:type="spellStart"/>
       <w:r>
         <w:rPr>
           <w:rFonts w:ascii="Verdana" w:hAnsi="Verdana"/>
@@ -2175,8 +2792,9 @@
           <w:shd w:val="clear" w:color="auto" w:fill="FFFFFF"/>
           <w:lang w:val="en-US"/>
         </w:rPr>
-        <w:t>export ESMF_INSTALL_LIBDIR=lib/libg/Linux.intel.64.intelmpi</w:t>
-      </w:r>
+        <w:t>esmf</w:t>
+      </w:r>
+      <w:proofErr w:type="spellEnd"/>
       <w:r>
         <w:rPr>
           <w:rFonts w:ascii="Verdana" w:hAnsi="Verdana"/>
@@ -2196,7 +2814,8 @@
           <w:shd w:val="clear" w:color="auto" w:fill="FFFFFF"/>
           <w:lang w:val="en-US"/>
         </w:rPr>
-        <w:t>export ESMF_INSTALL_BINDIR=bin/bing/Linux.intel.64.intelmpi</w:t>
+        <w:lastRenderedPageBreak/>
+        <w:t>export ESMF_COMPILER=intel</w:t>
       </w:r>
       <w:r>
         <w:rPr>
@@ -2217,18 +2836,9 @@
           <w:shd w:val="clear" w:color="auto" w:fill="FFFFFF"/>
           <w:lang w:val="en-US"/>
         </w:rPr>
-        <w:t>export ESMF_INSTALL_DOCDIR=doc</w:t>
-      </w:r>
-      <w:r>
-        <w:rPr>
-          <w:rFonts w:ascii="Verdana" w:hAnsi="Verdana"/>
-          <w:color w:val="000000" w:themeColor="text1"/>
-          <w:sz w:val="20"/>
-          <w:szCs w:val="20"/>
-          <w:lang w:val="en-US"/>
-        </w:rPr>
-        <w:br/>
-      </w:r>
+        <w:t>export ESMF_INSTALL_PREFIX=/scratch/</w:t>
+      </w:r>
+      <w:proofErr w:type="spellStart"/>
       <w:r>
         <w:rPr>
           <w:rFonts w:ascii="Verdana" w:hAnsi="Verdana"/>
@@ -2238,18 +2848,9 @@
           <w:shd w:val="clear" w:color="auto" w:fill="FFFFFF"/>
           <w:lang w:val="en-US"/>
         </w:rPr>
-        <w:t>export PATH=$ESMF_INSTALL_PREFIX/$ESMF_INSTALL_BINDIR:$PATH</w:t>
-      </w:r>
-      <w:r>
-        <w:rPr>
-          <w:rFonts w:ascii="Verdana" w:hAnsi="Verdana"/>
-          <w:color w:val="000000" w:themeColor="text1"/>
-          <w:sz w:val="20"/>
-          <w:szCs w:val="20"/>
-          <w:lang w:val="en-US"/>
-        </w:rPr>
-        <w:br/>
-      </w:r>
+        <w:t>globc</w:t>
+      </w:r>
+      <w:proofErr w:type="spellEnd"/>
       <w:r>
         <w:rPr>
           <w:rFonts w:ascii="Verdana" w:hAnsi="Verdana"/>
@@ -2259,18 +2860,9 @@
           <w:shd w:val="clear" w:color="auto" w:fill="FFFFFF"/>
           <w:lang w:val="en-US"/>
         </w:rPr>
-        <w:t>export ESMF_NETCDF=split</w:t>
-      </w:r>
-      <w:r>
-        <w:rPr>
-          <w:rFonts w:ascii="Verdana" w:hAnsi="Verdana"/>
-          <w:color w:val="000000" w:themeColor="text1"/>
-          <w:sz w:val="20"/>
-          <w:szCs w:val="20"/>
-          <w:lang w:val="en-US"/>
-        </w:rPr>
-        <w:br/>
-      </w:r>
+        <w:t>/</w:t>
+      </w:r>
+      <w:proofErr w:type="spellStart"/>
       <w:r>
         <w:rPr>
           <w:rFonts w:ascii="Verdana" w:hAnsi="Verdana"/>
@@ -2280,11 +2872,11 @@
           <w:shd w:val="clear" w:color="auto" w:fill="FFFFFF"/>
           <w:lang w:val="en-US"/>
         </w:rPr>
-        <w:t>export ESMF_NETCDF_LIBPATH="/softs/local_intel/netcdf/4.4.4_phdf5_1.10.4/lib -L/softs/local_intel/netcdf/4.4.4_phdf5_1.10.4/lib"</w:t>
-      </w:r>
-      <w:r>
-        <w:rPr>
-          <w:rStyle w:val="apple-converted-space"/>
+        <w:t>valcke</w:t>
+      </w:r>
+      <w:proofErr w:type="spellEnd"/>
+      <w:r>
+        <w:rPr>
           <w:rFonts w:ascii="Verdana" w:hAnsi="Verdana"/>
           <w:color w:val="000000" w:themeColor="text1"/>
           <w:sz w:val="20"/>
@@ -2292,18 +2884,9 @@
           <w:shd w:val="clear" w:color="auto" w:fill="FFFFFF"/>
           <w:lang w:val="en-US"/>
         </w:rPr>
-        <w:t> </w:t>
-      </w:r>
-      <w:r>
-        <w:rPr>
-          <w:rFonts w:ascii="Verdana" w:hAnsi="Verdana"/>
-          <w:color w:val="000000" w:themeColor="text1"/>
-          <w:sz w:val="20"/>
-          <w:szCs w:val="20"/>
-          <w:lang w:val="en-US"/>
-        </w:rPr>
-        <w:br/>
-      </w:r>
+        <w:t>/opt/INTEL/</w:t>
+      </w:r>
+      <w:proofErr w:type="spellStart"/>
       <w:r>
         <w:rPr>
           <w:rFonts w:ascii="Verdana" w:hAnsi="Verdana"/>
@@ -2313,11 +2896,21 @@
           <w:shd w:val="clear" w:color="auto" w:fill="FFFFFF"/>
           <w:lang w:val="en-US"/>
         </w:rPr>
-        <w:t>export ESMF_NETCDF_INCLUDE="/softs/local_intel/netcdf/4.4.4_phdf5_1.10.4/include -I/softs/local_intel/netcdf/4.4.4_phdf5_1.10.4/include"</w:t>
-      </w:r>
-      <w:r>
-        <w:rPr>
-          <w:rStyle w:val="apple-converted-space"/>
+        <w:t>esmf</w:t>
+      </w:r>
+      <w:proofErr w:type="spellEnd"/>
+      <w:r>
+        <w:rPr>
+          <w:rFonts w:ascii="Verdana" w:hAnsi="Verdana"/>
+          <w:color w:val="000000" w:themeColor="text1"/>
+          <w:sz w:val="20"/>
+          <w:szCs w:val="20"/>
+          <w:lang w:val="en-US"/>
+        </w:rPr>
+        <w:br/>
+      </w:r>
+      <w:r>
+        <w:rPr>
           <w:rFonts w:ascii="Verdana" w:hAnsi="Verdana"/>
           <w:color w:val="000000" w:themeColor="text1"/>
           <w:sz w:val="20"/>
@@ -2325,7 +2918,7 @@
           <w:shd w:val="clear" w:color="auto" w:fill="FFFFFF"/>
           <w:lang w:val="en-US"/>
         </w:rPr>
-        <w:t> </w:t>
+        <w:t>export ESMF_INSTALL_HEADERDIR=include</w:t>
       </w:r>
       <w:r>
         <w:rPr>
@@ -2346,18 +2939,9 @@
           <w:shd w:val="clear" w:color="auto" w:fill="FFFFFF"/>
           <w:lang w:val="en-US"/>
         </w:rPr>
-        <w:t>export ESMF_COMM=intelmpi</w:t>
-      </w:r>
-      <w:r>
-        <w:rPr>
-          <w:rFonts w:ascii="Verdana" w:hAnsi="Verdana"/>
-          <w:color w:val="000000" w:themeColor="text1"/>
-          <w:sz w:val="20"/>
-          <w:szCs w:val="20"/>
-          <w:lang w:val="en-US"/>
-        </w:rPr>
-        <w:br/>
-      </w:r>
+        <w:t>export ESMF_INSTALL_MODDIR=mod/</w:t>
+      </w:r>
+      <w:proofErr w:type="spellStart"/>
       <w:r>
         <w:rPr>
           <w:rFonts w:ascii="Verdana" w:hAnsi="Verdana"/>
@@ -2367,6 +2951,388 @@
           <w:shd w:val="clear" w:color="auto" w:fill="FFFFFF"/>
           <w:lang w:val="en-US"/>
         </w:rPr>
+        <w:t>modg</w:t>
+      </w:r>
+      <w:proofErr w:type="spellEnd"/>
+      <w:r>
+        <w:rPr>
+          <w:rFonts w:ascii="Verdana" w:hAnsi="Verdana"/>
+          <w:color w:val="000000" w:themeColor="text1"/>
+          <w:sz w:val="20"/>
+          <w:szCs w:val="20"/>
+          <w:shd w:val="clear" w:color="auto" w:fill="FFFFFF"/>
+          <w:lang w:val="en-US"/>
+        </w:rPr>
+        <w:t>/Linux.intel.64.intelmpi</w:t>
+      </w:r>
+      <w:r>
+        <w:rPr>
+          <w:rFonts w:ascii="Verdana" w:hAnsi="Verdana"/>
+          <w:color w:val="000000" w:themeColor="text1"/>
+          <w:sz w:val="20"/>
+          <w:szCs w:val="20"/>
+          <w:lang w:val="en-US"/>
+        </w:rPr>
+        <w:br/>
+      </w:r>
+      <w:r>
+        <w:rPr>
+          <w:rFonts w:ascii="Verdana" w:hAnsi="Verdana"/>
+          <w:color w:val="000000" w:themeColor="text1"/>
+          <w:sz w:val="20"/>
+          <w:szCs w:val="20"/>
+          <w:shd w:val="clear" w:color="auto" w:fill="FFFFFF"/>
+          <w:lang w:val="en-US"/>
+        </w:rPr>
+        <w:t>export ESMF_INSTALL_LIBDIR=lib/</w:t>
+      </w:r>
+      <w:proofErr w:type="spellStart"/>
+      <w:r>
+        <w:rPr>
+          <w:rFonts w:ascii="Verdana" w:hAnsi="Verdana"/>
+          <w:color w:val="000000" w:themeColor="text1"/>
+          <w:sz w:val="20"/>
+          <w:szCs w:val="20"/>
+          <w:shd w:val="clear" w:color="auto" w:fill="FFFFFF"/>
+          <w:lang w:val="en-US"/>
+        </w:rPr>
+        <w:t>libg</w:t>
+      </w:r>
+      <w:proofErr w:type="spellEnd"/>
+      <w:r>
+        <w:rPr>
+          <w:rFonts w:ascii="Verdana" w:hAnsi="Verdana"/>
+          <w:color w:val="000000" w:themeColor="text1"/>
+          <w:sz w:val="20"/>
+          <w:szCs w:val="20"/>
+          <w:shd w:val="clear" w:color="auto" w:fill="FFFFFF"/>
+          <w:lang w:val="en-US"/>
+        </w:rPr>
+        <w:t>/Linux.intel.64.intelmpi</w:t>
+      </w:r>
+      <w:r>
+        <w:rPr>
+          <w:rFonts w:ascii="Verdana" w:hAnsi="Verdana"/>
+          <w:color w:val="000000" w:themeColor="text1"/>
+          <w:sz w:val="20"/>
+          <w:szCs w:val="20"/>
+          <w:lang w:val="en-US"/>
+        </w:rPr>
+        <w:br/>
+      </w:r>
+      <w:r>
+        <w:rPr>
+          <w:rFonts w:ascii="Verdana" w:hAnsi="Verdana"/>
+          <w:color w:val="000000" w:themeColor="text1"/>
+          <w:sz w:val="20"/>
+          <w:szCs w:val="20"/>
+          <w:shd w:val="clear" w:color="auto" w:fill="FFFFFF"/>
+          <w:lang w:val="en-US"/>
+        </w:rPr>
+        <w:t>export ESMF_INSTALL_BINDIR=bin/</w:t>
+      </w:r>
+      <w:proofErr w:type="spellStart"/>
+      <w:r>
+        <w:rPr>
+          <w:rFonts w:ascii="Verdana" w:hAnsi="Verdana"/>
+          <w:color w:val="000000" w:themeColor="text1"/>
+          <w:sz w:val="20"/>
+          <w:szCs w:val="20"/>
+          <w:shd w:val="clear" w:color="auto" w:fill="FFFFFF"/>
+          <w:lang w:val="en-US"/>
+        </w:rPr>
+        <w:t>bing</w:t>
+      </w:r>
+      <w:proofErr w:type="spellEnd"/>
+      <w:r>
+        <w:rPr>
+          <w:rFonts w:ascii="Verdana" w:hAnsi="Verdana"/>
+          <w:color w:val="000000" w:themeColor="text1"/>
+          <w:sz w:val="20"/>
+          <w:szCs w:val="20"/>
+          <w:shd w:val="clear" w:color="auto" w:fill="FFFFFF"/>
+          <w:lang w:val="en-US"/>
+        </w:rPr>
+        <w:t>/Linux.intel.64.intelmpi</w:t>
+      </w:r>
+      <w:r>
+        <w:rPr>
+          <w:rFonts w:ascii="Verdana" w:hAnsi="Verdana"/>
+          <w:color w:val="000000" w:themeColor="text1"/>
+          <w:sz w:val="20"/>
+          <w:szCs w:val="20"/>
+          <w:lang w:val="en-US"/>
+        </w:rPr>
+        <w:br/>
+      </w:r>
+      <w:r>
+        <w:rPr>
+          <w:rFonts w:ascii="Verdana" w:hAnsi="Verdana"/>
+          <w:color w:val="000000" w:themeColor="text1"/>
+          <w:sz w:val="20"/>
+          <w:szCs w:val="20"/>
+          <w:shd w:val="clear" w:color="auto" w:fill="FFFFFF"/>
+          <w:lang w:val="en-US"/>
+        </w:rPr>
+        <w:t>export ESMF_INSTALL_DOCDIR=doc</w:t>
+      </w:r>
+      <w:r>
+        <w:rPr>
+          <w:rFonts w:ascii="Verdana" w:hAnsi="Verdana"/>
+          <w:color w:val="000000" w:themeColor="text1"/>
+          <w:sz w:val="20"/>
+          <w:szCs w:val="20"/>
+          <w:lang w:val="en-US"/>
+        </w:rPr>
+        <w:br/>
+      </w:r>
+      <w:r>
+        <w:rPr>
+          <w:rFonts w:ascii="Verdana" w:hAnsi="Verdana"/>
+          <w:color w:val="000000" w:themeColor="text1"/>
+          <w:sz w:val="20"/>
+          <w:szCs w:val="20"/>
+          <w:shd w:val="clear" w:color="auto" w:fill="FFFFFF"/>
+          <w:lang w:val="en-US"/>
+        </w:rPr>
+        <w:t>export PATH=$ESMF_INSTALL_PREFIX/$ESMF_INSTALL_BINDIR:$PATH</w:t>
+      </w:r>
+      <w:r>
+        <w:rPr>
+          <w:rFonts w:ascii="Verdana" w:hAnsi="Verdana"/>
+          <w:color w:val="000000" w:themeColor="text1"/>
+          <w:sz w:val="20"/>
+          <w:szCs w:val="20"/>
+          <w:lang w:val="en-US"/>
+        </w:rPr>
+        <w:br/>
+      </w:r>
+      <w:r>
+        <w:rPr>
+          <w:rFonts w:ascii="Verdana" w:hAnsi="Verdana"/>
+          <w:color w:val="000000" w:themeColor="text1"/>
+          <w:sz w:val="20"/>
+          <w:szCs w:val="20"/>
+          <w:shd w:val="clear" w:color="auto" w:fill="FFFFFF"/>
+          <w:lang w:val="en-US"/>
+        </w:rPr>
+        <w:t>export ESMF_NETCDF=split</w:t>
+      </w:r>
+      <w:r>
+        <w:rPr>
+          <w:rFonts w:ascii="Verdana" w:hAnsi="Verdana"/>
+          <w:color w:val="000000" w:themeColor="text1"/>
+          <w:sz w:val="20"/>
+          <w:szCs w:val="20"/>
+          <w:lang w:val="en-US"/>
+        </w:rPr>
+        <w:br/>
+      </w:r>
+      <w:r>
+        <w:rPr>
+          <w:rFonts w:ascii="Verdana" w:hAnsi="Verdana"/>
+          <w:color w:val="000000" w:themeColor="text1"/>
+          <w:sz w:val="20"/>
+          <w:szCs w:val="20"/>
+          <w:shd w:val="clear" w:color="auto" w:fill="FFFFFF"/>
+          <w:lang w:val="en-US"/>
+        </w:rPr>
+        <w:t>export ESMF_NETCDF_LIBPATH="/softs/local_intel/netcdf/4.4.4_phdf5_1.10.4/lib -L/softs/</w:t>
+      </w:r>
+      <w:proofErr w:type="spellStart"/>
+      <w:r>
+        <w:rPr>
+          <w:rFonts w:ascii="Verdana" w:hAnsi="Verdana"/>
+          <w:color w:val="000000" w:themeColor="text1"/>
+          <w:sz w:val="20"/>
+          <w:szCs w:val="20"/>
+          <w:shd w:val="clear" w:color="auto" w:fill="FFFFFF"/>
+          <w:lang w:val="en-US"/>
+        </w:rPr>
+        <w:t>local_intel</w:t>
+      </w:r>
+      <w:proofErr w:type="spellEnd"/>
+      <w:r>
+        <w:rPr>
+          <w:rFonts w:ascii="Verdana" w:hAnsi="Verdana"/>
+          <w:color w:val="000000" w:themeColor="text1"/>
+          <w:sz w:val="20"/>
+          <w:szCs w:val="20"/>
+          <w:shd w:val="clear" w:color="auto" w:fill="FFFFFF"/>
+          <w:lang w:val="en-US"/>
+        </w:rPr>
+        <w:t>/</w:t>
+      </w:r>
+      <w:proofErr w:type="spellStart"/>
+      <w:r>
+        <w:rPr>
+          <w:rFonts w:ascii="Verdana" w:hAnsi="Verdana"/>
+          <w:color w:val="000000" w:themeColor="text1"/>
+          <w:sz w:val="20"/>
+          <w:szCs w:val="20"/>
+          <w:shd w:val="clear" w:color="auto" w:fill="FFFFFF"/>
+          <w:lang w:val="en-US"/>
+        </w:rPr>
+        <w:t>netcdf</w:t>
+      </w:r>
+      <w:proofErr w:type="spellEnd"/>
+      <w:r>
+        <w:rPr>
+          <w:rFonts w:ascii="Verdana" w:hAnsi="Verdana"/>
+          <w:color w:val="000000" w:themeColor="text1"/>
+          <w:sz w:val="20"/>
+          <w:szCs w:val="20"/>
+          <w:shd w:val="clear" w:color="auto" w:fill="FFFFFF"/>
+          <w:lang w:val="en-US"/>
+        </w:rPr>
+        <w:t>/4.4.4_phdf5_1.10.4/lib"</w:t>
+      </w:r>
+      <w:r>
+        <w:rPr>
+          <w:rStyle w:val="apple-converted-space"/>
+          <w:rFonts w:ascii="Verdana" w:hAnsi="Verdana"/>
+          <w:color w:val="000000" w:themeColor="text1"/>
+          <w:sz w:val="20"/>
+          <w:szCs w:val="20"/>
+          <w:shd w:val="clear" w:color="auto" w:fill="FFFFFF"/>
+          <w:lang w:val="en-US"/>
+        </w:rPr>
+        <w:t> </w:t>
+      </w:r>
+      <w:r>
+        <w:rPr>
+          <w:rFonts w:ascii="Verdana" w:hAnsi="Verdana"/>
+          <w:color w:val="000000" w:themeColor="text1"/>
+          <w:sz w:val="20"/>
+          <w:szCs w:val="20"/>
+          <w:lang w:val="en-US"/>
+        </w:rPr>
+        <w:br/>
+      </w:r>
+      <w:r>
+        <w:rPr>
+          <w:rFonts w:ascii="Verdana" w:hAnsi="Verdana"/>
+          <w:color w:val="000000" w:themeColor="text1"/>
+          <w:sz w:val="20"/>
+          <w:szCs w:val="20"/>
+          <w:shd w:val="clear" w:color="auto" w:fill="FFFFFF"/>
+          <w:lang w:val="en-US"/>
+        </w:rPr>
+        <w:t>export ESMF_NETCDF_INCLUDE="/softs/local_intel/netcdf/4.4.4_phdf5_1.10.4/include -I/softs/</w:t>
+      </w:r>
+      <w:proofErr w:type="spellStart"/>
+      <w:r>
+        <w:rPr>
+          <w:rFonts w:ascii="Verdana" w:hAnsi="Verdana"/>
+          <w:color w:val="000000" w:themeColor="text1"/>
+          <w:sz w:val="20"/>
+          <w:szCs w:val="20"/>
+          <w:shd w:val="clear" w:color="auto" w:fill="FFFFFF"/>
+          <w:lang w:val="en-US"/>
+        </w:rPr>
+        <w:t>local_intel</w:t>
+      </w:r>
+      <w:proofErr w:type="spellEnd"/>
+      <w:r>
+        <w:rPr>
+          <w:rFonts w:ascii="Verdana" w:hAnsi="Verdana"/>
+          <w:color w:val="000000" w:themeColor="text1"/>
+          <w:sz w:val="20"/>
+          <w:szCs w:val="20"/>
+          <w:shd w:val="clear" w:color="auto" w:fill="FFFFFF"/>
+          <w:lang w:val="en-US"/>
+        </w:rPr>
+        <w:t>/</w:t>
+      </w:r>
+      <w:proofErr w:type="spellStart"/>
+      <w:r>
+        <w:rPr>
+          <w:rFonts w:ascii="Verdana" w:hAnsi="Verdana"/>
+          <w:color w:val="000000" w:themeColor="text1"/>
+          <w:sz w:val="20"/>
+          <w:szCs w:val="20"/>
+          <w:shd w:val="clear" w:color="auto" w:fill="FFFFFF"/>
+          <w:lang w:val="en-US"/>
+        </w:rPr>
+        <w:t>netcdf</w:t>
+      </w:r>
+      <w:proofErr w:type="spellEnd"/>
+      <w:r>
+        <w:rPr>
+          <w:rFonts w:ascii="Verdana" w:hAnsi="Verdana"/>
+          <w:color w:val="000000" w:themeColor="text1"/>
+          <w:sz w:val="20"/>
+          <w:szCs w:val="20"/>
+          <w:shd w:val="clear" w:color="auto" w:fill="FFFFFF"/>
+          <w:lang w:val="en-US"/>
+        </w:rPr>
+        <w:t>/4.4.4_phdf5_1.10.4/include"</w:t>
+      </w:r>
+      <w:r>
+        <w:rPr>
+          <w:rStyle w:val="apple-converted-space"/>
+          <w:rFonts w:ascii="Verdana" w:hAnsi="Verdana"/>
+          <w:color w:val="000000" w:themeColor="text1"/>
+          <w:sz w:val="20"/>
+          <w:szCs w:val="20"/>
+          <w:shd w:val="clear" w:color="auto" w:fill="FFFFFF"/>
+          <w:lang w:val="en-US"/>
+        </w:rPr>
+        <w:t> </w:t>
+      </w:r>
+      <w:r>
+        <w:rPr>
+          <w:rFonts w:ascii="Verdana" w:hAnsi="Verdana"/>
+          <w:color w:val="000000" w:themeColor="text1"/>
+          <w:sz w:val="20"/>
+          <w:szCs w:val="20"/>
+          <w:lang w:val="en-US"/>
+        </w:rPr>
+        <w:br/>
+      </w:r>
+      <w:r>
+        <w:rPr>
+          <w:rFonts w:ascii="Verdana" w:hAnsi="Verdana"/>
+          <w:color w:val="000000" w:themeColor="text1"/>
+          <w:sz w:val="20"/>
+          <w:szCs w:val="20"/>
+          <w:shd w:val="clear" w:color="auto" w:fill="FFFFFF"/>
+          <w:lang w:val="en-US"/>
+        </w:rPr>
+        <w:t>export ESMF_COMM=</w:t>
+      </w:r>
+      <w:proofErr w:type="spellStart"/>
+      <w:r>
+        <w:rPr>
+          <w:rFonts w:ascii="Verdana" w:hAnsi="Verdana"/>
+          <w:color w:val="000000" w:themeColor="text1"/>
+          <w:sz w:val="20"/>
+          <w:szCs w:val="20"/>
+          <w:shd w:val="clear" w:color="auto" w:fill="FFFFFF"/>
+          <w:lang w:val="en-US"/>
+        </w:rPr>
+        <w:t>intelmpi</w:t>
+      </w:r>
+      <w:proofErr w:type="spellEnd"/>
+      <w:r>
+        <w:rPr>
+          <w:rFonts w:ascii="Verdana" w:hAnsi="Verdana"/>
+          <w:color w:val="000000" w:themeColor="text1"/>
+          <w:sz w:val="20"/>
+          <w:szCs w:val="20"/>
+          <w:lang w:val="en-US"/>
+        </w:rPr>
+        <w:br/>
+      </w:r>
+      <w:r>
+        <w:rPr>
+          <w:rFonts w:ascii="Verdana" w:hAnsi="Verdana"/>
+          <w:color w:val="000000" w:themeColor="text1"/>
+          <w:sz w:val="20"/>
+          <w:szCs w:val="20"/>
+          <w:shd w:val="clear" w:color="auto" w:fill="FFFFFF"/>
+          <w:lang w:val="en-US"/>
+        </w:rPr>
         <w:t>export PATH=$ESMF_INSTALL_PREFIX/$ESMF_INSTALL_BINDIR:$PATH</w:t>
       </w:r>
     </w:p>
@@ -2387,13 +3353,23 @@
         </w:rPr>
         <w:t>ESMF can be compiled with “</w:t>
       </w:r>
-      <w:r>
-        <w:rPr>
-          <w:rFonts w:ascii="Courier New" w:hAnsi="Courier New" w:cs="Courier New"/>
-          <w:color w:val="000000" w:themeColor="text1"/>
-          <w:lang w:val="en-GB"/>
-        </w:rPr>
-        <w:t>gmake lib</w:t>
+      <w:proofErr w:type="spellStart"/>
+      <w:r>
+        <w:rPr>
+          <w:rFonts w:ascii="Courier New" w:hAnsi="Courier New" w:cs="Courier New"/>
+          <w:color w:val="000000" w:themeColor="text1"/>
+          <w:lang w:val="en-GB"/>
+        </w:rPr>
+        <w:t>gmake</w:t>
+      </w:r>
+      <w:proofErr w:type="spellEnd"/>
+      <w:r>
+        <w:rPr>
+          <w:rFonts w:ascii="Courier New" w:hAnsi="Courier New" w:cs="Courier New"/>
+          <w:color w:val="000000" w:themeColor="text1"/>
+          <w:lang w:val="en-GB"/>
+        </w:rPr>
+        <w:t xml:space="preserve"> lib</w:t>
       </w:r>
       <w:r>
         <w:rPr>
@@ -2402,13 +3378,23 @@
         </w:rPr>
         <w:t>” and “</w:t>
       </w:r>
-      <w:r>
-        <w:rPr>
-          <w:rFonts w:ascii="Courier New" w:hAnsi="Courier New" w:cs="Courier New"/>
-          <w:color w:val="000000" w:themeColor="text1"/>
-          <w:lang w:val="en-GB"/>
-        </w:rPr>
-        <w:t>gmake install</w:t>
+      <w:proofErr w:type="spellStart"/>
+      <w:r>
+        <w:rPr>
+          <w:rFonts w:ascii="Courier New" w:hAnsi="Courier New" w:cs="Courier New"/>
+          <w:color w:val="000000" w:themeColor="text1"/>
+          <w:lang w:val="en-GB"/>
+        </w:rPr>
+        <w:t>gmake</w:t>
+      </w:r>
+      <w:proofErr w:type="spellEnd"/>
+      <w:r>
+        <w:rPr>
+          <w:rFonts w:ascii="Courier New" w:hAnsi="Courier New" w:cs="Courier New"/>
+          <w:color w:val="000000" w:themeColor="text1"/>
+          <w:lang w:val="en-GB"/>
+        </w:rPr>
+        <w:t xml:space="preserve"> install</w:t>
       </w:r>
       <w:r>
         <w:rPr>
@@ -2423,8 +3409,18 @@
           <w:color w:val="000000" w:themeColor="text1"/>
           <w:lang w:val="en-GB"/>
         </w:rPr>
-        <w:t>/esmf</w:t>
-      </w:r>
+        <w:t>/</w:t>
+      </w:r>
+      <w:proofErr w:type="spellStart"/>
+      <w:r>
+        <w:rPr>
+          <w:rFonts w:ascii="Courier New" w:hAnsi="Courier New" w:cs="Courier New"/>
+          <w:color w:val="000000" w:themeColor="text1"/>
+          <w:lang w:val="en-GB"/>
+        </w:rPr>
+        <w:t>esmf</w:t>
+      </w:r>
+      <w:proofErr w:type="spellEnd"/>
       <w:r>
         <w:rPr>
           <w:rFonts w:ascii="Courier New" w:hAnsi="Courier New" w:cs="Courier New"/>
@@ -2452,13 +3448,11 @@
         <w:ind w:left="788" w:hanging="431"/>
         <w:jc w:val="both"/>
         <w:rPr>
-          <w:u w:val="single"/>
-          <w:lang w:val="en-GB"/>
-        </w:rPr>
-      </w:pPr>
-      <w:r>
-        <w:rPr>
-          <w:u w:val="single"/>
+          <w:lang w:val="en-GB"/>
+        </w:rPr>
+      </w:pPr>
+      <w:r>
+        <w:rPr>
           <w:lang w:val="en-GB"/>
         </w:rPr>
         <w:t>XIOS</w:t>
@@ -2551,6 +3545,7 @@
           <w:lang w:val="en-GB" w:eastAsia="en-US"/>
         </w:rPr>
       </w:pPr>
+      <w:proofErr w:type="spellStart"/>
       <w:r>
         <w:rPr>
           <w:rFonts w:ascii="Courier New" w:hAnsi="Courier New" w:cs="Courier New"/>
@@ -2558,7 +3553,17 @@
           <w:szCs w:val="21"/>
           <w:lang w:val="en-GB" w:eastAsia="en-US"/>
         </w:rPr>
-        <w:t xml:space="preserve">svn co </w:t>
+        <w:t>svn</w:t>
+      </w:r>
+      <w:proofErr w:type="spellEnd"/>
+      <w:r>
+        <w:rPr>
+          <w:rFonts w:ascii="Courier New" w:hAnsi="Courier New" w:cs="Courier New"/>
+          <w:sz w:val="21"/>
+          <w:szCs w:val="21"/>
+          <w:lang w:val="en-GB" w:eastAsia="en-US"/>
+        </w:rPr>
+        <w:t xml:space="preserve"> co </w:t>
       </w:r>
       <w:hyperlink r:id="rId13" w:history="1">
         <w:r>
@@ -2581,6 +3586,7 @@
         </w:rPr>
         <w:t xml:space="preserve"> </w:t>
       </w:r>
+      <w:proofErr w:type="spellStart"/>
       <w:r>
         <w:rPr>
           <w:rFonts w:ascii="Courier New" w:hAnsi="Courier New" w:cs="Courier New"/>
@@ -2599,6 +3605,7 @@
         </w:rPr>
         <w:t>_trunk</w:t>
       </w:r>
+      <w:proofErr w:type="spellEnd"/>
     </w:p>
     <w:p>
       <w:pPr>
@@ -2617,6 +3624,7 @@
         </w:rPr>
         <w:t xml:space="preserve">The compiling environment has to be defined in the </w:t>
       </w:r>
+      <w:proofErr w:type="spellStart"/>
       <w:r>
         <w:rPr>
           <w:rFonts w:ascii="Courier New" w:hAnsi="Courier New" w:cs="Courier New"/>
@@ -2631,6 +3639,7 @@
         </w:rPr>
         <w:t>_trunk</w:t>
       </w:r>
+      <w:proofErr w:type="spellEnd"/>
       <w:r>
         <w:rPr>
           <w:rFonts w:ascii="Courier New" w:hAnsi="Courier New" w:cs="Courier New"/>
@@ -2653,15 +3662,9 @@
           <w:szCs w:val="21"/>
           <w:lang w:val="en-GB"/>
         </w:rPr>
-        <w:t>arch-xxxx.env, arch-xxxx.fcm, arch-xxxx.path</w:t>
-      </w:r>
-      <w:r>
-        <w:rPr>
-          <w:color w:val="000000" w:themeColor="text1"/>
-          <w:lang w:val="en-US"/>
-        </w:rPr>
-        <w:t xml:space="preserve"> where </w:t>
-      </w:r>
+        <w:t>arch-</w:t>
+      </w:r>
+      <w:proofErr w:type="spellStart"/>
       <w:r>
         <w:rPr>
           <w:rFonts w:ascii="Courier New" w:hAnsi="Courier New" w:cs="Courier New"/>
@@ -2670,15 +3673,9 @@
           <w:szCs w:val="21"/>
           <w:lang w:val="en-GB"/>
         </w:rPr>
-        <w:t>xxxx</w:t>
-      </w:r>
-      <w:r>
-        <w:rPr>
-          <w:color w:val="000000" w:themeColor="text1"/>
-          <w:lang w:val="en-US"/>
-        </w:rPr>
-        <w:t xml:space="preserve"> refers to the specific platform (see examples in there). XIOS compilation can then be launched with “.</w:t>
-      </w:r>
+        <w:t>xxxx.env</w:t>
+      </w:r>
+      <w:proofErr w:type="spellEnd"/>
       <w:r>
         <w:rPr>
           <w:rFonts w:ascii="Courier New" w:hAnsi="Courier New" w:cs="Courier New"/>
@@ -2687,8 +3684,123 @@
           <w:szCs w:val="21"/>
           <w:lang w:val="en-GB"/>
         </w:rPr>
-        <w:t>/make_xios --arch xxxx</w:t>
-      </w:r>
+        <w:t>, arch-</w:t>
+      </w:r>
+      <w:proofErr w:type="spellStart"/>
+      <w:r>
+        <w:rPr>
+          <w:rFonts w:ascii="Courier New" w:hAnsi="Courier New" w:cs="Courier New"/>
+          <w:color w:val="000000" w:themeColor="text1"/>
+          <w:sz w:val="21"/>
+          <w:szCs w:val="21"/>
+          <w:lang w:val="en-GB"/>
+        </w:rPr>
+        <w:t>xxxx.fcm</w:t>
+      </w:r>
+      <w:proofErr w:type="spellEnd"/>
+      <w:r>
+        <w:rPr>
+          <w:rFonts w:ascii="Courier New" w:hAnsi="Courier New" w:cs="Courier New"/>
+          <w:color w:val="000000" w:themeColor="text1"/>
+          <w:sz w:val="21"/>
+          <w:szCs w:val="21"/>
+          <w:lang w:val="en-GB"/>
+        </w:rPr>
+        <w:t>, arch-</w:t>
+      </w:r>
+      <w:proofErr w:type="spellStart"/>
+      <w:proofErr w:type="gramStart"/>
+      <w:r>
+        <w:rPr>
+          <w:rFonts w:ascii="Courier New" w:hAnsi="Courier New" w:cs="Courier New"/>
+          <w:color w:val="000000" w:themeColor="text1"/>
+          <w:sz w:val="21"/>
+          <w:szCs w:val="21"/>
+          <w:lang w:val="en-GB"/>
+        </w:rPr>
+        <w:t>xxxx.path</w:t>
+      </w:r>
+      <w:proofErr w:type="spellEnd"/>
+      <w:proofErr w:type="gramEnd"/>
+      <w:r>
+        <w:rPr>
+          <w:color w:val="000000" w:themeColor="text1"/>
+          <w:lang w:val="en-US"/>
+        </w:rPr>
+        <w:t xml:space="preserve"> where </w:t>
+      </w:r>
+      <w:proofErr w:type="spellStart"/>
+      <w:r>
+        <w:rPr>
+          <w:rFonts w:ascii="Courier New" w:hAnsi="Courier New" w:cs="Courier New"/>
+          <w:color w:val="000000" w:themeColor="text1"/>
+          <w:sz w:val="21"/>
+          <w:szCs w:val="21"/>
+          <w:lang w:val="en-GB"/>
+        </w:rPr>
+        <w:t>xxxx</w:t>
+      </w:r>
+      <w:proofErr w:type="spellEnd"/>
+      <w:r>
+        <w:rPr>
+          <w:color w:val="000000" w:themeColor="text1"/>
+          <w:lang w:val="en-US"/>
+        </w:rPr>
+        <w:t xml:space="preserve"> refers to the specific platform (see examples in there). XIOS compilation can then be launched with </w:t>
+      </w:r>
+      <w:proofErr w:type="gramStart"/>
+      <w:r>
+        <w:rPr>
+          <w:color w:val="000000" w:themeColor="text1"/>
+          <w:lang w:val="en-US"/>
+        </w:rPr>
+        <w:t>“.</w:t>
+      </w:r>
+      <w:r>
+        <w:rPr>
+          <w:rFonts w:ascii="Courier New" w:hAnsi="Courier New" w:cs="Courier New"/>
+          <w:color w:val="000000" w:themeColor="text1"/>
+          <w:sz w:val="21"/>
+          <w:szCs w:val="21"/>
+          <w:lang w:val="en-GB"/>
+        </w:rPr>
+        <w:t>/</w:t>
+      </w:r>
+      <w:proofErr w:type="spellStart"/>
+      <w:proofErr w:type="gramEnd"/>
+      <w:r>
+        <w:rPr>
+          <w:rFonts w:ascii="Courier New" w:hAnsi="Courier New" w:cs="Courier New"/>
+          <w:color w:val="000000" w:themeColor="text1"/>
+          <w:sz w:val="21"/>
+          <w:szCs w:val="21"/>
+          <w:lang w:val="en-GB"/>
+        </w:rPr>
+        <w:t>make_xios</w:t>
+      </w:r>
+      <w:proofErr w:type="spellEnd"/>
+      <w:r>
+        <w:rPr>
+          <w:rFonts w:ascii="Courier New" w:hAnsi="Courier New" w:cs="Courier New"/>
+          <w:color w:val="000000" w:themeColor="text1"/>
+          <w:sz w:val="21"/>
+          <w:szCs w:val="21"/>
+          <w:lang w:val="en-GB"/>
+        </w:rPr>
+        <w:t xml:space="preserve"> --arch </w:t>
+      </w:r>
+      <w:proofErr w:type="spellStart"/>
+      <w:r>
+        <w:rPr>
+          <w:rFonts w:ascii="Courier New" w:hAnsi="Courier New" w:cs="Courier New"/>
+          <w:color w:val="000000" w:themeColor="text1"/>
+          <w:sz w:val="21"/>
+          <w:szCs w:val="21"/>
+          <w:lang w:val="en-GB"/>
+        </w:rPr>
+        <w:t>xxxx</w:t>
+      </w:r>
+      <w:proofErr w:type="spellEnd"/>
       <w:r>
         <w:rPr>
           <w:color w:val="000000" w:themeColor="text1"/>
@@ -2751,7 +3863,23 @@
           <w:rFonts w:ascii="Courier New" w:hAnsi="Courier New" w:cs="Courier New"/>
           <w:lang w:val="en-GB"/>
         </w:rPr>
-        <w:t>/XIOS/oasis_testcase.f90.</w:t>
+        <w:t>/XIOS/oasis_</w:t>
+      </w:r>
+      <w:proofErr w:type="gramStart"/>
+      <w:r>
+        <w:rPr>
+          <w:rFonts w:ascii="Courier New" w:hAnsi="Courier New" w:cs="Courier New"/>
+          <w:lang w:val="en-GB"/>
+        </w:rPr>
+        <w:t>testcase.f</w:t>
+      </w:r>
+      <w:proofErr w:type="gramEnd"/>
+      <w:r>
+        <w:rPr>
+          <w:rFonts w:ascii="Courier New" w:hAnsi="Courier New" w:cs="Courier New"/>
+          <w:lang w:val="en-GB"/>
+        </w:rPr>
+        <w:t>90.</w:t>
       </w:r>
       <w:r>
         <w:rPr>
@@ -2787,7 +3915,25 @@
           <w:color w:val="000000" w:themeColor="text1"/>
           <w:lang w:val="en-GB"/>
         </w:rPr>
-        <w:t xml:space="preserve">oasis_testcase.f90 </w:t>
+        <w:t>oasis_</w:t>
+      </w:r>
+      <w:proofErr w:type="gramStart"/>
+      <w:r>
+        <w:rPr>
+          <w:rFonts w:ascii="Courier New" w:hAnsi="Courier New" w:cs="Courier New"/>
+          <w:color w:val="000000" w:themeColor="text1"/>
+          <w:lang w:val="en-GB"/>
+        </w:rPr>
+        <w:t>testcase.f</w:t>
+      </w:r>
+      <w:proofErr w:type="gramEnd"/>
+      <w:r>
+        <w:rPr>
+          <w:rFonts w:ascii="Courier New" w:hAnsi="Courier New" w:cs="Courier New"/>
+          <w:color w:val="000000" w:themeColor="text1"/>
+          <w:lang w:val="en-GB"/>
+        </w:rPr>
+        <w:t xml:space="preserve">90 </w:t>
       </w:r>
       <w:r>
         <w:rPr>
@@ -2796,6 +3942,7 @@
         </w:rPr>
         <w:t xml:space="preserve">to the XIOS sub-directory </w:t>
       </w:r>
+      <w:proofErr w:type="spellStart"/>
       <w:r>
         <w:rPr>
           <w:rFonts w:ascii="Courier New" w:hAnsi="Courier New" w:cs="Courier New"/>
@@ -2810,12 +3957,29 @@
         </w:rPr>
         <w:t>_trunk</w:t>
       </w:r>
-      <w:r>
-        <w:rPr>
-          <w:rFonts w:ascii="Courier New" w:hAnsi="Courier New" w:cs="Courier New"/>
-          <w:lang w:val="en-GB"/>
-        </w:rPr>
-        <w:t>/src/test</w:t>
+      <w:proofErr w:type="spellEnd"/>
+      <w:r>
+        <w:rPr>
+          <w:rFonts w:ascii="Courier New" w:hAnsi="Courier New" w:cs="Courier New"/>
+          <w:lang w:val="en-GB"/>
+        </w:rPr>
+        <w:t>/</w:t>
+      </w:r>
+      <w:proofErr w:type="spellStart"/>
+      <w:r>
+        <w:rPr>
+          <w:rFonts w:ascii="Courier New" w:hAnsi="Courier New" w:cs="Courier New"/>
+          <w:lang w:val="en-GB"/>
+        </w:rPr>
+        <w:t>src</w:t>
+      </w:r>
+      <w:proofErr w:type="spellEnd"/>
+      <w:r>
+        <w:rPr>
+          <w:rFonts w:ascii="Courier New" w:hAnsi="Courier New" w:cs="Courier New"/>
+          <w:lang w:val="en-GB"/>
+        </w:rPr>
+        <w:t>/test</w:t>
       </w:r>
       <w:r>
         <w:rPr>
@@ -2838,12 +4002,21 @@
         </w:rPr>
         <w:t>a line "</w:t>
       </w:r>
-      <w:r>
-        <w:rPr>
-          <w:rFonts w:ascii="Courier New" w:hAnsi="Courier New" w:cs="Courier New"/>
-          <w:lang w:val="en-GB"/>
-        </w:rPr>
-        <w:t>bld::target oasis_testcase.exe</w:t>
+      <w:proofErr w:type="spellStart"/>
+      <w:r>
+        <w:rPr>
+          <w:rFonts w:ascii="Courier New" w:hAnsi="Courier New" w:cs="Courier New"/>
+          <w:lang w:val="en-GB"/>
+        </w:rPr>
+        <w:t>bld</w:t>
+      </w:r>
+      <w:proofErr w:type="spellEnd"/>
+      <w:r>
+        <w:rPr>
+          <w:rFonts w:ascii="Courier New" w:hAnsi="Courier New" w:cs="Courier New"/>
+          <w:lang w:val="en-GB"/>
+        </w:rPr>
+        <w:t>::target oasis_testcase.exe</w:t>
       </w:r>
       <w:r>
         <w:rPr>
@@ -2852,6 +4025,7 @@
         </w:rPr>
         <w:t xml:space="preserve">" to </w:t>
       </w:r>
+      <w:proofErr w:type="spellStart"/>
       <w:r>
         <w:rPr>
           <w:rFonts w:ascii="Courier New" w:hAnsi="Courier New" w:cs="Courier New"/>
@@ -2866,13 +4040,23 @@
         </w:rPr>
         <w:t>_trunk</w:t>
       </w:r>
-      <w:r>
-        <w:rPr>
-          <w:rFonts w:ascii="Courier New" w:hAnsi="Courier New" w:cs="Courier New"/>
-          <w:lang w:val="en-GB"/>
-        </w:rPr>
-        <w:t>/bld.cfg</w:t>
-      </w:r>
+      <w:proofErr w:type="spellEnd"/>
+      <w:r>
+        <w:rPr>
+          <w:rFonts w:ascii="Courier New" w:hAnsi="Courier New" w:cs="Courier New"/>
+          <w:lang w:val="en-GB"/>
+        </w:rPr>
+        <w:t>/</w:t>
+      </w:r>
+      <w:proofErr w:type="spellStart"/>
+      <w:r>
+        <w:rPr>
+          <w:rFonts w:ascii="Courier New" w:hAnsi="Courier New" w:cs="Courier New"/>
+          <w:lang w:val="en-GB"/>
+        </w:rPr>
+        <w:t>bld.cfg</w:t>
+      </w:r>
+      <w:proofErr w:type="spellEnd"/>
       <w:r>
         <w:rPr>
           <w:color w:val="000000" w:themeColor="text1"/>
@@ -2908,6 +4092,7 @@
         </w:rPr>
         <w:t xml:space="preserve"> then automatically generated in directory </w:t>
       </w:r>
+      <w:proofErr w:type="spellStart"/>
       <w:r>
         <w:rPr>
           <w:rFonts w:ascii="Courier New" w:hAnsi="Courier New" w:cs="Courier New"/>
@@ -2922,19 +4107,36 @@
         </w:rPr>
         <w:t>_trunk</w:t>
       </w:r>
-      <w:r>
-        <w:rPr>
-          <w:rFonts w:ascii="Courier New" w:hAnsi="Courier New" w:cs="Courier New"/>
-          <w:lang w:val="en-GB"/>
-        </w:rPr>
-        <w:t>/bin</w:t>
+      <w:proofErr w:type="spellEnd"/>
+      <w:r>
+        <w:rPr>
+          <w:rFonts w:ascii="Courier New" w:hAnsi="Courier New" w:cs="Courier New"/>
+          <w:lang w:val="en-GB"/>
+        </w:rPr>
+        <w:t>/</w:t>
+      </w:r>
+      <w:proofErr w:type="gramStart"/>
+      <w:r>
+        <w:rPr>
+          <w:rFonts w:ascii="Courier New" w:hAnsi="Courier New" w:cs="Courier New"/>
+          <w:lang w:val="en-GB"/>
+        </w:rPr>
+        <w:t>bin</w:t>
       </w:r>
       <w:r>
         <w:rPr>
           <w:color w:val="000000" w:themeColor="text1"/>
           <w:lang w:val="en-US"/>
         </w:rPr>
-        <w:t xml:space="preserve"> . </w:t>
+        <w:t xml:space="preserve"> .</w:t>
+      </w:r>
+      <w:proofErr w:type="gramEnd"/>
+      <w:r>
+        <w:rPr>
+          <w:color w:val="000000" w:themeColor="text1"/>
+          <w:lang w:val="en-US"/>
+        </w:rPr>
+        <w:t xml:space="preserve"> </w:t>
       </w:r>
     </w:p>
     <w:p>
@@ -2957,11 +4159,50 @@
           <w:u w:val="single"/>
           <w:lang w:val="en-GB"/>
         </w:rPr>
-        <w:t>How to use regrid_environment</w:t>
-      </w:r>
+        <w:t xml:space="preserve">How to use </w:t>
+      </w:r>
+      <w:proofErr w:type="spellStart"/>
+      <w:r>
+        <w:rPr>
+          <w:u w:val="single"/>
+          <w:lang w:val="en-GB"/>
+        </w:rPr>
+        <w:t>regrid_environment</w:t>
+      </w:r>
+      <w:proofErr w:type="spellEnd"/>
     </w:p>
     <w:p>
       <w:pPr>
+        <w:pStyle w:val="ListParagraph"/>
+        <w:numPr>
+          <w:ilvl w:val="1"/>
+          <w:numId w:val="5"/>
+        </w:numPr>
+        <w:snapToGrid w:val="0"/>
+        <w:spacing w:before="240"/>
+        <w:ind w:left="788" w:hanging="431"/>
+        <w:contextualSpacing w:val="0"/>
+        <w:jc w:val="both"/>
+        <w:rPr>
+          <w:lang w:val="en-GB"/>
+        </w:rPr>
+      </w:pPr>
+      <w:r>
+        <w:rPr>
+          <w:lang w:val="en-GB"/>
+        </w:rPr>
+        <w:t xml:space="preserve">Compilation of </w:t>
+      </w:r>
+      <w:r>
+        <w:rPr>
+          <w:rFonts w:ascii="Courier New" w:hAnsi="Courier New" w:cs="Courier New"/>
+          <w:lang w:val="en-GB"/>
+        </w:rPr>
+        <w:t>model1.F90</w:t>
+      </w:r>
+    </w:p>
+    <w:p>
+      <w:pPr>
         <w:spacing w:before="120"/>
         <w:jc w:val="both"/>
         <w:rPr>
@@ -2972,14 +4213,37 @@
         <w:rPr>
           <w:lang w:val="en-GB"/>
         </w:rPr>
-        <w:t xml:space="preserve">Once the regridding libraries are installed, one needs to compile the program </w:t>
-      </w:r>
-      <w:r>
-        <w:rPr>
-          <w:rFonts w:ascii="Courier New" w:hAnsi="Courier New" w:cs="Courier New"/>
-          <w:lang w:val="en-GB"/>
-        </w:rPr>
-        <w:t>src/model1.F90</w:t>
+        <w:t xml:space="preserve">Once the </w:t>
+      </w:r>
+      <w:proofErr w:type="spellStart"/>
+      <w:r>
+        <w:rPr>
+          <w:lang w:val="en-GB"/>
+        </w:rPr>
+        <w:t>regridding</w:t>
+      </w:r>
+      <w:proofErr w:type="spellEnd"/>
+      <w:r>
+        <w:rPr>
+          <w:lang w:val="en-GB"/>
+        </w:rPr>
+        <w:t xml:space="preserve"> libraries are installed, one needs to compile the program </w:t>
+      </w:r>
+      <w:proofErr w:type="spellStart"/>
+      <w:r>
+        <w:rPr>
+          <w:rFonts w:ascii="Courier New" w:hAnsi="Courier New" w:cs="Courier New"/>
+          <w:lang w:val="en-GB"/>
+        </w:rPr>
+        <w:t>src</w:t>
+      </w:r>
+      <w:proofErr w:type="spellEnd"/>
+      <w:r>
+        <w:rPr>
+          <w:rFonts w:ascii="Courier New" w:hAnsi="Courier New" w:cs="Courier New"/>
+          <w:lang w:val="en-GB"/>
+        </w:rPr>
+        <w:t>/model1.F90</w:t>
       </w:r>
       <w:r>
         <w:rPr>
@@ -3029,6 +4293,7 @@
         </w:rPr>
         <w:t xml:space="preserve"> an internal send (</w:t>
       </w:r>
+      <w:proofErr w:type="spellStart"/>
       <w:r>
         <w:rPr>
           <w:rFonts w:ascii="Courier New" w:hAnsi="Courier New" w:cs="Courier New"/>
@@ -3036,6 +4301,7 @@
         </w:rPr>
         <w:t>oasis_put</w:t>
       </w:r>
+      <w:proofErr w:type="spellEnd"/>
       <w:r>
         <w:rPr>
           <w:lang w:val="en-GB"/>
@@ -3072,6 +4338,7 @@
         </w:rPr>
         <w:t>and an internal receive (</w:t>
       </w:r>
+      <w:proofErr w:type="spellStart"/>
       <w:r>
         <w:rPr>
           <w:rFonts w:ascii="Courier New" w:hAnsi="Courier New" w:cs="Courier New"/>
@@ -3093,6 +4360,7 @@
         </w:rPr>
         <w:t>t</w:t>
       </w:r>
+      <w:proofErr w:type="spellEnd"/>
       <w:r>
         <w:rPr>
           <w:lang w:val="en-GB"/>
@@ -3103,7 +4371,21 @@
         <w:rPr>
           <w:lang w:val="en-GB"/>
         </w:rPr>
-        <w:t xml:space="preserve"> of that field after regridding on the target grid, either with pre-generated weights (for ESMF and XIOS) or weights calculated during </w:t>
+        <w:t xml:space="preserve"> of that field after </w:t>
+      </w:r>
+      <w:proofErr w:type="spellStart"/>
+      <w:r>
+        <w:rPr>
+          <w:lang w:val="en-GB"/>
+        </w:rPr>
+        <w:t>regridding</w:t>
+      </w:r>
+      <w:proofErr w:type="spellEnd"/>
+      <w:r>
+        <w:rPr>
+          <w:lang w:val="en-GB"/>
+        </w:rPr>
+        <w:t xml:space="preserve"> on the target grid, either with pre-generated weights (for ESMF and XIOS) or weights calculated during </w:t>
       </w:r>
       <w:r>
         <w:rPr>
@@ -3158,12 +4440,29 @@
         </w:rPr>
         <w:t xml:space="preserve">, using the </w:t>
       </w:r>
-      <w:r>
-        <w:rPr>
-          <w:rFonts w:ascii="Courier New" w:hAnsi="Courier New" w:cs="Courier New"/>
-          <w:lang w:val="en-GB"/>
-        </w:rPr>
-        <w:t>src/M</w:t>
+      <w:proofErr w:type="spellStart"/>
+      <w:r>
+        <w:rPr>
+          <w:rFonts w:ascii="Courier New" w:hAnsi="Courier New" w:cs="Courier New"/>
+          <w:lang w:val="en-GB"/>
+        </w:rPr>
+        <w:t>src</w:t>
+      </w:r>
+      <w:proofErr w:type="spellEnd"/>
+      <w:r>
+        <w:rPr>
+          <w:rFonts w:ascii="Courier New" w:hAnsi="Courier New" w:cs="Courier New"/>
+          <w:lang w:val="en-GB"/>
+        </w:rPr>
+        <w:t>/</w:t>
+      </w:r>
+      <w:proofErr w:type="spellStart"/>
+      <w:r>
+        <w:rPr>
+          <w:rFonts w:ascii="Courier New" w:hAnsi="Courier New" w:cs="Courier New"/>
+          <w:lang w:val="en-GB"/>
+        </w:rPr>
+        <w:t>M</w:t>
       </w:r>
       <w:r>
         <w:rPr>
@@ -3172,12 +4471,14 @@
         </w:rPr>
         <w:t>akefile</w:t>
       </w:r>
+      <w:proofErr w:type="spellEnd"/>
       <w:r>
         <w:rPr>
           <w:lang w:val="en-GB"/>
         </w:rPr>
         <w:t xml:space="preserve">. Note that this </w:t>
       </w:r>
+      <w:proofErr w:type="spellStart"/>
       <w:r>
         <w:rPr>
           <w:rFonts w:ascii="Courier New" w:hAnsi="Courier New" w:cs="Courier New"/>
@@ -3185,12 +4486,14 @@
         </w:rPr>
         <w:t>Makefile</w:t>
       </w:r>
+      <w:proofErr w:type="spellEnd"/>
       <w:r>
         <w:rPr>
           <w:lang w:val="en-GB"/>
         </w:rPr>
         <w:t xml:space="preserve"> includes the file </w:t>
       </w:r>
+      <w:proofErr w:type="spellStart"/>
       <w:r>
         <w:rPr>
           <w:rFonts w:ascii="Courier New" w:hAnsi="Courier New" w:cs="Courier New"/>
@@ -3198,6 +4501,7 @@
         </w:rPr>
         <w:t>header_Makefile</w:t>
       </w:r>
+      <w:proofErr w:type="spellEnd"/>
       <w:r>
         <w:rPr>
           <w:lang w:val="en-GB"/>
@@ -3242,12 +4546,21 @@
         </w:rPr>
         <w:t>oasis3-mct/util/</w:t>
       </w:r>
-      <w:r>
-        <w:rPr>
-          <w:rFonts w:ascii="Courier New" w:hAnsi="Courier New" w:cs="Courier New"/>
-          <w:lang w:val="en-GB"/>
-        </w:rPr>
-        <w:t xml:space="preserve">make_dir </w:t>
+      <w:proofErr w:type="spellStart"/>
+      <w:r>
+        <w:rPr>
+          <w:rFonts w:ascii="Courier New" w:hAnsi="Courier New" w:cs="Courier New"/>
+          <w:lang w:val="en-GB"/>
+        </w:rPr>
+        <w:t>make_dir</w:t>
+      </w:r>
+      <w:proofErr w:type="spellEnd"/>
+      <w:r>
+        <w:rPr>
+          <w:rFonts w:ascii="Courier New" w:hAnsi="Courier New" w:cs="Courier New"/>
+          <w:lang w:val="en-GB"/>
+        </w:rPr>
+        <w:t xml:space="preserve"> </w:t>
       </w:r>
       <w:r>
         <w:rPr>
@@ -3285,7 +4598,23 @@
           <w:rFonts w:ascii="Courier New" w:hAnsi="Courier New" w:cs="Courier New"/>
           <w:lang w:val="en-GB"/>
         </w:rPr>
-        <w:t xml:space="preserve">/src </w:t>
+        <w:t>/</w:t>
+      </w:r>
+      <w:proofErr w:type="spellStart"/>
+      <w:r>
+        <w:rPr>
+          <w:rFonts w:ascii="Courier New" w:hAnsi="Courier New" w:cs="Courier New"/>
+          <w:lang w:val="en-GB"/>
+        </w:rPr>
+        <w:t>src</w:t>
+      </w:r>
+      <w:proofErr w:type="spellEnd"/>
+      <w:r>
+        <w:rPr>
+          <w:rFonts w:ascii="Courier New" w:hAnsi="Courier New" w:cs="Courier New"/>
+          <w:lang w:val="en-GB"/>
+        </w:rPr>
+        <w:t xml:space="preserve"> </w:t>
       </w:r>
       <w:r>
         <w:rPr>
@@ -3296,6 +4625,36 @@
     </w:p>
     <w:p>
       <w:pPr>
+        <w:pStyle w:val="ListParagraph"/>
+        <w:numPr>
+          <w:ilvl w:val="1"/>
+          <w:numId w:val="5"/>
+        </w:numPr>
+        <w:snapToGrid w:val="0"/>
+        <w:spacing w:before="240"/>
+        <w:ind w:left="788" w:hanging="431"/>
+        <w:contextualSpacing w:val="0"/>
+        <w:jc w:val="both"/>
+        <w:rPr>
+          <w:lang w:val="en-GB"/>
+        </w:rPr>
+      </w:pPr>
+      <w:r>
+        <w:rPr>
+          <w:lang w:val="en-GB"/>
+        </w:rPr>
+        <w:t xml:space="preserve">Using the running script </w:t>
+      </w:r>
+      <w:r>
+        <w:rPr>
+          <w:rFonts w:ascii="Courier New" w:hAnsi="Courier New" w:cs="Courier New"/>
+          <w:lang w:val="en-GB"/>
+        </w:rPr>
+        <w:t>run_regrid.sh</w:t>
+      </w:r>
+    </w:p>
+    <w:p>
+      <w:pPr>
         <w:spacing w:before="120"/>
         <w:jc w:val="both"/>
         <w:rPr>
@@ -3325,7 +4684,21 @@
         <w:rPr>
           <w:lang w:val="en-GB"/>
         </w:rPr>
-        <w:t xml:space="preserve"> can then be used to launch the regridding weight and error </w:t>
+        <w:t xml:space="preserve"> can then be used to launch the </w:t>
+      </w:r>
+      <w:proofErr w:type="spellStart"/>
+      <w:r>
+        <w:rPr>
+          <w:lang w:val="en-GB"/>
+        </w:rPr>
+        <w:t>regridding</w:t>
+      </w:r>
+      <w:proofErr w:type="spellEnd"/>
+      <w:r>
+        <w:rPr>
+          <w:lang w:val="en-GB"/>
+        </w:rPr>
+        <w:t xml:space="preserve"> weight and error </w:t>
       </w:r>
       <w:r>
         <w:rPr>
@@ -3360,6 +4733,7 @@
           <w:rFonts w:ascii="Courier New" w:hAnsi="Courier New" w:cs="Courier New"/>
           <w:lang w:val="en-GB"/>
         </w:rPr>
+        <w:lastRenderedPageBreak/>
         <w:t xml:space="preserve">&gt;./run_regrid.sh </w:t>
       </w:r>
       <w:r>
@@ -3369,12 +4743,21 @@
         </w:rPr>
         <w:t>$</w:t>
       </w:r>
-      <w:r>
-        <w:rPr>
-          <w:rFonts w:ascii="Courier New" w:hAnsi="Courier New" w:cs="Courier New"/>
-          <w:lang w:val="en-GB"/>
-        </w:rPr>
-        <w:t xml:space="preserve">sgrid </w:t>
+      <w:proofErr w:type="spellStart"/>
+      <w:r>
+        <w:rPr>
+          <w:rFonts w:ascii="Courier New" w:hAnsi="Courier New" w:cs="Courier New"/>
+          <w:lang w:val="en-GB"/>
+        </w:rPr>
+        <w:t>sgrid</w:t>
+      </w:r>
+      <w:proofErr w:type="spellEnd"/>
+      <w:r>
+        <w:rPr>
+          <w:rFonts w:ascii="Courier New" w:hAnsi="Courier New" w:cs="Courier New"/>
+          <w:lang w:val="en-GB"/>
+        </w:rPr>
+        <w:t xml:space="preserve"> </w:t>
       </w:r>
       <w:r>
         <w:rPr>
@@ -3383,12 +4766,21 @@
         </w:rPr>
         <w:t>$</w:t>
       </w:r>
-      <w:r>
-        <w:rPr>
-          <w:rFonts w:ascii="Courier New" w:hAnsi="Courier New" w:cs="Courier New"/>
-          <w:lang w:val="en-GB"/>
-        </w:rPr>
-        <w:t xml:space="preserve">tgrid </w:t>
+      <w:proofErr w:type="spellStart"/>
+      <w:r>
+        <w:rPr>
+          <w:rFonts w:ascii="Courier New" w:hAnsi="Courier New" w:cs="Courier New"/>
+          <w:lang w:val="en-GB"/>
+        </w:rPr>
+        <w:t>tgrid</w:t>
+      </w:r>
+      <w:proofErr w:type="spellEnd"/>
+      <w:r>
+        <w:rPr>
+          <w:rFonts w:ascii="Courier New" w:hAnsi="Courier New" w:cs="Courier New"/>
+          <w:lang w:val="en-GB"/>
+        </w:rPr>
+        <w:t xml:space="preserve"> </w:t>
       </w:r>
       <w:r>
         <w:rPr>
@@ -3411,12 +4803,21 @@
         </w:rPr>
         <w:t>$</w:t>
       </w:r>
-      <w:r>
-        <w:rPr>
-          <w:rFonts w:ascii="Courier New" w:hAnsi="Courier New" w:cs="Courier New"/>
-          <w:lang w:val="en-GB"/>
-        </w:rPr>
-        <w:t xml:space="preserve">n_p_t </w:t>
+      <w:proofErr w:type="spellStart"/>
+      <w:r>
+        <w:rPr>
+          <w:rFonts w:ascii="Courier New" w:hAnsi="Courier New" w:cs="Courier New"/>
+          <w:lang w:val="en-GB"/>
+        </w:rPr>
+        <w:t>n_p_t</w:t>
+      </w:r>
+      <w:proofErr w:type="spellEnd"/>
+      <w:r>
+        <w:rPr>
+          <w:rFonts w:ascii="Courier New" w:hAnsi="Courier New" w:cs="Courier New"/>
+          <w:lang w:val="en-GB"/>
+        </w:rPr>
+        <w:t xml:space="preserve"> </w:t>
       </w:r>
       <w:r>
         <w:rPr>
@@ -3439,6 +4840,7 @@
         </w:rPr>
         <w:t>$</w:t>
       </w:r>
+      <w:proofErr w:type="spellStart"/>
       <w:r>
         <w:rPr>
           <w:rFonts w:ascii="Courier New" w:hAnsi="Courier New" w:cs="Courier New"/>
@@ -3446,6 +4848,7 @@
         </w:rPr>
         <w:t>ext</w:t>
       </w:r>
+      <w:proofErr w:type="spellEnd"/>
     </w:p>
     <w:p>
       <w:pPr>
@@ -3488,18 +4891,83 @@
         </w:rPr>
         <w:t>$</w:t>
       </w:r>
-      <w:r>
-        <w:rPr>
-          <w:rFonts w:ascii="Courier New" w:hAnsi="Courier New" w:cs="Courier New"/>
-          <w:lang w:val="en-GB"/>
-        </w:rPr>
-        <w:t xml:space="preserve">sgrid </w:t>
-      </w:r>
-      <w:r>
-        <w:rPr>
-          <w:lang w:val="en-GB"/>
-        </w:rPr>
-        <w:t>is the source grid acronym (bggd, sse7, icos, icoh, nogt, torc or t12e</w:t>
+      <w:proofErr w:type="spellStart"/>
+      <w:r>
+        <w:rPr>
+          <w:rFonts w:ascii="Courier New" w:hAnsi="Courier New" w:cs="Courier New"/>
+          <w:lang w:val="en-GB"/>
+        </w:rPr>
+        <w:t>sgrid</w:t>
+      </w:r>
+      <w:proofErr w:type="spellEnd"/>
+      <w:r>
+        <w:rPr>
+          <w:rFonts w:ascii="Courier New" w:hAnsi="Courier New" w:cs="Courier New"/>
+          <w:lang w:val="en-GB"/>
+        </w:rPr>
+        <w:t xml:space="preserve"> </w:t>
+      </w:r>
+      <w:r>
+        <w:rPr>
+          <w:lang w:val="en-GB"/>
+        </w:rPr>
+        <w:t>is the source grid acronym (</w:t>
+      </w:r>
+      <w:proofErr w:type="spellStart"/>
+      <w:r>
+        <w:rPr>
+          <w:lang w:val="en-GB"/>
+        </w:rPr>
+        <w:t>bggd</w:t>
+      </w:r>
+      <w:proofErr w:type="spellEnd"/>
+      <w:r>
+        <w:rPr>
+          <w:lang w:val="en-GB"/>
+        </w:rPr>
+        <w:t xml:space="preserve">, sse7, </w:t>
+      </w:r>
+      <w:proofErr w:type="spellStart"/>
+      <w:r>
+        <w:rPr>
+          <w:lang w:val="en-GB"/>
+        </w:rPr>
+        <w:t>icos</w:t>
+      </w:r>
+      <w:proofErr w:type="spellEnd"/>
+      <w:r>
+        <w:rPr>
+          <w:lang w:val="en-GB"/>
+        </w:rPr>
+        <w:t xml:space="preserve">, </w:t>
+      </w:r>
+      <w:proofErr w:type="spellStart"/>
+      <w:r>
+        <w:rPr>
+          <w:lang w:val="en-GB"/>
+        </w:rPr>
+        <w:t>icoh</w:t>
+      </w:r>
+      <w:proofErr w:type="spellEnd"/>
+      <w:r>
+        <w:rPr>
+          <w:lang w:val="en-GB"/>
+        </w:rPr>
+        <w:t xml:space="preserve">, </w:t>
+      </w:r>
+      <w:proofErr w:type="spellStart"/>
+      <w:r>
+        <w:rPr>
+          <w:lang w:val="en-GB"/>
+        </w:rPr>
+        <w:t>nogt</w:t>
+      </w:r>
+      <w:proofErr w:type="spellEnd"/>
+      <w:r>
+        <w:rPr>
+          <w:lang w:val="en-GB"/>
+        </w:rPr>
+        <w:t>, torc or t12e</w:t>
       </w:r>
       <w:r>
         <w:rPr>
@@ -3533,15 +5001,23 @@
           <w:rFonts w:ascii="Courier New" w:hAnsi="Courier New" w:cs="Courier New"/>
           <w:lang w:val="en-GB"/>
         </w:rPr>
-        <w:lastRenderedPageBreak/>
         <w:t>$</w:t>
       </w:r>
-      <w:r>
-        <w:rPr>
-          <w:rFonts w:ascii="Courier New" w:hAnsi="Courier New" w:cs="Courier New"/>
-          <w:lang w:val="en-GB"/>
-        </w:rPr>
-        <w:t xml:space="preserve">tgrid </w:t>
+      <w:proofErr w:type="spellStart"/>
+      <w:r>
+        <w:rPr>
+          <w:rFonts w:ascii="Courier New" w:hAnsi="Courier New" w:cs="Courier New"/>
+          <w:lang w:val="en-GB"/>
+        </w:rPr>
+        <w:t>tgrid</w:t>
+      </w:r>
+      <w:proofErr w:type="spellEnd"/>
+      <w:r>
+        <w:rPr>
+          <w:rFonts w:ascii="Courier New" w:hAnsi="Courier New" w:cs="Courier New"/>
+          <w:lang w:val="en-GB"/>
+        </w:rPr>
+        <w:t xml:space="preserve"> </w:t>
       </w:r>
       <w:r>
         <w:rPr>
@@ -3559,7 +5035,63 @@
         <w:rPr>
           <w:lang w:val="en-GB"/>
         </w:rPr>
-        <w:t xml:space="preserve"> grid acronym (bggd, sse7, icos, icoh, nogt, torc or t12e</w:t>
+        <w:t xml:space="preserve"> grid acronym (</w:t>
+      </w:r>
+      <w:proofErr w:type="spellStart"/>
+      <w:r>
+        <w:rPr>
+          <w:lang w:val="en-GB"/>
+        </w:rPr>
+        <w:t>bggd</w:t>
+      </w:r>
+      <w:proofErr w:type="spellEnd"/>
+      <w:r>
+        <w:rPr>
+          <w:lang w:val="en-GB"/>
+        </w:rPr>
+        <w:t xml:space="preserve">, sse7, </w:t>
+      </w:r>
+      <w:proofErr w:type="spellStart"/>
+      <w:r>
+        <w:rPr>
+          <w:lang w:val="en-GB"/>
+        </w:rPr>
+        <w:t>icos</w:t>
+      </w:r>
+      <w:proofErr w:type="spellEnd"/>
+      <w:r>
+        <w:rPr>
+          <w:lang w:val="en-GB"/>
+        </w:rPr>
+        <w:t xml:space="preserve">, </w:t>
+      </w:r>
+      <w:proofErr w:type="spellStart"/>
+      <w:r>
+        <w:rPr>
+          <w:lang w:val="en-GB"/>
+        </w:rPr>
+        <w:t>icoh</w:t>
+      </w:r>
+      <w:proofErr w:type="spellEnd"/>
+      <w:r>
+        <w:rPr>
+          <w:lang w:val="en-GB"/>
+        </w:rPr>
+        <w:t xml:space="preserve">, </w:t>
+      </w:r>
+      <w:proofErr w:type="spellStart"/>
+      <w:r>
+        <w:rPr>
+          <w:lang w:val="en-GB"/>
+        </w:rPr>
+        <w:t>nogt</w:t>
+      </w:r>
+      <w:proofErr w:type="spellEnd"/>
+      <w:r>
+        <w:rPr>
+          <w:lang w:val="en-GB"/>
+        </w:rPr>
+        <w:t>, torc or t12e</w:t>
       </w:r>
       <w:r>
         <w:rPr>
@@ -3606,7 +5138,21 @@
         <w:rPr>
           <w:lang w:val="en-GB"/>
         </w:rPr>
-        <w:t xml:space="preserve">is the regridding </w:t>
+        <w:t xml:space="preserve">is the </w:t>
+      </w:r>
+      <w:proofErr w:type="spellStart"/>
+      <w:r>
+        <w:rPr>
+          <w:lang w:val="en-GB"/>
+        </w:rPr>
+        <w:t>regridding</w:t>
+      </w:r>
+      <w:proofErr w:type="spellEnd"/>
+      <w:r>
+        <w:rPr>
+          <w:lang w:val="en-GB"/>
+        </w:rPr>
+        <w:t xml:space="preserve"> </w:t>
       </w:r>
       <w:r>
         <w:rPr>
@@ -3620,11 +5166,47 @@
         </w:rPr>
         <w:t>(</w:t>
       </w:r>
-      <w:r>
-        <w:rPr>
-          <w:lang w:val="en-GB"/>
-        </w:rPr>
-        <w:t>distwgt, bili, bicu, conserv1st, conserv2nd</w:t>
+      <w:proofErr w:type="spellStart"/>
+      <w:r>
+        <w:rPr>
+          <w:lang w:val="en-GB"/>
+        </w:rPr>
+        <w:t>distwgt</w:t>
+      </w:r>
+      <w:proofErr w:type="spellEnd"/>
+      <w:r>
+        <w:rPr>
+          <w:lang w:val="en-GB"/>
+        </w:rPr>
+        <w:t xml:space="preserve">, </w:t>
+      </w:r>
+      <w:proofErr w:type="spellStart"/>
+      <w:r>
+        <w:rPr>
+          <w:lang w:val="en-GB"/>
+        </w:rPr>
+        <w:t>bili</w:t>
+      </w:r>
+      <w:proofErr w:type="spellEnd"/>
+      <w:r>
+        <w:rPr>
+          <w:lang w:val="en-GB"/>
+        </w:rPr>
+        <w:t xml:space="preserve">, </w:t>
+      </w:r>
+      <w:proofErr w:type="spellStart"/>
+      <w:r>
+        <w:rPr>
+          <w:lang w:val="en-GB"/>
+        </w:rPr>
+        <w:t>bicu</w:t>
+      </w:r>
+      <w:proofErr w:type="spellEnd"/>
+      <w:r>
+        <w:rPr>
+          <w:lang w:val="en-GB"/>
+        </w:rPr>
+        <w:t>, conserv1st, conserv2nd</w:t>
       </w:r>
       <w:r>
         <w:rPr>
@@ -3660,12 +5242,21 @@
         </w:rPr>
         <w:t>$</w:t>
       </w:r>
-      <w:r>
-        <w:rPr>
-          <w:rFonts w:ascii="Courier New" w:hAnsi="Courier New" w:cs="Courier New"/>
-          <w:lang w:val="en-GB"/>
-        </w:rPr>
-        <w:t xml:space="preserve">n_p_t </w:t>
+      <w:proofErr w:type="spellStart"/>
+      <w:r>
+        <w:rPr>
+          <w:rFonts w:ascii="Courier New" w:hAnsi="Courier New" w:cs="Courier New"/>
+          <w:lang w:val="en-GB"/>
+        </w:rPr>
+        <w:t>n_p_t</w:t>
+      </w:r>
+      <w:proofErr w:type="spellEnd"/>
+      <w:r>
+        <w:rPr>
+          <w:rFonts w:ascii="Courier New" w:hAnsi="Courier New" w:cs="Courier New"/>
+          <w:lang w:val="en-GB"/>
+        </w:rPr>
+        <w:t xml:space="preserve"> </w:t>
       </w:r>
       <w:r>
         <w:rPr>
@@ -3776,7 +5367,21 @@
         <w:rPr>
           <w:lang w:val="en-GB"/>
         </w:rPr>
-        <w:t>is the regridding library (SCRP, ESMF or XIOS)</w:t>
+        <w:t xml:space="preserve">is the </w:t>
+      </w:r>
+      <w:proofErr w:type="spellStart"/>
+      <w:r>
+        <w:rPr>
+          <w:lang w:val="en-GB"/>
+        </w:rPr>
+        <w:t>regridding</w:t>
+      </w:r>
+      <w:proofErr w:type="spellEnd"/>
+      <w:r>
+        <w:rPr>
+          <w:lang w:val="en-GB"/>
+        </w:rPr>
+        <w:t xml:space="preserve"> library (SCRP, ESMF or XIOS)</w:t>
       </w:r>
       <w:r>
         <w:rPr>
@@ -3805,6 +5410,7 @@
         </w:rPr>
         <w:t>$</w:t>
       </w:r>
+      <w:proofErr w:type="spellStart"/>
       <w:r>
         <w:rPr>
           <w:rFonts w:ascii="Courier New" w:hAnsi="Courier New" w:cs="Courier New"/>
@@ -3812,6 +5418,7 @@
         </w:rPr>
         <w:t>ext</w:t>
       </w:r>
+      <w:proofErr w:type="spellEnd"/>
       <w:r>
         <w:rPr>
           <w:rFonts w:ascii="Courier New" w:hAnsi="Courier New" w:cs="Courier New"/>
@@ -4088,6 +5695,7 @@
         </w:rPr>
         <w:t xml:space="preserve">If the run is successful, the working directory (defined by variable </w:t>
       </w:r>
+      <w:proofErr w:type="spellStart"/>
       <w:r>
         <w:rPr>
           <w:rFonts w:ascii="Courier New" w:hAnsi="Courier New" w:cs="Courier New"/>
@@ -4095,6 +5703,7 @@
         </w:rPr>
         <w:t>rundir</w:t>
       </w:r>
+      <w:proofErr w:type="spellEnd"/>
       <w:r>
         <w:rPr>
           <w:lang w:val="en-GB"/>
@@ -4112,7 +5721,21 @@
         <w:rPr>
           <w:lang w:val="en-GB"/>
         </w:rPr>
-        <w:t xml:space="preserve">) contains the regridding weights </w:t>
+        <w:t xml:space="preserve">) contains the </w:t>
+      </w:r>
+      <w:proofErr w:type="spellStart"/>
+      <w:r>
+        <w:rPr>
+          <w:lang w:val="en-GB"/>
+        </w:rPr>
+        <w:t>regridding</w:t>
+      </w:r>
+      <w:proofErr w:type="spellEnd"/>
+      <w:r>
+        <w:rPr>
+          <w:lang w:val="en-GB"/>
+        </w:rPr>
+        <w:t xml:space="preserve"> weights </w:t>
       </w:r>
       <w:r>
         <w:rPr>
@@ -4126,12 +5749,21 @@
         </w:rPr>
         <w:t>file starting with “</w:t>
       </w:r>
-      <w:r>
-        <w:rPr>
-          <w:rFonts w:ascii="Courier New" w:hAnsi="Courier New" w:cs="Courier New"/>
-          <w:lang w:val="en-GB"/>
-        </w:rPr>
-        <w:t>rmp_</w:t>
+      <w:proofErr w:type="spellStart"/>
+      <w:r>
+        <w:rPr>
+          <w:rFonts w:ascii="Courier New" w:hAnsi="Courier New" w:cs="Courier New"/>
+          <w:lang w:val="en-GB"/>
+        </w:rPr>
+        <w:t>rmp</w:t>
+      </w:r>
+      <w:proofErr w:type="spellEnd"/>
+      <w:r>
+        <w:rPr>
+          <w:rFonts w:ascii="Courier New" w:hAnsi="Courier New" w:cs="Courier New"/>
+          <w:lang w:val="en-GB"/>
+        </w:rPr>
+        <w:t>_</w:t>
       </w:r>
       <w:r>
         <w:rPr>
@@ -4149,7 +5781,21 @@
         <w:rPr>
           <w:lang w:val="en-GB"/>
         </w:rPr>
-        <w:t>d regridded on the target grid</w:t>
+        <w:t xml:space="preserve">d </w:t>
+      </w:r>
+      <w:proofErr w:type="spellStart"/>
+      <w:r>
+        <w:rPr>
+          <w:lang w:val="en-GB"/>
+        </w:rPr>
+        <w:t>regridded</w:t>
+      </w:r>
+      <w:proofErr w:type="spellEnd"/>
+      <w:r>
+        <w:rPr>
+          <w:lang w:val="en-GB"/>
+        </w:rPr>
+        <w:t xml:space="preserve"> on the target grid</w:t>
       </w:r>
       <w:r>
         <w:rPr>
@@ -4212,7 +5858,21 @@
         <w:rPr>
           <w:lang w:val="en-GB"/>
         </w:rPr>
-        <w:t xml:space="preserve"> also contains the mean, maximum and minimum of the regridding error (see lines with respectively “</w:t>
+        <w:t xml:space="preserve"> also contains the mean, maximum and minimum of the </w:t>
+      </w:r>
+      <w:proofErr w:type="spellStart"/>
+      <w:r>
+        <w:rPr>
+          <w:lang w:val="en-GB"/>
+        </w:rPr>
+        <w:t>regridding</w:t>
+      </w:r>
+      <w:proofErr w:type="spellEnd"/>
+      <w:r>
+        <w:rPr>
+          <w:lang w:val="en-GB"/>
+        </w:rPr>
+        <w:t xml:space="preserve"> error (see lines with respectively “</w:t>
       </w:r>
       <w:r>
         <w:rPr>
@@ -4256,6 +5916,29 @@
     </w:p>
     <w:p>
       <w:pPr>
+        <w:pStyle w:val="ListParagraph"/>
+        <w:numPr>
+          <w:ilvl w:val="1"/>
+          <w:numId w:val="5"/>
+        </w:numPr>
+        <w:snapToGrid w:val="0"/>
+        <w:spacing w:before="240"/>
+        <w:ind w:left="788" w:hanging="431"/>
+        <w:contextualSpacing w:val="0"/>
+        <w:jc w:val="both"/>
+        <w:rPr>
+          <w:lang w:val="en-GB"/>
+        </w:rPr>
+      </w:pPr>
+      <w:r>
+        <w:rPr>
+          <w:lang w:val="en-GB"/>
+        </w:rPr>
+        <w:t>How to chain the tests and verify results</w:t>
+      </w:r>
+    </w:p>
+    <w:p>
+      <w:pPr>
         <w:spacing w:before="120"/>
         <w:jc w:val="both"/>
         <w:rPr>
@@ -4268,18 +5951,66 @@
         </w:rPr>
         <w:t xml:space="preserve">The scripts </w:t>
       </w:r>
-      <w:r>
-        <w:rPr>
-          <w:rFonts w:ascii="Courier New" w:hAnsi="Courier New" w:cs="Courier New"/>
-          <w:lang w:val="en-GB"/>
-        </w:rPr>
-        <w:t>run_tests_SCRP, run_tests_ESMF, run_tests_XIOS</w:t>
-      </w:r>
-      <w:r>
-        <w:rPr>
-          <w:lang w:val="en-GB"/>
-        </w:rPr>
-        <w:t xml:space="preserve"> allow to chain all possible combinations of source grid, target grid and regridding algorithm for each </w:t>
+      <w:proofErr w:type="spellStart"/>
+      <w:r>
+        <w:rPr>
+          <w:rFonts w:ascii="Courier New" w:hAnsi="Courier New" w:cs="Courier New"/>
+          <w:lang w:val="en-GB"/>
+        </w:rPr>
+        <w:t>run_tests_SCRP</w:t>
+      </w:r>
+      <w:proofErr w:type="spellEnd"/>
+      <w:r>
+        <w:rPr>
+          <w:rFonts w:ascii="Courier New" w:hAnsi="Courier New" w:cs="Courier New"/>
+          <w:lang w:val="en-GB"/>
+        </w:rPr>
+        <w:t xml:space="preserve">, </w:t>
+      </w:r>
+      <w:proofErr w:type="spellStart"/>
+      <w:r>
+        <w:rPr>
+          <w:rFonts w:ascii="Courier New" w:hAnsi="Courier New" w:cs="Courier New"/>
+          <w:lang w:val="en-GB"/>
+        </w:rPr>
+        <w:t>run_tests_ESMF</w:t>
+      </w:r>
+      <w:proofErr w:type="spellEnd"/>
+      <w:r>
+        <w:rPr>
+          <w:rFonts w:ascii="Courier New" w:hAnsi="Courier New" w:cs="Courier New"/>
+          <w:lang w:val="en-GB"/>
+        </w:rPr>
+        <w:t xml:space="preserve">, </w:t>
+      </w:r>
+      <w:proofErr w:type="spellStart"/>
+      <w:r>
+        <w:rPr>
+          <w:rFonts w:ascii="Courier New" w:hAnsi="Courier New" w:cs="Courier New"/>
+          <w:lang w:val="en-GB"/>
+        </w:rPr>
+        <w:t>run_tests_XIOS</w:t>
+      </w:r>
+      <w:proofErr w:type="spellEnd"/>
+      <w:r>
+        <w:rPr>
+          <w:lang w:val="en-GB"/>
+        </w:rPr>
+        <w:t xml:space="preserve"> allow to chain all possible combinations of source grid, target grid and </w:t>
+      </w:r>
+      <w:proofErr w:type="spellStart"/>
+      <w:r>
+        <w:rPr>
+          <w:lang w:val="en-GB"/>
+        </w:rPr>
+        <w:t>regridding</w:t>
+      </w:r>
+      <w:proofErr w:type="spellEnd"/>
+      <w:r>
+        <w:rPr>
+          <w:lang w:val="en-GB"/>
+        </w:rPr>
+        <w:t xml:space="preserve"> algorithm for each </w:t>
       </w:r>
       <w:r>
         <w:rPr>
@@ -4304,14 +6035,30 @@
           <w:rFonts w:ascii="Courier New" w:hAnsi="Courier New" w:cs="Courier New"/>
           <w:lang w:val="en-GB"/>
         </w:rPr>
-        <w:t>$n</w:t>
-      </w:r>
-      <w:r>
-        <w:rPr>
-          <w:rFonts w:ascii="Courier New" w:hAnsi="Courier New" w:cs="Courier New"/>
-          <w:lang w:val="en-GB"/>
-        </w:rPr>
-        <w:t xml:space="preserve">_p_t </w:t>
+        <w:t>$</w:t>
+      </w:r>
+      <w:proofErr w:type="spellStart"/>
+      <w:r>
+        <w:rPr>
+          <w:rFonts w:ascii="Courier New" w:hAnsi="Courier New" w:cs="Courier New"/>
+          <w:lang w:val="en-GB"/>
+        </w:rPr>
+        <w:t>n</w:t>
+      </w:r>
+      <w:r>
+        <w:rPr>
+          <w:rFonts w:ascii="Courier New" w:hAnsi="Courier New" w:cs="Courier New"/>
+          <w:lang w:val="en-GB"/>
+        </w:rPr>
+        <w:t>_p_t</w:t>
+      </w:r>
+      <w:proofErr w:type="spellEnd"/>
+      <w:r>
+        <w:rPr>
+          <w:rFonts w:ascii="Courier New" w:hAnsi="Courier New" w:cs="Courier New"/>
+          <w:lang w:val="en-GB"/>
+        </w:rPr>
+        <w:t xml:space="preserve"> </w:t>
       </w:r>
       <w:r>
         <w:rPr>
@@ -4324,7 +6071,15 @@
           <w:rFonts w:ascii="Courier New" w:hAnsi="Courier New" w:cs="Courier New"/>
           <w:lang w:val="en-GB"/>
         </w:rPr>
-        <w:t>$e</w:t>
+        <w:t>$</w:t>
+      </w:r>
+      <w:proofErr w:type="spellStart"/>
+      <w:r>
+        <w:rPr>
+          <w:rFonts w:ascii="Courier New" w:hAnsi="Courier New" w:cs="Courier New"/>
+          <w:lang w:val="en-GB"/>
+        </w:rPr>
+        <w:t>e</w:t>
       </w:r>
       <w:r>
         <w:rPr>
@@ -4333,6 +6088,7 @@
         </w:rPr>
         <w:t>xt</w:t>
       </w:r>
+      <w:proofErr w:type="spellEnd"/>
       <w:r>
         <w:rPr>
           <w:lang w:val="en-GB"/>
@@ -4354,12 +6110,15 @@
           <w:lang w:val="en-GB"/>
         </w:rPr>
       </w:pPr>
+      <w:proofErr w:type="gramStart"/>
       <w:r>
         <w:rPr>
           <w:lang w:val="en-GB"/>
         </w:rPr>
         <w:t>&gt;./</w:t>
       </w:r>
+      <w:proofErr w:type="spellStart"/>
+      <w:proofErr w:type="gramEnd"/>
       <w:r>
         <w:rPr>
           <w:rFonts w:ascii="Courier New" w:hAnsi="Courier New" w:cs="Courier New"/>
@@ -4367,6 +6126,7 @@
         </w:rPr>
         <w:t>run_tests_SCRP</w:t>
       </w:r>
+      <w:proofErr w:type="spellEnd"/>
       <w:r>
         <w:rPr>
           <w:rFonts w:ascii="Courier New" w:hAnsi="Courier New" w:cs="Courier New"/>
@@ -4381,12 +6141,21 @@
         </w:rPr>
         <w:t>$</w:t>
       </w:r>
-      <w:r>
-        <w:rPr>
-          <w:rFonts w:ascii="Courier New" w:hAnsi="Courier New" w:cs="Courier New"/>
-          <w:lang w:val="en-GB"/>
-        </w:rPr>
-        <w:t xml:space="preserve">n_p_t </w:t>
+      <w:proofErr w:type="spellStart"/>
+      <w:r>
+        <w:rPr>
+          <w:rFonts w:ascii="Courier New" w:hAnsi="Courier New" w:cs="Courier New"/>
+          <w:lang w:val="en-GB"/>
+        </w:rPr>
+        <w:t>n_p_t</w:t>
+      </w:r>
+      <w:proofErr w:type="spellEnd"/>
+      <w:r>
+        <w:rPr>
+          <w:rFonts w:ascii="Courier New" w:hAnsi="Courier New" w:cs="Courier New"/>
+          <w:lang w:val="en-GB"/>
+        </w:rPr>
+        <w:t xml:space="preserve"> </w:t>
       </w:r>
       <w:r>
         <w:rPr>
@@ -4395,6 +6164,7 @@
         </w:rPr>
         <w:t>$</w:t>
       </w:r>
+      <w:proofErr w:type="spellStart"/>
       <w:r>
         <w:rPr>
           <w:rFonts w:ascii="Courier New" w:hAnsi="Courier New" w:cs="Courier New"/>
@@ -4402,6 +6172,7 @@
         </w:rPr>
         <w:t>ext</w:t>
       </w:r>
+      <w:proofErr w:type="spellEnd"/>
       <w:r>
         <w:rPr>
           <w:lang w:val="en-GB"/>
@@ -4422,26 +6193,69 @@
         <w:rPr>
           <w:lang w:val="en-GB"/>
         </w:rPr>
-        <w:t xml:space="preserve">The </w:t>
-      </w:r>
-      <w:r>
-        <w:rPr>
-          <w:lang w:val="en-GB"/>
-        </w:rPr>
-        <w:t>result for</w:t>
-      </w:r>
-      <w:r>
-        <w:rPr>
-          <w:lang w:val="en-GB"/>
-        </w:rPr>
-        <w:t xml:space="preserve"> the regridding mean error for these combinations are listed in </w:t>
-      </w:r>
-      <w:r>
-        <w:rPr>
-          <w:rFonts w:ascii="Courier New" w:hAnsi="Courier New" w:cs="Courier New"/>
-          <w:lang w:val="en-GB"/>
-        </w:rPr>
-        <w:t xml:space="preserve">resu_SCRP.txt_OK, resu_ESMF.txt_OK </w:t>
+        <w:t xml:space="preserve">Baseline results </w:t>
+      </w:r>
+      <w:r>
+        <w:rPr>
+          <w:lang w:val="en-GB"/>
+        </w:rPr>
+        <w:t xml:space="preserve">of the </w:t>
+      </w:r>
+      <w:r>
+        <w:rPr>
+          <w:lang w:val="en-GB"/>
+        </w:rPr>
+        <w:t xml:space="preserve">expected mean error </w:t>
+      </w:r>
+      <w:r>
+        <w:rPr>
+          <w:lang w:val="en-GB"/>
+        </w:rPr>
+        <w:t xml:space="preserve">for these combinations </w:t>
+      </w:r>
+      <w:r>
+        <w:rPr>
+          <w:lang w:val="en-GB"/>
+        </w:rPr>
+        <w:t>are provided in the files</w:t>
+      </w:r>
+      <w:r>
+        <w:rPr>
+          <w:lang w:val="en-GB"/>
+        </w:rPr>
+        <w:t xml:space="preserve"> </w:t>
+      </w:r>
+      <w:proofErr w:type="spellStart"/>
+      <w:r>
+        <w:rPr>
+          <w:rFonts w:ascii="Courier New" w:hAnsi="Courier New" w:cs="Courier New"/>
+          <w:lang w:val="en-GB"/>
+        </w:rPr>
+        <w:t>resu_SCRP.txt_OK</w:t>
+      </w:r>
+      <w:proofErr w:type="spellEnd"/>
+      <w:r>
+        <w:rPr>
+          <w:rFonts w:ascii="Courier New" w:hAnsi="Courier New" w:cs="Courier New"/>
+          <w:lang w:val="en-GB"/>
+        </w:rPr>
+        <w:t xml:space="preserve">, </w:t>
+      </w:r>
+      <w:proofErr w:type="spellStart"/>
+      <w:r>
+        <w:rPr>
+          <w:rFonts w:ascii="Courier New" w:hAnsi="Courier New" w:cs="Courier New"/>
+          <w:lang w:val="en-GB"/>
+        </w:rPr>
+        <w:t>resu_ESMF.txt_OK</w:t>
+      </w:r>
+      <w:proofErr w:type="spellEnd"/>
+      <w:r>
+        <w:rPr>
+          <w:rFonts w:ascii="Courier New" w:hAnsi="Courier New" w:cs="Courier New"/>
+          <w:lang w:val="en-GB"/>
+        </w:rPr>
+        <w:t xml:space="preserve"> </w:t>
       </w:r>
       <w:r>
         <w:rPr>
@@ -4454,14 +6268,41 @@
           <w:rFonts w:ascii="Courier New" w:hAnsi="Courier New" w:cs="Courier New"/>
           <w:lang w:val="en-GB"/>
         </w:rPr>
-        <w:t xml:space="preserve"> resu_XIOS.txt_OK</w:t>
-      </w:r>
-      <w:r>
-        <w:rPr>
-          <w:rFonts w:ascii="Courier New" w:hAnsi="Courier New" w:cs="Courier New"/>
-          <w:lang w:val="en-GB"/>
-        </w:rPr>
-        <w:t xml:space="preserve">. </w:t>
+        <w:t xml:space="preserve"> </w:t>
+      </w:r>
+      <w:proofErr w:type="spellStart"/>
+      <w:r>
+        <w:rPr>
+          <w:rFonts w:ascii="Courier New" w:hAnsi="Courier New" w:cs="Courier New"/>
+          <w:lang w:val="en-GB"/>
+        </w:rPr>
+        <w:t>resu_XIOS.txt_OK</w:t>
+      </w:r>
+      <w:proofErr w:type="spellEnd"/>
+      <w:r>
+        <w:rPr>
+          <w:lang w:val="en-GB"/>
+        </w:rPr>
+        <w:t xml:space="preserve"> </w:t>
+      </w:r>
+      <w:r>
+        <w:rPr>
+          <w:lang w:val="en-GB"/>
+        </w:rPr>
+        <w:t>for comparison</w:t>
+      </w:r>
+      <w:r>
+        <w:rPr>
+          <w:lang w:val="en-GB"/>
+        </w:rPr>
+        <w:t>.</w:t>
+      </w:r>
+      <w:r>
+        <w:rPr>
+          <w:rFonts w:ascii="Courier New" w:hAnsi="Courier New" w:cs="Courier New"/>
+          <w:lang w:val="en-GB"/>
+        </w:rPr>
+        <w:t xml:space="preserve"> </w:t>
       </w:r>
       <w:r>
         <w:rPr>
@@ -4542,6 +6383,7 @@
         </w:rPr>
         <w:t xml:space="preserve"> of </w:t>
       </w:r>
+      <w:proofErr w:type="spellStart"/>
       <w:r>
         <w:rPr>
           <w:rFonts w:ascii="Courier New" w:hAnsi="Courier New" w:cs="Courier New"/>
@@ -4549,6 +6391,7 @@
         </w:rPr>
         <w:t>n_p_t</w:t>
       </w:r>
+      <w:proofErr w:type="spellEnd"/>
       <w:r>
         <w:rPr>
           <w:rFonts w:ascii="Courier New" w:hAnsi="Courier New" w:cs="Courier New"/>
@@ -4585,12 +6428,30 @@
           <w:lang w:val="en-GB"/>
         </w:rPr>
       </w:pPr>
-      <w:r>
-        <w:rPr>
-          <w:rFonts w:ascii="Courier New" w:hAnsi="Courier New" w:cs="Courier New"/>
-          <w:lang w:val="en-GB"/>
-        </w:rPr>
-        <w:t xml:space="preserve">&gt;./run_verif </w:t>
+      <w:proofErr w:type="gramStart"/>
+      <w:r>
+        <w:rPr>
+          <w:rFonts w:ascii="Courier New" w:hAnsi="Courier New" w:cs="Courier New"/>
+          <w:lang w:val="en-GB"/>
+        </w:rPr>
+        <w:t>&gt;./</w:t>
+      </w:r>
+      <w:proofErr w:type="spellStart"/>
+      <w:proofErr w:type="gramEnd"/>
+      <w:r>
+        <w:rPr>
+          <w:rFonts w:ascii="Courier New" w:hAnsi="Courier New" w:cs="Courier New"/>
+          <w:lang w:val="en-GB"/>
+        </w:rPr>
+        <w:t>run_verif</w:t>
+      </w:r>
+      <w:proofErr w:type="spellEnd"/>
+      <w:r>
+        <w:rPr>
+          <w:rFonts w:ascii="Courier New" w:hAnsi="Courier New" w:cs="Courier New"/>
+          <w:lang w:val="en-GB"/>
+        </w:rPr>
+        <w:t xml:space="preserve"> </w:t>
       </w:r>
       <w:r>
         <w:rPr>
@@ -4599,12 +6460,21 @@
         </w:rPr>
         <w:t>$</w:t>
       </w:r>
-      <w:r>
-        <w:rPr>
-          <w:rFonts w:ascii="Courier New" w:hAnsi="Courier New" w:cs="Courier New"/>
-          <w:lang w:val="en-GB"/>
-        </w:rPr>
-        <w:t xml:space="preserve">n_p_t </w:t>
+      <w:proofErr w:type="spellStart"/>
+      <w:r>
+        <w:rPr>
+          <w:rFonts w:ascii="Courier New" w:hAnsi="Courier New" w:cs="Courier New"/>
+          <w:lang w:val="en-GB"/>
+        </w:rPr>
+        <w:t>n_p_t</w:t>
+      </w:r>
+      <w:proofErr w:type="spellEnd"/>
+      <w:r>
+        <w:rPr>
+          <w:rFonts w:ascii="Courier New" w:hAnsi="Courier New" w:cs="Courier New"/>
+          <w:lang w:val="en-GB"/>
+        </w:rPr>
+        <w:t xml:space="preserve"> </w:t>
       </w:r>
       <w:r>
         <w:rPr>
@@ -4627,6 +6497,7 @@
         </w:rPr>
         <w:t>$</w:t>
       </w:r>
+      <w:proofErr w:type="spellStart"/>
       <w:r>
         <w:rPr>
           <w:rFonts w:ascii="Courier New" w:hAnsi="Courier New" w:cs="Courier New"/>
@@ -4634,12 +6505,36 @@
         </w:rPr>
         <w:t>ext</w:t>
       </w:r>
+      <w:proofErr w:type="spellEnd"/>
       <w:r>
         <w:rPr>
           <w:rFonts w:ascii="Courier New" w:hAnsi="Courier New" w:cs="Courier New"/>
           <w:lang w:val="en-GB"/>
         </w:rPr>
         <w:t xml:space="preserve"> </w:t>
+      </w:r>
+    </w:p>
+    <w:p>
+      <w:pPr>
+        <w:pStyle w:val="ListParagraph"/>
+        <w:numPr>
+          <w:ilvl w:val="1"/>
+          <w:numId w:val="5"/>
+        </w:numPr>
+        <w:snapToGrid w:val="0"/>
+        <w:spacing w:before="240"/>
+        <w:ind w:left="788" w:hanging="431"/>
+        <w:contextualSpacing w:val="0"/>
+        <w:jc w:val="both"/>
+        <w:rPr>
+          <w:lang w:val="en-GB"/>
+        </w:rPr>
+      </w:pPr>
+      <w:r>
+        <w:rPr>
+          <w:lang w:val="en-GB"/>
+        </w:rPr>
+        <w:t>How to extract the time needed for weight calculation</w:t>
       </w:r>
     </w:p>
     <w:p>
@@ -4699,7 +6594,23 @@
           <w:rFonts w:ascii="Courier New" w:hAnsi="Courier New" w:cs="Courier New"/>
           <w:lang w:val="en-GB"/>
         </w:rPr>
-        <w:t xml:space="preserve">Elapsed time for timer remap_conserv overall" </w:t>
+        <w:t xml:space="preserve">Elapsed time for timer </w:t>
+      </w:r>
+      <w:proofErr w:type="spellStart"/>
+      <w:r>
+        <w:rPr>
+          <w:rFonts w:ascii="Courier New" w:hAnsi="Courier New" w:cs="Courier New"/>
+          <w:lang w:val="en-GB"/>
+        </w:rPr>
+        <w:t>remap_conserv</w:t>
+      </w:r>
+      <w:proofErr w:type="spellEnd"/>
+      <w:r>
+        <w:rPr>
+          <w:rFonts w:ascii="Courier New" w:hAnsi="Courier New" w:cs="Courier New"/>
+          <w:lang w:val="en-GB"/>
+        </w:rPr>
+        <w:t xml:space="preserve"> overall" </w:t>
       </w:r>
       <w:r>
         <w:rPr>
@@ -4712,7 +6623,23 @@
           <w:rFonts w:ascii="Courier New" w:hAnsi="Courier New" w:cs="Courier New"/>
           <w:lang w:val="en-GB"/>
         </w:rPr>
-        <w:t xml:space="preserve"> debug.root.01</w:t>
+        <w:t xml:space="preserve"> </w:t>
+      </w:r>
+      <w:proofErr w:type="gramStart"/>
+      <w:r>
+        <w:rPr>
+          <w:rFonts w:ascii="Courier New" w:hAnsi="Courier New" w:cs="Courier New"/>
+          <w:lang w:val="en-GB"/>
+        </w:rPr>
+        <w:t>debug.root</w:t>
+      </w:r>
+      <w:proofErr w:type="gramEnd"/>
+      <w:r>
+        <w:rPr>
+          <w:rFonts w:ascii="Courier New" w:hAnsi="Courier New" w:cs="Courier New"/>
+          <w:lang w:val="en-GB"/>
+        </w:rPr>
+        <w:t>.01</w:t>
       </w:r>
       <w:r>
         <w:rPr>
@@ -4739,6 +6666,7 @@
         <w:rPr>
           <w:lang w:val="en-US"/>
         </w:rPr>
+        <w:lastRenderedPageBreak/>
         <w:t xml:space="preserve">For XIOS, </w:t>
       </w:r>
       <w:r>
@@ -4753,12 +6681,21 @@
         </w:rPr>
         <w:t xml:space="preserve"> the value of </w:t>
       </w:r>
-      <w:r>
-        <w:rPr>
-          <w:rFonts w:ascii="Courier New" w:hAnsi="Courier New" w:cs="Courier New"/>
-          <w:lang w:val="en-GB"/>
-        </w:rPr>
-        <w:t xml:space="preserve">computeIndexSourceMapping </w:t>
+      <w:proofErr w:type="spellStart"/>
+      <w:r>
+        <w:rPr>
+          <w:rFonts w:ascii="Courier New" w:hAnsi="Courier New" w:cs="Courier New"/>
+          <w:lang w:val="en-GB"/>
+        </w:rPr>
+        <w:t>computeIndexSourceMapping</w:t>
+      </w:r>
+      <w:proofErr w:type="spellEnd"/>
+      <w:r>
+        <w:rPr>
+          <w:rFonts w:ascii="Courier New" w:hAnsi="Courier New" w:cs="Courier New"/>
+          <w:lang w:val="en-GB"/>
+        </w:rPr>
+        <w:t xml:space="preserve"> </w:t>
       </w:r>
       <w:r>
         <w:rPr>
@@ -4771,7 +6708,23 @@
           <w:rFonts w:ascii="Courier New" w:hAnsi="Courier New" w:cs="Courier New"/>
           <w:lang w:val="en-GB"/>
         </w:rPr>
-        <w:t xml:space="preserve"> xios_client_*.out </w:t>
+        <w:t xml:space="preserve"> </w:t>
+      </w:r>
+      <w:proofErr w:type="spellStart"/>
+      <w:r>
+        <w:rPr>
+          <w:rFonts w:ascii="Courier New" w:hAnsi="Courier New" w:cs="Courier New"/>
+          <w:lang w:val="en-GB"/>
+        </w:rPr>
+        <w:t>xios_client</w:t>
+      </w:r>
+      <w:proofErr w:type="spellEnd"/>
+      <w:r>
+        <w:rPr>
+          <w:rFonts w:ascii="Courier New" w:hAnsi="Courier New" w:cs="Courier New"/>
+          <w:lang w:val="en-GB"/>
+        </w:rPr>
+        <w:t xml:space="preserve">_*.out </w:t>
       </w:r>
       <w:r>
         <w:rPr>
@@ -4821,7 +6774,21 @@
         <w:rPr>
           <w:lang w:val="en-US"/>
         </w:rPr>
-        <w:t xml:space="preserve">to the NetCDF file.  </w:t>
+        <w:t xml:space="preserve">to the </w:t>
+      </w:r>
+      <w:proofErr w:type="spellStart"/>
+      <w:r>
+        <w:rPr>
+          <w:lang w:val="en-US"/>
+        </w:rPr>
+        <w:t>NetCDF</w:t>
+      </w:r>
+      <w:proofErr w:type="spellEnd"/>
+      <w:r>
+        <w:rPr>
+          <w:lang w:val="en-US"/>
+        </w:rPr>
+        <w:t xml:space="preserve"> file.  </w:t>
       </w:r>
     </w:p>
     <w:p>
@@ -4949,6 +6916,7 @@
         </w:rPr>
         <w:t xml:space="preserve">Generation of the </w:t>
       </w:r>
+      <w:proofErr w:type="spellStart"/>
       <w:r>
         <w:rPr>
           <w:rFonts w:ascii="Courier New" w:hAnsi="Courier New" w:cs="Courier New"/>
@@ -4956,6 +6924,7 @@
         </w:rPr>
         <w:t>namcouple</w:t>
       </w:r>
+      <w:proofErr w:type="spellEnd"/>
       <w:r>
         <w:rPr>
           <w:lang w:val="en-GB"/>
@@ -4990,6 +6959,7 @@
         </w:rPr>
         <w:t xml:space="preserve"> creates the OASIS3-MCT configuration file, </w:t>
       </w:r>
+      <w:proofErr w:type="spellStart"/>
       <w:r>
         <w:rPr>
           <w:rFonts w:ascii="Courier New" w:hAnsi="Courier New" w:cs="Courier New"/>
@@ -4997,6 +6967,7 @@
         </w:rPr>
         <w:t>namcouple</w:t>
       </w:r>
+      <w:proofErr w:type="spellEnd"/>
       <w:r>
         <w:rPr>
           <w:lang w:val="en-GB"/>
@@ -5026,7 +6997,21 @@
         <w:rPr>
           <w:lang w:val="en-GB"/>
         </w:rPr>
-        <w:t xml:space="preserve">according to the source and target grids and regridding chosen. For ESMF and XIOS, the weights </w:t>
+        <w:t xml:space="preserve">according to the source and target grids and </w:t>
+      </w:r>
+      <w:proofErr w:type="spellStart"/>
+      <w:r>
+        <w:rPr>
+          <w:lang w:val="en-GB"/>
+        </w:rPr>
+        <w:t>regridding</w:t>
+      </w:r>
+      <w:proofErr w:type="spellEnd"/>
+      <w:r>
+        <w:rPr>
+          <w:lang w:val="en-GB"/>
+        </w:rPr>
+        <w:t xml:space="preserve"> chosen. For ESMF and XIOS, the weights </w:t>
       </w:r>
       <w:r>
         <w:rPr>
@@ -5096,11 +7081,19 @@
         </w:rPr>
         <w:t xml:space="preserve">or SCRP, the </w:t>
       </w:r>
-      <w:r>
-        <w:rPr>
-          <w:lang w:val="en-GB"/>
-        </w:rPr>
-        <w:t xml:space="preserve">regridding </w:t>
+      <w:proofErr w:type="spellStart"/>
+      <w:r>
+        <w:rPr>
+          <w:lang w:val="en-GB"/>
+        </w:rPr>
+        <w:t>regridding</w:t>
+      </w:r>
+      <w:proofErr w:type="spellEnd"/>
+      <w:r>
+        <w:rPr>
+          <w:lang w:val="en-GB"/>
+        </w:rPr>
+        <w:t xml:space="preserve"> </w:t>
       </w:r>
       <w:r>
         <w:rPr>
@@ -5163,6 +7156,7 @@
         </w:rPr>
         <w:t xml:space="preserve">execution and the </w:t>
       </w:r>
+      <w:proofErr w:type="spellStart"/>
       <w:r>
         <w:rPr>
           <w:rFonts w:ascii="Courier New" w:hAnsi="Courier New" w:cs="Courier New"/>
@@ -5170,6 +7164,7 @@
         </w:rPr>
         <w:t>namcouple</w:t>
       </w:r>
+      <w:proofErr w:type="spellEnd"/>
       <w:r>
         <w:rPr>
           <w:lang w:val="en-GB"/>
@@ -5192,7 +7187,21 @@
         <w:rPr>
           <w:lang w:val="en-GB"/>
         </w:rPr>
-        <w:t xml:space="preserve">configure the regridding </w:t>
+        <w:t xml:space="preserve">configure the </w:t>
+      </w:r>
+      <w:proofErr w:type="spellStart"/>
+      <w:r>
+        <w:rPr>
+          <w:lang w:val="en-GB"/>
+        </w:rPr>
+        <w:t>regridding</w:t>
+      </w:r>
+      <w:proofErr w:type="spellEnd"/>
+      <w:r>
+        <w:rPr>
+          <w:lang w:val="en-GB"/>
+        </w:rPr>
+        <w:t xml:space="preserve"> </w:t>
       </w:r>
       <w:r>
         <w:rPr>
@@ -5212,11 +7221,19 @@
         </w:rPr>
         <w:t xml:space="preserve">(see </w:t>
       </w:r>
-      <w:r>
-        <w:rPr>
-          <w:lang w:val="en-GB"/>
-        </w:rPr>
-        <w:t xml:space="preserve">regridding options in </w:t>
+      <w:proofErr w:type="spellStart"/>
+      <w:r>
+        <w:rPr>
+          <w:lang w:val="en-GB"/>
+        </w:rPr>
+        <w:t>regridding</w:t>
+      </w:r>
+      <w:proofErr w:type="spellEnd"/>
+      <w:r>
+        <w:rPr>
+          <w:lang w:val="en-GB"/>
+        </w:rPr>
+        <w:t xml:space="preserve"> options in </w:t>
       </w:r>
       <w:r>
         <w:rPr>
@@ -5396,7 +7413,21 @@
         <w:rPr>
           <w:lang w:val="en-GB"/>
         </w:rPr>
-        <w:t xml:space="preserve">(here either torc or nogt) </w:t>
+        <w:t xml:space="preserve">(here either torc or </w:t>
+      </w:r>
+      <w:proofErr w:type="spellStart"/>
+      <w:r>
+        <w:rPr>
+          <w:lang w:val="en-GB"/>
+        </w:rPr>
+        <w:t>nogt</w:t>
+      </w:r>
+      <w:proofErr w:type="spellEnd"/>
+      <w:r>
+        <w:rPr>
+          <w:lang w:val="en-GB"/>
+        </w:rPr>
+        <w:t xml:space="preserve">) </w:t>
       </w:r>
       <w:r>
         <w:rPr>
@@ -5414,7 +7445,21 @@
         <w:rPr>
           <w:lang w:val="en-GB"/>
         </w:rPr>
-        <w:t xml:space="preserve"> the regridding library</w:t>
+        <w:t xml:space="preserve"> the </w:t>
+      </w:r>
+      <w:proofErr w:type="spellStart"/>
+      <w:r>
+        <w:rPr>
+          <w:lang w:val="en-GB"/>
+        </w:rPr>
+        <w:t>regridding</w:t>
+      </w:r>
+      <w:proofErr w:type="spellEnd"/>
+      <w:r>
+        <w:rPr>
+          <w:lang w:val="en-GB"/>
+        </w:rPr>
+        <w:t xml:space="preserve"> library</w:t>
       </w:r>
       <w:r>
         <w:rPr>
@@ -5452,7 +7497,23 @@
           <w:rFonts w:ascii="Courier New" w:hAnsi="Courier New" w:cs="Courier New"/>
           <w:lang w:val="en-GB"/>
         </w:rPr>
-        <w:t>OASIS/xxxx_masks/masks_yyyy_xxxx.nc</w:t>
+        <w:t>OASIS/</w:t>
+      </w:r>
+      <w:proofErr w:type="spellStart"/>
+      <w:r>
+        <w:rPr>
+          <w:rFonts w:ascii="Courier New" w:hAnsi="Courier New" w:cs="Courier New"/>
+          <w:lang w:val="en-GB"/>
+        </w:rPr>
+        <w:t>xxxx_masks</w:t>
+      </w:r>
+      <w:proofErr w:type="spellEnd"/>
+      <w:r>
+        <w:rPr>
+          <w:rFonts w:ascii="Courier New" w:hAnsi="Courier New" w:cs="Courier New"/>
+          <w:lang w:val="en-GB"/>
+        </w:rPr>
+        <w:t>/masks_yyyy_xxxx.nc</w:t>
       </w:r>
       <w:r>
         <w:rPr>
@@ -5460,6 +7521,7 @@
         </w:rPr>
         <w:t xml:space="preserve">, where </w:t>
       </w:r>
+      <w:proofErr w:type="spellStart"/>
       <w:r>
         <w:rPr>
           <w:rFonts w:ascii="Courier New" w:hAnsi="Courier New" w:cs="Courier New"/>
@@ -5467,12 +7529,28 @@
         </w:rPr>
         <w:t>xxxx</w:t>
       </w:r>
-      <w:r>
-        <w:rPr>
-          <w:lang w:val="en-GB"/>
-        </w:rPr>
-        <w:t xml:space="preserve"> is the regridding library (SCRP, ESMF or XIOS) and </w:t>
-      </w:r>
+      <w:proofErr w:type="spellEnd"/>
+      <w:r>
+        <w:rPr>
+          <w:lang w:val="en-GB"/>
+        </w:rPr>
+        <w:t xml:space="preserve"> is the </w:t>
+      </w:r>
+      <w:proofErr w:type="spellStart"/>
+      <w:r>
+        <w:rPr>
+          <w:lang w:val="en-GB"/>
+        </w:rPr>
+        <w:t>regridding</w:t>
+      </w:r>
+      <w:proofErr w:type="spellEnd"/>
+      <w:r>
+        <w:rPr>
+          <w:lang w:val="en-GB"/>
+        </w:rPr>
+        <w:t xml:space="preserve"> library (SCRP, ESMF or XIOS) and </w:t>
+      </w:r>
+      <w:proofErr w:type="spellStart"/>
       <w:r>
         <w:rPr>
           <w:rFonts w:ascii="Courier New" w:hAnsi="Courier New" w:cs="Courier New"/>
@@ -5480,11 +7558,26 @@
         </w:rPr>
         <w:t>yyyy</w:t>
       </w:r>
-      <w:r>
-        <w:rPr>
-          <w:lang w:val="en-GB"/>
-        </w:rPr>
-        <w:t xml:space="preserve"> is the ocean grid acronym (torc or nogt). The appropriate mask file </w:t>
+      <w:proofErr w:type="spellEnd"/>
+      <w:r>
+        <w:rPr>
+          <w:lang w:val="en-GB"/>
+        </w:rPr>
+        <w:t xml:space="preserve"> is the ocean grid acronym (torc or </w:t>
+      </w:r>
+      <w:proofErr w:type="spellStart"/>
+      <w:r>
+        <w:rPr>
+          <w:lang w:val="en-GB"/>
+        </w:rPr>
+        <w:t>nogt</w:t>
+      </w:r>
+      <w:proofErr w:type="spellEnd"/>
+      <w:r>
+        <w:rPr>
+          <w:lang w:val="en-GB"/>
+        </w:rPr>
+        <w:t xml:space="preserve">). The appropriate mask file </w:t>
       </w:r>
       <w:r>
         <w:rPr>
@@ -5631,6 +7724,7 @@
         </w:rPr>
         <w:t xml:space="preserve"> </w:t>
       </w:r>
+      <w:proofErr w:type="spellStart"/>
       <w:r>
         <w:rPr>
           <w:rFonts w:ascii="Courier New" w:hAnsi="Courier New" w:cs="Courier New"/>
@@ -5638,6 +7732,7 @@
         </w:rPr>
         <w:t>OasisGridsToESMF</w:t>
       </w:r>
+      <w:proofErr w:type="spellEnd"/>
       <w:r>
         <w:rPr>
           <w:lang w:val="en-US"/>
@@ -5962,7 +8057,21 @@
         <w:rPr>
           <w:lang w:val="en-GB"/>
         </w:rPr>
-        <w:t>Job generation adapted to the regridding libraries</w:t>
+        <w:t xml:space="preserve">Job generation adapted to the </w:t>
+      </w:r>
+      <w:proofErr w:type="spellStart"/>
+      <w:r>
+        <w:rPr>
+          <w:lang w:val="en-GB"/>
+        </w:rPr>
+        <w:t>regridding</w:t>
+      </w:r>
+      <w:proofErr w:type="spellEnd"/>
+      <w:r>
+        <w:rPr>
+          <w:lang w:val="en-GB"/>
+        </w:rPr>
+        <w:t xml:space="preserve"> libraries</w:t>
       </w:r>
     </w:p>
     <w:p>
@@ -6070,6 +8179,7 @@
         </w:rPr>
         <w:t>(“</w:t>
       </w:r>
+      <w:proofErr w:type="spellStart"/>
       <w:r>
         <w:rPr>
           <w:rFonts w:ascii="Courier New" w:hAnsi="Courier New" w:cs="Courier New"/>
@@ -6077,6 +8187,7 @@
         </w:rPr>
         <w:t>kraken_intel_impi_openm</w:t>
       </w:r>
+      <w:proofErr w:type="spellEnd"/>
       <w:r>
         <w:rPr>
           <w:color w:val="000000" w:themeColor="text1"/>
@@ -6096,15 +8207,48 @@
           <w:color w:val="000000" w:themeColor="text1"/>
           <w:lang w:val="en-US" w:eastAsia="fr-FR"/>
         </w:rPr>
-        <w:t xml:space="preserve">and Météo-France supercomputer belenos </w:t>
-      </w:r>
+        <w:t xml:space="preserve">and </w:t>
+      </w:r>
+      <w:proofErr w:type="spellStart"/>
       <w:r>
         <w:rPr>
           <w:color w:val="000000" w:themeColor="text1"/>
           <w:lang w:val="en-US" w:eastAsia="fr-FR"/>
         </w:rPr>
+        <w:t>Météo</w:t>
+      </w:r>
+      <w:proofErr w:type="spellEnd"/>
+      <w:r>
+        <w:rPr>
+          <w:color w:val="000000" w:themeColor="text1"/>
+          <w:lang w:val="en-US" w:eastAsia="fr-FR"/>
+        </w:rPr>
+        <w:t xml:space="preserve">-France supercomputer </w:t>
+      </w:r>
+      <w:proofErr w:type="spellStart"/>
+      <w:r>
+        <w:rPr>
+          <w:color w:val="000000" w:themeColor="text1"/>
+          <w:lang w:val="en-US" w:eastAsia="fr-FR"/>
+        </w:rPr>
+        <w:t>belenos</w:t>
+      </w:r>
+      <w:proofErr w:type="spellEnd"/>
+      <w:r>
+        <w:rPr>
+          <w:color w:val="000000" w:themeColor="text1"/>
+          <w:lang w:val="en-US" w:eastAsia="fr-FR"/>
+        </w:rPr>
+        <w:t xml:space="preserve"> </w:t>
+      </w:r>
+      <w:r>
+        <w:rPr>
+          <w:color w:val="000000" w:themeColor="text1"/>
+          <w:lang w:val="en-US" w:eastAsia="fr-FR"/>
+        </w:rPr>
         <w:t>(“</w:t>
       </w:r>
+      <w:proofErr w:type="spellStart"/>
       <w:r>
         <w:rPr>
           <w:rFonts w:ascii="Courier New" w:hAnsi="Courier New" w:cs="Courier New"/>
@@ -6112,6 +8256,7 @@
         </w:rPr>
         <w:t>belenos</w:t>
       </w:r>
+      <w:proofErr w:type="spellEnd"/>
       <w:r>
         <w:rPr>
           <w:color w:val="000000" w:themeColor="text1"/>
@@ -6198,7 +8343,23 @@
           <w:color w:val="000000" w:themeColor="text1"/>
           <w:lang w:val="en-US" w:eastAsia="fr-FR"/>
         </w:rPr>
-        <w:t>, which performs both the regridding weight and error calculation.</w:t>
+        <w:t xml:space="preserve">, which performs both the </w:t>
+      </w:r>
+      <w:proofErr w:type="spellStart"/>
+      <w:r>
+        <w:rPr>
+          <w:color w:val="000000" w:themeColor="text1"/>
+          <w:lang w:val="en-US" w:eastAsia="fr-FR"/>
+        </w:rPr>
+        <w:t>regridding</w:t>
+      </w:r>
+      <w:proofErr w:type="spellEnd"/>
+      <w:r>
+        <w:rPr>
+          <w:color w:val="000000" w:themeColor="text1"/>
+          <w:lang w:val="en-US" w:eastAsia="fr-FR"/>
+        </w:rPr>
+        <w:t xml:space="preserve"> weight and error calculation.</w:t>
       </w:r>
     </w:p>
     <w:p>
@@ -6265,6 +8426,7 @@
         </w:rPr>
         <w:t xml:space="preserve"> </w:t>
       </w:r>
+      <w:proofErr w:type="spellStart"/>
       <w:r>
         <w:rPr>
           <w:rFonts w:ascii="Courier New" w:hAnsi="Courier New" w:cs="Courier New"/>
@@ -6272,6 +8434,7 @@
         </w:rPr>
         <w:t>OasisGridsToESMF</w:t>
       </w:r>
+      <w:proofErr w:type="spellEnd"/>
       <w:r>
         <w:rPr>
           <w:lang w:val="en-US"/>
@@ -6320,6 +8483,7 @@
         </w:rPr>
         <w:t xml:space="preserve"> </w:t>
       </w:r>
+      <w:proofErr w:type="spellStart"/>
       <w:r>
         <w:rPr>
           <w:rFonts w:ascii="Courier New" w:hAnsi="Courier New" w:cs="Courier New"/>
@@ -6327,20 +8491,46 @@
         </w:rPr>
         <w:t>ESMF_RegridWeightGen</w:t>
       </w:r>
+      <w:proofErr w:type="spellEnd"/>
       <w:r>
         <w:rPr>
           <w:color w:val="000000" w:themeColor="text1"/>
           <w:lang w:val="en-US" w:eastAsia="fr-FR"/>
         </w:rPr>
-        <w:t xml:space="preserve"> which performs the regridding weight calculation. The options used for the different regridding</w:t>
-      </w:r>
+        <w:t xml:space="preserve"> which performs the </w:t>
+      </w:r>
+      <w:proofErr w:type="spellStart"/>
       <w:r>
         <w:rPr>
           <w:color w:val="000000" w:themeColor="text1"/>
           <w:lang w:val="en-US" w:eastAsia="fr-FR"/>
         </w:rPr>
+        <w:t>regridding</w:t>
+      </w:r>
+      <w:proofErr w:type="spellEnd"/>
+      <w:r>
+        <w:rPr>
+          <w:color w:val="000000" w:themeColor="text1"/>
+          <w:lang w:val="en-US" w:eastAsia="fr-FR"/>
+        </w:rPr>
+        <w:t xml:space="preserve"> weight calculation. The options used for the different </w:t>
+      </w:r>
+      <w:proofErr w:type="spellStart"/>
+      <w:r>
+        <w:rPr>
+          <w:color w:val="000000" w:themeColor="text1"/>
+          <w:lang w:val="en-US" w:eastAsia="fr-FR"/>
+        </w:rPr>
+        <w:t>regridding</w:t>
+      </w:r>
+      <w:r>
+        <w:rPr>
+          <w:color w:val="000000" w:themeColor="text1"/>
+          <w:lang w:val="en-US" w:eastAsia="fr-FR"/>
+        </w:rPr>
         <w:t>s</w:t>
       </w:r>
+      <w:proofErr w:type="spellEnd"/>
       <w:r>
         <w:rPr>
           <w:color w:val="000000" w:themeColor="text1"/>
@@ -6380,12 +8570,14 @@
           <w:lang w:val="en-GB"/>
         </w:rPr>
       </w:pPr>
+      <w:proofErr w:type="spellStart"/>
       <w:r>
         <w:rPr>
           <w:lang w:val="en-GB"/>
         </w:rPr>
         <w:t>distwgt</w:t>
       </w:r>
+      <w:proofErr w:type="spellEnd"/>
       <w:r>
         <w:rPr>
           <w:lang w:val="en-GB"/>
@@ -6398,12 +8590,14 @@
         </w:rPr>
         <w:t>“</w:t>
       </w:r>
+      <w:proofErr w:type="spellStart"/>
       <w:r>
         <w:rPr>
           <w:lang w:val="en-GB"/>
         </w:rPr>
         <w:t>neareststod</w:t>
       </w:r>
+      <w:proofErr w:type="spellEnd"/>
       <w:r>
         <w:rPr>
           <w:lang w:val="en-GB"/>
@@ -6458,8 +8652,99 @@
           <w:szCs w:val="22"/>
           <w:lang w:val="en-GB"/>
         </w:rPr>
-        <w:t>--src_loc center --dst_loc center --ignore_degenerate</w:t>
-      </w:r>
+        <w:t>--</w:t>
+      </w:r>
+      <w:proofErr w:type="spellStart"/>
+      <w:r>
+        <w:rPr>
+          <w:rFonts w:ascii="Courier New" w:hAnsi="Courier New" w:cs="Courier New"/>
+          <w:sz w:val="22"/>
+          <w:szCs w:val="22"/>
+          <w:lang w:val="en-GB"/>
+        </w:rPr>
+        <w:t>src_loc</w:t>
+      </w:r>
+      <w:proofErr w:type="spellEnd"/>
+      <w:r>
+        <w:rPr>
+          <w:rFonts w:ascii="Courier New" w:hAnsi="Courier New" w:cs="Courier New"/>
+          <w:sz w:val="22"/>
+          <w:szCs w:val="22"/>
+          <w:lang w:val="en-GB"/>
+        </w:rPr>
+        <w:t xml:space="preserve"> </w:t>
+      </w:r>
+      <w:proofErr w:type="spellStart"/>
+      <w:r>
+        <w:rPr>
+          <w:rFonts w:ascii="Courier New" w:hAnsi="Courier New" w:cs="Courier New"/>
+          <w:sz w:val="22"/>
+          <w:szCs w:val="22"/>
+          <w:lang w:val="en-GB"/>
+        </w:rPr>
+        <w:t>center</w:t>
+      </w:r>
+      <w:proofErr w:type="spellEnd"/>
+      <w:r>
+        <w:rPr>
+          <w:rFonts w:ascii="Courier New" w:hAnsi="Courier New" w:cs="Courier New"/>
+          <w:sz w:val="22"/>
+          <w:szCs w:val="22"/>
+          <w:lang w:val="en-GB"/>
+        </w:rPr>
+        <w:t xml:space="preserve"> --</w:t>
+      </w:r>
+      <w:proofErr w:type="spellStart"/>
+      <w:r>
+        <w:rPr>
+          <w:rFonts w:ascii="Courier New" w:hAnsi="Courier New" w:cs="Courier New"/>
+          <w:sz w:val="22"/>
+          <w:szCs w:val="22"/>
+          <w:lang w:val="en-GB"/>
+        </w:rPr>
+        <w:t>dst_loc</w:t>
+      </w:r>
+      <w:proofErr w:type="spellEnd"/>
+      <w:r>
+        <w:rPr>
+          <w:rFonts w:ascii="Courier New" w:hAnsi="Courier New" w:cs="Courier New"/>
+          <w:sz w:val="22"/>
+          <w:szCs w:val="22"/>
+          <w:lang w:val="en-GB"/>
+        </w:rPr>
+        <w:t xml:space="preserve"> </w:t>
+      </w:r>
+      <w:proofErr w:type="spellStart"/>
+      <w:r>
+        <w:rPr>
+          <w:rFonts w:ascii="Courier New" w:hAnsi="Courier New" w:cs="Courier New"/>
+          <w:sz w:val="22"/>
+          <w:szCs w:val="22"/>
+          <w:lang w:val="en-GB"/>
+        </w:rPr>
+        <w:t>center</w:t>
+      </w:r>
+      <w:proofErr w:type="spellEnd"/>
+      <w:r>
+        <w:rPr>
+          <w:rFonts w:ascii="Courier New" w:hAnsi="Courier New" w:cs="Courier New"/>
+          <w:sz w:val="22"/>
+          <w:szCs w:val="22"/>
+          <w:lang w:val="en-GB"/>
+        </w:rPr>
+        <w:t xml:space="preserve"> --</w:t>
+      </w:r>
+      <w:proofErr w:type="spellStart"/>
+      <w:r>
+        <w:rPr>
+          <w:rFonts w:ascii="Courier New" w:hAnsi="Courier New" w:cs="Courier New"/>
+          <w:sz w:val="22"/>
+          <w:szCs w:val="22"/>
+          <w:lang w:val="en-GB"/>
+        </w:rPr>
+        <w:t>ignore_degenerate</w:t>
+      </w:r>
+      <w:proofErr w:type="spellEnd"/>
     </w:p>
     <w:p>
       <w:pPr>
@@ -6492,11 +8777,19 @@
           <w:lang w:val="en-GB"/>
         </w:rPr>
       </w:pPr>
-      <w:r>
-        <w:rPr>
-          <w:lang w:val="en-GB"/>
-        </w:rPr>
-        <w:t xml:space="preserve">bili </w:t>
+      <w:proofErr w:type="spellStart"/>
+      <w:r>
+        <w:rPr>
+          <w:lang w:val="en-GB"/>
+        </w:rPr>
+        <w:t>bili</w:t>
+      </w:r>
+      <w:proofErr w:type="spellEnd"/>
+      <w:r>
+        <w:rPr>
+          <w:lang w:val="en-GB"/>
+        </w:rPr>
+        <w:t xml:space="preserve"> </w:t>
       </w:r>
       <w:r>
         <w:rPr>
@@ -6576,8 +8869,139 @@
           <w:szCs w:val="22"/>
           <w:lang w:val="en-GB"/>
         </w:rPr>
-        <w:t>--extrap_method neareststod --src_loc center --dst_loc center --ignore_degenerate</w:t>
-      </w:r>
+        <w:t>--</w:t>
+      </w:r>
+      <w:proofErr w:type="spellStart"/>
+      <w:r>
+        <w:rPr>
+          <w:rFonts w:ascii="Courier New" w:hAnsi="Courier New" w:cs="Courier New"/>
+          <w:sz w:val="22"/>
+          <w:szCs w:val="22"/>
+          <w:lang w:val="en-GB"/>
+        </w:rPr>
+        <w:t>extrap_method</w:t>
+      </w:r>
+      <w:proofErr w:type="spellEnd"/>
+      <w:r>
+        <w:rPr>
+          <w:rFonts w:ascii="Courier New" w:hAnsi="Courier New" w:cs="Courier New"/>
+          <w:sz w:val="22"/>
+          <w:szCs w:val="22"/>
+          <w:lang w:val="en-GB"/>
+        </w:rPr>
+        <w:t xml:space="preserve"> </w:t>
+      </w:r>
+      <w:proofErr w:type="spellStart"/>
+      <w:r>
+        <w:rPr>
+          <w:rFonts w:ascii="Courier New" w:hAnsi="Courier New" w:cs="Courier New"/>
+          <w:sz w:val="22"/>
+          <w:szCs w:val="22"/>
+          <w:lang w:val="en-GB"/>
+        </w:rPr>
+        <w:t>neareststod</w:t>
+      </w:r>
+      <w:proofErr w:type="spellEnd"/>
+      <w:r>
+        <w:rPr>
+          <w:rFonts w:ascii="Courier New" w:hAnsi="Courier New" w:cs="Courier New"/>
+          <w:sz w:val="22"/>
+          <w:szCs w:val="22"/>
+          <w:lang w:val="en-GB"/>
+        </w:rPr>
+        <w:t xml:space="preserve"> --</w:t>
+      </w:r>
+      <w:proofErr w:type="spellStart"/>
+      <w:r>
+        <w:rPr>
+          <w:rFonts w:ascii="Courier New" w:hAnsi="Courier New" w:cs="Courier New"/>
+          <w:sz w:val="22"/>
+          <w:szCs w:val="22"/>
+          <w:lang w:val="en-GB"/>
+        </w:rPr>
+        <w:t>src_loc</w:t>
+      </w:r>
+      <w:proofErr w:type="spellEnd"/>
+      <w:r>
+        <w:rPr>
+          <w:rFonts w:ascii="Courier New" w:hAnsi="Courier New" w:cs="Courier New"/>
+          <w:sz w:val="22"/>
+          <w:szCs w:val="22"/>
+          <w:lang w:val="en-GB"/>
+        </w:rPr>
+        <w:t xml:space="preserve"> </w:t>
+      </w:r>
+      <w:proofErr w:type="spellStart"/>
+      <w:r>
+        <w:rPr>
+          <w:rFonts w:ascii="Courier New" w:hAnsi="Courier New" w:cs="Courier New"/>
+          <w:sz w:val="22"/>
+          <w:szCs w:val="22"/>
+          <w:lang w:val="en-GB"/>
+        </w:rPr>
+        <w:t>center</w:t>
+      </w:r>
+      <w:proofErr w:type="spellEnd"/>
+      <w:r>
+        <w:rPr>
+          <w:rFonts w:ascii="Courier New" w:hAnsi="Courier New" w:cs="Courier New"/>
+          <w:sz w:val="22"/>
+          <w:szCs w:val="22"/>
+          <w:lang w:val="en-GB"/>
+        </w:rPr>
+        <w:t xml:space="preserve"> --</w:t>
+      </w:r>
+      <w:proofErr w:type="spellStart"/>
+      <w:r>
+        <w:rPr>
+          <w:rFonts w:ascii="Courier New" w:hAnsi="Courier New" w:cs="Courier New"/>
+          <w:sz w:val="22"/>
+          <w:szCs w:val="22"/>
+          <w:lang w:val="en-GB"/>
+        </w:rPr>
+        <w:t>dst_loc</w:t>
+      </w:r>
+      <w:proofErr w:type="spellEnd"/>
+      <w:r>
+        <w:rPr>
+          <w:rFonts w:ascii="Courier New" w:hAnsi="Courier New" w:cs="Courier New"/>
+          <w:sz w:val="22"/>
+          <w:szCs w:val="22"/>
+          <w:lang w:val="en-GB"/>
+        </w:rPr>
+        <w:t xml:space="preserve"> </w:t>
+      </w:r>
+      <w:proofErr w:type="spellStart"/>
+      <w:r>
+        <w:rPr>
+          <w:rFonts w:ascii="Courier New" w:hAnsi="Courier New" w:cs="Courier New"/>
+          <w:sz w:val="22"/>
+          <w:szCs w:val="22"/>
+          <w:lang w:val="en-GB"/>
+        </w:rPr>
+        <w:t>center</w:t>
+      </w:r>
+      <w:proofErr w:type="spellEnd"/>
+      <w:r>
+        <w:rPr>
+          <w:rFonts w:ascii="Courier New" w:hAnsi="Courier New" w:cs="Courier New"/>
+          <w:sz w:val="22"/>
+          <w:szCs w:val="22"/>
+          <w:lang w:val="en-GB"/>
+        </w:rPr>
+        <w:t xml:space="preserve"> --</w:t>
+      </w:r>
+      <w:proofErr w:type="spellStart"/>
+      <w:r>
+        <w:rPr>
+          <w:rFonts w:ascii="Courier New" w:hAnsi="Courier New" w:cs="Courier New"/>
+          <w:sz w:val="22"/>
+          <w:szCs w:val="22"/>
+          <w:lang w:val="en-GB"/>
+        </w:rPr>
+        <w:t>ignore_degenerate</w:t>
+      </w:r>
+      <w:proofErr w:type="spellEnd"/>
     </w:p>
     <w:p>
       <w:pPr>
@@ -6610,12 +9034,14 @@
           <w:lang w:val="en-GB"/>
         </w:rPr>
       </w:pPr>
+      <w:proofErr w:type="spellStart"/>
       <w:r>
         <w:rPr>
           <w:lang w:val="en-GB"/>
         </w:rPr>
         <w:t>bicu</w:t>
       </w:r>
+      <w:proofErr w:type="spellEnd"/>
       <w:r>
         <w:rPr>
           <w:lang w:val="en-GB"/>
@@ -6694,8 +9120,139 @@
           <w:szCs w:val="22"/>
           <w:lang w:val="en-GB"/>
         </w:rPr>
-        <w:t>--extrap_method neareststod --src_loc center --dst_loc center --ignore_degenerate</w:t>
-      </w:r>
+        <w:t>--</w:t>
+      </w:r>
+      <w:proofErr w:type="spellStart"/>
+      <w:r>
+        <w:rPr>
+          <w:rFonts w:ascii="Courier New" w:hAnsi="Courier New" w:cs="Courier New"/>
+          <w:sz w:val="22"/>
+          <w:szCs w:val="22"/>
+          <w:lang w:val="en-GB"/>
+        </w:rPr>
+        <w:t>extrap_method</w:t>
+      </w:r>
+      <w:proofErr w:type="spellEnd"/>
+      <w:r>
+        <w:rPr>
+          <w:rFonts w:ascii="Courier New" w:hAnsi="Courier New" w:cs="Courier New"/>
+          <w:sz w:val="22"/>
+          <w:szCs w:val="22"/>
+          <w:lang w:val="en-GB"/>
+        </w:rPr>
+        <w:t xml:space="preserve"> </w:t>
+      </w:r>
+      <w:proofErr w:type="spellStart"/>
+      <w:r>
+        <w:rPr>
+          <w:rFonts w:ascii="Courier New" w:hAnsi="Courier New" w:cs="Courier New"/>
+          <w:sz w:val="22"/>
+          <w:szCs w:val="22"/>
+          <w:lang w:val="en-GB"/>
+        </w:rPr>
+        <w:t>neareststod</w:t>
+      </w:r>
+      <w:proofErr w:type="spellEnd"/>
+      <w:r>
+        <w:rPr>
+          <w:rFonts w:ascii="Courier New" w:hAnsi="Courier New" w:cs="Courier New"/>
+          <w:sz w:val="22"/>
+          <w:szCs w:val="22"/>
+          <w:lang w:val="en-GB"/>
+        </w:rPr>
+        <w:t xml:space="preserve"> --</w:t>
+      </w:r>
+      <w:proofErr w:type="spellStart"/>
+      <w:r>
+        <w:rPr>
+          <w:rFonts w:ascii="Courier New" w:hAnsi="Courier New" w:cs="Courier New"/>
+          <w:sz w:val="22"/>
+          <w:szCs w:val="22"/>
+          <w:lang w:val="en-GB"/>
+        </w:rPr>
+        <w:t>src_loc</w:t>
+      </w:r>
+      <w:proofErr w:type="spellEnd"/>
+      <w:r>
+        <w:rPr>
+          <w:rFonts w:ascii="Courier New" w:hAnsi="Courier New" w:cs="Courier New"/>
+          <w:sz w:val="22"/>
+          <w:szCs w:val="22"/>
+          <w:lang w:val="en-GB"/>
+        </w:rPr>
+        <w:t xml:space="preserve"> </w:t>
+      </w:r>
+      <w:proofErr w:type="spellStart"/>
+      <w:r>
+        <w:rPr>
+          <w:rFonts w:ascii="Courier New" w:hAnsi="Courier New" w:cs="Courier New"/>
+          <w:sz w:val="22"/>
+          <w:szCs w:val="22"/>
+          <w:lang w:val="en-GB"/>
+        </w:rPr>
+        <w:t>center</w:t>
+      </w:r>
+      <w:proofErr w:type="spellEnd"/>
+      <w:r>
+        <w:rPr>
+          <w:rFonts w:ascii="Courier New" w:hAnsi="Courier New" w:cs="Courier New"/>
+          <w:sz w:val="22"/>
+          <w:szCs w:val="22"/>
+          <w:lang w:val="en-GB"/>
+        </w:rPr>
+        <w:t xml:space="preserve"> --</w:t>
+      </w:r>
+      <w:proofErr w:type="spellStart"/>
+      <w:r>
+        <w:rPr>
+          <w:rFonts w:ascii="Courier New" w:hAnsi="Courier New" w:cs="Courier New"/>
+          <w:sz w:val="22"/>
+          <w:szCs w:val="22"/>
+          <w:lang w:val="en-GB"/>
+        </w:rPr>
+        <w:t>dst_loc</w:t>
+      </w:r>
+      <w:proofErr w:type="spellEnd"/>
+      <w:r>
+        <w:rPr>
+          <w:rFonts w:ascii="Courier New" w:hAnsi="Courier New" w:cs="Courier New"/>
+          <w:sz w:val="22"/>
+          <w:szCs w:val="22"/>
+          <w:lang w:val="en-GB"/>
+        </w:rPr>
+        <w:t xml:space="preserve"> </w:t>
+      </w:r>
+      <w:proofErr w:type="spellStart"/>
+      <w:r>
+        <w:rPr>
+          <w:rFonts w:ascii="Courier New" w:hAnsi="Courier New" w:cs="Courier New"/>
+          <w:sz w:val="22"/>
+          <w:szCs w:val="22"/>
+          <w:lang w:val="en-GB"/>
+        </w:rPr>
+        <w:t>center</w:t>
+      </w:r>
+      <w:proofErr w:type="spellEnd"/>
+      <w:r>
+        <w:rPr>
+          <w:rFonts w:ascii="Courier New" w:hAnsi="Courier New" w:cs="Courier New"/>
+          <w:sz w:val="22"/>
+          <w:szCs w:val="22"/>
+          <w:lang w:val="en-GB"/>
+        </w:rPr>
+        <w:t xml:space="preserve"> --</w:t>
+      </w:r>
+      <w:proofErr w:type="spellStart"/>
+      <w:r>
+        <w:rPr>
+          <w:rFonts w:ascii="Courier New" w:hAnsi="Courier New" w:cs="Courier New"/>
+          <w:sz w:val="22"/>
+          <w:szCs w:val="22"/>
+          <w:lang w:val="en-GB"/>
+        </w:rPr>
+        <w:t>ignore_degenerate</w:t>
+      </w:r>
+      <w:proofErr w:type="spellEnd"/>
     </w:p>
     <w:p>
       <w:pPr>
@@ -6806,8 +9363,79 @@
           <w:szCs w:val="22"/>
           <w:lang w:val="en-GB"/>
         </w:rPr>
-        <w:t>--ignore_unmapped --norm_type fracarea --ignore_degenerate</w:t>
-      </w:r>
+        <w:t>--</w:t>
+      </w:r>
+      <w:proofErr w:type="spellStart"/>
+      <w:r>
+        <w:rPr>
+          <w:rFonts w:ascii="Courier New" w:hAnsi="Courier New" w:cs="Courier New"/>
+          <w:sz w:val="22"/>
+          <w:szCs w:val="22"/>
+          <w:lang w:val="en-GB"/>
+        </w:rPr>
+        <w:t>ignore_unmapped</w:t>
+      </w:r>
+      <w:proofErr w:type="spellEnd"/>
+      <w:r>
+        <w:rPr>
+          <w:rFonts w:ascii="Courier New" w:hAnsi="Courier New" w:cs="Courier New"/>
+          <w:sz w:val="22"/>
+          <w:szCs w:val="22"/>
+          <w:lang w:val="en-GB"/>
+        </w:rPr>
+        <w:t xml:space="preserve"> --</w:t>
+      </w:r>
+      <w:proofErr w:type="spellStart"/>
+      <w:r>
+        <w:rPr>
+          <w:rFonts w:ascii="Courier New" w:hAnsi="Courier New" w:cs="Courier New"/>
+          <w:sz w:val="22"/>
+          <w:szCs w:val="22"/>
+          <w:lang w:val="en-GB"/>
+        </w:rPr>
+        <w:t>norm_type</w:t>
+      </w:r>
+      <w:proofErr w:type="spellEnd"/>
+      <w:r>
+        <w:rPr>
+          <w:rFonts w:ascii="Courier New" w:hAnsi="Courier New" w:cs="Courier New"/>
+          <w:sz w:val="22"/>
+          <w:szCs w:val="22"/>
+          <w:lang w:val="en-GB"/>
+        </w:rPr>
+        <w:t xml:space="preserve"> </w:t>
+      </w:r>
+      <w:proofErr w:type="spellStart"/>
+      <w:r>
+        <w:rPr>
+          <w:rFonts w:ascii="Courier New" w:hAnsi="Courier New" w:cs="Courier New"/>
+          <w:sz w:val="22"/>
+          <w:szCs w:val="22"/>
+          <w:lang w:val="en-GB"/>
+        </w:rPr>
+        <w:t>fracarea</w:t>
+      </w:r>
+      <w:proofErr w:type="spellEnd"/>
+      <w:r>
+        <w:rPr>
+          <w:rFonts w:ascii="Courier New" w:hAnsi="Courier New" w:cs="Courier New"/>
+          <w:sz w:val="22"/>
+          <w:szCs w:val="22"/>
+          <w:lang w:val="en-GB"/>
+        </w:rPr>
+        <w:t xml:space="preserve"> --</w:t>
+      </w:r>
+      <w:proofErr w:type="spellStart"/>
+      <w:r>
+        <w:rPr>
+          <w:rFonts w:ascii="Courier New" w:hAnsi="Courier New" w:cs="Courier New"/>
+          <w:sz w:val="22"/>
+          <w:szCs w:val="22"/>
+          <w:lang w:val="en-GB"/>
+        </w:rPr>
+        <w:t>ignore_degenerate</w:t>
+      </w:r>
+      <w:proofErr w:type="spellEnd"/>
     </w:p>
     <w:p>
       <w:pPr>
@@ -6918,8 +9546,79 @@
           <w:szCs w:val="22"/>
           <w:lang w:val="en-GB"/>
         </w:rPr>
-        <w:t>--ignore_unmapped --norm_type fracarea --ignore_degenerate</w:t>
-      </w:r>
+        <w:t>--</w:t>
+      </w:r>
+      <w:proofErr w:type="spellStart"/>
+      <w:r>
+        <w:rPr>
+          <w:rFonts w:ascii="Courier New" w:hAnsi="Courier New" w:cs="Courier New"/>
+          <w:sz w:val="22"/>
+          <w:szCs w:val="22"/>
+          <w:lang w:val="en-GB"/>
+        </w:rPr>
+        <w:t>ignore_unmapped</w:t>
+      </w:r>
+      <w:proofErr w:type="spellEnd"/>
+      <w:r>
+        <w:rPr>
+          <w:rFonts w:ascii="Courier New" w:hAnsi="Courier New" w:cs="Courier New"/>
+          <w:sz w:val="22"/>
+          <w:szCs w:val="22"/>
+          <w:lang w:val="en-GB"/>
+        </w:rPr>
+        <w:t xml:space="preserve"> --</w:t>
+      </w:r>
+      <w:proofErr w:type="spellStart"/>
+      <w:r>
+        <w:rPr>
+          <w:rFonts w:ascii="Courier New" w:hAnsi="Courier New" w:cs="Courier New"/>
+          <w:sz w:val="22"/>
+          <w:szCs w:val="22"/>
+          <w:lang w:val="en-GB"/>
+        </w:rPr>
+        <w:t>norm_type</w:t>
+      </w:r>
+      <w:proofErr w:type="spellEnd"/>
+      <w:r>
+        <w:rPr>
+          <w:rFonts w:ascii="Courier New" w:hAnsi="Courier New" w:cs="Courier New"/>
+          <w:sz w:val="22"/>
+          <w:szCs w:val="22"/>
+          <w:lang w:val="en-GB"/>
+        </w:rPr>
+        <w:t xml:space="preserve"> </w:t>
+      </w:r>
+      <w:proofErr w:type="spellStart"/>
+      <w:r>
+        <w:rPr>
+          <w:rFonts w:ascii="Courier New" w:hAnsi="Courier New" w:cs="Courier New"/>
+          <w:sz w:val="22"/>
+          <w:szCs w:val="22"/>
+          <w:lang w:val="en-GB"/>
+        </w:rPr>
+        <w:t>fracarea</w:t>
+      </w:r>
+      <w:proofErr w:type="spellEnd"/>
+      <w:r>
+        <w:rPr>
+          <w:rFonts w:ascii="Courier New" w:hAnsi="Courier New" w:cs="Courier New"/>
+          <w:sz w:val="22"/>
+          <w:szCs w:val="22"/>
+          <w:lang w:val="en-GB"/>
+        </w:rPr>
+        <w:t xml:space="preserve"> --</w:t>
+      </w:r>
+      <w:proofErr w:type="spellStart"/>
+      <w:r>
+        <w:rPr>
+          <w:rFonts w:ascii="Courier New" w:hAnsi="Courier New" w:cs="Courier New"/>
+          <w:sz w:val="22"/>
+          <w:szCs w:val="22"/>
+          <w:lang w:val="en-GB"/>
+        </w:rPr>
+        <w:t>ignore_degenerate</w:t>
+      </w:r>
+      <w:proofErr w:type="spellEnd"/>
     </w:p>
     <w:p>
       <w:pPr>
@@ -6989,13 +9688,106 @@
           <w:szCs w:val="22"/>
           <w:lang w:val="en-GB"/>
         </w:rPr>
-        <w:t>--src_loc center --dst_loc center</w:t>
-      </w:r>
-      <w:r>
-        <w:rPr>
-          <w:lang w:val="en-GB"/>
-        </w:rPr>
-        <w:t xml:space="preserve"> : allow non-conservative regriddings on the cell centre locations of an unstructured grid defined with the ESMF unstructured file format</w:t>
+        <w:t>--</w:t>
+      </w:r>
+      <w:proofErr w:type="spellStart"/>
+      <w:r>
+        <w:rPr>
+          <w:rFonts w:ascii="Courier New" w:hAnsi="Courier New" w:cs="Courier New"/>
+          <w:sz w:val="22"/>
+          <w:szCs w:val="22"/>
+          <w:lang w:val="en-GB"/>
+        </w:rPr>
+        <w:t>src_loc</w:t>
+      </w:r>
+      <w:proofErr w:type="spellEnd"/>
+      <w:r>
+        <w:rPr>
+          <w:rFonts w:ascii="Courier New" w:hAnsi="Courier New" w:cs="Courier New"/>
+          <w:sz w:val="22"/>
+          <w:szCs w:val="22"/>
+          <w:lang w:val="en-GB"/>
+        </w:rPr>
+        <w:t xml:space="preserve"> </w:t>
+      </w:r>
+      <w:proofErr w:type="spellStart"/>
+      <w:r>
+        <w:rPr>
+          <w:rFonts w:ascii="Courier New" w:hAnsi="Courier New" w:cs="Courier New"/>
+          <w:sz w:val="22"/>
+          <w:szCs w:val="22"/>
+          <w:lang w:val="en-GB"/>
+        </w:rPr>
+        <w:t>center</w:t>
+      </w:r>
+      <w:proofErr w:type="spellEnd"/>
+      <w:r>
+        <w:rPr>
+          <w:rFonts w:ascii="Courier New" w:hAnsi="Courier New" w:cs="Courier New"/>
+          <w:sz w:val="22"/>
+          <w:szCs w:val="22"/>
+          <w:lang w:val="en-GB"/>
+        </w:rPr>
+        <w:t xml:space="preserve"> --</w:t>
+      </w:r>
+      <w:proofErr w:type="spellStart"/>
+      <w:r>
+        <w:rPr>
+          <w:rFonts w:ascii="Courier New" w:hAnsi="Courier New" w:cs="Courier New"/>
+          <w:sz w:val="22"/>
+          <w:szCs w:val="22"/>
+          <w:lang w:val="en-GB"/>
+        </w:rPr>
+        <w:t>dst_loc</w:t>
+      </w:r>
+      <w:proofErr w:type="spellEnd"/>
+      <w:r>
+        <w:rPr>
+          <w:rFonts w:ascii="Courier New" w:hAnsi="Courier New" w:cs="Courier New"/>
+          <w:sz w:val="22"/>
+          <w:szCs w:val="22"/>
+          <w:lang w:val="en-GB"/>
+        </w:rPr>
+        <w:t xml:space="preserve"> </w:t>
+      </w:r>
+      <w:proofErr w:type="spellStart"/>
+      <w:proofErr w:type="gramStart"/>
+      <w:r>
+        <w:rPr>
+          <w:rFonts w:ascii="Courier New" w:hAnsi="Courier New" w:cs="Courier New"/>
+          <w:sz w:val="22"/>
+          <w:szCs w:val="22"/>
+          <w:lang w:val="en-GB"/>
+        </w:rPr>
+        <w:t>center</w:t>
+      </w:r>
+      <w:proofErr w:type="spellEnd"/>
+      <w:r>
+        <w:rPr>
+          <w:lang w:val="en-GB"/>
+        </w:rPr>
+        <w:t xml:space="preserve"> :</w:t>
+      </w:r>
+      <w:proofErr w:type="gramEnd"/>
+      <w:r>
+        <w:rPr>
+          <w:lang w:val="en-GB"/>
+        </w:rPr>
+        <w:t xml:space="preserve"> allow non-conservative </w:t>
+      </w:r>
+      <w:proofErr w:type="spellStart"/>
+      <w:r>
+        <w:rPr>
+          <w:lang w:val="en-GB"/>
+        </w:rPr>
+        <w:t>regriddings</w:t>
+      </w:r>
+      <w:proofErr w:type="spellEnd"/>
+      <w:r>
+        <w:rPr>
+          <w:lang w:val="en-GB"/>
+        </w:rPr>
+        <w:t xml:space="preserve"> on the cell centre locations of an unstructured grid defined with the ESMF unstructured file format</w:t>
       </w:r>
       <w:r>
         <w:rPr>
@@ -7041,13 +9833,52 @@
           <w:szCs w:val="22"/>
           <w:lang w:val="en-GB"/>
         </w:rPr>
-        <w:t>--extrap_method neareststod</w:t>
-      </w:r>
-      <w:r>
-        <w:rPr>
-          <w:lang w:val="en-GB"/>
-        </w:rPr>
-        <w:t xml:space="preserve"> : each target point that does not receive a value with the original algorithm uses the closest unmasked source point to define its value; this option</w:t>
+        <w:t>--</w:t>
+      </w:r>
+      <w:proofErr w:type="spellStart"/>
+      <w:r>
+        <w:rPr>
+          <w:rFonts w:ascii="Courier New" w:hAnsi="Courier New" w:cs="Courier New"/>
+          <w:sz w:val="22"/>
+          <w:szCs w:val="22"/>
+          <w:lang w:val="en-GB"/>
+        </w:rPr>
+        <w:t>extrap_method</w:t>
+      </w:r>
+      <w:proofErr w:type="spellEnd"/>
+      <w:r>
+        <w:rPr>
+          <w:rFonts w:ascii="Courier New" w:hAnsi="Courier New" w:cs="Courier New"/>
+          <w:sz w:val="22"/>
+          <w:szCs w:val="22"/>
+          <w:lang w:val="en-GB"/>
+        </w:rPr>
+        <w:t xml:space="preserve"> </w:t>
+      </w:r>
+      <w:proofErr w:type="spellStart"/>
+      <w:proofErr w:type="gramStart"/>
+      <w:r>
+        <w:rPr>
+          <w:rFonts w:ascii="Courier New" w:hAnsi="Courier New" w:cs="Courier New"/>
+          <w:sz w:val="22"/>
+          <w:szCs w:val="22"/>
+          <w:lang w:val="en-GB"/>
+        </w:rPr>
+        <w:t>neareststod</w:t>
+      </w:r>
+      <w:proofErr w:type="spellEnd"/>
+      <w:r>
+        <w:rPr>
+          <w:lang w:val="en-GB"/>
+        </w:rPr>
+        <w:t xml:space="preserve"> :</w:t>
+      </w:r>
+      <w:proofErr w:type="gramEnd"/>
+      <w:r>
+        <w:rPr>
+          <w:lang w:val="en-GB"/>
+        </w:rPr>
+        <w:t xml:space="preserve"> each target point that does not receive a value with the original algorithm uses the closest unmasked source point to define its value; this option</w:t>
       </w:r>
       <w:r>
         <w:rPr>
@@ -7112,13 +9943,41 @@
           <w:lang w:val="en-GB"/>
         </w:rPr>
         <w:lastRenderedPageBreak/>
-        <w:t>--ignore_unmapped</w:t>
-      </w:r>
-      <w:r>
-        <w:rPr>
-          <w:lang w:val="en-GB"/>
-        </w:rPr>
-        <w:t xml:space="preserve"> : do not do anything special for target point that does not receive a value with the original algorithm; this option </w:t>
+        <w:t>--</w:t>
+      </w:r>
+      <w:proofErr w:type="spellStart"/>
+      <w:r>
+        <w:rPr>
+          <w:rFonts w:ascii="Courier New" w:hAnsi="Courier New" w:cs="Courier New"/>
+          <w:sz w:val="22"/>
+          <w:szCs w:val="22"/>
+          <w:lang w:val="en-GB"/>
+        </w:rPr>
+        <w:t>ignore_</w:t>
+      </w:r>
+      <w:proofErr w:type="gramStart"/>
+      <w:r>
+        <w:rPr>
+          <w:rFonts w:ascii="Courier New" w:hAnsi="Courier New" w:cs="Courier New"/>
+          <w:sz w:val="22"/>
+          <w:szCs w:val="22"/>
+          <w:lang w:val="en-GB"/>
+        </w:rPr>
+        <w:t>unmapped</w:t>
+      </w:r>
+      <w:proofErr w:type="spellEnd"/>
+      <w:r>
+        <w:rPr>
+          <w:lang w:val="en-GB"/>
+        </w:rPr>
+        <w:t xml:space="preserve"> :</w:t>
+      </w:r>
+      <w:proofErr w:type="gramEnd"/>
+      <w:r>
+        <w:rPr>
+          <w:lang w:val="en-GB"/>
+        </w:rPr>
+        <w:t xml:space="preserve"> do not do anything special for target point that does not receive a value with the original algorithm; this option </w:t>
       </w:r>
       <w:r>
         <w:rPr>
@@ -7182,8 +10041,19 @@
           <w:szCs w:val="22"/>
           <w:lang w:val="en-GB"/>
         </w:rPr>
-        <w:t>--ignore_degenerate</w:t>
-      </w:r>
+        <w:t>--</w:t>
+      </w:r>
+      <w:proofErr w:type="spellStart"/>
+      <w:r>
+        <w:rPr>
+          <w:rFonts w:ascii="Courier New" w:hAnsi="Courier New" w:cs="Courier New"/>
+          <w:sz w:val="22"/>
+          <w:szCs w:val="22"/>
+          <w:lang w:val="en-GB"/>
+        </w:rPr>
+        <w:t>ignore_degenerate</w:t>
+      </w:r>
+      <w:proofErr w:type="spellEnd"/>
       <w:r>
         <w:rPr>
           <w:lang w:val="en-GB"/>
@@ -7194,13 +10064,55 @@
         <w:rPr>
           <w:lang w:val="en-GB"/>
         </w:rPr>
-        <w:t xml:space="preserve">torc and nogt </w:t>
-      </w:r>
-      <w:r>
-        <w:rPr>
-          <w:lang w:val="en-GB"/>
-        </w:rPr>
-        <w:t>grids which may have masked cells (i.e. not used in the regridding) collapsing into a point or line</w:t>
+        <w:t xml:space="preserve">torc and </w:t>
+      </w:r>
+      <w:proofErr w:type="spellStart"/>
+      <w:r>
+        <w:rPr>
+          <w:lang w:val="en-GB"/>
+        </w:rPr>
+        <w:t>nogt</w:t>
+      </w:r>
+      <w:proofErr w:type="spellEnd"/>
+      <w:r>
+        <w:rPr>
+          <w:lang w:val="en-GB"/>
+        </w:rPr>
+        <w:t xml:space="preserve"> </w:t>
+      </w:r>
+      <w:r>
+        <w:rPr>
+          <w:lang w:val="en-GB"/>
+        </w:rPr>
+        <w:t>grids which may have masked cells (</w:t>
+      </w:r>
+      <w:proofErr w:type="gramStart"/>
+      <w:r>
+        <w:rPr>
+          <w:lang w:val="en-GB"/>
+        </w:rPr>
+        <w:t>i.e.</w:t>
+      </w:r>
+      <w:proofErr w:type="gramEnd"/>
+      <w:r>
+        <w:rPr>
+          <w:lang w:val="en-GB"/>
+        </w:rPr>
+        <w:t xml:space="preserve"> not used in the </w:t>
+      </w:r>
+      <w:proofErr w:type="spellStart"/>
+      <w:r>
+        <w:rPr>
+          <w:lang w:val="en-GB"/>
+        </w:rPr>
+        <w:t>regridding</w:t>
+      </w:r>
+      <w:proofErr w:type="spellEnd"/>
+      <w:r>
+        <w:rPr>
+          <w:lang w:val="en-GB"/>
+        </w:rPr>
+        <w:t>) collapsing into a point or line</w:t>
       </w:r>
       <w:r>
         <w:rPr>
@@ -7269,12 +10181,21 @@
           <w:lang w:val="en-GB" w:eastAsia="fr-FR"/>
         </w:rPr>
       </w:pPr>
+      <w:proofErr w:type="gramStart"/>
       <w:r>
         <w:rPr>
           <w:color w:val="000000" w:themeColor="text1"/>
           <w:lang w:val="en-GB" w:eastAsia="fr-FR"/>
         </w:rPr>
-        <w:t xml:space="preserve">Finally </w:t>
+        <w:t>Finally</w:t>
+      </w:r>
+      <w:proofErr w:type="gramEnd"/>
+      <w:r>
+        <w:rPr>
+          <w:color w:val="000000" w:themeColor="text1"/>
+          <w:lang w:val="en-GB" w:eastAsia="fr-FR"/>
+        </w:rPr>
+        <w:t xml:space="preserve"> </w:t>
       </w:r>
       <w:r>
         <w:rPr>
@@ -7297,7 +10218,23 @@
           <w:color w:val="000000" w:themeColor="text1"/>
           <w:lang w:val="en-GB" w:eastAsia="fr-FR"/>
         </w:rPr>
-        <w:t>calculate the regriding error.</w:t>
+        <w:t xml:space="preserve">calculate the </w:t>
+      </w:r>
+      <w:proofErr w:type="spellStart"/>
+      <w:r>
+        <w:rPr>
+          <w:color w:val="000000" w:themeColor="text1"/>
+          <w:lang w:val="en-GB" w:eastAsia="fr-FR"/>
+        </w:rPr>
+        <w:t>regriding</w:t>
+      </w:r>
+      <w:proofErr w:type="spellEnd"/>
+      <w:r>
+        <w:rPr>
+          <w:color w:val="000000" w:themeColor="text1"/>
+          <w:lang w:val="en-GB" w:eastAsia="fr-FR"/>
+        </w:rPr>
+        <w:t xml:space="preserve"> error.</w:t>
       </w:r>
     </w:p>
     <w:p>
@@ -7340,7 +10277,23 @@
           <w:color w:val="000000" w:themeColor="text1"/>
           <w:lang w:val="en-US" w:eastAsia="fr-FR"/>
         </w:rPr>
-        <w:t xml:space="preserve">For XIOS, the regridding weights are first generated with the execution of </w:t>
+        <w:t xml:space="preserve">For XIOS, the </w:t>
+      </w:r>
+      <w:proofErr w:type="spellStart"/>
+      <w:r>
+        <w:rPr>
+          <w:color w:val="000000" w:themeColor="text1"/>
+          <w:lang w:val="en-US" w:eastAsia="fr-FR"/>
+        </w:rPr>
+        <w:t>regridding</w:t>
+      </w:r>
+      <w:proofErr w:type="spellEnd"/>
+      <w:r>
+        <w:rPr>
+          <w:color w:val="000000" w:themeColor="text1"/>
+          <w:lang w:val="en-US" w:eastAsia="fr-FR"/>
+        </w:rPr>
+        <w:t xml:space="preserve"> weights are first generated with the execution of </w:t>
       </w:r>
       <w:r>
         <w:rPr>
@@ -7436,7 +10389,23 @@
           <w:color w:val="000000" w:themeColor="text1"/>
           <w:lang w:val="en-GB" w:eastAsia="fr-FR"/>
         </w:rPr>
-        <w:t xml:space="preserve"> is executed to calculate the regriding error.</w:t>
+        <w:t xml:space="preserve"> is executed to calculate the </w:t>
+      </w:r>
+      <w:proofErr w:type="spellStart"/>
+      <w:r>
+        <w:rPr>
+          <w:color w:val="000000" w:themeColor="text1"/>
+          <w:lang w:val="en-GB" w:eastAsia="fr-FR"/>
+        </w:rPr>
+        <w:t>regriding</w:t>
+      </w:r>
+      <w:proofErr w:type="spellEnd"/>
+      <w:r>
+        <w:rPr>
+          <w:color w:val="000000" w:themeColor="text1"/>
+          <w:lang w:val="en-GB" w:eastAsia="fr-FR"/>
+        </w:rPr>
+        <w:t xml:space="preserve"> error.</w:t>
       </w:r>
     </w:p>
     <w:p>
@@ -7480,27 +10449,54 @@
         </w:rPr>
         <w:t xml:space="preserve">The program </w:t>
       </w:r>
-      <w:r>
-        <w:rPr>
-          <w:rFonts w:ascii="Courier New" w:hAnsi="Courier New" w:cs="Courier New"/>
-          <w:sz w:val="22"/>
-          <w:szCs w:val="22"/>
-          <w:lang w:val="en-GB"/>
-        </w:rPr>
-        <w:t>src/model1.F90</w:t>
+      <w:proofErr w:type="spellStart"/>
+      <w:r>
+        <w:rPr>
+          <w:rFonts w:ascii="Courier New" w:hAnsi="Courier New" w:cs="Courier New"/>
+          <w:sz w:val="22"/>
+          <w:szCs w:val="22"/>
+          <w:lang w:val="en-GB"/>
+        </w:rPr>
+        <w:t>src</w:t>
+      </w:r>
+      <w:proofErr w:type="spellEnd"/>
+      <w:r>
+        <w:rPr>
+          <w:rFonts w:ascii="Courier New" w:hAnsi="Courier New" w:cs="Courier New"/>
+          <w:sz w:val="22"/>
+          <w:szCs w:val="22"/>
+          <w:lang w:val="en-GB"/>
+        </w:rPr>
+        <w:t>/model1.F90</w:t>
       </w:r>
       <w:r>
         <w:rPr>
           <w:color w:val="000000" w:themeColor="text1"/>
           <w:lang w:val="en-US" w:eastAsia="fr-FR"/>
         </w:rPr>
-        <w:t xml:space="preserve"> calculates the regridding error using either </w:t>
-      </w:r>
+        <w:t xml:space="preserve"> calculates the </w:t>
+      </w:r>
+      <w:proofErr w:type="spellStart"/>
       <w:r>
         <w:rPr>
           <w:color w:val="000000" w:themeColor="text1"/>
           <w:lang w:val="en-US" w:eastAsia="fr-FR"/>
         </w:rPr>
+        <w:t>regridding</w:t>
+      </w:r>
+      <w:proofErr w:type="spellEnd"/>
+      <w:r>
+        <w:rPr>
+          <w:color w:val="000000" w:themeColor="text1"/>
+          <w:lang w:val="en-US" w:eastAsia="fr-FR"/>
+        </w:rPr>
+        <w:t xml:space="preserve"> error using either </w:t>
+      </w:r>
+      <w:r>
+        <w:rPr>
+          <w:color w:val="000000" w:themeColor="text1"/>
+          <w:lang w:val="en-US" w:eastAsia="fr-FR"/>
+        </w:rPr>
         <w:t xml:space="preserve">pre-generated weights (for ESMF and XIOS) or weights calculated during </w:t>
       </w:r>
       <w:r>
@@ -7517,6 +10513,7 @@
         </w:rPr>
         <w:t xml:space="preserve"> execution (for SCRP). This program is interfaced with OASIS3-MCT and performs an internal send (</w:t>
       </w:r>
+      <w:proofErr w:type="spellStart"/>
       <w:r>
         <w:rPr>
           <w:rFonts w:ascii="Courier New" w:hAnsi="Courier New" w:cs="Courier New"/>
@@ -7526,6 +10523,7 @@
         </w:rPr>
         <w:t>oasis_put</w:t>
       </w:r>
+      <w:proofErr w:type="spellEnd"/>
       <w:r>
         <w:rPr>
           <w:color w:val="000000" w:themeColor="text1"/>
@@ -7533,6 +10531,7 @@
         </w:rPr>
         <w:t>) of the source field defined by the chosen function on the source grid and an internal receive (</w:t>
       </w:r>
+      <w:proofErr w:type="spellStart"/>
       <w:r>
         <w:rPr>
           <w:rFonts w:ascii="Courier New" w:hAnsi="Courier New" w:cs="Courier New"/>
@@ -7542,12 +10541,29 @@
         </w:rPr>
         <w:t>oasis_get</w:t>
       </w:r>
+      <w:proofErr w:type="spellEnd"/>
       <w:r>
         <w:rPr>
           <w:color w:val="000000" w:themeColor="text1"/>
           <w:lang w:val="en-US" w:eastAsia="fr-FR"/>
         </w:rPr>
-        <w:t>) of that field after regridding on the target grid</w:t>
+        <w:t xml:space="preserve">) of that field after </w:t>
+      </w:r>
+      <w:proofErr w:type="spellStart"/>
+      <w:r>
+        <w:rPr>
+          <w:color w:val="000000" w:themeColor="text1"/>
+          <w:lang w:val="en-US" w:eastAsia="fr-FR"/>
+        </w:rPr>
+        <w:t>regridding</w:t>
+      </w:r>
+      <w:proofErr w:type="spellEnd"/>
+      <w:r>
+        <w:rPr>
+          <w:color w:val="000000" w:themeColor="text1"/>
+          <w:lang w:val="en-US" w:eastAsia="fr-FR"/>
+        </w:rPr>
+        <w:t xml:space="preserve"> on the target grid</w:t>
       </w:r>
       <w:r>
         <w:rPr>
@@ -7750,6 +10766,7 @@
         </w:rPr>
         <w:t xml:space="preserve"> dimension is always 1 for those grids), is split in </w:t>
       </w:r>
+      <w:proofErr w:type="spellStart"/>
       <w:r>
         <w:rPr>
           <w:rFonts w:ascii="Courier New" w:hAnsi="Courier New" w:cs="Courier New"/>
@@ -7759,12 +10776,14 @@
         </w:rPr>
         <w:t>npes</w:t>
       </w:r>
+      <w:proofErr w:type="spellEnd"/>
       <w:r>
         <w:rPr>
           <w:lang w:val="en-GB"/>
         </w:rPr>
         <w:t xml:space="preserve"> segments, where </w:t>
       </w:r>
+      <w:proofErr w:type="spellStart"/>
       <w:r>
         <w:rPr>
           <w:rFonts w:ascii="Courier New" w:hAnsi="Courier New" w:cs="Courier New"/>
@@ -7774,6 +10793,7 @@
         </w:rPr>
         <w:t>npes</w:t>
       </w:r>
+      <w:proofErr w:type="spellEnd"/>
       <w:r>
         <w:rPr>
           <w:lang w:val="en-GB"/>
@@ -7870,6 +10890,7 @@
         </w:rPr>
         <w:t xml:space="preserve">The program declares the field associated with the source and target partitions </w:t>
       </w:r>
+      <w:proofErr w:type="gramStart"/>
       <w:r>
         <w:rPr>
           <w:lang w:val="en-GB"/>
@@ -7882,21 +10903,34 @@
         </w:rPr>
         <w:t xml:space="preserve">  </w:t>
       </w:r>
-      <w:r>
-        <w:rPr>
-          <w:rFonts w:ascii="Courier New" w:hAnsi="Courier New" w:cs="Courier New"/>
-          <w:sz w:val="22"/>
-          <w:szCs w:val="22"/>
-          <w:lang w:val="en-GB"/>
-        </w:rPr>
-        <w:t>oasis_def_var</w:t>
-      </w:r>
+      <w:proofErr w:type="spellStart"/>
+      <w:r>
+        <w:rPr>
+          <w:rFonts w:ascii="Courier New" w:hAnsi="Courier New" w:cs="Courier New"/>
+          <w:sz w:val="22"/>
+          <w:szCs w:val="22"/>
+          <w:lang w:val="en-GB"/>
+        </w:rPr>
+        <w:t>oasis</w:t>
+      </w:r>
+      <w:proofErr w:type="gramEnd"/>
+      <w:r>
+        <w:rPr>
+          <w:rFonts w:ascii="Courier New" w:hAnsi="Courier New" w:cs="Courier New"/>
+          <w:sz w:val="22"/>
+          <w:szCs w:val="22"/>
+          <w:lang w:val="en-GB"/>
+        </w:rPr>
+        <w:t>_def_var</w:t>
+      </w:r>
+      <w:proofErr w:type="spellEnd"/>
       <w:r>
         <w:rPr>
           <w:lang w:val="en-GB"/>
         </w:rPr>
         <w:t xml:space="preserve"> and closes the initialisation phase calling </w:t>
       </w:r>
+      <w:proofErr w:type="spellStart"/>
       <w:r>
         <w:rPr>
           <w:rFonts w:ascii="Courier New" w:hAnsi="Courier New" w:cs="Courier New"/>
@@ -7913,7 +10947,17 @@
           <w:szCs w:val="22"/>
           <w:lang w:val="en-GB"/>
         </w:rPr>
-        <w:t xml:space="preserve">enddef </w:t>
+        <w:t>enddef</w:t>
+      </w:r>
+      <w:proofErr w:type="spellEnd"/>
+      <w:r>
+        <w:rPr>
+          <w:rFonts w:ascii="Courier New" w:hAnsi="Courier New" w:cs="Courier New"/>
+          <w:sz w:val="22"/>
+          <w:szCs w:val="22"/>
+          <w:lang w:val="en-GB"/>
+        </w:rPr>
+        <w:t xml:space="preserve"> </w:t>
       </w:r>
       <w:r>
         <w:rPr>
@@ -8017,6 +11061,7 @@
         </w:rPr>
         <w:t xml:space="preserve"> activated in the </w:t>
       </w:r>
+      <w:proofErr w:type="spellStart"/>
       <w:r>
         <w:rPr>
           <w:rFonts w:ascii="Courier New" w:hAnsi="Courier New" w:cs="Courier New"/>
@@ -8026,6 +11071,7 @@
         </w:rPr>
         <w:t>Makefile</w:t>
       </w:r>
+      <w:proofErr w:type="spellEnd"/>
       <w:r>
         <w:rPr>
           <w:lang w:val="en-GB"/>
@@ -8060,7 +11106,21 @@
         <w:rPr>
           <w:lang w:val="en-GB"/>
         </w:rPr>
-        <w:t>If SCRP is used and if bicu is chosen for an LR grid, the gradients in the three directions</w:t>
+        <w:t xml:space="preserve">If SCRP is used and if </w:t>
+      </w:r>
+      <w:proofErr w:type="spellStart"/>
+      <w:r>
+        <w:rPr>
+          <w:lang w:val="en-GB"/>
+        </w:rPr>
+        <w:t>bicu</w:t>
+      </w:r>
+      <w:proofErr w:type="spellEnd"/>
+      <w:r>
+        <w:rPr>
+          <w:lang w:val="en-GB"/>
+        </w:rPr>
+        <w:t xml:space="preserve"> is chosen for an LR grid, the gradients in the three directions</w:t>
       </w:r>
       <w:r>
         <w:rPr>
@@ -8068,6 +11128,7 @@
         </w:rPr>
         <w:t xml:space="preserve">, needed as extra fields in the </w:t>
       </w:r>
+      <w:proofErr w:type="spellStart"/>
       <w:r>
         <w:rPr>
           <w:rFonts w:ascii="Courier New" w:hAnsi="Courier New" w:cs="Courier New"/>
@@ -8077,6 +11138,7 @@
         </w:rPr>
         <w:t>oasis_put</w:t>
       </w:r>
+      <w:proofErr w:type="spellEnd"/>
       <w:r>
         <w:rPr>
           <w:lang w:val="en-GB"/>
@@ -8107,6 +11169,7 @@
         </w:rPr>
         <w:t xml:space="preserve">, needed as extra fields in the </w:t>
       </w:r>
+      <w:proofErr w:type="spellStart"/>
       <w:r>
         <w:rPr>
           <w:rFonts w:ascii="Courier New" w:hAnsi="Courier New" w:cs="Courier New"/>
@@ -8116,6 +11179,7 @@
         </w:rPr>
         <w:t>oasis_put</w:t>
       </w:r>
+      <w:proofErr w:type="spellEnd"/>
       <w:r>
         <w:rPr>
           <w:lang w:val="en-GB"/>
@@ -8134,6 +11198,7 @@
         </w:rPr>
         <w:t xml:space="preserve"> are calculated. The source field is then sent with an </w:t>
       </w:r>
+      <w:proofErr w:type="spellStart"/>
       <w:r>
         <w:rPr>
           <w:rFonts w:ascii="Courier New" w:hAnsi="Courier New" w:cs="Courier New"/>
@@ -8143,6 +11208,7 @@
         </w:rPr>
         <w:t>oasis_put</w:t>
       </w:r>
+      <w:proofErr w:type="spellEnd"/>
       <w:r>
         <w:rPr>
           <w:lang w:val="en-GB"/>
@@ -8161,6 +11227,7 @@
         </w:rPr>
         <w:t xml:space="preserve">with an </w:t>
       </w:r>
+      <w:proofErr w:type="spellStart"/>
       <w:r>
         <w:rPr>
           <w:rFonts w:ascii="Courier New" w:hAnsi="Courier New" w:cs="Courier New"/>
@@ -8188,6 +11255,7 @@
         </w:rPr>
         <w:t>t</w:t>
       </w:r>
+      <w:proofErr w:type="spellEnd"/>
       <w:r>
         <w:rPr>
           <w:lang w:val="en-GB"/>
@@ -8286,7 +11354,21 @@
         <w:rPr>
           <w:lang w:val="en-GB"/>
         </w:rPr>
-        <w:t>e, the error is set to -1.e20.</w:t>
+        <w:t>e, the error is set to -</w:t>
+      </w:r>
+      <w:proofErr w:type="gramStart"/>
+      <w:r>
+        <w:rPr>
+          <w:lang w:val="en-GB"/>
+        </w:rPr>
+        <w:t>1.e</w:t>
+      </w:r>
+      <w:proofErr w:type="gramEnd"/>
+      <w:r>
+        <w:rPr>
+          <w:lang w:val="en-GB"/>
+        </w:rPr>
+        <w:t>20.</w:t>
       </w:r>
     </w:p>
     <w:p>
@@ -8358,7 +11440,17 @@
           <w:szCs w:val="22"/>
           <w:lang w:val="en-GB"/>
         </w:rPr>
-        <w:t>model1.out_100</w:t>
+        <w:t>model1.out_</w:t>
+      </w:r>
+      <w:proofErr w:type="gramStart"/>
+      <w:r>
+        <w:rPr>
+          <w:rFonts w:ascii="Courier New" w:hAnsi="Courier New" w:cs="Courier New"/>
+          <w:sz w:val="22"/>
+          <w:szCs w:val="22"/>
+          <w:lang w:val="en-GB"/>
+        </w:rPr>
+        <w:t>100</w:t>
       </w:r>
       <w:r>
         <w:rPr>
@@ -8366,6 +11458,7 @@
         </w:rPr>
         <w:t xml:space="preserve"> .</w:t>
       </w:r>
+      <w:proofErr w:type="gramEnd"/>
     </w:p>
     <w:p>
       <w:pPr>
@@ -8381,6 +11474,7 @@
         </w:rPr>
         <w:t xml:space="preserve">Finally, the program calls </w:t>
       </w:r>
+      <w:proofErr w:type="spellStart"/>
       <w:r>
         <w:rPr>
           <w:rFonts w:ascii="Courier New" w:hAnsi="Courier New" w:cs="Courier New"/>
@@ -8390,6 +11484,7 @@
         </w:rPr>
         <w:t>oasis_terminate</w:t>
       </w:r>
+      <w:proofErr w:type="spellEnd"/>
       <w:r>
         <w:rPr>
           <w:lang w:val="en-GB"/>
@@ -8419,6 +11514,7 @@
         </w:rPr>
         <w:t xml:space="preserve">Using </w:t>
       </w:r>
+      <w:proofErr w:type="spellStart"/>
       <w:r>
         <w:rPr>
           <w:rFonts w:ascii="Courier New" w:hAnsi="Courier New" w:cs="Courier New"/>
@@ -8428,6 +11524,7 @@
         </w:rPr>
         <w:t>regrid_environment</w:t>
       </w:r>
+      <w:proofErr w:type="spellEnd"/>
       <w:r>
         <w:rPr>
           <w:u w:val="single"/>
@@ -8444,6 +11541,7 @@
           <w:lang w:val="en-GB"/>
         </w:rPr>
       </w:pPr>
+      <w:proofErr w:type="spellStart"/>
       <w:r>
         <w:rPr>
           <w:rFonts w:ascii="Courier New" w:hAnsi="Courier New" w:cs="Courier New"/>
@@ -8453,12 +11551,21 @@
         </w:rPr>
         <w:t>regrid_environment</w:t>
       </w:r>
-      <w:r>
-        <w:rPr>
-          <w:lang w:val="en-GB"/>
-        </w:rPr>
-        <w:t xml:space="preserve"> can be adapted to calculate the weights for your own grids and regriddings</w:t>
-      </w:r>
+      <w:proofErr w:type="spellEnd"/>
+      <w:r>
+        <w:rPr>
+          <w:lang w:val="en-GB"/>
+        </w:rPr>
+        <w:t xml:space="preserve"> can be adapted to calculate the weights for your own grids and </w:t>
+      </w:r>
+      <w:proofErr w:type="spellStart"/>
+      <w:r>
+        <w:rPr>
+          <w:lang w:val="en-GB"/>
+        </w:rPr>
+        <w:t>regriddings</w:t>
+      </w:r>
+      <w:proofErr w:type="spellEnd"/>
       <w:r>
         <w:rPr>
           <w:lang w:val="en-GB"/>
@@ -8620,6 +11727,7 @@
         </w:rPr>
         <w:t>/</w:t>
       </w:r>
+      <w:proofErr w:type="spellStart"/>
       <w:r>
         <w:rPr>
           <w:rFonts w:ascii="Courier New" w:hAnsi="Courier New" w:cs="Courier New"/>
@@ -8629,6 +11737,7 @@
         </w:rPr>
         <w:t>create_grids_masks_with_NCL</w:t>
       </w:r>
+      <w:proofErr w:type="spellEnd"/>
       <w:r>
         <w:rPr>
           <w:rFonts w:ascii="Courier New" w:hAnsi="Courier New" w:cs="Courier New"/>
@@ -8698,7 +11807,21 @@
         <w:rPr>
           <w:lang w:val="en-GB"/>
         </w:rPr>
-        <w:t>”), on the regridding algorithm (see “</w:t>
+        <w:t xml:space="preserve">”), on the </w:t>
+      </w:r>
+      <w:proofErr w:type="spellStart"/>
+      <w:r>
+        <w:rPr>
+          <w:lang w:val="en-GB"/>
+        </w:rPr>
+        <w:t>regridding</w:t>
+      </w:r>
+      <w:proofErr w:type="spellEnd"/>
+      <w:r>
+        <w:rPr>
+          <w:lang w:val="en-GB"/>
+        </w:rPr>
+        <w:t xml:space="preserve"> algorithm (see “</w:t>
       </w:r>
       <w:r>
         <w:rPr>
@@ -8856,13 +11979,47 @@
           <w:szCs w:val="22"/>
           <w:lang w:val="en-GB"/>
         </w:rPr>
-        <w:t xml:space="preserve"> namcouple </w:t>
-      </w:r>
-      <w:r>
-        <w:rPr>
-          <w:lang w:val="en-GB"/>
-        </w:rPr>
-        <w:t>file corresponding to your grids and regridding algorithm.</w:t>
+        <w:t xml:space="preserve"> </w:t>
+      </w:r>
+      <w:proofErr w:type="spellStart"/>
+      <w:r>
+        <w:rPr>
+          <w:rFonts w:ascii="Courier New" w:hAnsi="Courier New" w:cs="Courier New"/>
+          <w:sz w:val="22"/>
+          <w:szCs w:val="22"/>
+          <w:lang w:val="en-GB"/>
+        </w:rPr>
+        <w:t>namcouple</w:t>
+      </w:r>
+      <w:proofErr w:type="spellEnd"/>
+      <w:r>
+        <w:rPr>
+          <w:rFonts w:ascii="Courier New" w:hAnsi="Courier New" w:cs="Courier New"/>
+          <w:sz w:val="22"/>
+          <w:szCs w:val="22"/>
+          <w:lang w:val="en-GB"/>
+        </w:rPr>
+        <w:t xml:space="preserve"> </w:t>
+      </w:r>
+      <w:r>
+        <w:rPr>
+          <w:lang w:val="en-GB"/>
+        </w:rPr>
+        <w:t xml:space="preserve">file corresponding to your grids and </w:t>
+      </w:r>
+      <w:proofErr w:type="spellStart"/>
+      <w:r>
+        <w:rPr>
+          <w:lang w:val="en-GB"/>
+        </w:rPr>
+        <w:t>regridding</w:t>
+      </w:r>
+      <w:proofErr w:type="spellEnd"/>
+      <w:r>
+        <w:rPr>
+          <w:lang w:val="en-GB"/>
+        </w:rPr>
+        <w:t xml:space="preserve"> algorithm.</w:t>
       </w:r>
     </w:p>
     <w:p>
@@ -8929,7 +12086,27 @@
           <w:szCs w:val="22"/>
           <w:lang w:val="en-GB"/>
         </w:rPr>
-        <w:t>oasis_testcase.f90</w:t>
+        <w:t>oasis_</w:t>
+      </w:r>
+      <w:proofErr w:type="gramStart"/>
+      <w:r>
+        <w:rPr>
+          <w:rFonts w:ascii="Courier New" w:hAnsi="Courier New" w:cs="Courier New"/>
+          <w:sz w:val="22"/>
+          <w:szCs w:val="22"/>
+          <w:lang w:val="en-GB"/>
+        </w:rPr>
+        <w:t>testcase.f</w:t>
+      </w:r>
+      <w:proofErr w:type="gramEnd"/>
+      <w:r>
+        <w:rPr>
+          <w:rFonts w:ascii="Courier New" w:hAnsi="Courier New" w:cs="Courier New"/>
+          <w:sz w:val="22"/>
+          <w:szCs w:val="22"/>
+          <w:lang w:val="en-GB"/>
+        </w:rPr>
+        <w:t>90</w:t>
       </w:r>
       <w:r>
         <w:rPr>
@@ -8937,6 +12114,7 @@
         </w:rPr>
         <w:t xml:space="preserve"> in subroutine </w:t>
       </w:r>
+      <w:proofErr w:type="spellStart"/>
       <w:r>
         <w:rPr>
           <w:rFonts w:ascii="Courier New" w:hAnsi="Courier New" w:cs="Courier New"/>
@@ -8946,12 +12124,14 @@
         </w:rPr>
         <w:t>init_model_params</w:t>
       </w:r>
+      <w:proofErr w:type="spellEnd"/>
       <w:r>
         <w:rPr>
           <w:lang w:val="en-GB"/>
         </w:rPr>
         <w:t xml:space="preserve"> and </w:t>
       </w:r>
+      <w:proofErr w:type="spellStart"/>
       <w:r>
         <w:rPr>
           <w:rFonts w:ascii="Courier New" w:hAnsi="Courier New" w:cs="Courier New"/>
@@ -8961,6 +12141,7 @@
         </w:rPr>
         <w:t>init_domain</w:t>
       </w:r>
+      <w:proofErr w:type="spellEnd"/>
       <w:r>
         <w:rPr>
           <w:lang w:val="en-GB"/>
@@ -8988,6 +12169,7 @@
         </w:rPr>
         <w:t xml:space="preserve">use </w:t>
       </w:r>
+      <w:proofErr w:type="spellStart"/>
       <w:r>
         <w:rPr>
           <w:rFonts w:ascii="Courier New" w:hAnsi="Courier New" w:cs="Courier New"/>
@@ -8997,6 +12179,7 @@
         </w:rPr>
         <w:t>regrid_environment</w:t>
       </w:r>
+      <w:proofErr w:type="spellEnd"/>
       <w:r>
         <w:rPr>
           <w:lang w:val="en-GB"/>
@@ -9013,7 +12196,35 @@
         <w:rPr>
           <w:lang w:val="en-GB"/>
         </w:rPr>
-        <w:t>calculate the regridding weights and the regridding error for</w:t>
+        <w:t xml:space="preserve">calculate the </w:t>
+      </w:r>
+      <w:proofErr w:type="spellStart"/>
+      <w:r>
+        <w:rPr>
+          <w:lang w:val="en-GB"/>
+        </w:rPr>
+        <w:t>regridding</w:t>
+      </w:r>
+      <w:proofErr w:type="spellEnd"/>
+      <w:r>
+        <w:rPr>
+          <w:lang w:val="en-GB"/>
+        </w:rPr>
+        <w:t xml:space="preserve"> weights and the </w:t>
+      </w:r>
+      <w:proofErr w:type="spellStart"/>
+      <w:r>
+        <w:rPr>
+          <w:lang w:val="en-GB"/>
+        </w:rPr>
+        <w:t>regridding</w:t>
+      </w:r>
+      <w:proofErr w:type="spellEnd"/>
+      <w:r>
+        <w:rPr>
+          <w:lang w:val="en-GB"/>
+        </w:rPr>
+        <w:t xml:space="preserve"> error for</w:t>
       </w:r>
       <w:r>
         <w:rPr>
@@ -9025,8 +12236,16 @@
         <w:rPr>
           <w:lang w:val="en-GB"/>
         </w:rPr>
-        <w:t>, and therefore evaluate the quality of your regriddings</w:t>
-      </w:r>
+        <w:t xml:space="preserve">, and therefore evaluate the quality of your </w:t>
+      </w:r>
+      <w:proofErr w:type="spellStart"/>
+      <w:r>
+        <w:rPr>
+          <w:lang w:val="en-GB"/>
+        </w:rPr>
+        <w:t>regriddings</w:t>
+      </w:r>
+      <w:proofErr w:type="spellEnd"/>
       <w:r>
         <w:rPr>
           <w:lang w:val="en-GB"/>
@@ -9049,7 +12268,14 @@
         <w:rPr>
           <w:lang w:val="en-GB"/>
         </w:rPr>
-        <w:t xml:space="preserve"> what a “good” re</w:t>
+        <w:t xml:space="preserve"> what a “good” </w:t>
+      </w:r>
+      <w:proofErr w:type="spellStart"/>
+      <w:r>
+        <w:rPr>
+          <w:lang w:val="en-GB"/>
+        </w:rPr>
+        <w:t>re</w:t>
       </w:r>
       <w:r>
         <w:rPr>
@@ -9061,7 +12287,14 @@
         <w:rPr>
           <w:lang w:val="en-GB"/>
         </w:rPr>
-        <w:t xml:space="preserve">ing </w:t>
+        <w:t>ing</w:t>
+      </w:r>
+      <w:proofErr w:type="spellEnd"/>
+      <w:r>
+        <w:rPr>
+          <w:lang w:val="en-GB"/>
+        </w:rPr>
+        <w:t xml:space="preserve"> </w:t>
       </w:r>
       <w:r>
         <w:rPr>
@@ -9087,6 +12320,7 @@
         </w:rPr>
         <w:t xml:space="preserve">. But at least, </w:t>
       </w:r>
+      <w:proofErr w:type="spellStart"/>
       <w:r>
         <w:rPr>
           <w:rFonts w:ascii="Courier New" w:hAnsi="Courier New" w:cs="Courier New"/>
@@ -9096,6 +12330,7 @@
         </w:rPr>
         <w:t>regrid_environment</w:t>
       </w:r>
+      <w:proofErr w:type="spellEnd"/>
       <w:r>
         <w:rPr>
           <w:lang w:val="en-GB"/>
@@ -9112,7 +12347,22 @@
         <w:rPr>
           <w:lang w:val="en-GB"/>
         </w:rPr>
-        <w:t xml:space="preserve"> and regriddings </w:t>
+        <w:t xml:space="preserve"> and </w:t>
+      </w:r>
+      <w:proofErr w:type="spellStart"/>
+      <w:proofErr w:type="gramStart"/>
+      <w:r>
+        <w:rPr>
+          <w:lang w:val="en-GB"/>
+        </w:rPr>
+        <w:t>regriddings</w:t>
+      </w:r>
+      <w:proofErr w:type="spellEnd"/>
+      <w:r>
+        <w:rPr>
+          <w:lang w:val="en-GB"/>
+        </w:rPr>
+        <w:t xml:space="preserve"> </w:t>
       </w:r>
       <w:r>
         <w:rPr>
@@ -9120,6 +12370,7 @@
         </w:rPr>
         <w:t>.</w:t>
       </w:r>
+      <w:proofErr w:type="gramEnd"/>
       <w:r>
         <w:rPr>
           <w:lang w:val="en-GB"/>
@@ -9261,7 +12512,35 @@
         <w:rPr>
           <w:lang w:val="en-GB"/>
         </w:rPr>
-        <w:t>Collins, N., Theurich, G., DeLuca, C., Suarez, M., Trayanov, A., Balaji, V., Li, P., Yang, W., Hill, C. and da Silva, A.</w:t>
+        <w:t xml:space="preserve">Collins, N., </w:t>
+      </w:r>
+      <w:proofErr w:type="spellStart"/>
+      <w:r>
+        <w:rPr>
+          <w:lang w:val="en-GB"/>
+        </w:rPr>
+        <w:t>Theurich</w:t>
+      </w:r>
+      <w:proofErr w:type="spellEnd"/>
+      <w:r>
+        <w:rPr>
+          <w:lang w:val="en-GB"/>
+        </w:rPr>
+        <w:t xml:space="preserve">, G., DeLuca, C., Suarez, M., </w:t>
+      </w:r>
+      <w:proofErr w:type="spellStart"/>
+      <w:r>
+        <w:rPr>
+          <w:lang w:val="en-GB"/>
+        </w:rPr>
+        <w:t>Trayanov</w:t>
+      </w:r>
+      <w:proofErr w:type="spellEnd"/>
+      <w:r>
+        <w:rPr>
+          <w:lang w:val="en-GB"/>
+        </w:rPr>
+        <w:t>, A., Balaji, V., Li, P., Yang, W., Hill, C. and da Silva, A.</w:t>
       </w:r>
       <w:r>
         <w:rPr>
@@ -9273,7 +12552,49 @@
         <w:rPr>
           <w:lang w:val="en-GB"/>
         </w:rPr>
-        <w:t>: Design and Implementation of Components in the Earth System Modeling Framework, Int. J. High Perfor. Comput. Apps, 19 (3), 341–350.</w:t>
+        <w:t xml:space="preserve">: Design and Implementation of Components in the Earth System </w:t>
+      </w:r>
+      <w:proofErr w:type="spellStart"/>
+      <w:r>
+        <w:rPr>
+          <w:lang w:val="en-GB"/>
+        </w:rPr>
+        <w:t>Modeling</w:t>
+      </w:r>
+      <w:proofErr w:type="spellEnd"/>
+      <w:r>
+        <w:rPr>
+          <w:lang w:val="en-GB"/>
+        </w:rPr>
+        <w:t xml:space="preserve"> Framework, Int. J. High </w:t>
+      </w:r>
+      <w:proofErr w:type="spellStart"/>
+      <w:r>
+        <w:rPr>
+          <w:lang w:val="en-GB"/>
+        </w:rPr>
+        <w:t>Perfor</w:t>
+      </w:r>
+      <w:proofErr w:type="spellEnd"/>
+      <w:r>
+        <w:rPr>
+          <w:lang w:val="en-GB"/>
+        </w:rPr>
+        <w:t xml:space="preserve">. </w:t>
+      </w:r>
+      <w:proofErr w:type="spellStart"/>
+      <w:r>
+        <w:rPr>
+          <w:lang w:val="en-GB"/>
+        </w:rPr>
+        <w:t>Comput</w:t>
+      </w:r>
+      <w:proofErr w:type="spellEnd"/>
+      <w:r>
+        <w:rPr>
+          <w:lang w:val="en-GB"/>
+        </w:rPr>
+        <w:t>. Apps, 19 (3), 341–350.</w:t>
       </w:r>
     </w:p>
     <w:p>
@@ -9315,11 +12636,19 @@
           <w:lang w:val="en-GB"/>
         </w:rPr>
       </w:pPr>
-      <w:r>
-        <w:rPr>
-          <w:lang w:val="en-GB"/>
-        </w:rPr>
-        <w:t>Jonville, G. and Valcke, S.</w:t>
+      <w:proofErr w:type="spellStart"/>
+      <w:r>
+        <w:rPr>
+          <w:lang w:val="en-GB"/>
+        </w:rPr>
+        <w:t>Jonville</w:t>
+      </w:r>
+      <w:proofErr w:type="spellEnd"/>
+      <w:r>
+        <w:rPr>
+          <w:lang w:val="en-GB"/>
+        </w:rPr>
+        <w:t>, G. and Valcke, S.</w:t>
       </w:r>
       <w:r>
         <w:rPr>
@@ -9331,7 +12660,21 @@
         <w:rPr>
           <w:lang w:val="en-GB"/>
         </w:rPr>
-        <w:t xml:space="preserve">: Analysis of SCRIP conservative remapping in OASIS3-MCT – Part B, Technical Report TR/CMGC/19-155, Cerfacs, France. </w:t>
+        <w:t xml:space="preserve">: Analysis of SCRIP conservative remapping in OASIS3-MCT – Part B, Technical Report TR/CMGC/19-155, </w:t>
+      </w:r>
+      <w:proofErr w:type="spellStart"/>
+      <w:r>
+        <w:rPr>
+          <w:lang w:val="en-GB"/>
+        </w:rPr>
+        <w:t>Cerfacs</w:t>
+      </w:r>
+      <w:proofErr w:type="spellEnd"/>
+      <w:r>
+        <w:rPr>
+          <w:lang w:val="en-GB"/>
+        </w:rPr>
+        <w:t xml:space="preserve">, France. </w:t>
       </w:r>
     </w:p>
     <w:p>
@@ -9341,11 +12684,61 @@
           <w:lang w:val="en-GB"/>
         </w:rPr>
       </w:pPr>
-      <w:r>
-        <w:rPr>
-          <w:lang w:val="en-GB"/>
-        </w:rPr>
-        <w:t>Piacentini, A., Maisonnave, E., Jonville, G., Coquart, L. and Valcke, S. </w:t>
+      <w:proofErr w:type="spellStart"/>
+      <w:r>
+        <w:rPr>
+          <w:lang w:val="en-GB"/>
+        </w:rPr>
+        <w:t>Piacentini</w:t>
+      </w:r>
+      <w:proofErr w:type="spellEnd"/>
+      <w:r>
+        <w:rPr>
+          <w:lang w:val="en-GB"/>
+        </w:rPr>
+        <w:t xml:space="preserve">, A., </w:t>
+      </w:r>
+      <w:proofErr w:type="spellStart"/>
+      <w:r>
+        <w:rPr>
+          <w:lang w:val="en-GB"/>
+        </w:rPr>
+        <w:t>Maisonnave</w:t>
+      </w:r>
+      <w:proofErr w:type="spellEnd"/>
+      <w:r>
+        <w:rPr>
+          <w:lang w:val="en-GB"/>
+        </w:rPr>
+        <w:t xml:space="preserve">, E., </w:t>
+      </w:r>
+      <w:proofErr w:type="spellStart"/>
+      <w:r>
+        <w:rPr>
+          <w:lang w:val="en-GB"/>
+        </w:rPr>
+        <w:t>Jonville</w:t>
+      </w:r>
+      <w:proofErr w:type="spellEnd"/>
+      <w:r>
+        <w:rPr>
+          <w:lang w:val="en-GB"/>
+        </w:rPr>
+        <w:t xml:space="preserve">, G., </w:t>
+      </w:r>
+      <w:proofErr w:type="spellStart"/>
+      <w:r>
+        <w:rPr>
+          <w:lang w:val="en-GB"/>
+        </w:rPr>
+        <w:t>Coquart</w:t>
+      </w:r>
+      <w:proofErr w:type="spellEnd"/>
+      <w:r>
+        <w:rPr>
+          <w:lang w:val="en-GB"/>
+        </w:rPr>
+        <w:t>, L. and Valcke, S. </w:t>
       </w:r>
       <w:r>
         <w:rPr>
@@ -9357,7 +12750,21 @@
         <w:rPr>
           <w:lang w:val="en-GB"/>
         </w:rPr>
-        <w:t>: A parallel SCRIP interpolation library for OASIS, Technical Report TR/CMGC/18-34, Cerfacs, France. https://cerfacs.fr/wp-content/uploads/2018/03/GLOBC-TR-PIANCENTINI-cmgc_18_34.pdf</w:t>
+        <w:t xml:space="preserve">: A parallel SCRIP interpolation library for OASIS, Technical Report TR/CMGC/18-34, </w:t>
+      </w:r>
+      <w:proofErr w:type="spellStart"/>
+      <w:r>
+        <w:rPr>
+          <w:lang w:val="en-GB"/>
+        </w:rPr>
+        <w:t>Cerfacs</w:t>
+      </w:r>
+      <w:proofErr w:type="spellEnd"/>
+      <w:r>
+        <w:rPr>
+          <w:lang w:val="en-GB"/>
+        </w:rPr>
+        <w:t>, France. https://cerfacs.fr/wp-content/uploads/2018/03/GLOBC-TR-PIANCENTINI-cmgc_18_34.pdf</w:t>
       </w:r>
     </w:p>
     <w:p>
@@ -9371,7 +12778,21 @@
         <w:rPr>
           <w:lang w:val="en-GB"/>
         </w:rPr>
-        <w:t>Valcke, S. and Piacentini, A.</w:t>
+        <w:t xml:space="preserve">Valcke, S. and </w:t>
+      </w:r>
+      <w:proofErr w:type="spellStart"/>
+      <w:r>
+        <w:rPr>
+          <w:lang w:val="en-GB"/>
+        </w:rPr>
+        <w:t>Piacentini</w:t>
+      </w:r>
+      <w:proofErr w:type="spellEnd"/>
+      <w:r>
+        <w:rPr>
+          <w:lang w:val="en-GB"/>
+        </w:rPr>
+        <w:t>, A.</w:t>
       </w:r>
       <w:r>
         <w:rPr>
@@ -9383,7 +12804,21 @@
         <w:rPr>
           <w:lang w:val="en-GB"/>
         </w:rPr>
-        <w:t>: Analysis of SCRIP conservative remapping in OASIS3-MCT – Part A, Technical Report TR/CMGC/19-129, Cerfacs, France. https://cerfacs.fr/wp-content/uploads/2019/09/GLOBC-TR-Valcke-SCRIP_CONSERV_TRNORM_partA.pdf</w:t>
+        <w:t xml:space="preserve">: Analysis of SCRIP conservative remapping in OASIS3-MCT – Part A, Technical Report TR/CMGC/19-129, </w:t>
+      </w:r>
+      <w:proofErr w:type="spellStart"/>
+      <w:r>
+        <w:rPr>
+          <w:lang w:val="en-GB"/>
+        </w:rPr>
+        <w:t>Cerfacs</w:t>
+      </w:r>
+      <w:proofErr w:type="spellEnd"/>
+      <w:r>
+        <w:rPr>
+          <w:lang w:val="en-GB"/>
+        </w:rPr>
+        <w:t>, France. https://cerfacs.fr/wp-content/uploads/2019/09/GLOBC-TR-Valcke-SCRIP_CONSERV_TRNORM_partA.pdf</w:t>
       </w:r>
     </w:p>
     <w:p>
@@ -9397,13 +12832,41 @@
         <w:rPr>
           <w:lang w:val="en-GB"/>
         </w:rPr>
-        <w:t>Valcke, S., Piacentini, A.</w:t>
-      </w:r>
-      <w:r>
-        <w:rPr>
-          <w:lang w:val="en-GB"/>
-        </w:rPr>
-        <w:t xml:space="preserve"> and Jonville, G. </w:t>
+        <w:t xml:space="preserve">Valcke, S., </w:t>
+      </w:r>
+      <w:proofErr w:type="spellStart"/>
+      <w:r>
+        <w:rPr>
+          <w:lang w:val="en-GB"/>
+        </w:rPr>
+        <w:t>Piacentini</w:t>
+      </w:r>
+      <w:proofErr w:type="spellEnd"/>
+      <w:r>
+        <w:rPr>
+          <w:lang w:val="en-GB"/>
+        </w:rPr>
+        <w:t>, A.</w:t>
+      </w:r>
+      <w:r>
+        <w:rPr>
+          <w:lang w:val="en-GB"/>
+        </w:rPr>
+        <w:t xml:space="preserve"> and </w:t>
+      </w:r>
+      <w:proofErr w:type="spellStart"/>
+      <w:r>
+        <w:rPr>
+          <w:lang w:val="en-GB"/>
+        </w:rPr>
+        <w:t>Jonville</w:t>
+      </w:r>
+      <w:proofErr w:type="spellEnd"/>
+      <w:r>
+        <w:rPr>
+          <w:lang w:val="en-GB"/>
+        </w:rPr>
+        <w:t xml:space="preserve">, G. </w:t>
       </w:r>
       <w:r>
         <w:rPr>
@@ -9415,19 +12878,49 @@
         <w:rPr>
           <w:lang w:val="en-GB"/>
         </w:rPr>
-        <w:t>Benchmarking of regridding libraries used in Earth System Modelling</w:t>
-      </w:r>
-      <w:r>
-        <w:rPr>
-          <w:lang w:val="en-GB"/>
-        </w:rPr>
-        <w:t>: SCRIP, YAC, ESMF and XIOS,</w:t>
-      </w:r>
-      <w:r>
-        <w:rPr>
-          <w:lang w:val="en-GB"/>
-        </w:rPr>
-        <w:t>Technical Report TR/CMGC/</w:t>
+        <w:t xml:space="preserve">Benchmarking of </w:t>
+      </w:r>
+      <w:proofErr w:type="spellStart"/>
+      <w:r>
+        <w:rPr>
+          <w:lang w:val="en-GB"/>
+        </w:rPr>
+        <w:t>regridding</w:t>
+      </w:r>
+      <w:proofErr w:type="spellEnd"/>
+      <w:r>
+        <w:rPr>
+          <w:lang w:val="en-GB"/>
+        </w:rPr>
+        <w:t xml:space="preserve"> libraries used in Earth System Modelling</w:t>
+      </w:r>
+      <w:r>
+        <w:rPr>
+          <w:lang w:val="en-GB"/>
+        </w:rPr>
+        <w:t xml:space="preserve">: SCRIP, YAC, ESMF and </w:t>
+      </w:r>
+      <w:proofErr w:type="spellStart"/>
+      <w:proofErr w:type="gramStart"/>
+      <w:r>
+        <w:rPr>
+          <w:lang w:val="en-GB"/>
+        </w:rPr>
+        <w:t>XIOS,</w:t>
+      </w:r>
+      <w:r>
+        <w:rPr>
+          <w:lang w:val="en-GB"/>
+        </w:rPr>
+        <w:t>Technical</w:t>
+      </w:r>
+      <w:proofErr w:type="spellEnd"/>
+      <w:proofErr w:type="gramEnd"/>
+      <w:r>
+        <w:rPr>
+          <w:lang w:val="en-GB"/>
+        </w:rPr>
+        <w:t xml:space="preserve"> Report TR/CMGC/</w:t>
       </w:r>
       <w:r>
         <w:rPr>
@@ -9439,7 +12932,21 @@
         <w:rPr>
           <w:lang w:val="en-GB"/>
         </w:rPr>
-        <w:t xml:space="preserve">, Cerfacs, France. </w:t>
+        <w:t xml:space="preserve">, </w:t>
+      </w:r>
+      <w:proofErr w:type="spellStart"/>
+      <w:r>
+        <w:rPr>
+          <w:lang w:val="en-GB"/>
+        </w:rPr>
+        <w:t>Cerfacs</w:t>
+      </w:r>
+      <w:proofErr w:type="spellEnd"/>
+      <w:r>
+        <w:rPr>
+          <w:lang w:val="en-GB"/>
+        </w:rPr>
+        <w:t xml:space="preserve">, France. </w:t>
       </w:r>
       <w:r>
         <w:rPr>
@@ -9693,7 +13200,43 @@
           <w:szCs w:val="22"/>
           <w:lang w:val="en-GB"/>
         </w:rPr>
-        <w:t>The original sea-land mask of the ocean grid, torc or nogt, is taken as is. For the atmosphere grid, the valid/unmasked fraction of each cell is defined by the conservative remapping of the unmasked part of the ocean grid on the atmospheric grid performed with the specific regridding library. Then, the atmospheric coupling mask is defined associating a valid (non</w:t>
+        <w:t xml:space="preserve">The original sea-land mask of the ocean grid, torc or </w:t>
+      </w:r>
+      <w:proofErr w:type="spellStart"/>
+      <w:r>
+        <w:rPr>
+          <w:sz w:val="22"/>
+          <w:szCs w:val="22"/>
+          <w:lang w:val="en-GB"/>
+        </w:rPr>
+        <w:t>nogt</w:t>
+      </w:r>
+      <w:proofErr w:type="spellEnd"/>
+      <w:r>
+        <w:rPr>
+          <w:sz w:val="22"/>
+          <w:szCs w:val="22"/>
+          <w:lang w:val="en-GB"/>
+        </w:rPr>
+        <w:t xml:space="preserve">, is taken as is. For the atmosphere grid, the valid/unmasked fraction of each cell is defined by the conservative remapping of the unmasked part of the ocean grid on the atmospheric grid performed with the specific </w:t>
+      </w:r>
+      <w:proofErr w:type="spellStart"/>
+      <w:r>
+        <w:rPr>
+          <w:sz w:val="22"/>
+          <w:szCs w:val="22"/>
+          <w:lang w:val="en-GB"/>
+        </w:rPr>
+        <w:t>regridding</w:t>
+      </w:r>
+      <w:proofErr w:type="spellEnd"/>
+      <w:r>
+        <w:rPr>
+          <w:sz w:val="22"/>
+          <w:szCs w:val="22"/>
+          <w:lang w:val="en-GB"/>
+        </w:rPr>
+        <w:t xml:space="preserve"> library. Then, the atmospheric coupling mask is defined associating a valid (non</w:t>
       </w:r>
       <w:r>
         <w:rPr>
@@ -9749,15 +13292,33 @@
           <w:szCs w:val="22"/>
           <w:lang w:val="en-GB"/>
         </w:rPr>
-        <w:t xml:space="preserve">at least 1/1000 of its surface </w:t>
-      </w:r>
-      <w:r>
-        <w:rPr>
-          <w:sz w:val="22"/>
-          <w:szCs w:val="22"/>
-          <w:lang w:val="en-GB"/>
-        </w:rPr>
-        <w:t xml:space="preserve">; for </w:t>
+        <w:t xml:space="preserve">at least 1/1000 of its </w:t>
+      </w:r>
+      <w:proofErr w:type="gramStart"/>
+      <w:r>
+        <w:rPr>
+          <w:sz w:val="22"/>
+          <w:szCs w:val="22"/>
+          <w:lang w:val="en-GB"/>
+        </w:rPr>
+        <w:t xml:space="preserve">surface </w:t>
+      </w:r>
+      <w:r>
+        <w:rPr>
+          <w:sz w:val="22"/>
+          <w:szCs w:val="22"/>
+          <w:lang w:val="en-GB"/>
+        </w:rPr>
+        <w:t>;</w:t>
+      </w:r>
+      <w:proofErr w:type="gramEnd"/>
+      <w:r>
+        <w:rPr>
+          <w:sz w:val="22"/>
+          <w:szCs w:val="22"/>
+          <w:lang w:val="en-GB"/>
+        </w:rPr>
+        <w:t xml:space="preserve"> for </w:t>
       </w:r>
       <w:r>
         <w:rPr>
@@ -9819,13 +13380,41 @@
         </w:rPr>
         <w:t xml:space="preserve"> W</w:t>
       </w:r>
-      <w:r>
-        <w:rPr>
-          <w:sz w:val="22"/>
-          <w:szCs w:val="22"/>
-          <w:lang w:val="en-GB"/>
-        </w:rPr>
-        <w:t>e did not yet follow this best practice when the t12e grid is involved; in those cases, we use masks generated with the nogt sea-land mask.</w:t>
+      <w:proofErr w:type="spellStart"/>
+      <w:r>
+        <w:rPr>
+          <w:sz w:val="22"/>
+          <w:szCs w:val="22"/>
+          <w:lang w:val="en-GB"/>
+        </w:rPr>
+        <w:t>e</w:t>
+      </w:r>
+      <w:proofErr w:type="spellEnd"/>
+      <w:r>
+        <w:rPr>
+          <w:sz w:val="22"/>
+          <w:szCs w:val="22"/>
+          <w:lang w:val="en-GB"/>
+        </w:rPr>
+        <w:t xml:space="preserve"> did not yet follow this best practice when the t12e grid is involved; in those cases, we use masks generated with the </w:t>
+      </w:r>
+      <w:proofErr w:type="spellStart"/>
+      <w:r>
+        <w:rPr>
+          <w:sz w:val="22"/>
+          <w:szCs w:val="22"/>
+          <w:lang w:val="en-GB"/>
+        </w:rPr>
+        <w:t>nogt</w:t>
+      </w:r>
+      <w:proofErr w:type="spellEnd"/>
+      <w:r>
+        <w:rPr>
+          <w:sz w:val="22"/>
+          <w:szCs w:val="22"/>
+          <w:lang w:val="en-GB"/>
+        </w:rPr>
+        <w:t xml:space="preserve"> sea-land mask.</w:t>
       </w:r>
     </w:p>
   </w:footnote>
@@ -9861,7 +13450,25 @@
           <w:szCs w:val="22"/>
           <w:lang w:val="en-GB"/>
         </w:rPr>
-        <w:t xml:space="preserve"> ESMF: the so-called “SCRIP” format or the “unstructured” format. The “SCRIP” format describes the grid providing the latitude and the longitude of the centre and corners of each cell. The unstructured format describes the grid as an ensemble of elements and provides the element connectivity associating for each element a certain number of nodes in the list of nodes for which the latitude and longitude are provided. The grids torc, nogt and t12e are structured and can in principle be described in ESMF with the SCRIP format. However, as detailed in section 7.4 of (Valcke et al</w:t>
+        <w:t xml:space="preserve"> ESMF: the so-called “SCRIP” format or the “unstructured” format. The “SCRIP” format describes the grid providing the latitude and the longitude of the centre and corners of each cell. The unstructured format describes the grid as an ensemble of elements and provides the element connectivity associating for each element a certain number of nodes in the list of nodes for which the latitude and longitude are provided. The grids torc, </w:t>
+      </w:r>
+      <w:proofErr w:type="spellStart"/>
+      <w:r>
+        <w:rPr>
+          <w:sz w:val="22"/>
+          <w:szCs w:val="22"/>
+          <w:lang w:val="en-GB"/>
+        </w:rPr>
+        <w:t>nogt</w:t>
+      </w:r>
+      <w:proofErr w:type="spellEnd"/>
+      <w:r>
+        <w:rPr>
+          <w:sz w:val="22"/>
+          <w:szCs w:val="22"/>
+          <w:lang w:val="en-GB"/>
+        </w:rPr>
+        <w:t xml:space="preserve"> and t12e are structured and can in principle be described in ESMF with the SCRIP format. However, as detailed in section 7.4 of (Valcke et al</w:t>
       </w:r>
       <w:r>
         <w:rPr>
@@ -9877,8 +13484,45 @@
           <w:szCs w:val="22"/>
           <w:lang w:val="en-GB"/>
         </w:rPr>
-        <w:t xml:space="preserve"> 2021), the conservative remapping for a field expressed on a nogt grid shows wrong values in the region of the North fold of the grid. But this problem disappears when the nogt grid is expressed as an unstructured grid. This is why we use the script </w:t>
-      </w:r>
+        <w:t xml:space="preserve"> 2021), the conservative remapping for a field expressed on a </w:t>
+      </w:r>
+      <w:proofErr w:type="spellStart"/>
+      <w:r>
+        <w:rPr>
+          <w:sz w:val="22"/>
+          <w:szCs w:val="22"/>
+          <w:lang w:val="en-GB"/>
+        </w:rPr>
+        <w:t>nogt</w:t>
+      </w:r>
+      <w:proofErr w:type="spellEnd"/>
+      <w:r>
+        <w:rPr>
+          <w:sz w:val="22"/>
+          <w:szCs w:val="22"/>
+          <w:lang w:val="en-GB"/>
+        </w:rPr>
+        <w:t xml:space="preserve"> grid shows wrong values in the region of the North fold of the grid. But this problem disappears when the </w:t>
+      </w:r>
+      <w:proofErr w:type="spellStart"/>
+      <w:r>
+        <w:rPr>
+          <w:sz w:val="22"/>
+          <w:szCs w:val="22"/>
+          <w:lang w:val="en-GB"/>
+        </w:rPr>
+        <w:t>nogt</w:t>
+      </w:r>
+      <w:proofErr w:type="spellEnd"/>
+      <w:r>
+        <w:rPr>
+          <w:sz w:val="22"/>
+          <w:szCs w:val="22"/>
+          <w:lang w:val="en-GB"/>
+        </w:rPr>
+        <w:t xml:space="preserve"> grid is expressed as an unstructured grid. This is why we use the script </w:t>
+      </w:r>
+      <w:proofErr w:type="spellStart"/>
       <w:r>
         <w:rPr>
           <w:rFonts w:ascii="Courier New" w:hAnsi="Courier New" w:cs="Courier New"/>
@@ -9888,6 +13532,7 @@
         </w:rPr>
         <w:t>OasisGridsToESMF</w:t>
       </w:r>
+      <w:proofErr w:type="spellEnd"/>
       <w:r>
         <w:rPr>
           <w:sz w:val="22"/>
@@ -9901,7 +13546,15 @@
           <w:rFonts w:ascii="Courier New" w:hAnsi="Courier New" w:cs="Courier New"/>
           <w:lang w:val="en-GB"/>
         </w:rPr>
-        <w:t>_nogtunstruct.py</w:t>
+        <w:t>_</w:t>
+      </w:r>
+      <w:proofErr w:type="gramStart"/>
+      <w:r>
+        <w:rPr>
+          <w:rFonts w:ascii="Courier New" w:hAnsi="Courier New" w:cs="Courier New"/>
+          <w:lang w:val="en-GB"/>
+        </w:rPr>
+        <w:t>nogtunstruct.py</w:t>
       </w:r>
       <w:r>
         <w:rPr>
@@ -9919,6 +13572,7 @@
         </w:rPr>
         <w:t>,</w:t>
       </w:r>
+      <w:proofErr w:type="gramEnd"/>
       <w:r>
         <w:rPr>
           <w:rFonts w:ascii="Courier New" w:hAnsi="Courier New" w:cs="Courier New"/>
@@ -9932,7 +13586,25 @@
           <w:szCs w:val="22"/>
           <w:lang w:val="en-GB"/>
         </w:rPr>
-        <w:t>which expresses the nogt grid in the unstructured ESMF format</w:t>
+        <w:t xml:space="preserve">which expresses the </w:t>
+      </w:r>
+      <w:proofErr w:type="spellStart"/>
+      <w:r>
+        <w:rPr>
+          <w:sz w:val="22"/>
+          <w:szCs w:val="22"/>
+          <w:lang w:val="en-GB"/>
+        </w:rPr>
+        <w:t>nogt</w:t>
+      </w:r>
+      <w:proofErr w:type="spellEnd"/>
+      <w:r>
+        <w:rPr>
+          <w:sz w:val="22"/>
+          <w:szCs w:val="22"/>
+          <w:lang w:val="en-GB"/>
+        </w:rPr>
+        <w:t xml:space="preserve"> grid in the unstructured ESMF format</w:t>
       </w:r>
       <w:r>
         <w:rPr>
@@ -9948,7 +13620,25 @@
           <w:szCs w:val="22"/>
           <w:lang w:val="en-GB"/>
         </w:rPr>
-        <w:t xml:space="preserve"> for conserv1st and conserv2nd when nogt is the source grid.</w:t>
+        <w:t xml:space="preserve"> for conserv1st and conserv2nd when </w:t>
+      </w:r>
+      <w:proofErr w:type="spellStart"/>
+      <w:r>
+        <w:rPr>
+          <w:sz w:val="22"/>
+          <w:szCs w:val="22"/>
+          <w:lang w:val="en-GB"/>
+        </w:rPr>
+        <w:t>nogt</w:t>
+      </w:r>
+      <w:proofErr w:type="spellEnd"/>
+      <w:r>
+        <w:rPr>
+          <w:sz w:val="22"/>
+          <w:szCs w:val="22"/>
+          <w:lang w:val="en-GB"/>
+        </w:rPr>
+        <w:t xml:space="preserve"> is the source grid.</w:t>
       </w:r>
     </w:p>
   </w:footnote>

--- a/examples/regrid_environment/regrid_environment_documentation.docx
+++ b/examples/regrid_environment/regrid_environment_documentation.docx
@@ -1683,32 +1683,14 @@
         <w:rPr>
           <w:lang w:val="en-GB"/>
         </w:rPr>
-        <w:t>R</w:t>
-      </w:r>
-      <w:r>
-        <w:rPr>
-          <w:lang w:val="en-GB"/>
-        </w:rPr>
-        <w:t>egridding</w:t>
-      </w:r>
-      <w:proofErr w:type="spellEnd"/>
-      <w:r>
-        <w:rPr>
-          <w:lang w:val="en-GB"/>
-        </w:rPr>
-        <w:t xml:space="preserve"> algorithm</w:t>
-      </w:r>
-      <w:r>
-        <w:rPr>
-          <w:lang w:val="en-GB"/>
-        </w:rPr>
-        <w:t>s</w:t>
-      </w:r>
-      <w:r>
-        <w:rPr>
-          <w:lang w:val="en-GB"/>
-        </w:rPr>
-        <w:t xml:space="preserve"> </w:t>
+        <w:t>Regridding</w:t>
+      </w:r>
+      <w:proofErr w:type="spellEnd"/>
+      <w:r>
+        <w:rPr>
+          <w:lang w:val="en-GB"/>
+        </w:rPr>
+        <w:t xml:space="preserve"> algorithms </w:t>
       </w:r>
     </w:p>
     <w:p>
@@ -2524,15 +2506,32 @@
         </w:rPr>
         <w:t>Instructions on how to install OASIS3-MCT, and therefore the SCRIP library, are provided in section 6 of the User Guide (</w:t>
       </w:r>
-      <w:hyperlink r:id="rId9" w:history="1">
-        <w:r>
-          <w:rPr>
-            <w:rStyle w:val="Hyperlink"/>
-            <w:lang w:val="en-GB"/>
-          </w:rPr>
-          <w:t>https://oasis.cerfacs.fr/en/documentation/</w:t>
-        </w:r>
-      </w:hyperlink>
+      <w:r>
+        <w:fldChar w:fldCharType="begin"/>
+      </w:r>
+      <w:r>
+        <w:rPr>
+          <w:lang w:val="en-US"/>
+        </w:rPr>
+        <w:instrText xml:space="preserve"> HYPERLINK "https://oasis.cerfacs.fr/en/documentation/" </w:instrText>
+      </w:r>
+      <w:r>
+        <w:fldChar w:fldCharType="separate"/>
+      </w:r>
+      <w:r>
+        <w:rPr>
+          <w:rStyle w:val="Hyperlink"/>
+          <w:lang w:val="en-GB"/>
+        </w:rPr>
+        <w:t>https://oasis.cerfacs.fr/en/documentation/</w:t>
+      </w:r>
+      <w:r>
+        <w:rPr>
+          <w:rStyle w:val="Hyperlink"/>
+          <w:lang w:val="en-GB"/>
+        </w:rPr>
+        <w:fldChar w:fldCharType="end"/>
+      </w:r>
       <w:r>
         <w:rPr>
           <w:color w:val="000000" w:themeColor="text1"/>
@@ -2601,7 +2600,7 @@
         </w:rPr>
         <w:t xml:space="preserve">are available at </w:t>
       </w:r>
-      <w:hyperlink r:id="rId10" w:history="1">
+      <w:hyperlink r:id="rId9" w:history="1">
         <w:r>
           <w:rPr>
             <w:rStyle w:val="Hyperlink"/>
@@ -2648,16 +2647,34 @@
         </w:rPr>
         <w:t xml:space="preserve">git clone </w:t>
       </w:r>
-      <w:hyperlink r:id="rId11" w:history="1">
-        <w:r>
-          <w:rPr>
-            <w:rStyle w:val="Hyperlink"/>
-            <w:rFonts w:ascii="Courier New" w:hAnsi="Courier New" w:cs="Courier New"/>
-            <w:lang w:val="en-GB" w:eastAsia="en-US"/>
-          </w:rPr>
-          <w:t>https://github.com/esmf-org/esmf.git --branch ESMF_8_2_0 --depth 1</w:t>
-        </w:r>
-      </w:hyperlink>
+      <w:r>
+        <w:fldChar w:fldCharType="begin"/>
+      </w:r>
+      <w:r>
+        <w:rPr>
+          <w:lang w:val="en-US"/>
+        </w:rPr>
+        <w:instrText xml:space="preserve"> HYPERLINK "https://github.com/esmf-org/esmf.git%20--branch%20ESMF_8_2_0%20--depth%201" </w:instrText>
+      </w:r>
+      <w:r>
+        <w:fldChar w:fldCharType="separate"/>
+      </w:r>
+      <w:r>
+        <w:rPr>
+          <w:rStyle w:val="Hyperlink"/>
+          <w:rFonts w:ascii="Courier New" w:hAnsi="Courier New" w:cs="Courier New"/>
+          <w:lang w:val="en-GB" w:eastAsia="en-US"/>
+        </w:rPr>
+        <w:t>https://github.com/esmf-org/esmf.git --branch ESMF_8_2_0 --depth 1</w:t>
+      </w:r>
+      <w:r>
+        <w:rPr>
+          <w:rStyle w:val="Hyperlink"/>
+          <w:rFonts w:ascii="Courier New" w:hAnsi="Courier New" w:cs="Courier New"/>
+          <w:lang w:val="en-GB" w:eastAsia="en-US"/>
+        </w:rPr>
+        <w:fldChar w:fldCharType="end"/>
+      </w:r>
     </w:p>
     <w:p>
       <w:pPr>
@@ -3473,15 +3490,32 @@
         </w:rPr>
         <w:t xml:space="preserve">Details on XIOS installation are available at </w:t>
       </w:r>
-      <w:hyperlink r:id="rId12" w:history="1">
-        <w:r>
-          <w:rPr>
-            <w:rStyle w:val="Hyperlink"/>
-            <w:lang w:val="en-GB"/>
-          </w:rPr>
-          <w:t>https://forge.ipsl.jussieu.fr/ioserver/wiki/documentation</w:t>
-        </w:r>
-      </w:hyperlink>
+      <w:r>
+        <w:fldChar w:fldCharType="begin"/>
+      </w:r>
+      <w:r>
+        <w:rPr>
+          <w:lang w:val="en-US"/>
+        </w:rPr>
+        <w:instrText xml:space="preserve"> HYPERLINK "https://forge.ipsl.jussieu.fr/ioserver/wiki/documentation" </w:instrText>
+      </w:r>
+      <w:r>
+        <w:fldChar w:fldCharType="separate"/>
+      </w:r>
+      <w:r>
+        <w:rPr>
+          <w:rStyle w:val="Hyperlink"/>
+          <w:lang w:val="en-GB"/>
+        </w:rPr>
+        <w:t>https://forge.ipsl.jussieu.fr/ioserver/wiki/documentation</w:t>
+      </w:r>
+      <w:r>
+        <w:rPr>
+          <w:rStyle w:val="Hyperlink"/>
+          <w:lang w:val="en-GB"/>
+        </w:rPr>
+        <w:fldChar w:fldCharType="end"/>
+      </w:r>
       <w:r>
         <w:rPr>
           <w:lang w:val="en-GB"/>
@@ -3565,18 +3599,38 @@
         </w:rPr>
         <w:t xml:space="preserve"> co </w:t>
       </w:r>
-      <w:hyperlink r:id="rId13" w:history="1">
-        <w:r>
-          <w:rPr>
-            <w:rStyle w:val="Hyperlink"/>
-            <w:rFonts w:ascii="Courier New" w:hAnsi="Courier New" w:cs="Courier New"/>
-            <w:sz w:val="21"/>
-            <w:szCs w:val="21"/>
-            <w:lang w:val="en-GB" w:eastAsia="en-US"/>
-          </w:rPr>
-          <w:t>http://forge.ipsl.jussieu.fr/ioserver/svn/XIOS/trunk</w:t>
-        </w:r>
-      </w:hyperlink>
+      <w:r>
+        <w:fldChar w:fldCharType="begin"/>
+      </w:r>
+      <w:r>
+        <w:rPr>
+          <w:lang w:val="en-US"/>
+        </w:rPr>
+        <w:instrText xml:space="preserve"> HYPERLINK "http://forge.ipsl.jussieu.fr/ioserver/svn/XIOS/trunk" </w:instrText>
+      </w:r>
+      <w:r>
+        <w:fldChar w:fldCharType="separate"/>
+      </w:r>
+      <w:r>
+        <w:rPr>
+          <w:rStyle w:val="Hyperlink"/>
+          <w:rFonts w:ascii="Courier New" w:hAnsi="Courier New" w:cs="Courier New"/>
+          <w:sz w:val="21"/>
+          <w:szCs w:val="21"/>
+          <w:lang w:val="en-GB" w:eastAsia="en-US"/>
+        </w:rPr>
+        <w:t>http://forge.ipsl.jussieu.fr/ioserver/svn/XIOS/trunk</w:t>
+      </w:r>
+      <w:r>
+        <w:rPr>
+          <w:rStyle w:val="Hyperlink"/>
+          <w:rFonts w:ascii="Courier New" w:hAnsi="Courier New" w:cs="Courier New"/>
+          <w:sz w:val="21"/>
+          <w:szCs w:val="21"/>
+          <w:lang w:val="en-GB" w:eastAsia="en-US"/>
+        </w:rPr>
+        <w:fldChar w:fldCharType="end"/>
+      </w:r>
       <w:r>
         <w:rPr>
           <w:rFonts w:ascii="Courier New" w:hAnsi="Courier New" w:cs="Courier New"/>
@@ -6217,39 +6271,46 @@
         <w:rPr>
           <w:lang w:val="en-GB"/>
         </w:rPr>
-        <w:t>are provided in the files</w:t>
-      </w:r>
-      <w:r>
-        <w:rPr>
+        <w:t xml:space="preserve">are provided in the files </w:t>
+      </w:r>
+      <w:proofErr w:type="spellStart"/>
+      <w:r>
+        <w:rPr>
+          <w:rFonts w:ascii="Courier New" w:hAnsi="Courier New" w:cs="Courier New"/>
+          <w:lang w:val="en-GB"/>
+        </w:rPr>
+        <w:t>resu_SCRP.txt_OK</w:t>
+      </w:r>
+      <w:proofErr w:type="spellEnd"/>
+      <w:r>
+        <w:rPr>
+          <w:rFonts w:ascii="Courier New" w:hAnsi="Courier New" w:cs="Courier New"/>
+          <w:lang w:val="en-GB"/>
+        </w:rPr>
+        <w:t xml:space="preserve">, </w:t>
+      </w:r>
+      <w:proofErr w:type="spellStart"/>
+      <w:r>
+        <w:rPr>
+          <w:rFonts w:ascii="Courier New" w:hAnsi="Courier New" w:cs="Courier New"/>
+          <w:lang w:val="en-GB"/>
+        </w:rPr>
+        <w:t>resu_ESMF.txt_OK</w:t>
+      </w:r>
+      <w:proofErr w:type="spellEnd"/>
+      <w:r>
+        <w:rPr>
+          <w:rFonts w:ascii="Courier New" w:hAnsi="Courier New" w:cs="Courier New"/>
           <w:lang w:val="en-GB"/>
         </w:rPr>
         <w:t xml:space="preserve"> </w:t>
       </w:r>
-      <w:proofErr w:type="spellStart"/>
-      <w:r>
-        <w:rPr>
-          <w:rFonts w:ascii="Courier New" w:hAnsi="Courier New" w:cs="Courier New"/>
-          <w:lang w:val="en-GB"/>
-        </w:rPr>
-        <w:t>resu_SCRP.txt_OK</w:t>
-      </w:r>
-      <w:proofErr w:type="spellEnd"/>
-      <w:r>
-        <w:rPr>
-          <w:rFonts w:ascii="Courier New" w:hAnsi="Courier New" w:cs="Courier New"/>
-          <w:lang w:val="en-GB"/>
-        </w:rPr>
-        <w:t xml:space="preserve">, </w:t>
-      </w:r>
-      <w:proofErr w:type="spellStart"/>
-      <w:r>
-        <w:rPr>
-          <w:rFonts w:ascii="Courier New" w:hAnsi="Courier New" w:cs="Courier New"/>
-          <w:lang w:val="en-GB"/>
-        </w:rPr>
-        <w:t>resu_ESMF.txt_OK</w:t>
-      </w:r>
-      <w:proofErr w:type="spellEnd"/>
+      <w:r>
+        <w:rPr>
+          <w:lang w:val="en-GB"/>
+        </w:rPr>
+        <w:t>and</w:t>
+      </w:r>
       <w:r>
         <w:rPr>
           <w:rFonts w:ascii="Courier New" w:hAnsi="Courier New" w:cs="Courier New"/>
@@ -6257,19 +6318,6 @@
         </w:rPr>
         <w:t xml:space="preserve"> </w:t>
       </w:r>
-      <w:r>
-        <w:rPr>
-          <w:lang w:val="en-GB"/>
-        </w:rPr>
-        <w:t>and</w:t>
-      </w:r>
-      <w:r>
-        <w:rPr>
-          <w:rFonts w:ascii="Courier New" w:hAnsi="Courier New" w:cs="Courier New"/>
-          <w:lang w:val="en-GB"/>
-        </w:rPr>
-        <w:t xml:space="preserve"> </w:t>
-      </w:r>
       <w:proofErr w:type="spellStart"/>
       <w:r>
         <w:rPr>
@@ -6283,13 +6331,7 @@
         <w:rPr>
           <w:lang w:val="en-GB"/>
         </w:rPr>
-        <w:t xml:space="preserve"> </w:t>
-      </w:r>
-      <w:r>
-        <w:rPr>
-          <w:lang w:val="en-GB"/>
-        </w:rPr>
-        <w:t>for comparison</w:t>
+        <w:t xml:space="preserve"> for comparison</w:t>
       </w:r>
       <w:r>
         <w:rPr>
@@ -6803,30 +6845,6 @@
     </w:p>
     <w:p>
       <w:pPr>
-        <w:suppressAutoHyphens w:val="0"/>
-        <w:rPr>
-          <w:lang w:val="en-US"/>
-        </w:rPr>
-      </w:pPr>
-      <w:r>
-        <w:rPr>
-          <w:lang w:val="en-US"/>
-        </w:rPr>
-        <w:br w:type="page"/>
-      </w:r>
-    </w:p>
-    <w:p>
-      <w:pPr>
-        <w:pStyle w:val="ListParagraph"/>
-        <w:spacing w:before="120"/>
-        <w:jc w:val="both"/>
-        <w:rPr>
-          <w:lang w:val="en-US"/>
-        </w:rPr>
-      </w:pPr>
-    </w:p>
-    <w:p>
-      <w:pPr>
         <w:pStyle w:val="ListParagraph"/>
         <w:numPr>
           <w:ilvl w:val="0"/>
@@ -7843,7 +7861,14 @@
         <w:rPr>
           <w:lang w:val="en-US"/>
         </w:rPr>
-        <w:t>are also copied to the working directory</w:t>
+        <w:t xml:space="preserve">are also copied to the working </w:t>
+      </w:r>
+      <w:r>
+        <w:rPr>
+          <w:lang w:val="en-US"/>
+        </w:rPr>
+        <w:lastRenderedPageBreak/>
+        <w:t>directory</w:t>
       </w:r>
       <w:r>
         <w:rPr>
@@ -7897,7 +7922,6 @@
         <w:rPr>
           <w:lang w:val="en-US"/>
         </w:rPr>
-        <w:lastRenderedPageBreak/>
         <w:t xml:space="preserve">For XIOS, the </w:t>
       </w:r>
       <w:r>
@@ -9688,6 +9712,7 @@
           <w:szCs w:val="22"/>
           <w:lang w:val="en-GB"/>
         </w:rPr>
+        <w:lastRenderedPageBreak/>
         <w:t>--</w:t>
       </w:r>
       <w:proofErr w:type="spellStart"/>
@@ -9942,7 +9967,6 @@
           <w:szCs w:val="22"/>
           <w:lang w:val="en-GB"/>
         </w:rPr>
-        <w:lastRenderedPageBreak/>
         <w:t>--</w:t>
       </w:r>
       <w:proofErr w:type="spellStart"/>
@@ -11184,7 +11208,14 @@
         <w:rPr>
           <w:lang w:val="en-GB"/>
         </w:rPr>
-        <w:t xml:space="preserve"> call</w:t>
+        <w:t xml:space="preserve"> </w:t>
+      </w:r>
+      <w:r>
+        <w:rPr>
+          <w:lang w:val="en-GB"/>
+        </w:rPr>
+        <w:lastRenderedPageBreak/>
+        <w:t>call</w:t>
       </w:r>
       <w:r>
         <w:rPr>
@@ -11329,14 +11360,7 @@
         <w:rPr>
           <w:lang w:val="en-GB"/>
         </w:rPr>
-        <w:t xml:space="preserve">on the target grid points, </w:t>
-      </w:r>
-      <w:r>
-        <w:rPr>
-          <w:lang w:val="en-GB"/>
-        </w:rPr>
-        <w:lastRenderedPageBreak/>
-        <w:t xml:space="preserve">divided by the interpolated field (and multiplied by 100 to have it in %). </w:t>
+        <w:t xml:space="preserve">on the target grid points, divided by the interpolated field (and multiplied by 100 to have it in %). </w:t>
       </w:r>
       <w:r>
         <w:rPr>
@@ -12422,15 +12446,32 @@
         </w:rPr>
         <w:t>(</w:t>
       </w:r>
-      <w:hyperlink r:id="rId14" w:history="1">
-        <w:r>
-          <w:rPr>
-            <w:rStyle w:val="Hyperlink"/>
-            <w:lang w:val="en-GB"/>
-          </w:rPr>
-          <w:t>oasishelp@cerfacs.fr</w:t>
-        </w:r>
-      </w:hyperlink>
+      <w:r>
+        <w:fldChar w:fldCharType="begin"/>
+      </w:r>
+      <w:r>
+        <w:rPr>
+          <w:lang w:val="en-US"/>
+        </w:rPr>
+        <w:instrText xml:space="preserve"> HYPERLINK "mailto:oasishelp@cerfacs.fr" </w:instrText>
+      </w:r>
+      <w:r>
+        <w:fldChar w:fldCharType="separate"/>
+      </w:r>
+      <w:r>
+        <w:rPr>
+          <w:rStyle w:val="Hyperlink"/>
+          <w:lang w:val="en-GB"/>
+        </w:rPr>
+        <w:t>oasishelp@cerfacs.fr</w:t>
+      </w:r>
+      <w:r>
+        <w:rPr>
+          <w:rStyle w:val="Hyperlink"/>
+          <w:lang w:val="en-GB"/>
+        </w:rPr>
+        <w:fldChar w:fldCharType="end"/>
+      </w:r>
       <w:r>
         <w:rPr>
           <w:lang w:val="en-GB"/>
@@ -12977,12 +13018,12 @@
       </w:pPr>
     </w:p>
     <w:sectPr>
-      <w:headerReference w:type="even" r:id="rId15"/>
-      <w:headerReference w:type="default" r:id="rId16"/>
-      <w:footerReference w:type="even" r:id="rId17"/>
-      <w:footerReference w:type="default" r:id="rId18"/>
-      <w:headerReference w:type="first" r:id="rId19"/>
-      <w:footerReference w:type="first" r:id="rId20"/>
+      <w:headerReference w:type="even" r:id="rId10"/>
+      <w:headerReference w:type="default" r:id="rId11"/>
+      <w:footerReference w:type="even" r:id="rId12"/>
+      <w:footerReference w:type="default" r:id="rId13"/>
+      <w:headerReference w:type="first" r:id="rId14"/>
+      <w:footerReference w:type="first" r:id="rId15"/>
       <w:pgSz w:w="11906" w:h="16838"/>
       <w:pgMar w:top="180" w:right="1106" w:bottom="1417" w:left="1417" w:header="720" w:footer="708" w:gutter="0"/>
       <w:cols w:space="720"/>

--- a/examples/regrid_environment/regrid_environment_documentation.docx
+++ b/examples/regrid_environment/regrid_environment_documentation.docx
@@ -1327,61 +1327,6 @@
         <w:rPr>
           <w:lang w:val="en-GB"/>
         </w:rPr>
-        <w:t>“t12e</w:t>
-      </w:r>
-      <w:r>
-        <w:rPr>
-          <w:lang w:val="en-GB"/>
-        </w:rPr>
-        <w:t>”:</w:t>
-      </w:r>
-      <w:r>
-        <w:rPr>
-          <w:lang w:val="en-GB"/>
-        </w:rPr>
-        <w:t xml:space="preserve"> NEMO ORCA012 </w:t>
-      </w:r>
-      <w:r>
-        <w:rPr>
-          <w:lang w:val="en-GB"/>
-        </w:rPr>
-        <w:t xml:space="preserve">rotated-stretched logically-rectangular (ocean, </w:t>
-      </w:r>
-      <w:r>
-        <w:rPr>
-          <w:lang w:val="en-GB"/>
-        </w:rPr>
-        <w:t xml:space="preserve">LR, </w:t>
-      </w:r>
-      <w:r>
-        <w:rPr>
-          <w:lang w:val="en-GB"/>
-        </w:rPr>
-        <w:t>3147x4322</w:t>
-      </w:r>
-      <w:r>
-        <w:rPr>
-          <w:lang w:val="en-GB"/>
-        </w:rPr>
-        <w:t>)</w:t>
-      </w:r>
-    </w:p>
-    <w:p>
-      <w:pPr>
-        <w:numPr>
-          <w:ilvl w:val="0"/>
-          <w:numId w:val="3"/>
-        </w:numPr>
-        <w:suppressAutoHyphens w:val="0"/>
-        <w:ind w:left="714" w:hanging="357"/>
-        <w:rPr>
-          <w:lang w:val="en-GB"/>
-        </w:rPr>
-      </w:pPr>
-      <w:r>
-        <w:rPr>
-          <w:lang w:val="en-GB"/>
-        </w:rPr>
         <w:t>“</w:t>
       </w:r>
       <w:proofErr w:type="spellStart"/>
@@ -2506,32 +2451,15 @@
         </w:rPr>
         <w:t>Instructions on how to install OASIS3-MCT, and therefore the SCRIP library, are provided in section 6 of the User Guide (</w:t>
       </w:r>
-      <w:r>
-        <w:fldChar w:fldCharType="begin"/>
-      </w:r>
-      <w:r>
-        <w:rPr>
-          <w:lang w:val="en-US"/>
-        </w:rPr>
-        <w:instrText xml:space="preserve"> HYPERLINK "https://oasis.cerfacs.fr/en/documentation/" </w:instrText>
-      </w:r>
-      <w:r>
-        <w:fldChar w:fldCharType="separate"/>
-      </w:r>
-      <w:r>
-        <w:rPr>
-          <w:rStyle w:val="Hyperlink"/>
-          <w:lang w:val="en-GB"/>
-        </w:rPr>
-        <w:t>https://oasis.cerfacs.fr/en/documentation/</w:t>
-      </w:r>
-      <w:r>
-        <w:rPr>
-          <w:rStyle w:val="Hyperlink"/>
-          <w:lang w:val="en-GB"/>
-        </w:rPr>
-        <w:fldChar w:fldCharType="end"/>
-      </w:r>
+      <w:hyperlink r:id="rId9" w:history="1">
+        <w:r>
+          <w:rPr>
+            <w:rStyle w:val="Hyperlink"/>
+            <w:lang w:val="en-GB"/>
+          </w:rPr>
+          <w:t>https://oasis.cerfacs.fr/en/documentation/</w:t>
+        </w:r>
+      </w:hyperlink>
       <w:r>
         <w:rPr>
           <w:color w:val="000000" w:themeColor="text1"/>
@@ -2600,7 +2528,7 @@
         </w:rPr>
         <w:t xml:space="preserve">are available at </w:t>
       </w:r>
-      <w:hyperlink r:id="rId9" w:history="1">
+      <w:hyperlink r:id="rId10" w:history="1">
         <w:r>
           <w:rPr>
             <w:rStyle w:val="Hyperlink"/>
@@ -2647,34 +2575,16 @@
         </w:rPr>
         <w:t xml:space="preserve">git clone </w:t>
       </w:r>
-      <w:r>
-        <w:fldChar w:fldCharType="begin"/>
-      </w:r>
-      <w:r>
-        <w:rPr>
-          <w:lang w:val="en-US"/>
-        </w:rPr>
-        <w:instrText xml:space="preserve"> HYPERLINK "https://github.com/esmf-org/esmf.git%20--branch%20ESMF_8_2_0%20--depth%201" </w:instrText>
-      </w:r>
-      <w:r>
-        <w:fldChar w:fldCharType="separate"/>
-      </w:r>
-      <w:r>
-        <w:rPr>
-          <w:rStyle w:val="Hyperlink"/>
-          <w:rFonts w:ascii="Courier New" w:hAnsi="Courier New" w:cs="Courier New"/>
-          <w:lang w:val="en-GB" w:eastAsia="en-US"/>
-        </w:rPr>
-        <w:t>https://github.com/esmf-org/esmf.git --branch ESMF_8_2_0 --depth 1</w:t>
-      </w:r>
-      <w:r>
-        <w:rPr>
-          <w:rStyle w:val="Hyperlink"/>
-          <w:rFonts w:ascii="Courier New" w:hAnsi="Courier New" w:cs="Courier New"/>
-          <w:lang w:val="en-GB" w:eastAsia="en-US"/>
-        </w:rPr>
-        <w:fldChar w:fldCharType="end"/>
-      </w:r>
+      <w:hyperlink r:id="rId11" w:history="1">
+        <w:r>
+          <w:rPr>
+            <w:rStyle w:val="Hyperlink"/>
+            <w:rFonts w:ascii="Courier New" w:hAnsi="Courier New" w:cs="Courier New"/>
+            <w:lang w:val="en-GB" w:eastAsia="en-US"/>
+          </w:rPr>
+          <w:t>https://github.com/esmf-org/esmf.git --branch ESMF_8_2_0 --depth 1</w:t>
+        </w:r>
+      </w:hyperlink>
     </w:p>
     <w:p>
       <w:pPr>
@@ -3490,32 +3400,15 @@
         </w:rPr>
         <w:t xml:space="preserve">Details on XIOS installation are available at </w:t>
       </w:r>
-      <w:r>
-        <w:fldChar w:fldCharType="begin"/>
-      </w:r>
-      <w:r>
-        <w:rPr>
-          <w:lang w:val="en-US"/>
-        </w:rPr>
-        <w:instrText xml:space="preserve"> HYPERLINK "https://forge.ipsl.jussieu.fr/ioserver/wiki/documentation" </w:instrText>
-      </w:r>
-      <w:r>
-        <w:fldChar w:fldCharType="separate"/>
-      </w:r>
-      <w:r>
-        <w:rPr>
-          <w:rStyle w:val="Hyperlink"/>
-          <w:lang w:val="en-GB"/>
-        </w:rPr>
-        <w:t>https://forge.ipsl.jussieu.fr/ioserver/wiki/documentation</w:t>
-      </w:r>
-      <w:r>
-        <w:rPr>
-          <w:rStyle w:val="Hyperlink"/>
-          <w:lang w:val="en-GB"/>
-        </w:rPr>
-        <w:fldChar w:fldCharType="end"/>
-      </w:r>
+      <w:hyperlink r:id="rId12" w:history="1">
+        <w:r>
+          <w:rPr>
+            <w:rStyle w:val="Hyperlink"/>
+            <w:lang w:val="en-GB"/>
+          </w:rPr>
+          <w:t>https://forge.ipsl.jussieu.fr/ioserver/wiki/documentation</w:t>
+        </w:r>
+      </w:hyperlink>
       <w:r>
         <w:rPr>
           <w:lang w:val="en-GB"/>
@@ -3599,38 +3492,18 @@
         </w:rPr>
         <w:t xml:space="preserve"> co </w:t>
       </w:r>
-      <w:r>
-        <w:fldChar w:fldCharType="begin"/>
-      </w:r>
-      <w:r>
-        <w:rPr>
-          <w:lang w:val="en-US"/>
-        </w:rPr>
-        <w:instrText xml:space="preserve"> HYPERLINK "http://forge.ipsl.jussieu.fr/ioserver/svn/XIOS/trunk" </w:instrText>
-      </w:r>
-      <w:r>
-        <w:fldChar w:fldCharType="separate"/>
-      </w:r>
-      <w:r>
-        <w:rPr>
-          <w:rStyle w:val="Hyperlink"/>
-          <w:rFonts w:ascii="Courier New" w:hAnsi="Courier New" w:cs="Courier New"/>
-          <w:sz w:val="21"/>
-          <w:szCs w:val="21"/>
-          <w:lang w:val="en-GB" w:eastAsia="en-US"/>
-        </w:rPr>
-        <w:t>http://forge.ipsl.jussieu.fr/ioserver/svn/XIOS/trunk</w:t>
-      </w:r>
-      <w:r>
-        <w:rPr>
-          <w:rStyle w:val="Hyperlink"/>
-          <w:rFonts w:ascii="Courier New" w:hAnsi="Courier New" w:cs="Courier New"/>
-          <w:sz w:val="21"/>
-          <w:szCs w:val="21"/>
-          <w:lang w:val="en-GB" w:eastAsia="en-US"/>
-        </w:rPr>
-        <w:fldChar w:fldCharType="end"/>
-      </w:r>
+      <w:hyperlink r:id="rId13" w:history="1">
+        <w:r>
+          <w:rPr>
+            <w:rStyle w:val="Hyperlink"/>
+            <w:rFonts w:ascii="Courier New" w:hAnsi="Courier New" w:cs="Courier New"/>
+            <w:sz w:val="21"/>
+            <w:szCs w:val="21"/>
+            <w:lang w:val="en-GB" w:eastAsia="en-US"/>
+          </w:rPr>
+          <w:t>http://forge.ipsl.jussieu.fr/ioserver/svn/XIOS/trunk</w:t>
+        </w:r>
+      </w:hyperlink>
       <w:r>
         <w:rPr>
           <w:rFonts w:ascii="Courier New" w:hAnsi="Courier New" w:cs="Courier New"/>
@@ -5021,7 +4894,7 @@
         <w:rPr>
           <w:lang w:val="en-GB"/>
         </w:rPr>
-        <w:t>, torc or t12e</w:t>
+        <w:t>, torc</w:t>
       </w:r>
       <w:r>
         <w:rPr>
@@ -5145,7 +5018,7 @@
         <w:rPr>
           <w:lang w:val="en-GB"/>
         </w:rPr>
-        <w:t>, torc or t12e</w:t>
+        <w:t>, torc</w:t>
       </w:r>
       <w:r>
         <w:rPr>
@@ -5464,7 +5337,6 @@
         </w:rPr>
         <w:t>$</w:t>
       </w:r>
-      <w:proofErr w:type="spellStart"/>
       <w:r>
         <w:rPr>
           <w:rFonts w:ascii="Courier New" w:hAnsi="Courier New" w:cs="Courier New"/>
@@ -5472,7 +5344,6 @@
         </w:rPr>
         <w:t>ext</w:t>
       </w:r>
-      <w:proofErr w:type="spellEnd"/>
       <w:r>
         <w:rPr>
           <w:rFonts w:ascii="Courier New" w:hAnsi="Courier New" w:cs="Courier New"/>
@@ -7601,20 +7472,7 @@
         <w:rPr>
           <w:lang w:val="en-GB"/>
         </w:rPr>
-        <w:t>is defined and copied to the working directory</w:t>
-      </w:r>
-      <w:r>
-        <w:rPr>
-          <w:rStyle w:val="FootnoteReference"/>
-          <w:lang w:val="en-GB"/>
-        </w:rPr>
-        <w:footnoteReference w:id="4"/>
-      </w:r>
-      <w:r>
-        <w:rPr>
-          <w:lang w:val="en-GB"/>
-        </w:rPr>
-        <w:t xml:space="preserve">. </w:t>
+        <w:t xml:space="preserve">is defined and copied to the working directory. </w:t>
       </w:r>
     </w:p>
     <w:p>
@@ -7861,21 +7719,14 @@
         <w:rPr>
           <w:lang w:val="en-US"/>
         </w:rPr>
-        <w:t xml:space="preserve">are also copied to the working </w:t>
-      </w:r>
-      <w:r>
-        <w:rPr>
-          <w:lang w:val="en-US"/>
-        </w:rPr>
-        <w:lastRenderedPageBreak/>
-        <w:t>directory</w:t>
+        <w:t>are also copied to the working directory</w:t>
       </w:r>
       <w:r>
         <w:rPr>
           <w:rStyle w:val="FootnoteReference"/>
           <w:lang w:val="en-US"/>
         </w:rPr>
-        <w:footnoteReference w:id="5"/>
+        <w:footnoteReference w:id="4"/>
       </w:r>
       <w:r>
         <w:rPr>
@@ -7922,6 +7773,7 @@
         <w:rPr>
           <w:lang w:val="en-US"/>
         </w:rPr>
+        <w:lastRenderedPageBreak/>
         <w:t xml:space="preserve">For XIOS, the </w:t>
       </w:r>
       <w:r>
@@ -9712,7 +9564,6 @@
           <w:szCs w:val="22"/>
           <w:lang w:val="en-GB"/>
         </w:rPr>
-        <w:lastRenderedPageBreak/>
         <w:t>--</w:t>
       </w:r>
       <w:proofErr w:type="spellStart"/>
@@ -9903,7 +9754,14 @@
         <w:rPr>
           <w:lang w:val="en-GB"/>
         </w:rPr>
-        <w:t xml:space="preserve"> each target point that does not receive a value with the original algorithm uses the closest unmasked source point to define its value; this option</w:t>
+        <w:t xml:space="preserve"> each target point that does not receive a value with the original algorithm uses the closest unmasked source point to define its value; this </w:t>
+      </w:r>
+      <w:r>
+        <w:rPr>
+          <w:lang w:val="en-GB"/>
+        </w:rPr>
+        <w:lastRenderedPageBreak/>
+        <w:t>option</w:t>
       </w:r>
       <w:r>
         <w:rPr>
@@ -11208,14 +11066,7 @@
         <w:rPr>
           <w:lang w:val="en-GB"/>
         </w:rPr>
-        <w:t xml:space="preserve"> </w:t>
-      </w:r>
-      <w:r>
-        <w:rPr>
-          <w:lang w:val="en-GB"/>
-        </w:rPr>
-        <w:lastRenderedPageBreak/>
-        <w:t>call</w:t>
+        <w:t xml:space="preserve"> call</w:t>
       </w:r>
       <w:r>
         <w:rPr>
@@ -11330,7 +11181,14 @@
         <w:rPr>
           <w:lang w:val="en-GB"/>
         </w:rPr>
-        <w:t xml:space="preserve"> to be able to easily detect them. The error field is then calculated </w:t>
+        <w:t xml:space="preserve"> to be </w:t>
+      </w:r>
+      <w:r>
+        <w:rPr>
+          <w:lang w:val="en-GB"/>
+        </w:rPr>
+        <w:lastRenderedPageBreak/>
+        <w:t xml:space="preserve">able to easily detect them. The error field is then calculated </w:t>
       </w:r>
       <w:r>
         <w:rPr>
@@ -12446,32 +12304,15 @@
         </w:rPr>
         <w:t>(</w:t>
       </w:r>
-      <w:r>
-        <w:fldChar w:fldCharType="begin"/>
-      </w:r>
-      <w:r>
-        <w:rPr>
-          <w:lang w:val="en-US"/>
-        </w:rPr>
-        <w:instrText xml:space="preserve"> HYPERLINK "mailto:oasishelp@cerfacs.fr" </w:instrText>
-      </w:r>
-      <w:r>
-        <w:fldChar w:fldCharType="separate"/>
-      </w:r>
-      <w:r>
-        <w:rPr>
-          <w:rStyle w:val="Hyperlink"/>
-          <w:lang w:val="en-GB"/>
-        </w:rPr>
-        <w:t>oasishelp@cerfacs.fr</w:t>
-      </w:r>
-      <w:r>
-        <w:rPr>
-          <w:rStyle w:val="Hyperlink"/>
-          <w:lang w:val="en-GB"/>
-        </w:rPr>
-        <w:fldChar w:fldCharType="end"/>
-      </w:r>
+      <w:hyperlink r:id="rId14" w:history="1">
+        <w:r>
+          <w:rPr>
+            <w:rStyle w:val="Hyperlink"/>
+            <w:lang w:val="en-GB"/>
+          </w:rPr>
+          <w:t>oasishelp@cerfacs.fr</w:t>
+        </w:r>
+      </w:hyperlink>
       <w:r>
         <w:rPr>
           <w:lang w:val="en-GB"/>
@@ -13018,12 +12859,12 @@
       </w:pPr>
     </w:p>
     <w:sectPr>
-      <w:headerReference w:type="even" r:id="rId10"/>
-      <w:headerReference w:type="default" r:id="rId11"/>
-      <w:footerReference w:type="even" r:id="rId12"/>
-      <w:footerReference w:type="default" r:id="rId13"/>
-      <w:headerReference w:type="first" r:id="rId14"/>
-      <w:footerReference w:type="first" r:id="rId15"/>
+      <w:headerReference w:type="even" r:id="rId15"/>
+      <w:headerReference w:type="default" r:id="rId16"/>
+      <w:footerReference w:type="even" r:id="rId17"/>
+      <w:footerReference w:type="default" r:id="rId18"/>
+      <w:headerReference w:type="first" r:id="rId19"/>
+      <w:footerReference w:type="first" r:id="rId20"/>
       <w:pgSz w:w="11906" w:h="16838"/>
       <w:pgMar w:top="180" w:right="1106" w:bottom="1417" w:left="1417" w:header="720" w:footer="708" w:gutter="0"/>
       <w:cols w:space="720"/>
@@ -13419,25 +13260,31 @@
           <w:szCs w:val="22"/>
           <w:lang w:val="en-US"/>
         </w:rPr>
-        <w:t xml:space="preserve"> W</w:t>
-      </w:r>
-      <w:proofErr w:type="spellStart"/>
-      <w:r>
-        <w:rPr>
-          <w:sz w:val="22"/>
-          <w:szCs w:val="22"/>
-          <w:lang w:val="en-GB"/>
-        </w:rPr>
-        <w:t>e</w:t>
-      </w:r>
-      <w:proofErr w:type="spellEnd"/>
-      <w:r>
-        <w:rPr>
-          <w:sz w:val="22"/>
-          <w:szCs w:val="22"/>
-          <w:lang w:val="en-GB"/>
-        </w:rPr>
-        <w:t xml:space="preserve"> did not yet follow this best practice when the t12e grid is involved; in those cases, we use masks generated with the </w:t>
+        <w:t xml:space="preserve"> Two formats can be used to describe a grid in</w:t>
+      </w:r>
+      <w:r>
+        <w:rPr>
+          <w:sz w:val="22"/>
+          <w:szCs w:val="22"/>
+          <w:lang w:val="en-GB"/>
+        </w:rPr>
+        <w:t xml:space="preserve"> ESMF: the so-called “SCRIP” format or the “unstructured” format. The “SCRIP” format describes the grid providing the latitude and the longitude of the centre and corners of each cell. The unstructured format describes the grid as an ensemble of elements and provides the element connectivity associating for each element a certain number of nodes in the list of nodes for which the latitude and longitude are provided. The grids torc</w:t>
+      </w:r>
+      <w:r>
+        <w:rPr>
+          <w:sz w:val="22"/>
+          <w:szCs w:val="22"/>
+          <w:lang w:val="en-GB"/>
+        </w:rPr>
+        <w:t xml:space="preserve"> and</w:t>
+      </w:r>
+      <w:r>
+        <w:rPr>
+          <w:sz w:val="22"/>
+          <w:szCs w:val="22"/>
+          <w:lang w:val="en-GB"/>
+        </w:rPr>
+        <w:t xml:space="preserve"> </w:t>
       </w:r>
       <w:proofErr w:type="spellStart"/>
       <w:r>
@@ -13455,61 +13302,7 @@
           <w:szCs w:val="22"/>
           <w:lang w:val="en-GB"/>
         </w:rPr>
-        <w:t xml:space="preserve"> sea-land mask.</w:t>
-      </w:r>
-    </w:p>
-  </w:footnote>
-  <w:footnote w:id="5">
-    <w:p>
-      <w:pPr>
-        <w:pStyle w:val="FootnoteText"/>
-        <w:rPr>
-          <w:sz w:val="22"/>
-          <w:szCs w:val="22"/>
-          <w:lang w:val="en-US"/>
-        </w:rPr>
-      </w:pPr>
-      <w:r>
-        <w:rPr>
-          <w:rStyle w:val="FootnoteReference"/>
-          <w:sz w:val="22"/>
-          <w:szCs w:val="22"/>
-        </w:rPr>
-        <w:footnoteRef/>
-      </w:r>
-      <w:r>
-        <w:rPr>
-          <w:sz w:val="22"/>
-          <w:szCs w:val="22"/>
-          <w:lang w:val="en-US"/>
-        </w:rPr>
-        <w:t xml:space="preserve"> Two formats can be used to describe a grid in</w:t>
-      </w:r>
-      <w:r>
-        <w:rPr>
-          <w:sz w:val="22"/>
-          <w:szCs w:val="22"/>
-          <w:lang w:val="en-GB"/>
-        </w:rPr>
-        <w:t xml:space="preserve"> ESMF: the so-called “SCRIP” format or the “unstructured” format. The “SCRIP” format describes the grid providing the latitude and the longitude of the centre and corners of each cell. The unstructured format describes the grid as an ensemble of elements and provides the element connectivity associating for each element a certain number of nodes in the list of nodes for which the latitude and longitude are provided. The grids torc, </w:t>
-      </w:r>
-      <w:proofErr w:type="spellStart"/>
-      <w:r>
-        <w:rPr>
-          <w:sz w:val="22"/>
-          <w:szCs w:val="22"/>
-          <w:lang w:val="en-GB"/>
-        </w:rPr>
-        <w:t>nogt</w:t>
-      </w:r>
-      <w:proofErr w:type="spellEnd"/>
-      <w:r>
-        <w:rPr>
-          <w:sz w:val="22"/>
-          <w:szCs w:val="22"/>
-          <w:lang w:val="en-GB"/>
-        </w:rPr>
-        <w:t xml:space="preserve"> and t12e are structured and can in principle be described in ESMF with the SCRIP format. However, as detailed in section 7.4 of (Valcke et al</w:t>
+        <w:t xml:space="preserve"> are structured and can in principle be described in ESMF with the SCRIP format. However, as detailed in section 7.4 of (Valcke et al</w:t>
       </w:r>
       <w:r>
         <w:rPr>

--- a/examples/regrid_environment/regrid_environment_documentation.docx
+++ b/examples/regrid_environment/regrid_environment_documentation.docx
@@ -12558,6 +12558,22 @@
         </w:rPr>
         <w:t xml:space="preserve">, France. </w:t>
       </w:r>
+      <w:hyperlink r:id="rId15" w:history="1">
+        <w:r>
+          <w:rPr>
+            <w:rStyle w:val="Hyperlink"/>
+            <w:lang w:val="en-GB"/>
+          </w:rPr>
+          <w:t>https://oasis.cerfacs.fr/wp-content/uploads/sites/114/2021/08/GLOBC_TR_Jonville-SCRIP_CONSERV_TRNORM_partB_2019.pd</w:t>
+        </w:r>
+        <w:r>
+          <w:rPr>
+            <w:rStyle w:val="Hyperlink"/>
+            <w:lang w:val="en-GB"/>
+          </w:rPr>
+          <w:t>f</w:t>
+        </w:r>
+      </w:hyperlink>
     </w:p>
     <w:p>
       <w:pPr>
@@ -12646,8 +12662,17 @@
         <w:rPr>
           <w:lang w:val="en-GB"/>
         </w:rPr>
-        <w:t>, France. https://cerfacs.fr/wp-content/uploads/2018/03/GLOBC-TR-PIANCENTINI-cmgc_18_34.pdf</w:t>
-      </w:r>
+        <w:t xml:space="preserve">, France. </w:t>
+      </w:r>
+      <w:hyperlink r:id="rId16" w:history="1">
+        <w:r>
+          <w:rPr>
+            <w:rStyle w:val="Hyperlink"/>
+            <w:lang w:val="en-GB"/>
+          </w:rPr>
+          <w:t>https://oasis.cerfacs.fr/wp-content/uploads/sites/114/2021/08/GLOBC_WN_Piacentini_Parallel_SCRIP_cmgc_18_34_2018.pdf</w:t>
+        </w:r>
+      </w:hyperlink>
     </w:p>
     <w:p>
       <w:pPr>
@@ -12700,8 +12725,23 @@
         <w:rPr>
           <w:lang w:val="en-GB"/>
         </w:rPr>
-        <w:t>, France. https://cerfacs.fr/wp-content/uploads/2019/09/GLOBC-TR-Valcke-SCRIP_CONSERV_TRNORM_partA.pdf</w:t>
-      </w:r>
+        <w:t>, France.</w:t>
+      </w:r>
+      <w:r>
+        <w:rPr>
+          <w:lang w:val="en-GB"/>
+        </w:rPr>
+        <w:t xml:space="preserve"> </w:t>
+      </w:r>
+      <w:hyperlink r:id="rId17" w:history="1">
+        <w:r>
+          <w:rPr>
+            <w:rStyle w:val="Hyperlink"/>
+            <w:lang w:val="en-GB"/>
+          </w:rPr>
+          <w:t>https://oasis.cerfacs.fr/wp-content/uploads/sites/114/2021/08/GLOBC_TR_Valcke-SCRIP_CONSERV_TRNORM_partA_2019.pdf</w:t>
+        </w:r>
+      </w:hyperlink>
     </w:p>
     <w:p>
       <w:pPr>
@@ -12834,7 +12874,7 @@
         <w:rPr>
           <w:lang w:val="en-GB"/>
         </w:rPr>
-        <w:t>https://cerfacs.fr/wp-content/uploads/2021/11/Globc_TR_Valcke_21_145_regridding_analysis_final.pdf</w:t>
+        <w:t>XXXXX</w:t>
       </w:r>
     </w:p>
     <w:p>
@@ -12859,12 +12899,12 @@
       </w:pPr>
     </w:p>
     <w:sectPr>
-      <w:headerReference w:type="even" r:id="rId15"/>
-      <w:headerReference w:type="default" r:id="rId16"/>
-      <w:footerReference w:type="even" r:id="rId17"/>
-      <w:footerReference w:type="default" r:id="rId18"/>
-      <w:headerReference w:type="first" r:id="rId19"/>
-      <w:footerReference w:type="first" r:id="rId20"/>
+      <w:headerReference w:type="even" r:id="rId18"/>
+      <w:headerReference w:type="default" r:id="rId19"/>
+      <w:footerReference w:type="even" r:id="rId20"/>
+      <w:footerReference w:type="default" r:id="rId21"/>
+      <w:headerReference w:type="first" r:id="rId22"/>
+      <w:footerReference w:type="first" r:id="rId23"/>
       <w:pgSz w:w="11906" w:h="16838"/>
       <w:pgMar w:top="180" w:right="1106" w:bottom="1417" w:left="1417" w:header="720" w:footer="708" w:gutter="0"/>
       <w:cols w:space="720"/>

--- a/examples/regrid_environment/regrid_environment_documentation.docx
+++ b/examples/regrid_environment/regrid_environment_documentation.docx
@@ -114,18 +114,8 @@
           <w:sz w:val="32"/>
           <w:szCs w:val="32"/>
         </w:rPr>
-        <w:t xml:space="preserve"> </w:t>
-      </w:r>
-      <w:proofErr w:type="spellStart"/>
-      <w:r>
-        <w:rPr>
-          <w:b w:val="0"/>
-          <w:sz w:val="32"/>
-          <w:szCs w:val="32"/>
-        </w:rPr>
-        <w:t>regrid_environment</w:t>
-      </w:r>
-      <w:proofErr w:type="spellEnd"/>
+        <w:t xml:space="preserve"> regrid_environment</w:t>
+      </w:r>
     </w:p>
     <w:p>
       <w:pPr>
@@ -196,21 +186,7 @@
         <w:rPr>
           <w:lang w:val="en-GB"/>
         </w:rPr>
-        <w:t xml:space="preserve">The </w:t>
-      </w:r>
-      <w:proofErr w:type="spellStart"/>
-      <w:r>
-        <w:rPr>
-          <w:lang w:val="en-GB"/>
-        </w:rPr>
-        <w:t>regrid_environment</w:t>
-      </w:r>
-      <w:proofErr w:type="spellEnd"/>
-      <w:r>
-        <w:rPr>
-          <w:lang w:val="en-GB"/>
-        </w:rPr>
-        <w:t xml:space="preserve"> directory offers a</w:t>
+        <w:t>The regrid_environment directory offers a</w:t>
       </w:r>
       <w:r>
         <w:rPr>
@@ -230,19 +206,11 @@
         </w:rPr>
         <w:t xml:space="preserve">the </w:t>
       </w:r>
-      <w:proofErr w:type="spellStart"/>
-      <w:r>
-        <w:rPr>
-          <w:lang w:val="en-GB"/>
-        </w:rPr>
-        <w:t>regridding</w:t>
-      </w:r>
-      <w:proofErr w:type="spellEnd"/>
-      <w:r>
-        <w:rPr>
-          <w:lang w:val="en-GB"/>
-        </w:rPr>
-        <w:t xml:space="preserve"> weights and </w:t>
+      <w:r>
+        <w:rPr>
+          <w:lang w:val="en-GB"/>
+        </w:rPr>
+        <w:t xml:space="preserve">regridding weights and </w:t>
       </w:r>
       <w:r>
         <w:rPr>
@@ -254,47 +222,19 @@
         <w:rPr>
           <w:lang w:val="en-GB"/>
         </w:rPr>
+        <w:t xml:space="preserve"> regridding error for specific couple of grids</w:t>
+      </w:r>
+      <w:r>
+        <w:rPr>
+          <w:lang w:val="en-GB"/>
+        </w:rPr>
         <w:t xml:space="preserve"> </w:t>
       </w:r>
-      <w:proofErr w:type="spellStart"/>
-      <w:r>
-        <w:rPr>
-          <w:lang w:val="en-GB"/>
-        </w:rPr>
-        <w:t>regridding</w:t>
-      </w:r>
-      <w:proofErr w:type="spellEnd"/>
-      <w:r>
-        <w:rPr>
-          <w:lang w:val="en-GB"/>
-        </w:rPr>
-        <w:t xml:space="preserve"> error for specific couple of grids</w:t>
-      </w:r>
-      <w:r>
-        <w:rPr>
-          <w:lang w:val="en-GB"/>
-        </w:rPr>
-        <w:t xml:space="preserve"> </w:t>
-      </w:r>
-      <w:r>
-        <w:rPr>
-          <w:lang w:val="en-GB"/>
-        </w:rPr>
-        <w:t xml:space="preserve">and specific </w:t>
-      </w:r>
-      <w:proofErr w:type="spellStart"/>
-      <w:r>
-        <w:rPr>
-          <w:lang w:val="en-GB"/>
-        </w:rPr>
-        <w:t>regridding</w:t>
-      </w:r>
-      <w:proofErr w:type="spellEnd"/>
-      <w:r>
-        <w:rPr>
-          <w:lang w:val="en-GB"/>
-        </w:rPr>
-        <w:t xml:space="preserve"> algorithms with either the SCRIP library</w:t>
+      <w:r>
+        <w:rPr>
+          <w:lang w:val="en-GB"/>
+        </w:rPr>
+        <w:t>and specific regridding algorithms with either the SCRIP library</w:t>
       </w:r>
       <w:r>
         <w:rPr>
@@ -399,21 +339,7 @@
         <w:rPr>
           <w:lang w:val="en-GB"/>
         </w:rPr>
-        <w:t>(</w:t>
-      </w:r>
-      <w:proofErr w:type="spellStart"/>
-      <w:r>
-        <w:rPr>
-          <w:lang w:val="en-GB"/>
-        </w:rPr>
-        <w:t>Piacentini</w:t>
-      </w:r>
-      <w:proofErr w:type="spellEnd"/>
-      <w:r>
-        <w:rPr>
-          <w:lang w:val="en-GB"/>
-        </w:rPr>
-        <w:t xml:space="preserve"> et al. 2018)</w:t>
+        <w:t>(Piacentini et al. 2018)</w:t>
       </w:r>
       <w:r>
         <w:rPr>
@@ -446,49 +372,7 @@
         <w:rPr>
           <w:lang w:val="en-GB"/>
         </w:rPr>
-        <w:t xml:space="preserve">ed in 2019 (Valcke &amp; </w:t>
-      </w:r>
-      <w:proofErr w:type="spellStart"/>
-      <w:r>
-        <w:rPr>
-          <w:lang w:val="en-GB"/>
-        </w:rPr>
-        <w:t>Piacentini</w:t>
-      </w:r>
-      <w:proofErr w:type="spellEnd"/>
-      <w:r>
-        <w:rPr>
-          <w:lang w:val="en-GB"/>
-        </w:rPr>
-        <w:t xml:space="preserve">, 2019; </w:t>
-      </w:r>
-      <w:proofErr w:type="spellStart"/>
-      <w:r>
-        <w:rPr>
-          <w:lang w:val="en-GB"/>
-        </w:rPr>
-        <w:t>Jonville</w:t>
-      </w:r>
-      <w:proofErr w:type="spellEnd"/>
-      <w:r>
-        <w:rPr>
-          <w:lang w:val="en-GB"/>
-        </w:rPr>
-        <w:t xml:space="preserve"> &amp; Valcke, 2019). This analysis led to the conclusion that other </w:t>
-      </w:r>
-      <w:proofErr w:type="spellStart"/>
-      <w:r>
-        <w:rPr>
-          <w:lang w:val="en-GB"/>
-        </w:rPr>
-        <w:t>regridding</w:t>
-      </w:r>
-      <w:proofErr w:type="spellEnd"/>
-      <w:r>
-        <w:rPr>
-          <w:lang w:val="en-GB"/>
-        </w:rPr>
-        <w:t xml:space="preserve"> possibilities should be offered in OASIS3-MCT.</w:t>
+        <w:t>ed in 2019 (Valcke &amp; Piacentini, 2019; Jonville &amp; Valcke, 2019). This analysis led to the conclusion that other regridding possibilities should be offered in OASIS3-MCT.</w:t>
       </w:r>
       <w:r>
         <w:rPr>
@@ -500,41 +384,13 @@
         <w:rPr>
           <w:lang w:val="en-GB"/>
         </w:rPr>
-        <w:t xml:space="preserve">A </w:t>
-      </w:r>
-      <w:proofErr w:type="spellStart"/>
-      <w:r>
-        <w:rPr>
-          <w:lang w:val="en-GB"/>
-        </w:rPr>
-        <w:t>regridding</w:t>
-      </w:r>
-      <w:proofErr w:type="spellEnd"/>
-      <w:r>
-        <w:rPr>
-          <w:lang w:val="en-GB"/>
-        </w:rPr>
-        <w:t xml:space="preserve"> benchmark was set up and </w:t>
-      </w:r>
-      <w:r>
-        <w:rPr>
-          <w:lang w:val="en-GB"/>
-        </w:rPr>
-        <w:t xml:space="preserve">the </w:t>
-      </w:r>
-      <w:proofErr w:type="spellStart"/>
-      <w:r>
-        <w:rPr>
-          <w:lang w:val="en-GB"/>
-        </w:rPr>
-        <w:t>regridding</w:t>
-      </w:r>
-      <w:proofErr w:type="spellEnd"/>
-      <w:r>
-        <w:rPr>
-          <w:lang w:val="en-GB"/>
-        </w:rPr>
-        <w:t xml:space="preserve"> functionality </w:t>
+        <w:t xml:space="preserve">A regridding benchmark was set up and </w:t>
+      </w:r>
+      <w:r>
+        <w:rPr>
+          <w:lang w:val="en-GB"/>
+        </w:rPr>
+        <w:t xml:space="preserve">the regridding functionality </w:t>
       </w:r>
       <w:r>
         <w:rPr>
@@ -542,19 +398,11 @@
         </w:rPr>
         <w:t xml:space="preserve">of different </w:t>
       </w:r>
-      <w:proofErr w:type="spellStart"/>
-      <w:r>
-        <w:rPr>
-          <w:lang w:val="en-GB"/>
-        </w:rPr>
-        <w:t>regridding</w:t>
-      </w:r>
-      <w:proofErr w:type="spellEnd"/>
-      <w:r>
-        <w:rPr>
-          <w:lang w:val="en-GB"/>
-        </w:rPr>
-        <w:t xml:space="preserve"> libraries currently available </w:t>
+      <w:r>
+        <w:rPr>
+          <w:lang w:val="en-GB"/>
+        </w:rPr>
+        <w:t xml:space="preserve">regridding libraries currently available </w:t>
       </w:r>
       <w:r>
         <w:rPr>
@@ -698,14 +546,7 @@
         <w:rPr>
           <w:lang w:val="en-GB"/>
         </w:rPr>
-        <w:t xml:space="preserve"> for their own </w:t>
-      </w:r>
-      <w:proofErr w:type="spellStart"/>
-      <w:r>
-        <w:rPr>
-          <w:lang w:val="en-GB"/>
-        </w:rPr>
-        <w:t>regridding</w:t>
+        <w:t xml:space="preserve"> for their own regridding</w:t>
       </w:r>
       <w:r>
         <w:rPr>
@@ -713,7 +554,6 @@
         </w:rPr>
         <w:t>s</w:t>
       </w:r>
-      <w:proofErr w:type="spellEnd"/>
       <w:r>
         <w:rPr>
           <w:lang w:val="en-GB"/>
@@ -724,21 +564,7 @@
         <w:rPr>
           <w:lang w:val="en-GB"/>
         </w:rPr>
-        <w:t xml:space="preserve"> This is what is now offered by </w:t>
-      </w:r>
-      <w:proofErr w:type="spellStart"/>
-      <w:r>
-        <w:rPr>
-          <w:lang w:val="en-GB"/>
-        </w:rPr>
-        <w:t>regrid_environment</w:t>
-      </w:r>
-      <w:proofErr w:type="spellEnd"/>
-      <w:r>
-        <w:rPr>
-          <w:lang w:val="en-GB"/>
-        </w:rPr>
-        <w:t>.</w:t>
+        <w:t xml:space="preserve"> This is what is now offered by regrid_environment.</w:t>
       </w:r>
     </w:p>
     <w:p>
@@ -795,21 +621,7 @@
         <w:rPr>
           <w:lang w:val="en-GB"/>
         </w:rPr>
-        <w:t xml:space="preserve">and </w:t>
-      </w:r>
-      <w:proofErr w:type="spellStart"/>
-      <w:r>
-        <w:rPr>
-          <w:lang w:val="en-GB"/>
-        </w:rPr>
-        <w:t>regridding</w:t>
-      </w:r>
-      <w:proofErr w:type="spellEnd"/>
-      <w:r>
-        <w:rPr>
-          <w:lang w:val="en-GB"/>
-        </w:rPr>
-        <w:t xml:space="preserve"> </w:t>
+        <w:t xml:space="preserve">and regridding </w:t>
       </w:r>
       <w:r>
         <w:rPr>
@@ -830,21 +642,7 @@
         <w:rPr>
           <w:lang w:val="en-GB"/>
         </w:rPr>
-        <w:t xml:space="preserve">XIOS (http://forge.ipsl.jussieu.fr/ioserver) standing for XML-IO-Server is an </w:t>
-      </w:r>
-      <w:proofErr w:type="gramStart"/>
-      <w:r>
-        <w:rPr>
-          <w:lang w:val="en-GB"/>
-        </w:rPr>
-        <w:t>open source</w:t>
-      </w:r>
-      <w:proofErr w:type="gramEnd"/>
-      <w:r>
-        <w:rPr>
-          <w:lang w:val="en-GB"/>
-        </w:rPr>
-        <w:t xml:space="preserve"> library, dedicated to I/O management in climate codes. XIOS manages output of diagnostics and other data produced by climate components into files. It aims at simplifying the I/O management by supporting a maximum of on-line temporal and spatial processing</w:t>
+        <w:t>XIOS (http://forge.ipsl.jussieu.fr/ioserver) standing for XML-IO-Server is an open source library, dedicated to I/O management in climate codes. XIOS manages output of diagnostics and other data produced by climate components into files. It aims at simplifying the I/O management by supporting a maximum of on-line temporal and spatial processing</w:t>
       </w:r>
       <w:r>
         <w:rPr>
@@ -852,14 +650,12 @@
         </w:rPr>
         <w:t xml:space="preserve">, including </w:t>
       </w:r>
-      <w:proofErr w:type="spellStart"/>
       <w:r>
         <w:rPr>
           <w:lang w:val="en-GB"/>
         </w:rPr>
         <w:t>regridding</w:t>
       </w:r>
-      <w:proofErr w:type="spellEnd"/>
       <w:r>
         <w:rPr>
           <w:lang w:val="en-GB"/>
@@ -870,21 +666,7 @@
         <w:rPr>
           <w:lang w:val="en-GB"/>
         </w:rPr>
-        <w:t xml:space="preserve"> of the data. The output definition is defined in an XML file which allows the output configuration to be changed without recompiling. Recently, XIOS has also been used not only as an IO server but also as a coupler, </w:t>
-      </w:r>
-      <w:proofErr w:type="gramStart"/>
-      <w:r>
-        <w:rPr>
-          <w:lang w:val="en-GB"/>
-        </w:rPr>
-        <w:t>i.e.</w:t>
-      </w:r>
-      <w:proofErr w:type="gramEnd"/>
-      <w:r>
-        <w:rPr>
-          <w:lang w:val="en-GB"/>
-        </w:rPr>
-        <w:t xml:space="preserve"> managing </w:t>
+        <w:t xml:space="preserve"> of the data. The output definition is defined in an XML file which allows the output configuration to be changed without recompiling. Recently, XIOS has also been used not only as an IO server but also as a coupler, i.e. managing </w:t>
       </w:r>
       <w:r>
         <w:rPr>
@@ -966,21 +748,7 @@
         <w:rPr>
           <w:lang w:val="en-GB"/>
         </w:rPr>
-        <w:t xml:space="preserve">The </w:t>
-      </w:r>
-      <w:proofErr w:type="spellStart"/>
-      <w:r>
-        <w:rPr>
-          <w:lang w:val="en-GB"/>
-        </w:rPr>
-        <w:t>regrid_environment</w:t>
-      </w:r>
-      <w:proofErr w:type="spellEnd"/>
-      <w:r>
-        <w:rPr>
-          <w:lang w:val="en-GB"/>
-        </w:rPr>
-        <w:t xml:space="preserve"> </w:t>
+        <w:t xml:space="preserve">The regrid_environment </w:t>
       </w:r>
       <w:r>
         <w:rPr>
@@ -992,49 +760,13 @@
         <w:rPr>
           <w:lang w:val="en-GB"/>
         </w:rPr>
-        <w:t xml:space="preserve">calculate the </w:t>
-      </w:r>
-      <w:proofErr w:type="spellStart"/>
-      <w:r>
-        <w:rPr>
-          <w:lang w:val="en-GB"/>
-        </w:rPr>
-        <w:t>regridding</w:t>
-      </w:r>
-      <w:proofErr w:type="spellEnd"/>
-      <w:r>
-        <w:rPr>
-          <w:lang w:val="en-GB"/>
-        </w:rPr>
-        <w:t xml:space="preserve"> weights and the </w:t>
-      </w:r>
-      <w:proofErr w:type="spellStart"/>
-      <w:r>
-        <w:rPr>
-          <w:lang w:val="en-GB"/>
-        </w:rPr>
-        <w:t>regridding</w:t>
-      </w:r>
-      <w:proofErr w:type="spellEnd"/>
-      <w:r>
-        <w:rPr>
-          <w:lang w:val="en-GB"/>
-        </w:rPr>
-        <w:t xml:space="preserve"> error for the </w:t>
-      </w:r>
-      <w:proofErr w:type="spellStart"/>
-      <w:r>
-        <w:rPr>
-          <w:lang w:val="en-GB"/>
-        </w:rPr>
-        <w:t>regridding</w:t>
-      </w:r>
-      <w:proofErr w:type="spellEnd"/>
-      <w:r>
-        <w:rPr>
-          <w:lang w:val="en-GB"/>
-        </w:rPr>
-        <w:t xml:space="preserve"> library, the </w:t>
+        <w:t xml:space="preserve">calculate the regridding weights and the regridding error for the </w:t>
+      </w:r>
+      <w:r>
+        <w:rPr>
+          <w:lang w:val="en-GB"/>
+        </w:rPr>
+        <w:t xml:space="preserve">regridding library, the </w:t>
       </w:r>
       <w:r>
         <w:rPr>
@@ -1048,19 +780,11 @@
         </w:rPr>
         <w:t xml:space="preserve">, the </w:t>
       </w:r>
-      <w:proofErr w:type="spellStart"/>
-      <w:r>
-        <w:rPr>
-          <w:lang w:val="en-GB"/>
-        </w:rPr>
-        <w:t>regridding</w:t>
-      </w:r>
-      <w:proofErr w:type="spellEnd"/>
-      <w:r>
-        <w:rPr>
-          <w:lang w:val="en-GB"/>
-        </w:rPr>
-        <w:t xml:space="preserve"> algorithm</w:t>
+      <w:r>
+        <w:rPr>
+          <w:lang w:val="en-GB"/>
+        </w:rPr>
+        <w:t>regridding algorithm</w:t>
       </w:r>
       <w:r>
         <w:rPr>
@@ -1101,19 +825,11 @@
           <w:lang w:val="en-GB"/>
         </w:rPr>
       </w:pPr>
-      <w:proofErr w:type="spellStart"/>
-      <w:r>
-        <w:rPr>
-          <w:lang w:val="en-GB"/>
-        </w:rPr>
-        <w:t>Regridding</w:t>
-      </w:r>
-      <w:proofErr w:type="spellEnd"/>
-      <w:r>
-        <w:rPr>
-          <w:lang w:val="en-GB"/>
-        </w:rPr>
-        <w:t xml:space="preserve"> libraries</w:t>
+      <w:r>
+        <w:rPr>
+          <w:lang w:val="en-GB"/>
+        </w:rPr>
+        <w:t>Regridding libraries</w:t>
       </w:r>
     </w:p>
     <w:p>
@@ -1130,19 +846,11 @@
         </w:rPr>
         <w:t xml:space="preserve">The </w:t>
       </w:r>
-      <w:proofErr w:type="spellStart"/>
-      <w:r>
-        <w:rPr>
-          <w:lang w:val="en-GB"/>
-        </w:rPr>
-        <w:t>regridding</w:t>
-      </w:r>
-      <w:proofErr w:type="spellEnd"/>
-      <w:r>
-        <w:rPr>
-          <w:lang w:val="en-GB"/>
-        </w:rPr>
-        <w:t xml:space="preserve"> library can be either SCRIP (“SCRP”), ESMF (“ESMF”) or XIOS (“XIOS”).</w:t>
+      <w:r>
+        <w:rPr>
+          <w:lang w:val="en-GB"/>
+        </w:rPr>
+        <w:t>regridding library can be either SCRIP (“SCRP”), ESMF (“ESMF”) or XIOS (“XIOS”).</w:t>
       </w:r>
     </w:p>
     <w:p>
@@ -1272,14 +980,12 @@
         </w:rPr>
         <w:t>“</w:t>
       </w:r>
-      <w:proofErr w:type="spellStart"/>
       <w:r>
         <w:rPr>
           <w:lang w:val="en-GB"/>
         </w:rPr>
         <w:t>nogt</w:t>
       </w:r>
-      <w:proofErr w:type="spellEnd"/>
       <w:r>
         <w:rPr>
           <w:lang w:val="en-GB"/>
@@ -1329,14 +1035,12 @@
         </w:rPr>
         <w:t>“</w:t>
       </w:r>
-      <w:proofErr w:type="spellStart"/>
       <w:r>
         <w:rPr>
           <w:lang w:val="en-GB"/>
         </w:rPr>
         <w:t>bggd</w:t>
       </w:r>
-      <w:proofErr w:type="spellEnd"/>
       <w:r>
         <w:rPr>
           <w:lang w:val="en-GB"/>
@@ -1347,21 +1051,7 @@
         <w:rPr>
           <w:lang w:val="en-GB"/>
         </w:rPr>
-        <w:t xml:space="preserve">: </w:t>
-      </w:r>
-      <w:proofErr w:type="spellStart"/>
-      <w:r>
-        <w:rPr>
-          <w:lang w:val="en-GB"/>
-        </w:rPr>
-        <w:t>LMDz</w:t>
-      </w:r>
-      <w:proofErr w:type="spellEnd"/>
-      <w:r>
-        <w:rPr>
-          <w:lang w:val="en-GB"/>
-        </w:rPr>
-        <w:t xml:space="preserve"> regular latitude-longitude (atmosphere,</w:t>
+        <w:t>: LMDz regular latitude-longitude (atmosphere,</w:t>
       </w:r>
       <w:r>
         <w:rPr>
@@ -1461,14 +1151,12 @@
         </w:rPr>
         <w:t>“</w:t>
       </w:r>
-      <w:proofErr w:type="spellStart"/>
       <w:r>
         <w:rPr>
           <w:lang w:val="en-GB"/>
         </w:rPr>
         <w:t>icos</w:t>
       </w:r>
-      <w:proofErr w:type="spellEnd"/>
       <w:r>
         <w:rPr>
           <w:lang w:val="en-GB"/>
@@ -1485,21 +1173,7 @@
         <w:rPr>
           <w:lang w:val="en-GB"/>
         </w:rPr>
-        <w:t xml:space="preserve"> </w:t>
-      </w:r>
-      <w:proofErr w:type="spellStart"/>
-      <w:r>
-        <w:rPr>
-          <w:lang w:val="en-GB"/>
-        </w:rPr>
-        <w:t>Dynamico</w:t>
-      </w:r>
-      <w:proofErr w:type="spellEnd"/>
-      <w:r>
-        <w:rPr>
-          <w:lang w:val="en-GB"/>
-        </w:rPr>
-        <w:t xml:space="preserve"> low-resolution icosahedral grid (atmosphere, </w:t>
+        <w:t xml:space="preserve"> Dynamico low-resolution icosahedral grid (atmosphere, </w:t>
       </w:r>
       <w:r>
         <w:rPr>
@@ -1544,14 +1218,12 @@
         </w:rPr>
         <w:t>“</w:t>
       </w:r>
-      <w:proofErr w:type="spellStart"/>
       <w:r>
         <w:rPr>
           <w:lang w:val="en-GB"/>
         </w:rPr>
         <w:t>icoh</w:t>
       </w:r>
-      <w:proofErr w:type="spellEnd"/>
       <w:r>
         <w:rPr>
           <w:lang w:val="en-GB"/>
@@ -1568,21 +1240,7 @@
         <w:rPr>
           <w:lang w:val="en-GB"/>
         </w:rPr>
-        <w:t xml:space="preserve"> </w:t>
-      </w:r>
-      <w:proofErr w:type="spellStart"/>
-      <w:r>
-        <w:rPr>
-          <w:lang w:val="en-GB"/>
-        </w:rPr>
-        <w:t>Dynamico</w:t>
-      </w:r>
-      <w:proofErr w:type="spellEnd"/>
-      <w:r>
-        <w:rPr>
-          <w:lang w:val="en-GB"/>
-        </w:rPr>
-        <w:t xml:space="preserve"> high-resolution icosahedral grid (atmosphere, </w:t>
+        <w:t xml:space="preserve"> Dynamico high-resolution icosahedral grid (atmosphere, </w:t>
       </w:r>
       <w:r>
         <w:rPr>
@@ -1623,19 +1281,11 @@
           <w:lang w:val="en-GB"/>
         </w:rPr>
       </w:pPr>
-      <w:proofErr w:type="spellStart"/>
-      <w:r>
-        <w:rPr>
-          <w:lang w:val="en-GB"/>
-        </w:rPr>
-        <w:t>Regridding</w:t>
-      </w:r>
-      <w:proofErr w:type="spellEnd"/>
-      <w:r>
-        <w:rPr>
-          <w:lang w:val="en-GB"/>
-        </w:rPr>
-        <w:t xml:space="preserve"> algorithms </w:t>
+      <w:r>
+        <w:rPr>
+          <w:lang w:val="en-GB"/>
+        </w:rPr>
+        <w:t xml:space="preserve">Regridding algorithms </w:t>
       </w:r>
     </w:p>
     <w:p>
@@ -1650,21 +1300,7 @@
         <w:rPr>
           <w:lang w:val="en-GB"/>
         </w:rPr>
-        <w:t xml:space="preserve">The </w:t>
-      </w:r>
-      <w:proofErr w:type="spellStart"/>
-      <w:r>
-        <w:rPr>
-          <w:lang w:val="en-GB"/>
-        </w:rPr>
-        <w:t>regridding</w:t>
-      </w:r>
-      <w:proofErr w:type="spellEnd"/>
-      <w:r>
-        <w:rPr>
-          <w:lang w:val="en-GB"/>
-        </w:rPr>
-        <w:t xml:space="preserve"> algorithm can be </w:t>
+        <w:t xml:space="preserve">The regridding algorithm can be </w:t>
       </w:r>
       <w:r>
         <w:rPr>
@@ -1678,14 +1314,12 @@
         </w:rPr>
         <w:t>(“</w:t>
       </w:r>
-      <w:proofErr w:type="spellStart"/>
       <w:r>
         <w:rPr>
           <w:lang w:val="en-GB"/>
         </w:rPr>
         <w:t>distwgt</w:t>
       </w:r>
-      <w:proofErr w:type="spellEnd"/>
       <w:r>
         <w:rPr>
           <w:lang w:val="en-GB"/>
@@ -1702,21 +1336,7 @@
         <w:rPr>
           <w:lang w:val="en-GB"/>
         </w:rPr>
-        <w:t>“</w:t>
-      </w:r>
-      <w:proofErr w:type="spellStart"/>
-      <w:r>
-        <w:rPr>
-          <w:lang w:val="en-GB"/>
-        </w:rPr>
-        <w:t>bili</w:t>
-      </w:r>
-      <w:proofErr w:type="spellEnd"/>
-      <w:r>
-        <w:rPr>
-          <w:lang w:val="en-GB"/>
-        </w:rPr>
-        <w:t>”</w:t>
+        <w:t>“bili”</w:t>
       </w:r>
       <w:r>
         <w:rPr>
@@ -1728,21 +1348,7 @@
         <w:rPr>
           <w:lang w:val="en-GB"/>
         </w:rPr>
-        <w:t xml:space="preserve"> bicubic (“</w:t>
-      </w:r>
-      <w:proofErr w:type="spellStart"/>
-      <w:r>
-        <w:rPr>
-          <w:lang w:val="en-GB"/>
-        </w:rPr>
-        <w:t>bicu</w:t>
-      </w:r>
-      <w:proofErr w:type="spellEnd"/>
-      <w:r>
-        <w:rPr>
-          <w:lang w:val="en-GB"/>
-        </w:rPr>
-        <w:t>”), first or second-order conservative remapping (“</w:t>
+        <w:t xml:space="preserve"> bicubic (“bicu”), first or second-order conservative remapping (“</w:t>
       </w:r>
       <w:r>
         <w:rPr>
@@ -1843,44 +1449,8 @@
         <w:rPr>
           <w:lang w:val="en-GB"/>
         </w:rPr>
-        <w:t xml:space="preserve">XIOS does not support </w:t>
-      </w:r>
-      <w:proofErr w:type="spellStart"/>
-      <w:r>
-        <w:rPr>
-          <w:lang w:val="en-GB"/>
-        </w:rPr>
-        <w:t>distwgt</w:t>
-      </w:r>
-      <w:proofErr w:type="spellEnd"/>
-      <w:r>
-        <w:rPr>
-          <w:lang w:val="en-GB"/>
-        </w:rPr>
-        <w:t xml:space="preserve">, </w:t>
-      </w:r>
-      <w:proofErr w:type="spellStart"/>
-      <w:r>
-        <w:rPr>
-          <w:lang w:val="en-GB"/>
-        </w:rPr>
-        <w:t>bili</w:t>
-      </w:r>
-      <w:proofErr w:type="spellEnd"/>
-      <w:r>
-        <w:rPr>
-          <w:lang w:val="en-GB"/>
-        </w:rPr>
-        <w:t xml:space="preserve"> or </w:t>
-      </w:r>
-      <w:proofErr w:type="spellStart"/>
-      <w:r>
-        <w:rPr>
-          <w:lang w:val="en-GB"/>
-        </w:rPr>
-        <w:t>bicu</w:t>
-      </w:r>
-      <w:proofErr w:type="spellEnd"/>
+        <w:t>XIOS does not support distwgt, bili or bicu</w:t>
+      </w:r>
     </w:p>
     <w:p>
       <w:pPr>
@@ -1917,35 +1487,7 @@
         <w:rPr>
           <w:lang w:val="en-GB"/>
         </w:rPr>
-        <w:t xml:space="preserve">SCRP does not support </w:t>
-      </w:r>
-      <w:proofErr w:type="spellStart"/>
-      <w:r>
-        <w:rPr>
-          <w:lang w:val="en-GB"/>
-        </w:rPr>
-        <w:t>bili</w:t>
-      </w:r>
-      <w:proofErr w:type="spellEnd"/>
-      <w:r>
-        <w:rPr>
-          <w:lang w:val="en-GB"/>
-        </w:rPr>
-        <w:t xml:space="preserve"> or </w:t>
-      </w:r>
-      <w:proofErr w:type="spellStart"/>
-      <w:r>
-        <w:rPr>
-          <w:lang w:val="en-GB"/>
-        </w:rPr>
-        <w:t>bicu</w:t>
-      </w:r>
-      <w:proofErr w:type="spellEnd"/>
-      <w:r>
-        <w:rPr>
-          <w:lang w:val="en-GB"/>
-        </w:rPr>
-        <w:t xml:space="preserve"> for U grids </w:t>
+        <w:t xml:space="preserve">SCRP does not support bili or bicu for U grids </w:t>
       </w:r>
     </w:p>
     <w:p>
@@ -1966,16 +1508,8 @@
         <w:rPr>
           <w:lang w:val="en-GB"/>
         </w:rPr>
-        <w:t xml:space="preserve">Functions used to define the field to </w:t>
-      </w:r>
-      <w:proofErr w:type="spellStart"/>
-      <w:r>
-        <w:rPr>
-          <w:lang w:val="en-GB"/>
-        </w:rPr>
-        <w:t>regrid</w:t>
-      </w:r>
-      <w:proofErr w:type="spellEnd"/>
+        <w:t>Functions used to define the field to regrid</w:t>
+      </w:r>
     </w:p>
     <w:p>
       <w:pPr>
@@ -2027,27 +1561,13 @@
         <w:rPr>
           <w:lang w:val="en-GB"/>
         </w:rPr>
-        <w:t xml:space="preserve">a) </w:t>
-      </w:r>
-      <w:proofErr w:type="gramStart"/>
-      <w:r>
-        <w:rPr>
-          <w:lang w:val="en-GB"/>
-        </w:rPr>
-        <w:t xml:space="preserve">sinusoid </w:t>
-      </w:r>
-      <w:r>
-        <w:rPr>
-          <w:lang w:val="en-GB"/>
-        </w:rPr>
-        <w:t>:</w:t>
-      </w:r>
-      <w:proofErr w:type="gramEnd"/>
-      <w:r>
-        <w:rPr>
-          <w:lang w:val="en-GB"/>
-        </w:rPr>
-        <w:t xml:space="preserve"> </w:t>
+        <w:t xml:space="preserve">a) sinusoid </w:t>
+      </w:r>
+      <w:r>
+        <w:rPr>
+          <w:lang w:val="en-GB"/>
+        </w:rPr>
+        <w:t xml:space="preserve">: </w:t>
       </w:r>
       <w:r>
         <w:rPr>
@@ -2217,41 +1737,13 @@
         <w:rPr>
           <w:lang w:val="en-GB"/>
         </w:rPr>
-        <w:t xml:space="preserve">The source field is defined with the chosen function on the source grid and is then </w:t>
-      </w:r>
-      <w:proofErr w:type="spellStart"/>
-      <w:r>
-        <w:rPr>
-          <w:lang w:val="en-GB"/>
-        </w:rPr>
-        <w:t>regridded</w:t>
-      </w:r>
-      <w:proofErr w:type="spellEnd"/>
-      <w:r>
-        <w:rPr>
-          <w:lang w:val="en-GB"/>
-        </w:rPr>
-        <w:t xml:space="preserve"> on the target grid. </w:t>
-      </w:r>
-      <w:r>
-        <w:rPr>
-          <w:lang w:val="en-GB"/>
-        </w:rPr>
-        <w:t xml:space="preserve">The </w:t>
-      </w:r>
-      <w:proofErr w:type="spellStart"/>
-      <w:r>
-        <w:rPr>
-          <w:lang w:val="en-GB"/>
-        </w:rPr>
-        <w:t>regridding</w:t>
-      </w:r>
-      <w:proofErr w:type="spellEnd"/>
-      <w:r>
-        <w:rPr>
-          <w:lang w:val="en-GB"/>
-        </w:rPr>
-        <w:t xml:space="preserve"> </w:t>
+        <w:t xml:space="preserve">The source field is defined with the chosen function on the source grid and is then regridded on the target grid. </w:t>
+      </w:r>
+      <w:r>
+        <w:rPr>
+          <w:lang w:val="en-GB"/>
+        </w:rPr>
+        <w:t xml:space="preserve">The regridding </w:t>
       </w:r>
       <w:r>
         <w:rPr>
@@ -2271,19 +1763,11 @@
         </w:rPr>
         <w:t xml:space="preserve">values of the field </w:t>
       </w:r>
-      <w:proofErr w:type="spellStart"/>
-      <w:r>
-        <w:rPr>
-          <w:lang w:val="en-GB"/>
-        </w:rPr>
-        <w:t>regridded</w:t>
-      </w:r>
-      <w:proofErr w:type="spellEnd"/>
-      <w:r>
-        <w:rPr>
-          <w:lang w:val="en-GB"/>
-        </w:rPr>
-        <w:t xml:space="preserve"> </w:t>
+      <w:r>
+        <w:rPr>
+          <w:lang w:val="en-GB"/>
+        </w:rPr>
+        <w:t xml:space="preserve">regridded </w:t>
       </w:r>
       <w:r>
         <w:rPr>
@@ -2343,21 +1827,12 @@
           <w:lang w:val="en-GB"/>
         </w:rPr>
       </w:pPr>
-      <w:proofErr w:type="spellStart"/>
       <w:r>
         <w:rPr>
           <w:u w:val="single"/>
           <w:lang w:val="en-GB"/>
         </w:rPr>
-        <w:t>Regridding</w:t>
-      </w:r>
-      <w:proofErr w:type="spellEnd"/>
-      <w:r>
-        <w:rPr>
-          <w:u w:val="single"/>
-          <w:lang w:val="en-GB"/>
-        </w:rPr>
-        <w:t xml:space="preserve"> library installation</w:t>
+        <w:t>Regridding library installation</w:t>
       </w:r>
     </w:p>
     <w:p>
@@ -2378,21 +1853,7 @@
         <w:rPr>
           <w:lang w:val="en-GB"/>
         </w:rPr>
-        <w:t xml:space="preserve">step to use </w:t>
-      </w:r>
-      <w:proofErr w:type="spellStart"/>
-      <w:r>
-        <w:rPr>
-          <w:lang w:val="en-GB"/>
-        </w:rPr>
-        <w:t>regrid_environment</w:t>
-      </w:r>
-      <w:proofErr w:type="spellEnd"/>
-      <w:r>
-        <w:rPr>
-          <w:lang w:val="en-GB"/>
-        </w:rPr>
-        <w:t xml:space="preserve"> is to install </w:t>
+        <w:t xml:space="preserve">step to use regrid_environment is to install </w:t>
       </w:r>
       <w:r>
         <w:rPr>
@@ -2541,21 +2002,7 @@
         <w:rPr>
           <w:lang w:val="en-GB"/>
         </w:rPr>
-        <w:t xml:space="preserve"> . To download the sources, one can use, </w:t>
-      </w:r>
-      <w:proofErr w:type="gramStart"/>
-      <w:r>
-        <w:rPr>
-          <w:lang w:val="en-GB"/>
-        </w:rPr>
-        <w:t>e.g.</w:t>
-      </w:r>
-      <w:proofErr w:type="gramEnd"/>
-      <w:r>
-        <w:rPr>
-          <w:lang w:val="en-GB"/>
-        </w:rPr>
-        <w:t xml:space="preserve"> for ESMF 8.2.0 (we recommend to use the latest ESMF version available):  </w:t>
+        <w:t xml:space="preserve"> . To download the sources, one can use, e.g. for ESMF 8.2.0 (we recommend to use the latest ESMF version available):  </w:t>
       </w:r>
     </w:p>
     <w:p>
@@ -2659,9 +2106,18 @@
           <w:shd w:val="clear" w:color="auto" w:fill="FFFFFF"/>
           <w:lang w:val="en-US"/>
         </w:rPr>
-        <w:t>export ESMF_DIR=/scratch/</w:t>
-      </w:r>
-      <w:proofErr w:type="spellStart"/>
+        <w:t>export ESMF_DIR=/scratch/globc/valcke/SOFTS/esmf</w:t>
+      </w:r>
+      <w:r>
+        <w:rPr>
+          <w:rFonts w:ascii="Verdana" w:hAnsi="Verdana"/>
+          <w:color w:val="000000" w:themeColor="text1"/>
+          <w:sz w:val="20"/>
+          <w:szCs w:val="20"/>
+          <w:lang w:val="en-US"/>
+        </w:rPr>
+        <w:br/>
+      </w:r>
       <w:r>
         <w:rPr>
           <w:rFonts w:ascii="Verdana" w:hAnsi="Verdana"/>
@@ -2671,9 +2127,19 @@
           <w:shd w:val="clear" w:color="auto" w:fill="FFFFFF"/>
           <w:lang w:val="en-US"/>
         </w:rPr>
-        <w:t>globc</w:t>
-      </w:r>
-      <w:proofErr w:type="spellEnd"/>
+        <w:lastRenderedPageBreak/>
+        <w:t>export ESMF_COMPILER=intel</w:t>
+      </w:r>
+      <w:r>
+        <w:rPr>
+          <w:rFonts w:ascii="Verdana" w:hAnsi="Verdana"/>
+          <w:color w:val="000000" w:themeColor="text1"/>
+          <w:sz w:val="20"/>
+          <w:szCs w:val="20"/>
+          <w:lang w:val="en-US"/>
+        </w:rPr>
+        <w:br/>
+      </w:r>
       <w:r>
         <w:rPr>
           <w:rFonts w:ascii="Verdana" w:hAnsi="Verdana"/>
@@ -2683,9 +2149,18 @@
           <w:shd w:val="clear" w:color="auto" w:fill="FFFFFF"/>
           <w:lang w:val="en-US"/>
         </w:rPr>
-        <w:t>/</w:t>
-      </w:r>
-      <w:proofErr w:type="spellStart"/>
+        <w:t>export ESMF_INSTALL_PREFIX=/scratch/globc/valcke/opt/INTEL/esmf</w:t>
+      </w:r>
+      <w:r>
+        <w:rPr>
+          <w:rFonts w:ascii="Verdana" w:hAnsi="Verdana"/>
+          <w:color w:val="000000" w:themeColor="text1"/>
+          <w:sz w:val="20"/>
+          <w:szCs w:val="20"/>
+          <w:lang w:val="en-US"/>
+        </w:rPr>
+        <w:br/>
+      </w:r>
       <w:r>
         <w:rPr>
           <w:rFonts w:ascii="Verdana" w:hAnsi="Verdana"/>
@@ -2695,9 +2170,18 @@
           <w:shd w:val="clear" w:color="auto" w:fill="FFFFFF"/>
           <w:lang w:val="en-US"/>
         </w:rPr>
-        <w:t>valcke</w:t>
-      </w:r>
-      <w:proofErr w:type="spellEnd"/>
+        <w:t>export ESMF_INSTALL_HEADERDIR=include</w:t>
+      </w:r>
+      <w:r>
+        <w:rPr>
+          <w:rFonts w:ascii="Verdana" w:hAnsi="Verdana"/>
+          <w:color w:val="000000" w:themeColor="text1"/>
+          <w:sz w:val="20"/>
+          <w:szCs w:val="20"/>
+          <w:lang w:val="en-US"/>
+        </w:rPr>
+        <w:br/>
+      </w:r>
       <w:r>
         <w:rPr>
           <w:rFonts w:ascii="Verdana" w:hAnsi="Verdana"/>
@@ -2707,9 +2191,18 @@
           <w:shd w:val="clear" w:color="auto" w:fill="FFFFFF"/>
           <w:lang w:val="en-US"/>
         </w:rPr>
-        <w:t>/SOFTS/</w:t>
-      </w:r>
-      <w:proofErr w:type="spellStart"/>
+        <w:t>export ESMF_INSTALL_MODDIR=mod/modg/Linux.intel.64.intelmpi</w:t>
+      </w:r>
+      <w:r>
+        <w:rPr>
+          <w:rFonts w:ascii="Verdana" w:hAnsi="Verdana"/>
+          <w:color w:val="000000" w:themeColor="text1"/>
+          <w:sz w:val="20"/>
+          <w:szCs w:val="20"/>
+          <w:lang w:val="en-US"/>
+        </w:rPr>
+        <w:br/>
+      </w:r>
       <w:r>
         <w:rPr>
           <w:rFonts w:ascii="Verdana" w:hAnsi="Verdana"/>
@@ -2719,9 +2212,8 @@
           <w:shd w:val="clear" w:color="auto" w:fill="FFFFFF"/>
           <w:lang w:val="en-US"/>
         </w:rPr>
-        <w:t>esmf</w:t>
-      </w:r>
-      <w:proofErr w:type="spellEnd"/>
+        <w:t>export ESMF_INSTALL_LIBDIR=lib/libg/Linux.intel.64.intelmpi</w:t>
+      </w:r>
       <w:r>
         <w:rPr>
           <w:rFonts w:ascii="Verdana" w:hAnsi="Verdana"/>
@@ -2741,8 +2233,7 @@
           <w:shd w:val="clear" w:color="auto" w:fill="FFFFFF"/>
           <w:lang w:val="en-US"/>
         </w:rPr>
-        <w:lastRenderedPageBreak/>
-        <w:t>export ESMF_COMPILER=intel</w:t>
+        <w:t>export ESMF_INSTALL_BINDIR=bin/bing/Linux.intel.64.intelmpi</w:t>
       </w:r>
       <w:r>
         <w:rPr>
@@ -2763,9 +2254,18 @@
           <w:shd w:val="clear" w:color="auto" w:fill="FFFFFF"/>
           <w:lang w:val="en-US"/>
         </w:rPr>
-        <w:t>export ESMF_INSTALL_PREFIX=/scratch/</w:t>
-      </w:r>
-      <w:proofErr w:type="spellStart"/>
+        <w:t>export ESMF_INSTALL_DOCDIR=doc</w:t>
+      </w:r>
+      <w:r>
+        <w:rPr>
+          <w:rFonts w:ascii="Verdana" w:hAnsi="Verdana"/>
+          <w:color w:val="000000" w:themeColor="text1"/>
+          <w:sz w:val="20"/>
+          <w:szCs w:val="20"/>
+          <w:lang w:val="en-US"/>
+        </w:rPr>
+        <w:br/>
+      </w:r>
       <w:r>
         <w:rPr>
           <w:rFonts w:ascii="Verdana" w:hAnsi="Verdana"/>
@@ -2775,9 +2275,18 @@
           <w:shd w:val="clear" w:color="auto" w:fill="FFFFFF"/>
           <w:lang w:val="en-US"/>
         </w:rPr>
-        <w:t>globc</w:t>
-      </w:r>
-      <w:proofErr w:type="spellEnd"/>
+        <w:t>export PATH=$ESMF_INSTALL_PREFIX/$ESMF_INSTALL_BINDIR:$PATH</w:t>
+      </w:r>
+      <w:r>
+        <w:rPr>
+          <w:rFonts w:ascii="Verdana" w:hAnsi="Verdana"/>
+          <w:color w:val="000000" w:themeColor="text1"/>
+          <w:sz w:val="20"/>
+          <w:szCs w:val="20"/>
+          <w:lang w:val="en-US"/>
+        </w:rPr>
+        <w:br/>
+      </w:r>
       <w:r>
         <w:rPr>
           <w:rFonts w:ascii="Verdana" w:hAnsi="Verdana"/>
@@ -2787,9 +2296,18 @@
           <w:shd w:val="clear" w:color="auto" w:fill="FFFFFF"/>
           <w:lang w:val="en-US"/>
         </w:rPr>
-        <w:t>/</w:t>
-      </w:r>
-      <w:proofErr w:type="spellStart"/>
+        <w:t>export ESMF_NETCDF=split</w:t>
+      </w:r>
+      <w:r>
+        <w:rPr>
+          <w:rFonts w:ascii="Verdana" w:hAnsi="Verdana"/>
+          <w:color w:val="000000" w:themeColor="text1"/>
+          <w:sz w:val="20"/>
+          <w:szCs w:val="20"/>
+          <w:lang w:val="en-US"/>
+        </w:rPr>
+        <w:br/>
+      </w:r>
       <w:r>
         <w:rPr>
           <w:rFonts w:ascii="Verdana" w:hAnsi="Verdana"/>
@@ -2799,11 +2317,11 @@
           <w:shd w:val="clear" w:color="auto" w:fill="FFFFFF"/>
           <w:lang w:val="en-US"/>
         </w:rPr>
-        <w:t>valcke</w:t>
-      </w:r>
-      <w:proofErr w:type="spellEnd"/>
-      <w:r>
-        <w:rPr>
+        <w:t>export ESMF_NETCDF_LIBPATH="/softs/local_intel/netcdf/4.4.4_phdf5_1.10.4/lib -L/softs/local_intel/netcdf/4.4.4_phdf5_1.10.4/lib"</w:t>
+      </w:r>
+      <w:r>
+        <w:rPr>
+          <w:rStyle w:val="apple-converted-space"/>
           <w:rFonts w:ascii="Verdana" w:hAnsi="Verdana"/>
           <w:color w:val="000000" w:themeColor="text1"/>
           <w:sz w:val="20"/>
@@ -2811,9 +2329,18 @@
           <w:shd w:val="clear" w:color="auto" w:fill="FFFFFF"/>
           <w:lang w:val="en-US"/>
         </w:rPr>
-        <w:t>/opt/INTEL/</w:t>
-      </w:r>
-      <w:proofErr w:type="spellStart"/>
+        <w:t> </w:t>
+      </w:r>
+      <w:r>
+        <w:rPr>
+          <w:rFonts w:ascii="Verdana" w:hAnsi="Verdana"/>
+          <w:color w:val="000000" w:themeColor="text1"/>
+          <w:sz w:val="20"/>
+          <w:szCs w:val="20"/>
+          <w:lang w:val="en-US"/>
+        </w:rPr>
+        <w:br/>
+      </w:r>
       <w:r>
         <w:rPr>
           <w:rFonts w:ascii="Verdana" w:hAnsi="Verdana"/>
@@ -2823,21 +2350,11 @@
           <w:shd w:val="clear" w:color="auto" w:fill="FFFFFF"/>
           <w:lang w:val="en-US"/>
         </w:rPr>
-        <w:t>esmf</w:t>
-      </w:r>
-      <w:proofErr w:type="spellEnd"/>
-      <w:r>
-        <w:rPr>
-          <w:rFonts w:ascii="Verdana" w:hAnsi="Verdana"/>
-          <w:color w:val="000000" w:themeColor="text1"/>
-          <w:sz w:val="20"/>
-          <w:szCs w:val="20"/>
-          <w:lang w:val="en-US"/>
-        </w:rPr>
-        <w:br/>
-      </w:r>
-      <w:r>
-        <w:rPr>
+        <w:t>export ESMF_NETCDF_INCLUDE="/softs/local_intel/netcdf/4.4.4_phdf5_1.10.4/include -I/softs/local_intel/netcdf/4.4.4_phdf5_1.10.4/include"</w:t>
+      </w:r>
+      <w:r>
+        <w:rPr>
+          <w:rStyle w:val="apple-converted-space"/>
           <w:rFonts w:ascii="Verdana" w:hAnsi="Verdana"/>
           <w:color w:val="000000" w:themeColor="text1"/>
           <w:sz w:val="20"/>
@@ -2845,7 +2362,7 @@
           <w:shd w:val="clear" w:color="auto" w:fill="FFFFFF"/>
           <w:lang w:val="en-US"/>
         </w:rPr>
-        <w:t>export ESMF_INSTALL_HEADERDIR=include</w:t>
+        <w:t> </w:t>
       </w:r>
       <w:r>
         <w:rPr>
@@ -2866,9 +2383,18 @@
           <w:shd w:val="clear" w:color="auto" w:fill="FFFFFF"/>
           <w:lang w:val="en-US"/>
         </w:rPr>
-        <w:t>export ESMF_INSTALL_MODDIR=mod/</w:t>
-      </w:r>
-      <w:proofErr w:type="spellStart"/>
+        <w:t>export ESMF_COMM=intelmpi</w:t>
+      </w:r>
+      <w:r>
+        <w:rPr>
+          <w:rFonts w:ascii="Verdana" w:hAnsi="Verdana"/>
+          <w:color w:val="000000" w:themeColor="text1"/>
+          <w:sz w:val="20"/>
+          <w:szCs w:val="20"/>
+          <w:lang w:val="en-US"/>
+        </w:rPr>
+        <w:br/>
+      </w:r>
       <w:r>
         <w:rPr>
           <w:rFonts w:ascii="Verdana" w:hAnsi="Verdana"/>
@@ -2878,388 +2404,6 @@
           <w:shd w:val="clear" w:color="auto" w:fill="FFFFFF"/>
           <w:lang w:val="en-US"/>
         </w:rPr>
-        <w:t>modg</w:t>
-      </w:r>
-      <w:proofErr w:type="spellEnd"/>
-      <w:r>
-        <w:rPr>
-          <w:rFonts w:ascii="Verdana" w:hAnsi="Verdana"/>
-          <w:color w:val="000000" w:themeColor="text1"/>
-          <w:sz w:val="20"/>
-          <w:szCs w:val="20"/>
-          <w:shd w:val="clear" w:color="auto" w:fill="FFFFFF"/>
-          <w:lang w:val="en-US"/>
-        </w:rPr>
-        <w:t>/Linux.intel.64.intelmpi</w:t>
-      </w:r>
-      <w:r>
-        <w:rPr>
-          <w:rFonts w:ascii="Verdana" w:hAnsi="Verdana"/>
-          <w:color w:val="000000" w:themeColor="text1"/>
-          <w:sz w:val="20"/>
-          <w:szCs w:val="20"/>
-          <w:lang w:val="en-US"/>
-        </w:rPr>
-        <w:br/>
-      </w:r>
-      <w:r>
-        <w:rPr>
-          <w:rFonts w:ascii="Verdana" w:hAnsi="Verdana"/>
-          <w:color w:val="000000" w:themeColor="text1"/>
-          <w:sz w:val="20"/>
-          <w:szCs w:val="20"/>
-          <w:shd w:val="clear" w:color="auto" w:fill="FFFFFF"/>
-          <w:lang w:val="en-US"/>
-        </w:rPr>
-        <w:t>export ESMF_INSTALL_LIBDIR=lib/</w:t>
-      </w:r>
-      <w:proofErr w:type="spellStart"/>
-      <w:r>
-        <w:rPr>
-          <w:rFonts w:ascii="Verdana" w:hAnsi="Verdana"/>
-          <w:color w:val="000000" w:themeColor="text1"/>
-          <w:sz w:val="20"/>
-          <w:szCs w:val="20"/>
-          <w:shd w:val="clear" w:color="auto" w:fill="FFFFFF"/>
-          <w:lang w:val="en-US"/>
-        </w:rPr>
-        <w:t>libg</w:t>
-      </w:r>
-      <w:proofErr w:type="spellEnd"/>
-      <w:r>
-        <w:rPr>
-          <w:rFonts w:ascii="Verdana" w:hAnsi="Verdana"/>
-          <w:color w:val="000000" w:themeColor="text1"/>
-          <w:sz w:val="20"/>
-          <w:szCs w:val="20"/>
-          <w:shd w:val="clear" w:color="auto" w:fill="FFFFFF"/>
-          <w:lang w:val="en-US"/>
-        </w:rPr>
-        <w:t>/Linux.intel.64.intelmpi</w:t>
-      </w:r>
-      <w:r>
-        <w:rPr>
-          <w:rFonts w:ascii="Verdana" w:hAnsi="Verdana"/>
-          <w:color w:val="000000" w:themeColor="text1"/>
-          <w:sz w:val="20"/>
-          <w:szCs w:val="20"/>
-          <w:lang w:val="en-US"/>
-        </w:rPr>
-        <w:br/>
-      </w:r>
-      <w:r>
-        <w:rPr>
-          <w:rFonts w:ascii="Verdana" w:hAnsi="Verdana"/>
-          <w:color w:val="000000" w:themeColor="text1"/>
-          <w:sz w:val="20"/>
-          <w:szCs w:val="20"/>
-          <w:shd w:val="clear" w:color="auto" w:fill="FFFFFF"/>
-          <w:lang w:val="en-US"/>
-        </w:rPr>
-        <w:t>export ESMF_INSTALL_BINDIR=bin/</w:t>
-      </w:r>
-      <w:proofErr w:type="spellStart"/>
-      <w:r>
-        <w:rPr>
-          <w:rFonts w:ascii="Verdana" w:hAnsi="Verdana"/>
-          <w:color w:val="000000" w:themeColor="text1"/>
-          <w:sz w:val="20"/>
-          <w:szCs w:val="20"/>
-          <w:shd w:val="clear" w:color="auto" w:fill="FFFFFF"/>
-          <w:lang w:val="en-US"/>
-        </w:rPr>
-        <w:t>bing</w:t>
-      </w:r>
-      <w:proofErr w:type="spellEnd"/>
-      <w:r>
-        <w:rPr>
-          <w:rFonts w:ascii="Verdana" w:hAnsi="Verdana"/>
-          <w:color w:val="000000" w:themeColor="text1"/>
-          <w:sz w:val="20"/>
-          <w:szCs w:val="20"/>
-          <w:shd w:val="clear" w:color="auto" w:fill="FFFFFF"/>
-          <w:lang w:val="en-US"/>
-        </w:rPr>
-        <w:t>/Linux.intel.64.intelmpi</w:t>
-      </w:r>
-      <w:r>
-        <w:rPr>
-          <w:rFonts w:ascii="Verdana" w:hAnsi="Verdana"/>
-          <w:color w:val="000000" w:themeColor="text1"/>
-          <w:sz w:val="20"/>
-          <w:szCs w:val="20"/>
-          <w:lang w:val="en-US"/>
-        </w:rPr>
-        <w:br/>
-      </w:r>
-      <w:r>
-        <w:rPr>
-          <w:rFonts w:ascii="Verdana" w:hAnsi="Verdana"/>
-          <w:color w:val="000000" w:themeColor="text1"/>
-          <w:sz w:val="20"/>
-          <w:szCs w:val="20"/>
-          <w:shd w:val="clear" w:color="auto" w:fill="FFFFFF"/>
-          <w:lang w:val="en-US"/>
-        </w:rPr>
-        <w:t>export ESMF_INSTALL_DOCDIR=doc</w:t>
-      </w:r>
-      <w:r>
-        <w:rPr>
-          <w:rFonts w:ascii="Verdana" w:hAnsi="Verdana"/>
-          <w:color w:val="000000" w:themeColor="text1"/>
-          <w:sz w:val="20"/>
-          <w:szCs w:val="20"/>
-          <w:lang w:val="en-US"/>
-        </w:rPr>
-        <w:br/>
-      </w:r>
-      <w:r>
-        <w:rPr>
-          <w:rFonts w:ascii="Verdana" w:hAnsi="Verdana"/>
-          <w:color w:val="000000" w:themeColor="text1"/>
-          <w:sz w:val="20"/>
-          <w:szCs w:val="20"/>
-          <w:shd w:val="clear" w:color="auto" w:fill="FFFFFF"/>
-          <w:lang w:val="en-US"/>
-        </w:rPr>
-        <w:t>export PATH=$ESMF_INSTALL_PREFIX/$ESMF_INSTALL_BINDIR:$PATH</w:t>
-      </w:r>
-      <w:r>
-        <w:rPr>
-          <w:rFonts w:ascii="Verdana" w:hAnsi="Verdana"/>
-          <w:color w:val="000000" w:themeColor="text1"/>
-          <w:sz w:val="20"/>
-          <w:szCs w:val="20"/>
-          <w:lang w:val="en-US"/>
-        </w:rPr>
-        <w:br/>
-      </w:r>
-      <w:r>
-        <w:rPr>
-          <w:rFonts w:ascii="Verdana" w:hAnsi="Verdana"/>
-          <w:color w:val="000000" w:themeColor="text1"/>
-          <w:sz w:val="20"/>
-          <w:szCs w:val="20"/>
-          <w:shd w:val="clear" w:color="auto" w:fill="FFFFFF"/>
-          <w:lang w:val="en-US"/>
-        </w:rPr>
-        <w:t>export ESMF_NETCDF=split</w:t>
-      </w:r>
-      <w:r>
-        <w:rPr>
-          <w:rFonts w:ascii="Verdana" w:hAnsi="Verdana"/>
-          <w:color w:val="000000" w:themeColor="text1"/>
-          <w:sz w:val="20"/>
-          <w:szCs w:val="20"/>
-          <w:lang w:val="en-US"/>
-        </w:rPr>
-        <w:br/>
-      </w:r>
-      <w:r>
-        <w:rPr>
-          <w:rFonts w:ascii="Verdana" w:hAnsi="Verdana"/>
-          <w:color w:val="000000" w:themeColor="text1"/>
-          <w:sz w:val="20"/>
-          <w:szCs w:val="20"/>
-          <w:shd w:val="clear" w:color="auto" w:fill="FFFFFF"/>
-          <w:lang w:val="en-US"/>
-        </w:rPr>
-        <w:t>export ESMF_NETCDF_LIBPATH="/softs/local_intel/netcdf/4.4.4_phdf5_1.10.4/lib -L/softs/</w:t>
-      </w:r>
-      <w:proofErr w:type="spellStart"/>
-      <w:r>
-        <w:rPr>
-          <w:rFonts w:ascii="Verdana" w:hAnsi="Verdana"/>
-          <w:color w:val="000000" w:themeColor="text1"/>
-          <w:sz w:val="20"/>
-          <w:szCs w:val="20"/>
-          <w:shd w:val="clear" w:color="auto" w:fill="FFFFFF"/>
-          <w:lang w:val="en-US"/>
-        </w:rPr>
-        <w:t>local_intel</w:t>
-      </w:r>
-      <w:proofErr w:type="spellEnd"/>
-      <w:r>
-        <w:rPr>
-          <w:rFonts w:ascii="Verdana" w:hAnsi="Verdana"/>
-          <w:color w:val="000000" w:themeColor="text1"/>
-          <w:sz w:val="20"/>
-          <w:szCs w:val="20"/>
-          <w:shd w:val="clear" w:color="auto" w:fill="FFFFFF"/>
-          <w:lang w:val="en-US"/>
-        </w:rPr>
-        <w:t>/</w:t>
-      </w:r>
-      <w:proofErr w:type="spellStart"/>
-      <w:r>
-        <w:rPr>
-          <w:rFonts w:ascii="Verdana" w:hAnsi="Verdana"/>
-          <w:color w:val="000000" w:themeColor="text1"/>
-          <w:sz w:val="20"/>
-          <w:szCs w:val="20"/>
-          <w:shd w:val="clear" w:color="auto" w:fill="FFFFFF"/>
-          <w:lang w:val="en-US"/>
-        </w:rPr>
-        <w:t>netcdf</w:t>
-      </w:r>
-      <w:proofErr w:type="spellEnd"/>
-      <w:r>
-        <w:rPr>
-          <w:rFonts w:ascii="Verdana" w:hAnsi="Verdana"/>
-          <w:color w:val="000000" w:themeColor="text1"/>
-          <w:sz w:val="20"/>
-          <w:szCs w:val="20"/>
-          <w:shd w:val="clear" w:color="auto" w:fill="FFFFFF"/>
-          <w:lang w:val="en-US"/>
-        </w:rPr>
-        <w:t>/4.4.4_phdf5_1.10.4/lib"</w:t>
-      </w:r>
-      <w:r>
-        <w:rPr>
-          <w:rStyle w:val="apple-converted-space"/>
-          <w:rFonts w:ascii="Verdana" w:hAnsi="Verdana"/>
-          <w:color w:val="000000" w:themeColor="text1"/>
-          <w:sz w:val="20"/>
-          <w:szCs w:val="20"/>
-          <w:shd w:val="clear" w:color="auto" w:fill="FFFFFF"/>
-          <w:lang w:val="en-US"/>
-        </w:rPr>
-        <w:t> </w:t>
-      </w:r>
-      <w:r>
-        <w:rPr>
-          <w:rFonts w:ascii="Verdana" w:hAnsi="Verdana"/>
-          <w:color w:val="000000" w:themeColor="text1"/>
-          <w:sz w:val="20"/>
-          <w:szCs w:val="20"/>
-          <w:lang w:val="en-US"/>
-        </w:rPr>
-        <w:br/>
-      </w:r>
-      <w:r>
-        <w:rPr>
-          <w:rFonts w:ascii="Verdana" w:hAnsi="Verdana"/>
-          <w:color w:val="000000" w:themeColor="text1"/>
-          <w:sz w:val="20"/>
-          <w:szCs w:val="20"/>
-          <w:shd w:val="clear" w:color="auto" w:fill="FFFFFF"/>
-          <w:lang w:val="en-US"/>
-        </w:rPr>
-        <w:t>export ESMF_NETCDF_INCLUDE="/softs/local_intel/netcdf/4.4.4_phdf5_1.10.4/include -I/softs/</w:t>
-      </w:r>
-      <w:proofErr w:type="spellStart"/>
-      <w:r>
-        <w:rPr>
-          <w:rFonts w:ascii="Verdana" w:hAnsi="Verdana"/>
-          <w:color w:val="000000" w:themeColor="text1"/>
-          <w:sz w:val="20"/>
-          <w:szCs w:val="20"/>
-          <w:shd w:val="clear" w:color="auto" w:fill="FFFFFF"/>
-          <w:lang w:val="en-US"/>
-        </w:rPr>
-        <w:t>local_intel</w:t>
-      </w:r>
-      <w:proofErr w:type="spellEnd"/>
-      <w:r>
-        <w:rPr>
-          <w:rFonts w:ascii="Verdana" w:hAnsi="Verdana"/>
-          <w:color w:val="000000" w:themeColor="text1"/>
-          <w:sz w:val="20"/>
-          <w:szCs w:val="20"/>
-          <w:shd w:val="clear" w:color="auto" w:fill="FFFFFF"/>
-          <w:lang w:val="en-US"/>
-        </w:rPr>
-        <w:t>/</w:t>
-      </w:r>
-      <w:proofErr w:type="spellStart"/>
-      <w:r>
-        <w:rPr>
-          <w:rFonts w:ascii="Verdana" w:hAnsi="Verdana"/>
-          <w:color w:val="000000" w:themeColor="text1"/>
-          <w:sz w:val="20"/>
-          <w:szCs w:val="20"/>
-          <w:shd w:val="clear" w:color="auto" w:fill="FFFFFF"/>
-          <w:lang w:val="en-US"/>
-        </w:rPr>
-        <w:t>netcdf</w:t>
-      </w:r>
-      <w:proofErr w:type="spellEnd"/>
-      <w:r>
-        <w:rPr>
-          <w:rFonts w:ascii="Verdana" w:hAnsi="Verdana"/>
-          <w:color w:val="000000" w:themeColor="text1"/>
-          <w:sz w:val="20"/>
-          <w:szCs w:val="20"/>
-          <w:shd w:val="clear" w:color="auto" w:fill="FFFFFF"/>
-          <w:lang w:val="en-US"/>
-        </w:rPr>
-        <w:t>/4.4.4_phdf5_1.10.4/include"</w:t>
-      </w:r>
-      <w:r>
-        <w:rPr>
-          <w:rStyle w:val="apple-converted-space"/>
-          <w:rFonts w:ascii="Verdana" w:hAnsi="Verdana"/>
-          <w:color w:val="000000" w:themeColor="text1"/>
-          <w:sz w:val="20"/>
-          <w:szCs w:val="20"/>
-          <w:shd w:val="clear" w:color="auto" w:fill="FFFFFF"/>
-          <w:lang w:val="en-US"/>
-        </w:rPr>
-        <w:t> </w:t>
-      </w:r>
-      <w:r>
-        <w:rPr>
-          <w:rFonts w:ascii="Verdana" w:hAnsi="Verdana"/>
-          <w:color w:val="000000" w:themeColor="text1"/>
-          <w:sz w:val="20"/>
-          <w:szCs w:val="20"/>
-          <w:lang w:val="en-US"/>
-        </w:rPr>
-        <w:br/>
-      </w:r>
-      <w:r>
-        <w:rPr>
-          <w:rFonts w:ascii="Verdana" w:hAnsi="Verdana"/>
-          <w:color w:val="000000" w:themeColor="text1"/>
-          <w:sz w:val="20"/>
-          <w:szCs w:val="20"/>
-          <w:shd w:val="clear" w:color="auto" w:fill="FFFFFF"/>
-          <w:lang w:val="en-US"/>
-        </w:rPr>
-        <w:t>export ESMF_COMM=</w:t>
-      </w:r>
-      <w:proofErr w:type="spellStart"/>
-      <w:r>
-        <w:rPr>
-          <w:rFonts w:ascii="Verdana" w:hAnsi="Verdana"/>
-          <w:color w:val="000000" w:themeColor="text1"/>
-          <w:sz w:val="20"/>
-          <w:szCs w:val="20"/>
-          <w:shd w:val="clear" w:color="auto" w:fill="FFFFFF"/>
-          <w:lang w:val="en-US"/>
-        </w:rPr>
-        <w:t>intelmpi</w:t>
-      </w:r>
-      <w:proofErr w:type="spellEnd"/>
-      <w:r>
-        <w:rPr>
-          <w:rFonts w:ascii="Verdana" w:hAnsi="Verdana"/>
-          <w:color w:val="000000" w:themeColor="text1"/>
-          <w:sz w:val="20"/>
-          <w:szCs w:val="20"/>
-          <w:lang w:val="en-US"/>
-        </w:rPr>
-        <w:br/>
-      </w:r>
-      <w:r>
-        <w:rPr>
-          <w:rFonts w:ascii="Verdana" w:hAnsi="Verdana"/>
-          <w:color w:val="000000" w:themeColor="text1"/>
-          <w:sz w:val="20"/>
-          <w:szCs w:val="20"/>
-          <w:shd w:val="clear" w:color="auto" w:fill="FFFFFF"/>
-          <w:lang w:val="en-US"/>
-        </w:rPr>
         <w:t>export PATH=$ESMF_INSTALL_PREFIX/$ESMF_INSTALL_BINDIR:$PATH</w:t>
       </w:r>
     </w:p>
@@ -3280,23 +2424,13 @@
         </w:rPr>
         <w:t>ESMF can be compiled with “</w:t>
       </w:r>
-      <w:proofErr w:type="spellStart"/>
-      <w:r>
-        <w:rPr>
-          <w:rFonts w:ascii="Courier New" w:hAnsi="Courier New" w:cs="Courier New"/>
-          <w:color w:val="000000" w:themeColor="text1"/>
-          <w:lang w:val="en-GB"/>
-        </w:rPr>
-        <w:t>gmake</w:t>
-      </w:r>
-      <w:proofErr w:type="spellEnd"/>
-      <w:r>
-        <w:rPr>
-          <w:rFonts w:ascii="Courier New" w:hAnsi="Courier New" w:cs="Courier New"/>
-          <w:color w:val="000000" w:themeColor="text1"/>
-          <w:lang w:val="en-GB"/>
-        </w:rPr>
-        <w:t xml:space="preserve"> lib</w:t>
+      <w:r>
+        <w:rPr>
+          <w:rFonts w:ascii="Courier New" w:hAnsi="Courier New" w:cs="Courier New"/>
+          <w:color w:val="000000" w:themeColor="text1"/>
+          <w:lang w:val="en-GB"/>
+        </w:rPr>
+        <w:t>gmake lib</w:t>
       </w:r>
       <w:r>
         <w:rPr>
@@ -3305,23 +2439,13 @@
         </w:rPr>
         <w:t>” and “</w:t>
       </w:r>
-      <w:proofErr w:type="spellStart"/>
-      <w:r>
-        <w:rPr>
-          <w:rFonts w:ascii="Courier New" w:hAnsi="Courier New" w:cs="Courier New"/>
-          <w:color w:val="000000" w:themeColor="text1"/>
-          <w:lang w:val="en-GB"/>
-        </w:rPr>
-        <w:t>gmake</w:t>
-      </w:r>
-      <w:proofErr w:type="spellEnd"/>
-      <w:r>
-        <w:rPr>
-          <w:rFonts w:ascii="Courier New" w:hAnsi="Courier New" w:cs="Courier New"/>
-          <w:color w:val="000000" w:themeColor="text1"/>
-          <w:lang w:val="en-GB"/>
-        </w:rPr>
-        <w:t xml:space="preserve"> install</w:t>
+      <w:r>
+        <w:rPr>
+          <w:rFonts w:ascii="Courier New" w:hAnsi="Courier New" w:cs="Courier New"/>
+          <w:color w:val="000000" w:themeColor="text1"/>
+          <w:lang w:val="en-GB"/>
+        </w:rPr>
+        <w:t>gmake install</w:t>
       </w:r>
       <w:r>
         <w:rPr>
@@ -3336,18 +2460,8 @@
           <w:color w:val="000000" w:themeColor="text1"/>
           <w:lang w:val="en-GB"/>
         </w:rPr>
-        <w:t>/</w:t>
-      </w:r>
-      <w:proofErr w:type="spellStart"/>
-      <w:r>
-        <w:rPr>
-          <w:rFonts w:ascii="Courier New" w:hAnsi="Courier New" w:cs="Courier New"/>
-          <w:color w:val="000000" w:themeColor="text1"/>
-          <w:lang w:val="en-GB"/>
-        </w:rPr>
-        <w:t>esmf</w:t>
-      </w:r>
-      <w:proofErr w:type="spellEnd"/>
+        <w:t>/esmf</w:t>
+      </w:r>
       <w:r>
         <w:rPr>
           <w:rFonts w:ascii="Courier New" w:hAnsi="Courier New" w:cs="Courier New"/>
@@ -3472,7 +2586,6 @@
           <w:lang w:val="en-GB" w:eastAsia="en-US"/>
         </w:rPr>
       </w:pPr>
-      <w:proofErr w:type="spellStart"/>
       <w:r>
         <w:rPr>
           <w:rFonts w:ascii="Courier New" w:hAnsi="Courier New" w:cs="Courier New"/>
@@ -3480,17 +2593,7 @@
           <w:szCs w:val="21"/>
           <w:lang w:val="en-GB" w:eastAsia="en-US"/>
         </w:rPr>
-        <w:t>svn</w:t>
-      </w:r>
-      <w:proofErr w:type="spellEnd"/>
-      <w:r>
-        <w:rPr>
-          <w:rFonts w:ascii="Courier New" w:hAnsi="Courier New" w:cs="Courier New"/>
-          <w:sz w:val="21"/>
-          <w:szCs w:val="21"/>
-          <w:lang w:val="en-GB" w:eastAsia="en-US"/>
-        </w:rPr>
-        <w:t xml:space="preserve"> co </w:t>
+        <w:t xml:space="preserve">svn co </w:t>
       </w:r>
       <w:hyperlink r:id="rId13" w:history="1">
         <w:r>
@@ -3513,7 +2616,6 @@
         </w:rPr>
         <w:t xml:space="preserve"> </w:t>
       </w:r>
-      <w:proofErr w:type="spellStart"/>
       <w:r>
         <w:rPr>
           <w:rFonts w:ascii="Courier New" w:hAnsi="Courier New" w:cs="Courier New"/>
@@ -3532,7 +2634,6 @@
         </w:rPr>
         <w:t>_trunk</w:t>
       </w:r>
-      <w:proofErr w:type="spellEnd"/>
     </w:p>
     <w:p>
       <w:pPr>
@@ -3551,7 +2652,6 @@
         </w:rPr>
         <w:t xml:space="preserve">The compiling environment has to be defined in the </w:t>
       </w:r>
-      <w:proofErr w:type="spellStart"/>
       <w:r>
         <w:rPr>
           <w:rFonts w:ascii="Courier New" w:hAnsi="Courier New" w:cs="Courier New"/>
@@ -3566,7 +2666,6 @@
         </w:rPr>
         <w:t>_trunk</w:t>
       </w:r>
-      <w:proofErr w:type="spellEnd"/>
       <w:r>
         <w:rPr>
           <w:rFonts w:ascii="Courier New" w:hAnsi="Courier New" w:cs="Courier New"/>
@@ -3589,9 +2688,15 @@
           <w:szCs w:val="21"/>
           <w:lang w:val="en-GB"/>
         </w:rPr>
-        <w:t>arch-</w:t>
-      </w:r>
-      <w:proofErr w:type="spellStart"/>
+        <w:t>arch-xxxx.env, arch-xxxx.fcm, arch-xxxx.path</w:t>
+      </w:r>
+      <w:r>
+        <w:rPr>
+          <w:color w:val="000000" w:themeColor="text1"/>
+          <w:lang w:val="en-US"/>
+        </w:rPr>
+        <w:t xml:space="preserve"> where </w:t>
+      </w:r>
       <w:r>
         <w:rPr>
           <w:rFonts w:ascii="Courier New" w:hAnsi="Courier New" w:cs="Courier New"/>
@@ -3600,9 +2705,15 @@
           <w:szCs w:val="21"/>
           <w:lang w:val="en-GB"/>
         </w:rPr>
-        <w:t>xxxx.env</w:t>
-      </w:r>
-      <w:proofErr w:type="spellEnd"/>
+        <w:t>xxxx</w:t>
+      </w:r>
+      <w:r>
+        <w:rPr>
+          <w:color w:val="000000" w:themeColor="text1"/>
+          <w:lang w:val="en-US"/>
+        </w:rPr>
+        <w:t xml:space="preserve"> refers to the specific platform (see examples in there). XIOS compilation can then be launched with “.</w:t>
+      </w:r>
       <w:r>
         <w:rPr>
           <w:rFonts w:ascii="Courier New" w:hAnsi="Courier New" w:cs="Courier New"/>
@@ -3611,123 +2722,8 @@
           <w:szCs w:val="21"/>
           <w:lang w:val="en-GB"/>
         </w:rPr>
-        <w:t>, arch-</w:t>
-      </w:r>
-      <w:proofErr w:type="spellStart"/>
-      <w:r>
-        <w:rPr>
-          <w:rFonts w:ascii="Courier New" w:hAnsi="Courier New" w:cs="Courier New"/>
-          <w:color w:val="000000" w:themeColor="text1"/>
-          <w:sz w:val="21"/>
-          <w:szCs w:val="21"/>
-          <w:lang w:val="en-GB"/>
-        </w:rPr>
-        <w:t>xxxx.fcm</w:t>
-      </w:r>
-      <w:proofErr w:type="spellEnd"/>
-      <w:r>
-        <w:rPr>
-          <w:rFonts w:ascii="Courier New" w:hAnsi="Courier New" w:cs="Courier New"/>
-          <w:color w:val="000000" w:themeColor="text1"/>
-          <w:sz w:val="21"/>
-          <w:szCs w:val="21"/>
-          <w:lang w:val="en-GB"/>
-        </w:rPr>
-        <w:t>, arch-</w:t>
-      </w:r>
-      <w:proofErr w:type="spellStart"/>
-      <w:proofErr w:type="gramStart"/>
-      <w:r>
-        <w:rPr>
-          <w:rFonts w:ascii="Courier New" w:hAnsi="Courier New" w:cs="Courier New"/>
-          <w:color w:val="000000" w:themeColor="text1"/>
-          <w:sz w:val="21"/>
-          <w:szCs w:val="21"/>
-          <w:lang w:val="en-GB"/>
-        </w:rPr>
-        <w:t>xxxx.path</w:t>
-      </w:r>
-      <w:proofErr w:type="spellEnd"/>
-      <w:proofErr w:type="gramEnd"/>
-      <w:r>
-        <w:rPr>
-          <w:color w:val="000000" w:themeColor="text1"/>
-          <w:lang w:val="en-US"/>
-        </w:rPr>
-        <w:t xml:space="preserve"> where </w:t>
-      </w:r>
-      <w:proofErr w:type="spellStart"/>
-      <w:r>
-        <w:rPr>
-          <w:rFonts w:ascii="Courier New" w:hAnsi="Courier New" w:cs="Courier New"/>
-          <w:color w:val="000000" w:themeColor="text1"/>
-          <w:sz w:val="21"/>
-          <w:szCs w:val="21"/>
-          <w:lang w:val="en-GB"/>
-        </w:rPr>
-        <w:t>xxxx</w:t>
-      </w:r>
-      <w:proofErr w:type="spellEnd"/>
-      <w:r>
-        <w:rPr>
-          <w:color w:val="000000" w:themeColor="text1"/>
-          <w:lang w:val="en-US"/>
-        </w:rPr>
-        <w:t xml:space="preserve"> refers to the specific platform (see examples in there). XIOS compilation can then be launched with </w:t>
-      </w:r>
-      <w:proofErr w:type="gramStart"/>
-      <w:r>
-        <w:rPr>
-          <w:color w:val="000000" w:themeColor="text1"/>
-          <w:lang w:val="en-US"/>
-        </w:rPr>
-        <w:t>“.</w:t>
-      </w:r>
-      <w:r>
-        <w:rPr>
-          <w:rFonts w:ascii="Courier New" w:hAnsi="Courier New" w:cs="Courier New"/>
-          <w:color w:val="000000" w:themeColor="text1"/>
-          <w:sz w:val="21"/>
-          <w:szCs w:val="21"/>
-          <w:lang w:val="en-GB"/>
-        </w:rPr>
-        <w:t>/</w:t>
-      </w:r>
-      <w:proofErr w:type="spellStart"/>
-      <w:proofErr w:type="gramEnd"/>
-      <w:r>
-        <w:rPr>
-          <w:rFonts w:ascii="Courier New" w:hAnsi="Courier New" w:cs="Courier New"/>
-          <w:color w:val="000000" w:themeColor="text1"/>
-          <w:sz w:val="21"/>
-          <w:szCs w:val="21"/>
-          <w:lang w:val="en-GB"/>
-        </w:rPr>
-        <w:t>make_xios</w:t>
-      </w:r>
-      <w:proofErr w:type="spellEnd"/>
-      <w:r>
-        <w:rPr>
-          <w:rFonts w:ascii="Courier New" w:hAnsi="Courier New" w:cs="Courier New"/>
-          <w:color w:val="000000" w:themeColor="text1"/>
-          <w:sz w:val="21"/>
-          <w:szCs w:val="21"/>
-          <w:lang w:val="en-GB"/>
-        </w:rPr>
-        <w:t xml:space="preserve"> --arch </w:t>
-      </w:r>
-      <w:proofErr w:type="spellStart"/>
-      <w:r>
-        <w:rPr>
-          <w:rFonts w:ascii="Courier New" w:hAnsi="Courier New" w:cs="Courier New"/>
-          <w:color w:val="000000" w:themeColor="text1"/>
-          <w:sz w:val="21"/>
-          <w:szCs w:val="21"/>
-          <w:lang w:val="en-GB"/>
-        </w:rPr>
-        <w:t>xxxx</w:t>
-      </w:r>
-      <w:proofErr w:type="spellEnd"/>
+        <w:t>/make_xios --arch xxxx</w:t>
+      </w:r>
       <w:r>
         <w:rPr>
           <w:color w:val="000000" w:themeColor="text1"/>
@@ -3790,23 +2786,7 @@
           <w:rFonts w:ascii="Courier New" w:hAnsi="Courier New" w:cs="Courier New"/>
           <w:lang w:val="en-GB"/>
         </w:rPr>
-        <w:t>/XIOS/oasis_</w:t>
-      </w:r>
-      <w:proofErr w:type="gramStart"/>
-      <w:r>
-        <w:rPr>
-          <w:rFonts w:ascii="Courier New" w:hAnsi="Courier New" w:cs="Courier New"/>
-          <w:lang w:val="en-GB"/>
-        </w:rPr>
-        <w:t>testcase.f</w:t>
-      </w:r>
-      <w:proofErr w:type="gramEnd"/>
-      <w:r>
-        <w:rPr>
-          <w:rFonts w:ascii="Courier New" w:hAnsi="Courier New" w:cs="Courier New"/>
-          <w:lang w:val="en-GB"/>
-        </w:rPr>
-        <w:t>90.</w:t>
+        <w:t>/XIOS/oasis_testcase.f90.</w:t>
       </w:r>
       <w:r>
         <w:rPr>
@@ -3842,25 +2822,7 @@
           <w:color w:val="000000" w:themeColor="text1"/>
           <w:lang w:val="en-GB"/>
         </w:rPr>
-        <w:t>oasis_</w:t>
-      </w:r>
-      <w:proofErr w:type="gramStart"/>
-      <w:r>
-        <w:rPr>
-          <w:rFonts w:ascii="Courier New" w:hAnsi="Courier New" w:cs="Courier New"/>
-          <w:color w:val="000000" w:themeColor="text1"/>
-          <w:lang w:val="en-GB"/>
-        </w:rPr>
-        <w:t>testcase.f</w:t>
-      </w:r>
-      <w:proofErr w:type="gramEnd"/>
-      <w:r>
-        <w:rPr>
-          <w:rFonts w:ascii="Courier New" w:hAnsi="Courier New" w:cs="Courier New"/>
-          <w:color w:val="000000" w:themeColor="text1"/>
-          <w:lang w:val="en-GB"/>
-        </w:rPr>
-        <w:t xml:space="preserve">90 </w:t>
+        <w:t xml:space="preserve">oasis_testcase.f90 </w:t>
       </w:r>
       <w:r>
         <w:rPr>
@@ -3869,7 +2831,6 @@
         </w:rPr>
         <w:t xml:space="preserve">to the XIOS sub-directory </w:t>
       </w:r>
-      <w:proofErr w:type="spellStart"/>
       <w:r>
         <w:rPr>
           <w:rFonts w:ascii="Courier New" w:hAnsi="Courier New" w:cs="Courier New"/>
@@ -3884,29 +2845,12 @@
         </w:rPr>
         <w:t>_trunk</w:t>
       </w:r>
-      <w:proofErr w:type="spellEnd"/>
-      <w:r>
-        <w:rPr>
-          <w:rFonts w:ascii="Courier New" w:hAnsi="Courier New" w:cs="Courier New"/>
-          <w:lang w:val="en-GB"/>
-        </w:rPr>
-        <w:t>/</w:t>
-      </w:r>
-      <w:proofErr w:type="spellStart"/>
-      <w:r>
-        <w:rPr>
-          <w:rFonts w:ascii="Courier New" w:hAnsi="Courier New" w:cs="Courier New"/>
-          <w:lang w:val="en-GB"/>
-        </w:rPr>
-        <w:t>src</w:t>
-      </w:r>
-      <w:proofErr w:type="spellEnd"/>
-      <w:r>
-        <w:rPr>
-          <w:rFonts w:ascii="Courier New" w:hAnsi="Courier New" w:cs="Courier New"/>
-          <w:lang w:val="en-GB"/>
-        </w:rPr>
-        <w:t>/test</w:t>
+      <w:r>
+        <w:rPr>
+          <w:rFonts w:ascii="Courier New" w:hAnsi="Courier New" w:cs="Courier New"/>
+          <w:lang w:val="en-GB"/>
+        </w:rPr>
+        <w:t>/src/test</w:t>
       </w:r>
       <w:r>
         <w:rPr>
@@ -3929,21 +2873,12 @@
         </w:rPr>
         <w:t>a line "</w:t>
       </w:r>
-      <w:proofErr w:type="spellStart"/>
-      <w:r>
-        <w:rPr>
-          <w:rFonts w:ascii="Courier New" w:hAnsi="Courier New" w:cs="Courier New"/>
-          <w:lang w:val="en-GB"/>
-        </w:rPr>
-        <w:t>bld</w:t>
-      </w:r>
-      <w:proofErr w:type="spellEnd"/>
-      <w:r>
-        <w:rPr>
-          <w:rFonts w:ascii="Courier New" w:hAnsi="Courier New" w:cs="Courier New"/>
-          <w:lang w:val="en-GB"/>
-        </w:rPr>
-        <w:t>::target oasis_testcase.exe</w:t>
+      <w:r>
+        <w:rPr>
+          <w:rFonts w:ascii="Courier New" w:hAnsi="Courier New" w:cs="Courier New"/>
+          <w:lang w:val="en-GB"/>
+        </w:rPr>
+        <w:t>bld::target oasis_testcase.exe</w:t>
       </w:r>
       <w:r>
         <w:rPr>
@@ -3952,7 +2887,6 @@
         </w:rPr>
         <w:t xml:space="preserve">" to </w:t>
       </w:r>
-      <w:proofErr w:type="spellStart"/>
       <w:r>
         <w:rPr>
           <w:rFonts w:ascii="Courier New" w:hAnsi="Courier New" w:cs="Courier New"/>
@@ -3967,23 +2901,13 @@
         </w:rPr>
         <w:t>_trunk</w:t>
       </w:r>
-      <w:proofErr w:type="spellEnd"/>
-      <w:r>
-        <w:rPr>
-          <w:rFonts w:ascii="Courier New" w:hAnsi="Courier New" w:cs="Courier New"/>
-          <w:lang w:val="en-GB"/>
-        </w:rPr>
-        <w:t>/</w:t>
-      </w:r>
-      <w:proofErr w:type="spellStart"/>
-      <w:r>
-        <w:rPr>
-          <w:rFonts w:ascii="Courier New" w:hAnsi="Courier New" w:cs="Courier New"/>
-          <w:lang w:val="en-GB"/>
-        </w:rPr>
-        <w:t>bld.cfg</w:t>
-      </w:r>
-      <w:proofErr w:type="spellEnd"/>
+      <w:r>
+        <w:rPr>
+          <w:rFonts w:ascii="Courier New" w:hAnsi="Courier New" w:cs="Courier New"/>
+          <w:lang w:val="en-GB"/>
+        </w:rPr>
+        <w:t>/bld.cfg</w:t>
+      </w:r>
       <w:r>
         <w:rPr>
           <w:color w:val="000000" w:themeColor="text1"/>
@@ -4019,7 +2943,6 @@
         </w:rPr>
         <w:t xml:space="preserve"> then automatically generated in directory </w:t>
       </w:r>
-      <w:proofErr w:type="spellStart"/>
       <w:r>
         <w:rPr>
           <w:rFonts w:ascii="Courier New" w:hAnsi="Courier New" w:cs="Courier New"/>
@@ -4034,36 +2957,19 @@
         </w:rPr>
         <w:t>_trunk</w:t>
       </w:r>
-      <w:proofErr w:type="spellEnd"/>
-      <w:r>
-        <w:rPr>
-          <w:rFonts w:ascii="Courier New" w:hAnsi="Courier New" w:cs="Courier New"/>
-          <w:lang w:val="en-GB"/>
-        </w:rPr>
-        <w:t>/</w:t>
-      </w:r>
-      <w:proofErr w:type="gramStart"/>
-      <w:r>
-        <w:rPr>
-          <w:rFonts w:ascii="Courier New" w:hAnsi="Courier New" w:cs="Courier New"/>
-          <w:lang w:val="en-GB"/>
-        </w:rPr>
-        <w:t>bin</w:t>
+      <w:r>
+        <w:rPr>
+          <w:rFonts w:ascii="Courier New" w:hAnsi="Courier New" w:cs="Courier New"/>
+          <w:lang w:val="en-GB"/>
+        </w:rPr>
+        <w:t>/bin</w:t>
       </w:r>
       <w:r>
         <w:rPr>
           <w:color w:val="000000" w:themeColor="text1"/>
           <w:lang w:val="en-US"/>
         </w:rPr>
-        <w:t xml:space="preserve"> .</w:t>
-      </w:r>
-      <w:proofErr w:type="gramEnd"/>
-      <w:r>
-        <w:rPr>
-          <w:color w:val="000000" w:themeColor="text1"/>
-          <w:lang w:val="en-US"/>
-        </w:rPr>
-        <w:t xml:space="preserve"> </w:t>
+        <w:t xml:space="preserve"> . </w:t>
       </w:r>
     </w:p>
     <w:p>
@@ -4086,17 +2992,8 @@
           <w:u w:val="single"/>
           <w:lang w:val="en-GB"/>
         </w:rPr>
-        <w:t xml:space="preserve">How to use </w:t>
-      </w:r>
-      <w:proofErr w:type="spellStart"/>
-      <w:r>
-        <w:rPr>
-          <w:u w:val="single"/>
-          <w:lang w:val="en-GB"/>
-        </w:rPr>
-        <w:t>regrid_environment</w:t>
-      </w:r>
-      <w:proofErr w:type="spellEnd"/>
+        <w:t>How to use regrid_environment</w:t>
+      </w:r>
     </w:p>
     <w:p>
       <w:pPr>
@@ -4140,37 +3037,14 @@
         <w:rPr>
           <w:lang w:val="en-GB"/>
         </w:rPr>
-        <w:t xml:space="preserve">Once the </w:t>
-      </w:r>
-      <w:proofErr w:type="spellStart"/>
-      <w:r>
-        <w:rPr>
-          <w:lang w:val="en-GB"/>
-        </w:rPr>
-        <w:t>regridding</w:t>
-      </w:r>
-      <w:proofErr w:type="spellEnd"/>
-      <w:r>
-        <w:rPr>
-          <w:lang w:val="en-GB"/>
-        </w:rPr>
-        <w:t xml:space="preserve"> libraries are installed, one needs to compile the program </w:t>
-      </w:r>
-      <w:proofErr w:type="spellStart"/>
-      <w:r>
-        <w:rPr>
-          <w:rFonts w:ascii="Courier New" w:hAnsi="Courier New" w:cs="Courier New"/>
-          <w:lang w:val="en-GB"/>
-        </w:rPr>
-        <w:t>src</w:t>
-      </w:r>
-      <w:proofErr w:type="spellEnd"/>
-      <w:r>
-        <w:rPr>
-          <w:rFonts w:ascii="Courier New" w:hAnsi="Courier New" w:cs="Courier New"/>
-          <w:lang w:val="en-GB"/>
-        </w:rPr>
-        <w:t>/model1.F90</w:t>
+        <w:t xml:space="preserve">Once the regridding libraries are installed, one needs to compile the program </w:t>
+      </w:r>
+      <w:r>
+        <w:rPr>
+          <w:rFonts w:ascii="Courier New" w:hAnsi="Courier New" w:cs="Courier New"/>
+          <w:lang w:val="en-GB"/>
+        </w:rPr>
+        <w:t>src/model1.F90</w:t>
       </w:r>
       <w:r>
         <w:rPr>
@@ -4220,7 +3094,6 @@
         </w:rPr>
         <w:t xml:space="preserve"> an internal send (</w:t>
       </w:r>
-      <w:proofErr w:type="spellStart"/>
       <w:r>
         <w:rPr>
           <w:rFonts w:ascii="Courier New" w:hAnsi="Courier New" w:cs="Courier New"/>
@@ -4228,7 +3101,6 @@
         </w:rPr>
         <w:t>oasis_put</w:t>
       </w:r>
-      <w:proofErr w:type="spellEnd"/>
       <w:r>
         <w:rPr>
           <w:lang w:val="en-GB"/>
@@ -4265,7 +3137,6 @@
         </w:rPr>
         <w:t>and an internal receive (</w:t>
       </w:r>
-      <w:proofErr w:type="spellStart"/>
       <w:r>
         <w:rPr>
           <w:rFonts w:ascii="Courier New" w:hAnsi="Courier New" w:cs="Courier New"/>
@@ -4287,7 +3158,6 @@
         </w:rPr>
         <w:t>t</w:t>
       </w:r>
-      <w:proofErr w:type="spellEnd"/>
       <w:r>
         <w:rPr>
           <w:lang w:val="en-GB"/>
@@ -4298,21 +3168,7 @@
         <w:rPr>
           <w:lang w:val="en-GB"/>
         </w:rPr>
-        <w:t xml:space="preserve"> of that field after </w:t>
-      </w:r>
-      <w:proofErr w:type="spellStart"/>
-      <w:r>
-        <w:rPr>
-          <w:lang w:val="en-GB"/>
-        </w:rPr>
-        <w:t>regridding</w:t>
-      </w:r>
-      <w:proofErr w:type="spellEnd"/>
-      <w:r>
-        <w:rPr>
-          <w:lang w:val="en-GB"/>
-        </w:rPr>
-        <w:t xml:space="preserve"> on the target grid, either with pre-generated weights (for ESMF and XIOS) or weights calculated during </w:t>
+        <w:t xml:space="preserve"> of that field after regridding on the target grid, either with pre-generated weights (for ESMF and XIOS) or weights calculated during </w:t>
       </w:r>
       <w:r>
         <w:rPr>
@@ -4367,29 +3223,12 @@
         </w:rPr>
         <w:t xml:space="preserve">, using the </w:t>
       </w:r>
-      <w:proofErr w:type="spellStart"/>
-      <w:r>
-        <w:rPr>
-          <w:rFonts w:ascii="Courier New" w:hAnsi="Courier New" w:cs="Courier New"/>
-          <w:lang w:val="en-GB"/>
-        </w:rPr>
-        <w:t>src</w:t>
-      </w:r>
-      <w:proofErr w:type="spellEnd"/>
-      <w:r>
-        <w:rPr>
-          <w:rFonts w:ascii="Courier New" w:hAnsi="Courier New" w:cs="Courier New"/>
-          <w:lang w:val="en-GB"/>
-        </w:rPr>
-        <w:t>/</w:t>
-      </w:r>
-      <w:proofErr w:type="spellStart"/>
-      <w:r>
-        <w:rPr>
-          <w:rFonts w:ascii="Courier New" w:hAnsi="Courier New" w:cs="Courier New"/>
-          <w:lang w:val="en-GB"/>
-        </w:rPr>
-        <w:t>M</w:t>
+      <w:r>
+        <w:rPr>
+          <w:rFonts w:ascii="Courier New" w:hAnsi="Courier New" w:cs="Courier New"/>
+          <w:lang w:val="en-GB"/>
+        </w:rPr>
+        <w:t>src/M</w:t>
       </w:r>
       <w:r>
         <w:rPr>
@@ -4398,14 +3237,12 @@
         </w:rPr>
         <w:t>akefile</w:t>
       </w:r>
-      <w:proofErr w:type="spellEnd"/>
       <w:r>
         <w:rPr>
           <w:lang w:val="en-GB"/>
         </w:rPr>
         <w:t xml:space="preserve">. Note that this </w:t>
       </w:r>
-      <w:proofErr w:type="spellStart"/>
       <w:r>
         <w:rPr>
           <w:rFonts w:ascii="Courier New" w:hAnsi="Courier New" w:cs="Courier New"/>
@@ -4413,14 +3250,12 @@
         </w:rPr>
         <w:t>Makefile</w:t>
       </w:r>
-      <w:proofErr w:type="spellEnd"/>
       <w:r>
         <w:rPr>
           <w:lang w:val="en-GB"/>
         </w:rPr>
         <w:t xml:space="preserve"> includes the file </w:t>
       </w:r>
-      <w:proofErr w:type="spellStart"/>
       <w:r>
         <w:rPr>
           <w:rFonts w:ascii="Courier New" w:hAnsi="Courier New" w:cs="Courier New"/>
@@ -4428,7 +3263,6 @@
         </w:rPr>
         <w:t>header_Makefile</w:t>
       </w:r>
-      <w:proofErr w:type="spellEnd"/>
       <w:r>
         <w:rPr>
           <w:lang w:val="en-GB"/>
@@ -4473,21 +3307,12 @@
         </w:rPr>
         <w:t>oasis3-mct/util/</w:t>
       </w:r>
-      <w:proofErr w:type="spellStart"/>
-      <w:r>
-        <w:rPr>
-          <w:rFonts w:ascii="Courier New" w:hAnsi="Courier New" w:cs="Courier New"/>
-          <w:lang w:val="en-GB"/>
-        </w:rPr>
-        <w:t>make_dir</w:t>
-      </w:r>
-      <w:proofErr w:type="spellEnd"/>
-      <w:r>
-        <w:rPr>
-          <w:rFonts w:ascii="Courier New" w:hAnsi="Courier New" w:cs="Courier New"/>
-          <w:lang w:val="en-GB"/>
-        </w:rPr>
-        <w:t xml:space="preserve"> </w:t>
+      <w:r>
+        <w:rPr>
+          <w:rFonts w:ascii="Courier New" w:hAnsi="Courier New" w:cs="Courier New"/>
+          <w:lang w:val="en-GB"/>
+        </w:rPr>
+        <w:t xml:space="preserve">make_dir </w:t>
       </w:r>
       <w:r>
         <w:rPr>
@@ -4525,23 +3350,7 @@
           <w:rFonts w:ascii="Courier New" w:hAnsi="Courier New" w:cs="Courier New"/>
           <w:lang w:val="en-GB"/>
         </w:rPr>
-        <w:t>/</w:t>
-      </w:r>
-      <w:proofErr w:type="spellStart"/>
-      <w:r>
-        <w:rPr>
-          <w:rFonts w:ascii="Courier New" w:hAnsi="Courier New" w:cs="Courier New"/>
-          <w:lang w:val="en-GB"/>
-        </w:rPr>
-        <w:t>src</w:t>
-      </w:r>
-      <w:proofErr w:type="spellEnd"/>
-      <w:r>
-        <w:rPr>
-          <w:rFonts w:ascii="Courier New" w:hAnsi="Courier New" w:cs="Courier New"/>
-          <w:lang w:val="en-GB"/>
-        </w:rPr>
-        <w:t xml:space="preserve"> </w:t>
+        <w:t xml:space="preserve">/src </w:t>
       </w:r>
       <w:r>
         <w:rPr>
@@ -4611,21 +3420,7 @@
         <w:rPr>
           <w:lang w:val="en-GB"/>
         </w:rPr>
-        <w:t xml:space="preserve"> can then be used to launch the </w:t>
-      </w:r>
-      <w:proofErr w:type="spellStart"/>
-      <w:r>
-        <w:rPr>
-          <w:lang w:val="en-GB"/>
-        </w:rPr>
-        <w:t>regridding</w:t>
-      </w:r>
-      <w:proofErr w:type="spellEnd"/>
-      <w:r>
-        <w:rPr>
-          <w:lang w:val="en-GB"/>
-        </w:rPr>
-        <w:t xml:space="preserve"> weight and error </w:t>
+        <w:t xml:space="preserve"> can then be used to launch the regridding weight and error </w:t>
       </w:r>
       <w:r>
         <w:rPr>
@@ -4670,21 +3465,12 @@
         </w:rPr>
         <w:t>$</w:t>
       </w:r>
-      <w:proofErr w:type="spellStart"/>
-      <w:r>
-        <w:rPr>
-          <w:rFonts w:ascii="Courier New" w:hAnsi="Courier New" w:cs="Courier New"/>
-          <w:lang w:val="en-GB"/>
-        </w:rPr>
-        <w:t>sgrid</w:t>
-      </w:r>
-      <w:proofErr w:type="spellEnd"/>
-      <w:r>
-        <w:rPr>
-          <w:rFonts w:ascii="Courier New" w:hAnsi="Courier New" w:cs="Courier New"/>
-          <w:lang w:val="en-GB"/>
-        </w:rPr>
-        <w:t xml:space="preserve"> </w:t>
+      <w:r>
+        <w:rPr>
+          <w:rFonts w:ascii="Courier New" w:hAnsi="Courier New" w:cs="Courier New"/>
+          <w:lang w:val="en-GB"/>
+        </w:rPr>
+        <w:t xml:space="preserve">sgrid </w:t>
       </w:r>
       <w:r>
         <w:rPr>
@@ -4693,21 +3479,12 @@
         </w:rPr>
         <w:t>$</w:t>
       </w:r>
-      <w:proofErr w:type="spellStart"/>
-      <w:r>
-        <w:rPr>
-          <w:rFonts w:ascii="Courier New" w:hAnsi="Courier New" w:cs="Courier New"/>
-          <w:lang w:val="en-GB"/>
-        </w:rPr>
-        <w:t>tgrid</w:t>
-      </w:r>
-      <w:proofErr w:type="spellEnd"/>
-      <w:r>
-        <w:rPr>
-          <w:rFonts w:ascii="Courier New" w:hAnsi="Courier New" w:cs="Courier New"/>
-          <w:lang w:val="en-GB"/>
-        </w:rPr>
-        <w:t xml:space="preserve"> </w:t>
+      <w:r>
+        <w:rPr>
+          <w:rFonts w:ascii="Courier New" w:hAnsi="Courier New" w:cs="Courier New"/>
+          <w:lang w:val="en-GB"/>
+        </w:rPr>
+        <w:t xml:space="preserve">tgrid </w:t>
       </w:r>
       <w:r>
         <w:rPr>
@@ -4730,21 +3507,12 @@
         </w:rPr>
         <w:t>$</w:t>
       </w:r>
-      <w:proofErr w:type="spellStart"/>
-      <w:r>
-        <w:rPr>
-          <w:rFonts w:ascii="Courier New" w:hAnsi="Courier New" w:cs="Courier New"/>
-          <w:lang w:val="en-GB"/>
-        </w:rPr>
-        <w:t>n_p_t</w:t>
-      </w:r>
-      <w:proofErr w:type="spellEnd"/>
-      <w:r>
-        <w:rPr>
-          <w:rFonts w:ascii="Courier New" w:hAnsi="Courier New" w:cs="Courier New"/>
-          <w:lang w:val="en-GB"/>
-        </w:rPr>
-        <w:t xml:space="preserve"> </w:t>
+      <w:r>
+        <w:rPr>
+          <w:rFonts w:ascii="Courier New" w:hAnsi="Courier New" w:cs="Courier New"/>
+          <w:lang w:val="en-GB"/>
+        </w:rPr>
+        <w:t xml:space="preserve">n_p_t </w:t>
       </w:r>
       <w:r>
         <w:rPr>
@@ -4767,7 +3535,6 @@
         </w:rPr>
         <w:t>$</w:t>
       </w:r>
-      <w:proofErr w:type="spellStart"/>
       <w:r>
         <w:rPr>
           <w:rFonts w:ascii="Courier New" w:hAnsi="Courier New" w:cs="Courier New"/>
@@ -4775,7 +3542,6 @@
         </w:rPr>
         <w:t>ext</w:t>
       </w:r>
-      <w:proofErr w:type="spellEnd"/>
     </w:p>
     <w:p>
       <w:pPr>
@@ -4818,83 +3584,18 @@
         </w:rPr>
         <w:t>$</w:t>
       </w:r>
-      <w:proofErr w:type="spellStart"/>
-      <w:r>
-        <w:rPr>
-          <w:rFonts w:ascii="Courier New" w:hAnsi="Courier New" w:cs="Courier New"/>
-          <w:lang w:val="en-GB"/>
-        </w:rPr>
-        <w:t>sgrid</w:t>
-      </w:r>
-      <w:proofErr w:type="spellEnd"/>
-      <w:r>
-        <w:rPr>
-          <w:rFonts w:ascii="Courier New" w:hAnsi="Courier New" w:cs="Courier New"/>
-          <w:lang w:val="en-GB"/>
-        </w:rPr>
-        <w:t xml:space="preserve"> </w:t>
-      </w:r>
-      <w:r>
-        <w:rPr>
-          <w:lang w:val="en-GB"/>
-        </w:rPr>
-        <w:t>is the source grid acronym (</w:t>
-      </w:r>
-      <w:proofErr w:type="spellStart"/>
-      <w:r>
-        <w:rPr>
-          <w:lang w:val="en-GB"/>
-        </w:rPr>
-        <w:t>bggd</w:t>
-      </w:r>
-      <w:proofErr w:type="spellEnd"/>
-      <w:r>
-        <w:rPr>
-          <w:lang w:val="en-GB"/>
-        </w:rPr>
-        <w:t xml:space="preserve">, sse7, </w:t>
-      </w:r>
-      <w:proofErr w:type="spellStart"/>
-      <w:r>
-        <w:rPr>
-          <w:lang w:val="en-GB"/>
-        </w:rPr>
-        <w:t>icos</w:t>
-      </w:r>
-      <w:proofErr w:type="spellEnd"/>
-      <w:r>
-        <w:rPr>
-          <w:lang w:val="en-GB"/>
-        </w:rPr>
-        <w:t xml:space="preserve">, </w:t>
-      </w:r>
-      <w:proofErr w:type="spellStart"/>
-      <w:r>
-        <w:rPr>
-          <w:lang w:val="en-GB"/>
-        </w:rPr>
-        <w:t>icoh</w:t>
-      </w:r>
-      <w:proofErr w:type="spellEnd"/>
-      <w:r>
-        <w:rPr>
-          <w:lang w:val="en-GB"/>
-        </w:rPr>
-        <w:t xml:space="preserve">, </w:t>
-      </w:r>
-      <w:proofErr w:type="spellStart"/>
-      <w:r>
-        <w:rPr>
-          <w:lang w:val="en-GB"/>
-        </w:rPr>
-        <w:t>nogt</w:t>
-      </w:r>
-      <w:proofErr w:type="spellEnd"/>
-      <w:r>
-        <w:rPr>
-          <w:lang w:val="en-GB"/>
-        </w:rPr>
-        <w:t>, torc</w:t>
+      <w:r>
+        <w:rPr>
+          <w:rFonts w:ascii="Courier New" w:hAnsi="Courier New" w:cs="Courier New"/>
+          <w:lang w:val="en-GB"/>
+        </w:rPr>
+        <w:t xml:space="preserve">sgrid </w:t>
+      </w:r>
+      <w:r>
+        <w:rPr>
+          <w:lang w:val="en-GB"/>
+        </w:rPr>
+        <w:t>is the source grid acronym (bggd, sse7, icos, icoh, nogt, torc</w:t>
       </w:r>
       <w:r>
         <w:rPr>
@@ -4930,21 +3631,12 @@
         </w:rPr>
         <w:t>$</w:t>
       </w:r>
-      <w:proofErr w:type="spellStart"/>
-      <w:r>
-        <w:rPr>
-          <w:rFonts w:ascii="Courier New" w:hAnsi="Courier New" w:cs="Courier New"/>
-          <w:lang w:val="en-GB"/>
-        </w:rPr>
-        <w:t>tgrid</w:t>
-      </w:r>
-      <w:proofErr w:type="spellEnd"/>
-      <w:r>
-        <w:rPr>
-          <w:rFonts w:ascii="Courier New" w:hAnsi="Courier New" w:cs="Courier New"/>
-          <w:lang w:val="en-GB"/>
-        </w:rPr>
-        <w:t xml:space="preserve"> </w:t>
+      <w:r>
+        <w:rPr>
+          <w:rFonts w:ascii="Courier New" w:hAnsi="Courier New" w:cs="Courier New"/>
+          <w:lang w:val="en-GB"/>
+        </w:rPr>
+        <w:t xml:space="preserve">tgrid </w:t>
       </w:r>
       <w:r>
         <w:rPr>
@@ -4962,63 +3654,7 @@
         <w:rPr>
           <w:lang w:val="en-GB"/>
         </w:rPr>
-        <w:t xml:space="preserve"> grid acronym (</w:t>
-      </w:r>
-      <w:proofErr w:type="spellStart"/>
-      <w:r>
-        <w:rPr>
-          <w:lang w:val="en-GB"/>
-        </w:rPr>
-        <w:t>bggd</w:t>
-      </w:r>
-      <w:proofErr w:type="spellEnd"/>
-      <w:r>
-        <w:rPr>
-          <w:lang w:val="en-GB"/>
-        </w:rPr>
-        <w:t xml:space="preserve">, sse7, </w:t>
-      </w:r>
-      <w:proofErr w:type="spellStart"/>
-      <w:r>
-        <w:rPr>
-          <w:lang w:val="en-GB"/>
-        </w:rPr>
-        <w:t>icos</w:t>
-      </w:r>
-      <w:proofErr w:type="spellEnd"/>
-      <w:r>
-        <w:rPr>
-          <w:lang w:val="en-GB"/>
-        </w:rPr>
-        <w:t xml:space="preserve">, </w:t>
-      </w:r>
-      <w:proofErr w:type="spellStart"/>
-      <w:r>
-        <w:rPr>
-          <w:lang w:val="en-GB"/>
-        </w:rPr>
-        <w:t>icoh</w:t>
-      </w:r>
-      <w:proofErr w:type="spellEnd"/>
-      <w:r>
-        <w:rPr>
-          <w:lang w:val="en-GB"/>
-        </w:rPr>
-        <w:t xml:space="preserve">, </w:t>
-      </w:r>
-      <w:proofErr w:type="spellStart"/>
-      <w:r>
-        <w:rPr>
-          <w:lang w:val="en-GB"/>
-        </w:rPr>
-        <w:t>nogt</w:t>
-      </w:r>
-      <w:proofErr w:type="spellEnd"/>
-      <w:r>
-        <w:rPr>
-          <w:lang w:val="en-GB"/>
-        </w:rPr>
-        <w:t>, torc</w:t>
+        <w:t xml:space="preserve"> grid acronym (bggd, sse7, icos, icoh, nogt, torc</w:t>
       </w:r>
       <w:r>
         <w:rPr>
@@ -5065,21 +3701,7 @@
         <w:rPr>
           <w:lang w:val="en-GB"/>
         </w:rPr>
-        <w:t xml:space="preserve">is the </w:t>
-      </w:r>
-      <w:proofErr w:type="spellStart"/>
-      <w:r>
-        <w:rPr>
-          <w:lang w:val="en-GB"/>
-        </w:rPr>
-        <w:t>regridding</w:t>
-      </w:r>
-      <w:proofErr w:type="spellEnd"/>
-      <w:r>
-        <w:rPr>
-          <w:lang w:val="en-GB"/>
-        </w:rPr>
-        <w:t xml:space="preserve"> </w:t>
+        <w:t xml:space="preserve">is the regridding </w:t>
       </w:r>
       <w:r>
         <w:rPr>
@@ -5093,47 +3715,11 @@
         </w:rPr>
         <w:t>(</w:t>
       </w:r>
-      <w:proofErr w:type="spellStart"/>
-      <w:r>
-        <w:rPr>
-          <w:lang w:val="en-GB"/>
-        </w:rPr>
-        <w:t>distwgt</w:t>
-      </w:r>
-      <w:proofErr w:type="spellEnd"/>
-      <w:r>
-        <w:rPr>
-          <w:lang w:val="en-GB"/>
-        </w:rPr>
-        <w:t xml:space="preserve">, </w:t>
-      </w:r>
-      <w:proofErr w:type="spellStart"/>
-      <w:r>
-        <w:rPr>
-          <w:lang w:val="en-GB"/>
-        </w:rPr>
-        <w:t>bili</w:t>
-      </w:r>
-      <w:proofErr w:type="spellEnd"/>
-      <w:r>
-        <w:rPr>
-          <w:lang w:val="en-GB"/>
-        </w:rPr>
-        <w:t xml:space="preserve">, </w:t>
-      </w:r>
-      <w:proofErr w:type="spellStart"/>
-      <w:r>
-        <w:rPr>
-          <w:lang w:val="en-GB"/>
-        </w:rPr>
-        <w:t>bicu</w:t>
-      </w:r>
-      <w:proofErr w:type="spellEnd"/>
-      <w:r>
-        <w:rPr>
-          <w:lang w:val="en-GB"/>
-        </w:rPr>
-        <w:t>, conserv1st, conserv2nd</w:t>
+      <w:r>
+        <w:rPr>
+          <w:lang w:val="en-GB"/>
+        </w:rPr>
+        <w:t>distwgt, bili, bicu, conserv1st, conserv2nd</w:t>
       </w:r>
       <w:r>
         <w:rPr>
@@ -5169,21 +3755,12 @@
         </w:rPr>
         <w:t>$</w:t>
       </w:r>
-      <w:proofErr w:type="spellStart"/>
-      <w:r>
-        <w:rPr>
-          <w:rFonts w:ascii="Courier New" w:hAnsi="Courier New" w:cs="Courier New"/>
-          <w:lang w:val="en-GB"/>
-        </w:rPr>
-        <w:t>n_p_t</w:t>
-      </w:r>
-      <w:proofErr w:type="spellEnd"/>
-      <w:r>
-        <w:rPr>
-          <w:rFonts w:ascii="Courier New" w:hAnsi="Courier New" w:cs="Courier New"/>
-          <w:lang w:val="en-GB"/>
-        </w:rPr>
-        <w:t xml:space="preserve"> </w:t>
+      <w:r>
+        <w:rPr>
+          <w:rFonts w:ascii="Courier New" w:hAnsi="Courier New" w:cs="Courier New"/>
+          <w:lang w:val="en-GB"/>
+        </w:rPr>
+        <w:t xml:space="preserve">n_p_t </w:t>
       </w:r>
       <w:r>
         <w:rPr>
@@ -5294,21 +3871,7 @@
         <w:rPr>
           <w:lang w:val="en-GB"/>
         </w:rPr>
-        <w:t xml:space="preserve">is the </w:t>
-      </w:r>
-      <w:proofErr w:type="spellStart"/>
-      <w:r>
-        <w:rPr>
-          <w:lang w:val="en-GB"/>
-        </w:rPr>
-        <w:t>regridding</w:t>
-      </w:r>
-      <w:proofErr w:type="spellEnd"/>
-      <w:r>
-        <w:rPr>
-          <w:lang w:val="en-GB"/>
-        </w:rPr>
-        <w:t xml:space="preserve"> library (SCRP, ESMF or XIOS)</w:t>
+        <w:t>is the regridding library (SCRP, ESMF or XIOS)</w:t>
       </w:r>
       <w:r>
         <w:rPr>
@@ -5620,7 +4183,6 @@
         </w:rPr>
         <w:t xml:space="preserve">If the run is successful, the working directory (defined by variable </w:t>
       </w:r>
-      <w:proofErr w:type="spellStart"/>
       <w:r>
         <w:rPr>
           <w:rFonts w:ascii="Courier New" w:hAnsi="Courier New" w:cs="Courier New"/>
@@ -5628,7 +4190,6 @@
         </w:rPr>
         <w:t>rundir</w:t>
       </w:r>
-      <w:proofErr w:type="spellEnd"/>
       <w:r>
         <w:rPr>
           <w:lang w:val="en-GB"/>
@@ -5646,21 +4207,7 @@
         <w:rPr>
           <w:lang w:val="en-GB"/>
         </w:rPr>
-        <w:t xml:space="preserve">) contains the </w:t>
-      </w:r>
-      <w:proofErr w:type="spellStart"/>
-      <w:r>
-        <w:rPr>
-          <w:lang w:val="en-GB"/>
-        </w:rPr>
-        <w:t>regridding</w:t>
-      </w:r>
-      <w:proofErr w:type="spellEnd"/>
-      <w:r>
-        <w:rPr>
-          <w:lang w:val="en-GB"/>
-        </w:rPr>
-        <w:t xml:space="preserve"> weights </w:t>
+        <w:t xml:space="preserve">) contains the regridding weights </w:t>
       </w:r>
       <w:r>
         <w:rPr>
@@ -5674,21 +4221,12 @@
         </w:rPr>
         <w:t>file starting with “</w:t>
       </w:r>
-      <w:proofErr w:type="spellStart"/>
-      <w:r>
-        <w:rPr>
-          <w:rFonts w:ascii="Courier New" w:hAnsi="Courier New" w:cs="Courier New"/>
-          <w:lang w:val="en-GB"/>
-        </w:rPr>
-        <w:t>rmp</w:t>
-      </w:r>
-      <w:proofErr w:type="spellEnd"/>
-      <w:r>
-        <w:rPr>
-          <w:rFonts w:ascii="Courier New" w:hAnsi="Courier New" w:cs="Courier New"/>
-          <w:lang w:val="en-GB"/>
-        </w:rPr>
-        <w:t>_</w:t>
+      <w:r>
+        <w:rPr>
+          <w:rFonts w:ascii="Courier New" w:hAnsi="Courier New" w:cs="Courier New"/>
+          <w:lang w:val="en-GB"/>
+        </w:rPr>
+        <w:t>rmp_</w:t>
       </w:r>
       <w:r>
         <w:rPr>
@@ -5706,21 +4244,7 @@
         <w:rPr>
           <w:lang w:val="en-GB"/>
         </w:rPr>
-        <w:t xml:space="preserve">d </w:t>
-      </w:r>
-      <w:proofErr w:type="spellStart"/>
-      <w:r>
-        <w:rPr>
-          <w:lang w:val="en-GB"/>
-        </w:rPr>
-        <w:t>regridded</w:t>
-      </w:r>
-      <w:proofErr w:type="spellEnd"/>
-      <w:r>
-        <w:rPr>
-          <w:lang w:val="en-GB"/>
-        </w:rPr>
-        <w:t xml:space="preserve"> on the target grid</w:t>
+        <w:t>d regridded on the target grid</w:t>
       </w:r>
       <w:r>
         <w:rPr>
@@ -5783,21 +4307,7 @@
         <w:rPr>
           <w:lang w:val="en-GB"/>
         </w:rPr>
-        <w:t xml:space="preserve"> also contains the mean, maximum and minimum of the </w:t>
-      </w:r>
-      <w:proofErr w:type="spellStart"/>
-      <w:r>
-        <w:rPr>
-          <w:lang w:val="en-GB"/>
-        </w:rPr>
-        <w:t>regridding</w:t>
-      </w:r>
-      <w:proofErr w:type="spellEnd"/>
-      <w:r>
-        <w:rPr>
-          <w:lang w:val="en-GB"/>
-        </w:rPr>
-        <w:t xml:space="preserve"> error (see lines with respectively “</w:t>
+        <w:t xml:space="preserve"> also contains the mean, maximum and minimum of the regridding error (see lines with respectively “</w:t>
       </w:r>
       <w:r>
         <w:rPr>
@@ -5876,66 +4386,18 @@
         </w:rPr>
         <w:t xml:space="preserve">The scripts </w:t>
       </w:r>
-      <w:proofErr w:type="spellStart"/>
-      <w:r>
-        <w:rPr>
-          <w:rFonts w:ascii="Courier New" w:hAnsi="Courier New" w:cs="Courier New"/>
-          <w:lang w:val="en-GB"/>
-        </w:rPr>
-        <w:t>run_tests_SCRP</w:t>
-      </w:r>
-      <w:proofErr w:type="spellEnd"/>
-      <w:r>
-        <w:rPr>
-          <w:rFonts w:ascii="Courier New" w:hAnsi="Courier New" w:cs="Courier New"/>
-          <w:lang w:val="en-GB"/>
-        </w:rPr>
-        <w:t xml:space="preserve">, </w:t>
-      </w:r>
-      <w:proofErr w:type="spellStart"/>
-      <w:r>
-        <w:rPr>
-          <w:rFonts w:ascii="Courier New" w:hAnsi="Courier New" w:cs="Courier New"/>
-          <w:lang w:val="en-GB"/>
-        </w:rPr>
-        <w:t>run_tests_ESMF</w:t>
-      </w:r>
-      <w:proofErr w:type="spellEnd"/>
-      <w:r>
-        <w:rPr>
-          <w:rFonts w:ascii="Courier New" w:hAnsi="Courier New" w:cs="Courier New"/>
-          <w:lang w:val="en-GB"/>
-        </w:rPr>
-        <w:t xml:space="preserve">, </w:t>
-      </w:r>
-      <w:proofErr w:type="spellStart"/>
-      <w:r>
-        <w:rPr>
-          <w:rFonts w:ascii="Courier New" w:hAnsi="Courier New" w:cs="Courier New"/>
-          <w:lang w:val="en-GB"/>
-        </w:rPr>
-        <w:t>run_tests_XIOS</w:t>
-      </w:r>
-      <w:proofErr w:type="spellEnd"/>
-      <w:r>
-        <w:rPr>
-          <w:lang w:val="en-GB"/>
-        </w:rPr>
-        <w:t xml:space="preserve"> allow to chain all possible combinations of source grid, target grid and </w:t>
-      </w:r>
-      <w:proofErr w:type="spellStart"/>
-      <w:r>
-        <w:rPr>
-          <w:lang w:val="en-GB"/>
-        </w:rPr>
-        <w:t>regridding</w:t>
-      </w:r>
-      <w:proofErr w:type="spellEnd"/>
-      <w:r>
-        <w:rPr>
-          <w:lang w:val="en-GB"/>
-        </w:rPr>
-        <w:t xml:space="preserve"> algorithm for each </w:t>
+      <w:r>
+        <w:rPr>
+          <w:rFonts w:ascii="Courier New" w:hAnsi="Courier New" w:cs="Courier New"/>
+          <w:lang w:val="en-GB"/>
+        </w:rPr>
+        <w:t>run_tests_SCRP, run_tests_ESMF, run_tests_XIOS</w:t>
+      </w:r>
+      <w:r>
+        <w:rPr>
+          <w:lang w:val="en-GB"/>
+        </w:rPr>
+        <w:t xml:space="preserve"> allow to chain all possible combinations of source grid, target grid and regridding algorithm for each </w:t>
       </w:r>
       <w:r>
         <w:rPr>
@@ -5960,30 +4422,14 @@
           <w:rFonts w:ascii="Courier New" w:hAnsi="Courier New" w:cs="Courier New"/>
           <w:lang w:val="en-GB"/>
         </w:rPr>
-        <w:t>$</w:t>
-      </w:r>
-      <w:proofErr w:type="spellStart"/>
-      <w:r>
-        <w:rPr>
-          <w:rFonts w:ascii="Courier New" w:hAnsi="Courier New" w:cs="Courier New"/>
-          <w:lang w:val="en-GB"/>
-        </w:rPr>
-        <w:t>n</w:t>
-      </w:r>
-      <w:r>
-        <w:rPr>
-          <w:rFonts w:ascii="Courier New" w:hAnsi="Courier New" w:cs="Courier New"/>
-          <w:lang w:val="en-GB"/>
-        </w:rPr>
-        <w:t>_p_t</w:t>
-      </w:r>
-      <w:proofErr w:type="spellEnd"/>
-      <w:r>
-        <w:rPr>
-          <w:rFonts w:ascii="Courier New" w:hAnsi="Courier New" w:cs="Courier New"/>
-          <w:lang w:val="en-GB"/>
-        </w:rPr>
-        <w:t xml:space="preserve"> </w:t>
+        <w:t>$n</w:t>
+      </w:r>
+      <w:r>
+        <w:rPr>
+          <w:rFonts w:ascii="Courier New" w:hAnsi="Courier New" w:cs="Courier New"/>
+          <w:lang w:val="en-GB"/>
+        </w:rPr>
+        <w:t xml:space="preserve">_p_t </w:t>
       </w:r>
       <w:r>
         <w:rPr>
@@ -5996,15 +4442,7 @@
           <w:rFonts w:ascii="Courier New" w:hAnsi="Courier New" w:cs="Courier New"/>
           <w:lang w:val="en-GB"/>
         </w:rPr>
-        <w:t>$</w:t>
-      </w:r>
-      <w:proofErr w:type="spellStart"/>
-      <w:r>
-        <w:rPr>
-          <w:rFonts w:ascii="Courier New" w:hAnsi="Courier New" w:cs="Courier New"/>
-          <w:lang w:val="en-GB"/>
-        </w:rPr>
-        <w:t>e</w:t>
+        <w:t>$e</w:t>
       </w:r>
       <w:r>
         <w:rPr>
@@ -6013,7 +4451,6 @@
         </w:rPr>
         <w:t>xt</w:t>
       </w:r>
-      <w:proofErr w:type="spellEnd"/>
       <w:r>
         <w:rPr>
           <w:lang w:val="en-GB"/>
@@ -6035,15 +4472,12 @@
           <w:lang w:val="en-GB"/>
         </w:rPr>
       </w:pPr>
-      <w:proofErr w:type="gramStart"/>
       <w:r>
         <w:rPr>
           <w:lang w:val="en-GB"/>
         </w:rPr>
         <w:t>&gt;./</w:t>
       </w:r>
-      <w:proofErr w:type="spellStart"/>
-      <w:proofErr w:type="gramEnd"/>
       <w:r>
         <w:rPr>
           <w:rFonts w:ascii="Courier New" w:hAnsi="Courier New" w:cs="Courier New"/>
@@ -6051,7 +4485,6 @@
         </w:rPr>
         <w:t>run_tests_SCRP</w:t>
       </w:r>
-      <w:proofErr w:type="spellEnd"/>
       <w:r>
         <w:rPr>
           <w:rFonts w:ascii="Courier New" w:hAnsi="Courier New" w:cs="Courier New"/>
@@ -6066,21 +4499,12 @@
         </w:rPr>
         <w:t>$</w:t>
       </w:r>
-      <w:proofErr w:type="spellStart"/>
-      <w:r>
-        <w:rPr>
-          <w:rFonts w:ascii="Courier New" w:hAnsi="Courier New" w:cs="Courier New"/>
-          <w:lang w:val="en-GB"/>
-        </w:rPr>
-        <w:t>n_p_t</w:t>
-      </w:r>
-      <w:proofErr w:type="spellEnd"/>
-      <w:r>
-        <w:rPr>
-          <w:rFonts w:ascii="Courier New" w:hAnsi="Courier New" w:cs="Courier New"/>
-          <w:lang w:val="en-GB"/>
-        </w:rPr>
-        <w:t xml:space="preserve"> </w:t>
+      <w:r>
+        <w:rPr>
+          <w:rFonts w:ascii="Courier New" w:hAnsi="Courier New" w:cs="Courier New"/>
+          <w:lang w:val="en-GB"/>
+        </w:rPr>
+        <w:t xml:space="preserve">n_p_t </w:t>
       </w:r>
       <w:r>
         <w:rPr>
@@ -6089,7 +4513,6 @@
         </w:rPr>
         <w:t>$</w:t>
       </w:r>
-      <w:proofErr w:type="spellStart"/>
       <w:r>
         <w:rPr>
           <w:rFonts w:ascii="Courier New" w:hAnsi="Courier New" w:cs="Courier New"/>
@@ -6097,7 +4520,6 @@
         </w:rPr>
         <w:t>ext</w:t>
       </w:r>
-      <w:proofErr w:type="spellEnd"/>
       <w:r>
         <w:rPr>
           <w:lang w:val="en-GB"/>
@@ -6144,31 +4566,38 @@
         </w:rPr>
         <w:t xml:space="preserve">are provided in the files </w:t>
       </w:r>
-      <w:proofErr w:type="spellStart"/>
-      <w:r>
-        <w:rPr>
-          <w:rFonts w:ascii="Courier New" w:hAnsi="Courier New" w:cs="Courier New"/>
-          <w:lang w:val="en-GB"/>
-        </w:rPr>
-        <w:t>resu_SCRP.txt_OK</w:t>
-      </w:r>
-      <w:proofErr w:type="spellEnd"/>
-      <w:r>
-        <w:rPr>
-          <w:rFonts w:ascii="Courier New" w:hAnsi="Courier New" w:cs="Courier New"/>
-          <w:lang w:val="en-GB"/>
-        </w:rPr>
-        <w:t xml:space="preserve">, </w:t>
-      </w:r>
-      <w:proofErr w:type="spellStart"/>
-      <w:r>
-        <w:rPr>
-          <w:rFonts w:ascii="Courier New" w:hAnsi="Courier New" w:cs="Courier New"/>
-          <w:lang w:val="en-GB"/>
-        </w:rPr>
-        <w:t>resu_ESMF.txt_OK</w:t>
-      </w:r>
-      <w:proofErr w:type="spellEnd"/>
+      <w:r>
+        <w:rPr>
+          <w:rFonts w:ascii="Courier New" w:hAnsi="Courier New" w:cs="Courier New"/>
+          <w:lang w:val="en-GB"/>
+        </w:rPr>
+        <w:t xml:space="preserve">resu_SCRP.txt_OK, resu_ESMF.txt_OK </w:t>
+      </w:r>
+      <w:r>
+        <w:rPr>
+          <w:lang w:val="en-GB"/>
+        </w:rPr>
+        <w:t>and</w:t>
+      </w:r>
+      <w:r>
+        <w:rPr>
+          <w:rFonts w:ascii="Courier New" w:hAnsi="Courier New" w:cs="Courier New"/>
+          <w:lang w:val="en-GB"/>
+        </w:rPr>
+        <w:t xml:space="preserve"> resu_XIOS.txt_OK</w:t>
+      </w:r>
+      <w:r>
+        <w:rPr>
+          <w:lang w:val="en-GB"/>
+        </w:rPr>
+        <w:t xml:space="preserve"> for comparison</w:t>
+      </w:r>
+      <w:r>
+        <w:rPr>
+          <w:lang w:val="en-GB"/>
+        </w:rPr>
+        <w:t>.</w:t>
+      </w:r>
       <w:r>
         <w:rPr>
           <w:rFonts w:ascii="Courier New" w:hAnsi="Courier New" w:cs="Courier New"/>
@@ -6180,47 +4609,6 @@
         <w:rPr>
           <w:lang w:val="en-GB"/>
         </w:rPr>
-        <w:t>and</w:t>
-      </w:r>
-      <w:r>
-        <w:rPr>
-          <w:rFonts w:ascii="Courier New" w:hAnsi="Courier New" w:cs="Courier New"/>
-          <w:lang w:val="en-GB"/>
-        </w:rPr>
-        <w:t xml:space="preserve"> </w:t>
-      </w:r>
-      <w:proofErr w:type="spellStart"/>
-      <w:r>
-        <w:rPr>
-          <w:rFonts w:ascii="Courier New" w:hAnsi="Courier New" w:cs="Courier New"/>
-          <w:lang w:val="en-GB"/>
-        </w:rPr>
-        <w:t>resu_XIOS.txt_OK</w:t>
-      </w:r>
-      <w:proofErr w:type="spellEnd"/>
-      <w:r>
-        <w:rPr>
-          <w:lang w:val="en-GB"/>
-        </w:rPr>
-        <w:t xml:space="preserve"> for comparison</w:t>
-      </w:r>
-      <w:r>
-        <w:rPr>
-          <w:lang w:val="en-GB"/>
-        </w:rPr>
-        <w:t>.</w:t>
-      </w:r>
-      <w:r>
-        <w:rPr>
-          <w:rFonts w:ascii="Courier New" w:hAnsi="Courier New" w:cs="Courier New"/>
-          <w:lang w:val="en-GB"/>
-        </w:rPr>
-        <w:t xml:space="preserve"> </w:t>
-      </w:r>
-      <w:r>
-        <w:rPr>
-          <w:lang w:val="en-GB"/>
-        </w:rPr>
         <w:t xml:space="preserve">The script </w:t>
       </w:r>
       <w:r>
@@ -6296,7 +4684,6 @@
         </w:rPr>
         <w:t xml:space="preserve"> of </w:t>
       </w:r>
-      <w:proofErr w:type="spellStart"/>
       <w:r>
         <w:rPr>
           <w:rFonts w:ascii="Courier New" w:hAnsi="Courier New" w:cs="Courier New"/>
@@ -6304,7 +4691,6 @@
         </w:rPr>
         <w:t>n_p_t</w:t>
       </w:r>
-      <w:proofErr w:type="spellEnd"/>
       <w:r>
         <w:rPr>
           <w:rFonts w:ascii="Courier New" w:hAnsi="Courier New" w:cs="Courier New"/>
@@ -6341,30 +4727,12 @@
           <w:lang w:val="en-GB"/>
         </w:rPr>
       </w:pPr>
-      <w:proofErr w:type="gramStart"/>
-      <w:r>
-        <w:rPr>
-          <w:rFonts w:ascii="Courier New" w:hAnsi="Courier New" w:cs="Courier New"/>
-          <w:lang w:val="en-GB"/>
-        </w:rPr>
-        <w:t>&gt;./</w:t>
-      </w:r>
-      <w:proofErr w:type="spellStart"/>
-      <w:proofErr w:type="gramEnd"/>
-      <w:r>
-        <w:rPr>
-          <w:rFonts w:ascii="Courier New" w:hAnsi="Courier New" w:cs="Courier New"/>
-          <w:lang w:val="en-GB"/>
-        </w:rPr>
-        <w:t>run_verif</w:t>
-      </w:r>
-      <w:proofErr w:type="spellEnd"/>
-      <w:r>
-        <w:rPr>
-          <w:rFonts w:ascii="Courier New" w:hAnsi="Courier New" w:cs="Courier New"/>
-          <w:lang w:val="en-GB"/>
-        </w:rPr>
-        <w:t xml:space="preserve"> </w:t>
+      <w:r>
+        <w:rPr>
+          <w:rFonts w:ascii="Courier New" w:hAnsi="Courier New" w:cs="Courier New"/>
+          <w:lang w:val="en-GB"/>
+        </w:rPr>
+        <w:t xml:space="preserve">&gt;./run_verif </w:t>
       </w:r>
       <w:r>
         <w:rPr>
@@ -6373,21 +4741,12 @@
         </w:rPr>
         <w:t>$</w:t>
       </w:r>
-      <w:proofErr w:type="spellStart"/>
-      <w:r>
-        <w:rPr>
-          <w:rFonts w:ascii="Courier New" w:hAnsi="Courier New" w:cs="Courier New"/>
-          <w:lang w:val="en-GB"/>
-        </w:rPr>
-        <w:t>n_p_t</w:t>
-      </w:r>
-      <w:proofErr w:type="spellEnd"/>
-      <w:r>
-        <w:rPr>
-          <w:rFonts w:ascii="Courier New" w:hAnsi="Courier New" w:cs="Courier New"/>
-          <w:lang w:val="en-GB"/>
-        </w:rPr>
-        <w:t xml:space="preserve"> </w:t>
+      <w:r>
+        <w:rPr>
+          <w:rFonts w:ascii="Courier New" w:hAnsi="Courier New" w:cs="Courier New"/>
+          <w:lang w:val="en-GB"/>
+        </w:rPr>
+        <w:t xml:space="preserve">n_p_t </w:t>
       </w:r>
       <w:r>
         <w:rPr>
@@ -6410,7 +4769,6 @@
         </w:rPr>
         <w:t>$</w:t>
       </w:r>
-      <w:proofErr w:type="spellStart"/>
       <w:r>
         <w:rPr>
           <w:rFonts w:ascii="Courier New" w:hAnsi="Courier New" w:cs="Courier New"/>
@@ -6418,7 +4776,6 @@
         </w:rPr>
         <w:t>ext</w:t>
       </w:r>
-      <w:proofErr w:type="spellEnd"/>
       <w:r>
         <w:rPr>
           <w:rFonts w:ascii="Courier New" w:hAnsi="Courier New" w:cs="Courier New"/>
@@ -6507,23 +4864,7 @@
           <w:rFonts w:ascii="Courier New" w:hAnsi="Courier New" w:cs="Courier New"/>
           <w:lang w:val="en-GB"/>
         </w:rPr>
-        <w:t xml:space="preserve">Elapsed time for timer </w:t>
-      </w:r>
-      <w:proofErr w:type="spellStart"/>
-      <w:r>
-        <w:rPr>
-          <w:rFonts w:ascii="Courier New" w:hAnsi="Courier New" w:cs="Courier New"/>
-          <w:lang w:val="en-GB"/>
-        </w:rPr>
-        <w:t>remap_conserv</w:t>
-      </w:r>
-      <w:proofErr w:type="spellEnd"/>
-      <w:r>
-        <w:rPr>
-          <w:rFonts w:ascii="Courier New" w:hAnsi="Courier New" w:cs="Courier New"/>
-          <w:lang w:val="en-GB"/>
-        </w:rPr>
-        <w:t xml:space="preserve"> overall" </w:t>
+        <w:t xml:space="preserve">Elapsed time for timer remap_conserv overall" </w:t>
       </w:r>
       <w:r>
         <w:rPr>
@@ -6536,23 +4877,7 @@
           <w:rFonts w:ascii="Courier New" w:hAnsi="Courier New" w:cs="Courier New"/>
           <w:lang w:val="en-GB"/>
         </w:rPr>
-        <w:t xml:space="preserve"> </w:t>
-      </w:r>
-      <w:proofErr w:type="gramStart"/>
-      <w:r>
-        <w:rPr>
-          <w:rFonts w:ascii="Courier New" w:hAnsi="Courier New" w:cs="Courier New"/>
-          <w:lang w:val="en-GB"/>
-        </w:rPr>
-        <w:t>debug.root</w:t>
-      </w:r>
-      <w:proofErr w:type="gramEnd"/>
-      <w:r>
-        <w:rPr>
-          <w:rFonts w:ascii="Courier New" w:hAnsi="Courier New" w:cs="Courier New"/>
-          <w:lang w:val="en-GB"/>
-        </w:rPr>
-        <w:t>.01</w:t>
+        <w:t xml:space="preserve"> debug.root.01</w:t>
       </w:r>
       <w:r>
         <w:rPr>
@@ -6594,21 +4919,12 @@
         </w:rPr>
         <w:t xml:space="preserve"> the value of </w:t>
       </w:r>
-      <w:proofErr w:type="spellStart"/>
-      <w:r>
-        <w:rPr>
-          <w:rFonts w:ascii="Courier New" w:hAnsi="Courier New" w:cs="Courier New"/>
-          <w:lang w:val="en-GB"/>
-        </w:rPr>
-        <w:t>computeIndexSourceMapping</w:t>
-      </w:r>
-      <w:proofErr w:type="spellEnd"/>
-      <w:r>
-        <w:rPr>
-          <w:rFonts w:ascii="Courier New" w:hAnsi="Courier New" w:cs="Courier New"/>
-          <w:lang w:val="en-GB"/>
-        </w:rPr>
-        <w:t xml:space="preserve"> </w:t>
+      <w:r>
+        <w:rPr>
+          <w:rFonts w:ascii="Courier New" w:hAnsi="Courier New" w:cs="Courier New"/>
+          <w:lang w:val="en-GB"/>
+        </w:rPr>
+        <w:t xml:space="preserve">computeIndexSourceMapping </w:t>
       </w:r>
       <w:r>
         <w:rPr>
@@ -6621,23 +4937,7 @@
           <w:rFonts w:ascii="Courier New" w:hAnsi="Courier New" w:cs="Courier New"/>
           <w:lang w:val="en-GB"/>
         </w:rPr>
-        <w:t xml:space="preserve"> </w:t>
-      </w:r>
-      <w:proofErr w:type="spellStart"/>
-      <w:r>
-        <w:rPr>
-          <w:rFonts w:ascii="Courier New" w:hAnsi="Courier New" w:cs="Courier New"/>
-          <w:lang w:val="en-GB"/>
-        </w:rPr>
-        <w:t>xios_client</w:t>
-      </w:r>
-      <w:proofErr w:type="spellEnd"/>
-      <w:r>
-        <w:rPr>
-          <w:rFonts w:ascii="Courier New" w:hAnsi="Courier New" w:cs="Courier New"/>
-          <w:lang w:val="en-GB"/>
-        </w:rPr>
-        <w:t xml:space="preserve">_*.out </w:t>
+        <w:t xml:space="preserve"> xios_client_*.out </w:t>
       </w:r>
       <w:r>
         <w:rPr>
@@ -6687,21 +4987,7 @@
         <w:rPr>
           <w:lang w:val="en-US"/>
         </w:rPr>
-        <w:t xml:space="preserve">to the </w:t>
-      </w:r>
-      <w:proofErr w:type="spellStart"/>
-      <w:r>
-        <w:rPr>
-          <w:lang w:val="en-US"/>
-        </w:rPr>
-        <w:t>NetCDF</w:t>
-      </w:r>
-      <w:proofErr w:type="spellEnd"/>
-      <w:r>
-        <w:rPr>
-          <w:lang w:val="en-US"/>
-        </w:rPr>
-        <w:t xml:space="preserve"> file.  </w:t>
+        <w:t xml:space="preserve">to the NetCDF file.  </w:t>
       </w:r>
     </w:p>
     <w:p>
@@ -6805,7 +5091,6 @@
         </w:rPr>
         <w:t xml:space="preserve">Generation of the </w:t>
       </w:r>
-      <w:proofErr w:type="spellStart"/>
       <w:r>
         <w:rPr>
           <w:rFonts w:ascii="Courier New" w:hAnsi="Courier New" w:cs="Courier New"/>
@@ -6813,7 +5098,6 @@
         </w:rPr>
         <w:t>namcouple</w:t>
       </w:r>
-      <w:proofErr w:type="spellEnd"/>
       <w:r>
         <w:rPr>
           <w:lang w:val="en-GB"/>
@@ -6848,7 +5132,6 @@
         </w:rPr>
         <w:t xml:space="preserve"> creates the OASIS3-MCT configuration file, </w:t>
       </w:r>
-      <w:proofErr w:type="spellStart"/>
       <w:r>
         <w:rPr>
           <w:rFonts w:ascii="Courier New" w:hAnsi="Courier New" w:cs="Courier New"/>
@@ -6856,7 +5139,6 @@
         </w:rPr>
         <w:t>namcouple</w:t>
       </w:r>
-      <w:proofErr w:type="spellEnd"/>
       <w:r>
         <w:rPr>
           <w:lang w:val="en-GB"/>
@@ -6886,21 +5168,7 @@
         <w:rPr>
           <w:lang w:val="en-GB"/>
         </w:rPr>
-        <w:t xml:space="preserve">according to the source and target grids and </w:t>
-      </w:r>
-      <w:proofErr w:type="spellStart"/>
-      <w:r>
-        <w:rPr>
-          <w:lang w:val="en-GB"/>
-        </w:rPr>
-        <w:t>regridding</w:t>
-      </w:r>
-      <w:proofErr w:type="spellEnd"/>
-      <w:r>
-        <w:rPr>
-          <w:lang w:val="en-GB"/>
-        </w:rPr>
-        <w:t xml:space="preserve"> chosen. For ESMF and XIOS, the weights </w:t>
+        <w:t xml:space="preserve">according to the source and target grids and regridding chosen. For ESMF and XIOS, the weights </w:t>
       </w:r>
       <w:r>
         <w:rPr>
@@ -6970,14 +5238,24 @@
         </w:rPr>
         <w:t xml:space="preserve">or SCRP, the </w:t>
       </w:r>
-      <w:proofErr w:type="spellStart"/>
-      <w:r>
-        <w:rPr>
-          <w:lang w:val="en-GB"/>
-        </w:rPr>
-        <w:t>regridding</w:t>
-      </w:r>
-      <w:proofErr w:type="spellEnd"/>
+      <w:r>
+        <w:rPr>
+          <w:lang w:val="en-GB"/>
+        </w:rPr>
+        <w:t xml:space="preserve">regridding </w:t>
+      </w:r>
+      <w:r>
+        <w:rPr>
+          <w:lang w:val="en-GB"/>
+        </w:rPr>
+        <w:t>weight</w:t>
+      </w:r>
+      <w:r>
+        <w:rPr>
+          <w:lang w:val="en-GB"/>
+        </w:rPr>
+        <w:t>s are calculated</w:t>
+      </w:r>
       <w:r>
         <w:rPr>
           <w:lang w:val="en-GB"/>
@@ -6988,13 +5266,19 @@
         <w:rPr>
           <w:lang w:val="en-GB"/>
         </w:rPr>
-        <w:t>weight</w:t>
-      </w:r>
-      <w:r>
-        <w:rPr>
-          <w:lang w:val="en-GB"/>
-        </w:rPr>
-        <w:t>s are calculated</w:t>
+        <w:t>dur</w:t>
+      </w:r>
+      <w:r>
+        <w:rPr>
+          <w:lang w:val="en-GB"/>
+        </w:rPr>
+        <w:t>in</w:t>
+      </w:r>
+      <w:r>
+        <w:rPr>
+          <w:lang w:val="en-GB"/>
+        </w:rPr>
+        <w:t>g</w:t>
       </w:r>
       <w:r>
         <w:rPr>
@@ -7004,21 +5288,10 @@
       </w:r>
       <w:r>
         <w:rPr>
-          <w:lang w:val="en-GB"/>
-        </w:rPr>
-        <w:t>dur</w:t>
-      </w:r>
-      <w:r>
-        <w:rPr>
-          <w:lang w:val="en-GB"/>
-        </w:rPr>
-        <w:t>in</w:t>
-      </w:r>
-      <w:r>
-        <w:rPr>
-          <w:lang w:val="en-GB"/>
-        </w:rPr>
-        <w:t>g</w:t>
+          <w:rFonts w:ascii="Courier New" w:hAnsi="Courier New" w:cs="Courier New"/>
+          <w:lang w:val="en-GB"/>
+        </w:rPr>
+        <w:t>model1</w:t>
       </w:r>
       <w:r>
         <w:rPr>
@@ -7028,10 +5301,16 @@
       </w:r>
       <w:r>
         <w:rPr>
-          <w:rFonts w:ascii="Courier New" w:hAnsi="Courier New" w:cs="Courier New"/>
-          <w:lang w:val="en-GB"/>
-        </w:rPr>
-        <w:t>model1</w:t>
+          <w:lang w:val="en-GB"/>
+        </w:rPr>
+        <w:t xml:space="preserve">execution and the </w:t>
+      </w:r>
+      <w:r>
+        <w:rPr>
+          <w:rFonts w:ascii="Courier New" w:hAnsi="Courier New" w:cs="Courier New"/>
+          <w:lang w:val="en-GB"/>
+        </w:rPr>
+        <w:t>namcouple</w:t>
       </w:r>
       <w:r>
         <w:rPr>
@@ -7043,27 +5322,6 @@
         <w:rPr>
           <w:lang w:val="en-GB"/>
         </w:rPr>
-        <w:t xml:space="preserve">execution and the </w:t>
-      </w:r>
-      <w:proofErr w:type="spellStart"/>
-      <w:r>
-        <w:rPr>
-          <w:rFonts w:ascii="Courier New" w:hAnsi="Courier New" w:cs="Courier New"/>
-          <w:lang w:val="en-GB"/>
-        </w:rPr>
-        <w:t>namcouple</w:t>
-      </w:r>
-      <w:proofErr w:type="spellEnd"/>
-      <w:r>
-        <w:rPr>
-          <w:lang w:val="en-GB"/>
-        </w:rPr>
-        <w:t xml:space="preserve"> </w:t>
-      </w:r>
-      <w:r>
-        <w:rPr>
-          <w:lang w:val="en-GB"/>
-        </w:rPr>
         <w:t>is generated to</w:t>
       </w:r>
       <w:r>
@@ -7076,21 +5334,7 @@
         <w:rPr>
           <w:lang w:val="en-GB"/>
         </w:rPr>
-        <w:t xml:space="preserve">configure the </w:t>
-      </w:r>
-      <w:proofErr w:type="spellStart"/>
-      <w:r>
-        <w:rPr>
-          <w:lang w:val="en-GB"/>
-        </w:rPr>
-        <w:t>regridding</w:t>
-      </w:r>
-      <w:proofErr w:type="spellEnd"/>
-      <w:r>
-        <w:rPr>
-          <w:lang w:val="en-GB"/>
-        </w:rPr>
-        <w:t xml:space="preserve"> </w:t>
+        <w:t xml:space="preserve">configure the regridding </w:t>
       </w:r>
       <w:r>
         <w:rPr>
@@ -7110,19 +5354,11 @@
         </w:rPr>
         <w:t xml:space="preserve">(see </w:t>
       </w:r>
-      <w:proofErr w:type="spellStart"/>
-      <w:r>
-        <w:rPr>
-          <w:lang w:val="en-GB"/>
-        </w:rPr>
-        <w:t>regridding</w:t>
-      </w:r>
-      <w:proofErr w:type="spellEnd"/>
-      <w:r>
-        <w:rPr>
-          <w:lang w:val="en-GB"/>
-        </w:rPr>
-        <w:t xml:space="preserve"> options in </w:t>
+      <w:r>
+        <w:rPr>
+          <w:lang w:val="en-GB"/>
+        </w:rPr>
+        <w:t xml:space="preserve">regridding options in </w:t>
       </w:r>
       <w:r>
         <w:rPr>
@@ -7302,21 +5538,7 @@
         <w:rPr>
           <w:lang w:val="en-GB"/>
         </w:rPr>
-        <w:t xml:space="preserve">(here either torc or </w:t>
-      </w:r>
-      <w:proofErr w:type="spellStart"/>
-      <w:r>
-        <w:rPr>
-          <w:lang w:val="en-GB"/>
-        </w:rPr>
-        <w:t>nogt</w:t>
-      </w:r>
-      <w:proofErr w:type="spellEnd"/>
-      <w:r>
-        <w:rPr>
-          <w:lang w:val="en-GB"/>
-        </w:rPr>
-        <w:t xml:space="preserve">) </w:t>
+        <w:t xml:space="preserve">(here either torc or nogt) </w:t>
       </w:r>
       <w:r>
         <w:rPr>
@@ -7334,21 +5556,7 @@
         <w:rPr>
           <w:lang w:val="en-GB"/>
         </w:rPr>
-        <w:t xml:space="preserve"> the </w:t>
-      </w:r>
-      <w:proofErr w:type="spellStart"/>
-      <w:r>
-        <w:rPr>
-          <w:lang w:val="en-GB"/>
-        </w:rPr>
-        <w:t>regridding</w:t>
-      </w:r>
-      <w:proofErr w:type="spellEnd"/>
-      <w:r>
-        <w:rPr>
-          <w:lang w:val="en-GB"/>
-        </w:rPr>
-        <w:t xml:space="preserve"> library</w:t>
+        <w:t xml:space="preserve"> the regridding library</w:t>
       </w:r>
       <w:r>
         <w:rPr>
@@ -7386,23 +5594,7 @@
           <w:rFonts w:ascii="Courier New" w:hAnsi="Courier New" w:cs="Courier New"/>
           <w:lang w:val="en-GB"/>
         </w:rPr>
-        <w:t>OASIS/</w:t>
-      </w:r>
-      <w:proofErr w:type="spellStart"/>
-      <w:r>
-        <w:rPr>
-          <w:rFonts w:ascii="Courier New" w:hAnsi="Courier New" w:cs="Courier New"/>
-          <w:lang w:val="en-GB"/>
-        </w:rPr>
-        <w:t>xxxx_masks</w:t>
-      </w:r>
-      <w:proofErr w:type="spellEnd"/>
-      <w:r>
-        <w:rPr>
-          <w:rFonts w:ascii="Courier New" w:hAnsi="Courier New" w:cs="Courier New"/>
-          <w:lang w:val="en-GB"/>
-        </w:rPr>
-        <w:t>/masks_yyyy_xxxx.nc</w:t>
+        <w:t>OASIS/xxxx_masks/masks_yyyy_xxxx.nc</w:t>
       </w:r>
       <w:r>
         <w:rPr>
@@ -7410,7 +5602,6 @@
         </w:rPr>
         <w:t xml:space="preserve">, where </w:t>
       </w:r>
-      <w:proofErr w:type="spellStart"/>
       <w:r>
         <w:rPr>
           <w:rFonts w:ascii="Courier New" w:hAnsi="Courier New" w:cs="Courier New"/>
@@ -7418,28 +5609,12 @@
         </w:rPr>
         <w:t>xxxx</w:t>
       </w:r>
-      <w:proofErr w:type="spellEnd"/>
-      <w:r>
-        <w:rPr>
-          <w:lang w:val="en-GB"/>
-        </w:rPr>
-        <w:t xml:space="preserve"> is the </w:t>
-      </w:r>
-      <w:proofErr w:type="spellStart"/>
-      <w:r>
-        <w:rPr>
-          <w:lang w:val="en-GB"/>
-        </w:rPr>
-        <w:t>regridding</w:t>
-      </w:r>
-      <w:proofErr w:type="spellEnd"/>
-      <w:r>
-        <w:rPr>
-          <w:lang w:val="en-GB"/>
-        </w:rPr>
-        <w:t xml:space="preserve"> library (SCRP, ESMF or XIOS) and </w:t>
-      </w:r>
-      <w:proofErr w:type="spellStart"/>
+      <w:r>
+        <w:rPr>
+          <w:lang w:val="en-GB"/>
+        </w:rPr>
+        <w:t xml:space="preserve"> is the regridding library (SCRP, ESMF or XIOS) and </w:t>
+      </w:r>
       <w:r>
         <w:rPr>
           <w:rFonts w:ascii="Courier New" w:hAnsi="Courier New" w:cs="Courier New"/>
@@ -7447,26 +5622,11 @@
         </w:rPr>
         <w:t>yyyy</w:t>
       </w:r>
-      <w:proofErr w:type="spellEnd"/>
-      <w:r>
-        <w:rPr>
-          <w:lang w:val="en-GB"/>
-        </w:rPr>
-        <w:t xml:space="preserve"> is the ocean grid acronym (torc or </w:t>
-      </w:r>
-      <w:proofErr w:type="spellStart"/>
-      <w:r>
-        <w:rPr>
-          <w:lang w:val="en-GB"/>
-        </w:rPr>
-        <w:t>nogt</w:t>
-      </w:r>
-      <w:proofErr w:type="spellEnd"/>
-      <w:r>
-        <w:rPr>
-          <w:lang w:val="en-GB"/>
-        </w:rPr>
-        <w:t xml:space="preserve">). The appropriate mask file </w:t>
+      <w:r>
+        <w:rPr>
+          <w:lang w:val="en-GB"/>
+        </w:rPr>
+        <w:t xml:space="preserve"> is the ocean grid acronym (torc or nogt). The appropriate mask file </w:t>
       </w:r>
       <w:r>
         <w:rPr>
@@ -7600,7 +5760,6 @@
         </w:rPr>
         <w:t xml:space="preserve"> </w:t>
       </w:r>
-      <w:proofErr w:type="spellStart"/>
       <w:r>
         <w:rPr>
           <w:rFonts w:ascii="Courier New" w:hAnsi="Courier New" w:cs="Courier New"/>
@@ -7608,7 +5767,6 @@
         </w:rPr>
         <w:t>OasisGridsToESMF</w:t>
       </w:r>
-      <w:proofErr w:type="spellEnd"/>
       <w:r>
         <w:rPr>
           <w:lang w:val="en-US"/>
@@ -7933,21 +6091,7 @@
         <w:rPr>
           <w:lang w:val="en-GB"/>
         </w:rPr>
-        <w:t xml:space="preserve">Job generation adapted to the </w:t>
-      </w:r>
-      <w:proofErr w:type="spellStart"/>
-      <w:r>
-        <w:rPr>
-          <w:lang w:val="en-GB"/>
-        </w:rPr>
-        <w:t>regridding</w:t>
-      </w:r>
-      <w:proofErr w:type="spellEnd"/>
-      <w:r>
-        <w:rPr>
-          <w:lang w:val="en-GB"/>
-        </w:rPr>
-        <w:t xml:space="preserve"> libraries</w:t>
+        <w:t>Job generation adapted to the regridding libraries</w:t>
       </w:r>
     </w:p>
     <w:p>
@@ -8055,7 +6199,6 @@
         </w:rPr>
         <w:t>(“</w:t>
       </w:r>
-      <w:proofErr w:type="spellStart"/>
       <w:r>
         <w:rPr>
           <w:rFonts w:ascii="Courier New" w:hAnsi="Courier New" w:cs="Courier New"/>
@@ -8063,7 +6206,6 @@
         </w:rPr>
         <w:t>kraken_intel_impi_openm</w:t>
       </w:r>
-      <w:proofErr w:type="spellEnd"/>
       <w:r>
         <w:rPr>
           <w:color w:val="000000" w:themeColor="text1"/>
@@ -8083,56 +6225,22 @@
           <w:color w:val="000000" w:themeColor="text1"/>
           <w:lang w:val="en-US" w:eastAsia="fr-FR"/>
         </w:rPr>
-        <w:t xml:space="preserve">and </w:t>
-      </w:r>
-      <w:proofErr w:type="spellStart"/>
+        <w:t xml:space="preserve">and Météo-France supercomputer belenos </w:t>
+      </w:r>
       <w:r>
         <w:rPr>
           <w:color w:val="000000" w:themeColor="text1"/>
           <w:lang w:val="en-US" w:eastAsia="fr-FR"/>
         </w:rPr>
-        <w:t>Météo</w:t>
-      </w:r>
-      <w:proofErr w:type="spellEnd"/>
-      <w:r>
-        <w:rPr>
-          <w:color w:val="000000" w:themeColor="text1"/>
-          <w:lang w:val="en-US" w:eastAsia="fr-FR"/>
-        </w:rPr>
-        <w:t xml:space="preserve">-France supercomputer </w:t>
-      </w:r>
-      <w:proofErr w:type="spellStart"/>
-      <w:r>
-        <w:rPr>
-          <w:color w:val="000000" w:themeColor="text1"/>
-          <w:lang w:val="en-US" w:eastAsia="fr-FR"/>
+        <w:t>(“</w:t>
+      </w:r>
+      <w:r>
+        <w:rPr>
+          <w:rFonts w:ascii="Courier New" w:hAnsi="Courier New" w:cs="Courier New"/>
+          <w:lang w:val="en-GB"/>
         </w:rPr>
         <w:t>belenos</w:t>
       </w:r>
-      <w:proofErr w:type="spellEnd"/>
-      <w:r>
-        <w:rPr>
-          <w:color w:val="000000" w:themeColor="text1"/>
-          <w:lang w:val="en-US" w:eastAsia="fr-FR"/>
-        </w:rPr>
-        <w:t xml:space="preserve"> </w:t>
-      </w:r>
-      <w:r>
-        <w:rPr>
-          <w:color w:val="000000" w:themeColor="text1"/>
-          <w:lang w:val="en-US" w:eastAsia="fr-FR"/>
-        </w:rPr>
-        <w:t>(“</w:t>
-      </w:r>
-      <w:proofErr w:type="spellStart"/>
-      <w:r>
-        <w:rPr>
-          <w:rFonts w:ascii="Courier New" w:hAnsi="Courier New" w:cs="Courier New"/>
-          <w:lang w:val="en-GB"/>
-        </w:rPr>
-        <w:t>belenos</w:t>
-      </w:r>
-      <w:proofErr w:type="spellEnd"/>
       <w:r>
         <w:rPr>
           <w:color w:val="000000" w:themeColor="text1"/>
@@ -8219,23 +6327,7 @@
           <w:color w:val="000000" w:themeColor="text1"/>
           <w:lang w:val="en-US" w:eastAsia="fr-FR"/>
         </w:rPr>
-        <w:t xml:space="preserve">, which performs both the </w:t>
-      </w:r>
-      <w:proofErr w:type="spellStart"/>
-      <w:r>
-        <w:rPr>
-          <w:color w:val="000000" w:themeColor="text1"/>
-          <w:lang w:val="en-US" w:eastAsia="fr-FR"/>
-        </w:rPr>
-        <w:t>regridding</w:t>
-      </w:r>
-      <w:proofErr w:type="spellEnd"/>
-      <w:r>
-        <w:rPr>
-          <w:color w:val="000000" w:themeColor="text1"/>
-          <w:lang w:val="en-US" w:eastAsia="fr-FR"/>
-        </w:rPr>
-        <w:t xml:space="preserve"> weight and error calculation.</w:t>
+        <w:t>, which performs both the regridding weight and error calculation.</w:t>
       </w:r>
     </w:p>
     <w:p>
@@ -8302,7 +6394,6 @@
         </w:rPr>
         <w:t xml:space="preserve"> </w:t>
       </w:r>
-      <w:proofErr w:type="spellStart"/>
       <w:r>
         <w:rPr>
           <w:rFonts w:ascii="Courier New" w:hAnsi="Courier New" w:cs="Courier New"/>
@@ -8310,7 +6401,6 @@
         </w:rPr>
         <w:t>OasisGridsToESMF</w:t>
       </w:r>
-      <w:proofErr w:type="spellEnd"/>
       <w:r>
         <w:rPr>
           <w:lang w:val="en-US"/>
@@ -8359,7 +6449,6 @@
         </w:rPr>
         <w:t xml:space="preserve"> </w:t>
       </w:r>
-      <w:proofErr w:type="spellStart"/>
       <w:r>
         <w:rPr>
           <w:rFonts w:ascii="Courier New" w:hAnsi="Courier New" w:cs="Courier New"/>
@@ -8367,46 +6456,20 @@
         </w:rPr>
         <w:t>ESMF_RegridWeightGen</w:t>
       </w:r>
-      <w:proofErr w:type="spellEnd"/>
       <w:r>
         <w:rPr>
           <w:color w:val="000000" w:themeColor="text1"/>
           <w:lang w:val="en-US" w:eastAsia="fr-FR"/>
         </w:rPr>
-        <w:t xml:space="preserve"> which performs the </w:t>
-      </w:r>
-      <w:proofErr w:type="spellStart"/>
+        <w:t xml:space="preserve"> which performs the regridding weight calculation. The options used for the different regridding</w:t>
+      </w:r>
       <w:r>
         <w:rPr>
           <w:color w:val="000000" w:themeColor="text1"/>
           <w:lang w:val="en-US" w:eastAsia="fr-FR"/>
         </w:rPr>
-        <w:t>regridding</w:t>
-      </w:r>
-      <w:proofErr w:type="spellEnd"/>
-      <w:r>
-        <w:rPr>
-          <w:color w:val="000000" w:themeColor="text1"/>
-          <w:lang w:val="en-US" w:eastAsia="fr-FR"/>
-        </w:rPr>
-        <w:t xml:space="preserve"> weight calculation. The options used for the different </w:t>
-      </w:r>
-      <w:proofErr w:type="spellStart"/>
-      <w:r>
-        <w:rPr>
-          <w:color w:val="000000" w:themeColor="text1"/>
-          <w:lang w:val="en-US" w:eastAsia="fr-FR"/>
-        </w:rPr>
-        <w:t>regridding</w:t>
-      </w:r>
-      <w:r>
-        <w:rPr>
-          <w:color w:val="000000" w:themeColor="text1"/>
-          <w:lang w:val="en-US" w:eastAsia="fr-FR"/>
-        </w:rPr>
         <w:t>s</w:t>
       </w:r>
-      <w:proofErr w:type="spellEnd"/>
       <w:r>
         <w:rPr>
           <w:color w:val="000000" w:themeColor="text1"/>
@@ -8446,14 +6509,12 @@
           <w:lang w:val="en-GB"/>
         </w:rPr>
       </w:pPr>
-      <w:proofErr w:type="spellStart"/>
       <w:r>
         <w:rPr>
           <w:lang w:val="en-GB"/>
         </w:rPr>
         <w:t>distwgt</w:t>
       </w:r>
-      <w:proofErr w:type="spellEnd"/>
       <w:r>
         <w:rPr>
           <w:lang w:val="en-GB"/>
@@ -8466,14 +6527,12 @@
         </w:rPr>
         <w:t>“</w:t>
       </w:r>
-      <w:proofErr w:type="spellStart"/>
       <w:r>
         <w:rPr>
           <w:lang w:val="en-GB"/>
         </w:rPr>
         <w:t>neareststod</w:t>
       </w:r>
-      <w:proofErr w:type="spellEnd"/>
       <w:r>
         <w:rPr>
           <w:lang w:val="en-GB"/>
@@ -8528,99 +6587,8 @@
           <w:szCs w:val="22"/>
           <w:lang w:val="en-GB"/>
         </w:rPr>
-        <w:t>--</w:t>
-      </w:r>
-      <w:proofErr w:type="spellStart"/>
-      <w:r>
-        <w:rPr>
-          <w:rFonts w:ascii="Courier New" w:hAnsi="Courier New" w:cs="Courier New"/>
-          <w:sz w:val="22"/>
-          <w:szCs w:val="22"/>
-          <w:lang w:val="en-GB"/>
-        </w:rPr>
-        <w:t>src_loc</w:t>
-      </w:r>
-      <w:proofErr w:type="spellEnd"/>
-      <w:r>
-        <w:rPr>
-          <w:rFonts w:ascii="Courier New" w:hAnsi="Courier New" w:cs="Courier New"/>
-          <w:sz w:val="22"/>
-          <w:szCs w:val="22"/>
-          <w:lang w:val="en-GB"/>
-        </w:rPr>
-        <w:t xml:space="preserve"> </w:t>
-      </w:r>
-      <w:proofErr w:type="spellStart"/>
-      <w:r>
-        <w:rPr>
-          <w:rFonts w:ascii="Courier New" w:hAnsi="Courier New" w:cs="Courier New"/>
-          <w:sz w:val="22"/>
-          <w:szCs w:val="22"/>
-          <w:lang w:val="en-GB"/>
-        </w:rPr>
-        <w:t>center</w:t>
-      </w:r>
-      <w:proofErr w:type="spellEnd"/>
-      <w:r>
-        <w:rPr>
-          <w:rFonts w:ascii="Courier New" w:hAnsi="Courier New" w:cs="Courier New"/>
-          <w:sz w:val="22"/>
-          <w:szCs w:val="22"/>
-          <w:lang w:val="en-GB"/>
-        </w:rPr>
-        <w:t xml:space="preserve"> --</w:t>
-      </w:r>
-      <w:proofErr w:type="spellStart"/>
-      <w:r>
-        <w:rPr>
-          <w:rFonts w:ascii="Courier New" w:hAnsi="Courier New" w:cs="Courier New"/>
-          <w:sz w:val="22"/>
-          <w:szCs w:val="22"/>
-          <w:lang w:val="en-GB"/>
-        </w:rPr>
-        <w:t>dst_loc</w:t>
-      </w:r>
-      <w:proofErr w:type="spellEnd"/>
-      <w:r>
-        <w:rPr>
-          <w:rFonts w:ascii="Courier New" w:hAnsi="Courier New" w:cs="Courier New"/>
-          <w:sz w:val="22"/>
-          <w:szCs w:val="22"/>
-          <w:lang w:val="en-GB"/>
-        </w:rPr>
-        <w:t xml:space="preserve"> </w:t>
-      </w:r>
-      <w:proofErr w:type="spellStart"/>
-      <w:r>
-        <w:rPr>
-          <w:rFonts w:ascii="Courier New" w:hAnsi="Courier New" w:cs="Courier New"/>
-          <w:sz w:val="22"/>
-          <w:szCs w:val="22"/>
-          <w:lang w:val="en-GB"/>
-        </w:rPr>
-        <w:t>center</w:t>
-      </w:r>
-      <w:proofErr w:type="spellEnd"/>
-      <w:r>
-        <w:rPr>
-          <w:rFonts w:ascii="Courier New" w:hAnsi="Courier New" w:cs="Courier New"/>
-          <w:sz w:val="22"/>
-          <w:szCs w:val="22"/>
-          <w:lang w:val="en-GB"/>
-        </w:rPr>
-        <w:t xml:space="preserve"> --</w:t>
-      </w:r>
-      <w:proofErr w:type="spellStart"/>
-      <w:r>
-        <w:rPr>
-          <w:rFonts w:ascii="Courier New" w:hAnsi="Courier New" w:cs="Courier New"/>
-          <w:sz w:val="22"/>
-          <w:szCs w:val="22"/>
-          <w:lang w:val="en-GB"/>
-        </w:rPr>
-        <w:t>ignore_degenerate</w:t>
-      </w:r>
-      <w:proofErr w:type="spellEnd"/>
+        <w:t>--src_loc center --dst_loc center --ignore_degenerate</w:t>
+      </w:r>
     </w:p>
     <w:p>
       <w:pPr>
@@ -8653,19 +6621,11 @@
           <w:lang w:val="en-GB"/>
         </w:rPr>
       </w:pPr>
-      <w:proofErr w:type="spellStart"/>
-      <w:r>
-        <w:rPr>
-          <w:lang w:val="en-GB"/>
-        </w:rPr>
-        <w:t>bili</w:t>
-      </w:r>
-      <w:proofErr w:type="spellEnd"/>
-      <w:r>
-        <w:rPr>
-          <w:lang w:val="en-GB"/>
-        </w:rPr>
-        <w:t xml:space="preserve"> </w:t>
+      <w:r>
+        <w:rPr>
+          <w:lang w:val="en-GB"/>
+        </w:rPr>
+        <w:t xml:space="preserve">bili </w:t>
       </w:r>
       <w:r>
         <w:rPr>
@@ -8745,139 +6705,8 @@
           <w:szCs w:val="22"/>
           <w:lang w:val="en-GB"/>
         </w:rPr>
-        <w:t>--</w:t>
-      </w:r>
-      <w:proofErr w:type="spellStart"/>
-      <w:r>
-        <w:rPr>
-          <w:rFonts w:ascii="Courier New" w:hAnsi="Courier New" w:cs="Courier New"/>
-          <w:sz w:val="22"/>
-          <w:szCs w:val="22"/>
-          <w:lang w:val="en-GB"/>
-        </w:rPr>
-        <w:t>extrap_method</w:t>
-      </w:r>
-      <w:proofErr w:type="spellEnd"/>
-      <w:r>
-        <w:rPr>
-          <w:rFonts w:ascii="Courier New" w:hAnsi="Courier New" w:cs="Courier New"/>
-          <w:sz w:val="22"/>
-          <w:szCs w:val="22"/>
-          <w:lang w:val="en-GB"/>
-        </w:rPr>
-        <w:t xml:space="preserve"> </w:t>
-      </w:r>
-      <w:proofErr w:type="spellStart"/>
-      <w:r>
-        <w:rPr>
-          <w:rFonts w:ascii="Courier New" w:hAnsi="Courier New" w:cs="Courier New"/>
-          <w:sz w:val="22"/>
-          <w:szCs w:val="22"/>
-          <w:lang w:val="en-GB"/>
-        </w:rPr>
-        <w:t>neareststod</w:t>
-      </w:r>
-      <w:proofErr w:type="spellEnd"/>
-      <w:r>
-        <w:rPr>
-          <w:rFonts w:ascii="Courier New" w:hAnsi="Courier New" w:cs="Courier New"/>
-          <w:sz w:val="22"/>
-          <w:szCs w:val="22"/>
-          <w:lang w:val="en-GB"/>
-        </w:rPr>
-        <w:t xml:space="preserve"> --</w:t>
-      </w:r>
-      <w:proofErr w:type="spellStart"/>
-      <w:r>
-        <w:rPr>
-          <w:rFonts w:ascii="Courier New" w:hAnsi="Courier New" w:cs="Courier New"/>
-          <w:sz w:val="22"/>
-          <w:szCs w:val="22"/>
-          <w:lang w:val="en-GB"/>
-        </w:rPr>
-        <w:t>src_loc</w:t>
-      </w:r>
-      <w:proofErr w:type="spellEnd"/>
-      <w:r>
-        <w:rPr>
-          <w:rFonts w:ascii="Courier New" w:hAnsi="Courier New" w:cs="Courier New"/>
-          <w:sz w:val="22"/>
-          <w:szCs w:val="22"/>
-          <w:lang w:val="en-GB"/>
-        </w:rPr>
-        <w:t xml:space="preserve"> </w:t>
-      </w:r>
-      <w:proofErr w:type="spellStart"/>
-      <w:r>
-        <w:rPr>
-          <w:rFonts w:ascii="Courier New" w:hAnsi="Courier New" w:cs="Courier New"/>
-          <w:sz w:val="22"/>
-          <w:szCs w:val="22"/>
-          <w:lang w:val="en-GB"/>
-        </w:rPr>
-        <w:t>center</w:t>
-      </w:r>
-      <w:proofErr w:type="spellEnd"/>
-      <w:r>
-        <w:rPr>
-          <w:rFonts w:ascii="Courier New" w:hAnsi="Courier New" w:cs="Courier New"/>
-          <w:sz w:val="22"/>
-          <w:szCs w:val="22"/>
-          <w:lang w:val="en-GB"/>
-        </w:rPr>
-        <w:t xml:space="preserve"> --</w:t>
-      </w:r>
-      <w:proofErr w:type="spellStart"/>
-      <w:r>
-        <w:rPr>
-          <w:rFonts w:ascii="Courier New" w:hAnsi="Courier New" w:cs="Courier New"/>
-          <w:sz w:val="22"/>
-          <w:szCs w:val="22"/>
-          <w:lang w:val="en-GB"/>
-        </w:rPr>
-        <w:t>dst_loc</w:t>
-      </w:r>
-      <w:proofErr w:type="spellEnd"/>
-      <w:r>
-        <w:rPr>
-          <w:rFonts w:ascii="Courier New" w:hAnsi="Courier New" w:cs="Courier New"/>
-          <w:sz w:val="22"/>
-          <w:szCs w:val="22"/>
-          <w:lang w:val="en-GB"/>
-        </w:rPr>
-        <w:t xml:space="preserve"> </w:t>
-      </w:r>
-      <w:proofErr w:type="spellStart"/>
-      <w:r>
-        <w:rPr>
-          <w:rFonts w:ascii="Courier New" w:hAnsi="Courier New" w:cs="Courier New"/>
-          <w:sz w:val="22"/>
-          <w:szCs w:val="22"/>
-          <w:lang w:val="en-GB"/>
-        </w:rPr>
-        <w:t>center</w:t>
-      </w:r>
-      <w:proofErr w:type="spellEnd"/>
-      <w:r>
-        <w:rPr>
-          <w:rFonts w:ascii="Courier New" w:hAnsi="Courier New" w:cs="Courier New"/>
-          <w:sz w:val="22"/>
-          <w:szCs w:val="22"/>
-          <w:lang w:val="en-GB"/>
-        </w:rPr>
-        <w:t xml:space="preserve"> --</w:t>
-      </w:r>
-      <w:proofErr w:type="spellStart"/>
-      <w:r>
-        <w:rPr>
-          <w:rFonts w:ascii="Courier New" w:hAnsi="Courier New" w:cs="Courier New"/>
-          <w:sz w:val="22"/>
-          <w:szCs w:val="22"/>
-          <w:lang w:val="en-GB"/>
-        </w:rPr>
-        <w:t>ignore_degenerate</w:t>
-      </w:r>
-      <w:proofErr w:type="spellEnd"/>
+        <w:t>--extrap_method neareststod --src_loc center --dst_loc center --ignore_degenerate</w:t>
+      </w:r>
     </w:p>
     <w:p>
       <w:pPr>
@@ -8910,14 +6739,12 @@
           <w:lang w:val="en-GB"/>
         </w:rPr>
       </w:pPr>
-      <w:proofErr w:type="spellStart"/>
       <w:r>
         <w:rPr>
           <w:lang w:val="en-GB"/>
         </w:rPr>
         <w:t>bicu</w:t>
       </w:r>
-      <w:proofErr w:type="spellEnd"/>
       <w:r>
         <w:rPr>
           <w:lang w:val="en-GB"/>
@@ -8996,139 +6823,8 @@
           <w:szCs w:val="22"/>
           <w:lang w:val="en-GB"/>
         </w:rPr>
-        <w:t>--</w:t>
-      </w:r>
-      <w:proofErr w:type="spellStart"/>
-      <w:r>
-        <w:rPr>
-          <w:rFonts w:ascii="Courier New" w:hAnsi="Courier New" w:cs="Courier New"/>
-          <w:sz w:val="22"/>
-          <w:szCs w:val="22"/>
-          <w:lang w:val="en-GB"/>
-        </w:rPr>
-        <w:t>extrap_method</w:t>
-      </w:r>
-      <w:proofErr w:type="spellEnd"/>
-      <w:r>
-        <w:rPr>
-          <w:rFonts w:ascii="Courier New" w:hAnsi="Courier New" w:cs="Courier New"/>
-          <w:sz w:val="22"/>
-          <w:szCs w:val="22"/>
-          <w:lang w:val="en-GB"/>
-        </w:rPr>
-        <w:t xml:space="preserve"> </w:t>
-      </w:r>
-      <w:proofErr w:type="spellStart"/>
-      <w:r>
-        <w:rPr>
-          <w:rFonts w:ascii="Courier New" w:hAnsi="Courier New" w:cs="Courier New"/>
-          <w:sz w:val="22"/>
-          <w:szCs w:val="22"/>
-          <w:lang w:val="en-GB"/>
-        </w:rPr>
-        <w:t>neareststod</w:t>
-      </w:r>
-      <w:proofErr w:type="spellEnd"/>
-      <w:r>
-        <w:rPr>
-          <w:rFonts w:ascii="Courier New" w:hAnsi="Courier New" w:cs="Courier New"/>
-          <w:sz w:val="22"/>
-          <w:szCs w:val="22"/>
-          <w:lang w:val="en-GB"/>
-        </w:rPr>
-        <w:t xml:space="preserve"> --</w:t>
-      </w:r>
-      <w:proofErr w:type="spellStart"/>
-      <w:r>
-        <w:rPr>
-          <w:rFonts w:ascii="Courier New" w:hAnsi="Courier New" w:cs="Courier New"/>
-          <w:sz w:val="22"/>
-          <w:szCs w:val="22"/>
-          <w:lang w:val="en-GB"/>
-        </w:rPr>
-        <w:t>src_loc</w:t>
-      </w:r>
-      <w:proofErr w:type="spellEnd"/>
-      <w:r>
-        <w:rPr>
-          <w:rFonts w:ascii="Courier New" w:hAnsi="Courier New" w:cs="Courier New"/>
-          <w:sz w:val="22"/>
-          <w:szCs w:val="22"/>
-          <w:lang w:val="en-GB"/>
-        </w:rPr>
-        <w:t xml:space="preserve"> </w:t>
-      </w:r>
-      <w:proofErr w:type="spellStart"/>
-      <w:r>
-        <w:rPr>
-          <w:rFonts w:ascii="Courier New" w:hAnsi="Courier New" w:cs="Courier New"/>
-          <w:sz w:val="22"/>
-          <w:szCs w:val="22"/>
-          <w:lang w:val="en-GB"/>
-        </w:rPr>
-        <w:t>center</w:t>
-      </w:r>
-      <w:proofErr w:type="spellEnd"/>
-      <w:r>
-        <w:rPr>
-          <w:rFonts w:ascii="Courier New" w:hAnsi="Courier New" w:cs="Courier New"/>
-          <w:sz w:val="22"/>
-          <w:szCs w:val="22"/>
-          <w:lang w:val="en-GB"/>
-        </w:rPr>
-        <w:t xml:space="preserve"> --</w:t>
-      </w:r>
-      <w:proofErr w:type="spellStart"/>
-      <w:r>
-        <w:rPr>
-          <w:rFonts w:ascii="Courier New" w:hAnsi="Courier New" w:cs="Courier New"/>
-          <w:sz w:val="22"/>
-          <w:szCs w:val="22"/>
-          <w:lang w:val="en-GB"/>
-        </w:rPr>
-        <w:t>dst_loc</w:t>
-      </w:r>
-      <w:proofErr w:type="spellEnd"/>
-      <w:r>
-        <w:rPr>
-          <w:rFonts w:ascii="Courier New" w:hAnsi="Courier New" w:cs="Courier New"/>
-          <w:sz w:val="22"/>
-          <w:szCs w:val="22"/>
-          <w:lang w:val="en-GB"/>
-        </w:rPr>
-        <w:t xml:space="preserve"> </w:t>
-      </w:r>
-      <w:proofErr w:type="spellStart"/>
-      <w:r>
-        <w:rPr>
-          <w:rFonts w:ascii="Courier New" w:hAnsi="Courier New" w:cs="Courier New"/>
-          <w:sz w:val="22"/>
-          <w:szCs w:val="22"/>
-          <w:lang w:val="en-GB"/>
-        </w:rPr>
-        <w:t>center</w:t>
-      </w:r>
-      <w:proofErr w:type="spellEnd"/>
-      <w:r>
-        <w:rPr>
-          <w:rFonts w:ascii="Courier New" w:hAnsi="Courier New" w:cs="Courier New"/>
-          <w:sz w:val="22"/>
-          <w:szCs w:val="22"/>
-          <w:lang w:val="en-GB"/>
-        </w:rPr>
-        <w:t xml:space="preserve"> --</w:t>
-      </w:r>
-      <w:proofErr w:type="spellStart"/>
-      <w:r>
-        <w:rPr>
-          <w:rFonts w:ascii="Courier New" w:hAnsi="Courier New" w:cs="Courier New"/>
-          <w:sz w:val="22"/>
-          <w:szCs w:val="22"/>
-          <w:lang w:val="en-GB"/>
-        </w:rPr>
-        <w:t>ignore_degenerate</w:t>
-      </w:r>
-      <w:proofErr w:type="spellEnd"/>
+        <w:t>--extrap_method neareststod --src_loc center --dst_loc center --ignore_degenerate</w:t>
+      </w:r>
     </w:p>
     <w:p>
       <w:pPr>
@@ -9239,79 +6935,8 @@
           <w:szCs w:val="22"/>
           <w:lang w:val="en-GB"/>
         </w:rPr>
-        <w:t>--</w:t>
-      </w:r>
-      <w:proofErr w:type="spellStart"/>
-      <w:r>
-        <w:rPr>
-          <w:rFonts w:ascii="Courier New" w:hAnsi="Courier New" w:cs="Courier New"/>
-          <w:sz w:val="22"/>
-          <w:szCs w:val="22"/>
-          <w:lang w:val="en-GB"/>
-        </w:rPr>
-        <w:t>ignore_unmapped</w:t>
-      </w:r>
-      <w:proofErr w:type="spellEnd"/>
-      <w:r>
-        <w:rPr>
-          <w:rFonts w:ascii="Courier New" w:hAnsi="Courier New" w:cs="Courier New"/>
-          <w:sz w:val="22"/>
-          <w:szCs w:val="22"/>
-          <w:lang w:val="en-GB"/>
-        </w:rPr>
-        <w:t xml:space="preserve"> --</w:t>
-      </w:r>
-      <w:proofErr w:type="spellStart"/>
-      <w:r>
-        <w:rPr>
-          <w:rFonts w:ascii="Courier New" w:hAnsi="Courier New" w:cs="Courier New"/>
-          <w:sz w:val="22"/>
-          <w:szCs w:val="22"/>
-          <w:lang w:val="en-GB"/>
-        </w:rPr>
-        <w:t>norm_type</w:t>
-      </w:r>
-      <w:proofErr w:type="spellEnd"/>
-      <w:r>
-        <w:rPr>
-          <w:rFonts w:ascii="Courier New" w:hAnsi="Courier New" w:cs="Courier New"/>
-          <w:sz w:val="22"/>
-          <w:szCs w:val="22"/>
-          <w:lang w:val="en-GB"/>
-        </w:rPr>
-        <w:t xml:space="preserve"> </w:t>
-      </w:r>
-      <w:proofErr w:type="spellStart"/>
-      <w:r>
-        <w:rPr>
-          <w:rFonts w:ascii="Courier New" w:hAnsi="Courier New" w:cs="Courier New"/>
-          <w:sz w:val="22"/>
-          <w:szCs w:val="22"/>
-          <w:lang w:val="en-GB"/>
-        </w:rPr>
-        <w:t>fracarea</w:t>
-      </w:r>
-      <w:proofErr w:type="spellEnd"/>
-      <w:r>
-        <w:rPr>
-          <w:rFonts w:ascii="Courier New" w:hAnsi="Courier New" w:cs="Courier New"/>
-          <w:sz w:val="22"/>
-          <w:szCs w:val="22"/>
-          <w:lang w:val="en-GB"/>
-        </w:rPr>
-        <w:t xml:space="preserve"> --</w:t>
-      </w:r>
-      <w:proofErr w:type="spellStart"/>
-      <w:r>
-        <w:rPr>
-          <w:rFonts w:ascii="Courier New" w:hAnsi="Courier New" w:cs="Courier New"/>
-          <w:sz w:val="22"/>
-          <w:szCs w:val="22"/>
-          <w:lang w:val="en-GB"/>
-        </w:rPr>
-        <w:t>ignore_degenerate</w:t>
-      </w:r>
-      <w:proofErr w:type="spellEnd"/>
+        <w:t>--ignore_unmapped --norm_type fracarea --ignore_degenerate</w:t>
+      </w:r>
     </w:p>
     <w:p>
       <w:pPr>
@@ -9422,79 +7047,8 @@
           <w:szCs w:val="22"/>
           <w:lang w:val="en-GB"/>
         </w:rPr>
-        <w:t>--</w:t>
-      </w:r>
-      <w:proofErr w:type="spellStart"/>
-      <w:r>
-        <w:rPr>
-          <w:rFonts w:ascii="Courier New" w:hAnsi="Courier New" w:cs="Courier New"/>
-          <w:sz w:val="22"/>
-          <w:szCs w:val="22"/>
-          <w:lang w:val="en-GB"/>
-        </w:rPr>
-        <w:t>ignore_unmapped</w:t>
-      </w:r>
-      <w:proofErr w:type="spellEnd"/>
-      <w:r>
-        <w:rPr>
-          <w:rFonts w:ascii="Courier New" w:hAnsi="Courier New" w:cs="Courier New"/>
-          <w:sz w:val="22"/>
-          <w:szCs w:val="22"/>
-          <w:lang w:val="en-GB"/>
-        </w:rPr>
-        <w:t xml:space="preserve"> --</w:t>
-      </w:r>
-      <w:proofErr w:type="spellStart"/>
-      <w:r>
-        <w:rPr>
-          <w:rFonts w:ascii="Courier New" w:hAnsi="Courier New" w:cs="Courier New"/>
-          <w:sz w:val="22"/>
-          <w:szCs w:val="22"/>
-          <w:lang w:val="en-GB"/>
-        </w:rPr>
-        <w:t>norm_type</w:t>
-      </w:r>
-      <w:proofErr w:type="spellEnd"/>
-      <w:r>
-        <w:rPr>
-          <w:rFonts w:ascii="Courier New" w:hAnsi="Courier New" w:cs="Courier New"/>
-          <w:sz w:val="22"/>
-          <w:szCs w:val="22"/>
-          <w:lang w:val="en-GB"/>
-        </w:rPr>
-        <w:t xml:space="preserve"> </w:t>
-      </w:r>
-      <w:proofErr w:type="spellStart"/>
-      <w:r>
-        <w:rPr>
-          <w:rFonts w:ascii="Courier New" w:hAnsi="Courier New" w:cs="Courier New"/>
-          <w:sz w:val="22"/>
-          <w:szCs w:val="22"/>
-          <w:lang w:val="en-GB"/>
-        </w:rPr>
-        <w:t>fracarea</w:t>
-      </w:r>
-      <w:proofErr w:type="spellEnd"/>
-      <w:r>
-        <w:rPr>
-          <w:rFonts w:ascii="Courier New" w:hAnsi="Courier New" w:cs="Courier New"/>
-          <w:sz w:val="22"/>
-          <w:szCs w:val="22"/>
-          <w:lang w:val="en-GB"/>
-        </w:rPr>
-        <w:t xml:space="preserve"> --</w:t>
-      </w:r>
-      <w:proofErr w:type="spellStart"/>
-      <w:r>
-        <w:rPr>
-          <w:rFonts w:ascii="Courier New" w:hAnsi="Courier New" w:cs="Courier New"/>
-          <w:sz w:val="22"/>
-          <w:szCs w:val="22"/>
-          <w:lang w:val="en-GB"/>
-        </w:rPr>
-        <w:t>ignore_degenerate</w:t>
-      </w:r>
-      <w:proofErr w:type="spellEnd"/>
+        <w:t>--ignore_unmapped --norm_type fracarea --ignore_degenerate</w:t>
+      </w:r>
     </w:p>
     <w:p>
       <w:pPr>
@@ -9564,106 +7118,13 @@
           <w:szCs w:val="22"/>
           <w:lang w:val="en-GB"/>
         </w:rPr>
-        <w:t>--</w:t>
-      </w:r>
-      <w:proofErr w:type="spellStart"/>
-      <w:r>
-        <w:rPr>
-          <w:rFonts w:ascii="Courier New" w:hAnsi="Courier New" w:cs="Courier New"/>
-          <w:sz w:val="22"/>
-          <w:szCs w:val="22"/>
-          <w:lang w:val="en-GB"/>
-        </w:rPr>
-        <w:t>src_loc</w:t>
-      </w:r>
-      <w:proofErr w:type="spellEnd"/>
-      <w:r>
-        <w:rPr>
-          <w:rFonts w:ascii="Courier New" w:hAnsi="Courier New" w:cs="Courier New"/>
-          <w:sz w:val="22"/>
-          <w:szCs w:val="22"/>
-          <w:lang w:val="en-GB"/>
-        </w:rPr>
-        <w:t xml:space="preserve"> </w:t>
-      </w:r>
-      <w:proofErr w:type="spellStart"/>
-      <w:r>
-        <w:rPr>
-          <w:rFonts w:ascii="Courier New" w:hAnsi="Courier New" w:cs="Courier New"/>
-          <w:sz w:val="22"/>
-          <w:szCs w:val="22"/>
-          <w:lang w:val="en-GB"/>
-        </w:rPr>
-        <w:t>center</w:t>
-      </w:r>
-      <w:proofErr w:type="spellEnd"/>
-      <w:r>
-        <w:rPr>
-          <w:rFonts w:ascii="Courier New" w:hAnsi="Courier New" w:cs="Courier New"/>
-          <w:sz w:val="22"/>
-          <w:szCs w:val="22"/>
-          <w:lang w:val="en-GB"/>
-        </w:rPr>
-        <w:t xml:space="preserve"> --</w:t>
-      </w:r>
-      <w:proofErr w:type="spellStart"/>
-      <w:r>
-        <w:rPr>
-          <w:rFonts w:ascii="Courier New" w:hAnsi="Courier New" w:cs="Courier New"/>
-          <w:sz w:val="22"/>
-          <w:szCs w:val="22"/>
-          <w:lang w:val="en-GB"/>
-        </w:rPr>
-        <w:t>dst_loc</w:t>
-      </w:r>
-      <w:proofErr w:type="spellEnd"/>
-      <w:r>
-        <w:rPr>
-          <w:rFonts w:ascii="Courier New" w:hAnsi="Courier New" w:cs="Courier New"/>
-          <w:sz w:val="22"/>
-          <w:szCs w:val="22"/>
-          <w:lang w:val="en-GB"/>
-        </w:rPr>
-        <w:t xml:space="preserve"> </w:t>
-      </w:r>
-      <w:proofErr w:type="spellStart"/>
-      <w:proofErr w:type="gramStart"/>
-      <w:r>
-        <w:rPr>
-          <w:rFonts w:ascii="Courier New" w:hAnsi="Courier New" w:cs="Courier New"/>
-          <w:sz w:val="22"/>
-          <w:szCs w:val="22"/>
-          <w:lang w:val="en-GB"/>
-        </w:rPr>
-        <w:t>center</w:t>
-      </w:r>
-      <w:proofErr w:type="spellEnd"/>
-      <w:r>
-        <w:rPr>
-          <w:lang w:val="en-GB"/>
-        </w:rPr>
-        <w:t xml:space="preserve"> :</w:t>
-      </w:r>
-      <w:proofErr w:type="gramEnd"/>
-      <w:r>
-        <w:rPr>
-          <w:lang w:val="en-GB"/>
-        </w:rPr>
-        <w:t xml:space="preserve"> allow non-conservative </w:t>
-      </w:r>
-      <w:proofErr w:type="spellStart"/>
-      <w:r>
-        <w:rPr>
-          <w:lang w:val="en-GB"/>
-        </w:rPr>
-        <w:t>regriddings</w:t>
-      </w:r>
-      <w:proofErr w:type="spellEnd"/>
-      <w:r>
-        <w:rPr>
-          <w:lang w:val="en-GB"/>
-        </w:rPr>
-        <w:t xml:space="preserve"> on the cell centre locations of an unstructured grid defined with the ESMF unstructured file format</w:t>
+        <w:t>--src_loc center --dst_loc center</w:t>
+      </w:r>
+      <w:r>
+        <w:rPr>
+          <w:lang w:val="en-GB"/>
+        </w:rPr>
+        <w:t xml:space="preserve"> : allow non-conservative regriddings on the cell centre locations of an unstructured grid defined with the ESMF unstructured file format</w:t>
       </w:r>
       <w:r>
         <w:rPr>
@@ -9709,52 +7170,13 @@
           <w:szCs w:val="22"/>
           <w:lang w:val="en-GB"/>
         </w:rPr>
-        <w:t>--</w:t>
-      </w:r>
-      <w:proofErr w:type="spellStart"/>
-      <w:r>
-        <w:rPr>
-          <w:rFonts w:ascii="Courier New" w:hAnsi="Courier New" w:cs="Courier New"/>
-          <w:sz w:val="22"/>
-          <w:szCs w:val="22"/>
-          <w:lang w:val="en-GB"/>
-        </w:rPr>
-        <w:t>extrap_method</w:t>
-      </w:r>
-      <w:proofErr w:type="spellEnd"/>
-      <w:r>
-        <w:rPr>
-          <w:rFonts w:ascii="Courier New" w:hAnsi="Courier New" w:cs="Courier New"/>
-          <w:sz w:val="22"/>
-          <w:szCs w:val="22"/>
-          <w:lang w:val="en-GB"/>
-        </w:rPr>
-        <w:t xml:space="preserve"> </w:t>
-      </w:r>
-      <w:proofErr w:type="spellStart"/>
-      <w:proofErr w:type="gramStart"/>
-      <w:r>
-        <w:rPr>
-          <w:rFonts w:ascii="Courier New" w:hAnsi="Courier New" w:cs="Courier New"/>
-          <w:sz w:val="22"/>
-          <w:szCs w:val="22"/>
-          <w:lang w:val="en-GB"/>
-        </w:rPr>
-        <w:t>neareststod</w:t>
-      </w:r>
-      <w:proofErr w:type="spellEnd"/>
-      <w:r>
-        <w:rPr>
-          <w:lang w:val="en-GB"/>
-        </w:rPr>
-        <w:t xml:space="preserve"> :</w:t>
-      </w:r>
-      <w:proofErr w:type="gramEnd"/>
-      <w:r>
-        <w:rPr>
-          <w:lang w:val="en-GB"/>
-        </w:rPr>
-        <w:t xml:space="preserve"> each target point that does not receive a value with the original algorithm uses the closest unmasked source point to define its value; this </w:t>
+        <w:t>--extrap_method neareststod</w:t>
+      </w:r>
+      <w:r>
+        <w:rPr>
+          <w:lang w:val="en-GB"/>
+        </w:rPr>
+        <w:t xml:space="preserve"> : each target point that does not receive a value with the original algorithm uses the closest unmasked source point to define its value; this </w:t>
       </w:r>
       <w:r>
         <w:rPr>
@@ -9825,41 +7247,13 @@
           <w:szCs w:val="22"/>
           <w:lang w:val="en-GB"/>
         </w:rPr>
-        <w:t>--</w:t>
-      </w:r>
-      <w:proofErr w:type="spellStart"/>
-      <w:r>
-        <w:rPr>
-          <w:rFonts w:ascii="Courier New" w:hAnsi="Courier New" w:cs="Courier New"/>
-          <w:sz w:val="22"/>
-          <w:szCs w:val="22"/>
-          <w:lang w:val="en-GB"/>
-        </w:rPr>
-        <w:t>ignore_</w:t>
-      </w:r>
-      <w:proofErr w:type="gramStart"/>
-      <w:r>
-        <w:rPr>
-          <w:rFonts w:ascii="Courier New" w:hAnsi="Courier New" w:cs="Courier New"/>
-          <w:sz w:val="22"/>
-          <w:szCs w:val="22"/>
-          <w:lang w:val="en-GB"/>
-        </w:rPr>
-        <w:t>unmapped</w:t>
-      </w:r>
-      <w:proofErr w:type="spellEnd"/>
-      <w:r>
-        <w:rPr>
-          <w:lang w:val="en-GB"/>
-        </w:rPr>
-        <w:t xml:space="preserve"> :</w:t>
-      </w:r>
-      <w:proofErr w:type="gramEnd"/>
-      <w:r>
-        <w:rPr>
-          <w:lang w:val="en-GB"/>
-        </w:rPr>
-        <w:t xml:space="preserve"> do not do anything special for target point that does not receive a value with the original algorithm; this option </w:t>
+        <w:t>--ignore_unmapped</w:t>
+      </w:r>
+      <w:r>
+        <w:rPr>
+          <w:lang w:val="en-GB"/>
+        </w:rPr>
+        <w:t xml:space="preserve"> : do not do anything special for target point that does not receive a value with the original algorithm; this option </w:t>
       </w:r>
       <w:r>
         <w:rPr>
@@ -9923,9 +7317,54 @@
           <w:szCs w:val="22"/>
           <w:lang w:val="en-GB"/>
         </w:rPr>
-        <w:t>--</w:t>
-      </w:r>
-      <w:proofErr w:type="spellStart"/>
+        <w:t>--ignore_degenerate</w:t>
+      </w:r>
+      <w:r>
+        <w:rPr>
+          <w:lang w:val="en-GB"/>
+        </w:rPr>
+        <w:t xml:space="preserve"> to ignore degenerate cells in either the source or the destination grid; this can be useful for the </w:t>
+      </w:r>
+      <w:r>
+        <w:rPr>
+          <w:lang w:val="en-GB"/>
+        </w:rPr>
+        <w:t xml:space="preserve">torc and nogt </w:t>
+      </w:r>
+      <w:r>
+        <w:rPr>
+          <w:lang w:val="en-GB"/>
+        </w:rPr>
+        <w:t>grids which may have masked cells (i.e. not used in the regridding) collapsing into a point or line</w:t>
+      </w:r>
+      <w:r>
+        <w:rPr>
+          <w:lang w:val="en-GB"/>
+        </w:rPr>
+        <w:t>.</w:t>
+      </w:r>
+      <w:r>
+        <w:rPr>
+          <w:lang w:val="en-GB"/>
+        </w:rPr>
+        <w:t xml:space="preserve"> </w:t>
+      </w:r>
+    </w:p>
+    <w:p>
+      <w:pPr>
+        <w:spacing w:before="120"/>
+        <w:jc w:val="both"/>
+        <w:rPr>
+          <w:lang w:val="en-US"/>
+        </w:rPr>
+      </w:pPr>
+      <w:r>
+        <w:rPr>
+          <w:color w:val="000000" w:themeColor="text1"/>
+          <w:lang w:val="en-GB" w:eastAsia="fr-FR"/>
+        </w:rPr>
+        <w:t xml:space="preserve">Then the script </w:t>
+      </w:r>
       <w:r>
         <w:rPr>
           <w:rFonts w:ascii="Courier New" w:hAnsi="Courier New" w:cs="Courier New"/>
@@ -9933,80 +7372,27 @@
           <w:szCs w:val="22"/>
           <w:lang w:val="en-GB"/>
         </w:rPr>
-        <w:t>ignore_degenerate</w:t>
-      </w:r>
-      <w:proofErr w:type="spellEnd"/>
-      <w:r>
-        <w:rPr>
-          <w:lang w:val="en-GB"/>
-        </w:rPr>
-        <w:t xml:space="preserve"> to ignore degenerate cells in either the source or the destination grid; this can be useful for the </w:t>
-      </w:r>
-      <w:r>
-        <w:rPr>
-          <w:lang w:val="en-GB"/>
-        </w:rPr>
-        <w:t xml:space="preserve">torc and </w:t>
-      </w:r>
-      <w:proofErr w:type="spellStart"/>
-      <w:r>
-        <w:rPr>
-          <w:lang w:val="en-GB"/>
-        </w:rPr>
-        <w:t>nogt</w:t>
-      </w:r>
-      <w:proofErr w:type="spellEnd"/>
-      <w:r>
-        <w:rPr>
-          <w:lang w:val="en-GB"/>
+        <w:t>ESMFWeightsToOasis.sh i</w:t>
+      </w:r>
+      <w:r>
+        <w:rPr>
+          <w:color w:val="000000" w:themeColor="text1"/>
+          <w:lang w:val="en-GB" w:eastAsia="fr-FR"/>
+        </w:rPr>
+        <w:t>s called to</w:t>
+      </w:r>
+      <w:r>
+        <w:rPr>
+          <w:color w:val="000000" w:themeColor="text1"/>
+          <w:lang w:val="en-GB" w:eastAsia="fr-FR"/>
         </w:rPr>
         <w:t xml:space="preserve"> </w:t>
       </w:r>
       <w:r>
         <w:rPr>
-          <w:lang w:val="en-GB"/>
-        </w:rPr>
-        <w:t>grids which may have masked cells (</w:t>
-      </w:r>
-      <w:proofErr w:type="gramStart"/>
-      <w:r>
-        <w:rPr>
-          <w:lang w:val="en-GB"/>
-        </w:rPr>
-        <w:t>i.e.</w:t>
-      </w:r>
-      <w:proofErr w:type="gramEnd"/>
-      <w:r>
-        <w:rPr>
-          <w:lang w:val="en-GB"/>
-        </w:rPr>
-        <w:t xml:space="preserve"> not used in the </w:t>
-      </w:r>
-      <w:proofErr w:type="spellStart"/>
-      <w:r>
-        <w:rPr>
-          <w:lang w:val="en-GB"/>
-        </w:rPr>
-        <w:t>regridding</w:t>
-      </w:r>
-      <w:proofErr w:type="spellEnd"/>
-      <w:r>
-        <w:rPr>
-          <w:lang w:val="en-GB"/>
-        </w:rPr>
-        <w:t>) collapsing into a point or line</w:t>
-      </w:r>
-      <w:r>
-        <w:rPr>
-          <w:lang w:val="en-GB"/>
-        </w:rPr>
-        <w:t>.</w:t>
-      </w:r>
-      <w:r>
-        <w:rPr>
-          <w:lang w:val="en-GB"/>
-        </w:rPr>
-        <w:t xml:space="preserve"> </w:t>
+          <w:lang w:val="en-US"/>
+        </w:rPr>
+        <w:t>transform the weight file generated by ESMF to the OASIS3-MCT weight file format.</w:t>
       </w:r>
     </w:p>
     <w:p>
@@ -10014,15 +7400,16 @@
         <w:spacing w:before="120"/>
         <w:jc w:val="both"/>
         <w:rPr>
-          <w:lang w:val="en-US"/>
-        </w:rPr>
-      </w:pPr>
-      <w:r>
-        <w:rPr>
           <w:color w:val="000000" w:themeColor="text1"/>
           <w:lang w:val="en-GB" w:eastAsia="fr-FR"/>
         </w:rPr>
-        <w:t xml:space="preserve">Then the script </w:t>
+      </w:pPr>
+      <w:r>
+        <w:rPr>
+          <w:color w:val="000000" w:themeColor="text1"/>
+          <w:lang w:val="en-GB" w:eastAsia="fr-FR"/>
+        </w:rPr>
+        <w:t xml:space="preserve">Finally </w:t>
       </w:r>
       <w:r>
         <w:rPr>
@@ -10031,92 +7418,21 @@
           <w:szCs w:val="22"/>
           <w:lang w:val="en-GB"/>
         </w:rPr>
-        <w:t>ESMFWeightsToOasis.sh i</w:t>
+        <w:t>model1</w:t>
       </w:r>
       <w:r>
         <w:rPr>
           <w:color w:val="000000" w:themeColor="text1"/>
           <w:lang w:val="en-GB" w:eastAsia="fr-FR"/>
         </w:rPr>
-        <w:t>s called to</w:t>
+        <w:t xml:space="preserve"> is executed to </w:t>
       </w:r>
       <w:r>
         <w:rPr>
           <w:color w:val="000000" w:themeColor="text1"/>
           <w:lang w:val="en-GB" w:eastAsia="fr-FR"/>
         </w:rPr>
-        <w:t xml:space="preserve"> </w:t>
-      </w:r>
-      <w:r>
-        <w:rPr>
-          <w:lang w:val="en-US"/>
-        </w:rPr>
-        <w:t>transform the weight file generated by ESMF to the OASIS3-MCT weight file format.</w:t>
-      </w:r>
-    </w:p>
-    <w:p>
-      <w:pPr>
-        <w:spacing w:before="120"/>
-        <w:jc w:val="both"/>
-        <w:rPr>
-          <w:color w:val="000000" w:themeColor="text1"/>
-          <w:lang w:val="en-GB" w:eastAsia="fr-FR"/>
-        </w:rPr>
-      </w:pPr>
-      <w:proofErr w:type="gramStart"/>
-      <w:r>
-        <w:rPr>
-          <w:color w:val="000000" w:themeColor="text1"/>
-          <w:lang w:val="en-GB" w:eastAsia="fr-FR"/>
-        </w:rPr>
-        <w:t>Finally</w:t>
-      </w:r>
-      <w:proofErr w:type="gramEnd"/>
-      <w:r>
-        <w:rPr>
-          <w:color w:val="000000" w:themeColor="text1"/>
-          <w:lang w:val="en-GB" w:eastAsia="fr-FR"/>
-        </w:rPr>
-        <w:t xml:space="preserve"> </w:t>
-      </w:r>
-      <w:r>
-        <w:rPr>
-          <w:rFonts w:ascii="Courier New" w:hAnsi="Courier New" w:cs="Courier New"/>
-          <w:sz w:val="22"/>
-          <w:szCs w:val="22"/>
-          <w:lang w:val="en-GB"/>
-        </w:rPr>
-        <w:t>model1</w:t>
-      </w:r>
-      <w:r>
-        <w:rPr>
-          <w:color w:val="000000" w:themeColor="text1"/>
-          <w:lang w:val="en-GB" w:eastAsia="fr-FR"/>
-        </w:rPr>
-        <w:t xml:space="preserve"> is executed to </w:t>
-      </w:r>
-      <w:r>
-        <w:rPr>
-          <w:color w:val="000000" w:themeColor="text1"/>
-          <w:lang w:val="en-GB" w:eastAsia="fr-FR"/>
-        </w:rPr>
-        <w:t xml:space="preserve">calculate the </w:t>
-      </w:r>
-      <w:proofErr w:type="spellStart"/>
-      <w:r>
-        <w:rPr>
-          <w:color w:val="000000" w:themeColor="text1"/>
-          <w:lang w:val="en-GB" w:eastAsia="fr-FR"/>
-        </w:rPr>
-        <w:t>regriding</w:t>
-      </w:r>
-      <w:proofErr w:type="spellEnd"/>
-      <w:r>
-        <w:rPr>
-          <w:color w:val="000000" w:themeColor="text1"/>
-          <w:lang w:val="en-GB" w:eastAsia="fr-FR"/>
-        </w:rPr>
-        <w:t xml:space="preserve"> error.</w:t>
+        <w:t>calculate the regriding error.</w:t>
       </w:r>
     </w:p>
     <w:p>
@@ -10159,23 +7475,7 @@
           <w:color w:val="000000" w:themeColor="text1"/>
           <w:lang w:val="en-US" w:eastAsia="fr-FR"/>
         </w:rPr>
-        <w:t xml:space="preserve">For XIOS, the </w:t>
-      </w:r>
-      <w:proofErr w:type="spellStart"/>
-      <w:r>
-        <w:rPr>
-          <w:color w:val="000000" w:themeColor="text1"/>
-          <w:lang w:val="en-US" w:eastAsia="fr-FR"/>
-        </w:rPr>
-        <w:t>regridding</w:t>
-      </w:r>
-      <w:proofErr w:type="spellEnd"/>
-      <w:r>
-        <w:rPr>
-          <w:color w:val="000000" w:themeColor="text1"/>
-          <w:lang w:val="en-US" w:eastAsia="fr-FR"/>
-        </w:rPr>
-        <w:t xml:space="preserve"> weights are first generated with the execution of </w:t>
+        <w:t xml:space="preserve">For XIOS, the regridding weights are first generated with the execution of </w:t>
       </w:r>
       <w:r>
         <w:rPr>
@@ -10271,23 +7571,7 @@
           <w:color w:val="000000" w:themeColor="text1"/>
           <w:lang w:val="en-GB" w:eastAsia="fr-FR"/>
         </w:rPr>
-        <w:t xml:space="preserve"> is executed to calculate the </w:t>
-      </w:r>
-      <w:proofErr w:type="spellStart"/>
-      <w:r>
-        <w:rPr>
-          <w:color w:val="000000" w:themeColor="text1"/>
-          <w:lang w:val="en-GB" w:eastAsia="fr-FR"/>
-        </w:rPr>
-        <w:t>regriding</w:t>
-      </w:r>
-      <w:proofErr w:type="spellEnd"/>
-      <w:r>
-        <w:rPr>
-          <w:color w:val="000000" w:themeColor="text1"/>
-          <w:lang w:val="en-GB" w:eastAsia="fr-FR"/>
-        </w:rPr>
-        <w:t xml:space="preserve"> error.</w:t>
+        <w:t xml:space="preserve"> is executed to calculate the regriding error.</w:t>
       </w:r>
     </w:p>
     <w:p>
@@ -10331,7 +7615,6 @@
         </w:rPr>
         <w:t xml:space="preserve">The program </w:t>
       </w:r>
-      <w:proofErr w:type="spellStart"/>
       <w:r>
         <w:rPr>
           <w:rFonts w:ascii="Courier New" w:hAnsi="Courier New" w:cs="Courier New"/>
@@ -10339,9 +7622,36 @@
           <w:szCs w:val="22"/>
           <w:lang w:val="en-GB"/>
         </w:rPr>
-        <w:t>src</w:t>
-      </w:r>
-      <w:proofErr w:type="spellEnd"/>
+        <w:t>src/model1.F90</w:t>
+      </w:r>
+      <w:r>
+        <w:rPr>
+          <w:color w:val="000000" w:themeColor="text1"/>
+          <w:lang w:val="en-US" w:eastAsia="fr-FR"/>
+        </w:rPr>
+        <w:t xml:space="preserve"> calculates the regridding error using either </w:t>
+      </w:r>
+      <w:r>
+        <w:rPr>
+          <w:color w:val="000000" w:themeColor="text1"/>
+          <w:lang w:val="en-US" w:eastAsia="fr-FR"/>
+        </w:rPr>
+        <w:t xml:space="preserve">pre-generated weights (for ESMF and XIOS) or weights calculated during </w:t>
+      </w:r>
+      <w:r>
+        <w:rPr>
+          <w:color w:val="000000" w:themeColor="text1"/>
+          <w:lang w:val="en-US" w:eastAsia="fr-FR"/>
+        </w:rPr>
+        <w:t>its</w:t>
+      </w:r>
+      <w:r>
+        <w:rPr>
+          <w:color w:val="000000" w:themeColor="text1"/>
+          <w:lang w:val="en-US" w:eastAsia="fr-FR"/>
+        </w:rPr>
+        <w:t xml:space="preserve"> execution (for SCRP). This program is interfaced with OASIS3-MCT and performs an internal send (</w:t>
+      </w:r>
       <w:r>
         <w:rPr>
           <w:rFonts w:ascii="Courier New" w:hAnsi="Courier New" w:cs="Courier New"/>
@@ -10349,53 +7659,15 @@
           <w:szCs w:val="22"/>
           <w:lang w:val="en-GB"/>
         </w:rPr>
-        <w:t>/model1.F90</w:t>
+        <w:t>oasis_put</w:t>
       </w:r>
       <w:r>
         <w:rPr>
           <w:color w:val="000000" w:themeColor="text1"/>
           <w:lang w:val="en-US" w:eastAsia="fr-FR"/>
         </w:rPr>
-        <w:t xml:space="preserve"> calculates the </w:t>
-      </w:r>
-      <w:proofErr w:type="spellStart"/>
-      <w:r>
-        <w:rPr>
-          <w:color w:val="000000" w:themeColor="text1"/>
-          <w:lang w:val="en-US" w:eastAsia="fr-FR"/>
-        </w:rPr>
-        <w:t>regridding</w:t>
-      </w:r>
-      <w:proofErr w:type="spellEnd"/>
-      <w:r>
-        <w:rPr>
-          <w:color w:val="000000" w:themeColor="text1"/>
-          <w:lang w:val="en-US" w:eastAsia="fr-FR"/>
-        </w:rPr>
-        <w:t xml:space="preserve"> error using either </w:t>
-      </w:r>
-      <w:r>
-        <w:rPr>
-          <w:color w:val="000000" w:themeColor="text1"/>
-          <w:lang w:val="en-US" w:eastAsia="fr-FR"/>
-        </w:rPr>
-        <w:t xml:space="preserve">pre-generated weights (for ESMF and XIOS) or weights calculated during </w:t>
-      </w:r>
-      <w:r>
-        <w:rPr>
-          <w:color w:val="000000" w:themeColor="text1"/>
-          <w:lang w:val="en-US" w:eastAsia="fr-FR"/>
-        </w:rPr>
-        <w:t>its</w:t>
-      </w:r>
-      <w:r>
-        <w:rPr>
-          <w:color w:val="000000" w:themeColor="text1"/>
-          <w:lang w:val="en-US" w:eastAsia="fr-FR"/>
-        </w:rPr>
-        <w:t xml:space="preserve"> execution (for SCRP). This program is interfaced with OASIS3-MCT and performs an internal send (</w:t>
-      </w:r>
-      <w:proofErr w:type="spellStart"/>
+        <w:t>) of the source field defined by the chosen function on the source grid and an internal receive (</w:t>
+      </w:r>
       <w:r>
         <w:rPr>
           <w:rFonts w:ascii="Courier New" w:hAnsi="Courier New" w:cs="Courier New"/>
@@ -10403,17 +7675,216 @@
           <w:szCs w:val="22"/>
           <w:lang w:val="en-GB"/>
         </w:rPr>
-        <w:t>oasis_put</w:t>
-      </w:r>
-      <w:proofErr w:type="spellEnd"/>
+        <w:t>oasis_get</w:t>
+      </w:r>
       <w:r>
         <w:rPr>
           <w:color w:val="000000" w:themeColor="text1"/>
           <w:lang w:val="en-US" w:eastAsia="fr-FR"/>
         </w:rPr>
-        <w:t>) of the source field defined by the chosen function on the source grid and an internal receive (</w:t>
-      </w:r>
-      <w:proofErr w:type="spellStart"/>
+        <w:t>) of that field after regridding on the target grid</w:t>
+      </w:r>
+      <w:r>
+        <w:rPr>
+          <w:color w:val="000000" w:themeColor="text1"/>
+          <w:lang w:val="en-US" w:eastAsia="fr-FR"/>
+        </w:rPr>
+        <w:t>.</w:t>
+      </w:r>
+      <w:r>
+        <w:rPr>
+          <w:color w:val="000000" w:themeColor="text1"/>
+          <w:lang w:val="en-US" w:eastAsia="fr-FR"/>
+        </w:rPr>
+        <w:t xml:space="preserve"> </w:t>
+      </w:r>
+      <w:r>
+        <w:rPr>
+          <w:lang w:val="en-GB"/>
+        </w:rPr>
+        <w:t xml:space="preserve">The </w:t>
+      </w:r>
+      <w:r>
+        <w:rPr>
+          <w:lang w:val="en-GB"/>
+        </w:rPr>
+        <w:t>source and target grid</w:t>
+      </w:r>
+      <w:r>
+        <w:rPr>
+          <w:lang w:val="en-GB"/>
+        </w:rPr>
+        <w:t xml:space="preserve"> </w:t>
+      </w:r>
+      <w:r>
+        <w:rPr>
+          <w:lang w:val="en-GB"/>
+        </w:rPr>
+        <w:t xml:space="preserve">characteristics are specified in </w:t>
+      </w:r>
+      <w:r>
+        <w:rPr>
+          <w:lang w:val="en-GB"/>
+        </w:rPr>
+        <w:t xml:space="preserve">the file </w:t>
+      </w:r>
+      <w:r>
+        <w:rPr>
+          <w:rFonts w:ascii="Courier New" w:hAnsi="Courier New" w:cs="Courier New"/>
+          <w:lang w:val="en-GB"/>
+        </w:rPr>
+        <w:t>name_grids.dat</w:t>
+      </w:r>
+      <w:r>
+        <w:rPr>
+          <w:lang w:val="en-GB"/>
+        </w:rPr>
+        <w:t xml:space="preserve"> generated by </w:t>
+      </w:r>
+      <w:r>
+        <w:rPr>
+          <w:rFonts w:ascii="Courier New" w:hAnsi="Courier New" w:cs="Courier New"/>
+          <w:lang w:val="en-GB"/>
+        </w:rPr>
+        <w:t>run_regrid.sh</w:t>
+      </w:r>
+      <w:r>
+        <w:rPr>
+          <w:lang w:val="en-GB"/>
+        </w:rPr>
+        <w:t>.</w:t>
+      </w:r>
+      <w:r>
+        <w:rPr>
+          <w:lang w:val="en-GB"/>
+        </w:rPr>
+        <w:t xml:space="preserve"> based on the user choice</w:t>
+      </w:r>
+      <w:r>
+        <w:rPr>
+          <w:lang w:val="en-GB"/>
+        </w:rPr>
+        <w:t>s</w:t>
+      </w:r>
+      <w:r>
+        <w:rPr>
+          <w:lang w:val="en-GB"/>
+        </w:rPr>
+        <w:t>.</w:t>
+      </w:r>
+      <w:r>
+        <w:rPr>
+          <w:lang w:val="en-GB"/>
+        </w:rPr>
+        <w:t xml:space="preserve"> </w:t>
+      </w:r>
+    </w:p>
+    <w:p>
+      <w:pPr>
+        <w:spacing w:before="120"/>
+        <w:jc w:val="both"/>
+        <w:rPr>
+          <w:lang w:val="en-GB"/>
+        </w:rPr>
+      </w:pPr>
+      <w:r>
+        <w:rPr>
+          <w:lang w:val="en-GB"/>
+        </w:rPr>
+        <w:t xml:space="preserve">The program </w:t>
+      </w:r>
+      <w:r>
+        <w:rPr>
+          <w:color w:val="000000" w:themeColor="text1"/>
+          <w:lang w:val="en-US" w:eastAsia="fr-FR"/>
+        </w:rPr>
+        <w:t xml:space="preserve">performs OASIS3-MCT initialization calls </w:t>
+      </w:r>
+      <w:r>
+        <w:rPr>
+          <w:lang w:val="en-GB"/>
+        </w:rPr>
+        <w:t xml:space="preserve">and </w:t>
+      </w:r>
+      <w:r>
+        <w:rPr>
+          <w:lang w:val="en-GB"/>
+        </w:rPr>
+        <w:t xml:space="preserve">defines a source </w:t>
+      </w:r>
+      <w:r>
+        <w:rPr>
+          <w:lang w:val="en-GB"/>
+        </w:rPr>
+        <w:t xml:space="preserve">grid </w:t>
+      </w:r>
+      <w:r>
+        <w:rPr>
+          <w:lang w:val="en-GB"/>
+        </w:rPr>
+        <w:t xml:space="preserve">partition and a target </w:t>
+      </w:r>
+      <w:r>
+        <w:rPr>
+          <w:lang w:val="en-GB"/>
+        </w:rPr>
+        <w:t xml:space="preserve">grid </w:t>
+      </w:r>
+      <w:r>
+        <w:rPr>
+          <w:lang w:val="en-GB"/>
+        </w:rPr>
+        <w:t xml:space="preserve">partition, which depends on the grid type. If the grid is logically rectangular (“LR”), it is split in rectangle partitions having the dimension of the global grid in x and the dimension of the global grid divided by the number of </w:t>
+      </w:r>
+      <w:r>
+        <w:rPr>
+          <w:lang w:val="en-GB"/>
+        </w:rPr>
+        <w:t xml:space="preserve">MPI </w:t>
+      </w:r>
+      <w:r>
+        <w:rPr>
+          <w:lang w:val="en-GB"/>
+        </w:rPr>
+        <w:t xml:space="preserve">processes </w:t>
+      </w:r>
+      <w:r>
+        <w:rPr>
+          <w:lang w:val="en-GB"/>
+        </w:rPr>
+        <w:t xml:space="preserve">available </w:t>
+      </w:r>
+      <w:r>
+        <w:rPr>
+          <w:lang w:val="en-GB"/>
+        </w:rPr>
+        <w:t>in y</w:t>
+      </w:r>
+      <w:r>
+        <w:rPr>
+          <w:lang w:val="en-GB"/>
+        </w:rPr>
+        <w:t xml:space="preserve">; if the grid is unstructured (“U”) or </w:t>
+      </w:r>
+      <w:r>
+        <w:rPr>
+          <w:lang w:val="en-GB"/>
+        </w:rPr>
+        <w:t>Gaussian Reduced (“D”), the first dimension of the grid, which covers in fact the whole grid (the 2</w:t>
+      </w:r>
+      <w:r>
+        <w:rPr>
+          <w:vertAlign w:val="superscript"/>
+          <w:lang w:val="en-GB"/>
+        </w:rPr>
+        <w:t>nd</w:t>
+      </w:r>
+      <w:r>
+        <w:rPr>
+          <w:lang w:val="en-GB"/>
+        </w:rPr>
+        <w:t xml:space="preserve"> dimension is always 1 for those grids), is split in </w:t>
+      </w:r>
       <w:r>
         <w:rPr>
           <w:rFonts w:ascii="Courier New" w:hAnsi="Courier New" w:cs="Courier New"/>
@@ -10421,125 +7892,103 @@
           <w:szCs w:val="22"/>
           <w:lang w:val="en-GB"/>
         </w:rPr>
-        <w:t>oasis_get</w:t>
-      </w:r>
-      <w:proofErr w:type="spellEnd"/>
-      <w:r>
-        <w:rPr>
-          <w:color w:val="000000" w:themeColor="text1"/>
-          <w:lang w:val="en-US" w:eastAsia="fr-FR"/>
-        </w:rPr>
-        <w:t xml:space="preserve">) of that field after </w:t>
-      </w:r>
-      <w:proofErr w:type="spellStart"/>
-      <w:r>
-        <w:rPr>
-          <w:color w:val="000000" w:themeColor="text1"/>
-          <w:lang w:val="en-US" w:eastAsia="fr-FR"/>
-        </w:rPr>
-        <w:t>regridding</w:t>
-      </w:r>
-      <w:proofErr w:type="spellEnd"/>
-      <w:r>
-        <w:rPr>
-          <w:color w:val="000000" w:themeColor="text1"/>
-          <w:lang w:val="en-US" w:eastAsia="fr-FR"/>
-        </w:rPr>
-        <w:t xml:space="preserve"> on the target grid</w:t>
-      </w:r>
-      <w:r>
-        <w:rPr>
-          <w:color w:val="000000" w:themeColor="text1"/>
-          <w:lang w:val="en-US" w:eastAsia="fr-FR"/>
+        <w:t>npes</w:t>
+      </w:r>
+      <w:r>
+        <w:rPr>
+          <w:lang w:val="en-GB"/>
+        </w:rPr>
+        <w:t xml:space="preserve"> segments, where </w:t>
+      </w:r>
+      <w:r>
+        <w:rPr>
+          <w:rFonts w:ascii="Courier New" w:hAnsi="Courier New" w:cs="Courier New"/>
+          <w:sz w:val="22"/>
+          <w:szCs w:val="22"/>
+          <w:lang w:val="en-GB"/>
+        </w:rPr>
+        <w:t>npes</w:t>
+      </w:r>
+      <w:r>
+        <w:rPr>
+          <w:lang w:val="en-GB"/>
+        </w:rPr>
+        <w:t xml:space="preserve"> is the number of MPI </w:t>
+      </w:r>
+      <w:r>
+        <w:rPr>
+          <w:lang w:val="en-GB"/>
+        </w:rPr>
+        <w:t xml:space="preserve">processes </w:t>
+      </w:r>
+      <w:r>
+        <w:rPr>
+          <w:lang w:val="en-GB"/>
+        </w:rPr>
+        <w:t>available</w:t>
+      </w:r>
+      <w:r>
+        <w:rPr>
+          <w:lang w:val="en-GB"/>
+        </w:rPr>
+        <w:t xml:space="preserve"> (see </w:t>
+      </w:r>
+      <w:r>
+        <w:rPr>
+          <w:rFonts w:ascii="Courier New" w:hAnsi="Courier New" w:cs="Courier New"/>
+          <w:sz w:val="22"/>
+          <w:szCs w:val="22"/>
+          <w:lang w:val="en-GB"/>
+        </w:rPr>
+        <w:t>def_parallel_decomposition.F90</w:t>
+      </w:r>
+      <w:r>
+        <w:rPr>
+          <w:lang w:val="en-GB"/>
+        </w:rPr>
+        <w:t>)</w:t>
+      </w:r>
+      <w:r>
+        <w:rPr>
+          <w:lang w:val="en-GB"/>
+        </w:rPr>
+        <w:t xml:space="preserve">. The program then reads the grid and mask definition in files </w:t>
+      </w:r>
+      <w:r>
+        <w:rPr>
+          <w:rFonts w:ascii="Courier New" w:hAnsi="Courier New" w:cs="Courier New"/>
+          <w:sz w:val="22"/>
+          <w:szCs w:val="22"/>
+          <w:lang w:val="en-GB"/>
+        </w:rPr>
+        <w:t>OASIS/grids.nc</w:t>
+      </w:r>
+      <w:r>
+        <w:rPr>
+          <w:lang w:val="en-GB"/>
+        </w:rPr>
+        <w:t xml:space="preserve"> and </w:t>
+      </w:r>
+      <w:r>
+        <w:rPr>
+          <w:rFonts w:ascii="Courier New" w:hAnsi="Courier New" w:cs="Courier New"/>
+          <w:sz w:val="22"/>
+          <w:szCs w:val="22"/>
+          <w:lang w:val="en-GB"/>
+        </w:rPr>
+        <w:t>OASIS/masks.nc</w:t>
+      </w:r>
+      <w:r>
+        <w:rPr>
+          <w:lang w:val="en-GB"/>
         </w:rPr>
         <w:t>.</w:t>
       </w:r>
       <w:r>
         <w:rPr>
-          <w:color w:val="000000" w:themeColor="text1"/>
-          <w:lang w:val="en-US" w:eastAsia="fr-FR"/>
-        </w:rPr>
-        <w:t xml:space="preserve"> </w:t>
-      </w:r>
-      <w:r>
-        <w:rPr>
-          <w:lang w:val="en-GB"/>
-        </w:rPr>
-        <w:t xml:space="preserve">The </w:t>
-      </w:r>
-      <w:r>
-        <w:rPr>
-          <w:lang w:val="en-GB"/>
-        </w:rPr>
-        <w:t>source and target grid</w:t>
-      </w:r>
-      <w:r>
-        <w:rPr>
-          <w:lang w:val="en-GB"/>
-        </w:rPr>
-        <w:t xml:space="preserve"> </w:t>
-      </w:r>
-      <w:r>
-        <w:rPr>
-          <w:lang w:val="en-GB"/>
-        </w:rPr>
-        <w:t xml:space="preserve">characteristics are specified in </w:t>
-      </w:r>
-      <w:r>
-        <w:rPr>
-          <w:lang w:val="en-GB"/>
-        </w:rPr>
-        <w:t xml:space="preserve">the file </w:t>
-      </w:r>
-      <w:r>
-        <w:rPr>
-          <w:rFonts w:ascii="Courier New" w:hAnsi="Courier New" w:cs="Courier New"/>
-          <w:lang w:val="en-GB"/>
-        </w:rPr>
-        <w:t>name_grids.dat</w:t>
-      </w:r>
-      <w:r>
-        <w:rPr>
-          <w:lang w:val="en-GB"/>
-        </w:rPr>
-        <w:t xml:space="preserve"> generated by </w:t>
-      </w:r>
-      <w:r>
-        <w:rPr>
-          <w:rFonts w:ascii="Courier New" w:hAnsi="Courier New" w:cs="Courier New"/>
-          <w:lang w:val="en-GB"/>
-        </w:rPr>
-        <w:t>run_regrid.sh</w:t>
-      </w:r>
-      <w:r>
-        <w:rPr>
-          <w:lang w:val="en-GB"/>
-        </w:rPr>
-        <w:t>.</w:t>
-      </w:r>
-      <w:r>
-        <w:rPr>
-          <w:lang w:val="en-GB"/>
-        </w:rPr>
-        <w:t xml:space="preserve"> based on the user choice</w:t>
-      </w:r>
-      <w:r>
-        <w:rPr>
-          <w:lang w:val="en-GB"/>
-        </w:rPr>
-        <w:t>s</w:t>
-      </w:r>
-      <w:r>
-        <w:rPr>
-          <w:lang w:val="en-GB"/>
-        </w:rPr>
-        <w:t>.</w:t>
-      </w:r>
-      <w:r>
-        <w:rPr>
-          <w:lang w:val="en-GB"/>
-        </w:rPr>
-        <w:t xml:space="preserve"> </w:t>
+          <w:lang w:val="en-GB"/>
+        </w:rPr>
+        <w:t xml:space="preserve">  </w:t>
       </w:r>
     </w:p>
     <w:p>
@@ -10554,101 +8003,20 @@
         <w:rPr>
           <w:lang w:val="en-GB"/>
         </w:rPr>
-        <w:t xml:space="preserve">The program </w:t>
-      </w:r>
-      <w:r>
-        <w:rPr>
-          <w:color w:val="000000" w:themeColor="text1"/>
-          <w:lang w:val="en-US" w:eastAsia="fr-FR"/>
-        </w:rPr>
-        <w:t xml:space="preserve">performs OASIS3-MCT initialization calls </w:t>
-      </w:r>
-      <w:r>
-        <w:rPr>
-          <w:lang w:val="en-GB"/>
-        </w:rPr>
-        <w:t xml:space="preserve">and </w:t>
-      </w:r>
-      <w:r>
-        <w:rPr>
-          <w:lang w:val="en-GB"/>
-        </w:rPr>
-        <w:t xml:space="preserve">defines a source </w:t>
-      </w:r>
-      <w:r>
-        <w:rPr>
-          <w:lang w:val="en-GB"/>
-        </w:rPr>
-        <w:t xml:space="preserve">grid </w:t>
-      </w:r>
-      <w:r>
-        <w:rPr>
-          <w:lang w:val="en-GB"/>
-        </w:rPr>
-        <w:t xml:space="preserve">partition and a target </w:t>
-      </w:r>
-      <w:r>
-        <w:rPr>
-          <w:lang w:val="en-GB"/>
-        </w:rPr>
-        <w:t xml:space="preserve">grid </w:t>
-      </w:r>
-      <w:r>
-        <w:rPr>
-          <w:lang w:val="en-GB"/>
-        </w:rPr>
-        <w:t xml:space="preserve">partition, which depends on the grid type. If the grid is logically rectangular (“LR”), it is split in rectangle partitions having the dimension of the global grid in x and the dimension of the global grid divided by the number of </w:t>
-      </w:r>
-      <w:r>
-        <w:rPr>
-          <w:lang w:val="en-GB"/>
-        </w:rPr>
-        <w:t xml:space="preserve">MPI </w:t>
-      </w:r>
-      <w:r>
-        <w:rPr>
-          <w:lang w:val="en-GB"/>
-        </w:rPr>
-        <w:t xml:space="preserve">processes </w:t>
-      </w:r>
-      <w:r>
-        <w:rPr>
-          <w:lang w:val="en-GB"/>
-        </w:rPr>
-        <w:t xml:space="preserve">available </w:t>
-      </w:r>
-      <w:r>
-        <w:rPr>
-          <w:lang w:val="en-GB"/>
-        </w:rPr>
-        <w:t>in y</w:t>
-      </w:r>
-      <w:r>
-        <w:rPr>
-          <w:lang w:val="en-GB"/>
-        </w:rPr>
-        <w:t xml:space="preserve">; if the grid is unstructured (“U”) or </w:t>
-      </w:r>
-      <w:r>
-        <w:rPr>
-          <w:lang w:val="en-GB"/>
-        </w:rPr>
-        <w:t>Gaussian Reduced (“D”), the first dimension of the grid, which covers in fact the whole grid (the 2</w:t>
-      </w:r>
-      <w:r>
-        <w:rPr>
-          <w:vertAlign w:val="superscript"/>
-          <w:lang w:val="en-GB"/>
-        </w:rPr>
-        <w:t>nd</w:t>
-      </w:r>
-      <w:r>
-        <w:rPr>
-          <w:lang w:val="en-GB"/>
-        </w:rPr>
-        <w:t xml:space="preserve"> dimension is always 1 for those grids), is split in </w:t>
-      </w:r>
-      <w:proofErr w:type="spellStart"/>
+        <w:t xml:space="preserve">The program declares the field associated with the source and target partitions </w:t>
+      </w:r>
+      <w:r>
+        <w:rPr>
+          <w:lang w:val="en-GB"/>
+        </w:rPr>
+        <w:t>calling</w:t>
+      </w:r>
+      <w:r>
+        <w:rPr>
+          <w:lang w:val="en-GB"/>
+        </w:rPr>
+        <w:t xml:space="preserve">  </w:t>
+      </w:r>
       <w:r>
         <w:rPr>
           <w:rFonts w:ascii="Courier New" w:hAnsi="Courier New" w:cs="Courier New"/>
@@ -10656,16 +8024,14 @@
           <w:szCs w:val="22"/>
           <w:lang w:val="en-GB"/>
         </w:rPr>
-        <w:t>npes</w:t>
-      </w:r>
-      <w:proofErr w:type="spellEnd"/>
-      <w:r>
-        <w:rPr>
-          <w:lang w:val="en-GB"/>
-        </w:rPr>
-        <w:t xml:space="preserve"> segments, where </w:t>
-      </w:r>
-      <w:proofErr w:type="spellStart"/>
+        <w:t>oasis_def_var</w:t>
+      </w:r>
+      <w:r>
+        <w:rPr>
+          <w:lang w:val="en-GB"/>
+        </w:rPr>
+        <w:t xml:space="preserve"> and closes the initialisation phase calling </w:t>
+      </w:r>
       <w:r>
         <w:rPr>
           <w:rFonts w:ascii="Courier New" w:hAnsi="Courier New" w:cs="Courier New"/>
@@ -10673,32 +8039,7 @@
           <w:szCs w:val="22"/>
           <w:lang w:val="en-GB"/>
         </w:rPr>
-        <w:t>npes</w:t>
-      </w:r>
-      <w:proofErr w:type="spellEnd"/>
-      <w:r>
-        <w:rPr>
-          <w:lang w:val="en-GB"/>
-        </w:rPr>
-        <w:t xml:space="preserve"> is the number of MPI </w:t>
-      </w:r>
-      <w:r>
-        <w:rPr>
-          <w:lang w:val="en-GB"/>
-        </w:rPr>
-        <w:t xml:space="preserve">processes </w:t>
-      </w:r>
-      <w:r>
-        <w:rPr>
-          <w:lang w:val="en-GB"/>
-        </w:rPr>
-        <w:t>available</w:t>
-      </w:r>
-      <w:r>
-        <w:rPr>
-          <w:lang w:val="en-GB"/>
-        </w:rPr>
-        <w:t xml:space="preserve"> (see </w:t>
+        <w:t>oasis_</w:t>
       </w:r>
       <w:r>
         <w:rPr>
@@ -10707,19 +8048,79 @@
           <w:szCs w:val="22"/>
           <w:lang w:val="en-GB"/>
         </w:rPr>
-        <w:t>def_parallel_decomposition.F90</w:t>
-      </w:r>
-      <w:r>
-        <w:rPr>
-          <w:lang w:val="en-GB"/>
-        </w:rPr>
-        <w:t>)</w:t>
-      </w:r>
-      <w:r>
-        <w:rPr>
-          <w:lang w:val="en-GB"/>
-        </w:rPr>
-        <w:t xml:space="preserve">. The program then reads the grid and mask definition in files </w:t>
+        <w:t xml:space="preserve">enddef </w:t>
+      </w:r>
+      <w:r>
+        <w:rPr>
+          <w:lang w:val="en-GB"/>
+        </w:rPr>
+        <w:t>. T</w:t>
+      </w:r>
+      <w:r>
+        <w:rPr>
+          <w:lang w:val="en-GB"/>
+        </w:rPr>
+        <w:t xml:space="preserve">hen it defines the values of the field with either the </w:t>
+      </w:r>
+      <w:r>
+        <w:rPr>
+          <w:lang w:val="en-GB"/>
+        </w:rPr>
+        <w:t>sinusoid</w:t>
+      </w:r>
+      <w:r>
+        <w:rPr>
+          <w:lang w:val="en-GB"/>
+        </w:rPr>
+        <w:t xml:space="preserve">, </w:t>
+      </w:r>
+      <w:r>
+        <w:rPr>
+          <w:lang w:val="en-GB"/>
+        </w:rPr>
+        <w:t>vortex</w:t>
+      </w:r>
+      <w:r>
+        <w:rPr>
+          <w:lang w:val="en-GB"/>
+        </w:rPr>
+        <w:t xml:space="preserve">, or </w:t>
+      </w:r>
+      <w:r>
+        <w:rPr>
+          <w:lang w:val="en-GB"/>
+        </w:rPr>
+        <w:t>gulfstream</w:t>
+      </w:r>
+      <w:r>
+        <w:rPr>
+          <w:lang w:val="en-GB"/>
+        </w:rPr>
+        <w:t xml:space="preserve"> </w:t>
+      </w:r>
+      <w:r>
+        <w:rPr>
+          <w:lang w:val="en-GB"/>
+        </w:rPr>
+        <w:t xml:space="preserve">analytical </w:t>
+      </w:r>
+      <w:r>
+        <w:rPr>
+          <w:lang w:val="en-GB"/>
+        </w:rPr>
+        <w:t>function (see Section 2 above) depending on the value of the CPP key</w:t>
+      </w:r>
+      <w:r>
+        <w:rPr>
+          <w:lang w:val="en-GB"/>
+        </w:rPr>
+        <w:t xml:space="preserve"> respectively</w:t>
+      </w:r>
+      <w:r>
+        <w:rPr>
+          <w:lang w:val="en-GB"/>
+        </w:rPr>
+        <w:t xml:space="preserve"> </w:t>
       </w:r>
       <w:r>
         <w:rPr>
@@ -10728,13 +8129,13 @@
           <w:szCs w:val="22"/>
           <w:lang w:val="en-GB"/>
         </w:rPr>
-        <w:t>OASIS/grids.nc</w:t>
-      </w:r>
-      <w:r>
-        <w:rPr>
-          <w:lang w:val="en-GB"/>
-        </w:rPr>
-        <w:t xml:space="preserve"> and </w:t>
+        <w:t xml:space="preserve">FANA1, FANA2 </w:t>
+      </w:r>
+      <w:r>
+        <w:rPr>
+          <w:lang w:val="en-GB"/>
+        </w:rPr>
+        <w:t>or</w:t>
       </w:r>
       <w:r>
         <w:rPr>
@@ -10743,19 +8144,43 @@
           <w:szCs w:val="22"/>
           <w:lang w:val="en-GB"/>
         </w:rPr>
-        <w:t>OASIS/masks.nc</w:t>
-      </w:r>
-      <w:r>
-        <w:rPr>
-          <w:lang w:val="en-GB"/>
-        </w:rPr>
-        <w:t>.</w:t>
-      </w:r>
-      <w:r>
-        <w:rPr>
-          <w:lang w:val="en-GB"/>
-        </w:rPr>
-        <w:t xml:space="preserve">  </w:t>
+        <w:t xml:space="preserve"> FANA3</w:t>
+      </w:r>
+      <w:r>
+        <w:rPr>
+          <w:lang w:val="en-GB"/>
+        </w:rPr>
+        <w:t xml:space="preserve"> activated in the </w:t>
+      </w:r>
+      <w:r>
+        <w:rPr>
+          <w:rFonts w:ascii="Courier New" w:hAnsi="Courier New" w:cs="Courier New"/>
+          <w:sz w:val="22"/>
+          <w:szCs w:val="22"/>
+          <w:lang w:val="en-GB"/>
+        </w:rPr>
+        <w:t>Makefile</w:t>
+      </w:r>
+      <w:r>
+        <w:rPr>
+          <w:lang w:val="en-GB"/>
+        </w:rPr>
+        <w:t xml:space="preserve"> (see </w:t>
+      </w:r>
+      <w:r>
+        <w:rPr>
+          <w:rFonts w:ascii="Courier New" w:hAnsi="Courier New" w:cs="Courier New"/>
+          <w:sz w:val="22"/>
+          <w:szCs w:val="22"/>
+          <w:lang w:val="en-GB"/>
+        </w:rPr>
+        <w:t>CPPKEY_ANA</w:t>
+      </w:r>
+      <w:r>
+        <w:rPr>
+          <w:lang w:val="en-GB"/>
+        </w:rPr>
+        <w:t>).</w:t>
       </w:r>
     </w:p>
     <w:p>
@@ -10770,22 +8195,14 @@
         <w:rPr>
           <w:lang w:val="en-GB"/>
         </w:rPr>
-        <w:t xml:space="preserve">The program declares the field associated with the source and target partitions </w:t>
-      </w:r>
-      <w:proofErr w:type="gramStart"/>
-      <w:r>
-        <w:rPr>
-          <w:lang w:val="en-GB"/>
-        </w:rPr>
-        <w:t>calling</w:t>
-      </w:r>
-      <w:r>
-        <w:rPr>
-          <w:lang w:val="en-GB"/>
-        </w:rPr>
-        <w:t xml:space="preserve">  </w:t>
-      </w:r>
-      <w:proofErr w:type="spellStart"/>
+        <w:t>If SCRP is used and if bicu is chosen for an LR grid, the gradients in the three directions</w:t>
+      </w:r>
+      <w:r>
+        <w:rPr>
+          <w:lang w:val="en-GB"/>
+        </w:rPr>
+        <w:t xml:space="preserve">, needed as extra fields in the </w:t>
+      </w:r>
       <w:r>
         <w:rPr>
           <w:rFonts w:ascii="Courier New" w:hAnsi="Courier New" w:cs="Courier New"/>
@@ -10793,9 +8210,38 @@
           <w:szCs w:val="22"/>
           <w:lang w:val="en-GB"/>
         </w:rPr>
-        <w:t>oasis</w:t>
-      </w:r>
-      <w:proofErr w:type="gramEnd"/>
+        <w:t>oasis_put</w:t>
+      </w:r>
+      <w:r>
+        <w:rPr>
+          <w:lang w:val="en-GB"/>
+        </w:rPr>
+        <w:t xml:space="preserve"> call,</w:t>
+      </w:r>
+      <w:r>
+        <w:rPr>
+          <w:lang w:val="en-GB"/>
+        </w:rPr>
+        <w:t xml:space="preserve"> are calculated</w:t>
+      </w:r>
+      <w:r>
+        <w:rPr>
+          <w:lang w:val="en-GB"/>
+        </w:rPr>
+        <w:t>. I</w:t>
+      </w:r>
+      <w:r>
+        <w:rPr>
+          <w:lang w:val="en-GB"/>
+        </w:rPr>
+        <w:t>f conserv2nd is chosen for an LR grid, the gradients in the longitudinal and latitudinal directions</w:t>
+      </w:r>
+      <w:r>
+        <w:rPr>
+          <w:lang w:val="en-GB"/>
+        </w:rPr>
+        <w:t xml:space="preserve">, needed as extra fields in the </w:t>
+      </w:r>
       <w:r>
         <w:rPr>
           <w:rFonts w:ascii="Courier New" w:hAnsi="Courier New" w:cs="Courier New"/>
@@ -10803,16 +8249,26 @@
           <w:szCs w:val="22"/>
           <w:lang w:val="en-GB"/>
         </w:rPr>
-        <w:t>_def_var</w:t>
-      </w:r>
-      <w:proofErr w:type="spellEnd"/>
-      <w:r>
-        <w:rPr>
-          <w:lang w:val="en-GB"/>
-        </w:rPr>
-        <w:t xml:space="preserve"> and closes the initialisation phase calling </w:t>
-      </w:r>
-      <w:proofErr w:type="spellStart"/>
+        <w:t>oasis_put</w:t>
+      </w:r>
+      <w:r>
+        <w:rPr>
+          <w:lang w:val="en-GB"/>
+        </w:rPr>
+        <w:t xml:space="preserve"> call</w:t>
+      </w:r>
+      <w:r>
+        <w:rPr>
+          <w:lang w:val="en-GB"/>
+        </w:rPr>
+        <w:t>,</w:t>
+      </w:r>
+      <w:r>
+        <w:rPr>
+          <w:lang w:val="en-GB"/>
+        </w:rPr>
+        <w:t xml:space="preserve"> are calculated. The source field is then sent with an </w:t>
+      </w:r>
       <w:r>
         <w:rPr>
           <w:rFonts w:ascii="Courier New" w:hAnsi="Courier New" w:cs="Courier New"/>
@@ -10820,7 +8276,25 @@
           <w:szCs w:val="22"/>
           <w:lang w:val="en-GB"/>
         </w:rPr>
-        <w:t>oasis_</w:t>
+        <w:t>oasis_put</w:t>
+      </w:r>
+      <w:r>
+        <w:rPr>
+          <w:lang w:val="en-GB"/>
+        </w:rPr>
+        <w:t xml:space="preserve"> call and received </w:t>
+      </w:r>
+      <w:r>
+        <w:rPr>
+          <w:lang w:val="en-GB"/>
+        </w:rPr>
+        <w:t xml:space="preserve">on the target grid </w:t>
+      </w:r>
+      <w:r>
+        <w:rPr>
+          <w:lang w:val="en-GB"/>
+        </w:rPr>
+        <w:t xml:space="preserve">with an </w:t>
       </w:r>
       <w:r>
         <w:rPr>
@@ -10829,9 +8303,8 @@
           <w:szCs w:val="22"/>
           <w:lang w:val="en-GB"/>
         </w:rPr>
-        <w:t>enddef</w:t>
-      </w:r>
-      <w:proofErr w:type="spellEnd"/>
+        <w:t>oasis_</w:t>
+      </w:r>
       <w:r>
         <w:rPr>
           <w:rFonts w:ascii="Courier New" w:hAnsi="Courier New" w:cs="Courier New"/>
@@ -10839,79 +8312,7 @@
           <w:szCs w:val="22"/>
           <w:lang w:val="en-GB"/>
         </w:rPr>
-        <w:t xml:space="preserve"> </w:t>
-      </w:r>
-      <w:r>
-        <w:rPr>
-          <w:lang w:val="en-GB"/>
-        </w:rPr>
-        <w:t>. T</w:t>
-      </w:r>
-      <w:r>
-        <w:rPr>
-          <w:lang w:val="en-GB"/>
-        </w:rPr>
-        <w:t xml:space="preserve">hen it defines the values of the field with either the </w:t>
-      </w:r>
-      <w:r>
-        <w:rPr>
-          <w:lang w:val="en-GB"/>
-        </w:rPr>
-        <w:t>sinusoid</w:t>
-      </w:r>
-      <w:r>
-        <w:rPr>
-          <w:lang w:val="en-GB"/>
-        </w:rPr>
-        <w:t xml:space="preserve">, </w:t>
-      </w:r>
-      <w:r>
-        <w:rPr>
-          <w:lang w:val="en-GB"/>
-        </w:rPr>
-        <w:t>vortex</w:t>
-      </w:r>
-      <w:r>
-        <w:rPr>
-          <w:lang w:val="en-GB"/>
-        </w:rPr>
-        <w:t xml:space="preserve">, or </w:t>
-      </w:r>
-      <w:r>
-        <w:rPr>
-          <w:lang w:val="en-GB"/>
-        </w:rPr>
-        <w:t>gulfstream</w:t>
-      </w:r>
-      <w:r>
-        <w:rPr>
-          <w:lang w:val="en-GB"/>
-        </w:rPr>
-        <w:t xml:space="preserve"> </w:t>
-      </w:r>
-      <w:r>
-        <w:rPr>
-          <w:lang w:val="en-GB"/>
-        </w:rPr>
-        <w:t xml:space="preserve">analytical </w:t>
-      </w:r>
-      <w:r>
-        <w:rPr>
-          <w:lang w:val="en-GB"/>
-        </w:rPr>
-        <w:t>function (see Section 2 above) depending on the value of the CPP key</w:t>
-      </w:r>
-      <w:r>
-        <w:rPr>
-          <w:lang w:val="en-GB"/>
-        </w:rPr>
-        <w:t xml:space="preserve"> respectively</w:t>
-      </w:r>
-      <w:r>
-        <w:rPr>
-          <w:lang w:val="en-GB"/>
-        </w:rPr>
-        <w:t xml:space="preserve"> </w:t>
+        <w:t>ge</w:t>
       </w:r>
       <w:r>
         <w:rPr>
@@ -10920,13 +8321,128 @@
           <w:szCs w:val="22"/>
           <w:lang w:val="en-GB"/>
         </w:rPr>
-        <w:t xml:space="preserve">FANA1, FANA2 </w:t>
-      </w:r>
-      <w:r>
-        <w:rPr>
-          <w:lang w:val="en-GB"/>
-        </w:rPr>
-        <w:t>or</w:t>
+        <w:t>t</w:t>
+      </w:r>
+      <w:r>
+        <w:rPr>
+          <w:lang w:val="en-GB"/>
+        </w:rPr>
+        <w:t xml:space="preserve"> call.</w:t>
+      </w:r>
+    </w:p>
+    <w:p>
+      <w:pPr>
+        <w:spacing w:before="120"/>
+        <w:jc w:val="both"/>
+        <w:rPr>
+          <w:lang w:val="en-GB"/>
+        </w:rPr>
+      </w:pPr>
+      <w:r>
+        <w:rPr>
+          <w:lang w:val="en-GB"/>
+        </w:rPr>
+        <w:t xml:space="preserve">The received field is transformed to give the value of 10000 to masked target point and the value of 1.e20 to </w:t>
+      </w:r>
+      <w:r>
+        <w:rPr>
+          <w:lang w:val="en-GB"/>
+        </w:rPr>
+        <w:t>non-masked points that did not receive any interpolated valu</w:t>
+      </w:r>
+      <w:r>
+        <w:rPr>
+          <w:lang w:val="en-GB"/>
+        </w:rPr>
+        <w:t xml:space="preserve">e (if any), </w:t>
+      </w:r>
+      <w:r>
+        <w:rPr>
+          <w:lang w:val="en-GB"/>
+        </w:rPr>
+        <w:t>in order</w:t>
+      </w:r>
+      <w:r>
+        <w:rPr>
+          <w:lang w:val="en-GB"/>
+        </w:rPr>
+        <w:t xml:space="preserve"> to be </w:t>
+      </w:r>
+      <w:r>
+        <w:rPr>
+          <w:lang w:val="en-GB"/>
+        </w:rPr>
+        <w:lastRenderedPageBreak/>
+        <w:t xml:space="preserve">able to easily detect them. The error field is then calculated </w:t>
+      </w:r>
+      <w:r>
+        <w:rPr>
+          <w:lang w:val="en-GB"/>
+        </w:rPr>
+        <w:t xml:space="preserve">as the difference between the </w:t>
+      </w:r>
+      <w:r>
+        <w:rPr>
+          <w:lang w:val="en-GB"/>
+        </w:rPr>
+        <w:t xml:space="preserve">values of the received field </w:t>
+      </w:r>
+      <w:r>
+        <w:rPr>
+          <w:lang w:val="en-GB"/>
+        </w:rPr>
+        <w:t xml:space="preserve">and the values of the analytical function </w:t>
+      </w:r>
+      <w:r>
+        <w:rPr>
+          <w:lang w:val="en-GB"/>
+        </w:rPr>
+        <w:t xml:space="preserve">expressed </w:t>
+      </w:r>
+      <w:r>
+        <w:rPr>
+          <w:lang w:val="en-GB"/>
+        </w:rPr>
+        <w:t xml:space="preserve">on the target grid points, divided by the interpolated field (and multiplied by 100 to have it in %). </w:t>
+      </w:r>
+      <w:r>
+        <w:rPr>
+          <w:lang w:val="en-GB"/>
+        </w:rPr>
+        <w:t xml:space="preserve"> On masked points, the error is set to 0; on </w:t>
+      </w:r>
+      <w:r>
+        <w:rPr>
+          <w:lang w:val="en-GB"/>
+        </w:rPr>
+        <w:t>non-masked points that did not receive any interpolated valu</w:t>
+      </w:r>
+      <w:r>
+        <w:rPr>
+          <w:lang w:val="en-GB"/>
+        </w:rPr>
+        <w:t>e, the error is set to -1.e20.</w:t>
+      </w:r>
+    </w:p>
+    <w:p>
+      <w:pPr>
+        <w:spacing w:before="120"/>
+        <w:jc w:val="both"/>
+        <w:rPr>
+          <w:lang w:val="en-GB"/>
+        </w:rPr>
+      </w:pPr>
+      <w:r>
+        <w:rPr>
+          <w:lang w:val="en-GB"/>
+        </w:rPr>
+        <w:t>T</w:t>
+      </w:r>
+      <w:r>
+        <w:rPr>
+          <w:lang w:val="en-GB"/>
+        </w:rPr>
+        <w:t xml:space="preserve">he received field and the error are gathered on the master process and written in files </w:t>
       </w:r>
       <w:r>
         <w:rPr>
@@ -10935,15 +8451,14 @@
           <w:szCs w:val="22"/>
           <w:lang w:val="en-GB"/>
         </w:rPr>
-        <w:t xml:space="preserve"> FANA3</w:t>
-      </w:r>
-      <w:r>
-        <w:rPr>
-          <w:lang w:val="en-GB"/>
-        </w:rPr>
-        <w:t xml:space="preserve"> activated in the </w:t>
-      </w:r>
-      <w:proofErr w:type="spellStart"/>
+        <w:t>FRECVANA.nc</w:t>
+      </w:r>
+      <w:r>
+        <w:rPr>
+          <w:lang w:val="en-GB"/>
+        </w:rPr>
+        <w:t xml:space="preserve"> and </w:t>
+      </w:r>
       <w:r>
         <w:rPr>
           <w:rFonts w:ascii="Courier New" w:hAnsi="Courier New" w:cs="Courier New"/>
@@ -10951,14 +8466,25 @@
           <w:szCs w:val="22"/>
           <w:lang w:val="en-GB"/>
         </w:rPr>
-        <w:t>Makefile</w:t>
-      </w:r>
-      <w:proofErr w:type="spellEnd"/>
-      <w:r>
-        <w:rPr>
-          <w:lang w:val="en-GB"/>
-        </w:rPr>
-        <w:t xml:space="preserve"> (see </w:t>
+        <w:t>REGRID_ERROR.nc</w:t>
+      </w:r>
+      <w:r>
+        <w:rPr>
+          <w:lang w:val="en-GB"/>
+        </w:rPr>
+        <w:t xml:space="preserve"> respectively. The error global minimum and maximum on non</w:t>
+      </w:r>
+      <w:r>
+        <w:rPr>
+          <w:lang w:val="en-GB"/>
+        </w:rPr>
+        <w:t>-</w:t>
+      </w:r>
+      <w:r>
+        <w:rPr>
+          <w:lang w:val="en-GB"/>
+        </w:rPr>
+        <w:t xml:space="preserve">masked points are calculated and written out to the log file </w:t>
       </w:r>
       <w:r>
         <w:rPr>
@@ -10967,13 +8493,13 @@
           <w:szCs w:val="22"/>
           <w:lang w:val="en-GB"/>
         </w:rPr>
-        <w:t>CPPKEY_ANA</w:t>
-      </w:r>
-      <w:r>
-        <w:rPr>
-          <w:lang w:val="en-GB"/>
-        </w:rPr>
-        <w:t>).</w:t>
+        <w:t>model1.out_100</w:t>
+      </w:r>
+      <w:r>
+        <w:rPr>
+          <w:lang w:val="en-GB"/>
+        </w:rPr>
+        <w:t xml:space="preserve"> .</w:t>
       </w:r>
     </w:p>
     <w:p>
@@ -10988,29 +8514,8 @@
         <w:rPr>
           <w:lang w:val="en-GB"/>
         </w:rPr>
-        <w:t xml:space="preserve">If SCRP is used and if </w:t>
-      </w:r>
-      <w:proofErr w:type="spellStart"/>
-      <w:r>
-        <w:rPr>
-          <w:lang w:val="en-GB"/>
-        </w:rPr>
-        <w:t>bicu</w:t>
-      </w:r>
-      <w:proofErr w:type="spellEnd"/>
-      <w:r>
-        <w:rPr>
-          <w:lang w:val="en-GB"/>
-        </w:rPr>
-        <w:t xml:space="preserve"> is chosen for an LR grid, the gradients in the three directions</w:t>
-      </w:r>
-      <w:r>
-        <w:rPr>
-          <w:lang w:val="en-GB"/>
-        </w:rPr>
-        <w:t xml:space="preserve">, needed as extra fields in the </w:t>
-      </w:r>
-      <w:proofErr w:type="spellStart"/>
+        <w:t xml:space="preserve">Finally, the program calls </w:t>
+      </w:r>
       <w:r>
         <w:rPr>
           <w:rFonts w:ascii="Courier New" w:hAnsi="Courier New" w:cs="Courier New"/>
@@ -11018,355 +8523,8 @@
           <w:szCs w:val="22"/>
           <w:lang w:val="en-GB"/>
         </w:rPr>
-        <w:t>oasis_put</w:t>
-      </w:r>
-      <w:proofErr w:type="spellEnd"/>
-      <w:r>
-        <w:rPr>
-          <w:lang w:val="en-GB"/>
-        </w:rPr>
-        <w:t xml:space="preserve"> call,</w:t>
-      </w:r>
-      <w:r>
-        <w:rPr>
-          <w:lang w:val="en-GB"/>
-        </w:rPr>
-        <w:t xml:space="preserve"> are calculated</w:t>
-      </w:r>
-      <w:r>
-        <w:rPr>
-          <w:lang w:val="en-GB"/>
-        </w:rPr>
-        <w:t>. I</w:t>
-      </w:r>
-      <w:r>
-        <w:rPr>
-          <w:lang w:val="en-GB"/>
-        </w:rPr>
-        <w:t>f conserv2nd is chosen for an LR grid, the gradients in the longitudinal and latitudinal directions</w:t>
-      </w:r>
-      <w:r>
-        <w:rPr>
-          <w:lang w:val="en-GB"/>
-        </w:rPr>
-        <w:t xml:space="preserve">, needed as extra fields in the </w:t>
-      </w:r>
-      <w:proofErr w:type="spellStart"/>
-      <w:r>
-        <w:rPr>
-          <w:rFonts w:ascii="Courier New" w:hAnsi="Courier New" w:cs="Courier New"/>
-          <w:sz w:val="22"/>
-          <w:szCs w:val="22"/>
-          <w:lang w:val="en-GB"/>
-        </w:rPr>
-        <w:t>oasis_put</w:t>
-      </w:r>
-      <w:proofErr w:type="spellEnd"/>
-      <w:r>
-        <w:rPr>
-          <w:lang w:val="en-GB"/>
-        </w:rPr>
-        <w:t xml:space="preserve"> call</w:t>
-      </w:r>
-      <w:r>
-        <w:rPr>
-          <w:lang w:val="en-GB"/>
-        </w:rPr>
-        <w:t>,</w:t>
-      </w:r>
-      <w:r>
-        <w:rPr>
-          <w:lang w:val="en-GB"/>
-        </w:rPr>
-        <w:t xml:space="preserve"> are calculated. The source field is then sent with an </w:t>
-      </w:r>
-      <w:proofErr w:type="spellStart"/>
-      <w:r>
-        <w:rPr>
-          <w:rFonts w:ascii="Courier New" w:hAnsi="Courier New" w:cs="Courier New"/>
-          <w:sz w:val="22"/>
-          <w:szCs w:val="22"/>
-          <w:lang w:val="en-GB"/>
-        </w:rPr>
-        <w:t>oasis_put</w:t>
-      </w:r>
-      <w:proofErr w:type="spellEnd"/>
-      <w:r>
-        <w:rPr>
-          <w:lang w:val="en-GB"/>
-        </w:rPr>
-        <w:t xml:space="preserve"> call and received </w:t>
-      </w:r>
-      <w:r>
-        <w:rPr>
-          <w:lang w:val="en-GB"/>
-        </w:rPr>
-        <w:t xml:space="preserve">on the target grid </w:t>
-      </w:r>
-      <w:r>
-        <w:rPr>
-          <w:lang w:val="en-GB"/>
-        </w:rPr>
-        <w:t xml:space="preserve">with an </w:t>
-      </w:r>
-      <w:proofErr w:type="spellStart"/>
-      <w:r>
-        <w:rPr>
-          <w:rFonts w:ascii="Courier New" w:hAnsi="Courier New" w:cs="Courier New"/>
-          <w:sz w:val="22"/>
-          <w:szCs w:val="22"/>
-          <w:lang w:val="en-GB"/>
-        </w:rPr>
-        <w:t>oasis_</w:t>
-      </w:r>
-      <w:r>
-        <w:rPr>
-          <w:rFonts w:ascii="Courier New" w:hAnsi="Courier New" w:cs="Courier New"/>
-          <w:sz w:val="22"/>
-          <w:szCs w:val="22"/>
-          <w:lang w:val="en-GB"/>
-        </w:rPr>
-        <w:t>ge</w:t>
-      </w:r>
-      <w:r>
-        <w:rPr>
-          <w:rFonts w:ascii="Courier New" w:hAnsi="Courier New" w:cs="Courier New"/>
-          <w:sz w:val="22"/>
-          <w:szCs w:val="22"/>
-          <w:lang w:val="en-GB"/>
-        </w:rPr>
-        <w:t>t</w:t>
-      </w:r>
-      <w:proofErr w:type="spellEnd"/>
-      <w:r>
-        <w:rPr>
-          <w:lang w:val="en-GB"/>
-        </w:rPr>
-        <w:t xml:space="preserve"> call.</w:t>
-      </w:r>
-    </w:p>
-    <w:p>
-      <w:pPr>
-        <w:spacing w:before="120"/>
-        <w:jc w:val="both"/>
-        <w:rPr>
-          <w:lang w:val="en-GB"/>
-        </w:rPr>
-      </w:pPr>
-      <w:r>
-        <w:rPr>
-          <w:lang w:val="en-GB"/>
-        </w:rPr>
-        <w:t xml:space="preserve">The received field is transformed to give the value of 10000 to masked target point and the value of 1.e20 to </w:t>
-      </w:r>
-      <w:r>
-        <w:rPr>
-          <w:lang w:val="en-GB"/>
-        </w:rPr>
-        <w:t>non-masked points that did not receive any interpolated valu</w:t>
-      </w:r>
-      <w:r>
-        <w:rPr>
-          <w:lang w:val="en-GB"/>
-        </w:rPr>
-        <w:t xml:space="preserve">e (if any), </w:t>
-      </w:r>
-      <w:r>
-        <w:rPr>
-          <w:lang w:val="en-GB"/>
-        </w:rPr>
-        <w:t>in order</w:t>
-      </w:r>
-      <w:r>
-        <w:rPr>
-          <w:lang w:val="en-GB"/>
-        </w:rPr>
-        <w:t xml:space="preserve"> to be </w:t>
-      </w:r>
-      <w:r>
-        <w:rPr>
-          <w:lang w:val="en-GB"/>
-        </w:rPr>
-        <w:lastRenderedPageBreak/>
-        <w:t xml:space="preserve">able to easily detect them. The error field is then calculated </w:t>
-      </w:r>
-      <w:r>
-        <w:rPr>
-          <w:lang w:val="en-GB"/>
-        </w:rPr>
-        <w:t xml:space="preserve">as the difference between the </w:t>
-      </w:r>
-      <w:r>
-        <w:rPr>
-          <w:lang w:val="en-GB"/>
-        </w:rPr>
-        <w:t xml:space="preserve">values of the received field </w:t>
-      </w:r>
-      <w:r>
-        <w:rPr>
-          <w:lang w:val="en-GB"/>
-        </w:rPr>
-        <w:t xml:space="preserve">and the values of the analytical function </w:t>
-      </w:r>
-      <w:r>
-        <w:rPr>
-          <w:lang w:val="en-GB"/>
-        </w:rPr>
-        <w:t xml:space="preserve">expressed </w:t>
-      </w:r>
-      <w:r>
-        <w:rPr>
-          <w:lang w:val="en-GB"/>
-        </w:rPr>
-        <w:t xml:space="preserve">on the target grid points, divided by the interpolated field (and multiplied by 100 to have it in %). </w:t>
-      </w:r>
-      <w:r>
-        <w:rPr>
-          <w:lang w:val="en-GB"/>
-        </w:rPr>
-        <w:t xml:space="preserve"> On masked points, the error is set to 0; on </w:t>
-      </w:r>
-      <w:r>
-        <w:rPr>
-          <w:lang w:val="en-GB"/>
-        </w:rPr>
-        <w:t>non-masked points that did not receive any interpolated valu</w:t>
-      </w:r>
-      <w:r>
-        <w:rPr>
-          <w:lang w:val="en-GB"/>
-        </w:rPr>
-        <w:t>e, the error is set to -</w:t>
-      </w:r>
-      <w:proofErr w:type="gramStart"/>
-      <w:r>
-        <w:rPr>
-          <w:lang w:val="en-GB"/>
-        </w:rPr>
-        <w:t>1.e</w:t>
-      </w:r>
-      <w:proofErr w:type="gramEnd"/>
-      <w:r>
-        <w:rPr>
-          <w:lang w:val="en-GB"/>
-        </w:rPr>
-        <w:t>20.</w:t>
-      </w:r>
-    </w:p>
-    <w:p>
-      <w:pPr>
-        <w:spacing w:before="120"/>
-        <w:jc w:val="both"/>
-        <w:rPr>
-          <w:lang w:val="en-GB"/>
-        </w:rPr>
-      </w:pPr>
-      <w:r>
-        <w:rPr>
-          <w:lang w:val="en-GB"/>
-        </w:rPr>
-        <w:t>T</w:t>
-      </w:r>
-      <w:r>
-        <w:rPr>
-          <w:lang w:val="en-GB"/>
-        </w:rPr>
-        <w:t xml:space="preserve">he received field and the error are gathered on the master process and written in files </w:t>
-      </w:r>
-      <w:r>
-        <w:rPr>
-          <w:rFonts w:ascii="Courier New" w:hAnsi="Courier New" w:cs="Courier New"/>
-          <w:sz w:val="22"/>
-          <w:szCs w:val="22"/>
-          <w:lang w:val="en-GB"/>
-        </w:rPr>
-        <w:t>FRECVANA.nc</w:t>
-      </w:r>
-      <w:r>
-        <w:rPr>
-          <w:lang w:val="en-GB"/>
-        </w:rPr>
-        <w:t xml:space="preserve"> and </w:t>
-      </w:r>
-      <w:r>
-        <w:rPr>
-          <w:rFonts w:ascii="Courier New" w:hAnsi="Courier New" w:cs="Courier New"/>
-          <w:sz w:val="22"/>
-          <w:szCs w:val="22"/>
-          <w:lang w:val="en-GB"/>
-        </w:rPr>
-        <w:t>REGRID_ERROR.nc</w:t>
-      </w:r>
-      <w:r>
-        <w:rPr>
-          <w:lang w:val="en-GB"/>
-        </w:rPr>
-        <w:t xml:space="preserve"> respectively. The error global minimum and maximum on non</w:t>
-      </w:r>
-      <w:r>
-        <w:rPr>
-          <w:lang w:val="en-GB"/>
-        </w:rPr>
-        <w:t>-</w:t>
-      </w:r>
-      <w:r>
-        <w:rPr>
-          <w:lang w:val="en-GB"/>
-        </w:rPr>
-        <w:t xml:space="preserve">masked points are calculated and written out to the log file </w:t>
-      </w:r>
-      <w:r>
-        <w:rPr>
-          <w:rFonts w:ascii="Courier New" w:hAnsi="Courier New" w:cs="Courier New"/>
-          <w:sz w:val="22"/>
-          <w:szCs w:val="22"/>
-          <w:lang w:val="en-GB"/>
-        </w:rPr>
-        <w:t>model1.out_</w:t>
-      </w:r>
-      <w:proofErr w:type="gramStart"/>
-      <w:r>
-        <w:rPr>
-          <w:rFonts w:ascii="Courier New" w:hAnsi="Courier New" w:cs="Courier New"/>
-          <w:sz w:val="22"/>
-          <w:szCs w:val="22"/>
-          <w:lang w:val="en-GB"/>
-        </w:rPr>
-        <w:t>100</w:t>
-      </w:r>
-      <w:r>
-        <w:rPr>
-          <w:lang w:val="en-GB"/>
-        </w:rPr>
-        <w:t xml:space="preserve"> .</w:t>
-      </w:r>
-      <w:proofErr w:type="gramEnd"/>
-    </w:p>
-    <w:p>
-      <w:pPr>
-        <w:spacing w:before="120"/>
-        <w:jc w:val="both"/>
-        <w:rPr>
-          <w:lang w:val="en-GB"/>
-        </w:rPr>
-      </w:pPr>
-      <w:r>
-        <w:rPr>
-          <w:lang w:val="en-GB"/>
-        </w:rPr>
-        <w:t xml:space="preserve">Finally, the program calls </w:t>
-      </w:r>
-      <w:proofErr w:type="spellStart"/>
-      <w:r>
-        <w:rPr>
-          <w:rFonts w:ascii="Courier New" w:hAnsi="Courier New" w:cs="Courier New"/>
-          <w:sz w:val="22"/>
-          <w:szCs w:val="22"/>
-          <w:lang w:val="en-GB"/>
-        </w:rPr>
         <w:t>oasis_terminate</w:t>
       </w:r>
-      <w:proofErr w:type="spellEnd"/>
       <w:r>
         <w:rPr>
           <w:lang w:val="en-GB"/>
@@ -11396,7 +8554,6 @@
         </w:rPr>
         <w:t xml:space="preserve">Using </w:t>
       </w:r>
-      <w:proofErr w:type="spellStart"/>
       <w:r>
         <w:rPr>
           <w:rFonts w:ascii="Courier New" w:hAnsi="Courier New" w:cs="Courier New"/>
@@ -11406,7 +8563,6 @@
         </w:rPr>
         <w:t>regrid_environment</w:t>
       </w:r>
-      <w:proofErr w:type="spellEnd"/>
       <w:r>
         <w:rPr>
           <w:u w:val="single"/>
@@ -11423,7 +8579,6 @@
           <w:lang w:val="en-GB"/>
         </w:rPr>
       </w:pPr>
-      <w:proofErr w:type="spellStart"/>
       <w:r>
         <w:rPr>
           <w:rFonts w:ascii="Courier New" w:hAnsi="Courier New" w:cs="Courier New"/>
@@ -11433,21 +8588,12 @@
         </w:rPr>
         <w:t>regrid_environment</w:t>
       </w:r>
-      <w:proofErr w:type="spellEnd"/>
-      <w:r>
-        <w:rPr>
-          <w:lang w:val="en-GB"/>
-        </w:rPr>
-        <w:t xml:space="preserve"> can be adapted to calculate the weights for your own grids and </w:t>
-      </w:r>
-      <w:proofErr w:type="spellStart"/>
-      <w:r>
-        <w:rPr>
-          <w:lang w:val="en-GB"/>
-        </w:rPr>
-        <w:t>regriddings</w:t>
-      </w:r>
-      <w:proofErr w:type="spellEnd"/>
+      <w:r>
+        <w:rPr>
+          <w:lang w:val="en-GB"/>
+        </w:rPr>
+        <w:t xml:space="preserve"> can be adapted to calculate the weights for your own grids and regriddings</w:t>
+      </w:r>
       <w:r>
         <w:rPr>
           <w:lang w:val="en-GB"/>
@@ -11609,7 +8755,6 @@
         </w:rPr>
         <w:t>/</w:t>
       </w:r>
-      <w:proofErr w:type="spellStart"/>
       <w:r>
         <w:rPr>
           <w:rFonts w:ascii="Courier New" w:hAnsi="Courier New" w:cs="Courier New"/>
@@ -11619,7 +8764,6 @@
         </w:rPr>
         <w:t>create_grids_masks_with_NCL</w:t>
       </w:r>
-      <w:proofErr w:type="spellEnd"/>
       <w:r>
         <w:rPr>
           <w:rFonts w:ascii="Courier New" w:hAnsi="Courier New" w:cs="Courier New"/>
@@ -11689,21 +8833,7 @@
         <w:rPr>
           <w:lang w:val="en-GB"/>
         </w:rPr>
-        <w:t xml:space="preserve">”), on the </w:t>
-      </w:r>
-      <w:proofErr w:type="spellStart"/>
-      <w:r>
-        <w:rPr>
-          <w:lang w:val="en-GB"/>
-        </w:rPr>
-        <w:t>regridding</w:t>
-      </w:r>
-      <w:proofErr w:type="spellEnd"/>
-      <w:r>
-        <w:rPr>
-          <w:lang w:val="en-GB"/>
-        </w:rPr>
-        <w:t xml:space="preserve"> algorithm (see “</w:t>
+        <w:t>”), on the regridding algorithm (see “</w:t>
       </w:r>
       <w:r>
         <w:rPr>
@@ -11861,47 +8991,13 @@
           <w:szCs w:val="22"/>
           <w:lang w:val="en-GB"/>
         </w:rPr>
-        <w:t xml:space="preserve"> </w:t>
-      </w:r>
-      <w:proofErr w:type="spellStart"/>
-      <w:r>
-        <w:rPr>
-          <w:rFonts w:ascii="Courier New" w:hAnsi="Courier New" w:cs="Courier New"/>
-          <w:sz w:val="22"/>
-          <w:szCs w:val="22"/>
-          <w:lang w:val="en-GB"/>
-        </w:rPr>
-        <w:t>namcouple</w:t>
-      </w:r>
-      <w:proofErr w:type="spellEnd"/>
-      <w:r>
-        <w:rPr>
-          <w:rFonts w:ascii="Courier New" w:hAnsi="Courier New" w:cs="Courier New"/>
-          <w:sz w:val="22"/>
-          <w:szCs w:val="22"/>
-          <w:lang w:val="en-GB"/>
-        </w:rPr>
-        <w:t xml:space="preserve"> </w:t>
-      </w:r>
-      <w:r>
-        <w:rPr>
-          <w:lang w:val="en-GB"/>
-        </w:rPr>
-        <w:t xml:space="preserve">file corresponding to your grids and </w:t>
-      </w:r>
-      <w:proofErr w:type="spellStart"/>
-      <w:r>
-        <w:rPr>
-          <w:lang w:val="en-GB"/>
-        </w:rPr>
-        <w:t>regridding</w:t>
-      </w:r>
-      <w:proofErr w:type="spellEnd"/>
-      <w:r>
-        <w:rPr>
-          <w:lang w:val="en-GB"/>
-        </w:rPr>
-        <w:t xml:space="preserve"> algorithm.</w:t>
+        <w:t xml:space="preserve"> namcouple </w:t>
+      </w:r>
+      <w:r>
+        <w:rPr>
+          <w:lang w:val="en-GB"/>
+        </w:rPr>
+        <w:t>file corresponding to your grids and regridding algorithm.</w:t>
       </w:r>
     </w:p>
     <w:p>
@@ -11968,9 +9064,14 @@
           <w:szCs w:val="22"/>
           <w:lang w:val="en-GB"/>
         </w:rPr>
-        <w:t>oasis_</w:t>
-      </w:r>
-      <w:proofErr w:type="gramStart"/>
+        <w:t>oasis_testcase.f90</w:t>
+      </w:r>
+      <w:r>
+        <w:rPr>
+          <w:lang w:val="en-GB"/>
+        </w:rPr>
+        <w:t xml:space="preserve"> in subroutine </w:t>
+      </w:r>
       <w:r>
         <w:rPr>
           <w:rFonts w:ascii="Courier New" w:hAnsi="Courier New" w:cs="Courier New"/>
@@ -11978,9 +9079,14 @@
           <w:szCs w:val="22"/>
           <w:lang w:val="en-GB"/>
         </w:rPr>
-        <w:t>testcase.f</w:t>
-      </w:r>
-      <w:proofErr w:type="gramEnd"/>
+        <w:t>init_model_params</w:t>
+      </w:r>
+      <w:r>
+        <w:rPr>
+          <w:lang w:val="en-GB"/>
+        </w:rPr>
+        <w:t xml:space="preserve"> and </w:t>
+      </w:r>
       <w:r>
         <w:rPr>
           <w:rFonts w:ascii="Courier New" w:hAnsi="Courier New" w:cs="Courier New"/>
@@ -11988,15 +9094,35 @@
           <w:szCs w:val="22"/>
           <w:lang w:val="en-GB"/>
         </w:rPr>
-        <w:t>90</w:t>
-      </w:r>
-      <w:r>
-        <w:rPr>
-          <w:lang w:val="en-GB"/>
-        </w:rPr>
-        <w:t xml:space="preserve"> in subroutine </w:t>
-      </w:r>
-      <w:proofErr w:type="spellStart"/>
+        <w:t>init_domain</w:t>
+      </w:r>
+      <w:r>
+        <w:rPr>
+          <w:lang w:val="en-GB"/>
+        </w:rPr>
+        <w:t xml:space="preserve"> . </w:t>
+      </w:r>
+    </w:p>
+    <w:p>
+      <w:pPr>
+        <w:spacing w:before="120"/>
+        <w:jc w:val="both"/>
+        <w:rPr>
+          <w:lang w:val="en-GB"/>
+        </w:rPr>
+      </w:pPr>
+      <w:r>
+        <w:rPr>
+          <w:lang w:val="en-GB"/>
+        </w:rPr>
+        <w:t xml:space="preserve">You should then be able to </w:t>
+      </w:r>
+      <w:r>
+        <w:rPr>
+          <w:lang w:val="en-GB"/>
+        </w:rPr>
+        <w:t xml:space="preserve">use </w:t>
+      </w:r>
       <w:r>
         <w:rPr>
           <w:rFonts w:ascii="Courier New" w:hAnsi="Courier New" w:cs="Courier New"/>
@@ -12004,16 +9130,98 @@
           <w:szCs w:val="22"/>
           <w:lang w:val="en-GB"/>
         </w:rPr>
-        <w:t>init_model_params</w:t>
-      </w:r>
-      <w:proofErr w:type="spellEnd"/>
-      <w:r>
-        <w:rPr>
-          <w:lang w:val="en-GB"/>
-        </w:rPr>
-        <w:t xml:space="preserve"> and </w:t>
-      </w:r>
-      <w:proofErr w:type="spellStart"/>
+        <w:t>regrid_environment</w:t>
+      </w:r>
+      <w:r>
+        <w:rPr>
+          <w:lang w:val="en-GB"/>
+        </w:rPr>
+        <w:t xml:space="preserve"> </w:t>
+      </w:r>
+      <w:r>
+        <w:rPr>
+          <w:lang w:val="en-GB"/>
+        </w:rPr>
+        <w:t xml:space="preserve">to </w:t>
+      </w:r>
+      <w:r>
+        <w:rPr>
+          <w:lang w:val="en-GB"/>
+        </w:rPr>
+        <w:t>calculate the regridding weights and the regridding error for</w:t>
+      </w:r>
+      <w:r>
+        <w:rPr>
+          <w:lang w:val="en-GB"/>
+        </w:rPr>
+        <w:t xml:space="preserve"> your own grids and algorithm</w:t>
+      </w:r>
+      <w:r>
+        <w:rPr>
+          <w:lang w:val="en-GB"/>
+        </w:rPr>
+        <w:t>, and therefore evaluate the quality of your regriddings</w:t>
+      </w:r>
+      <w:r>
+        <w:rPr>
+          <w:lang w:val="en-GB"/>
+        </w:rPr>
+        <w:t xml:space="preserve">. </w:t>
+      </w:r>
+      <w:r>
+        <w:rPr>
+          <w:lang w:val="en-GB"/>
+        </w:rPr>
+        <w:t>In practice, d</w:t>
+      </w:r>
+      <w:r>
+        <w:rPr>
+          <w:lang w:val="en-GB"/>
+        </w:rPr>
+        <w:t>efining</w:t>
+      </w:r>
+      <w:r>
+        <w:rPr>
+          <w:lang w:val="en-GB"/>
+        </w:rPr>
+        <w:t xml:space="preserve"> what a “good” re</w:t>
+      </w:r>
+      <w:r>
+        <w:rPr>
+          <w:lang w:val="en-GB"/>
+        </w:rPr>
+        <w:t>gridd</w:t>
+      </w:r>
+      <w:r>
+        <w:rPr>
+          <w:lang w:val="en-GB"/>
+        </w:rPr>
+        <w:t xml:space="preserve">ing </w:t>
+      </w:r>
+      <w:r>
+        <w:rPr>
+          <w:lang w:val="en-GB"/>
+        </w:rPr>
+        <w:t xml:space="preserve">precisely </w:t>
+      </w:r>
+      <w:r>
+        <w:rPr>
+          <w:lang w:val="en-GB"/>
+        </w:rPr>
+        <w:t>means</w:t>
+      </w:r>
+      <w:r>
+        <w:rPr>
+          <w:lang w:val="en-GB"/>
+        </w:rPr>
+        <w:t xml:space="preserve"> is impossible</w:t>
+      </w:r>
+      <w:r>
+        <w:rPr>
+          <w:lang w:val="en-GB"/>
+        </w:rPr>
+        <w:t xml:space="preserve">. But at least, </w:t>
+      </w:r>
       <w:r>
         <w:rPr>
           <w:rFonts w:ascii="Courier New" w:hAnsi="Courier New" w:cs="Courier New"/>
@@ -12021,198 +9229,8 @@
           <w:szCs w:val="22"/>
           <w:lang w:val="en-GB"/>
         </w:rPr>
-        <w:t>init_domain</w:t>
-      </w:r>
-      <w:proofErr w:type="spellEnd"/>
-      <w:r>
-        <w:rPr>
-          <w:lang w:val="en-GB"/>
-        </w:rPr>
-        <w:t xml:space="preserve"> . </w:t>
-      </w:r>
-    </w:p>
-    <w:p>
-      <w:pPr>
-        <w:spacing w:before="120"/>
-        <w:jc w:val="both"/>
-        <w:rPr>
-          <w:lang w:val="en-GB"/>
-        </w:rPr>
-      </w:pPr>
-      <w:r>
-        <w:rPr>
-          <w:lang w:val="en-GB"/>
-        </w:rPr>
-        <w:t xml:space="preserve">You should then be able to </w:t>
-      </w:r>
-      <w:r>
-        <w:rPr>
-          <w:lang w:val="en-GB"/>
-        </w:rPr>
-        <w:t xml:space="preserve">use </w:t>
-      </w:r>
-      <w:proofErr w:type="spellStart"/>
-      <w:r>
-        <w:rPr>
-          <w:rFonts w:ascii="Courier New" w:hAnsi="Courier New" w:cs="Courier New"/>
-          <w:sz w:val="22"/>
-          <w:szCs w:val="22"/>
-          <w:lang w:val="en-GB"/>
-        </w:rPr>
         <w:t>regrid_environment</w:t>
       </w:r>
-      <w:proofErr w:type="spellEnd"/>
-      <w:r>
-        <w:rPr>
-          <w:lang w:val="en-GB"/>
-        </w:rPr>
-        <w:t xml:space="preserve"> </w:t>
-      </w:r>
-      <w:r>
-        <w:rPr>
-          <w:lang w:val="en-GB"/>
-        </w:rPr>
-        <w:t xml:space="preserve">to </w:t>
-      </w:r>
-      <w:r>
-        <w:rPr>
-          <w:lang w:val="en-GB"/>
-        </w:rPr>
-        <w:t xml:space="preserve">calculate the </w:t>
-      </w:r>
-      <w:proofErr w:type="spellStart"/>
-      <w:r>
-        <w:rPr>
-          <w:lang w:val="en-GB"/>
-        </w:rPr>
-        <w:t>regridding</w:t>
-      </w:r>
-      <w:proofErr w:type="spellEnd"/>
-      <w:r>
-        <w:rPr>
-          <w:lang w:val="en-GB"/>
-        </w:rPr>
-        <w:t xml:space="preserve"> weights and the </w:t>
-      </w:r>
-      <w:proofErr w:type="spellStart"/>
-      <w:r>
-        <w:rPr>
-          <w:lang w:val="en-GB"/>
-        </w:rPr>
-        <w:t>regridding</w:t>
-      </w:r>
-      <w:proofErr w:type="spellEnd"/>
-      <w:r>
-        <w:rPr>
-          <w:lang w:val="en-GB"/>
-        </w:rPr>
-        <w:t xml:space="preserve"> error for</w:t>
-      </w:r>
-      <w:r>
-        <w:rPr>
-          <w:lang w:val="en-GB"/>
-        </w:rPr>
-        <w:t xml:space="preserve"> your own grids and algorithm</w:t>
-      </w:r>
-      <w:r>
-        <w:rPr>
-          <w:lang w:val="en-GB"/>
-        </w:rPr>
-        <w:t xml:space="preserve">, and therefore evaluate the quality of your </w:t>
-      </w:r>
-      <w:proofErr w:type="spellStart"/>
-      <w:r>
-        <w:rPr>
-          <w:lang w:val="en-GB"/>
-        </w:rPr>
-        <w:t>regriddings</w:t>
-      </w:r>
-      <w:proofErr w:type="spellEnd"/>
-      <w:r>
-        <w:rPr>
-          <w:lang w:val="en-GB"/>
-        </w:rPr>
-        <w:t xml:space="preserve">. </w:t>
-      </w:r>
-      <w:r>
-        <w:rPr>
-          <w:lang w:val="en-GB"/>
-        </w:rPr>
-        <w:t>In practice, d</w:t>
-      </w:r>
-      <w:r>
-        <w:rPr>
-          <w:lang w:val="en-GB"/>
-        </w:rPr>
-        <w:t>efining</w:t>
-      </w:r>
-      <w:r>
-        <w:rPr>
-          <w:lang w:val="en-GB"/>
-        </w:rPr>
-        <w:t xml:space="preserve"> what a “good” </w:t>
-      </w:r>
-      <w:proofErr w:type="spellStart"/>
-      <w:r>
-        <w:rPr>
-          <w:lang w:val="en-GB"/>
-        </w:rPr>
-        <w:t>re</w:t>
-      </w:r>
-      <w:r>
-        <w:rPr>
-          <w:lang w:val="en-GB"/>
-        </w:rPr>
-        <w:t>gridd</w:t>
-      </w:r>
-      <w:r>
-        <w:rPr>
-          <w:lang w:val="en-GB"/>
-        </w:rPr>
-        <w:t>ing</w:t>
-      </w:r>
-      <w:proofErr w:type="spellEnd"/>
-      <w:r>
-        <w:rPr>
-          <w:lang w:val="en-GB"/>
-        </w:rPr>
-        <w:t xml:space="preserve"> </w:t>
-      </w:r>
-      <w:r>
-        <w:rPr>
-          <w:lang w:val="en-GB"/>
-        </w:rPr>
-        <w:t xml:space="preserve">precisely </w:t>
-      </w:r>
-      <w:r>
-        <w:rPr>
-          <w:lang w:val="en-GB"/>
-        </w:rPr>
-        <w:t>means</w:t>
-      </w:r>
-      <w:r>
-        <w:rPr>
-          <w:lang w:val="en-GB"/>
-        </w:rPr>
-        <w:t xml:space="preserve"> is impossible</w:t>
-      </w:r>
-      <w:r>
-        <w:rPr>
-          <w:lang w:val="en-GB"/>
-        </w:rPr>
-        <w:t xml:space="preserve">. But at least, </w:t>
-      </w:r>
-      <w:proofErr w:type="spellStart"/>
-      <w:r>
-        <w:rPr>
-          <w:rFonts w:ascii="Courier New" w:hAnsi="Courier New" w:cs="Courier New"/>
-          <w:sz w:val="22"/>
-          <w:szCs w:val="22"/>
-          <w:lang w:val="en-GB"/>
-        </w:rPr>
-        <w:t>regrid_environment</w:t>
-      </w:r>
-      <w:proofErr w:type="spellEnd"/>
       <w:r>
         <w:rPr>
           <w:lang w:val="en-GB"/>
@@ -12229,22 +9247,7 @@
         <w:rPr>
           <w:lang w:val="en-GB"/>
         </w:rPr>
-        <w:t xml:space="preserve"> and </w:t>
-      </w:r>
-      <w:proofErr w:type="spellStart"/>
-      <w:proofErr w:type="gramStart"/>
-      <w:r>
-        <w:rPr>
-          <w:lang w:val="en-GB"/>
-        </w:rPr>
-        <w:t>regriddings</w:t>
-      </w:r>
-      <w:proofErr w:type="spellEnd"/>
-      <w:r>
-        <w:rPr>
-          <w:lang w:val="en-GB"/>
-        </w:rPr>
-        <w:t xml:space="preserve"> </w:t>
+        <w:t xml:space="preserve"> and regriddings </w:t>
       </w:r>
       <w:r>
         <w:rPr>
@@ -12252,7 +9255,6 @@
         </w:rPr>
         <w:t>.</w:t>
       </w:r>
-      <w:proofErr w:type="gramEnd"/>
       <w:r>
         <w:rPr>
           <w:lang w:val="en-GB"/>
@@ -12394,35 +9396,7 @@
         <w:rPr>
           <w:lang w:val="en-GB"/>
         </w:rPr>
-        <w:t xml:space="preserve">Collins, N., </w:t>
-      </w:r>
-      <w:proofErr w:type="spellStart"/>
-      <w:r>
-        <w:rPr>
-          <w:lang w:val="en-GB"/>
-        </w:rPr>
-        <w:t>Theurich</w:t>
-      </w:r>
-      <w:proofErr w:type="spellEnd"/>
-      <w:r>
-        <w:rPr>
-          <w:lang w:val="en-GB"/>
-        </w:rPr>
-        <w:t xml:space="preserve">, G., DeLuca, C., Suarez, M., </w:t>
-      </w:r>
-      <w:proofErr w:type="spellStart"/>
-      <w:r>
-        <w:rPr>
-          <w:lang w:val="en-GB"/>
-        </w:rPr>
-        <w:t>Trayanov</w:t>
-      </w:r>
-      <w:proofErr w:type="spellEnd"/>
-      <w:r>
-        <w:rPr>
-          <w:lang w:val="en-GB"/>
-        </w:rPr>
-        <w:t>, A., Balaji, V., Li, P., Yang, W., Hill, C. and da Silva, A.</w:t>
+        <w:t>Collins, N., Theurich, G., DeLuca, C., Suarez, M., Trayanov, A., Balaji, V., Li, P., Yang, W., Hill, C. and da Silva, A.</w:t>
       </w:r>
       <w:r>
         <w:rPr>
@@ -12434,49 +9408,7 @@
         <w:rPr>
           <w:lang w:val="en-GB"/>
         </w:rPr>
-        <w:t xml:space="preserve">: Design and Implementation of Components in the Earth System </w:t>
-      </w:r>
-      <w:proofErr w:type="spellStart"/>
-      <w:r>
-        <w:rPr>
-          <w:lang w:val="en-GB"/>
-        </w:rPr>
-        <w:t>Modeling</w:t>
-      </w:r>
-      <w:proofErr w:type="spellEnd"/>
-      <w:r>
-        <w:rPr>
-          <w:lang w:val="en-GB"/>
-        </w:rPr>
-        <w:t xml:space="preserve"> Framework, Int. J. High </w:t>
-      </w:r>
-      <w:proofErr w:type="spellStart"/>
-      <w:r>
-        <w:rPr>
-          <w:lang w:val="en-GB"/>
-        </w:rPr>
-        <w:t>Perfor</w:t>
-      </w:r>
-      <w:proofErr w:type="spellEnd"/>
-      <w:r>
-        <w:rPr>
-          <w:lang w:val="en-GB"/>
-        </w:rPr>
-        <w:t xml:space="preserve">. </w:t>
-      </w:r>
-      <w:proofErr w:type="spellStart"/>
-      <w:r>
-        <w:rPr>
-          <w:lang w:val="en-GB"/>
-        </w:rPr>
-        <w:t>Comput</w:t>
-      </w:r>
-      <w:proofErr w:type="spellEnd"/>
-      <w:r>
-        <w:rPr>
-          <w:lang w:val="en-GB"/>
-        </w:rPr>
-        <w:t>. Apps, 19 (3), 341–350.</w:t>
+        <w:t>: Design and Implementation of Components in the Earth System Modeling Framework, Int. J. High Perfor. Comput. Apps, 19 (3), 341–350.</w:t>
       </w:r>
     </w:p>
     <w:p>
@@ -12514,23 +9446,12 @@
     <w:p>
       <w:pPr>
         <w:spacing w:before="120"/>
-        <w:rPr>
-          <w:lang w:val="en-GB"/>
-        </w:rPr>
-      </w:pPr>
-      <w:proofErr w:type="spellStart"/>
-      <w:r>
-        <w:rPr>
-          <w:lang w:val="en-GB"/>
-        </w:rPr>
-        <w:t>Jonville</w:t>
-      </w:r>
-      <w:proofErr w:type="spellEnd"/>
-      <w:r>
-        <w:rPr>
-          <w:lang w:val="en-GB"/>
-        </w:rPr>
-        <w:t>, G. and Valcke, S.</w:t>
+      </w:pPr>
+      <w:r>
+        <w:rPr>
+          <w:lang w:val="en-GB"/>
+        </w:rPr>
+        <w:t>Jonville, G. and Valcke, S.</w:t>
       </w:r>
       <w:r>
         <w:rPr>
@@ -12542,133 +9463,28 @@
         <w:rPr>
           <w:lang w:val="en-GB"/>
         </w:rPr>
-        <w:t xml:space="preserve">: Analysis of SCRIP conservative remapping in OASIS3-MCT – Part B, Technical Report TR/CMGC/19-155, </w:t>
-      </w:r>
-      <w:proofErr w:type="spellStart"/>
-      <w:r>
-        <w:rPr>
-          <w:lang w:val="en-GB"/>
-        </w:rPr>
-        <w:t>Cerfacs</w:t>
-      </w:r>
-      <w:proofErr w:type="spellEnd"/>
-      <w:r>
-        <w:rPr>
-          <w:lang w:val="en-GB"/>
-        </w:rPr>
-        <w:t xml:space="preserve">, France. </w:t>
+        <w:t xml:space="preserve">: Analysis of SCRIP conservative remapping in OASIS3-MCT – Part B, Technical Report TR/CMGC/19-155, Cerfacs, France. </w:t>
       </w:r>
       <w:hyperlink r:id="rId15" w:history="1">
         <w:r>
           <w:rPr>
             <w:rStyle w:val="Hyperlink"/>
-            <w:lang w:val="en-GB"/>
           </w:rPr>
-          <w:t>https://oasis.cerfacs.fr/wp-content/uploads/sites/114/2021/08/GLOBC_TR_Jonville-SCRIP_CONSERV_TRNORM_partB_2019.pd</w:t>
-        </w:r>
-        <w:r>
-          <w:rPr>
-            <w:rStyle w:val="Hyperlink"/>
-            <w:lang w:val="en-GB"/>
-          </w:rPr>
-          <w:t>f</w:t>
+          <w:t>https://oasis.cerfacs.fr/wp-content/uploads/sites/114/2021/08/GLOBC_TR_Jonville-SCRIP_CONSERV_TRNORM_partB_2019.pdf</w:t>
         </w:r>
       </w:hyperlink>
     </w:p>
     <w:p>
       <w:pPr>
         <w:spacing w:before="120"/>
-        <w:rPr>
-          <w:lang w:val="en-GB"/>
-        </w:rPr>
-      </w:pPr>
-      <w:proofErr w:type="spellStart"/>
-      <w:r>
-        <w:rPr>
-          <w:lang w:val="en-GB"/>
-        </w:rPr>
-        <w:t>Piacentini</w:t>
-      </w:r>
-      <w:proofErr w:type="spellEnd"/>
-      <w:r>
-        <w:rPr>
-          <w:lang w:val="en-GB"/>
-        </w:rPr>
-        <w:t xml:space="preserve">, A., </w:t>
-      </w:r>
-      <w:proofErr w:type="spellStart"/>
-      <w:r>
-        <w:rPr>
-          <w:lang w:val="en-GB"/>
-        </w:rPr>
-        <w:t>Maisonnave</w:t>
-      </w:r>
-      <w:proofErr w:type="spellEnd"/>
-      <w:r>
-        <w:rPr>
-          <w:lang w:val="en-GB"/>
-        </w:rPr>
-        <w:t xml:space="preserve">, E., </w:t>
-      </w:r>
-      <w:proofErr w:type="spellStart"/>
-      <w:r>
-        <w:rPr>
-          <w:lang w:val="en-GB"/>
-        </w:rPr>
-        <w:t>Jonville</w:t>
-      </w:r>
-      <w:proofErr w:type="spellEnd"/>
-      <w:r>
-        <w:rPr>
-          <w:lang w:val="en-GB"/>
-        </w:rPr>
-        <w:t xml:space="preserve">, G., </w:t>
-      </w:r>
-      <w:proofErr w:type="spellStart"/>
-      <w:r>
-        <w:rPr>
-          <w:lang w:val="en-GB"/>
-        </w:rPr>
-        <w:t>Coquart</w:t>
-      </w:r>
-      <w:proofErr w:type="spellEnd"/>
-      <w:r>
-        <w:rPr>
-          <w:lang w:val="en-GB"/>
-        </w:rPr>
-        <w:t>, L. and Valcke, S. </w:t>
-      </w:r>
-      <w:r>
-        <w:rPr>
-          <w:lang w:val="en-GB"/>
-        </w:rPr>
-        <w:t>2018</w:t>
-      </w:r>
-      <w:r>
-        <w:rPr>
-          <w:lang w:val="en-GB"/>
-        </w:rPr>
-        <w:t xml:space="preserve">: A parallel SCRIP interpolation library for OASIS, Technical Report TR/CMGC/18-34, </w:t>
-      </w:r>
-      <w:proofErr w:type="spellStart"/>
-      <w:r>
-        <w:rPr>
-          <w:lang w:val="en-GB"/>
-        </w:rPr>
-        <w:t>Cerfacs</w:t>
-      </w:r>
-      <w:proofErr w:type="spellEnd"/>
-      <w:r>
-        <w:rPr>
-          <w:lang w:val="en-GB"/>
-        </w:rPr>
-        <w:t xml:space="preserve">, France. </w:t>
+      </w:pPr>
+      <w:r>
+        <w:t xml:space="preserve">Piacentini, A., Maisonnave, E., Jonville, G., Coquart, L. and Valcke, S. 2018: A parallel SCRIP interpolation library for OASIS, Technical Report TR/CMGC/18-34, Cerfacs, France. </w:t>
       </w:r>
       <w:hyperlink r:id="rId16" w:history="1">
         <w:r>
           <w:rPr>
             <w:rStyle w:val="Hyperlink"/>
-            <w:lang w:val="en-GB"/>
           </w:rPr>
           <w:t>https://oasis.cerfacs.fr/wp-content/uploads/sites/114/2021/08/GLOBC_WN_Piacentini_Parallel_SCRIP_cmgc_18_34_2018.pdf</w:t>
         </w:r>
@@ -12685,21 +9501,7 @@
         <w:rPr>
           <w:lang w:val="en-GB"/>
         </w:rPr>
-        <w:t xml:space="preserve">Valcke, S. and </w:t>
-      </w:r>
-      <w:proofErr w:type="spellStart"/>
-      <w:r>
-        <w:rPr>
-          <w:lang w:val="en-GB"/>
-        </w:rPr>
-        <w:t>Piacentini</w:t>
-      </w:r>
-      <w:proofErr w:type="spellEnd"/>
-      <w:r>
-        <w:rPr>
-          <w:lang w:val="en-GB"/>
-        </w:rPr>
-        <w:t>, A.</w:t>
+        <w:t>Valcke, S. and Piacentini, A.</w:t>
       </w:r>
       <w:r>
         <w:rPr>
@@ -12711,21 +9513,7 @@
         <w:rPr>
           <w:lang w:val="en-GB"/>
         </w:rPr>
-        <w:t xml:space="preserve">: Analysis of SCRIP conservative remapping in OASIS3-MCT – Part A, Technical Report TR/CMGC/19-129, </w:t>
-      </w:r>
-      <w:proofErr w:type="spellStart"/>
-      <w:r>
-        <w:rPr>
-          <w:lang w:val="en-GB"/>
-        </w:rPr>
-        <w:t>Cerfacs</w:t>
-      </w:r>
-      <w:proofErr w:type="spellEnd"/>
-      <w:r>
-        <w:rPr>
-          <w:lang w:val="en-GB"/>
-        </w:rPr>
-        <w:t>, France.</w:t>
+        <w:t>: Analysis of SCRIP conservative remapping in OASIS3-MCT – Part A, Technical Report TR/CMGC/19-129, Cerfacs, France.</w:t>
       </w:r>
       <w:r>
         <w:rPr>
@@ -12754,41 +9542,13 @@
         <w:rPr>
           <w:lang w:val="en-GB"/>
         </w:rPr>
-        <w:t xml:space="preserve">Valcke, S., </w:t>
-      </w:r>
-      <w:proofErr w:type="spellStart"/>
-      <w:r>
-        <w:rPr>
-          <w:lang w:val="en-GB"/>
-        </w:rPr>
-        <w:t>Piacentini</w:t>
-      </w:r>
-      <w:proofErr w:type="spellEnd"/>
-      <w:r>
-        <w:rPr>
-          <w:lang w:val="en-GB"/>
-        </w:rPr>
-        <w:t>, A.</w:t>
-      </w:r>
-      <w:r>
-        <w:rPr>
-          <w:lang w:val="en-GB"/>
-        </w:rPr>
-        <w:t xml:space="preserve"> and </w:t>
-      </w:r>
-      <w:proofErr w:type="spellStart"/>
-      <w:r>
-        <w:rPr>
-          <w:lang w:val="en-GB"/>
-        </w:rPr>
-        <w:t>Jonville</w:t>
-      </w:r>
-      <w:proofErr w:type="spellEnd"/>
-      <w:r>
-        <w:rPr>
-          <w:lang w:val="en-GB"/>
-        </w:rPr>
-        <w:t xml:space="preserve">, G. </w:t>
+        <w:t>Valcke, S., Piacentini, A.</w:t>
+      </w:r>
+      <w:r>
+        <w:rPr>
+          <w:lang w:val="en-GB"/>
+        </w:rPr>
+        <w:t xml:space="preserve"> and Jonville, G. </w:t>
       </w:r>
       <w:r>
         <w:rPr>
@@ -12800,49 +9560,19 @@
         <w:rPr>
           <w:lang w:val="en-GB"/>
         </w:rPr>
-        <w:t xml:space="preserve">Benchmarking of </w:t>
-      </w:r>
-      <w:proofErr w:type="spellStart"/>
-      <w:r>
-        <w:rPr>
-          <w:lang w:val="en-GB"/>
-        </w:rPr>
-        <w:t>regridding</w:t>
-      </w:r>
-      <w:proofErr w:type="spellEnd"/>
-      <w:r>
-        <w:rPr>
-          <w:lang w:val="en-GB"/>
-        </w:rPr>
-        <w:t xml:space="preserve"> libraries used in Earth System Modelling</w:t>
-      </w:r>
-      <w:r>
-        <w:rPr>
-          <w:lang w:val="en-GB"/>
-        </w:rPr>
-        <w:t xml:space="preserve">: SCRIP, YAC, ESMF and </w:t>
-      </w:r>
-      <w:proofErr w:type="spellStart"/>
-      <w:proofErr w:type="gramStart"/>
-      <w:r>
-        <w:rPr>
-          <w:lang w:val="en-GB"/>
-        </w:rPr>
-        <w:t>XIOS,</w:t>
-      </w:r>
-      <w:r>
-        <w:rPr>
-          <w:lang w:val="en-GB"/>
-        </w:rPr>
-        <w:t>Technical</w:t>
-      </w:r>
-      <w:proofErr w:type="spellEnd"/>
-      <w:proofErr w:type="gramEnd"/>
-      <w:r>
-        <w:rPr>
-          <w:lang w:val="en-GB"/>
-        </w:rPr>
-        <w:t xml:space="preserve"> Report TR/CMGC/</w:t>
+        <w:t>Benchmarking of regridding libraries used in Earth System Modelling</w:t>
+      </w:r>
+      <w:r>
+        <w:rPr>
+          <w:lang w:val="en-GB"/>
+        </w:rPr>
+        <w:t>: SCRIP, YAC, ESMF and XIOS,</w:t>
+      </w:r>
+      <w:r>
+        <w:rPr>
+          <w:lang w:val="en-GB"/>
+        </w:rPr>
+        <w:t>Technical Report TR/CMGC/</w:t>
       </w:r>
       <w:r>
         <w:rPr>
@@ -12854,27 +9584,13 @@
         <w:rPr>
           <w:lang w:val="en-GB"/>
         </w:rPr>
-        <w:t xml:space="preserve">, </w:t>
-      </w:r>
-      <w:proofErr w:type="spellStart"/>
-      <w:r>
-        <w:rPr>
-          <w:lang w:val="en-GB"/>
-        </w:rPr>
-        <w:t>Cerfacs</w:t>
-      </w:r>
-      <w:proofErr w:type="spellEnd"/>
-      <w:r>
-        <w:rPr>
-          <w:lang w:val="en-GB"/>
-        </w:rPr>
-        <w:t xml:space="preserve">, France. </w:t>
-      </w:r>
-      <w:r>
-        <w:rPr>
-          <w:lang w:val="en-GB"/>
-        </w:rPr>
-        <w:t>XXXXX</w:t>
+        <w:t xml:space="preserve">, Cerfacs, France. </w:t>
+      </w:r>
+      <w:r>
+        <w:rPr>
+          <w:lang w:val="en-GB"/>
+        </w:rPr>
+        <w:t>https://oasis.cerfacs.fr/wp-content/uploads/sites/114/2021/11/GLOBC-TR_Valcke_Report_regridding_analysis_final_2021.pdf</w:t>
       </w:r>
     </w:p>
     <w:p>
@@ -13122,43 +9838,39 @@
           <w:szCs w:val="22"/>
           <w:lang w:val="en-GB"/>
         </w:rPr>
-        <w:t xml:space="preserve">The original sea-land mask of the ocean grid, torc or </w:t>
-      </w:r>
-      <w:proofErr w:type="spellStart"/>
+        <w:t>The original sea-land mask of the ocean grid, torc or nogt, is taken as is. For the atmosphere grid, the valid/unmasked fraction of each cell is defined by the conservative remapping of the unmasked part of the ocean grid on the atmospheric grid performed with the specific regridding library. Then, the atmospheric coupling mask is defined associating a valid (non</w:t>
+      </w:r>
       <w:r>
         <w:rPr>
           <w:sz w:val="22"/>
           <w:szCs w:val="22"/>
           <w:lang w:val="en-GB"/>
         </w:rPr>
-        <w:t>nogt</w:t>
-      </w:r>
-      <w:proofErr w:type="spellEnd"/>
+        <w:t>-</w:t>
+      </w:r>
       <w:r>
         <w:rPr>
           <w:sz w:val="22"/>
           <w:szCs w:val="22"/>
           <w:lang w:val="en-GB"/>
         </w:rPr>
-        <w:t xml:space="preserve">, is taken as is. For the atmosphere grid, the valid/unmasked fraction of each cell is defined by the conservative remapping of the unmasked part of the ocean grid on the atmospheric grid performed with the specific </w:t>
-      </w:r>
-      <w:proofErr w:type="spellStart"/>
+        <w:t xml:space="preserve">masked) index to </w:t>
+      </w:r>
       <w:r>
         <w:rPr>
           <w:sz w:val="22"/>
           <w:szCs w:val="22"/>
           <w:lang w:val="en-GB"/>
         </w:rPr>
-        <w:t>regridding</w:t>
-      </w:r>
-      <w:proofErr w:type="spellEnd"/>
+        <w:t xml:space="preserve">each </w:t>
+      </w:r>
       <w:r>
         <w:rPr>
           <w:sz w:val="22"/>
           <w:szCs w:val="22"/>
           <w:lang w:val="en-GB"/>
         </w:rPr>
-        <w:t xml:space="preserve"> library. Then, the atmospheric coupling mask is defined associating a valid (non</w:t>
+        <w:t xml:space="preserve">cell </w:t>
       </w:r>
       <w:r>
         <w:rPr>
@@ -13166,7 +9878,7 @@
           <w:szCs w:val="22"/>
           <w:lang w:val="en-GB"/>
         </w:rPr>
-        <w:t>-</w:t>
+        <w:t>for which the remapped unmasked part of the ocean grid occupies</w:t>
       </w:r>
       <w:r>
         <w:rPr>
@@ -13174,7 +9886,7 @@
           <w:szCs w:val="22"/>
           <w:lang w:val="en-GB"/>
         </w:rPr>
-        <w:t xml:space="preserve">masked) index to </w:t>
+        <w:t xml:space="preserve"> </w:t>
       </w:r>
       <w:r>
         <w:rPr>
@@ -13182,7 +9894,7 @@
           <w:szCs w:val="22"/>
           <w:lang w:val="en-GB"/>
         </w:rPr>
-        <w:t xml:space="preserve">each </w:t>
+        <w:t xml:space="preserve">at least 1/1000 of its surface </w:t>
       </w:r>
       <w:r>
         <w:rPr>
@@ -13190,57 +9902,7 @@
           <w:szCs w:val="22"/>
           <w:lang w:val="en-GB"/>
         </w:rPr>
-        <w:t xml:space="preserve">cell </w:t>
-      </w:r>
-      <w:r>
-        <w:rPr>
-          <w:sz w:val="22"/>
-          <w:szCs w:val="22"/>
-          <w:lang w:val="en-GB"/>
-        </w:rPr>
-        <w:t>for which the remapped unmasked part of the ocean grid occupies</w:t>
-      </w:r>
-      <w:r>
-        <w:rPr>
-          <w:sz w:val="22"/>
-          <w:szCs w:val="22"/>
-          <w:lang w:val="en-GB"/>
-        </w:rPr>
-        <w:t xml:space="preserve"> </w:t>
-      </w:r>
-      <w:r>
-        <w:rPr>
-          <w:sz w:val="22"/>
-          <w:szCs w:val="22"/>
-          <w:lang w:val="en-GB"/>
-        </w:rPr>
-        <w:t xml:space="preserve">at least 1/1000 of its </w:t>
-      </w:r>
-      <w:proofErr w:type="gramStart"/>
-      <w:r>
-        <w:rPr>
-          <w:sz w:val="22"/>
-          <w:szCs w:val="22"/>
-          <w:lang w:val="en-GB"/>
-        </w:rPr>
-        <w:t xml:space="preserve">surface </w:t>
-      </w:r>
-      <w:r>
-        <w:rPr>
-          <w:sz w:val="22"/>
-          <w:szCs w:val="22"/>
-          <w:lang w:val="en-GB"/>
-        </w:rPr>
-        <w:t>;</w:t>
-      </w:r>
-      <w:proofErr w:type="gramEnd"/>
-      <w:r>
-        <w:rPr>
-          <w:sz w:val="22"/>
-          <w:szCs w:val="22"/>
-          <w:lang w:val="en-GB"/>
-        </w:rPr>
-        <w:t xml:space="preserve"> for </w:t>
+        <w:t xml:space="preserve">; for </w:t>
       </w:r>
       <w:r>
         <w:rPr>
@@ -13324,89 +9986,33 @@
           <w:szCs w:val="22"/>
           <w:lang w:val="en-GB"/>
         </w:rPr>
-        <w:t xml:space="preserve"> </w:t>
-      </w:r>
-      <w:proofErr w:type="spellStart"/>
+        <w:t xml:space="preserve"> nogt are structured and can in principle be described in ESMF with the SCRIP format. However, as detailed in section 7.4 of (Valcke et al</w:t>
+      </w:r>
       <w:r>
         <w:rPr>
           <w:sz w:val="22"/>
           <w:szCs w:val="22"/>
           <w:lang w:val="en-GB"/>
         </w:rPr>
-        <w:t>nogt</w:t>
-      </w:r>
-      <w:proofErr w:type="spellEnd"/>
+        <w:t>.</w:t>
+      </w:r>
       <w:r>
         <w:rPr>
           <w:sz w:val="22"/>
           <w:szCs w:val="22"/>
           <w:lang w:val="en-GB"/>
         </w:rPr>
-        <w:t xml:space="preserve"> are structured and can in principle be described in ESMF with the SCRIP format. However, as detailed in section 7.4 of (Valcke et al</w:t>
-      </w:r>
-      <w:r>
-        <w:rPr>
+        <w:t xml:space="preserve"> 2021), the conservative remapping for a field expressed on a nogt grid shows wrong values in the region of the North fold of the grid. But this problem disappears when the nogt grid is expressed as an unstructured grid. This is why we use the script </w:t>
+      </w:r>
+      <w:r>
+        <w:rPr>
+          <w:rFonts w:ascii="Courier New" w:hAnsi="Courier New" w:cs="Courier New"/>
           <w:sz w:val="22"/>
           <w:szCs w:val="22"/>
           <w:lang w:val="en-GB"/>
         </w:rPr>
-        <w:t>.</w:t>
-      </w:r>
-      <w:r>
-        <w:rPr>
-          <w:sz w:val="22"/>
-          <w:szCs w:val="22"/>
-          <w:lang w:val="en-GB"/>
-        </w:rPr>
-        <w:t xml:space="preserve"> 2021), the conservative remapping for a field expressed on a </w:t>
-      </w:r>
-      <w:proofErr w:type="spellStart"/>
-      <w:r>
-        <w:rPr>
-          <w:sz w:val="22"/>
-          <w:szCs w:val="22"/>
-          <w:lang w:val="en-GB"/>
-        </w:rPr>
-        <w:t>nogt</w:t>
-      </w:r>
-      <w:proofErr w:type="spellEnd"/>
-      <w:r>
-        <w:rPr>
-          <w:sz w:val="22"/>
-          <w:szCs w:val="22"/>
-          <w:lang w:val="en-GB"/>
-        </w:rPr>
-        <w:t xml:space="preserve"> grid shows wrong values in the region of the North fold of the grid. But this problem disappears when the </w:t>
-      </w:r>
-      <w:proofErr w:type="spellStart"/>
-      <w:r>
-        <w:rPr>
-          <w:sz w:val="22"/>
-          <w:szCs w:val="22"/>
-          <w:lang w:val="en-GB"/>
-        </w:rPr>
-        <w:t>nogt</w:t>
-      </w:r>
-      <w:proofErr w:type="spellEnd"/>
-      <w:r>
-        <w:rPr>
-          <w:sz w:val="22"/>
-          <w:szCs w:val="22"/>
-          <w:lang w:val="en-GB"/>
-        </w:rPr>
-        <w:t xml:space="preserve"> grid is expressed as an unstructured grid. This is why we use the script </w:t>
-      </w:r>
-      <w:proofErr w:type="spellStart"/>
-      <w:r>
-        <w:rPr>
-          <w:rFonts w:ascii="Courier New" w:hAnsi="Courier New" w:cs="Courier New"/>
-          <w:sz w:val="22"/>
-          <w:szCs w:val="22"/>
-          <w:lang w:val="en-GB"/>
-        </w:rPr>
         <w:t>OasisGridsToESMF</w:t>
       </w:r>
-      <w:proofErr w:type="spellEnd"/>
       <w:r>
         <w:rPr>
           <w:sz w:val="22"/>
@@ -13420,15 +10026,7 @@
           <w:rFonts w:ascii="Courier New" w:hAnsi="Courier New" w:cs="Courier New"/>
           <w:lang w:val="en-GB"/>
         </w:rPr>
-        <w:t>_</w:t>
-      </w:r>
-      <w:proofErr w:type="gramStart"/>
-      <w:r>
-        <w:rPr>
-          <w:rFonts w:ascii="Courier New" w:hAnsi="Courier New" w:cs="Courier New"/>
-          <w:lang w:val="en-GB"/>
-        </w:rPr>
-        <w:t>nogtunstruct.py</w:t>
+        <w:t>_nogtunstruct.py</w:t>
       </w:r>
       <w:r>
         <w:rPr>
@@ -13446,7 +10044,6 @@
         </w:rPr>
         <w:t>,</w:t>
       </w:r>
-      <w:proofErr w:type="gramEnd"/>
       <w:r>
         <w:rPr>
           <w:rFonts w:ascii="Courier New" w:hAnsi="Courier New" w:cs="Courier New"/>
@@ -13460,59 +10057,23 @@
           <w:szCs w:val="22"/>
           <w:lang w:val="en-GB"/>
         </w:rPr>
-        <w:t xml:space="preserve">which expresses the </w:t>
-      </w:r>
-      <w:proofErr w:type="spellStart"/>
+        <w:t>which expresses the nogt grid in the unstructured ESMF format</w:t>
+      </w:r>
       <w:r>
         <w:rPr>
           <w:sz w:val="22"/>
           <w:szCs w:val="22"/>
           <w:lang w:val="en-GB"/>
         </w:rPr>
-        <w:t>nogt</w:t>
-      </w:r>
-      <w:proofErr w:type="spellEnd"/>
+        <w:t>,</w:t>
+      </w:r>
       <w:r>
         <w:rPr>
           <w:sz w:val="22"/>
           <w:szCs w:val="22"/>
           <w:lang w:val="en-GB"/>
         </w:rPr>
-        <w:t xml:space="preserve"> grid in the unstructured ESMF format</w:t>
-      </w:r>
-      <w:r>
-        <w:rPr>
-          <w:sz w:val="22"/>
-          <w:szCs w:val="22"/>
-          <w:lang w:val="en-GB"/>
-        </w:rPr>
-        <w:t>,</w:t>
-      </w:r>
-      <w:r>
-        <w:rPr>
-          <w:sz w:val="22"/>
-          <w:szCs w:val="22"/>
-          <w:lang w:val="en-GB"/>
-        </w:rPr>
-        <w:t xml:space="preserve"> for conserv1st and conserv2nd when </w:t>
-      </w:r>
-      <w:proofErr w:type="spellStart"/>
-      <w:r>
-        <w:rPr>
-          <w:sz w:val="22"/>
-          <w:szCs w:val="22"/>
-          <w:lang w:val="en-GB"/>
-        </w:rPr>
-        <w:t>nogt</w:t>
-      </w:r>
-      <w:proofErr w:type="spellEnd"/>
-      <w:r>
-        <w:rPr>
-          <w:sz w:val="22"/>
-          <w:szCs w:val="22"/>
-          <w:lang w:val="en-GB"/>
-        </w:rPr>
-        <w:t xml:space="preserve"> is the source grid.</w:t>
+        <w:t xml:space="preserve"> for conserv1st and conserv2nd when nogt is the source grid.</w:t>
       </w:r>
     </w:p>
   </w:footnote>

--- a/examples/regrid_environment/regrid_environment_documentation.docx
+++ b/examples/regrid_environment/regrid_environment_documentation.docx
@@ -1,6 +1,6 @@
 
 <file path=word/document.xml><?xml version="1.0" encoding="utf-8"?>
-<w:document xmlns:wpc="http://schemas.microsoft.com/office/word/2010/wordprocessingCanvas" xmlns:cx="http://schemas.microsoft.com/office/drawing/2014/chartex" xmlns:cx1="http://schemas.microsoft.com/office/drawing/2015/9/8/chartex" xmlns:cx2="http://schemas.microsoft.com/office/drawing/2015/10/21/chartex" xmlns:cx3="http://schemas.microsoft.com/office/drawing/2016/5/9/chartex" xmlns:cx4="http://schemas.microsoft.com/office/drawing/2016/5/10/chartex" xmlns:cx5="http://schemas.microsoft.com/office/drawing/2016/5/11/chartex" xmlns:cx6="http://schemas.microsoft.com/office/drawing/2016/5/12/chartex" xmlns:cx7="http://schemas.microsoft.com/office/drawing/2016/5/13/chartex" xmlns:cx8="http://schemas.microsoft.com/office/drawing/2016/5/14/chartex" xmlns:mc="http://schemas.openxmlformats.org/markup-compatibility/2006" xmlns:aink="http://schemas.microsoft.com/office/drawing/2016/ink" xmlns:am3d="http://schemas.microsoft.com/office/drawing/2017/model3d" xmlns:o="urn:schemas-microsoft-com:office:office" xmlns:r="http://schemas.openxmlformats.org/officeDocument/2006/relationships" xmlns:m="http://schemas.openxmlformats.org/officeDocument/2006/math" xmlns:v="urn:schemas-microsoft-com:vml" xmlns:wp14="http://schemas.microsoft.com/office/word/2010/wordprocessingDrawing" xmlns:wp="http://schemas.openxmlformats.org/drawingml/2006/wordprocessingDrawing" xmlns:w10="urn:schemas-microsoft-com:office:word" xmlns:w="http://schemas.openxmlformats.org/wordprocessingml/2006/main" xmlns:w14="http://schemas.microsoft.com/office/word/2010/wordml" xmlns:w15="http://schemas.microsoft.com/office/word/2012/wordml" xmlns:w16cex="http://schemas.microsoft.com/office/word/2018/wordml/cex" xmlns:w16cid="http://schemas.microsoft.com/office/word/2016/wordml/cid" xmlns:w16="http://schemas.microsoft.com/office/word/2018/wordml" xmlns:w16sdtdh="http://schemas.microsoft.com/office/word/2020/wordml/sdtdatahash" xmlns:w16se="http://schemas.microsoft.com/office/word/2015/wordml/symex" xmlns:wpg="http://schemas.microsoft.com/office/word/2010/wordprocessingGroup" xmlns:wpi="http://schemas.microsoft.com/office/word/2010/wordprocessingInk" xmlns:wne="http://schemas.microsoft.com/office/word/2006/wordml" xmlns:wps="http://schemas.microsoft.com/office/word/2010/wordprocessingShape" mc:Ignorable="w14 w15 w16se w16cid w16 w16cex w16sdtdh wp14">
+<w:document xmlns:wpc="http://schemas.microsoft.com/office/word/2010/wordprocessingCanvas" xmlns:cx="http://schemas.microsoft.com/office/drawing/2014/chartex" xmlns:cx1="http://schemas.microsoft.com/office/drawing/2015/9/8/chartex" xmlns:cx2="http://schemas.microsoft.com/office/drawing/2015/10/21/chartex" xmlns:cx3="http://schemas.microsoft.com/office/drawing/2016/5/9/chartex" xmlns:cx4="http://schemas.microsoft.com/office/drawing/2016/5/10/chartex" xmlns:cx5="http://schemas.microsoft.com/office/drawing/2016/5/11/chartex" xmlns:cx6="http://schemas.microsoft.com/office/drawing/2016/5/12/chartex" xmlns:cx7="http://schemas.microsoft.com/office/drawing/2016/5/13/chartex" xmlns:cx8="http://schemas.microsoft.com/office/drawing/2016/5/14/chartex" xmlns:mc="http://schemas.openxmlformats.org/markup-compatibility/2006" xmlns:aink="http://schemas.microsoft.com/office/drawing/2016/ink" xmlns:am3d="http://schemas.microsoft.com/office/drawing/2017/model3d" xmlns:o="urn:schemas-microsoft-com:office:office" xmlns:oel="http://schemas.microsoft.com/office/2019/extlst" xmlns:r="http://schemas.openxmlformats.org/officeDocument/2006/relationships" xmlns:m="http://schemas.openxmlformats.org/officeDocument/2006/math" xmlns:v="urn:schemas-microsoft-com:vml" xmlns:wp14="http://schemas.microsoft.com/office/word/2010/wordprocessingDrawing" xmlns:wp="http://schemas.openxmlformats.org/drawingml/2006/wordprocessingDrawing" xmlns:w10="urn:schemas-microsoft-com:office:word" xmlns:w="http://schemas.openxmlformats.org/wordprocessingml/2006/main" xmlns:w14="http://schemas.microsoft.com/office/word/2010/wordml" xmlns:w15="http://schemas.microsoft.com/office/word/2012/wordml" xmlns:w16cex="http://schemas.microsoft.com/office/word/2018/wordml/cex" xmlns:w16cid="http://schemas.microsoft.com/office/word/2016/wordml/cid" xmlns:w16="http://schemas.microsoft.com/office/word/2018/wordml" xmlns:w16sdtdh="http://schemas.microsoft.com/office/word/2020/wordml/sdtdatahash" xmlns:w16se="http://schemas.microsoft.com/office/word/2015/wordml/symex" xmlns:wpg="http://schemas.microsoft.com/office/word/2010/wordprocessingGroup" xmlns:wpi="http://schemas.microsoft.com/office/word/2010/wordprocessingInk" xmlns:wne="http://schemas.microsoft.com/office/word/2006/wordml" xmlns:wps="http://schemas.microsoft.com/office/word/2010/wordprocessingShape" mc:Ignorable="w14 w15 w16se w16cid w16 w16cex w16sdtdh wp14">
   <w:background w:color="FFFFFF"/>
   <w:body>
     <w:p>
@@ -114,8 +114,18 @@
           <w:sz w:val="32"/>
           <w:szCs w:val="32"/>
         </w:rPr>
-        <w:t xml:space="preserve"> regrid_environment</w:t>
-      </w:r>
+        <w:t xml:space="preserve"> </w:t>
+      </w:r>
+      <w:proofErr w:type="spellStart"/>
+      <w:r>
+        <w:rPr>
+          <w:b w:val="0"/>
+          <w:sz w:val="32"/>
+          <w:szCs w:val="32"/>
+        </w:rPr>
+        <w:t>regrid_environment</w:t>
+      </w:r>
+      <w:proofErr w:type="spellEnd"/>
     </w:p>
     <w:p>
       <w:pPr>
@@ -186,7 +196,21 @@
         <w:rPr>
           <w:lang w:val="en-GB"/>
         </w:rPr>
-        <w:t>The regrid_environment directory offers a</w:t>
+        <w:t xml:space="preserve">The </w:t>
+      </w:r>
+      <w:proofErr w:type="spellStart"/>
+      <w:r>
+        <w:rPr>
+          <w:lang w:val="en-GB"/>
+        </w:rPr>
+        <w:t>regrid_environment</w:t>
+      </w:r>
+      <w:proofErr w:type="spellEnd"/>
+      <w:r>
+        <w:rPr>
+          <w:lang w:val="en-GB"/>
+        </w:rPr>
+        <w:t xml:space="preserve"> directory offers a</w:t>
       </w:r>
       <w:r>
         <w:rPr>
@@ -206,11 +230,19 @@
         </w:rPr>
         <w:t xml:space="preserve">the </w:t>
       </w:r>
-      <w:r>
-        <w:rPr>
-          <w:lang w:val="en-GB"/>
-        </w:rPr>
-        <w:t xml:space="preserve">regridding weights and </w:t>
+      <w:proofErr w:type="spellStart"/>
+      <w:r>
+        <w:rPr>
+          <w:lang w:val="en-GB"/>
+        </w:rPr>
+        <w:t>regridding</w:t>
+      </w:r>
+      <w:proofErr w:type="spellEnd"/>
+      <w:r>
+        <w:rPr>
+          <w:lang w:val="en-GB"/>
+        </w:rPr>
+        <w:t xml:space="preserve"> weights and </w:t>
       </w:r>
       <w:r>
         <w:rPr>
@@ -222,19 +254,47 @@
         <w:rPr>
           <w:lang w:val="en-GB"/>
         </w:rPr>
-        <w:t xml:space="preserve"> regridding error for specific couple of grids</w:t>
-      </w:r>
-      <w:r>
-        <w:rPr>
-          <w:lang w:val="en-GB"/>
-        </w:rPr>
         <w:t xml:space="preserve"> </w:t>
       </w:r>
-      <w:r>
-        <w:rPr>
-          <w:lang w:val="en-GB"/>
-        </w:rPr>
-        <w:t>and specific regridding algorithms with either the SCRIP library</w:t>
+      <w:proofErr w:type="spellStart"/>
+      <w:r>
+        <w:rPr>
+          <w:lang w:val="en-GB"/>
+        </w:rPr>
+        <w:t>regridding</w:t>
+      </w:r>
+      <w:proofErr w:type="spellEnd"/>
+      <w:r>
+        <w:rPr>
+          <w:lang w:val="en-GB"/>
+        </w:rPr>
+        <w:t xml:space="preserve"> error for specific couple of grids</w:t>
+      </w:r>
+      <w:r>
+        <w:rPr>
+          <w:lang w:val="en-GB"/>
+        </w:rPr>
+        <w:t xml:space="preserve"> </w:t>
+      </w:r>
+      <w:r>
+        <w:rPr>
+          <w:lang w:val="en-GB"/>
+        </w:rPr>
+        <w:t xml:space="preserve">and specific </w:t>
+      </w:r>
+      <w:proofErr w:type="spellStart"/>
+      <w:r>
+        <w:rPr>
+          <w:lang w:val="en-GB"/>
+        </w:rPr>
+        <w:t>regridding</w:t>
+      </w:r>
+      <w:proofErr w:type="spellEnd"/>
+      <w:r>
+        <w:rPr>
+          <w:lang w:val="en-GB"/>
+        </w:rPr>
+        <w:t xml:space="preserve"> algorithms with either the SCRIP library</w:t>
       </w:r>
       <w:r>
         <w:rPr>
@@ -339,7 +399,21 @@
         <w:rPr>
           <w:lang w:val="en-GB"/>
         </w:rPr>
-        <w:t>(Piacentini et al. 2018)</w:t>
+        <w:t>(</w:t>
+      </w:r>
+      <w:proofErr w:type="spellStart"/>
+      <w:r>
+        <w:rPr>
+          <w:lang w:val="en-GB"/>
+        </w:rPr>
+        <w:t>Piacentini</w:t>
+      </w:r>
+      <w:proofErr w:type="spellEnd"/>
+      <w:r>
+        <w:rPr>
+          <w:lang w:val="en-GB"/>
+        </w:rPr>
+        <w:t xml:space="preserve"> et al. 2018)</w:t>
       </w:r>
       <w:r>
         <w:rPr>
@@ -372,7 +446,49 @@
         <w:rPr>
           <w:lang w:val="en-GB"/>
         </w:rPr>
-        <w:t>ed in 2019 (Valcke &amp; Piacentini, 2019; Jonville &amp; Valcke, 2019). This analysis led to the conclusion that other regridding possibilities should be offered in OASIS3-MCT.</w:t>
+        <w:t xml:space="preserve">ed in 2019 (Valcke &amp; </w:t>
+      </w:r>
+      <w:proofErr w:type="spellStart"/>
+      <w:r>
+        <w:rPr>
+          <w:lang w:val="en-GB"/>
+        </w:rPr>
+        <w:t>Piacentini</w:t>
+      </w:r>
+      <w:proofErr w:type="spellEnd"/>
+      <w:r>
+        <w:rPr>
+          <w:lang w:val="en-GB"/>
+        </w:rPr>
+        <w:t xml:space="preserve">, 2019; </w:t>
+      </w:r>
+      <w:proofErr w:type="spellStart"/>
+      <w:r>
+        <w:rPr>
+          <w:lang w:val="en-GB"/>
+        </w:rPr>
+        <w:t>Jonville</w:t>
+      </w:r>
+      <w:proofErr w:type="spellEnd"/>
+      <w:r>
+        <w:rPr>
+          <w:lang w:val="en-GB"/>
+        </w:rPr>
+        <w:t xml:space="preserve"> &amp; Valcke, 2019). This analysis led to the conclusion that other </w:t>
+      </w:r>
+      <w:proofErr w:type="spellStart"/>
+      <w:r>
+        <w:rPr>
+          <w:lang w:val="en-GB"/>
+        </w:rPr>
+        <w:t>regridding</w:t>
+      </w:r>
+      <w:proofErr w:type="spellEnd"/>
+      <w:r>
+        <w:rPr>
+          <w:lang w:val="en-GB"/>
+        </w:rPr>
+        <w:t xml:space="preserve"> possibilities should be offered in OASIS3-MCT.</w:t>
       </w:r>
       <w:r>
         <w:rPr>
@@ -384,13 +500,41 @@
         <w:rPr>
           <w:lang w:val="en-GB"/>
         </w:rPr>
-        <w:t xml:space="preserve">A regridding benchmark was set up and </w:t>
-      </w:r>
-      <w:r>
-        <w:rPr>
-          <w:lang w:val="en-GB"/>
-        </w:rPr>
-        <w:t xml:space="preserve">the regridding functionality </w:t>
+        <w:t xml:space="preserve">A </w:t>
+      </w:r>
+      <w:proofErr w:type="spellStart"/>
+      <w:r>
+        <w:rPr>
+          <w:lang w:val="en-GB"/>
+        </w:rPr>
+        <w:t>regridding</w:t>
+      </w:r>
+      <w:proofErr w:type="spellEnd"/>
+      <w:r>
+        <w:rPr>
+          <w:lang w:val="en-GB"/>
+        </w:rPr>
+        <w:t xml:space="preserve"> benchmark was set up and </w:t>
+      </w:r>
+      <w:r>
+        <w:rPr>
+          <w:lang w:val="en-GB"/>
+        </w:rPr>
+        <w:t xml:space="preserve">the </w:t>
+      </w:r>
+      <w:proofErr w:type="spellStart"/>
+      <w:r>
+        <w:rPr>
+          <w:lang w:val="en-GB"/>
+        </w:rPr>
+        <w:t>regridding</w:t>
+      </w:r>
+      <w:proofErr w:type="spellEnd"/>
+      <w:r>
+        <w:rPr>
+          <w:lang w:val="en-GB"/>
+        </w:rPr>
+        <w:t xml:space="preserve"> functionality </w:t>
       </w:r>
       <w:r>
         <w:rPr>
@@ -398,11 +542,19 @@
         </w:rPr>
         <w:t xml:space="preserve">of different </w:t>
       </w:r>
-      <w:r>
-        <w:rPr>
-          <w:lang w:val="en-GB"/>
-        </w:rPr>
-        <w:t xml:space="preserve">regridding libraries currently available </w:t>
+      <w:proofErr w:type="spellStart"/>
+      <w:r>
+        <w:rPr>
+          <w:lang w:val="en-GB"/>
+        </w:rPr>
+        <w:t>regridding</w:t>
+      </w:r>
+      <w:proofErr w:type="spellEnd"/>
+      <w:r>
+        <w:rPr>
+          <w:lang w:val="en-GB"/>
+        </w:rPr>
+        <w:t xml:space="preserve"> libraries currently available </w:t>
       </w:r>
       <w:r>
         <w:rPr>
@@ -546,7 +698,14 @@
         <w:rPr>
           <w:lang w:val="en-GB"/>
         </w:rPr>
-        <w:t xml:space="preserve"> for their own regridding</w:t>
+        <w:t xml:space="preserve"> for their own </w:t>
+      </w:r>
+      <w:proofErr w:type="spellStart"/>
+      <w:r>
+        <w:rPr>
+          <w:lang w:val="en-GB"/>
+        </w:rPr>
+        <w:t>regridding</w:t>
       </w:r>
       <w:r>
         <w:rPr>
@@ -554,6 +713,7 @@
         </w:rPr>
         <w:t>s</w:t>
       </w:r>
+      <w:proofErr w:type="spellEnd"/>
       <w:r>
         <w:rPr>
           <w:lang w:val="en-GB"/>
@@ -564,7 +724,21 @@
         <w:rPr>
           <w:lang w:val="en-GB"/>
         </w:rPr>
-        <w:t xml:space="preserve"> This is what is now offered by regrid_environment.</w:t>
+        <w:t xml:space="preserve"> This is what is now offered by </w:t>
+      </w:r>
+      <w:proofErr w:type="spellStart"/>
+      <w:r>
+        <w:rPr>
+          <w:lang w:val="en-GB"/>
+        </w:rPr>
+        <w:t>regrid_environment</w:t>
+      </w:r>
+      <w:proofErr w:type="spellEnd"/>
+      <w:r>
+        <w:rPr>
+          <w:lang w:val="en-GB"/>
+        </w:rPr>
+        <w:t>.</w:t>
       </w:r>
     </w:p>
     <w:p>
@@ -621,7 +795,21 @@
         <w:rPr>
           <w:lang w:val="en-GB"/>
         </w:rPr>
-        <w:t xml:space="preserve">and regridding </w:t>
+        <w:t xml:space="preserve">and </w:t>
+      </w:r>
+      <w:proofErr w:type="spellStart"/>
+      <w:r>
+        <w:rPr>
+          <w:lang w:val="en-GB"/>
+        </w:rPr>
+        <w:t>regridding</w:t>
+      </w:r>
+      <w:proofErr w:type="spellEnd"/>
+      <w:r>
+        <w:rPr>
+          <w:lang w:val="en-GB"/>
+        </w:rPr>
+        <w:t xml:space="preserve"> </w:t>
       </w:r>
       <w:r>
         <w:rPr>
@@ -642,7 +830,21 @@
         <w:rPr>
           <w:lang w:val="en-GB"/>
         </w:rPr>
-        <w:t>XIOS (http://forge.ipsl.jussieu.fr/ioserver) standing for XML-IO-Server is an open source library, dedicated to I/O management in climate codes. XIOS manages output of diagnostics and other data produced by climate components into files. It aims at simplifying the I/O management by supporting a maximum of on-line temporal and spatial processing</w:t>
+        <w:t xml:space="preserve">XIOS (http://forge.ipsl.jussieu.fr/ioserver) standing for XML-IO-Server is an </w:t>
+      </w:r>
+      <w:proofErr w:type="gramStart"/>
+      <w:r>
+        <w:rPr>
+          <w:lang w:val="en-GB"/>
+        </w:rPr>
+        <w:t>open source</w:t>
+      </w:r>
+      <w:proofErr w:type="gramEnd"/>
+      <w:r>
+        <w:rPr>
+          <w:lang w:val="en-GB"/>
+        </w:rPr>
+        <w:t xml:space="preserve"> library, dedicated to I/O management in climate codes. XIOS manages output of diagnostics and other data produced by climate components into files. It aims at simplifying the I/O management by supporting a maximum of on-line temporal and spatial processing</w:t>
       </w:r>
       <w:r>
         <w:rPr>
@@ -650,12 +852,14 @@
         </w:rPr>
         <w:t xml:space="preserve">, including </w:t>
       </w:r>
+      <w:proofErr w:type="spellStart"/>
       <w:r>
         <w:rPr>
           <w:lang w:val="en-GB"/>
         </w:rPr>
         <w:t>regridding</w:t>
       </w:r>
+      <w:proofErr w:type="spellEnd"/>
       <w:r>
         <w:rPr>
           <w:lang w:val="en-GB"/>
@@ -666,7 +870,21 @@
         <w:rPr>
           <w:lang w:val="en-GB"/>
         </w:rPr>
-        <w:t xml:space="preserve"> of the data. The output definition is defined in an XML file which allows the output configuration to be changed without recompiling. Recently, XIOS has also been used not only as an IO server but also as a coupler, i.e. managing </w:t>
+        <w:t xml:space="preserve"> of the data. The output definition is defined in an XML file which allows the output configuration to be changed without recompiling. Recently, XIOS has also been used not only as an IO server but also as a coupler, </w:t>
+      </w:r>
+      <w:proofErr w:type="gramStart"/>
+      <w:r>
+        <w:rPr>
+          <w:lang w:val="en-GB"/>
+        </w:rPr>
+        <w:t>i.e.</w:t>
+      </w:r>
+      <w:proofErr w:type="gramEnd"/>
+      <w:r>
+        <w:rPr>
+          <w:lang w:val="en-GB"/>
+        </w:rPr>
+        <w:t xml:space="preserve"> managing </w:t>
       </w:r>
       <w:r>
         <w:rPr>
@@ -748,7 +966,21 @@
         <w:rPr>
           <w:lang w:val="en-GB"/>
         </w:rPr>
-        <w:t xml:space="preserve">The regrid_environment </w:t>
+        <w:t xml:space="preserve">The </w:t>
+      </w:r>
+      <w:proofErr w:type="spellStart"/>
+      <w:r>
+        <w:rPr>
+          <w:lang w:val="en-GB"/>
+        </w:rPr>
+        <w:t>regrid_environment</w:t>
+      </w:r>
+      <w:proofErr w:type="spellEnd"/>
+      <w:r>
+        <w:rPr>
+          <w:lang w:val="en-GB"/>
+        </w:rPr>
+        <w:t xml:space="preserve"> </w:t>
       </w:r>
       <w:r>
         <w:rPr>
@@ -760,13 +992,49 @@
         <w:rPr>
           <w:lang w:val="en-GB"/>
         </w:rPr>
-        <w:t xml:space="preserve">calculate the regridding weights and the regridding error for the </w:t>
-      </w:r>
-      <w:r>
-        <w:rPr>
-          <w:lang w:val="en-GB"/>
-        </w:rPr>
-        <w:t xml:space="preserve">regridding library, the </w:t>
+        <w:t xml:space="preserve">calculate the </w:t>
+      </w:r>
+      <w:proofErr w:type="spellStart"/>
+      <w:r>
+        <w:rPr>
+          <w:lang w:val="en-GB"/>
+        </w:rPr>
+        <w:t>regridding</w:t>
+      </w:r>
+      <w:proofErr w:type="spellEnd"/>
+      <w:r>
+        <w:rPr>
+          <w:lang w:val="en-GB"/>
+        </w:rPr>
+        <w:t xml:space="preserve"> weights and the </w:t>
+      </w:r>
+      <w:proofErr w:type="spellStart"/>
+      <w:r>
+        <w:rPr>
+          <w:lang w:val="en-GB"/>
+        </w:rPr>
+        <w:t>regridding</w:t>
+      </w:r>
+      <w:proofErr w:type="spellEnd"/>
+      <w:r>
+        <w:rPr>
+          <w:lang w:val="en-GB"/>
+        </w:rPr>
+        <w:t xml:space="preserve"> error for the </w:t>
+      </w:r>
+      <w:proofErr w:type="spellStart"/>
+      <w:r>
+        <w:rPr>
+          <w:lang w:val="en-GB"/>
+        </w:rPr>
+        <w:t>regridding</w:t>
+      </w:r>
+      <w:proofErr w:type="spellEnd"/>
+      <w:r>
+        <w:rPr>
+          <w:lang w:val="en-GB"/>
+        </w:rPr>
+        <w:t xml:space="preserve"> library, the </w:t>
       </w:r>
       <w:r>
         <w:rPr>
@@ -780,11 +1048,19 @@
         </w:rPr>
         <w:t xml:space="preserve">, the </w:t>
       </w:r>
-      <w:r>
-        <w:rPr>
-          <w:lang w:val="en-GB"/>
-        </w:rPr>
-        <w:t>regridding algorithm</w:t>
+      <w:proofErr w:type="spellStart"/>
+      <w:r>
+        <w:rPr>
+          <w:lang w:val="en-GB"/>
+        </w:rPr>
+        <w:t>regridding</w:t>
+      </w:r>
+      <w:proofErr w:type="spellEnd"/>
+      <w:r>
+        <w:rPr>
+          <w:lang w:val="en-GB"/>
+        </w:rPr>
+        <w:t xml:space="preserve"> algorithm</w:t>
       </w:r>
       <w:r>
         <w:rPr>
@@ -825,11 +1101,19 @@
           <w:lang w:val="en-GB"/>
         </w:rPr>
       </w:pPr>
-      <w:r>
-        <w:rPr>
-          <w:lang w:val="en-GB"/>
-        </w:rPr>
-        <w:t>Regridding libraries</w:t>
+      <w:proofErr w:type="spellStart"/>
+      <w:r>
+        <w:rPr>
+          <w:lang w:val="en-GB"/>
+        </w:rPr>
+        <w:t>Regridding</w:t>
+      </w:r>
+      <w:proofErr w:type="spellEnd"/>
+      <w:r>
+        <w:rPr>
+          <w:lang w:val="en-GB"/>
+        </w:rPr>
+        <w:t xml:space="preserve"> libraries</w:t>
       </w:r>
     </w:p>
     <w:p>
@@ -846,11 +1130,19 @@
         </w:rPr>
         <w:t xml:space="preserve">The </w:t>
       </w:r>
-      <w:r>
-        <w:rPr>
-          <w:lang w:val="en-GB"/>
-        </w:rPr>
-        <w:t>regridding library can be either SCRIP (“SCRP”), ESMF (“ESMF”) or XIOS (“XIOS”).</w:t>
+      <w:proofErr w:type="spellStart"/>
+      <w:r>
+        <w:rPr>
+          <w:lang w:val="en-GB"/>
+        </w:rPr>
+        <w:t>regridding</w:t>
+      </w:r>
+      <w:proofErr w:type="spellEnd"/>
+      <w:r>
+        <w:rPr>
+          <w:lang w:val="en-GB"/>
+        </w:rPr>
+        <w:t xml:space="preserve"> library can be either SCRIP (“SCRP”), ESMF (“ESMF”) or XIOS (“XIOS”).</w:t>
       </w:r>
     </w:p>
     <w:p>
@@ -980,12 +1272,14 @@
         </w:rPr>
         <w:t>“</w:t>
       </w:r>
+      <w:proofErr w:type="spellStart"/>
       <w:r>
         <w:rPr>
           <w:lang w:val="en-GB"/>
         </w:rPr>
         <w:t>nogt</w:t>
       </w:r>
+      <w:proofErr w:type="spellEnd"/>
       <w:r>
         <w:rPr>
           <w:lang w:val="en-GB"/>
@@ -1035,12 +1329,14 @@
         </w:rPr>
         <w:t>“</w:t>
       </w:r>
+      <w:proofErr w:type="spellStart"/>
       <w:r>
         <w:rPr>
           <w:lang w:val="en-GB"/>
         </w:rPr>
         <w:t>bggd</w:t>
       </w:r>
+      <w:proofErr w:type="spellEnd"/>
       <w:r>
         <w:rPr>
           <w:lang w:val="en-GB"/>
@@ -1051,7 +1347,21 @@
         <w:rPr>
           <w:lang w:val="en-GB"/>
         </w:rPr>
-        <w:t>: LMDz regular latitude-longitude (atmosphere,</w:t>
+        <w:t xml:space="preserve">: </w:t>
+      </w:r>
+      <w:proofErr w:type="spellStart"/>
+      <w:r>
+        <w:rPr>
+          <w:lang w:val="en-GB"/>
+        </w:rPr>
+        <w:t>LMDz</w:t>
+      </w:r>
+      <w:proofErr w:type="spellEnd"/>
+      <w:r>
+        <w:rPr>
+          <w:lang w:val="en-GB"/>
+        </w:rPr>
+        <w:t xml:space="preserve"> regular latitude-longitude (atmosphere,</w:t>
       </w:r>
       <w:r>
         <w:rPr>
@@ -1151,12 +1461,14 @@
         </w:rPr>
         <w:t>“</w:t>
       </w:r>
+      <w:proofErr w:type="spellStart"/>
       <w:r>
         <w:rPr>
           <w:lang w:val="en-GB"/>
         </w:rPr>
         <w:t>icos</w:t>
       </w:r>
+      <w:proofErr w:type="spellEnd"/>
       <w:r>
         <w:rPr>
           <w:lang w:val="en-GB"/>
@@ -1173,7 +1485,21 @@
         <w:rPr>
           <w:lang w:val="en-GB"/>
         </w:rPr>
-        <w:t xml:space="preserve"> Dynamico low-resolution icosahedral grid (atmosphere, </w:t>
+        <w:t xml:space="preserve"> </w:t>
+      </w:r>
+      <w:proofErr w:type="spellStart"/>
+      <w:r>
+        <w:rPr>
+          <w:lang w:val="en-GB"/>
+        </w:rPr>
+        <w:t>Dynamico</w:t>
+      </w:r>
+      <w:proofErr w:type="spellEnd"/>
+      <w:r>
+        <w:rPr>
+          <w:lang w:val="en-GB"/>
+        </w:rPr>
+        <w:t xml:space="preserve"> low-resolution icosahedral grid (atmosphere, </w:t>
       </w:r>
       <w:r>
         <w:rPr>
@@ -1218,12 +1544,14 @@
         </w:rPr>
         <w:t>“</w:t>
       </w:r>
+      <w:proofErr w:type="spellStart"/>
       <w:r>
         <w:rPr>
           <w:lang w:val="en-GB"/>
         </w:rPr>
         <w:t>icoh</w:t>
       </w:r>
+      <w:proofErr w:type="spellEnd"/>
       <w:r>
         <w:rPr>
           <w:lang w:val="en-GB"/>
@@ -1240,7 +1568,21 @@
         <w:rPr>
           <w:lang w:val="en-GB"/>
         </w:rPr>
-        <w:t xml:space="preserve"> Dynamico high-resolution icosahedral grid (atmosphere, </w:t>
+        <w:t xml:space="preserve"> </w:t>
+      </w:r>
+      <w:proofErr w:type="spellStart"/>
+      <w:r>
+        <w:rPr>
+          <w:lang w:val="en-GB"/>
+        </w:rPr>
+        <w:t>Dynamico</w:t>
+      </w:r>
+      <w:proofErr w:type="spellEnd"/>
+      <w:r>
+        <w:rPr>
+          <w:lang w:val="en-GB"/>
+        </w:rPr>
+        <w:t xml:space="preserve"> high-resolution icosahedral grid (atmosphere, </w:t>
       </w:r>
       <w:r>
         <w:rPr>
@@ -1281,11 +1623,19 @@
           <w:lang w:val="en-GB"/>
         </w:rPr>
       </w:pPr>
-      <w:r>
-        <w:rPr>
-          <w:lang w:val="en-GB"/>
-        </w:rPr>
-        <w:t xml:space="preserve">Regridding algorithms </w:t>
+      <w:proofErr w:type="spellStart"/>
+      <w:r>
+        <w:rPr>
+          <w:lang w:val="en-GB"/>
+        </w:rPr>
+        <w:t>Regridding</w:t>
+      </w:r>
+      <w:proofErr w:type="spellEnd"/>
+      <w:r>
+        <w:rPr>
+          <w:lang w:val="en-GB"/>
+        </w:rPr>
+        <w:t xml:space="preserve"> algorithms </w:t>
       </w:r>
     </w:p>
     <w:p>
@@ -1300,7 +1650,21 @@
         <w:rPr>
           <w:lang w:val="en-GB"/>
         </w:rPr>
-        <w:t xml:space="preserve">The regridding algorithm can be </w:t>
+        <w:t xml:space="preserve">The </w:t>
+      </w:r>
+      <w:proofErr w:type="spellStart"/>
+      <w:r>
+        <w:rPr>
+          <w:lang w:val="en-GB"/>
+        </w:rPr>
+        <w:t>regridding</w:t>
+      </w:r>
+      <w:proofErr w:type="spellEnd"/>
+      <w:r>
+        <w:rPr>
+          <w:lang w:val="en-GB"/>
+        </w:rPr>
+        <w:t xml:space="preserve"> algorithm can be </w:t>
       </w:r>
       <w:r>
         <w:rPr>
@@ -1314,12 +1678,14 @@
         </w:rPr>
         <w:t>(“</w:t>
       </w:r>
+      <w:proofErr w:type="spellStart"/>
       <w:r>
         <w:rPr>
           <w:lang w:val="en-GB"/>
         </w:rPr>
         <w:t>distwgt</w:t>
       </w:r>
+      <w:proofErr w:type="spellEnd"/>
       <w:r>
         <w:rPr>
           <w:lang w:val="en-GB"/>
@@ -1336,7 +1702,21 @@
         <w:rPr>
           <w:lang w:val="en-GB"/>
         </w:rPr>
-        <w:t>“bili”</w:t>
+        <w:t>“</w:t>
+      </w:r>
+      <w:proofErr w:type="spellStart"/>
+      <w:r>
+        <w:rPr>
+          <w:lang w:val="en-GB"/>
+        </w:rPr>
+        <w:t>bili</w:t>
+      </w:r>
+      <w:proofErr w:type="spellEnd"/>
+      <w:r>
+        <w:rPr>
+          <w:lang w:val="en-GB"/>
+        </w:rPr>
+        <w:t>”</w:t>
       </w:r>
       <w:r>
         <w:rPr>
@@ -1348,7 +1728,21 @@
         <w:rPr>
           <w:lang w:val="en-GB"/>
         </w:rPr>
-        <w:t xml:space="preserve"> bicubic (“bicu”), first or second-order conservative remapping (“</w:t>
+        <w:t xml:space="preserve"> bicubic (“</w:t>
+      </w:r>
+      <w:proofErr w:type="spellStart"/>
+      <w:r>
+        <w:rPr>
+          <w:lang w:val="en-GB"/>
+        </w:rPr>
+        <w:t>bicu</w:t>
+      </w:r>
+      <w:proofErr w:type="spellEnd"/>
+      <w:r>
+        <w:rPr>
+          <w:lang w:val="en-GB"/>
+        </w:rPr>
+        <w:t>”), first or second-order conservative remapping (“</w:t>
       </w:r>
       <w:r>
         <w:rPr>
@@ -1449,8 +1843,44 @@
         <w:rPr>
           <w:lang w:val="en-GB"/>
         </w:rPr>
-        <w:t>XIOS does not support distwgt, bili or bicu</w:t>
-      </w:r>
+        <w:t xml:space="preserve">XIOS does not support </w:t>
+      </w:r>
+      <w:proofErr w:type="spellStart"/>
+      <w:r>
+        <w:rPr>
+          <w:lang w:val="en-GB"/>
+        </w:rPr>
+        <w:t>distwgt</w:t>
+      </w:r>
+      <w:proofErr w:type="spellEnd"/>
+      <w:r>
+        <w:rPr>
+          <w:lang w:val="en-GB"/>
+        </w:rPr>
+        <w:t xml:space="preserve">, </w:t>
+      </w:r>
+      <w:proofErr w:type="spellStart"/>
+      <w:r>
+        <w:rPr>
+          <w:lang w:val="en-GB"/>
+        </w:rPr>
+        <w:t>bili</w:t>
+      </w:r>
+      <w:proofErr w:type="spellEnd"/>
+      <w:r>
+        <w:rPr>
+          <w:lang w:val="en-GB"/>
+        </w:rPr>
+        <w:t xml:space="preserve"> or </w:t>
+      </w:r>
+      <w:proofErr w:type="spellStart"/>
+      <w:r>
+        <w:rPr>
+          <w:lang w:val="en-GB"/>
+        </w:rPr>
+        <w:t>bicu</w:t>
+      </w:r>
+      <w:proofErr w:type="spellEnd"/>
     </w:p>
     <w:p>
       <w:pPr>
@@ -1487,7 +1917,35 @@
         <w:rPr>
           <w:lang w:val="en-GB"/>
         </w:rPr>
-        <w:t xml:space="preserve">SCRP does not support bili or bicu for U grids </w:t>
+        <w:t xml:space="preserve">SCRP does not support </w:t>
+      </w:r>
+      <w:proofErr w:type="spellStart"/>
+      <w:r>
+        <w:rPr>
+          <w:lang w:val="en-GB"/>
+        </w:rPr>
+        <w:t>bili</w:t>
+      </w:r>
+      <w:proofErr w:type="spellEnd"/>
+      <w:r>
+        <w:rPr>
+          <w:lang w:val="en-GB"/>
+        </w:rPr>
+        <w:t xml:space="preserve"> or </w:t>
+      </w:r>
+      <w:proofErr w:type="spellStart"/>
+      <w:r>
+        <w:rPr>
+          <w:lang w:val="en-GB"/>
+        </w:rPr>
+        <w:t>bicu</w:t>
+      </w:r>
+      <w:proofErr w:type="spellEnd"/>
+      <w:r>
+        <w:rPr>
+          <w:lang w:val="en-GB"/>
+        </w:rPr>
+        <w:t xml:space="preserve"> for U grids </w:t>
       </w:r>
     </w:p>
     <w:p>
@@ -1508,8 +1966,16 @@
         <w:rPr>
           <w:lang w:val="en-GB"/>
         </w:rPr>
-        <w:t>Functions used to define the field to regrid</w:t>
-      </w:r>
+        <w:t xml:space="preserve">Functions used to define the field to </w:t>
+      </w:r>
+      <w:proofErr w:type="spellStart"/>
+      <w:r>
+        <w:rPr>
+          <w:lang w:val="en-GB"/>
+        </w:rPr>
+        <w:t>regrid</w:t>
+      </w:r>
+      <w:proofErr w:type="spellEnd"/>
     </w:p>
     <w:p>
       <w:pPr>
@@ -1561,13 +2027,27 @@
         <w:rPr>
           <w:lang w:val="en-GB"/>
         </w:rPr>
-        <w:t xml:space="preserve">a) sinusoid </w:t>
-      </w:r>
-      <w:r>
-        <w:rPr>
-          <w:lang w:val="en-GB"/>
-        </w:rPr>
-        <w:t xml:space="preserve">: </w:t>
+        <w:t xml:space="preserve">a) </w:t>
+      </w:r>
+      <w:proofErr w:type="gramStart"/>
+      <w:r>
+        <w:rPr>
+          <w:lang w:val="en-GB"/>
+        </w:rPr>
+        <w:t xml:space="preserve">sinusoid </w:t>
+      </w:r>
+      <w:r>
+        <w:rPr>
+          <w:lang w:val="en-GB"/>
+        </w:rPr>
+        <w:t>:</w:t>
+      </w:r>
+      <w:proofErr w:type="gramEnd"/>
+      <w:r>
+        <w:rPr>
+          <w:lang w:val="en-GB"/>
+        </w:rPr>
+        <w:t xml:space="preserve"> </w:t>
       </w:r>
       <w:r>
         <w:rPr>
@@ -1737,13 +2217,41 @@
         <w:rPr>
           <w:lang w:val="en-GB"/>
         </w:rPr>
-        <w:t xml:space="preserve">The source field is defined with the chosen function on the source grid and is then regridded on the target grid. </w:t>
-      </w:r>
-      <w:r>
-        <w:rPr>
-          <w:lang w:val="en-GB"/>
-        </w:rPr>
-        <w:t xml:space="preserve">The regridding </w:t>
+        <w:t xml:space="preserve">The source field is defined with the chosen function on the source grid and is then </w:t>
+      </w:r>
+      <w:proofErr w:type="spellStart"/>
+      <w:r>
+        <w:rPr>
+          <w:lang w:val="en-GB"/>
+        </w:rPr>
+        <w:t>regridded</w:t>
+      </w:r>
+      <w:proofErr w:type="spellEnd"/>
+      <w:r>
+        <w:rPr>
+          <w:lang w:val="en-GB"/>
+        </w:rPr>
+        <w:t xml:space="preserve"> on the target grid. </w:t>
+      </w:r>
+      <w:r>
+        <w:rPr>
+          <w:lang w:val="en-GB"/>
+        </w:rPr>
+        <w:t xml:space="preserve">The </w:t>
+      </w:r>
+      <w:proofErr w:type="spellStart"/>
+      <w:r>
+        <w:rPr>
+          <w:lang w:val="en-GB"/>
+        </w:rPr>
+        <w:t>regridding</w:t>
+      </w:r>
+      <w:proofErr w:type="spellEnd"/>
+      <w:r>
+        <w:rPr>
+          <w:lang w:val="en-GB"/>
+        </w:rPr>
+        <w:t xml:space="preserve"> </w:t>
       </w:r>
       <w:r>
         <w:rPr>
@@ -1763,11 +2271,19 @@
         </w:rPr>
         <w:t xml:space="preserve">values of the field </w:t>
       </w:r>
-      <w:r>
-        <w:rPr>
-          <w:lang w:val="en-GB"/>
-        </w:rPr>
-        <w:t xml:space="preserve">regridded </w:t>
+      <w:proofErr w:type="spellStart"/>
+      <w:r>
+        <w:rPr>
+          <w:lang w:val="en-GB"/>
+        </w:rPr>
+        <w:t>regridded</w:t>
+      </w:r>
+      <w:proofErr w:type="spellEnd"/>
+      <w:r>
+        <w:rPr>
+          <w:lang w:val="en-GB"/>
+        </w:rPr>
+        <w:t xml:space="preserve"> </w:t>
       </w:r>
       <w:r>
         <w:rPr>
@@ -1827,12 +2343,21 @@
           <w:lang w:val="en-GB"/>
         </w:rPr>
       </w:pPr>
+      <w:proofErr w:type="spellStart"/>
       <w:r>
         <w:rPr>
           <w:u w:val="single"/>
           <w:lang w:val="en-GB"/>
         </w:rPr>
-        <w:t>Regridding library installation</w:t>
+        <w:t>Regridding</w:t>
+      </w:r>
+      <w:proofErr w:type="spellEnd"/>
+      <w:r>
+        <w:rPr>
+          <w:u w:val="single"/>
+          <w:lang w:val="en-GB"/>
+        </w:rPr>
+        <w:t xml:space="preserve"> library installation</w:t>
       </w:r>
     </w:p>
     <w:p>
@@ -1853,7 +2378,21 @@
         <w:rPr>
           <w:lang w:val="en-GB"/>
         </w:rPr>
-        <w:t xml:space="preserve">step to use regrid_environment is to install </w:t>
+        <w:t xml:space="preserve">step to use </w:t>
+      </w:r>
+      <w:proofErr w:type="spellStart"/>
+      <w:r>
+        <w:rPr>
+          <w:lang w:val="en-GB"/>
+        </w:rPr>
+        <w:t>regrid_environment</w:t>
+      </w:r>
+      <w:proofErr w:type="spellEnd"/>
+      <w:r>
+        <w:rPr>
+          <w:lang w:val="en-GB"/>
+        </w:rPr>
+        <w:t xml:space="preserve"> is to install </w:t>
       </w:r>
       <w:r>
         <w:rPr>
@@ -2002,7 +2541,21 @@
         <w:rPr>
           <w:lang w:val="en-GB"/>
         </w:rPr>
-        <w:t xml:space="preserve"> . To download the sources, one can use, e.g. for ESMF 8.2.0 (we recommend to use the latest ESMF version available):  </w:t>
+        <w:t xml:space="preserve"> . To download the sources, one can use, </w:t>
+      </w:r>
+      <w:proofErr w:type="gramStart"/>
+      <w:r>
+        <w:rPr>
+          <w:lang w:val="en-GB"/>
+        </w:rPr>
+        <w:t>e.g.</w:t>
+      </w:r>
+      <w:proofErr w:type="gramEnd"/>
+      <w:r>
+        <w:rPr>
+          <w:lang w:val="en-GB"/>
+        </w:rPr>
+        <w:t xml:space="preserve"> for ESMF 8.2.0 (we recommend to use the latest ESMF version available):  </w:t>
       </w:r>
     </w:p>
     <w:p>
@@ -2106,18 +2659,9 @@
           <w:shd w:val="clear" w:color="auto" w:fill="FFFFFF"/>
           <w:lang w:val="en-US"/>
         </w:rPr>
-        <w:t>export ESMF_DIR=/scratch/globc/valcke/SOFTS/esmf</w:t>
-      </w:r>
-      <w:r>
-        <w:rPr>
-          <w:rFonts w:ascii="Verdana" w:hAnsi="Verdana"/>
-          <w:color w:val="000000" w:themeColor="text1"/>
-          <w:sz w:val="20"/>
-          <w:szCs w:val="20"/>
-          <w:lang w:val="en-US"/>
-        </w:rPr>
-        <w:br/>
-      </w:r>
+        <w:t>export ESMF_DIR=/scratch/</w:t>
+      </w:r>
+      <w:proofErr w:type="spellStart"/>
       <w:r>
         <w:rPr>
           <w:rFonts w:ascii="Verdana" w:hAnsi="Verdana"/>
@@ -2127,19 +2671,9 @@
           <w:shd w:val="clear" w:color="auto" w:fill="FFFFFF"/>
           <w:lang w:val="en-US"/>
         </w:rPr>
-        <w:lastRenderedPageBreak/>
-        <w:t>export ESMF_COMPILER=intel</w:t>
-      </w:r>
-      <w:r>
-        <w:rPr>
-          <w:rFonts w:ascii="Verdana" w:hAnsi="Verdana"/>
-          <w:color w:val="000000" w:themeColor="text1"/>
-          <w:sz w:val="20"/>
-          <w:szCs w:val="20"/>
-          <w:lang w:val="en-US"/>
-        </w:rPr>
-        <w:br/>
-      </w:r>
+        <w:t>globc</w:t>
+      </w:r>
+      <w:proofErr w:type="spellEnd"/>
       <w:r>
         <w:rPr>
           <w:rFonts w:ascii="Verdana" w:hAnsi="Verdana"/>
@@ -2149,18 +2683,9 @@
           <w:shd w:val="clear" w:color="auto" w:fill="FFFFFF"/>
           <w:lang w:val="en-US"/>
         </w:rPr>
-        <w:t>export ESMF_INSTALL_PREFIX=/scratch/globc/valcke/opt/INTEL/esmf</w:t>
-      </w:r>
-      <w:r>
-        <w:rPr>
-          <w:rFonts w:ascii="Verdana" w:hAnsi="Verdana"/>
-          <w:color w:val="000000" w:themeColor="text1"/>
-          <w:sz w:val="20"/>
-          <w:szCs w:val="20"/>
-          <w:lang w:val="en-US"/>
-        </w:rPr>
-        <w:br/>
-      </w:r>
+        <w:t>/</w:t>
+      </w:r>
+      <w:proofErr w:type="spellStart"/>
       <w:r>
         <w:rPr>
           <w:rFonts w:ascii="Verdana" w:hAnsi="Verdana"/>
@@ -2170,18 +2695,9 @@
           <w:shd w:val="clear" w:color="auto" w:fill="FFFFFF"/>
           <w:lang w:val="en-US"/>
         </w:rPr>
-        <w:t>export ESMF_INSTALL_HEADERDIR=include</w:t>
-      </w:r>
-      <w:r>
-        <w:rPr>
-          <w:rFonts w:ascii="Verdana" w:hAnsi="Verdana"/>
-          <w:color w:val="000000" w:themeColor="text1"/>
-          <w:sz w:val="20"/>
-          <w:szCs w:val="20"/>
-          <w:lang w:val="en-US"/>
-        </w:rPr>
-        <w:br/>
-      </w:r>
+        <w:t>valcke</w:t>
+      </w:r>
+      <w:proofErr w:type="spellEnd"/>
       <w:r>
         <w:rPr>
           <w:rFonts w:ascii="Verdana" w:hAnsi="Verdana"/>
@@ -2191,18 +2707,9 @@
           <w:shd w:val="clear" w:color="auto" w:fill="FFFFFF"/>
           <w:lang w:val="en-US"/>
         </w:rPr>
-        <w:t>export ESMF_INSTALL_MODDIR=mod/modg/Linux.intel.64.intelmpi</w:t>
-      </w:r>
-      <w:r>
-        <w:rPr>
-          <w:rFonts w:ascii="Verdana" w:hAnsi="Verdana"/>
-          <w:color w:val="000000" w:themeColor="text1"/>
-          <w:sz w:val="20"/>
-          <w:szCs w:val="20"/>
-          <w:lang w:val="en-US"/>
-        </w:rPr>
-        <w:br/>
-      </w:r>
+        <w:t>/SOFTS/</w:t>
+      </w:r>
+      <w:proofErr w:type="spellStart"/>
       <w:r>
         <w:rPr>
           <w:rFonts w:ascii="Verdana" w:hAnsi="Verdana"/>
@@ -2212,8 +2719,9 @@
           <w:shd w:val="clear" w:color="auto" w:fill="FFFFFF"/>
           <w:lang w:val="en-US"/>
         </w:rPr>
-        <w:t>export ESMF_INSTALL_LIBDIR=lib/libg/Linux.intel.64.intelmpi</w:t>
-      </w:r>
+        <w:t>esmf</w:t>
+      </w:r>
+      <w:proofErr w:type="spellEnd"/>
       <w:r>
         <w:rPr>
           <w:rFonts w:ascii="Verdana" w:hAnsi="Verdana"/>
@@ -2233,7 +2741,8 @@
           <w:shd w:val="clear" w:color="auto" w:fill="FFFFFF"/>
           <w:lang w:val="en-US"/>
         </w:rPr>
-        <w:t>export ESMF_INSTALL_BINDIR=bin/bing/Linux.intel.64.intelmpi</w:t>
+        <w:lastRenderedPageBreak/>
+        <w:t>export ESMF_COMPILER=intel</w:t>
       </w:r>
       <w:r>
         <w:rPr>
@@ -2254,18 +2763,9 @@
           <w:shd w:val="clear" w:color="auto" w:fill="FFFFFF"/>
           <w:lang w:val="en-US"/>
         </w:rPr>
-        <w:t>export ESMF_INSTALL_DOCDIR=doc</w:t>
-      </w:r>
-      <w:r>
-        <w:rPr>
-          <w:rFonts w:ascii="Verdana" w:hAnsi="Verdana"/>
-          <w:color w:val="000000" w:themeColor="text1"/>
-          <w:sz w:val="20"/>
-          <w:szCs w:val="20"/>
-          <w:lang w:val="en-US"/>
-        </w:rPr>
-        <w:br/>
-      </w:r>
+        <w:t>export ESMF_INSTALL_PREFIX=/scratch/</w:t>
+      </w:r>
+      <w:proofErr w:type="spellStart"/>
       <w:r>
         <w:rPr>
           <w:rFonts w:ascii="Verdana" w:hAnsi="Verdana"/>
@@ -2275,18 +2775,9 @@
           <w:shd w:val="clear" w:color="auto" w:fill="FFFFFF"/>
           <w:lang w:val="en-US"/>
         </w:rPr>
-        <w:t>export PATH=$ESMF_INSTALL_PREFIX/$ESMF_INSTALL_BINDIR:$PATH</w:t>
-      </w:r>
-      <w:r>
-        <w:rPr>
-          <w:rFonts w:ascii="Verdana" w:hAnsi="Verdana"/>
-          <w:color w:val="000000" w:themeColor="text1"/>
-          <w:sz w:val="20"/>
-          <w:szCs w:val="20"/>
-          <w:lang w:val="en-US"/>
-        </w:rPr>
-        <w:br/>
-      </w:r>
+        <w:t>globc</w:t>
+      </w:r>
+      <w:proofErr w:type="spellEnd"/>
       <w:r>
         <w:rPr>
           <w:rFonts w:ascii="Verdana" w:hAnsi="Verdana"/>
@@ -2296,18 +2787,9 @@
           <w:shd w:val="clear" w:color="auto" w:fill="FFFFFF"/>
           <w:lang w:val="en-US"/>
         </w:rPr>
-        <w:t>export ESMF_NETCDF=split</w:t>
-      </w:r>
-      <w:r>
-        <w:rPr>
-          <w:rFonts w:ascii="Verdana" w:hAnsi="Verdana"/>
-          <w:color w:val="000000" w:themeColor="text1"/>
-          <w:sz w:val="20"/>
-          <w:szCs w:val="20"/>
-          <w:lang w:val="en-US"/>
-        </w:rPr>
-        <w:br/>
-      </w:r>
+        <w:t>/</w:t>
+      </w:r>
+      <w:proofErr w:type="spellStart"/>
       <w:r>
         <w:rPr>
           <w:rFonts w:ascii="Verdana" w:hAnsi="Verdana"/>
@@ -2317,11 +2799,11 @@
           <w:shd w:val="clear" w:color="auto" w:fill="FFFFFF"/>
           <w:lang w:val="en-US"/>
         </w:rPr>
-        <w:t>export ESMF_NETCDF_LIBPATH="/softs/local_intel/netcdf/4.4.4_phdf5_1.10.4/lib -L/softs/local_intel/netcdf/4.4.4_phdf5_1.10.4/lib"</w:t>
-      </w:r>
-      <w:r>
-        <w:rPr>
-          <w:rStyle w:val="apple-converted-space"/>
+        <w:t>valcke</w:t>
+      </w:r>
+      <w:proofErr w:type="spellEnd"/>
+      <w:r>
+        <w:rPr>
           <w:rFonts w:ascii="Verdana" w:hAnsi="Verdana"/>
           <w:color w:val="000000" w:themeColor="text1"/>
           <w:sz w:val="20"/>
@@ -2329,18 +2811,9 @@
           <w:shd w:val="clear" w:color="auto" w:fill="FFFFFF"/>
           <w:lang w:val="en-US"/>
         </w:rPr>
-        <w:t> </w:t>
-      </w:r>
-      <w:r>
-        <w:rPr>
-          <w:rFonts w:ascii="Verdana" w:hAnsi="Verdana"/>
-          <w:color w:val="000000" w:themeColor="text1"/>
-          <w:sz w:val="20"/>
-          <w:szCs w:val="20"/>
-          <w:lang w:val="en-US"/>
-        </w:rPr>
-        <w:br/>
-      </w:r>
+        <w:t>/opt/INTEL/</w:t>
+      </w:r>
+      <w:proofErr w:type="spellStart"/>
       <w:r>
         <w:rPr>
           <w:rFonts w:ascii="Verdana" w:hAnsi="Verdana"/>
@@ -2350,11 +2823,21 @@
           <w:shd w:val="clear" w:color="auto" w:fill="FFFFFF"/>
           <w:lang w:val="en-US"/>
         </w:rPr>
-        <w:t>export ESMF_NETCDF_INCLUDE="/softs/local_intel/netcdf/4.4.4_phdf5_1.10.4/include -I/softs/local_intel/netcdf/4.4.4_phdf5_1.10.4/include"</w:t>
-      </w:r>
-      <w:r>
-        <w:rPr>
-          <w:rStyle w:val="apple-converted-space"/>
+        <w:t>esmf</w:t>
+      </w:r>
+      <w:proofErr w:type="spellEnd"/>
+      <w:r>
+        <w:rPr>
+          <w:rFonts w:ascii="Verdana" w:hAnsi="Verdana"/>
+          <w:color w:val="000000" w:themeColor="text1"/>
+          <w:sz w:val="20"/>
+          <w:szCs w:val="20"/>
+          <w:lang w:val="en-US"/>
+        </w:rPr>
+        <w:br/>
+      </w:r>
+      <w:r>
+        <w:rPr>
           <w:rFonts w:ascii="Verdana" w:hAnsi="Verdana"/>
           <w:color w:val="000000" w:themeColor="text1"/>
           <w:sz w:val="20"/>
@@ -2362,7 +2845,7 @@
           <w:shd w:val="clear" w:color="auto" w:fill="FFFFFF"/>
           <w:lang w:val="en-US"/>
         </w:rPr>
-        <w:t> </w:t>
+        <w:t>export ESMF_INSTALL_HEADERDIR=include</w:t>
       </w:r>
       <w:r>
         <w:rPr>
@@ -2383,18 +2866,9 @@
           <w:shd w:val="clear" w:color="auto" w:fill="FFFFFF"/>
           <w:lang w:val="en-US"/>
         </w:rPr>
-        <w:t>export ESMF_COMM=intelmpi</w:t>
-      </w:r>
-      <w:r>
-        <w:rPr>
-          <w:rFonts w:ascii="Verdana" w:hAnsi="Verdana"/>
-          <w:color w:val="000000" w:themeColor="text1"/>
-          <w:sz w:val="20"/>
-          <w:szCs w:val="20"/>
-          <w:lang w:val="en-US"/>
-        </w:rPr>
-        <w:br/>
-      </w:r>
+        <w:t>export ESMF_INSTALL_MODDIR=mod/</w:t>
+      </w:r>
+      <w:proofErr w:type="spellStart"/>
       <w:r>
         <w:rPr>
           <w:rFonts w:ascii="Verdana" w:hAnsi="Verdana"/>
@@ -2404,6 +2878,388 @@
           <w:shd w:val="clear" w:color="auto" w:fill="FFFFFF"/>
           <w:lang w:val="en-US"/>
         </w:rPr>
+        <w:t>modg</w:t>
+      </w:r>
+      <w:proofErr w:type="spellEnd"/>
+      <w:r>
+        <w:rPr>
+          <w:rFonts w:ascii="Verdana" w:hAnsi="Verdana"/>
+          <w:color w:val="000000" w:themeColor="text1"/>
+          <w:sz w:val="20"/>
+          <w:szCs w:val="20"/>
+          <w:shd w:val="clear" w:color="auto" w:fill="FFFFFF"/>
+          <w:lang w:val="en-US"/>
+        </w:rPr>
+        <w:t>/Linux.intel.64.intelmpi</w:t>
+      </w:r>
+      <w:r>
+        <w:rPr>
+          <w:rFonts w:ascii="Verdana" w:hAnsi="Verdana"/>
+          <w:color w:val="000000" w:themeColor="text1"/>
+          <w:sz w:val="20"/>
+          <w:szCs w:val="20"/>
+          <w:lang w:val="en-US"/>
+        </w:rPr>
+        <w:br/>
+      </w:r>
+      <w:r>
+        <w:rPr>
+          <w:rFonts w:ascii="Verdana" w:hAnsi="Verdana"/>
+          <w:color w:val="000000" w:themeColor="text1"/>
+          <w:sz w:val="20"/>
+          <w:szCs w:val="20"/>
+          <w:shd w:val="clear" w:color="auto" w:fill="FFFFFF"/>
+          <w:lang w:val="en-US"/>
+        </w:rPr>
+        <w:t>export ESMF_INSTALL_LIBDIR=lib/</w:t>
+      </w:r>
+      <w:proofErr w:type="spellStart"/>
+      <w:r>
+        <w:rPr>
+          <w:rFonts w:ascii="Verdana" w:hAnsi="Verdana"/>
+          <w:color w:val="000000" w:themeColor="text1"/>
+          <w:sz w:val="20"/>
+          <w:szCs w:val="20"/>
+          <w:shd w:val="clear" w:color="auto" w:fill="FFFFFF"/>
+          <w:lang w:val="en-US"/>
+        </w:rPr>
+        <w:t>libg</w:t>
+      </w:r>
+      <w:proofErr w:type="spellEnd"/>
+      <w:r>
+        <w:rPr>
+          <w:rFonts w:ascii="Verdana" w:hAnsi="Verdana"/>
+          <w:color w:val="000000" w:themeColor="text1"/>
+          <w:sz w:val="20"/>
+          <w:szCs w:val="20"/>
+          <w:shd w:val="clear" w:color="auto" w:fill="FFFFFF"/>
+          <w:lang w:val="en-US"/>
+        </w:rPr>
+        <w:t>/Linux.intel.64.intelmpi</w:t>
+      </w:r>
+      <w:r>
+        <w:rPr>
+          <w:rFonts w:ascii="Verdana" w:hAnsi="Verdana"/>
+          <w:color w:val="000000" w:themeColor="text1"/>
+          <w:sz w:val="20"/>
+          <w:szCs w:val="20"/>
+          <w:lang w:val="en-US"/>
+        </w:rPr>
+        <w:br/>
+      </w:r>
+      <w:r>
+        <w:rPr>
+          <w:rFonts w:ascii="Verdana" w:hAnsi="Verdana"/>
+          <w:color w:val="000000" w:themeColor="text1"/>
+          <w:sz w:val="20"/>
+          <w:szCs w:val="20"/>
+          <w:shd w:val="clear" w:color="auto" w:fill="FFFFFF"/>
+          <w:lang w:val="en-US"/>
+        </w:rPr>
+        <w:t>export ESMF_INSTALL_BINDIR=bin/</w:t>
+      </w:r>
+      <w:proofErr w:type="spellStart"/>
+      <w:r>
+        <w:rPr>
+          <w:rFonts w:ascii="Verdana" w:hAnsi="Verdana"/>
+          <w:color w:val="000000" w:themeColor="text1"/>
+          <w:sz w:val="20"/>
+          <w:szCs w:val="20"/>
+          <w:shd w:val="clear" w:color="auto" w:fill="FFFFFF"/>
+          <w:lang w:val="en-US"/>
+        </w:rPr>
+        <w:t>bing</w:t>
+      </w:r>
+      <w:proofErr w:type="spellEnd"/>
+      <w:r>
+        <w:rPr>
+          <w:rFonts w:ascii="Verdana" w:hAnsi="Verdana"/>
+          <w:color w:val="000000" w:themeColor="text1"/>
+          <w:sz w:val="20"/>
+          <w:szCs w:val="20"/>
+          <w:shd w:val="clear" w:color="auto" w:fill="FFFFFF"/>
+          <w:lang w:val="en-US"/>
+        </w:rPr>
+        <w:t>/Linux.intel.64.intelmpi</w:t>
+      </w:r>
+      <w:r>
+        <w:rPr>
+          <w:rFonts w:ascii="Verdana" w:hAnsi="Verdana"/>
+          <w:color w:val="000000" w:themeColor="text1"/>
+          <w:sz w:val="20"/>
+          <w:szCs w:val="20"/>
+          <w:lang w:val="en-US"/>
+        </w:rPr>
+        <w:br/>
+      </w:r>
+      <w:r>
+        <w:rPr>
+          <w:rFonts w:ascii="Verdana" w:hAnsi="Verdana"/>
+          <w:color w:val="000000" w:themeColor="text1"/>
+          <w:sz w:val="20"/>
+          <w:szCs w:val="20"/>
+          <w:shd w:val="clear" w:color="auto" w:fill="FFFFFF"/>
+          <w:lang w:val="en-US"/>
+        </w:rPr>
+        <w:t>export ESMF_INSTALL_DOCDIR=doc</w:t>
+      </w:r>
+      <w:r>
+        <w:rPr>
+          <w:rFonts w:ascii="Verdana" w:hAnsi="Verdana"/>
+          <w:color w:val="000000" w:themeColor="text1"/>
+          <w:sz w:val="20"/>
+          <w:szCs w:val="20"/>
+          <w:lang w:val="en-US"/>
+        </w:rPr>
+        <w:br/>
+      </w:r>
+      <w:r>
+        <w:rPr>
+          <w:rFonts w:ascii="Verdana" w:hAnsi="Verdana"/>
+          <w:color w:val="000000" w:themeColor="text1"/>
+          <w:sz w:val="20"/>
+          <w:szCs w:val="20"/>
+          <w:shd w:val="clear" w:color="auto" w:fill="FFFFFF"/>
+          <w:lang w:val="en-US"/>
+        </w:rPr>
+        <w:t>export PATH=$ESMF_INSTALL_PREFIX/$ESMF_INSTALL_BINDIR:$PATH</w:t>
+      </w:r>
+      <w:r>
+        <w:rPr>
+          <w:rFonts w:ascii="Verdana" w:hAnsi="Verdana"/>
+          <w:color w:val="000000" w:themeColor="text1"/>
+          <w:sz w:val="20"/>
+          <w:szCs w:val="20"/>
+          <w:lang w:val="en-US"/>
+        </w:rPr>
+        <w:br/>
+      </w:r>
+      <w:r>
+        <w:rPr>
+          <w:rFonts w:ascii="Verdana" w:hAnsi="Verdana"/>
+          <w:color w:val="000000" w:themeColor="text1"/>
+          <w:sz w:val="20"/>
+          <w:szCs w:val="20"/>
+          <w:shd w:val="clear" w:color="auto" w:fill="FFFFFF"/>
+          <w:lang w:val="en-US"/>
+        </w:rPr>
+        <w:t>export ESMF_NETCDF=split</w:t>
+      </w:r>
+      <w:r>
+        <w:rPr>
+          <w:rFonts w:ascii="Verdana" w:hAnsi="Verdana"/>
+          <w:color w:val="000000" w:themeColor="text1"/>
+          <w:sz w:val="20"/>
+          <w:szCs w:val="20"/>
+          <w:lang w:val="en-US"/>
+        </w:rPr>
+        <w:br/>
+      </w:r>
+      <w:r>
+        <w:rPr>
+          <w:rFonts w:ascii="Verdana" w:hAnsi="Verdana"/>
+          <w:color w:val="000000" w:themeColor="text1"/>
+          <w:sz w:val="20"/>
+          <w:szCs w:val="20"/>
+          <w:shd w:val="clear" w:color="auto" w:fill="FFFFFF"/>
+          <w:lang w:val="en-US"/>
+        </w:rPr>
+        <w:t>export ESMF_NETCDF_LIBPATH="/softs/local_intel/netcdf/4.4.4_phdf5_1.10.4/lib -L/softs/</w:t>
+      </w:r>
+      <w:proofErr w:type="spellStart"/>
+      <w:r>
+        <w:rPr>
+          <w:rFonts w:ascii="Verdana" w:hAnsi="Verdana"/>
+          <w:color w:val="000000" w:themeColor="text1"/>
+          <w:sz w:val="20"/>
+          <w:szCs w:val="20"/>
+          <w:shd w:val="clear" w:color="auto" w:fill="FFFFFF"/>
+          <w:lang w:val="en-US"/>
+        </w:rPr>
+        <w:t>local_intel</w:t>
+      </w:r>
+      <w:proofErr w:type="spellEnd"/>
+      <w:r>
+        <w:rPr>
+          <w:rFonts w:ascii="Verdana" w:hAnsi="Verdana"/>
+          <w:color w:val="000000" w:themeColor="text1"/>
+          <w:sz w:val="20"/>
+          <w:szCs w:val="20"/>
+          <w:shd w:val="clear" w:color="auto" w:fill="FFFFFF"/>
+          <w:lang w:val="en-US"/>
+        </w:rPr>
+        <w:t>/</w:t>
+      </w:r>
+      <w:proofErr w:type="spellStart"/>
+      <w:r>
+        <w:rPr>
+          <w:rFonts w:ascii="Verdana" w:hAnsi="Verdana"/>
+          <w:color w:val="000000" w:themeColor="text1"/>
+          <w:sz w:val="20"/>
+          <w:szCs w:val="20"/>
+          <w:shd w:val="clear" w:color="auto" w:fill="FFFFFF"/>
+          <w:lang w:val="en-US"/>
+        </w:rPr>
+        <w:t>netcdf</w:t>
+      </w:r>
+      <w:proofErr w:type="spellEnd"/>
+      <w:r>
+        <w:rPr>
+          <w:rFonts w:ascii="Verdana" w:hAnsi="Verdana"/>
+          <w:color w:val="000000" w:themeColor="text1"/>
+          <w:sz w:val="20"/>
+          <w:szCs w:val="20"/>
+          <w:shd w:val="clear" w:color="auto" w:fill="FFFFFF"/>
+          <w:lang w:val="en-US"/>
+        </w:rPr>
+        <w:t>/4.4.4_phdf5_1.10.4/lib"</w:t>
+      </w:r>
+      <w:r>
+        <w:rPr>
+          <w:rStyle w:val="apple-converted-space"/>
+          <w:rFonts w:ascii="Verdana" w:hAnsi="Verdana"/>
+          <w:color w:val="000000" w:themeColor="text1"/>
+          <w:sz w:val="20"/>
+          <w:szCs w:val="20"/>
+          <w:shd w:val="clear" w:color="auto" w:fill="FFFFFF"/>
+          <w:lang w:val="en-US"/>
+        </w:rPr>
+        <w:t> </w:t>
+      </w:r>
+      <w:r>
+        <w:rPr>
+          <w:rFonts w:ascii="Verdana" w:hAnsi="Verdana"/>
+          <w:color w:val="000000" w:themeColor="text1"/>
+          <w:sz w:val="20"/>
+          <w:szCs w:val="20"/>
+          <w:lang w:val="en-US"/>
+        </w:rPr>
+        <w:br/>
+      </w:r>
+      <w:r>
+        <w:rPr>
+          <w:rFonts w:ascii="Verdana" w:hAnsi="Verdana"/>
+          <w:color w:val="000000" w:themeColor="text1"/>
+          <w:sz w:val="20"/>
+          <w:szCs w:val="20"/>
+          <w:shd w:val="clear" w:color="auto" w:fill="FFFFFF"/>
+          <w:lang w:val="en-US"/>
+        </w:rPr>
+        <w:t>export ESMF_NETCDF_INCLUDE="/softs/local_intel/netcdf/4.4.4_phdf5_1.10.4/include -I/softs/</w:t>
+      </w:r>
+      <w:proofErr w:type="spellStart"/>
+      <w:r>
+        <w:rPr>
+          <w:rFonts w:ascii="Verdana" w:hAnsi="Verdana"/>
+          <w:color w:val="000000" w:themeColor="text1"/>
+          <w:sz w:val="20"/>
+          <w:szCs w:val="20"/>
+          <w:shd w:val="clear" w:color="auto" w:fill="FFFFFF"/>
+          <w:lang w:val="en-US"/>
+        </w:rPr>
+        <w:t>local_intel</w:t>
+      </w:r>
+      <w:proofErr w:type="spellEnd"/>
+      <w:r>
+        <w:rPr>
+          <w:rFonts w:ascii="Verdana" w:hAnsi="Verdana"/>
+          <w:color w:val="000000" w:themeColor="text1"/>
+          <w:sz w:val="20"/>
+          <w:szCs w:val="20"/>
+          <w:shd w:val="clear" w:color="auto" w:fill="FFFFFF"/>
+          <w:lang w:val="en-US"/>
+        </w:rPr>
+        <w:t>/</w:t>
+      </w:r>
+      <w:proofErr w:type="spellStart"/>
+      <w:r>
+        <w:rPr>
+          <w:rFonts w:ascii="Verdana" w:hAnsi="Verdana"/>
+          <w:color w:val="000000" w:themeColor="text1"/>
+          <w:sz w:val="20"/>
+          <w:szCs w:val="20"/>
+          <w:shd w:val="clear" w:color="auto" w:fill="FFFFFF"/>
+          <w:lang w:val="en-US"/>
+        </w:rPr>
+        <w:t>netcdf</w:t>
+      </w:r>
+      <w:proofErr w:type="spellEnd"/>
+      <w:r>
+        <w:rPr>
+          <w:rFonts w:ascii="Verdana" w:hAnsi="Verdana"/>
+          <w:color w:val="000000" w:themeColor="text1"/>
+          <w:sz w:val="20"/>
+          <w:szCs w:val="20"/>
+          <w:shd w:val="clear" w:color="auto" w:fill="FFFFFF"/>
+          <w:lang w:val="en-US"/>
+        </w:rPr>
+        <w:t>/4.4.4_phdf5_1.10.4/include"</w:t>
+      </w:r>
+      <w:r>
+        <w:rPr>
+          <w:rStyle w:val="apple-converted-space"/>
+          <w:rFonts w:ascii="Verdana" w:hAnsi="Verdana"/>
+          <w:color w:val="000000" w:themeColor="text1"/>
+          <w:sz w:val="20"/>
+          <w:szCs w:val="20"/>
+          <w:shd w:val="clear" w:color="auto" w:fill="FFFFFF"/>
+          <w:lang w:val="en-US"/>
+        </w:rPr>
+        <w:t> </w:t>
+      </w:r>
+      <w:r>
+        <w:rPr>
+          <w:rFonts w:ascii="Verdana" w:hAnsi="Verdana"/>
+          <w:color w:val="000000" w:themeColor="text1"/>
+          <w:sz w:val="20"/>
+          <w:szCs w:val="20"/>
+          <w:lang w:val="en-US"/>
+        </w:rPr>
+        <w:br/>
+      </w:r>
+      <w:r>
+        <w:rPr>
+          <w:rFonts w:ascii="Verdana" w:hAnsi="Verdana"/>
+          <w:color w:val="000000" w:themeColor="text1"/>
+          <w:sz w:val="20"/>
+          <w:szCs w:val="20"/>
+          <w:shd w:val="clear" w:color="auto" w:fill="FFFFFF"/>
+          <w:lang w:val="en-US"/>
+        </w:rPr>
+        <w:t>export ESMF_COMM=</w:t>
+      </w:r>
+      <w:proofErr w:type="spellStart"/>
+      <w:r>
+        <w:rPr>
+          <w:rFonts w:ascii="Verdana" w:hAnsi="Verdana"/>
+          <w:color w:val="000000" w:themeColor="text1"/>
+          <w:sz w:val="20"/>
+          <w:szCs w:val="20"/>
+          <w:shd w:val="clear" w:color="auto" w:fill="FFFFFF"/>
+          <w:lang w:val="en-US"/>
+        </w:rPr>
+        <w:t>intelmpi</w:t>
+      </w:r>
+      <w:proofErr w:type="spellEnd"/>
+      <w:r>
+        <w:rPr>
+          <w:rFonts w:ascii="Verdana" w:hAnsi="Verdana"/>
+          <w:color w:val="000000" w:themeColor="text1"/>
+          <w:sz w:val="20"/>
+          <w:szCs w:val="20"/>
+          <w:lang w:val="en-US"/>
+        </w:rPr>
+        <w:br/>
+      </w:r>
+      <w:r>
+        <w:rPr>
+          <w:rFonts w:ascii="Verdana" w:hAnsi="Verdana"/>
+          <w:color w:val="000000" w:themeColor="text1"/>
+          <w:sz w:val="20"/>
+          <w:szCs w:val="20"/>
+          <w:shd w:val="clear" w:color="auto" w:fill="FFFFFF"/>
+          <w:lang w:val="en-US"/>
+        </w:rPr>
         <w:t>export PATH=$ESMF_INSTALL_PREFIX/$ESMF_INSTALL_BINDIR:$PATH</w:t>
       </w:r>
     </w:p>
@@ -2424,13 +3280,23 @@
         </w:rPr>
         <w:t>ESMF can be compiled with “</w:t>
       </w:r>
-      <w:r>
-        <w:rPr>
-          <w:rFonts w:ascii="Courier New" w:hAnsi="Courier New" w:cs="Courier New"/>
-          <w:color w:val="000000" w:themeColor="text1"/>
-          <w:lang w:val="en-GB"/>
-        </w:rPr>
-        <w:t>gmake lib</w:t>
+      <w:proofErr w:type="spellStart"/>
+      <w:r>
+        <w:rPr>
+          <w:rFonts w:ascii="Courier New" w:hAnsi="Courier New" w:cs="Courier New"/>
+          <w:color w:val="000000" w:themeColor="text1"/>
+          <w:lang w:val="en-GB"/>
+        </w:rPr>
+        <w:t>gmake</w:t>
+      </w:r>
+      <w:proofErr w:type="spellEnd"/>
+      <w:r>
+        <w:rPr>
+          <w:rFonts w:ascii="Courier New" w:hAnsi="Courier New" w:cs="Courier New"/>
+          <w:color w:val="000000" w:themeColor="text1"/>
+          <w:lang w:val="en-GB"/>
+        </w:rPr>
+        <w:t xml:space="preserve"> lib</w:t>
       </w:r>
       <w:r>
         <w:rPr>
@@ -2439,13 +3305,23 @@
         </w:rPr>
         <w:t>” and “</w:t>
       </w:r>
-      <w:r>
-        <w:rPr>
-          <w:rFonts w:ascii="Courier New" w:hAnsi="Courier New" w:cs="Courier New"/>
-          <w:color w:val="000000" w:themeColor="text1"/>
-          <w:lang w:val="en-GB"/>
-        </w:rPr>
-        <w:t>gmake install</w:t>
+      <w:proofErr w:type="spellStart"/>
+      <w:r>
+        <w:rPr>
+          <w:rFonts w:ascii="Courier New" w:hAnsi="Courier New" w:cs="Courier New"/>
+          <w:color w:val="000000" w:themeColor="text1"/>
+          <w:lang w:val="en-GB"/>
+        </w:rPr>
+        <w:t>gmake</w:t>
+      </w:r>
+      <w:proofErr w:type="spellEnd"/>
+      <w:r>
+        <w:rPr>
+          <w:rFonts w:ascii="Courier New" w:hAnsi="Courier New" w:cs="Courier New"/>
+          <w:color w:val="000000" w:themeColor="text1"/>
+          <w:lang w:val="en-GB"/>
+        </w:rPr>
+        <w:t xml:space="preserve"> install</w:t>
       </w:r>
       <w:r>
         <w:rPr>
@@ -2460,8 +3336,18 @@
           <w:color w:val="000000" w:themeColor="text1"/>
           <w:lang w:val="en-GB"/>
         </w:rPr>
-        <w:t>/esmf</w:t>
-      </w:r>
+        <w:t>/</w:t>
+      </w:r>
+      <w:proofErr w:type="spellStart"/>
+      <w:r>
+        <w:rPr>
+          <w:rFonts w:ascii="Courier New" w:hAnsi="Courier New" w:cs="Courier New"/>
+          <w:color w:val="000000" w:themeColor="text1"/>
+          <w:lang w:val="en-GB"/>
+        </w:rPr>
+        <w:t>esmf</w:t>
+      </w:r>
+      <w:proofErr w:type="spellEnd"/>
       <w:r>
         <w:rPr>
           <w:rFonts w:ascii="Courier New" w:hAnsi="Courier New" w:cs="Courier New"/>
@@ -2586,6 +3472,7 @@
           <w:lang w:val="en-GB" w:eastAsia="en-US"/>
         </w:rPr>
       </w:pPr>
+      <w:proofErr w:type="spellStart"/>
       <w:r>
         <w:rPr>
           <w:rFonts w:ascii="Courier New" w:hAnsi="Courier New" w:cs="Courier New"/>
@@ -2593,7 +3480,17 @@
           <w:szCs w:val="21"/>
           <w:lang w:val="en-GB" w:eastAsia="en-US"/>
         </w:rPr>
-        <w:t xml:space="preserve">svn co </w:t>
+        <w:t>svn</w:t>
+      </w:r>
+      <w:proofErr w:type="spellEnd"/>
+      <w:r>
+        <w:rPr>
+          <w:rFonts w:ascii="Courier New" w:hAnsi="Courier New" w:cs="Courier New"/>
+          <w:sz w:val="21"/>
+          <w:szCs w:val="21"/>
+          <w:lang w:val="en-GB" w:eastAsia="en-US"/>
+        </w:rPr>
+        <w:t xml:space="preserve"> co </w:t>
       </w:r>
       <w:hyperlink r:id="rId13" w:history="1">
         <w:r>
@@ -2616,6 +3513,7 @@
         </w:rPr>
         <w:t xml:space="preserve"> </w:t>
       </w:r>
+      <w:proofErr w:type="spellStart"/>
       <w:r>
         <w:rPr>
           <w:rFonts w:ascii="Courier New" w:hAnsi="Courier New" w:cs="Courier New"/>
@@ -2634,6 +3532,7 @@
         </w:rPr>
         <w:t>_trunk</w:t>
       </w:r>
+      <w:proofErr w:type="spellEnd"/>
     </w:p>
     <w:p>
       <w:pPr>
@@ -2652,6 +3551,7 @@
         </w:rPr>
         <w:t xml:space="preserve">The compiling environment has to be defined in the </w:t>
       </w:r>
+      <w:proofErr w:type="spellStart"/>
       <w:r>
         <w:rPr>
           <w:rFonts w:ascii="Courier New" w:hAnsi="Courier New" w:cs="Courier New"/>
@@ -2666,6 +3566,7 @@
         </w:rPr>
         <w:t>_trunk</w:t>
       </w:r>
+      <w:proofErr w:type="spellEnd"/>
       <w:r>
         <w:rPr>
           <w:rFonts w:ascii="Courier New" w:hAnsi="Courier New" w:cs="Courier New"/>
@@ -2688,15 +3589,9 @@
           <w:szCs w:val="21"/>
           <w:lang w:val="en-GB"/>
         </w:rPr>
-        <w:t>arch-xxxx.env, arch-xxxx.fcm, arch-xxxx.path</w:t>
-      </w:r>
-      <w:r>
-        <w:rPr>
-          <w:color w:val="000000" w:themeColor="text1"/>
-          <w:lang w:val="en-US"/>
-        </w:rPr>
-        <w:t xml:space="preserve"> where </w:t>
-      </w:r>
+        <w:t>arch-</w:t>
+      </w:r>
+      <w:proofErr w:type="spellStart"/>
       <w:r>
         <w:rPr>
           <w:rFonts w:ascii="Courier New" w:hAnsi="Courier New" w:cs="Courier New"/>
@@ -2705,15 +3600,9 @@
           <w:szCs w:val="21"/>
           <w:lang w:val="en-GB"/>
         </w:rPr>
-        <w:t>xxxx</w:t>
-      </w:r>
-      <w:r>
-        <w:rPr>
-          <w:color w:val="000000" w:themeColor="text1"/>
-          <w:lang w:val="en-US"/>
-        </w:rPr>
-        <w:t xml:space="preserve"> refers to the specific platform (see examples in there). XIOS compilation can then be launched with “.</w:t>
-      </w:r>
+        <w:t>xxxx.env</w:t>
+      </w:r>
+      <w:proofErr w:type="spellEnd"/>
       <w:r>
         <w:rPr>
           <w:rFonts w:ascii="Courier New" w:hAnsi="Courier New" w:cs="Courier New"/>
@@ -2722,8 +3611,123 @@
           <w:szCs w:val="21"/>
           <w:lang w:val="en-GB"/>
         </w:rPr>
-        <w:t>/make_xios --arch xxxx</w:t>
-      </w:r>
+        <w:t>, arch-</w:t>
+      </w:r>
+      <w:proofErr w:type="spellStart"/>
+      <w:r>
+        <w:rPr>
+          <w:rFonts w:ascii="Courier New" w:hAnsi="Courier New" w:cs="Courier New"/>
+          <w:color w:val="000000" w:themeColor="text1"/>
+          <w:sz w:val="21"/>
+          <w:szCs w:val="21"/>
+          <w:lang w:val="en-GB"/>
+        </w:rPr>
+        <w:t>xxxx.fcm</w:t>
+      </w:r>
+      <w:proofErr w:type="spellEnd"/>
+      <w:r>
+        <w:rPr>
+          <w:rFonts w:ascii="Courier New" w:hAnsi="Courier New" w:cs="Courier New"/>
+          <w:color w:val="000000" w:themeColor="text1"/>
+          <w:sz w:val="21"/>
+          <w:szCs w:val="21"/>
+          <w:lang w:val="en-GB"/>
+        </w:rPr>
+        <w:t>, arch-</w:t>
+      </w:r>
+      <w:proofErr w:type="spellStart"/>
+      <w:proofErr w:type="gramStart"/>
+      <w:r>
+        <w:rPr>
+          <w:rFonts w:ascii="Courier New" w:hAnsi="Courier New" w:cs="Courier New"/>
+          <w:color w:val="000000" w:themeColor="text1"/>
+          <w:sz w:val="21"/>
+          <w:szCs w:val="21"/>
+          <w:lang w:val="en-GB"/>
+        </w:rPr>
+        <w:t>xxxx.path</w:t>
+      </w:r>
+      <w:proofErr w:type="spellEnd"/>
+      <w:proofErr w:type="gramEnd"/>
+      <w:r>
+        <w:rPr>
+          <w:color w:val="000000" w:themeColor="text1"/>
+          <w:lang w:val="en-US"/>
+        </w:rPr>
+        <w:t xml:space="preserve"> where </w:t>
+      </w:r>
+      <w:proofErr w:type="spellStart"/>
+      <w:r>
+        <w:rPr>
+          <w:rFonts w:ascii="Courier New" w:hAnsi="Courier New" w:cs="Courier New"/>
+          <w:color w:val="000000" w:themeColor="text1"/>
+          <w:sz w:val="21"/>
+          <w:szCs w:val="21"/>
+          <w:lang w:val="en-GB"/>
+        </w:rPr>
+        <w:t>xxxx</w:t>
+      </w:r>
+      <w:proofErr w:type="spellEnd"/>
+      <w:r>
+        <w:rPr>
+          <w:color w:val="000000" w:themeColor="text1"/>
+          <w:lang w:val="en-US"/>
+        </w:rPr>
+        <w:t xml:space="preserve"> refers to the specific platform (see examples in there). XIOS compilation can then be launched with </w:t>
+      </w:r>
+      <w:proofErr w:type="gramStart"/>
+      <w:r>
+        <w:rPr>
+          <w:color w:val="000000" w:themeColor="text1"/>
+          <w:lang w:val="en-US"/>
+        </w:rPr>
+        <w:t>“.</w:t>
+      </w:r>
+      <w:r>
+        <w:rPr>
+          <w:rFonts w:ascii="Courier New" w:hAnsi="Courier New" w:cs="Courier New"/>
+          <w:color w:val="000000" w:themeColor="text1"/>
+          <w:sz w:val="21"/>
+          <w:szCs w:val="21"/>
+          <w:lang w:val="en-GB"/>
+        </w:rPr>
+        <w:t>/</w:t>
+      </w:r>
+      <w:proofErr w:type="spellStart"/>
+      <w:proofErr w:type="gramEnd"/>
+      <w:r>
+        <w:rPr>
+          <w:rFonts w:ascii="Courier New" w:hAnsi="Courier New" w:cs="Courier New"/>
+          <w:color w:val="000000" w:themeColor="text1"/>
+          <w:sz w:val="21"/>
+          <w:szCs w:val="21"/>
+          <w:lang w:val="en-GB"/>
+        </w:rPr>
+        <w:t>make_xios</w:t>
+      </w:r>
+      <w:proofErr w:type="spellEnd"/>
+      <w:r>
+        <w:rPr>
+          <w:rFonts w:ascii="Courier New" w:hAnsi="Courier New" w:cs="Courier New"/>
+          <w:color w:val="000000" w:themeColor="text1"/>
+          <w:sz w:val="21"/>
+          <w:szCs w:val="21"/>
+          <w:lang w:val="en-GB"/>
+        </w:rPr>
+        <w:t xml:space="preserve"> --arch </w:t>
+      </w:r>
+      <w:proofErr w:type="spellStart"/>
+      <w:r>
+        <w:rPr>
+          <w:rFonts w:ascii="Courier New" w:hAnsi="Courier New" w:cs="Courier New"/>
+          <w:color w:val="000000" w:themeColor="text1"/>
+          <w:sz w:val="21"/>
+          <w:szCs w:val="21"/>
+          <w:lang w:val="en-GB"/>
+        </w:rPr>
+        <w:t>xxxx</w:t>
+      </w:r>
+      <w:proofErr w:type="spellEnd"/>
       <w:r>
         <w:rPr>
           <w:color w:val="000000" w:themeColor="text1"/>
@@ -2786,7 +3790,23 @@
           <w:rFonts w:ascii="Courier New" w:hAnsi="Courier New" w:cs="Courier New"/>
           <w:lang w:val="en-GB"/>
         </w:rPr>
-        <w:t>/XIOS/oasis_testcase.f90.</w:t>
+        <w:t>/XIOS/oasis_</w:t>
+      </w:r>
+      <w:proofErr w:type="gramStart"/>
+      <w:r>
+        <w:rPr>
+          <w:rFonts w:ascii="Courier New" w:hAnsi="Courier New" w:cs="Courier New"/>
+          <w:lang w:val="en-GB"/>
+        </w:rPr>
+        <w:t>testcase.f</w:t>
+      </w:r>
+      <w:proofErr w:type="gramEnd"/>
+      <w:r>
+        <w:rPr>
+          <w:rFonts w:ascii="Courier New" w:hAnsi="Courier New" w:cs="Courier New"/>
+          <w:lang w:val="en-GB"/>
+        </w:rPr>
+        <w:t>90.</w:t>
       </w:r>
       <w:r>
         <w:rPr>
@@ -2822,7 +3842,25 @@
           <w:color w:val="000000" w:themeColor="text1"/>
           <w:lang w:val="en-GB"/>
         </w:rPr>
-        <w:t xml:space="preserve">oasis_testcase.f90 </w:t>
+        <w:t>oasis_</w:t>
+      </w:r>
+      <w:proofErr w:type="gramStart"/>
+      <w:r>
+        <w:rPr>
+          <w:rFonts w:ascii="Courier New" w:hAnsi="Courier New" w:cs="Courier New"/>
+          <w:color w:val="000000" w:themeColor="text1"/>
+          <w:lang w:val="en-GB"/>
+        </w:rPr>
+        <w:t>testcase.f</w:t>
+      </w:r>
+      <w:proofErr w:type="gramEnd"/>
+      <w:r>
+        <w:rPr>
+          <w:rFonts w:ascii="Courier New" w:hAnsi="Courier New" w:cs="Courier New"/>
+          <w:color w:val="000000" w:themeColor="text1"/>
+          <w:lang w:val="en-GB"/>
+        </w:rPr>
+        <w:t xml:space="preserve">90 </w:t>
       </w:r>
       <w:r>
         <w:rPr>
@@ -2831,6 +3869,7 @@
         </w:rPr>
         <w:t xml:space="preserve">to the XIOS sub-directory </w:t>
       </w:r>
+      <w:proofErr w:type="spellStart"/>
       <w:r>
         <w:rPr>
           <w:rFonts w:ascii="Courier New" w:hAnsi="Courier New" w:cs="Courier New"/>
@@ -2845,12 +3884,29 @@
         </w:rPr>
         <w:t>_trunk</w:t>
       </w:r>
-      <w:r>
-        <w:rPr>
-          <w:rFonts w:ascii="Courier New" w:hAnsi="Courier New" w:cs="Courier New"/>
-          <w:lang w:val="en-GB"/>
-        </w:rPr>
-        <w:t>/src/test</w:t>
+      <w:proofErr w:type="spellEnd"/>
+      <w:r>
+        <w:rPr>
+          <w:rFonts w:ascii="Courier New" w:hAnsi="Courier New" w:cs="Courier New"/>
+          <w:lang w:val="en-GB"/>
+        </w:rPr>
+        <w:t>/</w:t>
+      </w:r>
+      <w:proofErr w:type="spellStart"/>
+      <w:r>
+        <w:rPr>
+          <w:rFonts w:ascii="Courier New" w:hAnsi="Courier New" w:cs="Courier New"/>
+          <w:lang w:val="en-GB"/>
+        </w:rPr>
+        <w:t>src</w:t>
+      </w:r>
+      <w:proofErr w:type="spellEnd"/>
+      <w:r>
+        <w:rPr>
+          <w:rFonts w:ascii="Courier New" w:hAnsi="Courier New" w:cs="Courier New"/>
+          <w:lang w:val="en-GB"/>
+        </w:rPr>
+        <w:t>/test</w:t>
       </w:r>
       <w:r>
         <w:rPr>
@@ -2873,12 +3929,21 @@
         </w:rPr>
         <w:t>a line "</w:t>
       </w:r>
-      <w:r>
-        <w:rPr>
-          <w:rFonts w:ascii="Courier New" w:hAnsi="Courier New" w:cs="Courier New"/>
-          <w:lang w:val="en-GB"/>
-        </w:rPr>
-        <w:t>bld::target oasis_testcase.exe</w:t>
+      <w:proofErr w:type="spellStart"/>
+      <w:r>
+        <w:rPr>
+          <w:rFonts w:ascii="Courier New" w:hAnsi="Courier New" w:cs="Courier New"/>
+          <w:lang w:val="en-GB"/>
+        </w:rPr>
+        <w:t>bld</w:t>
+      </w:r>
+      <w:proofErr w:type="spellEnd"/>
+      <w:r>
+        <w:rPr>
+          <w:rFonts w:ascii="Courier New" w:hAnsi="Courier New" w:cs="Courier New"/>
+          <w:lang w:val="en-GB"/>
+        </w:rPr>
+        <w:t>::target oasis_testcase.exe</w:t>
       </w:r>
       <w:r>
         <w:rPr>
@@ -2887,6 +3952,7 @@
         </w:rPr>
         <w:t xml:space="preserve">" to </w:t>
       </w:r>
+      <w:proofErr w:type="spellStart"/>
       <w:r>
         <w:rPr>
           <w:rFonts w:ascii="Courier New" w:hAnsi="Courier New" w:cs="Courier New"/>
@@ -2901,13 +3967,23 @@
         </w:rPr>
         <w:t>_trunk</w:t>
       </w:r>
-      <w:r>
-        <w:rPr>
-          <w:rFonts w:ascii="Courier New" w:hAnsi="Courier New" w:cs="Courier New"/>
-          <w:lang w:val="en-GB"/>
-        </w:rPr>
-        <w:t>/bld.cfg</w:t>
-      </w:r>
+      <w:proofErr w:type="spellEnd"/>
+      <w:r>
+        <w:rPr>
+          <w:rFonts w:ascii="Courier New" w:hAnsi="Courier New" w:cs="Courier New"/>
+          <w:lang w:val="en-GB"/>
+        </w:rPr>
+        <w:t>/</w:t>
+      </w:r>
+      <w:proofErr w:type="spellStart"/>
+      <w:r>
+        <w:rPr>
+          <w:rFonts w:ascii="Courier New" w:hAnsi="Courier New" w:cs="Courier New"/>
+          <w:lang w:val="en-GB"/>
+        </w:rPr>
+        <w:t>bld.cfg</w:t>
+      </w:r>
+      <w:proofErr w:type="spellEnd"/>
       <w:r>
         <w:rPr>
           <w:color w:val="000000" w:themeColor="text1"/>
@@ -2943,6 +4019,7 @@
         </w:rPr>
         <w:t xml:space="preserve"> then automatically generated in directory </w:t>
       </w:r>
+      <w:proofErr w:type="spellStart"/>
       <w:r>
         <w:rPr>
           <w:rFonts w:ascii="Courier New" w:hAnsi="Courier New" w:cs="Courier New"/>
@@ -2957,19 +4034,36 @@
         </w:rPr>
         <w:t>_trunk</w:t>
       </w:r>
-      <w:r>
-        <w:rPr>
-          <w:rFonts w:ascii="Courier New" w:hAnsi="Courier New" w:cs="Courier New"/>
-          <w:lang w:val="en-GB"/>
-        </w:rPr>
-        <w:t>/bin</w:t>
+      <w:proofErr w:type="spellEnd"/>
+      <w:r>
+        <w:rPr>
+          <w:rFonts w:ascii="Courier New" w:hAnsi="Courier New" w:cs="Courier New"/>
+          <w:lang w:val="en-GB"/>
+        </w:rPr>
+        <w:t>/</w:t>
+      </w:r>
+      <w:proofErr w:type="gramStart"/>
+      <w:r>
+        <w:rPr>
+          <w:rFonts w:ascii="Courier New" w:hAnsi="Courier New" w:cs="Courier New"/>
+          <w:lang w:val="en-GB"/>
+        </w:rPr>
+        <w:t>bin</w:t>
       </w:r>
       <w:r>
         <w:rPr>
           <w:color w:val="000000" w:themeColor="text1"/>
           <w:lang w:val="en-US"/>
         </w:rPr>
-        <w:t xml:space="preserve"> . </w:t>
+        <w:t xml:space="preserve"> .</w:t>
+      </w:r>
+      <w:proofErr w:type="gramEnd"/>
+      <w:r>
+        <w:rPr>
+          <w:color w:val="000000" w:themeColor="text1"/>
+          <w:lang w:val="en-US"/>
+        </w:rPr>
+        <w:t xml:space="preserve"> </w:t>
       </w:r>
     </w:p>
     <w:p>
@@ -2992,8 +4086,17 @@
           <w:u w:val="single"/>
           <w:lang w:val="en-GB"/>
         </w:rPr>
-        <w:t>How to use regrid_environment</w:t>
-      </w:r>
+        <w:t xml:space="preserve">How to use </w:t>
+      </w:r>
+      <w:proofErr w:type="spellStart"/>
+      <w:r>
+        <w:rPr>
+          <w:u w:val="single"/>
+          <w:lang w:val="en-GB"/>
+        </w:rPr>
+        <w:t>regrid_environment</w:t>
+      </w:r>
+      <w:proofErr w:type="spellEnd"/>
     </w:p>
     <w:p>
       <w:pPr>
@@ -3037,14 +4140,37 @@
         <w:rPr>
           <w:lang w:val="en-GB"/>
         </w:rPr>
-        <w:t xml:space="preserve">Once the regridding libraries are installed, one needs to compile the program </w:t>
-      </w:r>
-      <w:r>
-        <w:rPr>
-          <w:rFonts w:ascii="Courier New" w:hAnsi="Courier New" w:cs="Courier New"/>
-          <w:lang w:val="en-GB"/>
-        </w:rPr>
-        <w:t>src/model1.F90</w:t>
+        <w:t xml:space="preserve">Once the </w:t>
+      </w:r>
+      <w:proofErr w:type="spellStart"/>
+      <w:r>
+        <w:rPr>
+          <w:lang w:val="en-GB"/>
+        </w:rPr>
+        <w:t>regridding</w:t>
+      </w:r>
+      <w:proofErr w:type="spellEnd"/>
+      <w:r>
+        <w:rPr>
+          <w:lang w:val="en-GB"/>
+        </w:rPr>
+        <w:t xml:space="preserve"> libraries are installed, one needs to compile the program </w:t>
+      </w:r>
+      <w:proofErr w:type="spellStart"/>
+      <w:r>
+        <w:rPr>
+          <w:rFonts w:ascii="Courier New" w:hAnsi="Courier New" w:cs="Courier New"/>
+          <w:lang w:val="en-GB"/>
+        </w:rPr>
+        <w:t>src</w:t>
+      </w:r>
+      <w:proofErr w:type="spellEnd"/>
+      <w:r>
+        <w:rPr>
+          <w:rFonts w:ascii="Courier New" w:hAnsi="Courier New" w:cs="Courier New"/>
+          <w:lang w:val="en-GB"/>
+        </w:rPr>
+        <w:t>/model1.F90</w:t>
       </w:r>
       <w:r>
         <w:rPr>
@@ -3094,6 +4220,7 @@
         </w:rPr>
         <w:t xml:space="preserve"> an internal send (</w:t>
       </w:r>
+      <w:proofErr w:type="spellStart"/>
       <w:r>
         <w:rPr>
           <w:rFonts w:ascii="Courier New" w:hAnsi="Courier New" w:cs="Courier New"/>
@@ -3101,6 +4228,7 @@
         </w:rPr>
         <w:t>oasis_put</w:t>
       </w:r>
+      <w:proofErr w:type="spellEnd"/>
       <w:r>
         <w:rPr>
           <w:lang w:val="en-GB"/>
@@ -3137,6 +4265,7 @@
         </w:rPr>
         <w:t>and an internal receive (</w:t>
       </w:r>
+      <w:proofErr w:type="spellStart"/>
       <w:r>
         <w:rPr>
           <w:rFonts w:ascii="Courier New" w:hAnsi="Courier New" w:cs="Courier New"/>
@@ -3158,6 +4287,7 @@
         </w:rPr>
         <w:t>t</w:t>
       </w:r>
+      <w:proofErr w:type="spellEnd"/>
       <w:r>
         <w:rPr>
           <w:lang w:val="en-GB"/>
@@ -3168,7 +4298,21 @@
         <w:rPr>
           <w:lang w:val="en-GB"/>
         </w:rPr>
-        <w:t xml:space="preserve"> of that field after regridding on the target grid, either with pre-generated weights (for ESMF and XIOS) or weights calculated during </w:t>
+        <w:t xml:space="preserve"> of that field after </w:t>
+      </w:r>
+      <w:proofErr w:type="spellStart"/>
+      <w:r>
+        <w:rPr>
+          <w:lang w:val="en-GB"/>
+        </w:rPr>
+        <w:t>regridding</w:t>
+      </w:r>
+      <w:proofErr w:type="spellEnd"/>
+      <w:r>
+        <w:rPr>
+          <w:lang w:val="en-GB"/>
+        </w:rPr>
+        <w:t xml:space="preserve"> on the target grid, either with pre-generated weights (for ESMF and XIOS) or weights calculated during </w:t>
       </w:r>
       <w:r>
         <w:rPr>
@@ -3223,12 +4367,29 @@
         </w:rPr>
         <w:t xml:space="preserve">, using the </w:t>
       </w:r>
-      <w:r>
-        <w:rPr>
-          <w:rFonts w:ascii="Courier New" w:hAnsi="Courier New" w:cs="Courier New"/>
-          <w:lang w:val="en-GB"/>
-        </w:rPr>
-        <w:t>src/M</w:t>
+      <w:proofErr w:type="spellStart"/>
+      <w:r>
+        <w:rPr>
+          <w:rFonts w:ascii="Courier New" w:hAnsi="Courier New" w:cs="Courier New"/>
+          <w:lang w:val="en-GB"/>
+        </w:rPr>
+        <w:t>src</w:t>
+      </w:r>
+      <w:proofErr w:type="spellEnd"/>
+      <w:r>
+        <w:rPr>
+          <w:rFonts w:ascii="Courier New" w:hAnsi="Courier New" w:cs="Courier New"/>
+          <w:lang w:val="en-GB"/>
+        </w:rPr>
+        <w:t>/</w:t>
+      </w:r>
+      <w:proofErr w:type="spellStart"/>
+      <w:r>
+        <w:rPr>
+          <w:rFonts w:ascii="Courier New" w:hAnsi="Courier New" w:cs="Courier New"/>
+          <w:lang w:val="en-GB"/>
+        </w:rPr>
+        <w:t>M</w:t>
       </w:r>
       <w:r>
         <w:rPr>
@@ -3237,12 +4398,14 @@
         </w:rPr>
         <w:t>akefile</w:t>
       </w:r>
+      <w:proofErr w:type="spellEnd"/>
       <w:r>
         <w:rPr>
           <w:lang w:val="en-GB"/>
         </w:rPr>
         <w:t xml:space="preserve">. Note that this </w:t>
       </w:r>
+      <w:proofErr w:type="spellStart"/>
       <w:r>
         <w:rPr>
           <w:rFonts w:ascii="Courier New" w:hAnsi="Courier New" w:cs="Courier New"/>
@@ -3250,12 +4413,14 @@
         </w:rPr>
         <w:t>Makefile</w:t>
       </w:r>
+      <w:proofErr w:type="spellEnd"/>
       <w:r>
         <w:rPr>
           <w:lang w:val="en-GB"/>
         </w:rPr>
         <w:t xml:space="preserve"> includes the file </w:t>
       </w:r>
+      <w:proofErr w:type="spellStart"/>
       <w:r>
         <w:rPr>
           <w:rFonts w:ascii="Courier New" w:hAnsi="Courier New" w:cs="Courier New"/>
@@ -3263,6 +4428,7 @@
         </w:rPr>
         <w:t>header_Makefile</w:t>
       </w:r>
+      <w:proofErr w:type="spellEnd"/>
       <w:r>
         <w:rPr>
           <w:lang w:val="en-GB"/>
@@ -3307,12 +4473,21 @@
         </w:rPr>
         <w:t>oasis3-mct/util/</w:t>
       </w:r>
-      <w:r>
-        <w:rPr>
-          <w:rFonts w:ascii="Courier New" w:hAnsi="Courier New" w:cs="Courier New"/>
-          <w:lang w:val="en-GB"/>
-        </w:rPr>
-        <w:t xml:space="preserve">make_dir </w:t>
+      <w:proofErr w:type="spellStart"/>
+      <w:r>
+        <w:rPr>
+          <w:rFonts w:ascii="Courier New" w:hAnsi="Courier New" w:cs="Courier New"/>
+          <w:lang w:val="en-GB"/>
+        </w:rPr>
+        <w:t>make_dir</w:t>
+      </w:r>
+      <w:proofErr w:type="spellEnd"/>
+      <w:r>
+        <w:rPr>
+          <w:rFonts w:ascii="Courier New" w:hAnsi="Courier New" w:cs="Courier New"/>
+          <w:lang w:val="en-GB"/>
+        </w:rPr>
+        <w:t xml:space="preserve"> </w:t>
       </w:r>
       <w:r>
         <w:rPr>
@@ -3350,7 +4525,23 @@
           <w:rFonts w:ascii="Courier New" w:hAnsi="Courier New" w:cs="Courier New"/>
           <w:lang w:val="en-GB"/>
         </w:rPr>
-        <w:t xml:space="preserve">/src </w:t>
+        <w:t>/</w:t>
+      </w:r>
+      <w:proofErr w:type="spellStart"/>
+      <w:r>
+        <w:rPr>
+          <w:rFonts w:ascii="Courier New" w:hAnsi="Courier New" w:cs="Courier New"/>
+          <w:lang w:val="en-GB"/>
+        </w:rPr>
+        <w:t>src</w:t>
+      </w:r>
+      <w:proofErr w:type="spellEnd"/>
+      <w:r>
+        <w:rPr>
+          <w:rFonts w:ascii="Courier New" w:hAnsi="Courier New" w:cs="Courier New"/>
+          <w:lang w:val="en-GB"/>
+        </w:rPr>
+        <w:t xml:space="preserve"> </w:t>
       </w:r>
       <w:r>
         <w:rPr>
@@ -3420,7 +4611,21 @@
         <w:rPr>
           <w:lang w:val="en-GB"/>
         </w:rPr>
-        <w:t xml:space="preserve"> can then be used to launch the regridding weight and error </w:t>
+        <w:t xml:space="preserve"> can then be used to launch the </w:t>
+      </w:r>
+      <w:proofErr w:type="spellStart"/>
+      <w:r>
+        <w:rPr>
+          <w:lang w:val="en-GB"/>
+        </w:rPr>
+        <w:t>regridding</w:t>
+      </w:r>
+      <w:proofErr w:type="spellEnd"/>
+      <w:r>
+        <w:rPr>
+          <w:lang w:val="en-GB"/>
+        </w:rPr>
+        <w:t xml:space="preserve"> weight and error </w:t>
       </w:r>
       <w:r>
         <w:rPr>
@@ -3465,12 +4670,21 @@
         </w:rPr>
         <w:t>$</w:t>
       </w:r>
-      <w:r>
-        <w:rPr>
-          <w:rFonts w:ascii="Courier New" w:hAnsi="Courier New" w:cs="Courier New"/>
-          <w:lang w:val="en-GB"/>
-        </w:rPr>
-        <w:t xml:space="preserve">sgrid </w:t>
+      <w:proofErr w:type="spellStart"/>
+      <w:r>
+        <w:rPr>
+          <w:rFonts w:ascii="Courier New" w:hAnsi="Courier New" w:cs="Courier New"/>
+          <w:lang w:val="en-GB"/>
+        </w:rPr>
+        <w:t>sgrid</w:t>
+      </w:r>
+      <w:proofErr w:type="spellEnd"/>
+      <w:r>
+        <w:rPr>
+          <w:rFonts w:ascii="Courier New" w:hAnsi="Courier New" w:cs="Courier New"/>
+          <w:lang w:val="en-GB"/>
+        </w:rPr>
+        <w:t xml:space="preserve"> </w:t>
       </w:r>
       <w:r>
         <w:rPr>
@@ -3479,12 +4693,21 @@
         </w:rPr>
         <w:t>$</w:t>
       </w:r>
-      <w:r>
-        <w:rPr>
-          <w:rFonts w:ascii="Courier New" w:hAnsi="Courier New" w:cs="Courier New"/>
-          <w:lang w:val="en-GB"/>
-        </w:rPr>
-        <w:t xml:space="preserve">tgrid </w:t>
+      <w:proofErr w:type="spellStart"/>
+      <w:r>
+        <w:rPr>
+          <w:rFonts w:ascii="Courier New" w:hAnsi="Courier New" w:cs="Courier New"/>
+          <w:lang w:val="en-GB"/>
+        </w:rPr>
+        <w:t>tgrid</w:t>
+      </w:r>
+      <w:proofErr w:type="spellEnd"/>
+      <w:r>
+        <w:rPr>
+          <w:rFonts w:ascii="Courier New" w:hAnsi="Courier New" w:cs="Courier New"/>
+          <w:lang w:val="en-GB"/>
+        </w:rPr>
+        <w:t xml:space="preserve"> </w:t>
       </w:r>
       <w:r>
         <w:rPr>
@@ -3507,12 +4730,21 @@
         </w:rPr>
         <w:t>$</w:t>
       </w:r>
-      <w:r>
-        <w:rPr>
-          <w:rFonts w:ascii="Courier New" w:hAnsi="Courier New" w:cs="Courier New"/>
-          <w:lang w:val="en-GB"/>
-        </w:rPr>
-        <w:t xml:space="preserve">n_p_t </w:t>
+      <w:proofErr w:type="spellStart"/>
+      <w:r>
+        <w:rPr>
+          <w:rFonts w:ascii="Courier New" w:hAnsi="Courier New" w:cs="Courier New"/>
+          <w:lang w:val="en-GB"/>
+        </w:rPr>
+        <w:t>n_p_t</w:t>
+      </w:r>
+      <w:proofErr w:type="spellEnd"/>
+      <w:r>
+        <w:rPr>
+          <w:rFonts w:ascii="Courier New" w:hAnsi="Courier New" w:cs="Courier New"/>
+          <w:lang w:val="en-GB"/>
+        </w:rPr>
+        <w:t xml:space="preserve"> </w:t>
       </w:r>
       <w:r>
         <w:rPr>
@@ -3535,6 +4767,7 @@
         </w:rPr>
         <w:t>$</w:t>
       </w:r>
+      <w:proofErr w:type="spellStart"/>
       <w:r>
         <w:rPr>
           <w:rFonts w:ascii="Courier New" w:hAnsi="Courier New" w:cs="Courier New"/>
@@ -3542,6 +4775,7 @@
         </w:rPr>
         <w:t>ext</w:t>
       </w:r>
+      <w:proofErr w:type="spellEnd"/>
     </w:p>
     <w:p>
       <w:pPr>
@@ -3584,18 +4818,83 @@
         </w:rPr>
         <w:t>$</w:t>
       </w:r>
-      <w:r>
-        <w:rPr>
-          <w:rFonts w:ascii="Courier New" w:hAnsi="Courier New" w:cs="Courier New"/>
-          <w:lang w:val="en-GB"/>
-        </w:rPr>
-        <w:t xml:space="preserve">sgrid </w:t>
-      </w:r>
-      <w:r>
-        <w:rPr>
-          <w:lang w:val="en-GB"/>
-        </w:rPr>
-        <w:t>is the source grid acronym (bggd, sse7, icos, icoh, nogt, torc</w:t>
+      <w:proofErr w:type="spellStart"/>
+      <w:r>
+        <w:rPr>
+          <w:rFonts w:ascii="Courier New" w:hAnsi="Courier New" w:cs="Courier New"/>
+          <w:lang w:val="en-GB"/>
+        </w:rPr>
+        <w:t>sgrid</w:t>
+      </w:r>
+      <w:proofErr w:type="spellEnd"/>
+      <w:r>
+        <w:rPr>
+          <w:rFonts w:ascii="Courier New" w:hAnsi="Courier New" w:cs="Courier New"/>
+          <w:lang w:val="en-GB"/>
+        </w:rPr>
+        <w:t xml:space="preserve"> </w:t>
+      </w:r>
+      <w:r>
+        <w:rPr>
+          <w:lang w:val="en-GB"/>
+        </w:rPr>
+        <w:t>is the source grid acronym (</w:t>
+      </w:r>
+      <w:proofErr w:type="spellStart"/>
+      <w:r>
+        <w:rPr>
+          <w:lang w:val="en-GB"/>
+        </w:rPr>
+        <w:t>bggd</w:t>
+      </w:r>
+      <w:proofErr w:type="spellEnd"/>
+      <w:r>
+        <w:rPr>
+          <w:lang w:val="en-GB"/>
+        </w:rPr>
+        <w:t xml:space="preserve">, sse7, </w:t>
+      </w:r>
+      <w:proofErr w:type="spellStart"/>
+      <w:r>
+        <w:rPr>
+          <w:lang w:val="en-GB"/>
+        </w:rPr>
+        <w:t>icos</w:t>
+      </w:r>
+      <w:proofErr w:type="spellEnd"/>
+      <w:r>
+        <w:rPr>
+          <w:lang w:val="en-GB"/>
+        </w:rPr>
+        <w:t xml:space="preserve">, </w:t>
+      </w:r>
+      <w:proofErr w:type="spellStart"/>
+      <w:r>
+        <w:rPr>
+          <w:lang w:val="en-GB"/>
+        </w:rPr>
+        <w:t>icoh</w:t>
+      </w:r>
+      <w:proofErr w:type="spellEnd"/>
+      <w:r>
+        <w:rPr>
+          <w:lang w:val="en-GB"/>
+        </w:rPr>
+        <w:t xml:space="preserve">, </w:t>
+      </w:r>
+      <w:proofErr w:type="spellStart"/>
+      <w:r>
+        <w:rPr>
+          <w:lang w:val="en-GB"/>
+        </w:rPr>
+        <w:t>nogt</w:t>
+      </w:r>
+      <w:proofErr w:type="spellEnd"/>
+      <w:r>
+        <w:rPr>
+          <w:lang w:val="en-GB"/>
+        </w:rPr>
+        <w:t>, torc</w:t>
       </w:r>
       <w:r>
         <w:rPr>
@@ -3631,12 +4930,21 @@
         </w:rPr>
         <w:t>$</w:t>
       </w:r>
-      <w:r>
-        <w:rPr>
-          <w:rFonts w:ascii="Courier New" w:hAnsi="Courier New" w:cs="Courier New"/>
-          <w:lang w:val="en-GB"/>
-        </w:rPr>
-        <w:t xml:space="preserve">tgrid </w:t>
+      <w:proofErr w:type="spellStart"/>
+      <w:r>
+        <w:rPr>
+          <w:rFonts w:ascii="Courier New" w:hAnsi="Courier New" w:cs="Courier New"/>
+          <w:lang w:val="en-GB"/>
+        </w:rPr>
+        <w:t>tgrid</w:t>
+      </w:r>
+      <w:proofErr w:type="spellEnd"/>
+      <w:r>
+        <w:rPr>
+          <w:rFonts w:ascii="Courier New" w:hAnsi="Courier New" w:cs="Courier New"/>
+          <w:lang w:val="en-GB"/>
+        </w:rPr>
+        <w:t xml:space="preserve"> </w:t>
       </w:r>
       <w:r>
         <w:rPr>
@@ -3654,7 +4962,63 @@
         <w:rPr>
           <w:lang w:val="en-GB"/>
         </w:rPr>
-        <w:t xml:space="preserve"> grid acronym (bggd, sse7, icos, icoh, nogt, torc</w:t>
+        <w:t xml:space="preserve"> grid acronym (</w:t>
+      </w:r>
+      <w:proofErr w:type="spellStart"/>
+      <w:r>
+        <w:rPr>
+          <w:lang w:val="en-GB"/>
+        </w:rPr>
+        <w:t>bggd</w:t>
+      </w:r>
+      <w:proofErr w:type="spellEnd"/>
+      <w:r>
+        <w:rPr>
+          <w:lang w:val="en-GB"/>
+        </w:rPr>
+        <w:t xml:space="preserve">, sse7, </w:t>
+      </w:r>
+      <w:proofErr w:type="spellStart"/>
+      <w:r>
+        <w:rPr>
+          <w:lang w:val="en-GB"/>
+        </w:rPr>
+        <w:t>icos</w:t>
+      </w:r>
+      <w:proofErr w:type="spellEnd"/>
+      <w:r>
+        <w:rPr>
+          <w:lang w:val="en-GB"/>
+        </w:rPr>
+        <w:t xml:space="preserve">, </w:t>
+      </w:r>
+      <w:proofErr w:type="spellStart"/>
+      <w:r>
+        <w:rPr>
+          <w:lang w:val="en-GB"/>
+        </w:rPr>
+        <w:t>icoh</w:t>
+      </w:r>
+      <w:proofErr w:type="spellEnd"/>
+      <w:r>
+        <w:rPr>
+          <w:lang w:val="en-GB"/>
+        </w:rPr>
+        <w:t xml:space="preserve">, </w:t>
+      </w:r>
+      <w:proofErr w:type="spellStart"/>
+      <w:r>
+        <w:rPr>
+          <w:lang w:val="en-GB"/>
+        </w:rPr>
+        <w:t>nogt</w:t>
+      </w:r>
+      <w:proofErr w:type="spellEnd"/>
+      <w:r>
+        <w:rPr>
+          <w:lang w:val="en-GB"/>
+        </w:rPr>
+        <w:t>, torc</w:t>
       </w:r>
       <w:r>
         <w:rPr>
@@ -3701,7 +5065,21 @@
         <w:rPr>
           <w:lang w:val="en-GB"/>
         </w:rPr>
-        <w:t xml:space="preserve">is the regridding </w:t>
+        <w:t xml:space="preserve">is the </w:t>
+      </w:r>
+      <w:proofErr w:type="spellStart"/>
+      <w:r>
+        <w:rPr>
+          <w:lang w:val="en-GB"/>
+        </w:rPr>
+        <w:t>regridding</w:t>
+      </w:r>
+      <w:proofErr w:type="spellEnd"/>
+      <w:r>
+        <w:rPr>
+          <w:lang w:val="en-GB"/>
+        </w:rPr>
+        <w:t xml:space="preserve"> </w:t>
       </w:r>
       <w:r>
         <w:rPr>
@@ -3715,11 +5093,47 @@
         </w:rPr>
         <w:t>(</w:t>
       </w:r>
-      <w:r>
-        <w:rPr>
-          <w:lang w:val="en-GB"/>
-        </w:rPr>
-        <w:t>distwgt, bili, bicu, conserv1st, conserv2nd</w:t>
+      <w:proofErr w:type="spellStart"/>
+      <w:r>
+        <w:rPr>
+          <w:lang w:val="en-GB"/>
+        </w:rPr>
+        <w:t>distwgt</w:t>
+      </w:r>
+      <w:proofErr w:type="spellEnd"/>
+      <w:r>
+        <w:rPr>
+          <w:lang w:val="en-GB"/>
+        </w:rPr>
+        <w:t xml:space="preserve">, </w:t>
+      </w:r>
+      <w:proofErr w:type="spellStart"/>
+      <w:r>
+        <w:rPr>
+          <w:lang w:val="en-GB"/>
+        </w:rPr>
+        <w:t>bili</w:t>
+      </w:r>
+      <w:proofErr w:type="spellEnd"/>
+      <w:r>
+        <w:rPr>
+          <w:lang w:val="en-GB"/>
+        </w:rPr>
+        <w:t xml:space="preserve">, </w:t>
+      </w:r>
+      <w:proofErr w:type="spellStart"/>
+      <w:r>
+        <w:rPr>
+          <w:lang w:val="en-GB"/>
+        </w:rPr>
+        <w:t>bicu</w:t>
+      </w:r>
+      <w:proofErr w:type="spellEnd"/>
+      <w:r>
+        <w:rPr>
+          <w:lang w:val="en-GB"/>
+        </w:rPr>
+        <w:t>, conserv1st, conserv2nd</w:t>
       </w:r>
       <w:r>
         <w:rPr>
@@ -3755,12 +5169,21 @@
         </w:rPr>
         <w:t>$</w:t>
       </w:r>
-      <w:r>
-        <w:rPr>
-          <w:rFonts w:ascii="Courier New" w:hAnsi="Courier New" w:cs="Courier New"/>
-          <w:lang w:val="en-GB"/>
-        </w:rPr>
-        <w:t xml:space="preserve">n_p_t </w:t>
+      <w:proofErr w:type="spellStart"/>
+      <w:r>
+        <w:rPr>
+          <w:rFonts w:ascii="Courier New" w:hAnsi="Courier New" w:cs="Courier New"/>
+          <w:lang w:val="en-GB"/>
+        </w:rPr>
+        <w:t>n_p_t</w:t>
+      </w:r>
+      <w:proofErr w:type="spellEnd"/>
+      <w:r>
+        <w:rPr>
+          <w:rFonts w:ascii="Courier New" w:hAnsi="Courier New" w:cs="Courier New"/>
+          <w:lang w:val="en-GB"/>
+        </w:rPr>
+        <w:t xml:space="preserve"> </w:t>
       </w:r>
       <w:r>
         <w:rPr>
@@ -3871,7 +5294,21 @@
         <w:rPr>
           <w:lang w:val="en-GB"/>
         </w:rPr>
-        <w:t>is the regridding library (SCRP, ESMF or XIOS)</w:t>
+        <w:t xml:space="preserve">is the </w:t>
+      </w:r>
+      <w:proofErr w:type="spellStart"/>
+      <w:r>
+        <w:rPr>
+          <w:lang w:val="en-GB"/>
+        </w:rPr>
+        <w:t>regridding</w:t>
+      </w:r>
+      <w:proofErr w:type="spellEnd"/>
+      <w:r>
+        <w:rPr>
+          <w:lang w:val="en-GB"/>
+        </w:rPr>
+        <w:t xml:space="preserve"> library (SCRP, ESMF or XIOS)</w:t>
       </w:r>
       <w:r>
         <w:rPr>
@@ -3900,6 +5337,7 @@
         </w:rPr>
         <w:t>$</w:t>
       </w:r>
+      <w:proofErr w:type="spellStart"/>
       <w:r>
         <w:rPr>
           <w:rFonts w:ascii="Courier New" w:hAnsi="Courier New" w:cs="Courier New"/>
@@ -3907,6 +5345,7 @@
         </w:rPr>
         <w:t>ext</w:t>
       </w:r>
+      <w:proofErr w:type="spellEnd"/>
       <w:r>
         <w:rPr>
           <w:rFonts w:ascii="Courier New" w:hAnsi="Courier New" w:cs="Courier New"/>
@@ -4183,6 +5622,7 @@
         </w:rPr>
         <w:t xml:space="preserve">If the run is successful, the working directory (defined by variable </w:t>
       </w:r>
+      <w:proofErr w:type="spellStart"/>
       <w:r>
         <w:rPr>
           <w:rFonts w:ascii="Courier New" w:hAnsi="Courier New" w:cs="Courier New"/>
@@ -4190,6 +5630,7 @@
         </w:rPr>
         <w:t>rundir</w:t>
       </w:r>
+      <w:proofErr w:type="spellEnd"/>
       <w:r>
         <w:rPr>
           <w:lang w:val="en-GB"/>
@@ -4207,7 +5648,21 @@
         <w:rPr>
           <w:lang w:val="en-GB"/>
         </w:rPr>
-        <w:t xml:space="preserve">) contains the regridding weights </w:t>
+        <w:t xml:space="preserve">) contains the </w:t>
+      </w:r>
+      <w:proofErr w:type="spellStart"/>
+      <w:r>
+        <w:rPr>
+          <w:lang w:val="en-GB"/>
+        </w:rPr>
+        <w:t>regridding</w:t>
+      </w:r>
+      <w:proofErr w:type="spellEnd"/>
+      <w:r>
+        <w:rPr>
+          <w:lang w:val="en-GB"/>
+        </w:rPr>
+        <w:t xml:space="preserve"> weights </w:t>
       </w:r>
       <w:r>
         <w:rPr>
@@ -4221,12 +5676,21 @@
         </w:rPr>
         <w:t>file starting with “</w:t>
       </w:r>
-      <w:r>
-        <w:rPr>
-          <w:rFonts w:ascii="Courier New" w:hAnsi="Courier New" w:cs="Courier New"/>
-          <w:lang w:val="en-GB"/>
-        </w:rPr>
-        <w:t>rmp_</w:t>
+      <w:proofErr w:type="spellStart"/>
+      <w:r>
+        <w:rPr>
+          <w:rFonts w:ascii="Courier New" w:hAnsi="Courier New" w:cs="Courier New"/>
+          <w:lang w:val="en-GB"/>
+        </w:rPr>
+        <w:t>rmp</w:t>
+      </w:r>
+      <w:proofErr w:type="spellEnd"/>
+      <w:r>
+        <w:rPr>
+          <w:rFonts w:ascii="Courier New" w:hAnsi="Courier New" w:cs="Courier New"/>
+          <w:lang w:val="en-GB"/>
+        </w:rPr>
+        <w:t>_</w:t>
       </w:r>
       <w:r>
         <w:rPr>
@@ -4244,7 +5708,21 @@
         <w:rPr>
           <w:lang w:val="en-GB"/>
         </w:rPr>
-        <w:t>d regridded on the target grid</w:t>
+        <w:t xml:space="preserve">d </w:t>
+      </w:r>
+      <w:proofErr w:type="spellStart"/>
+      <w:r>
+        <w:rPr>
+          <w:lang w:val="en-GB"/>
+        </w:rPr>
+        <w:t>regridded</w:t>
+      </w:r>
+      <w:proofErr w:type="spellEnd"/>
+      <w:r>
+        <w:rPr>
+          <w:lang w:val="en-GB"/>
+        </w:rPr>
+        <w:t xml:space="preserve"> on the target grid</w:t>
       </w:r>
       <w:r>
         <w:rPr>
@@ -4307,7 +5785,21 @@
         <w:rPr>
           <w:lang w:val="en-GB"/>
         </w:rPr>
-        <w:t xml:space="preserve"> also contains the mean, maximum and minimum of the regridding error (see lines with respectively “</w:t>
+        <w:t xml:space="preserve"> also contains the mean, maximum and minimum of the </w:t>
+      </w:r>
+      <w:proofErr w:type="spellStart"/>
+      <w:r>
+        <w:rPr>
+          <w:lang w:val="en-GB"/>
+        </w:rPr>
+        <w:t>regridding</w:t>
+      </w:r>
+      <w:proofErr w:type="spellEnd"/>
+      <w:r>
+        <w:rPr>
+          <w:lang w:val="en-GB"/>
+        </w:rPr>
+        <w:t xml:space="preserve"> error (see lines with respectively “</w:t>
       </w:r>
       <w:r>
         <w:rPr>
@@ -4386,18 +5878,66 @@
         </w:rPr>
         <w:t xml:space="preserve">The scripts </w:t>
       </w:r>
-      <w:r>
-        <w:rPr>
-          <w:rFonts w:ascii="Courier New" w:hAnsi="Courier New" w:cs="Courier New"/>
-          <w:lang w:val="en-GB"/>
-        </w:rPr>
-        <w:t>run_tests_SCRP, run_tests_ESMF, run_tests_XIOS</w:t>
-      </w:r>
-      <w:r>
-        <w:rPr>
-          <w:lang w:val="en-GB"/>
-        </w:rPr>
-        <w:t xml:space="preserve"> allow to chain all possible combinations of source grid, target grid and regridding algorithm for each </w:t>
+      <w:proofErr w:type="spellStart"/>
+      <w:r>
+        <w:rPr>
+          <w:rFonts w:ascii="Courier New" w:hAnsi="Courier New" w:cs="Courier New"/>
+          <w:lang w:val="en-GB"/>
+        </w:rPr>
+        <w:t>run_tests_SCRP</w:t>
+      </w:r>
+      <w:proofErr w:type="spellEnd"/>
+      <w:r>
+        <w:rPr>
+          <w:rFonts w:ascii="Courier New" w:hAnsi="Courier New" w:cs="Courier New"/>
+          <w:lang w:val="en-GB"/>
+        </w:rPr>
+        <w:t xml:space="preserve">, </w:t>
+      </w:r>
+      <w:proofErr w:type="spellStart"/>
+      <w:r>
+        <w:rPr>
+          <w:rFonts w:ascii="Courier New" w:hAnsi="Courier New" w:cs="Courier New"/>
+          <w:lang w:val="en-GB"/>
+        </w:rPr>
+        <w:t>run_tests_ESMF</w:t>
+      </w:r>
+      <w:proofErr w:type="spellEnd"/>
+      <w:r>
+        <w:rPr>
+          <w:rFonts w:ascii="Courier New" w:hAnsi="Courier New" w:cs="Courier New"/>
+          <w:lang w:val="en-GB"/>
+        </w:rPr>
+        <w:t xml:space="preserve">, </w:t>
+      </w:r>
+      <w:proofErr w:type="spellStart"/>
+      <w:r>
+        <w:rPr>
+          <w:rFonts w:ascii="Courier New" w:hAnsi="Courier New" w:cs="Courier New"/>
+          <w:lang w:val="en-GB"/>
+        </w:rPr>
+        <w:t>run_tests_XIOS</w:t>
+      </w:r>
+      <w:proofErr w:type="spellEnd"/>
+      <w:r>
+        <w:rPr>
+          <w:lang w:val="en-GB"/>
+        </w:rPr>
+        <w:t xml:space="preserve"> allow to chain all possible combinations of source grid, target grid and </w:t>
+      </w:r>
+      <w:proofErr w:type="spellStart"/>
+      <w:r>
+        <w:rPr>
+          <w:lang w:val="en-GB"/>
+        </w:rPr>
+        <w:t>regridding</w:t>
+      </w:r>
+      <w:proofErr w:type="spellEnd"/>
+      <w:r>
+        <w:rPr>
+          <w:lang w:val="en-GB"/>
+        </w:rPr>
+        <w:t xml:space="preserve"> algorithm for each </w:t>
       </w:r>
       <w:r>
         <w:rPr>
@@ -4422,14 +5962,30 @@
           <w:rFonts w:ascii="Courier New" w:hAnsi="Courier New" w:cs="Courier New"/>
           <w:lang w:val="en-GB"/>
         </w:rPr>
-        <w:t>$n</w:t>
-      </w:r>
-      <w:r>
-        <w:rPr>
-          <w:rFonts w:ascii="Courier New" w:hAnsi="Courier New" w:cs="Courier New"/>
-          <w:lang w:val="en-GB"/>
-        </w:rPr>
-        <w:t xml:space="preserve">_p_t </w:t>
+        <w:t>$</w:t>
+      </w:r>
+      <w:proofErr w:type="spellStart"/>
+      <w:r>
+        <w:rPr>
+          <w:rFonts w:ascii="Courier New" w:hAnsi="Courier New" w:cs="Courier New"/>
+          <w:lang w:val="en-GB"/>
+        </w:rPr>
+        <w:t>n</w:t>
+      </w:r>
+      <w:r>
+        <w:rPr>
+          <w:rFonts w:ascii="Courier New" w:hAnsi="Courier New" w:cs="Courier New"/>
+          <w:lang w:val="en-GB"/>
+        </w:rPr>
+        <w:t>_p_t</w:t>
+      </w:r>
+      <w:proofErr w:type="spellEnd"/>
+      <w:r>
+        <w:rPr>
+          <w:rFonts w:ascii="Courier New" w:hAnsi="Courier New" w:cs="Courier New"/>
+          <w:lang w:val="en-GB"/>
+        </w:rPr>
+        <w:t xml:space="preserve"> </w:t>
       </w:r>
       <w:r>
         <w:rPr>
@@ -4442,7 +5998,15 @@
           <w:rFonts w:ascii="Courier New" w:hAnsi="Courier New" w:cs="Courier New"/>
           <w:lang w:val="en-GB"/>
         </w:rPr>
-        <w:t>$e</w:t>
+        <w:t>$</w:t>
+      </w:r>
+      <w:proofErr w:type="spellStart"/>
+      <w:r>
+        <w:rPr>
+          <w:rFonts w:ascii="Courier New" w:hAnsi="Courier New" w:cs="Courier New"/>
+          <w:lang w:val="en-GB"/>
+        </w:rPr>
+        <w:t>e</w:t>
       </w:r>
       <w:r>
         <w:rPr>
@@ -4451,6 +6015,7 @@
         </w:rPr>
         <w:t>xt</w:t>
       </w:r>
+      <w:proofErr w:type="spellEnd"/>
       <w:r>
         <w:rPr>
           <w:lang w:val="en-GB"/>
@@ -4472,12 +6037,15 @@
           <w:lang w:val="en-GB"/>
         </w:rPr>
       </w:pPr>
+      <w:proofErr w:type="gramStart"/>
       <w:r>
         <w:rPr>
           <w:lang w:val="en-GB"/>
         </w:rPr>
         <w:t>&gt;./</w:t>
       </w:r>
+      <w:proofErr w:type="spellStart"/>
+      <w:proofErr w:type="gramEnd"/>
       <w:r>
         <w:rPr>
           <w:rFonts w:ascii="Courier New" w:hAnsi="Courier New" w:cs="Courier New"/>
@@ -4485,6 +6053,7 @@
         </w:rPr>
         <w:t>run_tests_SCRP</w:t>
       </w:r>
+      <w:proofErr w:type="spellEnd"/>
       <w:r>
         <w:rPr>
           <w:rFonts w:ascii="Courier New" w:hAnsi="Courier New" w:cs="Courier New"/>
@@ -4499,12 +6068,21 @@
         </w:rPr>
         <w:t>$</w:t>
       </w:r>
-      <w:r>
-        <w:rPr>
-          <w:rFonts w:ascii="Courier New" w:hAnsi="Courier New" w:cs="Courier New"/>
-          <w:lang w:val="en-GB"/>
-        </w:rPr>
-        <w:t xml:space="preserve">n_p_t </w:t>
+      <w:proofErr w:type="spellStart"/>
+      <w:r>
+        <w:rPr>
+          <w:rFonts w:ascii="Courier New" w:hAnsi="Courier New" w:cs="Courier New"/>
+          <w:lang w:val="en-GB"/>
+        </w:rPr>
+        <w:t>n_p_t</w:t>
+      </w:r>
+      <w:proofErr w:type="spellEnd"/>
+      <w:r>
+        <w:rPr>
+          <w:rFonts w:ascii="Courier New" w:hAnsi="Courier New" w:cs="Courier New"/>
+          <w:lang w:val="en-GB"/>
+        </w:rPr>
+        <w:t xml:space="preserve"> </w:t>
       </w:r>
       <w:r>
         <w:rPr>
@@ -4513,6 +6091,7 @@
         </w:rPr>
         <w:t>$</w:t>
       </w:r>
+      <w:proofErr w:type="spellStart"/>
       <w:r>
         <w:rPr>
           <w:rFonts w:ascii="Courier New" w:hAnsi="Courier New" w:cs="Courier New"/>
@@ -4520,6 +6099,7 @@
         </w:rPr>
         <w:t>ext</w:t>
       </w:r>
+      <w:proofErr w:type="spellEnd"/>
       <w:r>
         <w:rPr>
           <w:lang w:val="en-GB"/>
@@ -4566,12 +6146,37 @@
         </w:rPr>
         <w:t xml:space="preserve">are provided in the files </w:t>
       </w:r>
-      <w:r>
-        <w:rPr>
-          <w:rFonts w:ascii="Courier New" w:hAnsi="Courier New" w:cs="Courier New"/>
-          <w:lang w:val="en-GB"/>
-        </w:rPr>
-        <w:t xml:space="preserve">resu_SCRP.txt_OK, resu_ESMF.txt_OK </w:t>
+      <w:proofErr w:type="spellStart"/>
+      <w:r>
+        <w:rPr>
+          <w:rFonts w:ascii="Courier New" w:hAnsi="Courier New" w:cs="Courier New"/>
+          <w:lang w:val="en-GB"/>
+        </w:rPr>
+        <w:t>resu_SCRP.txt_OK</w:t>
+      </w:r>
+      <w:proofErr w:type="spellEnd"/>
+      <w:r>
+        <w:rPr>
+          <w:rFonts w:ascii="Courier New" w:hAnsi="Courier New" w:cs="Courier New"/>
+          <w:lang w:val="en-GB"/>
+        </w:rPr>
+        <w:t xml:space="preserve">, </w:t>
+      </w:r>
+      <w:proofErr w:type="spellStart"/>
+      <w:r>
+        <w:rPr>
+          <w:rFonts w:ascii="Courier New" w:hAnsi="Courier New" w:cs="Courier New"/>
+          <w:lang w:val="en-GB"/>
+        </w:rPr>
+        <w:t>resu_ESMF.txt_OK</w:t>
+      </w:r>
+      <w:proofErr w:type="spellEnd"/>
+      <w:r>
+        <w:rPr>
+          <w:rFonts w:ascii="Courier New" w:hAnsi="Courier New" w:cs="Courier New"/>
+          <w:lang w:val="en-GB"/>
+        </w:rPr>
+        <w:t xml:space="preserve"> </w:t>
       </w:r>
       <w:r>
         <w:rPr>
@@ -4584,8 +6189,17 @@
           <w:rFonts w:ascii="Courier New" w:hAnsi="Courier New" w:cs="Courier New"/>
           <w:lang w:val="en-GB"/>
         </w:rPr>
-        <w:t xml:space="preserve"> resu_XIOS.txt_OK</w:t>
-      </w:r>
+        <w:t xml:space="preserve"> </w:t>
+      </w:r>
+      <w:proofErr w:type="spellStart"/>
+      <w:r>
+        <w:rPr>
+          <w:rFonts w:ascii="Courier New" w:hAnsi="Courier New" w:cs="Courier New"/>
+          <w:lang w:val="en-GB"/>
+        </w:rPr>
+        <w:t>resu_XIOS.txt_OK</w:t>
+      </w:r>
+      <w:proofErr w:type="spellEnd"/>
       <w:r>
         <w:rPr>
           <w:lang w:val="en-GB"/>
@@ -4684,6 +6298,7 @@
         </w:rPr>
         <w:t xml:space="preserve"> of </w:t>
       </w:r>
+      <w:proofErr w:type="spellStart"/>
       <w:r>
         <w:rPr>
           <w:rFonts w:ascii="Courier New" w:hAnsi="Courier New" w:cs="Courier New"/>
@@ -4691,6 +6306,7 @@
         </w:rPr>
         <w:t>n_p_t</w:t>
       </w:r>
+      <w:proofErr w:type="spellEnd"/>
       <w:r>
         <w:rPr>
           <w:rFonts w:ascii="Courier New" w:hAnsi="Courier New" w:cs="Courier New"/>
@@ -4727,12 +6343,30 @@
           <w:lang w:val="en-GB"/>
         </w:rPr>
       </w:pPr>
-      <w:r>
-        <w:rPr>
-          <w:rFonts w:ascii="Courier New" w:hAnsi="Courier New" w:cs="Courier New"/>
-          <w:lang w:val="en-GB"/>
-        </w:rPr>
-        <w:t xml:space="preserve">&gt;./run_verif </w:t>
+      <w:proofErr w:type="gramStart"/>
+      <w:r>
+        <w:rPr>
+          <w:rFonts w:ascii="Courier New" w:hAnsi="Courier New" w:cs="Courier New"/>
+          <w:lang w:val="en-GB"/>
+        </w:rPr>
+        <w:t>&gt;./</w:t>
+      </w:r>
+      <w:proofErr w:type="spellStart"/>
+      <w:proofErr w:type="gramEnd"/>
+      <w:r>
+        <w:rPr>
+          <w:rFonts w:ascii="Courier New" w:hAnsi="Courier New" w:cs="Courier New"/>
+          <w:lang w:val="en-GB"/>
+        </w:rPr>
+        <w:t>run_verif</w:t>
+      </w:r>
+      <w:proofErr w:type="spellEnd"/>
+      <w:r>
+        <w:rPr>
+          <w:rFonts w:ascii="Courier New" w:hAnsi="Courier New" w:cs="Courier New"/>
+          <w:lang w:val="en-GB"/>
+        </w:rPr>
+        <w:t xml:space="preserve"> </w:t>
       </w:r>
       <w:r>
         <w:rPr>
@@ -4741,12 +6375,21 @@
         </w:rPr>
         <w:t>$</w:t>
       </w:r>
-      <w:r>
-        <w:rPr>
-          <w:rFonts w:ascii="Courier New" w:hAnsi="Courier New" w:cs="Courier New"/>
-          <w:lang w:val="en-GB"/>
-        </w:rPr>
-        <w:t xml:space="preserve">n_p_t </w:t>
+      <w:proofErr w:type="spellStart"/>
+      <w:r>
+        <w:rPr>
+          <w:rFonts w:ascii="Courier New" w:hAnsi="Courier New" w:cs="Courier New"/>
+          <w:lang w:val="en-GB"/>
+        </w:rPr>
+        <w:t>n_p_t</w:t>
+      </w:r>
+      <w:proofErr w:type="spellEnd"/>
+      <w:r>
+        <w:rPr>
+          <w:rFonts w:ascii="Courier New" w:hAnsi="Courier New" w:cs="Courier New"/>
+          <w:lang w:val="en-GB"/>
+        </w:rPr>
+        <w:t xml:space="preserve"> </w:t>
       </w:r>
       <w:r>
         <w:rPr>
@@ -4769,6 +6412,7 @@
         </w:rPr>
         <w:t>$</w:t>
       </w:r>
+      <w:proofErr w:type="spellStart"/>
       <w:r>
         <w:rPr>
           <w:rFonts w:ascii="Courier New" w:hAnsi="Courier New" w:cs="Courier New"/>
@@ -4776,6 +6420,7 @@
         </w:rPr>
         <w:t>ext</w:t>
       </w:r>
+      <w:proofErr w:type="spellEnd"/>
       <w:r>
         <w:rPr>
           <w:rFonts w:ascii="Courier New" w:hAnsi="Courier New" w:cs="Courier New"/>
@@ -4864,7 +6509,23 @@
           <w:rFonts w:ascii="Courier New" w:hAnsi="Courier New" w:cs="Courier New"/>
           <w:lang w:val="en-GB"/>
         </w:rPr>
-        <w:t xml:space="preserve">Elapsed time for timer remap_conserv overall" </w:t>
+        <w:t xml:space="preserve">Elapsed time for timer </w:t>
+      </w:r>
+      <w:proofErr w:type="spellStart"/>
+      <w:r>
+        <w:rPr>
+          <w:rFonts w:ascii="Courier New" w:hAnsi="Courier New" w:cs="Courier New"/>
+          <w:lang w:val="en-GB"/>
+        </w:rPr>
+        <w:t>remap_conserv</w:t>
+      </w:r>
+      <w:proofErr w:type="spellEnd"/>
+      <w:r>
+        <w:rPr>
+          <w:rFonts w:ascii="Courier New" w:hAnsi="Courier New" w:cs="Courier New"/>
+          <w:lang w:val="en-GB"/>
+        </w:rPr>
+        <w:t xml:space="preserve"> overall" </w:t>
       </w:r>
       <w:r>
         <w:rPr>
@@ -4877,7 +6538,23 @@
           <w:rFonts w:ascii="Courier New" w:hAnsi="Courier New" w:cs="Courier New"/>
           <w:lang w:val="en-GB"/>
         </w:rPr>
-        <w:t xml:space="preserve"> debug.root.01</w:t>
+        <w:t xml:space="preserve"> </w:t>
+      </w:r>
+      <w:proofErr w:type="gramStart"/>
+      <w:r>
+        <w:rPr>
+          <w:rFonts w:ascii="Courier New" w:hAnsi="Courier New" w:cs="Courier New"/>
+          <w:lang w:val="en-GB"/>
+        </w:rPr>
+        <w:t>debug.root</w:t>
+      </w:r>
+      <w:proofErr w:type="gramEnd"/>
+      <w:r>
+        <w:rPr>
+          <w:rFonts w:ascii="Courier New" w:hAnsi="Courier New" w:cs="Courier New"/>
+          <w:lang w:val="en-GB"/>
+        </w:rPr>
+        <w:t>.01</w:t>
       </w:r>
       <w:r>
         <w:rPr>
@@ -4919,12 +6596,21 @@
         </w:rPr>
         <w:t xml:space="preserve"> the value of </w:t>
       </w:r>
-      <w:r>
-        <w:rPr>
-          <w:rFonts w:ascii="Courier New" w:hAnsi="Courier New" w:cs="Courier New"/>
-          <w:lang w:val="en-GB"/>
-        </w:rPr>
-        <w:t xml:space="preserve">computeIndexSourceMapping </w:t>
+      <w:proofErr w:type="spellStart"/>
+      <w:r>
+        <w:rPr>
+          <w:rFonts w:ascii="Courier New" w:hAnsi="Courier New" w:cs="Courier New"/>
+          <w:lang w:val="en-GB"/>
+        </w:rPr>
+        <w:t>computeIndexSourceMapping</w:t>
+      </w:r>
+      <w:proofErr w:type="spellEnd"/>
+      <w:r>
+        <w:rPr>
+          <w:rFonts w:ascii="Courier New" w:hAnsi="Courier New" w:cs="Courier New"/>
+          <w:lang w:val="en-GB"/>
+        </w:rPr>
+        <w:t xml:space="preserve"> </w:t>
       </w:r>
       <w:r>
         <w:rPr>
@@ -4937,7 +6623,23 @@
           <w:rFonts w:ascii="Courier New" w:hAnsi="Courier New" w:cs="Courier New"/>
           <w:lang w:val="en-GB"/>
         </w:rPr>
-        <w:t xml:space="preserve"> xios_client_*.out </w:t>
+        <w:t xml:space="preserve"> </w:t>
+      </w:r>
+      <w:proofErr w:type="spellStart"/>
+      <w:r>
+        <w:rPr>
+          <w:rFonts w:ascii="Courier New" w:hAnsi="Courier New" w:cs="Courier New"/>
+          <w:lang w:val="en-GB"/>
+        </w:rPr>
+        <w:t>xios_client</w:t>
+      </w:r>
+      <w:proofErr w:type="spellEnd"/>
+      <w:r>
+        <w:rPr>
+          <w:rFonts w:ascii="Courier New" w:hAnsi="Courier New" w:cs="Courier New"/>
+          <w:lang w:val="en-GB"/>
+        </w:rPr>
+        <w:t xml:space="preserve">_*.out </w:t>
       </w:r>
       <w:r>
         <w:rPr>
@@ -4987,7 +6689,21 @@
         <w:rPr>
           <w:lang w:val="en-US"/>
         </w:rPr>
-        <w:t xml:space="preserve">to the NetCDF file.  </w:t>
+        <w:t xml:space="preserve">to the </w:t>
+      </w:r>
+      <w:proofErr w:type="spellStart"/>
+      <w:r>
+        <w:rPr>
+          <w:lang w:val="en-US"/>
+        </w:rPr>
+        <w:t>NetCDF</w:t>
+      </w:r>
+      <w:proofErr w:type="spellEnd"/>
+      <w:r>
+        <w:rPr>
+          <w:lang w:val="en-US"/>
+        </w:rPr>
+        <w:t xml:space="preserve"> file.  </w:t>
       </w:r>
     </w:p>
     <w:p>
@@ -5091,6 +6807,7 @@
         </w:rPr>
         <w:t xml:space="preserve">Generation of the </w:t>
       </w:r>
+      <w:proofErr w:type="spellStart"/>
       <w:r>
         <w:rPr>
           <w:rFonts w:ascii="Courier New" w:hAnsi="Courier New" w:cs="Courier New"/>
@@ -5098,6 +6815,7 @@
         </w:rPr>
         <w:t>namcouple</w:t>
       </w:r>
+      <w:proofErr w:type="spellEnd"/>
       <w:r>
         <w:rPr>
           <w:lang w:val="en-GB"/>
@@ -5132,6 +6850,7 @@
         </w:rPr>
         <w:t xml:space="preserve"> creates the OASIS3-MCT configuration file, </w:t>
       </w:r>
+      <w:proofErr w:type="spellStart"/>
       <w:r>
         <w:rPr>
           <w:rFonts w:ascii="Courier New" w:hAnsi="Courier New" w:cs="Courier New"/>
@@ -5139,6 +6858,7 @@
         </w:rPr>
         <w:t>namcouple</w:t>
       </w:r>
+      <w:proofErr w:type="spellEnd"/>
       <w:r>
         <w:rPr>
           <w:lang w:val="en-GB"/>
@@ -5168,7 +6888,21 @@
         <w:rPr>
           <w:lang w:val="en-GB"/>
         </w:rPr>
-        <w:t xml:space="preserve">according to the source and target grids and regridding chosen. For ESMF and XIOS, the weights </w:t>
+        <w:t xml:space="preserve">according to the source and target grids and </w:t>
+      </w:r>
+      <w:proofErr w:type="spellStart"/>
+      <w:r>
+        <w:rPr>
+          <w:lang w:val="en-GB"/>
+        </w:rPr>
+        <w:t>regridding</w:t>
+      </w:r>
+      <w:proofErr w:type="spellEnd"/>
+      <w:r>
+        <w:rPr>
+          <w:lang w:val="en-GB"/>
+        </w:rPr>
+        <w:t xml:space="preserve"> chosen. For ESMF and XIOS, the weights </w:t>
       </w:r>
       <w:r>
         <w:rPr>
@@ -5238,11 +6972,19 @@
         </w:rPr>
         <w:t xml:space="preserve">or SCRP, the </w:t>
       </w:r>
-      <w:r>
-        <w:rPr>
-          <w:lang w:val="en-GB"/>
-        </w:rPr>
-        <w:t xml:space="preserve">regridding </w:t>
+      <w:proofErr w:type="spellStart"/>
+      <w:r>
+        <w:rPr>
+          <w:lang w:val="en-GB"/>
+        </w:rPr>
+        <w:t>regridding</w:t>
+      </w:r>
+      <w:proofErr w:type="spellEnd"/>
+      <w:r>
+        <w:rPr>
+          <w:lang w:val="en-GB"/>
+        </w:rPr>
+        <w:t xml:space="preserve"> </w:t>
       </w:r>
       <w:r>
         <w:rPr>
@@ -5305,6 +7047,7 @@
         </w:rPr>
         <w:t xml:space="preserve">execution and the </w:t>
       </w:r>
+      <w:proofErr w:type="spellStart"/>
       <w:r>
         <w:rPr>
           <w:rFonts w:ascii="Courier New" w:hAnsi="Courier New" w:cs="Courier New"/>
@@ -5312,6 +7055,7 @@
         </w:rPr>
         <w:t>namcouple</w:t>
       </w:r>
+      <w:proofErr w:type="spellEnd"/>
       <w:r>
         <w:rPr>
           <w:lang w:val="en-GB"/>
@@ -5334,7 +7078,21 @@
         <w:rPr>
           <w:lang w:val="en-GB"/>
         </w:rPr>
-        <w:t xml:space="preserve">configure the regridding </w:t>
+        <w:t xml:space="preserve">configure the </w:t>
+      </w:r>
+      <w:proofErr w:type="spellStart"/>
+      <w:r>
+        <w:rPr>
+          <w:lang w:val="en-GB"/>
+        </w:rPr>
+        <w:t>regridding</w:t>
+      </w:r>
+      <w:proofErr w:type="spellEnd"/>
+      <w:r>
+        <w:rPr>
+          <w:lang w:val="en-GB"/>
+        </w:rPr>
+        <w:t xml:space="preserve"> </w:t>
       </w:r>
       <w:r>
         <w:rPr>
@@ -5354,11 +7112,19 @@
         </w:rPr>
         <w:t xml:space="preserve">(see </w:t>
       </w:r>
-      <w:r>
-        <w:rPr>
-          <w:lang w:val="en-GB"/>
-        </w:rPr>
-        <w:t xml:space="preserve">regridding options in </w:t>
+      <w:proofErr w:type="spellStart"/>
+      <w:r>
+        <w:rPr>
+          <w:lang w:val="en-GB"/>
+        </w:rPr>
+        <w:t>regridding</w:t>
+      </w:r>
+      <w:proofErr w:type="spellEnd"/>
+      <w:r>
+        <w:rPr>
+          <w:lang w:val="en-GB"/>
+        </w:rPr>
+        <w:t xml:space="preserve"> options in </w:t>
       </w:r>
       <w:r>
         <w:rPr>
@@ -5436,13 +7202,13 @@
         <w:rPr>
           <w:lang w:val="en-GB"/>
         </w:rPr>
-        <w:t xml:space="preserve"> copies </w:t>
-      </w:r>
-      <w:r>
-        <w:rPr>
-          <w:lang w:val="en-GB"/>
-        </w:rPr>
-        <w:t xml:space="preserve">or links </w:t>
+        <w:t xml:space="preserve"> </w:t>
+      </w:r>
+      <w:r>
+        <w:rPr>
+          <w:lang w:val="en-GB"/>
+        </w:rPr>
+        <w:t xml:space="preserve">links </w:t>
       </w:r>
       <w:r>
         <w:rPr>
@@ -5454,13 +7220,75 @@
         <w:rPr>
           <w:lang w:val="en-GB"/>
         </w:rPr>
+        <w:t>from the /</w:t>
+      </w:r>
+      <w:r>
+        <w:rPr>
+          <w:rFonts w:ascii="Courier New" w:hAnsi="Courier New" w:cs="Courier New"/>
+          <w:lang w:val="en-GB"/>
+        </w:rPr>
+        <w:t>OASIS</w:t>
+      </w:r>
+      <w:r>
+        <w:rPr>
+          <w:lang w:val="en-GB"/>
+        </w:rPr>
+        <w:t xml:space="preserve"> directory</w:t>
+      </w:r>
+      <w:r>
+        <w:rPr>
+          <w:lang w:val="en-GB"/>
+        </w:rPr>
+        <w:t xml:space="preserve"> </w:t>
+      </w:r>
+      <w:r>
+        <w:rPr>
+          <w:lang w:val="en-GB"/>
+        </w:rPr>
         <w:t>to the working directory</w:t>
       </w:r>
       <w:r>
         <w:rPr>
           <w:lang w:val="en-GB"/>
         </w:rPr>
-        <w:t xml:space="preserve">, including the grid file </w:t>
+        <w:t xml:space="preserve">, including </w:t>
+      </w:r>
+      <w:r>
+        <w:rPr>
+          <w:lang w:val="en-GB"/>
+        </w:rPr>
+        <w:t xml:space="preserve">the </w:t>
+      </w:r>
+      <w:r>
+        <w:rPr>
+          <w:lang w:val="en-GB"/>
+        </w:rPr>
+        <w:t xml:space="preserve">mask file </w:t>
+      </w:r>
+      <w:r>
+        <w:rPr>
+          <w:rFonts w:ascii="Courier New" w:hAnsi="Courier New" w:cs="Courier New"/>
+          <w:lang w:val="en-GB"/>
+        </w:rPr>
+        <w:t>masks.nc</w:t>
+      </w:r>
+      <w:r>
+        <w:rPr>
+          <w:lang w:val="en-GB"/>
+        </w:rPr>
+        <w:t>.</w:t>
+      </w:r>
+      <w:r>
+        <w:rPr>
+          <w:lang w:val="en-GB"/>
+        </w:rPr>
+        <w:t xml:space="preserve"> In order to limit the size of the git repository, the </w:t>
+      </w:r>
+      <w:r>
+        <w:rPr>
+          <w:lang w:val="en-GB"/>
+        </w:rPr>
+        <w:t xml:space="preserve">grid file </w:t>
       </w:r>
       <w:r>
         <w:rPr>
@@ -5471,47 +7299,40 @@
       </w:r>
       <w:r>
         <w:rPr>
-          <w:lang w:val="en-GB"/>
-        </w:rPr>
-        <w:t xml:space="preserve"> and </w:t>
-      </w:r>
-      <w:r>
-        <w:rPr>
-          <w:lang w:val="en-GB"/>
-        </w:rPr>
-        <w:t xml:space="preserve">the </w:t>
-      </w:r>
-      <w:r>
-        <w:rPr>
-          <w:lang w:val="en-GB"/>
-        </w:rPr>
-        <w:t xml:space="preserve">mask file </w:t>
-      </w:r>
-      <w:r>
-        <w:rPr>
-          <w:rFonts w:ascii="Courier New" w:hAnsi="Courier New" w:cs="Courier New"/>
-          <w:lang w:val="en-GB"/>
-        </w:rPr>
-        <w:t>masks.nc</w:t>
-      </w:r>
-      <w:r>
-        <w:rPr>
-          <w:lang w:val="en-GB"/>
-        </w:rPr>
-        <w:t xml:space="preserve"> from the /</w:t>
-      </w:r>
-      <w:r>
-        <w:rPr>
-          <w:rFonts w:ascii="Courier New" w:hAnsi="Courier New" w:cs="Courier New"/>
-          <w:lang w:val="en-GB"/>
-        </w:rPr>
-        <w:t>OASIS</w:t>
-      </w:r>
-      <w:r>
-        <w:rPr>
-          <w:lang w:val="en-GB"/>
-        </w:rPr>
-        <w:t xml:space="preserve"> directory.</w:t>
+          <w:rFonts w:ascii="Courier New" w:hAnsi="Courier New" w:cs="Courier New"/>
+          <w:lang w:val="en-GB"/>
+        </w:rPr>
+        <w:t xml:space="preserve"> </w:t>
+      </w:r>
+      <w:r>
+        <w:rPr>
+          <w:lang w:val="en-GB"/>
+        </w:rPr>
+        <w:t xml:space="preserve">is extracted from </w:t>
+      </w:r>
+      <w:hyperlink r:id="rId14" w:history="1">
+        <w:r>
+          <w:rPr>
+            <w:lang w:val="en-GB"/>
+          </w:rPr>
+          <w:t>https://mercure.cerfacs.fr/oasis3-mct/examples/regrid_environment/OASIS/grids.nc</w:t>
+        </w:r>
+      </w:hyperlink>
+      <w:r>
+        <w:rPr>
+          <w:lang w:val="en-GB"/>
+        </w:rPr>
+        <w:t xml:space="preserve"> with the “curl” command</w:t>
+      </w:r>
+      <w:r>
+        <w:rPr>
+          <w:rFonts w:ascii="Menlo" w:hAnsi="Menlo" w:cs="Menlo"/>
+          <w:color w:val="000000"/>
+          <w:sz w:val="22"/>
+          <w:szCs w:val="22"/>
+          <w:lang w:val="en-GB" w:eastAsia="en-GB"/>
+        </w:rPr>
+        <w:t>.</w:t>
       </w:r>
     </w:p>
     <w:p>
@@ -5538,7 +7359,21 @@
         <w:rPr>
           <w:lang w:val="en-GB"/>
         </w:rPr>
-        <w:t xml:space="preserve">(here either torc or nogt) </w:t>
+        <w:t xml:space="preserve">(here either torc or </w:t>
+      </w:r>
+      <w:proofErr w:type="spellStart"/>
+      <w:r>
+        <w:rPr>
+          <w:lang w:val="en-GB"/>
+        </w:rPr>
+        <w:t>nogt</w:t>
+      </w:r>
+      <w:proofErr w:type="spellEnd"/>
+      <w:r>
+        <w:rPr>
+          <w:lang w:val="en-GB"/>
+        </w:rPr>
+        <w:t xml:space="preserve">) </w:t>
       </w:r>
       <w:r>
         <w:rPr>
@@ -5556,7 +7391,21 @@
         <w:rPr>
           <w:lang w:val="en-GB"/>
         </w:rPr>
-        <w:t xml:space="preserve"> the regridding library</w:t>
+        <w:t xml:space="preserve"> the </w:t>
+      </w:r>
+      <w:proofErr w:type="spellStart"/>
+      <w:r>
+        <w:rPr>
+          <w:lang w:val="en-GB"/>
+        </w:rPr>
+        <w:t>regridding</w:t>
+      </w:r>
+      <w:proofErr w:type="spellEnd"/>
+      <w:r>
+        <w:rPr>
+          <w:lang w:val="en-GB"/>
+        </w:rPr>
+        <w:t xml:space="preserve"> library</w:t>
       </w:r>
       <w:r>
         <w:rPr>
@@ -5594,7 +7443,23 @@
           <w:rFonts w:ascii="Courier New" w:hAnsi="Courier New" w:cs="Courier New"/>
           <w:lang w:val="en-GB"/>
         </w:rPr>
-        <w:t>OASIS/xxxx_masks/masks_yyyy_xxxx.nc</w:t>
+        <w:t>OASIS/</w:t>
+      </w:r>
+      <w:proofErr w:type="spellStart"/>
+      <w:r>
+        <w:rPr>
+          <w:rFonts w:ascii="Courier New" w:hAnsi="Courier New" w:cs="Courier New"/>
+          <w:lang w:val="en-GB"/>
+        </w:rPr>
+        <w:t>xxxx_masks</w:t>
+      </w:r>
+      <w:proofErr w:type="spellEnd"/>
+      <w:r>
+        <w:rPr>
+          <w:rFonts w:ascii="Courier New" w:hAnsi="Courier New" w:cs="Courier New"/>
+          <w:lang w:val="en-GB"/>
+        </w:rPr>
+        <w:t>/masks_yyyy_xxxx.nc</w:t>
       </w:r>
       <w:r>
         <w:rPr>
@@ -5602,6 +7467,7 @@
         </w:rPr>
         <w:t xml:space="preserve">, where </w:t>
       </w:r>
+      <w:proofErr w:type="spellStart"/>
       <w:r>
         <w:rPr>
           <w:rFonts w:ascii="Courier New" w:hAnsi="Courier New" w:cs="Courier New"/>
@@ -5609,12 +7475,28 @@
         </w:rPr>
         <w:t>xxxx</w:t>
       </w:r>
-      <w:r>
-        <w:rPr>
-          <w:lang w:val="en-GB"/>
-        </w:rPr>
-        <w:t xml:space="preserve"> is the regridding library (SCRP, ESMF or XIOS) and </w:t>
-      </w:r>
+      <w:proofErr w:type="spellEnd"/>
+      <w:r>
+        <w:rPr>
+          <w:lang w:val="en-GB"/>
+        </w:rPr>
+        <w:t xml:space="preserve"> is the </w:t>
+      </w:r>
+      <w:proofErr w:type="spellStart"/>
+      <w:r>
+        <w:rPr>
+          <w:lang w:val="en-GB"/>
+        </w:rPr>
+        <w:t>regridding</w:t>
+      </w:r>
+      <w:proofErr w:type="spellEnd"/>
+      <w:r>
+        <w:rPr>
+          <w:lang w:val="en-GB"/>
+        </w:rPr>
+        <w:t xml:space="preserve"> library (SCRP, ESMF or XIOS) and </w:t>
+      </w:r>
+      <w:proofErr w:type="spellStart"/>
       <w:r>
         <w:rPr>
           <w:rFonts w:ascii="Courier New" w:hAnsi="Courier New" w:cs="Courier New"/>
@@ -5622,11 +7504,26 @@
         </w:rPr>
         <w:t>yyyy</w:t>
       </w:r>
-      <w:r>
-        <w:rPr>
-          <w:lang w:val="en-GB"/>
-        </w:rPr>
-        <w:t xml:space="preserve"> is the ocean grid acronym (torc or nogt). The appropriate mask file </w:t>
+      <w:proofErr w:type="spellEnd"/>
+      <w:r>
+        <w:rPr>
+          <w:lang w:val="en-GB"/>
+        </w:rPr>
+        <w:t xml:space="preserve"> is the ocean grid acronym (torc or </w:t>
+      </w:r>
+      <w:proofErr w:type="spellStart"/>
+      <w:r>
+        <w:rPr>
+          <w:lang w:val="en-GB"/>
+        </w:rPr>
+        <w:t>nogt</w:t>
+      </w:r>
+      <w:proofErr w:type="spellEnd"/>
+      <w:r>
+        <w:rPr>
+          <w:lang w:val="en-GB"/>
+        </w:rPr>
+        <w:t xml:space="preserve">). The appropriate mask file </w:t>
       </w:r>
       <w:r>
         <w:rPr>
@@ -5760,6 +7657,7 @@
         </w:rPr>
         <w:t xml:space="preserve"> </w:t>
       </w:r>
+      <w:proofErr w:type="spellStart"/>
       <w:r>
         <w:rPr>
           <w:rFonts w:ascii="Courier New" w:hAnsi="Courier New" w:cs="Courier New"/>
@@ -5767,6 +7665,7 @@
         </w:rPr>
         <w:t>OasisGridsToESMF</w:t>
       </w:r>
+      <w:proofErr w:type="spellEnd"/>
       <w:r>
         <w:rPr>
           <w:lang w:val="en-US"/>
@@ -5877,7 +7776,14 @@
         <w:rPr>
           <w:lang w:val="en-US"/>
         </w:rPr>
-        <w:t>are also copied to the working directory</w:t>
+        <w:t xml:space="preserve">are also copied to the working </w:t>
+      </w:r>
+      <w:r>
+        <w:rPr>
+          <w:lang w:val="en-US"/>
+        </w:rPr>
+        <w:lastRenderedPageBreak/>
+        <w:t>directory</w:t>
       </w:r>
       <w:r>
         <w:rPr>
@@ -5931,7 +7837,6 @@
         <w:rPr>
           <w:lang w:val="en-US"/>
         </w:rPr>
-        <w:lastRenderedPageBreak/>
         <w:t xml:space="preserve">For XIOS, the </w:t>
       </w:r>
       <w:r>
@@ -6091,7 +7996,21 @@
         <w:rPr>
           <w:lang w:val="en-GB"/>
         </w:rPr>
-        <w:t>Job generation adapted to the regridding libraries</w:t>
+        <w:t xml:space="preserve">Job generation adapted to the </w:t>
+      </w:r>
+      <w:proofErr w:type="spellStart"/>
+      <w:r>
+        <w:rPr>
+          <w:lang w:val="en-GB"/>
+        </w:rPr>
+        <w:t>regridding</w:t>
+      </w:r>
+      <w:proofErr w:type="spellEnd"/>
+      <w:r>
+        <w:rPr>
+          <w:lang w:val="en-GB"/>
+        </w:rPr>
+        <w:t xml:space="preserve"> libraries</w:t>
       </w:r>
     </w:p>
     <w:p>
@@ -6199,6 +8118,7 @@
         </w:rPr>
         <w:t>(“</w:t>
       </w:r>
+      <w:proofErr w:type="spellStart"/>
       <w:r>
         <w:rPr>
           <w:rFonts w:ascii="Courier New" w:hAnsi="Courier New" w:cs="Courier New"/>
@@ -6206,6 +8126,7 @@
         </w:rPr>
         <w:t>kraken_intel_impi_openm</w:t>
       </w:r>
+      <w:proofErr w:type="spellEnd"/>
       <w:r>
         <w:rPr>
           <w:color w:val="000000" w:themeColor="text1"/>
@@ -6225,15 +8146,48 @@
           <w:color w:val="000000" w:themeColor="text1"/>
           <w:lang w:val="en-US" w:eastAsia="fr-FR"/>
         </w:rPr>
-        <w:t xml:space="preserve">and Météo-France supercomputer belenos </w:t>
-      </w:r>
+        <w:t xml:space="preserve">and </w:t>
+      </w:r>
+      <w:proofErr w:type="spellStart"/>
       <w:r>
         <w:rPr>
           <w:color w:val="000000" w:themeColor="text1"/>
           <w:lang w:val="en-US" w:eastAsia="fr-FR"/>
         </w:rPr>
+        <w:t>Météo</w:t>
+      </w:r>
+      <w:proofErr w:type="spellEnd"/>
+      <w:r>
+        <w:rPr>
+          <w:color w:val="000000" w:themeColor="text1"/>
+          <w:lang w:val="en-US" w:eastAsia="fr-FR"/>
+        </w:rPr>
+        <w:t xml:space="preserve">-France supercomputer </w:t>
+      </w:r>
+      <w:proofErr w:type="spellStart"/>
+      <w:r>
+        <w:rPr>
+          <w:color w:val="000000" w:themeColor="text1"/>
+          <w:lang w:val="en-US" w:eastAsia="fr-FR"/>
+        </w:rPr>
+        <w:t>belenos</w:t>
+      </w:r>
+      <w:proofErr w:type="spellEnd"/>
+      <w:r>
+        <w:rPr>
+          <w:color w:val="000000" w:themeColor="text1"/>
+          <w:lang w:val="en-US" w:eastAsia="fr-FR"/>
+        </w:rPr>
+        <w:t xml:space="preserve"> </w:t>
+      </w:r>
+      <w:r>
+        <w:rPr>
+          <w:color w:val="000000" w:themeColor="text1"/>
+          <w:lang w:val="en-US" w:eastAsia="fr-FR"/>
+        </w:rPr>
         <w:t>(“</w:t>
       </w:r>
+      <w:proofErr w:type="spellStart"/>
       <w:r>
         <w:rPr>
           <w:rFonts w:ascii="Courier New" w:hAnsi="Courier New" w:cs="Courier New"/>
@@ -6241,6 +8195,7 @@
         </w:rPr>
         <w:t>belenos</w:t>
       </w:r>
+      <w:proofErr w:type="spellEnd"/>
       <w:r>
         <w:rPr>
           <w:color w:val="000000" w:themeColor="text1"/>
@@ -6327,7 +8282,23 @@
           <w:color w:val="000000" w:themeColor="text1"/>
           <w:lang w:val="en-US" w:eastAsia="fr-FR"/>
         </w:rPr>
-        <w:t>, which performs both the regridding weight and error calculation.</w:t>
+        <w:t xml:space="preserve">, which performs both the </w:t>
+      </w:r>
+      <w:proofErr w:type="spellStart"/>
+      <w:r>
+        <w:rPr>
+          <w:color w:val="000000" w:themeColor="text1"/>
+          <w:lang w:val="en-US" w:eastAsia="fr-FR"/>
+        </w:rPr>
+        <w:t>regridding</w:t>
+      </w:r>
+      <w:proofErr w:type="spellEnd"/>
+      <w:r>
+        <w:rPr>
+          <w:color w:val="000000" w:themeColor="text1"/>
+          <w:lang w:val="en-US" w:eastAsia="fr-FR"/>
+        </w:rPr>
+        <w:t xml:space="preserve"> weight and error calculation.</w:t>
       </w:r>
     </w:p>
     <w:p>
@@ -6394,6 +8365,7 @@
         </w:rPr>
         <w:t xml:space="preserve"> </w:t>
       </w:r>
+      <w:proofErr w:type="spellStart"/>
       <w:r>
         <w:rPr>
           <w:rFonts w:ascii="Courier New" w:hAnsi="Courier New" w:cs="Courier New"/>
@@ -6401,6 +8373,7 @@
         </w:rPr>
         <w:t>OasisGridsToESMF</w:t>
       </w:r>
+      <w:proofErr w:type="spellEnd"/>
       <w:r>
         <w:rPr>
           <w:lang w:val="en-US"/>
@@ -6449,6 +8422,7 @@
         </w:rPr>
         <w:t xml:space="preserve"> </w:t>
       </w:r>
+      <w:proofErr w:type="spellStart"/>
       <w:r>
         <w:rPr>
           <w:rFonts w:ascii="Courier New" w:hAnsi="Courier New" w:cs="Courier New"/>
@@ -6456,20 +8430,46 @@
         </w:rPr>
         <w:t>ESMF_RegridWeightGen</w:t>
       </w:r>
+      <w:proofErr w:type="spellEnd"/>
       <w:r>
         <w:rPr>
           <w:color w:val="000000" w:themeColor="text1"/>
           <w:lang w:val="en-US" w:eastAsia="fr-FR"/>
         </w:rPr>
-        <w:t xml:space="preserve"> which performs the regridding weight calculation. The options used for the different regridding</w:t>
-      </w:r>
+        <w:t xml:space="preserve"> which performs the </w:t>
+      </w:r>
+      <w:proofErr w:type="spellStart"/>
       <w:r>
         <w:rPr>
           <w:color w:val="000000" w:themeColor="text1"/>
           <w:lang w:val="en-US" w:eastAsia="fr-FR"/>
         </w:rPr>
+        <w:t>regridding</w:t>
+      </w:r>
+      <w:proofErr w:type="spellEnd"/>
+      <w:r>
+        <w:rPr>
+          <w:color w:val="000000" w:themeColor="text1"/>
+          <w:lang w:val="en-US" w:eastAsia="fr-FR"/>
+        </w:rPr>
+        <w:t xml:space="preserve"> weight calculation. The options used for the different </w:t>
+      </w:r>
+      <w:proofErr w:type="spellStart"/>
+      <w:r>
+        <w:rPr>
+          <w:color w:val="000000" w:themeColor="text1"/>
+          <w:lang w:val="en-US" w:eastAsia="fr-FR"/>
+        </w:rPr>
+        <w:t>regridding</w:t>
+      </w:r>
+      <w:r>
+        <w:rPr>
+          <w:color w:val="000000" w:themeColor="text1"/>
+          <w:lang w:val="en-US" w:eastAsia="fr-FR"/>
+        </w:rPr>
         <w:t>s</w:t>
       </w:r>
+      <w:proofErr w:type="spellEnd"/>
       <w:r>
         <w:rPr>
           <w:color w:val="000000" w:themeColor="text1"/>
@@ -6509,12 +8509,14 @@
           <w:lang w:val="en-GB"/>
         </w:rPr>
       </w:pPr>
+      <w:proofErr w:type="spellStart"/>
       <w:r>
         <w:rPr>
           <w:lang w:val="en-GB"/>
         </w:rPr>
         <w:t>distwgt</w:t>
       </w:r>
+      <w:proofErr w:type="spellEnd"/>
       <w:r>
         <w:rPr>
           <w:lang w:val="en-GB"/>
@@ -6527,12 +8529,14 @@
         </w:rPr>
         <w:t>“</w:t>
       </w:r>
+      <w:proofErr w:type="spellStart"/>
       <w:r>
         <w:rPr>
           <w:lang w:val="en-GB"/>
         </w:rPr>
         <w:t>neareststod</w:t>
       </w:r>
+      <w:proofErr w:type="spellEnd"/>
       <w:r>
         <w:rPr>
           <w:lang w:val="en-GB"/>
@@ -6587,8 +8591,99 @@
           <w:szCs w:val="22"/>
           <w:lang w:val="en-GB"/>
         </w:rPr>
-        <w:t>--src_loc center --dst_loc center --ignore_degenerate</w:t>
-      </w:r>
+        <w:t>--</w:t>
+      </w:r>
+      <w:proofErr w:type="spellStart"/>
+      <w:r>
+        <w:rPr>
+          <w:rFonts w:ascii="Courier New" w:hAnsi="Courier New" w:cs="Courier New"/>
+          <w:sz w:val="22"/>
+          <w:szCs w:val="22"/>
+          <w:lang w:val="en-GB"/>
+        </w:rPr>
+        <w:t>src_loc</w:t>
+      </w:r>
+      <w:proofErr w:type="spellEnd"/>
+      <w:r>
+        <w:rPr>
+          <w:rFonts w:ascii="Courier New" w:hAnsi="Courier New" w:cs="Courier New"/>
+          <w:sz w:val="22"/>
+          <w:szCs w:val="22"/>
+          <w:lang w:val="en-GB"/>
+        </w:rPr>
+        <w:t xml:space="preserve"> </w:t>
+      </w:r>
+      <w:proofErr w:type="spellStart"/>
+      <w:r>
+        <w:rPr>
+          <w:rFonts w:ascii="Courier New" w:hAnsi="Courier New" w:cs="Courier New"/>
+          <w:sz w:val="22"/>
+          <w:szCs w:val="22"/>
+          <w:lang w:val="en-GB"/>
+        </w:rPr>
+        <w:t>center</w:t>
+      </w:r>
+      <w:proofErr w:type="spellEnd"/>
+      <w:r>
+        <w:rPr>
+          <w:rFonts w:ascii="Courier New" w:hAnsi="Courier New" w:cs="Courier New"/>
+          <w:sz w:val="22"/>
+          <w:szCs w:val="22"/>
+          <w:lang w:val="en-GB"/>
+        </w:rPr>
+        <w:t xml:space="preserve"> --</w:t>
+      </w:r>
+      <w:proofErr w:type="spellStart"/>
+      <w:r>
+        <w:rPr>
+          <w:rFonts w:ascii="Courier New" w:hAnsi="Courier New" w:cs="Courier New"/>
+          <w:sz w:val="22"/>
+          <w:szCs w:val="22"/>
+          <w:lang w:val="en-GB"/>
+        </w:rPr>
+        <w:t>dst_loc</w:t>
+      </w:r>
+      <w:proofErr w:type="spellEnd"/>
+      <w:r>
+        <w:rPr>
+          <w:rFonts w:ascii="Courier New" w:hAnsi="Courier New" w:cs="Courier New"/>
+          <w:sz w:val="22"/>
+          <w:szCs w:val="22"/>
+          <w:lang w:val="en-GB"/>
+        </w:rPr>
+        <w:t xml:space="preserve"> </w:t>
+      </w:r>
+      <w:proofErr w:type="spellStart"/>
+      <w:r>
+        <w:rPr>
+          <w:rFonts w:ascii="Courier New" w:hAnsi="Courier New" w:cs="Courier New"/>
+          <w:sz w:val="22"/>
+          <w:szCs w:val="22"/>
+          <w:lang w:val="en-GB"/>
+        </w:rPr>
+        <w:t>center</w:t>
+      </w:r>
+      <w:proofErr w:type="spellEnd"/>
+      <w:r>
+        <w:rPr>
+          <w:rFonts w:ascii="Courier New" w:hAnsi="Courier New" w:cs="Courier New"/>
+          <w:sz w:val="22"/>
+          <w:szCs w:val="22"/>
+          <w:lang w:val="en-GB"/>
+        </w:rPr>
+        <w:t xml:space="preserve"> --</w:t>
+      </w:r>
+      <w:proofErr w:type="spellStart"/>
+      <w:r>
+        <w:rPr>
+          <w:rFonts w:ascii="Courier New" w:hAnsi="Courier New" w:cs="Courier New"/>
+          <w:sz w:val="22"/>
+          <w:szCs w:val="22"/>
+          <w:lang w:val="en-GB"/>
+        </w:rPr>
+        <w:t>ignore_degenerate</w:t>
+      </w:r>
+      <w:proofErr w:type="spellEnd"/>
     </w:p>
     <w:p>
       <w:pPr>
@@ -6621,11 +8716,19 @@
           <w:lang w:val="en-GB"/>
         </w:rPr>
       </w:pPr>
-      <w:r>
-        <w:rPr>
-          <w:lang w:val="en-GB"/>
-        </w:rPr>
-        <w:t xml:space="preserve">bili </w:t>
+      <w:proofErr w:type="spellStart"/>
+      <w:r>
+        <w:rPr>
+          <w:lang w:val="en-GB"/>
+        </w:rPr>
+        <w:t>bili</w:t>
+      </w:r>
+      <w:proofErr w:type="spellEnd"/>
+      <w:r>
+        <w:rPr>
+          <w:lang w:val="en-GB"/>
+        </w:rPr>
+        <w:t xml:space="preserve"> </w:t>
       </w:r>
       <w:r>
         <w:rPr>
@@ -6705,8 +8808,139 @@
           <w:szCs w:val="22"/>
           <w:lang w:val="en-GB"/>
         </w:rPr>
-        <w:t>--extrap_method neareststod --src_loc center --dst_loc center --ignore_degenerate</w:t>
-      </w:r>
+        <w:t>--</w:t>
+      </w:r>
+      <w:proofErr w:type="spellStart"/>
+      <w:r>
+        <w:rPr>
+          <w:rFonts w:ascii="Courier New" w:hAnsi="Courier New" w:cs="Courier New"/>
+          <w:sz w:val="22"/>
+          <w:szCs w:val="22"/>
+          <w:lang w:val="en-GB"/>
+        </w:rPr>
+        <w:t>extrap_method</w:t>
+      </w:r>
+      <w:proofErr w:type="spellEnd"/>
+      <w:r>
+        <w:rPr>
+          <w:rFonts w:ascii="Courier New" w:hAnsi="Courier New" w:cs="Courier New"/>
+          <w:sz w:val="22"/>
+          <w:szCs w:val="22"/>
+          <w:lang w:val="en-GB"/>
+        </w:rPr>
+        <w:t xml:space="preserve"> </w:t>
+      </w:r>
+      <w:proofErr w:type="spellStart"/>
+      <w:r>
+        <w:rPr>
+          <w:rFonts w:ascii="Courier New" w:hAnsi="Courier New" w:cs="Courier New"/>
+          <w:sz w:val="22"/>
+          <w:szCs w:val="22"/>
+          <w:lang w:val="en-GB"/>
+        </w:rPr>
+        <w:t>neareststod</w:t>
+      </w:r>
+      <w:proofErr w:type="spellEnd"/>
+      <w:r>
+        <w:rPr>
+          <w:rFonts w:ascii="Courier New" w:hAnsi="Courier New" w:cs="Courier New"/>
+          <w:sz w:val="22"/>
+          <w:szCs w:val="22"/>
+          <w:lang w:val="en-GB"/>
+        </w:rPr>
+        <w:t xml:space="preserve"> --</w:t>
+      </w:r>
+      <w:proofErr w:type="spellStart"/>
+      <w:r>
+        <w:rPr>
+          <w:rFonts w:ascii="Courier New" w:hAnsi="Courier New" w:cs="Courier New"/>
+          <w:sz w:val="22"/>
+          <w:szCs w:val="22"/>
+          <w:lang w:val="en-GB"/>
+        </w:rPr>
+        <w:t>src_loc</w:t>
+      </w:r>
+      <w:proofErr w:type="spellEnd"/>
+      <w:r>
+        <w:rPr>
+          <w:rFonts w:ascii="Courier New" w:hAnsi="Courier New" w:cs="Courier New"/>
+          <w:sz w:val="22"/>
+          <w:szCs w:val="22"/>
+          <w:lang w:val="en-GB"/>
+        </w:rPr>
+        <w:t xml:space="preserve"> </w:t>
+      </w:r>
+      <w:proofErr w:type="spellStart"/>
+      <w:r>
+        <w:rPr>
+          <w:rFonts w:ascii="Courier New" w:hAnsi="Courier New" w:cs="Courier New"/>
+          <w:sz w:val="22"/>
+          <w:szCs w:val="22"/>
+          <w:lang w:val="en-GB"/>
+        </w:rPr>
+        <w:t>center</w:t>
+      </w:r>
+      <w:proofErr w:type="spellEnd"/>
+      <w:r>
+        <w:rPr>
+          <w:rFonts w:ascii="Courier New" w:hAnsi="Courier New" w:cs="Courier New"/>
+          <w:sz w:val="22"/>
+          <w:szCs w:val="22"/>
+          <w:lang w:val="en-GB"/>
+        </w:rPr>
+        <w:t xml:space="preserve"> --</w:t>
+      </w:r>
+      <w:proofErr w:type="spellStart"/>
+      <w:r>
+        <w:rPr>
+          <w:rFonts w:ascii="Courier New" w:hAnsi="Courier New" w:cs="Courier New"/>
+          <w:sz w:val="22"/>
+          <w:szCs w:val="22"/>
+          <w:lang w:val="en-GB"/>
+        </w:rPr>
+        <w:t>dst_loc</w:t>
+      </w:r>
+      <w:proofErr w:type="spellEnd"/>
+      <w:r>
+        <w:rPr>
+          <w:rFonts w:ascii="Courier New" w:hAnsi="Courier New" w:cs="Courier New"/>
+          <w:sz w:val="22"/>
+          <w:szCs w:val="22"/>
+          <w:lang w:val="en-GB"/>
+        </w:rPr>
+        <w:t xml:space="preserve"> </w:t>
+      </w:r>
+      <w:proofErr w:type="spellStart"/>
+      <w:r>
+        <w:rPr>
+          <w:rFonts w:ascii="Courier New" w:hAnsi="Courier New" w:cs="Courier New"/>
+          <w:sz w:val="22"/>
+          <w:szCs w:val="22"/>
+          <w:lang w:val="en-GB"/>
+        </w:rPr>
+        <w:t>center</w:t>
+      </w:r>
+      <w:proofErr w:type="spellEnd"/>
+      <w:r>
+        <w:rPr>
+          <w:rFonts w:ascii="Courier New" w:hAnsi="Courier New" w:cs="Courier New"/>
+          <w:sz w:val="22"/>
+          <w:szCs w:val="22"/>
+          <w:lang w:val="en-GB"/>
+        </w:rPr>
+        <w:t xml:space="preserve"> --</w:t>
+      </w:r>
+      <w:proofErr w:type="spellStart"/>
+      <w:r>
+        <w:rPr>
+          <w:rFonts w:ascii="Courier New" w:hAnsi="Courier New" w:cs="Courier New"/>
+          <w:sz w:val="22"/>
+          <w:szCs w:val="22"/>
+          <w:lang w:val="en-GB"/>
+        </w:rPr>
+        <w:t>ignore_degenerate</w:t>
+      </w:r>
+      <w:proofErr w:type="spellEnd"/>
     </w:p>
     <w:p>
       <w:pPr>
@@ -6739,12 +8973,14 @@
           <w:lang w:val="en-GB"/>
         </w:rPr>
       </w:pPr>
+      <w:proofErr w:type="spellStart"/>
       <w:r>
         <w:rPr>
           <w:lang w:val="en-GB"/>
         </w:rPr>
         <w:t>bicu</w:t>
       </w:r>
+      <w:proofErr w:type="spellEnd"/>
       <w:r>
         <w:rPr>
           <w:lang w:val="en-GB"/>
@@ -6823,8 +9059,139 @@
           <w:szCs w:val="22"/>
           <w:lang w:val="en-GB"/>
         </w:rPr>
-        <w:t>--extrap_method neareststod --src_loc center --dst_loc center --ignore_degenerate</w:t>
-      </w:r>
+        <w:t>--</w:t>
+      </w:r>
+      <w:proofErr w:type="spellStart"/>
+      <w:r>
+        <w:rPr>
+          <w:rFonts w:ascii="Courier New" w:hAnsi="Courier New" w:cs="Courier New"/>
+          <w:sz w:val="22"/>
+          <w:szCs w:val="22"/>
+          <w:lang w:val="en-GB"/>
+        </w:rPr>
+        <w:t>extrap_method</w:t>
+      </w:r>
+      <w:proofErr w:type="spellEnd"/>
+      <w:r>
+        <w:rPr>
+          <w:rFonts w:ascii="Courier New" w:hAnsi="Courier New" w:cs="Courier New"/>
+          <w:sz w:val="22"/>
+          <w:szCs w:val="22"/>
+          <w:lang w:val="en-GB"/>
+        </w:rPr>
+        <w:t xml:space="preserve"> </w:t>
+      </w:r>
+      <w:proofErr w:type="spellStart"/>
+      <w:r>
+        <w:rPr>
+          <w:rFonts w:ascii="Courier New" w:hAnsi="Courier New" w:cs="Courier New"/>
+          <w:sz w:val="22"/>
+          <w:szCs w:val="22"/>
+          <w:lang w:val="en-GB"/>
+        </w:rPr>
+        <w:t>neareststod</w:t>
+      </w:r>
+      <w:proofErr w:type="spellEnd"/>
+      <w:r>
+        <w:rPr>
+          <w:rFonts w:ascii="Courier New" w:hAnsi="Courier New" w:cs="Courier New"/>
+          <w:sz w:val="22"/>
+          <w:szCs w:val="22"/>
+          <w:lang w:val="en-GB"/>
+        </w:rPr>
+        <w:t xml:space="preserve"> --</w:t>
+      </w:r>
+      <w:proofErr w:type="spellStart"/>
+      <w:r>
+        <w:rPr>
+          <w:rFonts w:ascii="Courier New" w:hAnsi="Courier New" w:cs="Courier New"/>
+          <w:sz w:val="22"/>
+          <w:szCs w:val="22"/>
+          <w:lang w:val="en-GB"/>
+        </w:rPr>
+        <w:t>src_loc</w:t>
+      </w:r>
+      <w:proofErr w:type="spellEnd"/>
+      <w:r>
+        <w:rPr>
+          <w:rFonts w:ascii="Courier New" w:hAnsi="Courier New" w:cs="Courier New"/>
+          <w:sz w:val="22"/>
+          <w:szCs w:val="22"/>
+          <w:lang w:val="en-GB"/>
+        </w:rPr>
+        <w:t xml:space="preserve"> </w:t>
+      </w:r>
+      <w:proofErr w:type="spellStart"/>
+      <w:r>
+        <w:rPr>
+          <w:rFonts w:ascii="Courier New" w:hAnsi="Courier New" w:cs="Courier New"/>
+          <w:sz w:val="22"/>
+          <w:szCs w:val="22"/>
+          <w:lang w:val="en-GB"/>
+        </w:rPr>
+        <w:t>center</w:t>
+      </w:r>
+      <w:proofErr w:type="spellEnd"/>
+      <w:r>
+        <w:rPr>
+          <w:rFonts w:ascii="Courier New" w:hAnsi="Courier New" w:cs="Courier New"/>
+          <w:sz w:val="22"/>
+          <w:szCs w:val="22"/>
+          <w:lang w:val="en-GB"/>
+        </w:rPr>
+        <w:t xml:space="preserve"> --</w:t>
+      </w:r>
+      <w:proofErr w:type="spellStart"/>
+      <w:r>
+        <w:rPr>
+          <w:rFonts w:ascii="Courier New" w:hAnsi="Courier New" w:cs="Courier New"/>
+          <w:sz w:val="22"/>
+          <w:szCs w:val="22"/>
+          <w:lang w:val="en-GB"/>
+        </w:rPr>
+        <w:t>dst_loc</w:t>
+      </w:r>
+      <w:proofErr w:type="spellEnd"/>
+      <w:r>
+        <w:rPr>
+          <w:rFonts w:ascii="Courier New" w:hAnsi="Courier New" w:cs="Courier New"/>
+          <w:sz w:val="22"/>
+          <w:szCs w:val="22"/>
+          <w:lang w:val="en-GB"/>
+        </w:rPr>
+        <w:t xml:space="preserve"> </w:t>
+      </w:r>
+      <w:proofErr w:type="spellStart"/>
+      <w:r>
+        <w:rPr>
+          <w:rFonts w:ascii="Courier New" w:hAnsi="Courier New" w:cs="Courier New"/>
+          <w:sz w:val="22"/>
+          <w:szCs w:val="22"/>
+          <w:lang w:val="en-GB"/>
+        </w:rPr>
+        <w:t>center</w:t>
+      </w:r>
+      <w:proofErr w:type="spellEnd"/>
+      <w:r>
+        <w:rPr>
+          <w:rFonts w:ascii="Courier New" w:hAnsi="Courier New" w:cs="Courier New"/>
+          <w:sz w:val="22"/>
+          <w:szCs w:val="22"/>
+          <w:lang w:val="en-GB"/>
+        </w:rPr>
+        <w:t xml:space="preserve"> --</w:t>
+      </w:r>
+      <w:proofErr w:type="spellStart"/>
+      <w:r>
+        <w:rPr>
+          <w:rFonts w:ascii="Courier New" w:hAnsi="Courier New" w:cs="Courier New"/>
+          <w:sz w:val="22"/>
+          <w:szCs w:val="22"/>
+          <w:lang w:val="en-GB"/>
+        </w:rPr>
+        <w:t>ignore_degenerate</w:t>
+      </w:r>
+      <w:proofErr w:type="spellEnd"/>
     </w:p>
     <w:p>
       <w:pPr>
@@ -6935,8 +9302,79 @@
           <w:szCs w:val="22"/>
           <w:lang w:val="en-GB"/>
         </w:rPr>
-        <w:t>--ignore_unmapped --norm_type fracarea --ignore_degenerate</w:t>
-      </w:r>
+        <w:t>--</w:t>
+      </w:r>
+      <w:proofErr w:type="spellStart"/>
+      <w:r>
+        <w:rPr>
+          <w:rFonts w:ascii="Courier New" w:hAnsi="Courier New" w:cs="Courier New"/>
+          <w:sz w:val="22"/>
+          <w:szCs w:val="22"/>
+          <w:lang w:val="en-GB"/>
+        </w:rPr>
+        <w:t>ignore_unmapped</w:t>
+      </w:r>
+      <w:proofErr w:type="spellEnd"/>
+      <w:r>
+        <w:rPr>
+          <w:rFonts w:ascii="Courier New" w:hAnsi="Courier New" w:cs="Courier New"/>
+          <w:sz w:val="22"/>
+          <w:szCs w:val="22"/>
+          <w:lang w:val="en-GB"/>
+        </w:rPr>
+        <w:t xml:space="preserve"> --</w:t>
+      </w:r>
+      <w:proofErr w:type="spellStart"/>
+      <w:r>
+        <w:rPr>
+          <w:rFonts w:ascii="Courier New" w:hAnsi="Courier New" w:cs="Courier New"/>
+          <w:sz w:val="22"/>
+          <w:szCs w:val="22"/>
+          <w:lang w:val="en-GB"/>
+        </w:rPr>
+        <w:t>norm_type</w:t>
+      </w:r>
+      <w:proofErr w:type="spellEnd"/>
+      <w:r>
+        <w:rPr>
+          <w:rFonts w:ascii="Courier New" w:hAnsi="Courier New" w:cs="Courier New"/>
+          <w:sz w:val="22"/>
+          <w:szCs w:val="22"/>
+          <w:lang w:val="en-GB"/>
+        </w:rPr>
+        <w:t xml:space="preserve"> </w:t>
+      </w:r>
+      <w:proofErr w:type="spellStart"/>
+      <w:r>
+        <w:rPr>
+          <w:rFonts w:ascii="Courier New" w:hAnsi="Courier New" w:cs="Courier New"/>
+          <w:sz w:val="22"/>
+          <w:szCs w:val="22"/>
+          <w:lang w:val="en-GB"/>
+        </w:rPr>
+        <w:t>fracarea</w:t>
+      </w:r>
+      <w:proofErr w:type="spellEnd"/>
+      <w:r>
+        <w:rPr>
+          <w:rFonts w:ascii="Courier New" w:hAnsi="Courier New" w:cs="Courier New"/>
+          <w:sz w:val="22"/>
+          <w:szCs w:val="22"/>
+          <w:lang w:val="en-GB"/>
+        </w:rPr>
+        <w:t xml:space="preserve"> --</w:t>
+      </w:r>
+      <w:proofErr w:type="spellStart"/>
+      <w:r>
+        <w:rPr>
+          <w:rFonts w:ascii="Courier New" w:hAnsi="Courier New" w:cs="Courier New"/>
+          <w:sz w:val="22"/>
+          <w:szCs w:val="22"/>
+          <w:lang w:val="en-GB"/>
+        </w:rPr>
+        <w:t>ignore_degenerate</w:t>
+      </w:r>
+      <w:proofErr w:type="spellEnd"/>
     </w:p>
     <w:p>
       <w:pPr>
@@ -7047,8 +9485,79 @@
           <w:szCs w:val="22"/>
           <w:lang w:val="en-GB"/>
         </w:rPr>
-        <w:t>--ignore_unmapped --norm_type fracarea --ignore_degenerate</w:t>
-      </w:r>
+        <w:t>--</w:t>
+      </w:r>
+      <w:proofErr w:type="spellStart"/>
+      <w:r>
+        <w:rPr>
+          <w:rFonts w:ascii="Courier New" w:hAnsi="Courier New" w:cs="Courier New"/>
+          <w:sz w:val="22"/>
+          <w:szCs w:val="22"/>
+          <w:lang w:val="en-GB"/>
+        </w:rPr>
+        <w:t>ignore_unmapped</w:t>
+      </w:r>
+      <w:proofErr w:type="spellEnd"/>
+      <w:r>
+        <w:rPr>
+          <w:rFonts w:ascii="Courier New" w:hAnsi="Courier New" w:cs="Courier New"/>
+          <w:sz w:val="22"/>
+          <w:szCs w:val="22"/>
+          <w:lang w:val="en-GB"/>
+        </w:rPr>
+        <w:t xml:space="preserve"> --</w:t>
+      </w:r>
+      <w:proofErr w:type="spellStart"/>
+      <w:r>
+        <w:rPr>
+          <w:rFonts w:ascii="Courier New" w:hAnsi="Courier New" w:cs="Courier New"/>
+          <w:sz w:val="22"/>
+          <w:szCs w:val="22"/>
+          <w:lang w:val="en-GB"/>
+        </w:rPr>
+        <w:t>norm_type</w:t>
+      </w:r>
+      <w:proofErr w:type="spellEnd"/>
+      <w:r>
+        <w:rPr>
+          <w:rFonts w:ascii="Courier New" w:hAnsi="Courier New" w:cs="Courier New"/>
+          <w:sz w:val="22"/>
+          <w:szCs w:val="22"/>
+          <w:lang w:val="en-GB"/>
+        </w:rPr>
+        <w:t xml:space="preserve"> </w:t>
+      </w:r>
+      <w:proofErr w:type="spellStart"/>
+      <w:r>
+        <w:rPr>
+          <w:rFonts w:ascii="Courier New" w:hAnsi="Courier New" w:cs="Courier New"/>
+          <w:sz w:val="22"/>
+          <w:szCs w:val="22"/>
+          <w:lang w:val="en-GB"/>
+        </w:rPr>
+        <w:t>fracarea</w:t>
+      </w:r>
+      <w:proofErr w:type="spellEnd"/>
+      <w:r>
+        <w:rPr>
+          <w:rFonts w:ascii="Courier New" w:hAnsi="Courier New" w:cs="Courier New"/>
+          <w:sz w:val="22"/>
+          <w:szCs w:val="22"/>
+          <w:lang w:val="en-GB"/>
+        </w:rPr>
+        <w:t xml:space="preserve"> --</w:t>
+      </w:r>
+      <w:proofErr w:type="spellStart"/>
+      <w:r>
+        <w:rPr>
+          <w:rFonts w:ascii="Courier New" w:hAnsi="Courier New" w:cs="Courier New"/>
+          <w:sz w:val="22"/>
+          <w:szCs w:val="22"/>
+          <w:lang w:val="en-GB"/>
+        </w:rPr>
+        <w:t>ignore_degenerate</w:t>
+      </w:r>
+      <w:proofErr w:type="spellEnd"/>
     </w:p>
     <w:p>
       <w:pPr>
@@ -7118,13 +9627,107 @@
           <w:szCs w:val="22"/>
           <w:lang w:val="en-GB"/>
         </w:rPr>
-        <w:t>--src_loc center --dst_loc center</w:t>
-      </w:r>
-      <w:r>
-        <w:rPr>
-          <w:lang w:val="en-GB"/>
-        </w:rPr>
-        <w:t xml:space="preserve"> : allow non-conservative regriddings on the cell centre locations of an unstructured grid defined with the ESMF unstructured file format</w:t>
+        <w:lastRenderedPageBreak/>
+        <w:t>--</w:t>
+      </w:r>
+      <w:proofErr w:type="spellStart"/>
+      <w:r>
+        <w:rPr>
+          <w:rFonts w:ascii="Courier New" w:hAnsi="Courier New" w:cs="Courier New"/>
+          <w:sz w:val="22"/>
+          <w:szCs w:val="22"/>
+          <w:lang w:val="en-GB"/>
+        </w:rPr>
+        <w:t>src_loc</w:t>
+      </w:r>
+      <w:proofErr w:type="spellEnd"/>
+      <w:r>
+        <w:rPr>
+          <w:rFonts w:ascii="Courier New" w:hAnsi="Courier New" w:cs="Courier New"/>
+          <w:sz w:val="22"/>
+          <w:szCs w:val="22"/>
+          <w:lang w:val="en-GB"/>
+        </w:rPr>
+        <w:t xml:space="preserve"> </w:t>
+      </w:r>
+      <w:proofErr w:type="spellStart"/>
+      <w:r>
+        <w:rPr>
+          <w:rFonts w:ascii="Courier New" w:hAnsi="Courier New" w:cs="Courier New"/>
+          <w:sz w:val="22"/>
+          <w:szCs w:val="22"/>
+          <w:lang w:val="en-GB"/>
+        </w:rPr>
+        <w:t>center</w:t>
+      </w:r>
+      <w:proofErr w:type="spellEnd"/>
+      <w:r>
+        <w:rPr>
+          <w:rFonts w:ascii="Courier New" w:hAnsi="Courier New" w:cs="Courier New"/>
+          <w:sz w:val="22"/>
+          <w:szCs w:val="22"/>
+          <w:lang w:val="en-GB"/>
+        </w:rPr>
+        <w:t xml:space="preserve"> --</w:t>
+      </w:r>
+      <w:proofErr w:type="spellStart"/>
+      <w:r>
+        <w:rPr>
+          <w:rFonts w:ascii="Courier New" w:hAnsi="Courier New" w:cs="Courier New"/>
+          <w:sz w:val="22"/>
+          <w:szCs w:val="22"/>
+          <w:lang w:val="en-GB"/>
+        </w:rPr>
+        <w:t>dst_loc</w:t>
+      </w:r>
+      <w:proofErr w:type="spellEnd"/>
+      <w:r>
+        <w:rPr>
+          <w:rFonts w:ascii="Courier New" w:hAnsi="Courier New" w:cs="Courier New"/>
+          <w:sz w:val="22"/>
+          <w:szCs w:val="22"/>
+          <w:lang w:val="en-GB"/>
+        </w:rPr>
+        <w:t xml:space="preserve"> </w:t>
+      </w:r>
+      <w:proofErr w:type="spellStart"/>
+      <w:proofErr w:type="gramStart"/>
+      <w:r>
+        <w:rPr>
+          <w:rFonts w:ascii="Courier New" w:hAnsi="Courier New" w:cs="Courier New"/>
+          <w:sz w:val="22"/>
+          <w:szCs w:val="22"/>
+          <w:lang w:val="en-GB"/>
+        </w:rPr>
+        <w:t>center</w:t>
+      </w:r>
+      <w:proofErr w:type="spellEnd"/>
+      <w:r>
+        <w:rPr>
+          <w:lang w:val="en-GB"/>
+        </w:rPr>
+        <w:t xml:space="preserve"> :</w:t>
+      </w:r>
+      <w:proofErr w:type="gramEnd"/>
+      <w:r>
+        <w:rPr>
+          <w:lang w:val="en-GB"/>
+        </w:rPr>
+        <w:t xml:space="preserve"> allow non-conservative </w:t>
+      </w:r>
+      <w:proofErr w:type="spellStart"/>
+      <w:r>
+        <w:rPr>
+          <w:lang w:val="en-GB"/>
+        </w:rPr>
+        <w:t>regriddings</w:t>
+      </w:r>
+      <w:proofErr w:type="spellEnd"/>
+      <w:r>
+        <w:rPr>
+          <w:lang w:val="en-GB"/>
+        </w:rPr>
+        <w:t xml:space="preserve"> on the cell centre locations of an unstructured grid defined with the ESMF unstructured file format</w:t>
       </w:r>
       <w:r>
         <w:rPr>
@@ -7170,20 +9773,52 @@
           <w:szCs w:val="22"/>
           <w:lang w:val="en-GB"/>
         </w:rPr>
-        <w:t>--extrap_method neareststod</w:t>
-      </w:r>
-      <w:r>
-        <w:rPr>
-          <w:lang w:val="en-GB"/>
-        </w:rPr>
-        <w:t xml:space="preserve"> : each target point that does not receive a value with the original algorithm uses the closest unmasked source point to define its value; this </w:t>
-      </w:r>
-      <w:r>
-        <w:rPr>
-          <w:lang w:val="en-GB"/>
-        </w:rPr>
-        <w:lastRenderedPageBreak/>
-        <w:t>option</w:t>
+        <w:t>--</w:t>
+      </w:r>
+      <w:proofErr w:type="spellStart"/>
+      <w:r>
+        <w:rPr>
+          <w:rFonts w:ascii="Courier New" w:hAnsi="Courier New" w:cs="Courier New"/>
+          <w:sz w:val="22"/>
+          <w:szCs w:val="22"/>
+          <w:lang w:val="en-GB"/>
+        </w:rPr>
+        <w:t>extrap_method</w:t>
+      </w:r>
+      <w:proofErr w:type="spellEnd"/>
+      <w:r>
+        <w:rPr>
+          <w:rFonts w:ascii="Courier New" w:hAnsi="Courier New" w:cs="Courier New"/>
+          <w:sz w:val="22"/>
+          <w:szCs w:val="22"/>
+          <w:lang w:val="en-GB"/>
+        </w:rPr>
+        <w:t xml:space="preserve"> </w:t>
+      </w:r>
+      <w:proofErr w:type="spellStart"/>
+      <w:proofErr w:type="gramStart"/>
+      <w:r>
+        <w:rPr>
+          <w:rFonts w:ascii="Courier New" w:hAnsi="Courier New" w:cs="Courier New"/>
+          <w:sz w:val="22"/>
+          <w:szCs w:val="22"/>
+          <w:lang w:val="en-GB"/>
+        </w:rPr>
+        <w:t>neareststod</w:t>
+      </w:r>
+      <w:proofErr w:type="spellEnd"/>
+      <w:r>
+        <w:rPr>
+          <w:lang w:val="en-GB"/>
+        </w:rPr>
+        <w:t xml:space="preserve"> :</w:t>
+      </w:r>
+      <w:proofErr w:type="gramEnd"/>
+      <w:r>
+        <w:rPr>
+          <w:lang w:val="en-GB"/>
+        </w:rPr>
+        <w:t xml:space="preserve"> each target point that does not receive a value with the original algorithm uses the closest unmasked source point to define its value; this option</w:t>
       </w:r>
       <w:r>
         <w:rPr>
@@ -7247,13 +9882,41 @@
           <w:szCs w:val="22"/>
           <w:lang w:val="en-GB"/>
         </w:rPr>
-        <w:t>--ignore_unmapped</w:t>
-      </w:r>
-      <w:r>
-        <w:rPr>
-          <w:lang w:val="en-GB"/>
-        </w:rPr>
-        <w:t xml:space="preserve"> : do not do anything special for target point that does not receive a value with the original algorithm; this option </w:t>
+        <w:t>--</w:t>
+      </w:r>
+      <w:proofErr w:type="spellStart"/>
+      <w:r>
+        <w:rPr>
+          <w:rFonts w:ascii="Courier New" w:hAnsi="Courier New" w:cs="Courier New"/>
+          <w:sz w:val="22"/>
+          <w:szCs w:val="22"/>
+          <w:lang w:val="en-GB"/>
+        </w:rPr>
+        <w:t>ignore_</w:t>
+      </w:r>
+      <w:proofErr w:type="gramStart"/>
+      <w:r>
+        <w:rPr>
+          <w:rFonts w:ascii="Courier New" w:hAnsi="Courier New" w:cs="Courier New"/>
+          <w:sz w:val="22"/>
+          <w:szCs w:val="22"/>
+          <w:lang w:val="en-GB"/>
+        </w:rPr>
+        <w:t>unmapped</w:t>
+      </w:r>
+      <w:proofErr w:type="spellEnd"/>
+      <w:r>
+        <w:rPr>
+          <w:lang w:val="en-GB"/>
+        </w:rPr>
+        <w:t xml:space="preserve"> :</w:t>
+      </w:r>
+      <w:proofErr w:type="gramEnd"/>
+      <w:r>
+        <w:rPr>
+          <w:lang w:val="en-GB"/>
+        </w:rPr>
+        <w:t xml:space="preserve"> do not do anything special for target point that does not receive a value with the original algorithm; this option </w:t>
       </w:r>
       <w:r>
         <w:rPr>
@@ -7317,8 +9980,19 @@
           <w:szCs w:val="22"/>
           <w:lang w:val="en-GB"/>
         </w:rPr>
-        <w:t>--ignore_degenerate</w:t>
-      </w:r>
+        <w:t>--</w:t>
+      </w:r>
+      <w:proofErr w:type="spellStart"/>
+      <w:r>
+        <w:rPr>
+          <w:rFonts w:ascii="Courier New" w:hAnsi="Courier New" w:cs="Courier New"/>
+          <w:sz w:val="22"/>
+          <w:szCs w:val="22"/>
+          <w:lang w:val="en-GB"/>
+        </w:rPr>
+        <w:t>ignore_degenerate</w:t>
+      </w:r>
+      <w:proofErr w:type="spellEnd"/>
       <w:r>
         <w:rPr>
           <w:lang w:val="en-GB"/>
@@ -7329,13 +10003,55 @@
         <w:rPr>
           <w:lang w:val="en-GB"/>
         </w:rPr>
-        <w:t xml:space="preserve">torc and nogt </w:t>
-      </w:r>
-      <w:r>
-        <w:rPr>
-          <w:lang w:val="en-GB"/>
-        </w:rPr>
-        <w:t>grids which may have masked cells (i.e. not used in the regridding) collapsing into a point or line</w:t>
+        <w:t xml:space="preserve">torc and </w:t>
+      </w:r>
+      <w:proofErr w:type="spellStart"/>
+      <w:r>
+        <w:rPr>
+          <w:lang w:val="en-GB"/>
+        </w:rPr>
+        <w:t>nogt</w:t>
+      </w:r>
+      <w:proofErr w:type="spellEnd"/>
+      <w:r>
+        <w:rPr>
+          <w:lang w:val="en-GB"/>
+        </w:rPr>
+        <w:t xml:space="preserve"> </w:t>
+      </w:r>
+      <w:r>
+        <w:rPr>
+          <w:lang w:val="en-GB"/>
+        </w:rPr>
+        <w:t>grids which may have masked cells (</w:t>
+      </w:r>
+      <w:proofErr w:type="gramStart"/>
+      <w:r>
+        <w:rPr>
+          <w:lang w:val="en-GB"/>
+        </w:rPr>
+        <w:t>i.e.</w:t>
+      </w:r>
+      <w:proofErr w:type="gramEnd"/>
+      <w:r>
+        <w:rPr>
+          <w:lang w:val="en-GB"/>
+        </w:rPr>
+        <w:t xml:space="preserve"> not used in the </w:t>
+      </w:r>
+      <w:proofErr w:type="spellStart"/>
+      <w:r>
+        <w:rPr>
+          <w:lang w:val="en-GB"/>
+        </w:rPr>
+        <w:t>regridding</w:t>
+      </w:r>
+      <w:proofErr w:type="spellEnd"/>
+      <w:r>
+        <w:rPr>
+          <w:lang w:val="en-GB"/>
+        </w:rPr>
+        <w:t>) collapsing into a point or line</w:t>
       </w:r>
       <w:r>
         <w:rPr>
@@ -7404,12 +10120,21 @@
           <w:lang w:val="en-GB" w:eastAsia="fr-FR"/>
         </w:rPr>
       </w:pPr>
+      <w:proofErr w:type="gramStart"/>
       <w:r>
         <w:rPr>
           <w:color w:val="000000" w:themeColor="text1"/>
           <w:lang w:val="en-GB" w:eastAsia="fr-FR"/>
         </w:rPr>
-        <w:t xml:space="preserve">Finally </w:t>
+        <w:t>Finally</w:t>
+      </w:r>
+      <w:proofErr w:type="gramEnd"/>
+      <w:r>
+        <w:rPr>
+          <w:color w:val="000000" w:themeColor="text1"/>
+          <w:lang w:val="en-GB" w:eastAsia="fr-FR"/>
+        </w:rPr>
+        <w:t xml:space="preserve"> </w:t>
       </w:r>
       <w:r>
         <w:rPr>
@@ -7432,7 +10157,23 @@
           <w:color w:val="000000" w:themeColor="text1"/>
           <w:lang w:val="en-GB" w:eastAsia="fr-FR"/>
         </w:rPr>
-        <w:t>calculate the regriding error.</w:t>
+        <w:t xml:space="preserve">calculate the </w:t>
+      </w:r>
+      <w:proofErr w:type="spellStart"/>
+      <w:r>
+        <w:rPr>
+          <w:color w:val="000000" w:themeColor="text1"/>
+          <w:lang w:val="en-GB" w:eastAsia="fr-FR"/>
+        </w:rPr>
+        <w:t>regriding</w:t>
+      </w:r>
+      <w:proofErr w:type="spellEnd"/>
+      <w:r>
+        <w:rPr>
+          <w:color w:val="000000" w:themeColor="text1"/>
+          <w:lang w:val="en-GB" w:eastAsia="fr-FR"/>
+        </w:rPr>
+        <w:t xml:space="preserve"> error.</w:t>
       </w:r>
     </w:p>
     <w:p>
@@ -7475,7 +10216,23 @@
           <w:color w:val="000000" w:themeColor="text1"/>
           <w:lang w:val="en-US" w:eastAsia="fr-FR"/>
         </w:rPr>
-        <w:t xml:space="preserve">For XIOS, the regridding weights are first generated with the execution of </w:t>
+        <w:t xml:space="preserve">For XIOS, the </w:t>
+      </w:r>
+      <w:proofErr w:type="spellStart"/>
+      <w:r>
+        <w:rPr>
+          <w:color w:val="000000" w:themeColor="text1"/>
+          <w:lang w:val="en-US" w:eastAsia="fr-FR"/>
+        </w:rPr>
+        <w:t>regridding</w:t>
+      </w:r>
+      <w:proofErr w:type="spellEnd"/>
+      <w:r>
+        <w:rPr>
+          <w:color w:val="000000" w:themeColor="text1"/>
+          <w:lang w:val="en-US" w:eastAsia="fr-FR"/>
+        </w:rPr>
+        <w:t xml:space="preserve"> weights are first generated with the execution of </w:t>
       </w:r>
       <w:r>
         <w:rPr>
@@ -7571,7 +10328,23 @@
           <w:color w:val="000000" w:themeColor="text1"/>
           <w:lang w:val="en-GB" w:eastAsia="fr-FR"/>
         </w:rPr>
-        <w:t xml:space="preserve"> is executed to calculate the regriding error.</w:t>
+        <w:t xml:space="preserve"> is executed to calculate the </w:t>
+      </w:r>
+      <w:proofErr w:type="spellStart"/>
+      <w:r>
+        <w:rPr>
+          <w:color w:val="000000" w:themeColor="text1"/>
+          <w:lang w:val="en-GB" w:eastAsia="fr-FR"/>
+        </w:rPr>
+        <w:t>regriding</w:t>
+      </w:r>
+      <w:proofErr w:type="spellEnd"/>
+      <w:r>
+        <w:rPr>
+          <w:color w:val="000000" w:themeColor="text1"/>
+          <w:lang w:val="en-GB" w:eastAsia="fr-FR"/>
+        </w:rPr>
+        <w:t xml:space="preserve"> error.</w:t>
       </w:r>
     </w:p>
     <w:p>
@@ -7615,27 +10388,54 @@
         </w:rPr>
         <w:t xml:space="preserve">The program </w:t>
       </w:r>
-      <w:r>
-        <w:rPr>
-          <w:rFonts w:ascii="Courier New" w:hAnsi="Courier New" w:cs="Courier New"/>
-          <w:sz w:val="22"/>
-          <w:szCs w:val="22"/>
-          <w:lang w:val="en-GB"/>
-        </w:rPr>
-        <w:t>src/model1.F90</w:t>
+      <w:proofErr w:type="spellStart"/>
+      <w:r>
+        <w:rPr>
+          <w:rFonts w:ascii="Courier New" w:hAnsi="Courier New" w:cs="Courier New"/>
+          <w:sz w:val="22"/>
+          <w:szCs w:val="22"/>
+          <w:lang w:val="en-GB"/>
+        </w:rPr>
+        <w:t>src</w:t>
+      </w:r>
+      <w:proofErr w:type="spellEnd"/>
+      <w:r>
+        <w:rPr>
+          <w:rFonts w:ascii="Courier New" w:hAnsi="Courier New" w:cs="Courier New"/>
+          <w:sz w:val="22"/>
+          <w:szCs w:val="22"/>
+          <w:lang w:val="en-GB"/>
+        </w:rPr>
+        <w:t>/model1.F90</w:t>
       </w:r>
       <w:r>
         <w:rPr>
           <w:color w:val="000000" w:themeColor="text1"/>
           <w:lang w:val="en-US" w:eastAsia="fr-FR"/>
         </w:rPr>
-        <w:t xml:space="preserve"> calculates the regridding error using either </w:t>
-      </w:r>
+        <w:t xml:space="preserve"> calculates the </w:t>
+      </w:r>
+      <w:proofErr w:type="spellStart"/>
       <w:r>
         <w:rPr>
           <w:color w:val="000000" w:themeColor="text1"/>
           <w:lang w:val="en-US" w:eastAsia="fr-FR"/>
         </w:rPr>
+        <w:t>regridding</w:t>
+      </w:r>
+      <w:proofErr w:type="spellEnd"/>
+      <w:r>
+        <w:rPr>
+          <w:color w:val="000000" w:themeColor="text1"/>
+          <w:lang w:val="en-US" w:eastAsia="fr-FR"/>
+        </w:rPr>
+        <w:t xml:space="preserve"> error using either </w:t>
+      </w:r>
+      <w:r>
+        <w:rPr>
+          <w:color w:val="000000" w:themeColor="text1"/>
+          <w:lang w:val="en-US" w:eastAsia="fr-FR"/>
+        </w:rPr>
         <w:t xml:space="preserve">pre-generated weights (for ESMF and XIOS) or weights calculated during </w:t>
       </w:r>
       <w:r>
@@ -7652,6 +10452,7 @@
         </w:rPr>
         <w:t xml:space="preserve"> execution (for SCRP). This program is interfaced with OASIS3-MCT and performs an internal send (</w:t>
       </w:r>
+      <w:proofErr w:type="spellStart"/>
       <w:r>
         <w:rPr>
           <w:rFonts w:ascii="Courier New" w:hAnsi="Courier New" w:cs="Courier New"/>
@@ -7661,6 +10462,7 @@
         </w:rPr>
         <w:t>oasis_put</w:t>
       </w:r>
+      <w:proofErr w:type="spellEnd"/>
       <w:r>
         <w:rPr>
           <w:color w:val="000000" w:themeColor="text1"/>
@@ -7668,6 +10470,7 @@
         </w:rPr>
         <w:t>) of the source field defined by the chosen function on the source grid and an internal receive (</w:t>
       </w:r>
+      <w:proofErr w:type="spellStart"/>
       <w:r>
         <w:rPr>
           <w:rFonts w:ascii="Courier New" w:hAnsi="Courier New" w:cs="Courier New"/>
@@ -7677,12 +10480,29 @@
         </w:rPr>
         <w:t>oasis_get</w:t>
       </w:r>
+      <w:proofErr w:type="spellEnd"/>
       <w:r>
         <w:rPr>
           <w:color w:val="000000" w:themeColor="text1"/>
           <w:lang w:val="en-US" w:eastAsia="fr-FR"/>
         </w:rPr>
-        <w:t>) of that field after regridding on the target grid</w:t>
+        <w:t xml:space="preserve">) of that field after </w:t>
+      </w:r>
+      <w:proofErr w:type="spellStart"/>
+      <w:r>
+        <w:rPr>
+          <w:color w:val="000000" w:themeColor="text1"/>
+          <w:lang w:val="en-US" w:eastAsia="fr-FR"/>
+        </w:rPr>
+        <w:t>regridding</w:t>
+      </w:r>
+      <w:proofErr w:type="spellEnd"/>
+      <w:r>
+        <w:rPr>
+          <w:color w:val="000000" w:themeColor="text1"/>
+          <w:lang w:val="en-US" w:eastAsia="fr-FR"/>
+        </w:rPr>
+        <w:t xml:space="preserve"> on the target grid</w:t>
       </w:r>
       <w:r>
         <w:rPr>
@@ -7885,6 +10705,7 @@
         </w:rPr>
         <w:t xml:space="preserve"> dimension is always 1 for those grids), is split in </w:t>
       </w:r>
+      <w:proofErr w:type="spellStart"/>
       <w:r>
         <w:rPr>
           <w:rFonts w:ascii="Courier New" w:hAnsi="Courier New" w:cs="Courier New"/>
@@ -7894,12 +10715,14 @@
         </w:rPr>
         <w:t>npes</w:t>
       </w:r>
+      <w:proofErr w:type="spellEnd"/>
       <w:r>
         <w:rPr>
           <w:lang w:val="en-GB"/>
         </w:rPr>
         <w:t xml:space="preserve"> segments, where </w:t>
       </w:r>
+      <w:proofErr w:type="spellStart"/>
       <w:r>
         <w:rPr>
           <w:rFonts w:ascii="Courier New" w:hAnsi="Courier New" w:cs="Courier New"/>
@@ -7909,6 +10732,7 @@
         </w:rPr>
         <w:t>npes</w:t>
       </w:r>
+      <w:proofErr w:type="spellEnd"/>
       <w:r>
         <w:rPr>
           <w:lang w:val="en-GB"/>
@@ -8005,6 +10829,7 @@
         </w:rPr>
         <w:t xml:space="preserve">The program declares the field associated with the source and target partitions </w:t>
       </w:r>
+      <w:proofErr w:type="gramStart"/>
       <w:r>
         <w:rPr>
           <w:lang w:val="en-GB"/>
@@ -8017,21 +10842,34 @@
         </w:rPr>
         <w:t xml:space="preserve">  </w:t>
       </w:r>
-      <w:r>
-        <w:rPr>
-          <w:rFonts w:ascii="Courier New" w:hAnsi="Courier New" w:cs="Courier New"/>
-          <w:sz w:val="22"/>
-          <w:szCs w:val="22"/>
-          <w:lang w:val="en-GB"/>
-        </w:rPr>
-        <w:t>oasis_def_var</w:t>
-      </w:r>
+      <w:proofErr w:type="spellStart"/>
+      <w:r>
+        <w:rPr>
+          <w:rFonts w:ascii="Courier New" w:hAnsi="Courier New" w:cs="Courier New"/>
+          <w:sz w:val="22"/>
+          <w:szCs w:val="22"/>
+          <w:lang w:val="en-GB"/>
+        </w:rPr>
+        <w:t>oasis</w:t>
+      </w:r>
+      <w:proofErr w:type="gramEnd"/>
+      <w:r>
+        <w:rPr>
+          <w:rFonts w:ascii="Courier New" w:hAnsi="Courier New" w:cs="Courier New"/>
+          <w:sz w:val="22"/>
+          <w:szCs w:val="22"/>
+          <w:lang w:val="en-GB"/>
+        </w:rPr>
+        <w:t>_def_var</w:t>
+      </w:r>
+      <w:proofErr w:type="spellEnd"/>
       <w:r>
         <w:rPr>
           <w:lang w:val="en-GB"/>
         </w:rPr>
         <w:t xml:space="preserve"> and closes the initialisation phase calling </w:t>
       </w:r>
+      <w:proofErr w:type="spellStart"/>
       <w:r>
         <w:rPr>
           <w:rFonts w:ascii="Courier New" w:hAnsi="Courier New" w:cs="Courier New"/>
@@ -8048,7 +10886,17 @@
           <w:szCs w:val="22"/>
           <w:lang w:val="en-GB"/>
         </w:rPr>
-        <w:t xml:space="preserve">enddef </w:t>
+        <w:t>enddef</w:t>
+      </w:r>
+      <w:proofErr w:type="spellEnd"/>
+      <w:r>
+        <w:rPr>
+          <w:rFonts w:ascii="Courier New" w:hAnsi="Courier New" w:cs="Courier New"/>
+          <w:sz w:val="22"/>
+          <w:szCs w:val="22"/>
+          <w:lang w:val="en-GB"/>
+        </w:rPr>
+        <w:t xml:space="preserve"> </w:t>
       </w:r>
       <w:r>
         <w:rPr>
@@ -8152,6 +11000,7 @@
         </w:rPr>
         <w:t xml:space="preserve"> activated in the </w:t>
       </w:r>
+      <w:proofErr w:type="spellStart"/>
       <w:r>
         <w:rPr>
           <w:rFonts w:ascii="Courier New" w:hAnsi="Courier New" w:cs="Courier New"/>
@@ -8161,6 +11010,7 @@
         </w:rPr>
         <w:t>Makefile</w:t>
       </w:r>
+      <w:proofErr w:type="spellEnd"/>
       <w:r>
         <w:rPr>
           <w:lang w:val="en-GB"/>
@@ -8195,7 +11045,21 @@
         <w:rPr>
           <w:lang w:val="en-GB"/>
         </w:rPr>
-        <w:t>If SCRP is used and if bicu is chosen for an LR grid, the gradients in the three directions</w:t>
+        <w:t xml:space="preserve">If SCRP is used and if </w:t>
+      </w:r>
+      <w:proofErr w:type="spellStart"/>
+      <w:r>
+        <w:rPr>
+          <w:lang w:val="en-GB"/>
+        </w:rPr>
+        <w:t>bicu</w:t>
+      </w:r>
+      <w:proofErr w:type="spellEnd"/>
+      <w:r>
+        <w:rPr>
+          <w:lang w:val="en-GB"/>
+        </w:rPr>
+        <w:t xml:space="preserve"> is chosen for an LR grid, the gradients in the three directions</w:t>
       </w:r>
       <w:r>
         <w:rPr>
@@ -8203,6 +11067,7 @@
         </w:rPr>
         <w:t xml:space="preserve">, needed as extra fields in the </w:t>
       </w:r>
+      <w:proofErr w:type="spellStart"/>
       <w:r>
         <w:rPr>
           <w:rFonts w:ascii="Courier New" w:hAnsi="Courier New" w:cs="Courier New"/>
@@ -8212,6 +11077,7 @@
         </w:rPr>
         <w:t>oasis_put</w:t>
       </w:r>
+      <w:proofErr w:type="spellEnd"/>
       <w:r>
         <w:rPr>
           <w:lang w:val="en-GB"/>
@@ -8242,6 +11108,7 @@
         </w:rPr>
         <w:t xml:space="preserve">, needed as extra fields in the </w:t>
       </w:r>
+      <w:proofErr w:type="spellStart"/>
       <w:r>
         <w:rPr>
           <w:rFonts w:ascii="Courier New" w:hAnsi="Courier New" w:cs="Courier New"/>
@@ -8251,11 +11118,19 @@
         </w:rPr>
         <w:t>oasis_put</w:t>
       </w:r>
-      <w:r>
-        <w:rPr>
-          <w:lang w:val="en-GB"/>
-        </w:rPr>
-        <w:t xml:space="preserve"> call</w:t>
+      <w:proofErr w:type="spellEnd"/>
+      <w:r>
+        <w:rPr>
+          <w:lang w:val="en-GB"/>
+        </w:rPr>
+        <w:t xml:space="preserve"> </w:t>
+      </w:r>
+      <w:r>
+        <w:rPr>
+          <w:lang w:val="en-GB"/>
+        </w:rPr>
+        <w:lastRenderedPageBreak/>
+        <w:t>call</w:t>
       </w:r>
       <w:r>
         <w:rPr>
@@ -8269,6 +11144,7 @@
         </w:rPr>
         <w:t xml:space="preserve"> are calculated. The source field is then sent with an </w:t>
       </w:r>
+      <w:proofErr w:type="spellStart"/>
       <w:r>
         <w:rPr>
           <w:rFonts w:ascii="Courier New" w:hAnsi="Courier New" w:cs="Courier New"/>
@@ -8278,6 +11154,7 @@
         </w:rPr>
         <w:t>oasis_put</w:t>
       </w:r>
+      <w:proofErr w:type="spellEnd"/>
       <w:r>
         <w:rPr>
           <w:lang w:val="en-GB"/>
@@ -8296,6 +11173,7 @@
         </w:rPr>
         <w:t xml:space="preserve">with an </w:t>
       </w:r>
+      <w:proofErr w:type="spellStart"/>
       <w:r>
         <w:rPr>
           <w:rFonts w:ascii="Courier New" w:hAnsi="Courier New" w:cs="Courier New"/>
@@ -8323,6 +11201,7 @@
         </w:rPr>
         <w:t>t</w:t>
       </w:r>
+      <w:proofErr w:type="spellEnd"/>
       <w:r>
         <w:rPr>
           <w:lang w:val="en-GB"/>
@@ -8366,14 +11245,7 @@
         <w:rPr>
           <w:lang w:val="en-GB"/>
         </w:rPr>
-        <w:t xml:space="preserve"> to be </w:t>
-      </w:r>
-      <w:r>
-        <w:rPr>
-          <w:lang w:val="en-GB"/>
-        </w:rPr>
-        <w:lastRenderedPageBreak/>
-        <w:t xml:space="preserve">able to easily detect them. The error field is then calculated </w:t>
+        <w:t xml:space="preserve"> to be able to easily detect them. The error field is then calculated </w:t>
       </w:r>
       <w:r>
         <w:rPr>
@@ -8421,7 +11293,21 @@
         <w:rPr>
           <w:lang w:val="en-GB"/>
         </w:rPr>
-        <w:t>e, the error is set to -1.e20.</w:t>
+        <w:t>e, the error is set to -</w:t>
+      </w:r>
+      <w:proofErr w:type="gramStart"/>
+      <w:r>
+        <w:rPr>
+          <w:lang w:val="en-GB"/>
+        </w:rPr>
+        <w:t>1.e</w:t>
+      </w:r>
+      <w:proofErr w:type="gramEnd"/>
+      <w:r>
+        <w:rPr>
+          <w:lang w:val="en-GB"/>
+        </w:rPr>
+        <w:t>20.</w:t>
       </w:r>
     </w:p>
     <w:p>
@@ -8493,7 +11379,17 @@
           <w:szCs w:val="22"/>
           <w:lang w:val="en-GB"/>
         </w:rPr>
-        <w:t>model1.out_100</w:t>
+        <w:t>model1.out_</w:t>
+      </w:r>
+      <w:proofErr w:type="gramStart"/>
+      <w:r>
+        <w:rPr>
+          <w:rFonts w:ascii="Courier New" w:hAnsi="Courier New" w:cs="Courier New"/>
+          <w:sz w:val="22"/>
+          <w:szCs w:val="22"/>
+          <w:lang w:val="en-GB"/>
+        </w:rPr>
+        <w:t>100</w:t>
       </w:r>
       <w:r>
         <w:rPr>
@@ -8501,6 +11397,7 @@
         </w:rPr>
         <w:t xml:space="preserve"> .</w:t>
       </w:r>
+      <w:proofErr w:type="gramEnd"/>
     </w:p>
     <w:p>
       <w:pPr>
@@ -8516,6 +11413,7 @@
         </w:rPr>
         <w:t xml:space="preserve">Finally, the program calls </w:t>
       </w:r>
+      <w:proofErr w:type="spellStart"/>
       <w:r>
         <w:rPr>
           <w:rFonts w:ascii="Courier New" w:hAnsi="Courier New" w:cs="Courier New"/>
@@ -8525,6 +11423,7 @@
         </w:rPr>
         <w:t>oasis_terminate</w:t>
       </w:r>
+      <w:proofErr w:type="spellEnd"/>
       <w:r>
         <w:rPr>
           <w:lang w:val="en-GB"/>
@@ -8554,6 +11453,7 @@
         </w:rPr>
         <w:t xml:space="preserve">Using </w:t>
       </w:r>
+      <w:proofErr w:type="spellStart"/>
       <w:r>
         <w:rPr>
           <w:rFonts w:ascii="Courier New" w:hAnsi="Courier New" w:cs="Courier New"/>
@@ -8563,6 +11463,7 @@
         </w:rPr>
         <w:t>regrid_environment</w:t>
       </w:r>
+      <w:proofErr w:type="spellEnd"/>
       <w:r>
         <w:rPr>
           <w:u w:val="single"/>
@@ -8579,6 +11480,7 @@
           <w:lang w:val="en-GB"/>
         </w:rPr>
       </w:pPr>
+      <w:proofErr w:type="spellStart"/>
       <w:r>
         <w:rPr>
           <w:rFonts w:ascii="Courier New" w:hAnsi="Courier New" w:cs="Courier New"/>
@@ -8588,12 +11490,21 @@
         </w:rPr>
         <w:t>regrid_environment</w:t>
       </w:r>
-      <w:r>
-        <w:rPr>
-          <w:lang w:val="en-GB"/>
-        </w:rPr>
-        <w:t xml:space="preserve"> can be adapted to calculate the weights for your own grids and regriddings</w:t>
-      </w:r>
+      <w:proofErr w:type="spellEnd"/>
+      <w:r>
+        <w:rPr>
+          <w:lang w:val="en-GB"/>
+        </w:rPr>
+        <w:t xml:space="preserve"> can be adapted to calculate the weights for your own grids and </w:t>
+      </w:r>
+      <w:proofErr w:type="spellStart"/>
+      <w:r>
+        <w:rPr>
+          <w:lang w:val="en-GB"/>
+        </w:rPr>
+        <w:t>regriddings</w:t>
+      </w:r>
+      <w:proofErr w:type="spellEnd"/>
       <w:r>
         <w:rPr>
           <w:lang w:val="en-GB"/>
@@ -8755,6 +11666,7 @@
         </w:rPr>
         <w:t>/</w:t>
       </w:r>
+      <w:proofErr w:type="spellStart"/>
       <w:r>
         <w:rPr>
           <w:rFonts w:ascii="Courier New" w:hAnsi="Courier New" w:cs="Courier New"/>
@@ -8764,6 +11676,7 @@
         </w:rPr>
         <w:t>create_grids_masks_with_NCL</w:t>
       </w:r>
+      <w:proofErr w:type="spellEnd"/>
       <w:r>
         <w:rPr>
           <w:rFonts w:ascii="Courier New" w:hAnsi="Courier New" w:cs="Courier New"/>
@@ -8833,7 +11746,21 @@
         <w:rPr>
           <w:lang w:val="en-GB"/>
         </w:rPr>
-        <w:t>”), on the regridding algorithm (see “</w:t>
+        <w:t xml:space="preserve">”), on the </w:t>
+      </w:r>
+      <w:proofErr w:type="spellStart"/>
+      <w:r>
+        <w:rPr>
+          <w:lang w:val="en-GB"/>
+        </w:rPr>
+        <w:t>regridding</w:t>
+      </w:r>
+      <w:proofErr w:type="spellEnd"/>
+      <w:r>
+        <w:rPr>
+          <w:lang w:val="en-GB"/>
+        </w:rPr>
+        <w:t xml:space="preserve"> algorithm (see “</w:t>
       </w:r>
       <w:r>
         <w:rPr>
@@ -8991,13 +11918,47 @@
           <w:szCs w:val="22"/>
           <w:lang w:val="en-GB"/>
         </w:rPr>
-        <w:t xml:space="preserve"> namcouple </w:t>
-      </w:r>
-      <w:r>
-        <w:rPr>
-          <w:lang w:val="en-GB"/>
-        </w:rPr>
-        <w:t>file corresponding to your grids and regridding algorithm.</w:t>
+        <w:t xml:space="preserve"> </w:t>
+      </w:r>
+      <w:proofErr w:type="spellStart"/>
+      <w:r>
+        <w:rPr>
+          <w:rFonts w:ascii="Courier New" w:hAnsi="Courier New" w:cs="Courier New"/>
+          <w:sz w:val="22"/>
+          <w:szCs w:val="22"/>
+          <w:lang w:val="en-GB"/>
+        </w:rPr>
+        <w:t>namcouple</w:t>
+      </w:r>
+      <w:proofErr w:type="spellEnd"/>
+      <w:r>
+        <w:rPr>
+          <w:rFonts w:ascii="Courier New" w:hAnsi="Courier New" w:cs="Courier New"/>
+          <w:sz w:val="22"/>
+          <w:szCs w:val="22"/>
+          <w:lang w:val="en-GB"/>
+        </w:rPr>
+        <w:t xml:space="preserve"> </w:t>
+      </w:r>
+      <w:r>
+        <w:rPr>
+          <w:lang w:val="en-GB"/>
+        </w:rPr>
+        <w:t xml:space="preserve">file corresponding to your grids and </w:t>
+      </w:r>
+      <w:proofErr w:type="spellStart"/>
+      <w:r>
+        <w:rPr>
+          <w:lang w:val="en-GB"/>
+        </w:rPr>
+        <w:t>regridding</w:t>
+      </w:r>
+      <w:proofErr w:type="spellEnd"/>
+      <w:r>
+        <w:rPr>
+          <w:lang w:val="en-GB"/>
+        </w:rPr>
+        <w:t xml:space="preserve"> algorithm.</w:t>
       </w:r>
     </w:p>
     <w:p>
@@ -9064,7 +12025,27 @@
           <w:szCs w:val="22"/>
           <w:lang w:val="en-GB"/>
         </w:rPr>
-        <w:t>oasis_testcase.f90</w:t>
+        <w:t>oasis_</w:t>
+      </w:r>
+      <w:proofErr w:type="gramStart"/>
+      <w:r>
+        <w:rPr>
+          <w:rFonts w:ascii="Courier New" w:hAnsi="Courier New" w:cs="Courier New"/>
+          <w:sz w:val="22"/>
+          <w:szCs w:val="22"/>
+          <w:lang w:val="en-GB"/>
+        </w:rPr>
+        <w:t>testcase.f</w:t>
+      </w:r>
+      <w:proofErr w:type="gramEnd"/>
+      <w:r>
+        <w:rPr>
+          <w:rFonts w:ascii="Courier New" w:hAnsi="Courier New" w:cs="Courier New"/>
+          <w:sz w:val="22"/>
+          <w:szCs w:val="22"/>
+          <w:lang w:val="en-GB"/>
+        </w:rPr>
+        <w:t>90</w:t>
       </w:r>
       <w:r>
         <w:rPr>
@@ -9072,6 +12053,7 @@
         </w:rPr>
         <w:t xml:space="preserve"> in subroutine </w:t>
       </w:r>
+      <w:proofErr w:type="spellStart"/>
       <w:r>
         <w:rPr>
           <w:rFonts w:ascii="Courier New" w:hAnsi="Courier New" w:cs="Courier New"/>
@@ -9081,12 +12063,14 @@
         </w:rPr>
         <w:t>init_model_params</w:t>
       </w:r>
+      <w:proofErr w:type="spellEnd"/>
       <w:r>
         <w:rPr>
           <w:lang w:val="en-GB"/>
         </w:rPr>
         <w:t xml:space="preserve"> and </w:t>
       </w:r>
+      <w:proofErr w:type="spellStart"/>
       <w:r>
         <w:rPr>
           <w:rFonts w:ascii="Courier New" w:hAnsi="Courier New" w:cs="Courier New"/>
@@ -9096,6 +12080,7 @@
         </w:rPr>
         <w:t>init_domain</w:t>
       </w:r>
+      <w:proofErr w:type="spellEnd"/>
       <w:r>
         <w:rPr>
           <w:lang w:val="en-GB"/>
@@ -9123,6 +12108,7 @@
         </w:rPr>
         <w:t xml:space="preserve">use </w:t>
       </w:r>
+      <w:proofErr w:type="spellStart"/>
       <w:r>
         <w:rPr>
           <w:rFonts w:ascii="Courier New" w:hAnsi="Courier New" w:cs="Courier New"/>
@@ -9132,6 +12118,7 @@
         </w:rPr>
         <w:t>regrid_environment</w:t>
       </w:r>
+      <w:proofErr w:type="spellEnd"/>
       <w:r>
         <w:rPr>
           <w:lang w:val="en-GB"/>
@@ -9148,7 +12135,35 @@
         <w:rPr>
           <w:lang w:val="en-GB"/>
         </w:rPr>
-        <w:t>calculate the regridding weights and the regridding error for</w:t>
+        <w:t xml:space="preserve">calculate the </w:t>
+      </w:r>
+      <w:proofErr w:type="spellStart"/>
+      <w:r>
+        <w:rPr>
+          <w:lang w:val="en-GB"/>
+        </w:rPr>
+        <w:t>regridding</w:t>
+      </w:r>
+      <w:proofErr w:type="spellEnd"/>
+      <w:r>
+        <w:rPr>
+          <w:lang w:val="en-GB"/>
+        </w:rPr>
+        <w:t xml:space="preserve"> weights and the </w:t>
+      </w:r>
+      <w:proofErr w:type="spellStart"/>
+      <w:r>
+        <w:rPr>
+          <w:lang w:val="en-GB"/>
+        </w:rPr>
+        <w:t>regridding</w:t>
+      </w:r>
+      <w:proofErr w:type="spellEnd"/>
+      <w:r>
+        <w:rPr>
+          <w:lang w:val="en-GB"/>
+        </w:rPr>
+        <w:t xml:space="preserve"> error for</w:t>
       </w:r>
       <w:r>
         <w:rPr>
@@ -9160,8 +12175,16 @@
         <w:rPr>
           <w:lang w:val="en-GB"/>
         </w:rPr>
-        <w:t>, and therefore evaluate the quality of your regriddings</w:t>
-      </w:r>
+        <w:t xml:space="preserve">, and therefore evaluate the quality of your </w:t>
+      </w:r>
+      <w:proofErr w:type="spellStart"/>
+      <w:r>
+        <w:rPr>
+          <w:lang w:val="en-GB"/>
+        </w:rPr>
+        <w:t>regriddings</w:t>
+      </w:r>
+      <w:proofErr w:type="spellEnd"/>
       <w:r>
         <w:rPr>
           <w:lang w:val="en-GB"/>
@@ -9184,7 +12207,14 @@
         <w:rPr>
           <w:lang w:val="en-GB"/>
         </w:rPr>
-        <w:t xml:space="preserve"> what a “good” re</w:t>
+        <w:t xml:space="preserve"> what a “good” </w:t>
+      </w:r>
+      <w:proofErr w:type="spellStart"/>
+      <w:r>
+        <w:rPr>
+          <w:lang w:val="en-GB"/>
+        </w:rPr>
+        <w:t>re</w:t>
       </w:r>
       <w:r>
         <w:rPr>
@@ -9196,7 +12226,14 @@
         <w:rPr>
           <w:lang w:val="en-GB"/>
         </w:rPr>
-        <w:t xml:space="preserve">ing </w:t>
+        <w:t>ing</w:t>
+      </w:r>
+      <w:proofErr w:type="spellEnd"/>
+      <w:r>
+        <w:rPr>
+          <w:lang w:val="en-GB"/>
+        </w:rPr>
+        <w:t xml:space="preserve"> </w:t>
       </w:r>
       <w:r>
         <w:rPr>
@@ -9222,6 +12259,7 @@
         </w:rPr>
         <w:t xml:space="preserve">. But at least, </w:t>
       </w:r>
+      <w:proofErr w:type="spellStart"/>
       <w:r>
         <w:rPr>
           <w:rFonts w:ascii="Courier New" w:hAnsi="Courier New" w:cs="Courier New"/>
@@ -9231,6 +12269,7 @@
         </w:rPr>
         <w:t>regrid_environment</w:t>
       </w:r>
+      <w:proofErr w:type="spellEnd"/>
       <w:r>
         <w:rPr>
           <w:lang w:val="en-GB"/>
@@ -9247,7 +12286,22 @@
         <w:rPr>
           <w:lang w:val="en-GB"/>
         </w:rPr>
-        <w:t xml:space="preserve"> and regriddings </w:t>
+        <w:t xml:space="preserve"> and </w:t>
+      </w:r>
+      <w:proofErr w:type="spellStart"/>
+      <w:proofErr w:type="gramStart"/>
+      <w:r>
+        <w:rPr>
+          <w:lang w:val="en-GB"/>
+        </w:rPr>
+        <w:t>regriddings</w:t>
+      </w:r>
+      <w:proofErr w:type="spellEnd"/>
+      <w:r>
+        <w:rPr>
+          <w:lang w:val="en-GB"/>
+        </w:rPr>
+        <w:t xml:space="preserve"> </w:t>
       </w:r>
       <w:r>
         <w:rPr>
@@ -9255,6 +12309,7 @@
         </w:rPr>
         <w:t>.</w:t>
       </w:r>
+      <w:proofErr w:type="gramEnd"/>
       <w:r>
         <w:rPr>
           <w:lang w:val="en-GB"/>
@@ -9306,7 +12361,7 @@
         </w:rPr>
         <w:t>(</w:t>
       </w:r>
-      <w:hyperlink r:id="rId14" w:history="1">
+      <w:hyperlink r:id="rId15" w:history="1">
         <w:r>
           <w:rPr>
             <w:rStyle w:val="Hyperlink"/>
@@ -9396,7 +12451,35 @@
         <w:rPr>
           <w:lang w:val="en-GB"/>
         </w:rPr>
-        <w:t>Collins, N., Theurich, G., DeLuca, C., Suarez, M., Trayanov, A., Balaji, V., Li, P., Yang, W., Hill, C. and da Silva, A.</w:t>
+        <w:t xml:space="preserve">Collins, N., </w:t>
+      </w:r>
+      <w:proofErr w:type="spellStart"/>
+      <w:r>
+        <w:rPr>
+          <w:lang w:val="en-GB"/>
+        </w:rPr>
+        <w:t>Theurich</w:t>
+      </w:r>
+      <w:proofErr w:type="spellEnd"/>
+      <w:r>
+        <w:rPr>
+          <w:lang w:val="en-GB"/>
+        </w:rPr>
+        <w:t xml:space="preserve">, G., DeLuca, C., Suarez, M., </w:t>
+      </w:r>
+      <w:proofErr w:type="spellStart"/>
+      <w:r>
+        <w:rPr>
+          <w:lang w:val="en-GB"/>
+        </w:rPr>
+        <w:t>Trayanov</w:t>
+      </w:r>
+      <w:proofErr w:type="spellEnd"/>
+      <w:r>
+        <w:rPr>
+          <w:lang w:val="en-GB"/>
+        </w:rPr>
+        <w:t>, A., Balaji, V., Li, P., Yang, W., Hill, C. and da Silva, A.</w:t>
       </w:r>
       <w:r>
         <w:rPr>
@@ -9408,7 +12491,49 @@
         <w:rPr>
           <w:lang w:val="en-GB"/>
         </w:rPr>
-        <w:t>: Design and Implementation of Components in the Earth System Modeling Framework, Int. J. High Perfor. Comput. Apps, 19 (3), 341–350.</w:t>
+        <w:t xml:space="preserve">: Design and Implementation of Components in the Earth System </w:t>
+      </w:r>
+      <w:proofErr w:type="spellStart"/>
+      <w:r>
+        <w:rPr>
+          <w:lang w:val="en-GB"/>
+        </w:rPr>
+        <w:t>Modeling</w:t>
+      </w:r>
+      <w:proofErr w:type="spellEnd"/>
+      <w:r>
+        <w:rPr>
+          <w:lang w:val="en-GB"/>
+        </w:rPr>
+        <w:t xml:space="preserve"> Framework, Int. J. High </w:t>
+      </w:r>
+      <w:proofErr w:type="spellStart"/>
+      <w:r>
+        <w:rPr>
+          <w:lang w:val="en-GB"/>
+        </w:rPr>
+        <w:t>Perfor</w:t>
+      </w:r>
+      <w:proofErr w:type="spellEnd"/>
+      <w:r>
+        <w:rPr>
+          <w:lang w:val="en-GB"/>
+        </w:rPr>
+        <w:t xml:space="preserve">. </w:t>
+      </w:r>
+      <w:proofErr w:type="spellStart"/>
+      <w:r>
+        <w:rPr>
+          <w:lang w:val="en-GB"/>
+        </w:rPr>
+        <w:t>Comput</w:t>
+      </w:r>
+      <w:proofErr w:type="spellEnd"/>
+      <w:r>
+        <w:rPr>
+          <w:lang w:val="en-GB"/>
+        </w:rPr>
+        <w:t>. Apps, 19 (3), 341–350.</w:t>
       </w:r>
     </w:p>
     <w:p>
@@ -9447,11 +12572,19 @@
       <w:pPr>
         <w:spacing w:before="120"/>
       </w:pPr>
-      <w:r>
-        <w:rPr>
-          <w:lang w:val="en-GB"/>
-        </w:rPr>
-        <w:t>Jonville, G. and Valcke, S.</w:t>
+      <w:proofErr w:type="spellStart"/>
+      <w:r>
+        <w:rPr>
+          <w:lang w:val="en-GB"/>
+        </w:rPr>
+        <w:t>Jonville</w:t>
+      </w:r>
+      <w:proofErr w:type="spellEnd"/>
+      <w:r>
+        <w:rPr>
+          <w:lang w:val="en-GB"/>
+        </w:rPr>
+        <w:t>, G. and Valcke, S.</w:t>
       </w:r>
       <w:r>
         <w:rPr>
@@ -9463,9 +12596,23 @@
         <w:rPr>
           <w:lang w:val="en-GB"/>
         </w:rPr>
-        <w:t xml:space="preserve">: Analysis of SCRIP conservative remapping in OASIS3-MCT – Part B, Technical Report TR/CMGC/19-155, Cerfacs, France. </w:t>
-      </w:r>
-      <w:hyperlink r:id="rId15" w:history="1">
+        <w:t xml:space="preserve">: Analysis of SCRIP conservative remapping in OASIS3-MCT – Part B, Technical Report TR/CMGC/19-155, </w:t>
+      </w:r>
+      <w:proofErr w:type="spellStart"/>
+      <w:r>
+        <w:rPr>
+          <w:lang w:val="en-GB"/>
+        </w:rPr>
+        <w:t>Cerfacs</w:t>
+      </w:r>
+      <w:proofErr w:type="spellEnd"/>
+      <w:r>
+        <w:rPr>
+          <w:lang w:val="en-GB"/>
+        </w:rPr>
+        <w:t xml:space="preserve">, France. </w:t>
+      </w:r>
+      <w:hyperlink r:id="rId16" w:history="1">
         <w:r>
           <w:rPr>
             <w:rStyle w:val="Hyperlink"/>
@@ -9478,10 +12625,71 @@
       <w:pPr>
         <w:spacing w:before="120"/>
       </w:pPr>
-      <w:r>
-        <w:t xml:space="preserve">Piacentini, A., Maisonnave, E., Jonville, G., Coquart, L. and Valcke, S. 2018: A parallel SCRIP interpolation library for OASIS, Technical Report TR/CMGC/18-34, Cerfacs, France. </w:t>
-      </w:r>
-      <w:hyperlink r:id="rId16" w:history="1">
+      <w:proofErr w:type="spellStart"/>
+      <w:r>
+        <w:t>Piacentini</w:t>
+      </w:r>
+      <w:proofErr w:type="spellEnd"/>
+      <w:r>
+        <w:t xml:space="preserve">, A., Maisonnave, E., </w:t>
+      </w:r>
+      <w:proofErr w:type="spellStart"/>
+      <w:r>
+        <w:t>Jonville</w:t>
+      </w:r>
+      <w:proofErr w:type="spellEnd"/>
+      <w:r>
+        <w:t xml:space="preserve">, G., Coquart, L. and </w:t>
+      </w:r>
+      <w:proofErr w:type="spellStart"/>
+      <w:r>
+        <w:t>Valcke</w:t>
+      </w:r>
+      <w:proofErr w:type="spellEnd"/>
+      <w:r>
+        <w:t>, S. </w:t>
+      </w:r>
+      <w:proofErr w:type="gramStart"/>
+      <w:r>
+        <w:t>2018:</w:t>
+      </w:r>
+      <w:proofErr w:type="gramEnd"/>
+      <w:r>
+        <w:t xml:space="preserve"> A </w:t>
+      </w:r>
+      <w:proofErr w:type="spellStart"/>
+      <w:r>
+        <w:t>parallel</w:t>
+      </w:r>
+      <w:proofErr w:type="spellEnd"/>
+      <w:r>
+        <w:t xml:space="preserve"> SCRIP interpolation </w:t>
+      </w:r>
+      <w:proofErr w:type="spellStart"/>
+      <w:r>
+        <w:t>library</w:t>
+      </w:r>
+      <w:proofErr w:type="spellEnd"/>
+      <w:r>
+        <w:t xml:space="preserve"> for OASIS, </w:t>
+      </w:r>
+      <w:proofErr w:type="spellStart"/>
+      <w:r>
+        <w:t>Technical</w:t>
+      </w:r>
+      <w:proofErr w:type="spellEnd"/>
+      <w:r>
+        <w:t xml:space="preserve"> Report TR/CMGC/18-34, </w:t>
+      </w:r>
+      <w:proofErr w:type="spellStart"/>
+      <w:r>
+        <w:t>Cerfacs</w:t>
+      </w:r>
+      <w:proofErr w:type="spellEnd"/>
+      <w:r>
+        <w:t xml:space="preserve">, France. </w:t>
+      </w:r>
+      <w:hyperlink r:id="rId17" w:history="1">
         <w:r>
           <w:rPr>
             <w:rStyle w:val="Hyperlink"/>
@@ -9493,15 +12701,26 @@
     <w:p>
       <w:pPr>
         <w:spacing w:before="120"/>
-        <w:rPr>
-          <w:lang w:val="en-GB"/>
-        </w:rPr>
-      </w:pPr>
-      <w:r>
-        <w:rPr>
-          <w:lang w:val="en-GB"/>
-        </w:rPr>
-        <w:t>Valcke, S. and Piacentini, A.</w:t>
+      </w:pPr>
+      <w:r>
+        <w:rPr>
+          <w:lang w:val="en-GB"/>
+        </w:rPr>
+        <w:t xml:space="preserve">Valcke, S. and </w:t>
+      </w:r>
+      <w:proofErr w:type="spellStart"/>
+      <w:r>
+        <w:rPr>
+          <w:lang w:val="en-GB"/>
+        </w:rPr>
+        <w:t>Piacentini</w:t>
+      </w:r>
+      <w:proofErr w:type="spellEnd"/>
+      <w:r>
+        <w:rPr>
+          <w:lang w:val="en-GB"/>
+        </w:rPr>
+        <w:t>, A.</w:t>
       </w:r>
       <w:r>
         <w:rPr>
@@ -9513,7 +12732,21 @@
         <w:rPr>
           <w:lang w:val="en-GB"/>
         </w:rPr>
-        <w:t>: Analysis of SCRIP conservative remapping in OASIS3-MCT – Part A, Technical Report TR/CMGC/19-129, Cerfacs, France.</w:t>
+        <w:t xml:space="preserve">: Analysis of SCRIP conservative remapping in OASIS3-MCT – Part A, Technical Report TR/CMGC/19-129, </w:t>
+      </w:r>
+      <w:proofErr w:type="spellStart"/>
+      <w:r>
+        <w:rPr>
+          <w:lang w:val="en-GB"/>
+        </w:rPr>
+        <w:t>Cerfacs</w:t>
+      </w:r>
+      <w:proofErr w:type="spellEnd"/>
+      <w:r>
+        <w:rPr>
+          <w:lang w:val="en-GB"/>
+        </w:rPr>
+        <w:t>, France.</w:t>
       </w:r>
       <w:r>
         <w:rPr>
@@ -9521,11 +12754,10 @@
         </w:rPr>
         <w:t xml:space="preserve"> </w:t>
       </w:r>
-      <w:hyperlink r:id="rId17" w:history="1">
+      <w:hyperlink r:id="rId18" w:history="1">
         <w:r>
           <w:rPr>
             <w:rStyle w:val="Hyperlink"/>
-            <w:lang w:val="en-GB"/>
           </w:rPr>
           <w:t>https://oasis.cerfacs.fr/wp-content/uploads/sites/114/2021/08/GLOBC_TR_Valcke-SCRIP_CONSERV_TRNORM_partA_2019.pdf</w:t>
         </w:r>
@@ -9542,13 +12774,41 @@
         <w:rPr>
           <w:lang w:val="en-GB"/>
         </w:rPr>
-        <w:t>Valcke, S., Piacentini, A.</w:t>
-      </w:r>
-      <w:r>
-        <w:rPr>
-          <w:lang w:val="en-GB"/>
-        </w:rPr>
-        <w:t xml:space="preserve"> and Jonville, G. </w:t>
+        <w:t xml:space="preserve">Valcke, S., </w:t>
+      </w:r>
+      <w:proofErr w:type="spellStart"/>
+      <w:r>
+        <w:rPr>
+          <w:lang w:val="en-GB"/>
+        </w:rPr>
+        <w:t>Piacentini</w:t>
+      </w:r>
+      <w:proofErr w:type="spellEnd"/>
+      <w:r>
+        <w:rPr>
+          <w:lang w:val="en-GB"/>
+        </w:rPr>
+        <w:t>, A.</w:t>
+      </w:r>
+      <w:r>
+        <w:rPr>
+          <w:lang w:val="en-GB"/>
+        </w:rPr>
+        <w:t xml:space="preserve"> and </w:t>
+      </w:r>
+      <w:proofErr w:type="spellStart"/>
+      <w:r>
+        <w:rPr>
+          <w:lang w:val="en-GB"/>
+        </w:rPr>
+        <w:t>Jonville</w:t>
+      </w:r>
+      <w:proofErr w:type="spellEnd"/>
+      <w:r>
+        <w:rPr>
+          <w:lang w:val="en-GB"/>
+        </w:rPr>
+        <w:t xml:space="preserve">, G. </w:t>
       </w:r>
       <w:r>
         <w:rPr>
@@ -9560,19 +12820,49 @@
         <w:rPr>
           <w:lang w:val="en-GB"/>
         </w:rPr>
-        <w:t>Benchmarking of regridding libraries used in Earth System Modelling</w:t>
-      </w:r>
-      <w:r>
-        <w:rPr>
-          <w:lang w:val="en-GB"/>
-        </w:rPr>
-        <w:t>: SCRIP, YAC, ESMF and XIOS,</w:t>
-      </w:r>
-      <w:r>
-        <w:rPr>
-          <w:lang w:val="en-GB"/>
-        </w:rPr>
-        <w:t>Technical Report TR/CMGC/</w:t>
+        <w:t xml:space="preserve">Benchmarking of </w:t>
+      </w:r>
+      <w:proofErr w:type="spellStart"/>
+      <w:r>
+        <w:rPr>
+          <w:lang w:val="en-GB"/>
+        </w:rPr>
+        <w:t>regridding</w:t>
+      </w:r>
+      <w:proofErr w:type="spellEnd"/>
+      <w:r>
+        <w:rPr>
+          <w:lang w:val="en-GB"/>
+        </w:rPr>
+        <w:t xml:space="preserve"> libraries used in Earth System Modelling</w:t>
+      </w:r>
+      <w:r>
+        <w:rPr>
+          <w:lang w:val="en-GB"/>
+        </w:rPr>
+        <w:t xml:space="preserve">: SCRIP, YAC, ESMF and </w:t>
+      </w:r>
+      <w:proofErr w:type="spellStart"/>
+      <w:proofErr w:type="gramStart"/>
+      <w:r>
+        <w:rPr>
+          <w:lang w:val="en-GB"/>
+        </w:rPr>
+        <w:t>XIOS,</w:t>
+      </w:r>
+      <w:r>
+        <w:rPr>
+          <w:lang w:val="en-GB"/>
+        </w:rPr>
+        <w:t>Technical</w:t>
+      </w:r>
+      <w:proofErr w:type="spellEnd"/>
+      <w:proofErr w:type="gramEnd"/>
+      <w:r>
+        <w:rPr>
+          <w:lang w:val="en-GB"/>
+        </w:rPr>
+        <w:t xml:space="preserve"> Report TR/CMGC/</w:t>
       </w:r>
       <w:r>
         <w:rPr>
@@ -9584,7 +12874,21 @@
         <w:rPr>
           <w:lang w:val="en-GB"/>
         </w:rPr>
-        <w:t xml:space="preserve">, Cerfacs, France. </w:t>
+        <w:t xml:space="preserve">, </w:t>
+      </w:r>
+      <w:proofErr w:type="spellStart"/>
+      <w:r>
+        <w:rPr>
+          <w:lang w:val="en-GB"/>
+        </w:rPr>
+        <w:t>Cerfacs</w:t>
+      </w:r>
+      <w:proofErr w:type="spellEnd"/>
+      <w:r>
+        <w:rPr>
+          <w:lang w:val="en-GB"/>
+        </w:rPr>
+        <w:t xml:space="preserve">, France. </w:t>
       </w:r>
       <w:r>
         <w:rPr>
@@ -9615,12 +12919,12 @@
       </w:pPr>
     </w:p>
     <w:sectPr>
-      <w:headerReference w:type="even" r:id="rId18"/>
-      <w:headerReference w:type="default" r:id="rId19"/>
-      <w:footerReference w:type="even" r:id="rId20"/>
-      <w:footerReference w:type="default" r:id="rId21"/>
-      <w:headerReference w:type="first" r:id="rId22"/>
-      <w:footerReference w:type="first" r:id="rId23"/>
+      <w:headerReference w:type="even" r:id="rId19"/>
+      <w:headerReference w:type="default" r:id="rId20"/>
+      <w:footerReference w:type="even" r:id="rId21"/>
+      <w:footerReference w:type="default" r:id="rId22"/>
+      <w:headerReference w:type="first" r:id="rId23"/>
+      <w:footerReference w:type="first" r:id="rId24"/>
       <w:pgSz w:w="11906" w:h="16838"/>
       <w:pgMar w:top="180" w:right="1106" w:bottom="1417" w:left="1417" w:header="720" w:footer="708" w:gutter="0"/>
       <w:cols w:space="720"/>
@@ -9631,7 +12935,7 @@
 </file>
 
 <file path=word/endnotes.xml><?xml version="1.0" encoding="utf-8"?>
-<w:endnotes xmlns:wpc="http://schemas.microsoft.com/office/word/2010/wordprocessingCanvas" xmlns:cx="http://schemas.microsoft.com/office/drawing/2014/chartex" xmlns:cx1="http://schemas.microsoft.com/office/drawing/2015/9/8/chartex" xmlns:cx2="http://schemas.microsoft.com/office/drawing/2015/10/21/chartex" xmlns:cx3="http://schemas.microsoft.com/office/drawing/2016/5/9/chartex" xmlns:cx4="http://schemas.microsoft.com/office/drawing/2016/5/10/chartex" xmlns:cx5="http://schemas.microsoft.com/office/drawing/2016/5/11/chartex" xmlns:cx6="http://schemas.microsoft.com/office/drawing/2016/5/12/chartex" xmlns:cx7="http://schemas.microsoft.com/office/drawing/2016/5/13/chartex" xmlns:cx8="http://schemas.microsoft.com/office/drawing/2016/5/14/chartex" xmlns:mc="http://schemas.openxmlformats.org/markup-compatibility/2006" xmlns:aink="http://schemas.microsoft.com/office/drawing/2016/ink" xmlns:am3d="http://schemas.microsoft.com/office/drawing/2017/model3d" xmlns:o="urn:schemas-microsoft-com:office:office" xmlns:r="http://schemas.openxmlformats.org/officeDocument/2006/relationships" xmlns:m="http://schemas.openxmlformats.org/officeDocument/2006/math" xmlns:v="urn:schemas-microsoft-com:vml" xmlns:wp14="http://schemas.microsoft.com/office/word/2010/wordprocessingDrawing" xmlns:wp="http://schemas.openxmlformats.org/drawingml/2006/wordprocessingDrawing" xmlns:w10="urn:schemas-microsoft-com:office:word" xmlns:w="http://schemas.openxmlformats.org/wordprocessingml/2006/main" xmlns:w14="http://schemas.microsoft.com/office/word/2010/wordml" xmlns:w15="http://schemas.microsoft.com/office/word/2012/wordml" xmlns:w16cex="http://schemas.microsoft.com/office/word/2018/wordml/cex" xmlns:w16cid="http://schemas.microsoft.com/office/word/2016/wordml/cid" xmlns:w16="http://schemas.microsoft.com/office/word/2018/wordml" xmlns:w16sdtdh="http://schemas.microsoft.com/office/word/2020/wordml/sdtdatahash" xmlns:w16se="http://schemas.microsoft.com/office/word/2015/wordml/symex" xmlns:wpg="http://schemas.microsoft.com/office/word/2010/wordprocessingGroup" xmlns:wpi="http://schemas.microsoft.com/office/word/2010/wordprocessingInk" xmlns:wne="http://schemas.microsoft.com/office/word/2006/wordml" xmlns:wps="http://schemas.microsoft.com/office/word/2010/wordprocessingShape" mc:Ignorable="w14 w15 w16se w16cid w16 w16cex w16sdtdh wp14">
+<w:endnotes xmlns:wpc="http://schemas.microsoft.com/office/word/2010/wordprocessingCanvas" xmlns:cx="http://schemas.microsoft.com/office/drawing/2014/chartex" xmlns:cx1="http://schemas.microsoft.com/office/drawing/2015/9/8/chartex" xmlns:cx2="http://schemas.microsoft.com/office/drawing/2015/10/21/chartex" xmlns:cx3="http://schemas.microsoft.com/office/drawing/2016/5/9/chartex" xmlns:cx4="http://schemas.microsoft.com/office/drawing/2016/5/10/chartex" xmlns:cx5="http://schemas.microsoft.com/office/drawing/2016/5/11/chartex" xmlns:cx6="http://schemas.microsoft.com/office/drawing/2016/5/12/chartex" xmlns:cx7="http://schemas.microsoft.com/office/drawing/2016/5/13/chartex" xmlns:cx8="http://schemas.microsoft.com/office/drawing/2016/5/14/chartex" xmlns:mc="http://schemas.openxmlformats.org/markup-compatibility/2006" xmlns:aink="http://schemas.microsoft.com/office/drawing/2016/ink" xmlns:am3d="http://schemas.microsoft.com/office/drawing/2017/model3d" xmlns:o="urn:schemas-microsoft-com:office:office" xmlns:oel="http://schemas.microsoft.com/office/2019/extlst" xmlns:r="http://schemas.openxmlformats.org/officeDocument/2006/relationships" xmlns:m="http://schemas.openxmlformats.org/officeDocument/2006/math" xmlns:v="urn:schemas-microsoft-com:vml" xmlns:wp14="http://schemas.microsoft.com/office/word/2010/wordprocessingDrawing" xmlns:wp="http://schemas.openxmlformats.org/drawingml/2006/wordprocessingDrawing" xmlns:w10="urn:schemas-microsoft-com:office:word" xmlns:w="http://schemas.openxmlformats.org/wordprocessingml/2006/main" xmlns:w14="http://schemas.microsoft.com/office/word/2010/wordml" xmlns:w15="http://schemas.microsoft.com/office/word/2012/wordml" xmlns:w16cex="http://schemas.microsoft.com/office/word/2018/wordml/cex" xmlns:w16cid="http://schemas.microsoft.com/office/word/2016/wordml/cid" xmlns:w16="http://schemas.microsoft.com/office/word/2018/wordml" xmlns:w16sdtdh="http://schemas.microsoft.com/office/word/2020/wordml/sdtdatahash" xmlns:w16se="http://schemas.microsoft.com/office/word/2015/wordml/symex" xmlns:wpg="http://schemas.microsoft.com/office/word/2010/wordprocessingGroup" xmlns:wpi="http://schemas.microsoft.com/office/word/2010/wordprocessingInk" xmlns:wne="http://schemas.microsoft.com/office/word/2006/wordml" xmlns:wps="http://schemas.microsoft.com/office/word/2010/wordprocessingShape" mc:Ignorable="w14 w15 w16se w16cid w16 w16cex w16sdtdh wp14">
   <w:endnote w:type="separator" w:id="-1">
     <w:p>
       <w:r>
@@ -9650,7 +12954,7 @@
 </file>
 
 <file path=word/footer1.xml><?xml version="1.0" encoding="utf-8"?>
-<w:ftr xmlns:wpc="http://schemas.microsoft.com/office/word/2010/wordprocessingCanvas" xmlns:cx="http://schemas.microsoft.com/office/drawing/2014/chartex" xmlns:cx1="http://schemas.microsoft.com/office/drawing/2015/9/8/chartex" xmlns:cx2="http://schemas.microsoft.com/office/drawing/2015/10/21/chartex" xmlns:cx3="http://schemas.microsoft.com/office/drawing/2016/5/9/chartex" xmlns:cx4="http://schemas.microsoft.com/office/drawing/2016/5/10/chartex" xmlns:cx5="http://schemas.microsoft.com/office/drawing/2016/5/11/chartex" xmlns:cx6="http://schemas.microsoft.com/office/drawing/2016/5/12/chartex" xmlns:cx7="http://schemas.microsoft.com/office/drawing/2016/5/13/chartex" xmlns:cx8="http://schemas.microsoft.com/office/drawing/2016/5/14/chartex" xmlns:mc="http://schemas.openxmlformats.org/markup-compatibility/2006" xmlns:aink="http://schemas.microsoft.com/office/drawing/2016/ink" xmlns:am3d="http://schemas.microsoft.com/office/drawing/2017/model3d" xmlns:o="urn:schemas-microsoft-com:office:office" xmlns:r="http://schemas.openxmlformats.org/officeDocument/2006/relationships" xmlns:m="http://schemas.openxmlformats.org/officeDocument/2006/math" xmlns:v="urn:schemas-microsoft-com:vml" xmlns:wp14="http://schemas.microsoft.com/office/word/2010/wordprocessingDrawing" xmlns:wp="http://schemas.openxmlformats.org/drawingml/2006/wordprocessingDrawing" xmlns:w10="urn:schemas-microsoft-com:office:word" xmlns:w="http://schemas.openxmlformats.org/wordprocessingml/2006/main" xmlns:w14="http://schemas.microsoft.com/office/word/2010/wordml" xmlns:w15="http://schemas.microsoft.com/office/word/2012/wordml" xmlns:w16cex="http://schemas.microsoft.com/office/word/2018/wordml/cex" xmlns:w16cid="http://schemas.microsoft.com/office/word/2016/wordml/cid" xmlns:w16="http://schemas.microsoft.com/office/word/2018/wordml" xmlns:w16sdtdh="http://schemas.microsoft.com/office/word/2020/wordml/sdtdatahash" xmlns:w16se="http://schemas.microsoft.com/office/word/2015/wordml/symex" xmlns:wpg="http://schemas.microsoft.com/office/word/2010/wordprocessingGroup" xmlns:wpi="http://schemas.microsoft.com/office/word/2010/wordprocessingInk" xmlns:wne="http://schemas.microsoft.com/office/word/2006/wordml" xmlns:wps="http://schemas.microsoft.com/office/word/2010/wordprocessingShape" mc:Ignorable="w14 w15 w16se w16cid w16 w16cex w16sdtdh wp14">
+<w:ftr xmlns:wpc="http://schemas.microsoft.com/office/word/2010/wordprocessingCanvas" xmlns:cx="http://schemas.microsoft.com/office/drawing/2014/chartex" xmlns:cx1="http://schemas.microsoft.com/office/drawing/2015/9/8/chartex" xmlns:cx2="http://schemas.microsoft.com/office/drawing/2015/10/21/chartex" xmlns:cx3="http://schemas.microsoft.com/office/drawing/2016/5/9/chartex" xmlns:cx4="http://schemas.microsoft.com/office/drawing/2016/5/10/chartex" xmlns:cx5="http://schemas.microsoft.com/office/drawing/2016/5/11/chartex" xmlns:cx6="http://schemas.microsoft.com/office/drawing/2016/5/12/chartex" xmlns:cx7="http://schemas.microsoft.com/office/drawing/2016/5/13/chartex" xmlns:cx8="http://schemas.microsoft.com/office/drawing/2016/5/14/chartex" xmlns:mc="http://schemas.openxmlformats.org/markup-compatibility/2006" xmlns:aink="http://schemas.microsoft.com/office/drawing/2016/ink" xmlns:am3d="http://schemas.microsoft.com/office/drawing/2017/model3d" xmlns:o="urn:schemas-microsoft-com:office:office" xmlns:oel="http://schemas.microsoft.com/office/2019/extlst" xmlns:r="http://schemas.openxmlformats.org/officeDocument/2006/relationships" xmlns:m="http://schemas.openxmlformats.org/officeDocument/2006/math" xmlns:v="urn:schemas-microsoft-com:vml" xmlns:wp14="http://schemas.microsoft.com/office/word/2010/wordprocessingDrawing" xmlns:wp="http://schemas.openxmlformats.org/drawingml/2006/wordprocessingDrawing" xmlns:w10="urn:schemas-microsoft-com:office:word" xmlns:w="http://schemas.openxmlformats.org/wordprocessingml/2006/main" xmlns:w14="http://schemas.microsoft.com/office/word/2010/wordml" xmlns:w15="http://schemas.microsoft.com/office/word/2012/wordml" xmlns:w16cex="http://schemas.microsoft.com/office/word/2018/wordml/cex" xmlns:w16cid="http://schemas.microsoft.com/office/word/2016/wordml/cid" xmlns:w16="http://schemas.microsoft.com/office/word/2018/wordml" xmlns:w16sdtdh="http://schemas.microsoft.com/office/word/2020/wordml/sdtdatahash" xmlns:w16se="http://schemas.microsoft.com/office/word/2015/wordml/symex" xmlns:wpg="http://schemas.microsoft.com/office/word/2010/wordprocessingGroup" xmlns:wpi="http://schemas.microsoft.com/office/word/2010/wordprocessingInk" xmlns:wne="http://schemas.microsoft.com/office/word/2006/wordml" xmlns:wps="http://schemas.microsoft.com/office/word/2010/wordprocessingShape" mc:Ignorable="w14 w15 w16se w16cid w16 w16cex w16sdtdh wp14">
   <w:p>
     <w:pPr>
       <w:pStyle w:val="Footer"/>
@@ -9660,7 +12964,7 @@
 </file>
 
 <file path=word/footer2.xml><?xml version="1.0" encoding="utf-8"?>
-<w:ftr xmlns:wpc="http://schemas.microsoft.com/office/word/2010/wordprocessingCanvas" xmlns:cx="http://schemas.microsoft.com/office/drawing/2014/chartex" xmlns:cx1="http://schemas.microsoft.com/office/drawing/2015/9/8/chartex" xmlns:cx2="http://schemas.microsoft.com/office/drawing/2015/10/21/chartex" xmlns:cx3="http://schemas.microsoft.com/office/drawing/2016/5/9/chartex" xmlns:cx4="http://schemas.microsoft.com/office/drawing/2016/5/10/chartex" xmlns:cx5="http://schemas.microsoft.com/office/drawing/2016/5/11/chartex" xmlns:cx6="http://schemas.microsoft.com/office/drawing/2016/5/12/chartex" xmlns:cx7="http://schemas.microsoft.com/office/drawing/2016/5/13/chartex" xmlns:cx8="http://schemas.microsoft.com/office/drawing/2016/5/14/chartex" xmlns:mc="http://schemas.openxmlformats.org/markup-compatibility/2006" xmlns:aink="http://schemas.microsoft.com/office/drawing/2016/ink" xmlns:am3d="http://schemas.microsoft.com/office/drawing/2017/model3d" xmlns:o="urn:schemas-microsoft-com:office:office" xmlns:r="http://schemas.openxmlformats.org/officeDocument/2006/relationships" xmlns:m="http://schemas.openxmlformats.org/officeDocument/2006/math" xmlns:v="urn:schemas-microsoft-com:vml" xmlns:wp14="http://schemas.microsoft.com/office/word/2010/wordprocessingDrawing" xmlns:wp="http://schemas.openxmlformats.org/drawingml/2006/wordprocessingDrawing" xmlns:w10="urn:schemas-microsoft-com:office:word" xmlns:w="http://schemas.openxmlformats.org/wordprocessingml/2006/main" xmlns:w14="http://schemas.microsoft.com/office/word/2010/wordml" xmlns:w15="http://schemas.microsoft.com/office/word/2012/wordml" xmlns:w16cex="http://schemas.microsoft.com/office/word/2018/wordml/cex" xmlns:w16cid="http://schemas.microsoft.com/office/word/2016/wordml/cid" xmlns:w16="http://schemas.microsoft.com/office/word/2018/wordml" xmlns:w16sdtdh="http://schemas.microsoft.com/office/word/2020/wordml/sdtdatahash" xmlns:w16se="http://schemas.microsoft.com/office/word/2015/wordml/symex" xmlns:wpg="http://schemas.microsoft.com/office/word/2010/wordprocessingGroup" xmlns:wpi="http://schemas.microsoft.com/office/word/2010/wordprocessingInk" xmlns:wne="http://schemas.microsoft.com/office/word/2006/wordml" xmlns:wps="http://schemas.microsoft.com/office/word/2010/wordprocessingShape" mc:Ignorable="w14 w15 w16se w16cid w16 w16cex w16sdtdh wp14">
+<w:ftr xmlns:wpc="http://schemas.microsoft.com/office/word/2010/wordprocessingCanvas" xmlns:cx="http://schemas.microsoft.com/office/drawing/2014/chartex" xmlns:cx1="http://schemas.microsoft.com/office/drawing/2015/9/8/chartex" xmlns:cx2="http://schemas.microsoft.com/office/drawing/2015/10/21/chartex" xmlns:cx3="http://schemas.microsoft.com/office/drawing/2016/5/9/chartex" xmlns:cx4="http://schemas.microsoft.com/office/drawing/2016/5/10/chartex" xmlns:cx5="http://schemas.microsoft.com/office/drawing/2016/5/11/chartex" xmlns:cx6="http://schemas.microsoft.com/office/drawing/2016/5/12/chartex" xmlns:cx7="http://schemas.microsoft.com/office/drawing/2016/5/13/chartex" xmlns:cx8="http://schemas.microsoft.com/office/drawing/2016/5/14/chartex" xmlns:mc="http://schemas.openxmlformats.org/markup-compatibility/2006" xmlns:aink="http://schemas.microsoft.com/office/drawing/2016/ink" xmlns:am3d="http://schemas.microsoft.com/office/drawing/2017/model3d" xmlns:o="urn:schemas-microsoft-com:office:office" xmlns:oel="http://schemas.microsoft.com/office/2019/extlst" xmlns:r="http://schemas.openxmlformats.org/officeDocument/2006/relationships" xmlns:m="http://schemas.openxmlformats.org/officeDocument/2006/math" xmlns:v="urn:schemas-microsoft-com:vml" xmlns:wp14="http://schemas.microsoft.com/office/word/2010/wordprocessingDrawing" xmlns:wp="http://schemas.openxmlformats.org/drawingml/2006/wordprocessingDrawing" xmlns:w10="urn:schemas-microsoft-com:office:word" xmlns:w="http://schemas.openxmlformats.org/wordprocessingml/2006/main" xmlns:w14="http://schemas.microsoft.com/office/word/2010/wordml" xmlns:w15="http://schemas.microsoft.com/office/word/2012/wordml" xmlns:w16cex="http://schemas.microsoft.com/office/word/2018/wordml/cex" xmlns:w16cid="http://schemas.microsoft.com/office/word/2016/wordml/cid" xmlns:w16="http://schemas.microsoft.com/office/word/2018/wordml" xmlns:w16sdtdh="http://schemas.microsoft.com/office/word/2020/wordml/sdtdatahash" xmlns:w16se="http://schemas.microsoft.com/office/word/2015/wordml/symex" xmlns:wpg="http://schemas.microsoft.com/office/word/2010/wordprocessingGroup" xmlns:wpi="http://schemas.microsoft.com/office/word/2010/wordprocessingInk" xmlns:wne="http://schemas.microsoft.com/office/word/2006/wordml" xmlns:wps="http://schemas.microsoft.com/office/word/2010/wordprocessingShape" mc:Ignorable="w14 w15 w16se w16cid w16 w16cex w16sdtdh wp14">
   <w:p>
     <w:pPr>
       <w:pStyle w:val="Footer"/>
@@ -9700,7 +13004,7 @@
 </file>
 
 <file path=word/footer3.xml><?xml version="1.0" encoding="utf-8"?>
-<w:ftr xmlns:wpc="http://schemas.microsoft.com/office/word/2010/wordprocessingCanvas" xmlns:cx="http://schemas.microsoft.com/office/drawing/2014/chartex" xmlns:cx1="http://schemas.microsoft.com/office/drawing/2015/9/8/chartex" xmlns:cx2="http://schemas.microsoft.com/office/drawing/2015/10/21/chartex" xmlns:cx3="http://schemas.microsoft.com/office/drawing/2016/5/9/chartex" xmlns:cx4="http://schemas.microsoft.com/office/drawing/2016/5/10/chartex" xmlns:cx5="http://schemas.microsoft.com/office/drawing/2016/5/11/chartex" xmlns:cx6="http://schemas.microsoft.com/office/drawing/2016/5/12/chartex" xmlns:cx7="http://schemas.microsoft.com/office/drawing/2016/5/13/chartex" xmlns:cx8="http://schemas.microsoft.com/office/drawing/2016/5/14/chartex" xmlns:mc="http://schemas.openxmlformats.org/markup-compatibility/2006" xmlns:aink="http://schemas.microsoft.com/office/drawing/2016/ink" xmlns:am3d="http://schemas.microsoft.com/office/drawing/2017/model3d" xmlns:o="urn:schemas-microsoft-com:office:office" xmlns:r="http://schemas.openxmlformats.org/officeDocument/2006/relationships" xmlns:m="http://schemas.openxmlformats.org/officeDocument/2006/math" xmlns:v="urn:schemas-microsoft-com:vml" xmlns:wp14="http://schemas.microsoft.com/office/word/2010/wordprocessingDrawing" xmlns:wp="http://schemas.openxmlformats.org/drawingml/2006/wordprocessingDrawing" xmlns:w10="urn:schemas-microsoft-com:office:word" xmlns:w="http://schemas.openxmlformats.org/wordprocessingml/2006/main" xmlns:w14="http://schemas.microsoft.com/office/word/2010/wordml" xmlns:w15="http://schemas.microsoft.com/office/word/2012/wordml" xmlns:w16cex="http://schemas.microsoft.com/office/word/2018/wordml/cex" xmlns:w16cid="http://schemas.microsoft.com/office/word/2016/wordml/cid" xmlns:w16="http://schemas.microsoft.com/office/word/2018/wordml" xmlns:w16sdtdh="http://schemas.microsoft.com/office/word/2020/wordml/sdtdatahash" xmlns:w16se="http://schemas.microsoft.com/office/word/2015/wordml/symex" xmlns:wpg="http://schemas.microsoft.com/office/word/2010/wordprocessingGroup" xmlns:wpi="http://schemas.microsoft.com/office/word/2010/wordprocessingInk" xmlns:wne="http://schemas.microsoft.com/office/word/2006/wordml" xmlns:wps="http://schemas.microsoft.com/office/word/2010/wordprocessingShape" mc:Ignorable="w14 w15 w16se w16cid w16 w16cex w16sdtdh wp14">
+<w:ftr xmlns:wpc="http://schemas.microsoft.com/office/word/2010/wordprocessingCanvas" xmlns:cx="http://schemas.microsoft.com/office/drawing/2014/chartex" xmlns:cx1="http://schemas.microsoft.com/office/drawing/2015/9/8/chartex" xmlns:cx2="http://schemas.microsoft.com/office/drawing/2015/10/21/chartex" xmlns:cx3="http://schemas.microsoft.com/office/drawing/2016/5/9/chartex" xmlns:cx4="http://schemas.microsoft.com/office/drawing/2016/5/10/chartex" xmlns:cx5="http://schemas.microsoft.com/office/drawing/2016/5/11/chartex" xmlns:cx6="http://schemas.microsoft.com/office/drawing/2016/5/12/chartex" xmlns:cx7="http://schemas.microsoft.com/office/drawing/2016/5/13/chartex" xmlns:cx8="http://schemas.microsoft.com/office/drawing/2016/5/14/chartex" xmlns:mc="http://schemas.openxmlformats.org/markup-compatibility/2006" xmlns:aink="http://schemas.microsoft.com/office/drawing/2016/ink" xmlns:am3d="http://schemas.microsoft.com/office/drawing/2017/model3d" xmlns:o="urn:schemas-microsoft-com:office:office" xmlns:oel="http://schemas.microsoft.com/office/2019/extlst" xmlns:r="http://schemas.openxmlformats.org/officeDocument/2006/relationships" xmlns:m="http://schemas.openxmlformats.org/officeDocument/2006/math" xmlns:v="urn:schemas-microsoft-com:vml" xmlns:wp14="http://schemas.microsoft.com/office/word/2010/wordprocessingDrawing" xmlns:wp="http://schemas.openxmlformats.org/drawingml/2006/wordprocessingDrawing" xmlns:w10="urn:schemas-microsoft-com:office:word" xmlns:w="http://schemas.openxmlformats.org/wordprocessingml/2006/main" xmlns:w14="http://schemas.microsoft.com/office/word/2010/wordml" xmlns:w15="http://schemas.microsoft.com/office/word/2012/wordml" xmlns:w16cex="http://schemas.microsoft.com/office/word/2018/wordml/cex" xmlns:w16cid="http://schemas.microsoft.com/office/word/2016/wordml/cid" xmlns:w16="http://schemas.microsoft.com/office/word/2018/wordml" xmlns:w16sdtdh="http://schemas.microsoft.com/office/word/2020/wordml/sdtdatahash" xmlns:w16se="http://schemas.microsoft.com/office/word/2015/wordml/symex" xmlns:wpg="http://schemas.microsoft.com/office/word/2010/wordprocessingGroup" xmlns:wpi="http://schemas.microsoft.com/office/word/2010/wordprocessingInk" xmlns:wne="http://schemas.microsoft.com/office/word/2006/wordml" xmlns:wps="http://schemas.microsoft.com/office/word/2010/wordprocessingShape" mc:Ignorable="w14 w15 w16se w16cid w16 w16cex w16sdtdh wp14">
   <w:p>
     <w:pPr>
       <w:pStyle w:val="Footer"/>
@@ -9710,7 +13014,7 @@
 </file>
 
 <file path=word/footnotes.xml><?xml version="1.0" encoding="utf-8"?>
-<w:footnotes xmlns:wpc="http://schemas.microsoft.com/office/word/2010/wordprocessingCanvas" xmlns:cx="http://schemas.microsoft.com/office/drawing/2014/chartex" xmlns:cx1="http://schemas.microsoft.com/office/drawing/2015/9/8/chartex" xmlns:cx2="http://schemas.microsoft.com/office/drawing/2015/10/21/chartex" xmlns:cx3="http://schemas.microsoft.com/office/drawing/2016/5/9/chartex" xmlns:cx4="http://schemas.microsoft.com/office/drawing/2016/5/10/chartex" xmlns:cx5="http://schemas.microsoft.com/office/drawing/2016/5/11/chartex" xmlns:cx6="http://schemas.microsoft.com/office/drawing/2016/5/12/chartex" xmlns:cx7="http://schemas.microsoft.com/office/drawing/2016/5/13/chartex" xmlns:cx8="http://schemas.microsoft.com/office/drawing/2016/5/14/chartex" xmlns:mc="http://schemas.openxmlformats.org/markup-compatibility/2006" xmlns:aink="http://schemas.microsoft.com/office/drawing/2016/ink" xmlns:am3d="http://schemas.microsoft.com/office/drawing/2017/model3d" xmlns:o="urn:schemas-microsoft-com:office:office" xmlns:r="http://schemas.openxmlformats.org/officeDocument/2006/relationships" xmlns:m="http://schemas.openxmlformats.org/officeDocument/2006/math" xmlns:v="urn:schemas-microsoft-com:vml" xmlns:wp14="http://schemas.microsoft.com/office/word/2010/wordprocessingDrawing" xmlns:wp="http://schemas.openxmlformats.org/drawingml/2006/wordprocessingDrawing" xmlns:w10="urn:schemas-microsoft-com:office:word" xmlns:w="http://schemas.openxmlformats.org/wordprocessingml/2006/main" xmlns:w14="http://schemas.microsoft.com/office/word/2010/wordml" xmlns:w15="http://schemas.microsoft.com/office/word/2012/wordml" xmlns:w16cex="http://schemas.microsoft.com/office/word/2018/wordml/cex" xmlns:w16cid="http://schemas.microsoft.com/office/word/2016/wordml/cid" xmlns:w16="http://schemas.microsoft.com/office/word/2018/wordml" xmlns:w16sdtdh="http://schemas.microsoft.com/office/word/2020/wordml/sdtdatahash" xmlns:w16se="http://schemas.microsoft.com/office/word/2015/wordml/symex" xmlns:wpg="http://schemas.microsoft.com/office/word/2010/wordprocessingGroup" xmlns:wpi="http://schemas.microsoft.com/office/word/2010/wordprocessingInk" xmlns:wne="http://schemas.microsoft.com/office/word/2006/wordml" xmlns:wps="http://schemas.microsoft.com/office/word/2010/wordprocessingShape" mc:Ignorable="w14 w15 w16se w16cid w16 w16cex w16sdtdh wp14">
+<w:footnotes xmlns:wpc="http://schemas.microsoft.com/office/word/2010/wordprocessingCanvas" xmlns:cx="http://schemas.microsoft.com/office/drawing/2014/chartex" xmlns:cx1="http://schemas.microsoft.com/office/drawing/2015/9/8/chartex" xmlns:cx2="http://schemas.microsoft.com/office/drawing/2015/10/21/chartex" xmlns:cx3="http://schemas.microsoft.com/office/drawing/2016/5/9/chartex" xmlns:cx4="http://schemas.microsoft.com/office/drawing/2016/5/10/chartex" xmlns:cx5="http://schemas.microsoft.com/office/drawing/2016/5/11/chartex" xmlns:cx6="http://schemas.microsoft.com/office/drawing/2016/5/12/chartex" xmlns:cx7="http://schemas.microsoft.com/office/drawing/2016/5/13/chartex" xmlns:cx8="http://schemas.microsoft.com/office/drawing/2016/5/14/chartex" xmlns:mc="http://schemas.openxmlformats.org/markup-compatibility/2006" xmlns:aink="http://schemas.microsoft.com/office/drawing/2016/ink" xmlns:am3d="http://schemas.microsoft.com/office/drawing/2017/model3d" xmlns:o="urn:schemas-microsoft-com:office:office" xmlns:oel="http://schemas.microsoft.com/office/2019/extlst" xmlns:r="http://schemas.openxmlformats.org/officeDocument/2006/relationships" xmlns:m="http://schemas.openxmlformats.org/officeDocument/2006/math" xmlns:v="urn:schemas-microsoft-com:vml" xmlns:wp14="http://schemas.microsoft.com/office/word/2010/wordprocessingDrawing" xmlns:wp="http://schemas.openxmlformats.org/drawingml/2006/wordprocessingDrawing" xmlns:w10="urn:schemas-microsoft-com:office:word" xmlns:w="http://schemas.openxmlformats.org/wordprocessingml/2006/main" xmlns:w14="http://schemas.microsoft.com/office/word/2010/wordml" xmlns:w15="http://schemas.microsoft.com/office/word/2012/wordml" xmlns:w16cex="http://schemas.microsoft.com/office/word/2018/wordml/cex" xmlns:w16cid="http://schemas.microsoft.com/office/word/2016/wordml/cid" xmlns:w16="http://schemas.microsoft.com/office/word/2018/wordml" xmlns:w16sdtdh="http://schemas.microsoft.com/office/word/2020/wordml/sdtdatahash" xmlns:w16se="http://schemas.microsoft.com/office/word/2015/wordml/symex" xmlns:wpg="http://schemas.microsoft.com/office/word/2010/wordprocessingGroup" xmlns:wpi="http://schemas.microsoft.com/office/word/2010/wordprocessingInk" xmlns:wne="http://schemas.microsoft.com/office/word/2006/wordml" xmlns:wps="http://schemas.microsoft.com/office/word/2010/wordprocessingShape" mc:Ignorable="w14 w15 w16se w16cid w16 w16cex w16sdtdh wp14">
   <w:footnote w:type="separator" w:id="-1">
     <w:p>
       <w:r>
@@ -9838,7 +13142,43 @@
           <w:szCs w:val="22"/>
           <w:lang w:val="en-GB"/>
         </w:rPr>
-        <w:t>The original sea-land mask of the ocean grid, torc or nogt, is taken as is. For the atmosphere grid, the valid/unmasked fraction of each cell is defined by the conservative remapping of the unmasked part of the ocean grid on the atmospheric grid performed with the specific regridding library. Then, the atmospheric coupling mask is defined associating a valid (non</w:t>
+        <w:t xml:space="preserve">The original sea-land mask of the ocean grid, torc or </w:t>
+      </w:r>
+      <w:proofErr w:type="spellStart"/>
+      <w:r>
+        <w:rPr>
+          <w:sz w:val="22"/>
+          <w:szCs w:val="22"/>
+          <w:lang w:val="en-GB"/>
+        </w:rPr>
+        <w:t>nogt</w:t>
+      </w:r>
+      <w:proofErr w:type="spellEnd"/>
+      <w:r>
+        <w:rPr>
+          <w:sz w:val="22"/>
+          <w:szCs w:val="22"/>
+          <w:lang w:val="en-GB"/>
+        </w:rPr>
+        <w:t xml:space="preserve">, is taken as is. For the atmosphere grid, the valid/unmasked fraction of each cell is defined by the conservative remapping of the unmasked part of the ocean grid on the atmospheric grid performed with the specific </w:t>
+      </w:r>
+      <w:proofErr w:type="spellStart"/>
+      <w:r>
+        <w:rPr>
+          <w:sz w:val="22"/>
+          <w:szCs w:val="22"/>
+          <w:lang w:val="en-GB"/>
+        </w:rPr>
+        <w:t>regridding</w:t>
+      </w:r>
+      <w:proofErr w:type="spellEnd"/>
+      <w:r>
+        <w:rPr>
+          <w:sz w:val="22"/>
+          <w:szCs w:val="22"/>
+          <w:lang w:val="en-GB"/>
+        </w:rPr>
+        <w:t xml:space="preserve"> library. Then, the atmospheric coupling mask is defined associating a valid (non</w:t>
       </w:r>
       <w:r>
         <w:rPr>
@@ -9894,15 +13234,33 @@
           <w:szCs w:val="22"/>
           <w:lang w:val="en-GB"/>
         </w:rPr>
-        <w:t xml:space="preserve">at least 1/1000 of its surface </w:t>
-      </w:r>
-      <w:r>
-        <w:rPr>
-          <w:sz w:val="22"/>
-          <w:szCs w:val="22"/>
-          <w:lang w:val="en-GB"/>
-        </w:rPr>
-        <w:t xml:space="preserve">; for </w:t>
+        <w:t xml:space="preserve">at least 1/1000 of its </w:t>
+      </w:r>
+      <w:proofErr w:type="gramStart"/>
+      <w:r>
+        <w:rPr>
+          <w:sz w:val="22"/>
+          <w:szCs w:val="22"/>
+          <w:lang w:val="en-GB"/>
+        </w:rPr>
+        <w:t xml:space="preserve">surface </w:t>
+      </w:r>
+      <w:r>
+        <w:rPr>
+          <w:sz w:val="22"/>
+          <w:szCs w:val="22"/>
+          <w:lang w:val="en-GB"/>
+        </w:rPr>
+        <w:t>;</w:t>
+      </w:r>
+      <w:proofErr w:type="gramEnd"/>
+      <w:r>
+        <w:rPr>
+          <w:sz w:val="22"/>
+          <w:szCs w:val="22"/>
+          <w:lang w:val="en-GB"/>
+        </w:rPr>
+        <w:t xml:space="preserve"> for </w:t>
       </w:r>
       <w:r>
         <w:rPr>
@@ -9986,7 +13344,25 @@
           <w:szCs w:val="22"/>
           <w:lang w:val="en-GB"/>
         </w:rPr>
-        <w:t xml:space="preserve"> nogt are structured and can in principle be described in ESMF with the SCRIP format. However, as detailed in section 7.4 of (Valcke et al</w:t>
+        <w:t xml:space="preserve"> </w:t>
+      </w:r>
+      <w:proofErr w:type="spellStart"/>
+      <w:r>
+        <w:rPr>
+          <w:sz w:val="22"/>
+          <w:szCs w:val="22"/>
+          <w:lang w:val="en-GB"/>
+        </w:rPr>
+        <w:t>nogt</w:t>
+      </w:r>
+      <w:proofErr w:type="spellEnd"/>
+      <w:r>
+        <w:rPr>
+          <w:sz w:val="22"/>
+          <w:szCs w:val="22"/>
+          <w:lang w:val="en-GB"/>
+        </w:rPr>
+        <w:t xml:space="preserve"> are structured and can in principle be described in ESMF with the SCRIP format. However, as detailed in section 7.4 of (Valcke et al</w:t>
       </w:r>
       <w:r>
         <w:rPr>
@@ -10002,8 +13378,45 @@
           <w:szCs w:val="22"/>
           <w:lang w:val="en-GB"/>
         </w:rPr>
-        <w:t xml:space="preserve"> 2021), the conservative remapping for a field expressed on a nogt grid shows wrong values in the region of the North fold of the grid. But this problem disappears when the nogt grid is expressed as an unstructured grid. This is why we use the script </w:t>
-      </w:r>
+        <w:t xml:space="preserve"> 2021), the conservative remapping for a field expressed on a </w:t>
+      </w:r>
+      <w:proofErr w:type="spellStart"/>
+      <w:r>
+        <w:rPr>
+          <w:sz w:val="22"/>
+          <w:szCs w:val="22"/>
+          <w:lang w:val="en-GB"/>
+        </w:rPr>
+        <w:t>nogt</w:t>
+      </w:r>
+      <w:proofErr w:type="spellEnd"/>
+      <w:r>
+        <w:rPr>
+          <w:sz w:val="22"/>
+          <w:szCs w:val="22"/>
+          <w:lang w:val="en-GB"/>
+        </w:rPr>
+        <w:t xml:space="preserve"> grid shows wrong values in the region of the North fold of the grid. But this problem disappears when the </w:t>
+      </w:r>
+      <w:proofErr w:type="spellStart"/>
+      <w:r>
+        <w:rPr>
+          <w:sz w:val="22"/>
+          <w:szCs w:val="22"/>
+          <w:lang w:val="en-GB"/>
+        </w:rPr>
+        <w:t>nogt</w:t>
+      </w:r>
+      <w:proofErr w:type="spellEnd"/>
+      <w:r>
+        <w:rPr>
+          <w:sz w:val="22"/>
+          <w:szCs w:val="22"/>
+          <w:lang w:val="en-GB"/>
+        </w:rPr>
+        <w:t xml:space="preserve"> grid is expressed as an unstructured grid. This is why we use the script </w:t>
+      </w:r>
+      <w:proofErr w:type="spellStart"/>
       <w:r>
         <w:rPr>
           <w:rFonts w:ascii="Courier New" w:hAnsi="Courier New" w:cs="Courier New"/>
@@ -10013,6 +13426,7 @@
         </w:rPr>
         <w:t>OasisGridsToESMF</w:t>
       </w:r>
+      <w:proofErr w:type="spellEnd"/>
       <w:r>
         <w:rPr>
           <w:sz w:val="22"/>
@@ -10026,7 +13440,15 @@
           <w:rFonts w:ascii="Courier New" w:hAnsi="Courier New" w:cs="Courier New"/>
           <w:lang w:val="en-GB"/>
         </w:rPr>
-        <w:t>_nogtunstruct.py</w:t>
+        <w:t>_</w:t>
+      </w:r>
+      <w:proofErr w:type="gramStart"/>
+      <w:r>
+        <w:rPr>
+          <w:rFonts w:ascii="Courier New" w:hAnsi="Courier New" w:cs="Courier New"/>
+          <w:lang w:val="en-GB"/>
+        </w:rPr>
+        <w:t>nogtunstruct.py</w:t>
       </w:r>
       <w:r>
         <w:rPr>
@@ -10044,6 +13466,7 @@
         </w:rPr>
         <w:t>,</w:t>
       </w:r>
+      <w:proofErr w:type="gramEnd"/>
       <w:r>
         <w:rPr>
           <w:rFonts w:ascii="Courier New" w:hAnsi="Courier New" w:cs="Courier New"/>
@@ -10057,7 +13480,25 @@
           <w:szCs w:val="22"/>
           <w:lang w:val="en-GB"/>
         </w:rPr>
-        <w:t>which expresses the nogt grid in the unstructured ESMF format</w:t>
+        <w:t xml:space="preserve">which expresses the </w:t>
+      </w:r>
+      <w:proofErr w:type="spellStart"/>
+      <w:r>
+        <w:rPr>
+          <w:sz w:val="22"/>
+          <w:szCs w:val="22"/>
+          <w:lang w:val="en-GB"/>
+        </w:rPr>
+        <w:t>nogt</w:t>
+      </w:r>
+      <w:proofErr w:type="spellEnd"/>
+      <w:r>
+        <w:rPr>
+          <w:sz w:val="22"/>
+          <w:szCs w:val="22"/>
+          <w:lang w:val="en-GB"/>
+        </w:rPr>
+        <w:t xml:space="preserve"> grid in the unstructured ESMF format</w:t>
       </w:r>
       <w:r>
         <w:rPr>
@@ -10073,7 +13514,25 @@
           <w:szCs w:val="22"/>
           <w:lang w:val="en-GB"/>
         </w:rPr>
-        <w:t xml:space="preserve"> for conserv1st and conserv2nd when nogt is the source grid.</w:t>
+        <w:t xml:space="preserve"> for conserv1st and conserv2nd when </w:t>
+      </w:r>
+      <w:proofErr w:type="spellStart"/>
+      <w:r>
+        <w:rPr>
+          <w:sz w:val="22"/>
+          <w:szCs w:val="22"/>
+          <w:lang w:val="en-GB"/>
+        </w:rPr>
+        <w:t>nogt</w:t>
+      </w:r>
+      <w:proofErr w:type="spellEnd"/>
+      <w:r>
+        <w:rPr>
+          <w:sz w:val="22"/>
+          <w:szCs w:val="22"/>
+          <w:lang w:val="en-GB"/>
+        </w:rPr>
+        <w:t xml:space="preserve"> is the source grid.</w:t>
       </w:r>
     </w:p>
   </w:footnote>
@@ -10081,7 +13540,7 @@
 </file>
 
 <file path=word/header1.xml><?xml version="1.0" encoding="utf-8"?>
-<w:hdr xmlns:wpc="http://schemas.microsoft.com/office/word/2010/wordprocessingCanvas" xmlns:cx="http://schemas.microsoft.com/office/drawing/2014/chartex" xmlns:cx1="http://schemas.microsoft.com/office/drawing/2015/9/8/chartex" xmlns:cx2="http://schemas.microsoft.com/office/drawing/2015/10/21/chartex" xmlns:cx3="http://schemas.microsoft.com/office/drawing/2016/5/9/chartex" xmlns:cx4="http://schemas.microsoft.com/office/drawing/2016/5/10/chartex" xmlns:cx5="http://schemas.microsoft.com/office/drawing/2016/5/11/chartex" xmlns:cx6="http://schemas.microsoft.com/office/drawing/2016/5/12/chartex" xmlns:cx7="http://schemas.microsoft.com/office/drawing/2016/5/13/chartex" xmlns:cx8="http://schemas.microsoft.com/office/drawing/2016/5/14/chartex" xmlns:mc="http://schemas.openxmlformats.org/markup-compatibility/2006" xmlns:aink="http://schemas.microsoft.com/office/drawing/2016/ink" xmlns:am3d="http://schemas.microsoft.com/office/drawing/2017/model3d" xmlns:o="urn:schemas-microsoft-com:office:office" xmlns:r="http://schemas.openxmlformats.org/officeDocument/2006/relationships" xmlns:m="http://schemas.openxmlformats.org/officeDocument/2006/math" xmlns:v="urn:schemas-microsoft-com:vml" xmlns:wp14="http://schemas.microsoft.com/office/word/2010/wordprocessingDrawing" xmlns:wp="http://schemas.openxmlformats.org/drawingml/2006/wordprocessingDrawing" xmlns:w10="urn:schemas-microsoft-com:office:word" xmlns:w="http://schemas.openxmlformats.org/wordprocessingml/2006/main" xmlns:w14="http://schemas.microsoft.com/office/word/2010/wordml" xmlns:w15="http://schemas.microsoft.com/office/word/2012/wordml" xmlns:w16cex="http://schemas.microsoft.com/office/word/2018/wordml/cex" xmlns:w16cid="http://schemas.microsoft.com/office/word/2016/wordml/cid" xmlns:w16="http://schemas.microsoft.com/office/word/2018/wordml" xmlns:w16sdtdh="http://schemas.microsoft.com/office/word/2020/wordml/sdtdatahash" xmlns:w16se="http://schemas.microsoft.com/office/word/2015/wordml/symex" xmlns:wpg="http://schemas.microsoft.com/office/word/2010/wordprocessingGroup" xmlns:wpi="http://schemas.microsoft.com/office/word/2010/wordprocessingInk" xmlns:wne="http://schemas.microsoft.com/office/word/2006/wordml" xmlns:wps="http://schemas.microsoft.com/office/word/2010/wordprocessingShape" mc:Ignorable="w14 w15 w16se w16cid w16 w16cex w16sdtdh wp14">
+<w:hdr xmlns:wpc="http://schemas.microsoft.com/office/word/2010/wordprocessingCanvas" xmlns:cx="http://schemas.microsoft.com/office/drawing/2014/chartex" xmlns:cx1="http://schemas.microsoft.com/office/drawing/2015/9/8/chartex" xmlns:cx2="http://schemas.microsoft.com/office/drawing/2015/10/21/chartex" xmlns:cx3="http://schemas.microsoft.com/office/drawing/2016/5/9/chartex" xmlns:cx4="http://schemas.microsoft.com/office/drawing/2016/5/10/chartex" xmlns:cx5="http://schemas.microsoft.com/office/drawing/2016/5/11/chartex" xmlns:cx6="http://schemas.microsoft.com/office/drawing/2016/5/12/chartex" xmlns:cx7="http://schemas.microsoft.com/office/drawing/2016/5/13/chartex" xmlns:cx8="http://schemas.microsoft.com/office/drawing/2016/5/14/chartex" xmlns:mc="http://schemas.openxmlformats.org/markup-compatibility/2006" xmlns:aink="http://schemas.microsoft.com/office/drawing/2016/ink" xmlns:am3d="http://schemas.microsoft.com/office/drawing/2017/model3d" xmlns:o="urn:schemas-microsoft-com:office:office" xmlns:oel="http://schemas.microsoft.com/office/2019/extlst" xmlns:r="http://schemas.openxmlformats.org/officeDocument/2006/relationships" xmlns:m="http://schemas.openxmlformats.org/officeDocument/2006/math" xmlns:v="urn:schemas-microsoft-com:vml" xmlns:wp14="http://schemas.microsoft.com/office/word/2010/wordprocessingDrawing" xmlns:wp="http://schemas.openxmlformats.org/drawingml/2006/wordprocessingDrawing" xmlns:w10="urn:schemas-microsoft-com:office:word" xmlns:w="http://schemas.openxmlformats.org/wordprocessingml/2006/main" xmlns:w14="http://schemas.microsoft.com/office/word/2010/wordml" xmlns:w15="http://schemas.microsoft.com/office/word/2012/wordml" xmlns:w16cex="http://schemas.microsoft.com/office/word/2018/wordml/cex" xmlns:w16cid="http://schemas.microsoft.com/office/word/2016/wordml/cid" xmlns:w16="http://schemas.microsoft.com/office/word/2018/wordml" xmlns:w16sdtdh="http://schemas.microsoft.com/office/word/2020/wordml/sdtdatahash" xmlns:w16se="http://schemas.microsoft.com/office/word/2015/wordml/symex" xmlns:wpg="http://schemas.microsoft.com/office/word/2010/wordprocessingGroup" xmlns:wpi="http://schemas.microsoft.com/office/word/2010/wordprocessingInk" xmlns:wne="http://schemas.microsoft.com/office/word/2006/wordml" xmlns:wps="http://schemas.microsoft.com/office/word/2010/wordprocessingShape" mc:Ignorable="w14 w15 w16se w16cid w16 w16cex w16sdtdh wp14">
   <w:p>
     <w:pPr>
       <w:pStyle w:val="Header"/>
@@ -10091,7 +13550,7 @@
 </file>
 
 <file path=word/header2.xml><?xml version="1.0" encoding="utf-8"?>
-<w:hdr xmlns:wpc="http://schemas.microsoft.com/office/word/2010/wordprocessingCanvas" xmlns:cx="http://schemas.microsoft.com/office/drawing/2014/chartex" xmlns:cx1="http://schemas.microsoft.com/office/drawing/2015/9/8/chartex" xmlns:cx2="http://schemas.microsoft.com/office/drawing/2015/10/21/chartex" xmlns:cx3="http://schemas.microsoft.com/office/drawing/2016/5/9/chartex" xmlns:cx4="http://schemas.microsoft.com/office/drawing/2016/5/10/chartex" xmlns:cx5="http://schemas.microsoft.com/office/drawing/2016/5/11/chartex" xmlns:cx6="http://schemas.microsoft.com/office/drawing/2016/5/12/chartex" xmlns:cx7="http://schemas.microsoft.com/office/drawing/2016/5/13/chartex" xmlns:cx8="http://schemas.microsoft.com/office/drawing/2016/5/14/chartex" xmlns:mc="http://schemas.openxmlformats.org/markup-compatibility/2006" xmlns:aink="http://schemas.microsoft.com/office/drawing/2016/ink" xmlns:am3d="http://schemas.microsoft.com/office/drawing/2017/model3d" xmlns:o="urn:schemas-microsoft-com:office:office" xmlns:r="http://schemas.openxmlformats.org/officeDocument/2006/relationships" xmlns:m="http://schemas.openxmlformats.org/officeDocument/2006/math" xmlns:v="urn:schemas-microsoft-com:vml" xmlns:wp14="http://schemas.microsoft.com/office/word/2010/wordprocessingDrawing" xmlns:wp="http://schemas.openxmlformats.org/drawingml/2006/wordprocessingDrawing" xmlns:w10="urn:schemas-microsoft-com:office:word" xmlns:w="http://schemas.openxmlformats.org/wordprocessingml/2006/main" xmlns:w14="http://schemas.microsoft.com/office/word/2010/wordml" xmlns:w15="http://schemas.microsoft.com/office/word/2012/wordml" xmlns:w16cex="http://schemas.microsoft.com/office/word/2018/wordml/cex" xmlns:w16cid="http://schemas.microsoft.com/office/word/2016/wordml/cid" xmlns:w16="http://schemas.microsoft.com/office/word/2018/wordml" xmlns:w16sdtdh="http://schemas.microsoft.com/office/word/2020/wordml/sdtdatahash" xmlns:w16se="http://schemas.microsoft.com/office/word/2015/wordml/symex" xmlns:wpg="http://schemas.microsoft.com/office/word/2010/wordprocessingGroup" xmlns:wpi="http://schemas.microsoft.com/office/word/2010/wordprocessingInk" xmlns:wne="http://schemas.microsoft.com/office/word/2006/wordml" xmlns:wps="http://schemas.microsoft.com/office/word/2010/wordprocessingShape" mc:Ignorable="w14 w15 w16se w16cid w16 w16cex w16sdtdh wp14">
+<w:hdr xmlns:wpc="http://schemas.microsoft.com/office/word/2010/wordprocessingCanvas" xmlns:cx="http://schemas.microsoft.com/office/drawing/2014/chartex" xmlns:cx1="http://schemas.microsoft.com/office/drawing/2015/9/8/chartex" xmlns:cx2="http://schemas.microsoft.com/office/drawing/2015/10/21/chartex" xmlns:cx3="http://schemas.microsoft.com/office/drawing/2016/5/9/chartex" xmlns:cx4="http://schemas.microsoft.com/office/drawing/2016/5/10/chartex" xmlns:cx5="http://schemas.microsoft.com/office/drawing/2016/5/11/chartex" xmlns:cx6="http://schemas.microsoft.com/office/drawing/2016/5/12/chartex" xmlns:cx7="http://schemas.microsoft.com/office/drawing/2016/5/13/chartex" xmlns:cx8="http://schemas.microsoft.com/office/drawing/2016/5/14/chartex" xmlns:mc="http://schemas.openxmlformats.org/markup-compatibility/2006" xmlns:aink="http://schemas.microsoft.com/office/drawing/2016/ink" xmlns:am3d="http://schemas.microsoft.com/office/drawing/2017/model3d" xmlns:o="urn:schemas-microsoft-com:office:office" xmlns:oel="http://schemas.microsoft.com/office/2019/extlst" xmlns:r="http://schemas.openxmlformats.org/officeDocument/2006/relationships" xmlns:m="http://schemas.openxmlformats.org/officeDocument/2006/math" xmlns:v="urn:schemas-microsoft-com:vml" xmlns:wp14="http://schemas.microsoft.com/office/word/2010/wordprocessingDrawing" xmlns:wp="http://schemas.openxmlformats.org/drawingml/2006/wordprocessingDrawing" xmlns:w10="urn:schemas-microsoft-com:office:word" xmlns:w="http://schemas.openxmlformats.org/wordprocessingml/2006/main" xmlns:w14="http://schemas.microsoft.com/office/word/2010/wordml" xmlns:w15="http://schemas.microsoft.com/office/word/2012/wordml" xmlns:w16cex="http://schemas.microsoft.com/office/word/2018/wordml/cex" xmlns:w16cid="http://schemas.microsoft.com/office/word/2016/wordml/cid" xmlns:w16="http://schemas.microsoft.com/office/word/2018/wordml" xmlns:w16sdtdh="http://schemas.microsoft.com/office/word/2020/wordml/sdtdatahash" xmlns:w16se="http://schemas.microsoft.com/office/word/2015/wordml/symex" xmlns:wpg="http://schemas.microsoft.com/office/word/2010/wordprocessingGroup" xmlns:wpi="http://schemas.microsoft.com/office/word/2010/wordprocessingInk" xmlns:wne="http://schemas.microsoft.com/office/word/2006/wordml" xmlns:wps="http://schemas.microsoft.com/office/word/2010/wordprocessingShape" mc:Ignorable="w14 w15 w16se w16cid w16 w16cex w16sdtdh wp14">
   <w:p>
     <w:pPr>
       <w:pStyle w:val="Header"/>
@@ -10101,7 +13560,7 @@
 </file>
 
 <file path=word/header3.xml><?xml version="1.0" encoding="utf-8"?>
-<w:hdr xmlns:wpc="http://schemas.microsoft.com/office/word/2010/wordprocessingCanvas" xmlns:cx="http://schemas.microsoft.com/office/drawing/2014/chartex" xmlns:cx1="http://schemas.microsoft.com/office/drawing/2015/9/8/chartex" xmlns:cx2="http://schemas.microsoft.com/office/drawing/2015/10/21/chartex" xmlns:cx3="http://schemas.microsoft.com/office/drawing/2016/5/9/chartex" xmlns:cx4="http://schemas.microsoft.com/office/drawing/2016/5/10/chartex" xmlns:cx5="http://schemas.microsoft.com/office/drawing/2016/5/11/chartex" xmlns:cx6="http://schemas.microsoft.com/office/drawing/2016/5/12/chartex" xmlns:cx7="http://schemas.microsoft.com/office/drawing/2016/5/13/chartex" xmlns:cx8="http://schemas.microsoft.com/office/drawing/2016/5/14/chartex" xmlns:mc="http://schemas.openxmlformats.org/markup-compatibility/2006" xmlns:aink="http://schemas.microsoft.com/office/drawing/2016/ink" xmlns:am3d="http://schemas.microsoft.com/office/drawing/2017/model3d" xmlns:o="urn:schemas-microsoft-com:office:office" xmlns:r="http://schemas.openxmlformats.org/officeDocument/2006/relationships" xmlns:m="http://schemas.openxmlformats.org/officeDocument/2006/math" xmlns:v="urn:schemas-microsoft-com:vml" xmlns:wp14="http://schemas.microsoft.com/office/word/2010/wordprocessingDrawing" xmlns:wp="http://schemas.openxmlformats.org/drawingml/2006/wordprocessingDrawing" xmlns:w10="urn:schemas-microsoft-com:office:word" xmlns:w="http://schemas.openxmlformats.org/wordprocessingml/2006/main" xmlns:w14="http://schemas.microsoft.com/office/word/2010/wordml" xmlns:w15="http://schemas.microsoft.com/office/word/2012/wordml" xmlns:w16cex="http://schemas.microsoft.com/office/word/2018/wordml/cex" xmlns:w16cid="http://schemas.microsoft.com/office/word/2016/wordml/cid" xmlns:w16="http://schemas.microsoft.com/office/word/2018/wordml" xmlns:w16sdtdh="http://schemas.microsoft.com/office/word/2020/wordml/sdtdatahash" xmlns:w16se="http://schemas.microsoft.com/office/word/2015/wordml/symex" xmlns:wpg="http://schemas.microsoft.com/office/word/2010/wordprocessingGroup" xmlns:wpi="http://schemas.microsoft.com/office/word/2010/wordprocessingInk" xmlns:wne="http://schemas.microsoft.com/office/word/2006/wordml" xmlns:wps="http://schemas.microsoft.com/office/word/2010/wordprocessingShape" mc:Ignorable="w14 w15 w16se w16cid w16 w16cex w16sdtdh wp14">
+<w:hdr xmlns:wpc="http://schemas.microsoft.com/office/word/2010/wordprocessingCanvas" xmlns:cx="http://schemas.microsoft.com/office/drawing/2014/chartex" xmlns:cx1="http://schemas.microsoft.com/office/drawing/2015/9/8/chartex" xmlns:cx2="http://schemas.microsoft.com/office/drawing/2015/10/21/chartex" xmlns:cx3="http://schemas.microsoft.com/office/drawing/2016/5/9/chartex" xmlns:cx4="http://schemas.microsoft.com/office/drawing/2016/5/10/chartex" xmlns:cx5="http://schemas.microsoft.com/office/drawing/2016/5/11/chartex" xmlns:cx6="http://schemas.microsoft.com/office/drawing/2016/5/12/chartex" xmlns:cx7="http://schemas.microsoft.com/office/drawing/2016/5/13/chartex" xmlns:cx8="http://schemas.microsoft.com/office/drawing/2016/5/14/chartex" xmlns:mc="http://schemas.openxmlformats.org/markup-compatibility/2006" xmlns:aink="http://schemas.microsoft.com/office/drawing/2016/ink" xmlns:am3d="http://schemas.microsoft.com/office/drawing/2017/model3d" xmlns:o="urn:schemas-microsoft-com:office:office" xmlns:oel="http://schemas.microsoft.com/office/2019/extlst" xmlns:r="http://schemas.openxmlformats.org/officeDocument/2006/relationships" xmlns:m="http://schemas.openxmlformats.org/officeDocument/2006/math" xmlns:v="urn:schemas-microsoft-com:vml" xmlns:wp14="http://schemas.microsoft.com/office/word/2010/wordprocessingDrawing" xmlns:wp="http://schemas.openxmlformats.org/drawingml/2006/wordprocessingDrawing" xmlns:w10="urn:schemas-microsoft-com:office:word" xmlns:w="http://schemas.openxmlformats.org/wordprocessingml/2006/main" xmlns:w14="http://schemas.microsoft.com/office/word/2010/wordml" xmlns:w15="http://schemas.microsoft.com/office/word/2012/wordml" xmlns:w16cex="http://schemas.microsoft.com/office/word/2018/wordml/cex" xmlns:w16cid="http://schemas.microsoft.com/office/word/2016/wordml/cid" xmlns:w16="http://schemas.microsoft.com/office/word/2018/wordml" xmlns:w16sdtdh="http://schemas.microsoft.com/office/word/2020/wordml/sdtdatahash" xmlns:w16se="http://schemas.microsoft.com/office/word/2015/wordml/symex" xmlns:wpg="http://schemas.microsoft.com/office/word/2010/wordprocessingGroup" xmlns:wpi="http://schemas.microsoft.com/office/word/2010/wordprocessingInk" xmlns:wne="http://schemas.microsoft.com/office/word/2006/wordml" xmlns:wps="http://schemas.microsoft.com/office/word/2010/wordprocessingShape" mc:Ignorable="w14 w15 w16se w16cid w16 w16cex w16sdtdh wp14">
   <w:p>
     <w:pPr>
       <w:pStyle w:val="Header"/>
@@ -10111,7 +13570,7 @@
 </file>
 
 <file path=word/numbering.xml><?xml version="1.0" encoding="utf-8"?>
-<w:numbering xmlns:wpc="http://schemas.microsoft.com/office/word/2010/wordprocessingCanvas" xmlns:cx="http://schemas.microsoft.com/office/drawing/2014/chartex" xmlns:cx1="http://schemas.microsoft.com/office/drawing/2015/9/8/chartex" xmlns:cx2="http://schemas.microsoft.com/office/drawing/2015/10/21/chartex" xmlns:cx3="http://schemas.microsoft.com/office/drawing/2016/5/9/chartex" xmlns:cx4="http://schemas.microsoft.com/office/drawing/2016/5/10/chartex" xmlns:cx5="http://schemas.microsoft.com/office/drawing/2016/5/11/chartex" xmlns:cx6="http://schemas.microsoft.com/office/drawing/2016/5/12/chartex" xmlns:cx7="http://schemas.microsoft.com/office/drawing/2016/5/13/chartex" xmlns:cx8="http://schemas.microsoft.com/office/drawing/2016/5/14/chartex" xmlns:mc="http://schemas.openxmlformats.org/markup-compatibility/2006" xmlns:aink="http://schemas.microsoft.com/office/drawing/2016/ink" xmlns:am3d="http://schemas.microsoft.com/office/drawing/2017/model3d" xmlns:o="urn:schemas-microsoft-com:office:office" xmlns:r="http://schemas.openxmlformats.org/officeDocument/2006/relationships" xmlns:m="http://schemas.openxmlformats.org/officeDocument/2006/math" xmlns:v="urn:schemas-microsoft-com:vml" xmlns:wp14="http://schemas.microsoft.com/office/word/2010/wordprocessingDrawing" xmlns:wp="http://schemas.openxmlformats.org/drawingml/2006/wordprocessingDrawing" xmlns:w10="urn:schemas-microsoft-com:office:word" xmlns:w="http://schemas.openxmlformats.org/wordprocessingml/2006/main" xmlns:w14="http://schemas.microsoft.com/office/word/2010/wordml" xmlns:w15="http://schemas.microsoft.com/office/word/2012/wordml" xmlns:w16cex="http://schemas.microsoft.com/office/word/2018/wordml/cex" xmlns:w16cid="http://schemas.microsoft.com/office/word/2016/wordml/cid" xmlns:w16="http://schemas.microsoft.com/office/word/2018/wordml" xmlns:w16sdtdh="http://schemas.microsoft.com/office/word/2020/wordml/sdtdatahash" xmlns:w16se="http://schemas.microsoft.com/office/word/2015/wordml/symex" xmlns:wpg="http://schemas.microsoft.com/office/word/2010/wordprocessingGroup" xmlns:wpi="http://schemas.microsoft.com/office/word/2010/wordprocessingInk" xmlns:wne="http://schemas.microsoft.com/office/word/2006/wordml" xmlns:wps="http://schemas.microsoft.com/office/word/2010/wordprocessingShape" mc:Ignorable="w14 w15 w16se w16cid w16 w16cex w16sdtdh wp14">
+<w:numbering xmlns:wpc="http://schemas.microsoft.com/office/word/2010/wordprocessingCanvas" xmlns:cx="http://schemas.microsoft.com/office/drawing/2014/chartex" xmlns:cx1="http://schemas.microsoft.com/office/drawing/2015/9/8/chartex" xmlns:cx2="http://schemas.microsoft.com/office/drawing/2015/10/21/chartex" xmlns:cx3="http://schemas.microsoft.com/office/drawing/2016/5/9/chartex" xmlns:cx4="http://schemas.microsoft.com/office/drawing/2016/5/10/chartex" xmlns:cx5="http://schemas.microsoft.com/office/drawing/2016/5/11/chartex" xmlns:cx6="http://schemas.microsoft.com/office/drawing/2016/5/12/chartex" xmlns:cx7="http://schemas.microsoft.com/office/drawing/2016/5/13/chartex" xmlns:cx8="http://schemas.microsoft.com/office/drawing/2016/5/14/chartex" xmlns:mc="http://schemas.openxmlformats.org/markup-compatibility/2006" xmlns:aink="http://schemas.microsoft.com/office/drawing/2016/ink" xmlns:am3d="http://schemas.microsoft.com/office/drawing/2017/model3d" xmlns:o="urn:schemas-microsoft-com:office:office" xmlns:oel="http://schemas.microsoft.com/office/2019/extlst" xmlns:r="http://schemas.openxmlformats.org/officeDocument/2006/relationships" xmlns:m="http://schemas.openxmlformats.org/officeDocument/2006/math" xmlns:v="urn:schemas-microsoft-com:vml" xmlns:wp14="http://schemas.microsoft.com/office/word/2010/wordprocessingDrawing" xmlns:wp="http://schemas.openxmlformats.org/drawingml/2006/wordprocessingDrawing" xmlns:w10="urn:schemas-microsoft-com:office:word" xmlns:w="http://schemas.openxmlformats.org/wordprocessingml/2006/main" xmlns:w14="http://schemas.microsoft.com/office/word/2010/wordml" xmlns:w15="http://schemas.microsoft.com/office/word/2012/wordml" xmlns:w16cex="http://schemas.microsoft.com/office/word/2018/wordml/cex" xmlns:w16cid="http://schemas.microsoft.com/office/word/2016/wordml/cid" xmlns:w16="http://schemas.microsoft.com/office/word/2018/wordml" xmlns:w16sdtdh="http://schemas.microsoft.com/office/word/2020/wordml/sdtdatahash" xmlns:w16se="http://schemas.microsoft.com/office/word/2015/wordml/symex" xmlns:wpg="http://schemas.microsoft.com/office/word/2010/wordprocessingGroup" xmlns:wpi="http://schemas.microsoft.com/office/word/2010/wordprocessingInk" xmlns:wne="http://schemas.microsoft.com/office/word/2006/wordml" xmlns:wps="http://schemas.microsoft.com/office/word/2010/wordprocessingShape" mc:Ignorable="w14 w15 w16se w16cid w16 w16cex w16sdtdh wp14">
   <w:abstractNum w:abstractNumId="0" w15:restartNumberingAfterBreak="0">
     <w:nsid w:val="00000001"/>
     <w:multiLevelType w:val="singleLevel"/>
@@ -12015,37 +15474,37 @@
       </w:rPr>
     </w:lvl>
   </w:abstractNum>
-  <w:num w:numId="1">
+  <w:num w:numId="1" w16cid:durableId="742994888">
     <w:abstractNumId w:val="40"/>
   </w:num>
-  <w:num w:numId="2">
+  <w:num w:numId="2" w16cid:durableId="2129083326">
     <w:abstractNumId w:val="38"/>
   </w:num>
-  <w:num w:numId="3">
+  <w:num w:numId="3" w16cid:durableId="13112976">
     <w:abstractNumId w:val="34"/>
   </w:num>
-  <w:num w:numId="4">
+  <w:num w:numId="4" w16cid:durableId="1537044111">
     <w:abstractNumId w:val="36"/>
   </w:num>
-  <w:num w:numId="5">
+  <w:num w:numId="5" w16cid:durableId="740174918">
     <w:abstractNumId w:val="35"/>
   </w:num>
-  <w:num w:numId="6">
+  <w:num w:numId="6" w16cid:durableId="1434321903">
     <w:abstractNumId w:val="41"/>
   </w:num>
-  <w:num w:numId="7">
+  <w:num w:numId="7" w16cid:durableId="1593122811">
     <w:abstractNumId w:val="42"/>
   </w:num>
-  <w:num w:numId="8">
+  <w:num w:numId="8" w16cid:durableId="13926222">
     <w:abstractNumId w:val="33"/>
   </w:num>
-  <w:num w:numId="9">
+  <w:num w:numId="9" w16cid:durableId="1483624115">
     <w:abstractNumId w:val="37"/>
   </w:num>
-  <w:num w:numId="10">
+  <w:num w:numId="10" w16cid:durableId="1110516980">
     <w:abstractNumId w:val="32"/>
   </w:num>
-  <w:num w:numId="11">
+  <w:num w:numId="11" w16cid:durableId="1941984104">
     <w:abstractNumId w:val="39"/>
   </w:num>
   <w:numIdMacAtCleanup w:val="7"/>

--- a/examples/regrid_environment/regrid_environment_documentation.docx
+++ b/examples/regrid_environment/regrid_environment_documentation.docx
@@ -1,11 +1,11 @@
 
 <file path=word/document.xml><?xml version="1.0" encoding="utf-8"?>
-<w:document xmlns:wpc="http://schemas.microsoft.com/office/word/2010/wordprocessingCanvas" xmlns:cx="http://schemas.microsoft.com/office/drawing/2014/chartex" xmlns:cx1="http://schemas.microsoft.com/office/drawing/2015/9/8/chartex" xmlns:cx2="http://schemas.microsoft.com/office/drawing/2015/10/21/chartex" xmlns:cx3="http://schemas.microsoft.com/office/drawing/2016/5/9/chartex" xmlns:cx4="http://schemas.microsoft.com/office/drawing/2016/5/10/chartex" xmlns:cx5="http://schemas.microsoft.com/office/drawing/2016/5/11/chartex" xmlns:cx6="http://schemas.microsoft.com/office/drawing/2016/5/12/chartex" xmlns:cx7="http://schemas.microsoft.com/office/drawing/2016/5/13/chartex" xmlns:cx8="http://schemas.microsoft.com/office/drawing/2016/5/14/chartex" xmlns:mc="http://schemas.openxmlformats.org/markup-compatibility/2006" xmlns:aink="http://schemas.microsoft.com/office/drawing/2016/ink" xmlns:am3d="http://schemas.microsoft.com/office/drawing/2017/model3d" xmlns:o="urn:schemas-microsoft-com:office:office" xmlns:oel="http://schemas.microsoft.com/office/2019/extlst" xmlns:r="http://schemas.openxmlformats.org/officeDocument/2006/relationships" xmlns:m="http://schemas.openxmlformats.org/officeDocument/2006/math" xmlns:v="urn:schemas-microsoft-com:vml" xmlns:wp14="http://schemas.microsoft.com/office/word/2010/wordprocessingDrawing" xmlns:wp="http://schemas.openxmlformats.org/drawingml/2006/wordprocessingDrawing" xmlns:w10="urn:schemas-microsoft-com:office:word" xmlns:w="http://schemas.openxmlformats.org/wordprocessingml/2006/main" xmlns:w14="http://schemas.microsoft.com/office/word/2010/wordml" xmlns:w15="http://schemas.microsoft.com/office/word/2012/wordml" xmlns:w16cex="http://schemas.microsoft.com/office/word/2018/wordml/cex" xmlns:w16cid="http://schemas.microsoft.com/office/word/2016/wordml/cid" xmlns:w16="http://schemas.microsoft.com/office/word/2018/wordml" xmlns:w16sdtdh="http://schemas.microsoft.com/office/word/2020/wordml/sdtdatahash" xmlns:w16se="http://schemas.microsoft.com/office/word/2015/wordml/symex" xmlns:wpg="http://schemas.microsoft.com/office/word/2010/wordprocessingGroup" xmlns:wpi="http://schemas.microsoft.com/office/word/2010/wordprocessingInk" xmlns:wne="http://schemas.microsoft.com/office/word/2006/wordml" xmlns:wps="http://schemas.microsoft.com/office/word/2010/wordprocessingShape" mc:Ignorable="w14 w15 w16se w16cid w16 w16cex w16sdtdh wp14">
+<w:document xmlns:wpc="http://schemas.microsoft.com/office/word/2010/wordprocessingCanvas" xmlns:mo="http://schemas.microsoft.com/office/mac/office/2008/main" xmlns:mc="http://schemas.openxmlformats.org/markup-compatibility/2006" xmlns:mv="urn:schemas-microsoft-com:mac:vml" xmlns:o="urn:schemas-microsoft-com:office:office" xmlns:r="http://schemas.openxmlformats.org/officeDocument/2006/relationships" xmlns:m="http://schemas.openxmlformats.org/officeDocument/2006/math" xmlns:v="urn:schemas-microsoft-com:vml" xmlns:wp14="http://schemas.microsoft.com/office/word/2010/wordprocessingDrawing" xmlns:wp="http://schemas.openxmlformats.org/drawingml/2006/wordprocessingDrawing" xmlns:w10="urn:schemas-microsoft-com:office:word" xmlns:w="http://schemas.openxmlformats.org/wordprocessingml/2006/main" xmlns:w14="http://schemas.microsoft.com/office/word/2010/wordml" xmlns:wpg="http://schemas.microsoft.com/office/word/2010/wordprocessingGroup" xmlns:wpi="http://schemas.microsoft.com/office/word/2010/wordprocessingInk" xmlns:wne="http://schemas.microsoft.com/office/word/2006/wordml" xmlns:wps="http://schemas.microsoft.com/office/word/2010/wordprocessingShape" mc:Ignorable="w14 wp14">
   <w:background w:color="FFFFFF"/>
   <w:body>
     <w:p>
       <w:pPr>
-        <w:pStyle w:val="Title"/>
+        <w:pStyle w:val="Titre"/>
         <w:rPr>
           <w:color w:val="FF0000"/>
         </w:rPr>
@@ -13,7 +13,7 @@
     </w:p>
     <w:p>
       <w:pPr>
-        <w:pStyle w:val="Title"/>
+        <w:pStyle w:val="Titre"/>
         <w:rPr>
           <w:color w:val="FF0000"/>
         </w:rPr>
@@ -21,7 +21,7 @@
     </w:p>
     <w:p>
       <w:pPr>
-        <w:pStyle w:val="Title"/>
+        <w:pStyle w:val="Titre"/>
       </w:pPr>
       <w:r>
         <w:rPr>
@@ -47,7 +47,7 @@
                     </pic:cNvPicPr>
                   </pic:nvPicPr>
                   <pic:blipFill>
-                    <a:blip r:embed="rId7">
+                    <a:blip r:embed="rId8">
                       <a:extLst>
                         <a:ext uri="{28A0092B-C50C-407E-A947-70E740481C1C}">
                           <a14:useLocalDpi xmlns:a14="http://schemas.microsoft.com/office/drawing/2010/main" val="0"/>
@@ -83,7 +83,7 @@
     </w:p>
     <w:p>
       <w:pPr>
-        <w:pStyle w:val="Title"/>
+        <w:pStyle w:val="Titre"/>
         <w:jc w:val="left"/>
         <w:rPr>
           <w:b w:val="0"/>
@@ -94,7 +94,7 @@
     </w:p>
     <w:p>
       <w:pPr>
-        <w:pStyle w:val="Title"/>
+        <w:pStyle w:val="Titre"/>
         <w:rPr>
           <w:b w:val="0"/>
           <w:sz w:val="32"/>
@@ -130,7 +130,7 @@
     </w:p>
     <w:p>
       <w:pPr>
-        <w:pStyle w:val="Title"/>
+        <w:pStyle w:val="Titre"/>
         <w:spacing w:before="120"/>
         <w:rPr>
           <w:b w:val="0"/>
@@ -190,7 +190,7 @@
     </w:p>
     <w:p>
       <w:pPr>
-        <w:pStyle w:val="ListParagraph"/>
+        <w:pStyle w:val="Paragraphedeliste"/>
         <w:numPr>
           <w:ilvl w:val="0"/>
           <w:numId w:val="5"/>
@@ -567,21 +567,7 @@
         <w:rPr>
           <w:lang w:val="en-GB"/>
         </w:rPr>
-        <w:t xml:space="preserve">, 2019; </w:t>
-      </w:r>
-      <w:proofErr w:type="spellStart"/>
-      <w:r>
-        <w:rPr>
-          <w:lang w:val="en-GB"/>
-        </w:rPr>
-        <w:t>Jonville</w:t>
-      </w:r>
-      <w:proofErr w:type="spellEnd"/>
-      <w:r>
-        <w:rPr>
-          <w:lang w:val="en-GB"/>
-        </w:rPr>
-        <w:t xml:space="preserve"> &amp; Valcke, 2019). This analysis led to the conclusion that other </w:t>
+        <w:t xml:space="preserve">, 2019; Jonville &amp; Valcke, 2019). This analysis led to the conclusion that other </w:t>
       </w:r>
       <w:proofErr w:type="spellStart"/>
       <w:r>
@@ -937,21 +923,7 @@
         <w:rPr>
           <w:lang w:val="en-GB"/>
         </w:rPr>
-        <w:t xml:space="preserve">XIOS (http://forge.ipsl.jussieu.fr/ioserver) standing for XML-IO-Server is an </w:t>
-      </w:r>
-      <w:proofErr w:type="gramStart"/>
-      <w:r>
-        <w:rPr>
-          <w:lang w:val="en-GB"/>
-        </w:rPr>
-        <w:t>open source</w:t>
-      </w:r>
-      <w:proofErr w:type="gramEnd"/>
-      <w:r>
-        <w:rPr>
-          <w:lang w:val="en-GB"/>
-        </w:rPr>
-        <w:t xml:space="preserve"> library, dedicated to I/O management in climate codes. XIOS manages output of diagnostics and other data produced by climate components into files. It aims at simplifying the I/O management by supporting a maximum of on-line temporal and spatial processing</w:t>
+        <w:t>XIOS (http://forge.ipsl.jussieu.fr/ioserver) standing for XML-IO-Server is an open source library, dedicated to I/O management in climate codes. XIOS manages output of diagnostics and other data produced by climate components into files. It aims at simplifying the I/O management by supporting a maximum of on-line temporal and spatial processing</w:t>
       </w:r>
       <w:r>
         <w:rPr>
@@ -977,21 +949,7 @@
         <w:rPr>
           <w:lang w:val="en-GB"/>
         </w:rPr>
-        <w:t xml:space="preserve"> of the data. The output definition is defined in an XML file which allows the output configuration to be changed without recompiling. Recently, XIOS has also been used not only as an IO server but also as a coupler, </w:t>
-      </w:r>
-      <w:proofErr w:type="gramStart"/>
-      <w:r>
-        <w:rPr>
-          <w:lang w:val="en-GB"/>
-        </w:rPr>
-        <w:t>i.e.</w:t>
-      </w:r>
-      <w:proofErr w:type="gramEnd"/>
-      <w:r>
-        <w:rPr>
-          <w:lang w:val="en-GB"/>
-        </w:rPr>
-        <w:t xml:space="preserve"> managing </w:t>
+        <w:t xml:space="preserve"> of the data. The output definition is defined in an XML file which allows the output configuration to be changed without recompiling. Recently, XIOS has also been used not only as an IO server but also as a coupler, i.e. managing </w:t>
       </w:r>
       <w:r>
         <w:rPr>
@@ -1017,7 +975,7 @@
     </w:p>
     <w:p>
       <w:pPr>
-        <w:pStyle w:val="ListParagraph"/>
+        <w:pStyle w:val="Paragraphedeliste"/>
         <w:numPr>
           <w:ilvl w:val="0"/>
           <w:numId w:val="5"/>
@@ -1038,7 +996,7 @@
     </w:p>
     <w:p>
       <w:pPr>
-        <w:pStyle w:val="ListParagraph"/>
+        <w:pStyle w:val="Paragraphedeliste"/>
         <w:ind w:left="360"/>
         <w:jc w:val="both"/>
         <w:rPr>
@@ -1319,7 +1277,7 @@
     </w:p>
     <w:p>
       <w:pPr>
-        <w:pStyle w:val="ListParagraph"/>
+        <w:pStyle w:val="Paragraphedeliste"/>
         <w:numPr>
           <w:ilvl w:val="1"/>
           <w:numId w:val="5"/>
@@ -1377,7 +1335,7 @@
     </w:p>
     <w:p>
       <w:pPr>
-        <w:pStyle w:val="ListParagraph"/>
+        <w:pStyle w:val="Paragraphedeliste"/>
         <w:numPr>
           <w:ilvl w:val="1"/>
           <w:numId w:val="5"/>
@@ -1841,7 +1799,7 @@
     </w:p>
     <w:p>
       <w:pPr>
-        <w:pStyle w:val="ListParagraph"/>
+        <w:pStyle w:val="Paragraphedeliste"/>
         <w:numPr>
           <w:ilvl w:val="1"/>
           <w:numId w:val="5"/>
@@ -2036,7 +1994,7 @@
       </w:r>
       <w:r>
         <w:rPr>
-          <w:rStyle w:val="FootnoteReference"/>
+          <w:rStyle w:val="Marquenotebasdepage"/>
           <w:lang w:val="en-GB"/>
         </w:rPr>
         <w:footnoteReference w:id="1"/>
@@ -2204,7 +2162,7 @@
     </w:p>
     <w:p>
       <w:pPr>
-        <w:pStyle w:val="ListParagraph"/>
+        <w:pStyle w:val="Paragraphedeliste"/>
         <w:numPr>
           <w:ilvl w:val="1"/>
           <w:numId w:val="5"/>
@@ -2272,7 +2230,7 @@
     </w:p>
     <w:p>
       <w:pPr>
-        <w:pStyle w:val="ListParagraph"/>
+        <w:pStyle w:val="Paragraphedeliste"/>
         <w:numPr>
           <w:ilvl w:val="0"/>
           <w:numId w:val="12"/>
@@ -2303,7 +2261,7 @@
     </w:p>
     <w:p>
       <w:pPr>
-        <w:pStyle w:val="ListParagraph"/>
+        <w:pStyle w:val="Paragraphedeliste"/>
         <w:numPr>
           <w:ilvl w:val="0"/>
           <w:numId w:val="12"/>
@@ -2322,7 +2280,7 @@
     </w:p>
     <w:p>
       <w:pPr>
-        <w:pStyle w:val="ListParagraph"/>
+        <w:pStyle w:val="Paragraphedeliste"/>
         <w:numPr>
           <w:ilvl w:val="0"/>
           <w:numId w:val="12"/>
@@ -2365,7 +2323,7 @@
     </w:p>
     <w:p>
       <w:pPr>
-        <w:pStyle w:val="ListParagraph"/>
+        <w:pStyle w:val="Paragraphedeliste"/>
         <w:numPr>
           <w:ilvl w:val="0"/>
           <w:numId w:val="12"/>
@@ -2401,6 +2359,7 @@
       <w:r>
         <w:rPr>
           <w:noProof/>
+          <w:lang w:eastAsia="fr-FR"/>
         </w:rPr>
         <w:lastRenderedPageBreak/>
         <w:drawing>
@@ -2419,7 +2378,7 @@
                     <pic:cNvPicPr/>
                   </pic:nvPicPr>
                   <pic:blipFill>
-                    <a:blip r:embed="rId8"/>
+                    <a:blip r:embed="rId9"/>
                     <a:stretch>
                       <a:fillRect/>
                     </a:stretch>
@@ -2585,7 +2544,7 @@
     </w:p>
     <w:p>
       <w:pPr>
-        <w:pStyle w:val="ListParagraph"/>
+        <w:pStyle w:val="Paragraphedeliste"/>
         <w:numPr>
           <w:ilvl w:val="1"/>
           <w:numId w:val="5"/>
@@ -3148,7 +3107,7 @@
     </w:p>
     <w:p>
       <w:pPr>
-        <w:pStyle w:val="ListParagraph"/>
+        <w:pStyle w:val="Paragraphedeliste"/>
         <w:numPr>
           <w:ilvl w:val="0"/>
           <w:numId w:val="5"/>
@@ -3227,7 +3186,7 @@
     </w:p>
     <w:p>
       <w:pPr>
-        <w:pStyle w:val="ListParagraph"/>
+        <w:pStyle w:val="Paragraphedeliste"/>
         <w:numPr>
           <w:ilvl w:val="1"/>
           <w:numId w:val="5"/>
@@ -3269,10 +3228,10 @@
         </w:rPr>
         <w:t>Instructions on how to install OASIS3-MCT, and therefore the SCRIP library, are provided in section 6 of the User Guide (</w:t>
       </w:r>
-      <w:hyperlink r:id="rId9" w:history="1">
+      <w:hyperlink r:id="rId10" w:history="1">
         <w:r>
           <w:rPr>
-            <w:rStyle w:val="Hyperlink"/>
+            <w:rStyle w:val="Lienhypertexte"/>
             <w:lang w:val="en-GB"/>
           </w:rPr>
           <w:t>https://oasis.cerfacs.fr/en/documentation/</w:t>
@@ -3288,7 +3247,7 @@
     </w:p>
     <w:p>
       <w:pPr>
-        <w:pStyle w:val="ListParagraph"/>
+        <w:pStyle w:val="Paragraphedeliste"/>
         <w:numPr>
           <w:ilvl w:val="1"/>
           <w:numId w:val="5"/>
@@ -3346,10 +3305,10 @@
         </w:rPr>
         <w:t xml:space="preserve">are available at </w:t>
       </w:r>
-      <w:hyperlink r:id="rId10" w:history="1">
+      <w:hyperlink r:id="rId11" w:history="1">
         <w:r>
           <w:rPr>
-            <w:rStyle w:val="Hyperlink"/>
+            <w:rStyle w:val="Lienhypertexte"/>
             <w:lang w:val="en-GB"/>
           </w:rPr>
           <w:t>https://earthsystemmodeling.org</w:t>
@@ -3359,21 +3318,7 @@
         <w:rPr>
           <w:lang w:val="en-GB"/>
         </w:rPr>
-        <w:t xml:space="preserve"> . To download the sources, one can use, </w:t>
-      </w:r>
-      <w:proofErr w:type="gramStart"/>
-      <w:r>
-        <w:rPr>
-          <w:lang w:val="en-GB"/>
-        </w:rPr>
-        <w:t>e.g.</w:t>
-      </w:r>
-      <w:proofErr w:type="gramEnd"/>
-      <w:r>
-        <w:rPr>
-          <w:lang w:val="en-GB"/>
-        </w:rPr>
-        <w:t xml:space="preserve"> for ESMF 8.2.0 (we recommend to use the latest ESMF version available):  </w:t>
+        <w:t xml:space="preserve"> . To download the sources, one can use, e.g. for ESMF 8.2.0 (we recommend to use the latest ESMF version available):  </w:t>
       </w:r>
     </w:p>
     <w:p>
@@ -3393,10 +3338,10 @@
         </w:rPr>
         <w:t xml:space="preserve">git clone </w:t>
       </w:r>
-      <w:hyperlink r:id="rId11" w:history="1">
+      <w:hyperlink r:id="rId12" w:history="1">
         <w:r>
           <w:rPr>
-            <w:rStyle w:val="Hyperlink"/>
+            <w:rStyle w:val="Lienhypertexte"/>
             <w:rFonts w:ascii="Courier New" w:hAnsi="Courier New" w:cs="Courier New"/>
             <w:lang w:val="en-GB" w:eastAsia="en-US"/>
           </w:rPr>
@@ -3773,9 +3718,18 @@
           <w:shd w:val="clear" w:color="auto" w:fill="FFFFFF"/>
           <w:lang w:val="en-US"/>
         </w:rPr>
-        <w:t>export ESMF_INSTALL_BINDIR=bin/</w:t>
-      </w:r>
-      <w:proofErr w:type="spellStart"/>
+        <w:t>export ESMF_INSTALL_BINDIR=bin/bing/Linux.intel.64.intelmpi</w:t>
+      </w:r>
+      <w:r>
+        <w:rPr>
+          <w:rFonts w:ascii="Verdana" w:hAnsi="Verdana"/>
+          <w:color w:val="000000" w:themeColor="text1"/>
+          <w:sz w:val="20"/>
+          <w:szCs w:val="20"/>
+          <w:lang w:val="en-US"/>
+        </w:rPr>
+        <w:br/>
+      </w:r>
       <w:r>
         <w:rPr>
           <w:rFonts w:ascii="Verdana" w:hAnsi="Verdana"/>
@@ -3785,9 +3739,18 @@
           <w:shd w:val="clear" w:color="auto" w:fill="FFFFFF"/>
           <w:lang w:val="en-US"/>
         </w:rPr>
-        <w:t>bing</w:t>
-      </w:r>
-      <w:proofErr w:type="spellEnd"/>
+        <w:t>export ESMF_INSTALL_DOCDIR=doc</w:t>
+      </w:r>
+      <w:r>
+        <w:rPr>
+          <w:rFonts w:ascii="Verdana" w:hAnsi="Verdana"/>
+          <w:color w:val="000000" w:themeColor="text1"/>
+          <w:sz w:val="20"/>
+          <w:szCs w:val="20"/>
+          <w:lang w:val="en-US"/>
+        </w:rPr>
+        <w:br/>
+      </w:r>
       <w:r>
         <w:rPr>
           <w:rFonts w:ascii="Verdana" w:hAnsi="Verdana"/>
@@ -3797,7 +3760,7 @@
           <w:shd w:val="clear" w:color="auto" w:fill="FFFFFF"/>
           <w:lang w:val="en-US"/>
         </w:rPr>
-        <w:t>/Linux.intel.64.intelmpi</w:t>
+        <w:t>export PATH=$ESMF_INSTALL_PREFIX/$ESMF_INSTALL_BINDIR:$PATH</w:t>
       </w:r>
       <w:r>
         <w:rPr>
@@ -3818,7 +3781,7 @@
           <w:shd w:val="clear" w:color="auto" w:fill="FFFFFF"/>
           <w:lang w:val="en-US"/>
         </w:rPr>
-        <w:t>export ESMF_INSTALL_DOCDIR=doc</w:t>
+        <w:t>export ESMF_NETCDF=split</w:t>
       </w:r>
       <w:r>
         <w:rPr>
@@ -3839,18 +3802,9 @@
           <w:shd w:val="clear" w:color="auto" w:fill="FFFFFF"/>
           <w:lang w:val="en-US"/>
         </w:rPr>
-        <w:t>export PATH=$ESMF_INSTALL_PREFIX/$ESMF_INSTALL_BINDIR:$PATH</w:t>
-      </w:r>
-      <w:r>
-        <w:rPr>
-          <w:rFonts w:ascii="Verdana" w:hAnsi="Verdana"/>
-          <w:color w:val="000000" w:themeColor="text1"/>
-          <w:sz w:val="20"/>
-          <w:szCs w:val="20"/>
-          <w:lang w:val="en-US"/>
-        </w:rPr>
-        <w:br/>
-      </w:r>
+        <w:t>export ESMF_NETCDF_LIBPATH="/softs/local_intel/netcdf/4.4.4_phdf5_1.10.4/lib -L/softs/</w:t>
+      </w:r>
+      <w:proofErr w:type="spellStart"/>
       <w:r>
         <w:rPr>
           <w:rFonts w:ascii="Verdana" w:hAnsi="Verdana"/>
@@ -3860,18 +3814,9 @@
           <w:shd w:val="clear" w:color="auto" w:fill="FFFFFF"/>
           <w:lang w:val="en-US"/>
         </w:rPr>
-        <w:t>export ESMF_NETCDF=split</w:t>
-      </w:r>
-      <w:r>
-        <w:rPr>
-          <w:rFonts w:ascii="Verdana" w:hAnsi="Verdana"/>
-          <w:color w:val="000000" w:themeColor="text1"/>
-          <w:sz w:val="20"/>
-          <w:szCs w:val="20"/>
-          <w:lang w:val="en-US"/>
-        </w:rPr>
-        <w:br/>
-      </w:r>
+        <w:t>local_intel</w:t>
+      </w:r>
+      <w:proofErr w:type="spellEnd"/>
       <w:r>
         <w:rPr>
           <w:rFonts w:ascii="Verdana" w:hAnsi="Verdana"/>
@@ -3881,7 +3826,7 @@
           <w:shd w:val="clear" w:color="auto" w:fill="FFFFFF"/>
           <w:lang w:val="en-US"/>
         </w:rPr>
-        <w:t>export ESMF_NETCDF_LIBPATH="/softs/local_intel/netcdf/4.4.4_phdf5_1.10.4/lib -L/softs/</w:t>
+        <w:t>/</w:t>
       </w:r>
       <w:proofErr w:type="spellStart"/>
       <w:r>
@@ -3893,7 +3838,7 @@
           <w:shd w:val="clear" w:color="auto" w:fill="FFFFFF"/>
           <w:lang w:val="en-US"/>
         </w:rPr>
-        <w:t>local_intel</w:t>
+        <w:t>netcdf</w:t>
       </w:r>
       <w:proofErr w:type="spellEnd"/>
       <w:r>
@@ -3905,11 +3850,11 @@
           <w:shd w:val="clear" w:color="auto" w:fill="FFFFFF"/>
           <w:lang w:val="en-US"/>
         </w:rPr>
-        <w:t>/</w:t>
-      </w:r>
-      <w:proofErr w:type="spellStart"/>
-      <w:r>
-        <w:rPr>
+        <w:t>/4.4.4_phdf5_1.10.4/lib"</w:t>
+      </w:r>
+      <w:r>
+        <w:rPr>
+          <w:rStyle w:val="apple-converted-space"/>
           <w:rFonts w:ascii="Verdana" w:hAnsi="Verdana"/>
           <w:color w:val="000000" w:themeColor="text1"/>
           <w:sz w:val="20"/>
@@ -3917,9 +3862,18 @@
           <w:shd w:val="clear" w:color="auto" w:fill="FFFFFF"/>
           <w:lang w:val="en-US"/>
         </w:rPr>
-        <w:t>netcdf</w:t>
-      </w:r>
-      <w:proofErr w:type="spellEnd"/>
+        <w:t> </w:t>
+      </w:r>
+      <w:r>
+        <w:rPr>
+          <w:rFonts w:ascii="Verdana" w:hAnsi="Verdana"/>
+          <w:color w:val="000000" w:themeColor="text1"/>
+          <w:sz w:val="20"/>
+          <w:szCs w:val="20"/>
+          <w:lang w:val="en-US"/>
+        </w:rPr>
+        <w:br/>
+      </w:r>
       <w:r>
         <w:rPr>
           <w:rFonts w:ascii="Verdana" w:hAnsi="Verdana"/>
@@ -3929,11 +3883,11 @@
           <w:shd w:val="clear" w:color="auto" w:fill="FFFFFF"/>
           <w:lang w:val="en-US"/>
         </w:rPr>
-        <w:t>/4.4.4_phdf5_1.10.4/lib"</w:t>
-      </w:r>
-      <w:r>
-        <w:rPr>
-          <w:rStyle w:val="apple-converted-space"/>
+        <w:t>export ESMF_NETCDF_INCLUDE="/softs/local_intel/netcdf/4.4.4_phdf5_1.10.4/include -I/softs/</w:t>
+      </w:r>
+      <w:proofErr w:type="spellStart"/>
+      <w:r>
+        <w:rPr>
           <w:rFonts w:ascii="Verdana" w:hAnsi="Verdana"/>
           <w:color w:val="000000" w:themeColor="text1"/>
           <w:sz w:val="20"/>
@@ -3941,18 +3895,9 @@
           <w:shd w:val="clear" w:color="auto" w:fill="FFFFFF"/>
           <w:lang w:val="en-US"/>
         </w:rPr>
-        <w:t> </w:t>
-      </w:r>
-      <w:r>
-        <w:rPr>
-          <w:rFonts w:ascii="Verdana" w:hAnsi="Verdana"/>
-          <w:color w:val="000000" w:themeColor="text1"/>
-          <w:sz w:val="20"/>
-          <w:szCs w:val="20"/>
-          <w:lang w:val="en-US"/>
-        </w:rPr>
-        <w:br/>
-      </w:r>
+        <w:t>local_intel</w:t>
+      </w:r>
+      <w:proofErr w:type="spellEnd"/>
       <w:r>
         <w:rPr>
           <w:rFonts w:ascii="Verdana" w:hAnsi="Verdana"/>
@@ -3962,7 +3907,7 @@
           <w:shd w:val="clear" w:color="auto" w:fill="FFFFFF"/>
           <w:lang w:val="en-US"/>
         </w:rPr>
-        <w:t>export ESMF_NETCDF_INCLUDE="/softs/local_intel/netcdf/4.4.4_phdf5_1.10.4/include -I/softs/</w:t>
+        <w:t>/</w:t>
       </w:r>
       <w:proofErr w:type="spellStart"/>
       <w:r>
@@ -3974,7 +3919,7 @@
           <w:shd w:val="clear" w:color="auto" w:fill="FFFFFF"/>
           <w:lang w:val="en-US"/>
         </w:rPr>
-        <w:t>local_intel</w:t>
+        <w:t>netcdf</w:t>
       </w:r>
       <w:proofErr w:type="spellEnd"/>
       <w:r>
@@ -3986,11 +3931,11 @@
           <w:shd w:val="clear" w:color="auto" w:fill="FFFFFF"/>
           <w:lang w:val="en-US"/>
         </w:rPr>
-        <w:t>/</w:t>
-      </w:r>
-      <w:proofErr w:type="spellStart"/>
-      <w:r>
-        <w:rPr>
+        <w:t>/4.4.4_phdf5_1.10.4/include"</w:t>
+      </w:r>
+      <w:r>
+        <w:rPr>
+          <w:rStyle w:val="apple-converted-space"/>
           <w:rFonts w:ascii="Verdana" w:hAnsi="Verdana"/>
           <w:color w:val="000000" w:themeColor="text1"/>
           <w:sz w:val="20"/>
@@ -3998,9 +3943,18 @@
           <w:shd w:val="clear" w:color="auto" w:fill="FFFFFF"/>
           <w:lang w:val="en-US"/>
         </w:rPr>
-        <w:t>netcdf</w:t>
-      </w:r>
-      <w:proofErr w:type="spellEnd"/>
+        <w:t> </w:t>
+      </w:r>
+      <w:r>
+        <w:rPr>
+          <w:rFonts w:ascii="Verdana" w:hAnsi="Verdana"/>
+          <w:color w:val="000000" w:themeColor="text1"/>
+          <w:sz w:val="20"/>
+          <w:szCs w:val="20"/>
+          <w:lang w:val="en-US"/>
+        </w:rPr>
+        <w:br/>
+      </w:r>
       <w:r>
         <w:rPr>
           <w:rFonts w:ascii="Verdana" w:hAnsi="Verdana"/>
@@ -4010,11 +3964,11 @@
           <w:shd w:val="clear" w:color="auto" w:fill="FFFFFF"/>
           <w:lang w:val="en-US"/>
         </w:rPr>
-        <w:t>/4.4.4_phdf5_1.10.4/include"</w:t>
-      </w:r>
-      <w:r>
-        <w:rPr>
-          <w:rStyle w:val="apple-converted-space"/>
+        <w:t>export ESMF_COMM=</w:t>
+      </w:r>
+      <w:proofErr w:type="spellStart"/>
+      <w:r>
+        <w:rPr>
           <w:rFonts w:ascii="Verdana" w:hAnsi="Verdana"/>
           <w:color w:val="000000" w:themeColor="text1"/>
           <w:sz w:val="20"/>
@@ -4022,8 +3976,9 @@
           <w:shd w:val="clear" w:color="auto" w:fill="FFFFFF"/>
           <w:lang w:val="en-US"/>
         </w:rPr>
-        <w:t> </w:t>
-      </w:r>
+        <w:t>intelmpi</w:t>
+      </w:r>
+      <w:proofErr w:type="spellEnd"/>
       <w:r>
         <w:rPr>
           <w:rFonts w:ascii="Verdana" w:hAnsi="Verdana"/>
@@ -4043,40 +3998,6 @@
           <w:shd w:val="clear" w:color="auto" w:fill="FFFFFF"/>
           <w:lang w:val="en-US"/>
         </w:rPr>
-        <w:t>export ESMF_COMM=</w:t>
-      </w:r>
-      <w:proofErr w:type="spellStart"/>
-      <w:r>
-        <w:rPr>
-          <w:rFonts w:ascii="Verdana" w:hAnsi="Verdana"/>
-          <w:color w:val="000000" w:themeColor="text1"/>
-          <w:sz w:val="20"/>
-          <w:szCs w:val="20"/>
-          <w:shd w:val="clear" w:color="auto" w:fill="FFFFFF"/>
-          <w:lang w:val="en-US"/>
-        </w:rPr>
-        <w:t>intelmpi</w:t>
-      </w:r>
-      <w:proofErr w:type="spellEnd"/>
-      <w:r>
-        <w:rPr>
-          <w:rFonts w:ascii="Verdana" w:hAnsi="Verdana"/>
-          <w:color w:val="000000" w:themeColor="text1"/>
-          <w:sz w:val="20"/>
-          <w:szCs w:val="20"/>
-          <w:lang w:val="en-US"/>
-        </w:rPr>
-        <w:br/>
-      </w:r>
-      <w:r>
-        <w:rPr>
-          <w:rFonts w:ascii="Verdana" w:hAnsi="Verdana"/>
-          <w:color w:val="000000" w:themeColor="text1"/>
-          <w:sz w:val="20"/>
-          <w:szCs w:val="20"/>
-          <w:shd w:val="clear" w:color="auto" w:fill="FFFFFF"/>
-          <w:lang w:val="en-US"/>
-        </w:rPr>
         <w:t>export PATH=$ESMF_INSTALL_PREFIX/$ESMF_INSTALL_BINDIR:$PATH</w:t>
       </w:r>
     </w:p>
@@ -4183,7 +4104,7 @@
     </w:p>
     <w:p>
       <w:pPr>
-        <w:pStyle w:val="ListParagraph"/>
+        <w:pStyle w:val="Paragraphedeliste"/>
         <w:numPr>
           <w:ilvl w:val="1"/>
           <w:numId w:val="5"/>
@@ -4217,10 +4138,10 @@
         </w:rPr>
         <w:t xml:space="preserve">Details on XIOS installation are available at </w:t>
       </w:r>
-      <w:hyperlink r:id="rId12" w:history="1">
+      <w:hyperlink r:id="rId13" w:history="1">
         <w:r>
           <w:rPr>
-            <w:rStyle w:val="Hyperlink"/>
+            <w:rStyle w:val="Lienhypertexte"/>
             <w:lang w:val="en-GB"/>
           </w:rPr>
           <w:t>https://forge.ipsl.jussieu.fr/ioserver/wiki/documentation</w:t>
@@ -4309,10 +4230,10 @@
         </w:rPr>
         <w:t xml:space="preserve"> co </w:t>
       </w:r>
-      <w:hyperlink r:id="rId13" w:history="1">
+      <w:hyperlink r:id="rId14" w:history="1">
         <w:r>
           <w:rPr>
-            <w:rStyle w:val="Hyperlink"/>
+            <w:rStyle w:val="Lienhypertexte"/>
             <w:rFonts w:ascii="Courier New" w:hAnsi="Courier New" w:cs="Courier New"/>
             <w:sz w:val="21"/>
             <w:szCs w:val="21"/>
@@ -4453,7 +4374,6 @@
         <w:t>, arch-</w:t>
       </w:r>
       <w:proofErr w:type="spellStart"/>
-      <w:proofErr w:type="gramStart"/>
       <w:r>
         <w:rPr>
           <w:rFonts w:ascii="Courier New" w:hAnsi="Courier New" w:cs="Courier New"/>
@@ -4465,7 +4385,6 @@
         <w:t>xxxx.path</w:t>
       </w:r>
       <w:proofErr w:type="spellEnd"/>
-      <w:proofErr w:type="gramEnd"/>
       <w:r>
         <w:rPr>
           <w:color w:val="000000" w:themeColor="text1"/>
@@ -4490,7 +4409,7 @@
           <w:color w:val="000000" w:themeColor="text1"/>
           <w:lang w:val="en-US"/>
         </w:rPr>
-        <w:t xml:space="preserve"> refers to the specific platform (see examples in there). XIOS compilation can then be launched with </w:t>
+        <w:t xml:space="preserve"> refers to the specific platform (see examples in there). XIOS compilation can then be launched with “</w:t>
       </w:r>
       <w:proofErr w:type="gramStart"/>
       <w:r>
@@ -4498,7 +4417,7 @@
           <w:color w:val="000000" w:themeColor="text1"/>
           <w:lang w:val="en-US"/>
         </w:rPr>
-        <w:t>“.</w:t>
+        <w:t>.</w:t>
       </w:r>
       <w:r>
         <w:rPr>
@@ -4607,15 +4526,127 @@
           <w:rFonts w:ascii="Courier New" w:hAnsi="Courier New" w:cs="Courier New"/>
           <w:lang w:val="en-GB"/>
         </w:rPr>
-        <w:t>/XIOS/oasis_</w:t>
-      </w:r>
+        <w:t>/XIOS/oasis_testcase.f90.</w:t>
+      </w:r>
+      <w:r>
+        <w:rPr>
+          <w:rFonts w:ascii="Courier New" w:hAnsi="Courier New" w:cs="Courier New"/>
+          <w:lang w:val="en-GB"/>
+        </w:rPr>
+        <w:t xml:space="preserve"> </w:t>
+      </w:r>
+      <w:r>
+        <w:rPr>
+          <w:color w:val="000000" w:themeColor="text1"/>
+          <w:lang w:val="en-US"/>
+        </w:rPr>
+        <w:t>For compilation,</w:t>
+      </w:r>
+      <w:r>
+        <w:rPr>
+          <w:color w:val="000000" w:themeColor="text1"/>
+          <w:lang w:val="en-US"/>
+        </w:rPr>
+        <w:t xml:space="preserve"> copy</w:t>
+      </w:r>
+      <w:r>
+        <w:rPr>
+          <w:color w:val="000000" w:themeColor="text1"/>
+          <w:lang w:val="en-US"/>
+        </w:rPr>
+        <w:t xml:space="preserve"> </w:t>
+      </w:r>
+      <w:r>
+        <w:rPr>
+          <w:rFonts w:ascii="Courier New" w:hAnsi="Courier New" w:cs="Courier New"/>
+          <w:color w:val="000000" w:themeColor="text1"/>
+          <w:lang w:val="en-GB"/>
+        </w:rPr>
+        <w:t xml:space="preserve">oasis_testcase.f90 </w:t>
+      </w:r>
+      <w:r>
+        <w:rPr>
+          <w:color w:val="000000" w:themeColor="text1"/>
+          <w:lang w:val="en-US"/>
+        </w:rPr>
+        <w:t xml:space="preserve">to the XIOS sub-directory </w:t>
+      </w:r>
+      <w:proofErr w:type="spellStart"/>
+      <w:r>
+        <w:rPr>
+          <w:rFonts w:ascii="Courier New" w:hAnsi="Courier New" w:cs="Courier New"/>
+          <w:lang w:val="en-GB"/>
+        </w:rPr>
+        <w:t>XIOS</w:t>
+      </w:r>
+      <w:r>
+        <w:rPr>
+          <w:rFonts w:ascii="Courier New" w:hAnsi="Courier New" w:cs="Courier New"/>
+          <w:lang w:val="en-GB"/>
+        </w:rPr>
+        <w:t>_trunk</w:t>
+      </w:r>
+      <w:proofErr w:type="spellEnd"/>
+      <w:r>
+        <w:rPr>
+          <w:rFonts w:ascii="Courier New" w:hAnsi="Courier New" w:cs="Courier New"/>
+          <w:lang w:val="en-GB"/>
+        </w:rPr>
+        <w:t>/</w:t>
+      </w:r>
+      <w:proofErr w:type="spellStart"/>
+      <w:r>
+        <w:rPr>
+          <w:rFonts w:ascii="Courier New" w:hAnsi="Courier New" w:cs="Courier New"/>
+          <w:lang w:val="en-GB"/>
+        </w:rPr>
+        <w:t>src</w:t>
+      </w:r>
+      <w:proofErr w:type="spellEnd"/>
+      <w:r>
+        <w:rPr>
+          <w:rFonts w:ascii="Courier New" w:hAnsi="Courier New" w:cs="Courier New"/>
+          <w:lang w:val="en-GB"/>
+        </w:rPr>
+        <w:t>/test</w:t>
+      </w:r>
+      <w:r>
+        <w:rPr>
+          <w:color w:val="000000" w:themeColor="text1"/>
+          <w:lang w:val="en-US"/>
+        </w:rPr>
+        <w:t xml:space="preserve"> and </w:t>
+      </w:r>
+      <w:r>
+        <w:rPr>
+          <w:color w:val="000000" w:themeColor="text1"/>
+          <w:lang w:val="en-US"/>
+        </w:rPr>
+        <w:t xml:space="preserve">add </w:t>
+      </w:r>
+      <w:r>
+        <w:rPr>
+          <w:color w:val="000000" w:themeColor="text1"/>
+          <w:lang w:val="en-US"/>
+        </w:rPr>
+        <w:t>a line "</w:t>
+      </w:r>
+      <w:proofErr w:type="spellStart"/>
+      <w:r>
+        <w:rPr>
+          <w:rFonts w:ascii="Courier New" w:hAnsi="Courier New" w:cs="Courier New"/>
+          <w:lang w:val="en-GB"/>
+        </w:rPr>
+        <w:t>bld</w:t>
+      </w:r>
+      <w:proofErr w:type="spellEnd"/>
       <w:proofErr w:type="gramStart"/>
       <w:r>
         <w:rPr>
           <w:rFonts w:ascii="Courier New" w:hAnsi="Courier New" w:cs="Courier New"/>
           <w:lang w:val="en-GB"/>
         </w:rPr>
-        <w:t>testcase.f</w:t>
+        <w:t>::</w:t>
       </w:r>
       <w:proofErr w:type="gramEnd"/>
       <w:r>
@@ -4623,144 +4654,7 @@
           <w:rFonts w:ascii="Courier New" w:hAnsi="Courier New" w:cs="Courier New"/>
           <w:lang w:val="en-GB"/>
         </w:rPr>
-        <w:t>90.</w:t>
-      </w:r>
-      <w:r>
-        <w:rPr>
-          <w:rFonts w:ascii="Courier New" w:hAnsi="Courier New" w:cs="Courier New"/>
-          <w:lang w:val="en-GB"/>
-        </w:rPr>
-        <w:t xml:space="preserve"> </w:t>
-      </w:r>
-      <w:r>
-        <w:rPr>
-          <w:color w:val="000000" w:themeColor="text1"/>
-          <w:lang w:val="en-US"/>
-        </w:rPr>
-        <w:t>For compilation,</w:t>
-      </w:r>
-      <w:r>
-        <w:rPr>
-          <w:color w:val="000000" w:themeColor="text1"/>
-          <w:lang w:val="en-US"/>
-        </w:rPr>
-        <w:t xml:space="preserve"> copy</w:t>
-      </w:r>
-      <w:r>
-        <w:rPr>
-          <w:color w:val="000000" w:themeColor="text1"/>
-          <w:lang w:val="en-US"/>
-        </w:rPr>
-        <w:t xml:space="preserve"> </w:t>
-      </w:r>
-      <w:r>
-        <w:rPr>
-          <w:rFonts w:ascii="Courier New" w:hAnsi="Courier New" w:cs="Courier New"/>
-          <w:color w:val="000000" w:themeColor="text1"/>
-          <w:lang w:val="en-GB"/>
-        </w:rPr>
-        <w:t>oasis_</w:t>
-      </w:r>
-      <w:proofErr w:type="gramStart"/>
-      <w:r>
-        <w:rPr>
-          <w:rFonts w:ascii="Courier New" w:hAnsi="Courier New" w:cs="Courier New"/>
-          <w:color w:val="000000" w:themeColor="text1"/>
-          <w:lang w:val="en-GB"/>
-        </w:rPr>
-        <w:t>testcase.f</w:t>
-      </w:r>
-      <w:proofErr w:type="gramEnd"/>
-      <w:r>
-        <w:rPr>
-          <w:rFonts w:ascii="Courier New" w:hAnsi="Courier New" w:cs="Courier New"/>
-          <w:color w:val="000000" w:themeColor="text1"/>
-          <w:lang w:val="en-GB"/>
-        </w:rPr>
-        <w:t xml:space="preserve">90 </w:t>
-      </w:r>
-      <w:r>
-        <w:rPr>
-          <w:color w:val="000000" w:themeColor="text1"/>
-          <w:lang w:val="en-US"/>
-        </w:rPr>
-        <w:t xml:space="preserve">to the XIOS sub-directory </w:t>
-      </w:r>
-      <w:proofErr w:type="spellStart"/>
-      <w:r>
-        <w:rPr>
-          <w:rFonts w:ascii="Courier New" w:hAnsi="Courier New" w:cs="Courier New"/>
-          <w:lang w:val="en-GB"/>
-        </w:rPr>
-        <w:t>XIOS</w:t>
-      </w:r>
-      <w:r>
-        <w:rPr>
-          <w:rFonts w:ascii="Courier New" w:hAnsi="Courier New" w:cs="Courier New"/>
-          <w:lang w:val="en-GB"/>
-        </w:rPr>
-        <w:t>_trunk</w:t>
-      </w:r>
-      <w:proofErr w:type="spellEnd"/>
-      <w:r>
-        <w:rPr>
-          <w:rFonts w:ascii="Courier New" w:hAnsi="Courier New" w:cs="Courier New"/>
-          <w:lang w:val="en-GB"/>
-        </w:rPr>
-        <w:t>/</w:t>
-      </w:r>
-      <w:proofErr w:type="spellStart"/>
-      <w:r>
-        <w:rPr>
-          <w:rFonts w:ascii="Courier New" w:hAnsi="Courier New" w:cs="Courier New"/>
-          <w:lang w:val="en-GB"/>
-        </w:rPr>
-        <w:t>src</w:t>
-      </w:r>
-      <w:proofErr w:type="spellEnd"/>
-      <w:r>
-        <w:rPr>
-          <w:rFonts w:ascii="Courier New" w:hAnsi="Courier New" w:cs="Courier New"/>
-          <w:lang w:val="en-GB"/>
-        </w:rPr>
-        <w:t>/test</w:t>
-      </w:r>
-      <w:r>
-        <w:rPr>
-          <w:color w:val="000000" w:themeColor="text1"/>
-          <w:lang w:val="en-US"/>
-        </w:rPr>
-        <w:t xml:space="preserve"> and </w:t>
-      </w:r>
-      <w:r>
-        <w:rPr>
-          <w:color w:val="000000" w:themeColor="text1"/>
-          <w:lang w:val="en-US"/>
-        </w:rPr>
-        <w:t xml:space="preserve">add </w:t>
-      </w:r>
-      <w:r>
-        <w:rPr>
-          <w:color w:val="000000" w:themeColor="text1"/>
-          <w:lang w:val="en-US"/>
-        </w:rPr>
-        <w:t>a line "</w:t>
-      </w:r>
-      <w:proofErr w:type="spellStart"/>
-      <w:r>
-        <w:rPr>
-          <w:rFonts w:ascii="Courier New" w:hAnsi="Courier New" w:cs="Courier New"/>
-          <w:lang w:val="en-GB"/>
-        </w:rPr>
-        <w:t>bld</w:t>
-      </w:r>
-      <w:proofErr w:type="spellEnd"/>
-      <w:r>
-        <w:rPr>
-          <w:rFonts w:ascii="Courier New" w:hAnsi="Courier New" w:cs="Courier New"/>
-          <w:lang w:val="en-GB"/>
-        </w:rPr>
-        <w:t>::target oasis_testcase.exe</w:t>
+        <w:t>target oasis_testcase.exe</w:t>
       </w:r>
       <w:r>
         <w:rPr>
@@ -4916,14 +4810,30 @@
           <w:color w:val="000000" w:themeColor="text1"/>
           <w:lang w:val="en-US"/>
         </w:rPr>
-        <w:t xml:space="preserve"> o</w:t>
-      </w:r>
+        <w:t xml:space="preserve"> </w:t>
+      </w:r>
+      <w:proofErr w:type="gramStart"/>
       <w:r>
         <w:rPr>
           <w:color w:val="000000" w:themeColor="text1"/>
           <w:lang w:val="en-US"/>
         </w:rPr>
-        <w:t xml:space="preserve">r create a symbolic link in </w:t>
+        <w:t>o</w:t>
+      </w:r>
+      <w:r>
+        <w:rPr>
+          <w:color w:val="000000" w:themeColor="text1"/>
+          <w:lang w:val="en-US"/>
+        </w:rPr>
+        <w:t>r</w:t>
+      </w:r>
+      <w:proofErr w:type="gramEnd"/>
+      <w:r>
+        <w:rPr>
+          <w:color w:val="000000" w:themeColor="text1"/>
+          <w:lang w:val="en-US"/>
+        </w:rPr>
+        <w:t xml:space="preserve"> create a symbolic link in </w:t>
       </w:r>
       <w:r>
         <w:rPr>
@@ -4940,7 +4850,6 @@
         <w:t xml:space="preserve"> to </w:t>
       </w:r>
       <w:proofErr w:type="spellStart"/>
-      <w:proofErr w:type="gramStart"/>
       <w:r>
         <w:rPr>
           <w:rFonts w:ascii="Courier New" w:hAnsi="Courier New" w:cs="Courier New"/>
@@ -4991,7 +4900,6 @@
         </w:rPr>
         <w:t>.</w:t>
       </w:r>
-      <w:proofErr w:type="gramEnd"/>
       <w:r>
         <w:rPr>
           <w:color w:val="000000" w:themeColor="text1"/>
@@ -5002,7 +4910,7 @@
     </w:p>
     <w:p>
       <w:pPr>
-        <w:pStyle w:val="ListParagraph"/>
+        <w:pStyle w:val="Paragraphedeliste"/>
         <w:numPr>
           <w:ilvl w:val="0"/>
           <w:numId w:val="5"/>
@@ -5034,7 +4942,7 @@
     </w:p>
     <w:p>
       <w:pPr>
-        <w:pStyle w:val="ListParagraph"/>
+        <w:pStyle w:val="Paragraphedeliste"/>
         <w:numPr>
           <w:ilvl w:val="1"/>
           <w:numId w:val="5"/>
@@ -5405,7 +5313,23 @@
           <w:rFonts w:ascii="Courier New" w:hAnsi="Courier New" w:cs="Courier New"/>
           <w:lang w:val="en-GB"/>
         </w:rPr>
-        <w:t>oasis3-mct/util/</w:t>
+        <w:t>oasis3-mct/</w:t>
+      </w:r>
+      <w:proofErr w:type="spellStart"/>
+      <w:r>
+        <w:rPr>
+          <w:rFonts w:ascii="Courier New" w:hAnsi="Courier New" w:cs="Courier New"/>
+          <w:lang w:val="en-GB"/>
+        </w:rPr>
+        <w:t>util</w:t>
+      </w:r>
+      <w:proofErr w:type="spellEnd"/>
+      <w:r>
+        <w:rPr>
+          <w:rFonts w:ascii="Courier New" w:hAnsi="Courier New" w:cs="Courier New"/>
+          <w:lang w:val="en-GB"/>
+        </w:rPr>
+        <w:t>/</w:t>
       </w:r>
       <w:proofErr w:type="spellStart"/>
       <w:r>
@@ -5681,7 +5605,7 @@
     </w:p>
     <w:p>
       <w:pPr>
-        <w:pStyle w:val="ListParagraph"/>
+        <w:pStyle w:val="Paragraphedeliste"/>
         <w:numPr>
           <w:ilvl w:val="1"/>
           <w:numId w:val="5"/>
@@ -5984,7 +5908,7 @@
     </w:p>
     <w:p>
       <w:pPr>
-        <w:pStyle w:val="ListParagraph"/>
+        <w:pStyle w:val="Paragraphedeliste"/>
         <w:numPr>
           <w:ilvl w:val="0"/>
           <w:numId w:val="6"/>
@@ -6095,7 +6019,7 @@
     </w:p>
     <w:p>
       <w:pPr>
-        <w:pStyle w:val="ListParagraph"/>
+        <w:pStyle w:val="Paragraphedeliste"/>
         <w:numPr>
           <w:ilvl w:val="0"/>
           <w:numId w:val="6"/>
@@ -6219,7 +6143,7 @@
     </w:p>
     <w:p>
       <w:pPr>
-        <w:pStyle w:val="ListParagraph"/>
+        <w:pStyle w:val="Paragraphedeliste"/>
         <w:numPr>
           <w:ilvl w:val="0"/>
           <w:numId w:val="6"/>
@@ -6376,7 +6300,7 @@
     </w:p>
     <w:p>
       <w:pPr>
-        <w:pStyle w:val="ListParagraph"/>
+        <w:pStyle w:val="Paragraphedeliste"/>
         <w:numPr>
           <w:ilvl w:val="0"/>
           <w:numId w:val="6"/>
@@ -6410,7 +6334,7 @@
       </w:r>
       <w:r>
         <w:rPr>
-          <w:rStyle w:val="FootnoteReference"/>
+          <w:rStyle w:val="Marquenotebasdepage"/>
           <w:lang w:val="en-GB"/>
         </w:rPr>
         <w:footnoteReference w:id="2"/>
@@ -6418,7 +6342,7 @@
     </w:p>
     <w:p>
       <w:pPr>
-        <w:pStyle w:val="ListParagraph"/>
+        <w:pStyle w:val="Paragraphedeliste"/>
         <w:numPr>
           <w:ilvl w:val="0"/>
           <w:numId w:val="6"/>
@@ -6532,7 +6456,7 @@
     </w:p>
     <w:p>
       <w:pPr>
-        <w:pStyle w:val="ListParagraph"/>
+        <w:pStyle w:val="Paragraphedeliste"/>
         <w:numPr>
           <w:ilvl w:val="0"/>
           <w:numId w:val="6"/>
@@ -6587,7 +6511,7 @@
     </w:p>
     <w:p>
       <w:pPr>
-        <w:pStyle w:val="ListParagraph"/>
+        <w:pStyle w:val="Paragraphedeliste"/>
         <w:numPr>
           <w:ilvl w:val="0"/>
           <w:numId w:val="6"/>
@@ -6695,7 +6619,7 @@
     </w:p>
     <w:p>
       <w:pPr>
-        <w:pStyle w:val="ListParagraph"/>
+        <w:pStyle w:val="Paragraphedeliste"/>
         <w:numPr>
           <w:ilvl w:val="0"/>
           <w:numId w:val="7"/>
@@ -6777,7 +6701,7 @@
     </w:p>
     <w:p>
       <w:pPr>
-        <w:pStyle w:val="ListParagraph"/>
+        <w:pStyle w:val="Paragraphedeliste"/>
         <w:numPr>
           <w:ilvl w:val="0"/>
           <w:numId w:val="7"/>
@@ -6859,7 +6783,7 @@
       </w:r>
       <w:r>
         <w:rPr>
-          <w:rStyle w:val="FootnoteReference"/>
+          <w:rStyle w:val="Marquenotebasdepage"/>
           <w:lang w:val="en-GB"/>
         </w:rPr>
         <w:footnoteReference w:id="3"/>
@@ -7242,7 +7166,7 @@
     </w:p>
     <w:p>
       <w:pPr>
-        <w:pStyle w:val="ListParagraph"/>
+        <w:pStyle w:val="Paragraphedeliste"/>
         <w:numPr>
           <w:ilvl w:val="1"/>
           <w:numId w:val="5"/>
@@ -7588,19 +7512,11 @@
         </w:rPr>
         <w:t xml:space="preserve">=sinusoid </w:t>
       </w:r>
-      <w:proofErr w:type="gramStart"/>
-      <w:r>
-        <w:rPr>
-          <w:lang w:val="en-GB"/>
-        </w:rPr>
-        <w:t>are</w:t>
-      </w:r>
-      <w:proofErr w:type="gramEnd"/>
-      <w:r>
-        <w:rPr>
-          <w:lang w:val="en-GB"/>
-        </w:rPr>
-        <w:t xml:space="preserve"> provided in the files </w:t>
+      <w:r>
+        <w:rPr>
+          <w:lang w:val="en-GB"/>
+        </w:rPr>
+        <w:t xml:space="preserve">are provided in the files </w:t>
       </w:r>
       <w:proofErr w:type="spellStart"/>
       <w:r>
@@ -7744,21 +7660,7 @@
           <w:rFonts w:ascii="Courier New" w:hAnsi="Courier New" w:cs="Courier New"/>
           <w:lang w:val="en-GB"/>
         </w:rPr>
-        <w:t>$library</w:t>
-      </w:r>
-      <w:r>
-        <w:rPr>
-          <w:rFonts w:ascii="Courier New" w:hAnsi="Courier New" w:cs="Courier New"/>
-          <w:lang w:val="en-GB"/>
-        </w:rPr>
-        <w:t>.txt</w:t>
-      </w:r>
-      <w:r>
-        <w:rPr>
-          <w:rFonts w:ascii="Courier New" w:hAnsi="Courier New" w:cs="Courier New"/>
-          <w:lang w:val="en-GB"/>
-        </w:rPr>
-        <w:t xml:space="preserve"> </w:t>
+        <w:t xml:space="preserve">$library.txt </w:t>
       </w:r>
       <w:r>
         <w:rPr>
@@ -7979,7 +7881,7 @@
     </w:p>
     <w:p>
       <w:pPr>
-        <w:pStyle w:val="ListParagraph"/>
+        <w:pStyle w:val="Paragraphedeliste"/>
         <w:numPr>
           <w:ilvl w:val="1"/>
           <w:numId w:val="5"/>
@@ -8023,7 +7925,7 @@
     </w:p>
     <w:p>
       <w:pPr>
-        <w:pStyle w:val="ListParagraph"/>
+        <w:pStyle w:val="Paragraphedeliste"/>
         <w:numPr>
           <w:ilvl w:val="0"/>
           <w:numId w:val="11"/>
@@ -8084,23 +7986,7 @@
           <w:rFonts w:ascii="Courier New" w:hAnsi="Courier New" w:cs="Courier New"/>
           <w:lang w:val="en-GB"/>
         </w:rPr>
-        <w:t xml:space="preserve"> </w:t>
-      </w:r>
-      <w:proofErr w:type="gramStart"/>
-      <w:r>
-        <w:rPr>
-          <w:rFonts w:ascii="Courier New" w:hAnsi="Courier New" w:cs="Courier New"/>
-          <w:lang w:val="en-GB"/>
-        </w:rPr>
-        <w:t>debug.root</w:t>
-      </w:r>
-      <w:proofErr w:type="gramEnd"/>
-      <w:r>
-        <w:rPr>
-          <w:rFonts w:ascii="Courier New" w:hAnsi="Courier New" w:cs="Courier New"/>
-          <w:lang w:val="en-GB"/>
-        </w:rPr>
-        <w:t>.01</w:t>
+        <w:t xml:space="preserve"> debug.root.01</w:t>
       </w:r>
       <w:r>
         <w:rPr>
@@ -8112,7 +7998,7 @@
     </w:p>
     <w:p>
       <w:pPr>
-        <w:pStyle w:val="ListParagraph"/>
+        <w:pStyle w:val="Paragraphedeliste"/>
         <w:numPr>
           <w:ilvl w:val="0"/>
           <w:numId w:val="11"/>
@@ -8195,7 +8081,7 @@
     </w:p>
     <w:p>
       <w:pPr>
-        <w:pStyle w:val="ListParagraph"/>
+        <w:pStyle w:val="Paragraphedeliste"/>
         <w:numPr>
           <w:ilvl w:val="0"/>
           <w:numId w:val="11"/>
@@ -8253,7 +8139,7 @@
     </w:p>
     <w:p>
       <w:pPr>
-        <w:pStyle w:val="ListParagraph"/>
+        <w:pStyle w:val="Paragraphedeliste"/>
         <w:spacing w:before="120"/>
         <w:jc w:val="both"/>
         <w:rPr>
@@ -8263,7 +8149,7 @@
     </w:p>
     <w:p>
       <w:pPr>
-        <w:pStyle w:val="ListParagraph"/>
+        <w:pStyle w:val="Paragraphedeliste"/>
         <w:numPr>
           <w:ilvl w:val="1"/>
           <w:numId w:val="5"/>
@@ -8546,7 +8432,7 @@
     </w:p>
     <w:p>
       <w:pPr>
-        <w:pStyle w:val="ListParagraph"/>
+        <w:pStyle w:val="Paragraphedeliste"/>
         <w:numPr>
           <w:ilvl w:val="0"/>
           <w:numId w:val="6"/>
@@ -8634,7 +8520,7 @@
     </w:p>
     <w:p>
       <w:pPr>
-        <w:pStyle w:val="ListParagraph"/>
+        <w:pStyle w:val="Paragraphedeliste"/>
         <w:numPr>
           <w:ilvl w:val="0"/>
           <w:numId w:val="6"/>
@@ -8751,7 +8637,7 @@
     </w:p>
     <w:p>
       <w:pPr>
-        <w:pStyle w:val="ListParagraph"/>
+        <w:pStyle w:val="Paragraphedeliste"/>
         <w:numPr>
           <w:ilvl w:val="0"/>
           <w:numId w:val="6"/>
@@ -8859,7 +8745,7 @@
     </w:p>
     <w:p>
       <w:pPr>
-        <w:pStyle w:val="ListParagraph"/>
+        <w:pStyle w:val="Paragraphedeliste"/>
         <w:numPr>
           <w:ilvl w:val="0"/>
           <w:numId w:val="6"/>
@@ -8914,7 +8800,7 @@
     </w:p>
     <w:p>
       <w:pPr>
-        <w:pStyle w:val="ListParagraph"/>
+        <w:pStyle w:val="Paragraphedeliste"/>
         <w:numPr>
           <w:ilvl w:val="0"/>
           <w:numId w:val="6"/>
@@ -8931,8 +8817,17 @@
           <w:rFonts w:ascii="Courier New" w:hAnsi="Courier New" w:cs="Courier New"/>
           <w:lang w:val="en-GB"/>
         </w:rPr>
-        <w:t>$opt</w:t>
-      </w:r>
+        <w:t>$</w:t>
+      </w:r>
+      <w:proofErr w:type="gramStart"/>
+      <w:r>
+        <w:rPr>
+          <w:rFonts w:ascii="Courier New" w:hAnsi="Courier New" w:cs="Courier New"/>
+          <w:lang w:val="en-GB"/>
+        </w:rPr>
+        <w:t>opt</w:t>
+      </w:r>
+      <w:proofErr w:type="gramEnd"/>
       <w:r>
         <w:rPr>
           <w:rFonts w:ascii="Courier New" w:hAnsi="Courier New" w:cs="Courier New"/>
@@ -8957,15 +8852,7 @@
           <w:rFonts w:ascii="Courier New" w:hAnsi="Courier New" w:cs="Courier New"/>
           <w:lang w:val="en-GB"/>
         </w:rPr>
-        <w:t>–</w:t>
-      </w:r>
-      <w:proofErr w:type="gramStart"/>
-      <w:r>
-        <w:rPr>
-          <w:rFonts w:ascii="Courier New" w:hAnsi="Courier New" w:cs="Courier New"/>
-          <w:lang w:val="en-GB"/>
-        </w:rPr>
-        <w:t>plot</w:t>
+        <w:t>–plot</w:t>
       </w:r>
       <w:r>
         <w:rPr>
@@ -8973,11 +8860,10 @@
         </w:rPr>
         <w:t xml:space="preserve"> .</w:t>
       </w:r>
-      <w:proofErr w:type="gramEnd"/>
     </w:p>
     <w:p>
       <w:pPr>
-        <w:pStyle w:val="ListParagraph"/>
+        <w:pStyle w:val="Paragraphedeliste"/>
         <w:spacing w:before="120"/>
         <w:jc w:val="both"/>
         <w:rPr>
@@ -9095,66 +8981,65 @@
         <w:t>fana</w:t>
       </w:r>
       <w:proofErr w:type="spellEnd"/>
+      <w:r>
+        <w:rPr>
+          <w:lang w:val="en-GB"/>
+        </w:rPr>
+        <w:t>=”mask”)</w:t>
+      </w:r>
+      <w:r>
+        <w:rPr>
+          <w:lang w:val="en-GB"/>
+        </w:rPr>
+        <w:t>.</w:t>
+      </w:r>
+      <w:r>
+        <w:rPr>
+          <w:lang w:val="en-GB"/>
+        </w:rPr>
+        <w:t xml:space="preserve"> The binary and fractional masks of the atmospheric grid are obtained in the </w:t>
+      </w:r>
+      <w:proofErr w:type="spellStart"/>
+      <w:r>
+        <w:rPr>
+          <w:lang w:val="en-GB"/>
+        </w:rPr>
+        <w:t>N</w:t>
+      </w:r>
+      <w:r>
+        <w:rPr>
+          <w:lang w:val="en-GB"/>
+        </w:rPr>
+        <w:t>etCDF</w:t>
+      </w:r>
+      <w:proofErr w:type="spellEnd"/>
+      <w:r>
+        <w:rPr>
+          <w:lang w:val="en-GB"/>
+        </w:rPr>
+        <w:t xml:space="preserve"> file </w:t>
+      </w:r>
+      <w:r>
+        <w:rPr>
+          <w:rFonts w:ascii="Courier New" w:hAnsi="Courier New" w:cs="Courier New"/>
+          <w:lang w:val="en-GB"/>
+        </w:rPr>
+        <w:t>OASIS/$library_createdMask</w:t>
+      </w:r>
+      <w:r>
+        <w:rPr>
+          <w:rFonts w:ascii="Courier New" w:hAnsi="Courier New" w:cs="Courier New"/>
+          <w:lang w:val="en-GB"/>
+        </w:rPr>
+        <w:t>s/masks_$ogrid_$</w:t>
+      </w:r>
       <w:proofErr w:type="gramStart"/>
       <w:r>
         <w:rPr>
-          <w:lang w:val="en-GB"/>
-        </w:rPr>
-        <w:t>=”mask</w:t>
-      </w:r>
-      <w:proofErr w:type="gramEnd"/>
-      <w:r>
-        <w:rPr>
-          <w:lang w:val="en-GB"/>
-        </w:rPr>
-        <w:t>”)</w:t>
-      </w:r>
-      <w:r>
-        <w:rPr>
-          <w:lang w:val="en-GB"/>
-        </w:rPr>
-        <w:t>.</w:t>
-      </w:r>
-      <w:r>
-        <w:rPr>
-          <w:lang w:val="en-GB"/>
-        </w:rPr>
-        <w:t xml:space="preserve"> The binary and fractional masks of the atmospheric grid are obtained in the </w:t>
-      </w:r>
-      <w:proofErr w:type="spellStart"/>
-      <w:r>
-        <w:rPr>
-          <w:lang w:val="en-GB"/>
-        </w:rPr>
-        <w:t>N</w:t>
-      </w:r>
-      <w:r>
-        <w:rPr>
-          <w:lang w:val="en-GB"/>
-        </w:rPr>
-        <w:t>etCDF</w:t>
-      </w:r>
-      <w:proofErr w:type="spellEnd"/>
-      <w:r>
-        <w:rPr>
-          <w:lang w:val="en-GB"/>
-        </w:rPr>
-        <w:t xml:space="preserve"> file </w:t>
-      </w:r>
-      <w:proofErr w:type="gramStart"/>
-      <w:r>
-        <w:rPr>
-          <w:rFonts w:ascii="Courier New" w:hAnsi="Courier New" w:cs="Courier New"/>
-          <w:lang w:val="en-GB"/>
-        </w:rPr>
-        <w:t>OASIS/$library_createdMask</w:t>
-      </w:r>
-      <w:r>
-        <w:rPr>
-          <w:rFonts w:ascii="Courier New" w:hAnsi="Courier New" w:cs="Courier New"/>
-          <w:lang w:val="en-GB"/>
-        </w:rPr>
-        <w:t>s/masks_$ogrid_$library.nc</w:t>
+          <w:rFonts w:ascii="Courier New" w:hAnsi="Courier New" w:cs="Courier New"/>
+          <w:lang w:val="en-GB"/>
+        </w:rPr>
+        <w:t>library.nc</w:t>
       </w:r>
       <w:r>
         <w:rPr>
@@ -9172,7 +9057,7 @@
     </w:p>
     <w:p>
       <w:pPr>
-        <w:pStyle w:val="ListParagraph"/>
+        <w:pStyle w:val="Paragraphedeliste"/>
         <w:numPr>
           <w:ilvl w:val="0"/>
           <w:numId w:val="5"/>
@@ -9244,7 +9129,7 @@
     </w:p>
     <w:p>
       <w:pPr>
-        <w:pStyle w:val="ListParagraph"/>
+        <w:pStyle w:val="Paragraphedeliste"/>
         <w:numPr>
           <w:ilvl w:val="1"/>
           <w:numId w:val="5"/>
@@ -9601,7 +9486,7 @@
     </w:p>
     <w:p>
       <w:pPr>
-        <w:pStyle w:val="ListParagraph"/>
+        <w:pStyle w:val="Paragraphedeliste"/>
         <w:numPr>
           <w:ilvl w:val="1"/>
           <w:numId w:val="5"/>
@@ -9954,7 +9839,7 @@
       </w:r>
       <w:r>
         <w:rPr>
-          <w:rStyle w:val="FootnoteReference"/>
+          <w:rStyle w:val="Marquenotebasdepage"/>
           <w:lang w:val="en-US"/>
         </w:rPr>
         <w:footnoteReference w:id="4"/>
@@ -10155,7 +10040,7 @@
     </w:p>
     <w:p>
       <w:pPr>
-        <w:pStyle w:val="ListParagraph"/>
+        <w:pStyle w:val="Paragraphedeliste"/>
         <w:numPr>
           <w:ilvl w:val="1"/>
           <w:numId w:val="5"/>
@@ -10416,7 +10301,7 @@
     </w:p>
     <w:p>
       <w:pPr>
-        <w:pStyle w:val="ListParagraph"/>
+        <w:pStyle w:val="Paragraphedeliste"/>
         <w:numPr>
           <w:ilvl w:val="2"/>
           <w:numId w:val="5"/>
@@ -10483,7 +10368,7 @@
     </w:p>
     <w:p>
       <w:pPr>
-        <w:pStyle w:val="ListParagraph"/>
+        <w:pStyle w:val="Paragraphedeliste"/>
         <w:numPr>
           <w:ilvl w:val="2"/>
           <w:numId w:val="5"/>
@@ -10524,49 +10409,49 @@
         </w:rPr>
         <w:t>OasisGridsToESMF.py</w:t>
       </w:r>
-      <w:r>
-        <w:rPr>
-          <w:rFonts w:ascii="Courier New" w:hAnsi="Courier New" w:cs="Courier New"/>
-          <w:lang w:val="en-GB"/>
-        </w:rPr>
-        <w:t xml:space="preserve"> </w:t>
-      </w:r>
-      <w:r>
-        <w:rPr>
-          <w:color w:val="000000" w:themeColor="text1"/>
-          <w:lang w:val="en-US" w:eastAsia="fr-FR"/>
-        </w:rPr>
-        <w:t>or</w:t>
-      </w:r>
-      <w:r>
-        <w:rPr>
-          <w:rFonts w:ascii="Courier New" w:hAnsi="Courier New" w:cs="Courier New"/>
-          <w:lang w:val="en-GB"/>
-        </w:rPr>
-        <w:t xml:space="preserve"> </w:t>
-      </w:r>
-      <w:proofErr w:type="spellStart"/>
-      <w:r>
-        <w:rPr>
-          <w:rFonts w:ascii="Courier New" w:hAnsi="Courier New" w:cs="Courier New"/>
-          <w:lang w:val="en-GB"/>
-        </w:rPr>
-        <w:t>OasisGridsToESMF</w:t>
-      </w:r>
-      <w:proofErr w:type="spellEnd"/>
-      <w:r>
-        <w:rPr>
-          <w:lang w:val="en-US"/>
-        </w:rPr>
-        <w:t xml:space="preserve"> </w:t>
-      </w:r>
-      <w:r>
-        <w:rPr>
-          <w:rFonts w:ascii="Courier New" w:hAnsi="Courier New" w:cs="Courier New"/>
-          <w:lang w:val="en-GB"/>
-        </w:rPr>
-        <w:t>_nogtunstruct.py</w:t>
-      </w:r>
+      <w:del w:id="1" w:author="Gabriel Jonville" w:date="2023-01-24T15:53:00Z">
+        <w:r>
+          <w:rPr>
+            <w:rFonts w:ascii="Courier New" w:hAnsi="Courier New" w:cs="Courier New"/>
+            <w:lang w:val="en-GB"/>
+          </w:rPr>
+          <w:delText xml:space="preserve"> </w:delText>
+        </w:r>
+        <w:r>
+          <w:rPr>
+            <w:color w:val="000000" w:themeColor="text1"/>
+            <w:lang w:val="en-US" w:eastAsia="fr-FR"/>
+          </w:rPr>
+          <w:delText>or</w:delText>
+        </w:r>
+        <w:r>
+          <w:rPr>
+            <w:rFonts w:ascii="Courier New" w:hAnsi="Courier New" w:cs="Courier New"/>
+            <w:lang w:val="en-GB"/>
+          </w:rPr>
+          <w:delText xml:space="preserve"> </w:delText>
+        </w:r>
+        <w:r>
+          <w:rPr>
+            <w:rFonts w:ascii="Courier New" w:hAnsi="Courier New" w:cs="Courier New"/>
+            <w:lang w:val="en-GB"/>
+          </w:rPr>
+          <w:delText>OasisGridsToESMF</w:delText>
+        </w:r>
+        <w:r>
+          <w:rPr>
+            <w:lang w:val="en-US"/>
+          </w:rPr>
+          <w:delText xml:space="preserve"> </w:delText>
+        </w:r>
+        <w:r>
+          <w:rPr>
+            <w:rFonts w:ascii="Courier New" w:hAnsi="Courier New" w:cs="Courier New"/>
+            <w:lang w:val="en-GB"/>
+          </w:rPr>
+          <w:delText>_nogtunstruct.py</w:delText>
+        </w:r>
+      </w:del>
       <w:r>
         <w:rPr>
           <w:color w:val="000000" w:themeColor="text1"/>
@@ -10660,7 +10545,7 @@
     </w:p>
     <w:p>
       <w:pPr>
-        <w:pStyle w:val="ListParagraph"/>
+        <w:pStyle w:val="Paragraphedeliste"/>
         <w:numPr>
           <w:ilvl w:val="0"/>
           <w:numId w:val="8"/>
@@ -10867,7 +10752,7 @@
     </w:p>
     <w:p>
       <w:pPr>
-        <w:pStyle w:val="ListParagraph"/>
+        <w:pStyle w:val="Paragraphedeliste"/>
         <w:numPr>
           <w:ilvl w:val="0"/>
           <w:numId w:val="8"/>
@@ -11124,7 +11009,7 @@
     </w:p>
     <w:p>
       <w:pPr>
-        <w:pStyle w:val="ListParagraph"/>
+        <w:pStyle w:val="Paragraphedeliste"/>
         <w:numPr>
           <w:ilvl w:val="0"/>
           <w:numId w:val="8"/>
@@ -11375,7 +11260,7 @@
     </w:p>
     <w:p>
       <w:pPr>
-        <w:pStyle w:val="ListParagraph"/>
+        <w:pStyle w:val="Paragraphedeliste"/>
         <w:numPr>
           <w:ilvl w:val="0"/>
           <w:numId w:val="8"/>
@@ -11404,11 +11289,43 @@
           <w:lang w:val="en-GB"/>
         </w:rPr>
       </w:pPr>
-      <w:r>
-        <w:rPr>
-          <w:lang w:val="en-GB"/>
-        </w:rPr>
-        <w:t xml:space="preserve">conserv1st </w:t>
+      <w:proofErr w:type="gramStart"/>
+      <w:r>
+        <w:rPr>
+          <w:lang w:val="en-GB"/>
+        </w:rPr>
+        <w:t>conserv</w:t>
+      </w:r>
+      <w:proofErr w:type="gramEnd"/>
+      <w:del w:id="2" w:author="Gabriel Jonville" w:date="2023-01-24T16:14:00Z">
+        <w:r>
+          <w:rPr>
+            <w:lang w:val="en-GB"/>
+          </w:rPr>
+          <w:delText>1</w:delText>
+        </w:r>
+      </w:del>
+      <w:del w:id="3" w:author="Gabriel Jonville" w:date="2023-01-24T16:13:00Z">
+        <w:r>
+          <w:rPr>
+            <w:lang w:val="en-GB"/>
+          </w:rPr>
+          <w:delText>st</w:delText>
+        </w:r>
+      </w:del>
+      <w:ins w:id="4" w:author="Gabriel Jonville" w:date="2023-01-24T16:13:00Z">
+        <w:r>
+          <w:rPr>
+            <w:lang w:val="en-GB"/>
+          </w:rPr>
+          <w:t>_1st_fracarea</w:t>
+        </w:r>
+      </w:ins>
+      <w:r>
+        <w:rPr>
+          <w:lang w:val="en-GB"/>
+        </w:rPr>
+        <w:t xml:space="preserve"> </w:t>
       </w:r>
       <w:r>
         <w:rPr>
@@ -11558,7 +11475,7 @@
     </w:p>
     <w:p>
       <w:pPr>
-        <w:pStyle w:val="ListParagraph"/>
+        <w:pStyle w:val="Paragraphedeliste"/>
         <w:numPr>
           <w:ilvl w:val="0"/>
           <w:numId w:val="8"/>
@@ -11587,11 +11504,49 @@
           <w:lang w:val="en-GB"/>
         </w:rPr>
       </w:pPr>
-      <w:r>
-        <w:rPr>
-          <w:lang w:val="en-GB"/>
-        </w:rPr>
-        <w:t xml:space="preserve">conserv2nd </w:t>
+      <w:del w:id="5" w:author="Gabriel Jonville" w:date="2023-01-24T16:14:00Z">
+        <w:r>
+          <w:rPr>
+            <w:lang w:val="en-GB"/>
+          </w:rPr>
+          <w:delText>conserv</w:delText>
+        </w:r>
+      </w:del>
+      <w:ins w:id="6" w:author="Gabriel Jonville" w:date="2023-01-24T16:14:00Z">
+        <w:r>
+          <w:rPr>
+            <w:lang w:val="en-GB"/>
+          </w:rPr>
+          <w:t>conserv</w:t>
+        </w:r>
+        <w:bookmarkStart w:id="7" w:name="_GoBack"/>
+        <w:bookmarkEnd w:id="7"/>
+        <w:r>
+          <w:rPr>
+            <w:lang w:val="en-GB"/>
+          </w:rPr>
+          <w:t>_</w:t>
+        </w:r>
+      </w:ins>
+      <w:r>
+        <w:rPr>
+          <w:lang w:val="en-GB"/>
+        </w:rPr>
+        <w:t>2nd</w:t>
+      </w:r>
+      <w:ins w:id="8" w:author="Gabriel Jonville" w:date="2023-01-24T16:14:00Z">
+        <w:r>
+          <w:rPr>
+            <w:lang w:val="en-GB"/>
+          </w:rPr>
+          <w:t>_fracarea</w:t>
+        </w:r>
+      </w:ins>
+      <w:r>
+        <w:rPr>
+          <w:lang w:val="en-GB"/>
+        </w:rPr>
+        <w:t xml:space="preserve"> </w:t>
       </w:r>
       <w:r>
         <w:rPr>
@@ -11772,7 +11727,7 @@
     </w:p>
     <w:p>
       <w:pPr>
-        <w:pStyle w:val="ListParagraph"/>
+        <w:pStyle w:val="Paragraphedeliste"/>
         <w:numPr>
           <w:ilvl w:val="0"/>
           <w:numId w:val="9"/>
@@ -11810,6 +11765,7 @@
         <w:t>--</w:t>
       </w:r>
       <w:proofErr w:type="spellStart"/>
+      <w:proofErr w:type="gramStart"/>
       <w:r>
         <w:rPr>
           <w:rFonts w:ascii="Courier New" w:hAnsi="Courier New" w:cs="Courier New"/>
@@ -11817,9 +11773,9 @@
           <w:szCs w:val="22"/>
           <w:lang w:val="en-GB"/>
         </w:rPr>
-        <w:t>src_loc</w:t>
-      </w:r>
-      <w:proofErr w:type="spellEnd"/>
+        <w:t>src</w:t>
+      </w:r>
+      <w:proofErr w:type="gramEnd"/>
       <w:r>
         <w:rPr>
           <w:rFonts w:ascii="Courier New" w:hAnsi="Courier New" w:cs="Courier New"/>
@@ -11827,9 +11783,9 @@
           <w:szCs w:val="22"/>
           <w:lang w:val="en-GB"/>
         </w:rPr>
-        <w:t xml:space="preserve"> </w:t>
-      </w:r>
-      <w:proofErr w:type="spellStart"/>
+        <w:t>_loc</w:t>
+      </w:r>
+      <w:proofErr w:type="spellEnd"/>
       <w:r>
         <w:rPr>
           <w:rFonts w:ascii="Courier New" w:hAnsi="Courier New" w:cs="Courier New"/>
@@ -11837,9 +11793,9 @@
           <w:szCs w:val="22"/>
           <w:lang w:val="en-GB"/>
         </w:rPr>
-        <w:t>center</w:t>
-      </w:r>
-      <w:proofErr w:type="spellEnd"/>
+        <w:t xml:space="preserve"> </w:t>
+      </w:r>
+      <w:proofErr w:type="spellStart"/>
       <w:r>
         <w:rPr>
           <w:rFonts w:ascii="Courier New" w:hAnsi="Courier New" w:cs="Courier New"/>
@@ -11847,9 +11803,9 @@
           <w:szCs w:val="22"/>
           <w:lang w:val="en-GB"/>
         </w:rPr>
-        <w:t xml:space="preserve"> --</w:t>
-      </w:r>
-      <w:proofErr w:type="spellStart"/>
+        <w:t>center</w:t>
+      </w:r>
+      <w:proofErr w:type="spellEnd"/>
       <w:r>
         <w:rPr>
           <w:rFonts w:ascii="Courier New" w:hAnsi="Courier New" w:cs="Courier New"/>
@@ -11857,9 +11813,9 @@
           <w:szCs w:val="22"/>
           <w:lang w:val="en-GB"/>
         </w:rPr>
-        <w:t>dst_loc</w:t>
-      </w:r>
-      <w:proofErr w:type="spellEnd"/>
+        <w:t xml:space="preserve"> --</w:t>
+      </w:r>
+      <w:proofErr w:type="spellStart"/>
       <w:r>
         <w:rPr>
           <w:rFonts w:ascii="Courier New" w:hAnsi="Courier New" w:cs="Courier New"/>
@@ -11867,10 +11823,9 @@
           <w:szCs w:val="22"/>
           <w:lang w:val="en-GB"/>
         </w:rPr>
-        <w:t xml:space="preserve"> </w:t>
-      </w:r>
-      <w:proofErr w:type="spellStart"/>
-      <w:proofErr w:type="gramStart"/>
+        <w:t>dst_loc</w:t>
+      </w:r>
+      <w:proofErr w:type="spellEnd"/>
       <w:r>
         <w:rPr>
           <w:rFonts w:ascii="Courier New" w:hAnsi="Courier New" w:cs="Courier New"/>
@@ -11878,6 +11833,16 @@
           <w:szCs w:val="22"/>
           <w:lang w:val="en-GB"/>
         </w:rPr>
+        <w:t xml:space="preserve"> </w:t>
+      </w:r>
+      <w:proofErr w:type="spellStart"/>
+      <w:r>
+        <w:rPr>
+          <w:rFonts w:ascii="Courier New" w:hAnsi="Courier New" w:cs="Courier New"/>
+          <w:sz w:val="22"/>
+          <w:szCs w:val="22"/>
+          <w:lang w:val="en-GB"/>
+        </w:rPr>
         <w:t>center</w:t>
       </w:r>
       <w:proofErr w:type="spellEnd"/>
@@ -11885,14 +11850,7 @@
         <w:rPr>
           <w:lang w:val="en-GB"/>
         </w:rPr>
-        <w:t xml:space="preserve"> :</w:t>
-      </w:r>
-      <w:proofErr w:type="gramEnd"/>
-      <w:r>
-        <w:rPr>
-          <w:lang w:val="en-GB"/>
-        </w:rPr>
-        <w:t xml:space="preserve"> allow non-conservative </w:t>
+        <w:t xml:space="preserve"> : allow non-conservative </w:t>
       </w:r>
       <w:proofErr w:type="spellStart"/>
       <w:r>
@@ -11917,7 +11875,7 @@
     </w:p>
     <w:p>
       <w:pPr>
-        <w:pStyle w:val="ListParagraph"/>
+        <w:pStyle w:val="Paragraphedeliste"/>
         <w:numPr>
           <w:ilvl w:val="0"/>
           <w:numId w:val="9"/>
@@ -11952,9 +11910,11 @@
           <w:szCs w:val="22"/>
           <w:lang w:val="en-GB"/>
         </w:rPr>
+        <w:lastRenderedPageBreak/>
         <w:t>--</w:t>
       </w:r>
       <w:proofErr w:type="spellStart"/>
+      <w:proofErr w:type="gramStart"/>
       <w:r>
         <w:rPr>
           <w:rFonts w:ascii="Courier New" w:hAnsi="Courier New" w:cs="Courier New"/>
@@ -11962,9 +11922,9 @@
           <w:szCs w:val="22"/>
           <w:lang w:val="en-GB"/>
         </w:rPr>
-        <w:t>extrap_method</w:t>
-      </w:r>
-      <w:proofErr w:type="spellEnd"/>
+        <w:t>extrap</w:t>
+      </w:r>
+      <w:proofErr w:type="gramEnd"/>
       <w:r>
         <w:rPr>
           <w:rFonts w:ascii="Courier New" w:hAnsi="Courier New" w:cs="Courier New"/>
@@ -11972,10 +11932,9 @@
           <w:szCs w:val="22"/>
           <w:lang w:val="en-GB"/>
         </w:rPr>
-        <w:t xml:space="preserve"> </w:t>
-      </w:r>
-      <w:proofErr w:type="spellStart"/>
-      <w:proofErr w:type="gramStart"/>
+        <w:t>_method</w:t>
+      </w:r>
+      <w:proofErr w:type="spellEnd"/>
       <w:r>
         <w:rPr>
           <w:rFonts w:ascii="Courier New" w:hAnsi="Courier New" w:cs="Courier New"/>
@@ -11983,6 +11942,16 @@
           <w:szCs w:val="22"/>
           <w:lang w:val="en-GB"/>
         </w:rPr>
+        <w:t xml:space="preserve"> </w:t>
+      </w:r>
+      <w:proofErr w:type="spellStart"/>
+      <w:r>
+        <w:rPr>
+          <w:rFonts w:ascii="Courier New" w:hAnsi="Courier New" w:cs="Courier New"/>
+          <w:sz w:val="22"/>
+          <w:szCs w:val="22"/>
+          <w:lang w:val="en-GB"/>
+        </w:rPr>
         <w:t>neareststod</w:t>
       </w:r>
       <w:proofErr w:type="spellEnd"/>
@@ -11990,14 +11959,7 @@
         <w:rPr>
           <w:lang w:val="en-GB"/>
         </w:rPr>
-        <w:t xml:space="preserve"> :</w:t>
-      </w:r>
-      <w:proofErr w:type="gramEnd"/>
-      <w:r>
-        <w:rPr>
-          <w:lang w:val="en-GB"/>
-        </w:rPr>
-        <w:t xml:space="preserve"> each target point that does not receive a value with the original algorithm uses the closest unmasked source point to define its value; this option</w:t>
+        <w:t xml:space="preserve"> : each target point that does not receive a value with the original algorithm uses the closest unmasked source point to define its value; this option</w:t>
       </w:r>
       <w:r>
         <w:rPr>
@@ -12026,7 +11988,7 @@
     </w:p>
     <w:p>
       <w:pPr>
-        <w:pStyle w:val="ListParagraph"/>
+        <w:pStyle w:val="Paragraphedeliste"/>
         <w:numPr>
           <w:ilvl w:val="0"/>
           <w:numId w:val="9"/>
@@ -12061,10 +12023,10 @@
           <w:szCs w:val="22"/>
           <w:lang w:val="en-GB"/>
         </w:rPr>
-        <w:lastRenderedPageBreak/>
         <w:t>--</w:t>
       </w:r>
       <w:proofErr w:type="spellStart"/>
+      <w:proofErr w:type="gramStart"/>
       <w:r>
         <w:rPr>
           <w:rFonts w:ascii="Courier New" w:hAnsi="Courier New" w:cs="Courier New"/>
@@ -12072,9 +12034,9 @@
           <w:szCs w:val="22"/>
           <w:lang w:val="en-GB"/>
         </w:rPr>
-        <w:t>ignore_</w:t>
-      </w:r>
-      <w:proofErr w:type="gramStart"/>
+        <w:t>ignore</w:t>
+      </w:r>
+      <w:proofErr w:type="gramEnd"/>
       <w:r>
         <w:rPr>
           <w:rFonts w:ascii="Courier New" w:hAnsi="Courier New" w:cs="Courier New"/>
@@ -12082,21 +12044,14 @@
           <w:szCs w:val="22"/>
           <w:lang w:val="en-GB"/>
         </w:rPr>
-        <w:t>unmapped</w:t>
-      </w:r>
-      <w:proofErr w:type="spellEnd"/>
-      <w:r>
-        <w:rPr>
-          <w:lang w:val="en-GB"/>
-        </w:rPr>
-        <w:t xml:space="preserve"> :</w:t>
-      </w:r>
-      <w:proofErr w:type="gramEnd"/>
-      <w:r>
-        <w:rPr>
-          <w:lang w:val="en-GB"/>
-        </w:rPr>
-        <w:t xml:space="preserve"> do not do anything special for target point that does not receive a value with the original algorithm; this option </w:t>
+        <w:t>_unmapped</w:t>
+      </w:r>
+      <w:proofErr w:type="spellEnd"/>
+      <w:r>
+        <w:rPr>
+          <w:lang w:val="en-GB"/>
+        </w:rPr>
+        <w:t xml:space="preserve"> : do not do anything special for target point that does not receive a value with the original algorithm; this option </w:t>
       </w:r>
       <w:r>
         <w:rPr>
@@ -12125,7 +12080,7 @@
     </w:p>
     <w:p>
       <w:pPr>
-        <w:pStyle w:val="ListParagraph"/>
+        <w:pStyle w:val="Paragraphedeliste"/>
         <w:numPr>
           <w:ilvl w:val="0"/>
           <w:numId w:val="9"/>
@@ -12163,6 +12118,7 @@
         <w:t>--</w:t>
       </w:r>
       <w:proofErr w:type="spellStart"/>
+      <w:proofErr w:type="gramStart"/>
       <w:r>
         <w:rPr>
           <w:rFonts w:ascii="Courier New" w:hAnsi="Courier New" w:cs="Courier New"/>
@@ -12170,7 +12126,17 @@
           <w:szCs w:val="22"/>
           <w:lang w:val="en-GB"/>
         </w:rPr>
-        <w:t>ignore_degenerate</w:t>
+        <w:t>ignore</w:t>
+      </w:r>
+      <w:proofErr w:type="gramEnd"/>
+      <w:r>
+        <w:rPr>
+          <w:rFonts w:ascii="Courier New" w:hAnsi="Courier New" w:cs="Courier New"/>
+          <w:sz w:val="22"/>
+          <w:szCs w:val="22"/>
+          <w:lang w:val="en-GB"/>
+        </w:rPr>
+        <w:t>_degenerate</w:t>
       </w:r>
       <w:proofErr w:type="spellEnd"/>
       <w:r>
@@ -12203,21 +12169,7 @@
         <w:rPr>
           <w:lang w:val="en-GB"/>
         </w:rPr>
-        <w:t>grids which may have masked cells (</w:t>
-      </w:r>
-      <w:proofErr w:type="gramStart"/>
-      <w:r>
-        <w:rPr>
-          <w:lang w:val="en-GB"/>
-        </w:rPr>
-        <w:t>i.e.</w:t>
-      </w:r>
-      <w:proofErr w:type="gramEnd"/>
-      <w:r>
-        <w:rPr>
-          <w:lang w:val="en-GB"/>
-        </w:rPr>
-        <w:t xml:space="preserve"> not used in the </w:t>
+        <w:t xml:space="preserve">grids which may have masked cells (i.e. not used in the </w:t>
       </w:r>
       <w:proofErr w:type="spellStart"/>
       <w:r>
@@ -12300,21 +12252,12 @@
           <w:lang w:val="en-GB" w:eastAsia="fr-FR"/>
         </w:rPr>
       </w:pPr>
-      <w:proofErr w:type="gramStart"/>
       <w:r>
         <w:rPr>
           <w:color w:val="000000" w:themeColor="text1"/>
           <w:lang w:val="en-GB" w:eastAsia="fr-FR"/>
         </w:rPr>
-        <w:t>Finally</w:t>
-      </w:r>
-      <w:proofErr w:type="gramEnd"/>
-      <w:r>
-        <w:rPr>
-          <w:color w:val="000000" w:themeColor="text1"/>
-          <w:lang w:val="en-GB" w:eastAsia="fr-FR"/>
-        </w:rPr>
-        <w:t xml:space="preserve"> </w:t>
+        <w:t xml:space="preserve">Finally </w:t>
       </w:r>
       <w:r>
         <w:rPr>
@@ -12358,7 +12301,7 @@
     </w:p>
     <w:p>
       <w:pPr>
-        <w:pStyle w:val="ListParagraph"/>
+        <w:pStyle w:val="Paragraphedeliste"/>
         <w:numPr>
           <w:ilvl w:val="2"/>
           <w:numId w:val="5"/>
@@ -12529,7 +12472,7 @@
     </w:p>
     <w:p>
       <w:pPr>
-        <w:pStyle w:val="ListParagraph"/>
+        <w:pStyle w:val="Paragraphedeliste"/>
         <w:numPr>
           <w:ilvl w:val="1"/>
           <w:numId w:val="5"/>
@@ -13461,6 +13404,7 @@
         <w:rPr>
           <w:lang w:val="en-GB"/>
         </w:rPr>
+        <w:lastRenderedPageBreak/>
         <w:t xml:space="preserve">The received field is transformed to give the value of 10000 to masked target point and the value of 1.e20 to </w:t>
       </w:r>
       <w:r>
@@ -13515,14 +13459,7 @@
         <w:rPr>
           <w:lang w:val="en-GB"/>
         </w:rPr>
-        <w:t xml:space="preserve">on the target grid points, </w:t>
-      </w:r>
-      <w:r>
-        <w:rPr>
-          <w:lang w:val="en-GB"/>
-        </w:rPr>
-        <w:lastRenderedPageBreak/>
-        <w:t xml:space="preserve">divided by the </w:t>
+        <w:t xml:space="preserve">on the target grid points, divided by the </w:t>
       </w:r>
       <w:r>
         <w:rPr>
@@ -13558,21 +13495,7 @@
         <w:rPr>
           <w:lang w:val="en-GB"/>
         </w:rPr>
-        <w:t>e, the error is set to -</w:t>
-      </w:r>
-      <w:proofErr w:type="gramStart"/>
-      <w:r>
-        <w:rPr>
-          <w:lang w:val="en-GB"/>
-        </w:rPr>
-        <w:t>1.e</w:t>
-      </w:r>
-      <w:proofErr w:type="gramEnd"/>
-      <w:r>
-        <w:rPr>
-          <w:lang w:val="en-GB"/>
-        </w:rPr>
-        <w:t>20.</w:t>
+        <w:t>e, the error is set to -1.e20.</w:t>
       </w:r>
     </w:p>
     <w:p>
@@ -13698,7 +13621,7 @@
     </w:p>
     <w:p>
       <w:pPr>
-        <w:pStyle w:val="ListParagraph"/>
+        <w:pStyle w:val="Paragraphedeliste"/>
         <w:numPr>
           <w:ilvl w:val="0"/>
           <w:numId w:val="5"/>
@@ -13779,7 +13702,7 @@
     </w:p>
     <w:p>
       <w:pPr>
-        <w:pStyle w:val="ListParagraph"/>
+        <w:pStyle w:val="Paragraphedeliste"/>
         <w:numPr>
           <w:ilvl w:val="0"/>
           <w:numId w:val="10"/>
@@ -13954,7 +13877,7 @@
     </w:p>
     <w:p>
       <w:pPr>
-        <w:pStyle w:val="ListParagraph"/>
+        <w:pStyle w:val="Paragraphedeliste"/>
         <w:numPr>
           <w:ilvl w:val="0"/>
           <w:numId w:val="10"/>
@@ -14144,7 +14067,7 @@
     </w:p>
     <w:p>
       <w:pPr>
-        <w:pStyle w:val="ListParagraph"/>
+        <w:pStyle w:val="Paragraphedeliste"/>
         <w:numPr>
           <w:ilvl w:val="0"/>
           <w:numId w:val="10"/>
@@ -14234,7 +14157,7 @@
     </w:p>
     <w:p>
       <w:pPr>
-        <w:pStyle w:val="ListParagraph"/>
+        <w:pStyle w:val="Paragraphedeliste"/>
         <w:numPr>
           <w:ilvl w:val="0"/>
           <w:numId w:val="10"/>
@@ -14242,37 +14165,40 @@
         <w:spacing w:before="120"/>
         <w:jc w:val="both"/>
         <w:rPr>
-          <w:lang w:val="en-GB"/>
-        </w:rPr>
-      </w:pPr>
-      <w:r>
-        <w:rPr>
-          <w:lang w:val="en-GB"/>
-        </w:rPr>
-        <w:t xml:space="preserve">For ESMF, if your grid is unstructured, you have to add it in the corresponding list in </w:t>
-      </w:r>
-      <w:r>
-        <w:rPr>
-          <w:rFonts w:ascii="Courier New" w:hAnsi="Courier New" w:cs="Courier New"/>
-          <w:sz w:val="22"/>
-          <w:szCs w:val="22"/>
-          <w:lang w:val="en-GB"/>
-        </w:rPr>
-        <w:t>OasisGridsToESMF.py</w:t>
-      </w:r>
-      <w:r>
-        <w:rPr>
-          <w:rFonts w:ascii="Courier New" w:hAnsi="Courier New" w:cs="Courier New"/>
-          <w:sz w:val="22"/>
-          <w:szCs w:val="22"/>
-          <w:lang w:val="en-GB"/>
-        </w:rPr>
-        <w:t>.</w:t>
-      </w:r>
+          <w:del w:id="9" w:author="Gabriel Jonville" w:date="2023-01-24T15:53:00Z"/>
+          <w:lang w:val="en-GB"/>
+        </w:rPr>
+      </w:pPr>
+      <w:del w:id="10" w:author="Gabriel Jonville" w:date="2023-01-24T15:53:00Z">
+        <w:r>
+          <w:rPr>
+            <w:lang w:val="en-GB"/>
+          </w:rPr>
+          <w:delText xml:space="preserve">For ESMF, if your grid is unstructured, you have to add it in the corresponding list in </w:delText>
+        </w:r>
+        <w:r>
+          <w:rPr>
+            <w:rFonts w:ascii="Courier New" w:hAnsi="Courier New" w:cs="Courier New"/>
+            <w:sz w:val="22"/>
+            <w:szCs w:val="22"/>
+            <w:lang w:val="en-GB"/>
+          </w:rPr>
+          <w:delText>OasisGridsToESMF.py</w:delText>
+        </w:r>
+        <w:r>
+          <w:rPr>
+            <w:rFonts w:ascii="Courier New" w:hAnsi="Courier New" w:cs="Courier New"/>
+            <w:sz w:val="22"/>
+            <w:szCs w:val="22"/>
+            <w:lang w:val="en-GB"/>
+          </w:rPr>
+          <w:delText>.</w:delText>
+        </w:r>
+      </w:del>
     </w:p>
     <w:p>
       <w:pPr>
-        <w:pStyle w:val="ListParagraph"/>
+        <w:pStyle w:val="Paragraphedeliste"/>
         <w:numPr>
           <w:ilvl w:val="0"/>
           <w:numId w:val="10"/>
@@ -14296,9 +14222,15 @@
           <w:szCs w:val="22"/>
           <w:lang w:val="en-GB"/>
         </w:rPr>
-        <w:t>oasis_</w:t>
-      </w:r>
-      <w:proofErr w:type="gramStart"/>
+        <w:t>oasis_testcase.f90</w:t>
+      </w:r>
+      <w:r>
+        <w:rPr>
+          <w:lang w:val="en-GB"/>
+        </w:rPr>
+        <w:t xml:space="preserve"> in subroutine </w:t>
+      </w:r>
+      <w:proofErr w:type="spellStart"/>
       <w:r>
         <w:rPr>
           <w:rFonts w:ascii="Courier New" w:hAnsi="Courier New" w:cs="Courier New"/>
@@ -14306,9 +14238,16 @@
           <w:szCs w:val="22"/>
           <w:lang w:val="en-GB"/>
         </w:rPr>
-        <w:t>testcase.f</w:t>
-      </w:r>
-      <w:proofErr w:type="gramEnd"/>
+        <w:t>init_model_params</w:t>
+      </w:r>
+      <w:proofErr w:type="spellEnd"/>
+      <w:r>
+        <w:rPr>
+          <w:lang w:val="en-GB"/>
+        </w:rPr>
+        <w:t xml:space="preserve"> and </w:t>
+      </w:r>
+      <w:proofErr w:type="spellStart"/>
       <w:r>
         <w:rPr>
           <w:rFonts w:ascii="Courier New" w:hAnsi="Courier New" w:cs="Courier New"/>
@@ -14316,15 +14255,9 @@
           <w:szCs w:val="22"/>
           <w:lang w:val="en-GB"/>
         </w:rPr>
-        <w:t>90</w:t>
-      </w:r>
-      <w:r>
-        <w:rPr>
-          <w:lang w:val="en-GB"/>
-        </w:rPr>
-        <w:t xml:space="preserve"> in subroutine </w:t>
-      </w:r>
-      <w:proofErr w:type="spellStart"/>
+        <w:t>init_</w:t>
+      </w:r>
+      <w:proofErr w:type="gramStart"/>
       <w:r>
         <w:rPr>
           <w:rFonts w:ascii="Courier New" w:hAnsi="Courier New" w:cs="Courier New"/>
@@ -14332,14 +14265,42 @@
           <w:szCs w:val="22"/>
           <w:lang w:val="en-GB"/>
         </w:rPr>
-        <w:t>init_model_params</w:t>
-      </w:r>
-      <w:proofErr w:type="spellEnd"/>
-      <w:r>
-        <w:rPr>
-          <w:lang w:val="en-GB"/>
-        </w:rPr>
-        <w:t xml:space="preserve"> and </w:t>
+        <w:t>domain</w:t>
+      </w:r>
+      <w:proofErr w:type="spellEnd"/>
+      <w:r>
+        <w:rPr>
+          <w:lang w:val="en-GB"/>
+        </w:rPr>
+        <w:t xml:space="preserve"> .</w:t>
+      </w:r>
+      <w:proofErr w:type="gramEnd"/>
+      <w:r>
+        <w:rPr>
+          <w:lang w:val="en-GB"/>
+        </w:rPr>
+        <w:t xml:space="preserve"> </w:t>
+      </w:r>
+    </w:p>
+    <w:p>
+      <w:pPr>
+        <w:spacing w:before="120"/>
+        <w:jc w:val="both"/>
+        <w:rPr>
+          <w:lang w:val="en-GB"/>
+        </w:rPr>
+      </w:pPr>
+      <w:r>
+        <w:rPr>
+          <w:lang w:val="en-GB"/>
+        </w:rPr>
+        <w:t xml:space="preserve">You should then be able to </w:t>
+      </w:r>
+      <w:r>
+        <w:rPr>
+          <w:lang w:val="en-GB"/>
+        </w:rPr>
+        <w:t xml:space="preserve">use </w:t>
       </w:r>
       <w:proofErr w:type="spellStart"/>
       <w:r>
@@ -14349,14 +14310,205 @@
           <w:szCs w:val="22"/>
           <w:lang w:val="en-GB"/>
         </w:rPr>
-        <w:t>init_domain</w:t>
-      </w:r>
-      <w:proofErr w:type="spellEnd"/>
-      <w:r>
-        <w:rPr>
-          <w:lang w:val="en-GB"/>
-        </w:rPr>
-        <w:t xml:space="preserve"> . </w:t>
+        <w:t>regrid_environment</w:t>
+      </w:r>
+      <w:proofErr w:type="spellEnd"/>
+      <w:r>
+        <w:rPr>
+          <w:lang w:val="en-GB"/>
+        </w:rPr>
+        <w:t xml:space="preserve"> </w:t>
+      </w:r>
+      <w:r>
+        <w:rPr>
+          <w:lang w:val="en-GB"/>
+        </w:rPr>
+        <w:t xml:space="preserve">to </w:t>
+      </w:r>
+      <w:r>
+        <w:rPr>
+          <w:lang w:val="en-GB"/>
+        </w:rPr>
+        <w:t xml:space="preserve">calculate the </w:t>
+      </w:r>
+      <w:proofErr w:type="spellStart"/>
+      <w:r>
+        <w:rPr>
+          <w:lang w:val="en-GB"/>
+        </w:rPr>
+        <w:t>regridding</w:t>
+      </w:r>
+      <w:proofErr w:type="spellEnd"/>
+      <w:r>
+        <w:rPr>
+          <w:lang w:val="en-GB"/>
+        </w:rPr>
+        <w:t xml:space="preserve"> weights and the </w:t>
+      </w:r>
+      <w:proofErr w:type="spellStart"/>
+      <w:r>
+        <w:rPr>
+          <w:lang w:val="en-GB"/>
+        </w:rPr>
+        <w:t>regridding</w:t>
+      </w:r>
+      <w:proofErr w:type="spellEnd"/>
+      <w:r>
+        <w:rPr>
+          <w:lang w:val="en-GB"/>
+        </w:rPr>
+        <w:t xml:space="preserve"> error for</w:t>
+      </w:r>
+      <w:r>
+        <w:rPr>
+          <w:lang w:val="en-GB"/>
+        </w:rPr>
+        <w:t xml:space="preserve"> your own grids and algorithm</w:t>
+      </w:r>
+      <w:r>
+        <w:rPr>
+          <w:lang w:val="en-GB"/>
+        </w:rPr>
+        <w:t xml:space="preserve">, and therefore evaluate the quality of your </w:t>
+      </w:r>
+      <w:proofErr w:type="spellStart"/>
+      <w:r>
+        <w:rPr>
+          <w:lang w:val="en-GB"/>
+        </w:rPr>
+        <w:t>regriddings</w:t>
+      </w:r>
+      <w:proofErr w:type="spellEnd"/>
+      <w:r>
+        <w:rPr>
+          <w:lang w:val="en-GB"/>
+        </w:rPr>
+        <w:t xml:space="preserve">. </w:t>
+      </w:r>
+      <w:r>
+        <w:rPr>
+          <w:lang w:val="en-GB"/>
+        </w:rPr>
+        <w:t>In practice, d</w:t>
+      </w:r>
+      <w:r>
+        <w:rPr>
+          <w:lang w:val="en-GB"/>
+        </w:rPr>
+        <w:t>efining</w:t>
+      </w:r>
+      <w:r>
+        <w:rPr>
+          <w:lang w:val="en-GB"/>
+        </w:rPr>
+        <w:t xml:space="preserve"> what a “good” </w:t>
+      </w:r>
+      <w:proofErr w:type="spellStart"/>
+      <w:r>
+        <w:rPr>
+          <w:lang w:val="en-GB"/>
+        </w:rPr>
+        <w:t>re</w:t>
+      </w:r>
+      <w:r>
+        <w:rPr>
+          <w:lang w:val="en-GB"/>
+        </w:rPr>
+        <w:t>gridd</w:t>
+      </w:r>
+      <w:r>
+        <w:rPr>
+          <w:lang w:val="en-GB"/>
+        </w:rPr>
+        <w:t>ing</w:t>
+      </w:r>
+      <w:proofErr w:type="spellEnd"/>
+      <w:r>
+        <w:rPr>
+          <w:lang w:val="en-GB"/>
+        </w:rPr>
+        <w:t xml:space="preserve"> </w:t>
+      </w:r>
+      <w:r>
+        <w:rPr>
+          <w:lang w:val="en-GB"/>
+        </w:rPr>
+        <w:t xml:space="preserve">precisely </w:t>
+      </w:r>
+      <w:r>
+        <w:rPr>
+          <w:lang w:val="en-GB"/>
+        </w:rPr>
+        <w:t>means</w:t>
+      </w:r>
+      <w:r>
+        <w:rPr>
+          <w:lang w:val="en-GB"/>
+        </w:rPr>
+        <w:t xml:space="preserve"> is impossible</w:t>
+      </w:r>
+      <w:r>
+        <w:rPr>
+          <w:lang w:val="en-GB"/>
+        </w:rPr>
+        <w:t xml:space="preserve">. But at least, </w:t>
+      </w:r>
+      <w:proofErr w:type="spellStart"/>
+      <w:r>
+        <w:rPr>
+          <w:rFonts w:ascii="Courier New" w:hAnsi="Courier New" w:cs="Courier New"/>
+          <w:sz w:val="22"/>
+          <w:szCs w:val="22"/>
+          <w:lang w:val="en-GB"/>
+        </w:rPr>
+        <w:t>regrid_environment</w:t>
+      </w:r>
+      <w:proofErr w:type="spellEnd"/>
+      <w:r>
+        <w:rPr>
+          <w:lang w:val="en-GB"/>
+        </w:rPr>
+        <w:t xml:space="preserve"> should allow you to identify bugs (if any) and to compare the quality of </w:t>
+      </w:r>
+      <w:r>
+        <w:rPr>
+          <w:lang w:val="en-GB"/>
+        </w:rPr>
+        <w:t>SCRIP, ESMF and XIOS for your own grids</w:t>
+      </w:r>
+      <w:r>
+        <w:rPr>
+          <w:lang w:val="en-GB"/>
+        </w:rPr>
+        <w:t xml:space="preserve"> and </w:t>
+      </w:r>
+      <w:proofErr w:type="spellStart"/>
+      <w:proofErr w:type="gramStart"/>
+      <w:r>
+        <w:rPr>
+          <w:lang w:val="en-GB"/>
+        </w:rPr>
+        <w:t>regriddings</w:t>
+      </w:r>
+      <w:proofErr w:type="spellEnd"/>
+      <w:r>
+        <w:rPr>
+          <w:lang w:val="en-GB"/>
+        </w:rPr>
+        <w:t xml:space="preserve"> </w:t>
+      </w:r>
+      <w:r>
+        <w:rPr>
+          <w:lang w:val="en-GB"/>
+        </w:rPr>
+        <w:t>.</w:t>
+      </w:r>
+      <w:proofErr w:type="gramEnd"/>
+      <w:r>
+        <w:rPr>
+          <w:lang w:val="en-GB"/>
+        </w:rPr>
+        <w:t xml:space="preserve"> </w:t>
       </w:r>
     </w:p>
     <w:p>
@@ -14371,235 +14523,6 @@
         <w:rPr>
           <w:lang w:val="en-GB"/>
         </w:rPr>
-        <w:t xml:space="preserve">You should then be able to </w:t>
-      </w:r>
-      <w:r>
-        <w:rPr>
-          <w:lang w:val="en-GB"/>
-        </w:rPr>
-        <w:t xml:space="preserve">use </w:t>
-      </w:r>
-      <w:proofErr w:type="spellStart"/>
-      <w:r>
-        <w:rPr>
-          <w:rFonts w:ascii="Courier New" w:hAnsi="Courier New" w:cs="Courier New"/>
-          <w:sz w:val="22"/>
-          <w:szCs w:val="22"/>
-          <w:lang w:val="en-GB"/>
-        </w:rPr>
-        <w:t>regrid_environment</w:t>
-      </w:r>
-      <w:proofErr w:type="spellEnd"/>
-      <w:r>
-        <w:rPr>
-          <w:lang w:val="en-GB"/>
-        </w:rPr>
-        <w:t xml:space="preserve"> </w:t>
-      </w:r>
-      <w:r>
-        <w:rPr>
-          <w:lang w:val="en-GB"/>
-        </w:rPr>
-        <w:t xml:space="preserve">to </w:t>
-      </w:r>
-      <w:r>
-        <w:rPr>
-          <w:lang w:val="en-GB"/>
-        </w:rPr>
-        <w:t xml:space="preserve">calculate the </w:t>
-      </w:r>
-      <w:proofErr w:type="spellStart"/>
-      <w:r>
-        <w:rPr>
-          <w:lang w:val="en-GB"/>
-        </w:rPr>
-        <w:t>regridding</w:t>
-      </w:r>
-      <w:proofErr w:type="spellEnd"/>
-      <w:r>
-        <w:rPr>
-          <w:lang w:val="en-GB"/>
-        </w:rPr>
-        <w:t xml:space="preserve"> weights and the </w:t>
-      </w:r>
-      <w:proofErr w:type="spellStart"/>
-      <w:r>
-        <w:rPr>
-          <w:lang w:val="en-GB"/>
-        </w:rPr>
-        <w:t>regridding</w:t>
-      </w:r>
-      <w:proofErr w:type="spellEnd"/>
-      <w:r>
-        <w:rPr>
-          <w:lang w:val="en-GB"/>
-        </w:rPr>
-        <w:t xml:space="preserve"> error for</w:t>
-      </w:r>
-      <w:r>
-        <w:rPr>
-          <w:lang w:val="en-GB"/>
-        </w:rPr>
-        <w:t xml:space="preserve"> your own grids and algorithm</w:t>
-      </w:r>
-      <w:r>
-        <w:rPr>
-          <w:lang w:val="en-GB"/>
-        </w:rPr>
-        <w:t xml:space="preserve">, and therefore evaluate the quality of your </w:t>
-      </w:r>
-      <w:proofErr w:type="spellStart"/>
-      <w:r>
-        <w:rPr>
-          <w:lang w:val="en-GB"/>
-        </w:rPr>
-        <w:t>regriddings</w:t>
-      </w:r>
-      <w:proofErr w:type="spellEnd"/>
-      <w:r>
-        <w:rPr>
-          <w:lang w:val="en-GB"/>
-        </w:rPr>
-        <w:t xml:space="preserve">. </w:t>
-      </w:r>
-      <w:r>
-        <w:rPr>
-          <w:lang w:val="en-GB"/>
-        </w:rPr>
-        <w:t>In practice, d</w:t>
-      </w:r>
-      <w:r>
-        <w:rPr>
-          <w:lang w:val="en-GB"/>
-        </w:rPr>
-        <w:t>efining</w:t>
-      </w:r>
-      <w:r>
-        <w:rPr>
-          <w:lang w:val="en-GB"/>
-        </w:rPr>
-        <w:t xml:space="preserve"> what a “good” </w:t>
-      </w:r>
-      <w:proofErr w:type="spellStart"/>
-      <w:r>
-        <w:rPr>
-          <w:lang w:val="en-GB"/>
-        </w:rPr>
-        <w:t>re</w:t>
-      </w:r>
-      <w:r>
-        <w:rPr>
-          <w:lang w:val="en-GB"/>
-        </w:rPr>
-        <w:t>gridd</w:t>
-      </w:r>
-      <w:r>
-        <w:rPr>
-          <w:lang w:val="en-GB"/>
-        </w:rPr>
-        <w:t>ing</w:t>
-      </w:r>
-      <w:proofErr w:type="spellEnd"/>
-      <w:r>
-        <w:rPr>
-          <w:lang w:val="en-GB"/>
-        </w:rPr>
-        <w:t xml:space="preserve"> </w:t>
-      </w:r>
-      <w:r>
-        <w:rPr>
-          <w:lang w:val="en-GB"/>
-        </w:rPr>
-        <w:t xml:space="preserve">precisely </w:t>
-      </w:r>
-      <w:r>
-        <w:rPr>
-          <w:lang w:val="en-GB"/>
-        </w:rPr>
-        <w:t>means</w:t>
-      </w:r>
-      <w:r>
-        <w:rPr>
-          <w:lang w:val="en-GB"/>
-        </w:rPr>
-        <w:t xml:space="preserve"> is impossible</w:t>
-      </w:r>
-      <w:r>
-        <w:rPr>
-          <w:lang w:val="en-GB"/>
-        </w:rPr>
-        <w:t xml:space="preserve">. But at least, </w:t>
-      </w:r>
-      <w:proofErr w:type="spellStart"/>
-      <w:r>
-        <w:rPr>
-          <w:rFonts w:ascii="Courier New" w:hAnsi="Courier New" w:cs="Courier New"/>
-          <w:sz w:val="22"/>
-          <w:szCs w:val="22"/>
-          <w:lang w:val="en-GB"/>
-        </w:rPr>
-        <w:t>regrid_environment</w:t>
-      </w:r>
-      <w:proofErr w:type="spellEnd"/>
-      <w:r>
-        <w:rPr>
-          <w:lang w:val="en-GB"/>
-        </w:rPr>
-        <w:t xml:space="preserve"> should allow you to identify bugs (if any) and to compare the quality of </w:t>
-      </w:r>
-      <w:r>
-        <w:rPr>
-          <w:lang w:val="en-GB"/>
-        </w:rPr>
-        <w:t>SCRIP, ESMF and XIOS for your own grids</w:t>
-      </w:r>
-      <w:r>
-        <w:rPr>
-          <w:lang w:val="en-GB"/>
-        </w:rPr>
-        <w:t xml:space="preserve"> and </w:t>
-      </w:r>
-      <w:proofErr w:type="spellStart"/>
-      <w:proofErr w:type="gramStart"/>
-      <w:r>
-        <w:rPr>
-          <w:lang w:val="en-GB"/>
-        </w:rPr>
-        <w:t>regriddings</w:t>
-      </w:r>
-      <w:proofErr w:type="spellEnd"/>
-      <w:r>
-        <w:rPr>
-          <w:lang w:val="en-GB"/>
-        </w:rPr>
-        <w:t xml:space="preserve"> </w:t>
-      </w:r>
-      <w:r>
-        <w:rPr>
-          <w:lang w:val="en-GB"/>
-        </w:rPr>
-        <w:t>.</w:t>
-      </w:r>
-      <w:proofErr w:type="gramEnd"/>
-      <w:r>
-        <w:rPr>
-          <w:lang w:val="en-GB"/>
-        </w:rPr>
-        <w:t xml:space="preserve"> </w:t>
-      </w:r>
-    </w:p>
-    <w:p>
-      <w:pPr>
-        <w:spacing w:before="120"/>
-        <w:jc w:val="both"/>
-        <w:rPr>
-          <w:lang w:val="en-GB"/>
-        </w:rPr>
-      </w:pPr>
-      <w:r>
-        <w:rPr>
-          <w:lang w:val="en-GB"/>
-        </w:rPr>
         <w:t>Of course, you can al</w:t>
       </w:r>
       <w:r>
@@ -14632,10 +14555,10 @@
         </w:rPr>
         <w:t>(</w:t>
       </w:r>
-      <w:hyperlink r:id="rId14" w:history="1">
+      <w:hyperlink r:id="rId15" w:history="1">
         <w:r>
           <w:rPr>
-            <w:rStyle w:val="Hyperlink"/>
+            <w:rStyle w:val="Lienhypertexte"/>
             <w:lang w:val="en-GB"/>
           </w:rPr>
           <w:t>oasishelp@cerfacs.fr</w:t>
@@ -14843,19 +14766,11 @@
       <w:pPr>
         <w:spacing w:before="120"/>
       </w:pPr>
-      <w:proofErr w:type="spellStart"/>
-      <w:r>
-        <w:rPr>
-          <w:lang w:val="en-GB"/>
-        </w:rPr>
-        <w:t>Jonville</w:t>
-      </w:r>
-      <w:proofErr w:type="spellEnd"/>
-      <w:r>
-        <w:rPr>
-          <w:lang w:val="en-GB"/>
-        </w:rPr>
-        <w:t>, G. and Valcke, S.</w:t>
+      <w:r>
+        <w:rPr>
+          <w:lang w:val="en-GB"/>
+        </w:rPr>
+        <w:t>Jonville, G. and Valcke, S.</w:t>
       </w:r>
       <w:r>
         <w:rPr>
@@ -14883,10 +14798,10 @@
         </w:rPr>
         <w:t xml:space="preserve">, France. </w:t>
       </w:r>
-      <w:hyperlink r:id="rId15" w:history="1">
+      <w:hyperlink r:id="rId16" w:history="1">
         <w:r>
           <w:rPr>
-            <w:rStyle w:val="Hyperlink"/>
+            <w:rStyle w:val="Lienhypertexte"/>
           </w:rPr>
           <w:t>https://oasis.cerfacs.fr/wp-content/uploads/sites/114/2021/08/GLOBC_TR_Jonville-SCRIP_CONSERV_TRNORM_partB_2019.pdf</w:t>
         </w:r>
@@ -14902,15 +14817,7 @@
       </w:r>
       <w:proofErr w:type="spellEnd"/>
       <w:r>
-        <w:t xml:space="preserve">, A., Maisonnave, E., </w:t>
-      </w:r>
-      <w:proofErr w:type="spellStart"/>
-      <w:r>
-        <w:t>Jonville</w:t>
-      </w:r>
-      <w:proofErr w:type="spellEnd"/>
-      <w:r>
-        <w:t xml:space="preserve">, G., Coquart, L. and </w:t>
+        <w:t xml:space="preserve">, A., Maisonnave, E., Jonville, G., Coquart, L. and </w:t>
       </w:r>
       <w:proofErr w:type="spellStart"/>
       <w:r>
@@ -14918,15 +14825,7 @@
       </w:r>
       <w:proofErr w:type="spellEnd"/>
       <w:r>
-        <w:t>, S. </w:t>
-      </w:r>
-      <w:proofErr w:type="gramStart"/>
-      <w:r>
-        <w:t>2018:</w:t>
-      </w:r>
-      <w:proofErr w:type="gramEnd"/>
-      <w:r>
-        <w:t xml:space="preserve"> A </w:t>
+        <w:t xml:space="preserve">, S. 2018: A </w:t>
       </w:r>
       <w:proofErr w:type="spellStart"/>
       <w:r>
@@ -14960,10 +14859,10 @@
       <w:r>
         <w:t xml:space="preserve">, France. </w:t>
       </w:r>
-      <w:hyperlink r:id="rId16" w:history="1">
+      <w:hyperlink r:id="rId17" w:history="1">
         <w:r>
           <w:rPr>
-            <w:rStyle w:val="Hyperlink"/>
+            <w:rStyle w:val="Lienhypertexte"/>
           </w:rPr>
           <w:t>https://oasis.cerfacs.fr/wp-content/uploads/sites/114/2021/08/GLOBC_WN_Piacentini_Parallel_SCRIP_cmgc_18_34_2018.pdf</w:t>
         </w:r>
@@ -15025,10 +14924,10 @@
         </w:rPr>
         <w:t xml:space="preserve"> </w:t>
       </w:r>
-      <w:hyperlink r:id="rId17" w:history="1">
+      <w:hyperlink r:id="rId18" w:history="1">
         <w:r>
           <w:rPr>
-            <w:rStyle w:val="Hyperlink"/>
+            <w:rStyle w:val="Lienhypertexte"/>
           </w:rPr>
           <w:t>https://oasis.cerfacs.fr/wp-content/uploads/sites/114/2021/08/GLOBC_TR_Valcke-SCRIP_CONSERV_TRNORM_partA_2019.pdf</w:t>
         </w:r>
@@ -15065,21 +14964,7 @@
         <w:rPr>
           <w:lang w:val="en-GB"/>
         </w:rPr>
-        <w:t xml:space="preserve"> and </w:t>
-      </w:r>
-      <w:proofErr w:type="spellStart"/>
-      <w:r>
-        <w:rPr>
-          <w:lang w:val="en-GB"/>
-        </w:rPr>
-        <w:t>Jonville</w:t>
-      </w:r>
-      <w:proofErr w:type="spellEnd"/>
-      <w:r>
-        <w:rPr>
-          <w:lang w:val="en-GB"/>
-        </w:rPr>
-        <w:t xml:space="preserve">, G. </w:t>
+        <w:t xml:space="preserve"> and Jonville, G. </w:t>
       </w:r>
       <w:r>
         <w:rPr>
@@ -15114,12 +14999,18 @@
         <w:t xml:space="preserve">: SCRIP, YAC, ESMF and </w:t>
       </w:r>
       <w:proofErr w:type="spellStart"/>
+      <w:r>
+        <w:rPr>
+          <w:lang w:val="en-GB"/>
+        </w:rPr>
+        <w:t>XIOS</w:t>
+      </w:r>
       <w:proofErr w:type="gramStart"/>
       <w:r>
         <w:rPr>
           <w:lang w:val="en-GB"/>
         </w:rPr>
-        <w:t>XIOS,</w:t>
+        <w:t>,</w:t>
       </w:r>
       <w:r>
         <w:rPr>
@@ -15190,12 +15081,12 @@
       </w:pPr>
     </w:p>
     <w:sectPr>
-      <w:headerReference w:type="even" r:id="rId18"/>
-      <w:headerReference w:type="default" r:id="rId19"/>
-      <w:footerReference w:type="even" r:id="rId20"/>
-      <w:footerReference w:type="default" r:id="rId21"/>
-      <w:headerReference w:type="first" r:id="rId22"/>
-      <w:footerReference w:type="first" r:id="rId23"/>
+      <w:headerReference w:type="even" r:id="rId19"/>
+      <w:headerReference w:type="default" r:id="rId20"/>
+      <w:footerReference w:type="even" r:id="rId21"/>
+      <w:footerReference w:type="default" r:id="rId22"/>
+      <w:headerReference w:type="first" r:id="rId23"/>
+      <w:footerReference w:type="first" r:id="rId24"/>
       <w:pgSz w:w="11906" w:h="16838"/>
       <w:pgMar w:top="180" w:right="1106" w:bottom="1417" w:left="1417" w:header="720" w:footer="708" w:gutter="0"/>
       <w:cols w:space="720"/>
@@ -15206,7 +15097,7 @@
 </file>
 
 <file path=word/endnotes.xml><?xml version="1.0" encoding="utf-8"?>
-<w:endnotes xmlns:wpc="http://schemas.microsoft.com/office/word/2010/wordprocessingCanvas" xmlns:cx="http://schemas.microsoft.com/office/drawing/2014/chartex" xmlns:cx1="http://schemas.microsoft.com/office/drawing/2015/9/8/chartex" xmlns:cx2="http://schemas.microsoft.com/office/drawing/2015/10/21/chartex" xmlns:cx3="http://schemas.microsoft.com/office/drawing/2016/5/9/chartex" xmlns:cx4="http://schemas.microsoft.com/office/drawing/2016/5/10/chartex" xmlns:cx5="http://schemas.microsoft.com/office/drawing/2016/5/11/chartex" xmlns:cx6="http://schemas.microsoft.com/office/drawing/2016/5/12/chartex" xmlns:cx7="http://schemas.microsoft.com/office/drawing/2016/5/13/chartex" xmlns:cx8="http://schemas.microsoft.com/office/drawing/2016/5/14/chartex" xmlns:mc="http://schemas.openxmlformats.org/markup-compatibility/2006" xmlns:aink="http://schemas.microsoft.com/office/drawing/2016/ink" xmlns:am3d="http://schemas.microsoft.com/office/drawing/2017/model3d" xmlns:o="urn:schemas-microsoft-com:office:office" xmlns:oel="http://schemas.microsoft.com/office/2019/extlst" xmlns:r="http://schemas.openxmlformats.org/officeDocument/2006/relationships" xmlns:m="http://schemas.openxmlformats.org/officeDocument/2006/math" xmlns:v="urn:schemas-microsoft-com:vml" xmlns:wp14="http://schemas.microsoft.com/office/word/2010/wordprocessingDrawing" xmlns:wp="http://schemas.openxmlformats.org/drawingml/2006/wordprocessingDrawing" xmlns:w10="urn:schemas-microsoft-com:office:word" xmlns:w="http://schemas.openxmlformats.org/wordprocessingml/2006/main" xmlns:w14="http://schemas.microsoft.com/office/word/2010/wordml" xmlns:w15="http://schemas.microsoft.com/office/word/2012/wordml" xmlns:w16cex="http://schemas.microsoft.com/office/word/2018/wordml/cex" xmlns:w16cid="http://schemas.microsoft.com/office/word/2016/wordml/cid" xmlns:w16="http://schemas.microsoft.com/office/word/2018/wordml" xmlns:w16sdtdh="http://schemas.microsoft.com/office/word/2020/wordml/sdtdatahash" xmlns:w16se="http://schemas.microsoft.com/office/word/2015/wordml/symex" xmlns:wpg="http://schemas.microsoft.com/office/word/2010/wordprocessingGroup" xmlns:wpi="http://schemas.microsoft.com/office/word/2010/wordprocessingInk" xmlns:wne="http://schemas.microsoft.com/office/word/2006/wordml" xmlns:wps="http://schemas.microsoft.com/office/word/2010/wordprocessingShape" mc:Ignorable="w14 w15 w16se w16cid w16 w16cex w16sdtdh wp14">
+<w:endnotes xmlns:wpc="http://schemas.microsoft.com/office/word/2010/wordprocessingCanvas" xmlns:mo="http://schemas.microsoft.com/office/mac/office/2008/main" xmlns:mc="http://schemas.openxmlformats.org/markup-compatibility/2006" xmlns:mv="urn:schemas-microsoft-com:mac:vml" xmlns:o="urn:schemas-microsoft-com:office:office" xmlns:r="http://schemas.openxmlformats.org/officeDocument/2006/relationships" xmlns:m="http://schemas.openxmlformats.org/officeDocument/2006/math" xmlns:v="urn:schemas-microsoft-com:vml" xmlns:wp14="http://schemas.microsoft.com/office/word/2010/wordprocessingDrawing" xmlns:wp="http://schemas.openxmlformats.org/drawingml/2006/wordprocessingDrawing" xmlns:w10="urn:schemas-microsoft-com:office:word" xmlns:w="http://schemas.openxmlformats.org/wordprocessingml/2006/main" xmlns:w14="http://schemas.microsoft.com/office/word/2010/wordml" xmlns:wpg="http://schemas.microsoft.com/office/word/2010/wordprocessingGroup" xmlns:wpi="http://schemas.microsoft.com/office/word/2010/wordprocessingInk" xmlns:wne="http://schemas.microsoft.com/office/word/2006/wordml" xmlns:wps="http://schemas.microsoft.com/office/word/2010/wordprocessingShape" mc:Ignorable="w14 wp14">
   <w:endnote w:type="separator" w:id="-1">
     <w:p>
       <w:r>
@@ -15225,20 +15116,20 @@
 </file>
 
 <file path=word/footer1.xml><?xml version="1.0" encoding="utf-8"?>
-<w:ftr xmlns:wpc="http://schemas.microsoft.com/office/word/2010/wordprocessingCanvas" xmlns:cx="http://schemas.microsoft.com/office/drawing/2014/chartex" xmlns:cx1="http://schemas.microsoft.com/office/drawing/2015/9/8/chartex" xmlns:cx2="http://schemas.microsoft.com/office/drawing/2015/10/21/chartex" xmlns:cx3="http://schemas.microsoft.com/office/drawing/2016/5/9/chartex" xmlns:cx4="http://schemas.microsoft.com/office/drawing/2016/5/10/chartex" xmlns:cx5="http://schemas.microsoft.com/office/drawing/2016/5/11/chartex" xmlns:cx6="http://schemas.microsoft.com/office/drawing/2016/5/12/chartex" xmlns:cx7="http://schemas.microsoft.com/office/drawing/2016/5/13/chartex" xmlns:cx8="http://schemas.microsoft.com/office/drawing/2016/5/14/chartex" xmlns:mc="http://schemas.openxmlformats.org/markup-compatibility/2006" xmlns:aink="http://schemas.microsoft.com/office/drawing/2016/ink" xmlns:am3d="http://schemas.microsoft.com/office/drawing/2017/model3d" xmlns:o="urn:schemas-microsoft-com:office:office" xmlns:oel="http://schemas.microsoft.com/office/2019/extlst" xmlns:r="http://schemas.openxmlformats.org/officeDocument/2006/relationships" xmlns:m="http://schemas.openxmlformats.org/officeDocument/2006/math" xmlns:v="urn:schemas-microsoft-com:vml" xmlns:wp14="http://schemas.microsoft.com/office/word/2010/wordprocessingDrawing" xmlns:wp="http://schemas.openxmlformats.org/drawingml/2006/wordprocessingDrawing" xmlns:w10="urn:schemas-microsoft-com:office:word" xmlns:w="http://schemas.openxmlformats.org/wordprocessingml/2006/main" xmlns:w14="http://schemas.microsoft.com/office/word/2010/wordml" xmlns:w15="http://schemas.microsoft.com/office/word/2012/wordml" xmlns:w16cex="http://schemas.microsoft.com/office/word/2018/wordml/cex" xmlns:w16cid="http://schemas.microsoft.com/office/word/2016/wordml/cid" xmlns:w16="http://schemas.microsoft.com/office/word/2018/wordml" xmlns:w16sdtdh="http://schemas.microsoft.com/office/word/2020/wordml/sdtdatahash" xmlns:w16se="http://schemas.microsoft.com/office/word/2015/wordml/symex" xmlns:wpg="http://schemas.microsoft.com/office/word/2010/wordprocessingGroup" xmlns:wpi="http://schemas.microsoft.com/office/word/2010/wordprocessingInk" xmlns:wne="http://schemas.microsoft.com/office/word/2006/wordml" xmlns:wps="http://schemas.microsoft.com/office/word/2010/wordprocessingShape" mc:Ignorable="w14 w15 w16se w16cid w16 w16cex w16sdtdh wp14">
+<w:ftr xmlns:wpc="http://schemas.microsoft.com/office/word/2010/wordprocessingCanvas" xmlns:mo="http://schemas.microsoft.com/office/mac/office/2008/main" xmlns:mc="http://schemas.openxmlformats.org/markup-compatibility/2006" xmlns:mv="urn:schemas-microsoft-com:mac:vml" xmlns:o="urn:schemas-microsoft-com:office:office" xmlns:r="http://schemas.openxmlformats.org/officeDocument/2006/relationships" xmlns:m="http://schemas.openxmlformats.org/officeDocument/2006/math" xmlns:v="urn:schemas-microsoft-com:vml" xmlns:wp14="http://schemas.microsoft.com/office/word/2010/wordprocessingDrawing" xmlns:wp="http://schemas.openxmlformats.org/drawingml/2006/wordprocessingDrawing" xmlns:w10="urn:schemas-microsoft-com:office:word" xmlns:w="http://schemas.openxmlformats.org/wordprocessingml/2006/main" xmlns:w14="http://schemas.microsoft.com/office/word/2010/wordml" xmlns:wpg="http://schemas.microsoft.com/office/word/2010/wordprocessingGroup" xmlns:wpi="http://schemas.microsoft.com/office/word/2010/wordprocessingInk" xmlns:wne="http://schemas.microsoft.com/office/word/2006/wordml" xmlns:wps="http://schemas.microsoft.com/office/word/2010/wordprocessingShape" mc:Ignorable="w14 wp14">
   <w:p>
     <w:pPr>
-      <w:pStyle w:val="Footer"/>
+      <w:pStyle w:val="Pieddepage"/>
     </w:pPr>
   </w:p>
 </w:ftr>
 </file>
 
 <file path=word/footer2.xml><?xml version="1.0" encoding="utf-8"?>
-<w:ftr xmlns:wpc="http://schemas.microsoft.com/office/word/2010/wordprocessingCanvas" xmlns:cx="http://schemas.microsoft.com/office/drawing/2014/chartex" xmlns:cx1="http://schemas.microsoft.com/office/drawing/2015/9/8/chartex" xmlns:cx2="http://schemas.microsoft.com/office/drawing/2015/10/21/chartex" xmlns:cx3="http://schemas.microsoft.com/office/drawing/2016/5/9/chartex" xmlns:cx4="http://schemas.microsoft.com/office/drawing/2016/5/10/chartex" xmlns:cx5="http://schemas.microsoft.com/office/drawing/2016/5/11/chartex" xmlns:cx6="http://schemas.microsoft.com/office/drawing/2016/5/12/chartex" xmlns:cx7="http://schemas.microsoft.com/office/drawing/2016/5/13/chartex" xmlns:cx8="http://schemas.microsoft.com/office/drawing/2016/5/14/chartex" xmlns:mc="http://schemas.openxmlformats.org/markup-compatibility/2006" xmlns:aink="http://schemas.microsoft.com/office/drawing/2016/ink" xmlns:am3d="http://schemas.microsoft.com/office/drawing/2017/model3d" xmlns:o="urn:schemas-microsoft-com:office:office" xmlns:oel="http://schemas.microsoft.com/office/2019/extlst" xmlns:r="http://schemas.openxmlformats.org/officeDocument/2006/relationships" xmlns:m="http://schemas.openxmlformats.org/officeDocument/2006/math" xmlns:v="urn:schemas-microsoft-com:vml" xmlns:wp14="http://schemas.microsoft.com/office/word/2010/wordprocessingDrawing" xmlns:wp="http://schemas.openxmlformats.org/drawingml/2006/wordprocessingDrawing" xmlns:w10="urn:schemas-microsoft-com:office:word" xmlns:w="http://schemas.openxmlformats.org/wordprocessingml/2006/main" xmlns:w14="http://schemas.microsoft.com/office/word/2010/wordml" xmlns:w15="http://schemas.microsoft.com/office/word/2012/wordml" xmlns:w16cex="http://schemas.microsoft.com/office/word/2018/wordml/cex" xmlns:w16cid="http://schemas.microsoft.com/office/word/2016/wordml/cid" xmlns:w16="http://schemas.microsoft.com/office/word/2018/wordml" xmlns:w16sdtdh="http://schemas.microsoft.com/office/word/2020/wordml/sdtdatahash" xmlns:w16se="http://schemas.microsoft.com/office/word/2015/wordml/symex" xmlns:wpg="http://schemas.microsoft.com/office/word/2010/wordprocessingGroup" xmlns:wpi="http://schemas.microsoft.com/office/word/2010/wordprocessingInk" xmlns:wne="http://schemas.microsoft.com/office/word/2006/wordml" xmlns:wps="http://schemas.microsoft.com/office/word/2010/wordprocessingShape" mc:Ignorable="w14 w15 w16se w16cid w16 w16cex w16sdtdh wp14">
+<w:ftr xmlns:wpc="http://schemas.microsoft.com/office/word/2010/wordprocessingCanvas" xmlns:mo="http://schemas.microsoft.com/office/mac/office/2008/main" xmlns:mc="http://schemas.openxmlformats.org/markup-compatibility/2006" xmlns:mv="urn:schemas-microsoft-com:mac:vml" xmlns:o="urn:schemas-microsoft-com:office:office" xmlns:r="http://schemas.openxmlformats.org/officeDocument/2006/relationships" xmlns:m="http://schemas.openxmlformats.org/officeDocument/2006/math" xmlns:v="urn:schemas-microsoft-com:vml" xmlns:wp14="http://schemas.microsoft.com/office/word/2010/wordprocessingDrawing" xmlns:wp="http://schemas.openxmlformats.org/drawingml/2006/wordprocessingDrawing" xmlns:w10="urn:schemas-microsoft-com:office:word" xmlns:w="http://schemas.openxmlformats.org/wordprocessingml/2006/main" xmlns:w14="http://schemas.microsoft.com/office/word/2010/wordml" xmlns:wpg="http://schemas.microsoft.com/office/word/2010/wordprocessingGroup" xmlns:wpi="http://schemas.microsoft.com/office/word/2010/wordprocessingInk" xmlns:wne="http://schemas.microsoft.com/office/word/2006/wordml" xmlns:wps="http://schemas.microsoft.com/office/word/2010/wordprocessingShape" mc:Ignorable="w14 wp14">
   <w:p>
     <w:pPr>
-      <w:pStyle w:val="Footer"/>
+      <w:pStyle w:val="Pieddepage"/>
       <w:jc w:val="right"/>
     </w:pPr>
     <w:r>
@@ -15254,7 +15145,7 @@
       <w:rPr>
         <w:noProof/>
       </w:rPr>
-      <w:t>9</w:t>
+      <w:t>1</w:t>
     </w:r>
     <w:r>
       <w:fldChar w:fldCharType="end"/>
@@ -15262,24 +15153,24 @@
   </w:p>
   <w:p>
     <w:pPr>
-      <w:pStyle w:val="Footer"/>
+      <w:pStyle w:val="Pieddepage"/>
     </w:pPr>
   </w:p>
 </w:ftr>
 </file>
 
 <file path=word/footer3.xml><?xml version="1.0" encoding="utf-8"?>
-<w:ftr xmlns:wpc="http://schemas.microsoft.com/office/word/2010/wordprocessingCanvas" xmlns:cx="http://schemas.microsoft.com/office/drawing/2014/chartex" xmlns:cx1="http://schemas.microsoft.com/office/drawing/2015/9/8/chartex" xmlns:cx2="http://schemas.microsoft.com/office/drawing/2015/10/21/chartex" xmlns:cx3="http://schemas.microsoft.com/office/drawing/2016/5/9/chartex" xmlns:cx4="http://schemas.microsoft.com/office/drawing/2016/5/10/chartex" xmlns:cx5="http://schemas.microsoft.com/office/drawing/2016/5/11/chartex" xmlns:cx6="http://schemas.microsoft.com/office/drawing/2016/5/12/chartex" xmlns:cx7="http://schemas.microsoft.com/office/drawing/2016/5/13/chartex" xmlns:cx8="http://schemas.microsoft.com/office/drawing/2016/5/14/chartex" xmlns:mc="http://schemas.openxmlformats.org/markup-compatibility/2006" xmlns:aink="http://schemas.microsoft.com/office/drawing/2016/ink" xmlns:am3d="http://schemas.microsoft.com/office/drawing/2017/model3d" xmlns:o="urn:schemas-microsoft-com:office:office" xmlns:oel="http://schemas.microsoft.com/office/2019/extlst" xmlns:r="http://schemas.openxmlformats.org/officeDocument/2006/relationships" xmlns:m="http://schemas.openxmlformats.org/officeDocument/2006/math" xmlns:v="urn:schemas-microsoft-com:vml" xmlns:wp14="http://schemas.microsoft.com/office/word/2010/wordprocessingDrawing" xmlns:wp="http://schemas.openxmlformats.org/drawingml/2006/wordprocessingDrawing" xmlns:w10="urn:schemas-microsoft-com:office:word" xmlns:w="http://schemas.openxmlformats.org/wordprocessingml/2006/main" xmlns:w14="http://schemas.microsoft.com/office/word/2010/wordml" xmlns:w15="http://schemas.microsoft.com/office/word/2012/wordml" xmlns:w16cex="http://schemas.microsoft.com/office/word/2018/wordml/cex" xmlns:w16cid="http://schemas.microsoft.com/office/word/2016/wordml/cid" xmlns:w16="http://schemas.microsoft.com/office/word/2018/wordml" xmlns:w16sdtdh="http://schemas.microsoft.com/office/word/2020/wordml/sdtdatahash" xmlns:w16se="http://schemas.microsoft.com/office/word/2015/wordml/symex" xmlns:wpg="http://schemas.microsoft.com/office/word/2010/wordprocessingGroup" xmlns:wpi="http://schemas.microsoft.com/office/word/2010/wordprocessingInk" xmlns:wne="http://schemas.microsoft.com/office/word/2006/wordml" xmlns:wps="http://schemas.microsoft.com/office/word/2010/wordprocessingShape" mc:Ignorable="w14 w15 w16se w16cid w16 w16cex w16sdtdh wp14">
+<w:ftr xmlns:wpc="http://schemas.microsoft.com/office/word/2010/wordprocessingCanvas" xmlns:mo="http://schemas.microsoft.com/office/mac/office/2008/main" xmlns:mc="http://schemas.openxmlformats.org/markup-compatibility/2006" xmlns:mv="urn:schemas-microsoft-com:mac:vml" xmlns:o="urn:schemas-microsoft-com:office:office" xmlns:r="http://schemas.openxmlformats.org/officeDocument/2006/relationships" xmlns:m="http://schemas.openxmlformats.org/officeDocument/2006/math" xmlns:v="urn:schemas-microsoft-com:vml" xmlns:wp14="http://schemas.microsoft.com/office/word/2010/wordprocessingDrawing" xmlns:wp="http://schemas.openxmlformats.org/drawingml/2006/wordprocessingDrawing" xmlns:w10="urn:schemas-microsoft-com:office:word" xmlns:w="http://schemas.openxmlformats.org/wordprocessingml/2006/main" xmlns:w14="http://schemas.microsoft.com/office/word/2010/wordml" xmlns:wpg="http://schemas.microsoft.com/office/word/2010/wordprocessingGroup" xmlns:wpi="http://schemas.microsoft.com/office/word/2010/wordprocessingInk" xmlns:wne="http://schemas.microsoft.com/office/word/2006/wordml" xmlns:wps="http://schemas.microsoft.com/office/word/2010/wordprocessingShape" mc:Ignorable="w14 wp14">
   <w:p>
     <w:pPr>
-      <w:pStyle w:val="Footer"/>
+      <w:pStyle w:val="Pieddepage"/>
     </w:pPr>
   </w:p>
 </w:ftr>
 </file>
 
 <file path=word/footnotes.xml><?xml version="1.0" encoding="utf-8"?>
-<w:footnotes xmlns:wpc="http://schemas.microsoft.com/office/word/2010/wordprocessingCanvas" xmlns:cx="http://schemas.microsoft.com/office/drawing/2014/chartex" xmlns:cx1="http://schemas.microsoft.com/office/drawing/2015/9/8/chartex" xmlns:cx2="http://schemas.microsoft.com/office/drawing/2015/10/21/chartex" xmlns:cx3="http://schemas.microsoft.com/office/drawing/2016/5/9/chartex" xmlns:cx4="http://schemas.microsoft.com/office/drawing/2016/5/10/chartex" xmlns:cx5="http://schemas.microsoft.com/office/drawing/2016/5/11/chartex" xmlns:cx6="http://schemas.microsoft.com/office/drawing/2016/5/12/chartex" xmlns:cx7="http://schemas.microsoft.com/office/drawing/2016/5/13/chartex" xmlns:cx8="http://schemas.microsoft.com/office/drawing/2016/5/14/chartex" xmlns:mc="http://schemas.openxmlformats.org/markup-compatibility/2006" xmlns:aink="http://schemas.microsoft.com/office/drawing/2016/ink" xmlns:am3d="http://schemas.microsoft.com/office/drawing/2017/model3d" xmlns:o="urn:schemas-microsoft-com:office:office" xmlns:oel="http://schemas.microsoft.com/office/2019/extlst" xmlns:r="http://schemas.openxmlformats.org/officeDocument/2006/relationships" xmlns:m="http://schemas.openxmlformats.org/officeDocument/2006/math" xmlns:v="urn:schemas-microsoft-com:vml" xmlns:wp14="http://schemas.microsoft.com/office/word/2010/wordprocessingDrawing" xmlns:wp="http://schemas.openxmlformats.org/drawingml/2006/wordprocessingDrawing" xmlns:w10="urn:schemas-microsoft-com:office:word" xmlns:w="http://schemas.openxmlformats.org/wordprocessingml/2006/main" xmlns:w14="http://schemas.microsoft.com/office/word/2010/wordml" xmlns:w15="http://schemas.microsoft.com/office/word/2012/wordml" xmlns:w16cex="http://schemas.microsoft.com/office/word/2018/wordml/cex" xmlns:w16cid="http://schemas.microsoft.com/office/word/2016/wordml/cid" xmlns:w16="http://schemas.microsoft.com/office/word/2018/wordml" xmlns:w16sdtdh="http://schemas.microsoft.com/office/word/2020/wordml/sdtdatahash" xmlns:w16se="http://schemas.microsoft.com/office/word/2015/wordml/symex" xmlns:wpg="http://schemas.microsoft.com/office/word/2010/wordprocessingGroup" xmlns:wpi="http://schemas.microsoft.com/office/word/2010/wordprocessingInk" xmlns:wne="http://schemas.microsoft.com/office/word/2006/wordml" xmlns:wps="http://schemas.microsoft.com/office/word/2010/wordprocessingShape" mc:Ignorable="w14 w15 w16se w16cid w16 w16cex w16sdtdh wp14">
+<w:footnotes xmlns:wpc="http://schemas.microsoft.com/office/word/2010/wordprocessingCanvas" xmlns:mo="http://schemas.microsoft.com/office/mac/office/2008/main" xmlns:mc="http://schemas.openxmlformats.org/markup-compatibility/2006" xmlns:mv="urn:schemas-microsoft-com:mac:vml" xmlns:o="urn:schemas-microsoft-com:office:office" xmlns:r="http://schemas.openxmlformats.org/officeDocument/2006/relationships" xmlns:m="http://schemas.openxmlformats.org/officeDocument/2006/math" xmlns:v="urn:schemas-microsoft-com:vml" xmlns:wp14="http://schemas.microsoft.com/office/word/2010/wordprocessingDrawing" xmlns:wp="http://schemas.openxmlformats.org/drawingml/2006/wordprocessingDrawing" xmlns:w10="urn:schemas-microsoft-com:office:word" xmlns:w="http://schemas.openxmlformats.org/wordprocessingml/2006/main" xmlns:w14="http://schemas.microsoft.com/office/word/2010/wordml" xmlns:wpg="http://schemas.microsoft.com/office/word/2010/wordprocessingGroup" xmlns:wpi="http://schemas.microsoft.com/office/word/2010/wordprocessingInk" xmlns:wne="http://schemas.microsoft.com/office/word/2006/wordml" xmlns:wps="http://schemas.microsoft.com/office/word/2010/wordprocessingShape" mc:Ignorable="w14 wp14">
   <w:footnote w:type="separator" w:id="-1">
     <w:p>
       <w:r>
@@ -15305,7 +15196,7 @@
       </w:pPr>
       <w:r>
         <w:rPr>
-          <w:rStyle w:val="FootnoteReference"/>
+          <w:rStyle w:val="Marquenotebasdepage"/>
         </w:rPr>
         <w:footnoteRef/>
       </w:r>
@@ -15330,7 +15221,7 @@
     </w:p>
     <w:p>
       <w:pPr>
-        <w:pStyle w:val="FootnoteText"/>
+        <w:pStyle w:val="Notedebasdepage"/>
         <w:rPr>
           <w:lang w:val="en-GB"/>
         </w:rPr>
@@ -15340,14 +15231,14 @@
   <w:footnote w:id="2">
     <w:p>
       <w:pPr>
-        <w:pStyle w:val="FootnoteText"/>
+        <w:pStyle w:val="Notedebasdepage"/>
         <w:rPr>
           <w:lang w:val="en-US"/>
         </w:rPr>
       </w:pPr>
       <w:r>
         <w:rPr>
-          <w:rStyle w:val="FootnoteReference"/>
+          <w:rStyle w:val="Marquenotebasdepage"/>
         </w:rPr>
         <w:footnoteRef/>
       </w:r>
@@ -15397,20 +15288,14 @@
         <w:rPr>
           <w:lang w:val="en-US"/>
         </w:rPr>
-        <w:t>, see section 4.5.</w:t>
-      </w:r>
-      <w:r>
-        <w:rPr>
-          <w:lang w:val="en-US"/>
-        </w:rPr>
-        <w:t xml:space="preserve"> </w:t>
+        <w:t xml:space="preserve">, see section 4.5. </w:t>
       </w:r>
     </w:p>
   </w:footnote>
   <w:footnote w:id="3">
     <w:p>
       <w:pPr>
-        <w:pStyle w:val="FootnoteText"/>
+        <w:pStyle w:val="Notedebasdepage"/>
         <w:rPr>
           <w:sz w:val="22"/>
           <w:szCs w:val="22"/>
@@ -15419,7 +15304,7 @@
       </w:pPr>
       <w:r>
         <w:rPr>
-          <w:rStyle w:val="FootnoteReference"/>
+          <w:rStyle w:val="Marquenotebasdepage"/>
         </w:rPr>
         <w:footnoteRef/>
       </w:r>
@@ -15442,7 +15327,7 @@
   <w:footnote w:id="4">
     <w:p>
       <w:pPr>
-        <w:pStyle w:val="FootnoteText"/>
+        <w:pStyle w:val="Notedebasdepage"/>
         <w:rPr>
           <w:sz w:val="22"/>
           <w:szCs w:val="22"/>
@@ -15451,7 +15336,7 @@
       </w:pPr>
       <w:r>
         <w:rPr>
-          <w:rStyle w:val="FootnoteReference"/>
+          <w:rStyle w:val="Marquenotebasdepage"/>
           <w:sz w:val="22"/>
           <w:szCs w:val="22"/>
         </w:rPr>
@@ -15473,44 +15358,212 @@
         </w:rPr>
         <w:t xml:space="preserve"> ESMF: the so-called “SCRIP” format or the “unstructured” format. The “SCRIP” format describes the grid providing the latitude and the longitude of the centre and corners of each cell. The unstructured format describes the grid as an ensemble of elements and provides the element connectivity associating for each element a certain number of nodes in the list of nodes for which the latitude and longitude are provided. </w:t>
       </w:r>
+      <w:ins w:id="0" w:author="Gabriel Jonville" w:date="2023-01-24T15:57:00Z">
+        <w:r>
+          <w:rPr>
+            <w:sz w:val="22"/>
+            <w:szCs w:val="22"/>
+            <w:lang w:val="en-GB"/>
+          </w:rPr>
+          <w:t xml:space="preserve">The grids </w:t>
+        </w:r>
+        <w:proofErr w:type="spellStart"/>
+        <w:r>
+          <w:rPr>
+            <w:sz w:val="22"/>
+            <w:szCs w:val="22"/>
+            <w:lang w:val="en-GB"/>
+          </w:rPr>
+          <w:t>torc</w:t>
+        </w:r>
+        <w:proofErr w:type="spellEnd"/>
+        <w:r>
+          <w:rPr>
+            <w:sz w:val="22"/>
+            <w:szCs w:val="22"/>
+            <w:lang w:val="en-GB"/>
+          </w:rPr>
+          <w:t xml:space="preserve"> and</w:t>
+        </w:r>
+        <w:r>
+          <w:rPr>
+            <w:sz w:val="22"/>
+            <w:szCs w:val="22"/>
+            <w:lang w:val="en-GB"/>
+          </w:rPr>
+          <w:t xml:space="preserve"> </w:t>
+        </w:r>
+        <w:proofErr w:type="spellStart"/>
+        <w:r>
+          <w:rPr>
+            <w:sz w:val="22"/>
+            <w:szCs w:val="22"/>
+            <w:lang w:val="en-GB"/>
+          </w:rPr>
+          <w:t>nogt</w:t>
+        </w:r>
+        <w:proofErr w:type="spellEnd"/>
+        <w:r>
+          <w:rPr>
+            <w:sz w:val="22"/>
+            <w:szCs w:val="22"/>
+            <w:lang w:val="en-GB"/>
+          </w:rPr>
+          <w:t xml:space="preserve"> are structured and can in principle be described in ESMF with the SCRIP format. However, as detailed in section 7.4 of (</w:t>
+        </w:r>
+        <w:proofErr w:type="spellStart"/>
+        <w:r>
+          <w:rPr>
+            <w:sz w:val="22"/>
+            <w:szCs w:val="22"/>
+            <w:lang w:val="en-GB"/>
+          </w:rPr>
+          <w:t>Valcke</w:t>
+        </w:r>
+        <w:proofErr w:type="spellEnd"/>
+        <w:r>
+          <w:rPr>
+            <w:sz w:val="22"/>
+            <w:szCs w:val="22"/>
+            <w:lang w:val="en-GB"/>
+          </w:rPr>
+          <w:t xml:space="preserve"> et al. 2021), the conservative remapping for a field expressed on a </w:t>
+        </w:r>
+        <w:proofErr w:type="spellStart"/>
+        <w:r>
+          <w:rPr>
+            <w:sz w:val="22"/>
+            <w:szCs w:val="22"/>
+            <w:lang w:val="en-GB"/>
+          </w:rPr>
+          <w:t>nogt</w:t>
+        </w:r>
+        <w:proofErr w:type="spellEnd"/>
+        <w:r>
+          <w:rPr>
+            <w:sz w:val="22"/>
+            <w:szCs w:val="22"/>
+            <w:lang w:val="en-GB"/>
+          </w:rPr>
+          <w:t xml:space="preserve"> grid shows wrong values in the region of the North fold of the grid. But this problem disappears when the </w:t>
+        </w:r>
+        <w:proofErr w:type="spellStart"/>
+        <w:r>
+          <w:rPr>
+            <w:sz w:val="22"/>
+            <w:szCs w:val="22"/>
+            <w:lang w:val="en-GB"/>
+          </w:rPr>
+          <w:t>nogt</w:t>
+        </w:r>
+        <w:proofErr w:type="spellEnd"/>
+        <w:r>
+          <w:rPr>
+            <w:sz w:val="22"/>
+            <w:szCs w:val="22"/>
+            <w:lang w:val="en-GB"/>
+          </w:rPr>
+          <w:t xml:space="preserve"> grid is expressed as an unstructured grid. This is why the script </w:t>
+        </w:r>
+        <w:r>
+          <w:rPr>
+            <w:rFonts w:ascii="Courier New" w:hAnsi="Courier New" w:cs="Courier New"/>
+            <w:sz w:val="22"/>
+            <w:szCs w:val="22"/>
+            <w:lang w:val="en-GB"/>
+          </w:rPr>
+          <w:t>OasisGridsToESMF</w:t>
+        </w:r>
+        <w:r>
+          <w:rPr>
+            <w:rFonts w:ascii="Courier New" w:hAnsi="Courier New" w:cs="Courier New"/>
+            <w:lang w:val="en-GB"/>
+          </w:rPr>
+          <w:t>.py</w:t>
+        </w:r>
+        <w:r>
+          <w:rPr>
+            <w:sz w:val="22"/>
+            <w:szCs w:val="22"/>
+            <w:lang w:val="en-GB"/>
+          </w:rPr>
+          <w:t xml:space="preserve"> expresses the </w:t>
+        </w:r>
+        <w:proofErr w:type="spellStart"/>
+        <w:r>
+          <w:rPr>
+            <w:sz w:val="22"/>
+            <w:szCs w:val="22"/>
+            <w:lang w:val="en-GB"/>
+          </w:rPr>
+          <w:t>nogt</w:t>
+        </w:r>
+        <w:proofErr w:type="spellEnd"/>
+        <w:r>
+          <w:rPr>
+            <w:sz w:val="22"/>
+            <w:szCs w:val="22"/>
+            <w:lang w:val="en-GB"/>
+          </w:rPr>
+          <w:t xml:space="preserve"> grid in the unstructured ESMF format, for conserv1st and conserv2nd when </w:t>
+        </w:r>
+        <w:proofErr w:type="spellStart"/>
+        <w:r>
+          <w:rPr>
+            <w:sz w:val="22"/>
+            <w:szCs w:val="22"/>
+            <w:lang w:val="en-GB"/>
+          </w:rPr>
+          <w:t>nogt</w:t>
+        </w:r>
+        <w:proofErr w:type="spellEnd"/>
+        <w:r>
+          <w:rPr>
+            <w:sz w:val="22"/>
+            <w:szCs w:val="22"/>
+            <w:lang w:val="en-GB"/>
+          </w:rPr>
+          <w:t xml:space="preserve"> is the source grid.</w:t>
+        </w:r>
+      </w:ins>
     </w:p>
   </w:footnote>
 </w:footnotes>
 </file>
 
 <file path=word/header1.xml><?xml version="1.0" encoding="utf-8"?>
-<w:hdr xmlns:wpc="http://schemas.microsoft.com/office/word/2010/wordprocessingCanvas" xmlns:cx="http://schemas.microsoft.com/office/drawing/2014/chartex" xmlns:cx1="http://schemas.microsoft.com/office/drawing/2015/9/8/chartex" xmlns:cx2="http://schemas.microsoft.com/office/drawing/2015/10/21/chartex" xmlns:cx3="http://schemas.microsoft.com/office/drawing/2016/5/9/chartex" xmlns:cx4="http://schemas.microsoft.com/office/drawing/2016/5/10/chartex" xmlns:cx5="http://schemas.microsoft.com/office/drawing/2016/5/11/chartex" xmlns:cx6="http://schemas.microsoft.com/office/drawing/2016/5/12/chartex" xmlns:cx7="http://schemas.microsoft.com/office/drawing/2016/5/13/chartex" xmlns:cx8="http://schemas.microsoft.com/office/drawing/2016/5/14/chartex" xmlns:mc="http://schemas.openxmlformats.org/markup-compatibility/2006" xmlns:aink="http://schemas.microsoft.com/office/drawing/2016/ink" xmlns:am3d="http://schemas.microsoft.com/office/drawing/2017/model3d" xmlns:o="urn:schemas-microsoft-com:office:office" xmlns:oel="http://schemas.microsoft.com/office/2019/extlst" xmlns:r="http://schemas.openxmlformats.org/officeDocument/2006/relationships" xmlns:m="http://schemas.openxmlformats.org/officeDocument/2006/math" xmlns:v="urn:schemas-microsoft-com:vml" xmlns:wp14="http://schemas.microsoft.com/office/word/2010/wordprocessingDrawing" xmlns:wp="http://schemas.openxmlformats.org/drawingml/2006/wordprocessingDrawing" xmlns:w10="urn:schemas-microsoft-com:office:word" xmlns:w="http://schemas.openxmlformats.org/wordprocessingml/2006/main" xmlns:w14="http://schemas.microsoft.com/office/word/2010/wordml" xmlns:w15="http://schemas.microsoft.com/office/word/2012/wordml" xmlns:w16cex="http://schemas.microsoft.com/office/word/2018/wordml/cex" xmlns:w16cid="http://schemas.microsoft.com/office/word/2016/wordml/cid" xmlns:w16="http://schemas.microsoft.com/office/word/2018/wordml" xmlns:w16sdtdh="http://schemas.microsoft.com/office/word/2020/wordml/sdtdatahash" xmlns:w16se="http://schemas.microsoft.com/office/word/2015/wordml/symex" xmlns:wpg="http://schemas.microsoft.com/office/word/2010/wordprocessingGroup" xmlns:wpi="http://schemas.microsoft.com/office/word/2010/wordprocessingInk" xmlns:wne="http://schemas.microsoft.com/office/word/2006/wordml" xmlns:wps="http://schemas.microsoft.com/office/word/2010/wordprocessingShape" mc:Ignorable="w14 w15 w16se w16cid w16 w16cex w16sdtdh wp14">
+<w:hdr xmlns:wpc="http://schemas.microsoft.com/office/word/2010/wordprocessingCanvas" xmlns:mo="http://schemas.microsoft.com/office/mac/office/2008/main" xmlns:mc="http://schemas.openxmlformats.org/markup-compatibility/2006" xmlns:mv="urn:schemas-microsoft-com:mac:vml" xmlns:o="urn:schemas-microsoft-com:office:office" xmlns:r="http://schemas.openxmlformats.org/officeDocument/2006/relationships" xmlns:m="http://schemas.openxmlformats.org/officeDocument/2006/math" xmlns:v="urn:schemas-microsoft-com:vml" xmlns:wp14="http://schemas.microsoft.com/office/word/2010/wordprocessingDrawing" xmlns:wp="http://schemas.openxmlformats.org/drawingml/2006/wordprocessingDrawing" xmlns:w10="urn:schemas-microsoft-com:office:word" xmlns:w="http://schemas.openxmlformats.org/wordprocessingml/2006/main" xmlns:w14="http://schemas.microsoft.com/office/word/2010/wordml" xmlns:wpg="http://schemas.microsoft.com/office/word/2010/wordprocessingGroup" xmlns:wpi="http://schemas.microsoft.com/office/word/2010/wordprocessingInk" xmlns:wne="http://schemas.microsoft.com/office/word/2006/wordml" xmlns:wps="http://schemas.microsoft.com/office/word/2010/wordprocessingShape" mc:Ignorable="w14 wp14">
   <w:p>
     <w:pPr>
-      <w:pStyle w:val="Header"/>
+      <w:pStyle w:val="En-tte"/>
     </w:pPr>
   </w:p>
 </w:hdr>
 </file>
 
 <file path=word/header2.xml><?xml version="1.0" encoding="utf-8"?>
-<w:hdr xmlns:wpc="http://schemas.microsoft.com/office/word/2010/wordprocessingCanvas" xmlns:cx="http://schemas.microsoft.com/office/drawing/2014/chartex" xmlns:cx1="http://schemas.microsoft.com/office/drawing/2015/9/8/chartex" xmlns:cx2="http://schemas.microsoft.com/office/drawing/2015/10/21/chartex" xmlns:cx3="http://schemas.microsoft.com/office/drawing/2016/5/9/chartex" xmlns:cx4="http://schemas.microsoft.com/office/drawing/2016/5/10/chartex" xmlns:cx5="http://schemas.microsoft.com/office/drawing/2016/5/11/chartex" xmlns:cx6="http://schemas.microsoft.com/office/drawing/2016/5/12/chartex" xmlns:cx7="http://schemas.microsoft.com/office/drawing/2016/5/13/chartex" xmlns:cx8="http://schemas.microsoft.com/office/drawing/2016/5/14/chartex" xmlns:mc="http://schemas.openxmlformats.org/markup-compatibility/2006" xmlns:aink="http://schemas.microsoft.com/office/drawing/2016/ink" xmlns:am3d="http://schemas.microsoft.com/office/drawing/2017/model3d" xmlns:o="urn:schemas-microsoft-com:office:office" xmlns:oel="http://schemas.microsoft.com/office/2019/extlst" xmlns:r="http://schemas.openxmlformats.org/officeDocument/2006/relationships" xmlns:m="http://schemas.openxmlformats.org/officeDocument/2006/math" xmlns:v="urn:schemas-microsoft-com:vml" xmlns:wp14="http://schemas.microsoft.com/office/word/2010/wordprocessingDrawing" xmlns:wp="http://schemas.openxmlformats.org/drawingml/2006/wordprocessingDrawing" xmlns:w10="urn:schemas-microsoft-com:office:word" xmlns:w="http://schemas.openxmlformats.org/wordprocessingml/2006/main" xmlns:w14="http://schemas.microsoft.com/office/word/2010/wordml" xmlns:w15="http://schemas.microsoft.com/office/word/2012/wordml" xmlns:w16cex="http://schemas.microsoft.com/office/word/2018/wordml/cex" xmlns:w16cid="http://schemas.microsoft.com/office/word/2016/wordml/cid" xmlns:w16="http://schemas.microsoft.com/office/word/2018/wordml" xmlns:w16sdtdh="http://schemas.microsoft.com/office/word/2020/wordml/sdtdatahash" xmlns:w16se="http://schemas.microsoft.com/office/word/2015/wordml/symex" xmlns:wpg="http://schemas.microsoft.com/office/word/2010/wordprocessingGroup" xmlns:wpi="http://schemas.microsoft.com/office/word/2010/wordprocessingInk" xmlns:wne="http://schemas.microsoft.com/office/word/2006/wordml" xmlns:wps="http://schemas.microsoft.com/office/word/2010/wordprocessingShape" mc:Ignorable="w14 w15 w16se w16cid w16 w16cex w16sdtdh wp14">
+<w:hdr xmlns:wpc="http://schemas.microsoft.com/office/word/2010/wordprocessingCanvas" xmlns:mo="http://schemas.microsoft.com/office/mac/office/2008/main" xmlns:mc="http://schemas.openxmlformats.org/markup-compatibility/2006" xmlns:mv="urn:schemas-microsoft-com:mac:vml" xmlns:o="urn:schemas-microsoft-com:office:office" xmlns:r="http://schemas.openxmlformats.org/officeDocument/2006/relationships" xmlns:m="http://schemas.openxmlformats.org/officeDocument/2006/math" xmlns:v="urn:schemas-microsoft-com:vml" xmlns:wp14="http://schemas.microsoft.com/office/word/2010/wordprocessingDrawing" xmlns:wp="http://schemas.openxmlformats.org/drawingml/2006/wordprocessingDrawing" xmlns:w10="urn:schemas-microsoft-com:office:word" xmlns:w="http://schemas.openxmlformats.org/wordprocessingml/2006/main" xmlns:w14="http://schemas.microsoft.com/office/word/2010/wordml" xmlns:wpg="http://schemas.microsoft.com/office/word/2010/wordprocessingGroup" xmlns:wpi="http://schemas.microsoft.com/office/word/2010/wordprocessingInk" xmlns:wne="http://schemas.microsoft.com/office/word/2006/wordml" xmlns:wps="http://schemas.microsoft.com/office/word/2010/wordprocessingShape" mc:Ignorable="w14 wp14">
   <w:p>
     <w:pPr>
-      <w:pStyle w:val="Header"/>
+      <w:pStyle w:val="En-tte"/>
     </w:pPr>
   </w:p>
 </w:hdr>
 </file>
 
 <file path=word/header3.xml><?xml version="1.0" encoding="utf-8"?>
-<w:hdr xmlns:wpc="http://schemas.microsoft.com/office/word/2010/wordprocessingCanvas" xmlns:cx="http://schemas.microsoft.com/office/drawing/2014/chartex" xmlns:cx1="http://schemas.microsoft.com/office/drawing/2015/9/8/chartex" xmlns:cx2="http://schemas.microsoft.com/office/drawing/2015/10/21/chartex" xmlns:cx3="http://schemas.microsoft.com/office/drawing/2016/5/9/chartex" xmlns:cx4="http://schemas.microsoft.com/office/drawing/2016/5/10/chartex" xmlns:cx5="http://schemas.microsoft.com/office/drawing/2016/5/11/chartex" xmlns:cx6="http://schemas.microsoft.com/office/drawing/2016/5/12/chartex" xmlns:cx7="http://schemas.microsoft.com/office/drawing/2016/5/13/chartex" xmlns:cx8="http://schemas.microsoft.com/office/drawing/2016/5/14/chartex" xmlns:mc="http://schemas.openxmlformats.org/markup-compatibility/2006" xmlns:aink="http://schemas.microsoft.com/office/drawing/2016/ink" xmlns:am3d="http://schemas.microsoft.com/office/drawing/2017/model3d" xmlns:o="urn:schemas-microsoft-com:office:office" xmlns:oel="http://schemas.microsoft.com/office/2019/extlst" xmlns:r="http://schemas.openxmlformats.org/officeDocument/2006/relationships" xmlns:m="http://schemas.openxmlformats.org/officeDocument/2006/math" xmlns:v="urn:schemas-microsoft-com:vml" xmlns:wp14="http://schemas.microsoft.com/office/word/2010/wordprocessingDrawing" xmlns:wp="http://schemas.openxmlformats.org/drawingml/2006/wordprocessingDrawing" xmlns:w10="urn:schemas-microsoft-com:office:word" xmlns:w="http://schemas.openxmlformats.org/wordprocessingml/2006/main" xmlns:w14="http://schemas.microsoft.com/office/word/2010/wordml" xmlns:w15="http://schemas.microsoft.com/office/word/2012/wordml" xmlns:w16cex="http://schemas.microsoft.com/office/word/2018/wordml/cex" xmlns:w16cid="http://schemas.microsoft.com/office/word/2016/wordml/cid" xmlns:w16="http://schemas.microsoft.com/office/word/2018/wordml" xmlns:w16sdtdh="http://schemas.microsoft.com/office/word/2020/wordml/sdtdatahash" xmlns:w16se="http://schemas.microsoft.com/office/word/2015/wordml/symex" xmlns:wpg="http://schemas.microsoft.com/office/word/2010/wordprocessingGroup" xmlns:wpi="http://schemas.microsoft.com/office/word/2010/wordprocessingInk" xmlns:wne="http://schemas.microsoft.com/office/word/2006/wordml" xmlns:wps="http://schemas.microsoft.com/office/word/2010/wordprocessingShape" mc:Ignorable="w14 w15 w16se w16cid w16 w16cex w16sdtdh wp14">
+<w:hdr xmlns:wpc="http://schemas.microsoft.com/office/word/2010/wordprocessingCanvas" xmlns:mo="http://schemas.microsoft.com/office/mac/office/2008/main" xmlns:mc="http://schemas.openxmlformats.org/markup-compatibility/2006" xmlns:mv="urn:schemas-microsoft-com:mac:vml" xmlns:o="urn:schemas-microsoft-com:office:office" xmlns:r="http://schemas.openxmlformats.org/officeDocument/2006/relationships" xmlns:m="http://schemas.openxmlformats.org/officeDocument/2006/math" xmlns:v="urn:schemas-microsoft-com:vml" xmlns:wp14="http://schemas.microsoft.com/office/word/2010/wordprocessingDrawing" xmlns:wp="http://schemas.openxmlformats.org/drawingml/2006/wordprocessingDrawing" xmlns:w10="urn:schemas-microsoft-com:office:word" xmlns:w="http://schemas.openxmlformats.org/wordprocessingml/2006/main" xmlns:w14="http://schemas.microsoft.com/office/word/2010/wordml" xmlns:wpg="http://schemas.microsoft.com/office/word/2010/wordprocessingGroup" xmlns:wpi="http://schemas.microsoft.com/office/word/2010/wordprocessingInk" xmlns:wne="http://schemas.microsoft.com/office/word/2006/wordml" xmlns:wps="http://schemas.microsoft.com/office/word/2010/wordprocessingShape" mc:Ignorable="w14 wp14">
   <w:p>
     <w:pPr>
-      <w:pStyle w:val="Header"/>
+      <w:pStyle w:val="En-tte"/>
     </w:pPr>
   </w:p>
 </w:hdr>
 </file>
 
 <file path=word/numbering.xml><?xml version="1.0" encoding="utf-8"?>
-<w:numbering xmlns:wpc="http://schemas.microsoft.com/office/word/2010/wordprocessingCanvas" xmlns:cx="http://schemas.microsoft.com/office/drawing/2014/chartex" xmlns:cx1="http://schemas.microsoft.com/office/drawing/2015/9/8/chartex" xmlns:cx2="http://schemas.microsoft.com/office/drawing/2015/10/21/chartex" xmlns:cx3="http://schemas.microsoft.com/office/drawing/2016/5/9/chartex" xmlns:cx4="http://schemas.microsoft.com/office/drawing/2016/5/10/chartex" xmlns:cx5="http://schemas.microsoft.com/office/drawing/2016/5/11/chartex" xmlns:cx6="http://schemas.microsoft.com/office/drawing/2016/5/12/chartex" xmlns:cx7="http://schemas.microsoft.com/office/drawing/2016/5/13/chartex" xmlns:cx8="http://schemas.microsoft.com/office/drawing/2016/5/14/chartex" xmlns:mc="http://schemas.openxmlformats.org/markup-compatibility/2006" xmlns:aink="http://schemas.microsoft.com/office/drawing/2016/ink" xmlns:am3d="http://schemas.microsoft.com/office/drawing/2017/model3d" xmlns:o="urn:schemas-microsoft-com:office:office" xmlns:oel="http://schemas.microsoft.com/office/2019/extlst" xmlns:r="http://schemas.openxmlformats.org/officeDocument/2006/relationships" xmlns:m="http://schemas.openxmlformats.org/officeDocument/2006/math" xmlns:v="urn:schemas-microsoft-com:vml" xmlns:wp14="http://schemas.microsoft.com/office/word/2010/wordprocessingDrawing" xmlns:wp="http://schemas.openxmlformats.org/drawingml/2006/wordprocessingDrawing" xmlns:w10="urn:schemas-microsoft-com:office:word" xmlns:w="http://schemas.openxmlformats.org/wordprocessingml/2006/main" xmlns:w14="http://schemas.microsoft.com/office/word/2010/wordml" xmlns:w15="http://schemas.microsoft.com/office/word/2012/wordml" xmlns:w16cex="http://schemas.microsoft.com/office/word/2018/wordml/cex" xmlns:w16cid="http://schemas.microsoft.com/office/word/2016/wordml/cid" xmlns:w16="http://schemas.microsoft.com/office/word/2018/wordml" xmlns:w16sdtdh="http://schemas.microsoft.com/office/word/2020/wordml/sdtdatahash" xmlns:w16se="http://schemas.microsoft.com/office/word/2015/wordml/symex" xmlns:wpg="http://schemas.microsoft.com/office/word/2010/wordprocessingGroup" xmlns:wpi="http://schemas.microsoft.com/office/word/2010/wordprocessingInk" xmlns:wne="http://schemas.microsoft.com/office/word/2006/wordml" xmlns:wps="http://schemas.microsoft.com/office/word/2010/wordprocessingShape" mc:Ignorable="w14 w15 w16se w16cid w16 w16cex w16sdtdh wp14">
-  <w:abstractNum w:abstractNumId="0" w15:restartNumberingAfterBreak="0">
+<w:numbering xmlns:wpc="http://schemas.microsoft.com/office/word/2010/wordprocessingCanvas" xmlns:mo="http://schemas.microsoft.com/office/mac/office/2008/main" xmlns:mc="http://schemas.openxmlformats.org/markup-compatibility/2006" xmlns:mv="urn:schemas-microsoft-com:mac:vml" xmlns:o="urn:schemas-microsoft-com:office:office" xmlns:r="http://schemas.openxmlformats.org/officeDocument/2006/relationships" xmlns:m="http://schemas.openxmlformats.org/officeDocument/2006/math" xmlns:v="urn:schemas-microsoft-com:vml" xmlns:wp14="http://schemas.microsoft.com/office/word/2010/wordprocessingDrawing" xmlns:wp="http://schemas.openxmlformats.org/drawingml/2006/wordprocessingDrawing" xmlns:w10="urn:schemas-microsoft-com:office:word" xmlns:w="http://schemas.openxmlformats.org/wordprocessingml/2006/main" xmlns:w14="http://schemas.microsoft.com/office/word/2010/wordml" xmlns:wpg="http://schemas.microsoft.com/office/word/2010/wordprocessingGroup" xmlns:wpi="http://schemas.microsoft.com/office/word/2010/wordprocessingInk" xmlns:wne="http://schemas.microsoft.com/office/word/2006/wordml" xmlns:wps="http://schemas.microsoft.com/office/word/2010/wordprocessingShape" mc:Ignorable="w14 wp14">
+  <w:abstractNum w:abstractNumId="0">
     <w:nsid w:val="00000001"/>
     <w:multiLevelType w:val="singleLevel"/>
     <w:tmpl w:val="00000001"/>
@@ -15528,7 +15581,7 @@
       </w:pPr>
     </w:lvl>
   </w:abstractNum>
-  <w:abstractNum w:abstractNumId="1" w15:restartNumberingAfterBreak="0">
+  <w:abstractNum w:abstractNumId="1">
     <w:nsid w:val="00000002"/>
     <w:multiLevelType w:val="singleLevel"/>
     <w:tmpl w:val="00000002"/>
@@ -15549,7 +15602,7 @@
       </w:rPr>
     </w:lvl>
   </w:abstractNum>
-  <w:abstractNum w:abstractNumId="2" w15:restartNumberingAfterBreak="0">
+  <w:abstractNum w:abstractNumId="2">
     <w:nsid w:val="00000003"/>
     <w:multiLevelType w:val="singleLevel"/>
     <w:tmpl w:val="00000003"/>
@@ -15570,7 +15623,7 @@
       </w:rPr>
     </w:lvl>
   </w:abstractNum>
-  <w:abstractNum w:abstractNumId="3" w15:restartNumberingAfterBreak="0">
+  <w:abstractNum w:abstractNumId="3">
     <w:nsid w:val="00000004"/>
     <w:multiLevelType w:val="singleLevel"/>
     <w:tmpl w:val="00000004"/>
@@ -15591,7 +15644,7 @@
       </w:rPr>
     </w:lvl>
   </w:abstractNum>
-  <w:abstractNum w:abstractNumId="4" w15:restartNumberingAfterBreak="0">
+  <w:abstractNum w:abstractNumId="4">
     <w:nsid w:val="00000005"/>
     <w:multiLevelType w:val="singleLevel"/>
     <w:tmpl w:val="00000005"/>
@@ -15612,7 +15665,7 @@
       </w:rPr>
     </w:lvl>
   </w:abstractNum>
-  <w:abstractNum w:abstractNumId="5" w15:restartNumberingAfterBreak="0">
+  <w:abstractNum w:abstractNumId="5">
     <w:nsid w:val="00000006"/>
     <w:multiLevelType w:val="singleLevel"/>
     <w:tmpl w:val="00000006"/>
@@ -15633,7 +15686,7 @@
       </w:rPr>
     </w:lvl>
   </w:abstractNum>
-  <w:abstractNum w:abstractNumId="6" w15:restartNumberingAfterBreak="0">
+  <w:abstractNum w:abstractNumId="6">
     <w:nsid w:val="00000007"/>
     <w:multiLevelType w:val="singleLevel"/>
     <w:tmpl w:val="00000007"/>
@@ -15654,7 +15707,7 @@
       </w:rPr>
     </w:lvl>
   </w:abstractNum>
-  <w:abstractNum w:abstractNumId="7" w15:restartNumberingAfterBreak="0">
+  <w:abstractNum w:abstractNumId="7">
     <w:nsid w:val="00000008"/>
     <w:multiLevelType w:val="singleLevel"/>
     <w:tmpl w:val="00000008"/>
@@ -15675,7 +15728,7 @@
       </w:rPr>
     </w:lvl>
   </w:abstractNum>
-  <w:abstractNum w:abstractNumId="8" w15:restartNumberingAfterBreak="0">
+  <w:abstractNum w:abstractNumId="8">
     <w:nsid w:val="00000009"/>
     <w:multiLevelType w:val="singleLevel"/>
     <w:tmpl w:val="00000009"/>
@@ -15696,7 +15749,7 @@
       </w:rPr>
     </w:lvl>
   </w:abstractNum>
-  <w:abstractNum w:abstractNumId="9" w15:restartNumberingAfterBreak="0">
+  <w:abstractNum w:abstractNumId="9">
     <w:nsid w:val="0000000A"/>
     <w:multiLevelType w:val="singleLevel"/>
     <w:tmpl w:val="0000000A"/>
@@ -15717,7 +15770,7 @@
       </w:rPr>
     </w:lvl>
   </w:abstractNum>
-  <w:abstractNum w:abstractNumId="10" w15:restartNumberingAfterBreak="0">
+  <w:abstractNum w:abstractNumId="10">
     <w:nsid w:val="0000000B"/>
     <w:multiLevelType w:val="singleLevel"/>
     <w:tmpl w:val="0000000B"/>
@@ -15738,7 +15791,7 @@
       </w:rPr>
     </w:lvl>
   </w:abstractNum>
-  <w:abstractNum w:abstractNumId="11" w15:restartNumberingAfterBreak="0">
+  <w:abstractNum w:abstractNumId="11">
     <w:nsid w:val="0000000C"/>
     <w:multiLevelType w:val="singleLevel"/>
     <w:tmpl w:val="0000000C"/>
@@ -15759,7 +15812,7 @@
       </w:rPr>
     </w:lvl>
   </w:abstractNum>
-  <w:abstractNum w:abstractNumId="12" w15:restartNumberingAfterBreak="0">
+  <w:abstractNum w:abstractNumId="12">
     <w:nsid w:val="0000000D"/>
     <w:multiLevelType w:val="singleLevel"/>
     <w:tmpl w:val="0000000D"/>
@@ -15780,7 +15833,7 @@
       </w:rPr>
     </w:lvl>
   </w:abstractNum>
-  <w:abstractNum w:abstractNumId="13" w15:restartNumberingAfterBreak="0">
+  <w:abstractNum w:abstractNumId="13">
     <w:nsid w:val="0000000E"/>
     <w:multiLevelType w:val="singleLevel"/>
     <w:tmpl w:val="0000000E"/>
@@ -15801,7 +15854,7 @@
       </w:rPr>
     </w:lvl>
   </w:abstractNum>
-  <w:abstractNum w:abstractNumId="14" w15:restartNumberingAfterBreak="0">
+  <w:abstractNum w:abstractNumId="14">
     <w:nsid w:val="0000000F"/>
     <w:multiLevelType w:val="singleLevel"/>
     <w:tmpl w:val="0000000F"/>
@@ -15822,7 +15875,7 @@
       </w:rPr>
     </w:lvl>
   </w:abstractNum>
-  <w:abstractNum w:abstractNumId="15" w15:restartNumberingAfterBreak="0">
+  <w:abstractNum w:abstractNumId="15">
     <w:nsid w:val="00000010"/>
     <w:multiLevelType w:val="singleLevel"/>
     <w:tmpl w:val="00000010"/>
@@ -15843,7 +15896,7 @@
       </w:rPr>
     </w:lvl>
   </w:abstractNum>
-  <w:abstractNum w:abstractNumId="16" w15:restartNumberingAfterBreak="0">
+  <w:abstractNum w:abstractNumId="16">
     <w:nsid w:val="00000011"/>
     <w:multiLevelType w:val="singleLevel"/>
     <w:tmpl w:val="00000011"/>
@@ -15861,7 +15914,7 @@
       </w:pPr>
     </w:lvl>
   </w:abstractNum>
-  <w:abstractNum w:abstractNumId="17" w15:restartNumberingAfterBreak="0">
+  <w:abstractNum w:abstractNumId="17">
     <w:nsid w:val="00000012"/>
     <w:multiLevelType w:val="singleLevel"/>
     <w:tmpl w:val="00000012"/>
@@ -15882,7 +15935,7 @@
       </w:rPr>
     </w:lvl>
   </w:abstractNum>
-  <w:abstractNum w:abstractNumId="18" w15:restartNumberingAfterBreak="0">
+  <w:abstractNum w:abstractNumId="18">
     <w:nsid w:val="00000013"/>
     <w:multiLevelType w:val="singleLevel"/>
     <w:tmpl w:val="00000013"/>
@@ -15903,7 +15956,7 @@
       </w:rPr>
     </w:lvl>
   </w:abstractNum>
-  <w:abstractNum w:abstractNumId="19" w15:restartNumberingAfterBreak="0">
+  <w:abstractNum w:abstractNumId="19">
     <w:nsid w:val="00000014"/>
     <w:multiLevelType w:val="singleLevel"/>
     <w:tmpl w:val="00000014"/>
@@ -15921,7 +15974,7 @@
       </w:pPr>
     </w:lvl>
   </w:abstractNum>
-  <w:abstractNum w:abstractNumId="20" w15:restartNumberingAfterBreak="0">
+  <w:abstractNum w:abstractNumId="20">
     <w:nsid w:val="00000015"/>
     <w:multiLevelType w:val="singleLevel"/>
     <w:tmpl w:val="00000015"/>
@@ -15942,7 +15995,7 @@
       </w:rPr>
     </w:lvl>
   </w:abstractNum>
-  <w:abstractNum w:abstractNumId="21" w15:restartNumberingAfterBreak="0">
+  <w:abstractNum w:abstractNumId="21">
     <w:nsid w:val="00000016"/>
     <w:multiLevelType w:val="singleLevel"/>
     <w:tmpl w:val="00000016"/>
@@ -15963,7 +16016,7 @@
       </w:rPr>
     </w:lvl>
   </w:abstractNum>
-  <w:abstractNum w:abstractNumId="22" w15:restartNumberingAfterBreak="0">
+  <w:abstractNum w:abstractNumId="22">
     <w:nsid w:val="00000017"/>
     <w:multiLevelType w:val="singleLevel"/>
     <w:tmpl w:val="00000017"/>
@@ -15984,7 +16037,7 @@
       </w:rPr>
     </w:lvl>
   </w:abstractNum>
-  <w:abstractNum w:abstractNumId="23" w15:restartNumberingAfterBreak="0">
+  <w:abstractNum w:abstractNumId="23">
     <w:nsid w:val="00000018"/>
     <w:multiLevelType w:val="singleLevel"/>
     <w:tmpl w:val="00000018"/>
@@ -16002,7 +16055,7 @@
       </w:pPr>
     </w:lvl>
   </w:abstractNum>
-  <w:abstractNum w:abstractNumId="24" w15:restartNumberingAfterBreak="0">
+  <w:abstractNum w:abstractNumId="24">
     <w:nsid w:val="00000019"/>
     <w:multiLevelType w:val="singleLevel"/>
     <w:tmpl w:val="00000019"/>
@@ -16023,7 +16076,7 @@
       </w:rPr>
     </w:lvl>
   </w:abstractNum>
-  <w:abstractNum w:abstractNumId="25" w15:restartNumberingAfterBreak="0">
+  <w:abstractNum w:abstractNumId="25">
     <w:nsid w:val="0000001A"/>
     <w:multiLevelType w:val="singleLevel"/>
     <w:tmpl w:val="0000001A"/>
@@ -16044,7 +16097,7 @@
       </w:rPr>
     </w:lvl>
   </w:abstractNum>
-  <w:abstractNum w:abstractNumId="26" w15:restartNumberingAfterBreak="0">
+  <w:abstractNum w:abstractNumId="26">
     <w:nsid w:val="0000001B"/>
     <w:multiLevelType w:val="singleLevel"/>
     <w:tmpl w:val="0000001B"/>
@@ -16065,7 +16118,7 @@
       </w:rPr>
     </w:lvl>
   </w:abstractNum>
-  <w:abstractNum w:abstractNumId="27" w15:restartNumberingAfterBreak="0">
+  <w:abstractNum w:abstractNumId="27">
     <w:nsid w:val="0000001C"/>
     <w:multiLevelType w:val="singleLevel"/>
     <w:tmpl w:val="0000001C"/>
@@ -16086,7 +16139,7 @@
       </w:rPr>
     </w:lvl>
   </w:abstractNum>
-  <w:abstractNum w:abstractNumId="28" w15:restartNumberingAfterBreak="0">
+  <w:abstractNum w:abstractNumId="28">
     <w:nsid w:val="0000001D"/>
     <w:multiLevelType w:val="singleLevel"/>
     <w:tmpl w:val="0000001D"/>
@@ -16107,7 +16160,7 @@
       </w:rPr>
     </w:lvl>
   </w:abstractNum>
-  <w:abstractNum w:abstractNumId="29" w15:restartNumberingAfterBreak="0">
+  <w:abstractNum w:abstractNumId="29">
     <w:nsid w:val="0000001E"/>
     <w:multiLevelType w:val="singleLevel"/>
     <w:tmpl w:val="0000001E"/>
@@ -16128,7 +16181,7 @@
       </w:rPr>
     </w:lvl>
   </w:abstractNum>
-  <w:abstractNum w:abstractNumId="30" w15:restartNumberingAfterBreak="0">
+  <w:abstractNum w:abstractNumId="30">
     <w:nsid w:val="0000001F"/>
     <w:multiLevelType w:val="singleLevel"/>
     <w:tmpl w:val="0000001F"/>
@@ -16149,7 +16202,7 @@
       </w:rPr>
     </w:lvl>
   </w:abstractNum>
-  <w:abstractNum w:abstractNumId="31" w15:restartNumberingAfterBreak="0">
+  <w:abstractNum w:abstractNumId="31">
     <w:nsid w:val="00000020"/>
     <w:multiLevelType w:val="singleLevel"/>
     <w:tmpl w:val="00000020"/>
@@ -16170,7 +16223,7 @@
       </w:rPr>
     </w:lvl>
   </w:abstractNum>
-  <w:abstractNum w:abstractNumId="32" w15:restartNumberingAfterBreak="0">
+  <w:abstractNum w:abstractNumId="32">
     <w:nsid w:val="018C7EBF"/>
     <w:multiLevelType w:val="hybridMultilevel"/>
     <w:tmpl w:val="73FE776C"/>
@@ -16283,7 +16336,7 @@
       </w:rPr>
     </w:lvl>
   </w:abstractNum>
-  <w:abstractNum w:abstractNumId="33" w15:restartNumberingAfterBreak="0">
+  <w:abstractNum w:abstractNumId="33">
     <w:nsid w:val="0C177F38"/>
     <w:multiLevelType w:val="hybridMultilevel"/>
     <w:tmpl w:val="D9CAAADC"/>
@@ -16396,7 +16449,7 @@
       </w:rPr>
     </w:lvl>
   </w:abstractNum>
-  <w:abstractNum w:abstractNumId="34" w15:restartNumberingAfterBreak="0">
+  <w:abstractNum w:abstractNumId="34">
     <w:nsid w:val="0D9240E9"/>
     <w:multiLevelType w:val="hybridMultilevel"/>
     <w:tmpl w:val="C38680C6"/>
@@ -16536,7 +16589,7 @@
       </w:rPr>
     </w:lvl>
   </w:abstractNum>
-  <w:abstractNum w:abstractNumId="35" w15:restartNumberingAfterBreak="0">
+  <w:abstractNum w:abstractNumId="35">
     <w:nsid w:val="1D730026"/>
     <w:multiLevelType w:val="multilevel"/>
     <w:tmpl w:val="0409001F"/>
@@ -16622,7 +16675,7 @@
       </w:pPr>
     </w:lvl>
   </w:abstractNum>
-  <w:abstractNum w:abstractNumId="36" w15:restartNumberingAfterBreak="0">
+  <w:abstractNum w:abstractNumId="36">
     <w:nsid w:val="20934E7F"/>
     <w:multiLevelType w:val="hybridMultilevel"/>
     <w:tmpl w:val="3042B2E0"/>
@@ -16711,7 +16764,7 @@
       </w:pPr>
     </w:lvl>
   </w:abstractNum>
-  <w:abstractNum w:abstractNumId="37" w15:restartNumberingAfterBreak="0">
+  <w:abstractNum w:abstractNumId="37">
     <w:nsid w:val="21EC0A64"/>
     <w:multiLevelType w:val="hybridMultilevel"/>
     <w:tmpl w:val="95822ED4"/>
@@ -16824,7 +16877,7 @@
       </w:rPr>
     </w:lvl>
   </w:abstractNum>
-  <w:abstractNum w:abstractNumId="38" w15:restartNumberingAfterBreak="0">
+  <w:abstractNum w:abstractNumId="38">
     <w:nsid w:val="2F865EB5"/>
     <w:multiLevelType w:val="hybridMultilevel"/>
     <w:tmpl w:val="43962CD6"/>
@@ -16937,7 +16990,7 @@
       </w:rPr>
     </w:lvl>
   </w:abstractNum>
-  <w:abstractNum w:abstractNumId="39" w15:restartNumberingAfterBreak="0">
+  <w:abstractNum w:abstractNumId="39">
     <w:nsid w:val="72127DCC"/>
     <w:multiLevelType w:val="hybridMultilevel"/>
     <w:tmpl w:val="B156D438"/>
@@ -17050,7 +17103,7 @@
       </w:rPr>
     </w:lvl>
   </w:abstractNum>
-  <w:abstractNum w:abstractNumId="40" w15:restartNumberingAfterBreak="0">
+  <w:abstractNum w:abstractNumId="40">
     <w:nsid w:val="79667E29"/>
     <w:multiLevelType w:val="hybridMultilevel"/>
     <w:tmpl w:val="683E9E72"/>
@@ -17163,7 +17216,7 @@
       </w:rPr>
     </w:lvl>
   </w:abstractNum>
-  <w:abstractNum w:abstractNumId="41" w15:restartNumberingAfterBreak="0">
+  <w:abstractNum w:abstractNumId="41">
     <w:nsid w:val="7B943E84"/>
     <w:multiLevelType w:val="hybridMultilevel"/>
     <w:tmpl w:val="0010C52C"/>
@@ -17276,7 +17329,7 @@
       </w:rPr>
     </w:lvl>
   </w:abstractNum>
-  <w:abstractNum w:abstractNumId="42" w15:restartNumberingAfterBreak="0">
+  <w:abstractNum w:abstractNumId="42">
     <w:nsid w:val="7E0562BF"/>
     <w:multiLevelType w:val="hybridMultilevel"/>
     <w:tmpl w:val="F30465E6"/>
@@ -17389,7 +17442,7 @@
       </w:rPr>
     </w:lvl>
   </w:abstractNum>
-  <w:abstractNum w:abstractNumId="43" w15:restartNumberingAfterBreak="0">
+  <w:abstractNum w:abstractNumId="43">
     <w:nsid w:val="7F7505B4"/>
     <w:multiLevelType w:val="hybridMultilevel"/>
     <w:tmpl w:val="E52EB1F0"/>
@@ -17502,40 +17555,40 @@
       </w:rPr>
     </w:lvl>
   </w:abstractNum>
-  <w:num w:numId="1" w16cid:durableId="1736274174">
+  <w:num w:numId="1">
     <w:abstractNumId w:val="41"/>
   </w:num>
-  <w:num w:numId="2" w16cid:durableId="503856782">
+  <w:num w:numId="2">
     <w:abstractNumId w:val="39"/>
   </w:num>
-  <w:num w:numId="3" w16cid:durableId="605187247">
+  <w:num w:numId="3">
     <w:abstractNumId w:val="34"/>
   </w:num>
-  <w:num w:numId="4" w16cid:durableId="1179808911">
+  <w:num w:numId="4">
     <w:abstractNumId w:val="37"/>
   </w:num>
-  <w:num w:numId="5" w16cid:durableId="29112725">
+  <w:num w:numId="5">
     <w:abstractNumId w:val="35"/>
   </w:num>
-  <w:num w:numId="6" w16cid:durableId="1257907853">
+  <w:num w:numId="6">
     <w:abstractNumId w:val="42"/>
   </w:num>
-  <w:num w:numId="7" w16cid:durableId="4210448">
+  <w:num w:numId="7">
     <w:abstractNumId w:val="43"/>
   </w:num>
-  <w:num w:numId="8" w16cid:durableId="494688585">
+  <w:num w:numId="8">
     <w:abstractNumId w:val="33"/>
   </w:num>
-  <w:num w:numId="9" w16cid:durableId="810709973">
+  <w:num w:numId="9">
     <w:abstractNumId w:val="38"/>
   </w:num>
-  <w:num w:numId="10" w16cid:durableId="525875159">
+  <w:num w:numId="10">
     <w:abstractNumId w:val="32"/>
   </w:num>
-  <w:num w:numId="11" w16cid:durableId="1697271024">
+  <w:num w:numId="11">
     <w:abstractNumId w:val="40"/>
   </w:num>
-  <w:num w:numId="12" w16cid:durableId="980309084">
+  <w:num w:numId="12">
     <w:abstractNumId w:val="36"/>
   </w:num>
   <w:numIdMacAtCleanup w:val="7"/>
@@ -17543,7 +17596,7 @@
 </file>
 
 <file path=word/styles.xml><?xml version="1.0" encoding="utf-8"?>
-<w:styles xmlns:mc="http://schemas.openxmlformats.org/markup-compatibility/2006" xmlns:r="http://schemas.openxmlformats.org/officeDocument/2006/relationships" xmlns:w="http://schemas.openxmlformats.org/wordprocessingml/2006/main" xmlns:w14="http://schemas.microsoft.com/office/word/2010/wordml" xmlns:w15="http://schemas.microsoft.com/office/word/2012/wordml" xmlns:w16cex="http://schemas.microsoft.com/office/word/2018/wordml/cex" xmlns:w16cid="http://schemas.microsoft.com/office/word/2016/wordml/cid" xmlns:w16="http://schemas.microsoft.com/office/word/2018/wordml" xmlns:w16sdtdh="http://schemas.microsoft.com/office/word/2020/wordml/sdtdatahash" xmlns:w16se="http://schemas.microsoft.com/office/word/2015/wordml/symex" mc:Ignorable="w14 w15 w16se w16cid w16 w16cex w16sdtdh">
+<w:styles xmlns:mc="http://schemas.openxmlformats.org/markup-compatibility/2006" xmlns:r="http://schemas.openxmlformats.org/officeDocument/2006/relationships" xmlns:w="http://schemas.openxmlformats.org/wordprocessingml/2006/main" xmlns:w14="http://schemas.microsoft.com/office/word/2010/wordml" mc:Ignorable="w14">
   <w:docDefaults>
     <w:rPrDefault>
       <w:rPr>
@@ -17553,374 +17606,153 @@
     </w:rPrDefault>
     <w:pPrDefault/>
   </w:docDefaults>
-  <w:latentStyles w:defLockedState="0" w:defUIPriority="99" w:defSemiHidden="0" w:defUnhideWhenUsed="0" w:defQFormat="0" w:count="376">
-    <w:lsdException w:name="Normal" w:uiPriority="0" w:qFormat="1"/>
-    <w:lsdException w:name="heading 1" w:uiPriority="9" w:qFormat="1"/>
-    <w:lsdException w:name="heading 2" w:semiHidden="1" w:uiPriority="9" w:unhideWhenUsed="1" w:qFormat="1"/>
-    <w:lsdException w:name="heading 3" w:semiHidden="1" w:uiPriority="9" w:unhideWhenUsed="1" w:qFormat="1"/>
-    <w:lsdException w:name="heading 4" w:semiHidden="1" w:uiPriority="9" w:unhideWhenUsed="1" w:qFormat="1"/>
-    <w:lsdException w:name="heading 5" w:semiHidden="1" w:uiPriority="9" w:unhideWhenUsed="1" w:qFormat="1"/>
-    <w:lsdException w:name="heading 6" w:semiHidden="1" w:uiPriority="9" w:unhideWhenUsed="1" w:qFormat="1"/>
-    <w:lsdException w:name="heading 7" w:semiHidden="1" w:uiPriority="9" w:unhideWhenUsed="1" w:qFormat="1"/>
-    <w:lsdException w:name="heading 8" w:semiHidden="1" w:uiPriority="9" w:unhideWhenUsed="1" w:qFormat="1"/>
-    <w:lsdException w:name="heading 9" w:semiHidden="1" w:uiPriority="9" w:unhideWhenUsed="1" w:qFormat="1"/>
-    <w:lsdException w:name="index 1" w:semiHidden="1" w:unhideWhenUsed="1"/>
-    <w:lsdException w:name="index 2" w:semiHidden="1" w:unhideWhenUsed="1"/>
-    <w:lsdException w:name="index 3" w:semiHidden="1" w:unhideWhenUsed="1"/>
-    <w:lsdException w:name="index 4" w:semiHidden="1" w:unhideWhenUsed="1"/>
-    <w:lsdException w:name="index 5" w:semiHidden="1" w:unhideWhenUsed="1"/>
-    <w:lsdException w:name="index 6" w:semiHidden="1" w:unhideWhenUsed="1"/>
-    <w:lsdException w:name="index 7" w:semiHidden="1" w:unhideWhenUsed="1"/>
-    <w:lsdException w:name="index 8" w:semiHidden="1" w:unhideWhenUsed="1"/>
-    <w:lsdException w:name="index 9" w:semiHidden="1" w:unhideWhenUsed="1"/>
-    <w:lsdException w:name="toc 1" w:semiHidden="1" w:uiPriority="39" w:unhideWhenUsed="1"/>
-    <w:lsdException w:name="toc 2" w:semiHidden="1" w:uiPriority="39" w:unhideWhenUsed="1"/>
-    <w:lsdException w:name="toc 3" w:semiHidden="1" w:uiPriority="39" w:unhideWhenUsed="1"/>
-    <w:lsdException w:name="toc 4" w:semiHidden="1" w:uiPriority="39" w:unhideWhenUsed="1"/>
-    <w:lsdException w:name="toc 5" w:semiHidden="1" w:uiPriority="39" w:unhideWhenUsed="1"/>
-    <w:lsdException w:name="toc 6" w:semiHidden="1" w:uiPriority="39" w:unhideWhenUsed="1"/>
-    <w:lsdException w:name="toc 7" w:semiHidden="1" w:uiPriority="39" w:unhideWhenUsed="1"/>
-    <w:lsdException w:name="toc 8" w:semiHidden="1" w:uiPriority="39" w:unhideWhenUsed="1"/>
-    <w:lsdException w:name="toc 9" w:semiHidden="1" w:uiPriority="39" w:unhideWhenUsed="1"/>
-    <w:lsdException w:name="Normal Indent" w:semiHidden="1" w:unhideWhenUsed="1"/>
-    <w:lsdException w:name="footnote text" w:semiHidden="1" w:unhideWhenUsed="1"/>
-    <w:lsdException w:name="annotation text" w:semiHidden="1" w:unhideWhenUsed="1"/>
-    <w:lsdException w:name="header" w:semiHidden="1" w:unhideWhenUsed="1"/>
-    <w:lsdException w:name="footer" w:semiHidden="1" w:unhideWhenUsed="1"/>
-    <w:lsdException w:name="index heading" w:semiHidden="1" w:unhideWhenUsed="1"/>
-    <w:lsdException w:name="caption" w:uiPriority="35" w:qFormat="1"/>
-    <w:lsdException w:name="table of figures" w:semiHidden="1" w:unhideWhenUsed="1"/>
-    <w:lsdException w:name="envelope address" w:semiHidden="1" w:unhideWhenUsed="1"/>
-    <w:lsdException w:name="envelope return" w:semiHidden="1" w:unhideWhenUsed="1"/>
-    <w:lsdException w:name="footnote reference" w:semiHidden="1" w:unhideWhenUsed="1"/>
-    <w:lsdException w:name="annotation reference" w:semiHidden="1" w:unhideWhenUsed="1"/>
-    <w:lsdException w:name="line number" w:semiHidden="1" w:unhideWhenUsed="1"/>
-    <w:lsdException w:name="page number" w:semiHidden="1" w:unhideWhenUsed="1"/>
-    <w:lsdException w:name="endnote reference" w:semiHidden="1" w:unhideWhenUsed="1"/>
-    <w:lsdException w:name="endnote text" w:semiHidden="1" w:unhideWhenUsed="1"/>
-    <w:lsdException w:name="table of authorities" w:semiHidden="1" w:unhideWhenUsed="1"/>
-    <w:lsdException w:name="macro" w:semiHidden="1" w:unhideWhenUsed="1"/>
-    <w:lsdException w:name="toa heading" w:semiHidden="1" w:unhideWhenUsed="1"/>
-    <w:lsdException w:name="List" w:semiHidden="1" w:unhideWhenUsed="1"/>
-    <w:lsdException w:name="List Bullet" w:semiHidden="1" w:unhideWhenUsed="1"/>
-    <w:lsdException w:name="List Number" w:semiHidden="1" w:unhideWhenUsed="1"/>
-    <w:lsdException w:name="List 2" w:semiHidden="1" w:unhideWhenUsed="1"/>
-    <w:lsdException w:name="List 3" w:semiHidden="1" w:unhideWhenUsed="1"/>
-    <w:lsdException w:name="List 4" w:semiHidden="1" w:unhideWhenUsed="1"/>
-    <w:lsdException w:name="List 5" w:semiHidden="1" w:unhideWhenUsed="1"/>
-    <w:lsdException w:name="List Bullet 2" w:semiHidden="1" w:unhideWhenUsed="1"/>
-    <w:lsdException w:name="List Bullet 3" w:semiHidden="1" w:unhideWhenUsed="1"/>
-    <w:lsdException w:name="List Bullet 4" w:semiHidden="1" w:unhideWhenUsed="1"/>
-    <w:lsdException w:name="List Bullet 5" w:semiHidden="1" w:unhideWhenUsed="1"/>
-    <w:lsdException w:name="List Number 2" w:semiHidden="1" w:unhideWhenUsed="1"/>
-    <w:lsdException w:name="List Number 3" w:semiHidden="1" w:unhideWhenUsed="1"/>
-    <w:lsdException w:name="List Number 4" w:semiHidden="1" w:unhideWhenUsed="1"/>
-    <w:lsdException w:name="List Number 5" w:semiHidden="1" w:unhideWhenUsed="1"/>
-    <w:lsdException w:name="Title" w:uiPriority="10" w:qFormat="1"/>
-    <w:lsdException w:name="Closing" w:semiHidden="1" w:unhideWhenUsed="1"/>
-    <w:lsdException w:name="Signature" w:semiHidden="1" w:unhideWhenUsed="1"/>
-    <w:lsdException w:name="Default Paragraph Font" w:semiHidden="1" w:uiPriority="1" w:unhideWhenUsed="1"/>
-    <w:lsdException w:name="Body Text" w:semiHidden="1" w:unhideWhenUsed="1"/>
-    <w:lsdException w:name="Body Text Indent" w:semiHidden="1" w:unhideWhenUsed="1"/>
-    <w:lsdException w:name="List Continue" w:semiHidden="1" w:unhideWhenUsed="1"/>
-    <w:lsdException w:name="List Continue 2" w:semiHidden="1" w:unhideWhenUsed="1"/>
-    <w:lsdException w:name="List Continue 3" w:semiHidden="1" w:unhideWhenUsed="1"/>
-    <w:lsdException w:name="List Continue 4" w:semiHidden="1" w:unhideWhenUsed="1"/>
-    <w:lsdException w:name="List Continue 5" w:semiHidden="1" w:unhideWhenUsed="1"/>
-    <w:lsdException w:name="Message Header" w:semiHidden="1" w:unhideWhenUsed="1"/>
-    <w:lsdException w:name="Subtitle" w:uiPriority="11" w:qFormat="1"/>
-    <w:lsdException w:name="Salutation" w:semiHidden="1" w:unhideWhenUsed="1"/>
-    <w:lsdException w:name="Date" w:semiHidden="1" w:unhideWhenUsed="1"/>
-    <w:lsdException w:name="Body Text First Indent" w:semiHidden="1" w:unhideWhenUsed="1"/>
-    <w:lsdException w:name="Body Text First Indent 2" w:semiHidden="1" w:unhideWhenUsed="1"/>
-    <w:lsdException w:name="Note Heading" w:semiHidden="1" w:unhideWhenUsed="1"/>
-    <w:lsdException w:name="Body Text 2" w:semiHidden="1" w:unhideWhenUsed="1"/>
-    <w:lsdException w:name="Body Text 3" w:semiHidden="1" w:unhideWhenUsed="1"/>
-    <w:lsdException w:name="Body Text Indent 2" w:semiHidden="1" w:unhideWhenUsed="1"/>
-    <w:lsdException w:name="Body Text Indent 3" w:semiHidden="1" w:unhideWhenUsed="1"/>
-    <w:lsdException w:name="Block Text" w:semiHidden="1" w:unhideWhenUsed="1"/>
-    <w:lsdException w:name="Hyperlink" w:semiHidden="1" w:unhideWhenUsed="1"/>
-    <w:lsdException w:name="FollowedHyperlink" w:semiHidden="1" w:unhideWhenUsed="1"/>
-    <w:lsdException w:name="Strong" w:uiPriority="22" w:qFormat="1"/>
-    <w:lsdException w:name="Emphasis" w:uiPriority="20" w:qFormat="1"/>
-    <w:lsdException w:name="Document Map" w:semiHidden="1" w:unhideWhenUsed="1"/>
-    <w:lsdException w:name="Plain Text" w:semiHidden="1" w:unhideWhenUsed="1"/>
-    <w:lsdException w:name="E-mail Signature" w:semiHidden="1" w:unhideWhenUsed="1"/>
-    <w:lsdException w:name="HTML Top of Form" w:semiHidden="1" w:unhideWhenUsed="1"/>
-    <w:lsdException w:name="HTML Bottom of Form" w:semiHidden="1" w:unhideWhenUsed="1"/>
-    <w:lsdException w:name="Normal (Web)" w:semiHidden="1" w:unhideWhenUsed="1"/>
-    <w:lsdException w:name="HTML Acronym" w:semiHidden="1" w:unhideWhenUsed="1"/>
-    <w:lsdException w:name="HTML Address" w:semiHidden="1" w:unhideWhenUsed="1"/>
-    <w:lsdException w:name="HTML Cite" w:semiHidden="1" w:unhideWhenUsed="1"/>
-    <w:lsdException w:name="HTML Code" w:semiHidden="1" w:unhideWhenUsed="1"/>
-    <w:lsdException w:name="HTML Definition" w:semiHidden="1" w:unhideWhenUsed="1"/>
-    <w:lsdException w:name="HTML Keyboard" w:semiHidden="1" w:unhideWhenUsed="1"/>
-    <w:lsdException w:name="HTML Preformatted" w:semiHidden="1" w:unhideWhenUsed="1"/>
-    <w:lsdException w:name="HTML Sample" w:semiHidden="1" w:unhideWhenUsed="1"/>
-    <w:lsdException w:name="HTML Typewriter" w:semiHidden="1" w:unhideWhenUsed="1"/>
-    <w:lsdException w:name="HTML Variable" w:semiHidden="1" w:unhideWhenUsed="1"/>
-    <w:lsdException w:name="Normal Table" w:semiHidden="1" w:unhideWhenUsed="1"/>
-    <w:lsdException w:name="annotation subject" w:semiHidden="1" w:unhideWhenUsed="1"/>
-    <w:lsdException w:name="No List" w:semiHidden="1" w:unhideWhenUsed="1"/>
-    <w:lsdException w:name="Outline List 1" w:semiHidden="1" w:unhideWhenUsed="1"/>
-    <w:lsdException w:name="Outline List 2" w:semiHidden="1" w:unhideWhenUsed="1"/>
-    <w:lsdException w:name="Outline List 3" w:semiHidden="1" w:unhideWhenUsed="1"/>
-    <w:lsdException w:name="Table Simple 1" w:semiHidden="1" w:unhideWhenUsed="1"/>
-    <w:lsdException w:name="Table Simple 2" w:semiHidden="1" w:unhideWhenUsed="1"/>
-    <w:lsdException w:name="Table Simple 3" w:semiHidden="1" w:unhideWhenUsed="1"/>
-    <w:lsdException w:name="Table Classic 1" w:semiHidden="1" w:unhideWhenUsed="1"/>
-    <w:lsdException w:name="Table Classic 2" w:semiHidden="1" w:unhideWhenUsed="1"/>
-    <w:lsdException w:name="Table Classic 3" w:semiHidden="1" w:unhideWhenUsed="1"/>
-    <w:lsdException w:name="Table Classic 4" w:semiHidden="1" w:unhideWhenUsed="1"/>
-    <w:lsdException w:name="Table Colorful 1" w:semiHidden="1" w:unhideWhenUsed="1"/>
-    <w:lsdException w:name="Table Colorful 2" w:semiHidden="1" w:unhideWhenUsed="1"/>
-    <w:lsdException w:name="Table Colorful 3" w:semiHidden="1" w:unhideWhenUsed="1"/>
-    <w:lsdException w:name="Table Columns 1" w:semiHidden="1" w:unhideWhenUsed="1"/>
-    <w:lsdException w:name="Table Columns 2" w:semiHidden="1" w:unhideWhenUsed="1"/>
-    <w:lsdException w:name="Table Columns 3" w:semiHidden="1" w:unhideWhenUsed="1"/>
-    <w:lsdException w:name="Table Columns 4" w:semiHidden="1" w:unhideWhenUsed="1"/>
-    <w:lsdException w:name="Table Columns 5" w:semiHidden="1" w:unhideWhenUsed="1"/>
-    <w:lsdException w:name="Table Grid 1" w:semiHidden="1" w:unhideWhenUsed="1"/>
-    <w:lsdException w:name="Table Grid 2" w:semiHidden="1" w:unhideWhenUsed="1"/>
-    <w:lsdException w:name="Table Grid 3" w:semiHidden="1" w:unhideWhenUsed="1"/>
-    <w:lsdException w:name="Table Grid 4" w:semiHidden="1" w:unhideWhenUsed="1"/>
-    <w:lsdException w:name="Table Grid 5" w:semiHidden="1" w:unhideWhenUsed="1"/>
-    <w:lsdException w:name="Table Grid 6" w:semiHidden="1" w:unhideWhenUsed="1"/>
-    <w:lsdException w:name="Table Grid 7" w:semiHidden="1" w:unhideWhenUsed="1"/>
-    <w:lsdException w:name="Table Grid 8" w:semiHidden="1" w:unhideWhenUsed="1"/>
-    <w:lsdException w:name="Table List 1" w:semiHidden="1" w:unhideWhenUsed="1"/>
-    <w:lsdException w:name="Table List 2" w:semiHidden="1" w:unhideWhenUsed="1"/>
-    <w:lsdException w:name="Table List 3" w:semiHidden="1" w:unhideWhenUsed="1"/>
-    <w:lsdException w:name="Table List 4" w:semiHidden="1" w:unhideWhenUsed="1"/>
-    <w:lsdException w:name="Table List 5" w:semiHidden="1" w:unhideWhenUsed="1"/>
-    <w:lsdException w:name="Table List 6" w:semiHidden="1" w:unhideWhenUsed="1"/>
-    <w:lsdException w:name="Table List 7" w:semiHidden="1" w:unhideWhenUsed="1"/>
-    <w:lsdException w:name="Table List 8" w:semiHidden="1" w:unhideWhenUsed="1"/>
-    <w:lsdException w:name="Table 3D effects 1" w:semiHidden="1" w:unhideWhenUsed="1"/>
-    <w:lsdException w:name="Table 3D effects 2" w:semiHidden="1" w:unhideWhenUsed="1"/>
-    <w:lsdException w:name="Table 3D effects 3" w:semiHidden="1" w:unhideWhenUsed="1"/>
-    <w:lsdException w:name="Table Contemporary" w:semiHidden="1" w:unhideWhenUsed="1"/>
-    <w:lsdException w:name="Table Elegant" w:semiHidden="1" w:unhideWhenUsed="1"/>
-    <w:lsdException w:name="Table Professional" w:semiHidden="1" w:unhideWhenUsed="1"/>
-    <w:lsdException w:name="Table Subtle 1" w:semiHidden="1" w:unhideWhenUsed="1"/>
-    <w:lsdException w:name="Table Subtle 2" w:semiHidden="1" w:unhideWhenUsed="1"/>
-    <w:lsdException w:name="Table Web 1" w:semiHidden="1" w:unhideWhenUsed="1"/>
-    <w:lsdException w:name="Table Web 2" w:semiHidden="1" w:unhideWhenUsed="1"/>
-    <w:lsdException w:name="Table Web 3" w:semiHidden="1" w:unhideWhenUsed="1"/>
-    <w:lsdException w:name="Balloon Text" w:semiHidden="1" w:unhideWhenUsed="1"/>
-    <w:lsdException w:name="Table Grid" w:uiPriority="59"/>
-    <w:lsdException w:name="Table Theme" w:semiHidden="1" w:unhideWhenUsed="1"/>
-    <w:lsdException w:name="Placeholder Text" w:semiHidden="1"/>
-    <w:lsdException w:name="No Spacing" w:uiPriority="1" w:qFormat="1"/>
-    <w:lsdException w:name="Light Shading" w:uiPriority="60"/>
-    <w:lsdException w:name="Light List" w:uiPriority="61"/>
-    <w:lsdException w:name="Light Grid" w:uiPriority="62"/>
-    <w:lsdException w:name="Medium Shading 1" w:uiPriority="63"/>
-    <w:lsdException w:name="Medium Shading 2" w:uiPriority="64"/>
-    <w:lsdException w:name="Medium List 1" w:uiPriority="65"/>
-    <w:lsdException w:name="Medium List 2" w:uiPriority="66"/>
-    <w:lsdException w:name="Medium Grid 1" w:uiPriority="67"/>
-    <w:lsdException w:name="Medium Grid 2" w:uiPriority="68"/>
-    <w:lsdException w:name="Medium Grid 3" w:uiPriority="69"/>
-    <w:lsdException w:name="Dark List" w:uiPriority="70"/>
-    <w:lsdException w:name="Colorful Shading" w:uiPriority="71"/>
-    <w:lsdException w:name="Colorful List" w:uiPriority="72"/>
-    <w:lsdException w:name="Colorful Grid" w:uiPriority="73"/>
-    <w:lsdException w:name="Light Shading Accent 1" w:uiPriority="60"/>
-    <w:lsdException w:name="Light List Accent 1" w:uiPriority="61"/>
-    <w:lsdException w:name="Light Grid Accent 1" w:uiPriority="62"/>
-    <w:lsdException w:name="Medium Shading 1 Accent 1" w:uiPriority="63"/>
-    <w:lsdException w:name="Medium Shading 2 Accent 1" w:uiPriority="64"/>
-    <w:lsdException w:name="Medium List 1 Accent 1" w:uiPriority="65"/>
-    <w:lsdException w:name="Revision" w:semiHidden="1"/>
-    <w:lsdException w:name="List Paragraph" w:uiPriority="34" w:qFormat="1"/>
-    <w:lsdException w:name="Quote" w:uiPriority="29" w:qFormat="1"/>
-    <w:lsdException w:name="Intense Quote" w:uiPriority="30" w:qFormat="1"/>
-    <w:lsdException w:name="Medium List 2 Accent 1" w:uiPriority="66"/>
-    <w:lsdException w:name="Medium Grid 1 Accent 1" w:uiPriority="67"/>
-    <w:lsdException w:name="Medium Grid 2 Accent 1" w:uiPriority="68"/>
-    <w:lsdException w:name="Medium Grid 3 Accent 1" w:uiPriority="69"/>
-    <w:lsdException w:name="Dark List Accent 1" w:uiPriority="70"/>
-    <w:lsdException w:name="Colorful Shading Accent 1" w:uiPriority="71"/>
-    <w:lsdException w:name="Colorful List Accent 1" w:uiPriority="72"/>
-    <w:lsdException w:name="Colorful Grid Accent 1" w:uiPriority="73"/>
-    <w:lsdException w:name="Light Shading Accent 2" w:uiPriority="60"/>
-    <w:lsdException w:name="Light List Accent 2" w:uiPriority="61"/>
-    <w:lsdException w:name="Light Grid Accent 2" w:uiPriority="62"/>
-    <w:lsdException w:name="Medium Shading 1 Accent 2" w:uiPriority="63"/>
-    <w:lsdException w:name="Medium Shading 2 Accent 2" w:uiPriority="64"/>
-    <w:lsdException w:name="Medium List 1 Accent 2" w:uiPriority="65"/>
-    <w:lsdException w:name="Medium List 2 Accent 2" w:uiPriority="66"/>
-    <w:lsdException w:name="Medium Grid 1 Accent 2" w:uiPriority="67"/>
-    <w:lsdException w:name="Medium Grid 2 Accent 2" w:uiPriority="68"/>
-    <w:lsdException w:name="Medium Grid 3 Accent 2" w:uiPriority="69"/>
-    <w:lsdException w:name="Dark List Accent 2" w:uiPriority="70"/>
-    <w:lsdException w:name="Colorful Shading Accent 2" w:uiPriority="71"/>
-    <w:lsdException w:name="Colorful List Accent 2" w:uiPriority="72"/>
-    <w:lsdException w:name="Colorful Grid Accent 2" w:uiPriority="73"/>
-    <w:lsdException w:name="Light Shading Accent 3" w:uiPriority="60"/>
-    <w:lsdException w:name="Light List Accent 3" w:uiPriority="61"/>
-    <w:lsdException w:name="Light Grid Accent 3" w:uiPriority="62"/>
-    <w:lsdException w:name="Medium Shading 1 Accent 3" w:uiPriority="63"/>
-    <w:lsdException w:name="Medium Shading 2 Accent 3" w:uiPriority="64"/>
-    <w:lsdException w:name="Medium List 1 Accent 3" w:uiPriority="65"/>
-    <w:lsdException w:name="Medium List 2 Accent 3" w:uiPriority="66"/>
-    <w:lsdException w:name="Medium Grid 1 Accent 3" w:uiPriority="67"/>
-    <w:lsdException w:name="Medium Grid 2 Accent 3" w:uiPriority="68"/>
-    <w:lsdException w:name="Medium Grid 3 Accent 3" w:uiPriority="69"/>
-    <w:lsdException w:name="Dark List Accent 3" w:uiPriority="70"/>
-    <w:lsdException w:name="Colorful Shading Accent 3" w:uiPriority="71"/>
-    <w:lsdException w:name="Colorful List Accent 3" w:uiPriority="72"/>
-    <w:lsdException w:name="Colorful Grid Accent 3" w:uiPriority="73"/>
-    <w:lsdException w:name="Light Shading Accent 4" w:uiPriority="60"/>
-    <w:lsdException w:name="Light List Accent 4" w:uiPriority="61"/>
-    <w:lsdException w:name="Light Grid Accent 4" w:uiPriority="62"/>
-    <w:lsdException w:name="Medium Shading 1 Accent 4" w:uiPriority="63"/>
-    <w:lsdException w:name="Medium Shading 2 Accent 4" w:uiPriority="64"/>
-    <w:lsdException w:name="Medium List 1 Accent 4" w:uiPriority="65"/>
-    <w:lsdException w:name="Medium List 2 Accent 4" w:uiPriority="66"/>
-    <w:lsdException w:name="Medium Grid 1 Accent 4" w:uiPriority="67"/>
-    <w:lsdException w:name="Medium Grid 2 Accent 4" w:uiPriority="68"/>
-    <w:lsdException w:name="Medium Grid 3 Accent 4" w:uiPriority="69"/>
-    <w:lsdException w:name="Dark List Accent 4" w:uiPriority="70"/>
-    <w:lsdException w:name="Colorful Shading Accent 4" w:uiPriority="71"/>
-    <w:lsdException w:name="Colorful List Accent 4" w:uiPriority="72"/>
-    <w:lsdException w:name="Colorful Grid Accent 4" w:uiPriority="73"/>
-    <w:lsdException w:name="Light Shading Accent 5" w:uiPriority="60"/>
-    <w:lsdException w:name="Light List Accent 5" w:uiPriority="61"/>
-    <w:lsdException w:name="Light Grid Accent 5" w:uiPriority="62"/>
-    <w:lsdException w:name="Medium Shading 1 Accent 5" w:uiPriority="63"/>
-    <w:lsdException w:name="Medium Shading 2 Accent 5" w:uiPriority="64"/>
-    <w:lsdException w:name="Medium List 1 Accent 5" w:uiPriority="65"/>
-    <w:lsdException w:name="Medium List 2 Accent 5" w:uiPriority="66"/>
-    <w:lsdException w:name="Medium Grid 1 Accent 5" w:uiPriority="67"/>
-    <w:lsdException w:name="Medium Grid 2 Accent 5" w:uiPriority="68"/>
-    <w:lsdException w:name="Medium Grid 3 Accent 5" w:uiPriority="69"/>
-    <w:lsdException w:name="Dark List Accent 5" w:uiPriority="70"/>
-    <w:lsdException w:name="Colorful Shading Accent 5" w:uiPriority="71"/>
-    <w:lsdException w:name="Colorful List Accent 5" w:uiPriority="72"/>
-    <w:lsdException w:name="Colorful Grid Accent 5" w:uiPriority="73"/>
-    <w:lsdException w:name="Light Shading Accent 6" w:uiPriority="60"/>
-    <w:lsdException w:name="Light List Accent 6" w:uiPriority="61"/>
-    <w:lsdException w:name="Light Grid Accent 6" w:uiPriority="62"/>
-    <w:lsdException w:name="Medium Shading 1 Accent 6" w:uiPriority="63"/>
-    <w:lsdException w:name="Medium Shading 2 Accent 6" w:uiPriority="64"/>
-    <w:lsdException w:name="Medium List 1 Accent 6" w:uiPriority="65"/>
-    <w:lsdException w:name="Medium List 2 Accent 6" w:uiPriority="66"/>
-    <w:lsdException w:name="Medium Grid 1 Accent 6" w:uiPriority="67"/>
-    <w:lsdException w:name="Medium Grid 2 Accent 6" w:uiPriority="68"/>
-    <w:lsdException w:name="Medium Grid 3 Accent 6" w:uiPriority="69"/>
-    <w:lsdException w:name="Dark List Accent 6" w:uiPriority="70"/>
-    <w:lsdException w:name="Colorful Shading Accent 6" w:uiPriority="71"/>
-    <w:lsdException w:name="Colorful List Accent 6" w:uiPriority="72"/>
-    <w:lsdException w:name="Colorful Grid Accent 6" w:uiPriority="73"/>
-    <w:lsdException w:name="Subtle Emphasis" w:uiPriority="19" w:qFormat="1"/>
-    <w:lsdException w:name="Intense Emphasis" w:uiPriority="21" w:qFormat="1"/>
-    <w:lsdException w:name="Subtle Reference" w:uiPriority="31" w:qFormat="1"/>
-    <w:lsdException w:name="Intense Reference" w:uiPriority="32" w:qFormat="1"/>
-    <w:lsdException w:name="Book Title" w:uiPriority="33" w:qFormat="1"/>
-    <w:lsdException w:name="Bibliography" w:semiHidden="1" w:uiPriority="37" w:unhideWhenUsed="1"/>
-    <w:lsdException w:name="TOC Heading" w:semiHidden="1" w:uiPriority="39" w:unhideWhenUsed="1" w:qFormat="1"/>
-    <w:lsdException w:name="Grid Table 4" w:uiPriority="49"/>
-    <w:lsdException w:name="Grid Table 5 Dark" w:uiPriority="50"/>
-    <w:lsdException w:name="Grid Table 6 Colorful" w:uiPriority="51"/>
-    <w:lsdException w:name="Grid Table 7 Colorful" w:uiPriority="52"/>
-    <w:lsdException w:name="Grid Table 1 Light Accent 1" w:uiPriority="46"/>
-    <w:lsdException w:name="Grid Table 2 Accent 1" w:uiPriority="47"/>
-    <w:lsdException w:name="Grid Table 3 Accent 1" w:uiPriority="48"/>
-    <w:lsdException w:name="Grid Table 4 Accent 1" w:uiPriority="49"/>
-    <w:lsdException w:name="Grid Table 5 Dark Accent 1" w:uiPriority="50"/>
-    <w:lsdException w:name="Grid Table 6 Colorful Accent 1" w:uiPriority="51"/>
-    <w:lsdException w:name="Grid Table 7 Colorful Accent 1" w:uiPriority="52"/>
-    <w:lsdException w:name="Grid Table 1 Light Accent 2" w:uiPriority="46"/>
-    <w:lsdException w:name="Grid Table 2 Accent 2" w:uiPriority="47"/>
-    <w:lsdException w:name="Grid Table 3 Accent 2" w:uiPriority="48"/>
-    <w:lsdException w:name="Grid Table 4 Accent 2" w:uiPriority="49"/>
-    <w:lsdException w:name="Grid Table 5 Dark Accent 2" w:uiPriority="50"/>
-    <w:lsdException w:name="Grid Table 6 Colorful Accent 2" w:uiPriority="51"/>
-    <w:lsdException w:name="Grid Table 7 Colorful Accent 2" w:uiPriority="52"/>
-    <w:lsdException w:name="Grid Table 1 Light Accent 3" w:uiPriority="46"/>
-    <w:lsdException w:name="Grid Table 2 Accent 3" w:uiPriority="47"/>
-    <w:lsdException w:name="Grid Table 3 Accent 3" w:uiPriority="48"/>
-    <w:lsdException w:name="Grid Table 4 Accent 3" w:uiPriority="49"/>
-    <w:lsdException w:name="Grid Table 5 Dark Accent 3" w:uiPriority="50"/>
-    <w:lsdException w:name="Grid Table 6 Colorful Accent 3" w:uiPriority="51"/>
-    <w:lsdException w:name="Grid Table 7 Colorful Accent 3" w:uiPriority="52"/>
-    <w:lsdException w:name="Grid Table 1 Light Accent 4" w:uiPriority="46"/>
-    <w:lsdException w:name="Grid Table 2 Accent 4" w:uiPriority="47"/>
-    <w:lsdException w:name="Grid Table 3 Accent 4" w:uiPriority="48"/>
-    <w:lsdException w:name="Grid Table 4 Accent 4" w:uiPriority="49"/>
-    <w:lsdException w:name="Grid Table 5 Dark Accent 4" w:uiPriority="50"/>
-    <w:lsdException w:name="Grid Table 6 Colorful Accent 4" w:uiPriority="51"/>
-    <w:lsdException w:name="Grid Table 7 Colorful Accent 4" w:uiPriority="52"/>
-    <w:lsdException w:name="Grid Table 1 Light Accent 5" w:uiPriority="46"/>
-    <w:lsdException w:name="Grid Table 2 Accent 5" w:uiPriority="47"/>
-    <w:lsdException w:name="Grid Table 3 Accent 5" w:uiPriority="48"/>
-    <w:lsdException w:name="Grid Table 4 Accent 5" w:uiPriority="49"/>
-    <w:lsdException w:name="Grid Table 5 Dark Accent 5" w:uiPriority="50"/>
-    <w:lsdException w:name="Grid Table 6 Colorful Accent 5" w:uiPriority="51"/>
-    <w:lsdException w:name="Grid Table 7 Colorful Accent 5" w:uiPriority="52"/>
-    <w:lsdException w:name="Grid Table 1 Light Accent 6" w:uiPriority="46"/>
-    <w:lsdException w:name="Grid Table 2 Accent 6" w:uiPriority="47"/>
-    <w:lsdException w:name="Grid Table 3 Accent 6" w:uiPriority="48"/>
-    <w:lsdException w:name="Grid Table 4 Accent 6" w:uiPriority="49"/>
-    <w:lsdException w:name="Grid Table 5 Dark Accent 6" w:uiPriority="50"/>
-    <w:lsdException w:name="Grid Table 6 Colorful Accent 6" w:uiPriority="51"/>
-    <w:lsdException w:name="Grid Table 7 Colorful Accent 6" w:uiPriority="52"/>
-    <w:lsdException w:name="List Table 1 Light" w:uiPriority="46"/>
-    <w:lsdException w:name="List Table 2" w:uiPriority="47"/>
-    <w:lsdException w:name="List Table 3" w:uiPriority="48"/>
-    <w:lsdException w:name="List Table 4" w:uiPriority="49"/>
-    <w:lsdException w:name="List Table 5 Dark" w:uiPriority="50"/>
-    <w:lsdException w:name="List Table 6 Colorful" w:uiPriority="51"/>
-    <w:lsdException w:name="List Table 7 Colorful" w:uiPriority="52"/>
-    <w:lsdException w:name="List Table 1 Light Accent 1" w:uiPriority="46"/>
-    <w:lsdException w:name="List Table 2 Accent 1" w:uiPriority="47"/>
-    <w:lsdException w:name="List Table 3 Accent 1" w:uiPriority="48"/>
-    <w:lsdException w:name="List Table 4 Accent 1" w:uiPriority="49"/>
-    <w:lsdException w:name="List Table 5 Dark Accent 1" w:uiPriority="50"/>
-    <w:lsdException w:name="List Table 6 Colorful Accent 1" w:uiPriority="51"/>
-    <w:lsdException w:name="List Table 7 Colorful Accent 1" w:uiPriority="52"/>
-    <w:lsdException w:name="List Table 1 Light Accent 2" w:uiPriority="46"/>
-    <w:lsdException w:name="List Table 2 Accent 2" w:uiPriority="47"/>
-    <w:lsdException w:name="List Table 3 Accent 2" w:uiPriority="48"/>
-    <w:lsdException w:name="List Table 4 Accent 2" w:uiPriority="49"/>
-    <w:lsdException w:name="List Table 5 Dark Accent 2" w:uiPriority="50"/>
-    <w:lsdException w:name="List Table 6 Colorful Accent 2" w:uiPriority="51"/>
-    <w:lsdException w:name="List Table 7 Colorful Accent 2" w:uiPriority="52"/>
-    <w:lsdException w:name="List Table 1 Light Accent 3" w:uiPriority="46"/>
-    <w:lsdException w:name="List Table 2 Accent 3" w:uiPriority="47"/>
-    <w:lsdException w:name="List Table 3 Accent 3" w:uiPriority="48"/>
-    <w:lsdException w:name="List Table 4 Accent 3" w:uiPriority="49"/>
-    <w:lsdException w:name="List Table 5 Dark Accent 3" w:uiPriority="50"/>
-    <w:lsdException w:name="List Table 6 Colorful Accent 3" w:uiPriority="51"/>
-    <w:lsdException w:name="List Table 7 Colorful Accent 3" w:uiPriority="52"/>
-    <w:lsdException w:name="List Table 1 Light Accent 4" w:uiPriority="46"/>
-    <w:lsdException w:name="List Table 2 Accent 4" w:uiPriority="47"/>
-    <w:lsdException w:name="List Table 3 Accent 4" w:uiPriority="48"/>
-    <w:lsdException w:name="List Table 4 Accent 4" w:uiPriority="49"/>
-    <w:lsdException w:name="List Table 5 Dark Accent 4" w:uiPriority="50"/>
-    <w:lsdException w:name="List Table 6 Colorful Accent 4" w:uiPriority="51"/>
-    <w:lsdException w:name="List Table 7 Colorful Accent 4" w:uiPriority="52"/>
-    <w:lsdException w:name="List Table 1 Light Accent 5" w:uiPriority="46"/>
-    <w:lsdException w:name="List Table 2 Accent 5" w:uiPriority="47"/>
-    <w:lsdException w:name="List Table 3 Accent 5" w:uiPriority="48"/>
-    <w:lsdException w:name="List Table 4 Accent 5" w:uiPriority="49"/>
-    <w:lsdException w:name="List Table 5 Dark Accent 5" w:uiPriority="50"/>
-    <w:lsdException w:name="List Table 6 Colorful Accent 5" w:uiPriority="51"/>
-    <w:lsdException w:name="List Table 7 Colorful Accent 5" w:uiPriority="52"/>
-    <w:lsdException w:name="List Table 1 Light Accent 6" w:uiPriority="46"/>
-    <w:lsdException w:name="List Table 2 Accent 6" w:uiPriority="47"/>
-    <w:lsdException w:name="List Table 3 Accent 6" w:uiPriority="48"/>
-    <w:lsdException w:name="List Table 4 Accent 6" w:uiPriority="49"/>
-    <w:lsdException w:name="List Table 5 Dark Accent 6" w:uiPriority="50"/>
-    <w:lsdException w:name="List Table 6 Colorful Accent 6" w:uiPriority="51"/>
-    <w:lsdException w:name="List Table 7 Colorful Accent 6" w:uiPriority="52"/>
-    <w:lsdException w:name="Mention" w:semiHidden="1" w:unhideWhenUsed="1"/>
-    <w:lsdException w:name="Smart Hyperlink" w:semiHidden="1" w:unhideWhenUsed="1"/>
-    <w:lsdException w:name="Hashtag" w:semiHidden="1" w:unhideWhenUsed="1"/>
-    <w:lsdException w:name="Unresolved Mention" w:semiHidden="1" w:unhideWhenUsed="1"/>
-    <w:lsdException w:name="Smart Link" w:semiHidden="1" w:unhideWhenUsed="1"/>
+  <w:latentStyles w:defLockedState="0" w:defUIPriority="99" w:defSemiHidden="1" w:defUnhideWhenUsed="1" w:defQFormat="0" w:count="276">
+    <w:lsdException w:name="Normal" w:semiHidden="0" w:uiPriority="0" w:unhideWhenUsed="0" w:qFormat="1"/>
+    <w:lsdException w:name="heading 1" w:semiHidden="0" w:uiPriority="9" w:unhideWhenUsed="0" w:qFormat="1"/>
+    <w:lsdException w:name="heading 2" w:uiPriority="9" w:qFormat="1"/>
+    <w:lsdException w:name="heading 3" w:uiPriority="9" w:qFormat="1"/>
+    <w:lsdException w:name="heading 4" w:uiPriority="9" w:qFormat="1"/>
+    <w:lsdException w:name="heading 5" w:uiPriority="9" w:qFormat="1"/>
+    <w:lsdException w:name="heading 6" w:uiPriority="9" w:qFormat="1"/>
+    <w:lsdException w:name="heading 7" w:uiPriority="9" w:qFormat="1"/>
+    <w:lsdException w:name="heading 8" w:uiPriority="9" w:qFormat="1"/>
+    <w:lsdException w:name="heading 9" w:uiPriority="9" w:qFormat="1"/>
+    <w:lsdException w:name="toc 1" w:uiPriority="39"/>
+    <w:lsdException w:name="toc 2" w:uiPriority="39"/>
+    <w:lsdException w:name="toc 3" w:uiPriority="39"/>
+    <w:lsdException w:name="toc 4" w:uiPriority="39"/>
+    <w:lsdException w:name="toc 5" w:uiPriority="39"/>
+    <w:lsdException w:name="toc 6" w:uiPriority="39"/>
+    <w:lsdException w:name="toc 7" w:uiPriority="39"/>
+    <w:lsdException w:name="toc 8" w:uiPriority="39"/>
+    <w:lsdException w:name="toc 9" w:uiPriority="39"/>
+    <w:lsdException w:name="caption" w:semiHidden="0" w:uiPriority="35" w:unhideWhenUsed="0" w:qFormat="1"/>
+    <w:lsdException w:name="Title" w:semiHidden="0" w:uiPriority="10" w:unhideWhenUsed="0" w:qFormat="1"/>
+    <w:lsdException w:name="Default Paragraph Font" w:uiPriority="1"/>
+    <w:lsdException w:name="Subtitle" w:semiHidden="0" w:uiPriority="11" w:unhideWhenUsed="0" w:qFormat="1"/>
+    <w:lsdException w:name="Strong" w:semiHidden="0" w:uiPriority="22" w:unhideWhenUsed="0" w:qFormat="1"/>
+    <w:lsdException w:name="Emphasis" w:semiHidden="0" w:uiPriority="20" w:unhideWhenUsed="0" w:qFormat="1"/>
+    <w:lsdException w:name="Table Grid" w:semiHidden="0" w:uiPriority="59" w:unhideWhenUsed="0"/>
+    <w:lsdException w:name="Note Level 1" w:semiHidden="0" w:unhideWhenUsed="0"/>
+    <w:lsdException w:name="Note Level 2" w:semiHidden="0" w:unhideWhenUsed="0"/>
+    <w:lsdException w:name="Note Level 3" w:semiHidden="0" w:unhideWhenUsed="0"/>
+    <w:lsdException w:name="Note Level 4" w:semiHidden="0" w:unhideWhenUsed="0"/>
+    <w:lsdException w:name="Note Level 5" w:semiHidden="0" w:unhideWhenUsed="0"/>
+    <w:lsdException w:name="Note Level 6" w:semiHidden="0" w:unhideWhenUsed="0"/>
+    <w:lsdException w:name="Note Level 7" w:semiHidden="0" w:unhideWhenUsed="0"/>
+    <w:lsdException w:name="Note Level 8" w:semiHidden="0" w:unhideWhenUsed="0"/>
+    <w:lsdException w:name="Note Level 9" w:semiHidden="0" w:unhideWhenUsed="0"/>
+    <w:lsdException w:name="Placeholder Text" w:unhideWhenUsed="0"/>
+    <w:lsdException w:name="No Spacing" w:semiHidden="0" w:uiPriority="1" w:unhideWhenUsed="0" w:qFormat="1"/>
+    <w:lsdException w:name="Light Shading" w:semiHidden="0" w:uiPriority="60" w:unhideWhenUsed="0"/>
+    <w:lsdException w:name="Light List" w:semiHidden="0" w:uiPriority="61" w:unhideWhenUsed="0"/>
+    <w:lsdException w:name="Light Grid" w:semiHidden="0" w:uiPriority="62" w:unhideWhenUsed="0"/>
+    <w:lsdException w:name="Medium Shading 1" w:semiHidden="0" w:uiPriority="63" w:unhideWhenUsed="0"/>
+    <w:lsdException w:name="Medium Shading 2" w:semiHidden="0" w:uiPriority="64" w:unhideWhenUsed="0"/>
+    <w:lsdException w:name="Medium List 1" w:semiHidden="0" w:uiPriority="65" w:unhideWhenUsed="0"/>
+    <w:lsdException w:name="Medium List 2" w:semiHidden="0" w:uiPriority="66" w:unhideWhenUsed="0"/>
+    <w:lsdException w:name="Medium Grid 1" w:semiHidden="0" w:uiPriority="67" w:unhideWhenUsed="0"/>
+    <w:lsdException w:name="Medium Grid 2" w:semiHidden="0" w:uiPriority="68" w:unhideWhenUsed="0"/>
+    <w:lsdException w:name="Medium Grid 3" w:semiHidden="0" w:uiPriority="69" w:unhideWhenUsed="0"/>
+    <w:lsdException w:name="Dark List" w:semiHidden="0" w:uiPriority="70" w:unhideWhenUsed="0"/>
+    <w:lsdException w:name="Colorful Shading" w:semiHidden="0" w:uiPriority="71" w:unhideWhenUsed="0"/>
+    <w:lsdException w:name="Colorful List" w:semiHidden="0" w:uiPriority="72" w:unhideWhenUsed="0"/>
+    <w:lsdException w:name="Colorful Grid" w:semiHidden="0" w:uiPriority="73" w:unhideWhenUsed="0"/>
+    <w:lsdException w:name="Light Shading Accent 1" w:semiHidden="0" w:uiPriority="60" w:unhideWhenUsed="0"/>
+    <w:lsdException w:name="Light List Accent 1" w:semiHidden="0" w:uiPriority="61" w:unhideWhenUsed="0"/>
+    <w:lsdException w:name="Light Grid Accent 1" w:semiHidden="0" w:uiPriority="62" w:unhideWhenUsed="0"/>
+    <w:lsdException w:name="Medium Shading 1 Accent 1" w:semiHidden="0" w:uiPriority="63" w:unhideWhenUsed="0"/>
+    <w:lsdException w:name="Medium Shading 2 Accent 1" w:semiHidden="0" w:uiPriority="64" w:unhideWhenUsed="0"/>
+    <w:lsdException w:name="Medium List 1 Accent 1" w:semiHidden="0" w:uiPriority="65" w:unhideWhenUsed="0"/>
+    <w:lsdException w:name="Revision" w:unhideWhenUsed="0"/>
+    <w:lsdException w:name="List Paragraph" w:semiHidden="0" w:uiPriority="34" w:unhideWhenUsed="0" w:qFormat="1"/>
+    <w:lsdException w:name="Quote" w:semiHidden="0" w:uiPriority="29" w:unhideWhenUsed="0" w:qFormat="1"/>
+    <w:lsdException w:name="Intense Quote" w:semiHidden="0" w:uiPriority="30" w:unhideWhenUsed="0" w:qFormat="1"/>
+    <w:lsdException w:name="Medium List 2 Accent 1" w:semiHidden="0" w:uiPriority="66" w:unhideWhenUsed="0"/>
+    <w:lsdException w:name="Medium Grid 1 Accent 1" w:semiHidden="0" w:uiPriority="67" w:unhideWhenUsed="0"/>
+    <w:lsdException w:name="Medium Grid 2 Accent 1" w:semiHidden="0" w:uiPriority="68" w:unhideWhenUsed="0"/>
+    <w:lsdException w:name="Medium Grid 3 Accent 1" w:semiHidden="0" w:uiPriority="69" w:unhideWhenUsed="0"/>
+    <w:lsdException w:name="Dark List Accent 1" w:semiHidden="0" w:uiPriority="70" w:unhideWhenUsed="0"/>
+    <w:lsdException w:name="Colorful Shading Accent 1" w:semiHidden="0" w:uiPriority="71" w:unhideWhenUsed="0"/>
+    <w:lsdException w:name="Colorful List Accent 1" w:semiHidden="0" w:uiPriority="72" w:unhideWhenUsed="0"/>
+    <w:lsdException w:name="Colorful Grid Accent 1" w:semiHidden="0" w:uiPriority="73" w:unhideWhenUsed="0"/>
+    <w:lsdException w:name="Light Shading Accent 2" w:semiHidden="0" w:uiPriority="60" w:unhideWhenUsed="0"/>
+    <w:lsdException w:name="Light List Accent 2" w:semiHidden="0" w:uiPriority="61" w:unhideWhenUsed="0"/>
+    <w:lsdException w:name="Light Grid Accent 2" w:semiHidden="0" w:uiPriority="62" w:unhideWhenUsed="0"/>
+    <w:lsdException w:name="Medium Shading 1 Accent 2" w:semiHidden="0" w:uiPriority="63" w:unhideWhenUsed="0"/>
+    <w:lsdException w:name="Medium Shading 2 Accent 2" w:semiHidden="0" w:uiPriority="64" w:unhideWhenUsed="0"/>
+    <w:lsdException w:name="Medium List 1 Accent 2" w:semiHidden="0" w:uiPriority="65" w:unhideWhenUsed="0"/>
+    <w:lsdException w:name="Medium List 2 Accent 2" w:semiHidden="0" w:uiPriority="66" w:unhideWhenUsed="0"/>
+    <w:lsdException w:name="Medium Grid 1 Accent 2" w:semiHidden="0" w:uiPriority="67" w:unhideWhenUsed="0"/>
+    <w:lsdException w:name="Medium Grid 2 Accent 2" w:semiHidden="0" w:uiPriority="68" w:unhideWhenUsed="0"/>
+    <w:lsdException w:name="Medium Grid 3 Accent 2" w:semiHidden="0" w:uiPriority="69" w:unhideWhenUsed="0"/>
+    <w:lsdException w:name="Dark List Accent 2" w:semiHidden="0" w:uiPriority="70" w:unhideWhenUsed="0"/>
+    <w:lsdException w:name="Colorful Shading Accent 2" w:semiHidden="0" w:uiPriority="71" w:unhideWhenUsed="0"/>
+    <w:lsdException w:name="Colorful List Accent 2" w:semiHidden="0" w:uiPriority="72" w:unhideWhenUsed="0"/>
+    <w:lsdException w:name="Colorful Grid Accent 2" w:semiHidden="0" w:uiPriority="73" w:unhideWhenUsed="0"/>
+    <w:lsdException w:name="Light Shading Accent 3" w:semiHidden="0" w:uiPriority="60" w:unhideWhenUsed="0"/>
+    <w:lsdException w:name="Light List Accent 3" w:semiHidden="0" w:uiPriority="61" w:unhideWhenUsed="0"/>
+    <w:lsdException w:name="Light Grid Accent 3" w:semiHidden="0" w:uiPriority="62" w:unhideWhenUsed="0"/>
+    <w:lsdException w:name="Medium Shading 1 Accent 3" w:semiHidden="0" w:uiPriority="63" w:unhideWhenUsed="0"/>
+    <w:lsdException w:name="Medium Shading 2 Accent 3" w:semiHidden="0" w:uiPriority="64" w:unhideWhenUsed="0"/>
+    <w:lsdException w:name="Medium List 1 Accent 3" w:semiHidden="0" w:uiPriority="65" w:unhideWhenUsed="0"/>
+    <w:lsdException w:name="Medium List 2 Accent 3" w:semiHidden="0" w:uiPriority="66" w:unhideWhenUsed="0"/>
+    <w:lsdException w:name="Medium Grid 1 Accent 3" w:semiHidden="0" w:uiPriority="67" w:unhideWhenUsed="0"/>
+    <w:lsdException w:name="Medium Grid 2 Accent 3" w:semiHidden="0" w:uiPriority="68" w:unhideWhenUsed="0"/>
+    <w:lsdException w:name="Medium Grid 3 Accent 3" w:semiHidden="0" w:uiPriority="69" w:unhideWhenUsed="0"/>
+    <w:lsdException w:name="Dark List Accent 3" w:semiHidden="0" w:uiPriority="70" w:unhideWhenUsed="0"/>
+    <w:lsdException w:name="Colorful Shading Accent 3" w:semiHidden="0" w:uiPriority="71" w:unhideWhenUsed="0"/>
+    <w:lsdException w:name="Colorful List Accent 3" w:semiHidden="0" w:uiPriority="72" w:unhideWhenUsed="0"/>
+    <w:lsdException w:name="Colorful Grid Accent 3" w:semiHidden="0" w:uiPriority="73" w:unhideWhenUsed="0"/>
+    <w:lsdException w:name="Light Shading Accent 4" w:semiHidden="0" w:uiPriority="60" w:unhideWhenUsed="0"/>
+    <w:lsdException w:name="Light List Accent 4" w:semiHidden="0" w:uiPriority="61" w:unhideWhenUsed="0"/>
+    <w:lsdException w:name="Light Grid Accent 4" w:semiHidden="0" w:uiPriority="62" w:unhideWhenUsed="0"/>
+    <w:lsdException w:name="Medium Shading 1 Accent 4" w:semiHidden="0" w:uiPriority="63" w:unhideWhenUsed="0"/>
+    <w:lsdException w:name="Medium Shading 2 Accent 4" w:semiHidden="0" w:uiPriority="64" w:unhideWhenUsed="0"/>
+    <w:lsdException w:name="Medium List 1 Accent 4" w:semiHidden="0" w:uiPriority="65" w:unhideWhenUsed="0"/>
+    <w:lsdException w:name="Medium List 2 Accent 4" w:semiHidden="0" w:uiPriority="66" w:unhideWhenUsed="0"/>
+    <w:lsdException w:name="Medium Grid 1 Accent 4" w:semiHidden="0" w:uiPriority="67" w:unhideWhenUsed="0"/>
+    <w:lsdException w:name="Medium Grid 2 Accent 4" w:semiHidden="0" w:uiPriority="68" w:unhideWhenUsed="0"/>
+    <w:lsdException w:name="Medium Grid 3 Accent 4" w:semiHidden="0" w:uiPriority="69" w:unhideWhenUsed="0"/>
+    <w:lsdException w:name="Dark List Accent 4" w:semiHidden="0" w:uiPriority="70" w:unhideWhenUsed="0"/>
+    <w:lsdException w:name="Colorful Shading Accent 4" w:semiHidden="0" w:uiPriority="71" w:unhideWhenUsed="0"/>
+    <w:lsdException w:name="Colorful List Accent 4" w:semiHidden="0" w:uiPriority="72" w:unhideWhenUsed="0"/>
+    <w:lsdException w:name="Colorful Grid Accent 4" w:semiHidden="0" w:uiPriority="73" w:unhideWhenUsed="0"/>
+    <w:lsdException w:name="Light Shading Accent 5" w:semiHidden="0" w:uiPriority="60" w:unhideWhenUsed="0"/>
+    <w:lsdException w:name="Light List Accent 5" w:semiHidden="0" w:uiPriority="61" w:unhideWhenUsed="0"/>
+    <w:lsdException w:name="Light Grid Accent 5" w:semiHidden="0" w:uiPriority="62" w:unhideWhenUsed="0"/>
+    <w:lsdException w:name="Medium Shading 1 Accent 5" w:semiHidden="0" w:uiPriority="63" w:unhideWhenUsed="0"/>
+    <w:lsdException w:name="Medium Shading 2 Accent 5" w:semiHidden="0" w:uiPriority="64" w:unhideWhenUsed="0"/>
+    <w:lsdException w:name="Medium List 1 Accent 5" w:semiHidden="0" w:uiPriority="65" w:unhideWhenUsed="0"/>
+    <w:lsdException w:name="Medium List 2 Accent 5" w:semiHidden="0" w:uiPriority="66" w:unhideWhenUsed="0"/>
+    <w:lsdException w:name="Medium Grid 1 Accent 5" w:semiHidden="0" w:uiPriority="67" w:unhideWhenUsed="0"/>
+    <w:lsdException w:name="Medium Grid 2 Accent 5" w:semiHidden="0" w:uiPriority="68" w:unhideWhenUsed="0"/>
+    <w:lsdException w:name="Medium Grid 3 Accent 5" w:semiHidden="0" w:uiPriority="69" w:unhideWhenUsed="0"/>
+    <w:lsdException w:name="Dark List Accent 5" w:semiHidden="0" w:uiPriority="70" w:unhideWhenUsed="0"/>
+    <w:lsdException w:name="Colorful Shading Accent 5" w:semiHidden="0" w:uiPriority="71" w:unhideWhenUsed="0"/>
+    <w:lsdException w:name="Colorful List Accent 5" w:semiHidden="0" w:uiPriority="72" w:unhideWhenUsed="0"/>
+    <w:lsdException w:name="Colorful Grid Accent 5" w:semiHidden="0" w:uiPriority="73" w:unhideWhenUsed="0"/>
+    <w:lsdException w:name="Light Shading Accent 6" w:semiHidden="0" w:uiPriority="60" w:unhideWhenUsed="0"/>
+    <w:lsdException w:name="Light List Accent 6" w:semiHidden="0" w:uiPriority="61" w:unhideWhenUsed="0"/>
+    <w:lsdException w:name="Light Grid Accent 6" w:semiHidden="0" w:uiPriority="62" w:unhideWhenUsed="0"/>
+    <w:lsdException w:name="Medium Shading 1 Accent 6" w:semiHidden="0" w:uiPriority="63" w:unhideWhenUsed="0"/>
+    <w:lsdException w:name="Medium Shading 2 Accent 6" w:semiHidden="0" w:uiPriority="64" w:unhideWhenUsed="0"/>
+    <w:lsdException w:name="Medium List 1 Accent 6" w:semiHidden="0" w:uiPriority="65" w:unhideWhenUsed="0"/>
+    <w:lsdException w:name="Medium List 2 Accent 6" w:semiHidden="0" w:uiPriority="66" w:unhideWhenUsed="0"/>
+    <w:lsdException w:name="Medium Grid 1 Accent 6" w:semiHidden="0" w:uiPriority="67" w:unhideWhenUsed="0"/>
+    <w:lsdException w:name="Medium Grid 2 Accent 6" w:semiHidden="0" w:uiPriority="68" w:unhideWhenUsed="0"/>
+    <w:lsdException w:name="Medium Grid 3 Accent 6" w:semiHidden="0" w:uiPriority="69" w:unhideWhenUsed="0"/>
+    <w:lsdException w:name="Dark List Accent 6" w:semiHidden="0" w:uiPriority="70" w:unhideWhenUsed="0"/>
+    <w:lsdException w:name="Colorful Shading Accent 6" w:semiHidden="0" w:uiPriority="71" w:unhideWhenUsed="0"/>
+    <w:lsdException w:name="Colorful List Accent 6" w:semiHidden="0" w:uiPriority="72" w:unhideWhenUsed="0"/>
+    <w:lsdException w:name="Colorful Grid Accent 6" w:semiHidden="0" w:uiPriority="73" w:unhideWhenUsed="0"/>
+    <w:lsdException w:name="Subtle Emphasis" w:semiHidden="0" w:uiPriority="19" w:unhideWhenUsed="0" w:qFormat="1"/>
+    <w:lsdException w:name="Intense Emphasis" w:semiHidden="0" w:uiPriority="21" w:unhideWhenUsed="0" w:qFormat="1"/>
+    <w:lsdException w:name="Subtle Reference" w:semiHidden="0" w:uiPriority="31" w:unhideWhenUsed="0" w:qFormat="1"/>
+    <w:lsdException w:name="Intense Reference" w:semiHidden="0" w:uiPriority="32" w:unhideWhenUsed="0" w:qFormat="1"/>
+    <w:lsdException w:name="Book Title" w:semiHidden="0" w:uiPriority="33" w:unhideWhenUsed="0" w:qFormat="1"/>
+    <w:lsdException w:name="Bibliography" w:uiPriority="37"/>
+    <w:lsdException w:name="TOC Heading" w:uiPriority="39" w:qFormat="1"/>
   </w:latentStyles>
   <w:style w:type="paragraph" w:default="1" w:styleId="Normal">
     <w:name w:val="Normal"/>
@@ -17934,13 +17766,13 @@
       <w:lang w:val="fr-FR" w:eastAsia="ar-SA"/>
     </w:rPr>
   </w:style>
-  <w:style w:type="character" w:default="1" w:styleId="DefaultParagraphFont">
+  <w:style w:type="character" w:default="1" w:styleId="Policepardfaut">
     <w:name w:val="Default Paragraph Font"/>
     <w:uiPriority w:val="1"/>
     <w:semiHidden/>
     <w:unhideWhenUsed/>
   </w:style>
-  <w:style w:type="table" w:default="1" w:styleId="TableNormal">
+  <w:style w:type="table" w:default="1" w:styleId="TableauNormal">
     <w:name w:val="Normal Table"/>
     <w:uiPriority w:val="99"/>
     <w:semiHidden/>
@@ -17955,7 +17787,7 @@
       </w:tblCellMar>
     </w:tblPr>
   </w:style>
-  <w:style w:type="numbering" w:default="1" w:styleId="NoList">
+  <w:style w:type="numbering" w:default="1" w:styleId="Aucuneliste">
     <w:name w:val="No List"/>
     <w:uiPriority w:val="99"/>
     <w:semiHidden/>
@@ -18678,7 +18510,7 @@
       <w:rFonts w:ascii="Wingdings" w:hAnsi="Wingdings"/>
     </w:rPr>
   </w:style>
-  <w:style w:type="character" w:styleId="Strong">
+  <w:style w:type="character" w:styleId="lev">
     <w:name w:val="Strong"/>
     <w:qFormat/>
     <w:rPr>
@@ -18686,7 +18518,7 @@
       <w:bCs/>
     </w:rPr>
   </w:style>
-  <w:style w:type="character" w:styleId="CommentReference">
+  <w:style w:type="character" w:styleId="Marquedannotation">
     <w:name w:val="annotation reference"/>
     <w:uiPriority w:val="99"/>
     <w:rPr>
@@ -18694,7 +18526,7 @@
       <w:szCs w:val="16"/>
     </w:rPr>
   </w:style>
-  <w:style w:type="character" w:styleId="Hyperlink">
+  <w:style w:type="character" w:styleId="Lienhypertexte">
     <w:name w:val="Hyperlink"/>
     <w:uiPriority w:val="99"/>
     <w:rPr>
@@ -18728,7 +18560,7 @@
   <w:style w:type="paragraph" w:customStyle="1" w:styleId="Heading">
     <w:name w:val="Heading"/>
     <w:basedOn w:val="Normal"/>
-    <w:next w:val="BodyText"/>
+    <w:next w:val="Corpsdetexte"/>
     <w:pPr>
       <w:keepNext/>
       <w:spacing w:before="240" w:after="120"/>
@@ -18739,21 +18571,21 @@
       <w:szCs w:val="28"/>
     </w:rPr>
   </w:style>
-  <w:style w:type="paragraph" w:styleId="BodyText">
+  <w:style w:type="paragraph" w:styleId="Corpsdetexte">
     <w:name w:val="Body Text"/>
     <w:basedOn w:val="Normal"/>
     <w:pPr>
       <w:spacing w:after="120"/>
     </w:pPr>
   </w:style>
-  <w:style w:type="paragraph" w:styleId="List">
+  <w:style w:type="paragraph" w:styleId="Liste">
     <w:name w:val="List"/>
-    <w:basedOn w:val="BodyText"/>
+    <w:basedOn w:val="Corpsdetexte"/>
     <w:rPr>
       <w:rFonts w:cs="Lohit Devanagari"/>
     </w:rPr>
   </w:style>
-  <w:style w:type="paragraph" w:styleId="Caption">
+  <w:style w:type="paragraph" w:styleId="Lgende">
     <w:name w:val="caption"/>
     <w:basedOn w:val="Normal"/>
     <w:qFormat/>
@@ -18777,10 +18609,10 @@
       <w:rFonts w:cs="Lohit Devanagari"/>
     </w:rPr>
   </w:style>
-  <w:style w:type="paragraph" w:styleId="Title">
+  <w:style w:type="paragraph" w:styleId="Titre">
     <w:name w:val="Title"/>
     <w:basedOn w:val="Normal"/>
-    <w:next w:val="Subtitle"/>
+    <w:next w:val="Sous-titre"/>
     <w:qFormat/>
     <w:pPr>
       <w:jc w:val="center"/>
@@ -18791,10 +18623,10 @@
       <w:lang w:val="en-GB"/>
     </w:rPr>
   </w:style>
-  <w:style w:type="paragraph" w:styleId="Subtitle">
+  <w:style w:type="paragraph" w:styleId="Sous-titre">
     <w:name w:val="Subtitle"/>
     <w:basedOn w:val="Heading"/>
-    <w:next w:val="BodyText"/>
+    <w:next w:val="Corpsdetexte"/>
     <w:qFormat/>
     <w:pPr>
       <w:jc w:val="center"/>
@@ -18804,26 +18636,26 @@
       <w:iCs/>
     </w:rPr>
   </w:style>
-  <w:style w:type="paragraph" w:styleId="CommentText">
+  <w:style w:type="paragraph" w:styleId="Commentaire">
     <w:name w:val="annotation text"/>
     <w:basedOn w:val="Normal"/>
-    <w:link w:val="CommentTextChar"/>
+    <w:link w:val="CommentaireCar"/>
     <w:uiPriority w:val="99"/>
     <w:rPr>
       <w:sz w:val="20"/>
       <w:szCs w:val="20"/>
     </w:rPr>
   </w:style>
-  <w:style w:type="paragraph" w:styleId="CommentSubject">
+  <w:style w:type="paragraph" w:styleId="Objetducommentaire">
     <w:name w:val="annotation subject"/>
-    <w:basedOn w:val="CommentText"/>
-    <w:next w:val="CommentText"/>
+    <w:basedOn w:val="Commentaire"/>
+    <w:next w:val="Commentaire"/>
     <w:rPr>
       <w:b/>
       <w:bCs/>
     </w:rPr>
   </w:style>
-  <w:style w:type="paragraph" w:styleId="BalloonText">
+  <w:style w:type="paragraph" w:styleId="Textedebulles">
     <w:name w:val="Balloon Text"/>
     <w:basedOn w:val="Normal"/>
     <w:rPr>
@@ -18832,14 +18664,14 @@
       <w:szCs w:val="16"/>
     </w:rPr>
   </w:style>
-  <w:style w:type="paragraph" w:styleId="DocumentMap">
+  <w:style w:type="paragraph" w:styleId="Explorateurdedocument">
     <w:name w:val="Document Map"/>
     <w:basedOn w:val="Normal"/>
     <w:rPr>
       <w:rFonts w:ascii="Lucida Grande" w:hAnsi="Lucida Grande"/>
     </w:rPr>
   </w:style>
-  <w:style w:type="paragraph" w:styleId="Header">
+  <w:style w:type="paragraph" w:styleId="En-tte">
     <w:name w:val="header"/>
     <w:basedOn w:val="Normal"/>
     <w:pPr>
@@ -18849,7 +18681,7 @@
       </w:tabs>
     </w:pPr>
   </w:style>
-  <w:style w:type="paragraph" w:styleId="Footer">
+  <w:style w:type="paragraph" w:styleId="Pieddepage">
     <w:name w:val="footer"/>
     <w:basedOn w:val="Normal"/>
     <w:pPr>
@@ -18859,17 +18691,17 @@
       </w:tabs>
     </w:pPr>
   </w:style>
-  <w:style w:type="paragraph" w:styleId="FootnoteText">
+  <w:style w:type="paragraph" w:styleId="Notedebasdepage">
     <w:name w:val="footnote text"/>
     <w:basedOn w:val="Normal"/>
-    <w:link w:val="FootnoteTextChar"/>
+    <w:link w:val="NotedebasdepageCar"/>
     <w:uiPriority w:val="99"/>
     <w:unhideWhenUsed/>
     <w:rsid w:val="002721B6"/>
   </w:style>
-  <w:style w:type="character" w:customStyle="1" w:styleId="FootnoteTextChar">
-    <w:name w:val="Footnote Text Char"/>
-    <w:link w:val="FootnoteText"/>
+  <w:style w:type="character" w:customStyle="1" w:styleId="NotedebasdepageCar">
+    <w:name w:val="Note de bas de page Car"/>
+    <w:link w:val="Notedebasdepage"/>
     <w:uiPriority w:val="99"/>
     <w:rsid w:val="002721B6"/>
     <w:rPr>
@@ -18878,7 +18710,7 @@
       <w:lang w:val="fr-FR" w:eastAsia="ar-SA"/>
     </w:rPr>
   </w:style>
-  <w:style w:type="character" w:styleId="FootnoteReference">
+  <w:style w:type="character" w:styleId="Marquenotebasdepage">
     <w:name w:val="footnote reference"/>
     <w:uiPriority w:val="99"/>
     <w:unhideWhenUsed/>
@@ -18887,7 +18719,7 @@
       <w:vertAlign w:val="superscript"/>
     </w:rPr>
   </w:style>
-  <w:style w:type="paragraph" w:styleId="Revision">
+  <w:style w:type="paragraph" w:styleId="Rvision">
     <w:name w:val="Revision"/>
     <w:hidden/>
     <w:uiPriority w:val="99"/>
@@ -18899,9 +18731,9 @@
       <w:lang w:val="fr-FR" w:eastAsia="ar-SA"/>
     </w:rPr>
   </w:style>
-  <w:style w:type="character" w:customStyle="1" w:styleId="CommentTextChar">
-    <w:name w:val="Comment Text Char"/>
-    <w:link w:val="CommentText"/>
+  <w:style w:type="character" w:customStyle="1" w:styleId="CommentaireCar">
+    <w:name w:val="Commentaire Car"/>
+    <w:link w:val="Commentaire"/>
     <w:uiPriority w:val="99"/>
     <w:rsid w:val="001A3160"/>
     <w:rPr>
@@ -18917,7 +18749,7 @@
       <w:lang w:val="fr-FR" w:eastAsia="fr-FR"/>
     </w:rPr>
   </w:style>
-  <w:style w:type="paragraph" w:styleId="ListParagraph">
+  <w:style w:type="paragraph" w:styleId="Paragraphedeliste">
     <w:name w:val="List Paragraph"/>
     <w:basedOn w:val="Normal"/>
     <w:uiPriority w:val="34"/>
@@ -18930,7 +18762,7 @@
   </w:style>
   <w:style w:type="character" w:customStyle="1" w:styleId="UnresolvedMention1">
     <w:name w:val="Unresolved Mention1"/>
-    <w:basedOn w:val="DefaultParagraphFont"/>
+    <w:basedOn w:val="Policepardfaut"/>
     <w:uiPriority w:val="99"/>
     <w:semiHidden/>
     <w:unhideWhenUsed/>
@@ -18942,12 +18774,1209 @@
   </w:style>
   <w:style w:type="character" w:customStyle="1" w:styleId="apple-converted-space">
     <w:name w:val="apple-converted-space"/>
-    <w:basedOn w:val="DefaultParagraphFont"/>
+    <w:basedOn w:val="Policepardfaut"/>
     <w:rsid w:val="0063015F"/>
   </w:style>
-  <w:style w:type="character" w:styleId="FollowedHyperlink">
+  <w:style w:type="character" w:styleId="Lienhypertextesuivi">
     <w:name w:val="FollowedHyperlink"/>
-    <w:basedOn w:val="DefaultParagraphFont"/>
+    <w:basedOn w:val="Policepardfaut"/>
+    <w:uiPriority w:val="99"/>
+    <w:semiHidden/>
+    <w:unhideWhenUsed/>
+    <w:rsid w:val="008020FE"/>
+    <w:rPr>
+      <w:color w:val="954F72" w:themeColor="followedHyperlink"/>
+      <w:u w:val="single"/>
+    </w:rPr>
+  </w:style>
+</w:styles>
+</file>
+
+<file path=word/stylesWithEffects.xml><?xml version="1.0" encoding="utf-8"?>
+<w:styles xmlns:wpc="http://schemas.microsoft.com/office/word/2010/wordprocessingCanvas" xmlns:mo="http://schemas.microsoft.com/office/mac/office/2008/main" xmlns:mc="http://schemas.openxmlformats.org/markup-compatibility/2006" xmlns:mv="urn:schemas-microsoft-com:mac:vml" xmlns:o="urn:schemas-microsoft-com:office:office" xmlns:r="http://schemas.openxmlformats.org/officeDocument/2006/relationships" xmlns:m="http://schemas.openxmlformats.org/officeDocument/2006/math" xmlns:v="urn:schemas-microsoft-com:vml" xmlns:wp14="http://schemas.microsoft.com/office/word/2010/wordprocessingDrawing" xmlns:wp="http://schemas.openxmlformats.org/drawingml/2006/wordprocessingDrawing" xmlns:w10="urn:schemas-microsoft-com:office:word" xmlns:w="http://schemas.openxmlformats.org/wordprocessingml/2006/main" xmlns:w14="http://schemas.microsoft.com/office/word/2010/wordml" xmlns:wpg="http://schemas.microsoft.com/office/word/2010/wordprocessingGroup" xmlns:wpi="http://schemas.microsoft.com/office/word/2010/wordprocessingInk" xmlns:wne="http://schemas.microsoft.com/office/word/2006/wordml" xmlns:wps="http://schemas.microsoft.com/office/word/2010/wordprocessingShape" mc:Ignorable="w14 wp14">
+  <w:docDefaults>
+    <w:rPrDefault>
+      <w:rPr>
+        <w:rFonts w:ascii="Times New Roman" w:eastAsia="Times New Roman" w:hAnsi="Times New Roman" w:cs="Times New Roman"/>
+        <w:lang w:val="uz-Cyrl-UZ" w:eastAsia="en-GB" w:bidi="ar-SA"/>
+      </w:rPr>
+    </w:rPrDefault>
+    <w:pPrDefault/>
+  </w:docDefaults>
+  <w:latentStyles w:defLockedState="0" w:defUIPriority="99" w:defSemiHidden="1" w:defUnhideWhenUsed="1" w:defQFormat="0" w:count="276">
+    <w:lsdException w:name="Normal" w:semiHidden="0" w:uiPriority="0" w:unhideWhenUsed="0" w:qFormat="1"/>
+    <w:lsdException w:name="heading 1" w:semiHidden="0" w:uiPriority="9" w:unhideWhenUsed="0" w:qFormat="1"/>
+    <w:lsdException w:name="heading 2" w:uiPriority="9" w:qFormat="1"/>
+    <w:lsdException w:name="heading 3" w:uiPriority="9" w:qFormat="1"/>
+    <w:lsdException w:name="heading 4" w:uiPriority="9" w:qFormat="1"/>
+    <w:lsdException w:name="heading 5" w:uiPriority="9" w:qFormat="1"/>
+    <w:lsdException w:name="heading 6" w:uiPriority="9" w:qFormat="1"/>
+    <w:lsdException w:name="heading 7" w:uiPriority="9" w:qFormat="1"/>
+    <w:lsdException w:name="heading 8" w:uiPriority="9" w:qFormat="1"/>
+    <w:lsdException w:name="heading 9" w:uiPriority="9" w:qFormat="1"/>
+    <w:lsdException w:name="toc 1" w:uiPriority="39"/>
+    <w:lsdException w:name="toc 2" w:uiPriority="39"/>
+    <w:lsdException w:name="toc 3" w:uiPriority="39"/>
+    <w:lsdException w:name="toc 4" w:uiPriority="39"/>
+    <w:lsdException w:name="toc 5" w:uiPriority="39"/>
+    <w:lsdException w:name="toc 6" w:uiPriority="39"/>
+    <w:lsdException w:name="toc 7" w:uiPriority="39"/>
+    <w:lsdException w:name="toc 8" w:uiPriority="39"/>
+    <w:lsdException w:name="toc 9" w:uiPriority="39"/>
+    <w:lsdException w:name="caption" w:semiHidden="0" w:uiPriority="35" w:unhideWhenUsed="0" w:qFormat="1"/>
+    <w:lsdException w:name="Title" w:semiHidden="0" w:uiPriority="10" w:unhideWhenUsed="0" w:qFormat="1"/>
+    <w:lsdException w:name="Default Paragraph Font" w:uiPriority="1"/>
+    <w:lsdException w:name="Subtitle" w:semiHidden="0" w:uiPriority="11" w:unhideWhenUsed="0" w:qFormat="1"/>
+    <w:lsdException w:name="Strong" w:semiHidden="0" w:uiPriority="22" w:unhideWhenUsed="0" w:qFormat="1"/>
+    <w:lsdException w:name="Emphasis" w:semiHidden="0" w:uiPriority="20" w:unhideWhenUsed="0" w:qFormat="1"/>
+    <w:lsdException w:name="Table Grid" w:semiHidden="0" w:uiPriority="59" w:unhideWhenUsed="0"/>
+    <w:lsdException w:name="Note Level 1" w:semiHidden="0" w:unhideWhenUsed="0"/>
+    <w:lsdException w:name="Note Level 2" w:semiHidden="0" w:unhideWhenUsed="0"/>
+    <w:lsdException w:name="Note Level 3" w:semiHidden="0" w:unhideWhenUsed="0"/>
+    <w:lsdException w:name="Note Level 4" w:semiHidden="0" w:unhideWhenUsed="0"/>
+    <w:lsdException w:name="Note Level 5" w:semiHidden="0" w:unhideWhenUsed="0"/>
+    <w:lsdException w:name="Note Level 6" w:semiHidden="0" w:unhideWhenUsed="0"/>
+    <w:lsdException w:name="Note Level 7" w:semiHidden="0" w:unhideWhenUsed="0"/>
+    <w:lsdException w:name="Note Level 8" w:semiHidden="0" w:unhideWhenUsed="0"/>
+    <w:lsdException w:name="Note Level 9" w:semiHidden="0" w:unhideWhenUsed="0"/>
+    <w:lsdException w:name="Placeholder Text" w:unhideWhenUsed="0"/>
+    <w:lsdException w:name="No Spacing" w:semiHidden="0" w:uiPriority="1" w:unhideWhenUsed="0" w:qFormat="1"/>
+    <w:lsdException w:name="Light Shading" w:semiHidden="0" w:uiPriority="60" w:unhideWhenUsed="0"/>
+    <w:lsdException w:name="Light List" w:semiHidden="0" w:uiPriority="61" w:unhideWhenUsed="0"/>
+    <w:lsdException w:name="Light Grid" w:semiHidden="0" w:uiPriority="62" w:unhideWhenUsed="0"/>
+    <w:lsdException w:name="Medium Shading 1" w:semiHidden="0" w:uiPriority="63" w:unhideWhenUsed="0"/>
+    <w:lsdException w:name="Medium Shading 2" w:semiHidden="0" w:uiPriority="64" w:unhideWhenUsed="0"/>
+    <w:lsdException w:name="Medium List 1" w:semiHidden="0" w:uiPriority="65" w:unhideWhenUsed="0"/>
+    <w:lsdException w:name="Medium List 2" w:semiHidden="0" w:uiPriority="66" w:unhideWhenUsed="0"/>
+    <w:lsdException w:name="Medium Grid 1" w:semiHidden="0" w:uiPriority="67" w:unhideWhenUsed="0"/>
+    <w:lsdException w:name="Medium Grid 2" w:semiHidden="0" w:uiPriority="68" w:unhideWhenUsed="0"/>
+    <w:lsdException w:name="Medium Grid 3" w:semiHidden="0" w:uiPriority="69" w:unhideWhenUsed="0"/>
+    <w:lsdException w:name="Dark List" w:semiHidden="0" w:uiPriority="70" w:unhideWhenUsed="0"/>
+    <w:lsdException w:name="Colorful Shading" w:semiHidden="0" w:uiPriority="71" w:unhideWhenUsed="0"/>
+    <w:lsdException w:name="Colorful List" w:semiHidden="0" w:uiPriority="72" w:unhideWhenUsed="0"/>
+    <w:lsdException w:name="Colorful Grid" w:semiHidden="0" w:uiPriority="73" w:unhideWhenUsed="0"/>
+    <w:lsdException w:name="Light Shading Accent 1" w:semiHidden="0" w:uiPriority="60" w:unhideWhenUsed="0"/>
+    <w:lsdException w:name="Light List Accent 1" w:semiHidden="0" w:uiPriority="61" w:unhideWhenUsed="0"/>
+    <w:lsdException w:name="Light Grid Accent 1" w:semiHidden="0" w:uiPriority="62" w:unhideWhenUsed="0"/>
+    <w:lsdException w:name="Medium Shading 1 Accent 1" w:semiHidden="0" w:uiPriority="63" w:unhideWhenUsed="0"/>
+    <w:lsdException w:name="Medium Shading 2 Accent 1" w:semiHidden="0" w:uiPriority="64" w:unhideWhenUsed="0"/>
+    <w:lsdException w:name="Medium List 1 Accent 1" w:semiHidden="0" w:uiPriority="65" w:unhideWhenUsed="0"/>
+    <w:lsdException w:name="Revision" w:unhideWhenUsed="0"/>
+    <w:lsdException w:name="List Paragraph" w:semiHidden="0" w:uiPriority="34" w:unhideWhenUsed="0" w:qFormat="1"/>
+    <w:lsdException w:name="Quote" w:semiHidden="0" w:uiPriority="29" w:unhideWhenUsed="0" w:qFormat="1"/>
+    <w:lsdException w:name="Intense Quote" w:semiHidden="0" w:uiPriority="30" w:unhideWhenUsed="0" w:qFormat="1"/>
+    <w:lsdException w:name="Medium List 2 Accent 1" w:semiHidden="0" w:uiPriority="66" w:unhideWhenUsed="0"/>
+    <w:lsdException w:name="Medium Grid 1 Accent 1" w:semiHidden="0" w:uiPriority="67" w:unhideWhenUsed="0"/>
+    <w:lsdException w:name="Medium Grid 2 Accent 1" w:semiHidden="0" w:uiPriority="68" w:unhideWhenUsed="0"/>
+    <w:lsdException w:name="Medium Grid 3 Accent 1" w:semiHidden="0" w:uiPriority="69" w:unhideWhenUsed="0"/>
+    <w:lsdException w:name="Dark List Accent 1" w:semiHidden="0" w:uiPriority="70" w:unhideWhenUsed="0"/>
+    <w:lsdException w:name="Colorful Shading Accent 1" w:semiHidden="0" w:uiPriority="71" w:unhideWhenUsed="0"/>
+    <w:lsdException w:name="Colorful List Accent 1" w:semiHidden="0" w:uiPriority="72" w:unhideWhenUsed="0"/>
+    <w:lsdException w:name="Colorful Grid Accent 1" w:semiHidden="0" w:uiPriority="73" w:unhideWhenUsed="0"/>
+    <w:lsdException w:name="Light Shading Accent 2" w:semiHidden="0" w:uiPriority="60" w:unhideWhenUsed="0"/>
+    <w:lsdException w:name="Light List Accent 2" w:semiHidden="0" w:uiPriority="61" w:unhideWhenUsed="0"/>
+    <w:lsdException w:name="Light Grid Accent 2" w:semiHidden="0" w:uiPriority="62" w:unhideWhenUsed="0"/>
+    <w:lsdException w:name="Medium Shading 1 Accent 2" w:semiHidden="0" w:uiPriority="63" w:unhideWhenUsed="0"/>
+    <w:lsdException w:name="Medium Shading 2 Accent 2" w:semiHidden="0" w:uiPriority="64" w:unhideWhenUsed="0"/>
+    <w:lsdException w:name="Medium List 1 Accent 2" w:semiHidden="0" w:uiPriority="65" w:unhideWhenUsed="0"/>
+    <w:lsdException w:name="Medium List 2 Accent 2" w:semiHidden="0" w:uiPriority="66" w:unhideWhenUsed="0"/>
+    <w:lsdException w:name="Medium Grid 1 Accent 2" w:semiHidden="0" w:uiPriority="67" w:unhideWhenUsed="0"/>
+    <w:lsdException w:name="Medium Grid 2 Accent 2" w:semiHidden="0" w:uiPriority="68" w:unhideWhenUsed="0"/>
+    <w:lsdException w:name="Medium Grid 3 Accent 2" w:semiHidden="0" w:uiPriority="69" w:unhideWhenUsed="0"/>
+    <w:lsdException w:name="Dark List Accent 2" w:semiHidden="0" w:uiPriority="70" w:unhideWhenUsed="0"/>
+    <w:lsdException w:name="Colorful Shading Accent 2" w:semiHidden="0" w:uiPriority="71" w:unhideWhenUsed="0"/>
+    <w:lsdException w:name="Colorful List Accent 2" w:semiHidden="0" w:uiPriority="72" w:unhideWhenUsed="0"/>
+    <w:lsdException w:name="Colorful Grid Accent 2" w:semiHidden="0" w:uiPriority="73" w:unhideWhenUsed="0"/>
+    <w:lsdException w:name="Light Shading Accent 3" w:semiHidden="0" w:uiPriority="60" w:unhideWhenUsed="0"/>
+    <w:lsdException w:name="Light List Accent 3" w:semiHidden="0" w:uiPriority="61" w:unhideWhenUsed="0"/>
+    <w:lsdException w:name="Light Grid Accent 3" w:semiHidden="0" w:uiPriority="62" w:unhideWhenUsed="0"/>
+    <w:lsdException w:name="Medium Shading 1 Accent 3" w:semiHidden="0" w:uiPriority="63" w:unhideWhenUsed="0"/>
+    <w:lsdException w:name="Medium Shading 2 Accent 3" w:semiHidden="0" w:uiPriority="64" w:unhideWhenUsed="0"/>
+    <w:lsdException w:name="Medium List 1 Accent 3" w:semiHidden="0" w:uiPriority="65" w:unhideWhenUsed="0"/>
+    <w:lsdException w:name="Medium List 2 Accent 3" w:semiHidden="0" w:uiPriority="66" w:unhideWhenUsed="0"/>
+    <w:lsdException w:name="Medium Grid 1 Accent 3" w:semiHidden="0" w:uiPriority="67" w:unhideWhenUsed="0"/>
+    <w:lsdException w:name="Medium Grid 2 Accent 3" w:semiHidden="0" w:uiPriority="68" w:unhideWhenUsed="0"/>
+    <w:lsdException w:name="Medium Grid 3 Accent 3" w:semiHidden="0" w:uiPriority="69" w:unhideWhenUsed="0"/>
+    <w:lsdException w:name="Dark List Accent 3" w:semiHidden="0" w:uiPriority="70" w:unhideWhenUsed="0"/>
+    <w:lsdException w:name="Colorful Shading Accent 3" w:semiHidden="0" w:uiPriority="71" w:unhideWhenUsed="0"/>
+    <w:lsdException w:name="Colorful List Accent 3" w:semiHidden="0" w:uiPriority="72" w:unhideWhenUsed="0"/>
+    <w:lsdException w:name="Colorful Grid Accent 3" w:semiHidden="0" w:uiPriority="73" w:unhideWhenUsed="0"/>
+    <w:lsdException w:name="Light Shading Accent 4" w:semiHidden="0" w:uiPriority="60" w:unhideWhenUsed="0"/>
+    <w:lsdException w:name="Light List Accent 4" w:semiHidden="0" w:uiPriority="61" w:unhideWhenUsed="0"/>
+    <w:lsdException w:name="Light Grid Accent 4" w:semiHidden="0" w:uiPriority="62" w:unhideWhenUsed="0"/>
+    <w:lsdException w:name="Medium Shading 1 Accent 4" w:semiHidden="0" w:uiPriority="63" w:unhideWhenUsed="0"/>
+    <w:lsdException w:name="Medium Shading 2 Accent 4" w:semiHidden="0" w:uiPriority="64" w:unhideWhenUsed="0"/>
+    <w:lsdException w:name="Medium List 1 Accent 4" w:semiHidden="0" w:uiPriority="65" w:unhideWhenUsed="0"/>
+    <w:lsdException w:name="Medium List 2 Accent 4" w:semiHidden="0" w:uiPriority="66" w:unhideWhenUsed="0"/>
+    <w:lsdException w:name="Medium Grid 1 Accent 4" w:semiHidden="0" w:uiPriority="67" w:unhideWhenUsed="0"/>
+    <w:lsdException w:name="Medium Grid 2 Accent 4" w:semiHidden="0" w:uiPriority="68" w:unhideWhenUsed="0"/>
+    <w:lsdException w:name="Medium Grid 3 Accent 4" w:semiHidden="0" w:uiPriority="69" w:unhideWhenUsed="0"/>
+    <w:lsdException w:name="Dark List Accent 4" w:semiHidden="0" w:uiPriority="70" w:unhideWhenUsed="0"/>
+    <w:lsdException w:name="Colorful Shading Accent 4" w:semiHidden="0" w:uiPriority="71" w:unhideWhenUsed="0"/>
+    <w:lsdException w:name="Colorful List Accent 4" w:semiHidden="0" w:uiPriority="72" w:unhideWhenUsed="0"/>
+    <w:lsdException w:name="Colorful Grid Accent 4" w:semiHidden="0" w:uiPriority="73" w:unhideWhenUsed="0"/>
+    <w:lsdException w:name="Light Shading Accent 5" w:semiHidden="0" w:uiPriority="60" w:unhideWhenUsed="0"/>
+    <w:lsdException w:name="Light List Accent 5" w:semiHidden="0" w:uiPriority="61" w:unhideWhenUsed="0"/>
+    <w:lsdException w:name="Light Grid Accent 5" w:semiHidden="0" w:uiPriority="62" w:unhideWhenUsed="0"/>
+    <w:lsdException w:name="Medium Shading 1 Accent 5" w:semiHidden="0" w:uiPriority="63" w:unhideWhenUsed="0"/>
+    <w:lsdException w:name="Medium Shading 2 Accent 5" w:semiHidden="0" w:uiPriority="64" w:unhideWhenUsed="0"/>
+    <w:lsdException w:name="Medium List 1 Accent 5" w:semiHidden="0" w:uiPriority="65" w:unhideWhenUsed="0"/>
+    <w:lsdException w:name="Medium List 2 Accent 5" w:semiHidden="0" w:uiPriority="66" w:unhideWhenUsed="0"/>
+    <w:lsdException w:name="Medium Grid 1 Accent 5" w:semiHidden="0" w:uiPriority="67" w:unhideWhenUsed="0"/>
+    <w:lsdException w:name="Medium Grid 2 Accent 5" w:semiHidden="0" w:uiPriority="68" w:unhideWhenUsed="0"/>
+    <w:lsdException w:name="Medium Grid 3 Accent 5" w:semiHidden="0" w:uiPriority="69" w:unhideWhenUsed="0"/>
+    <w:lsdException w:name="Dark List Accent 5" w:semiHidden="0" w:uiPriority="70" w:unhideWhenUsed="0"/>
+    <w:lsdException w:name="Colorful Shading Accent 5" w:semiHidden="0" w:uiPriority="71" w:unhideWhenUsed="0"/>
+    <w:lsdException w:name="Colorful List Accent 5" w:semiHidden="0" w:uiPriority="72" w:unhideWhenUsed="0"/>
+    <w:lsdException w:name="Colorful Grid Accent 5" w:semiHidden="0" w:uiPriority="73" w:unhideWhenUsed="0"/>
+    <w:lsdException w:name="Light Shading Accent 6" w:semiHidden="0" w:uiPriority="60" w:unhideWhenUsed="0"/>
+    <w:lsdException w:name="Light List Accent 6" w:semiHidden="0" w:uiPriority="61" w:unhideWhenUsed="0"/>
+    <w:lsdException w:name="Light Grid Accent 6" w:semiHidden="0" w:uiPriority="62" w:unhideWhenUsed="0"/>
+    <w:lsdException w:name="Medium Shading 1 Accent 6" w:semiHidden="0" w:uiPriority="63" w:unhideWhenUsed="0"/>
+    <w:lsdException w:name="Medium Shading 2 Accent 6" w:semiHidden="0" w:uiPriority="64" w:unhideWhenUsed="0"/>
+    <w:lsdException w:name="Medium List 1 Accent 6" w:semiHidden="0" w:uiPriority="65" w:unhideWhenUsed="0"/>
+    <w:lsdException w:name="Medium List 2 Accent 6" w:semiHidden="0" w:uiPriority="66" w:unhideWhenUsed="0"/>
+    <w:lsdException w:name="Medium Grid 1 Accent 6" w:semiHidden="0" w:uiPriority="67" w:unhideWhenUsed="0"/>
+    <w:lsdException w:name="Medium Grid 2 Accent 6" w:semiHidden="0" w:uiPriority="68" w:unhideWhenUsed="0"/>
+    <w:lsdException w:name="Medium Grid 3 Accent 6" w:semiHidden="0" w:uiPriority="69" w:unhideWhenUsed="0"/>
+    <w:lsdException w:name="Dark List Accent 6" w:semiHidden="0" w:uiPriority="70" w:unhideWhenUsed="0"/>
+    <w:lsdException w:name="Colorful Shading Accent 6" w:semiHidden="0" w:uiPriority="71" w:unhideWhenUsed="0"/>
+    <w:lsdException w:name="Colorful List Accent 6" w:semiHidden="0" w:uiPriority="72" w:unhideWhenUsed="0"/>
+    <w:lsdException w:name="Colorful Grid Accent 6" w:semiHidden="0" w:uiPriority="73" w:unhideWhenUsed="0"/>
+    <w:lsdException w:name="Subtle Emphasis" w:semiHidden="0" w:uiPriority="19" w:unhideWhenUsed="0" w:qFormat="1"/>
+    <w:lsdException w:name="Intense Emphasis" w:semiHidden="0" w:uiPriority="21" w:unhideWhenUsed="0" w:qFormat="1"/>
+    <w:lsdException w:name="Subtle Reference" w:semiHidden="0" w:uiPriority="31" w:unhideWhenUsed="0" w:qFormat="1"/>
+    <w:lsdException w:name="Intense Reference" w:semiHidden="0" w:uiPriority="32" w:unhideWhenUsed="0" w:qFormat="1"/>
+    <w:lsdException w:name="Book Title" w:semiHidden="0" w:uiPriority="33" w:unhideWhenUsed="0" w:qFormat="1"/>
+    <w:lsdException w:name="Bibliography" w:uiPriority="37"/>
+    <w:lsdException w:name="TOC Heading" w:uiPriority="39" w:qFormat="1"/>
+  </w:latentStyles>
+  <w:style w:type="paragraph" w:default="1" w:styleId="Normal">
+    <w:name w:val="Normal"/>
+    <w:qFormat/>
+    <w:pPr>
+      <w:suppressAutoHyphens/>
+    </w:pPr>
+    <w:rPr>
+      <w:sz w:val="24"/>
+      <w:szCs w:val="24"/>
+      <w:lang w:val="fr-FR" w:eastAsia="ar-SA"/>
+    </w:rPr>
+  </w:style>
+  <w:style w:type="character" w:default="1" w:styleId="Policepardfaut">
+    <w:name w:val="Default Paragraph Font"/>
+    <w:uiPriority w:val="1"/>
+    <w:semiHidden/>
+    <w:unhideWhenUsed/>
+  </w:style>
+  <w:style w:type="table" w:default="1" w:styleId="TableauNormal">
+    <w:name w:val="Normal Table"/>
+    <w:uiPriority w:val="99"/>
+    <w:semiHidden/>
+    <w:unhideWhenUsed/>
+    <w:tblPr>
+      <w:tblInd w:w="0" w:type="dxa"/>
+      <w:tblCellMar>
+        <w:top w:w="0" w:type="dxa"/>
+        <w:left w:w="108" w:type="dxa"/>
+        <w:bottom w:w="0" w:type="dxa"/>
+        <w:right w:w="108" w:type="dxa"/>
+      </w:tblCellMar>
+    </w:tblPr>
+  </w:style>
+  <w:style w:type="numbering" w:default="1" w:styleId="Aucuneliste">
+    <w:name w:val="No List"/>
+    <w:uiPriority w:val="99"/>
+    <w:semiHidden/>
+    <w:unhideWhenUsed/>
+  </w:style>
+  <w:style w:type="character" w:customStyle="1" w:styleId="WW8Num2z0">
+    <w:name w:val="WW8Num2z0"/>
+    <w:rPr>
+      <w:rFonts w:ascii="Wingdings" w:hAnsi="Wingdings"/>
+    </w:rPr>
+  </w:style>
+  <w:style w:type="character" w:customStyle="1" w:styleId="WW8Num3z0">
+    <w:name w:val="WW8Num3z0"/>
+    <w:rPr>
+      <w:rFonts w:ascii="Wingdings" w:hAnsi="Wingdings"/>
+    </w:rPr>
+  </w:style>
+  <w:style w:type="character" w:customStyle="1" w:styleId="WW8Num4z0">
+    <w:name w:val="WW8Num4z0"/>
+    <w:rPr>
+      <w:rFonts w:ascii="Symbol" w:hAnsi="Symbol"/>
+    </w:rPr>
+  </w:style>
+  <w:style w:type="character" w:customStyle="1" w:styleId="WW8Num5z0">
+    <w:name w:val="WW8Num5z0"/>
+    <w:rPr>
+      <w:rFonts w:ascii="Symbol" w:hAnsi="Symbol"/>
+    </w:rPr>
+  </w:style>
+  <w:style w:type="character" w:customStyle="1" w:styleId="WW8Num6z0">
+    <w:name w:val="WW8Num6z0"/>
+    <w:rPr>
+      <w:rFonts w:ascii="Symbol" w:hAnsi="Symbol"/>
+    </w:rPr>
+  </w:style>
+  <w:style w:type="character" w:customStyle="1" w:styleId="WW8Num7z0">
+    <w:name w:val="WW8Num7z0"/>
+    <w:rPr>
+      <w:rFonts w:ascii="Symbol" w:hAnsi="Symbol"/>
+    </w:rPr>
+  </w:style>
+  <w:style w:type="character" w:customStyle="1" w:styleId="WW8Num8z0">
+    <w:name w:val="WW8Num8z0"/>
+    <w:rPr>
+      <w:rFonts w:ascii="Symbol" w:hAnsi="Symbol"/>
+    </w:rPr>
+  </w:style>
+  <w:style w:type="character" w:customStyle="1" w:styleId="WW8Num9z0">
+    <w:name w:val="WW8Num9z0"/>
+    <w:rPr>
+      <w:rFonts w:ascii="Symbol" w:hAnsi="Symbol"/>
+    </w:rPr>
+  </w:style>
+  <w:style w:type="character" w:customStyle="1" w:styleId="WW8Num10z0">
+    <w:name w:val="WW8Num10z0"/>
+    <w:rPr>
+      <w:rFonts w:ascii="Symbol" w:hAnsi="Symbol"/>
+    </w:rPr>
+  </w:style>
+  <w:style w:type="character" w:customStyle="1" w:styleId="WW8Num11z0">
+    <w:name w:val="WW8Num11z0"/>
+    <w:rPr>
+      <w:rFonts w:ascii="Symbol" w:hAnsi="Symbol"/>
+    </w:rPr>
+  </w:style>
+  <w:style w:type="character" w:customStyle="1" w:styleId="WW8Num12z0">
+    <w:name w:val="WW8Num12z0"/>
+    <w:rPr>
+      <w:rFonts w:ascii="Wingdings" w:hAnsi="Wingdings"/>
+    </w:rPr>
+  </w:style>
+  <w:style w:type="character" w:customStyle="1" w:styleId="WW8Num13z0">
+    <w:name w:val="WW8Num13z0"/>
+    <w:rPr>
+      <w:rFonts w:ascii="Symbol" w:hAnsi="Symbol"/>
+    </w:rPr>
+  </w:style>
+  <w:style w:type="character" w:customStyle="1" w:styleId="WW8Num14z0">
+    <w:name w:val="WW8Num14z0"/>
+    <w:rPr>
+      <w:rFonts w:ascii="Symbol" w:hAnsi="Symbol"/>
+    </w:rPr>
+  </w:style>
+  <w:style w:type="character" w:customStyle="1" w:styleId="WW8Num15z0">
+    <w:name w:val="WW8Num15z0"/>
+    <w:rPr>
+      <w:rFonts w:ascii="Symbol" w:hAnsi="Symbol"/>
+    </w:rPr>
+  </w:style>
+  <w:style w:type="character" w:customStyle="1" w:styleId="WW8Num16z0">
+    <w:name w:val="WW8Num16z0"/>
+    <w:rPr>
+      <w:rFonts w:ascii="Symbol" w:hAnsi="Symbol"/>
+    </w:rPr>
+  </w:style>
+  <w:style w:type="character" w:customStyle="1" w:styleId="WW8Num18z0">
+    <w:name w:val="WW8Num18z0"/>
+    <w:rPr>
+      <w:rFonts w:ascii="Symbol" w:hAnsi="Symbol"/>
+    </w:rPr>
+  </w:style>
+  <w:style w:type="character" w:customStyle="1" w:styleId="WW8Num19z0">
+    <w:name w:val="WW8Num19z0"/>
+    <w:rPr>
+      <w:rFonts w:ascii="Wingdings" w:hAnsi="Wingdings"/>
+    </w:rPr>
+  </w:style>
+  <w:style w:type="character" w:customStyle="1" w:styleId="WW8Num21z0">
+    <w:name w:val="WW8Num21z0"/>
+    <w:rPr>
+      <w:rFonts w:ascii="Wingdings" w:hAnsi="Wingdings"/>
+    </w:rPr>
+  </w:style>
+  <w:style w:type="character" w:customStyle="1" w:styleId="WW8Num22z0">
+    <w:name w:val="WW8Num22z0"/>
+    <w:rPr>
+      <w:rFonts w:ascii="Symbol" w:hAnsi="Symbol"/>
+    </w:rPr>
+  </w:style>
+  <w:style w:type="character" w:customStyle="1" w:styleId="WW8Num23z0">
+    <w:name w:val="WW8Num23z0"/>
+    <w:rPr>
+      <w:rFonts w:ascii="Wingdings" w:hAnsi="Wingdings"/>
+    </w:rPr>
+  </w:style>
+  <w:style w:type="character" w:customStyle="1" w:styleId="WW8Num25z0">
+    <w:name w:val="WW8Num25z0"/>
+    <w:rPr>
+      <w:rFonts w:ascii="Wingdings" w:hAnsi="Wingdings"/>
+    </w:rPr>
+  </w:style>
+  <w:style w:type="character" w:customStyle="1" w:styleId="WW8Num26z0">
+    <w:name w:val="WW8Num26z0"/>
+    <w:rPr>
+      <w:rFonts w:ascii="Symbol" w:hAnsi="Symbol"/>
+    </w:rPr>
+  </w:style>
+  <w:style w:type="character" w:customStyle="1" w:styleId="WW8Num27z0">
+    <w:name w:val="WW8Num27z0"/>
+    <w:rPr>
+      <w:rFonts w:ascii="Wingdings" w:hAnsi="Wingdings"/>
+    </w:rPr>
+  </w:style>
+  <w:style w:type="character" w:customStyle="1" w:styleId="WW8Num28z0">
+    <w:name w:val="WW8Num28z0"/>
+    <w:rPr>
+      <w:rFonts w:ascii="Symbol" w:hAnsi="Symbol"/>
+    </w:rPr>
+  </w:style>
+  <w:style w:type="character" w:customStyle="1" w:styleId="WW8Num29z0">
+    <w:name w:val="WW8Num29z0"/>
+    <w:rPr>
+      <w:rFonts w:ascii="Wingdings" w:hAnsi="Wingdings"/>
+    </w:rPr>
+  </w:style>
+  <w:style w:type="character" w:customStyle="1" w:styleId="WW8Num30z0">
+    <w:name w:val="WW8Num30z0"/>
+    <w:rPr>
+      <w:rFonts w:ascii="Wingdings" w:hAnsi="Wingdings"/>
+    </w:rPr>
+  </w:style>
+  <w:style w:type="character" w:customStyle="1" w:styleId="WW8Num31z0">
+    <w:name w:val="WW8Num31z0"/>
+    <w:rPr>
+      <w:rFonts w:ascii="Symbol" w:hAnsi="Symbol"/>
+    </w:rPr>
+  </w:style>
+  <w:style w:type="character" w:customStyle="1" w:styleId="WW8Num32z0">
+    <w:name w:val="WW8Num32z0"/>
+    <w:rPr>
+      <w:rFonts w:ascii="Wingdings" w:hAnsi="Wingdings"/>
+    </w:rPr>
+  </w:style>
+  <w:style w:type="character" w:customStyle="1" w:styleId="Absatz-Standardschriftart">
+    <w:name w:val="Absatz-Standardschriftart"/>
+  </w:style>
+  <w:style w:type="character" w:customStyle="1" w:styleId="WW8Num1z0">
+    <w:name w:val="WW8Num1z0"/>
+    <w:rPr>
+      <w:rFonts w:ascii="Symbol" w:hAnsi="Symbol"/>
+    </w:rPr>
+  </w:style>
+  <w:style w:type="character" w:customStyle="1" w:styleId="WW8Num1z2">
+    <w:name w:val="WW8Num1z2"/>
+    <w:rPr>
+      <w:rFonts w:ascii="Courier New" w:hAnsi="Courier New"/>
+    </w:rPr>
+  </w:style>
+  <w:style w:type="character" w:customStyle="1" w:styleId="WW8Num1z3">
+    <w:name w:val="WW8Num1z3"/>
+    <w:rPr>
+      <w:rFonts w:ascii="Wingdings" w:hAnsi="Wingdings"/>
+    </w:rPr>
+  </w:style>
+  <w:style w:type="character" w:customStyle="1" w:styleId="WW8Num2z1">
+    <w:name w:val="WW8Num2z1"/>
+    <w:rPr>
+      <w:rFonts w:ascii="Wingdings" w:hAnsi="Wingdings"/>
+    </w:rPr>
+  </w:style>
+  <w:style w:type="character" w:customStyle="1" w:styleId="WW8Num3z1">
+    <w:name w:val="WW8Num3z1"/>
+    <w:rPr>
+      <w:rFonts w:ascii="Courier New" w:hAnsi="Courier New" w:cs="Courier New"/>
+    </w:rPr>
+  </w:style>
+  <w:style w:type="character" w:customStyle="1" w:styleId="WW8Num3z3">
+    <w:name w:val="WW8Num3z3"/>
+    <w:rPr>
+      <w:rFonts w:ascii="Symbol" w:hAnsi="Symbol"/>
+    </w:rPr>
+  </w:style>
+  <w:style w:type="character" w:customStyle="1" w:styleId="WW8Num4z1">
+    <w:name w:val="WW8Num4z1"/>
+    <w:rPr>
+      <w:rFonts w:ascii="Courier New" w:hAnsi="Courier New" w:cs="Courier New"/>
+    </w:rPr>
+  </w:style>
+  <w:style w:type="character" w:customStyle="1" w:styleId="WW8Num4z2">
+    <w:name w:val="WW8Num4z2"/>
+    <w:rPr>
+      <w:rFonts w:ascii="Wingdings" w:hAnsi="Wingdings"/>
+    </w:rPr>
+  </w:style>
+  <w:style w:type="character" w:customStyle="1" w:styleId="WW8Num5z1">
+    <w:name w:val="WW8Num5z1"/>
+    <w:rPr>
+      <w:rFonts w:ascii="Courier New" w:hAnsi="Courier New" w:cs="Courier New"/>
+    </w:rPr>
+  </w:style>
+  <w:style w:type="character" w:customStyle="1" w:styleId="WW8Num5z2">
+    <w:name w:val="WW8Num5z2"/>
+    <w:rPr>
+      <w:rFonts w:ascii="Wingdings" w:hAnsi="Wingdings"/>
+    </w:rPr>
+  </w:style>
+  <w:style w:type="character" w:customStyle="1" w:styleId="WW8Num6z1">
+    <w:name w:val="WW8Num6z1"/>
+    <w:rPr>
+      <w:rFonts w:ascii="Courier New" w:hAnsi="Courier New" w:cs="Courier New"/>
+    </w:rPr>
+  </w:style>
+  <w:style w:type="character" w:customStyle="1" w:styleId="WW8Num6z2">
+    <w:name w:val="WW8Num6z2"/>
+    <w:rPr>
+      <w:rFonts w:ascii="Wingdings" w:hAnsi="Wingdings"/>
+    </w:rPr>
+  </w:style>
+  <w:style w:type="character" w:customStyle="1" w:styleId="WW8Num7z1">
+    <w:name w:val="WW8Num7z1"/>
+    <w:rPr>
+      <w:rFonts w:ascii="Courier New" w:hAnsi="Courier New" w:cs="Courier New"/>
+    </w:rPr>
+  </w:style>
+  <w:style w:type="character" w:customStyle="1" w:styleId="WW8Num7z2">
+    <w:name w:val="WW8Num7z2"/>
+    <w:rPr>
+      <w:rFonts w:ascii="Wingdings" w:hAnsi="Wingdings"/>
+    </w:rPr>
+  </w:style>
+  <w:style w:type="character" w:customStyle="1" w:styleId="WW8Num8z1">
+    <w:name w:val="WW8Num8z1"/>
+    <w:rPr>
+      <w:rFonts w:ascii="Courier New" w:hAnsi="Courier New" w:cs="Courier New"/>
+    </w:rPr>
+  </w:style>
+  <w:style w:type="character" w:customStyle="1" w:styleId="WW8Num8z2">
+    <w:name w:val="WW8Num8z2"/>
+    <w:rPr>
+      <w:rFonts w:ascii="Wingdings" w:hAnsi="Wingdings"/>
+    </w:rPr>
+  </w:style>
+  <w:style w:type="character" w:customStyle="1" w:styleId="WW8Num9z1">
+    <w:name w:val="WW8Num9z1"/>
+    <w:rPr>
+      <w:rFonts w:ascii="Courier New" w:hAnsi="Courier New" w:cs="Courier New"/>
+    </w:rPr>
+  </w:style>
+  <w:style w:type="character" w:customStyle="1" w:styleId="WW8Num9z2">
+    <w:name w:val="WW8Num9z2"/>
+    <w:rPr>
+      <w:rFonts w:ascii="Wingdings" w:hAnsi="Wingdings"/>
+    </w:rPr>
+  </w:style>
+  <w:style w:type="character" w:customStyle="1" w:styleId="WW8Num10z1">
+    <w:name w:val="WW8Num10z1"/>
+    <w:rPr>
+      <w:rFonts w:ascii="Courier New" w:hAnsi="Courier New" w:cs="Courier New"/>
+    </w:rPr>
+  </w:style>
+  <w:style w:type="character" w:customStyle="1" w:styleId="WW8Num10z2">
+    <w:name w:val="WW8Num10z2"/>
+    <w:rPr>
+      <w:rFonts w:ascii="Wingdings" w:hAnsi="Wingdings"/>
+    </w:rPr>
+  </w:style>
+  <w:style w:type="character" w:customStyle="1" w:styleId="WW8Num11z1">
+    <w:name w:val="WW8Num11z1"/>
+    <w:rPr>
+      <w:rFonts w:ascii="Courier New" w:hAnsi="Courier New"/>
+    </w:rPr>
+  </w:style>
+  <w:style w:type="character" w:customStyle="1" w:styleId="WW8Num11z2">
+    <w:name w:val="WW8Num11z2"/>
+    <w:rPr>
+      <w:rFonts w:ascii="Wingdings" w:hAnsi="Wingdings"/>
+    </w:rPr>
+  </w:style>
+  <w:style w:type="character" w:customStyle="1" w:styleId="WW8Num12z1">
+    <w:name w:val="WW8Num12z1"/>
+    <w:rPr>
+      <w:rFonts w:ascii="Courier New" w:hAnsi="Courier New" w:cs="Courier New"/>
+    </w:rPr>
+  </w:style>
+  <w:style w:type="character" w:customStyle="1" w:styleId="WW8Num12z3">
+    <w:name w:val="WW8Num12z3"/>
+    <w:rPr>
+      <w:rFonts w:ascii="Symbol" w:hAnsi="Symbol"/>
+    </w:rPr>
+  </w:style>
+  <w:style w:type="character" w:customStyle="1" w:styleId="WW8Num13z1">
+    <w:name w:val="WW8Num13z1"/>
+    <w:rPr>
+      <w:rFonts w:ascii="Courier New" w:hAnsi="Courier New" w:cs="Courier New"/>
+    </w:rPr>
+  </w:style>
+  <w:style w:type="character" w:customStyle="1" w:styleId="WW8Num13z2">
+    <w:name w:val="WW8Num13z2"/>
+    <w:rPr>
+      <w:rFonts w:ascii="Wingdings" w:hAnsi="Wingdings"/>
+    </w:rPr>
+  </w:style>
+  <w:style w:type="character" w:customStyle="1" w:styleId="WW8Num14z1">
+    <w:name w:val="WW8Num14z1"/>
+    <w:rPr>
+      <w:rFonts w:ascii="Courier New" w:hAnsi="Courier New" w:cs="Courier New"/>
+    </w:rPr>
+  </w:style>
+  <w:style w:type="character" w:customStyle="1" w:styleId="WW8Num14z2">
+    <w:name w:val="WW8Num14z2"/>
+    <w:rPr>
+      <w:rFonts w:ascii="Wingdings" w:hAnsi="Wingdings"/>
+    </w:rPr>
+  </w:style>
+  <w:style w:type="character" w:customStyle="1" w:styleId="WW8Num15z1">
+    <w:name w:val="WW8Num15z1"/>
+    <w:rPr>
+      <w:rFonts w:ascii="Courier New" w:hAnsi="Courier New" w:cs="Courier New"/>
+    </w:rPr>
+  </w:style>
+  <w:style w:type="character" w:customStyle="1" w:styleId="WW8Num15z2">
+    <w:name w:val="WW8Num15z2"/>
+    <w:rPr>
+      <w:rFonts w:ascii="Wingdings" w:hAnsi="Wingdings"/>
+    </w:rPr>
+  </w:style>
+  <w:style w:type="character" w:customStyle="1" w:styleId="WW8Num16z1">
+    <w:name w:val="WW8Num16z1"/>
+    <w:rPr>
+      <w:rFonts w:ascii="Courier New" w:hAnsi="Courier New"/>
+    </w:rPr>
+  </w:style>
+  <w:style w:type="character" w:customStyle="1" w:styleId="WW8Num16z2">
+    <w:name w:val="WW8Num16z2"/>
+    <w:rPr>
+      <w:rFonts w:ascii="Wingdings" w:hAnsi="Wingdings"/>
+    </w:rPr>
+  </w:style>
+  <w:style w:type="character" w:customStyle="1" w:styleId="WW8Num17z0">
+    <w:name w:val="WW8Num17z0"/>
+    <w:rPr>
+      <w:rFonts w:ascii="Wingdings" w:hAnsi="Wingdings"/>
+    </w:rPr>
+  </w:style>
+  <w:style w:type="character" w:customStyle="1" w:styleId="WW8Num17z1">
+    <w:name w:val="WW8Num17z1"/>
+    <w:rPr>
+      <w:rFonts w:ascii="Courier New" w:hAnsi="Courier New" w:cs="Courier New"/>
+    </w:rPr>
+  </w:style>
+  <w:style w:type="character" w:customStyle="1" w:styleId="WW8Num17z3">
+    <w:name w:val="WW8Num17z3"/>
+    <w:rPr>
+      <w:rFonts w:ascii="Symbol" w:hAnsi="Symbol"/>
+    </w:rPr>
+  </w:style>
+  <w:style w:type="character" w:customStyle="1" w:styleId="WW8Num18z1">
+    <w:name w:val="WW8Num18z1"/>
+    <w:rPr>
+      <w:rFonts w:ascii="Courier New" w:hAnsi="Courier New" w:cs="Courier New"/>
+    </w:rPr>
+  </w:style>
+  <w:style w:type="character" w:customStyle="1" w:styleId="WW8Num18z2">
+    <w:name w:val="WW8Num18z2"/>
+    <w:rPr>
+      <w:rFonts w:ascii="Wingdings" w:hAnsi="Wingdings"/>
+    </w:rPr>
+  </w:style>
+  <w:style w:type="character" w:customStyle="1" w:styleId="WW8Num19z1">
+    <w:name w:val="WW8Num19z1"/>
+    <w:rPr>
+      <w:rFonts w:ascii="Courier New" w:hAnsi="Courier New" w:cs="Courier New"/>
+    </w:rPr>
+  </w:style>
+  <w:style w:type="character" w:customStyle="1" w:styleId="WW8Num19z2">
+    <w:name w:val="WW8Num19z2"/>
+    <w:rPr>
+      <w:rFonts w:ascii="Wingdings" w:hAnsi="Wingdings"/>
+    </w:rPr>
+  </w:style>
+  <w:style w:type="character" w:customStyle="1" w:styleId="WW8Num19z3">
+    <w:name w:val="WW8Num19z3"/>
+    <w:rPr>
+      <w:rFonts w:ascii="Symbol" w:hAnsi="Symbol"/>
+    </w:rPr>
+  </w:style>
+  <w:style w:type="character" w:customStyle="1" w:styleId="WW8Num20z0">
+    <w:name w:val="WW8Num20z0"/>
+    <w:rPr>
+      <w:rFonts w:ascii="Symbol" w:hAnsi="Symbol"/>
+    </w:rPr>
+  </w:style>
+  <w:style w:type="character" w:customStyle="1" w:styleId="WW8Num20z1">
+    <w:name w:val="WW8Num20z1"/>
+    <w:rPr>
+      <w:rFonts w:ascii="Courier New" w:hAnsi="Courier New" w:cs="Courier New"/>
+    </w:rPr>
+  </w:style>
+  <w:style w:type="character" w:customStyle="1" w:styleId="WW8Num20z2">
+    <w:name w:val="WW8Num20z2"/>
+    <w:rPr>
+      <w:rFonts w:ascii="Wingdings" w:hAnsi="Wingdings"/>
+    </w:rPr>
+  </w:style>
+  <w:style w:type="character" w:customStyle="1" w:styleId="WW8Num21z1">
+    <w:name w:val="WW8Num21z1"/>
+    <w:rPr>
+      <w:rFonts w:ascii="Courier New" w:hAnsi="Courier New"/>
+    </w:rPr>
+  </w:style>
+  <w:style w:type="character" w:customStyle="1" w:styleId="WW8Num21z3">
+    <w:name w:val="WW8Num21z3"/>
+    <w:rPr>
+      <w:rFonts w:ascii="Symbol" w:hAnsi="Symbol"/>
+    </w:rPr>
+  </w:style>
+  <w:style w:type="character" w:customStyle="1" w:styleId="WW8Num23z1">
+    <w:name w:val="WW8Num23z1"/>
+    <w:rPr>
+      <w:rFonts w:ascii="Courier New" w:hAnsi="Courier New" w:cs="Courier New"/>
+    </w:rPr>
+  </w:style>
+  <w:style w:type="character" w:customStyle="1" w:styleId="WW8Num23z3">
+    <w:name w:val="WW8Num23z3"/>
+    <w:rPr>
+      <w:rFonts w:ascii="Symbol" w:hAnsi="Symbol"/>
+    </w:rPr>
+  </w:style>
+  <w:style w:type="character" w:customStyle="1" w:styleId="WW8Num24z1">
+    <w:name w:val="WW8Num24z1"/>
+    <w:rPr>
+      <w:rFonts w:ascii="Courier New" w:hAnsi="Courier New" w:cs="Courier New"/>
+    </w:rPr>
+  </w:style>
+  <w:style w:type="character" w:customStyle="1" w:styleId="WW8Num24z2">
+    <w:name w:val="WW8Num24z2"/>
+    <w:rPr>
+      <w:rFonts w:ascii="Wingdings" w:hAnsi="Wingdings"/>
+    </w:rPr>
+  </w:style>
+  <w:style w:type="character" w:customStyle="1" w:styleId="WW8Num24z3">
+    <w:name w:val="WW8Num24z3"/>
+    <w:rPr>
+      <w:rFonts w:ascii="Symbol" w:hAnsi="Symbol"/>
+    </w:rPr>
+  </w:style>
+  <w:style w:type="character" w:customStyle="1" w:styleId="WW8Num25z1">
+    <w:name w:val="WW8Num25z1"/>
+    <w:rPr>
+      <w:rFonts w:ascii="Courier New" w:hAnsi="Courier New" w:cs="Courier New"/>
+    </w:rPr>
+  </w:style>
+  <w:style w:type="character" w:customStyle="1" w:styleId="WW8Num25z3">
+    <w:name w:val="WW8Num25z3"/>
+    <w:rPr>
+      <w:rFonts w:ascii="Symbol" w:hAnsi="Symbol"/>
+    </w:rPr>
+  </w:style>
+  <w:style w:type="character" w:customStyle="1" w:styleId="WW8Num26z1">
+    <w:name w:val="WW8Num26z1"/>
+    <w:rPr>
+      <w:rFonts w:ascii="Courier New" w:hAnsi="Courier New" w:cs="Courier New"/>
+    </w:rPr>
+  </w:style>
+  <w:style w:type="character" w:customStyle="1" w:styleId="WW8Num26z2">
+    <w:name w:val="WW8Num26z2"/>
+    <w:rPr>
+      <w:rFonts w:ascii="Wingdings" w:hAnsi="Wingdings"/>
+    </w:rPr>
+  </w:style>
+  <w:style w:type="character" w:customStyle="1" w:styleId="WW8Num27z1">
+    <w:name w:val="WW8Num27z1"/>
+    <w:rPr>
+      <w:rFonts w:ascii="Courier New" w:hAnsi="Courier New" w:cs="Courier New"/>
+    </w:rPr>
+  </w:style>
+  <w:style w:type="character" w:customStyle="1" w:styleId="WW8Num27z3">
+    <w:name w:val="WW8Num27z3"/>
+    <w:rPr>
+      <w:rFonts w:ascii="Symbol" w:hAnsi="Symbol"/>
+    </w:rPr>
+  </w:style>
+  <w:style w:type="character" w:customStyle="1" w:styleId="WW8Num28z1">
+    <w:name w:val="WW8Num28z1"/>
+    <w:rPr>
+      <w:rFonts w:ascii="Courier New" w:hAnsi="Courier New" w:cs="Courier New"/>
+    </w:rPr>
+  </w:style>
+  <w:style w:type="character" w:customStyle="1" w:styleId="WW8Num28z2">
+    <w:name w:val="WW8Num28z2"/>
+    <w:rPr>
+      <w:rFonts w:ascii="Wingdings" w:hAnsi="Wingdings"/>
+    </w:rPr>
+  </w:style>
+  <w:style w:type="character" w:customStyle="1" w:styleId="WW8Num30z1">
+    <w:name w:val="WW8Num30z1"/>
+    <w:rPr>
+      <w:rFonts w:ascii="Courier New" w:hAnsi="Courier New" w:cs="Courier New"/>
+    </w:rPr>
+  </w:style>
+  <w:style w:type="character" w:customStyle="1" w:styleId="WW8Num30z3">
+    <w:name w:val="WW8Num30z3"/>
+    <w:rPr>
+      <w:rFonts w:ascii="Symbol" w:hAnsi="Symbol"/>
+    </w:rPr>
+  </w:style>
+  <w:style w:type="character" w:customStyle="1" w:styleId="WW8Num31z1">
+    <w:name w:val="WW8Num31z1"/>
+    <w:rPr>
+      <w:rFonts w:ascii="Courier New" w:hAnsi="Courier New" w:cs="Courier New"/>
+    </w:rPr>
+  </w:style>
+  <w:style w:type="character" w:customStyle="1" w:styleId="WW8Num31z2">
+    <w:name w:val="WW8Num31z2"/>
+    <w:rPr>
+      <w:rFonts w:ascii="Wingdings" w:hAnsi="Wingdings"/>
+    </w:rPr>
+  </w:style>
+  <w:style w:type="character" w:customStyle="1" w:styleId="WW8Num32z1">
+    <w:name w:val="WW8Num32z1"/>
+    <w:rPr>
+      <w:rFonts w:ascii="Courier New" w:hAnsi="Courier New" w:cs="Courier New"/>
+    </w:rPr>
+  </w:style>
+  <w:style w:type="character" w:customStyle="1" w:styleId="WW8Num32z3">
+    <w:name w:val="WW8Num32z3"/>
+    <w:rPr>
+      <w:rFonts w:ascii="Symbol" w:hAnsi="Symbol"/>
+    </w:rPr>
+  </w:style>
+  <w:style w:type="character" w:customStyle="1" w:styleId="WW8Num33z0">
+    <w:name w:val="WW8Num33z0"/>
+    <w:rPr>
+      <w:rFonts w:ascii="Wingdings" w:hAnsi="Wingdings"/>
+    </w:rPr>
+  </w:style>
+  <w:style w:type="character" w:customStyle="1" w:styleId="WW8Num33z1">
+    <w:name w:val="WW8Num33z1"/>
+    <w:rPr>
+      <w:rFonts w:ascii="Courier New" w:hAnsi="Courier New" w:cs="Courier New"/>
+    </w:rPr>
+  </w:style>
+  <w:style w:type="character" w:customStyle="1" w:styleId="WW8Num33z3">
+    <w:name w:val="WW8Num33z3"/>
+    <w:rPr>
+      <w:rFonts w:ascii="Symbol" w:hAnsi="Symbol"/>
+    </w:rPr>
+  </w:style>
+  <w:style w:type="character" w:customStyle="1" w:styleId="WW8Num34z0">
+    <w:name w:val="WW8Num34z0"/>
+    <w:rPr>
+      <w:rFonts w:ascii="Symbol" w:hAnsi="Symbol"/>
+    </w:rPr>
+  </w:style>
+  <w:style w:type="character" w:customStyle="1" w:styleId="WW8Num34z1">
+    <w:name w:val="WW8Num34z1"/>
+    <w:rPr>
+      <w:rFonts w:ascii="Courier New" w:hAnsi="Courier New" w:cs="Courier New"/>
+    </w:rPr>
+  </w:style>
+  <w:style w:type="character" w:customStyle="1" w:styleId="WW8Num34z2">
+    <w:name w:val="WW8Num34z2"/>
+    <w:rPr>
+      <w:rFonts w:ascii="Wingdings" w:hAnsi="Wingdings"/>
+    </w:rPr>
+  </w:style>
+  <w:style w:type="character" w:customStyle="1" w:styleId="WW8Num35z0">
+    <w:name w:val="WW8Num35z0"/>
+    <w:rPr>
+      <w:rFonts w:ascii="Wingdings" w:hAnsi="Wingdings"/>
+    </w:rPr>
+  </w:style>
+  <w:style w:type="character" w:customStyle="1" w:styleId="WW8Num35z1">
+    <w:name w:val="WW8Num35z1"/>
+    <w:rPr>
+      <w:rFonts w:ascii="Courier New" w:hAnsi="Courier New" w:cs="Courier New"/>
+    </w:rPr>
+  </w:style>
+  <w:style w:type="character" w:customStyle="1" w:styleId="WW8Num35z3">
+    <w:name w:val="WW8Num35z3"/>
+    <w:rPr>
+      <w:rFonts w:ascii="Symbol" w:hAnsi="Symbol"/>
+    </w:rPr>
+  </w:style>
+  <w:style w:type="character" w:customStyle="1" w:styleId="WW8Num36z0">
+    <w:name w:val="WW8Num36z0"/>
+    <w:rPr>
+      <w:rFonts w:ascii="Wingdings" w:hAnsi="Wingdings"/>
+    </w:rPr>
+  </w:style>
+  <w:style w:type="character" w:customStyle="1" w:styleId="WW8Num36z1">
+    <w:name w:val="WW8Num36z1"/>
+    <w:rPr>
+      <w:rFonts w:ascii="Courier New" w:hAnsi="Courier New" w:cs="Courier New"/>
+    </w:rPr>
+  </w:style>
+  <w:style w:type="character" w:customStyle="1" w:styleId="WW8Num36z3">
+    <w:name w:val="WW8Num36z3"/>
+    <w:rPr>
+      <w:rFonts w:ascii="Symbol" w:hAnsi="Symbol"/>
+    </w:rPr>
+  </w:style>
+  <w:style w:type="character" w:customStyle="1" w:styleId="WW8Num37z0">
+    <w:name w:val="WW8Num37z0"/>
+    <w:rPr>
+      <w:rFonts w:ascii="Wingdings" w:hAnsi="Wingdings"/>
+    </w:rPr>
+  </w:style>
+  <w:style w:type="character" w:customStyle="1" w:styleId="WW8Num37z1">
+    <w:name w:val="WW8Num37z1"/>
+    <w:rPr>
+      <w:rFonts w:ascii="Courier New" w:hAnsi="Courier New" w:cs="Courier New"/>
+    </w:rPr>
+  </w:style>
+  <w:style w:type="character" w:customStyle="1" w:styleId="WW8Num37z3">
+    <w:name w:val="WW8Num37z3"/>
+    <w:rPr>
+      <w:rFonts w:ascii="Symbol" w:hAnsi="Symbol"/>
+    </w:rPr>
+  </w:style>
+  <w:style w:type="character" w:customStyle="1" w:styleId="WW8Num39z0">
+    <w:name w:val="WW8Num39z0"/>
+    <w:rPr>
+      <w:rFonts w:ascii="Symbol" w:hAnsi="Symbol"/>
+    </w:rPr>
+  </w:style>
+  <w:style w:type="character" w:customStyle="1" w:styleId="WW8Num39z1">
+    <w:name w:val="WW8Num39z1"/>
+    <w:rPr>
+      <w:rFonts w:ascii="Courier New" w:hAnsi="Courier New" w:cs="Courier New"/>
+    </w:rPr>
+  </w:style>
+  <w:style w:type="character" w:customStyle="1" w:styleId="WW8Num39z2">
+    <w:name w:val="WW8Num39z2"/>
+    <w:rPr>
+      <w:rFonts w:ascii="Wingdings" w:hAnsi="Wingdings"/>
+    </w:rPr>
+  </w:style>
+  <w:style w:type="character" w:customStyle="1" w:styleId="WW8Num40z0">
+    <w:name w:val="WW8Num40z0"/>
+    <w:rPr>
+      <w:rFonts w:ascii="Symbol" w:hAnsi="Symbol"/>
+    </w:rPr>
+  </w:style>
+  <w:style w:type="character" w:customStyle="1" w:styleId="WW8Num40z1">
+    <w:name w:val="WW8Num40z1"/>
+    <w:rPr>
+      <w:rFonts w:ascii="Courier New" w:hAnsi="Courier New" w:cs="Courier New"/>
+    </w:rPr>
+  </w:style>
+  <w:style w:type="character" w:customStyle="1" w:styleId="WW8Num40z2">
+    <w:name w:val="WW8Num40z2"/>
+    <w:rPr>
+      <w:rFonts w:ascii="Wingdings" w:hAnsi="Wingdings"/>
+    </w:rPr>
+  </w:style>
+  <w:style w:type="character" w:customStyle="1" w:styleId="WW8Num41z0">
+    <w:name w:val="WW8Num41z0"/>
+    <w:rPr>
+      <w:rFonts w:ascii="Wingdings" w:hAnsi="Wingdings"/>
+    </w:rPr>
+  </w:style>
+  <w:style w:type="character" w:customStyle="1" w:styleId="WW8Num41z1">
+    <w:name w:val="WW8Num41z1"/>
+    <w:rPr>
+      <w:rFonts w:ascii="Courier New" w:hAnsi="Courier New" w:cs="Courier New"/>
+    </w:rPr>
+  </w:style>
+  <w:style w:type="character" w:customStyle="1" w:styleId="WW8Num41z3">
+    <w:name w:val="WW8Num41z3"/>
+    <w:rPr>
+      <w:rFonts w:ascii="Symbol" w:hAnsi="Symbol"/>
+    </w:rPr>
+  </w:style>
+  <w:style w:type="character" w:customStyle="1" w:styleId="WW8Num42z0">
+    <w:name w:val="WW8Num42z0"/>
+    <w:rPr>
+      <w:rFonts w:ascii="Symbol" w:hAnsi="Symbol"/>
+    </w:rPr>
+  </w:style>
+  <w:style w:type="character" w:customStyle="1" w:styleId="WW8Num42z1">
+    <w:name w:val="WW8Num42z1"/>
+    <w:rPr>
+      <w:rFonts w:ascii="Courier New" w:hAnsi="Courier New" w:cs="Courier New"/>
+    </w:rPr>
+  </w:style>
+  <w:style w:type="character" w:customStyle="1" w:styleId="WW8Num42z2">
+    <w:name w:val="WW8Num42z2"/>
+    <w:rPr>
+      <w:rFonts w:ascii="Wingdings" w:hAnsi="Wingdings"/>
+    </w:rPr>
+  </w:style>
+  <w:style w:type="character" w:styleId="lev">
+    <w:name w:val="Strong"/>
+    <w:qFormat/>
+    <w:rPr>
+      <w:b/>
+      <w:bCs/>
+    </w:rPr>
+  </w:style>
+  <w:style w:type="character" w:styleId="Marquedannotation">
+    <w:name w:val="annotation reference"/>
+    <w:uiPriority w:val="99"/>
+    <w:rPr>
+      <w:sz w:val="16"/>
+      <w:szCs w:val="16"/>
+    </w:rPr>
+  </w:style>
+  <w:style w:type="character" w:styleId="Lienhypertexte">
+    <w:name w:val="Hyperlink"/>
+    <w:uiPriority w:val="99"/>
+    <w:rPr>
+      <w:color w:val="0000FF"/>
+      <w:u w:val="single"/>
+    </w:rPr>
+  </w:style>
+  <w:style w:type="character" w:customStyle="1" w:styleId="DocumentMapChar">
+    <w:name w:val="Document Map Char"/>
+    <w:rPr>
+      <w:rFonts w:ascii="Lucida Grande" w:hAnsi="Lucida Grande"/>
+      <w:sz w:val="24"/>
+      <w:szCs w:val="24"/>
+      <w:lang w:val="fr-FR"/>
+    </w:rPr>
+  </w:style>
+  <w:style w:type="character" w:customStyle="1" w:styleId="HeaderChar">
+    <w:name w:val="Header Char"/>
+    <w:rPr>
+      <w:sz w:val="24"/>
+      <w:szCs w:val="24"/>
+    </w:rPr>
+  </w:style>
+  <w:style w:type="character" w:customStyle="1" w:styleId="FooterChar">
+    <w:name w:val="Footer Char"/>
+    <w:rPr>
+      <w:sz w:val="24"/>
+      <w:szCs w:val="24"/>
+    </w:rPr>
+  </w:style>
+  <w:style w:type="paragraph" w:customStyle="1" w:styleId="Heading">
+    <w:name w:val="Heading"/>
+    <w:basedOn w:val="Normal"/>
+    <w:next w:val="Corpsdetexte"/>
+    <w:pPr>
+      <w:keepNext/>
+      <w:spacing w:before="240" w:after="120"/>
+    </w:pPr>
+    <w:rPr>
+      <w:rFonts w:ascii="Liberation Sans" w:eastAsia="WenQuanYi Zen Hei" w:hAnsi="Liberation Sans" w:cs="Lohit Devanagari"/>
+      <w:sz w:val="28"/>
+      <w:szCs w:val="28"/>
+    </w:rPr>
+  </w:style>
+  <w:style w:type="paragraph" w:styleId="Corpsdetexte">
+    <w:name w:val="Body Text"/>
+    <w:basedOn w:val="Normal"/>
+    <w:pPr>
+      <w:spacing w:after="120"/>
+    </w:pPr>
+  </w:style>
+  <w:style w:type="paragraph" w:styleId="Liste">
+    <w:name w:val="List"/>
+    <w:basedOn w:val="Corpsdetexte"/>
+    <w:rPr>
+      <w:rFonts w:cs="Lohit Devanagari"/>
+    </w:rPr>
+  </w:style>
+  <w:style w:type="paragraph" w:styleId="Lgende">
+    <w:name w:val="caption"/>
+    <w:basedOn w:val="Normal"/>
+    <w:qFormat/>
+    <w:pPr>
+      <w:suppressLineNumbers/>
+      <w:spacing w:before="120" w:after="120"/>
+    </w:pPr>
+    <w:rPr>
+      <w:rFonts w:cs="Lohit Devanagari"/>
+      <w:i/>
+      <w:iCs/>
+    </w:rPr>
+  </w:style>
+  <w:style w:type="paragraph" w:customStyle="1" w:styleId="Index">
+    <w:name w:val="Index"/>
+    <w:basedOn w:val="Normal"/>
+    <w:pPr>
+      <w:suppressLineNumbers/>
+    </w:pPr>
+    <w:rPr>
+      <w:rFonts w:cs="Lohit Devanagari"/>
+    </w:rPr>
+  </w:style>
+  <w:style w:type="paragraph" w:styleId="Titre">
+    <w:name w:val="Title"/>
+    <w:basedOn w:val="Normal"/>
+    <w:next w:val="Sous-titre"/>
+    <w:qFormat/>
+    <w:pPr>
+      <w:jc w:val="center"/>
+    </w:pPr>
+    <w:rPr>
+      <w:b/>
+      <w:bCs/>
+      <w:lang w:val="en-GB"/>
+    </w:rPr>
+  </w:style>
+  <w:style w:type="paragraph" w:styleId="Sous-titre">
+    <w:name w:val="Subtitle"/>
+    <w:basedOn w:val="Heading"/>
+    <w:next w:val="Corpsdetexte"/>
+    <w:qFormat/>
+    <w:pPr>
+      <w:jc w:val="center"/>
+    </w:pPr>
+    <w:rPr>
+      <w:i/>
+      <w:iCs/>
+    </w:rPr>
+  </w:style>
+  <w:style w:type="paragraph" w:styleId="Commentaire">
+    <w:name w:val="annotation text"/>
+    <w:basedOn w:val="Normal"/>
+    <w:link w:val="CommentaireCar"/>
+    <w:uiPriority w:val="99"/>
+    <w:rPr>
+      <w:sz w:val="20"/>
+      <w:szCs w:val="20"/>
+    </w:rPr>
+  </w:style>
+  <w:style w:type="paragraph" w:styleId="Objetducommentaire">
+    <w:name w:val="annotation subject"/>
+    <w:basedOn w:val="Commentaire"/>
+    <w:next w:val="Commentaire"/>
+    <w:rPr>
+      <w:b/>
+      <w:bCs/>
+    </w:rPr>
+  </w:style>
+  <w:style w:type="paragraph" w:styleId="Textedebulles">
+    <w:name w:val="Balloon Text"/>
+    <w:basedOn w:val="Normal"/>
+    <w:rPr>
+      <w:rFonts w:ascii="Tahoma" w:hAnsi="Tahoma" w:cs="Tahoma"/>
+      <w:sz w:val="16"/>
+      <w:szCs w:val="16"/>
+    </w:rPr>
+  </w:style>
+  <w:style w:type="paragraph" w:styleId="Explorateurdedocument">
+    <w:name w:val="Document Map"/>
+    <w:basedOn w:val="Normal"/>
+    <w:rPr>
+      <w:rFonts w:ascii="Lucida Grande" w:hAnsi="Lucida Grande"/>
+    </w:rPr>
+  </w:style>
+  <w:style w:type="paragraph" w:styleId="En-tte">
+    <w:name w:val="header"/>
+    <w:basedOn w:val="Normal"/>
+    <w:pPr>
+      <w:tabs>
+        <w:tab w:val="center" w:pos="4536"/>
+        <w:tab w:val="right" w:pos="9072"/>
+      </w:tabs>
+    </w:pPr>
+  </w:style>
+  <w:style w:type="paragraph" w:styleId="Pieddepage">
+    <w:name w:val="footer"/>
+    <w:basedOn w:val="Normal"/>
+    <w:pPr>
+      <w:tabs>
+        <w:tab w:val="center" w:pos="4536"/>
+        <w:tab w:val="right" w:pos="9072"/>
+      </w:tabs>
+    </w:pPr>
+  </w:style>
+  <w:style w:type="paragraph" w:styleId="Notedebasdepage">
+    <w:name w:val="footnote text"/>
+    <w:basedOn w:val="Normal"/>
+    <w:link w:val="NotedebasdepageCar"/>
+    <w:uiPriority w:val="99"/>
+    <w:unhideWhenUsed/>
+    <w:rsid w:val="002721B6"/>
+  </w:style>
+  <w:style w:type="character" w:customStyle="1" w:styleId="NotedebasdepageCar">
+    <w:name w:val="Note de bas de page Car"/>
+    <w:link w:val="Notedebasdepage"/>
+    <w:uiPriority w:val="99"/>
+    <w:rsid w:val="002721B6"/>
+    <w:rPr>
+      <w:sz w:val="24"/>
+      <w:szCs w:val="24"/>
+      <w:lang w:val="fr-FR" w:eastAsia="ar-SA"/>
+    </w:rPr>
+  </w:style>
+  <w:style w:type="character" w:styleId="Marquenotebasdepage">
+    <w:name w:val="footnote reference"/>
+    <w:uiPriority w:val="99"/>
+    <w:unhideWhenUsed/>
+    <w:rsid w:val="002721B6"/>
+    <w:rPr>
+      <w:vertAlign w:val="superscript"/>
+    </w:rPr>
+  </w:style>
+  <w:style w:type="paragraph" w:styleId="Rvision">
+    <w:name w:val="Revision"/>
+    <w:hidden/>
+    <w:uiPriority w:val="99"/>
+    <w:semiHidden/>
+    <w:rsid w:val="00747ADF"/>
+    <w:rPr>
+      <w:sz w:val="24"/>
+      <w:szCs w:val="24"/>
+      <w:lang w:val="fr-FR" w:eastAsia="ar-SA"/>
+    </w:rPr>
+  </w:style>
+  <w:style w:type="character" w:customStyle="1" w:styleId="CommentaireCar">
+    <w:name w:val="Commentaire Car"/>
+    <w:link w:val="Commentaire"/>
+    <w:uiPriority w:val="99"/>
+    <w:rsid w:val="001A3160"/>
+    <w:rPr>
+      <w:lang w:val="fr-FR" w:eastAsia="ar-SA"/>
+    </w:rPr>
+  </w:style>
+  <w:style w:type="paragraph" w:customStyle="1" w:styleId="Normal1">
+    <w:name w:val="Normal1"/>
+    <w:rsid w:val="00313144"/>
+    <w:rPr>
+      <w:sz w:val="24"/>
+      <w:szCs w:val="24"/>
+      <w:lang w:val="fr-FR" w:eastAsia="fr-FR"/>
+    </w:rPr>
+  </w:style>
+  <w:style w:type="paragraph" w:styleId="Paragraphedeliste">
+    <w:name w:val="List Paragraph"/>
+    <w:basedOn w:val="Normal"/>
+    <w:uiPriority w:val="34"/>
+    <w:qFormat/>
+    <w:rsid w:val="00A866E2"/>
+    <w:pPr>
+      <w:ind w:left="720"/>
+      <w:contextualSpacing/>
+    </w:pPr>
+  </w:style>
+  <w:style w:type="character" w:customStyle="1" w:styleId="UnresolvedMention1">
+    <w:name w:val="Unresolved Mention1"/>
+    <w:basedOn w:val="Policepardfaut"/>
+    <w:uiPriority w:val="99"/>
+    <w:semiHidden/>
+    <w:unhideWhenUsed/>
+    <w:rsid w:val="00480A5E"/>
+    <w:rPr>
+      <w:color w:val="605E5C"/>
+      <w:shd w:val="clear" w:color="auto" w:fill="E1DFDD"/>
+    </w:rPr>
+  </w:style>
+  <w:style w:type="character" w:customStyle="1" w:styleId="apple-converted-space">
+    <w:name w:val="apple-converted-space"/>
+    <w:basedOn w:val="Policepardfaut"/>
+    <w:rsid w:val="0063015F"/>
+  </w:style>
+  <w:style w:type="character" w:styleId="Lienhypertextesuivi">
+    <w:name w:val="FollowedHyperlink"/>
+    <w:basedOn w:val="Policepardfaut"/>
     <w:uiPriority w:val="99"/>
     <w:semiHidden/>
     <w:unhideWhenUsed/>
@@ -19249,7 +20278,7 @@
   <a:extraClrSchemeLst/>
   <a:extLst>
     <a:ext uri="{05A4C25C-085E-4340-85A3-A5531E510DB2}">
-      <thm15:themeFamily xmlns:thm15="http://schemas.microsoft.com/office/thememl/2012/main" name="Office Theme" id="{62F939B6-93AF-4DB8-9C6B-D6C7DFDC589F}" vid="{4A3C46E8-61CC-4603-A589-7422A47A8E4A}"/>
+      <thm15:themeFamily xmlns="" xmlns:thm15="http://schemas.microsoft.com/office/thememl/2012/main" name="Office Theme" id="{62F939B6-93AF-4DB8-9C6B-D6C7DFDC589F}" vid="{4A3C46E8-61CC-4603-A589-7422A47A8E4A}"/>
     </a:ext>
   </a:extLst>
 </a:theme>

--- a/examples/regrid_environment/regrid_environment_documentation.docx
+++ b/examples/regrid_environment/regrid_environment_documentation.docx
@@ -121,6 +121,7 @@
       <w:r>
         <w:rPr>
           <w:b w:val="0"/>
+          <w:i/>
           <w:sz w:val="32"/>
           <w:szCs w:val="32"/>
         </w:rPr>
@@ -226,6 +227,9 @@
       <w:proofErr w:type="spellStart"/>
       <w:r>
         <w:rPr>
+          <w:rFonts w:ascii="Courier New" w:hAnsi="Courier New" w:cs="Courier New"/>
+          <w:sz w:val="22"/>
+          <w:szCs w:val="22"/>
           <w:lang w:val="en-GB"/>
         </w:rPr>
         <w:t>regrid_environment</w:t>
@@ -342,6 +346,7 @@
       <w:proofErr w:type="spellStart"/>
       <w:r>
         <w:rPr>
+          <w:i/>
           <w:lang w:val="en-GB"/>
         </w:rPr>
         <w:t>regrid_environment</w:t>
@@ -822,6 +827,7 @@
       <w:proofErr w:type="spellStart"/>
       <w:r>
         <w:rPr>
+          <w:i/>
           <w:lang w:val="en-GB"/>
         </w:rPr>
         <w:t>regrid_environment</w:t>
@@ -1022,6 +1028,7 @@
       <w:proofErr w:type="spellStart"/>
       <w:r>
         <w:rPr>
+          <w:i/>
           <w:lang w:val="en-GB"/>
         </w:rPr>
         <w:t>regrid_environment</w:t>
@@ -2860,6 +2867,7 @@
       <w:proofErr w:type="spellStart"/>
       <w:r>
         <w:rPr>
+          <w:i/>
           <w:sz w:val="22"/>
           <w:szCs w:val="22"/>
           <w:lang w:val="en-GB"/>
@@ -3160,6 +3168,9 @@
       <w:proofErr w:type="spellStart"/>
       <w:r>
         <w:rPr>
+          <w:rFonts w:ascii="Courier New" w:hAnsi="Courier New" w:cs="Courier New"/>
+          <w:sz w:val="22"/>
+          <w:szCs w:val="22"/>
           <w:lang w:val="en-GB"/>
         </w:rPr>
         <w:t>regrid_environment</w:t>
@@ -4933,6 +4944,9 @@
       <w:proofErr w:type="spellStart"/>
       <w:r>
         <w:rPr>
+          <w:rFonts w:ascii="Courier New" w:hAnsi="Courier New" w:cs="Courier New"/>
+          <w:sz w:val="22"/>
+          <w:szCs w:val="22"/>
           <w:u w:val="single"/>
           <w:lang w:val="en-GB"/>
         </w:rPr>
@@ -10409,49 +10423,6 @@
         </w:rPr>
         <w:t>OasisGridsToESMF.py</w:t>
       </w:r>
-      <w:del w:id="1" w:author="Gabriel Jonville" w:date="2023-01-24T15:53:00Z">
-        <w:r>
-          <w:rPr>
-            <w:rFonts w:ascii="Courier New" w:hAnsi="Courier New" w:cs="Courier New"/>
-            <w:lang w:val="en-GB"/>
-          </w:rPr>
-          <w:delText xml:space="preserve"> </w:delText>
-        </w:r>
-        <w:r>
-          <w:rPr>
-            <w:color w:val="000000" w:themeColor="text1"/>
-            <w:lang w:val="en-US" w:eastAsia="fr-FR"/>
-          </w:rPr>
-          <w:delText>or</w:delText>
-        </w:r>
-        <w:r>
-          <w:rPr>
-            <w:rFonts w:ascii="Courier New" w:hAnsi="Courier New" w:cs="Courier New"/>
-            <w:lang w:val="en-GB"/>
-          </w:rPr>
-          <w:delText xml:space="preserve"> </w:delText>
-        </w:r>
-        <w:r>
-          <w:rPr>
-            <w:rFonts w:ascii="Courier New" w:hAnsi="Courier New" w:cs="Courier New"/>
-            <w:lang w:val="en-GB"/>
-          </w:rPr>
-          <w:delText>OasisGridsToESMF</w:delText>
-        </w:r>
-        <w:r>
-          <w:rPr>
-            <w:lang w:val="en-US"/>
-          </w:rPr>
-          <w:delText xml:space="preserve"> </w:delText>
-        </w:r>
-        <w:r>
-          <w:rPr>
-            <w:rFonts w:ascii="Courier New" w:hAnsi="Courier New" w:cs="Courier New"/>
-            <w:lang w:val="en-GB"/>
-          </w:rPr>
-          <w:delText>_nogtunstruct.py</w:delText>
-        </w:r>
-      </w:del>
       <w:r>
         <w:rPr>
           <w:color w:val="000000" w:themeColor="text1"/>
@@ -11297,30 +11268,12 @@
         <w:t>conserv</w:t>
       </w:r>
       <w:proofErr w:type="gramEnd"/>
-      <w:del w:id="2" w:author="Gabriel Jonville" w:date="2023-01-24T16:14:00Z">
-        <w:r>
-          <w:rPr>
-            <w:lang w:val="en-GB"/>
-          </w:rPr>
-          <w:delText>1</w:delText>
-        </w:r>
-      </w:del>
-      <w:del w:id="3" w:author="Gabriel Jonville" w:date="2023-01-24T16:13:00Z">
-        <w:r>
-          <w:rPr>
-            <w:lang w:val="en-GB"/>
-          </w:rPr>
-          <w:delText>st</w:delText>
-        </w:r>
-      </w:del>
-      <w:ins w:id="4" w:author="Gabriel Jonville" w:date="2023-01-24T16:13:00Z">
-        <w:r>
-          <w:rPr>
-            <w:lang w:val="en-GB"/>
-          </w:rPr>
-          <w:t>_1st_fracarea</w:t>
-        </w:r>
-      </w:ins>
+      <w:r>
+        <w:rPr>
+          <w:lang w:val="en-GB"/>
+        </w:rPr>
+        <w:t>_1st_fracarea</w:t>
+      </w:r>
       <w:r>
         <w:rPr>
           <w:lang w:val="en-GB"/>
@@ -11504,44 +11457,32 @@
           <w:lang w:val="en-GB"/>
         </w:rPr>
       </w:pPr>
-      <w:del w:id="5" w:author="Gabriel Jonville" w:date="2023-01-24T16:14:00Z">
-        <w:r>
-          <w:rPr>
-            <w:lang w:val="en-GB"/>
-          </w:rPr>
-          <w:delText>conserv</w:delText>
-        </w:r>
-      </w:del>
-      <w:ins w:id="6" w:author="Gabriel Jonville" w:date="2023-01-24T16:14:00Z">
-        <w:r>
-          <w:rPr>
-            <w:lang w:val="en-GB"/>
-          </w:rPr>
-          <w:t>conserv</w:t>
-        </w:r>
-        <w:bookmarkStart w:id="7" w:name="_GoBack"/>
-        <w:bookmarkEnd w:id="7"/>
-        <w:r>
-          <w:rPr>
-            <w:lang w:val="en-GB"/>
-          </w:rPr>
-          <w:t>_</w:t>
-        </w:r>
-      </w:ins>
+      <w:proofErr w:type="gramStart"/>
+      <w:r>
+        <w:rPr>
+          <w:lang w:val="en-GB"/>
+        </w:rPr>
+        <w:t>conserv</w:t>
+      </w:r>
+      <w:proofErr w:type="gramEnd"/>
+      <w:r>
+        <w:rPr>
+          <w:lang w:val="en-GB"/>
+        </w:rPr>
+        <w:t>_</w:t>
+      </w:r>
       <w:r>
         <w:rPr>
           <w:lang w:val="en-GB"/>
         </w:rPr>
         <w:t>2nd</w:t>
       </w:r>
-      <w:ins w:id="8" w:author="Gabriel Jonville" w:date="2023-01-24T16:14:00Z">
-        <w:r>
-          <w:rPr>
-            <w:lang w:val="en-GB"/>
-          </w:rPr>
-          <w:t>_fracarea</w:t>
-        </w:r>
-      </w:ins>
+      <w:r>
+        <w:rPr>
+          <w:lang w:val="en-GB"/>
+        </w:rPr>
+        <w:t>_fracarea</w:t>
+      </w:r>
       <w:r>
         <w:rPr>
           <w:lang w:val="en-GB"/>
@@ -13669,6 +13610,7 @@
         </w:rPr>
       </w:pPr>
       <w:proofErr w:type="spellStart"/>
+      <w:proofErr w:type="gramStart"/>
       <w:r>
         <w:rPr>
           <w:rFonts w:ascii="Courier New" w:hAnsi="Courier New" w:cs="Courier New"/>
@@ -13676,7 +13618,17 @@
           <w:szCs w:val="22"/>
           <w:lang w:val="en-GB"/>
         </w:rPr>
-        <w:t>regrid_environment</w:t>
+        <w:t>regrid</w:t>
+      </w:r>
+      <w:proofErr w:type="gramEnd"/>
+      <w:r>
+        <w:rPr>
+          <w:rFonts w:ascii="Courier New" w:hAnsi="Courier New" w:cs="Courier New"/>
+          <w:sz w:val="22"/>
+          <w:szCs w:val="22"/>
+          <w:lang w:val="en-GB"/>
+        </w:rPr>
+        <w:t>_environment</w:t>
       </w:r>
       <w:proofErr w:type="spellEnd"/>
       <w:r>
@@ -14103,7 +14055,15 @@
         <w:rPr>
           <w:lang w:val="en-GB"/>
         </w:rPr>
-        <w:t>to generate a</w:t>
+        <w:t>to generate</w:t>
+      </w:r>
+      <w:bookmarkStart w:id="0" w:name="_GoBack"/>
+      <w:bookmarkEnd w:id="0"/>
+      <w:r>
+        <w:rPr>
+          <w:lang w:val="en-GB"/>
+        </w:rPr>
+        <w:t xml:space="preserve"> a</w:t>
       </w:r>
       <w:r>
         <w:rPr>
@@ -14165,44 +14125,84 @@
         <w:spacing w:before="120"/>
         <w:jc w:val="both"/>
         <w:rPr>
-          <w:del w:id="9" w:author="Gabriel Jonville" w:date="2023-01-24T15:53:00Z"/>
-          <w:lang w:val="en-GB"/>
-        </w:rPr>
-      </w:pPr>
-      <w:del w:id="10" w:author="Gabriel Jonville" w:date="2023-01-24T15:53:00Z">
-        <w:r>
-          <w:rPr>
-            <w:lang w:val="en-GB"/>
-          </w:rPr>
-          <w:delText xml:space="preserve">For ESMF, if your grid is unstructured, you have to add it in the corresponding list in </w:delText>
-        </w:r>
-        <w:r>
-          <w:rPr>
-            <w:rFonts w:ascii="Courier New" w:hAnsi="Courier New" w:cs="Courier New"/>
-            <w:sz w:val="22"/>
-            <w:szCs w:val="22"/>
-            <w:lang w:val="en-GB"/>
-          </w:rPr>
-          <w:delText>OasisGridsToESMF.py</w:delText>
-        </w:r>
-        <w:r>
-          <w:rPr>
-            <w:rFonts w:ascii="Courier New" w:hAnsi="Courier New" w:cs="Courier New"/>
-            <w:sz w:val="22"/>
-            <w:szCs w:val="22"/>
-            <w:lang w:val="en-GB"/>
-          </w:rPr>
-          <w:delText>.</w:delText>
-        </w:r>
-      </w:del>
+          <w:lang w:val="en-GB"/>
+        </w:rPr>
+      </w:pPr>
+      <w:r>
+        <w:rPr>
+          <w:lang w:val="en-GB"/>
+        </w:rPr>
+        <w:t xml:space="preserve">For XIOS, you will have to add your grid in </w:t>
+      </w:r>
+      <w:r>
+        <w:rPr>
+          <w:rFonts w:ascii="Courier New" w:hAnsi="Courier New" w:cs="Courier New"/>
+          <w:sz w:val="22"/>
+          <w:szCs w:val="22"/>
+          <w:lang w:val="en-GB"/>
+        </w:rPr>
+        <w:t>oasis_testcase.f90</w:t>
+      </w:r>
+      <w:r>
+        <w:rPr>
+          <w:lang w:val="en-GB"/>
+        </w:rPr>
+        <w:t xml:space="preserve"> in subroutine </w:t>
+      </w:r>
+      <w:proofErr w:type="spellStart"/>
+      <w:r>
+        <w:rPr>
+          <w:rFonts w:ascii="Courier New" w:hAnsi="Courier New" w:cs="Courier New"/>
+          <w:sz w:val="22"/>
+          <w:szCs w:val="22"/>
+          <w:lang w:val="en-GB"/>
+        </w:rPr>
+        <w:t>init_model_params</w:t>
+      </w:r>
+      <w:proofErr w:type="spellEnd"/>
+      <w:r>
+        <w:rPr>
+          <w:lang w:val="en-GB"/>
+        </w:rPr>
+        <w:t xml:space="preserve"> and </w:t>
+      </w:r>
+      <w:proofErr w:type="spellStart"/>
+      <w:r>
+        <w:rPr>
+          <w:rFonts w:ascii="Courier New" w:hAnsi="Courier New" w:cs="Courier New"/>
+          <w:sz w:val="22"/>
+          <w:szCs w:val="22"/>
+          <w:lang w:val="en-GB"/>
+        </w:rPr>
+        <w:t>init_</w:t>
+      </w:r>
+      <w:proofErr w:type="gramStart"/>
+      <w:r>
+        <w:rPr>
+          <w:rFonts w:ascii="Courier New" w:hAnsi="Courier New" w:cs="Courier New"/>
+          <w:sz w:val="22"/>
+          <w:szCs w:val="22"/>
+          <w:lang w:val="en-GB"/>
+        </w:rPr>
+        <w:t>domain</w:t>
+      </w:r>
+      <w:proofErr w:type="spellEnd"/>
+      <w:r>
+        <w:rPr>
+          <w:lang w:val="en-GB"/>
+        </w:rPr>
+        <w:t xml:space="preserve"> .</w:t>
+      </w:r>
+      <w:proofErr w:type="gramEnd"/>
+      <w:r>
+        <w:rPr>
+          <w:lang w:val="en-GB"/>
+        </w:rPr>
+        <w:t xml:space="preserve"> </w:t>
+      </w:r>
     </w:p>
     <w:p>
       <w:pPr>
-        <w:pStyle w:val="Paragraphedeliste"/>
-        <w:numPr>
-          <w:ilvl w:val="0"/>
-          <w:numId w:val="10"/>
-        </w:numPr>
         <w:spacing w:before="120"/>
         <w:jc w:val="both"/>
         <w:rPr>
@@ -14213,104 +14213,131 @@
         <w:rPr>
           <w:lang w:val="en-GB"/>
         </w:rPr>
-        <w:t xml:space="preserve">For XIOS, you will have to add your grid in </w:t>
-      </w:r>
-      <w:r>
-        <w:rPr>
-          <w:rFonts w:ascii="Courier New" w:hAnsi="Courier New" w:cs="Courier New"/>
-          <w:sz w:val="22"/>
-          <w:szCs w:val="22"/>
-          <w:lang w:val="en-GB"/>
-        </w:rPr>
-        <w:t>oasis_testcase.f90</w:t>
-      </w:r>
-      <w:r>
-        <w:rPr>
-          <w:lang w:val="en-GB"/>
-        </w:rPr>
-        <w:t xml:space="preserve"> in subroutine </w:t>
-      </w:r>
-      <w:proofErr w:type="spellStart"/>
-      <w:r>
-        <w:rPr>
-          <w:rFonts w:ascii="Courier New" w:hAnsi="Courier New" w:cs="Courier New"/>
-          <w:sz w:val="22"/>
-          <w:szCs w:val="22"/>
-          <w:lang w:val="en-GB"/>
-        </w:rPr>
-        <w:t>init_model_params</w:t>
-      </w:r>
-      <w:proofErr w:type="spellEnd"/>
-      <w:r>
-        <w:rPr>
-          <w:lang w:val="en-GB"/>
-        </w:rPr>
-        <w:t xml:space="preserve"> and </w:t>
-      </w:r>
-      <w:proofErr w:type="spellStart"/>
-      <w:r>
-        <w:rPr>
-          <w:rFonts w:ascii="Courier New" w:hAnsi="Courier New" w:cs="Courier New"/>
-          <w:sz w:val="22"/>
-          <w:szCs w:val="22"/>
-          <w:lang w:val="en-GB"/>
-        </w:rPr>
-        <w:t>init_</w:t>
-      </w:r>
-      <w:proofErr w:type="gramStart"/>
-      <w:r>
-        <w:rPr>
-          <w:rFonts w:ascii="Courier New" w:hAnsi="Courier New" w:cs="Courier New"/>
-          <w:sz w:val="22"/>
-          <w:szCs w:val="22"/>
-          <w:lang w:val="en-GB"/>
-        </w:rPr>
-        <w:t>domain</w:t>
-      </w:r>
-      <w:proofErr w:type="spellEnd"/>
-      <w:r>
-        <w:rPr>
-          <w:lang w:val="en-GB"/>
-        </w:rPr>
-        <w:t xml:space="preserve"> .</w:t>
-      </w:r>
-      <w:proofErr w:type="gramEnd"/>
+        <w:t xml:space="preserve">You should then be able to </w:t>
+      </w:r>
+      <w:r>
+        <w:rPr>
+          <w:lang w:val="en-GB"/>
+        </w:rPr>
+        <w:t xml:space="preserve">use </w:t>
+      </w:r>
+      <w:proofErr w:type="spellStart"/>
+      <w:r>
+        <w:rPr>
+          <w:i/>
+          <w:lang w:val="en-GB"/>
+        </w:rPr>
+        <w:t>regrid_environment</w:t>
+      </w:r>
+      <w:proofErr w:type="spellEnd"/>
       <w:r>
         <w:rPr>
           <w:lang w:val="en-GB"/>
         </w:rPr>
         <w:t xml:space="preserve"> </w:t>
       </w:r>
-    </w:p>
-    <w:p>
-      <w:pPr>
-        <w:spacing w:before="120"/>
-        <w:jc w:val="both"/>
-        <w:rPr>
-          <w:lang w:val="en-GB"/>
-        </w:rPr>
-      </w:pPr>
-      <w:r>
-        <w:rPr>
-          <w:lang w:val="en-GB"/>
-        </w:rPr>
-        <w:t xml:space="preserve">You should then be able to </w:t>
-      </w:r>
-      <w:r>
-        <w:rPr>
-          <w:lang w:val="en-GB"/>
-        </w:rPr>
-        <w:t xml:space="preserve">use </w:t>
-      </w:r>
-      <w:proofErr w:type="spellStart"/>
-      <w:r>
-        <w:rPr>
-          <w:rFonts w:ascii="Courier New" w:hAnsi="Courier New" w:cs="Courier New"/>
-          <w:sz w:val="22"/>
-          <w:szCs w:val="22"/>
-          <w:lang w:val="en-GB"/>
-        </w:rPr>
-        <w:t>regrid_environment</w:t>
+      <w:r>
+        <w:rPr>
+          <w:lang w:val="en-GB"/>
+        </w:rPr>
+        <w:t xml:space="preserve">to </w:t>
+      </w:r>
+      <w:r>
+        <w:rPr>
+          <w:lang w:val="en-GB"/>
+        </w:rPr>
+        <w:t xml:space="preserve">calculate the </w:t>
+      </w:r>
+      <w:proofErr w:type="spellStart"/>
+      <w:r>
+        <w:rPr>
+          <w:lang w:val="en-GB"/>
+        </w:rPr>
+        <w:t>regridding</w:t>
+      </w:r>
+      <w:proofErr w:type="spellEnd"/>
+      <w:r>
+        <w:rPr>
+          <w:lang w:val="en-GB"/>
+        </w:rPr>
+        <w:t xml:space="preserve"> weights and the </w:t>
+      </w:r>
+      <w:proofErr w:type="spellStart"/>
+      <w:r>
+        <w:rPr>
+          <w:lang w:val="en-GB"/>
+        </w:rPr>
+        <w:t>regridding</w:t>
+      </w:r>
+      <w:proofErr w:type="spellEnd"/>
+      <w:r>
+        <w:rPr>
+          <w:lang w:val="en-GB"/>
+        </w:rPr>
+        <w:t xml:space="preserve"> error for</w:t>
+      </w:r>
+      <w:r>
+        <w:rPr>
+          <w:lang w:val="en-GB"/>
+        </w:rPr>
+        <w:t xml:space="preserve"> your own grids and algorithm</w:t>
+      </w:r>
+      <w:r>
+        <w:rPr>
+          <w:lang w:val="en-GB"/>
+        </w:rPr>
+        <w:t xml:space="preserve">, and therefore evaluate the quality of your </w:t>
+      </w:r>
+      <w:proofErr w:type="spellStart"/>
+      <w:r>
+        <w:rPr>
+          <w:lang w:val="en-GB"/>
+        </w:rPr>
+        <w:t>regriddings</w:t>
+      </w:r>
+      <w:proofErr w:type="spellEnd"/>
+      <w:r>
+        <w:rPr>
+          <w:lang w:val="en-GB"/>
+        </w:rPr>
+        <w:t xml:space="preserve">. </w:t>
+      </w:r>
+      <w:r>
+        <w:rPr>
+          <w:lang w:val="en-GB"/>
+        </w:rPr>
+        <w:t>In practice, d</w:t>
+      </w:r>
+      <w:r>
+        <w:rPr>
+          <w:lang w:val="en-GB"/>
+        </w:rPr>
+        <w:t>efining</w:t>
+      </w:r>
+      <w:r>
+        <w:rPr>
+          <w:lang w:val="en-GB"/>
+        </w:rPr>
+        <w:t xml:space="preserve"> what a “good” </w:t>
+      </w:r>
+      <w:proofErr w:type="spellStart"/>
+      <w:r>
+        <w:rPr>
+          <w:lang w:val="en-GB"/>
+        </w:rPr>
+        <w:t>re</w:t>
+      </w:r>
+      <w:r>
+        <w:rPr>
+          <w:lang w:val="en-GB"/>
+        </w:rPr>
+        <w:t>gridd</w:t>
+      </w:r>
+      <w:r>
+        <w:rPr>
+          <w:lang w:val="en-GB"/>
+        </w:rPr>
+        <w:t>ing</w:t>
       </w:r>
       <w:proofErr w:type="spellEnd"/>
       <w:r>
@@ -14323,116 +14350,6 @@
         <w:rPr>
           <w:lang w:val="en-GB"/>
         </w:rPr>
-        <w:t xml:space="preserve">to </w:t>
-      </w:r>
-      <w:r>
-        <w:rPr>
-          <w:lang w:val="en-GB"/>
-        </w:rPr>
-        <w:t xml:space="preserve">calculate the </w:t>
-      </w:r>
-      <w:proofErr w:type="spellStart"/>
-      <w:r>
-        <w:rPr>
-          <w:lang w:val="en-GB"/>
-        </w:rPr>
-        <w:t>regridding</w:t>
-      </w:r>
-      <w:proofErr w:type="spellEnd"/>
-      <w:r>
-        <w:rPr>
-          <w:lang w:val="en-GB"/>
-        </w:rPr>
-        <w:t xml:space="preserve"> weights and the </w:t>
-      </w:r>
-      <w:proofErr w:type="spellStart"/>
-      <w:r>
-        <w:rPr>
-          <w:lang w:val="en-GB"/>
-        </w:rPr>
-        <w:t>regridding</w:t>
-      </w:r>
-      <w:proofErr w:type="spellEnd"/>
-      <w:r>
-        <w:rPr>
-          <w:lang w:val="en-GB"/>
-        </w:rPr>
-        <w:t xml:space="preserve"> error for</w:t>
-      </w:r>
-      <w:r>
-        <w:rPr>
-          <w:lang w:val="en-GB"/>
-        </w:rPr>
-        <w:t xml:space="preserve"> your own grids and algorithm</w:t>
-      </w:r>
-      <w:r>
-        <w:rPr>
-          <w:lang w:val="en-GB"/>
-        </w:rPr>
-        <w:t xml:space="preserve">, and therefore evaluate the quality of your </w:t>
-      </w:r>
-      <w:proofErr w:type="spellStart"/>
-      <w:r>
-        <w:rPr>
-          <w:lang w:val="en-GB"/>
-        </w:rPr>
-        <w:t>regriddings</w:t>
-      </w:r>
-      <w:proofErr w:type="spellEnd"/>
-      <w:r>
-        <w:rPr>
-          <w:lang w:val="en-GB"/>
-        </w:rPr>
-        <w:t xml:space="preserve">. </w:t>
-      </w:r>
-      <w:r>
-        <w:rPr>
-          <w:lang w:val="en-GB"/>
-        </w:rPr>
-        <w:t>In practice, d</w:t>
-      </w:r>
-      <w:r>
-        <w:rPr>
-          <w:lang w:val="en-GB"/>
-        </w:rPr>
-        <w:t>efining</w:t>
-      </w:r>
-      <w:r>
-        <w:rPr>
-          <w:lang w:val="en-GB"/>
-        </w:rPr>
-        <w:t xml:space="preserve"> what a “good” </w:t>
-      </w:r>
-      <w:proofErr w:type="spellStart"/>
-      <w:r>
-        <w:rPr>
-          <w:lang w:val="en-GB"/>
-        </w:rPr>
-        <w:t>re</w:t>
-      </w:r>
-      <w:r>
-        <w:rPr>
-          <w:lang w:val="en-GB"/>
-        </w:rPr>
-        <w:t>gridd</w:t>
-      </w:r>
-      <w:r>
-        <w:rPr>
-          <w:lang w:val="en-GB"/>
-        </w:rPr>
-        <w:t>ing</w:t>
-      </w:r>
-      <w:proofErr w:type="spellEnd"/>
-      <w:r>
-        <w:rPr>
-          <w:lang w:val="en-GB"/>
-        </w:rPr>
-        <w:t xml:space="preserve"> </w:t>
-      </w:r>
-      <w:r>
-        <w:rPr>
-          <w:lang w:val="en-GB"/>
-        </w:rPr>
         <w:t xml:space="preserve">precisely </w:t>
       </w:r>
       <w:r>
@@ -14456,9 +14373,7 @@
       <w:proofErr w:type="spellStart"/>
       <w:r>
         <w:rPr>
-          <w:rFonts w:ascii="Courier New" w:hAnsi="Courier New" w:cs="Courier New"/>
-          <w:sz w:val="22"/>
-          <w:szCs w:val="22"/>
+          <w:i/>
           <w:lang w:val="en-GB"/>
         </w:rPr>
         <w:t>regrid_environment</w:t>
@@ -15145,7 +15060,7 @@
       <w:rPr>
         <w:noProof/>
       </w:rPr>
-      <w:t>1</w:t>
+      <w:t>11</w:t>
     </w:r>
     <w:r>
       <w:fldChar w:fldCharType="end"/>
@@ -15356,176 +15271,166 @@
           <w:szCs w:val="22"/>
           <w:lang w:val="en-GB"/>
         </w:rPr>
-        <w:t xml:space="preserve"> ESMF: the so-called “SCRIP” format or the “unstructured” format. The “SCRIP” format describes the grid providing the latitude and the longitude of the centre and corners of each cell. The unstructured format describes the grid as an ensemble of elements and provides the element connectivity associating for each element a certain number of nodes in the list of nodes for which the latitude and longitude are provided. </w:t>
-      </w:r>
-      <w:ins w:id="0" w:author="Gabriel Jonville" w:date="2023-01-24T15:57:00Z">
-        <w:r>
-          <w:rPr>
-            <w:sz w:val="22"/>
-            <w:szCs w:val="22"/>
-            <w:lang w:val="en-GB"/>
-          </w:rPr>
-          <w:t xml:space="preserve">The grids </w:t>
-        </w:r>
-        <w:proofErr w:type="spellStart"/>
-        <w:r>
-          <w:rPr>
-            <w:sz w:val="22"/>
-            <w:szCs w:val="22"/>
-            <w:lang w:val="en-GB"/>
-          </w:rPr>
-          <w:t>torc</w:t>
-        </w:r>
-        <w:proofErr w:type="spellEnd"/>
-        <w:r>
-          <w:rPr>
-            <w:sz w:val="22"/>
-            <w:szCs w:val="22"/>
-            <w:lang w:val="en-GB"/>
-          </w:rPr>
-          <w:t xml:space="preserve"> and</w:t>
-        </w:r>
-        <w:r>
-          <w:rPr>
-            <w:sz w:val="22"/>
-            <w:szCs w:val="22"/>
-            <w:lang w:val="en-GB"/>
-          </w:rPr>
-          <w:t xml:space="preserve"> </w:t>
-        </w:r>
-        <w:proofErr w:type="spellStart"/>
-        <w:r>
-          <w:rPr>
-            <w:sz w:val="22"/>
-            <w:szCs w:val="22"/>
-            <w:lang w:val="en-GB"/>
-          </w:rPr>
-          <w:t>nogt</w:t>
-        </w:r>
-        <w:proofErr w:type="spellEnd"/>
-        <w:r>
-          <w:rPr>
-            <w:sz w:val="22"/>
-            <w:szCs w:val="22"/>
-            <w:lang w:val="en-GB"/>
-          </w:rPr>
-          <w:t xml:space="preserve"> are structured and can in principle be described in ESMF with the SCRIP format. However, as detailed in section 7.4 of (</w:t>
-        </w:r>
-        <w:proofErr w:type="spellStart"/>
-        <w:r>
-          <w:rPr>
-            <w:sz w:val="22"/>
-            <w:szCs w:val="22"/>
-            <w:lang w:val="en-GB"/>
-          </w:rPr>
-          <w:t>Valcke</w:t>
-        </w:r>
-        <w:proofErr w:type="spellEnd"/>
-        <w:r>
-          <w:rPr>
-            <w:sz w:val="22"/>
-            <w:szCs w:val="22"/>
-            <w:lang w:val="en-GB"/>
-          </w:rPr>
-          <w:t xml:space="preserve"> et al. 2021), the conservative remapping for a field expressed on a </w:t>
-        </w:r>
-        <w:proofErr w:type="spellStart"/>
-        <w:r>
-          <w:rPr>
-            <w:sz w:val="22"/>
-            <w:szCs w:val="22"/>
-            <w:lang w:val="en-GB"/>
-          </w:rPr>
-          <w:t>nogt</w:t>
-        </w:r>
-        <w:proofErr w:type="spellEnd"/>
-        <w:r>
-          <w:rPr>
-            <w:sz w:val="22"/>
-            <w:szCs w:val="22"/>
-            <w:lang w:val="en-GB"/>
-          </w:rPr>
-          <w:t xml:space="preserve"> grid shows wrong values in the region of the North fold of the grid. But this problem disappears when the </w:t>
-        </w:r>
-        <w:proofErr w:type="spellStart"/>
-        <w:r>
-          <w:rPr>
-            <w:sz w:val="22"/>
-            <w:szCs w:val="22"/>
-            <w:lang w:val="en-GB"/>
-          </w:rPr>
-          <w:t>nogt</w:t>
-        </w:r>
-        <w:proofErr w:type="spellEnd"/>
-        <w:r>
-          <w:rPr>
-            <w:sz w:val="22"/>
-            <w:szCs w:val="22"/>
-            <w:lang w:val="en-GB"/>
-          </w:rPr>
-          <w:t xml:space="preserve"> grid is expressed as an unstructured grid. This is why the script </w:t>
-        </w:r>
-        <w:r>
-          <w:rPr>
-            <w:rFonts w:ascii="Courier New" w:hAnsi="Courier New" w:cs="Courier New"/>
-            <w:sz w:val="22"/>
-            <w:szCs w:val="22"/>
-            <w:lang w:val="en-GB"/>
-          </w:rPr>
-          <w:t>OasisGridsToESMF</w:t>
-        </w:r>
-        <w:r>
-          <w:rPr>
-            <w:rFonts w:ascii="Courier New" w:hAnsi="Courier New" w:cs="Courier New"/>
-            <w:lang w:val="en-GB"/>
-          </w:rPr>
-          <w:t>.py</w:t>
-        </w:r>
-        <w:r>
-          <w:rPr>
-            <w:sz w:val="22"/>
-            <w:szCs w:val="22"/>
-            <w:lang w:val="en-GB"/>
-          </w:rPr>
-          <w:t xml:space="preserve"> expresses the </w:t>
-        </w:r>
-        <w:proofErr w:type="spellStart"/>
-        <w:r>
-          <w:rPr>
-            <w:sz w:val="22"/>
-            <w:szCs w:val="22"/>
-            <w:lang w:val="en-GB"/>
-          </w:rPr>
-          <w:t>nogt</w:t>
-        </w:r>
-        <w:proofErr w:type="spellEnd"/>
-        <w:r>
-          <w:rPr>
-            <w:sz w:val="22"/>
-            <w:szCs w:val="22"/>
-            <w:lang w:val="en-GB"/>
-          </w:rPr>
-          <w:t xml:space="preserve"> grid in the unstructured ESMF format, for conserv1st and conserv2nd when </w:t>
-        </w:r>
-        <w:proofErr w:type="spellStart"/>
-        <w:r>
-          <w:rPr>
-            <w:sz w:val="22"/>
-            <w:szCs w:val="22"/>
-            <w:lang w:val="en-GB"/>
-          </w:rPr>
-          <w:t>nogt</w:t>
-        </w:r>
-        <w:proofErr w:type="spellEnd"/>
-        <w:r>
-          <w:rPr>
-            <w:sz w:val="22"/>
-            <w:szCs w:val="22"/>
-            <w:lang w:val="en-GB"/>
-          </w:rPr>
-          <w:t xml:space="preserve"> is the source grid.</w:t>
-        </w:r>
-      </w:ins>
+        <w:t xml:space="preserve"> ESMF: the so-called “SCRIP” format or the “unstructured” format. The “SCRIP” format describes the grid providing the latitude and the longitude of the centre and corners of each cell. The unstructured format describes the grid as an ensemble of elements and provides the element connectivity associating for each element a certain number of nodes in the list of nodes for which the latitude and longitude are provided. The grids </w:t>
+      </w:r>
+      <w:proofErr w:type="spellStart"/>
+      <w:r>
+        <w:rPr>
+          <w:sz w:val="22"/>
+          <w:szCs w:val="22"/>
+          <w:lang w:val="en-GB"/>
+        </w:rPr>
+        <w:t>torc</w:t>
+      </w:r>
+      <w:proofErr w:type="spellEnd"/>
+      <w:r>
+        <w:rPr>
+          <w:sz w:val="22"/>
+          <w:szCs w:val="22"/>
+          <w:lang w:val="en-GB"/>
+        </w:rPr>
+        <w:t xml:space="preserve"> and</w:t>
+      </w:r>
+      <w:r>
+        <w:rPr>
+          <w:sz w:val="22"/>
+          <w:szCs w:val="22"/>
+          <w:lang w:val="en-GB"/>
+        </w:rPr>
+        <w:t xml:space="preserve"> </w:t>
+      </w:r>
+      <w:proofErr w:type="spellStart"/>
+      <w:r>
+        <w:rPr>
+          <w:sz w:val="22"/>
+          <w:szCs w:val="22"/>
+          <w:lang w:val="en-GB"/>
+        </w:rPr>
+        <w:t>nogt</w:t>
+      </w:r>
+      <w:proofErr w:type="spellEnd"/>
+      <w:r>
+        <w:rPr>
+          <w:sz w:val="22"/>
+          <w:szCs w:val="22"/>
+          <w:lang w:val="en-GB"/>
+        </w:rPr>
+        <w:t xml:space="preserve"> are structured and can in principle be described in ESMF with the SCRIP format. However, as detailed in section 7.4 of (</w:t>
+      </w:r>
+      <w:proofErr w:type="spellStart"/>
+      <w:r>
+        <w:rPr>
+          <w:sz w:val="22"/>
+          <w:szCs w:val="22"/>
+          <w:lang w:val="en-GB"/>
+        </w:rPr>
+        <w:t>Valcke</w:t>
+      </w:r>
+      <w:proofErr w:type="spellEnd"/>
+      <w:r>
+        <w:rPr>
+          <w:sz w:val="22"/>
+          <w:szCs w:val="22"/>
+          <w:lang w:val="en-GB"/>
+        </w:rPr>
+        <w:t xml:space="preserve"> et al. 2021), the conservative remapping for a field expressed on a </w:t>
+      </w:r>
+      <w:proofErr w:type="spellStart"/>
+      <w:r>
+        <w:rPr>
+          <w:sz w:val="22"/>
+          <w:szCs w:val="22"/>
+          <w:lang w:val="en-GB"/>
+        </w:rPr>
+        <w:t>nogt</w:t>
+      </w:r>
+      <w:proofErr w:type="spellEnd"/>
+      <w:r>
+        <w:rPr>
+          <w:sz w:val="22"/>
+          <w:szCs w:val="22"/>
+          <w:lang w:val="en-GB"/>
+        </w:rPr>
+        <w:t xml:space="preserve"> grid shows wrong values in the region of the North fold of the grid. But this problem disappears when the </w:t>
+      </w:r>
+      <w:proofErr w:type="spellStart"/>
+      <w:r>
+        <w:rPr>
+          <w:sz w:val="22"/>
+          <w:szCs w:val="22"/>
+          <w:lang w:val="en-GB"/>
+        </w:rPr>
+        <w:t>nogt</w:t>
+      </w:r>
+      <w:proofErr w:type="spellEnd"/>
+      <w:r>
+        <w:rPr>
+          <w:sz w:val="22"/>
+          <w:szCs w:val="22"/>
+          <w:lang w:val="en-GB"/>
+        </w:rPr>
+        <w:t xml:space="preserve"> grid is expressed as an unstructured grid. This is why the script </w:t>
+      </w:r>
+      <w:r>
+        <w:rPr>
+          <w:rFonts w:ascii="Courier New" w:hAnsi="Courier New" w:cs="Courier New"/>
+          <w:sz w:val="22"/>
+          <w:szCs w:val="22"/>
+          <w:lang w:val="en-GB"/>
+        </w:rPr>
+        <w:t>OasisGridsToESMF</w:t>
+      </w:r>
+      <w:r>
+        <w:rPr>
+          <w:rFonts w:ascii="Courier New" w:hAnsi="Courier New" w:cs="Courier New"/>
+          <w:lang w:val="en-GB"/>
+        </w:rPr>
+        <w:t>.py</w:t>
+      </w:r>
+      <w:r>
+        <w:rPr>
+          <w:sz w:val="22"/>
+          <w:szCs w:val="22"/>
+          <w:lang w:val="en-GB"/>
+        </w:rPr>
+        <w:t xml:space="preserve"> expresses the </w:t>
+      </w:r>
+      <w:proofErr w:type="spellStart"/>
+      <w:r>
+        <w:rPr>
+          <w:sz w:val="22"/>
+          <w:szCs w:val="22"/>
+          <w:lang w:val="en-GB"/>
+        </w:rPr>
+        <w:t>nogt</w:t>
+      </w:r>
+      <w:proofErr w:type="spellEnd"/>
+      <w:r>
+        <w:rPr>
+          <w:sz w:val="22"/>
+          <w:szCs w:val="22"/>
+          <w:lang w:val="en-GB"/>
+        </w:rPr>
+        <w:t xml:space="preserve"> grid in the unstructured ESMF format, for conserv1st and conserv2nd when </w:t>
+      </w:r>
+      <w:proofErr w:type="spellStart"/>
+      <w:r>
+        <w:rPr>
+          <w:sz w:val="22"/>
+          <w:szCs w:val="22"/>
+          <w:lang w:val="en-GB"/>
+        </w:rPr>
+        <w:t>nogt</w:t>
+      </w:r>
+      <w:proofErr w:type="spellEnd"/>
+      <w:r>
+        <w:rPr>
+          <w:sz w:val="22"/>
+          <w:szCs w:val="22"/>
+          <w:lang w:val="en-GB"/>
+        </w:rPr>
+        <w:t xml:space="preserve"> is the source grid.</w:t>
+      </w:r>
     </w:p>
   </w:footnote>
 </w:footnotes>

--- a/examples/regrid_environment/regrid_environment_documentation.docx
+++ b/examples/regrid_environment/regrid_environment_documentation.docx
@@ -1,6 +1,6 @@
 
 <file path=word/document.xml><?xml version="1.0" encoding="utf-8"?>
-<w:document xmlns:wpc="http://schemas.microsoft.com/office/word/2010/wordprocessingCanvas" xmlns:mo="http://schemas.microsoft.com/office/mac/office/2008/main" xmlns:mc="http://schemas.openxmlformats.org/markup-compatibility/2006" xmlns:mv="urn:schemas-microsoft-com:mac:vml" xmlns:o="urn:schemas-microsoft-com:office:office" xmlns:r="http://schemas.openxmlformats.org/officeDocument/2006/relationships" xmlns:m="http://schemas.openxmlformats.org/officeDocument/2006/math" xmlns:v="urn:schemas-microsoft-com:vml" xmlns:wp14="http://schemas.microsoft.com/office/word/2010/wordprocessingDrawing" xmlns:wp="http://schemas.openxmlformats.org/drawingml/2006/wordprocessingDrawing" xmlns:w10="urn:schemas-microsoft-com:office:word" xmlns:w="http://schemas.openxmlformats.org/wordprocessingml/2006/main" xmlns:w14="http://schemas.microsoft.com/office/word/2010/wordml" xmlns:wpg="http://schemas.microsoft.com/office/word/2010/wordprocessingGroup" xmlns:wpi="http://schemas.microsoft.com/office/word/2010/wordprocessingInk" xmlns:wne="http://schemas.microsoft.com/office/word/2006/wordml" xmlns:wps="http://schemas.microsoft.com/office/word/2010/wordprocessingShape" mc:Ignorable="w14 wp14">
+<w:document xmlns:wpc="http://schemas.microsoft.com/office/word/2010/wordprocessingCanvas" xmlns:cx="http://schemas.microsoft.com/office/drawing/2014/chartex" xmlns:cx1="http://schemas.microsoft.com/office/drawing/2015/9/8/chartex" xmlns:cx2="http://schemas.microsoft.com/office/drawing/2015/10/21/chartex" xmlns:cx3="http://schemas.microsoft.com/office/drawing/2016/5/9/chartex" xmlns:cx4="http://schemas.microsoft.com/office/drawing/2016/5/10/chartex" xmlns:cx5="http://schemas.microsoft.com/office/drawing/2016/5/11/chartex" xmlns:cx6="http://schemas.microsoft.com/office/drawing/2016/5/12/chartex" xmlns:cx7="http://schemas.microsoft.com/office/drawing/2016/5/13/chartex" xmlns:cx8="http://schemas.microsoft.com/office/drawing/2016/5/14/chartex" xmlns:mc="http://schemas.openxmlformats.org/markup-compatibility/2006" xmlns:aink="http://schemas.microsoft.com/office/drawing/2016/ink" xmlns:am3d="http://schemas.microsoft.com/office/drawing/2017/model3d" xmlns:o="urn:schemas-microsoft-com:office:office" xmlns:oel="http://schemas.microsoft.com/office/2019/extlst" xmlns:r="http://schemas.openxmlformats.org/officeDocument/2006/relationships" xmlns:m="http://schemas.openxmlformats.org/officeDocument/2006/math" xmlns:v="urn:schemas-microsoft-com:vml" xmlns:wp14="http://schemas.microsoft.com/office/word/2010/wordprocessingDrawing" xmlns:wp="http://schemas.openxmlformats.org/drawingml/2006/wordprocessingDrawing" xmlns:w10="urn:schemas-microsoft-com:office:word" xmlns:w="http://schemas.openxmlformats.org/wordprocessingml/2006/main" xmlns:w14="http://schemas.microsoft.com/office/word/2010/wordml" xmlns:w15="http://schemas.microsoft.com/office/word/2012/wordml" xmlns:w16cex="http://schemas.microsoft.com/office/word/2018/wordml/cex" xmlns:w16cid="http://schemas.microsoft.com/office/word/2016/wordml/cid" xmlns:w16="http://schemas.microsoft.com/office/word/2018/wordml" xmlns:w16sdtdh="http://schemas.microsoft.com/office/word/2020/wordml/sdtdatahash" xmlns:w16se="http://schemas.microsoft.com/office/word/2015/wordml/symex" xmlns:wpg="http://schemas.microsoft.com/office/word/2010/wordprocessingGroup" xmlns:wpi="http://schemas.microsoft.com/office/word/2010/wordprocessingInk" xmlns:wne="http://schemas.microsoft.com/office/word/2006/wordml" xmlns:wps="http://schemas.microsoft.com/office/word/2010/wordprocessingShape" mc:Ignorable="w14 w15 w16se w16cid w16 w16cex w16sdtdh wp14">
   <w:background w:color="FFFFFF"/>
   <w:body>
     <w:p>
@@ -47,7 +47,7 @@
                     </pic:cNvPicPr>
                   </pic:nvPicPr>
                   <pic:blipFill>
-                    <a:blip r:embed="rId8">
+                    <a:blip r:embed="rId7">
                       <a:extLst>
                         <a:ext uri="{28A0092B-C50C-407E-A947-70E740481C1C}">
                           <a14:useLocalDpi xmlns:a14="http://schemas.microsoft.com/office/drawing/2010/main" val="0"/>
@@ -572,7 +572,21 @@
         <w:rPr>
           <w:lang w:val="en-GB"/>
         </w:rPr>
-        <w:t xml:space="preserve">, 2019; Jonville &amp; Valcke, 2019). This analysis led to the conclusion that other </w:t>
+        <w:t xml:space="preserve">, 2019; </w:t>
+      </w:r>
+      <w:proofErr w:type="spellStart"/>
+      <w:r>
+        <w:rPr>
+          <w:lang w:val="en-GB"/>
+        </w:rPr>
+        <w:t>Jonville</w:t>
+      </w:r>
+      <w:proofErr w:type="spellEnd"/>
+      <w:r>
+        <w:rPr>
+          <w:lang w:val="en-GB"/>
+        </w:rPr>
+        <w:t xml:space="preserve"> &amp; Valcke, 2019). This analysis led to the conclusion that other </w:t>
       </w:r>
       <w:proofErr w:type="spellStart"/>
       <w:r>
@@ -2001,7 +2015,7 @@
       </w:r>
       <w:r>
         <w:rPr>
-          <w:rStyle w:val="Marquenotebasdepage"/>
+          <w:rStyle w:val="Appelnotedebasdep"/>
           <w:lang w:val="en-GB"/>
         </w:rPr>
         <w:footnoteReference w:id="1"/>
@@ -2385,7 +2399,7 @@
                     <pic:cNvPicPr/>
                   </pic:nvPicPr>
                   <pic:blipFill>
-                    <a:blip r:embed="rId9"/>
+                    <a:blip r:embed="rId8"/>
                     <a:stretch>
                       <a:fillRect/>
                     </a:stretch>
@@ -3239,7 +3253,7 @@
         </w:rPr>
         <w:t>Instructions on how to install OASIS3-MCT, and therefore the SCRIP library, are provided in section 6 of the User Guide (</w:t>
       </w:r>
-      <w:hyperlink r:id="rId10" w:history="1">
+      <w:hyperlink r:id="rId9" w:history="1">
         <w:r>
           <w:rPr>
             <w:rStyle w:val="Lienhypertexte"/>
@@ -3316,7 +3330,7 @@
         </w:rPr>
         <w:t xml:space="preserve">are available at </w:t>
       </w:r>
-      <w:hyperlink r:id="rId11" w:history="1">
+      <w:hyperlink r:id="rId10" w:history="1">
         <w:r>
           <w:rPr>
             <w:rStyle w:val="Lienhypertexte"/>
@@ -3349,7 +3363,7 @@
         </w:rPr>
         <w:t xml:space="preserve">git clone </w:t>
       </w:r>
-      <w:hyperlink r:id="rId12" w:history="1">
+      <w:hyperlink r:id="rId11" w:history="1">
         <w:r>
           <w:rPr>
             <w:rStyle w:val="Lienhypertexte"/>
@@ -3729,7 +3743,31 @@
           <w:shd w:val="clear" w:color="auto" w:fill="FFFFFF"/>
           <w:lang w:val="en-US"/>
         </w:rPr>
-        <w:t>export ESMF_INSTALL_BINDIR=bin/bing/Linux.intel.64.intelmpi</w:t>
+        <w:t>export ESMF_INSTALL_BINDIR=bin/</w:t>
+      </w:r>
+      <w:proofErr w:type="spellStart"/>
+      <w:r>
+        <w:rPr>
+          <w:rFonts w:ascii="Verdana" w:hAnsi="Verdana"/>
+          <w:color w:val="000000" w:themeColor="text1"/>
+          <w:sz w:val="20"/>
+          <w:szCs w:val="20"/>
+          <w:shd w:val="clear" w:color="auto" w:fill="FFFFFF"/>
+          <w:lang w:val="en-US"/>
+        </w:rPr>
+        <w:t>bing</w:t>
+      </w:r>
+      <w:proofErr w:type="spellEnd"/>
+      <w:r>
+        <w:rPr>
+          <w:rFonts w:ascii="Verdana" w:hAnsi="Verdana"/>
+          <w:color w:val="000000" w:themeColor="text1"/>
+          <w:sz w:val="20"/>
+          <w:szCs w:val="20"/>
+          <w:shd w:val="clear" w:color="auto" w:fill="FFFFFF"/>
+          <w:lang w:val="en-US"/>
+        </w:rPr>
+        <w:t>/Linux.intel.64.intelmpi</w:t>
       </w:r>
       <w:r>
         <w:rPr>
@@ -4149,7 +4187,7 @@
         </w:rPr>
         <w:t xml:space="preserve">Details on XIOS installation are available at </w:t>
       </w:r>
-      <w:hyperlink r:id="rId13" w:history="1">
+      <w:hyperlink r:id="rId12" w:history="1">
         <w:r>
           <w:rPr>
             <w:rStyle w:val="Lienhypertexte"/>
@@ -4241,7 +4279,7 @@
         </w:rPr>
         <w:t xml:space="preserve"> co </w:t>
       </w:r>
-      <w:hyperlink r:id="rId14" w:history="1">
+      <w:hyperlink r:id="rId13" w:history="1">
         <w:r>
           <w:rPr>
             <w:rStyle w:val="Lienhypertexte"/>
@@ -4420,7 +4458,7 @@
           <w:color w:val="000000" w:themeColor="text1"/>
           <w:lang w:val="en-US"/>
         </w:rPr>
-        <w:t xml:space="preserve"> refers to the specific platform (see examples in there). XIOS compilation can then be launched with “</w:t>
+        <w:t xml:space="preserve"> refers to the specific platform (see examples in there). XIOS compilation can then be launched with </w:t>
       </w:r>
       <w:proofErr w:type="gramStart"/>
       <w:r>
@@ -4428,7 +4466,7 @@
           <w:color w:val="000000" w:themeColor="text1"/>
           <w:lang w:val="en-US"/>
         </w:rPr>
-        <w:t>.</w:t>
+        <w:t>“.</w:t>
       </w:r>
       <w:r>
         <w:rPr>
@@ -4573,7 +4611,25 @@
           <w:color w:val="000000" w:themeColor="text1"/>
           <w:lang w:val="en-GB"/>
         </w:rPr>
-        <w:t xml:space="preserve">oasis_testcase.f90 </w:t>
+        <w:t>oasis_</w:t>
+      </w:r>
+      <w:proofErr w:type="gramStart"/>
+      <w:r>
+        <w:rPr>
+          <w:rFonts w:ascii="Courier New" w:hAnsi="Courier New" w:cs="Courier New"/>
+          <w:color w:val="000000" w:themeColor="text1"/>
+          <w:lang w:val="en-GB"/>
+        </w:rPr>
+        <w:t>testcase.f</w:t>
+      </w:r>
+      <w:proofErr w:type="gramEnd"/>
+      <w:r>
+        <w:rPr>
+          <w:rFonts w:ascii="Courier New" w:hAnsi="Courier New" w:cs="Courier New"/>
+          <w:color w:val="000000" w:themeColor="text1"/>
+          <w:lang w:val="en-GB"/>
+        </w:rPr>
+        <w:t xml:space="preserve">90 </w:t>
       </w:r>
       <w:r>
         <w:rPr>
@@ -4651,21 +4707,12 @@
         <w:t>bld</w:t>
       </w:r>
       <w:proofErr w:type="spellEnd"/>
-      <w:proofErr w:type="gramStart"/>
-      <w:r>
-        <w:rPr>
-          <w:rFonts w:ascii="Courier New" w:hAnsi="Courier New" w:cs="Courier New"/>
-          <w:lang w:val="en-GB"/>
-        </w:rPr>
-        <w:t>::</w:t>
-      </w:r>
-      <w:proofErr w:type="gramEnd"/>
-      <w:r>
-        <w:rPr>
-          <w:rFonts w:ascii="Courier New" w:hAnsi="Courier New" w:cs="Courier New"/>
-          <w:lang w:val="en-GB"/>
-        </w:rPr>
-        <w:t>target oasis_testcase.exe</w:t>
+      <w:r>
+        <w:rPr>
+          <w:rFonts w:ascii="Courier New" w:hAnsi="Courier New" w:cs="Courier New"/>
+          <w:lang w:val="en-GB"/>
+        </w:rPr>
+        <w:t>::target oasis_testcase.exe</w:t>
       </w:r>
       <w:r>
         <w:rPr>
@@ -4821,96 +4868,82 @@
           <w:color w:val="000000" w:themeColor="text1"/>
           <w:lang w:val="en-US"/>
         </w:rPr>
+        <w:t xml:space="preserve"> o</w:t>
+      </w:r>
+      <w:r>
+        <w:rPr>
+          <w:color w:val="000000" w:themeColor="text1"/>
+          <w:lang w:val="en-US"/>
+        </w:rPr>
+        <w:t xml:space="preserve">r create a symbolic link in </w:t>
+      </w:r>
+      <w:r>
+        <w:rPr>
+          <w:rFonts w:ascii="Courier New" w:hAnsi="Courier New" w:cs="Courier New"/>
+          <w:lang w:val="en-GB"/>
+        </w:rPr>
+        <w:t>/XIOS/</w:t>
+      </w:r>
+      <w:r>
+        <w:rPr>
+          <w:color w:val="000000" w:themeColor="text1"/>
+          <w:lang w:val="en-US"/>
+        </w:rPr>
+        <w:t xml:space="preserve"> to </w:t>
+      </w:r>
+      <w:proofErr w:type="spellStart"/>
+      <w:proofErr w:type="gramStart"/>
+      <w:r>
+        <w:rPr>
+          <w:rFonts w:ascii="Courier New" w:hAnsi="Courier New" w:cs="Courier New"/>
+          <w:lang w:val="en-GB"/>
+        </w:rPr>
+        <w:t>XIOS</w:t>
+      </w:r>
+      <w:r>
+        <w:rPr>
+          <w:rFonts w:ascii="Courier New" w:hAnsi="Courier New" w:cs="Courier New"/>
+          <w:lang w:val="en-GB"/>
+        </w:rPr>
+        <w:t>_trunk</w:t>
+      </w:r>
+      <w:proofErr w:type="spellEnd"/>
+      <w:r>
+        <w:rPr>
+          <w:rFonts w:ascii="Courier New" w:hAnsi="Courier New" w:cs="Courier New"/>
+          <w:lang w:val="en-GB"/>
+        </w:rPr>
+        <w:t>/bin</w:t>
+      </w:r>
+      <w:r>
+        <w:rPr>
+          <w:rFonts w:ascii="Courier New" w:hAnsi="Courier New" w:cs="Courier New"/>
+          <w:lang w:val="en-GB"/>
+        </w:rPr>
+        <w:t>/</w:t>
+      </w:r>
+      <w:r>
+        <w:rPr>
+          <w:rFonts w:ascii="Courier New" w:hAnsi="Courier New" w:cs="Courier New"/>
+          <w:lang w:val="en-GB"/>
+        </w:rPr>
+        <w:t>oasis_testcase.exe</w:t>
+      </w:r>
+      <w:r>
+        <w:rPr>
+          <w:color w:val="000000" w:themeColor="text1"/>
+          <w:lang w:val="en-US"/>
+        </w:rPr>
         <w:t xml:space="preserve"> </w:t>
       </w:r>
-      <w:proofErr w:type="gramStart"/>
       <w:r>
         <w:rPr>
           <w:color w:val="000000" w:themeColor="text1"/>
           <w:lang w:val="en-US"/>
         </w:rPr>
-        <w:t>o</w:t>
-      </w:r>
-      <w:r>
-        <w:rPr>
-          <w:color w:val="000000" w:themeColor="text1"/>
-          <w:lang w:val="en-US"/>
-        </w:rPr>
-        <w:t>r</w:t>
+        <w:t>.</w:t>
       </w:r>
       <w:proofErr w:type="gramEnd"/>
-      <w:r>
-        <w:rPr>
-          <w:color w:val="000000" w:themeColor="text1"/>
-          <w:lang w:val="en-US"/>
-        </w:rPr>
-        <w:t xml:space="preserve"> create a symbolic link in </w:t>
-      </w:r>
-      <w:r>
-        <w:rPr>
-          <w:rFonts w:ascii="Courier New" w:hAnsi="Courier New" w:cs="Courier New"/>
-          <w:lang w:val="en-GB"/>
-        </w:rPr>
-        <w:t>/XIOS/</w:t>
-      </w:r>
-      <w:r>
-        <w:rPr>
-          <w:color w:val="000000" w:themeColor="text1"/>
-          <w:lang w:val="en-US"/>
-        </w:rPr>
-        <w:t xml:space="preserve"> to </w:t>
-      </w:r>
-      <w:proofErr w:type="spellStart"/>
-      <w:r>
-        <w:rPr>
-          <w:rFonts w:ascii="Courier New" w:hAnsi="Courier New" w:cs="Courier New"/>
-          <w:lang w:val="en-GB"/>
-        </w:rPr>
-        <w:t>XIOS</w:t>
-      </w:r>
-      <w:r>
-        <w:rPr>
-          <w:rFonts w:ascii="Courier New" w:hAnsi="Courier New" w:cs="Courier New"/>
-          <w:lang w:val="en-GB"/>
-        </w:rPr>
-        <w:t>_trunk</w:t>
-      </w:r>
-      <w:proofErr w:type="spellEnd"/>
-      <w:r>
-        <w:rPr>
-          <w:rFonts w:ascii="Courier New" w:hAnsi="Courier New" w:cs="Courier New"/>
-          <w:lang w:val="en-GB"/>
-        </w:rPr>
-        <w:t>/bin</w:t>
-      </w:r>
-      <w:r>
-        <w:rPr>
-          <w:rFonts w:ascii="Courier New" w:hAnsi="Courier New" w:cs="Courier New"/>
-          <w:lang w:val="en-GB"/>
-        </w:rPr>
-        <w:t>/</w:t>
-      </w:r>
-      <w:r>
-        <w:rPr>
-          <w:rFonts w:ascii="Courier New" w:hAnsi="Courier New" w:cs="Courier New"/>
-          <w:lang w:val="en-GB"/>
-        </w:rPr>
-        <w:t>oasis_testcase.exe</w:t>
-      </w:r>
-      <w:r>
-        <w:rPr>
-          <w:color w:val="000000" w:themeColor="text1"/>
-          <w:lang w:val="en-US"/>
-        </w:rPr>
-        <w:t xml:space="preserve"> </w:t>
-      </w:r>
-      <w:r>
-        <w:rPr>
-          <w:color w:val="000000" w:themeColor="text1"/>
-          <w:lang w:val="en-US"/>
-        </w:rPr>
-        <w:t>.</w:t>
-      </w:r>
       <w:r>
         <w:rPr>
           <w:color w:val="000000" w:themeColor="text1"/>
@@ -5327,23 +5360,7 @@
           <w:rFonts w:ascii="Courier New" w:hAnsi="Courier New" w:cs="Courier New"/>
           <w:lang w:val="en-GB"/>
         </w:rPr>
-        <w:t>oasis3-mct/</w:t>
-      </w:r>
-      <w:proofErr w:type="spellStart"/>
-      <w:r>
-        <w:rPr>
-          <w:rFonts w:ascii="Courier New" w:hAnsi="Courier New" w:cs="Courier New"/>
-          <w:lang w:val="en-GB"/>
-        </w:rPr>
-        <w:t>util</w:t>
-      </w:r>
-      <w:proofErr w:type="spellEnd"/>
-      <w:r>
-        <w:rPr>
-          <w:rFonts w:ascii="Courier New" w:hAnsi="Courier New" w:cs="Courier New"/>
-          <w:lang w:val="en-GB"/>
-        </w:rPr>
-        <w:t>/</w:t>
+        <w:t>oasis3-mct/util/</w:t>
       </w:r>
       <w:proofErr w:type="spellStart"/>
       <w:r>
@@ -6348,7 +6365,7 @@
       </w:r>
       <w:r>
         <w:rPr>
-          <w:rStyle w:val="Marquenotebasdepage"/>
+          <w:rStyle w:val="Appelnotedebasdep"/>
           <w:lang w:val="en-GB"/>
         </w:rPr>
         <w:footnoteReference w:id="2"/>
@@ -6797,7 +6814,7 @@
       </w:r>
       <w:r>
         <w:rPr>
-          <w:rStyle w:val="Marquenotebasdepage"/>
+          <w:rStyle w:val="Appelnotedebasdep"/>
           <w:lang w:val="en-GB"/>
         </w:rPr>
         <w:footnoteReference w:id="3"/>
@@ -8831,7 +8848,33 @@
           <w:rFonts w:ascii="Courier New" w:hAnsi="Courier New" w:cs="Courier New"/>
           <w:lang w:val="en-GB"/>
         </w:rPr>
-        <w:t>$</w:t>
+        <w:t>$opt</w:t>
+      </w:r>
+      <w:r>
+        <w:rPr>
+          <w:rFonts w:ascii="Courier New" w:hAnsi="Courier New" w:cs="Courier New"/>
+          <w:lang w:val="en-GB"/>
+        </w:rPr>
+        <w:t xml:space="preserve"> </w:t>
+      </w:r>
+      <w:r>
+        <w:rPr>
+          <w:lang w:val="en-GB"/>
+        </w:rPr>
+        <w:t>is</w:t>
+      </w:r>
+      <w:r>
+        <w:rPr>
+          <w:lang w:val="en-GB"/>
+        </w:rPr>
+        <w:t xml:space="preserve"> an optional argument to plot the binary and fractional masks with Ferret if set to </w:t>
+      </w:r>
+      <w:r>
+        <w:rPr>
+          <w:rFonts w:ascii="Courier New" w:hAnsi="Courier New" w:cs="Courier New"/>
+          <w:lang w:val="en-GB"/>
+        </w:rPr>
+        <w:t>–</w:t>
       </w:r>
       <w:proofErr w:type="gramStart"/>
       <w:r>
@@ -8839,41 +8882,15 @@
           <w:rFonts w:ascii="Courier New" w:hAnsi="Courier New" w:cs="Courier New"/>
           <w:lang w:val="en-GB"/>
         </w:rPr>
-        <w:t>opt</w:t>
+        <w:t>plot</w:t>
+      </w:r>
+      <w:r>
+        <w:rPr>
+          <w:lang w:val="en-GB"/>
+        </w:rPr>
+        <w:t xml:space="preserve"> .</w:t>
       </w:r>
       <w:proofErr w:type="gramEnd"/>
-      <w:r>
-        <w:rPr>
-          <w:rFonts w:ascii="Courier New" w:hAnsi="Courier New" w:cs="Courier New"/>
-          <w:lang w:val="en-GB"/>
-        </w:rPr>
-        <w:t xml:space="preserve"> </w:t>
-      </w:r>
-      <w:r>
-        <w:rPr>
-          <w:lang w:val="en-GB"/>
-        </w:rPr>
-        <w:t>is</w:t>
-      </w:r>
-      <w:r>
-        <w:rPr>
-          <w:lang w:val="en-GB"/>
-        </w:rPr>
-        <w:t xml:space="preserve"> an optional argument to plot the binary and fractional masks with Ferret if set to </w:t>
-      </w:r>
-      <w:r>
-        <w:rPr>
-          <w:rFonts w:ascii="Courier New" w:hAnsi="Courier New" w:cs="Courier New"/>
-          <w:lang w:val="en-GB"/>
-        </w:rPr>
-        <w:t>–plot</w:t>
-      </w:r>
-      <w:r>
-        <w:rPr>
-          <w:lang w:val="en-GB"/>
-        </w:rPr>
-        <w:t xml:space="preserve"> .</w:t>
-      </w:r>
     </w:p>
     <w:p>
       <w:pPr>
@@ -9033,6 +9050,7 @@
         </w:rPr>
         <w:t xml:space="preserve"> file </w:t>
       </w:r>
+      <w:proofErr w:type="gramStart"/>
       <w:r>
         <w:rPr>
           <w:rFonts w:ascii="Courier New" w:hAnsi="Courier New" w:cs="Courier New"/>
@@ -9045,15 +9063,7 @@
           <w:rFonts w:ascii="Courier New" w:hAnsi="Courier New" w:cs="Courier New"/>
           <w:lang w:val="en-GB"/>
         </w:rPr>
-        <w:t>s/masks_$ogrid_$</w:t>
-      </w:r>
-      <w:proofErr w:type="gramStart"/>
-      <w:r>
-        <w:rPr>
-          <w:rFonts w:ascii="Courier New" w:hAnsi="Courier New" w:cs="Courier New"/>
-          <w:lang w:val="en-GB"/>
-        </w:rPr>
-        <w:t>library.nc</w:t>
+        <w:t>s/masks_$ogrid_$library.nc</w:t>
       </w:r>
       <w:r>
         <w:rPr>
@@ -9567,7 +9577,19 @@
         <w:rPr>
           <w:lang w:val="en-GB"/>
         </w:rPr>
-        <w:t xml:space="preserve">all required files </w:t>
+        <w:t>all required files</w:t>
+      </w:r>
+      <w:r>
+        <w:rPr>
+          <w:lang w:val="en-GB"/>
+        </w:rPr>
+        <w:t xml:space="preserve"> from the /OASIS directory</w:t>
+      </w:r>
+      <w:r>
+        <w:rPr>
+          <w:lang w:val="en-GB"/>
+        </w:rPr>
+        <w:t xml:space="preserve"> </w:t>
       </w:r>
       <w:r>
         <w:rPr>
@@ -9579,7 +9601,38 @@
         <w:rPr>
           <w:lang w:val="en-GB"/>
         </w:rPr>
-        <w:t xml:space="preserve">, including the grid file </w:t>
+        <w:t xml:space="preserve">, including </w:t>
+      </w:r>
+      <w:r>
+        <w:rPr>
+          <w:lang w:val="en-GB"/>
+        </w:rPr>
+        <w:t xml:space="preserve">the </w:t>
+      </w:r>
+      <w:r>
+        <w:rPr>
+          <w:lang w:val="en-GB"/>
+        </w:rPr>
+        <w:t xml:space="preserve">mask file </w:t>
+      </w:r>
+      <w:r>
+        <w:rPr>
+          <w:rFonts w:ascii="Courier New" w:hAnsi="Courier New" w:cs="Courier New"/>
+          <w:lang w:val="en-GB"/>
+        </w:rPr>
+        <w:t>masks.nc</w:t>
+      </w:r>
+      <w:r>
+        <w:rPr>
+          <w:lang w:val="en-GB"/>
+        </w:rPr>
+        <w:t xml:space="preserve">. </w:t>
+      </w:r>
+      <w:r>
+        <w:rPr>
+          <w:lang w:val="en-GB"/>
+        </w:rPr>
+        <w:t xml:space="preserve">In order to limit the size of the git repository, the grid file </w:t>
       </w:r>
       <w:r>
         <w:rPr>
@@ -9590,57 +9643,50 @@
       </w:r>
       <w:r>
         <w:rPr>
-          <w:lang w:val="en-GB"/>
-        </w:rPr>
-        <w:t xml:space="preserve"> and </w:t>
-      </w:r>
-      <w:r>
-        <w:rPr>
-          <w:lang w:val="en-GB"/>
-        </w:rPr>
-        <w:t xml:space="preserve">the </w:t>
-      </w:r>
-      <w:r>
-        <w:rPr>
-          <w:lang w:val="en-GB"/>
-        </w:rPr>
-        <w:t xml:space="preserve">mask file </w:t>
-      </w:r>
-      <w:r>
-        <w:rPr>
-          <w:rFonts w:ascii="Courier New" w:hAnsi="Courier New" w:cs="Courier New"/>
-          <w:lang w:val="en-GB"/>
-        </w:rPr>
-        <w:t>masks.nc</w:t>
-      </w:r>
-      <w:r>
-        <w:rPr>
-          <w:lang w:val="en-GB"/>
-        </w:rPr>
-        <w:t xml:space="preserve"> from the /</w:t>
-      </w:r>
-      <w:r>
-        <w:rPr>
-          <w:rFonts w:ascii="Courier New" w:hAnsi="Courier New" w:cs="Courier New"/>
-          <w:lang w:val="en-GB"/>
-        </w:rPr>
-        <w:t>OASIS</w:t>
-      </w:r>
-      <w:r>
-        <w:rPr>
-          <w:lang w:val="en-GB"/>
-        </w:rPr>
-        <w:t xml:space="preserve"> directory</w:t>
-      </w:r>
-      <w:r>
-        <w:rPr>
-          <w:lang w:val="en-GB"/>
-        </w:rPr>
-        <w:t xml:space="preserve"> (see section 2.5 above)</w:t>
-      </w:r>
-      <w:r>
-        <w:rPr>
-          <w:lang w:val="en-GB"/>
+          <w:rFonts w:ascii="Courier New" w:hAnsi="Courier New" w:cs="Courier New"/>
+          <w:lang w:val="en-GB"/>
+        </w:rPr>
+        <w:t xml:space="preserve"> </w:t>
+      </w:r>
+      <w:r>
+        <w:rPr>
+          <w:lang w:val="en-GB"/>
+        </w:rPr>
+        <w:t xml:space="preserve">is extracted from </w:t>
+      </w:r>
+      <w:hyperlink r:id="rId14" w:history="1">
+        <w:r>
+          <w:rPr>
+            <w:lang w:val="en-GB"/>
+          </w:rPr>
+          <w:t>https://mercure.cerfacs.fr/oasis3-mct/examples/regrid_environment/OASIS/</w:t>
+        </w:r>
+        <w:r>
+          <w:rPr>
+            <w:lang w:val="en-GB"/>
+          </w:rPr>
+          <w:t>g</w:t>
+        </w:r>
+        <w:r>
+          <w:rPr>
+            <w:lang w:val="en-GB"/>
+          </w:rPr>
+          <w:t>rids.nc</w:t>
+        </w:r>
+      </w:hyperlink>
+      <w:r>
+        <w:rPr>
+          <w:lang w:val="en-GB"/>
+        </w:rPr>
+        <w:t xml:space="preserve"> with the “curl” command</w:t>
+      </w:r>
+      <w:r>
+        <w:rPr>
+          <w:rFonts w:ascii="Menlo" w:hAnsi="Menlo" w:cs="Menlo"/>
+          <w:color w:val="000000"/>
+          <w:sz w:val="22"/>
+          <w:szCs w:val="22"/>
+          <w:lang w:val="en-GB" w:eastAsia="en-GB"/>
         </w:rPr>
         <w:t>.</w:t>
       </w:r>
@@ -9853,7 +9899,7 @@
       </w:r>
       <w:r>
         <w:rPr>
-          <w:rStyle w:val="Marquenotebasdepage"/>
+          <w:rStyle w:val="Appelnotedebasdep"/>
           <w:lang w:val="en-US"/>
         </w:rPr>
         <w:footnoteReference w:id="4"/>
@@ -11260,14 +11306,12 @@
           <w:lang w:val="en-GB"/>
         </w:rPr>
       </w:pPr>
-      <w:proofErr w:type="gramStart"/>
       <w:r>
         <w:rPr>
           <w:lang w:val="en-GB"/>
         </w:rPr>
         <w:t>conserv</w:t>
       </w:r>
-      <w:proofErr w:type="gramEnd"/>
       <w:r>
         <w:rPr>
           <w:lang w:val="en-GB"/>
@@ -11457,14 +11501,12 @@
           <w:lang w:val="en-GB"/>
         </w:rPr>
       </w:pPr>
-      <w:proofErr w:type="gramStart"/>
       <w:r>
         <w:rPr>
           <w:lang w:val="en-GB"/>
         </w:rPr>
         <w:t>conserv</w:t>
       </w:r>
-      <w:proofErr w:type="gramEnd"/>
       <w:r>
         <w:rPr>
           <w:lang w:val="en-GB"/>
@@ -11706,7 +11748,6 @@
         <w:t>--</w:t>
       </w:r>
       <w:proofErr w:type="spellStart"/>
-      <w:proofErr w:type="gramStart"/>
       <w:r>
         <w:rPr>
           <w:rFonts w:ascii="Courier New" w:hAnsi="Courier New" w:cs="Courier New"/>
@@ -11714,9 +11755,9 @@
           <w:szCs w:val="22"/>
           <w:lang w:val="en-GB"/>
         </w:rPr>
-        <w:t>src</w:t>
-      </w:r>
-      <w:proofErr w:type="gramEnd"/>
+        <w:t>src_loc</w:t>
+      </w:r>
+      <w:proofErr w:type="spellEnd"/>
       <w:r>
         <w:rPr>
           <w:rFonts w:ascii="Courier New" w:hAnsi="Courier New" w:cs="Courier New"/>
@@ -11724,9 +11765,9 @@
           <w:szCs w:val="22"/>
           <w:lang w:val="en-GB"/>
         </w:rPr>
-        <w:t>_loc</w:t>
-      </w:r>
-      <w:proofErr w:type="spellEnd"/>
+        <w:t xml:space="preserve"> </w:t>
+      </w:r>
+      <w:proofErr w:type="spellStart"/>
       <w:r>
         <w:rPr>
           <w:rFonts w:ascii="Courier New" w:hAnsi="Courier New" w:cs="Courier New"/>
@@ -11734,9 +11775,9 @@
           <w:szCs w:val="22"/>
           <w:lang w:val="en-GB"/>
         </w:rPr>
-        <w:t xml:space="preserve"> </w:t>
-      </w:r>
-      <w:proofErr w:type="spellStart"/>
+        <w:t>center</w:t>
+      </w:r>
+      <w:proofErr w:type="spellEnd"/>
       <w:r>
         <w:rPr>
           <w:rFonts w:ascii="Courier New" w:hAnsi="Courier New" w:cs="Courier New"/>
@@ -11744,9 +11785,9 @@
           <w:szCs w:val="22"/>
           <w:lang w:val="en-GB"/>
         </w:rPr>
-        <w:t>center</w:t>
-      </w:r>
-      <w:proofErr w:type="spellEnd"/>
+        <w:t xml:space="preserve"> --</w:t>
+      </w:r>
+      <w:proofErr w:type="spellStart"/>
       <w:r>
         <w:rPr>
           <w:rFonts w:ascii="Courier New" w:hAnsi="Courier New" w:cs="Courier New"/>
@@ -11754,9 +11795,9 @@
           <w:szCs w:val="22"/>
           <w:lang w:val="en-GB"/>
         </w:rPr>
-        <w:t xml:space="preserve"> --</w:t>
-      </w:r>
-      <w:proofErr w:type="spellStart"/>
+        <w:t>dst_loc</w:t>
+      </w:r>
+      <w:proofErr w:type="spellEnd"/>
       <w:r>
         <w:rPr>
           <w:rFonts w:ascii="Courier New" w:hAnsi="Courier New" w:cs="Courier New"/>
@@ -11764,9 +11805,10 @@
           <w:szCs w:val="22"/>
           <w:lang w:val="en-GB"/>
         </w:rPr>
-        <w:t>dst_loc</w:t>
-      </w:r>
-      <w:proofErr w:type="spellEnd"/>
+        <w:t xml:space="preserve"> </w:t>
+      </w:r>
+      <w:proofErr w:type="spellStart"/>
+      <w:proofErr w:type="gramStart"/>
       <w:r>
         <w:rPr>
           <w:rFonts w:ascii="Courier New" w:hAnsi="Courier New" w:cs="Courier New"/>
@@ -11774,16 +11816,6 @@
           <w:szCs w:val="22"/>
           <w:lang w:val="en-GB"/>
         </w:rPr>
-        <w:t xml:space="preserve"> </w:t>
-      </w:r>
-      <w:proofErr w:type="spellStart"/>
-      <w:r>
-        <w:rPr>
-          <w:rFonts w:ascii="Courier New" w:hAnsi="Courier New" w:cs="Courier New"/>
-          <w:sz w:val="22"/>
-          <w:szCs w:val="22"/>
-          <w:lang w:val="en-GB"/>
-        </w:rPr>
         <w:t>center</w:t>
       </w:r>
       <w:proofErr w:type="spellEnd"/>
@@ -11791,7 +11823,14 @@
         <w:rPr>
           <w:lang w:val="en-GB"/>
         </w:rPr>
-        <w:t xml:space="preserve"> : allow non-conservative </w:t>
+        <w:t xml:space="preserve"> :</w:t>
+      </w:r>
+      <w:proofErr w:type="gramEnd"/>
+      <w:r>
+        <w:rPr>
+          <w:lang w:val="en-GB"/>
+        </w:rPr>
+        <w:t xml:space="preserve"> allow non-conservative </w:t>
       </w:r>
       <w:proofErr w:type="spellStart"/>
       <w:r>
@@ -11855,7 +11894,6 @@
         <w:t>--</w:t>
       </w:r>
       <w:proofErr w:type="spellStart"/>
-      <w:proofErr w:type="gramStart"/>
       <w:r>
         <w:rPr>
           <w:rFonts w:ascii="Courier New" w:hAnsi="Courier New" w:cs="Courier New"/>
@@ -11863,9 +11901,9 @@
           <w:szCs w:val="22"/>
           <w:lang w:val="en-GB"/>
         </w:rPr>
-        <w:t>extrap</w:t>
-      </w:r>
-      <w:proofErr w:type="gramEnd"/>
+        <w:t>extrap_method</w:t>
+      </w:r>
+      <w:proofErr w:type="spellEnd"/>
       <w:r>
         <w:rPr>
           <w:rFonts w:ascii="Courier New" w:hAnsi="Courier New" w:cs="Courier New"/>
@@ -11873,9 +11911,10 @@
           <w:szCs w:val="22"/>
           <w:lang w:val="en-GB"/>
         </w:rPr>
-        <w:t>_method</w:t>
-      </w:r>
-      <w:proofErr w:type="spellEnd"/>
+        <w:t xml:space="preserve"> </w:t>
+      </w:r>
+      <w:proofErr w:type="spellStart"/>
+      <w:proofErr w:type="gramStart"/>
       <w:r>
         <w:rPr>
           <w:rFonts w:ascii="Courier New" w:hAnsi="Courier New" w:cs="Courier New"/>
@@ -11883,16 +11922,6 @@
           <w:szCs w:val="22"/>
           <w:lang w:val="en-GB"/>
         </w:rPr>
-        <w:t xml:space="preserve"> </w:t>
-      </w:r>
-      <w:proofErr w:type="spellStart"/>
-      <w:r>
-        <w:rPr>
-          <w:rFonts w:ascii="Courier New" w:hAnsi="Courier New" w:cs="Courier New"/>
-          <w:sz w:val="22"/>
-          <w:szCs w:val="22"/>
-          <w:lang w:val="en-GB"/>
-        </w:rPr>
         <w:t>neareststod</w:t>
       </w:r>
       <w:proofErr w:type="spellEnd"/>
@@ -11900,7 +11929,14 @@
         <w:rPr>
           <w:lang w:val="en-GB"/>
         </w:rPr>
-        <w:t xml:space="preserve"> : each target point that does not receive a value with the original algorithm uses the closest unmasked source point to define its value; this option</w:t>
+        <w:t xml:space="preserve"> :</w:t>
+      </w:r>
+      <w:proofErr w:type="gramEnd"/>
+      <w:r>
+        <w:rPr>
+          <w:lang w:val="en-GB"/>
+        </w:rPr>
+        <w:t xml:space="preserve"> each target point that does not receive a value with the original algorithm uses the closest unmasked source point to define its value; this option</w:t>
       </w:r>
       <w:r>
         <w:rPr>
@@ -11967,7 +12003,6 @@
         <w:t>--</w:t>
       </w:r>
       <w:proofErr w:type="spellStart"/>
-      <w:proofErr w:type="gramStart"/>
       <w:r>
         <w:rPr>
           <w:rFonts w:ascii="Courier New" w:hAnsi="Courier New" w:cs="Courier New"/>
@@ -11975,9 +12010,9 @@
           <w:szCs w:val="22"/>
           <w:lang w:val="en-GB"/>
         </w:rPr>
-        <w:t>ignore</w:t>
-      </w:r>
-      <w:proofErr w:type="gramEnd"/>
+        <w:t>ignore_</w:t>
+      </w:r>
+      <w:proofErr w:type="gramStart"/>
       <w:r>
         <w:rPr>
           <w:rFonts w:ascii="Courier New" w:hAnsi="Courier New" w:cs="Courier New"/>
@@ -11985,14 +12020,21 @@
           <w:szCs w:val="22"/>
           <w:lang w:val="en-GB"/>
         </w:rPr>
-        <w:t>_unmapped</w:t>
-      </w:r>
-      <w:proofErr w:type="spellEnd"/>
-      <w:r>
-        <w:rPr>
-          <w:lang w:val="en-GB"/>
-        </w:rPr>
-        <w:t xml:space="preserve"> : do not do anything special for target point that does not receive a value with the original algorithm; this option </w:t>
+        <w:t>unmapped</w:t>
+      </w:r>
+      <w:proofErr w:type="spellEnd"/>
+      <w:r>
+        <w:rPr>
+          <w:lang w:val="en-GB"/>
+        </w:rPr>
+        <w:t xml:space="preserve"> :</w:t>
+      </w:r>
+      <w:proofErr w:type="gramEnd"/>
+      <w:r>
+        <w:rPr>
+          <w:lang w:val="en-GB"/>
+        </w:rPr>
+        <w:t xml:space="preserve"> do not do anything special for target point that does not receive a value with the original algorithm; this option </w:t>
       </w:r>
       <w:r>
         <w:rPr>
@@ -12059,7 +12101,6 @@
         <w:t>--</w:t>
       </w:r>
       <w:proofErr w:type="spellStart"/>
-      <w:proofErr w:type="gramStart"/>
       <w:r>
         <w:rPr>
           <w:rFonts w:ascii="Courier New" w:hAnsi="Courier New" w:cs="Courier New"/>
@@ -12067,50 +12108,54 @@
           <w:szCs w:val="22"/>
           <w:lang w:val="en-GB"/>
         </w:rPr>
-        <w:t>ignore</w:t>
+        <w:t>ignore_degenerate</w:t>
+      </w:r>
+      <w:proofErr w:type="spellEnd"/>
+      <w:r>
+        <w:rPr>
+          <w:lang w:val="en-GB"/>
+        </w:rPr>
+        <w:t xml:space="preserve"> to ignore degenerate cells in either the source or the destination grid; this can be useful for the </w:t>
+      </w:r>
+      <w:r>
+        <w:rPr>
+          <w:lang w:val="en-GB"/>
+        </w:rPr>
+        <w:t xml:space="preserve">torc and </w:t>
+      </w:r>
+      <w:proofErr w:type="spellStart"/>
+      <w:r>
+        <w:rPr>
+          <w:lang w:val="en-GB"/>
+        </w:rPr>
+        <w:t>nogt</w:t>
+      </w:r>
+      <w:proofErr w:type="spellEnd"/>
+      <w:r>
+        <w:rPr>
+          <w:lang w:val="en-GB"/>
+        </w:rPr>
+        <w:t xml:space="preserve"> </w:t>
+      </w:r>
+      <w:r>
+        <w:rPr>
+          <w:lang w:val="en-GB"/>
+        </w:rPr>
+        <w:t>grids which may have masked cells (</w:t>
+      </w:r>
+      <w:proofErr w:type="gramStart"/>
+      <w:r>
+        <w:rPr>
+          <w:lang w:val="en-GB"/>
+        </w:rPr>
+        <w:t>i.e.</w:t>
       </w:r>
       <w:proofErr w:type="gramEnd"/>
       <w:r>
         <w:rPr>
-          <w:rFonts w:ascii="Courier New" w:hAnsi="Courier New" w:cs="Courier New"/>
-          <w:sz w:val="22"/>
-          <w:szCs w:val="22"/>
-          <w:lang w:val="en-GB"/>
-        </w:rPr>
-        <w:t>_degenerate</w:t>
-      </w:r>
-      <w:proofErr w:type="spellEnd"/>
-      <w:r>
-        <w:rPr>
-          <w:lang w:val="en-GB"/>
-        </w:rPr>
-        <w:t xml:space="preserve"> to ignore degenerate cells in either the source or the destination grid; this can be useful for the </w:t>
-      </w:r>
-      <w:r>
-        <w:rPr>
-          <w:lang w:val="en-GB"/>
-        </w:rPr>
-        <w:t xml:space="preserve">torc and </w:t>
-      </w:r>
-      <w:proofErr w:type="spellStart"/>
-      <w:r>
-        <w:rPr>
-          <w:lang w:val="en-GB"/>
-        </w:rPr>
-        <w:t>nogt</w:t>
-      </w:r>
-      <w:proofErr w:type="spellEnd"/>
-      <w:r>
-        <w:rPr>
-          <w:lang w:val="en-GB"/>
-        </w:rPr>
-        <w:t xml:space="preserve"> </w:t>
-      </w:r>
-      <w:r>
-        <w:rPr>
-          <w:lang w:val="en-GB"/>
-        </w:rPr>
-        <w:t xml:space="preserve">grids which may have masked cells (i.e. not used in the </w:t>
+          <w:lang w:val="en-GB"/>
+        </w:rPr>
+        <w:t xml:space="preserve"> not used in the </w:t>
       </w:r>
       <w:proofErr w:type="spellStart"/>
       <w:r>
@@ -13610,7 +13655,6 @@
         </w:rPr>
       </w:pPr>
       <w:proofErr w:type="spellStart"/>
-      <w:proofErr w:type="gramStart"/>
       <w:r>
         <w:rPr>
           <w:rFonts w:ascii="Courier New" w:hAnsi="Courier New" w:cs="Courier New"/>
@@ -13618,17 +13662,7 @@
           <w:szCs w:val="22"/>
           <w:lang w:val="en-GB"/>
         </w:rPr>
-        <w:t>regrid</w:t>
-      </w:r>
-      <w:proofErr w:type="gramEnd"/>
-      <w:r>
-        <w:rPr>
-          <w:rFonts w:ascii="Courier New" w:hAnsi="Courier New" w:cs="Courier New"/>
-          <w:sz w:val="22"/>
-          <w:szCs w:val="22"/>
-          <w:lang w:val="en-GB"/>
-        </w:rPr>
-        <w:t>_environment</w:t>
+        <w:t>regrid_environment</w:t>
       </w:r>
       <w:proofErr w:type="spellEnd"/>
       <w:r>
@@ -14057,8 +14091,6 @@
         </w:rPr>
         <w:t>to generate</w:t>
       </w:r>
-      <w:bookmarkStart w:id="0" w:name="_GoBack"/>
-      <w:bookmarkEnd w:id="0"/>
       <w:r>
         <w:rPr>
           <w:lang w:val="en-GB"/>
@@ -14141,15 +14173,9 @@
           <w:szCs w:val="22"/>
           <w:lang w:val="en-GB"/>
         </w:rPr>
-        <w:t>oasis_testcase.f90</w:t>
-      </w:r>
-      <w:r>
-        <w:rPr>
-          <w:lang w:val="en-GB"/>
-        </w:rPr>
-        <w:t xml:space="preserve"> in subroutine </w:t>
-      </w:r>
-      <w:proofErr w:type="spellStart"/>
+        <w:t>oasis_</w:t>
+      </w:r>
+      <w:proofErr w:type="gramStart"/>
       <w:r>
         <w:rPr>
           <w:rFonts w:ascii="Courier New" w:hAnsi="Courier New" w:cs="Courier New"/>
@@ -14157,16 +14183,9 @@
           <w:szCs w:val="22"/>
           <w:lang w:val="en-GB"/>
         </w:rPr>
-        <w:t>init_model_params</w:t>
-      </w:r>
-      <w:proofErr w:type="spellEnd"/>
-      <w:r>
-        <w:rPr>
-          <w:lang w:val="en-GB"/>
-        </w:rPr>
-        <w:t xml:space="preserve"> and </w:t>
-      </w:r>
-      <w:proofErr w:type="spellStart"/>
+        <w:t>testcase.f</w:t>
+      </w:r>
+      <w:proofErr w:type="gramEnd"/>
       <w:r>
         <w:rPr>
           <w:rFonts w:ascii="Courier New" w:hAnsi="Courier New" w:cs="Courier New"/>
@@ -14174,9 +14193,15 @@
           <w:szCs w:val="22"/>
           <w:lang w:val="en-GB"/>
         </w:rPr>
-        <w:t>init_</w:t>
-      </w:r>
-      <w:proofErr w:type="gramStart"/>
+        <w:t>90</w:t>
+      </w:r>
+      <w:r>
+        <w:rPr>
+          <w:lang w:val="en-GB"/>
+        </w:rPr>
+        <w:t xml:space="preserve"> in subroutine </w:t>
+      </w:r>
+      <w:proofErr w:type="spellStart"/>
       <w:r>
         <w:rPr>
           <w:rFonts w:ascii="Courier New" w:hAnsi="Courier New" w:cs="Courier New"/>
@@ -14184,21 +14209,31 @@
           <w:szCs w:val="22"/>
           <w:lang w:val="en-GB"/>
         </w:rPr>
-        <w:t>domain</w:t>
-      </w:r>
-      <w:proofErr w:type="spellEnd"/>
-      <w:r>
-        <w:rPr>
-          <w:lang w:val="en-GB"/>
-        </w:rPr>
-        <w:t xml:space="preserve"> .</w:t>
-      </w:r>
-      <w:proofErr w:type="gramEnd"/>
-      <w:r>
-        <w:rPr>
-          <w:lang w:val="en-GB"/>
-        </w:rPr>
-        <w:t xml:space="preserve"> </w:t>
+        <w:t>init_model_params</w:t>
+      </w:r>
+      <w:proofErr w:type="spellEnd"/>
+      <w:r>
+        <w:rPr>
+          <w:lang w:val="en-GB"/>
+        </w:rPr>
+        <w:t xml:space="preserve"> and </w:t>
+      </w:r>
+      <w:proofErr w:type="spellStart"/>
+      <w:r>
+        <w:rPr>
+          <w:rFonts w:ascii="Courier New" w:hAnsi="Courier New" w:cs="Courier New"/>
+          <w:sz w:val="22"/>
+          <w:szCs w:val="22"/>
+          <w:lang w:val="en-GB"/>
+        </w:rPr>
+        <w:t>init_domain</w:t>
+      </w:r>
+      <w:proofErr w:type="spellEnd"/>
+      <w:r>
+        <w:rPr>
+          <w:lang w:val="en-GB"/>
+        </w:rPr>
+        <w:t xml:space="preserve"> . </w:t>
       </w:r>
     </w:p>
     <w:p>
@@ -14914,18 +14949,12 @@
         <w:t xml:space="preserve">: SCRIP, YAC, ESMF and </w:t>
       </w:r>
       <w:proofErr w:type="spellStart"/>
-      <w:r>
-        <w:rPr>
-          <w:lang w:val="en-GB"/>
-        </w:rPr>
-        <w:t>XIOS</w:t>
-      </w:r>
       <w:proofErr w:type="gramStart"/>
       <w:r>
         <w:rPr>
           <w:lang w:val="en-GB"/>
         </w:rPr>
-        <w:t>,</w:t>
+        <w:t>XIOS,</w:t>
       </w:r>
       <w:r>
         <w:rPr>
@@ -15012,7 +15041,7 @@
 </file>
 
 <file path=word/endnotes.xml><?xml version="1.0" encoding="utf-8"?>
-<w:endnotes xmlns:wpc="http://schemas.microsoft.com/office/word/2010/wordprocessingCanvas" xmlns:mo="http://schemas.microsoft.com/office/mac/office/2008/main" xmlns:mc="http://schemas.openxmlformats.org/markup-compatibility/2006" xmlns:mv="urn:schemas-microsoft-com:mac:vml" xmlns:o="urn:schemas-microsoft-com:office:office" xmlns:r="http://schemas.openxmlformats.org/officeDocument/2006/relationships" xmlns:m="http://schemas.openxmlformats.org/officeDocument/2006/math" xmlns:v="urn:schemas-microsoft-com:vml" xmlns:wp14="http://schemas.microsoft.com/office/word/2010/wordprocessingDrawing" xmlns:wp="http://schemas.openxmlformats.org/drawingml/2006/wordprocessingDrawing" xmlns:w10="urn:schemas-microsoft-com:office:word" xmlns:w="http://schemas.openxmlformats.org/wordprocessingml/2006/main" xmlns:w14="http://schemas.microsoft.com/office/word/2010/wordml" xmlns:wpg="http://schemas.microsoft.com/office/word/2010/wordprocessingGroup" xmlns:wpi="http://schemas.microsoft.com/office/word/2010/wordprocessingInk" xmlns:wne="http://schemas.microsoft.com/office/word/2006/wordml" xmlns:wps="http://schemas.microsoft.com/office/word/2010/wordprocessingShape" mc:Ignorable="w14 wp14">
+<w:endnotes xmlns:wpc="http://schemas.microsoft.com/office/word/2010/wordprocessingCanvas" xmlns:cx="http://schemas.microsoft.com/office/drawing/2014/chartex" xmlns:cx1="http://schemas.microsoft.com/office/drawing/2015/9/8/chartex" xmlns:cx2="http://schemas.microsoft.com/office/drawing/2015/10/21/chartex" xmlns:cx3="http://schemas.microsoft.com/office/drawing/2016/5/9/chartex" xmlns:cx4="http://schemas.microsoft.com/office/drawing/2016/5/10/chartex" xmlns:cx5="http://schemas.microsoft.com/office/drawing/2016/5/11/chartex" xmlns:cx6="http://schemas.microsoft.com/office/drawing/2016/5/12/chartex" xmlns:cx7="http://schemas.microsoft.com/office/drawing/2016/5/13/chartex" xmlns:cx8="http://schemas.microsoft.com/office/drawing/2016/5/14/chartex" xmlns:mc="http://schemas.openxmlformats.org/markup-compatibility/2006" xmlns:aink="http://schemas.microsoft.com/office/drawing/2016/ink" xmlns:am3d="http://schemas.microsoft.com/office/drawing/2017/model3d" xmlns:o="urn:schemas-microsoft-com:office:office" xmlns:oel="http://schemas.microsoft.com/office/2019/extlst" xmlns:r="http://schemas.openxmlformats.org/officeDocument/2006/relationships" xmlns:m="http://schemas.openxmlformats.org/officeDocument/2006/math" xmlns:v="urn:schemas-microsoft-com:vml" xmlns:wp14="http://schemas.microsoft.com/office/word/2010/wordprocessingDrawing" xmlns:wp="http://schemas.openxmlformats.org/drawingml/2006/wordprocessingDrawing" xmlns:w10="urn:schemas-microsoft-com:office:word" xmlns:w="http://schemas.openxmlformats.org/wordprocessingml/2006/main" xmlns:w14="http://schemas.microsoft.com/office/word/2010/wordml" xmlns:w15="http://schemas.microsoft.com/office/word/2012/wordml" xmlns:w16cex="http://schemas.microsoft.com/office/word/2018/wordml/cex" xmlns:w16cid="http://schemas.microsoft.com/office/word/2016/wordml/cid" xmlns:w16="http://schemas.microsoft.com/office/word/2018/wordml" xmlns:w16sdtdh="http://schemas.microsoft.com/office/word/2020/wordml/sdtdatahash" xmlns:w16se="http://schemas.microsoft.com/office/word/2015/wordml/symex" xmlns:wpg="http://schemas.microsoft.com/office/word/2010/wordprocessingGroup" xmlns:wpi="http://schemas.microsoft.com/office/word/2010/wordprocessingInk" xmlns:wne="http://schemas.microsoft.com/office/word/2006/wordml" xmlns:wps="http://schemas.microsoft.com/office/word/2010/wordprocessingShape" mc:Ignorable="w14 w15 w16se w16cid w16 w16cex w16sdtdh wp14">
   <w:endnote w:type="separator" w:id="-1">
     <w:p>
       <w:r>
@@ -15031,7 +15060,7 @@
 </file>
 
 <file path=word/footer1.xml><?xml version="1.0" encoding="utf-8"?>
-<w:ftr xmlns:wpc="http://schemas.microsoft.com/office/word/2010/wordprocessingCanvas" xmlns:mo="http://schemas.microsoft.com/office/mac/office/2008/main" xmlns:mc="http://schemas.openxmlformats.org/markup-compatibility/2006" xmlns:mv="urn:schemas-microsoft-com:mac:vml" xmlns:o="urn:schemas-microsoft-com:office:office" xmlns:r="http://schemas.openxmlformats.org/officeDocument/2006/relationships" xmlns:m="http://schemas.openxmlformats.org/officeDocument/2006/math" xmlns:v="urn:schemas-microsoft-com:vml" xmlns:wp14="http://schemas.microsoft.com/office/word/2010/wordprocessingDrawing" xmlns:wp="http://schemas.openxmlformats.org/drawingml/2006/wordprocessingDrawing" xmlns:w10="urn:schemas-microsoft-com:office:word" xmlns:w="http://schemas.openxmlformats.org/wordprocessingml/2006/main" xmlns:w14="http://schemas.microsoft.com/office/word/2010/wordml" xmlns:wpg="http://schemas.microsoft.com/office/word/2010/wordprocessingGroup" xmlns:wpi="http://schemas.microsoft.com/office/word/2010/wordprocessingInk" xmlns:wne="http://schemas.microsoft.com/office/word/2006/wordml" xmlns:wps="http://schemas.microsoft.com/office/word/2010/wordprocessingShape" mc:Ignorable="w14 wp14">
+<w:ftr xmlns:wpc="http://schemas.microsoft.com/office/word/2010/wordprocessingCanvas" xmlns:cx="http://schemas.microsoft.com/office/drawing/2014/chartex" xmlns:cx1="http://schemas.microsoft.com/office/drawing/2015/9/8/chartex" xmlns:cx2="http://schemas.microsoft.com/office/drawing/2015/10/21/chartex" xmlns:cx3="http://schemas.microsoft.com/office/drawing/2016/5/9/chartex" xmlns:cx4="http://schemas.microsoft.com/office/drawing/2016/5/10/chartex" xmlns:cx5="http://schemas.microsoft.com/office/drawing/2016/5/11/chartex" xmlns:cx6="http://schemas.microsoft.com/office/drawing/2016/5/12/chartex" xmlns:cx7="http://schemas.microsoft.com/office/drawing/2016/5/13/chartex" xmlns:cx8="http://schemas.microsoft.com/office/drawing/2016/5/14/chartex" xmlns:mc="http://schemas.openxmlformats.org/markup-compatibility/2006" xmlns:aink="http://schemas.microsoft.com/office/drawing/2016/ink" xmlns:am3d="http://schemas.microsoft.com/office/drawing/2017/model3d" xmlns:o="urn:schemas-microsoft-com:office:office" xmlns:oel="http://schemas.microsoft.com/office/2019/extlst" xmlns:r="http://schemas.openxmlformats.org/officeDocument/2006/relationships" xmlns:m="http://schemas.openxmlformats.org/officeDocument/2006/math" xmlns:v="urn:schemas-microsoft-com:vml" xmlns:wp14="http://schemas.microsoft.com/office/word/2010/wordprocessingDrawing" xmlns:wp="http://schemas.openxmlformats.org/drawingml/2006/wordprocessingDrawing" xmlns:w10="urn:schemas-microsoft-com:office:word" xmlns:w="http://schemas.openxmlformats.org/wordprocessingml/2006/main" xmlns:w14="http://schemas.microsoft.com/office/word/2010/wordml" xmlns:w15="http://schemas.microsoft.com/office/word/2012/wordml" xmlns:w16cex="http://schemas.microsoft.com/office/word/2018/wordml/cex" xmlns:w16cid="http://schemas.microsoft.com/office/word/2016/wordml/cid" xmlns:w16="http://schemas.microsoft.com/office/word/2018/wordml" xmlns:w16sdtdh="http://schemas.microsoft.com/office/word/2020/wordml/sdtdatahash" xmlns:w16se="http://schemas.microsoft.com/office/word/2015/wordml/symex" xmlns:wpg="http://schemas.microsoft.com/office/word/2010/wordprocessingGroup" xmlns:wpi="http://schemas.microsoft.com/office/word/2010/wordprocessingInk" xmlns:wne="http://schemas.microsoft.com/office/word/2006/wordml" xmlns:wps="http://schemas.microsoft.com/office/word/2010/wordprocessingShape" mc:Ignorable="w14 w15 w16se w16cid w16 w16cex w16sdtdh wp14">
   <w:p>
     <w:pPr>
       <w:pStyle w:val="Pieddepage"/>
@@ -15041,7 +15070,7 @@
 </file>
 
 <file path=word/footer2.xml><?xml version="1.0" encoding="utf-8"?>
-<w:ftr xmlns:wpc="http://schemas.microsoft.com/office/word/2010/wordprocessingCanvas" xmlns:mo="http://schemas.microsoft.com/office/mac/office/2008/main" xmlns:mc="http://schemas.openxmlformats.org/markup-compatibility/2006" xmlns:mv="urn:schemas-microsoft-com:mac:vml" xmlns:o="urn:schemas-microsoft-com:office:office" xmlns:r="http://schemas.openxmlformats.org/officeDocument/2006/relationships" xmlns:m="http://schemas.openxmlformats.org/officeDocument/2006/math" xmlns:v="urn:schemas-microsoft-com:vml" xmlns:wp14="http://schemas.microsoft.com/office/word/2010/wordprocessingDrawing" xmlns:wp="http://schemas.openxmlformats.org/drawingml/2006/wordprocessingDrawing" xmlns:w10="urn:schemas-microsoft-com:office:word" xmlns:w="http://schemas.openxmlformats.org/wordprocessingml/2006/main" xmlns:w14="http://schemas.microsoft.com/office/word/2010/wordml" xmlns:wpg="http://schemas.microsoft.com/office/word/2010/wordprocessingGroup" xmlns:wpi="http://schemas.microsoft.com/office/word/2010/wordprocessingInk" xmlns:wne="http://schemas.microsoft.com/office/word/2006/wordml" xmlns:wps="http://schemas.microsoft.com/office/word/2010/wordprocessingShape" mc:Ignorable="w14 wp14">
+<w:ftr xmlns:wpc="http://schemas.microsoft.com/office/word/2010/wordprocessingCanvas" xmlns:cx="http://schemas.microsoft.com/office/drawing/2014/chartex" xmlns:cx1="http://schemas.microsoft.com/office/drawing/2015/9/8/chartex" xmlns:cx2="http://schemas.microsoft.com/office/drawing/2015/10/21/chartex" xmlns:cx3="http://schemas.microsoft.com/office/drawing/2016/5/9/chartex" xmlns:cx4="http://schemas.microsoft.com/office/drawing/2016/5/10/chartex" xmlns:cx5="http://schemas.microsoft.com/office/drawing/2016/5/11/chartex" xmlns:cx6="http://schemas.microsoft.com/office/drawing/2016/5/12/chartex" xmlns:cx7="http://schemas.microsoft.com/office/drawing/2016/5/13/chartex" xmlns:cx8="http://schemas.microsoft.com/office/drawing/2016/5/14/chartex" xmlns:mc="http://schemas.openxmlformats.org/markup-compatibility/2006" xmlns:aink="http://schemas.microsoft.com/office/drawing/2016/ink" xmlns:am3d="http://schemas.microsoft.com/office/drawing/2017/model3d" xmlns:o="urn:schemas-microsoft-com:office:office" xmlns:oel="http://schemas.microsoft.com/office/2019/extlst" xmlns:r="http://schemas.openxmlformats.org/officeDocument/2006/relationships" xmlns:m="http://schemas.openxmlformats.org/officeDocument/2006/math" xmlns:v="urn:schemas-microsoft-com:vml" xmlns:wp14="http://schemas.microsoft.com/office/word/2010/wordprocessingDrawing" xmlns:wp="http://schemas.openxmlformats.org/drawingml/2006/wordprocessingDrawing" xmlns:w10="urn:schemas-microsoft-com:office:word" xmlns:w="http://schemas.openxmlformats.org/wordprocessingml/2006/main" xmlns:w14="http://schemas.microsoft.com/office/word/2010/wordml" xmlns:w15="http://schemas.microsoft.com/office/word/2012/wordml" xmlns:w16cex="http://schemas.microsoft.com/office/word/2018/wordml/cex" xmlns:w16cid="http://schemas.microsoft.com/office/word/2016/wordml/cid" xmlns:w16="http://schemas.microsoft.com/office/word/2018/wordml" xmlns:w16sdtdh="http://schemas.microsoft.com/office/word/2020/wordml/sdtdatahash" xmlns:w16se="http://schemas.microsoft.com/office/word/2015/wordml/symex" xmlns:wpg="http://schemas.microsoft.com/office/word/2010/wordprocessingGroup" xmlns:wpi="http://schemas.microsoft.com/office/word/2010/wordprocessingInk" xmlns:wne="http://schemas.microsoft.com/office/word/2006/wordml" xmlns:wps="http://schemas.microsoft.com/office/word/2010/wordprocessingShape" mc:Ignorable="w14 w15 w16se w16cid w16 w16cex w16sdtdh wp14">
   <w:p>
     <w:pPr>
       <w:pStyle w:val="Pieddepage"/>
@@ -15075,7 +15104,7 @@
 </file>
 
 <file path=word/footer3.xml><?xml version="1.0" encoding="utf-8"?>
-<w:ftr xmlns:wpc="http://schemas.microsoft.com/office/word/2010/wordprocessingCanvas" xmlns:mo="http://schemas.microsoft.com/office/mac/office/2008/main" xmlns:mc="http://schemas.openxmlformats.org/markup-compatibility/2006" xmlns:mv="urn:schemas-microsoft-com:mac:vml" xmlns:o="urn:schemas-microsoft-com:office:office" xmlns:r="http://schemas.openxmlformats.org/officeDocument/2006/relationships" xmlns:m="http://schemas.openxmlformats.org/officeDocument/2006/math" xmlns:v="urn:schemas-microsoft-com:vml" xmlns:wp14="http://schemas.microsoft.com/office/word/2010/wordprocessingDrawing" xmlns:wp="http://schemas.openxmlformats.org/drawingml/2006/wordprocessingDrawing" xmlns:w10="urn:schemas-microsoft-com:office:word" xmlns:w="http://schemas.openxmlformats.org/wordprocessingml/2006/main" xmlns:w14="http://schemas.microsoft.com/office/word/2010/wordml" xmlns:wpg="http://schemas.microsoft.com/office/word/2010/wordprocessingGroup" xmlns:wpi="http://schemas.microsoft.com/office/word/2010/wordprocessingInk" xmlns:wne="http://schemas.microsoft.com/office/word/2006/wordml" xmlns:wps="http://schemas.microsoft.com/office/word/2010/wordprocessingShape" mc:Ignorable="w14 wp14">
+<w:ftr xmlns:wpc="http://schemas.microsoft.com/office/word/2010/wordprocessingCanvas" xmlns:cx="http://schemas.microsoft.com/office/drawing/2014/chartex" xmlns:cx1="http://schemas.microsoft.com/office/drawing/2015/9/8/chartex" xmlns:cx2="http://schemas.microsoft.com/office/drawing/2015/10/21/chartex" xmlns:cx3="http://schemas.microsoft.com/office/drawing/2016/5/9/chartex" xmlns:cx4="http://schemas.microsoft.com/office/drawing/2016/5/10/chartex" xmlns:cx5="http://schemas.microsoft.com/office/drawing/2016/5/11/chartex" xmlns:cx6="http://schemas.microsoft.com/office/drawing/2016/5/12/chartex" xmlns:cx7="http://schemas.microsoft.com/office/drawing/2016/5/13/chartex" xmlns:cx8="http://schemas.microsoft.com/office/drawing/2016/5/14/chartex" xmlns:mc="http://schemas.openxmlformats.org/markup-compatibility/2006" xmlns:aink="http://schemas.microsoft.com/office/drawing/2016/ink" xmlns:am3d="http://schemas.microsoft.com/office/drawing/2017/model3d" xmlns:o="urn:schemas-microsoft-com:office:office" xmlns:oel="http://schemas.microsoft.com/office/2019/extlst" xmlns:r="http://schemas.openxmlformats.org/officeDocument/2006/relationships" xmlns:m="http://schemas.openxmlformats.org/officeDocument/2006/math" xmlns:v="urn:schemas-microsoft-com:vml" xmlns:wp14="http://schemas.microsoft.com/office/word/2010/wordprocessingDrawing" xmlns:wp="http://schemas.openxmlformats.org/drawingml/2006/wordprocessingDrawing" xmlns:w10="urn:schemas-microsoft-com:office:word" xmlns:w="http://schemas.openxmlformats.org/wordprocessingml/2006/main" xmlns:w14="http://schemas.microsoft.com/office/word/2010/wordml" xmlns:w15="http://schemas.microsoft.com/office/word/2012/wordml" xmlns:w16cex="http://schemas.microsoft.com/office/word/2018/wordml/cex" xmlns:w16cid="http://schemas.microsoft.com/office/word/2016/wordml/cid" xmlns:w16="http://schemas.microsoft.com/office/word/2018/wordml" xmlns:w16sdtdh="http://schemas.microsoft.com/office/word/2020/wordml/sdtdatahash" xmlns:w16se="http://schemas.microsoft.com/office/word/2015/wordml/symex" xmlns:wpg="http://schemas.microsoft.com/office/word/2010/wordprocessingGroup" xmlns:wpi="http://schemas.microsoft.com/office/word/2010/wordprocessingInk" xmlns:wne="http://schemas.microsoft.com/office/word/2006/wordml" xmlns:wps="http://schemas.microsoft.com/office/word/2010/wordprocessingShape" mc:Ignorable="w14 w15 w16se w16cid w16 w16cex w16sdtdh wp14">
   <w:p>
     <w:pPr>
       <w:pStyle w:val="Pieddepage"/>
@@ -15085,7 +15114,7 @@
 </file>
 
 <file path=word/footnotes.xml><?xml version="1.0" encoding="utf-8"?>
-<w:footnotes xmlns:wpc="http://schemas.microsoft.com/office/word/2010/wordprocessingCanvas" xmlns:mo="http://schemas.microsoft.com/office/mac/office/2008/main" xmlns:mc="http://schemas.openxmlformats.org/markup-compatibility/2006" xmlns:mv="urn:schemas-microsoft-com:mac:vml" xmlns:o="urn:schemas-microsoft-com:office:office" xmlns:r="http://schemas.openxmlformats.org/officeDocument/2006/relationships" xmlns:m="http://schemas.openxmlformats.org/officeDocument/2006/math" xmlns:v="urn:schemas-microsoft-com:vml" xmlns:wp14="http://schemas.microsoft.com/office/word/2010/wordprocessingDrawing" xmlns:wp="http://schemas.openxmlformats.org/drawingml/2006/wordprocessingDrawing" xmlns:w10="urn:schemas-microsoft-com:office:word" xmlns:w="http://schemas.openxmlformats.org/wordprocessingml/2006/main" xmlns:w14="http://schemas.microsoft.com/office/word/2010/wordml" xmlns:wpg="http://schemas.microsoft.com/office/word/2010/wordprocessingGroup" xmlns:wpi="http://schemas.microsoft.com/office/word/2010/wordprocessingInk" xmlns:wne="http://schemas.microsoft.com/office/word/2006/wordml" xmlns:wps="http://schemas.microsoft.com/office/word/2010/wordprocessingShape" mc:Ignorable="w14 wp14">
+<w:footnotes xmlns:wpc="http://schemas.microsoft.com/office/word/2010/wordprocessingCanvas" xmlns:cx="http://schemas.microsoft.com/office/drawing/2014/chartex" xmlns:cx1="http://schemas.microsoft.com/office/drawing/2015/9/8/chartex" xmlns:cx2="http://schemas.microsoft.com/office/drawing/2015/10/21/chartex" xmlns:cx3="http://schemas.microsoft.com/office/drawing/2016/5/9/chartex" xmlns:cx4="http://schemas.microsoft.com/office/drawing/2016/5/10/chartex" xmlns:cx5="http://schemas.microsoft.com/office/drawing/2016/5/11/chartex" xmlns:cx6="http://schemas.microsoft.com/office/drawing/2016/5/12/chartex" xmlns:cx7="http://schemas.microsoft.com/office/drawing/2016/5/13/chartex" xmlns:cx8="http://schemas.microsoft.com/office/drawing/2016/5/14/chartex" xmlns:mc="http://schemas.openxmlformats.org/markup-compatibility/2006" xmlns:aink="http://schemas.microsoft.com/office/drawing/2016/ink" xmlns:am3d="http://schemas.microsoft.com/office/drawing/2017/model3d" xmlns:o="urn:schemas-microsoft-com:office:office" xmlns:oel="http://schemas.microsoft.com/office/2019/extlst" xmlns:r="http://schemas.openxmlformats.org/officeDocument/2006/relationships" xmlns:m="http://schemas.openxmlformats.org/officeDocument/2006/math" xmlns:v="urn:schemas-microsoft-com:vml" xmlns:wp14="http://schemas.microsoft.com/office/word/2010/wordprocessingDrawing" xmlns:wp="http://schemas.openxmlformats.org/drawingml/2006/wordprocessingDrawing" xmlns:w10="urn:schemas-microsoft-com:office:word" xmlns:w="http://schemas.openxmlformats.org/wordprocessingml/2006/main" xmlns:w14="http://schemas.microsoft.com/office/word/2010/wordml" xmlns:w15="http://schemas.microsoft.com/office/word/2012/wordml" xmlns:w16cex="http://schemas.microsoft.com/office/word/2018/wordml/cex" xmlns:w16cid="http://schemas.microsoft.com/office/word/2016/wordml/cid" xmlns:w16="http://schemas.microsoft.com/office/word/2018/wordml" xmlns:w16sdtdh="http://schemas.microsoft.com/office/word/2020/wordml/sdtdatahash" xmlns:w16se="http://schemas.microsoft.com/office/word/2015/wordml/symex" xmlns:wpg="http://schemas.microsoft.com/office/word/2010/wordprocessingGroup" xmlns:wpi="http://schemas.microsoft.com/office/word/2010/wordprocessingInk" xmlns:wne="http://schemas.microsoft.com/office/word/2006/wordml" xmlns:wps="http://schemas.microsoft.com/office/word/2010/wordprocessingShape" mc:Ignorable="w14 w15 w16se w16cid w16 w16cex w16sdtdh wp14">
   <w:footnote w:type="separator" w:id="-1">
     <w:p>
       <w:r>
@@ -15111,7 +15140,7 @@
       </w:pPr>
       <w:r>
         <w:rPr>
-          <w:rStyle w:val="Marquenotebasdepage"/>
+          <w:rStyle w:val="Appelnotedebasdep"/>
         </w:rPr>
         <w:footnoteRef/>
       </w:r>
@@ -15153,7 +15182,7 @@
       </w:pPr>
       <w:r>
         <w:rPr>
-          <w:rStyle w:val="Marquenotebasdepage"/>
+          <w:rStyle w:val="Appelnotedebasdep"/>
         </w:rPr>
         <w:footnoteRef/>
       </w:r>
@@ -15219,7 +15248,7 @@
       </w:pPr>
       <w:r>
         <w:rPr>
-          <w:rStyle w:val="Marquenotebasdepage"/>
+          <w:rStyle w:val="Appelnotedebasdep"/>
         </w:rPr>
         <w:footnoteRef/>
       </w:r>
@@ -15251,7 +15280,7 @@
       </w:pPr>
       <w:r>
         <w:rPr>
-          <w:rStyle w:val="Marquenotebasdepage"/>
+          <w:rStyle w:val="Appelnotedebasdep"/>
           <w:sz w:val="22"/>
           <w:szCs w:val="22"/>
         </w:rPr>
@@ -15271,69 +15300,41 @@
           <w:szCs w:val="22"/>
           <w:lang w:val="en-GB"/>
         </w:rPr>
-        <w:t xml:space="preserve"> ESMF: the so-called “SCRIP” format or the “unstructured” format. The “SCRIP” format describes the grid providing the latitude and the longitude of the centre and corners of each cell. The unstructured format describes the grid as an ensemble of elements and provides the element connectivity associating for each element a certain number of nodes in the list of nodes for which the latitude and longitude are provided. The grids </w:t>
-      </w:r>
-      <w:proofErr w:type="spellStart"/>
+        <w:t xml:space="preserve"> ESMF: the so-called “SCRIP” format or the “unstructured” format. The “SCRIP” format describes the grid providing the latitude and the longitude of the centre and corners of each cell. The unstructured format describes the grid as an ensemble of elements and provides the element connectivity associating for each element a certain number of nodes in the list of nodes for which the latitude and longitude are provided. The grids torc</w:t>
+      </w:r>
       <w:r>
         <w:rPr>
           <w:sz w:val="22"/>
           <w:szCs w:val="22"/>
           <w:lang w:val="en-GB"/>
         </w:rPr>
-        <w:t>torc</w:t>
-      </w:r>
-      <w:proofErr w:type="spellEnd"/>
+        <w:t xml:space="preserve"> and</w:t>
+      </w:r>
       <w:r>
         <w:rPr>
           <w:sz w:val="22"/>
           <w:szCs w:val="22"/>
           <w:lang w:val="en-GB"/>
         </w:rPr>
-        <w:t xml:space="preserve"> and</w:t>
-      </w:r>
+        <w:t xml:space="preserve"> </w:t>
+      </w:r>
+      <w:proofErr w:type="spellStart"/>
       <w:r>
         <w:rPr>
           <w:sz w:val="22"/>
           <w:szCs w:val="22"/>
           <w:lang w:val="en-GB"/>
         </w:rPr>
-        <w:t xml:space="preserve"> </w:t>
-      </w:r>
-      <w:proofErr w:type="spellStart"/>
+        <w:t>nogt</w:t>
+      </w:r>
+      <w:proofErr w:type="spellEnd"/>
       <w:r>
         <w:rPr>
           <w:sz w:val="22"/>
           <w:szCs w:val="22"/>
           <w:lang w:val="en-GB"/>
         </w:rPr>
-        <w:t>nogt</w:t>
-      </w:r>
-      <w:proofErr w:type="spellEnd"/>
-      <w:r>
-        <w:rPr>
-          <w:sz w:val="22"/>
-          <w:szCs w:val="22"/>
-          <w:lang w:val="en-GB"/>
-        </w:rPr>
-        <w:t xml:space="preserve"> are structured and can in principle be described in ESMF with the SCRIP format. However, as detailed in section 7.4 of (</w:t>
-      </w:r>
-      <w:proofErr w:type="spellStart"/>
-      <w:r>
-        <w:rPr>
-          <w:sz w:val="22"/>
-          <w:szCs w:val="22"/>
-          <w:lang w:val="en-GB"/>
-        </w:rPr>
-        <w:t>Valcke</w:t>
-      </w:r>
-      <w:proofErr w:type="spellEnd"/>
-      <w:r>
-        <w:rPr>
-          <w:sz w:val="22"/>
-          <w:szCs w:val="22"/>
-          <w:lang w:val="en-GB"/>
-        </w:rPr>
-        <w:t xml:space="preserve"> et al. 2021), the conservative remapping for a field expressed on a </w:t>
+        <w:t xml:space="preserve"> are structured and can in principle be described in ESMF with the SCRIP format. However, as detailed in section 7.4 of (Valcke et al. 2021), the conservative remapping for a field expressed on a </w:t>
       </w:r>
       <w:proofErr w:type="spellStart"/>
       <w:r>
@@ -15437,7 +15438,7 @@
 </file>
 
 <file path=word/header1.xml><?xml version="1.0" encoding="utf-8"?>
-<w:hdr xmlns:wpc="http://schemas.microsoft.com/office/word/2010/wordprocessingCanvas" xmlns:mo="http://schemas.microsoft.com/office/mac/office/2008/main" xmlns:mc="http://schemas.openxmlformats.org/markup-compatibility/2006" xmlns:mv="urn:schemas-microsoft-com:mac:vml" xmlns:o="urn:schemas-microsoft-com:office:office" xmlns:r="http://schemas.openxmlformats.org/officeDocument/2006/relationships" xmlns:m="http://schemas.openxmlformats.org/officeDocument/2006/math" xmlns:v="urn:schemas-microsoft-com:vml" xmlns:wp14="http://schemas.microsoft.com/office/word/2010/wordprocessingDrawing" xmlns:wp="http://schemas.openxmlformats.org/drawingml/2006/wordprocessingDrawing" xmlns:w10="urn:schemas-microsoft-com:office:word" xmlns:w="http://schemas.openxmlformats.org/wordprocessingml/2006/main" xmlns:w14="http://schemas.microsoft.com/office/word/2010/wordml" xmlns:wpg="http://schemas.microsoft.com/office/word/2010/wordprocessingGroup" xmlns:wpi="http://schemas.microsoft.com/office/word/2010/wordprocessingInk" xmlns:wne="http://schemas.microsoft.com/office/word/2006/wordml" xmlns:wps="http://schemas.microsoft.com/office/word/2010/wordprocessingShape" mc:Ignorable="w14 wp14">
+<w:hdr xmlns:wpc="http://schemas.microsoft.com/office/word/2010/wordprocessingCanvas" xmlns:cx="http://schemas.microsoft.com/office/drawing/2014/chartex" xmlns:cx1="http://schemas.microsoft.com/office/drawing/2015/9/8/chartex" xmlns:cx2="http://schemas.microsoft.com/office/drawing/2015/10/21/chartex" xmlns:cx3="http://schemas.microsoft.com/office/drawing/2016/5/9/chartex" xmlns:cx4="http://schemas.microsoft.com/office/drawing/2016/5/10/chartex" xmlns:cx5="http://schemas.microsoft.com/office/drawing/2016/5/11/chartex" xmlns:cx6="http://schemas.microsoft.com/office/drawing/2016/5/12/chartex" xmlns:cx7="http://schemas.microsoft.com/office/drawing/2016/5/13/chartex" xmlns:cx8="http://schemas.microsoft.com/office/drawing/2016/5/14/chartex" xmlns:mc="http://schemas.openxmlformats.org/markup-compatibility/2006" xmlns:aink="http://schemas.microsoft.com/office/drawing/2016/ink" xmlns:am3d="http://schemas.microsoft.com/office/drawing/2017/model3d" xmlns:o="urn:schemas-microsoft-com:office:office" xmlns:oel="http://schemas.microsoft.com/office/2019/extlst" xmlns:r="http://schemas.openxmlformats.org/officeDocument/2006/relationships" xmlns:m="http://schemas.openxmlformats.org/officeDocument/2006/math" xmlns:v="urn:schemas-microsoft-com:vml" xmlns:wp14="http://schemas.microsoft.com/office/word/2010/wordprocessingDrawing" xmlns:wp="http://schemas.openxmlformats.org/drawingml/2006/wordprocessingDrawing" xmlns:w10="urn:schemas-microsoft-com:office:word" xmlns:w="http://schemas.openxmlformats.org/wordprocessingml/2006/main" xmlns:w14="http://schemas.microsoft.com/office/word/2010/wordml" xmlns:w15="http://schemas.microsoft.com/office/word/2012/wordml" xmlns:w16cex="http://schemas.microsoft.com/office/word/2018/wordml/cex" xmlns:w16cid="http://schemas.microsoft.com/office/word/2016/wordml/cid" xmlns:w16="http://schemas.microsoft.com/office/word/2018/wordml" xmlns:w16sdtdh="http://schemas.microsoft.com/office/word/2020/wordml/sdtdatahash" xmlns:w16se="http://schemas.microsoft.com/office/word/2015/wordml/symex" xmlns:wpg="http://schemas.microsoft.com/office/word/2010/wordprocessingGroup" xmlns:wpi="http://schemas.microsoft.com/office/word/2010/wordprocessingInk" xmlns:wne="http://schemas.microsoft.com/office/word/2006/wordml" xmlns:wps="http://schemas.microsoft.com/office/word/2010/wordprocessingShape" mc:Ignorable="w14 w15 w16se w16cid w16 w16cex w16sdtdh wp14">
   <w:p>
     <w:pPr>
       <w:pStyle w:val="En-tte"/>
@@ -15447,7 +15448,7 @@
 </file>
 
 <file path=word/header2.xml><?xml version="1.0" encoding="utf-8"?>
-<w:hdr xmlns:wpc="http://schemas.microsoft.com/office/word/2010/wordprocessingCanvas" xmlns:mo="http://schemas.microsoft.com/office/mac/office/2008/main" xmlns:mc="http://schemas.openxmlformats.org/markup-compatibility/2006" xmlns:mv="urn:schemas-microsoft-com:mac:vml" xmlns:o="urn:schemas-microsoft-com:office:office" xmlns:r="http://schemas.openxmlformats.org/officeDocument/2006/relationships" xmlns:m="http://schemas.openxmlformats.org/officeDocument/2006/math" xmlns:v="urn:schemas-microsoft-com:vml" xmlns:wp14="http://schemas.microsoft.com/office/word/2010/wordprocessingDrawing" xmlns:wp="http://schemas.openxmlformats.org/drawingml/2006/wordprocessingDrawing" xmlns:w10="urn:schemas-microsoft-com:office:word" xmlns:w="http://schemas.openxmlformats.org/wordprocessingml/2006/main" xmlns:w14="http://schemas.microsoft.com/office/word/2010/wordml" xmlns:wpg="http://schemas.microsoft.com/office/word/2010/wordprocessingGroup" xmlns:wpi="http://schemas.microsoft.com/office/word/2010/wordprocessingInk" xmlns:wne="http://schemas.microsoft.com/office/word/2006/wordml" xmlns:wps="http://schemas.microsoft.com/office/word/2010/wordprocessingShape" mc:Ignorable="w14 wp14">
+<w:hdr xmlns:wpc="http://schemas.microsoft.com/office/word/2010/wordprocessingCanvas" xmlns:cx="http://schemas.microsoft.com/office/drawing/2014/chartex" xmlns:cx1="http://schemas.microsoft.com/office/drawing/2015/9/8/chartex" xmlns:cx2="http://schemas.microsoft.com/office/drawing/2015/10/21/chartex" xmlns:cx3="http://schemas.microsoft.com/office/drawing/2016/5/9/chartex" xmlns:cx4="http://schemas.microsoft.com/office/drawing/2016/5/10/chartex" xmlns:cx5="http://schemas.microsoft.com/office/drawing/2016/5/11/chartex" xmlns:cx6="http://schemas.microsoft.com/office/drawing/2016/5/12/chartex" xmlns:cx7="http://schemas.microsoft.com/office/drawing/2016/5/13/chartex" xmlns:cx8="http://schemas.microsoft.com/office/drawing/2016/5/14/chartex" xmlns:mc="http://schemas.openxmlformats.org/markup-compatibility/2006" xmlns:aink="http://schemas.microsoft.com/office/drawing/2016/ink" xmlns:am3d="http://schemas.microsoft.com/office/drawing/2017/model3d" xmlns:o="urn:schemas-microsoft-com:office:office" xmlns:oel="http://schemas.microsoft.com/office/2019/extlst" xmlns:r="http://schemas.openxmlformats.org/officeDocument/2006/relationships" xmlns:m="http://schemas.openxmlformats.org/officeDocument/2006/math" xmlns:v="urn:schemas-microsoft-com:vml" xmlns:wp14="http://schemas.microsoft.com/office/word/2010/wordprocessingDrawing" xmlns:wp="http://schemas.openxmlformats.org/drawingml/2006/wordprocessingDrawing" xmlns:w10="urn:schemas-microsoft-com:office:word" xmlns:w="http://schemas.openxmlformats.org/wordprocessingml/2006/main" xmlns:w14="http://schemas.microsoft.com/office/word/2010/wordml" xmlns:w15="http://schemas.microsoft.com/office/word/2012/wordml" xmlns:w16cex="http://schemas.microsoft.com/office/word/2018/wordml/cex" xmlns:w16cid="http://schemas.microsoft.com/office/word/2016/wordml/cid" xmlns:w16="http://schemas.microsoft.com/office/word/2018/wordml" xmlns:w16sdtdh="http://schemas.microsoft.com/office/word/2020/wordml/sdtdatahash" xmlns:w16se="http://schemas.microsoft.com/office/word/2015/wordml/symex" xmlns:wpg="http://schemas.microsoft.com/office/word/2010/wordprocessingGroup" xmlns:wpi="http://schemas.microsoft.com/office/word/2010/wordprocessingInk" xmlns:wne="http://schemas.microsoft.com/office/word/2006/wordml" xmlns:wps="http://schemas.microsoft.com/office/word/2010/wordprocessingShape" mc:Ignorable="w14 w15 w16se w16cid w16 w16cex w16sdtdh wp14">
   <w:p>
     <w:pPr>
       <w:pStyle w:val="En-tte"/>
@@ -15457,7 +15458,7 @@
 </file>
 
 <file path=word/header3.xml><?xml version="1.0" encoding="utf-8"?>
-<w:hdr xmlns:wpc="http://schemas.microsoft.com/office/word/2010/wordprocessingCanvas" xmlns:mo="http://schemas.microsoft.com/office/mac/office/2008/main" xmlns:mc="http://schemas.openxmlformats.org/markup-compatibility/2006" xmlns:mv="urn:schemas-microsoft-com:mac:vml" xmlns:o="urn:schemas-microsoft-com:office:office" xmlns:r="http://schemas.openxmlformats.org/officeDocument/2006/relationships" xmlns:m="http://schemas.openxmlformats.org/officeDocument/2006/math" xmlns:v="urn:schemas-microsoft-com:vml" xmlns:wp14="http://schemas.microsoft.com/office/word/2010/wordprocessingDrawing" xmlns:wp="http://schemas.openxmlformats.org/drawingml/2006/wordprocessingDrawing" xmlns:w10="urn:schemas-microsoft-com:office:word" xmlns:w="http://schemas.openxmlformats.org/wordprocessingml/2006/main" xmlns:w14="http://schemas.microsoft.com/office/word/2010/wordml" xmlns:wpg="http://schemas.microsoft.com/office/word/2010/wordprocessingGroup" xmlns:wpi="http://schemas.microsoft.com/office/word/2010/wordprocessingInk" xmlns:wne="http://schemas.microsoft.com/office/word/2006/wordml" xmlns:wps="http://schemas.microsoft.com/office/word/2010/wordprocessingShape" mc:Ignorable="w14 wp14">
+<w:hdr xmlns:wpc="http://schemas.microsoft.com/office/word/2010/wordprocessingCanvas" xmlns:cx="http://schemas.microsoft.com/office/drawing/2014/chartex" xmlns:cx1="http://schemas.microsoft.com/office/drawing/2015/9/8/chartex" xmlns:cx2="http://schemas.microsoft.com/office/drawing/2015/10/21/chartex" xmlns:cx3="http://schemas.microsoft.com/office/drawing/2016/5/9/chartex" xmlns:cx4="http://schemas.microsoft.com/office/drawing/2016/5/10/chartex" xmlns:cx5="http://schemas.microsoft.com/office/drawing/2016/5/11/chartex" xmlns:cx6="http://schemas.microsoft.com/office/drawing/2016/5/12/chartex" xmlns:cx7="http://schemas.microsoft.com/office/drawing/2016/5/13/chartex" xmlns:cx8="http://schemas.microsoft.com/office/drawing/2016/5/14/chartex" xmlns:mc="http://schemas.openxmlformats.org/markup-compatibility/2006" xmlns:aink="http://schemas.microsoft.com/office/drawing/2016/ink" xmlns:am3d="http://schemas.microsoft.com/office/drawing/2017/model3d" xmlns:o="urn:schemas-microsoft-com:office:office" xmlns:oel="http://schemas.microsoft.com/office/2019/extlst" xmlns:r="http://schemas.openxmlformats.org/officeDocument/2006/relationships" xmlns:m="http://schemas.openxmlformats.org/officeDocument/2006/math" xmlns:v="urn:schemas-microsoft-com:vml" xmlns:wp14="http://schemas.microsoft.com/office/word/2010/wordprocessingDrawing" xmlns:wp="http://schemas.openxmlformats.org/drawingml/2006/wordprocessingDrawing" xmlns:w10="urn:schemas-microsoft-com:office:word" xmlns:w="http://schemas.openxmlformats.org/wordprocessingml/2006/main" xmlns:w14="http://schemas.microsoft.com/office/word/2010/wordml" xmlns:w15="http://schemas.microsoft.com/office/word/2012/wordml" xmlns:w16cex="http://schemas.microsoft.com/office/word/2018/wordml/cex" xmlns:w16cid="http://schemas.microsoft.com/office/word/2016/wordml/cid" xmlns:w16="http://schemas.microsoft.com/office/word/2018/wordml" xmlns:w16sdtdh="http://schemas.microsoft.com/office/word/2020/wordml/sdtdatahash" xmlns:w16se="http://schemas.microsoft.com/office/word/2015/wordml/symex" xmlns:wpg="http://schemas.microsoft.com/office/word/2010/wordprocessingGroup" xmlns:wpi="http://schemas.microsoft.com/office/word/2010/wordprocessingInk" xmlns:wne="http://schemas.microsoft.com/office/word/2006/wordml" xmlns:wps="http://schemas.microsoft.com/office/word/2010/wordprocessingShape" mc:Ignorable="w14 w15 w16se w16cid w16 w16cex w16sdtdh wp14">
   <w:p>
     <w:pPr>
       <w:pStyle w:val="En-tte"/>
@@ -15467,8 +15468,8 @@
 </file>
 
 <file path=word/numbering.xml><?xml version="1.0" encoding="utf-8"?>
-<w:numbering xmlns:wpc="http://schemas.microsoft.com/office/word/2010/wordprocessingCanvas" xmlns:mo="http://schemas.microsoft.com/office/mac/office/2008/main" xmlns:mc="http://schemas.openxmlformats.org/markup-compatibility/2006" xmlns:mv="urn:schemas-microsoft-com:mac:vml" xmlns:o="urn:schemas-microsoft-com:office:office" xmlns:r="http://schemas.openxmlformats.org/officeDocument/2006/relationships" xmlns:m="http://schemas.openxmlformats.org/officeDocument/2006/math" xmlns:v="urn:schemas-microsoft-com:vml" xmlns:wp14="http://schemas.microsoft.com/office/word/2010/wordprocessingDrawing" xmlns:wp="http://schemas.openxmlformats.org/drawingml/2006/wordprocessingDrawing" xmlns:w10="urn:schemas-microsoft-com:office:word" xmlns:w="http://schemas.openxmlformats.org/wordprocessingml/2006/main" xmlns:w14="http://schemas.microsoft.com/office/word/2010/wordml" xmlns:wpg="http://schemas.microsoft.com/office/word/2010/wordprocessingGroup" xmlns:wpi="http://schemas.microsoft.com/office/word/2010/wordprocessingInk" xmlns:wne="http://schemas.microsoft.com/office/word/2006/wordml" xmlns:wps="http://schemas.microsoft.com/office/word/2010/wordprocessingShape" mc:Ignorable="w14 wp14">
-  <w:abstractNum w:abstractNumId="0">
+<w:numbering xmlns:wpc="http://schemas.microsoft.com/office/word/2010/wordprocessingCanvas" xmlns:cx="http://schemas.microsoft.com/office/drawing/2014/chartex" xmlns:cx1="http://schemas.microsoft.com/office/drawing/2015/9/8/chartex" xmlns:cx2="http://schemas.microsoft.com/office/drawing/2015/10/21/chartex" xmlns:cx3="http://schemas.microsoft.com/office/drawing/2016/5/9/chartex" xmlns:cx4="http://schemas.microsoft.com/office/drawing/2016/5/10/chartex" xmlns:cx5="http://schemas.microsoft.com/office/drawing/2016/5/11/chartex" xmlns:cx6="http://schemas.microsoft.com/office/drawing/2016/5/12/chartex" xmlns:cx7="http://schemas.microsoft.com/office/drawing/2016/5/13/chartex" xmlns:cx8="http://schemas.microsoft.com/office/drawing/2016/5/14/chartex" xmlns:mc="http://schemas.openxmlformats.org/markup-compatibility/2006" xmlns:aink="http://schemas.microsoft.com/office/drawing/2016/ink" xmlns:am3d="http://schemas.microsoft.com/office/drawing/2017/model3d" xmlns:o="urn:schemas-microsoft-com:office:office" xmlns:oel="http://schemas.microsoft.com/office/2019/extlst" xmlns:r="http://schemas.openxmlformats.org/officeDocument/2006/relationships" xmlns:m="http://schemas.openxmlformats.org/officeDocument/2006/math" xmlns:v="urn:schemas-microsoft-com:vml" xmlns:wp14="http://schemas.microsoft.com/office/word/2010/wordprocessingDrawing" xmlns:wp="http://schemas.openxmlformats.org/drawingml/2006/wordprocessingDrawing" xmlns:w10="urn:schemas-microsoft-com:office:word" xmlns:w="http://schemas.openxmlformats.org/wordprocessingml/2006/main" xmlns:w14="http://schemas.microsoft.com/office/word/2010/wordml" xmlns:w15="http://schemas.microsoft.com/office/word/2012/wordml" xmlns:w16cex="http://schemas.microsoft.com/office/word/2018/wordml/cex" xmlns:w16cid="http://schemas.microsoft.com/office/word/2016/wordml/cid" xmlns:w16="http://schemas.microsoft.com/office/word/2018/wordml" xmlns:w16sdtdh="http://schemas.microsoft.com/office/word/2020/wordml/sdtdatahash" xmlns:w16se="http://schemas.microsoft.com/office/word/2015/wordml/symex" xmlns:wpg="http://schemas.microsoft.com/office/word/2010/wordprocessingGroup" xmlns:wpi="http://schemas.microsoft.com/office/word/2010/wordprocessingInk" xmlns:wne="http://schemas.microsoft.com/office/word/2006/wordml" xmlns:wps="http://schemas.microsoft.com/office/word/2010/wordprocessingShape" mc:Ignorable="w14 w15 w16se w16cid w16 w16cex w16sdtdh wp14">
+  <w:abstractNum w:abstractNumId="0" w15:restartNumberingAfterBreak="0">
     <w:nsid w:val="00000001"/>
     <w:multiLevelType w:val="singleLevel"/>
     <w:tmpl w:val="00000001"/>
@@ -15486,7 +15487,7 @@
       </w:pPr>
     </w:lvl>
   </w:abstractNum>
-  <w:abstractNum w:abstractNumId="1">
+  <w:abstractNum w:abstractNumId="1" w15:restartNumberingAfterBreak="0">
     <w:nsid w:val="00000002"/>
     <w:multiLevelType w:val="singleLevel"/>
     <w:tmpl w:val="00000002"/>
@@ -15507,7 +15508,7 @@
       </w:rPr>
     </w:lvl>
   </w:abstractNum>
-  <w:abstractNum w:abstractNumId="2">
+  <w:abstractNum w:abstractNumId="2" w15:restartNumberingAfterBreak="0">
     <w:nsid w:val="00000003"/>
     <w:multiLevelType w:val="singleLevel"/>
     <w:tmpl w:val="00000003"/>
@@ -15528,7 +15529,7 @@
       </w:rPr>
     </w:lvl>
   </w:abstractNum>
-  <w:abstractNum w:abstractNumId="3">
+  <w:abstractNum w:abstractNumId="3" w15:restartNumberingAfterBreak="0">
     <w:nsid w:val="00000004"/>
     <w:multiLevelType w:val="singleLevel"/>
     <w:tmpl w:val="00000004"/>
@@ -15549,7 +15550,7 @@
       </w:rPr>
     </w:lvl>
   </w:abstractNum>
-  <w:abstractNum w:abstractNumId="4">
+  <w:abstractNum w:abstractNumId="4" w15:restartNumberingAfterBreak="0">
     <w:nsid w:val="00000005"/>
     <w:multiLevelType w:val="singleLevel"/>
     <w:tmpl w:val="00000005"/>
@@ -15570,7 +15571,7 @@
       </w:rPr>
     </w:lvl>
   </w:abstractNum>
-  <w:abstractNum w:abstractNumId="5">
+  <w:abstractNum w:abstractNumId="5" w15:restartNumberingAfterBreak="0">
     <w:nsid w:val="00000006"/>
     <w:multiLevelType w:val="singleLevel"/>
     <w:tmpl w:val="00000006"/>
@@ -15591,7 +15592,7 @@
       </w:rPr>
     </w:lvl>
   </w:abstractNum>
-  <w:abstractNum w:abstractNumId="6">
+  <w:abstractNum w:abstractNumId="6" w15:restartNumberingAfterBreak="0">
     <w:nsid w:val="00000007"/>
     <w:multiLevelType w:val="singleLevel"/>
     <w:tmpl w:val="00000007"/>
@@ -15612,7 +15613,7 @@
       </w:rPr>
     </w:lvl>
   </w:abstractNum>
-  <w:abstractNum w:abstractNumId="7">
+  <w:abstractNum w:abstractNumId="7" w15:restartNumberingAfterBreak="0">
     <w:nsid w:val="00000008"/>
     <w:multiLevelType w:val="singleLevel"/>
     <w:tmpl w:val="00000008"/>
@@ -15633,7 +15634,7 @@
       </w:rPr>
     </w:lvl>
   </w:abstractNum>
-  <w:abstractNum w:abstractNumId="8">
+  <w:abstractNum w:abstractNumId="8" w15:restartNumberingAfterBreak="0">
     <w:nsid w:val="00000009"/>
     <w:multiLevelType w:val="singleLevel"/>
     <w:tmpl w:val="00000009"/>
@@ -15654,7 +15655,7 @@
       </w:rPr>
     </w:lvl>
   </w:abstractNum>
-  <w:abstractNum w:abstractNumId="9">
+  <w:abstractNum w:abstractNumId="9" w15:restartNumberingAfterBreak="0">
     <w:nsid w:val="0000000A"/>
     <w:multiLevelType w:val="singleLevel"/>
     <w:tmpl w:val="0000000A"/>
@@ -15675,7 +15676,7 @@
       </w:rPr>
     </w:lvl>
   </w:abstractNum>
-  <w:abstractNum w:abstractNumId="10">
+  <w:abstractNum w:abstractNumId="10" w15:restartNumberingAfterBreak="0">
     <w:nsid w:val="0000000B"/>
     <w:multiLevelType w:val="singleLevel"/>
     <w:tmpl w:val="0000000B"/>
@@ -15696,7 +15697,7 @@
       </w:rPr>
     </w:lvl>
   </w:abstractNum>
-  <w:abstractNum w:abstractNumId="11">
+  <w:abstractNum w:abstractNumId="11" w15:restartNumberingAfterBreak="0">
     <w:nsid w:val="0000000C"/>
     <w:multiLevelType w:val="singleLevel"/>
     <w:tmpl w:val="0000000C"/>
@@ -15717,7 +15718,7 @@
       </w:rPr>
     </w:lvl>
   </w:abstractNum>
-  <w:abstractNum w:abstractNumId="12">
+  <w:abstractNum w:abstractNumId="12" w15:restartNumberingAfterBreak="0">
     <w:nsid w:val="0000000D"/>
     <w:multiLevelType w:val="singleLevel"/>
     <w:tmpl w:val="0000000D"/>
@@ -15738,7 +15739,7 @@
       </w:rPr>
     </w:lvl>
   </w:abstractNum>
-  <w:abstractNum w:abstractNumId="13">
+  <w:abstractNum w:abstractNumId="13" w15:restartNumberingAfterBreak="0">
     <w:nsid w:val="0000000E"/>
     <w:multiLevelType w:val="singleLevel"/>
     <w:tmpl w:val="0000000E"/>
@@ -15759,7 +15760,7 @@
       </w:rPr>
     </w:lvl>
   </w:abstractNum>
-  <w:abstractNum w:abstractNumId="14">
+  <w:abstractNum w:abstractNumId="14" w15:restartNumberingAfterBreak="0">
     <w:nsid w:val="0000000F"/>
     <w:multiLevelType w:val="singleLevel"/>
     <w:tmpl w:val="0000000F"/>
@@ -15780,7 +15781,7 @@
       </w:rPr>
     </w:lvl>
   </w:abstractNum>
-  <w:abstractNum w:abstractNumId="15">
+  <w:abstractNum w:abstractNumId="15" w15:restartNumberingAfterBreak="0">
     <w:nsid w:val="00000010"/>
     <w:multiLevelType w:val="singleLevel"/>
     <w:tmpl w:val="00000010"/>
@@ -15801,7 +15802,7 @@
       </w:rPr>
     </w:lvl>
   </w:abstractNum>
-  <w:abstractNum w:abstractNumId="16">
+  <w:abstractNum w:abstractNumId="16" w15:restartNumberingAfterBreak="0">
     <w:nsid w:val="00000011"/>
     <w:multiLevelType w:val="singleLevel"/>
     <w:tmpl w:val="00000011"/>
@@ -15819,7 +15820,7 @@
       </w:pPr>
     </w:lvl>
   </w:abstractNum>
-  <w:abstractNum w:abstractNumId="17">
+  <w:abstractNum w:abstractNumId="17" w15:restartNumberingAfterBreak="0">
     <w:nsid w:val="00000012"/>
     <w:multiLevelType w:val="singleLevel"/>
     <w:tmpl w:val="00000012"/>
@@ -15840,7 +15841,7 @@
       </w:rPr>
     </w:lvl>
   </w:abstractNum>
-  <w:abstractNum w:abstractNumId="18">
+  <w:abstractNum w:abstractNumId="18" w15:restartNumberingAfterBreak="0">
     <w:nsid w:val="00000013"/>
     <w:multiLevelType w:val="singleLevel"/>
     <w:tmpl w:val="00000013"/>
@@ -15861,7 +15862,7 @@
       </w:rPr>
     </w:lvl>
   </w:abstractNum>
-  <w:abstractNum w:abstractNumId="19">
+  <w:abstractNum w:abstractNumId="19" w15:restartNumberingAfterBreak="0">
     <w:nsid w:val="00000014"/>
     <w:multiLevelType w:val="singleLevel"/>
     <w:tmpl w:val="00000014"/>
@@ -15879,7 +15880,7 @@
       </w:pPr>
     </w:lvl>
   </w:abstractNum>
-  <w:abstractNum w:abstractNumId="20">
+  <w:abstractNum w:abstractNumId="20" w15:restartNumberingAfterBreak="0">
     <w:nsid w:val="00000015"/>
     <w:multiLevelType w:val="singleLevel"/>
     <w:tmpl w:val="00000015"/>
@@ -15900,7 +15901,7 @@
       </w:rPr>
     </w:lvl>
   </w:abstractNum>
-  <w:abstractNum w:abstractNumId="21">
+  <w:abstractNum w:abstractNumId="21" w15:restartNumberingAfterBreak="0">
     <w:nsid w:val="00000016"/>
     <w:multiLevelType w:val="singleLevel"/>
     <w:tmpl w:val="00000016"/>
@@ -15921,7 +15922,7 @@
       </w:rPr>
     </w:lvl>
   </w:abstractNum>
-  <w:abstractNum w:abstractNumId="22">
+  <w:abstractNum w:abstractNumId="22" w15:restartNumberingAfterBreak="0">
     <w:nsid w:val="00000017"/>
     <w:multiLevelType w:val="singleLevel"/>
     <w:tmpl w:val="00000017"/>
@@ -15942,7 +15943,7 @@
       </w:rPr>
     </w:lvl>
   </w:abstractNum>
-  <w:abstractNum w:abstractNumId="23">
+  <w:abstractNum w:abstractNumId="23" w15:restartNumberingAfterBreak="0">
     <w:nsid w:val="00000018"/>
     <w:multiLevelType w:val="singleLevel"/>
     <w:tmpl w:val="00000018"/>
@@ -15960,7 +15961,7 @@
       </w:pPr>
     </w:lvl>
   </w:abstractNum>
-  <w:abstractNum w:abstractNumId="24">
+  <w:abstractNum w:abstractNumId="24" w15:restartNumberingAfterBreak="0">
     <w:nsid w:val="00000019"/>
     <w:multiLevelType w:val="singleLevel"/>
     <w:tmpl w:val="00000019"/>
@@ -15981,7 +15982,7 @@
       </w:rPr>
     </w:lvl>
   </w:abstractNum>
-  <w:abstractNum w:abstractNumId="25">
+  <w:abstractNum w:abstractNumId="25" w15:restartNumberingAfterBreak="0">
     <w:nsid w:val="0000001A"/>
     <w:multiLevelType w:val="singleLevel"/>
     <w:tmpl w:val="0000001A"/>
@@ -16002,7 +16003,7 @@
       </w:rPr>
     </w:lvl>
   </w:abstractNum>
-  <w:abstractNum w:abstractNumId="26">
+  <w:abstractNum w:abstractNumId="26" w15:restartNumberingAfterBreak="0">
     <w:nsid w:val="0000001B"/>
     <w:multiLevelType w:val="singleLevel"/>
     <w:tmpl w:val="0000001B"/>
@@ -16023,7 +16024,7 @@
       </w:rPr>
     </w:lvl>
   </w:abstractNum>
-  <w:abstractNum w:abstractNumId="27">
+  <w:abstractNum w:abstractNumId="27" w15:restartNumberingAfterBreak="0">
     <w:nsid w:val="0000001C"/>
     <w:multiLevelType w:val="singleLevel"/>
     <w:tmpl w:val="0000001C"/>
@@ -16044,7 +16045,7 @@
       </w:rPr>
     </w:lvl>
   </w:abstractNum>
-  <w:abstractNum w:abstractNumId="28">
+  <w:abstractNum w:abstractNumId="28" w15:restartNumberingAfterBreak="0">
     <w:nsid w:val="0000001D"/>
     <w:multiLevelType w:val="singleLevel"/>
     <w:tmpl w:val="0000001D"/>
@@ -16065,7 +16066,7 @@
       </w:rPr>
     </w:lvl>
   </w:abstractNum>
-  <w:abstractNum w:abstractNumId="29">
+  <w:abstractNum w:abstractNumId="29" w15:restartNumberingAfterBreak="0">
     <w:nsid w:val="0000001E"/>
     <w:multiLevelType w:val="singleLevel"/>
     <w:tmpl w:val="0000001E"/>
@@ -16086,7 +16087,7 @@
       </w:rPr>
     </w:lvl>
   </w:abstractNum>
-  <w:abstractNum w:abstractNumId="30">
+  <w:abstractNum w:abstractNumId="30" w15:restartNumberingAfterBreak="0">
     <w:nsid w:val="0000001F"/>
     <w:multiLevelType w:val="singleLevel"/>
     <w:tmpl w:val="0000001F"/>
@@ -16107,7 +16108,7 @@
       </w:rPr>
     </w:lvl>
   </w:abstractNum>
-  <w:abstractNum w:abstractNumId="31">
+  <w:abstractNum w:abstractNumId="31" w15:restartNumberingAfterBreak="0">
     <w:nsid w:val="00000020"/>
     <w:multiLevelType w:val="singleLevel"/>
     <w:tmpl w:val="00000020"/>
@@ -16128,7 +16129,7 @@
       </w:rPr>
     </w:lvl>
   </w:abstractNum>
-  <w:abstractNum w:abstractNumId="32">
+  <w:abstractNum w:abstractNumId="32" w15:restartNumberingAfterBreak="0">
     <w:nsid w:val="018C7EBF"/>
     <w:multiLevelType w:val="hybridMultilevel"/>
     <w:tmpl w:val="73FE776C"/>
@@ -16241,7 +16242,7 @@
       </w:rPr>
     </w:lvl>
   </w:abstractNum>
-  <w:abstractNum w:abstractNumId="33">
+  <w:abstractNum w:abstractNumId="33" w15:restartNumberingAfterBreak="0">
     <w:nsid w:val="0C177F38"/>
     <w:multiLevelType w:val="hybridMultilevel"/>
     <w:tmpl w:val="D9CAAADC"/>
@@ -16354,7 +16355,7 @@
       </w:rPr>
     </w:lvl>
   </w:abstractNum>
-  <w:abstractNum w:abstractNumId="34">
+  <w:abstractNum w:abstractNumId="34" w15:restartNumberingAfterBreak="0">
     <w:nsid w:val="0D9240E9"/>
     <w:multiLevelType w:val="hybridMultilevel"/>
     <w:tmpl w:val="C38680C6"/>
@@ -16494,7 +16495,7 @@
       </w:rPr>
     </w:lvl>
   </w:abstractNum>
-  <w:abstractNum w:abstractNumId="35">
+  <w:abstractNum w:abstractNumId="35" w15:restartNumberingAfterBreak="0">
     <w:nsid w:val="1D730026"/>
     <w:multiLevelType w:val="multilevel"/>
     <w:tmpl w:val="0409001F"/>
@@ -16580,7 +16581,7 @@
       </w:pPr>
     </w:lvl>
   </w:abstractNum>
-  <w:abstractNum w:abstractNumId="36">
+  <w:abstractNum w:abstractNumId="36" w15:restartNumberingAfterBreak="0">
     <w:nsid w:val="20934E7F"/>
     <w:multiLevelType w:val="hybridMultilevel"/>
     <w:tmpl w:val="3042B2E0"/>
@@ -16669,7 +16670,7 @@
       </w:pPr>
     </w:lvl>
   </w:abstractNum>
-  <w:abstractNum w:abstractNumId="37">
+  <w:abstractNum w:abstractNumId="37" w15:restartNumberingAfterBreak="0">
     <w:nsid w:val="21EC0A64"/>
     <w:multiLevelType w:val="hybridMultilevel"/>
     <w:tmpl w:val="95822ED4"/>
@@ -16782,7 +16783,7 @@
       </w:rPr>
     </w:lvl>
   </w:abstractNum>
-  <w:abstractNum w:abstractNumId="38">
+  <w:abstractNum w:abstractNumId="38" w15:restartNumberingAfterBreak="0">
     <w:nsid w:val="2F865EB5"/>
     <w:multiLevelType w:val="hybridMultilevel"/>
     <w:tmpl w:val="43962CD6"/>
@@ -16895,7 +16896,7 @@
       </w:rPr>
     </w:lvl>
   </w:abstractNum>
-  <w:abstractNum w:abstractNumId="39">
+  <w:abstractNum w:abstractNumId="39" w15:restartNumberingAfterBreak="0">
     <w:nsid w:val="72127DCC"/>
     <w:multiLevelType w:val="hybridMultilevel"/>
     <w:tmpl w:val="B156D438"/>
@@ -17008,7 +17009,7 @@
       </w:rPr>
     </w:lvl>
   </w:abstractNum>
-  <w:abstractNum w:abstractNumId="40">
+  <w:abstractNum w:abstractNumId="40" w15:restartNumberingAfterBreak="0">
     <w:nsid w:val="79667E29"/>
     <w:multiLevelType w:val="hybridMultilevel"/>
     <w:tmpl w:val="683E9E72"/>
@@ -17121,7 +17122,7 @@
       </w:rPr>
     </w:lvl>
   </w:abstractNum>
-  <w:abstractNum w:abstractNumId="41">
+  <w:abstractNum w:abstractNumId="41" w15:restartNumberingAfterBreak="0">
     <w:nsid w:val="7B943E84"/>
     <w:multiLevelType w:val="hybridMultilevel"/>
     <w:tmpl w:val="0010C52C"/>
@@ -17234,7 +17235,7 @@
       </w:rPr>
     </w:lvl>
   </w:abstractNum>
-  <w:abstractNum w:abstractNumId="42">
+  <w:abstractNum w:abstractNumId="42" w15:restartNumberingAfterBreak="0">
     <w:nsid w:val="7E0562BF"/>
     <w:multiLevelType w:val="hybridMultilevel"/>
     <w:tmpl w:val="F30465E6"/>
@@ -17347,7 +17348,7 @@
       </w:rPr>
     </w:lvl>
   </w:abstractNum>
-  <w:abstractNum w:abstractNumId="43">
+  <w:abstractNum w:abstractNumId="43" w15:restartNumberingAfterBreak="0">
     <w:nsid w:val="7F7505B4"/>
     <w:multiLevelType w:val="hybridMultilevel"/>
     <w:tmpl w:val="E52EB1F0"/>
@@ -17460,40 +17461,40 @@
       </w:rPr>
     </w:lvl>
   </w:abstractNum>
-  <w:num w:numId="1">
+  <w:num w:numId="1" w16cid:durableId="182862857">
     <w:abstractNumId w:val="41"/>
   </w:num>
-  <w:num w:numId="2">
+  <w:num w:numId="2" w16cid:durableId="1507136305">
     <w:abstractNumId w:val="39"/>
   </w:num>
-  <w:num w:numId="3">
+  <w:num w:numId="3" w16cid:durableId="2028021305">
     <w:abstractNumId w:val="34"/>
   </w:num>
-  <w:num w:numId="4">
+  <w:num w:numId="4" w16cid:durableId="2071809151">
     <w:abstractNumId w:val="37"/>
   </w:num>
-  <w:num w:numId="5">
+  <w:num w:numId="5" w16cid:durableId="1308822491">
     <w:abstractNumId w:val="35"/>
   </w:num>
-  <w:num w:numId="6">
+  <w:num w:numId="6" w16cid:durableId="1381249032">
     <w:abstractNumId w:val="42"/>
   </w:num>
-  <w:num w:numId="7">
+  <w:num w:numId="7" w16cid:durableId="1200049734">
     <w:abstractNumId w:val="43"/>
   </w:num>
-  <w:num w:numId="8">
+  <w:num w:numId="8" w16cid:durableId="737829560">
     <w:abstractNumId w:val="33"/>
   </w:num>
-  <w:num w:numId="9">
+  <w:num w:numId="9" w16cid:durableId="624429040">
     <w:abstractNumId w:val="38"/>
   </w:num>
-  <w:num w:numId="10">
+  <w:num w:numId="10" w16cid:durableId="953095678">
     <w:abstractNumId w:val="32"/>
   </w:num>
-  <w:num w:numId="11">
+  <w:num w:numId="11" w16cid:durableId="2008895886">
     <w:abstractNumId w:val="40"/>
   </w:num>
-  <w:num w:numId="12">
+  <w:num w:numId="12" w16cid:durableId="1400443328">
     <w:abstractNumId w:val="36"/>
   </w:num>
   <w:numIdMacAtCleanup w:val="7"/>
@@ -17501,7 +17502,7 @@
 </file>
 
 <file path=word/styles.xml><?xml version="1.0" encoding="utf-8"?>
-<w:styles xmlns:mc="http://schemas.openxmlformats.org/markup-compatibility/2006" xmlns:r="http://schemas.openxmlformats.org/officeDocument/2006/relationships" xmlns:w="http://schemas.openxmlformats.org/wordprocessingml/2006/main" xmlns:w14="http://schemas.microsoft.com/office/word/2010/wordml" mc:Ignorable="w14">
+<w:styles xmlns:mc="http://schemas.openxmlformats.org/markup-compatibility/2006" xmlns:r="http://schemas.openxmlformats.org/officeDocument/2006/relationships" xmlns:w="http://schemas.openxmlformats.org/wordprocessingml/2006/main" xmlns:w14="http://schemas.microsoft.com/office/word/2010/wordml" xmlns:w15="http://schemas.microsoft.com/office/word/2012/wordml" xmlns:w16cex="http://schemas.microsoft.com/office/word/2018/wordml/cex" xmlns:w16cid="http://schemas.microsoft.com/office/word/2016/wordml/cid" xmlns:w16="http://schemas.microsoft.com/office/word/2018/wordml" xmlns:w16sdtdh="http://schemas.microsoft.com/office/word/2020/wordml/sdtdatahash" xmlns:w16se="http://schemas.microsoft.com/office/word/2015/wordml/symex" mc:Ignorable="w14 w15 w16se w16cid w16 w16cex w16sdtdh">
   <w:docDefaults>
     <w:rPrDefault>
       <w:rPr>
@@ -17511,153 +17512,379 @@
     </w:rPrDefault>
     <w:pPrDefault/>
   </w:docDefaults>
-  <w:latentStyles w:defLockedState="0" w:defUIPriority="99" w:defSemiHidden="1" w:defUnhideWhenUsed="1" w:defQFormat="0" w:count="276">
-    <w:lsdException w:name="Normal" w:semiHidden="0" w:uiPriority="0" w:unhideWhenUsed="0" w:qFormat="1"/>
-    <w:lsdException w:name="heading 1" w:semiHidden="0" w:uiPriority="9" w:unhideWhenUsed="0" w:qFormat="1"/>
-    <w:lsdException w:name="heading 2" w:uiPriority="9" w:qFormat="1"/>
-    <w:lsdException w:name="heading 3" w:uiPriority="9" w:qFormat="1"/>
-    <w:lsdException w:name="heading 4" w:uiPriority="9" w:qFormat="1"/>
-    <w:lsdException w:name="heading 5" w:uiPriority="9" w:qFormat="1"/>
-    <w:lsdException w:name="heading 6" w:uiPriority="9" w:qFormat="1"/>
-    <w:lsdException w:name="heading 7" w:uiPriority="9" w:qFormat="1"/>
-    <w:lsdException w:name="heading 8" w:uiPriority="9" w:qFormat="1"/>
-    <w:lsdException w:name="heading 9" w:uiPriority="9" w:qFormat="1"/>
-    <w:lsdException w:name="toc 1" w:uiPriority="39"/>
-    <w:lsdException w:name="toc 2" w:uiPriority="39"/>
-    <w:lsdException w:name="toc 3" w:uiPriority="39"/>
-    <w:lsdException w:name="toc 4" w:uiPriority="39"/>
-    <w:lsdException w:name="toc 5" w:uiPriority="39"/>
-    <w:lsdException w:name="toc 6" w:uiPriority="39"/>
-    <w:lsdException w:name="toc 7" w:uiPriority="39"/>
-    <w:lsdException w:name="toc 8" w:uiPriority="39"/>
-    <w:lsdException w:name="toc 9" w:uiPriority="39"/>
-    <w:lsdException w:name="caption" w:semiHidden="0" w:uiPriority="35" w:unhideWhenUsed="0" w:qFormat="1"/>
-    <w:lsdException w:name="Title" w:semiHidden="0" w:uiPriority="10" w:unhideWhenUsed="0" w:qFormat="1"/>
-    <w:lsdException w:name="Default Paragraph Font" w:uiPriority="1"/>
-    <w:lsdException w:name="Subtitle" w:semiHidden="0" w:uiPriority="11" w:unhideWhenUsed="0" w:qFormat="1"/>
-    <w:lsdException w:name="Strong" w:semiHidden="0" w:uiPriority="22" w:unhideWhenUsed="0" w:qFormat="1"/>
-    <w:lsdException w:name="Emphasis" w:semiHidden="0" w:uiPriority="20" w:unhideWhenUsed="0" w:qFormat="1"/>
-    <w:lsdException w:name="Table Grid" w:semiHidden="0" w:uiPriority="59" w:unhideWhenUsed="0"/>
-    <w:lsdException w:name="Note Level 1" w:semiHidden="0" w:unhideWhenUsed="0"/>
-    <w:lsdException w:name="Note Level 2" w:semiHidden="0" w:unhideWhenUsed="0"/>
-    <w:lsdException w:name="Note Level 3" w:semiHidden="0" w:unhideWhenUsed="0"/>
-    <w:lsdException w:name="Note Level 4" w:semiHidden="0" w:unhideWhenUsed="0"/>
-    <w:lsdException w:name="Note Level 5" w:semiHidden="0" w:unhideWhenUsed="0"/>
-    <w:lsdException w:name="Note Level 6" w:semiHidden="0" w:unhideWhenUsed="0"/>
-    <w:lsdException w:name="Note Level 7" w:semiHidden="0" w:unhideWhenUsed="0"/>
-    <w:lsdException w:name="Note Level 8" w:semiHidden="0" w:unhideWhenUsed="0"/>
-    <w:lsdException w:name="Note Level 9" w:semiHidden="0" w:unhideWhenUsed="0"/>
-    <w:lsdException w:name="Placeholder Text" w:unhideWhenUsed="0"/>
-    <w:lsdException w:name="No Spacing" w:semiHidden="0" w:uiPriority="1" w:unhideWhenUsed="0" w:qFormat="1"/>
-    <w:lsdException w:name="Light Shading" w:semiHidden="0" w:uiPriority="60" w:unhideWhenUsed="0"/>
-    <w:lsdException w:name="Light List" w:semiHidden="0" w:uiPriority="61" w:unhideWhenUsed="0"/>
-    <w:lsdException w:name="Light Grid" w:semiHidden="0" w:uiPriority="62" w:unhideWhenUsed="0"/>
-    <w:lsdException w:name="Medium Shading 1" w:semiHidden="0" w:uiPriority="63" w:unhideWhenUsed="0"/>
-    <w:lsdException w:name="Medium Shading 2" w:semiHidden="0" w:uiPriority="64" w:unhideWhenUsed="0"/>
-    <w:lsdException w:name="Medium List 1" w:semiHidden="0" w:uiPriority="65" w:unhideWhenUsed="0"/>
-    <w:lsdException w:name="Medium List 2" w:semiHidden="0" w:uiPriority="66" w:unhideWhenUsed="0"/>
-    <w:lsdException w:name="Medium Grid 1" w:semiHidden="0" w:uiPriority="67" w:unhideWhenUsed="0"/>
-    <w:lsdException w:name="Medium Grid 2" w:semiHidden="0" w:uiPriority="68" w:unhideWhenUsed="0"/>
-    <w:lsdException w:name="Medium Grid 3" w:semiHidden="0" w:uiPriority="69" w:unhideWhenUsed="0"/>
-    <w:lsdException w:name="Dark List" w:semiHidden="0" w:uiPriority="70" w:unhideWhenUsed="0"/>
-    <w:lsdException w:name="Colorful Shading" w:semiHidden="0" w:uiPriority="71" w:unhideWhenUsed="0"/>
-    <w:lsdException w:name="Colorful List" w:semiHidden="0" w:uiPriority="72" w:unhideWhenUsed="0"/>
-    <w:lsdException w:name="Colorful Grid" w:semiHidden="0" w:uiPriority="73" w:unhideWhenUsed="0"/>
-    <w:lsdException w:name="Light Shading Accent 1" w:semiHidden="0" w:uiPriority="60" w:unhideWhenUsed="0"/>
-    <w:lsdException w:name="Light List Accent 1" w:semiHidden="0" w:uiPriority="61" w:unhideWhenUsed="0"/>
-    <w:lsdException w:name="Light Grid Accent 1" w:semiHidden="0" w:uiPriority="62" w:unhideWhenUsed="0"/>
-    <w:lsdException w:name="Medium Shading 1 Accent 1" w:semiHidden="0" w:uiPriority="63" w:unhideWhenUsed="0"/>
-    <w:lsdException w:name="Medium Shading 2 Accent 1" w:semiHidden="0" w:uiPriority="64" w:unhideWhenUsed="0"/>
-    <w:lsdException w:name="Medium List 1 Accent 1" w:semiHidden="0" w:uiPriority="65" w:unhideWhenUsed="0"/>
-    <w:lsdException w:name="Revision" w:unhideWhenUsed="0"/>
-    <w:lsdException w:name="List Paragraph" w:semiHidden="0" w:uiPriority="34" w:unhideWhenUsed="0" w:qFormat="1"/>
-    <w:lsdException w:name="Quote" w:semiHidden="0" w:uiPriority="29" w:unhideWhenUsed="0" w:qFormat="1"/>
-    <w:lsdException w:name="Intense Quote" w:semiHidden="0" w:uiPriority="30" w:unhideWhenUsed="0" w:qFormat="1"/>
-    <w:lsdException w:name="Medium List 2 Accent 1" w:semiHidden="0" w:uiPriority="66" w:unhideWhenUsed="0"/>
-    <w:lsdException w:name="Medium Grid 1 Accent 1" w:semiHidden="0" w:uiPriority="67" w:unhideWhenUsed="0"/>
-    <w:lsdException w:name="Medium Grid 2 Accent 1" w:semiHidden="0" w:uiPriority="68" w:unhideWhenUsed="0"/>
-    <w:lsdException w:name="Medium Grid 3 Accent 1" w:semiHidden="0" w:uiPriority="69" w:unhideWhenUsed="0"/>
-    <w:lsdException w:name="Dark List Accent 1" w:semiHidden="0" w:uiPriority="70" w:unhideWhenUsed="0"/>
-    <w:lsdException w:name="Colorful Shading Accent 1" w:semiHidden="0" w:uiPriority="71" w:unhideWhenUsed="0"/>
-    <w:lsdException w:name="Colorful List Accent 1" w:semiHidden="0" w:uiPriority="72" w:unhideWhenUsed="0"/>
-    <w:lsdException w:name="Colorful Grid Accent 1" w:semiHidden="0" w:uiPriority="73" w:unhideWhenUsed="0"/>
-    <w:lsdException w:name="Light Shading Accent 2" w:semiHidden="0" w:uiPriority="60" w:unhideWhenUsed="0"/>
-    <w:lsdException w:name="Light List Accent 2" w:semiHidden="0" w:uiPriority="61" w:unhideWhenUsed="0"/>
-    <w:lsdException w:name="Light Grid Accent 2" w:semiHidden="0" w:uiPriority="62" w:unhideWhenUsed="0"/>
-    <w:lsdException w:name="Medium Shading 1 Accent 2" w:semiHidden="0" w:uiPriority="63" w:unhideWhenUsed="0"/>
-    <w:lsdException w:name="Medium Shading 2 Accent 2" w:semiHidden="0" w:uiPriority="64" w:unhideWhenUsed="0"/>
-    <w:lsdException w:name="Medium List 1 Accent 2" w:semiHidden="0" w:uiPriority="65" w:unhideWhenUsed="0"/>
-    <w:lsdException w:name="Medium List 2 Accent 2" w:semiHidden="0" w:uiPriority="66" w:unhideWhenUsed="0"/>
-    <w:lsdException w:name="Medium Grid 1 Accent 2" w:semiHidden="0" w:uiPriority="67" w:unhideWhenUsed="0"/>
-    <w:lsdException w:name="Medium Grid 2 Accent 2" w:semiHidden="0" w:uiPriority="68" w:unhideWhenUsed="0"/>
-    <w:lsdException w:name="Medium Grid 3 Accent 2" w:semiHidden="0" w:uiPriority="69" w:unhideWhenUsed="0"/>
-    <w:lsdException w:name="Dark List Accent 2" w:semiHidden="0" w:uiPriority="70" w:unhideWhenUsed="0"/>
-    <w:lsdException w:name="Colorful Shading Accent 2" w:semiHidden="0" w:uiPriority="71" w:unhideWhenUsed="0"/>
-    <w:lsdException w:name="Colorful List Accent 2" w:semiHidden="0" w:uiPriority="72" w:unhideWhenUsed="0"/>
-    <w:lsdException w:name="Colorful Grid Accent 2" w:semiHidden="0" w:uiPriority="73" w:unhideWhenUsed="0"/>
-    <w:lsdException w:name="Light Shading Accent 3" w:semiHidden="0" w:uiPriority="60" w:unhideWhenUsed="0"/>
-    <w:lsdException w:name="Light List Accent 3" w:semiHidden="0" w:uiPriority="61" w:unhideWhenUsed="0"/>
-    <w:lsdException w:name="Light Grid Accent 3" w:semiHidden="0" w:uiPriority="62" w:unhideWhenUsed="0"/>
-    <w:lsdException w:name="Medium Shading 1 Accent 3" w:semiHidden="0" w:uiPriority="63" w:unhideWhenUsed="0"/>
-    <w:lsdException w:name="Medium Shading 2 Accent 3" w:semiHidden="0" w:uiPriority="64" w:unhideWhenUsed="0"/>
-    <w:lsdException w:name="Medium List 1 Accent 3" w:semiHidden="0" w:uiPriority="65" w:unhideWhenUsed="0"/>
-    <w:lsdException w:name="Medium List 2 Accent 3" w:semiHidden="0" w:uiPriority="66" w:unhideWhenUsed="0"/>
-    <w:lsdException w:name="Medium Grid 1 Accent 3" w:semiHidden="0" w:uiPriority="67" w:unhideWhenUsed="0"/>
-    <w:lsdException w:name="Medium Grid 2 Accent 3" w:semiHidden="0" w:uiPriority="68" w:unhideWhenUsed="0"/>
-    <w:lsdException w:name="Medium Grid 3 Accent 3" w:semiHidden="0" w:uiPriority="69" w:unhideWhenUsed="0"/>
-    <w:lsdException w:name="Dark List Accent 3" w:semiHidden="0" w:uiPriority="70" w:unhideWhenUsed="0"/>
-    <w:lsdException w:name="Colorful Shading Accent 3" w:semiHidden="0" w:uiPriority="71" w:unhideWhenUsed="0"/>
-    <w:lsdException w:name="Colorful List Accent 3" w:semiHidden="0" w:uiPriority="72" w:unhideWhenUsed="0"/>
-    <w:lsdException w:name="Colorful Grid Accent 3" w:semiHidden="0" w:uiPriority="73" w:unhideWhenUsed="0"/>
-    <w:lsdException w:name="Light Shading Accent 4" w:semiHidden="0" w:uiPriority="60" w:unhideWhenUsed="0"/>
-    <w:lsdException w:name="Light List Accent 4" w:semiHidden="0" w:uiPriority="61" w:unhideWhenUsed="0"/>
-    <w:lsdException w:name="Light Grid Accent 4" w:semiHidden="0" w:uiPriority="62" w:unhideWhenUsed="0"/>
-    <w:lsdException w:name="Medium Shading 1 Accent 4" w:semiHidden="0" w:uiPriority="63" w:unhideWhenUsed="0"/>
-    <w:lsdException w:name="Medium Shading 2 Accent 4" w:semiHidden="0" w:uiPriority="64" w:unhideWhenUsed="0"/>
-    <w:lsdException w:name="Medium List 1 Accent 4" w:semiHidden="0" w:uiPriority="65" w:unhideWhenUsed="0"/>
-    <w:lsdException w:name="Medium List 2 Accent 4" w:semiHidden="0" w:uiPriority="66" w:unhideWhenUsed="0"/>
-    <w:lsdException w:name="Medium Grid 1 Accent 4" w:semiHidden="0" w:uiPriority="67" w:unhideWhenUsed="0"/>
-    <w:lsdException w:name="Medium Grid 2 Accent 4" w:semiHidden="0" w:uiPriority="68" w:unhideWhenUsed="0"/>
-    <w:lsdException w:name="Medium Grid 3 Accent 4" w:semiHidden="0" w:uiPriority="69" w:unhideWhenUsed="0"/>
-    <w:lsdException w:name="Dark List Accent 4" w:semiHidden="0" w:uiPriority="70" w:unhideWhenUsed="0"/>
-    <w:lsdException w:name="Colorful Shading Accent 4" w:semiHidden="0" w:uiPriority="71" w:unhideWhenUsed="0"/>
-    <w:lsdException w:name="Colorful List Accent 4" w:semiHidden="0" w:uiPriority="72" w:unhideWhenUsed="0"/>
-    <w:lsdException w:name="Colorful Grid Accent 4" w:semiHidden="0" w:uiPriority="73" w:unhideWhenUsed="0"/>
-    <w:lsdException w:name="Light Shading Accent 5" w:semiHidden="0" w:uiPriority="60" w:unhideWhenUsed="0"/>
-    <w:lsdException w:name="Light List Accent 5" w:semiHidden="0" w:uiPriority="61" w:unhideWhenUsed="0"/>
-    <w:lsdException w:name="Light Grid Accent 5" w:semiHidden="0" w:uiPriority="62" w:unhideWhenUsed="0"/>
-    <w:lsdException w:name="Medium Shading 1 Accent 5" w:semiHidden="0" w:uiPriority="63" w:unhideWhenUsed="0"/>
-    <w:lsdException w:name="Medium Shading 2 Accent 5" w:semiHidden="0" w:uiPriority="64" w:unhideWhenUsed="0"/>
-    <w:lsdException w:name="Medium List 1 Accent 5" w:semiHidden="0" w:uiPriority="65" w:unhideWhenUsed="0"/>
-    <w:lsdException w:name="Medium List 2 Accent 5" w:semiHidden="0" w:uiPriority="66" w:unhideWhenUsed="0"/>
-    <w:lsdException w:name="Medium Grid 1 Accent 5" w:semiHidden="0" w:uiPriority="67" w:unhideWhenUsed="0"/>
-    <w:lsdException w:name="Medium Grid 2 Accent 5" w:semiHidden="0" w:uiPriority="68" w:unhideWhenUsed="0"/>
-    <w:lsdException w:name="Medium Grid 3 Accent 5" w:semiHidden="0" w:uiPriority="69" w:unhideWhenUsed="0"/>
-    <w:lsdException w:name="Dark List Accent 5" w:semiHidden="0" w:uiPriority="70" w:unhideWhenUsed="0"/>
-    <w:lsdException w:name="Colorful Shading Accent 5" w:semiHidden="0" w:uiPriority="71" w:unhideWhenUsed="0"/>
-    <w:lsdException w:name="Colorful List Accent 5" w:semiHidden="0" w:uiPriority="72" w:unhideWhenUsed="0"/>
-    <w:lsdException w:name="Colorful Grid Accent 5" w:semiHidden="0" w:uiPriority="73" w:unhideWhenUsed="0"/>
-    <w:lsdException w:name="Light Shading Accent 6" w:semiHidden="0" w:uiPriority="60" w:unhideWhenUsed="0"/>
-    <w:lsdException w:name="Light List Accent 6" w:semiHidden="0" w:uiPriority="61" w:unhideWhenUsed="0"/>
-    <w:lsdException w:name="Light Grid Accent 6" w:semiHidden="0" w:uiPriority="62" w:unhideWhenUsed="0"/>
-    <w:lsdException w:name="Medium Shading 1 Accent 6" w:semiHidden="0" w:uiPriority="63" w:unhideWhenUsed="0"/>
-    <w:lsdException w:name="Medium Shading 2 Accent 6" w:semiHidden="0" w:uiPriority="64" w:unhideWhenUsed="0"/>
-    <w:lsdException w:name="Medium List 1 Accent 6" w:semiHidden="0" w:uiPriority="65" w:unhideWhenUsed="0"/>
-    <w:lsdException w:name="Medium List 2 Accent 6" w:semiHidden="0" w:uiPriority="66" w:unhideWhenUsed="0"/>
-    <w:lsdException w:name="Medium Grid 1 Accent 6" w:semiHidden="0" w:uiPriority="67" w:unhideWhenUsed="0"/>
-    <w:lsdException w:name="Medium Grid 2 Accent 6" w:semiHidden="0" w:uiPriority="68" w:unhideWhenUsed="0"/>
-    <w:lsdException w:name="Medium Grid 3 Accent 6" w:semiHidden="0" w:uiPriority="69" w:unhideWhenUsed="0"/>
-    <w:lsdException w:name="Dark List Accent 6" w:semiHidden="0" w:uiPriority="70" w:unhideWhenUsed="0"/>
-    <w:lsdException w:name="Colorful Shading Accent 6" w:semiHidden="0" w:uiPriority="71" w:unhideWhenUsed="0"/>
-    <w:lsdException w:name="Colorful List Accent 6" w:semiHidden="0" w:uiPriority="72" w:unhideWhenUsed="0"/>
-    <w:lsdException w:name="Colorful Grid Accent 6" w:semiHidden="0" w:uiPriority="73" w:unhideWhenUsed="0"/>
-    <w:lsdException w:name="Subtle Emphasis" w:semiHidden="0" w:uiPriority="19" w:unhideWhenUsed="0" w:qFormat="1"/>
-    <w:lsdException w:name="Intense Emphasis" w:semiHidden="0" w:uiPriority="21" w:unhideWhenUsed="0" w:qFormat="1"/>
-    <w:lsdException w:name="Subtle Reference" w:semiHidden="0" w:uiPriority="31" w:unhideWhenUsed="0" w:qFormat="1"/>
-    <w:lsdException w:name="Intense Reference" w:semiHidden="0" w:uiPriority="32" w:unhideWhenUsed="0" w:qFormat="1"/>
-    <w:lsdException w:name="Book Title" w:semiHidden="0" w:uiPriority="33" w:unhideWhenUsed="0" w:qFormat="1"/>
-    <w:lsdException w:name="Bibliography" w:uiPriority="37"/>
-    <w:lsdException w:name="TOC Heading" w:uiPriority="39" w:qFormat="1"/>
+  <w:latentStyles w:defLockedState="0" w:defUIPriority="99" w:defSemiHidden="0" w:defUnhideWhenUsed="0" w:defQFormat="0" w:count="376">
+    <w:lsdException w:name="Normal" w:uiPriority="0" w:qFormat="1"/>
+    <w:lsdException w:name="heading 1" w:uiPriority="9" w:qFormat="1"/>
+    <w:lsdException w:name="heading 2" w:semiHidden="1" w:uiPriority="9" w:unhideWhenUsed="1" w:qFormat="1"/>
+    <w:lsdException w:name="heading 3" w:semiHidden="1" w:uiPriority="9" w:unhideWhenUsed="1" w:qFormat="1"/>
+    <w:lsdException w:name="heading 4" w:semiHidden="1" w:uiPriority="9" w:unhideWhenUsed="1" w:qFormat="1"/>
+    <w:lsdException w:name="heading 5" w:semiHidden="1" w:uiPriority="9" w:unhideWhenUsed="1" w:qFormat="1"/>
+    <w:lsdException w:name="heading 6" w:semiHidden="1" w:uiPriority="9" w:unhideWhenUsed="1" w:qFormat="1"/>
+    <w:lsdException w:name="heading 7" w:semiHidden="1" w:uiPriority="9" w:unhideWhenUsed="1" w:qFormat="1"/>
+    <w:lsdException w:name="heading 8" w:semiHidden="1" w:uiPriority="9" w:unhideWhenUsed="1" w:qFormat="1"/>
+    <w:lsdException w:name="heading 9" w:semiHidden="1" w:uiPriority="9" w:unhideWhenUsed="1" w:qFormat="1"/>
+    <w:lsdException w:name="index 1" w:semiHidden="1" w:unhideWhenUsed="1"/>
+    <w:lsdException w:name="index 2" w:semiHidden="1" w:unhideWhenUsed="1"/>
+    <w:lsdException w:name="index 3" w:semiHidden="1" w:unhideWhenUsed="1"/>
+    <w:lsdException w:name="index 4" w:semiHidden="1" w:unhideWhenUsed="1"/>
+    <w:lsdException w:name="index 5" w:semiHidden="1" w:unhideWhenUsed="1"/>
+    <w:lsdException w:name="index 6" w:semiHidden="1" w:unhideWhenUsed="1"/>
+    <w:lsdException w:name="index 7" w:semiHidden="1" w:unhideWhenUsed="1"/>
+    <w:lsdException w:name="index 8" w:semiHidden="1" w:unhideWhenUsed="1"/>
+    <w:lsdException w:name="index 9" w:semiHidden="1" w:unhideWhenUsed="1"/>
+    <w:lsdException w:name="toc 1" w:semiHidden="1" w:uiPriority="39" w:unhideWhenUsed="1"/>
+    <w:lsdException w:name="toc 2" w:semiHidden="1" w:uiPriority="39" w:unhideWhenUsed="1"/>
+    <w:lsdException w:name="toc 3" w:semiHidden="1" w:uiPriority="39" w:unhideWhenUsed="1"/>
+    <w:lsdException w:name="toc 4" w:semiHidden="1" w:uiPriority="39" w:unhideWhenUsed="1"/>
+    <w:lsdException w:name="toc 5" w:semiHidden="1" w:uiPriority="39" w:unhideWhenUsed="1"/>
+    <w:lsdException w:name="toc 6" w:semiHidden="1" w:uiPriority="39" w:unhideWhenUsed="1"/>
+    <w:lsdException w:name="toc 7" w:semiHidden="1" w:uiPriority="39" w:unhideWhenUsed="1"/>
+    <w:lsdException w:name="toc 8" w:semiHidden="1" w:uiPriority="39" w:unhideWhenUsed="1"/>
+    <w:lsdException w:name="toc 9" w:semiHidden="1" w:uiPriority="39" w:unhideWhenUsed="1"/>
+    <w:lsdException w:name="Normal Indent" w:semiHidden="1" w:unhideWhenUsed="1"/>
+    <w:lsdException w:name="footnote text" w:semiHidden="1" w:unhideWhenUsed="1"/>
+    <w:lsdException w:name="annotation text" w:semiHidden="1" w:unhideWhenUsed="1"/>
+    <w:lsdException w:name="header" w:semiHidden="1" w:unhideWhenUsed="1"/>
+    <w:lsdException w:name="footer" w:semiHidden="1" w:unhideWhenUsed="1"/>
+    <w:lsdException w:name="index heading" w:semiHidden="1" w:unhideWhenUsed="1"/>
+    <w:lsdException w:name="caption" w:uiPriority="35" w:qFormat="1"/>
+    <w:lsdException w:name="table of figures" w:semiHidden="1" w:unhideWhenUsed="1"/>
+    <w:lsdException w:name="envelope address" w:semiHidden="1" w:unhideWhenUsed="1"/>
+    <w:lsdException w:name="envelope return" w:semiHidden="1" w:unhideWhenUsed="1"/>
+    <w:lsdException w:name="footnote reference" w:semiHidden="1" w:unhideWhenUsed="1"/>
+    <w:lsdException w:name="annotation reference" w:semiHidden="1" w:unhideWhenUsed="1"/>
+    <w:lsdException w:name="line number" w:semiHidden="1" w:unhideWhenUsed="1"/>
+    <w:lsdException w:name="page number" w:semiHidden="1" w:unhideWhenUsed="1"/>
+    <w:lsdException w:name="endnote reference" w:semiHidden="1" w:unhideWhenUsed="1"/>
+    <w:lsdException w:name="endnote text" w:semiHidden="1" w:unhideWhenUsed="1"/>
+    <w:lsdException w:name="table of authorities" w:semiHidden="1" w:unhideWhenUsed="1"/>
+    <w:lsdException w:name="macro" w:semiHidden="1" w:unhideWhenUsed="1"/>
+    <w:lsdException w:name="toa heading" w:semiHidden="1" w:unhideWhenUsed="1"/>
+    <w:lsdException w:name="List" w:semiHidden="1" w:unhideWhenUsed="1"/>
+    <w:lsdException w:name="List Bullet" w:semiHidden="1" w:unhideWhenUsed="1"/>
+    <w:lsdException w:name="List Number" w:semiHidden="1" w:unhideWhenUsed="1"/>
+    <w:lsdException w:name="List 2" w:semiHidden="1" w:unhideWhenUsed="1"/>
+    <w:lsdException w:name="List 3" w:semiHidden="1" w:unhideWhenUsed="1"/>
+    <w:lsdException w:name="List 4" w:semiHidden="1" w:unhideWhenUsed="1"/>
+    <w:lsdException w:name="List 5" w:semiHidden="1" w:unhideWhenUsed="1"/>
+    <w:lsdException w:name="List Bullet 2" w:semiHidden="1" w:unhideWhenUsed="1"/>
+    <w:lsdException w:name="List Bullet 3" w:semiHidden="1" w:unhideWhenUsed="1"/>
+    <w:lsdException w:name="List Bullet 4" w:semiHidden="1" w:unhideWhenUsed="1"/>
+    <w:lsdException w:name="List Bullet 5" w:semiHidden="1" w:unhideWhenUsed="1"/>
+    <w:lsdException w:name="List Number 2" w:semiHidden="1" w:unhideWhenUsed="1"/>
+    <w:lsdException w:name="List Number 3" w:semiHidden="1" w:unhideWhenUsed="1"/>
+    <w:lsdException w:name="List Number 4" w:semiHidden="1" w:unhideWhenUsed="1"/>
+    <w:lsdException w:name="List Number 5" w:semiHidden="1" w:unhideWhenUsed="1"/>
+    <w:lsdException w:name="Title" w:uiPriority="10" w:qFormat="1"/>
+    <w:lsdException w:name="Closing" w:semiHidden="1" w:unhideWhenUsed="1"/>
+    <w:lsdException w:name="Signature" w:semiHidden="1" w:unhideWhenUsed="1"/>
+    <w:lsdException w:name="Default Paragraph Font" w:semiHidden="1" w:uiPriority="1" w:unhideWhenUsed="1"/>
+    <w:lsdException w:name="Body Text" w:semiHidden="1" w:unhideWhenUsed="1"/>
+    <w:lsdException w:name="Body Text Indent" w:semiHidden="1" w:unhideWhenUsed="1"/>
+    <w:lsdException w:name="List Continue" w:semiHidden="1" w:unhideWhenUsed="1"/>
+    <w:lsdException w:name="List Continue 2" w:semiHidden="1" w:unhideWhenUsed="1"/>
+    <w:lsdException w:name="List Continue 3" w:semiHidden="1" w:unhideWhenUsed="1"/>
+    <w:lsdException w:name="List Continue 4" w:semiHidden="1" w:unhideWhenUsed="1"/>
+    <w:lsdException w:name="List Continue 5" w:semiHidden="1" w:unhideWhenUsed="1"/>
+    <w:lsdException w:name="Message Header" w:semiHidden="1" w:unhideWhenUsed="1"/>
+    <w:lsdException w:name="Subtitle" w:uiPriority="11" w:qFormat="1"/>
+    <w:lsdException w:name="Salutation" w:semiHidden="1" w:unhideWhenUsed="1"/>
+    <w:lsdException w:name="Date" w:semiHidden="1" w:unhideWhenUsed="1"/>
+    <w:lsdException w:name="Body Text First Indent" w:semiHidden="1" w:unhideWhenUsed="1"/>
+    <w:lsdException w:name="Body Text First Indent 2" w:semiHidden="1" w:unhideWhenUsed="1"/>
+    <w:lsdException w:name="Note Heading" w:semiHidden="1" w:unhideWhenUsed="1"/>
+    <w:lsdException w:name="Body Text 2" w:semiHidden="1" w:unhideWhenUsed="1"/>
+    <w:lsdException w:name="Body Text 3" w:semiHidden="1" w:unhideWhenUsed="1"/>
+    <w:lsdException w:name="Body Text Indent 2" w:semiHidden="1" w:unhideWhenUsed="1"/>
+    <w:lsdException w:name="Body Text Indent 3" w:semiHidden="1" w:unhideWhenUsed="1"/>
+    <w:lsdException w:name="Block Text" w:semiHidden="1" w:unhideWhenUsed="1"/>
+    <w:lsdException w:name="Hyperlink" w:semiHidden="1" w:unhideWhenUsed="1"/>
+    <w:lsdException w:name="FollowedHyperlink" w:semiHidden="1" w:unhideWhenUsed="1"/>
+    <w:lsdException w:name="Strong" w:uiPriority="22" w:qFormat="1"/>
+    <w:lsdException w:name="Emphasis" w:uiPriority="20" w:qFormat="1"/>
+    <w:lsdException w:name="Document Map" w:semiHidden="1" w:unhideWhenUsed="1"/>
+    <w:lsdException w:name="Plain Text" w:semiHidden="1" w:unhideWhenUsed="1"/>
+    <w:lsdException w:name="E-mail Signature" w:semiHidden="1" w:unhideWhenUsed="1"/>
+    <w:lsdException w:name="HTML Top of Form" w:semiHidden="1" w:unhideWhenUsed="1"/>
+    <w:lsdException w:name="HTML Bottom of Form" w:semiHidden="1" w:unhideWhenUsed="1"/>
+    <w:lsdException w:name="Normal (Web)" w:semiHidden="1" w:unhideWhenUsed="1"/>
+    <w:lsdException w:name="HTML Acronym" w:semiHidden="1" w:unhideWhenUsed="1"/>
+    <w:lsdException w:name="HTML Address" w:semiHidden="1" w:unhideWhenUsed="1"/>
+    <w:lsdException w:name="HTML Cite" w:semiHidden="1" w:unhideWhenUsed="1"/>
+    <w:lsdException w:name="HTML Code" w:semiHidden="1" w:unhideWhenUsed="1"/>
+    <w:lsdException w:name="HTML Definition" w:semiHidden="1" w:unhideWhenUsed="1"/>
+    <w:lsdException w:name="HTML Keyboard" w:semiHidden="1" w:unhideWhenUsed="1"/>
+    <w:lsdException w:name="HTML Preformatted" w:semiHidden="1" w:unhideWhenUsed="1"/>
+    <w:lsdException w:name="HTML Sample" w:semiHidden="1" w:unhideWhenUsed="1"/>
+    <w:lsdException w:name="HTML Typewriter" w:semiHidden="1" w:unhideWhenUsed="1"/>
+    <w:lsdException w:name="HTML Variable" w:semiHidden="1" w:unhideWhenUsed="1"/>
+    <w:lsdException w:name="Normal Table" w:semiHidden="1" w:unhideWhenUsed="1"/>
+    <w:lsdException w:name="annotation subject" w:semiHidden="1" w:unhideWhenUsed="1"/>
+    <w:lsdException w:name="No List" w:semiHidden="1" w:unhideWhenUsed="1"/>
+    <w:lsdException w:name="Outline List 1" w:semiHidden="1" w:unhideWhenUsed="1"/>
+    <w:lsdException w:name="Outline List 2" w:semiHidden="1" w:unhideWhenUsed="1"/>
+    <w:lsdException w:name="Outline List 3" w:semiHidden="1" w:unhideWhenUsed="1"/>
+    <w:lsdException w:name="Table Simple 1" w:semiHidden="1" w:unhideWhenUsed="1"/>
+    <w:lsdException w:name="Table Simple 2" w:semiHidden="1" w:unhideWhenUsed="1"/>
+    <w:lsdException w:name="Table Simple 3" w:semiHidden="1" w:unhideWhenUsed="1"/>
+    <w:lsdException w:name="Table Classic 1" w:semiHidden="1" w:unhideWhenUsed="1"/>
+    <w:lsdException w:name="Table Classic 2" w:semiHidden="1" w:unhideWhenUsed="1"/>
+    <w:lsdException w:name="Table Classic 3" w:semiHidden="1" w:unhideWhenUsed="1"/>
+    <w:lsdException w:name="Table Classic 4" w:semiHidden="1" w:unhideWhenUsed="1"/>
+    <w:lsdException w:name="Table Colorful 1" w:semiHidden="1" w:unhideWhenUsed="1"/>
+    <w:lsdException w:name="Table Colorful 2" w:semiHidden="1" w:unhideWhenUsed="1"/>
+    <w:lsdException w:name="Table Colorful 3" w:semiHidden="1" w:unhideWhenUsed="1"/>
+    <w:lsdException w:name="Table Columns 1" w:semiHidden="1" w:unhideWhenUsed="1"/>
+    <w:lsdException w:name="Table Columns 2" w:semiHidden="1" w:unhideWhenUsed="1"/>
+    <w:lsdException w:name="Table Columns 3" w:semiHidden="1" w:unhideWhenUsed="1"/>
+    <w:lsdException w:name="Table Columns 4" w:semiHidden="1" w:unhideWhenUsed="1"/>
+    <w:lsdException w:name="Table Columns 5" w:semiHidden="1" w:unhideWhenUsed="1"/>
+    <w:lsdException w:name="Table Grid 1" w:semiHidden="1" w:unhideWhenUsed="1"/>
+    <w:lsdException w:name="Table Grid 2" w:semiHidden="1" w:unhideWhenUsed="1"/>
+    <w:lsdException w:name="Table Grid 3" w:semiHidden="1" w:unhideWhenUsed="1"/>
+    <w:lsdException w:name="Table Grid 4" w:semiHidden="1" w:unhideWhenUsed="1"/>
+    <w:lsdException w:name="Table Grid 5" w:semiHidden="1" w:unhideWhenUsed="1"/>
+    <w:lsdException w:name="Table Grid 6" w:semiHidden="1" w:unhideWhenUsed="1"/>
+    <w:lsdException w:name="Table Grid 7" w:semiHidden="1" w:unhideWhenUsed="1"/>
+    <w:lsdException w:name="Table Grid 8" w:semiHidden="1" w:unhideWhenUsed="1"/>
+    <w:lsdException w:name="Table List 1" w:semiHidden="1" w:unhideWhenUsed="1"/>
+    <w:lsdException w:name="Table List 2" w:semiHidden="1" w:unhideWhenUsed="1"/>
+    <w:lsdException w:name="Table List 3" w:semiHidden="1" w:unhideWhenUsed="1"/>
+    <w:lsdException w:name="Table List 4" w:semiHidden="1" w:unhideWhenUsed="1"/>
+    <w:lsdException w:name="Table List 5" w:semiHidden="1" w:unhideWhenUsed="1"/>
+    <w:lsdException w:name="Table List 6" w:semiHidden="1" w:unhideWhenUsed="1"/>
+    <w:lsdException w:name="Table List 7" w:semiHidden="1" w:unhideWhenUsed="1"/>
+    <w:lsdException w:name="Table List 8" w:semiHidden="1" w:unhideWhenUsed="1"/>
+    <w:lsdException w:name="Table 3D effects 1" w:semiHidden="1" w:unhideWhenUsed="1"/>
+    <w:lsdException w:name="Table 3D effects 2" w:semiHidden="1" w:unhideWhenUsed="1"/>
+    <w:lsdException w:name="Table 3D effects 3" w:semiHidden="1" w:unhideWhenUsed="1"/>
+    <w:lsdException w:name="Table Contemporary" w:semiHidden="1" w:unhideWhenUsed="1"/>
+    <w:lsdException w:name="Table Elegant" w:semiHidden="1" w:unhideWhenUsed="1"/>
+    <w:lsdException w:name="Table Professional" w:semiHidden="1" w:unhideWhenUsed="1"/>
+    <w:lsdException w:name="Table Subtle 1" w:semiHidden="1" w:unhideWhenUsed="1"/>
+    <w:lsdException w:name="Table Subtle 2" w:semiHidden="1" w:unhideWhenUsed="1"/>
+    <w:lsdException w:name="Table Web 1" w:semiHidden="1" w:unhideWhenUsed="1"/>
+    <w:lsdException w:name="Table Web 2" w:semiHidden="1" w:unhideWhenUsed="1"/>
+    <w:lsdException w:name="Table Web 3" w:semiHidden="1" w:unhideWhenUsed="1"/>
+    <w:lsdException w:name="Balloon Text" w:semiHidden="1" w:unhideWhenUsed="1"/>
+    <w:lsdException w:name="Table Grid" w:uiPriority="59"/>
+    <w:lsdException w:name="Table Theme" w:semiHidden="1" w:unhideWhenUsed="1"/>
+    <w:lsdException w:name="Placeholder Text" w:semiHidden="1"/>
+    <w:lsdException w:name="No Spacing" w:uiPriority="1" w:qFormat="1"/>
+    <w:lsdException w:name="Light Shading" w:uiPriority="60"/>
+    <w:lsdException w:name="Light List" w:uiPriority="61"/>
+    <w:lsdException w:name="Light Grid" w:uiPriority="62"/>
+    <w:lsdException w:name="Medium Shading 1" w:uiPriority="63"/>
+    <w:lsdException w:name="Medium Shading 2" w:uiPriority="64"/>
+    <w:lsdException w:name="Medium List 1" w:uiPriority="65"/>
+    <w:lsdException w:name="Medium List 2" w:uiPriority="66"/>
+    <w:lsdException w:name="Medium Grid 1" w:uiPriority="67"/>
+    <w:lsdException w:name="Medium Grid 2" w:uiPriority="68"/>
+    <w:lsdException w:name="Medium Grid 3" w:uiPriority="69"/>
+    <w:lsdException w:name="Dark List" w:uiPriority="70"/>
+    <w:lsdException w:name="Colorful Shading" w:uiPriority="71"/>
+    <w:lsdException w:name="Colorful List" w:uiPriority="72"/>
+    <w:lsdException w:name="Colorful Grid" w:uiPriority="73"/>
+    <w:lsdException w:name="Light Shading Accent 1" w:uiPriority="60"/>
+    <w:lsdException w:name="Light List Accent 1" w:uiPriority="61"/>
+    <w:lsdException w:name="Light Grid Accent 1" w:uiPriority="62"/>
+    <w:lsdException w:name="Medium Shading 1 Accent 1" w:uiPriority="63"/>
+    <w:lsdException w:name="Medium Shading 2 Accent 1" w:uiPriority="64"/>
+    <w:lsdException w:name="Medium List 1 Accent 1" w:uiPriority="65"/>
+    <w:lsdException w:name="Revision" w:semiHidden="1"/>
+    <w:lsdException w:name="List Paragraph" w:uiPriority="34" w:qFormat="1"/>
+    <w:lsdException w:name="Quote" w:uiPriority="29" w:qFormat="1"/>
+    <w:lsdException w:name="Intense Quote" w:uiPriority="30" w:qFormat="1"/>
+    <w:lsdException w:name="Medium List 2 Accent 1" w:uiPriority="66"/>
+    <w:lsdException w:name="Medium Grid 1 Accent 1" w:uiPriority="67"/>
+    <w:lsdException w:name="Medium Grid 2 Accent 1" w:uiPriority="68"/>
+    <w:lsdException w:name="Medium Grid 3 Accent 1" w:uiPriority="69"/>
+    <w:lsdException w:name="Dark List Accent 1" w:uiPriority="70"/>
+    <w:lsdException w:name="Colorful Shading Accent 1" w:uiPriority="71"/>
+    <w:lsdException w:name="Colorful List Accent 1" w:uiPriority="72"/>
+    <w:lsdException w:name="Colorful Grid Accent 1" w:uiPriority="73"/>
+    <w:lsdException w:name="Light Shading Accent 2" w:uiPriority="60"/>
+    <w:lsdException w:name="Light List Accent 2" w:uiPriority="61"/>
+    <w:lsdException w:name="Light Grid Accent 2" w:uiPriority="62"/>
+    <w:lsdException w:name="Medium Shading 1 Accent 2" w:uiPriority="63"/>
+    <w:lsdException w:name="Medium Shading 2 Accent 2" w:uiPriority="64"/>
+    <w:lsdException w:name="Medium List 1 Accent 2" w:uiPriority="65"/>
+    <w:lsdException w:name="Medium List 2 Accent 2" w:uiPriority="66"/>
+    <w:lsdException w:name="Medium Grid 1 Accent 2" w:uiPriority="67"/>
+    <w:lsdException w:name="Medium Grid 2 Accent 2" w:uiPriority="68"/>
+    <w:lsdException w:name="Medium Grid 3 Accent 2" w:uiPriority="69"/>
+    <w:lsdException w:name="Dark List Accent 2" w:uiPriority="70"/>
+    <w:lsdException w:name="Colorful Shading Accent 2" w:uiPriority="71"/>
+    <w:lsdException w:name="Colorful List Accent 2" w:uiPriority="72"/>
+    <w:lsdException w:name="Colorful Grid Accent 2" w:uiPriority="73"/>
+    <w:lsdException w:name="Light Shading Accent 3" w:uiPriority="60"/>
+    <w:lsdException w:name="Light List Accent 3" w:uiPriority="61"/>
+    <w:lsdException w:name="Light Grid Accent 3" w:uiPriority="62"/>
+    <w:lsdException w:name="Medium Shading 1 Accent 3" w:uiPriority="63"/>
+    <w:lsdException w:name="Medium Shading 2 Accent 3" w:uiPriority="64"/>
+    <w:lsdException w:name="Medium List 1 Accent 3" w:uiPriority="65"/>
+    <w:lsdException w:name="Medium List 2 Accent 3" w:uiPriority="66"/>
+    <w:lsdException w:name="Medium Grid 1 Accent 3" w:uiPriority="67"/>
+    <w:lsdException w:name="Medium Grid 2 Accent 3" w:uiPriority="68"/>
+    <w:lsdException w:name="Medium Grid 3 Accent 3" w:uiPriority="69"/>
+    <w:lsdException w:name="Dark List Accent 3" w:uiPriority="70"/>
+    <w:lsdException w:name="Colorful Shading Accent 3" w:uiPriority="71"/>
+    <w:lsdException w:name="Colorful List Accent 3" w:uiPriority="72"/>
+    <w:lsdException w:name="Colorful Grid Accent 3" w:uiPriority="73"/>
+    <w:lsdException w:name="Light Shading Accent 4" w:uiPriority="60"/>
+    <w:lsdException w:name="Light List Accent 4" w:uiPriority="61"/>
+    <w:lsdException w:name="Light Grid Accent 4" w:uiPriority="62"/>
+    <w:lsdException w:name="Medium Shading 1 Accent 4" w:uiPriority="63"/>
+    <w:lsdException w:name="Medium Shading 2 Accent 4" w:uiPriority="64"/>
+    <w:lsdException w:name="Medium List 1 Accent 4" w:uiPriority="65"/>
+    <w:lsdException w:name="Medium List 2 Accent 4" w:uiPriority="66"/>
+    <w:lsdException w:name="Medium Grid 1 Accent 4" w:uiPriority="67"/>
+    <w:lsdException w:name="Medium Grid 2 Accent 4" w:uiPriority="68"/>
+    <w:lsdException w:name="Medium Grid 3 Accent 4" w:uiPriority="69"/>
+    <w:lsdException w:name="Dark List Accent 4" w:uiPriority="70"/>
+    <w:lsdException w:name="Colorful Shading Accent 4" w:uiPriority="71"/>
+    <w:lsdException w:name="Colorful List Accent 4" w:uiPriority="72"/>
+    <w:lsdException w:name="Colorful Grid Accent 4" w:uiPriority="73"/>
+    <w:lsdException w:name="Light Shading Accent 5" w:uiPriority="60"/>
+    <w:lsdException w:name="Light List Accent 5" w:uiPriority="61"/>
+    <w:lsdException w:name="Light Grid Accent 5" w:uiPriority="62"/>
+    <w:lsdException w:name="Medium Shading 1 Accent 5" w:uiPriority="63"/>
+    <w:lsdException w:name="Medium Shading 2 Accent 5" w:uiPriority="64"/>
+    <w:lsdException w:name="Medium List 1 Accent 5" w:uiPriority="65"/>
+    <w:lsdException w:name="Medium List 2 Accent 5" w:uiPriority="66"/>
+    <w:lsdException w:name="Medium Grid 1 Accent 5" w:uiPriority="67"/>
+    <w:lsdException w:name="Medium Grid 2 Accent 5" w:uiPriority="68"/>
+    <w:lsdException w:name="Medium Grid 3 Accent 5" w:uiPriority="69"/>
+    <w:lsdException w:name="Dark List Accent 5" w:uiPriority="70"/>
+    <w:lsdException w:name="Colorful Shading Accent 5" w:uiPriority="71"/>
+    <w:lsdException w:name="Colorful List Accent 5" w:uiPriority="72"/>
+    <w:lsdException w:name="Colorful Grid Accent 5" w:uiPriority="73"/>
+    <w:lsdException w:name="Light Shading Accent 6" w:uiPriority="60"/>
+    <w:lsdException w:name="Light List Accent 6" w:uiPriority="61"/>
+    <w:lsdException w:name="Light Grid Accent 6" w:uiPriority="62"/>
+    <w:lsdException w:name="Medium Shading 1 Accent 6" w:uiPriority="63"/>
+    <w:lsdException w:name="Medium Shading 2 Accent 6" w:uiPriority="64"/>
+    <w:lsdException w:name="Medium List 1 Accent 6" w:uiPriority="65"/>
+    <w:lsdException w:name="Medium List 2 Accent 6" w:uiPriority="66"/>
+    <w:lsdException w:name="Medium Grid 1 Accent 6" w:uiPriority="67"/>
+    <w:lsdException w:name="Medium Grid 2 Accent 6" w:uiPriority="68"/>
+    <w:lsdException w:name="Medium Grid 3 Accent 6" w:uiPriority="69"/>
+    <w:lsdException w:name="Dark List Accent 6" w:uiPriority="70"/>
+    <w:lsdException w:name="Colorful Shading Accent 6" w:uiPriority="71"/>
+    <w:lsdException w:name="Colorful List Accent 6" w:uiPriority="72"/>
+    <w:lsdException w:name="Colorful Grid Accent 6" w:uiPriority="73"/>
+    <w:lsdException w:name="Subtle Emphasis" w:uiPriority="19" w:qFormat="1"/>
+    <w:lsdException w:name="Intense Emphasis" w:uiPriority="21" w:qFormat="1"/>
+    <w:lsdException w:name="Subtle Reference" w:uiPriority="31" w:qFormat="1"/>
+    <w:lsdException w:name="Intense Reference" w:uiPriority="32" w:qFormat="1"/>
+    <w:lsdException w:name="Book Title" w:uiPriority="33" w:qFormat="1"/>
+    <w:lsdException w:name="Bibliography" w:semiHidden="1" w:uiPriority="37" w:unhideWhenUsed="1"/>
+    <w:lsdException w:name="TOC Heading" w:semiHidden="1" w:uiPriority="39" w:unhideWhenUsed="1" w:qFormat="1"/>
+    <w:lsdException w:name="Plain Table 5" w:semiHidden="1" w:unhideWhenUsed="1"/>
+    <w:lsdException w:name="Grid Table Light" w:semiHidden="1" w:unhideWhenUsed="1"/>
+    <w:lsdException w:name="Grid Table 1 Light" w:semiHidden="1" w:unhideWhenUsed="1"/>
+    <w:lsdException w:name="Grid Table 2" w:semiHidden="1" w:unhideWhenUsed="1"/>
+    <w:lsdException w:name="Grid Table 3" w:semiHidden="1" w:unhideWhenUsed="1"/>
+    <w:lsdException w:name="Grid Table 4" w:uiPriority="49"/>
+    <w:lsdException w:name="Grid Table 5 Dark" w:uiPriority="50"/>
+    <w:lsdException w:name="Grid Table 6 Colorful" w:uiPriority="51"/>
+    <w:lsdException w:name="Grid Table 7 Colorful" w:uiPriority="52"/>
+    <w:lsdException w:name="Grid Table 1 Light Accent 1" w:uiPriority="46"/>
+    <w:lsdException w:name="Grid Table 2 Accent 1" w:uiPriority="47"/>
+    <w:lsdException w:name="Grid Table 3 Accent 1" w:uiPriority="48"/>
+    <w:lsdException w:name="Grid Table 4 Accent 1" w:uiPriority="49"/>
+    <w:lsdException w:name="Grid Table 5 Dark Accent 1" w:uiPriority="50"/>
+    <w:lsdException w:name="Grid Table 6 Colorful Accent 1" w:uiPriority="51"/>
+    <w:lsdException w:name="Grid Table 7 Colorful Accent 1" w:uiPriority="52"/>
+    <w:lsdException w:name="Grid Table 1 Light Accent 2" w:uiPriority="46"/>
+    <w:lsdException w:name="Grid Table 2 Accent 2" w:uiPriority="47"/>
+    <w:lsdException w:name="Grid Table 3 Accent 2" w:uiPriority="48"/>
+    <w:lsdException w:name="Grid Table 4 Accent 2" w:uiPriority="49"/>
+    <w:lsdException w:name="Grid Table 5 Dark Accent 2" w:uiPriority="50"/>
+    <w:lsdException w:name="Grid Table 6 Colorful Accent 2" w:uiPriority="51"/>
+    <w:lsdException w:name="Grid Table 7 Colorful Accent 2" w:uiPriority="52"/>
+    <w:lsdException w:name="Grid Table 1 Light Accent 3" w:uiPriority="46"/>
+    <w:lsdException w:name="Grid Table 2 Accent 3" w:uiPriority="47"/>
+    <w:lsdException w:name="Grid Table 3 Accent 3" w:uiPriority="48"/>
+    <w:lsdException w:name="Grid Table 4 Accent 3" w:uiPriority="49"/>
+    <w:lsdException w:name="Grid Table 5 Dark Accent 3" w:uiPriority="50"/>
+    <w:lsdException w:name="Grid Table 6 Colorful Accent 3" w:uiPriority="51"/>
+    <w:lsdException w:name="Grid Table 7 Colorful Accent 3" w:uiPriority="52"/>
+    <w:lsdException w:name="Grid Table 1 Light Accent 4" w:uiPriority="46"/>
+    <w:lsdException w:name="Grid Table 2 Accent 4" w:uiPriority="47"/>
+    <w:lsdException w:name="Grid Table 3 Accent 4" w:uiPriority="48"/>
+    <w:lsdException w:name="Grid Table 4 Accent 4" w:uiPriority="49"/>
+    <w:lsdException w:name="Grid Table 5 Dark Accent 4" w:uiPriority="50"/>
+    <w:lsdException w:name="Grid Table 6 Colorful Accent 4" w:uiPriority="51"/>
+    <w:lsdException w:name="Grid Table 7 Colorful Accent 4" w:uiPriority="52"/>
+    <w:lsdException w:name="Grid Table 1 Light Accent 5" w:uiPriority="46"/>
+    <w:lsdException w:name="Grid Table 2 Accent 5" w:uiPriority="47"/>
+    <w:lsdException w:name="Grid Table 3 Accent 5" w:uiPriority="48"/>
+    <w:lsdException w:name="Grid Table 4 Accent 5" w:uiPriority="49"/>
+    <w:lsdException w:name="Grid Table 5 Dark Accent 5" w:uiPriority="50"/>
+    <w:lsdException w:name="Grid Table 6 Colorful Accent 5" w:uiPriority="51"/>
+    <w:lsdException w:name="Grid Table 7 Colorful Accent 5" w:uiPriority="52"/>
+    <w:lsdException w:name="Grid Table 1 Light Accent 6" w:uiPriority="46"/>
+    <w:lsdException w:name="Grid Table 2 Accent 6" w:uiPriority="47"/>
+    <w:lsdException w:name="Grid Table 3 Accent 6" w:uiPriority="48"/>
+    <w:lsdException w:name="Grid Table 4 Accent 6" w:uiPriority="49"/>
+    <w:lsdException w:name="Grid Table 5 Dark Accent 6" w:uiPriority="50"/>
+    <w:lsdException w:name="Grid Table 6 Colorful Accent 6" w:uiPriority="51"/>
+    <w:lsdException w:name="Grid Table 7 Colorful Accent 6" w:uiPriority="52"/>
+    <w:lsdException w:name="List Table 1 Light" w:uiPriority="46"/>
+    <w:lsdException w:name="List Table 2" w:uiPriority="47"/>
+    <w:lsdException w:name="List Table 3" w:uiPriority="48"/>
+    <w:lsdException w:name="List Table 4" w:uiPriority="49"/>
+    <w:lsdException w:name="List Table 5 Dark" w:uiPriority="50"/>
+    <w:lsdException w:name="List Table 6 Colorful" w:uiPriority="51"/>
+    <w:lsdException w:name="List Table 7 Colorful" w:uiPriority="52"/>
+    <w:lsdException w:name="List Table 1 Light Accent 1" w:uiPriority="46"/>
+    <w:lsdException w:name="List Table 2 Accent 1" w:uiPriority="47"/>
+    <w:lsdException w:name="List Table 3 Accent 1" w:uiPriority="48"/>
+    <w:lsdException w:name="List Table 4 Accent 1" w:uiPriority="49"/>
+    <w:lsdException w:name="List Table 5 Dark Accent 1" w:uiPriority="50"/>
+    <w:lsdException w:name="List Table 6 Colorful Accent 1" w:uiPriority="51"/>
+    <w:lsdException w:name="List Table 7 Colorful Accent 1" w:uiPriority="52"/>
+    <w:lsdException w:name="List Table 1 Light Accent 2" w:uiPriority="46"/>
+    <w:lsdException w:name="List Table 2 Accent 2" w:uiPriority="47"/>
+    <w:lsdException w:name="List Table 3 Accent 2" w:uiPriority="48"/>
+    <w:lsdException w:name="List Table 4 Accent 2" w:uiPriority="49"/>
+    <w:lsdException w:name="List Table 5 Dark Accent 2" w:uiPriority="50"/>
+    <w:lsdException w:name="List Table 6 Colorful Accent 2" w:uiPriority="51"/>
+    <w:lsdException w:name="List Table 7 Colorful Accent 2" w:uiPriority="52"/>
+    <w:lsdException w:name="List Table 1 Light Accent 3" w:uiPriority="46"/>
+    <w:lsdException w:name="List Table 2 Accent 3" w:uiPriority="47"/>
+    <w:lsdException w:name="List Table 3 Accent 3" w:uiPriority="48"/>
+    <w:lsdException w:name="List Table 4 Accent 3" w:uiPriority="49"/>
+    <w:lsdException w:name="List Table 5 Dark Accent 3" w:uiPriority="50"/>
+    <w:lsdException w:name="List Table 6 Colorful Accent 3" w:uiPriority="51"/>
+    <w:lsdException w:name="List Table 7 Colorful Accent 3" w:uiPriority="52"/>
+    <w:lsdException w:name="List Table 1 Light Accent 4" w:uiPriority="46"/>
+    <w:lsdException w:name="List Table 2 Accent 4" w:uiPriority="47"/>
+    <w:lsdException w:name="List Table 3 Accent 4" w:uiPriority="48"/>
+    <w:lsdException w:name="List Table 4 Accent 4" w:uiPriority="49"/>
+    <w:lsdException w:name="List Table 5 Dark Accent 4" w:uiPriority="50"/>
+    <w:lsdException w:name="List Table 6 Colorful Accent 4" w:uiPriority="51"/>
+    <w:lsdException w:name="List Table 7 Colorful Accent 4" w:uiPriority="52"/>
+    <w:lsdException w:name="List Table 1 Light Accent 5" w:uiPriority="46"/>
+    <w:lsdException w:name="List Table 2 Accent 5" w:uiPriority="47"/>
+    <w:lsdException w:name="List Table 3 Accent 5" w:uiPriority="48"/>
+    <w:lsdException w:name="List Table 4 Accent 5" w:uiPriority="49"/>
+    <w:lsdException w:name="List Table 5 Dark Accent 5" w:uiPriority="50"/>
+    <w:lsdException w:name="List Table 6 Colorful Accent 5" w:uiPriority="51"/>
+    <w:lsdException w:name="List Table 7 Colorful Accent 5" w:uiPriority="52"/>
+    <w:lsdException w:name="List Table 1 Light Accent 6" w:uiPriority="46"/>
+    <w:lsdException w:name="List Table 2 Accent 6" w:uiPriority="47"/>
+    <w:lsdException w:name="List Table 3 Accent 6" w:uiPriority="48"/>
+    <w:lsdException w:name="List Table 4 Accent 6" w:uiPriority="49"/>
+    <w:lsdException w:name="List Table 5 Dark Accent 6" w:uiPriority="50"/>
+    <w:lsdException w:name="List Table 6 Colorful Accent 6" w:uiPriority="51"/>
+    <w:lsdException w:name="List Table 7 Colorful Accent 6" w:uiPriority="52"/>
+    <w:lsdException w:name="Mention" w:semiHidden="1" w:unhideWhenUsed="1"/>
+    <w:lsdException w:name="Smart Hyperlink" w:semiHidden="1" w:unhideWhenUsed="1"/>
+    <w:lsdException w:name="Hashtag" w:semiHidden="1" w:unhideWhenUsed="1"/>
+    <w:lsdException w:name="Unresolved Mention" w:semiHidden="1" w:unhideWhenUsed="1"/>
+    <w:lsdException w:name="Smart Link" w:semiHidden="1" w:unhideWhenUsed="1"/>
   </w:latentStyles>
   <w:style w:type="paragraph" w:default="1" w:styleId="Normal">
     <w:name w:val="Normal"/>
@@ -18423,7 +18650,7 @@
       <w:bCs/>
     </w:rPr>
   </w:style>
-  <w:style w:type="character" w:styleId="Marquedannotation">
+  <w:style w:type="character" w:styleId="Marquedecommentaire">
     <w:name w:val="annotation reference"/>
     <w:uiPriority w:val="99"/>
     <w:rPr>
@@ -18569,7 +18796,7 @@
       <w:szCs w:val="16"/>
     </w:rPr>
   </w:style>
-  <w:style w:type="paragraph" w:styleId="Explorateurdedocument">
+  <w:style w:type="paragraph" w:styleId="Explorateurdedocuments">
     <w:name w:val="Document Map"/>
     <w:basedOn w:val="Normal"/>
     <w:rPr>
@@ -18615,7 +18842,7 @@
       <w:lang w:val="fr-FR" w:eastAsia="ar-SA"/>
     </w:rPr>
   </w:style>
-  <w:style w:type="character" w:styleId="Marquenotebasdepage">
+  <w:style w:type="character" w:styleId="Appelnotedebasdep">
     <w:name w:val="footnote reference"/>
     <w:uiPriority w:val="99"/>
     <w:unhideWhenUsed/>
@@ -18682,1204 +18909,7 @@
     <w:basedOn w:val="Policepardfaut"/>
     <w:rsid w:val="0063015F"/>
   </w:style>
-  <w:style w:type="character" w:styleId="Lienhypertextesuivi">
-    <w:name w:val="FollowedHyperlink"/>
-    <w:basedOn w:val="Policepardfaut"/>
-    <w:uiPriority w:val="99"/>
-    <w:semiHidden/>
-    <w:unhideWhenUsed/>
-    <w:rsid w:val="008020FE"/>
-    <w:rPr>
-      <w:color w:val="954F72" w:themeColor="followedHyperlink"/>
-      <w:u w:val="single"/>
-    </w:rPr>
-  </w:style>
-</w:styles>
-</file>
-
-<file path=word/stylesWithEffects.xml><?xml version="1.0" encoding="utf-8"?>
-<w:styles xmlns:wpc="http://schemas.microsoft.com/office/word/2010/wordprocessingCanvas" xmlns:mo="http://schemas.microsoft.com/office/mac/office/2008/main" xmlns:mc="http://schemas.openxmlformats.org/markup-compatibility/2006" xmlns:mv="urn:schemas-microsoft-com:mac:vml" xmlns:o="urn:schemas-microsoft-com:office:office" xmlns:r="http://schemas.openxmlformats.org/officeDocument/2006/relationships" xmlns:m="http://schemas.openxmlformats.org/officeDocument/2006/math" xmlns:v="urn:schemas-microsoft-com:vml" xmlns:wp14="http://schemas.microsoft.com/office/word/2010/wordprocessingDrawing" xmlns:wp="http://schemas.openxmlformats.org/drawingml/2006/wordprocessingDrawing" xmlns:w10="urn:schemas-microsoft-com:office:word" xmlns:w="http://schemas.openxmlformats.org/wordprocessingml/2006/main" xmlns:w14="http://schemas.microsoft.com/office/word/2010/wordml" xmlns:wpg="http://schemas.microsoft.com/office/word/2010/wordprocessingGroup" xmlns:wpi="http://schemas.microsoft.com/office/word/2010/wordprocessingInk" xmlns:wne="http://schemas.microsoft.com/office/word/2006/wordml" xmlns:wps="http://schemas.microsoft.com/office/word/2010/wordprocessingShape" mc:Ignorable="w14 wp14">
-  <w:docDefaults>
-    <w:rPrDefault>
-      <w:rPr>
-        <w:rFonts w:ascii="Times New Roman" w:eastAsia="Times New Roman" w:hAnsi="Times New Roman" w:cs="Times New Roman"/>
-        <w:lang w:val="uz-Cyrl-UZ" w:eastAsia="en-GB" w:bidi="ar-SA"/>
-      </w:rPr>
-    </w:rPrDefault>
-    <w:pPrDefault/>
-  </w:docDefaults>
-  <w:latentStyles w:defLockedState="0" w:defUIPriority="99" w:defSemiHidden="1" w:defUnhideWhenUsed="1" w:defQFormat="0" w:count="276">
-    <w:lsdException w:name="Normal" w:semiHidden="0" w:uiPriority="0" w:unhideWhenUsed="0" w:qFormat="1"/>
-    <w:lsdException w:name="heading 1" w:semiHidden="0" w:uiPriority="9" w:unhideWhenUsed="0" w:qFormat="1"/>
-    <w:lsdException w:name="heading 2" w:uiPriority="9" w:qFormat="1"/>
-    <w:lsdException w:name="heading 3" w:uiPriority="9" w:qFormat="1"/>
-    <w:lsdException w:name="heading 4" w:uiPriority="9" w:qFormat="1"/>
-    <w:lsdException w:name="heading 5" w:uiPriority="9" w:qFormat="1"/>
-    <w:lsdException w:name="heading 6" w:uiPriority="9" w:qFormat="1"/>
-    <w:lsdException w:name="heading 7" w:uiPriority="9" w:qFormat="1"/>
-    <w:lsdException w:name="heading 8" w:uiPriority="9" w:qFormat="1"/>
-    <w:lsdException w:name="heading 9" w:uiPriority="9" w:qFormat="1"/>
-    <w:lsdException w:name="toc 1" w:uiPriority="39"/>
-    <w:lsdException w:name="toc 2" w:uiPriority="39"/>
-    <w:lsdException w:name="toc 3" w:uiPriority="39"/>
-    <w:lsdException w:name="toc 4" w:uiPriority="39"/>
-    <w:lsdException w:name="toc 5" w:uiPriority="39"/>
-    <w:lsdException w:name="toc 6" w:uiPriority="39"/>
-    <w:lsdException w:name="toc 7" w:uiPriority="39"/>
-    <w:lsdException w:name="toc 8" w:uiPriority="39"/>
-    <w:lsdException w:name="toc 9" w:uiPriority="39"/>
-    <w:lsdException w:name="caption" w:semiHidden="0" w:uiPriority="35" w:unhideWhenUsed="0" w:qFormat="1"/>
-    <w:lsdException w:name="Title" w:semiHidden="0" w:uiPriority="10" w:unhideWhenUsed="0" w:qFormat="1"/>
-    <w:lsdException w:name="Default Paragraph Font" w:uiPriority="1"/>
-    <w:lsdException w:name="Subtitle" w:semiHidden="0" w:uiPriority="11" w:unhideWhenUsed="0" w:qFormat="1"/>
-    <w:lsdException w:name="Strong" w:semiHidden="0" w:uiPriority="22" w:unhideWhenUsed="0" w:qFormat="1"/>
-    <w:lsdException w:name="Emphasis" w:semiHidden="0" w:uiPriority="20" w:unhideWhenUsed="0" w:qFormat="1"/>
-    <w:lsdException w:name="Table Grid" w:semiHidden="0" w:uiPriority="59" w:unhideWhenUsed="0"/>
-    <w:lsdException w:name="Note Level 1" w:semiHidden="0" w:unhideWhenUsed="0"/>
-    <w:lsdException w:name="Note Level 2" w:semiHidden="0" w:unhideWhenUsed="0"/>
-    <w:lsdException w:name="Note Level 3" w:semiHidden="0" w:unhideWhenUsed="0"/>
-    <w:lsdException w:name="Note Level 4" w:semiHidden="0" w:unhideWhenUsed="0"/>
-    <w:lsdException w:name="Note Level 5" w:semiHidden="0" w:unhideWhenUsed="0"/>
-    <w:lsdException w:name="Note Level 6" w:semiHidden="0" w:unhideWhenUsed="0"/>
-    <w:lsdException w:name="Note Level 7" w:semiHidden="0" w:unhideWhenUsed="0"/>
-    <w:lsdException w:name="Note Level 8" w:semiHidden="0" w:unhideWhenUsed="0"/>
-    <w:lsdException w:name="Note Level 9" w:semiHidden="0" w:unhideWhenUsed="0"/>
-    <w:lsdException w:name="Placeholder Text" w:unhideWhenUsed="0"/>
-    <w:lsdException w:name="No Spacing" w:semiHidden="0" w:uiPriority="1" w:unhideWhenUsed="0" w:qFormat="1"/>
-    <w:lsdException w:name="Light Shading" w:semiHidden="0" w:uiPriority="60" w:unhideWhenUsed="0"/>
-    <w:lsdException w:name="Light List" w:semiHidden="0" w:uiPriority="61" w:unhideWhenUsed="0"/>
-    <w:lsdException w:name="Light Grid" w:semiHidden="0" w:uiPriority="62" w:unhideWhenUsed="0"/>
-    <w:lsdException w:name="Medium Shading 1" w:semiHidden="0" w:uiPriority="63" w:unhideWhenUsed="0"/>
-    <w:lsdException w:name="Medium Shading 2" w:semiHidden="0" w:uiPriority="64" w:unhideWhenUsed="0"/>
-    <w:lsdException w:name="Medium List 1" w:semiHidden="0" w:uiPriority="65" w:unhideWhenUsed="0"/>
-    <w:lsdException w:name="Medium List 2" w:semiHidden="0" w:uiPriority="66" w:unhideWhenUsed="0"/>
-    <w:lsdException w:name="Medium Grid 1" w:semiHidden="0" w:uiPriority="67" w:unhideWhenUsed="0"/>
-    <w:lsdException w:name="Medium Grid 2" w:semiHidden="0" w:uiPriority="68" w:unhideWhenUsed="0"/>
-    <w:lsdException w:name="Medium Grid 3" w:semiHidden="0" w:uiPriority="69" w:unhideWhenUsed="0"/>
-    <w:lsdException w:name="Dark List" w:semiHidden="0" w:uiPriority="70" w:unhideWhenUsed="0"/>
-    <w:lsdException w:name="Colorful Shading" w:semiHidden="0" w:uiPriority="71" w:unhideWhenUsed="0"/>
-    <w:lsdException w:name="Colorful List" w:semiHidden="0" w:uiPriority="72" w:unhideWhenUsed="0"/>
-    <w:lsdException w:name="Colorful Grid" w:semiHidden="0" w:uiPriority="73" w:unhideWhenUsed="0"/>
-    <w:lsdException w:name="Light Shading Accent 1" w:semiHidden="0" w:uiPriority="60" w:unhideWhenUsed="0"/>
-    <w:lsdException w:name="Light List Accent 1" w:semiHidden="0" w:uiPriority="61" w:unhideWhenUsed="0"/>
-    <w:lsdException w:name="Light Grid Accent 1" w:semiHidden="0" w:uiPriority="62" w:unhideWhenUsed="0"/>
-    <w:lsdException w:name="Medium Shading 1 Accent 1" w:semiHidden="0" w:uiPriority="63" w:unhideWhenUsed="0"/>
-    <w:lsdException w:name="Medium Shading 2 Accent 1" w:semiHidden="0" w:uiPriority="64" w:unhideWhenUsed="0"/>
-    <w:lsdException w:name="Medium List 1 Accent 1" w:semiHidden="0" w:uiPriority="65" w:unhideWhenUsed="0"/>
-    <w:lsdException w:name="Revision" w:unhideWhenUsed="0"/>
-    <w:lsdException w:name="List Paragraph" w:semiHidden="0" w:uiPriority="34" w:unhideWhenUsed="0" w:qFormat="1"/>
-    <w:lsdException w:name="Quote" w:semiHidden="0" w:uiPriority="29" w:unhideWhenUsed="0" w:qFormat="1"/>
-    <w:lsdException w:name="Intense Quote" w:semiHidden="0" w:uiPriority="30" w:unhideWhenUsed="0" w:qFormat="1"/>
-    <w:lsdException w:name="Medium List 2 Accent 1" w:semiHidden="0" w:uiPriority="66" w:unhideWhenUsed="0"/>
-    <w:lsdException w:name="Medium Grid 1 Accent 1" w:semiHidden="0" w:uiPriority="67" w:unhideWhenUsed="0"/>
-    <w:lsdException w:name="Medium Grid 2 Accent 1" w:semiHidden="0" w:uiPriority="68" w:unhideWhenUsed="0"/>
-    <w:lsdException w:name="Medium Grid 3 Accent 1" w:semiHidden="0" w:uiPriority="69" w:unhideWhenUsed="0"/>
-    <w:lsdException w:name="Dark List Accent 1" w:semiHidden="0" w:uiPriority="70" w:unhideWhenUsed="0"/>
-    <w:lsdException w:name="Colorful Shading Accent 1" w:semiHidden="0" w:uiPriority="71" w:unhideWhenUsed="0"/>
-    <w:lsdException w:name="Colorful List Accent 1" w:semiHidden="0" w:uiPriority="72" w:unhideWhenUsed="0"/>
-    <w:lsdException w:name="Colorful Grid Accent 1" w:semiHidden="0" w:uiPriority="73" w:unhideWhenUsed="0"/>
-    <w:lsdException w:name="Light Shading Accent 2" w:semiHidden="0" w:uiPriority="60" w:unhideWhenUsed="0"/>
-    <w:lsdException w:name="Light List Accent 2" w:semiHidden="0" w:uiPriority="61" w:unhideWhenUsed="0"/>
-    <w:lsdException w:name="Light Grid Accent 2" w:semiHidden="0" w:uiPriority="62" w:unhideWhenUsed="0"/>
-    <w:lsdException w:name="Medium Shading 1 Accent 2" w:semiHidden="0" w:uiPriority="63" w:unhideWhenUsed="0"/>
-    <w:lsdException w:name="Medium Shading 2 Accent 2" w:semiHidden="0" w:uiPriority="64" w:unhideWhenUsed="0"/>
-    <w:lsdException w:name="Medium List 1 Accent 2" w:semiHidden="0" w:uiPriority="65" w:unhideWhenUsed="0"/>
-    <w:lsdException w:name="Medium List 2 Accent 2" w:semiHidden="0" w:uiPriority="66" w:unhideWhenUsed="0"/>
-    <w:lsdException w:name="Medium Grid 1 Accent 2" w:semiHidden="0" w:uiPriority="67" w:unhideWhenUsed="0"/>
-    <w:lsdException w:name="Medium Grid 2 Accent 2" w:semiHidden="0" w:uiPriority="68" w:unhideWhenUsed="0"/>
-    <w:lsdException w:name="Medium Grid 3 Accent 2" w:semiHidden="0" w:uiPriority="69" w:unhideWhenUsed="0"/>
-    <w:lsdException w:name="Dark List Accent 2" w:semiHidden="0" w:uiPriority="70" w:unhideWhenUsed="0"/>
-    <w:lsdException w:name="Colorful Shading Accent 2" w:semiHidden="0" w:uiPriority="71" w:unhideWhenUsed="0"/>
-    <w:lsdException w:name="Colorful List Accent 2" w:semiHidden="0" w:uiPriority="72" w:unhideWhenUsed="0"/>
-    <w:lsdException w:name="Colorful Grid Accent 2" w:semiHidden="0" w:uiPriority="73" w:unhideWhenUsed="0"/>
-    <w:lsdException w:name="Light Shading Accent 3" w:semiHidden="0" w:uiPriority="60" w:unhideWhenUsed="0"/>
-    <w:lsdException w:name="Light List Accent 3" w:semiHidden="0" w:uiPriority="61" w:unhideWhenUsed="0"/>
-    <w:lsdException w:name="Light Grid Accent 3" w:semiHidden="0" w:uiPriority="62" w:unhideWhenUsed="0"/>
-    <w:lsdException w:name="Medium Shading 1 Accent 3" w:semiHidden="0" w:uiPriority="63" w:unhideWhenUsed="0"/>
-    <w:lsdException w:name="Medium Shading 2 Accent 3" w:semiHidden="0" w:uiPriority="64" w:unhideWhenUsed="0"/>
-    <w:lsdException w:name="Medium List 1 Accent 3" w:semiHidden="0" w:uiPriority="65" w:unhideWhenUsed="0"/>
-    <w:lsdException w:name="Medium List 2 Accent 3" w:semiHidden="0" w:uiPriority="66" w:unhideWhenUsed="0"/>
-    <w:lsdException w:name="Medium Grid 1 Accent 3" w:semiHidden="0" w:uiPriority="67" w:unhideWhenUsed="0"/>
-    <w:lsdException w:name="Medium Grid 2 Accent 3" w:semiHidden="0" w:uiPriority="68" w:unhideWhenUsed="0"/>
-    <w:lsdException w:name="Medium Grid 3 Accent 3" w:semiHidden="0" w:uiPriority="69" w:unhideWhenUsed="0"/>
-    <w:lsdException w:name="Dark List Accent 3" w:semiHidden="0" w:uiPriority="70" w:unhideWhenUsed="0"/>
-    <w:lsdException w:name="Colorful Shading Accent 3" w:semiHidden="0" w:uiPriority="71" w:unhideWhenUsed="0"/>
-    <w:lsdException w:name="Colorful List Accent 3" w:semiHidden="0" w:uiPriority="72" w:unhideWhenUsed="0"/>
-    <w:lsdException w:name="Colorful Grid Accent 3" w:semiHidden="0" w:uiPriority="73" w:unhideWhenUsed="0"/>
-    <w:lsdException w:name="Light Shading Accent 4" w:semiHidden="0" w:uiPriority="60" w:unhideWhenUsed="0"/>
-    <w:lsdException w:name="Light List Accent 4" w:semiHidden="0" w:uiPriority="61" w:unhideWhenUsed="0"/>
-    <w:lsdException w:name="Light Grid Accent 4" w:semiHidden="0" w:uiPriority="62" w:unhideWhenUsed="0"/>
-    <w:lsdException w:name="Medium Shading 1 Accent 4" w:semiHidden="0" w:uiPriority="63" w:unhideWhenUsed="0"/>
-    <w:lsdException w:name="Medium Shading 2 Accent 4" w:semiHidden="0" w:uiPriority="64" w:unhideWhenUsed="0"/>
-    <w:lsdException w:name="Medium List 1 Accent 4" w:semiHidden="0" w:uiPriority="65" w:unhideWhenUsed="0"/>
-    <w:lsdException w:name="Medium List 2 Accent 4" w:semiHidden="0" w:uiPriority="66" w:unhideWhenUsed="0"/>
-    <w:lsdException w:name="Medium Grid 1 Accent 4" w:semiHidden="0" w:uiPriority="67" w:unhideWhenUsed="0"/>
-    <w:lsdException w:name="Medium Grid 2 Accent 4" w:semiHidden="0" w:uiPriority="68" w:unhideWhenUsed="0"/>
-    <w:lsdException w:name="Medium Grid 3 Accent 4" w:semiHidden="0" w:uiPriority="69" w:unhideWhenUsed="0"/>
-    <w:lsdException w:name="Dark List Accent 4" w:semiHidden="0" w:uiPriority="70" w:unhideWhenUsed="0"/>
-    <w:lsdException w:name="Colorful Shading Accent 4" w:semiHidden="0" w:uiPriority="71" w:unhideWhenUsed="0"/>
-    <w:lsdException w:name="Colorful List Accent 4" w:semiHidden="0" w:uiPriority="72" w:unhideWhenUsed="0"/>
-    <w:lsdException w:name="Colorful Grid Accent 4" w:semiHidden="0" w:uiPriority="73" w:unhideWhenUsed="0"/>
-    <w:lsdException w:name="Light Shading Accent 5" w:semiHidden="0" w:uiPriority="60" w:unhideWhenUsed="0"/>
-    <w:lsdException w:name="Light List Accent 5" w:semiHidden="0" w:uiPriority="61" w:unhideWhenUsed="0"/>
-    <w:lsdException w:name="Light Grid Accent 5" w:semiHidden="0" w:uiPriority="62" w:unhideWhenUsed="0"/>
-    <w:lsdException w:name="Medium Shading 1 Accent 5" w:semiHidden="0" w:uiPriority="63" w:unhideWhenUsed="0"/>
-    <w:lsdException w:name="Medium Shading 2 Accent 5" w:semiHidden="0" w:uiPriority="64" w:unhideWhenUsed="0"/>
-    <w:lsdException w:name="Medium List 1 Accent 5" w:semiHidden="0" w:uiPriority="65" w:unhideWhenUsed="0"/>
-    <w:lsdException w:name="Medium List 2 Accent 5" w:semiHidden="0" w:uiPriority="66" w:unhideWhenUsed="0"/>
-    <w:lsdException w:name="Medium Grid 1 Accent 5" w:semiHidden="0" w:uiPriority="67" w:unhideWhenUsed="0"/>
-    <w:lsdException w:name="Medium Grid 2 Accent 5" w:semiHidden="0" w:uiPriority="68" w:unhideWhenUsed="0"/>
-    <w:lsdException w:name="Medium Grid 3 Accent 5" w:semiHidden="0" w:uiPriority="69" w:unhideWhenUsed="0"/>
-    <w:lsdException w:name="Dark List Accent 5" w:semiHidden="0" w:uiPriority="70" w:unhideWhenUsed="0"/>
-    <w:lsdException w:name="Colorful Shading Accent 5" w:semiHidden="0" w:uiPriority="71" w:unhideWhenUsed="0"/>
-    <w:lsdException w:name="Colorful List Accent 5" w:semiHidden="0" w:uiPriority="72" w:unhideWhenUsed="0"/>
-    <w:lsdException w:name="Colorful Grid Accent 5" w:semiHidden="0" w:uiPriority="73" w:unhideWhenUsed="0"/>
-    <w:lsdException w:name="Light Shading Accent 6" w:semiHidden="0" w:uiPriority="60" w:unhideWhenUsed="0"/>
-    <w:lsdException w:name="Light List Accent 6" w:semiHidden="0" w:uiPriority="61" w:unhideWhenUsed="0"/>
-    <w:lsdException w:name="Light Grid Accent 6" w:semiHidden="0" w:uiPriority="62" w:unhideWhenUsed="0"/>
-    <w:lsdException w:name="Medium Shading 1 Accent 6" w:semiHidden="0" w:uiPriority="63" w:unhideWhenUsed="0"/>
-    <w:lsdException w:name="Medium Shading 2 Accent 6" w:semiHidden="0" w:uiPriority="64" w:unhideWhenUsed="0"/>
-    <w:lsdException w:name="Medium List 1 Accent 6" w:semiHidden="0" w:uiPriority="65" w:unhideWhenUsed="0"/>
-    <w:lsdException w:name="Medium List 2 Accent 6" w:semiHidden="0" w:uiPriority="66" w:unhideWhenUsed="0"/>
-    <w:lsdException w:name="Medium Grid 1 Accent 6" w:semiHidden="0" w:uiPriority="67" w:unhideWhenUsed="0"/>
-    <w:lsdException w:name="Medium Grid 2 Accent 6" w:semiHidden="0" w:uiPriority="68" w:unhideWhenUsed="0"/>
-    <w:lsdException w:name="Medium Grid 3 Accent 6" w:semiHidden="0" w:uiPriority="69" w:unhideWhenUsed="0"/>
-    <w:lsdException w:name="Dark List Accent 6" w:semiHidden="0" w:uiPriority="70" w:unhideWhenUsed="0"/>
-    <w:lsdException w:name="Colorful Shading Accent 6" w:semiHidden="0" w:uiPriority="71" w:unhideWhenUsed="0"/>
-    <w:lsdException w:name="Colorful List Accent 6" w:semiHidden="0" w:uiPriority="72" w:unhideWhenUsed="0"/>
-    <w:lsdException w:name="Colorful Grid Accent 6" w:semiHidden="0" w:uiPriority="73" w:unhideWhenUsed="0"/>
-    <w:lsdException w:name="Subtle Emphasis" w:semiHidden="0" w:uiPriority="19" w:unhideWhenUsed="0" w:qFormat="1"/>
-    <w:lsdException w:name="Intense Emphasis" w:semiHidden="0" w:uiPriority="21" w:unhideWhenUsed="0" w:qFormat="1"/>
-    <w:lsdException w:name="Subtle Reference" w:semiHidden="0" w:uiPriority="31" w:unhideWhenUsed="0" w:qFormat="1"/>
-    <w:lsdException w:name="Intense Reference" w:semiHidden="0" w:uiPriority="32" w:unhideWhenUsed="0" w:qFormat="1"/>
-    <w:lsdException w:name="Book Title" w:semiHidden="0" w:uiPriority="33" w:unhideWhenUsed="0" w:qFormat="1"/>
-    <w:lsdException w:name="Bibliography" w:uiPriority="37"/>
-    <w:lsdException w:name="TOC Heading" w:uiPriority="39" w:qFormat="1"/>
-  </w:latentStyles>
-  <w:style w:type="paragraph" w:default="1" w:styleId="Normal">
-    <w:name w:val="Normal"/>
-    <w:qFormat/>
-    <w:pPr>
-      <w:suppressAutoHyphens/>
-    </w:pPr>
-    <w:rPr>
-      <w:sz w:val="24"/>
-      <w:szCs w:val="24"/>
-      <w:lang w:val="fr-FR" w:eastAsia="ar-SA"/>
-    </w:rPr>
-  </w:style>
-  <w:style w:type="character" w:default="1" w:styleId="Policepardfaut">
-    <w:name w:val="Default Paragraph Font"/>
-    <w:uiPriority w:val="1"/>
-    <w:semiHidden/>
-    <w:unhideWhenUsed/>
-  </w:style>
-  <w:style w:type="table" w:default="1" w:styleId="TableauNormal">
-    <w:name w:val="Normal Table"/>
-    <w:uiPriority w:val="99"/>
-    <w:semiHidden/>
-    <w:unhideWhenUsed/>
-    <w:tblPr>
-      <w:tblInd w:w="0" w:type="dxa"/>
-      <w:tblCellMar>
-        <w:top w:w="0" w:type="dxa"/>
-        <w:left w:w="108" w:type="dxa"/>
-        <w:bottom w:w="0" w:type="dxa"/>
-        <w:right w:w="108" w:type="dxa"/>
-      </w:tblCellMar>
-    </w:tblPr>
-  </w:style>
-  <w:style w:type="numbering" w:default="1" w:styleId="Aucuneliste">
-    <w:name w:val="No List"/>
-    <w:uiPriority w:val="99"/>
-    <w:semiHidden/>
-    <w:unhideWhenUsed/>
-  </w:style>
-  <w:style w:type="character" w:customStyle="1" w:styleId="WW8Num2z0">
-    <w:name w:val="WW8Num2z0"/>
-    <w:rPr>
-      <w:rFonts w:ascii="Wingdings" w:hAnsi="Wingdings"/>
-    </w:rPr>
-  </w:style>
-  <w:style w:type="character" w:customStyle="1" w:styleId="WW8Num3z0">
-    <w:name w:val="WW8Num3z0"/>
-    <w:rPr>
-      <w:rFonts w:ascii="Wingdings" w:hAnsi="Wingdings"/>
-    </w:rPr>
-  </w:style>
-  <w:style w:type="character" w:customStyle="1" w:styleId="WW8Num4z0">
-    <w:name w:val="WW8Num4z0"/>
-    <w:rPr>
-      <w:rFonts w:ascii="Symbol" w:hAnsi="Symbol"/>
-    </w:rPr>
-  </w:style>
-  <w:style w:type="character" w:customStyle="1" w:styleId="WW8Num5z0">
-    <w:name w:val="WW8Num5z0"/>
-    <w:rPr>
-      <w:rFonts w:ascii="Symbol" w:hAnsi="Symbol"/>
-    </w:rPr>
-  </w:style>
-  <w:style w:type="character" w:customStyle="1" w:styleId="WW8Num6z0">
-    <w:name w:val="WW8Num6z0"/>
-    <w:rPr>
-      <w:rFonts w:ascii="Symbol" w:hAnsi="Symbol"/>
-    </w:rPr>
-  </w:style>
-  <w:style w:type="character" w:customStyle="1" w:styleId="WW8Num7z0">
-    <w:name w:val="WW8Num7z0"/>
-    <w:rPr>
-      <w:rFonts w:ascii="Symbol" w:hAnsi="Symbol"/>
-    </w:rPr>
-  </w:style>
-  <w:style w:type="character" w:customStyle="1" w:styleId="WW8Num8z0">
-    <w:name w:val="WW8Num8z0"/>
-    <w:rPr>
-      <w:rFonts w:ascii="Symbol" w:hAnsi="Symbol"/>
-    </w:rPr>
-  </w:style>
-  <w:style w:type="character" w:customStyle="1" w:styleId="WW8Num9z0">
-    <w:name w:val="WW8Num9z0"/>
-    <w:rPr>
-      <w:rFonts w:ascii="Symbol" w:hAnsi="Symbol"/>
-    </w:rPr>
-  </w:style>
-  <w:style w:type="character" w:customStyle="1" w:styleId="WW8Num10z0">
-    <w:name w:val="WW8Num10z0"/>
-    <w:rPr>
-      <w:rFonts w:ascii="Symbol" w:hAnsi="Symbol"/>
-    </w:rPr>
-  </w:style>
-  <w:style w:type="character" w:customStyle="1" w:styleId="WW8Num11z0">
-    <w:name w:val="WW8Num11z0"/>
-    <w:rPr>
-      <w:rFonts w:ascii="Symbol" w:hAnsi="Symbol"/>
-    </w:rPr>
-  </w:style>
-  <w:style w:type="character" w:customStyle="1" w:styleId="WW8Num12z0">
-    <w:name w:val="WW8Num12z0"/>
-    <w:rPr>
-      <w:rFonts w:ascii="Wingdings" w:hAnsi="Wingdings"/>
-    </w:rPr>
-  </w:style>
-  <w:style w:type="character" w:customStyle="1" w:styleId="WW8Num13z0">
-    <w:name w:val="WW8Num13z0"/>
-    <w:rPr>
-      <w:rFonts w:ascii="Symbol" w:hAnsi="Symbol"/>
-    </w:rPr>
-  </w:style>
-  <w:style w:type="character" w:customStyle="1" w:styleId="WW8Num14z0">
-    <w:name w:val="WW8Num14z0"/>
-    <w:rPr>
-      <w:rFonts w:ascii="Symbol" w:hAnsi="Symbol"/>
-    </w:rPr>
-  </w:style>
-  <w:style w:type="character" w:customStyle="1" w:styleId="WW8Num15z0">
-    <w:name w:val="WW8Num15z0"/>
-    <w:rPr>
-      <w:rFonts w:ascii="Symbol" w:hAnsi="Symbol"/>
-    </w:rPr>
-  </w:style>
-  <w:style w:type="character" w:customStyle="1" w:styleId="WW8Num16z0">
-    <w:name w:val="WW8Num16z0"/>
-    <w:rPr>
-      <w:rFonts w:ascii="Symbol" w:hAnsi="Symbol"/>
-    </w:rPr>
-  </w:style>
-  <w:style w:type="character" w:customStyle="1" w:styleId="WW8Num18z0">
-    <w:name w:val="WW8Num18z0"/>
-    <w:rPr>
-      <w:rFonts w:ascii="Symbol" w:hAnsi="Symbol"/>
-    </w:rPr>
-  </w:style>
-  <w:style w:type="character" w:customStyle="1" w:styleId="WW8Num19z0">
-    <w:name w:val="WW8Num19z0"/>
-    <w:rPr>
-      <w:rFonts w:ascii="Wingdings" w:hAnsi="Wingdings"/>
-    </w:rPr>
-  </w:style>
-  <w:style w:type="character" w:customStyle="1" w:styleId="WW8Num21z0">
-    <w:name w:val="WW8Num21z0"/>
-    <w:rPr>
-      <w:rFonts w:ascii="Wingdings" w:hAnsi="Wingdings"/>
-    </w:rPr>
-  </w:style>
-  <w:style w:type="character" w:customStyle="1" w:styleId="WW8Num22z0">
-    <w:name w:val="WW8Num22z0"/>
-    <w:rPr>
-      <w:rFonts w:ascii="Symbol" w:hAnsi="Symbol"/>
-    </w:rPr>
-  </w:style>
-  <w:style w:type="character" w:customStyle="1" w:styleId="WW8Num23z0">
-    <w:name w:val="WW8Num23z0"/>
-    <w:rPr>
-      <w:rFonts w:ascii="Wingdings" w:hAnsi="Wingdings"/>
-    </w:rPr>
-  </w:style>
-  <w:style w:type="character" w:customStyle="1" w:styleId="WW8Num25z0">
-    <w:name w:val="WW8Num25z0"/>
-    <w:rPr>
-      <w:rFonts w:ascii="Wingdings" w:hAnsi="Wingdings"/>
-    </w:rPr>
-  </w:style>
-  <w:style w:type="character" w:customStyle="1" w:styleId="WW8Num26z0">
-    <w:name w:val="WW8Num26z0"/>
-    <w:rPr>
-      <w:rFonts w:ascii="Symbol" w:hAnsi="Symbol"/>
-    </w:rPr>
-  </w:style>
-  <w:style w:type="character" w:customStyle="1" w:styleId="WW8Num27z0">
-    <w:name w:val="WW8Num27z0"/>
-    <w:rPr>
-      <w:rFonts w:ascii="Wingdings" w:hAnsi="Wingdings"/>
-    </w:rPr>
-  </w:style>
-  <w:style w:type="character" w:customStyle="1" w:styleId="WW8Num28z0">
-    <w:name w:val="WW8Num28z0"/>
-    <w:rPr>
-      <w:rFonts w:ascii="Symbol" w:hAnsi="Symbol"/>
-    </w:rPr>
-  </w:style>
-  <w:style w:type="character" w:customStyle="1" w:styleId="WW8Num29z0">
-    <w:name w:val="WW8Num29z0"/>
-    <w:rPr>
-      <w:rFonts w:ascii="Wingdings" w:hAnsi="Wingdings"/>
-    </w:rPr>
-  </w:style>
-  <w:style w:type="character" w:customStyle="1" w:styleId="WW8Num30z0">
-    <w:name w:val="WW8Num30z0"/>
-    <w:rPr>
-      <w:rFonts w:ascii="Wingdings" w:hAnsi="Wingdings"/>
-    </w:rPr>
-  </w:style>
-  <w:style w:type="character" w:customStyle="1" w:styleId="WW8Num31z0">
-    <w:name w:val="WW8Num31z0"/>
-    <w:rPr>
-      <w:rFonts w:ascii="Symbol" w:hAnsi="Symbol"/>
-    </w:rPr>
-  </w:style>
-  <w:style w:type="character" w:customStyle="1" w:styleId="WW8Num32z0">
-    <w:name w:val="WW8Num32z0"/>
-    <w:rPr>
-      <w:rFonts w:ascii="Wingdings" w:hAnsi="Wingdings"/>
-    </w:rPr>
-  </w:style>
-  <w:style w:type="character" w:customStyle="1" w:styleId="Absatz-Standardschriftart">
-    <w:name w:val="Absatz-Standardschriftart"/>
-  </w:style>
-  <w:style w:type="character" w:customStyle="1" w:styleId="WW8Num1z0">
-    <w:name w:val="WW8Num1z0"/>
-    <w:rPr>
-      <w:rFonts w:ascii="Symbol" w:hAnsi="Symbol"/>
-    </w:rPr>
-  </w:style>
-  <w:style w:type="character" w:customStyle="1" w:styleId="WW8Num1z2">
-    <w:name w:val="WW8Num1z2"/>
-    <w:rPr>
-      <w:rFonts w:ascii="Courier New" w:hAnsi="Courier New"/>
-    </w:rPr>
-  </w:style>
-  <w:style w:type="character" w:customStyle="1" w:styleId="WW8Num1z3">
-    <w:name w:val="WW8Num1z3"/>
-    <w:rPr>
-      <w:rFonts w:ascii="Wingdings" w:hAnsi="Wingdings"/>
-    </w:rPr>
-  </w:style>
-  <w:style w:type="character" w:customStyle="1" w:styleId="WW8Num2z1">
-    <w:name w:val="WW8Num2z1"/>
-    <w:rPr>
-      <w:rFonts w:ascii="Wingdings" w:hAnsi="Wingdings"/>
-    </w:rPr>
-  </w:style>
-  <w:style w:type="character" w:customStyle="1" w:styleId="WW8Num3z1">
-    <w:name w:val="WW8Num3z1"/>
-    <w:rPr>
-      <w:rFonts w:ascii="Courier New" w:hAnsi="Courier New" w:cs="Courier New"/>
-    </w:rPr>
-  </w:style>
-  <w:style w:type="character" w:customStyle="1" w:styleId="WW8Num3z3">
-    <w:name w:val="WW8Num3z3"/>
-    <w:rPr>
-      <w:rFonts w:ascii="Symbol" w:hAnsi="Symbol"/>
-    </w:rPr>
-  </w:style>
-  <w:style w:type="character" w:customStyle="1" w:styleId="WW8Num4z1">
-    <w:name w:val="WW8Num4z1"/>
-    <w:rPr>
-      <w:rFonts w:ascii="Courier New" w:hAnsi="Courier New" w:cs="Courier New"/>
-    </w:rPr>
-  </w:style>
-  <w:style w:type="character" w:customStyle="1" w:styleId="WW8Num4z2">
-    <w:name w:val="WW8Num4z2"/>
-    <w:rPr>
-      <w:rFonts w:ascii="Wingdings" w:hAnsi="Wingdings"/>
-    </w:rPr>
-  </w:style>
-  <w:style w:type="character" w:customStyle="1" w:styleId="WW8Num5z1">
-    <w:name w:val="WW8Num5z1"/>
-    <w:rPr>
-      <w:rFonts w:ascii="Courier New" w:hAnsi="Courier New" w:cs="Courier New"/>
-    </w:rPr>
-  </w:style>
-  <w:style w:type="character" w:customStyle="1" w:styleId="WW8Num5z2">
-    <w:name w:val="WW8Num5z2"/>
-    <w:rPr>
-      <w:rFonts w:ascii="Wingdings" w:hAnsi="Wingdings"/>
-    </w:rPr>
-  </w:style>
-  <w:style w:type="character" w:customStyle="1" w:styleId="WW8Num6z1">
-    <w:name w:val="WW8Num6z1"/>
-    <w:rPr>
-      <w:rFonts w:ascii="Courier New" w:hAnsi="Courier New" w:cs="Courier New"/>
-    </w:rPr>
-  </w:style>
-  <w:style w:type="character" w:customStyle="1" w:styleId="WW8Num6z2">
-    <w:name w:val="WW8Num6z2"/>
-    <w:rPr>
-      <w:rFonts w:ascii="Wingdings" w:hAnsi="Wingdings"/>
-    </w:rPr>
-  </w:style>
-  <w:style w:type="character" w:customStyle="1" w:styleId="WW8Num7z1">
-    <w:name w:val="WW8Num7z1"/>
-    <w:rPr>
-      <w:rFonts w:ascii="Courier New" w:hAnsi="Courier New" w:cs="Courier New"/>
-    </w:rPr>
-  </w:style>
-  <w:style w:type="character" w:customStyle="1" w:styleId="WW8Num7z2">
-    <w:name w:val="WW8Num7z2"/>
-    <w:rPr>
-      <w:rFonts w:ascii="Wingdings" w:hAnsi="Wingdings"/>
-    </w:rPr>
-  </w:style>
-  <w:style w:type="character" w:customStyle="1" w:styleId="WW8Num8z1">
-    <w:name w:val="WW8Num8z1"/>
-    <w:rPr>
-      <w:rFonts w:ascii="Courier New" w:hAnsi="Courier New" w:cs="Courier New"/>
-    </w:rPr>
-  </w:style>
-  <w:style w:type="character" w:customStyle="1" w:styleId="WW8Num8z2">
-    <w:name w:val="WW8Num8z2"/>
-    <w:rPr>
-      <w:rFonts w:ascii="Wingdings" w:hAnsi="Wingdings"/>
-    </w:rPr>
-  </w:style>
-  <w:style w:type="character" w:customStyle="1" w:styleId="WW8Num9z1">
-    <w:name w:val="WW8Num9z1"/>
-    <w:rPr>
-      <w:rFonts w:ascii="Courier New" w:hAnsi="Courier New" w:cs="Courier New"/>
-    </w:rPr>
-  </w:style>
-  <w:style w:type="character" w:customStyle="1" w:styleId="WW8Num9z2">
-    <w:name w:val="WW8Num9z2"/>
-    <w:rPr>
-      <w:rFonts w:ascii="Wingdings" w:hAnsi="Wingdings"/>
-    </w:rPr>
-  </w:style>
-  <w:style w:type="character" w:customStyle="1" w:styleId="WW8Num10z1">
-    <w:name w:val="WW8Num10z1"/>
-    <w:rPr>
-      <w:rFonts w:ascii="Courier New" w:hAnsi="Courier New" w:cs="Courier New"/>
-    </w:rPr>
-  </w:style>
-  <w:style w:type="character" w:customStyle="1" w:styleId="WW8Num10z2">
-    <w:name w:val="WW8Num10z2"/>
-    <w:rPr>
-      <w:rFonts w:ascii="Wingdings" w:hAnsi="Wingdings"/>
-    </w:rPr>
-  </w:style>
-  <w:style w:type="character" w:customStyle="1" w:styleId="WW8Num11z1">
-    <w:name w:val="WW8Num11z1"/>
-    <w:rPr>
-      <w:rFonts w:ascii="Courier New" w:hAnsi="Courier New"/>
-    </w:rPr>
-  </w:style>
-  <w:style w:type="character" w:customStyle="1" w:styleId="WW8Num11z2">
-    <w:name w:val="WW8Num11z2"/>
-    <w:rPr>
-      <w:rFonts w:ascii="Wingdings" w:hAnsi="Wingdings"/>
-    </w:rPr>
-  </w:style>
-  <w:style w:type="character" w:customStyle="1" w:styleId="WW8Num12z1">
-    <w:name w:val="WW8Num12z1"/>
-    <w:rPr>
-      <w:rFonts w:ascii="Courier New" w:hAnsi="Courier New" w:cs="Courier New"/>
-    </w:rPr>
-  </w:style>
-  <w:style w:type="character" w:customStyle="1" w:styleId="WW8Num12z3">
-    <w:name w:val="WW8Num12z3"/>
-    <w:rPr>
-      <w:rFonts w:ascii="Symbol" w:hAnsi="Symbol"/>
-    </w:rPr>
-  </w:style>
-  <w:style w:type="character" w:customStyle="1" w:styleId="WW8Num13z1">
-    <w:name w:val="WW8Num13z1"/>
-    <w:rPr>
-      <w:rFonts w:ascii="Courier New" w:hAnsi="Courier New" w:cs="Courier New"/>
-    </w:rPr>
-  </w:style>
-  <w:style w:type="character" w:customStyle="1" w:styleId="WW8Num13z2">
-    <w:name w:val="WW8Num13z2"/>
-    <w:rPr>
-      <w:rFonts w:ascii="Wingdings" w:hAnsi="Wingdings"/>
-    </w:rPr>
-  </w:style>
-  <w:style w:type="character" w:customStyle="1" w:styleId="WW8Num14z1">
-    <w:name w:val="WW8Num14z1"/>
-    <w:rPr>
-      <w:rFonts w:ascii="Courier New" w:hAnsi="Courier New" w:cs="Courier New"/>
-    </w:rPr>
-  </w:style>
-  <w:style w:type="character" w:customStyle="1" w:styleId="WW8Num14z2">
-    <w:name w:val="WW8Num14z2"/>
-    <w:rPr>
-      <w:rFonts w:ascii="Wingdings" w:hAnsi="Wingdings"/>
-    </w:rPr>
-  </w:style>
-  <w:style w:type="character" w:customStyle="1" w:styleId="WW8Num15z1">
-    <w:name w:val="WW8Num15z1"/>
-    <w:rPr>
-      <w:rFonts w:ascii="Courier New" w:hAnsi="Courier New" w:cs="Courier New"/>
-    </w:rPr>
-  </w:style>
-  <w:style w:type="character" w:customStyle="1" w:styleId="WW8Num15z2">
-    <w:name w:val="WW8Num15z2"/>
-    <w:rPr>
-      <w:rFonts w:ascii="Wingdings" w:hAnsi="Wingdings"/>
-    </w:rPr>
-  </w:style>
-  <w:style w:type="character" w:customStyle="1" w:styleId="WW8Num16z1">
-    <w:name w:val="WW8Num16z1"/>
-    <w:rPr>
-      <w:rFonts w:ascii="Courier New" w:hAnsi="Courier New"/>
-    </w:rPr>
-  </w:style>
-  <w:style w:type="character" w:customStyle="1" w:styleId="WW8Num16z2">
-    <w:name w:val="WW8Num16z2"/>
-    <w:rPr>
-      <w:rFonts w:ascii="Wingdings" w:hAnsi="Wingdings"/>
-    </w:rPr>
-  </w:style>
-  <w:style w:type="character" w:customStyle="1" w:styleId="WW8Num17z0">
-    <w:name w:val="WW8Num17z0"/>
-    <w:rPr>
-      <w:rFonts w:ascii="Wingdings" w:hAnsi="Wingdings"/>
-    </w:rPr>
-  </w:style>
-  <w:style w:type="character" w:customStyle="1" w:styleId="WW8Num17z1">
-    <w:name w:val="WW8Num17z1"/>
-    <w:rPr>
-      <w:rFonts w:ascii="Courier New" w:hAnsi="Courier New" w:cs="Courier New"/>
-    </w:rPr>
-  </w:style>
-  <w:style w:type="character" w:customStyle="1" w:styleId="WW8Num17z3">
-    <w:name w:val="WW8Num17z3"/>
-    <w:rPr>
-      <w:rFonts w:ascii="Symbol" w:hAnsi="Symbol"/>
-    </w:rPr>
-  </w:style>
-  <w:style w:type="character" w:customStyle="1" w:styleId="WW8Num18z1">
-    <w:name w:val="WW8Num18z1"/>
-    <w:rPr>
-      <w:rFonts w:ascii="Courier New" w:hAnsi="Courier New" w:cs="Courier New"/>
-    </w:rPr>
-  </w:style>
-  <w:style w:type="character" w:customStyle="1" w:styleId="WW8Num18z2">
-    <w:name w:val="WW8Num18z2"/>
-    <w:rPr>
-      <w:rFonts w:ascii="Wingdings" w:hAnsi="Wingdings"/>
-    </w:rPr>
-  </w:style>
-  <w:style w:type="character" w:customStyle="1" w:styleId="WW8Num19z1">
-    <w:name w:val="WW8Num19z1"/>
-    <w:rPr>
-      <w:rFonts w:ascii="Courier New" w:hAnsi="Courier New" w:cs="Courier New"/>
-    </w:rPr>
-  </w:style>
-  <w:style w:type="character" w:customStyle="1" w:styleId="WW8Num19z2">
-    <w:name w:val="WW8Num19z2"/>
-    <w:rPr>
-      <w:rFonts w:ascii="Wingdings" w:hAnsi="Wingdings"/>
-    </w:rPr>
-  </w:style>
-  <w:style w:type="character" w:customStyle="1" w:styleId="WW8Num19z3">
-    <w:name w:val="WW8Num19z3"/>
-    <w:rPr>
-      <w:rFonts w:ascii="Symbol" w:hAnsi="Symbol"/>
-    </w:rPr>
-  </w:style>
-  <w:style w:type="character" w:customStyle="1" w:styleId="WW8Num20z0">
-    <w:name w:val="WW8Num20z0"/>
-    <w:rPr>
-      <w:rFonts w:ascii="Symbol" w:hAnsi="Symbol"/>
-    </w:rPr>
-  </w:style>
-  <w:style w:type="character" w:customStyle="1" w:styleId="WW8Num20z1">
-    <w:name w:val="WW8Num20z1"/>
-    <w:rPr>
-      <w:rFonts w:ascii="Courier New" w:hAnsi="Courier New" w:cs="Courier New"/>
-    </w:rPr>
-  </w:style>
-  <w:style w:type="character" w:customStyle="1" w:styleId="WW8Num20z2">
-    <w:name w:val="WW8Num20z2"/>
-    <w:rPr>
-      <w:rFonts w:ascii="Wingdings" w:hAnsi="Wingdings"/>
-    </w:rPr>
-  </w:style>
-  <w:style w:type="character" w:customStyle="1" w:styleId="WW8Num21z1">
-    <w:name w:val="WW8Num21z1"/>
-    <w:rPr>
-      <w:rFonts w:ascii="Courier New" w:hAnsi="Courier New"/>
-    </w:rPr>
-  </w:style>
-  <w:style w:type="character" w:customStyle="1" w:styleId="WW8Num21z3">
-    <w:name w:val="WW8Num21z3"/>
-    <w:rPr>
-      <w:rFonts w:ascii="Symbol" w:hAnsi="Symbol"/>
-    </w:rPr>
-  </w:style>
-  <w:style w:type="character" w:customStyle="1" w:styleId="WW8Num23z1">
-    <w:name w:val="WW8Num23z1"/>
-    <w:rPr>
-      <w:rFonts w:ascii="Courier New" w:hAnsi="Courier New" w:cs="Courier New"/>
-    </w:rPr>
-  </w:style>
-  <w:style w:type="character" w:customStyle="1" w:styleId="WW8Num23z3">
-    <w:name w:val="WW8Num23z3"/>
-    <w:rPr>
-      <w:rFonts w:ascii="Symbol" w:hAnsi="Symbol"/>
-    </w:rPr>
-  </w:style>
-  <w:style w:type="character" w:customStyle="1" w:styleId="WW8Num24z1">
-    <w:name w:val="WW8Num24z1"/>
-    <w:rPr>
-      <w:rFonts w:ascii="Courier New" w:hAnsi="Courier New" w:cs="Courier New"/>
-    </w:rPr>
-  </w:style>
-  <w:style w:type="character" w:customStyle="1" w:styleId="WW8Num24z2">
-    <w:name w:val="WW8Num24z2"/>
-    <w:rPr>
-      <w:rFonts w:ascii="Wingdings" w:hAnsi="Wingdings"/>
-    </w:rPr>
-  </w:style>
-  <w:style w:type="character" w:customStyle="1" w:styleId="WW8Num24z3">
-    <w:name w:val="WW8Num24z3"/>
-    <w:rPr>
-      <w:rFonts w:ascii="Symbol" w:hAnsi="Symbol"/>
-    </w:rPr>
-  </w:style>
-  <w:style w:type="character" w:customStyle="1" w:styleId="WW8Num25z1">
-    <w:name w:val="WW8Num25z1"/>
-    <w:rPr>
-      <w:rFonts w:ascii="Courier New" w:hAnsi="Courier New" w:cs="Courier New"/>
-    </w:rPr>
-  </w:style>
-  <w:style w:type="character" w:customStyle="1" w:styleId="WW8Num25z3">
-    <w:name w:val="WW8Num25z3"/>
-    <w:rPr>
-      <w:rFonts w:ascii="Symbol" w:hAnsi="Symbol"/>
-    </w:rPr>
-  </w:style>
-  <w:style w:type="character" w:customStyle="1" w:styleId="WW8Num26z1">
-    <w:name w:val="WW8Num26z1"/>
-    <w:rPr>
-      <w:rFonts w:ascii="Courier New" w:hAnsi="Courier New" w:cs="Courier New"/>
-    </w:rPr>
-  </w:style>
-  <w:style w:type="character" w:customStyle="1" w:styleId="WW8Num26z2">
-    <w:name w:val="WW8Num26z2"/>
-    <w:rPr>
-      <w:rFonts w:ascii="Wingdings" w:hAnsi="Wingdings"/>
-    </w:rPr>
-  </w:style>
-  <w:style w:type="character" w:customStyle="1" w:styleId="WW8Num27z1">
-    <w:name w:val="WW8Num27z1"/>
-    <w:rPr>
-      <w:rFonts w:ascii="Courier New" w:hAnsi="Courier New" w:cs="Courier New"/>
-    </w:rPr>
-  </w:style>
-  <w:style w:type="character" w:customStyle="1" w:styleId="WW8Num27z3">
-    <w:name w:val="WW8Num27z3"/>
-    <w:rPr>
-      <w:rFonts w:ascii="Symbol" w:hAnsi="Symbol"/>
-    </w:rPr>
-  </w:style>
-  <w:style w:type="character" w:customStyle="1" w:styleId="WW8Num28z1">
-    <w:name w:val="WW8Num28z1"/>
-    <w:rPr>
-      <w:rFonts w:ascii="Courier New" w:hAnsi="Courier New" w:cs="Courier New"/>
-    </w:rPr>
-  </w:style>
-  <w:style w:type="character" w:customStyle="1" w:styleId="WW8Num28z2">
-    <w:name w:val="WW8Num28z2"/>
-    <w:rPr>
-      <w:rFonts w:ascii="Wingdings" w:hAnsi="Wingdings"/>
-    </w:rPr>
-  </w:style>
-  <w:style w:type="character" w:customStyle="1" w:styleId="WW8Num30z1">
-    <w:name w:val="WW8Num30z1"/>
-    <w:rPr>
-      <w:rFonts w:ascii="Courier New" w:hAnsi="Courier New" w:cs="Courier New"/>
-    </w:rPr>
-  </w:style>
-  <w:style w:type="character" w:customStyle="1" w:styleId="WW8Num30z3">
-    <w:name w:val="WW8Num30z3"/>
-    <w:rPr>
-      <w:rFonts w:ascii="Symbol" w:hAnsi="Symbol"/>
-    </w:rPr>
-  </w:style>
-  <w:style w:type="character" w:customStyle="1" w:styleId="WW8Num31z1">
-    <w:name w:val="WW8Num31z1"/>
-    <w:rPr>
-      <w:rFonts w:ascii="Courier New" w:hAnsi="Courier New" w:cs="Courier New"/>
-    </w:rPr>
-  </w:style>
-  <w:style w:type="character" w:customStyle="1" w:styleId="WW8Num31z2">
-    <w:name w:val="WW8Num31z2"/>
-    <w:rPr>
-      <w:rFonts w:ascii="Wingdings" w:hAnsi="Wingdings"/>
-    </w:rPr>
-  </w:style>
-  <w:style w:type="character" w:customStyle="1" w:styleId="WW8Num32z1">
-    <w:name w:val="WW8Num32z1"/>
-    <w:rPr>
-      <w:rFonts w:ascii="Courier New" w:hAnsi="Courier New" w:cs="Courier New"/>
-    </w:rPr>
-  </w:style>
-  <w:style w:type="character" w:customStyle="1" w:styleId="WW8Num32z3">
-    <w:name w:val="WW8Num32z3"/>
-    <w:rPr>
-      <w:rFonts w:ascii="Symbol" w:hAnsi="Symbol"/>
-    </w:rPr>
-  </w:style>
-  <w:style w:type="character" w:customStyle="1" w:styleId="WW8Num33z0">
-    <w:name w:val="WW8Num33z0"/>
-    <w:rPr>
-      <w:rFonts w:ascii="Wingdings" w:hAnsi="Wingdings"/>
-    </w:rPr>
-  </w:style>
-  <w:style w:type="character" w:customStyle="1" w:styleId="WW8Num33z1">
-    <w:name w:val="WW8Num33z1"/>
-    <w:rPr>
-      <w:rFonts w:ascii="Courier New" w:hAnsi="Courier New" w:cs="Courier New"/>
-    </w:rPr>
-  </w:style>
-  <w:style w:type="character" w:customStyle="1" w:styleId="WW8Num33z3">
-    <w:name w:val="WW8Num33z3"/>
-    <w:rPr>
-      <w:rFonts w:ascii="Symbol" w:hAnsi="Symbol"/>
-    </w:rPr>
-  </w:style>
-  <w:style w:type="character" w:customStyle="1" w:styleId="WW8Num34z0">
-    <w:name w:val="WW8Num34z0"/>
-    <w:rPr>
-      <w:rFonts w:ascii="Symbol" w:hAnsi="Symbol"/>
-    </w:rPr>
-  </w:style>
-  <w:style w:type="character" w:customStyle="1" w:styleId="WW8Num34z1">
-    <w:name w:val="WW8Num34z1"/>
-    <w:rPr>
-      <w:rFonts w:ascii="Courier New" w:hAnsi="Courier New" w:cs="Courier New"/>
-    </w:rPr>
-  </w:style>
-  <w:style w:type="character" w:customStyle="1" w:styleId="WW8Num34z2">
-    <w:name w:val="WW8Num34z2"/>
-    <w:rPr>
-      <w:rFonts w:ascii="Wingdings" w:hAnsi="Wingdings"/>
-    </w:rPr>
-  </w:style>
-  <w:style w:type="character" w:customStyle="1" w:styleId="WW8Num35z0">
-    <w:name w:val="WW8Num35z0"/>
-    <w:rPr>
-      <w:rFonts w:ascii="Wingdings" w:hAnsi="Wingdings"/>
-    </w:rPr>
-  </w:style>
-  <w:style w:type="character" w:customStyle="1" w:styleId="WW8Num35z1">
-    <w:name w:val="WW8Num35z1"/>
-    <w:rPr>
-      <w:rFonts w:ascii="Courier New" w:hAnsi="Courier New" w:cs="Courier New"/>
-    </w:rPr>
-  </w:style>
-  <w:style w:type="character" w:customStyle="1" w:styleId="WW8Num35z3">
-    <w:name w:val="WW8Num35z3"/>
-    <w:rPr>
-      <w:rFonts w:ascii="Symbol" w:hAnsi="Symbol"/>
-    </w:rPr>
-  </w:style>
-  <w:style w:type="character" w:customStyle="1" w:styleId="WW8Num36z0">
-    <w:name w:val="WW8Num36z0"/>
-    <w:rPr>
-      <w:rFonts w:ascii="Wingdings" w:hAnsi="Wingdings"/>
-    </w:rPr>
-  </w:style>
-  <w:style w:type="character" w:customStyle="1" w:styleId="WW8Num36z1">
-    <w:name w:val="WW8Num36z1"/>
-    <w:rPr>
-      <w:rFonts w:ascii="Courier New" w:hAnsi="Courier New" w:cs="Courier New"/>
-    </w:rPr>
-  </w:style>
-  <w:style w:type="character" w:customStyle="1" w:styleId="WW8Num36z3">
-    <w:name w:val="WW8Num36z3"/>
-    <w:rPr>
-      <w:rFonts w:ascii="Symbol" w:hAnsi="Symbol"/>
-    </w:rPr>
-  </w:style>
-  <w:style w:type="character" w:customStyle="1" w:styleId="WW8Num37z0">
-    <w:name w:val="WW8Num37z0"/>
-    <w:rPr>
-      <w:rFonts w:ascii="Wingdings" w:hAnsi="Wingdings"/>
-    </w:rPr>
-  </w:style>
-  <w:style w:type="character" w:customStyle="1" w:styleId="WW8Num37z1">
-    <w:name w:val="WW8Num37z1"/>
-    <w:rPr>
-      <w:rFonts w:ascii="Courier New" w:hAnsi="Courier New" w:cs="Courier New"/>
-    </w:rPr>
-  </w:style>
-  <w:style w:type="character" w:customStyle="1" w:styleId="WW8Num37z3">
-    <w:name w:val="WW8Num37z3"/>
-    <w:rPr>
-      <w:rFonts w:ascii="Symbol" w:hAnsi="Symbol"/>
-    </w:rPr>
-  </w:style>
-  <w:style w:type="character" w:customStyle="1" w:styleId="WW8Num39z0">
-    <w:name w:val="WW8Num39z0"/>
-    <w:rPr>
-      <w:rFonts w:ascii="Symbol" w:hAnsi="Symbol"/>
-    </w:rPr>
-  </w:style>
-  <w:style w:type="character" w:customStyle="1" w:styleId="WW8Num39z1">
-    <w:name w:val="WW8Num39z1"/>
-    <w:rPr>
-      <w:rFonts w:ascii="Courier New" w:hAnsi="Courier New" w:cs="Courier New"/>
-    </w:rPr>
-  </w:style>
-  <w:style w:type="character" w:customStyle="1" w:styleId="WW8Num39z2">
-    <w:name w:val="WW8Num39z2"/>
-    <w:rPr>
-      <w:rFonts w:ascii="Wingdings" w:hAnsi="Wingdings"/>
-    </w:rPr>
-  </w:style>
-  <w:style w:type="character" w:customStyle="1" w:styleId="WW8Num40z0">
-    <w:name w:val="WW8Num40z0"/>
-    <w:rPr>
-      <w:rFonts w:ascii="Symbol" w:hAnsi="Symbol"/>
-    </w:rPr>
-  </w:style>
-  <w:style w:type="character" w:customStyle="1" w:styleId="WW8Num40z1">
-    <w:name w:val="WW8Num40z1"/>
-    <w:rPr>
-      <w:rFonts w:ascii="Courier New" w:hAnsi="Courier New" w:cs="Courier New"/>
-    </w:rPr>
-  </w:style>
-  <w:style w:type="character" w:customStyle="1" w:styleId="WW8Num40z2">
-    <w:name w:val="WW8Num40z2"/>
-    <w:rPr>
-      <w:rFonts w:ascii="Wingdings" w:hAnsi="Wingdings"/>
-    </w:rPr>
-  </w:style>
-  <w:style w:type="character" w:customStyle="1" w:styleId="WW8Num41z0">
-    <w:name w:val="WW8Num41z0"/>
-    <w:rPr>
-      <w:rFonts w:ascii="Wingdings" w:hAnsi="Wingdings"/>
-    </w:rPr>
-  </w:style>
-  <w:style w:type="character" w:customStyle="1" w:styleId="WW8Num41z1">
-    <w:name w:val="WW8Num41z1"/>
-    <w:rPr>
-      <w:rFonts w:ascii="Courier New" w:hAnsi="Courier New" w:cs="Courier New"/>
-    </w:rPr>
-  </w:style>
-  <w:style w:type="character" w:customStyle="1" w:styleId="WW8Num41z3">
-    <w:name w:val="WW8Num41z3"/>
-    <w:rPr>
-      <w:rFonts w:ascii="Symbol" w:hAnsi="Symbol"/>
-    </w:rPr>
-  </w:style>
-  <w:style w:type="character" w:customStyle="1" w:styleId="WW8Num42z0">
-    <w:name w:val="WW8Num42z0"/>
-    <w:rPr>
-      <w:rFonts w:ascii="Symbol" w:hAnsi="Symbol"/>
-    </w:rPr>
-  </w:style>
-  <w:style w:type="character" w:customStyle="1" w:styleId="WW8Num42z1">
-    <w:name w:val="WW8Num42z1"/>
-    <w:rPr>
-      <w:rFonts w:ascii="Courier New" w:hAnsi="Courier New" w:cs="Courier New"/>
-    </w:rPr>
-  </w:style>
-  <w:style w:type="character" w:customStyle="1" w:styleId="WW8Num42z2">
-    <w:name w:val="WW8Num42z2"/>
-    <w:rPr>
-      <w:rFonts w:ascii="Wingdings" w:hAnsi="Wingdings"/>
-    </w:rPr>
-  </w:style>
-  <w:style w:type="character" w:styleId="lev">
-    <w:name w:val="Strong"/>
-    <w:qFormat/>
-    <w:rPr>
-      <w:b/>
-      <w:bCs/>
-    </w:rPr>
-  </w:style>
-  <w:style w:type="character" w:styleId="Marquedannotation">
-    <w:name w:val="annotation reference"/>
-    <w:uiPriority w:val="99"/>
-    <w:rPr>
-      <w:sz w:val="16"/>
-      <w:szCs w:val="16"/>
-    </w:rPr>
-  </w:style>
-  <w:style w:type="character" w:styleId="Lienhypertexte">
-    <w:name w:val="Hyperlink"/>
-    <w:uiPriority w:val="99"/>
-    <w:rPr>
-      <w:color w:val="0000FF"/>
-      <w:u w:val="single"/>
-    </w:rPr>
-  </w:style>
-  <w:style w:type="character" w:customStyle="1" w:styleId="DocumentMapChar">
-    <w:name w:val="Document Map Char"/>
-    <w:rPr>
-      <w:rFonts w:ascii="Lucida Grande" w:hAnsi="Lucida Grande"/>
-      <w:sz w:val="24"/>
-      <w:szCs w:val="24"/>
-      <w:lang w:val="fr-FR"/>
-    </w:rPr>
-  </w:style>
-  <w:style w:type="character" w:customStyle="1" w:styleId="HeaderChar">
-    <w:name w:val="Header Char"/>
-    <w:rPr>
-      <w:sz w:val="24"/>
-      <w:szCs w:val="24"/>
-    </w:rPr>
-  </w:style>
-  <w:style w:type="character" w:customStyle="1" w:styleId="FooterChar">
-    <w:name w:val="Footer Char"/>
-    <w:rPr>
-      <w:sz w:val="24"/>
-      <w:szCs w:val="24"/>
-    </w:rPr>
-  </w:style>
-  <w:style w:type="paragraph" w:customStyle="1" w:styleId="Heading">
-    <w:name w:val="Heading"/>
-    <w:basedOn w:val="Normal"/>
-    <w:next w:val="Corpsdetexte"/>
-    <w:pPr>
-      <w:keepNext/>
-      <w:spacing w:before="240" w:after="120"/>
-    </w:pPr>
-    <w:rPr>
-      <w:rFonts w:ascii="Liberation Sans" w:eastAsia="WenQuanYi Zen Hei" w:hAnsi="Liberation Sans" w:cs="Lohit Devanagari"/>
-      <w:sz w:val="28"/>
-      <w:szCs w:val="28"/>
-    </w:rPr>
-  </w:style>
-  <w:style w:type="paragraph" w:styleId="Corpsdetexte">
-    <w:name w:val="Body Text"/>
-    <w:basedOn w:val="Normal"/>
-    <w:pPr>
-      <w:spacing w:after="120"/>
-    </w:pPr>
-  </w:style>
-  <w:style w:type="paragraph" w:styleId="Liste">
-    <w:name w:val="List"/>
-    <w:basedOn w:val="Corpsdetexte"/>
-    <w:rPr>
-      <w:rFonts w:cs="Lohit Devanagari"/>
-    </w:rPr>
-  </w:style>
-  <w:style w:type="paragraph" w:styleId="Lgende">
-    <w:name w:val="caption"/>
-    <w:basedOn w:val="Normal"/>
-    <w:qFormat/>
-    <w:pPr>
-      <w:suppressLineNumbers/>
-      <w:spacing w:before="120" w:after="120"/>
-    </w:pPr>
-    <w:rPr>
-      <w:rFonts w:cs="Lohit Devanagari"/>
-      <w:i/>
-      <w:iCs/>
-    </w:rPr>
-  </w:style>
-  <w:style w:type="paragraph" w:customStyle="1" w:styleId="Index">
-    <w:name w:val="Index"/>
-    <w:basedOn w:val="Normal"/>
-    <w:pPr>
-      <w:suppressLineNumbers/>
-    </w:pPr>
-    <w:rPr>
-      <w:rFonts w:cs="Lohit Devanagari"/>
-    </w:rPr>
-  </w:style>
-  <w:style w:type="paragraph" w:styleId="Titre">
-    <w:name w:val="Title"/>
-    <w:basedOn w:val="Normal"/>
-    <w:next w:val="Sous-titre"/>
-    <w:qFormat/>
-    <w:pPr>
-      <w:jc w:val="center"/>
-    </w:pPr>
-    <w:rPr>
-      <w:b/>
-      <w:bCs/>
-      <w:lang w:val="en-GB"/>
-    </w:rPr>
-  </w:style>
-  <w:style w:type="paragraph" w:styleId="Sous-titre">
-    <w:name w:val="Subtitle"/>
-    <w:basedOn w:val="Heading"/>
-    <w:next w:val="Corpsdetexte"/>
-    <w:qFormat/>
-    <w:pPr>
-      <w:jc w:val="center"/>
-    </w:pPr>
-    <w:rPr>
-      <w:i/>
-      <w:iCs/>
-    </w:rPr>
-  </w:style>
-  <w:style w:type="paragraph" w:styleId="Commentaire">
-    <w:name w:val="annotation text"/>
-    <w:basedOn w:val="Normal"/>
-    <w:link w:val="CommentaireCar"/>
-    <w:uiPriority w:val="99"/>
-    <w:rPr>
-      <w:sz w:val="20"/>
-      <w:szCs w:val="20"/>
-    </w:rPr>
-  </w:style>
-  <w:style w:type="paragraph" w:styleId="Objetducommentaire">
-    <w:name w:val="annotation subject"/>
-    <w:basedOn w:val="Commentaire"/>
-    <w:next w:val="Commentaire"/>
-    <w:rPr>
-      <w:b/>
-      <w:bCs/>
-    </w:rPr>
-  </w:style>
-  <w:style w:type="paragraph" w:styleId="Textedebulles">
-    <w:name w:val="Balloon Text"/>
-    <w:basedOn w:val="Normal"/>
-    <w:rPr>
-      <w:rFonts w:ascii="Tahoma" w:hAnsi="Tahoma" w:cs="Tahoma"/>
-      <w:sz w:val="16"/>
-      <w:szCs w:val="16"/>
-    </w:rPr>
-  </w:style>
-  <w:style w:type="paragraph" w:styleId="Explorateurdedocument">
-    <w:name w:val="Document Map"/>
-    <w:basedOn w:val="Normal"/>
-    <w:rPr>
-      <w:rFonts w:ascii="Lucida Grande" w:hAnsi="Lucida Grande"/>
-    </w:rPr>
-  </w:style>
-  <w:style w:type="paragraph" w:styleId="En-tte">
-    <w:name w:val="header"/>
-    <w:basedOn w:val="Normal"/>
-    <w:pPr>
-      <w:tabs>
-        <w:tab w:val="center" w:pos="4536"/>
-        <w:tab w:val="right" w:pos="9072"/>
-      </w:tabs>
-    </w:pPr>
-  </w:style>
-  <w:style w:type="paragraph" w:styleId="Pieddepage">
-    <w:name w:val="footer"/>
-    <w:basedOn w:val="Normal"/>
-    <w:pPr>
-      <w:tabs>
-        <w:tab w:val="center" w:pos="4536"/>
-        <w:tab w:val="right" w:pos="9072"/>
-      </w:tabs>
-    </w:pPr>
-  </w:style>
-  <w:style w:type="paragraph" w:styleId="Notedebasdepage">
-    <w:name w:val="footnote text"/>
-    <w:basedOn w:val="Normal"/>
-    <w:link w:val="NotedebasdepageCar"/>
-    <w:uiPriority w:val="99"/>
-    <w:unhideWhenUsed/>
-    <w:rsid w:val="002721B6"/>
-  </w:style>
-  <w:style w:type="character" w:customStyle="1" w:styleId="NotedebasdepageCar">
-    <w:name w:val="Note de bas de page Car"/>
-    <w:link w:val="Notedebasdepage"/>
-    <w:uiPriority w:val="99"/>
-    <w:rsid w:val="002721B6"/>
-    <w:rPr>
-      <w:sz w:val="24"/>
-      <w:szCs w:val="24"/>
-      <w:lang w:val="fr-FR" w:eastAsia="ar-SA"/>
-    </w:rPr>
-  </w:style>
-  <w:style w:type="character" w:styleId="Marquenotebasdepage">
-    <w:name w:val="footnote reference"/>
-    <w:uiPriority w:val="99"/>
-    <w:unhideWhenUsed/>
-    <w:rsid w:val="002721B6"/>
-    <w:rPr>
-      <w:vertAlign w:val="superscript"/>
-    </w:rPr>
-  </w:style>
-  <w:style w:type="paragraph" w:styleId="Rvision">
-    <w:name w:val="Revision"/>
-    <w:hidden/>
-    <w:uiPriority w:val="99"/>
-    <w:semiHidden/>
-    <w:rsid w:val="00747ADF"/>
-    <w:rPr>
-      <w:sz w:val="24"/>
-      <w:szCs w:val="24"/>
-      <w:lang w:val="fr-FR" w:eastAsia="ar-SA"/>
-    </w:rPr>
-  </w:style>
-  <w:style w:type="character" w:customStyle="1" w:styleId="CommentaireCar">
-    <w:name w:val="Commentaire Car"/>
-    <w:link w:val="Commentaire"/>
-    <w:uiPriority w:val="99"/>
-    <w:rsid w:val="001A3160"/>
-    <w:rPr>
-      <w:lang w:val="fr-FR" w:eastAsia="ar-SA"/>
-    </w:rPr>
-  </w:style>
-  <w:style w:type="paragraph" w:customStyle="1" w:styleId="Normal1">
-    <w:name w:val="Normal1"/>
-    <w:rsid w:val="00313144"/>
-    <w:rPr>
-      <w:sz w:val="24"/>
-      <w:szCs w:val="24"/>
-      <w:lang w:val="fr-FR" w:eastAsia="fr-FR"/>
-    </w:rPr>
-  </w:style>
-  <w:style w:type="paragraph" w:styleId="Paragraphedeliste">
-    <w:name w:val="List Paragraph"/>
-    <w:basedOn w:val="Normal"/>
-    <w:uiPriority w:val="34"/>
-    <w:qFormat/>
-    <w:rsid w:val="00A866E2"/>
-    <w:pPr>
-      <w:ind w:left="720"/>
-      <w:contextualSpacing/>
-    </w:pPr>
-  </w:style>
-  <w:style w:type="character" w:customStyle="1" w:styleId="UnresolvedMention1">
-    <w:name w:val="Unresolved Mention1"/>
-    <w:basedOn w:val="Policepardfaut"/>
-    <w:uiPriority w:val="99"/>
-    <w:semiHidden/>
-    <w:unhideWhenUsed/>
-    <w:rsid w:val="00480A5E"/>
-    <w:rPr>
-      <w:color w:val="605E5C"/>
-      <w:shd w:val="clear" w:color="auto" w:fill="E1DFDD"/>
-    </w:rPr>
-  </w:style>
-  <w:style w:type="character" w:customStyle="1" w:styleId="apple-converted-space">
-    <w:name w:val="apple-converted-space"/>
-    <w:basedOn w:val="Policepardfaut"/>
-    <w:rsid w:val="0063015F"/>
-  </w:style>
-  <w:style w:type="character" w:styleId="Lienhypertextesuivi">
+  <w:style w:type="character" w:styleId="Lienhypertextesuivivisit">
     <w:name w:val="FollowedHyperlink"/>
     <w:basedOn w:val="Policepardfaut"/>
     <w:uiPriority w:val="99"/>
@@ -20183,7 +19213,7 @@
   <a:extraClrSchemeLst/>
   <a:extLst>
     <a:ext uri="{05A4C25C-085E-4340-85A3-A5531E510DB2}">
-      <thm15:themeFamily xmlns="" xmlns:thm15="http://schemas.microsoft.com/office/thememl/2012/main" name="Office Theme" id="{62F939B6-93AF-4DB8-9C6B-D6C7DFDC589F}" vid="{4A3C46E8-61CC-4603-A589-7422A47A8E4A}"/>
+      <thm15:themeFamily xmlns:thm15="http://schemas.microsoft.com/office/thememl/2012/main" name="Office Theme" id="{62F939B6-93AF-4DB8-9C6B-D6C7DFDC589F}" vid="{4A3C46E8-61CC-4603-A589-7422A47A8E4A}"/>
     </a:ext>
   </a:extLst>
 </a:theme>

--- a/examples/regrid_environment/regrid_environment_documentation.docx
+++ b/examples/regrid_environment/regrid_environment_documentation.docx
@@ -5,7 +5,7 @@
   <w:body>
     <w:p>
       <w:pPr>
-        <w:pStyle w:val="Titre"/>
+        <w:pStyle w:val="Title"/>
         <w:rPr>
           <w:color w:val="FF0000"/>
         </w:rPr>
@@ -13,7 +13,7 @@
     </w:p>
     <w:p>
       <w:pPr>
-        <w:pStyle w:val="Titre"/>
+        <w:pStyle w:val="Title"/>
         <w:rPr>
           <w:color w:val="FF0000"/>
         </w:rPr>
@@ -21,7 +21,7 @@
     </w:p>
     <w:p>
       <w:pPr>
-        <w:pStyle w:val="Titre"/>
+        <w:pStyle w:val="Title"/>
       </w:pPr>
       <w:r>
         <w:rPr>
@@ -83,7 +83,7 @@
     </w:p>
     <w:p>
       <w:pPr>
-        <w:pStyle w:val="Titre"/>
+        <w:pStyle w:val="Title"/>
         <w:jc w:val="left"/>
         <w:rPr>
           <w:b w:val="0"/>
@@ -94,7 +94,7 @@
     </w:p>
     <w:p>
       <w:pPr>
-        <w:pStyle w:val="Titre"/>
+        <w:pStyle w:val="Title"/>
         <w:rPr>
           <w:b w:val="0"/>
           <w:sz w:val="32"/>
@@ -131,7 +131,7 @@
     </w:p>
     <w:p>
       <w:pPr>
-        <w:pStyle w:val="Titre"/>
+        <w:pStyle w:val="Title"/>
         <w:spacing w:before="120"/>
         <w:rPr>
           <w:b w:val="0"/>
@@ -191,7 +191,7 @@
     </w:p>
     <w:p>
       <w:pPr>
-        <w:pStyle w:val="Paragraphedeliste"/>
+        <w:pStyle w:val="ListParagraph"/>
         <w:numPr>
           <w:ilvl w:val="0"/>
           <w:numId w:val="5"/>
@@ -995,7 +995,7 @@
     </w:p>
     <w:p>
       <w:pPr>
-        <w:pStyle w:val="Paragraphedeliste"/>
+        <w:pStyle w:val="ListParagraph"/>
         <w:numPr>
           <w:ilvl w:val="0"/>
           <w:numId w:val="5"/>
@@ -1016,7 +1016,7 @@
     </w:p>
     <w:p>
       <w:pPr>
-        <w:pStyle w:val="Paragraphedeliste"/>
+        <w:pStyle w:val="ListParagraph"/>
         <w:ind w:left="360"/>
         <w:jc w:val="both"/>
         <w:rPr>
@@ -1298,7 +1298,7 @@
     </w:p>
     <w:p>
       <w:pPr>
-        <w:pStyle w:val="Paragraphedeliste"/>
+        <w:pStyle w:val="ListParagraph"/>
         <w:numPr>
           <w:ilvl w:val="1"/>
           <w:numId w:val="5"/>
@@ -1356,7 +1356,7 @@
     </w:p>
     <w:p>
       <w:pPr>
-        <w:pStyle w:val="Paragraphedeliste"/>
+        <w:pStyle w:val="ListParagraph"/>
         <w:numPr>
           <w:ilvl w:val="1"/>
           <w:numId w:val="5"/>
@@ -1820,7 +1820,7 @@
     </w:p>
     <w:p>
       <w:pPr>
-        <w:pStyle w:val="Paragraphedeliste"/>
+        <w:pStyle w:val="ListParagraph"/>
         <w:numPr>
           <w:ilvl w:val="1"/>
           <w:numId w:val="5"/>
@@ -2015,7 +2015,7 @@
       </w:r>
       <w:r>
         <w:rPr>
-          <w:rStyle w:val="Appelnotedebasdep"/>
+          <w:rStyle w:val="FootnoteReference"/>
           <w:lang w:val="en-GB"/>
         </w:rPr>
         <w:footnoteReference w:id="1"/>
@@ -2183,7 +2183,7 @@
     </w:p>
     <w:p>
       <w:pPr>
-        <w:pStyle w:val="Paragraphedeliste"/>
+        <w:pStyle w:val="ListParagraph"/>
         <w:numPr>
           <w:ilvl w:val="1"/>
           <w:numId w:val="5"/>
@@ -2251,7 +2251,7 @@
     </w:p>
     <w:p>
       <w:pPr>
-        <w:pStyle w:val="Paragraphedeliste"/>
+        <w:pStyle w:val="ListParagraph"/>
         <w:numPr>
           <w:ilvl w:val="0"/>
           <w:numId w:val="12"/>
@@ -2282,7 +2282,7 @@
     </w:p>
     <w:p>
       <w:pPr>
-        <w:pStyle w:val="Paragraphedeliste"/>
+        <w:pStyle w:val="ListParagraph"/>
         <w:numPr>
           <w:ilvl w:val="0"/>
           <w:numId w:val="12"/>
@@ -2301,7 +2301,7 @@
     </w:p>
     <w:p>
       <w:pPr>
-        <w:pStyle w:val="Paragraphedeliste"/>
+        <w:pStyle w:val="ListParagraph"/>
         <w:numPr>
           <w:ilvl w:val="0"/>
           <w:numId w:val="12"/>
@@ -2344,7 +2344,7 @@
     </w:p>
     <w:p>
       <w:pPr>
-        <w:pStyle w:val="Paragraphedeliste"/>
+        <w:pStyle w:val="ListParagraph"/>
         <w:numPr>
           <w:ilvl w:val="0"/>
           <w:numId w:val="12"/>
@@ -2565,7 +2565,7 @@
     </w:p>
     <w:p>
       <w:pPr>
-        <w:pStyle w:val="Paragraphedeliste"/>
+        <w:pStyle w:val="ListParagraph"/>
         <w:numPr>
           <w:ilvl w:val="1"/>
           <w:numId w:val="5"/>
@@ -3129,7 +3129,7 @@
     </w:p>
     <w:p>
       <w:pPr>
-        <w:pStyle w:val="Paragraphedeliste"/>
+        <w:pStyle w:val="ListParagraph"/>
         <w:numPr>
           <w:ilvl w:val="0"/>
           <w:numId w:val="5"/>
@@ -3211,7 +3211,7 @@
     </w:p>
     <w:p>
       <w:pPr>
-        <w:pStyle w:val="Paragraphedeliste"/>
+        <w:pStyle w:val="ListParagraph"/>
         <w:numPr>
           <w:ilvl w:val="1"/>
           <w:numId w:val="5"/>
@@ -3256,7 +3256,7 @@
       <w:hyperlink r:id="rId9" w:history="1">
         <w:r>
           <w:rPr>
-            <w:rStyle w:val="Lienhypertexte"/>
+            <w:rStyle w:val="Hyperlink"/>
             <w:lang w:val="en-GB"/>
           </w:rPr>
           <w:t>https://oasis.cerfacs.fr/en/documentation/</w:t>
@@ -3272,7 +3272,7 @@
     </w:p>
     <w:p>
       <w:pPr>
-        <w:pStyle w:val="Paragraphedeliste"/>
+        <w:pStyle w:val="ListParagraph"/>
         <w:numPr>
           <w:ilvl w:val="1"/>
           <w:numId w:val="5"/>
@@ -3333,7 +3333,7 @@
       <w:hyperlink r:id="rId10" w:history="1">
         <w:r>
           <w:rPr>
-            <w:rStyle w:val="Lienhypertexte"/>
+            <w:rStyle w:val="Hyperlink"/>
             <w:lang w:val="en-GB"/>
           </w:rPr>
           <w:t>https://earthsystemmodeling.org</w:t>
@@ -3366,7 +3366,7 @@
       <w:hyperlink r:id="rId11" w:history="1">
         <w:r>
           <w:rPr>
-            <w:rStyle w:val="Lienhypertexte"/>
+            <w:rStyle w:val="Hyperlink"/>
             <w:rFonts w:ascii="Courier New" w:hAnsi="Courier New" w:cs="Courier New"/>
             <w:lang w:val="en-GB" w:eastAsia="en-US"/>
           </w:rPr>
@@ -4153,7 +4153,7 @@
     </w:p>
     <w:p>
       <w:pPr>
-        <w:pStyle w:val="Paragraphedeliste"/>
+        <w:pStyle w:val="ListParagraph"/>
         <w:numPr>
           <w:ilvl w:val="1"/>
           <w:numId w:val="5"/>
@@ -4190,7 +4190,7 @@
       <w:hyperlink r:id="rId12" w:history="1">
         <w:r>
           <w:rPr>
-            <w:rStyle w:val="Lienhypertexte"/>
+            <w:rStyle w:val="Hyperlink"/>
             <w:lang w:val="en-GB"/>
           </w:rPr>
           <w:t>https://forge.ipsl.jussieu.fr/ioserver/wiki/documentation</w:t>
@@ -4282,7 +4282,7 @@
       <w:hyperlink r:id="rId13" w:history="1">
         <w:r>
           <w:rPr>
-            <w:rStyle w:val="Lienhypertexte"/>
+            <w:rStyle w:val="Hyperlink"/>
             <w:rFonts w:ascii="Courier New" w:hAnsi="Courier New" w:cs="Courier New"/>
             <w:sz w:val="21"/>
             <w:szCs w:val="21"/>
@@ -4954,7 +4954,7 @@
     </w:p>
     <w:p>
       <w:pPr>
-        <w:pStyle w:val="Paragraphedeliste"/>
+        <w:pStyle w:val="ListParagraph"/>
         <w:numPr>
           <w:ilvl w:val="0"/>
           <w:numId w:val="5"/>
@@ -4989,7 +4989,7 @@
     </w:p>
     <w:p>
       <w:pPr>
-        <w:pStyle w:val="Paragraphedeliste"/>
+        <w:pStyle w:val="ListParagraph"/>
         <w:numPr>
           <w:ilvl w:val="1"/>
           <w:numId w:val="5"/>
@@ -5292,12 +5292,156 @@
         <w:rPr>
           <w:lang w:val="en-GB"/>
         </w:rPr>
-        <w:t xml:space="preserve">. Note that this </w:t>
-      </w:r>
-      <w:proofErr w:type="spellStart"/>
-      <w:r>
-        <w:rPr>
-          <w:rFonts w:ascii="Courier New" w:hAnsi="Courier New" w:cs="Courier New"/>
+        <w:t xml:space="preserve">. </w:t>
+      </w:r>
+      <w:r>
+        <w:rPr>
+          <w:lang w:val="en-GB"/>
+        </w:rPr>
+        <w:t>Following the rules of OASIS3-MCT compiling environment effective since December 2022,</w:t>
+      </w:r>
+      <w:r>
+        <w:rPr>
+          <w:lang w:val="en-US"/>
+        </w:rPr>
+        <w:t xml:space="preserve"> </w:t>
+      </w:r>
+      <w:r>
+        <w:rPr>
+          <w:rFonts w:ascii="Courier New" w:hAnsi="Courier New" w:cs="Courier New"/>
+          <w:lang w:val="en-GB"/>
+        </w:rPr>
+        <w:t>$</w:t>
+      </w:r>
+      <w:r>
+        <w:rPr>
+          <w:rFonts w:ascii="Courier New" w:hAnsi="Courier New" w:cs="Courier New"/>
+          <w:lang w:val="en-GB"/>
+        </w:rPr>
+        <w:t>OASIS_COUPLE</w:t>
+      </w:r>
+      <w:r>
+        <w:rPr>
+          <w:lang w:val="en-GB"/>
+        </w:rPr>
+        <w:t xml:space="preserve"> and </w:t>
+      </w:r>
+      <w:r>
+        <w:rPr>
+          <w:rFonts w:ascii="Courier New" w:hAnsi="Courier New" w:cs="Courier New"/>
+          <w:lang w:val="en-GB"/>
+        </w:rPr>
+        <w:t>$</w:t>
+      </w:r>
+      <w:r>
+        <w:rPr>
+          <w:rFonts w:ascii="Courier New" w:hAnsi="Courier New" w:cs="Courier New"/>
+          <w:lang w:val="en-GB"/>
+        </w:rPr>
+        <w:t>OASIS_ENV</w:t>
+      </w:r>
+      <w:r>
+        <w:rPr>
+          <w:lang w:val="en-GB"/>
+        </w:rPr>
+        <w:t xml:space="preserve"> </w:t>
+      </w:r>
+      <w:r>
+        <w:rPr>
+          <w:lang w:val="en-GB"/>
+        </w:rPr>
+        <w:t xml:space="preserve">are two environment variables that must be defined. </w:t>
+      </w:r>
+      <w:r>
+        <w:rPr>
+          <w:rFonts w:ascii="Courier New" w:hAnsi="Courier New" w:cs="Courier New"/>
+          <w:lang w:val="en-GB"/>
+        </w:rPr>
+        <w:t>$OASIS_COUPLE</w:t>
+      </w:r>
+      <w:r>
+        <w:rPr>
+          <w:lang w:val="en-GB"/>
+        </w:rPr>
+        <w:t xml:space="preserve"> </w:t>
+      </w:r>
+      <w:r>
+        <w:rPr>
+          <w:lang w:val="en-GB"/>
+        </w:rPr>
+        <w:t>gives</w:t>
+      </w:r>
+      <w:r>
+        <w:rPr>
+          <w:lang w:val="en-GB"/>
+        </w:rPr>
+        <w:t xml:space="preserve"> the </w:t>
+      </w:r>
+      <w:r>
+        <w:rPr>
+          <w:lang w:val="en-GB"/>
+        </w:rPr>
+        <w:t>path</w:t>
+      </w:r>
+      <w:r>
+        <w:rPr>
+          <w:lang w:val="en-GB"/>
+        </w:rPr>
+        <w:t xml:space="preserve"> of the sources of the coupler (/</w:t>
+      </w:r>
+      <w:r>
+        <w:rPr>
+          <w:rFonts w:ascii="Courier New" w:hAnsi="Courier New" w:cs="Courier New"/>
+          <w:lang w:val="en-GB"/>
+        </w:rPr>
+        <w:t>lib, /util, /examples</w:t>
+      </w:r>
+      <w:r>
+        <w:rPr>
+          <w:lang w:val="en-GB"/>
+        </w:rPr>
+        <w:t>, etc. directories)</w:t>
+      </w:r>
+      <w:r>
+        <w:rPr>
+          <w:lang w:val="en-GB"/>
+        </w:rPr>
+        <w:t>.</w:t>
+      </w:r>
+      <w:r>
+        <w:rPr>
+          <w:lang w:val="en-GB"/>
+        </w:rPr>
+        <w:t xml:space="preserve"> </w:t>
+      </w:r>
+      <w:r>
+        <w:rPr>
+          <w:rFonts w:ascii="Courier New" w:hAnsi="Courier New" w:cs="Courier New"/>
+          <w:lang w:val="en-GB"/>
+        </w:rPr>
+        <w:t>$OASIS_ENV</w:t>
+      </w:r>
+      <w:r>
+        <w:rPr>
+          <w:lang w:val="en-GB"/>
+        </w:rPr>
+        <w:t xml:space="preserve"> </w:t>
+      </w:r>
+      <w:r>
+        <w:rPr>
+          <w:lang w:val="en-GB"/>
+        </w:rPr>
+        <w:t xml:space="preserve">gives the extension of the </w:t>
+      </w:r>
+      <w:r>
+        <w:rPr>
+          <w:lang w:val="en-GB"/>
+        </w:rPr>
+        <w:t xml:space="preserve">header </w:t>
+      </w:r>
+      <w:proofErr w:type="spellStart"/>
+      <w:r>
+        <w:rPr>
           <w:lang w:val="en-GB"/>
         </w:rPr>
         <w:t>Makefile</w:t>
@@ -5307,47 +5451,23 @@
         <w:rPr>
           <w:lang w:val="en-GB"/>
         </w:rPr>
-        <w:t xml:space="preserve"> includes the file </w:t>
-      </w:r>
-      <w:proofErr w:type="spellStart"/>
-      <w:r>
-        <w:rPr>
-          <w:rFonts w:ascii="Courier New" w:hAnsi="Courier New" w:cs="Courier New"/>
-          <w:lang w:val="en-GB"/>
-        </w:rPr>
-        <w:t>header_Makefile</w:t>
-      </w:r>
-      <w:proofErr w:type="spellEnd"/>
-      <w:r>
-        <w:rPr>
-          <w:lang w:val="en-GB"/>
-        </w:rPr>
-        <w:t xml:space="preserve"> that automatically uses the </w:t>
-      </w:r>
-      <w:r>
-        <w:rPr>
-          <w:rFonts w:ascii="Courier New" w:hAnsi="Courier New" w:cs="Courier New"/>
-          <w:lang w:val="en-GB"/>
-        </w:rPr>
-        <w:t>make.inc</w:t>
-      </w:r>
-      <w:r>
-        <w:rPr>
-          <w:lang w:val="en-GB"/>
-        </w:rPr>
         <w:t xml:space="preserve"> </w:t>
       </w:r>
-      <w:r>
-        <w:rPr>
-          <w:lang w:val="en-GB"/>
-        </w:rPr>
-        <w:t xml:space="preserve">header </w:t>
-      </w:r>
-      <w:r>
-        <w:rPr>
-          <w:lang w:val="en-GB"/>
-        </w:rPr>
-        <w:t>from</w:t>
+      <w:proofErr w:type="gramStart"/>
+      <w:r>
+        <w:rPr>
+          <w:rFonts w:ascii="Courier New" w:hAnsi="Courier New" w:cs="Courier New"/>
+          <w:lang w:val="en-GB"/>
+        </w:rPr>
+        <w:t>make.$</w:t>
+      </w:r>
+      <w:proofErr w:type="gramEnd"/>
+      <w:r>
+        <w:rPr>
+          <w:rFonts w:ascii="Courier New" w:hAnsi="Courier New" w:cs="Courier New"/>
+          <w:lang w:val="en-GB"/>
+        </w:rPr>
+        <w:t>{OASIS_ENV}</w:t>
       </w:r>
       <w:r>
         <w:rPr>
@@ -5357,10 +5477,23 @@
       </w:r>
       <w:r>
         <w:rPr>
-          <w:rFonts w:ascii="Courier New" w:hAnsi="Courier New" w:cs="Courier New"/>
-          <w:lang w:val="en-GB"/>
-        </w:rPr>
-        <w:t>oasis3-mct/util/</w:t>
+          <w:lang w:val="en-GB"/>
+        </w:rPr>
+        <w:t xml:space="preserve">from the directory </w:t>
+      </w:r>
+      <w:r>
+        <w:rPr>
+          <w:rFonts w:ascii="Courier New" w:hAnsi="Courier New" w:cs="Courier New"/>
+          <w:lang w:val="en-GB"/>
+        </w:rPr>
+        <w:t>${OASIS_COUPLE}</w:t>
+      </w:r>
+      <w:r>
+        <w:rPr>
+          <w:rFonts w:ascii="Courier New" w:hAnsi="Courier New" w:cs="Courier New"/>
+          <w:lang w:val="en-GB"/>
+        </w:rPr>
+        <w:t>/util/</w:t>
       </w:r>
       <w:proofErr w:type="spellStart"/>
       <w:r>
@@ -5382,19 +5515,13 @@
         <w:rPr>
           <w:lang w:val="en-GB"/>
         </w:rPr>
-        <w:t xml:space="preserve">that </w:t>
-      </w:r>
-      <w:r>
-        <w:rPr>
-          <w:lang w:val="en-GB"/>
-        </w:rPr>
-        <w:t>was</w:t>
-      </w:r>
-      <w:r>
-        <w:rPr>
-          <w:lang w:val="en-GB"/>
-        </w:rPr>
-        <w:t xml:space="preserve"> used to compile OASIS3-MCT itself. </w:t>
+        <w:t>that was used to compile OASIS3-MCT itself.</w:t>
+      </w:r>
+      <w:r>
+        <w:rPr>
+          <w:lang w:val="en-GB"/>
+        </w:rPr>
+        <w:t xml:space="preserve"> </w:t>
       </w:r>
       <w:r>
         <w:rPr>
@@ -5475,6 +5602,47 @@
         <w:rPr>
           <w:lang w:val="en-GB"/>
         </w:rPr>
+        <w:t xml:space="preserve">in the </w:t>
+      </w:r>
+      <w:r>
+        <w:rPr>
+          <w:rFonts w:ascii="Courier New" w:hAnsi="Courier New" w:cs="Courier New"/>
+          <w:lang w:val="en-GB"/>
+        </w:rPr>
+        <w:t>/</w:t>
+      </w:r>
+      <w:proofErr w:type="spellStart"/>
+      <w:r>
+        <w:rPr>
+          <w:rFonts w:ascii="Courier New" w:hAnsi="Courier New" w:cs="Courier New"/>
+          <w:lang w:val="en-GB"/>
+        </w:rPr>
+        <w:t>src</w:t>
+      </w:r>
+      <w:proofErr w:type="spellEnd"/>
+      <w:r>
+        <w:rPr>
+          <w:rFonts w:ascii="Courier New" w:hAnsi="Courier New" w:cs="Courier New"/>
+          <w:lang w:val="en-GB"/>
+        </w:rPr>
+        <w:t xml:space="preserve"> </w:t>
+      </w:r>
+      <w:r>
+        <w:rPr>
+          <w:lang w:val="en-GB"/>
+        </w:rPr>
+        <w:t>directory</w:t>
+      </w:r>
+      <w:r>
+        <w:rPr>
+          <w:lang w:val="en-GB"/>
+        </w:rPr>
+        <w:t xml:space="preserve"> </w:t>
+      </w:r>
+      <w:r>
+        <w:rPr>
+          <w:lang w:val="en-GB"/>
+        </w:rPr>
         <w:t xml:space="preserve">will compile </w:t>
       </w:r>
       <w:r>
@@ -5494,24 +5662,14 @@
         <w:rPr>
           <w:lang w:val="en-GB"/>
         </w:rPr>
-        <w:t xml:space="preserve"> in the </w:t>
-      </w:r>
-      <w:r>
-        <w:rPr>
-          <w:rFonts w:ascii="Courier New" w:hAnsi="Courier New" w:cs="Courier New"/>
-          <w:lang w:val="en-GB"/>
-        </w:rPr>
-        <w:t>/</w:t>
-      </w:r>
-      <w:proofErr w:type="spellStart"/>
-      <w:r>
-        <w:rPr>
-          <w:rFonts w:ascii="Courier New" w:hAnsi="Courier New" w:cs="Courier New"/>
-          <w:lang w:val="en-GB"/>
-        </w:rPr>
-        <w:t>src</w:t>
-      </w:r>
-      <w:proofErr w:type="spellEnd"/>
+        <w:t xml:space="preserve"> in </w:t>
+      </w:r>
+      <w:r>
+        <w:rPr>
+          <w:lang w:val="en-GB"/>
+        </w:rPr>
+        <w:t>that</w:t>
+      </w:r>
       <w:r>
         <w:rPr>
           <w:rFonts w:ascii="Courier New" w:hAnsi="Courier New" w:cs="Courier New"/>
@@ -5636,7 +5794,7 @@
     </w:p>
     <w:p>
       <w:pPr>
-        <w:pStyle w:val="Paragraphedeliste"/>
+        <w:pStyle w:val="ListParagraph"/>
         <w:numPr>
           <w:ilvl w:val="1"/>
           <w:numId w:val="5"/>
@@ -5939,7 +6097,7 @@
     </w:p>
     <w:p>
       <w:pPr>
-        <w:pStyle w:val="Paragraphedeliste"/>
+        <w:pStyle w:val="ListParagraph"/>
         <w:numPr>
           <w:ilvl w:val="0"/>
           <w:numId w:val="6"/>
@@ -6050,7 +6208,7 @@
     </w:p>
     <w:p>
       <w:pPr>
-        <w:pStyle w:val="Paragraphedeliste"/>
+        <w:pStyle w:val="ListParagraph"/>
         <w:numPr>
           <w:ilvl w:val="0"/>
           <w:numId w:val="6"/>
@@ -6174,7 +6332,7 @@
     </w:p>
     <w:p>
       <w:pPr>
-        <w:pStyle w:val="Paragraphedeliste"/>
+        <w:pStyle w:val="ListParagraph"/>
         <w:numPr>
           <w:ilvl w:val="0"/>
           <w:numId w:val="6"/>
@@ -6331,7 +6489,7 @@
     </w:p>
     <w:p>
       <w:pPr>
-        <w:pStyle w:val="Paragraphedeliste"/>
+        <w:pStyle w:val="ListParagraph"/>
         <w:numPr>
           <w:ilvl w:val="0"/>
           <w:numId w:val="6"/>
@@ -6365,7 +6523,7 @@
       </w:r>
       <w:r>
         <w:rPr>
-          <w:rStyle w:val="Appelnotedebasdep"/>
+          <w:rStyle w:val="FootnoteReference"/>
           <w:lang w:val="en-GB"/>
         </w:rPr>
         <w:footnoteReference w:id="2"/>
@@ -6373,7 +6531,7 @@
     </w:p>
     <w:p>
       <w:pPr>
-        <w:pStyle w:val="Paragraphedeliste"/>
+        <w:pStyle w:val="ListParagraph"/>
         <w:numPr>
           <w:ilvl w:val="0"/>
           <w:numId w:val="6"/>
@@ -6487,7 +6645,7 @@
     </w:p>
     <w:p>
       <w:pPr>
-        <w:pStyle w:val="Paragraphedeliste"/>
+        <w:pStyle w:val="ListParagraph"/>
         <w:numPr>
           <w:ilvl w:val="0"/>
           <w:numId w:val="6"/>
@@ -6542,7 +6700,7 @@
     </w:p>
     <w:p>
       <w:pPr>
-        <w:pStyle w:val="Paragraphedeliste"/>
+        <w:pStyle w:val="ListParagraph"/>
         <w:numPr>
           <w:ilvl w:val="0"/>
           <w:numId w:val="6"/>
@@ -6650,7 +6808,7 @@
     </w:p>
     <w:p>
       <w:pPr>
-        <w:pStyle w:val="Paragraphedeliste"/>
+        <w:pStyle w:val="ListParagraph"/>
         <w:numPr>
           <w:ilvl w:val="0"/>
           <w:numId w:val="7"/>
@@ -6665,6 +6823,7 @@
         <w:rPr>
           <w:lang w:val="en-GB"/>
         </w:rPr>
+        <w:lastRenderedPageBreak/>
         <w:t xml:space="preserve">ESMF and XIOS are not parallelized with OpenMP; therefore </w:t>
       </w:r>
       <w:r>
@@ -6732,7 +6891,7 @@
     </w:p>
     <w:p>
       <w:pPr>
-        <w:pStyle w:val="Paragraphedeliste"/>
+        <w:pStyle w:val="ListParagraph"/>
         <w:numPr>
           <w:ilvl w:val="0"/>
           <w:numId w:val="7"/>
@@ -6747,7 +6906,6 @@
         <w:rPr>
           <w:lang w:val="en-GB"/>
         </w:rPr>
-        <w:lastRenderedPageBreak/>
         <w:t xml:space="preserve">For SCRP, </w:t>
       </w:r>
       <w:r>
@@ -6814,7 +6972,7 @@
       </w:r>
       <w:r>
         <w:rPr>
-          <w:rStyle w:val="Appelnotedebasdep"/>
+          <w:rStyle w:val="FootnoteReference"/>
           <w:lang w:val="en-GB"/>
         </w:rPr>
         <w:footnoteReference w:id="3"/>
@@ -7197,7 +7355,7 @@
     </w:p>
     <w:p>
       <w:pPr>
-        <w:pStyle w:val="Paragraphedeliste"/>
+        <w:pStyle w:val="ListParagraph"/>
         <w:numPr>
           <w:ilvl w:val="1"/>
           <w:numId w:val="5"/>
@@ -7912,7 +8070,7 @@
     </w:p>
     <w:p>
       <w:pPr>
-        <w:pStyle w:val="Paragraphedeliste"/>
+        <w:pStyle w:val="ListParagraph"/>
         <w:numPr>
           <w:ilvl w:val="1"/>
           <w:numId w:val="5"/>
@@ -7956,7 +8114,7 @@
     </w:p>
     <w:p>
       <w:pPr>
-        <w:pStyle w:val="Paragraphedeliste"/>
+        <w:pStyle w:val="ListParagraph"/>
         <w:numPr>
           <w:ilvl w:val="0"/>
           <w:numId w:val="11"/>
@@ -8029,7 +8187,7 @@
     </w:p>
     <w:p>
       <w:pPr>
-        <w:pStyle w:val="Paragraphedeliste"/>
+        <w:pStyle w:val="ListParagraph"/>
         <w:numPr>
           <w:ilvl w:val="0"/>
           <w:numId w:val="11"/>
@@ -8112,7 +8270,7 @@
     </w:p>
     <w:p>
       <w:pPr>
-        <w:pStyle w:val="Paragraphedeliste"/>
+        <w:pStyle w:val="ListParagraph"/>
         <w:numPr>
           <w:ilvl w:val="0"/>
           <w:numId w:val="11"/>
@@ -8170,7 +8328,7 @@
     </w:p>
     <w:p>
       <w:pPr>
-        <w:pStyle w:val="Paragraphedeliste"/>
+        <w:pStyle w:val="ListParagraph"/>
         <w:spacing w:before="120"/>
         <w:jc w:val="both"/>
         <w:rPr>
@@ -8180,7 +8338,7 @@
     </w:p>
     <w:p>
       <w:pPr>
-        <w:pStyle w:val="Paragraphedeliste"/>
+        <w:pStyle w:val="ListParagraph"/>
         <w:numPr>
           <w:ilvl w:val="1"/>
           <w:numId w:val="5"/>
@@ -8198,6 +8356,7 @@
         <w:rPr>
           <w:lang w:val="en-GB"/>
         </w:rPr>
+        <w:lastRenderedPageBreak/>
         <w:t xml:space="preserve">Using the running script </w:t>
       </w:r>
       <w:r>
@@ -8234,7 +8393,6 @@
         <w:rPr>
           <w:lang w:val="en-GB"/>
         </w:rPr>
-        <w:lastRenderedPageBreak/>
         <w:t xml:space="preserve">The script </w:t>
       </w:r>
       <w:r>
@@ -8463,7 +8621,7 @@
     </w:p>
     <w:p>
       <w:pPr>
-        <w:pStyle w:val="Paragraphedeliste"/>
+        <w:pStyle w:val="ListParagraph"/>
         <w:numPr>
           <w:ilvl w:val="0"/>
           <w:numId w:val="6"/>
@@ -8551,7 +8709,7 @@
     </w:p>
     <w:p>
       <w:pPr>
-        <w:pStyle w:val="Paragraphedeliste"/>
+        <w:pStyle w:val="ListParagraph"/>
         <w:numPr>
           <w:ilvl w:val="0"/>
           <w:numId w:val="6"/>
@@ -8668,7 +8826,7 @@
     </w:p>
     <w:p>
       <w:pPr>
-        <w:pStyle w:val="Paragraphedeliste"/>
+        <w:pStyle w:val="ListParagraph"/>
         <w:numPr>
           <w:ilvl w:val="0"/>
           <w:numId w:val="6"/>
@@ -8776,7 +8934,7 @@
     </w:p>
     <w:p>
       <w:pPr>
-        <w:pStyle w:val="Paragraphedeliste"/>
+        <w:pStyle w:val="ListParagraph"/>
         <w:numPr>
           <w:ilvl w:val="0"/>
           <w:numId w:val="6"/>
@@ -8831,7 +8989,7 @@
     </w:p>
     <w:p>
       <w:pPr>
-        <w:pStyle w:val="Paragraphedeliste"/>
+        <w:pStyle w:val="ListParagraph"/>
         <w:numPr>
           <w:ilvl w:val="0"/>
           <w:numId w:val="6"/>
@@ -8894,7 +9052,7 @@
     </w:p>
     <w:p>
       <w:pPr>
-        <w:pStyle w:val="Paragraphedeliste"/>
+        <w:pStyle w:val="ListParagraph"/>
         <w:spacing w:before="120"/>
         <w:jc w:val="both"/>
         <w:rPr>
@@ -9081,7 +9239,7 @@
     </w:p>
     <w:p>
       <w:pPr>
-        <w:pStyle w:val="Paragraphedeliste"/>
+        <w:pStyle w:val="ListParagraph"/>
         <w:numPr>
           <w:ilvl w:val="0"/>
           <w:numId w:val="5"/>
@@ -9153,7 +9311,7 @@
     </w:p>
     <w:p>
       <w:pPr>
-        <w:pStyle w:val="Paragraphedeliste"/>
+        <w:pStyle w:val="ListParagraph"/>
         <w:numPr>
           <w:ilvl w:val="1"/>
           <w:numId w:val="5"/>
@@ -9510,7 +9668,7 @@
     </w:p>
     <w:p>
       <w:pPr>
-        <w:pStyle w:val="Paragraphedeliste"/>
+        <w:pStyle w:val="ListParagraph"/>
         <w:numPr>
           <w:ilvl w:val="1"/>
           <w:numId w:val="5"/>
@@ -9626,13 +9784,7 @@
         <w:rPr>
           <w:lang w:val="en-GB"/>
         </w:rPr>
-        <w:t xml:space="preserve">. </w:t>
-      </w:r>
-      <w:r>
-        <w:rPr>
-          <w:lang w:val="en-GB"/>
-        </w:rPr>
-        <w:t xml:space="preserve">In order to limit the size of the git repository, the grid file </w:t>
+        <w:t xml:space="preserve">. In order to limit the size of the git repository, the grid file </w:t>
       </w:r>
       <w:r>
         <w:rPr>
@@ -9659,19 +9811,7 @@
           <w:rPr>
             <w:lang w:val="en-GB"/>
           </w:rPr>
-          <w:t>https://mercure.cerfacs.fr/oasis3-mct/examples/regrid_environment/OASIS/</w:t>
-        </w:r>
-        <w:r>
-          <w:rPr>
-            <w:lang w:val="en-GB"/>
-          </w:rPr>
-          <w:t>g</w:t>
-        </w:r>
-        <w:r>
-          <w:rPr>
-            <w:lang w:val="en-GB"/>
-          </w:rPr>
-          <w:t>rids.nc</w:t>
+          <w:t>https://mercure.cerfacs.fr/oasis3-mct/examples/regrid_environment/OASIS/grids.nc</w:t>
         </w:r>
       </w:hyperlink>
       <w:r>
@@ -9895,13 +10035,20 @@
         <w:rPr>
           <w:lang w:val="en-US"/>
         </w:rPr>
-        <w:t>are also copied to the working directory</w:t>
-      </w:r>
-      <w:r>
-        <w:rPr>
-          <w:rStyle w:val="Appelnotedebasdep"/>
+        <w:t xml:space="preserve">are </w:t>
+      </w:r>
+      <w:r>
+        <w:rPr>
           <w:lang w:val="en-US"/>
         </w:rPr>
+        <w:lastRenderedPageBreak/>
+        <w:t>also copied to the working directory</w:t>
+      </w:r>
+      <w:r>
+        <w:rPr>
+          <w:rStyle w:val="FootnoteReference"/>
+          <w:lang w:val="en-US"/>
+        </w:rPr>
         <w:footnoteReference w:id="4"/>
       </w:r>
       <w:r>
@@ -9933,14 +10080,7 @@
         <w:rPr>
           <w:lang w:val="en-US"/>
         </w:rPr>
-        <w:t xml:space="preserve"> which </w:t>
-      </w:r>
-      <w:r>
-        <w:rPr>
-          <w:lang w:val="en-US"/>
-        </w:rPr>
-        <w:lastRenderedPageBreak/>
-        <w:t>transforms the weight file generated by ESMF to the OASIS3-MCT weight file format, is also copied.</w:t>
+        <w:t xml:space="preserve"> which transforms the weight file generated by ESMF to the OASIS3-MCT weight file format, is also copied.</w:t>
       </w:r>
     </w:p>
     <w:p>
@@ -10100,7 +10240,7 @@
     </w:p>
     <w:p>
       <w:pPr>
-        <w:pStyle w:val="Paragraphedeliste"/>
+        <w:pStyle w:val="ListParagraph"/>
         <w:numPr>
           <w:ilvl w:val="1"/>
           <w:numId w:val="5"/>
@@ -10361,7 +10501,7 @@
     </w:p>
     <w:p>
       <w:pPr>
-        <w:pStyle w:val="Paragraphedeliste"/>
+        <w:pStyle w:val="ListParagraph"/>
         <w:numPr>
           <w:ilvl w:val="2"/>
           <w:numId w:val="5"/>
@@ -10428,7 +10568,7 @@
     </w:p>
     <w:p>
       <w:pPr>
-        <w:pStyle w:val="Paragraphedeliste"/>
+        <w:pStyle w:val="ListParagraph"/>
         <w:numPr>
           <w:ilvl w:val="2"/>
           <w:numId w:val="5"/>
@@ -10562,7 +10702,7 @@
     </w:p>
     <w:p>
       <w:pPr>
-        <w:pStyle w:val="Paragraphedeliste"/>
+        <w:pStyle w:val="ListParagraph"/>
         <w:numPr>
           <w:ilvl w:val="0"/>
           <w:numId w:val="8"/>
@@ -10769,7 +10909,7 @@
     </w:p>
     <w:p>
       <w:pPr>
-        <w:pStyle w:val="Paragraphedeliste"/>
+        <w:pStyle w:val="ListParagraph"/>
         <w:numPr>
           <w:ilvl w:val="0"/>
           <w:numId w:val="8"/>
@@ -11026,7 +11166,7 @@
     </w:p>
     <w:p>
       <w:pPr>
-        <w:pStyle w:val="Paragraphedeliste"/>
+        <w:pStyle w:val="ListParagraph"/>
         <w:numPr>
           <w:ilvl w:val="0"/>
           <w:numId w:val="8"/>
@@ -11277,7 +11417,7 @@
     </w:p>
     <w:p>
       <w:pPr>
-        <w:pStyle w:val="Paragraphedeliste"/>
+        <w:pStyle w:val="ListParagraph"/>
         <w:numPr>
           <w:ilvl w:val="0"/>
           <w:numId w:val="8"/>
@@ -11472,7 +11612,7 @@
     </w:p>
     <w:p>
       <w:pPr>
-        <w:pStyle w:val="Paragraphedeliste"/>
+        <w:pStyle w:val="ListParagraph"/>
         <w:numPr>
           <w:ilvl w:val="0"/>
           <w:numId w:val="8"/>
@@ -11710,7 +11850,7 @@
     </w:p>
     <w:p>
       <w:pPr>
-        <w:pStyle w:val="Paragraphedeliste"/>
+        <w:pStyle w:val="ListParagraph"/>
         <w:numPr>
           <w:ilvl w:val="0"/>
           <w:numId w:val="9"/>
@@ -11745,6 +11885,7 @@
           <w:szCs w:val="22"/>
           <w:lang w:val="en-GB"/>
         </w:rPr>
+        <w:lastRenderedPageBreak/>
         <w:t>--</w:t>
       </w:r>
       <w:proofErr w:type="spellStart"/>
@@ -11855,7 +11996,7 @@
     </w:p>
     <w:p>
       <w:pPr>
-        <w:pStyle w:val="Paragraphedeliste"/>
+        <w:pStyle w:val="ListParagraph"/>
         <w:numPr>
           <w:ilvl w:val="0"/>
           <w:numId w:val="9"/>
@@ -11890,7 +12031,6 @@
           <w:szCs w:val="22"/>
           <w:lang w:val="en-GB"/>
         </w:rPr>
-        <w:lastRenderedPageBreak/>
         <w:t>--</w:t>
       </w:r>
       <w:proofErr w:type="spellStart"/>
@@ -11965,7 +12105,7 @@
     </w:p>
     <w:p>
       <w:pPr>
-        <w:pStyle w:val="Paragraphedeliste"/>
+        <w:pStyle w:val="ListParagraph"/>
         <w:numPr>
           <w:ilvl w:val="0"/>
           <w:numId w:val="9"/>
@@ -12063,7 +12203,7 @@
     </w:p>
     <w:p>
       <w:pPr>
-        <w:pStyle w:val="Paragraphedeliste"/>
+        <w:pStyle w:val="ListParagraph"/>
         <w:numPr>
           <w:ilvl w:val="0"/>
           <w:numId w:val="9"/>
@@ -12287,7 +12427,7 @@
     </w:p>
     <w:p>
       <w:pPr>
-        <w:pStyle w:val="Paragraphedeliste"/>
+        <w:pStyle w:val="ListParagraph"/>
         <w:numPr>
           <w:ilvl w:val="2"/>
           <w:numId w:val="5"/>
@@ -12458,7 +12598,7 @@
     </w:p>
     <w:p>
       <w:pPr>
-        <w:pStyle w:val="Paragraphedeliste"/>
+        <w:pStyle w:val="ListParagraph"/>
         <w:numPr>
           <w:ilvl w:val="1"/>
           <w:numId w:val="5"/>
@@ -13276,7 +13416,14 @@
         <w:rPr>
           <w:lang w:val="en-GB"/>
         </w:rPr>
-        <w:t>f conserv2nd is chosen for an LR grid, the gradients in the longitudinal and latitudinal directions</w:t>
+        <w:t xml:space="preserve">f conserv2nd is chosen for an LR grid, the </w:t>
+      </w:r>
+      <w:r>
+        <w:rPr>
+          <w:lang w:val="en-GB"/>
+        </w:rPr>
+        <w:lastRenderedPageBreak/>
+        <w:t>gradients in the longitudinal and latitudinal directions</w:t>
       </w:r>
       <w:r>
         <w:rPr>
@@ -13390,7 +13537,6 @@
         <w:rPr>
           <w:lang w:val="en-GB"/>
         </w:rPr>
-        <w:lastRenderedPageBreak/>
         <w:t xml:space="preserve">The received field is transformed to give the value of 10000 to masked target point and the value of 1.e20 to </w:t>
       </w:r>
       <w:r>
@@ -13607,7 +13753,7 @@
     </w:p>
     <w:p>
       <w:pPr>
-        <w:pStyle w:val="Paragraphedeliste"/>
+        <w:pStyle w:val="ListParagraph"/>
         <w:numPr>
           <w:ilvl w:val="0"/>
           <w:numId w:val="5"/>
@@ -13688,7 +13834,7 @@
     </w:p>
     <w:p>
       <w:pPr>
-        <w:pStyle w:val="Paragraphedeliste"/>
+        <w:pStyle w:val="ListParagraph"/>
         <w:numPr>
           <w:ilvl w:val="0"/>
           <w:numId w:val="10"/>
@@ -13863,7 +14009,7 @@
     </w:p>
     <w:p>
       <w:pPr>
-        <w:pStyle w:val="Paragraphedeliste"/>
+        <w:pStyle w:val="ListParagraph"/>
         <w:numPr>
           <w:ilvl w:val="0"/>
           <w:numId w:val="10"/>
@@ -14053,7 +14199,7 @@
     </w:p>
     <w:p>
       <w:pPr>
-        <w:pStyle w:val="Paragraphedeliste"/>
+        <w:pStyle w:val="ListParagraph"/>
         <w:numPr>
           <w:ilvl w:val="0"/>
           <w:numId w:val="10"/>
@@ -14149,7 +14295,7 @@
     </w:p>
     <w:p>
       <w:pPr>
-        <w:pStyle w:val="Paragraphedeliste"/>
+        <w:pStyle w:val="ListParagraph"/>
         <w:numPr>
           <w:ilvl w:val="0"/>
           <w:numId w:val="10"/>
@@ -14508,7 +14654,7 @@
       <w:hyperlink r:id="rId15" w:history="1">
         <w:r>
           <w:rPr>
-            <w:rStyle w:val="Lienhypertexte"/>
+            <w:rStyle w:val="Hyperlink"/>
             <w:lang w:val="en-GB"/>
           </w:rPr>
           <w:t>oasishelp@cerfacs.fr</w:t>
@@ -14751,7 +14897,7 @@
       <w:hyperlink r:id="rId16" w:history="1">
         <w:r>
           <w:rPr>
-            <w:rStyle w:val="Lienhypertexte"/>
+            <w:rStyle w:val="Hyperlink"/>
           </w:rPr>
           <w:t>https://oasis.cerfacs.fr/wp-content/uploads/sites/114/2021/08/GLOBC_TR_Jonville-SCRIP_CONSERV_TRNORM_partB_2019.pdf</w:t>
         </w:r>
@@ -14812,7 +14958,7 @@
       <w:hyperlink r:id="rId17" w:history="1">
         <w:r>
           <w:rPr>
-            <w:rStyle w:val="Lienhypertexte"/>
+            <w:rStyle w:val="Hyperlink"/>
           </w:rPr>
           <w:t>https://oasis.cerfacs.fr/wp-content/uploads/sites/114/2021/08/GLOBC_WN_Piacentini_Parallel_SCRIP_cmgc_18_34_2018.pdf</w:t>
         </w:r>
@@ -14877,7 +15023,7 @@
       <w:hyperlink r:id="rId18" w:history="1">
         <w:r>
           <w:rPr>
-            <w:rStyle w:val="Lienhypertexte"/>
+            <w:rStyle w:val="Hyperlink"/>
           </w:rPr>
           <w:t>https://oasis.cerfacs.fr/wp-content/uploads/sites/114/2021/08/GLOBC_TR_Valcke-SCRIP_CONSERV_TRNORM_partA_2019.pdf</w:t>
         </w:r>
@@ -15063,7 +15209,7 @@
 <w:ftr xmlns:wpc="http://schemas.microsoft.com/office/word/2010/wordprocessingCanvas" xmlns:cx="http://schemas.microsoft.com/office/drawing/2014/chartex" xmlns:cx1="http://schemas.microsoft.com/office/drawing/2015/9/8/chartex" xmlns:cx2="http://schemas.microsoft.com/office/drawing/2015/10/21/chartex" xmlns:cx3="http://schemas.microsoft.com/office/drawing/2016/5/9/chartex" xmlns:cx4="http://schemas.microsoft.com/office/drawing/2016/5/10/chartex" xmlns:cx5="http://schemas.microsoft.com/office/drawing/2016/5/11/chartex" xmlns:cx6="http://schemas.microsoft.com/office/drawing/2016/5/12/chartex" xmlns:cx7="http://schemas.microsoft.com/office/drawing/2016/5/13/chartex" xmlns:cx8="http://schemas.microsoft.com/office/drawing/2016/5/14/chartex" xmlns:mc="http://schemas.openxmlformats.org/markup-compatibility/2006" xmlns:aink="http://schemas.microsoft.com/office/drawing/2016/ink" xmlns:am3d="http://schemas.microsoft.com/office/drawing/2017/model3d" xmlns:o="urn:schemas-microsoft-com:office:office" xmlns:oel="http://schemas.microsoft.com/office/2019/extlst" xmlns:r="http://schemas.openxmlformats.org/officeDocument/2006/relationships" xmlns:m="http://schemas.openxmlformats.org/officeDocument/2006/math" xmlns:v="urn:schemas-microsoft-com:vml" xmlns:wp14="http://schemas.microsoft.com/office/word/2010/wordprocessingDrawing" xmlns:wp="http://schemas.openxmlformats.org/drawingml/2006/wordprocessingDrawing" xmlns:w10="urn:schemas-microsoft-com:office:word" xmlns:w="http://schemas.openxmlformats.org/wordprocessingml/2006/main" xmlns:w14="http://schemas.microsoft.com/office/word/2010/wordml" xmlns:w15="http://schemas.microsoft.com/office/word/2012/wordml" xmlns:w16cex="http://schemas.microsoft.com/office/word/2018/wordml/cex" xmlns:w16cid="http://schemas.microsoft.com/office/word/2016/wordml/cid" xmlns:w16="http://schemas.microsoft.com/office/word/2018/wordml" xmlns:w16sdtdh="http://schemas.microsoft.com/office/word/2020/wordml/sdtdatahash" xmlns:w16se="http://schemas.microsoft.com/office/word/2015/wordml/symex" xmlns:wpg="http://schemas.microsoft.com/office/word/2010/wordprocessingGroup" xmlns:wpi="http://schemas.microsoft.com/office/word/2010/wordprocessingInk" xmlns:wne="http://schemas.microsoft.com/office/word/2006/wordml" xmlns:wps="http://schemas.microsoft.com/office/word/2010/wordprocessingShape" mc:Ignorable="w14 w15 w16se w16cid w16 w16cex w16sdtdh wp14">
   <w:p>
     <w:pPr>
-      <w:pStyle w:val="Pieddepage"/>
+      <w:pStyle w:val="Footer"/>
     </w:pPr>
   </w:p>
 </w:ftr>
@@ -15073,7 +15219,7 @@
 <w:ftr xmlns:wpc="http://schemas.microsoft.com/office/word/2010/wordprocessingCanvas" xmlns:cx="http://schemas.microsoft.com/office/drawing/2014/chartex" xmlns:cx1="http://schemas.microsoft.com/office/drawing/2015/9/8/chartex" xmlns:cx2="http://schemas.microsoft.com/office/drawing/2015/10/21/chartex" xmlns:cx3="http://schemas.microsoft.com/office/drawing/2016/5/9/chartex" xmlns:cx4="http://schemas.microsoft.com/office/drawing/2016/5/10/chartex" xmlns:cx5="http://schemas.microsoft.com/office/drawing/2016/5/11/chartex" xmlns:cx6="http://schemas.microsoft.com/office/drawing/2016/5/12/chartex" xmlns:cx7="http://schemas.microsoft.com/office/drawing/2016/5/13/chartex" xmlns:cx8="http://schemas.microsoft.com/office/drawing/2016/5/14/chartex" xmlns:mc="http://schemas.openxmlformats.org/markup-compatibility/2006" xmlns:aink="http://schemas.microsoft.com/office/drawing/2016/ink" xmlns:am3d="http://schemas.microsoft.com/office/drawing/2017/model3d" xmlns:o="urn:schemas-microsoft-com:office:office" xmlns:oel="http://schemas.microsoft.com/office/2019/extlst" xmlns:r="http://schemas.openxmlformats.org/officeDocument/2006/relationships" xmlns:m="http://schemas.openxmlformats.org/officeDocument/2006/math" xmlns:v="urn:schemas-microsoft-com:vml" xmlns:wp14="http://schemas.microsoft.com/office/word/2010/wordprocessingDrawing" xmlns:wp="http://schemas.openxmlformats.org/drawingml/2006/wordprocessingDrawing" xmlns:w10="urn:schemas-microsoft-com:office:word" xmlns:w="http://schemas.openxmlformats.org/wordprocessingml/2006/main" xmlns:w14="http://schemas.microsoft.com/office/word/2010/wordml" xmlns:w15="http://schemas.microsoft.com/office/word/2012/wordml" xmlns:w16cex="http://schemas.microsoft.com/office/word/2018/wordml/cex" xmlns:w16cid="http://schemas.microsoft.com/office/word/2016/wordml/cid" xmlns:w16="http://schemas.microsoft.com/office/word/2018/wordml" xmlns:w16sdtdh="http://schemas.microsoft.com/office/word/2020/wordml/sdtdatahash" xmlns:w16se="http://schemas.microsoft.com/office/word/2015/wordml/symex" xmlns:wpg="http://schemas.microsoft.com/office/word/2010/wordprocessingGroup" xmlns:wpi="http://schemas.microsoft.com/office/word/2010/wordprocessingInk" xmlns:wne="http://schemas.microsoft.com/office/word/2006/wordml" xmlns:wps="http://schemas.microsoft.com/office/word/2010/wordprocessingShape" mc:Ignorable="w14 w15 w16se w16cid w16 w16cex w16sdtdh wp14">
   <w:p>
     <w:pPr>
-      <w:pStyle w:val="Pieddepage"/>
+      <w:pStyle w:val="Footer"/>
       <w:jc w:val="right"/>
     </w:pPr>
     <w:r>
@@ -15097,7 +15243,7 @@
   </w:p>
   <w:p>
     <w:pPr>
-      <w:pStyle w:val="Pieddepage"/>
+      <w:pStyle w:val="Footer"/>
     </w:pPr>
   </w:p>
 </w:ftr>
@@ -15107,7 +15253,7 @@
 <w:ftr xmlns:wpc="http://schemas.microsoft.com/office/word/2010/wordprocessingCanvas" xmlns:cx="http://schemas.microsoft.com/office/drawing/2014/chartex" xmlns:cx1="http://schemas.microsoft.com/office/drawing/2015/9/8/chartex" xmlns:cx2="http://schemas.microsoft.com/office/drawing/2015/10/21/chartex" xmlns:cx3="http://schemas.microsoft.com/office/drawing/2016/5/9/chartex" xmlns:cx4="http://schemas.microsoft.com/office/drawing/2016/5/10/chartex" xmlns:cx5="http://schemas.microsoft.com/office/drawing/2016/5/11/chartex" xmlns:cx6="http://schemas.microsoft.com/office/drawing/2016/5/12/chartex" xmlns:cx7="http://schemas.microsoft.com/office/drawing/2016/5/13/chartex" xmlns:cx8="http://schemas.microsoft.com/office/drawing/2016/5/14/chartex" xmlns:mc="http://schemas.openxmlformats.org/markup-compatibility/2006" xmlns:aink="http://schemas.microsoft.com/office/drawing/2016/ink" xmlns:am3d="http://schemas.microsoft.com/office/drawing/2017/model3d" xmlns:o="urn:schemas-microsoft-com:office:office" xmlns:oel="http://schemas.microsoft.com/office/2019/extlst" xmlns:r="http://schemas.openxmlformats.org/officeDocument/2006/relationships" xmlns:m="http://schemas.openxmlformats.org/officeDocument/2006/math" xmlns:v="urn:schemas-microsoft-com:vml" xmlns:wp14="http://schemas.microsoft.com/office/word/2010/wordprocessingDrawing" xmlns:wp="http://schemas.openxmlformats.org/drawingml/2006/wordprocessingDrawing" xmlns:w10="urn:schemas-microsoft-com:office:word" xmlns:w="http://schemas.openxmlformats.org/wordprocessingml/2006/main" xmlns:w14="http://schemas.microsoft.com/office/word/2010/wordml" xmlns:w15="http://schemas.microsoft.com/office/word/2012/wordml" xmlns:w16cex="http://schemas.microsoft.com/office/word/2018/wordml/cex" xmlns:w16cid="http://schemas.microsoft.com/office/word/2016/wordml/cid" xmlns:w16="http://schemas.microsoft.com/office/word/2018/wordml" xmlns:w16sdtdh="http://schemas.microsoft.com/office/word/2020/wordml/sdtdatahash" xmlns:w16se="http://schemas.microsoft.com/office/word/2015/wordml/symex" xmlns:wpg="http://schemas.microsoft.com/office/word/2010/wordprocessingGroup" xmlns:wpi="http://schemas.microsoft.com/office/word/2010/wordprocessingInk" xmlns:wne="http://schemas.microsoft.com/office/word/2006/wordml" xmlns:wps="http://schemas.microsoft.com/office/word/2010/wordprocessingShape" mc:Ignorable="w14 w15 w16se w16cid w16 w16cex w16sdtdh wp14">
   <w:p>
     <w:pPr>
-      <w:pStyle w:val="Pieddepage"/>
+      <w:pStyle w:val="Footer"/>
     </w:pPr>
   </w:p>
 </w:ftr>
@@ -15140,7 +15286,7 @@
       </w:pPr>
       <w:r>
         <w:rPr>
-          <w:rStyle w:val="Appelnotedebasdep"/>
+          <w:rStyle w:val="FootnoteReference"/>
         </w:rPr>
         <w:footnoteRef/>
       </w:r>
@@ -15165,7 +15311,7 @@
     </w:p>
     <w:p>
       <w:pPr>
-        <w:pStyle w:val="Notedebasdepage"/>
+        <w:pStyle w:val="FootnoteText"/>
         <w:rPr>
           <w:lang w:val="en-GB"/>
         </w:rPr>
@@ -15175,14 +15321,14 @@
   <w:footnote w:id="2">
     <w:p>
       <w:pPr>
-        <w:pStyle w:val="Notedebasdepage"/>
+        <w:pStyle w:val="FootnoteText"/>
         <w:rPr>
           <w:lang w:val="en-US"/>
         </w:rPr>
       </w:pPr>
       <w:r>
         <w:rPr>
-          <w:rStyle w:val="Appelnotedebasdep"/>
+          <w:rStyle w:val="FootnoteReference"/>
         </w:rPr>
         <w:footnoteRef/>
       </w:r>
@@ -15239,7 +15385,7 @@
   <w:footnote w:id="3">
     <w:p>
       <w:pPr>
-        <w:pStyle w:val="Notedebasdepage"/>
+        <w:pStyle w:val="FootnoteText"/>
         <w:rPr>
           <w:sz w:val="22"/>
           <w:szCs w:val="22"/>
@@ -15248,7 +15394,7 @@
       </w:pPr>
       <w:r>
         <w:rPr>
-          <w:rStyle w:val="Appelnotedebasdep"/>
+          <w:rStyle w:val="FootnoteReference"/>
         </w:rPr>
         <w:footnoteRef/>
       </w:r>
@@ -15271,7 +15417,7 @@
   <w:footnote w:id="4">
     <w:p>
       <w:pPr>
-        <w:pStyle w:val="Notedebasdepage"/>
+        <w:pStyle w:val="FootnoteText"/>
         <w:rPr>
           <w:sz w:val="22"/>
           <w:szCs w:val="22"/>
@@ -15280,7 +15426,7 @@
       </w:pPr>
       <w:r>
         <w:rPr>
-          <w:rStyle w:val="Appelnotedebasdep"/>
+          <w:rStyle w:val="FootnoteReference"/>
           <w:sz w:val="22"/>
           <w:szCs w:val="22"/>
         </w:rPr>
@@ -15441,7 +15587,7 @@
 <w:hdr xmlns:wpc="http://schemas.microsoft.com/office/word/2010/wordprocessingCanvas" xmlns:cx="http://schemas.microsoft.com/office/drawing/2014/chartex" xmlns:cx1="http://schemas.microsoft.com/office/drawing/2015/9/8/chartex" xmlns:cx2="http://schemas.microsoft.com/office/drawing/2015/10/21/chartex" xmlns:cx3="http://schemas.microsoft.com/office/drawing/2016/5/9/chartex" xmlns:cx4="http://schemas.microsoft.com/office/drawing/2016/5/10/chartex" xmlns:cx5="http://schemas.microsoft.com/office/drawing/2016/5/11/chartex" xmlns:cx6="http://schemas.microsoft.com/office/drawing/2016/5/12/chartex" xmlns:cx7="http://schemas.microsoft.com/office/drawing/2016/5/13/chartex" xmlns:cx8="http://schemas.microsoft.com/office/drawing/2016/5/14/chartex" xmlns:mc="http://schemas.openxmlformats.org/markup-compatibility/2006" xmlns:aink="http://schemas.microsoft.com/office/drawing/2016/ink" xmlns:am3d="http://schemas.microsoft.com/office/drawing/2017/model3d" xmlns:o="urn:schemas-microsoft-com:office:office" xmlns:oel="http://schemas.microsoft.com/office/2019/extlst" xmlns:r="http://schemas.openxmlformats.org/officeDocument/2006/relationships" xmlns:m="http://schemas.openxmlformats.org/officeDocument/2006/math" xmlns:v="urn:schemas-microsoft-com:vml" xmlns:wp14="http://schemas.microsoft.com/office/word/2010/wordprocessingDrawing" xmlns:wp="http://schemas.openxmlformats.org/drawingml/2006/wordprocessingDrawing" xmlns:w10="urn:schemas-microsoft-com:office:word" xmlns:w="http://schemas.openxmlformats.org/wordprocessingml/2006/main" xmlns:w14="http://schemas.microsoft.com/office/word/2010/wordml" xmlns:w15="http://schemas.microsoft.com/office/word/2012/wordml" xmlns:w16cex="http://schemas.microsoft.com/office/word/2018/wordml/cex" xmlns:w16cid="http://schemas.microsoft.com/office/word/2016/wordml/cid" xmlns:w16="http://schemas.microsoft.com/office/word/2018/wordml" xmlns:w16sdtdh="http://schemas.microsoft.com/office/word/2020/wordml/sdtdatahash" xmlns:w16se="http://schemas.microsoft.com/office/word/2015/wordml/symex" xmlns:wpg="http://schemas.microsoft.com/office/word/2010/wordprocessingGroup" xmlns:wpi="http://schemas.microsoft.com/office/word/2010/wordprocessingInk" xmlns:wne="http://schemas.microsoft.com/office/word/2006/wordml" xmlns:wps="http://schemas.microsoft.com/office/word/2010/wordprocessingShape" mc:Ignorable="w14 w15 w16se w16cid w16 w16cex w16sdtdh wp14">
   <w:p>
     <w:pPr>
-      <w:pStyle w:val="En-tte"/>
+      <w:pStyle w:val="Header"/>
     </w:pPr>
   </w:p>
 </w:hdr>
@@ -15451,7 +15597,7 @@
 <w:hdr xmlns:wpc="http://schemas.microsoft.com/office/word/2010/wordprocessingCanvas" xmlns:cx="http://schemas.microsoft.com/office/drawing/2014/chartex" xmlns:cx1="http://schemas.microsoft.com/office/drawing/2015/9/8/chartex" xmlns:cx2="http://schemas.microsoft.com/office/drawing/2015/10/21/chartex" xmlns:cx3="http://schemas.microsoft.com/office/drawing/2016/5/9/chartex" xmlns:cx4="http://schemas.microsoft.com/office/drawing/2016/5/10/chartex" xmlns:cx5="http://schemas.microsoft.com/office/drawing/2016/5/11/chartex" xmlns:cx6="http://schemas.microsoft.com/office/drawing/2016/5/12/chartex" xmlns:cx7="http://schemas.microsoft.com/office/drawing/2016/5/13/chartex" xmlns:cx8="http://schemas.microsoft.com/office/drawing/2016/5/14/chartex" xmlns:mc="http://schemas.openxmlformats.org/markup-compatibility/2006" xmlns:aink="http://schemas.microsoft.com/office/drawing/2016/ink" xmlns:am3d="http://schemas.microsoft.com/office/drawing/2017/model3d" xmlns:o="urn:schemas-microsoft-com:office:office" xmlns:oel="http://schemas.microsoft.com/office/2019/extlst" xmlns:r="http://schemas.openxmlformats.org/officeDocument/2006/relationships" xmlns:m="http://schemas.openxmlformats.org/officeDocument/2006/math" xmlns:v="urn:schemas-microsoft-com:vml" xmlns:wp14="http://schemas.microsoft.com/office/word/2010/wordprocessingDrawing" xmlns:wp="http://schemas.openxmlformats.org/drawingml/2006/wordprocessingDrawing" xmlns:w10="urn:schemas-microsoft-com:office:word" xmlns:w="http://schemas.openxmlformats.org/wordprocessingml/2006/main" xmlns:w14="http://schemas.microsoft.com/office/word/2010/wordml" xmlns:w15="http://schemas.microsoft.com/office/word/2012/wordml" xmlns:w16cex="http://schemas.microsoft.com/office/word/2018/wordml/cex" xmlns:w16cid="http://schemas.microsoft.com/office/word/2016/wordml/cid" xmlns:w16="http://schemas.microsoft.com/office/word/2018/wordml" xmlns:w16sdtdh="http://schemas.microsoft.com/office/word/2020/wordml/sdtdatahash" xmlns:w16se="http://schemas.microsoft.com/office/word/2015/wordml/symex" xmlns:wpg="http://schemas.microsoft.com/office/word/2010/wordprocessingGroup" xmlns:wpi="http://schemas.microsoft.com/office/word/2010/wordprocessingInk" xmlns:wne="http://schemas.microsoft.com/office/word/2006/wordml" xmlns:wps="http://schemas.microsoft.com/office/word/2010/wordprocessingShape" mc:Ignorable="w14 w15 w16se w16cid w16 w16cex w16sdtdh wp14">
   <w:p>
     <w:pPr>
-      <w:pStyle w:val="En-tte"/>
+      <w:pStyle w:val="Header"/>
     </w:pPr>
   </w:p>
 </w:hdr>
@@ -15461,7 +15607,7 @@
 <w:hdr xmlns:wpc="http://schemas.microsoft.com/office/word/2010/wordprocessingCanvas" xmlns:cx="http://schemas.microsoft.com/office/drawing/2014/chartex" xmlns:cx1="http://schemas.microsoft.com/office/drawing/2015/9/8/chartex" xmlns:cx2="http://schemas.microsoft.com/office/drawing/2015/10/21/chartex" xmlns:cx3="http://schemas.microsoft.com/office/drawing/2016/5/9/chartex" xmlns:cx4="http://schemas.microsoft.com/office/drawing/2016/5/10/chartex" xmlns:cx5="http://schemas.microsoft.com/office/drawing/2016/5/11/chartex" xmlns:cx6="http://schemas.microsoft.com/office/drawing/2016/5/12/chartex" xmlns:cx7="http://schemas.microsoft.com/office/drawing/2016/5/13/chartex" xmlns:cx8="http://schemas.microsoft.com/office/drawing/2016/5/14/chartex" xmlns:mc="http://schemas.openxmlformats.org/markup-compatibility/2006" xmlns:aink="http://schemas.microsoft.com/office/drawing/2016/ink" xmlns:am3d="http://schemas.microsoft.com/office/drawing/2017/model3d" xmlns:o="urn:schemas-microsoft-com:office:office" xmlns:oel="http://schemas.microsoft.com/office/2019/extlst" xmlns:r="http://schemas.openxmlformats.org/officeDocument/2006/relationships" xmlns:m="http://schemas.openxmlformats.org/officeDocument/2006/math" xmlns:v="urn:schemas-microsoft-com:vml" xmlns:wp14="http://schemas.microsoft.com/office/word/2010/wordprocessingDrawing" xmlns:wp="http://schemas.openxmlformats.org/drawingml/2006/wordprocessingDrawing" xmlns:w10="urn:schemas-microsoft-com:office:word" xmlns:w="http://schemas.openxmlformats.org/wordprocessingml/2006/main" xmlns:w14="http://schemas.microsoft.com/office/word/2010/wordml" xmlns:w15="http://schemas.microsoft.com/office/word/2012/wordml" xmlns:w16cex="http://schemas.microsoft.com/office/word/2018/wordml/cex" xmlns:w16cid="http://schemas.microsoft.com/office/word/2016/wordml/cid" xmlns:w16="http://schemas.microsoft.com/office/word/2018/wordml" xmlns:w16sdtdh="http://schemas.microsoft.com/office/word/2020/wordml/sdtdatahash" xmlns:w16se="http://schemas.microsoft.com/office/word/2015/wordml/symex" xmlns:wpg="http://schemas.microsoft.com/office/word/2010/wordprocessingGroup" xmlns:wpi="http://schemas.microsoft.com/office/word/2010/wordprocessingInk" xmlns:wne="http://schemas.microsoft.com/office/word/2006/wordml" xmlns:wps="http://schemas.microsoft.com/office/word/2010/wordprocessingShape" mc:Ignorable="w14 w15 w16se w16cid w16 w16cex w16sdtdh wp14">
   <w:p>
     <w:pPr>
-      <w:pStyle w:val="En-tte"/>
+      <w:pStyle w:val="Header"/>
     </w:pPr>
   </w:p>
 </w:hdr>
@@ -17780,11 +17926,6 @@
     <w:lsdException w:name="Book Title" w:uiPriority="33" w:qFormat="1"/>
     <w:lsdException w:name="Bibliography" w:semiHidden="1" w:uiPriority="37" w:unhideWhenUsed="1"/>
     <w:lsdException w:name="TOC Heading" w:semiHidden="1" w:uiPriority="39" w:unhideWhenUsed="1" w:qFormat="1"/>
-    <w:lsdException w:name="Plain Table 5" w:semiHidden="1" w:unhideWhenUsed="1"/>
-    <w:lsdException w:name="Grid Table Light" w:semiHidden="1" w:unhideWhenUsed="1"/>
-    <w:lsdException w:name="Grid Table 1 Light" w:semiHidden="1" w:unhideWhenUsed="1"/>
-    <w:lsdException w:name="Grid Table 2" w:semiHidden="1" w:unhideWhenUsed="1"/>
-    <w:lsdException w:name="Grid Table 3" w:semiHidden="1" w:unhideWhenUsed="1"/>
     <w:lsdException w:name="Grid Table 4" w:uiPriority="49"/>
     <w:lsdException w:name="Grid Table 5 Dark" w:uiPriority="50"/>
     <w:lsdException w:name="Grid Table 6 Colorful" w:uiPriority="51"/>
@@ -17898,13 +18039,13 @@
       <w:lang w:val="fr-FR" w:eastAsia="ar-SA"/>
     </w:rPr>
   </w:style>
-  <w:style w:type="character" w:default="1" w:styleId="Policepardfaut">
+  <w:style w:type="character" w:default="1" w:styleId="DefaultParagraphFont">
     <w:name w:val="Default Paragraph Font"/>
     <w:uiPriority w:val="1"/>
     <w:semiHidden/>
     <w:unhideWhenUsed/>
   </w:style>
-  <w:style w:type="table" w:default="1" w:styleId="TableauNormal">
+  <w:style w:type="table" w:default="1" w:styleId="TableNormal">
     <w:name w:val="Normal Table"/>
     <w:uiPriority w:val="99"/>
     <w:semiHidden/>
@@ -17919,7 +18060,7 @@
       </w:tblCellMar>
     </w:tblPr>
   </w:style>
-  <w:style w:type="numbering" w:default="1" w:styleId="Aucuneliste">
+  <w:style w:type="numbering" w:default="1" w:styleId="NoList">
     <w:name w:val="No List"/>
     <w:uiPriority w:val="99"/>
     <w:semiHidden/>
@@ -18642,7 +18783,7 @@
       <w:rFonts w:ascii="Wingdings" w:hAnsi="Wingdings"/>
     </w:rPr>
   </w:style>
-  <w:style w:type="character" w:styleId="lev">
+  <w:style w:type="character" w:styleId="Strong">
     <w:name w:val="Strong"/>
     <w:qFormat/>
     <w:rPr>
@@ -18650,7 +18791,7 @@
       <w:bCs/>
     </w:rPr>
   </w:style>
-  <w:style w:type="character" w:styleId="Marquedecommentaire">
+  <w:style w:type="character" w:styleId="CommentReference">
     <w:name w:val="annotation reference"/>
     <w:uiPriority w:val="99"/>
     <w:rPr>
@@ -18658,7 +18799,7 @@
       <w:szCs w:val="16"/>
     </w:rPr>
   </w:style>
-  <w:style w:type="character" w:styleId="Lienhypertexte">
+  <w:style w:type="character" w:styleId="Hyperlink">
     <w:name w:val="Hyperlink"/>
     <w:uiPriority w:val="99"/>
     <w:rPr>
@@ -18692,7 +18833,7 @@
   <w:style w:type="paragraph" w:customStyle="1" w:styleId="Heading">
     <w:name w:val="Heading"/>
     <w:basedOn w:val="Normal"/>
-    <w:next w:val="Corpsdetexte"/>
+    <w:next w:val="BodyText"/>
     <w:pPr>
       <w:keepNext/>
       <w:spacing w:before="240" w:after="120"/>
@@ -18703,21 +18844,21 @@
       <w:szCs w:val="28"/>
     </w:rPr>
   </w:style>
-  <w:style w:type="paragraph" w:styleId="Corpsdetexte">
+  <w:style w:type="paragraph" w:styleId="BodyText">
     <w:name w:val="Body Text"/>
     <w:basedOn w:val="Normal"/>
     <w:pPr>
       <w:spacing w:after="120"/>
     </w:pPr>
   </w:style>
-  <w:style w:type="paragraph" w:styleId="Liste">
+  <w:style w:type="paragraph" w:styleId="List">
     <w:name w:val="List"/>
-    <w:basedOn w:val="Corpsdetexte"/>
+    <w:basedOn w:val="BodyText"/>
     <w:rPr>
       <w:rFonts w:cs="Lohit Devanagari"/>
     </w:rPr>
   </w:style>
-  <w:style w:type="paragraph" w:styleId="Lgende">
+  <w:style w:type="paragraph" w:styleId="Caption">
     <w:name w:val="caption"/>
     <w:basedOn w:val="Normal"/>
     <w:qFormat/>
@@ -18741,10 +18882,10 @@
       <w:rFonts w:cs="Lohit Devanagari"/>
     </w:rPr>
   </w:style>
-  <w:style w:type="paragraph" w:styleId="Titre">
+  <w:style w:type="paragraph" w:styleId="Title">
     <w:name w:val="Title"/>
     <w:basedOn w:val="Normal"/>
-    <w:next w:val="Sous-titre"/>
+    <w:next w:val="Subtitle"/>
     <w:qFormat/>
     <w:pPr>
       <w:jc w:val="center"/>
@@ -18755,10 +18896,10 @@
       <w:lang w:val="en-GB"/>
     </w:rPr>
   </w:style>
-  <w:style w:type="paragraph" w:styleId="Sous-titre">
+  <w:style w:type="paragraph" w:styleId="Subtitle">
     <w:name w:val="Subtitle"/>
     <w:basedOn w:val="Heading"/>
-    <w:next w:val="Corpsdetexte"/>
+    <w:next w:val="BodyText"/>
     <w:qFormat/>
     <w:pPr>
       <w:jc w:val="center"/>
@@ -18768,26 +18909,26 @@
       <w:iCs/>
     </w:rPr>
   </w:style>
-  <w:style w:type="paragraph" w:styleId="Commentaire">
+  <w:style w:type="paragraph" w:styleId="CommentText">
     <w:name w:val="annotation text"/>
     <w:basedOn w:val="Normal"/>
-    <w:link w:val="CommentaireCar"/>
+    <w:link w:val="CommentTextChar"/>
     <w:uiPriority w:val="99"/>
     <w:rPr>
       <w:sz w:val="20"/>
       <w:szCs w:val="20"/>
     </w:rPr>
   </w:style>
-  <w:style w:type="paragraph" w:styleId="Objetducommentaire">
+  <w:style w:type="paragraph" w:styleId="CommentSubject">
     <w:name w:val="annotation subject"/>
-    <w:basedOn w:val="Commentaire"/>
-    <w:next w:val="Commentaire"/>
+    <w:basedOn w:val="CommentText"/>
+    <w:next w:val="CommentText"/>
     <w:rPr>
       <w:b/>
       <w:bCs/>
     </w:rPr>
   </w:style>
-  <w:style w:type="paragraph" w:styleId="Textedebulles">
+  <w:style w:type="paragraph" w:styleId="BalloonText">
     <w:name w:val="Balloon Text"/>
     <w:basedOn w:val="Normal"/>
     <w:rPr>
@@ -18796,14 +18937,14 @@
       <w:szCs w:val="16"/>
     </w:rPr>
   </w:style>
-  <w:style w:type="paragraph" w:styleId="Explorateurdedocuments">
+  <w:style w:type="paragraph" w:styleId="DocumentMap">
     <w:name w:val="Document Map"/>
     <w:basedOn w:val="Normal"/>
     <w:rPr>
       <w:rFonts w:ascii="Lucida Grande" w:hAnsi="Lucida Grande"/>
     </w:rPr>
   </w:style>
-  <w:style w:type="paragraph" w:styleId="En-tte">
+  <w:style w:type="paragraph" w:styleId="Header">
     <w:name w:val="header"/>
     <w:basedOn w:val="Normal"/>
     <w:pPr>
@@ -18813,7 +18954,7 @@
       </w:tabs>
     </w:pPr>
   </w:style>
-  <w:style w:type="paragraph" w:styleId="Pieddepage">
+  <w:style w:type="paragraph" w:styleId="Footer">
     <w:name w:val="footer"/>
     <w:basedOn w:val="Normal"/>
     <w:pPr>
@@ -18823,17 +18964,17 @@
       </w:tabs>
     </w:pPr>
   </w:style>
-  <w:style w:type="paragraph" w:styleId="Notedebasdepage">
+  <w:style w:type="paragraph" w:styleId="FootnoteText">
     <w:name w:val="footnote text"/>
     <w:basedOn w:val="Normal"/>
-    <w:link w:val="NotedebasdepageCar"/>
+    <w:link w:val="FootnoteTextChar"/>
     <w:uiPriority w:val="99"/>
     <w:unhideWhenUsed/>
     <w:rsid w:val="002721B6"/>
   </w:style>
-  <w:style w:type="character" w:customStyle="1" w:styleId="NotedebasdepageCar">
-    <w:name w:val="Note de bas de page Car"/>
-    <w:link w:val="Notedebasdepage"/>
+  <w:style w:type="character" w:customStyle="1" w:styleId="FootnoteTextChar">
+    <w:name w:val="Footnote Text Char"/>
+    <w:link w:val="FootnoteText"/>
     <w:uiPriority w:val="99"/>
     <w:rsid w:val="002721B6"/>
     <w:rPr>
@@ -18842,7 +18983,7 @@
       <w:lang w:val="fr-FR" w:eastAsia="ar-SA"/>
     </w:rPr>
   </w:style>
-  <w:style w:type="character" w:styleId="Appelnotedebasdep">
+  <w:style w:type="character" w:styleId="FootnoteReference">
     <w:name w:val="footnote reference"/>
     <w:uiPriority w:val="99"/>
     <w:unhideWhenUsed/>
@@ -18851,7 +18992,7 @@
       <w:vertAlign w:val="superscript"/>
     </w:rPr>
   </w:style>
-  <w:style w:type="paragraph" w:styleId="Rvision">
+  <w:style w:type="paragraph" w:styleId="Revision">
     <w:name w:val="Revision"/>
     <w:hidden/>
     <w:uiPriority w:val="99"/>
@@ -18863,9 +19004,9 @@
       <w:lang w:val="fr-FR" w:eastAsia="ar-SA"/>
     </w:rPr>
   </w:style>
-  <w:style w:type="character" w:customStyle="1" w:styleId="CommentaireCar">
-    <w:name w:val="Commentaire Car"/>
-    <w:link w:val="Commentaire"/>
+  <w:style w:type="character" w:customStyle="1" w:styleId="CommentTextChar">
+    <w:name w:val="Comment Text Char"/>
+    <w:link w:val="CommentText"/>
     <w:uiPriority w:val="99"/>
     <w:rsid w:val="001A3160"/>
     <w:rPr>
@@ -18881,7 +19022,7 @@
       <w:lang w:val="fr-FR" w:eastAsia="fr-FR"/>
     </w:rPr>
   </w:style>
-  <w:style w:type="paragraph" w:styleId="Paragraphedeliste">
+  <w:style w:type="paragraph" w:styleId="ListParagraph">
     <w:name w:val="List Paragraph"/>
     <w:basedOn w:val="Normal"/>
     <w:uiPriority w:val="34"/>
@@ -18894,7 +19035,7 @@
   </w:style>
   <w:style w:type="character" w:customStyle="1" w:styleId="UnresolvedMention1">
     <w:name w:val="Unresolved Mention1"/>
-    <w:basedOn w:val="Policepardfaut"/>
+    <w:basedOn w:val="DefaultParagraphFont"/>
     <w:uiPriority w:val="99"/>
     <w:semiHidden/>
     <w:unhideWhenUsed/>
@@ -18906,12 +19047,12 @@
   </w:style>
   <w:style w:type="character" w:customStyle="1" w:styleId="apple-converted-space">
     <w:name w:val="apple-converted-space"/>
-    <w:basedOn w:val="Policepardfaut"/>
+    <w:basedOn w:val="DefaultParagraphFont"/>
     <w:rsid w:val="0063015F"/>
   </w:style>
-  <w:style w:type="character" w:styleId="Lienhypertextesuivivisit">
+  <w:style w:type="character" w:styleId="FollowedHyperlink">
     <w:name w:val="FollowedHyperlink"/>
-    <w:basedOn w:val="Policepardfaut"/>
+    <w:basedOn w:val="DefaultParagraphFont"/>
     <w:uiPriority w:val="99"/>
     <w:semiHidden/>
     <w:unhideWhenUsed/>

--- a/examples/regrid_environment/regrid_environment_documentation.docx
+++ b/examples/regrid_environment/regrid_environment_documentation.docx
@@ -5254,7 +5254,233 @@
         <w:rPr>
           <w:lang w:val="en-GB"/>
         </w:rPr>
-        <w:t xml:space="preserve">, using the </w:t>
+        <w:t>, using the</w:t>
+      </w:r>
+      <w:r>
+        <w:rPr>
+          <w:lang w:val="en-GB"/>
+        </w:rPr>
+        <w:t xml:space="preserve"> script</w:t>
+      </w:r>
+      <w:r>
+        <w:rPr>
+          <w:lang w:val="en-GB"/>
+        </w:rPr>
+        <w:t xml:space="preserve"> </w:t>
+      </w:r>
+      <w:proofErr w:type="gramStart"/>
+      <w:r>
+        <w:rPr>
+          <w:rFonts w:ascii="Courier New" w:hAnsi="Courier New" w:cs="Courier New"/>
+          <w:lang w:val="en-GB"/>
+        </w:rPr>
+        <w:t>src/</w:t>
+      </w:r>
+      <w:r>
+        <w:rPr>
+          <w:rFonts w:ascii="Courier New" w:hAnsi="Courier New" w:cs="Courier New"/>
+          <w:lang w:val="en-GB"/>
+        </w:rPr>
+        <w:t>oasis_test_build.sh</w:t>
+      </w:r>
+      <w:r>
+        <w:rPr>
+          <w:rFonts w:ascii="Courier New" w:hAnsi="Courier New" w:cs="Courier New"/>
+          <w:lang w:val="en-GB"/>
+        </w:rPr>
+        <w:t xml:space="preserve"> </w:t>
+      </w:r>
+      <w:r>
+        <w:rPr>
+          <w:lang w:val="en-GB"/>
+        </w:rPr>
+        <w:t>.</w:t>
+      </w:r>
+      <w:proofErr w:type="gramEnd"/>
+      <w:r>
+        <w:rPr>
+          <w:lang w:val="en-GB"/>
+        </w:rPr>
+        <w:t xml:space="preserve"> </w:t>
+      </w:r>
+      <w:r>
+        <w:rPr>
+          <w:lang w:val="en-GB"/>
+        </w:rPr>
+        <w:t>Following the rules of OASIS3-MCT compiling environment effective since December 2022,</w:t>
+      </w:r>
+      <w:r>
+        <w:rPr>
+          <w:lang w:val="en-US"/>
+        </w:rPr>
+        <w:t xml:space="preserve"> </w:t>
+      </w:r>
+      <w:r>
+        <w:rPr>
+          <w:rFonts w:ascii="Courier New" w:hAnsi="Courier New" w:cs="Courier New"/>
+          <w:lang w:val="en-GB"/>
+        </w:rPr>
+        <w:t>$OASIS_COUPLE</w:t>
+      </w:r>
+      <w:r>
+        <w:rPr>
+          <w:lang w:val="en-GB"/>
+        </w:rPr>
+        <w:t xml:space="preserve"> and </w:t>
+      </w:r>
+      <w:r>
+        <w:rPr>
+          <w:rFonts w:ascii="Courier New" w:hAnsi="Courier New" w:cs="Courier New"/>
+          <w:lang w:val="en-GB"/>
+        </w:rPr>
+        <w:t>$OASIS_ENV</w:t>
+      </w:r>
+      <w:r>
+        <w:rPr>
+          <w:lang w:val="en-GB"/>
+        </w:rPr>
+        <w:t xml:space="preserve"> </w:t>
+      </w:r>
+      <w:r>
+        <w:rPr>
+          <w:lang w:val="en-GB"/>
+        </w:rPr>
+        <w:t xml:space="preserve">are two environment variables that must be defined. </w:t>
+      </w:r>
+      <w:r>
+        <w:rPr>
+          <w:rFonts w:ascii="Courier New" w:hAnsi="Courier New" w:cs="Courier New"/>
+          <w:lang w:val="en-GB"/>
+        </w:rPr>
+        <w:t>$OASIS_COUPLE</w:t>
+      </w:r>
+      <w:r>
+        <w:rPr>
+          <w:lang w:val="en-GB"/>
+        </w:rPr>
+        <w:t xml:space="preserve"> gives the path</w:t>
+      </w:r>
+      <w:r>
+        <w:rPr>
+          <w:lang w:val="en-GB"/>
+        </w:rPr>
+        <w:t xml:space="preserve"> of the sources of the coupler (/</w:t>
+      </w:r>
+      <w:r>
+        <w:rPr>
+          <w:rFonts w:ascii="Courier New" w:hAnsi="Courier New" w:cs="Courier New"/>
+          <w:lang w:val="en-GB"/>
+        </w:rPr>
+        <w:t>lib, /util, /examples</w:t>
+      </w:r>
+      <w:r>
+        <w:rPr>
+          <w:lang w:val="en-GB"/>
+        </w:rPr>
+        <w:t>, etc. directories)</w:t>
+      </w:r>
+      <w:r>
+        <w:rPr>
+          <w:lang w:val="en-GB"/>
+        </w:rPr>
+        <w:t xml:space="preserve">. </w:t>
+      </w:r>
+      <w:r>
+        <w:rPr>
+          <w:rFonts w:ascii="Courier New" w:hAnsi="Courier New" w:cs="Courier New"/>
+          <w:lang w:val="en-GB"/>
+        </w:rPr>
+        <w:t>$OASIS_ENV</w:t>
+      </w:r>
+      <w:r>
+        <w:rPr>
+          <w:lang w:val="en-GB"/>
+        </w:rPr>
+        <w:t xml:space="preserve"> </w:t>
+      </w:r>
+      <w:r>
+        <w:rPr>
+          <w:lang w:val="en-GB"/>
+        </w:rPr>
+        <w:t xml:space="preserve">gives the extension of the header </w:t>
+      </w:r>
+      <w:proofErr w:type="spellStart"/>
+      <w:r>
+        <w:rPr>
+          <w:lang w:val="en-GB"/>
+        </w:rPr>
+        <w:t>Makefile</w:t>
+      </w:r>
+      <w:proofErr w:type="spellEnd"/>
+      <w:r>
+        <w:rPr>
+          <w:lang w:val="en-GB"/>
+        </w:rPr>
+        <w:t xml:space="preserve"> </w:t>
+      </w:r>
+      <w:proofErr w:type="gramStart"/>
+      <w:r>
+        <w:rPr>
+          <w:rFonts w:ascii="Courier New" w:hAnsi="Courier New" w:cs="Courier New"/>
+          <w:lang w:val="en-GB"/>
+        </w:rPr>
+        <w:t>make.$</w:t>
+      </w:r>
+      <w:proofErr w:type="gramEnd"/>
+      <w:r>
+        <w:rPr>
+          <w:rFonts w:ascii="Courier New" w:hAnsi="Courier New" w:cs="Courier New"/>
+          <w:lang w:val="en-GB"/>
+        </w:rPr>
+        <w:t>{OASIS_ENV}</w:t>
+      </w:r>
+      <w:r>
+        <w:rPr>
+          <w:lang w:val="en-GB"/>
+        </w:rPr>
+        <w:t xml:space="preserve"> from the directory </w:t>
+      </w:r>
+      <w:r>
+        <w:rPr>
+          <w:rFonts w:ascii="Courier New" w:hAnsi="Courier New" w:cs="Courier New"/>
+          <w:lang w:val="en-GB"/>
+        </w:rPr>
+        <w:t>${OASIS_COUPLE}</w:t>
+      </w:r>
+      <w:r>
+        <w:rPr>
+          <w:rFonts w:ascii="Courier New" w:hAnsi="Courier New" w:cs="Courier New"/>
+          <w:lang w:val="en-GB"/>
+        </w:rPr>
+        <w:t>/util/</w:t>
+      </w:r>
+      <w:proofErr w:type="spellStart"/>
+      <w:r>
+        <w:rPr>
+          <w:rFonts w:ascii="Courier New" w:hAnsi="Courier New" w:cs="Courier New"/>
+          <w:lang w:val="en-GB"/>
+        </w:rPr>
+        <w:t>make_dir</w:t>
+      </w:r>
+      <w:proofErr w:type="spellEnd"/>
+      <w:r>
+        <w:rPr>
+          <w:rFonts w:ascii="Courier New" w:hAnsi="Courier New" w:cs="Courier New"/>
+          <w:lang w:val="en-GB"/>
+        </w:rPr>
+        <w:t xml:space="preserve"> </w:t>
+      </w:r>
+      <w:r>
+        <w:rPr>
+          <w:lang w:val="en-GB"/>
+        </w:rPr>
+        <w:t xml:space="preserve">used to compile OASIS3-MCT itself. </w:t>
+      </w:r>
+      <w:r>
+        <w:rPr>
+          <w:lang w:val="en-GB"/>
+        </w:rPr>
+        <w:t xml:space="preserve">Note that </w:t>
       </w:r>
       <w:proofErr w:type="spellStart"/>
       <w:r>
@@ -5286,256 +5512,6 @@
           <w:lang w:val="en-GB"/>
         </w:rPr>
         <w:t>akefile</w:t>
-      </w:r>
-      <w:proofErr w:type="spellEnd"/>
-      <w:r>
-        <w:rPr>
-          <w:lang w:val="en-GB"/>
-        </w:rPr>
-        <w:t xml:space="preserve">. </w:t>
-      </w:r>
-      <w:r>
-        <w:rPr>
-          <w:lang w:val="en-GB"/>
-        </w:rPr>
-        <w:t>Following the rules of OASIS3-MCT compiling environment effective since December 2022,</w:t>
-      </w:r>
-      <w:r>
-        <w:rPr>
-          <w:lang w:val="en-US"/>
-        </w:rPr>
-        <w:t xml:space="preserve"> </w:t>
-      </w:r>
-      <w:r>
-        <w:rPr>
-          <w:rFonts w:ascii="Courier New" w:hAnsi="Courier New" w:cs="Courier New"/>
-          <w:lang w:val="en-GB"/>
-        </w:rPr>
-        <w:t>$</w:t>
-      </w:r>
-      <w:r>
-        <w:rPr>
-          <w:rFonts w:ascii="Courier New" w:hAnsi="Courier New" w:cs="Courier New"/>
-          <w:lang w:val="en-GB"/>
-        </w:rPr>
-        <w:t>OASIS_COUPLE</w:t>
-      </w:r>
-      <w:r>
-        <w:rPr>
-          <w:lang w:val="en-GB"/>
-        </w:rPr>
-        <w:t xml:space="preserve"> and </w:t>
-      </w:r>
-      <w:r>
-        <w:rPr>
-          <w:rFonts w:ascii="Courier New" w:hAnsi="Courier New" w:cs="Courier New"/>
-          <w:lang w:val="en-GB"/>
-        </w:rPr>
-        <w:t>$</w:t>
-      </w:r>
-      <w:r>
-        <w:rPr>
-          <w:rFonts w:ascii="Courier New" w:hAnsi="Courier New" w:cs="Courier New"/>
-          <w:lang w:val="en-GB"/>
-        </w:rPr>
-        <w:t>OASIS_ENV</w:t>
-      </w:r>
-      <w:r>
-        <w:rPr>
-          <w:lang w:val="en-GB"/>
-        </w:rPr>
-        <w:t xml:space="preserve"> </w:t>
-      </w:r>
-      <w:r>
-        <w:rPr>
-          <w:lang w:val="en-GB"/>
-        </w:rPr>
-        <w:t xml:space="preserve">are two environment variables that must be defined. </w:t>
-      </w:r>
-      <w:r>
-        <w:rPr>
-          <w:rFonts w:ascii="Courier New" w:hAnsi="Courier New" w:cs="Courier New"/>
-          <w:lang w:val="en-GB"/>
-        </w:rPr>
-        <w:t>$OASIS_COUPLE</w:t>
-      </w:r>
-      <w:r>
-        <w:rPr>
-          <w:lang w:val="en-GB"/>
-        </w:rPr>
-        <w:t xml:space="preserve"> </w:t>
-      </w:r>
-      <w:r>
-        <w:rPr>
-          <w:lang w:val="en-GB"/>
-        </w:rPr>
-        <w:t>gives</w:t>
-      </w:r>
-      <w:r>
-        <w:rPr>
-          <w:lang w:val="en-GB"/>
-        </w:rPr>
-        <w:t xml:space="preserve"> the </w:t>
-      </w:r>
-      <w:r>
-        <w:rPr>
-          <w:lang w:val="en-GB"/>
-        </w:rPr>
-        <w:t>path</w:t>
-      </w:r>
-      <w:r>
-        <w:rPr>
-          <w:lang w:val="en-GB"/>
-        </w:rPr>
-        <w:t xml:space="preserve"> of the sources of the coupler (/</w:t>
-      </w:r>
-      <w:r>
-        <w:rPr>
-          <w:rFonts w:ascii="Courier New" w:hAnsi="Courier New" w:cs="Courier New"/>
-          <w:lang w:val="en-GB"/>
-        </w:rPr>
-        <w:t>lib, /util, /examples</w:t>
-      </w:r>
-      <w:r>
-        <w:rPr>
-          <w:lang w:val="en-GB"/>
-        </w:rPr>
-        <w:t>, etc. directories)</w:t>
-      </w:r>
-      <w:r>
-        <w:rPr>
-          <w:lang w:val="en-GB"/>
-        </w:rPr>
-        <w:t>.</w:t>
-      </w:r>
-      <w:r>
-        <w:rPr>
-          <w:lang w:val="en-GB"/>
-        </w:rPr>
-        <w:t xml:space="preserve"> </w:t>
-      </w:r>
-      <w:r>
-        <w:rPr>
-          <w:rFonts w:ascii="Courier New" w:hAnsi="Courier New" w:cs="Courier New"/>
-          <w:lang w:val="en-GB"/>
-        </w:rPr>
-        <w:t>$OASIS_ENV</w:t>
-      </w:r>
-      <w:r>
-        <w:rPr>
-          <w:lang w:val="en-GB"/>
-        </w:rPr>
-        <w:t xml:space="preserve"> </w:t>
-      </w:r>
-      <w:r>
-        <w:rPr>
-          <w:lang w:val="en-GB"/>
-        </w:rPr>
-        <w:t xml:space="preserve">gives the extension of the </w:t>
-      </w:r>
-      <w:r>
-        <w:rPr>
-          <w:lang w:val="en-GB"/>
-        </w:rPr>
-        <w:t xml:space="preserve">header </w:t>
-      </w:r>
-      <w:proofErr w:type="spellStart"/>
-      <w:r>
-        <w:rPr>
-          <w:lang w:val="en-GB"/>
-        </w:rPr>
-        <w:t>Makefile</w:t>
-      </w:r>
-      <w:proofErr w:type="spellEnd"/>
-      <w:r>
-        <w:rPr>
-          <w:lang w:val="en-GB"/>
-        </w:rPr>
-        <w:t xml:space="preserve"> </w:t>
-      </w:r>
-      <w:proofErr w:type="gramStart"/>
-      <w:r>
-        <w:rPr>
-          <w:rFonts w:ascii="Courier New" w:hAnsi="Courier New" w:cs="Courier New"/>
-          <w:lang w:val="en-GB"/>
-        </w:rPr>
-        <w:t>make.$</w:t>
-      </w:r>
-      <w:proofErr w:type="gramEnd"/>
-      <w:r>
-        <w:rPr>
-          <w:rFonts w:ascii="Courier New" w:hAnsi="Courier New" w:cs="Courier New"/>
-          <w:lang w:val="en-GB"/>
-        </w:rPr>
-        <w:t>{OASIS_ENV}</w:t>
-      </w:r>
-      <w:r>
-        <w:rPr>
-          <w:lang w:val="en-GB"/>
-        </w:rPr>
-        <w:t xml:space="preserve"> </w:t>
-      </w:r>
-      <w:r>
-        <w:rPr>
-          <w:lang w:val="en-GB"/>
-        </w:rPr>
-        <w:t xml:space="preserve">from the directory </w:t>
-      </w:r>
-      <w:r>
-        <w:rPr>
-          <w:rFonts w:ascii="Courier New" w:hAnsi="Courier New" w:cs="Courier New"/>
-          <w:lang w:val="en-GB"/>
-        </w:rPr>
-        <w:t>${OASIS_COUPLE}</w:t>
-      </w:r>
-      <w:r>
-        <w:rPr>
-          <w:rFonts w:ascii="Courier New" w:hAnsi="Courier New" w:cs="Courier New"/>
-          <w:lang w:val="en-GB"/>
-        </w:rPr>
-        <w:t>/util/</w:t>
-      </w:r>
-      <w:proofErr w:type="spellStart"/>
-      <w:r>
-        <w:rPr>
-          <w:rFonts w:ascii="Courier New" w:hAnsi="Courier New" w:cs="Courier New"/>
-          <w:lang w:val="en-GB"/>
-        </w:rPr>
-        <w:t>make_dir</w:t>
-      </w:r>
-      <w:proofErr w:type="spellEnd"/>
-      <w:r>
-        <w:rPr>
-          <w:rFonts w:ascii="Courier New" w:hAnsi="Courier New" w:cs="Courier New"/>
-          <w:lang w:val="en-GB"/>
-        </w:rPr>
-        <w:t xml:space="preserve"> </w:t>
-      </w:r>
-      <w:r>
-        <w:rPr>
-          <w:lang w:val="en-GB"/>
-        </w:rPr>
-        <w:t>that was used to compile OASIS3-MCT itself.</w:t>
-      </w:r>
-      <w:r>
-        <w:rPr>
-          <w:lang w:val="en-GB"/>
-        </w:rPr>
-        <w:t xml:space="preserve"> </w:t>
-      </w:r>
-      <w:r>
-        <w:rPr>
-          <w:lang w:val="en-GB"/>
-        </w:rPr>
-        <w:t xml:space="preserve">The </w:t>
-      </w:r>
-      <w:proofErr w:type="spellStart"/>
-      <w:r>
-        <w:rPr>
-          <w:rFonts w:ascii="Courier New" w:hAnsi="Courier New" w:cs="Courier New"/>
-          <w:lang w:val="en-GB"/>
-        </w:rPr>
-        <w:t>Makefile</w:t>
       </w:r>
       <w:proofErr w:type="spellEnd"/>
       <w:r>
@@ -5587,10 +5563,16 @@
       </w:r>
       <w:r>
         <w:rPr>
-          <w:rFonts w:ascii="Courier New" w:hAnsi="Courier New" w:cs="Courier New"/>
-          <w:lang w:val="en-GB"/>
-        </w:rPr>
-        <w:t>make</w:t>
+          <w:lang w:val="en-GB"/>
+        </w:rPr>
+        <w:t>./</w:t>
+      </w:r>
+      <w:r>
+        <w:rPr>
+          <w:rFonts w:ascii="Courier New" w:hAnsi="Courier New" w:cs="Courier New"/>
+          <w:lang w:val="en-GB"/>
+        </w:rPr>
+        <w:t>oasis_test_build.sh</w:t>
       </w:r>
       <w:r>
         <w:rPr>
@@ -5631,13 +5613,7 @@
         <w:rPr>
           <w:lang w:val="en-GB"/>
         </w:rPr>
-        <w:t>directory</w:t>
-      </w:r>
-      <w:r>
-        <w:rPr>
-          <w:lang w:val="en-GB"/>
-        </w:rPr>
-        <w:t xml:space="preserve"> </w:t>
+        <w:t xml:space="preserve">directory </w:t>
       </w:r>
       <w:r>
         <w:rPr>
@@ -7028,20 +7004,39 @@
       </w:r>
       <w:r>
         <w:rPr>
+          <w:rFonts w:ascii="Courier New" w:hAnsi="Courier New" w:cs="Courier New"/>
+          <w:lang w:val="en-GB"/>
+        </w:rPr>
+        <w:t>=$OASIS_ENV</w:t>
+      </w:r>
+      <w:r>
+        <w:rPr>
           <w:color w:val="000000" w:themeColor="text1"/>
           <w:lang w:val="en-US" w:eastAsia="fr-FR"/>
         </w:rPr>
         <w:t>”). Currently, CERFACS LENOVO cluster kraken (“</w:t>
       </w:r>
-      <w:proofErr w:type="spellStart"/>
-      <w:r>
-        <w:rPr>
-          <w:rFonts w:ascii="Courier New" w:hAnsi="Courier New" w:cs="Courier New"/>
-          <w:lang w:val="en-GB"/>
-        </w:rPr>
-        <w:t>kraken_intel_impi_openm</w:t>
-      </w:r>
-      <w:proofErr w:type="spellEnd"/>
+      <w:r>
+        <w:rPr>
+          <w:rFonts w:ascii="Courier New" w:hAnsi="Courier New" w:cs="Courier New"/>
+          <w:lang w:val="en-GB"/>
+        </w:rPr>
+        <w:t>=$OASIS_ENV</w:t>
+      </w:r>
+      <w:r>
+        <w:rPr>
+          <w:rFonts w:ascii="Courier New" w:hAnsi="Courier New" w:cs="Courier New"/>
+          <w:lang w:val="en-GB"/>
+        </w:rPr>
+        <w:t>=</w:t>
+      </w:r>
+      <w:r>
+        <w:rPr>
+          <w:rFonts w:ascii="Courier New" w:hAnsi="Courier New" w:cs="Courier New"/>
+          <w:lang w:val="en-GB"/>
+        </w:rPr>
+        <w:t>kraken_intel18.0.1.163_intelmpi2018.1.163</w:t>
+      </w:r>
       <w:r>
         <w:rPr>
           <w:color w:val="000000" w:themeColor="text1"/>
@@ -7081,15 +7076,34 @@
         </w:rPr>
         <w:t xml:space="preserve"> (“</w:t>
       </w:r>
-      <w:proofErr w:type="spellStart"/>
-      <w:r>
-        <w:rPr>
-          <w:rFonts w:ascii="Courier New" w:hAnsi="Courier New" w:cs="Courier New"/>
-          <w:lang w:val="en-GB"/>
-        </w:rPr>
-        <w:t>belenos</w:t>
-      </w:r>
-      <w:proofErr w:type="spellEnd"/>
+      <w:r>
+        <w:rPr>
+          <w:rFonts w:ascii="Courier New" w:hAnsi="Courier New" w:cs="Courier New"/>
+          <w:lang w:val="en-GB"/>
+        </w:rPr>
+        <w:t>=$OASIS_ENV</w:t>
+      </w:r>
+      <w:r>
+        <w:rPr>
+          <w:rFonts w:ascii="Courier New" w:hAnsi="Courier New" w:cs="Courier New"/>
+          <w:lang w:val="en-GB"/>
+        </w:rPr>
+        <w:t xml:space="preserve"> </w:t>
+      </w:r>
+      <w:r>
+        <w:rPr>
+          <w:rFonts w:ascii="Courier New" w:hAnsi="Courier New" w:cs="Courier New"/>
+          <w:lang w:val="en-GB"/>
+        </w:rPr>
+        <w:t>=</w:t>
+      </w:r>
+      <w:r>
+        <w:rPr>
+          <w:rFonts w:ascii="Courier New" w:hAnsi="Courier New" w:cs="Courier New"/>
+          <w:lang w:val="en-GB"/>
+        </w:rPr>
+        <w:t>belenos_intel2018.5.274_intelmpi2018.5.274</w:t>
+      </w:r>
       <w:r>
         <w:rPr>
           <w:color w:val="000000" w:themeColor="text1"/>
@@ -8356,7 +8370,6 @@
         <w:rPr>
           <w:lang w:val="en-GB"/>
         </w:rPr>
-        <w:lastRenderedPageBreak/>
         <w:t xml:space="preserve">Using the running script </w:t>
       </w:r>
       <w:r>
@@ -10343,6 +10356,20 @@
       </w:r>
       <w:r>
         <w:rPr>
+          <w:rFonts w:ascii="Courier New" w:hAnsi="Courier New" w:cs="Courier New"/>
+          <w:lang w:val="en-GB"/>
+        </w:rPr>
+        <w:t>=</w:t>
+      </w:r>
+      <w:r>
+        <w:rPr>
+          <w:rFonts w:ascii="Courier New" w:hAnsi="Courier New" w:cs="Courier New"/>
+          <w:lang w:val="en-GB"/>
+        </w:rPr>
+        <w:t>$OASIS_ENV</w:t>
+      </w:r>
+      <w:r>
+        <w:rPr>
           <w:color w:val="000000" w:themeColor="text1"/>
           <w:lang w:val="en-US" w:eastAsia="fr-FR"/>
         </w:rPr>
@@ -10383,15 +10410,13 @@
         </w:rPr>
         <w:t>(“</w:t>
       </w:r>
-      <w:proofErr w:type="spellStart"/>
-      <w:r>
-        <w:rPr>
-          <w:rFonts w:ascii="Courier New" w:hAnsi="Courier New" w:cs="Courier New"/>
-          <w:lang w:val="en-GB"/>
-        </w:rPr>
-        <w:t>kraken_intel_impi_openm</w:t>
-      </w:r>
-      <w:proofErr w:type="spellEnd"/>
+      <w:r>
+        <w:rPr>
+          <w:rFonts w:ascii="Courier New" w:hAnsi="Courier New" w:cs="Courier New"/>
+          <w:lang w:val="en-GB"/>
+        </w:rPr>
+        <w:t>kraken_intel18.0.1.163_intelmpi2018.1.163</w:t>
+      </w:r>
       <w:r>
         <w:rPr>
           <w:color w:val="000000" w:themeColor="text1"/>
@@ -10452,15 +10477,13 @@
         </w:rPr>
         <w:t>(“</w:t>
       </w:r>
-      <w:proofErr w:type="spellStart"/>
-      <w:r>
-        <w:rPr>
-          <w:rFonts w:ascii="Courier New" w:hAnsi="Courier New" w:cs="Courier New"/>
-          <w:lang w:val="en-GB"/>
-        </w:rPr>
-        <w:t>belenos</w:t>
-      </w:r>
-      <w:proofErr w:type="spellEnd"/>
+      <w:r>
+        <w:rPr>
+          <w:rFonts w:ascii="Courier New" w:hAnsi="Courier New" w:cs="Courier New"/>
+          <w:lang w:val="en-GB"/>
+        </w:rPr>
+        <w:t>belenos_intel2018.5.274_intelmpi2018.5.274</w:t>
+      </w:r>
       <w:r>
         <w:rPr>
           <w:color w:val="000000" w:themeColor="text1"/>
@@ -11845,6 +11868,7 @@
         <w:rPr>
           <w:lang w:val="en-GB"/>
         </w:rPr>
+        <w:lastRenderedPageBreak/>
         <w:t>These options have the following effect:</w:t>
       </w:r>
     </w:p>
@@ -11885,7 +11909,6 @@
           <w:szCs w:val="22"/>
           <w:lang w:val="en-GB"/>
         </w:rPr>
-        <w:lastRenderedPageBreak/>
         <w:t>--</w:t>
       </w:r>
       <w:proofErr w:type="spellStart"/>
@@ -13361,6 +13384,7 @@
         <w:rPr>
           <w:lang w:val="en-GB"/>
         </w:rPr>
+        <w:lastRenderedPageBreak/>
         <w:t xml:space="preserve">If SCRP is used and if </w:t>
       </w:r>
       <w:proofErr w:type="spellStart"/>
@@ -13416,14 +13440,7 @@
         <w:rPr>
           <w:lang w:val="en-GB"/>
         </w:rPr>
-        <w:t xml:space="preserve">f conserv2nd is chosen for an LR grid, the </w:t>
-      </w:r>
-      <w:r>
-        <w:rPr>
-          <w:lang w:val="en-GB"/>
-        </w:rPr>
-        <w:lastRenderedPageBreak/>
-        <w:t>gradients in the longitudinal and latitudinal directions</w:t>
+        <w:t>f conserv2nd is chosen for an LR grid, the gradients in the longitudinal and latitudinal directions</w:t>
       </w:r>
       <w:r>
         <w:rPr>

--- a/examples/regrid_environment/regrid_environment_documentation.docx
+++ b/examples/regrid_environment/regrid_environment_documentation.docx
@@ -1,11 +1,11 @@
 
 <file path=word/document.xml><?xml version="1.0" encoding="utf-8"?>
-<w:document xmlns:wpc="http://schemas.microsoft.com/office/word/2010/wordprocessingCanvas" xmlns:cx="http://schemas.microsoft.com/office/drawing/2014/chartex" xmlns:cx1="http://schemas.microsoft.com/office/drawing/2015/9/8/chartex" xmlns:cx2="http://schemas.microsoft.com/office/drawing/2015/10/21/chartex" xmlns:cx3="http://schemas.microsoft.com/office/drawing/2016/5/9/chartex" xmlns:cx4="http://schemas.microsoft.com/office/drawing/2016/5/10/chartex" xmlns:cx5="http://schemas.microsoft.com/office/drawing/2016/5/11/chartex" xmlns:cx6="http://schemas.microsoft.com/office/drawing/2016/5/12/chartex" xmlns:cx7="http://schemas.microsoft.com/office/drawing/2016/5/13/chartex" xmlns:cx8="http://schemas.microsoft.com/office/drawing/2016/5/14/chartex" xmlns:mc="http://schemas.openxmlformats.org/markup-compatibility/2006" xmlns:aink="http://schemas.microsoft.com/office/drawing/2016/ink" xmlns:am3d="http://schemas.microsoft.com/office/drawing/2017/model3d" xmlns:o="urn:schemas-microsoft-com:office:office" xmlns:oel="http://schemas.microsoft.com/office/2019/extlst" xmlns:r="http://schemas.openxmlformats.org/officeDocument/2006/relationships" xmlns:m="http://schemas.openxmlformats.org/officeDocument/2006/math" xmlns:v="urn:schemas-microsoft-com:vml" xmlns:wp14="http://schemas.microsoft.com/office/word/2010/wordprocessingDrawing" xmlns:wp="http://schemas.openxmlformats.org/drawingml/2006/wordprocessingDrawing" xmlns:w10="urn:schemas-microsoft-com:office:word" xmlns:w="http://schemas.openxmlformats.org/wordprocessingml/2006/main" xmlns:w14="http://schemas.microsoft.com/office/word/2010/wordml" xmlns:w15="http://schemas.microsoft.com/office/word/2012/wordml" xmlns:w16cex="http://schemas.microsoft.com/office/word/2018/wordml/cex" xmlns:w16cid="http://schemas.microsoft.com/office/word/2016/wordml/cid" xmlns:w16="http://schemas.microsoft.com/office/word/2018/wordml" xmlns:w16sdtdh="http://schemas.microsoft.com/office/word/2020/wordml/sdtdatahash" xmlns:w16se="http://schemas.microsoft.com/office/word/2015/wordml/symex" xmlns:wpg="http://schemas.microsoft.com/office/word/2010/wordprocessingGroup" xmlns:wpi="http://schemas.microsoft.com/office/word/2010/wordprocessingInk" xmlns:wne="http://schemas.microsoft.com/office/word/2006/wordml" xmlns:wps="http://schemas.microsoft.com/office/word/2010/wordprocessingShape" mc:Ignorable="w14 w15 w16se w16cid w16 w16cex w16sdtdh wp14">
+<w:document xmlns:wpc="http://schemas.microsoft.com/office/word/2010/wordprocessingCanvas" xmlns:mo="http://schemas.microsoft.com/office/mac/office/2008/main" xmlns:mc="http://schemas.openxmlformats.org/markup-compatibility/2006" xmlns:mv="urn:schemas-microsoft-com:mac:vml" xmlns:o="urn:schemas-microsoft-com:office:office" xmlns:r="http://schemas.openxmlformats.org/officeDocument/2006/relationships" xmlns:m="http://schemas.openxmlformats.org/officeDocument/2006/math" xmlns:v="urn:schemas-microsoft-com:vml" xmlns:wp14="http://schemas.microsoft.com/office/word/2010/wordprocessingDrawing" xmlns:wp="http://schemas.openxmlformats.org/drawingml/2006/wordprocessingDrawing" xmlns:w10="urn:schemas-microsoft-com:office:word" xmlns:w="http://schemas.openxmlformats.org/wordprocessingml/2006/main" xmlns:w14="http://schemas.microsoft.com/office/word/2010/wordml" xmlns:wpg="http://schemas.microsoft.com/office/word/2010/wordprocessingGroup" xmlns:wpi="http://schemas.microsoft.com/office/word/2010/wordprocessingInk" xmlns:wne="http://schemas.microsoft.com/office/word/2006/wordml" xmlns:wps="http://schemas.microsoft.com/office/word/2010/wordprocessingShape" mc:Ignorable="w14 wp14">
   <w:background w:color="FFFFFF"/>
   <w:body>
     <w:p>
       <w:pPr>
-        <w:pStyle w:val="Title"/>
+        <w:pStyle w:val="Titre"/>
         <w:rPr>
           <w:color w:val="FF0000"/>
         </w:rPr>
@@ -13,7 +13,7 @@
     </w:p>
     <w:p>
       <w:pPr>
-        <w:pStyle w:val="Title"/>
+        <w:pStyle w:val="Titre"/>
         <w:rPr>
           <w:color w:val="FF0000"/>
         </w:rPr>
@@ -21,7 +21,7 @@
     </w:p>
     <w:p>
       <w:pPr>
-        <w:pStyle w:val="Title"/>
+        <w:pStyle w:val="Titre"/>
       </w:pPr>
       <w:r>
         <w:rPr>
@@ -47,7 +47,7 @@
                     </pic:cNvPicPr>
                   </pic:nvPicPr>
                   <pic:blipFill>
-                    <a:blip r:embed="rId7">
+                    <a:blip r:embed="rId8">
                       <a:extLst>
                         <a:ext uri="{28A0092B-C50C-407E-A947-70E740481C1C}">
                           <a14:useLocalDpi xmlns:a14="http://schemas.microsoft.com/office/drawing/2010/main" val="0"/>
@@ -83,7 +83,7 @@
     </w:p>
     <w:p>
       <w:pPr>
-        <w:pStyle w:val="Title"/>
+        <w:pStyle w:val="Titre"/>
         <w:jc w:val="left"/>
         <w:rPr>
           <w:b w:val="0"/>
@@ -94,36 +94,32 @@
     </w:p>
     <w:p>
       <w:pPr>
-        <w:pStyle w:val="Title"/>
-        <w:rPr>
-          <w:b w:val="0"/>
-          <w:sz w:val="32"/>
-          <w:szCs w:val="32"/>
-        </w:rPr>
-      </w:pPr>
-      <w:r>
-        <w:rPr>
-          <w:b w:val="0"/>
-          <w:sz w:val="32"/>
-          <w:szCs w:val="32"/>
+        <w:pStyle w:val="Titre"/>
+        <w:rPr>
+          <w:sz w:val="44"/>
+          <w:szCs w:val="44"/>
+        </w:rPr>
+      </w:pPr>
+      <w:r>
+        <w:rPr>
+          <w:sz w:val="44"/>
+          <w:szCs w:val="44"/>
         </w:rPr>
         <w:t>OASIS3-MCT</w:t>
       </w:r>
       <w:r>
         <w:rPr>
-          <w:b w:val="0"/>
-          <w:sz w:val="32"/>
-          <w:szCs w:val="32"/>
+          <w:sz w:val="44"/>
+          <w:szCs w:val="44"/>
         </w:rPr>
         <w:t xml:space="preserve"> </w:t>
       </w:r>
       <w:proofErr w:type="spellStart"/>
       <w:r>
         <w:rPr>
-          <w:b w:val="0"/>
           <w:i/>
-          <w:sz w:val="32"/>
-          <w:szCs w:val="32"/>
+          <w:sz w:val="44"/>
+          <w:szCs w:val="44"/>
         </w:rPr>
         <w:t>regrid_environment</w:t>
       </w:r>
@@ -131,7 +127,7 @@
     </w:p>
     <w:p>
       <w:pPr>
-        <w:pStyle w:val="Title"/>
+        <w:pStyle w:val="Titre"/>
         <w:spacing w:before="120"/>
         <w:rPr>
           <w:b w:val="0"/>
@@ -145,8 +141,10 @@
           <w:sz w:val="28"/>
           <w:szCs w:val="28"/>
         </w:rPr>
-        <w:t>January</w:t>
-      </w:r>
+        <w:t>August</w:t>
+      </w:r>
+      <w:bookmarkStart w:id="0" w:name="_GoBack"/>
+      <w:bookmarkEnd w:id="0"/>
       <w:r>
         <w:rPr>
           <w:b w:val="0"/>
@@ -184,14 +182,366 @@
       <w:pPr>
         <w:jc w:val="both"/>
         <w:rPr>
-          <w:b/>
-          <w:lang w:val="en-GB"/>
+          <w:i/>
         </w:rPr>
       </w:pPr>
     </w:p>
     <w:p>
       <w:pPr>
-        <w:pStyle w:val="ListParagraph"/>
+        <w:jc w:val="center"/>
+        <w:rPr>
+          <w:sz w:val="28"/>
+          <w:szCs w:val="28"/>
+        </w:rPr>
+      </w:pPr>
+    </w:p>
+    <w:p>
+      <w:pPr>
+        <w:jc w:val="center"/>
+        <w:rPr>
+          <w:b/>
+          <w:sz w:val="32"/>
+          <w:szCs w:val="32"/>
+          <w:lang w:val="en-GB"/>
+        </w:rPr>
+      </w:pPr>
+      <w:proofErr w:type="spellStart"/>
+      <w:r>
+        <w:rPr>
+          <w:sz w:val="32"/>
+          <w:szCs w:val="32"/>
+        </w:rPr>
+        <w:t>Valcke</w:t>
+      </w:r>
+      <w:proofErr w:type="spellEnd"/>
+      <w:r>
+        <w:rPr>
+          <w:sz w:val="32"/>
+          <w:szCs w:val="32"/>
+        </w:rPr>
+        <w:t xml:space="preserve"> S., Jonville G.</w:t>
+      </w:r>
+    </w:p>
+    <w:p>
+      <w:pPr>
+        <w:jc w:val="both"/>
+        <w:rPr>
+          <w:b/>
+          <w:lang w:val="en-GB"/>
+        </w:rPr>
+      </w:pPr>
+    </w:p>
+    <w:p>
+      <w:pPr>
+        <w:jc w:val="both"/>
+        <w:rPr>
+          <w:b/>
+          <w:lang w:val="en-GB"/>
+        </w:rPr>
+      </w:pPr>
+    </w:p>
+    <w:p>
+      <w:pPr>
+        <w:jc w:val="center"/>
+        <w:rPr>
+          <w:sz w:val="28"/>
+          <w:szCs w:val="28"/>
+          <w:lang w:val="en-GB"/>
+        </w:rPr>
+      </w:pPr>
+      <w:r>
+        <w:rPr>
+          <w:sz w:val="32"/>
+          <w:szCs w:val="32"/>
+          <w:lang w:val="en-GB"/>
+        </w:rPr>
+        <w:t xml:space="preserve">CECI, </w:t>
+      </w:r>
+      <w:proofErr w:type="spellStart"/>
+      <w:r>
+        <w:rPr>
+          <w:sz w:val="32"/>
+          <w:szCs w:val="32"/>
+          <w:lang w:val="en-GB"/>
+        </w:rPr>
+        <w:t>Université</w:t>
+      </w:r>
+      <w:proofErr w:type="spellEnd"/>
+      <w:r>
+        <w:rPr>
+          <w:sz w:val="32"/>
+          <w:szCs w:val="32"/>
+          <w:lang w:val="en-GB"/>
+        </w:rPr>
+        <w:t xml:space="preserve"> de Toulouse, CNRS, CERFACS, Toulouse, France, </w:t>
+      </w:r>
+      <w:r>
+        <w:rPr>
+          <w:sz w:val="32"/>
+          <w:szCs w:val="32"/>
+          <w:lang w:val="en-GB"/>
+        </w:rPr>
+        <w:t xml:space="preserve">TR-CMGC-23-93 </w:t>
+      </w:r>
+      <w:r>
+        <w:rPr>
+          <w:sz w:val="32"/>
+          <w:szCs w:val="32"/>
+          <w:lang w:val="en-GB"/>
+        </w:rPr>
+        <w:t>Technical</w:t>
+      </w:r>
+      <w:r>
+        <w:rPr>
+          <w:sz w:val="28"/>
+          <w:szCs w:val="28"/>
+          <w:lang w:val="en-GB"/>
+        </w:rPr>
+        <w:t xml:space="preserve"> Report</w:t>
+      </w:r>
+    </w:p>
+    <w:p>
+      <w:pPr>
+        <w:jc w:val="both"/>
+        <w:rPr>
+          <w:b/>
+          <w:lang w:val="en-GB"/>
+        </w:rPr>
+      </w:pPr>
+    </w:p>
+    <w:p>
+      <w:pPr>
+        <w:jc w:val="both"/>
+        <w:rPr>
+          <w:b/>
+          <w:lang w:val="en-GB"/>
+        </w:rPr>
+      </w:pPr>
+    </w:p>
+    <w:p>
+      <w:pPr>
+        <w:jc w:val="both"/>
+        <w:rPr>
+          <w:b/>
+          <w:lang w:val="en-GB"/>
+        </w:rPr>
+      </w:pPr>
+    </w:p>
+    <w:p>
+      <w:pPr>
+        <w:jc w:val="both"/>
+        <w:rPr>
+          <w:b/>
+          <w:lang w:val="en-GB"/>
+        </w:rPr>
+      </w:pPr>
+    </w:p>
+    <w:p>
+      <w:pPr>
+        <w:jc w:val="both"/>
+        <w:rPr>
+          <w:b/>
+          <w:lang w:val="en-GB"/>
+        </w:rPr>
+      </w:pPr>
+    </w:p>
+    <w:p>
+      <w:pPr>
+        <w:jc w:val="both"/>
+        <w:rPr>
+          <w:b/>
+          <w:lang w:val="en-GB"/>
+        </w:rPr>
+      </w:pPr>
+    </w:p>
+    <w:p>
+      <w:pPr>
+        <w:jc w:val="both"/>
+        <w:rPr>
+          <w:b/>
+          <w:lang w:val="en-GB"/>
+        </w:rPr>
+      </w:pPr>
+    </w:p>
+    <w:p>
+      <w:pPr>
+        <w:jc w:val="both"/>
+        <w:rPr>
+          <w:b/>
+          <w:lang w:val="en-GB"/>
+        </w:rPr>
+      </w:pPr>
+    </w:p>
+    <w:p>
+      <w:pPr>
+        <w:jc w:val="both"/>
+        <w:rPr>
+          <w:b/>
+          <w:lang w:val="en-GB"/>
+        </w:rPr>
+      </w:pPr>
+    </w:p>
+    <w:p>
+      <w:pPr>
+        <w:jc w:val="both"/>
+        <w:rPr>
+          <w:b/>
+          <w:lang w:val="en-GB"/>
+        </w:rPr>
+      </w:pPr>
+    </w:p>
+    <w:p>
+      <w:pPr>
+        <w:jc w:val="both"/>
+        <w:rPr>
+          <w:b/>
+          <w:lang w:val="en-GB"/>
+        </w:rPr>
+      </w:pPr>
+    </w:p>
+    <w:p>
+      <w:pPr>
+        <w:jc w:val="both"/>
+        <w:rPr>
+          <w:b/>
+          <w:lang w:val="en-GB"/>
+        </w:rPr>
+      </w:pPr>
+    </w:p>
+    <w:p>
+      <w:pPr>
+        <w:jc w:val="both"/>
+        <w:rPr>
+          <w:b/>
+          <w:lang w:val="en-GB"/>
+        </w:rPr>
+      </w:pPr>
+    </w:p>
+    <w:p>
+      <w:pPr>
+        <w:rPr>
+          <w:rFonts w:eastAsia="Calibri"/>
+          <w:lang w:val="en-US"/>
+        </w:rPr>
+      </w:pPr>
+      <w:r>
+        <w:rPr>
+          <w:rFonts w:eastAsia="Calibri"/>
+          <w:lang w:val="en-US"/>
+        </w:rPr>
+        <w:t>This work was carried out in the framework of the European project H2020 IS-ENES3 number 824084.</w:t>
+      </w:r>
+    </w:p>
+    <w:p>
+      <w:pPr>
+        <w:jc w:val="both"/>
+        <w:rPr>
+          <w:b/>
+          <w:lang w:val="en-GB"/>
+        </w:rPr>
+      </w:pPr>
+    </w:p>
+    <w:p>
+      <w:pPr>
+        <w:jc w:val="both"/>
+        <w:rPr>
+          <w:b/>
+          <w:lang w:val="en-GB"/>
+        </w:rPr>
+      </w:pPr>
+    </w:p>
+    <w:p>
+      <w:pPr>
+        <w:suppressAutoHyphens w:val="0"/>
+        <w:rPr>
+          <w:b/>
+          <w:lang w:val="en-GB"/>
+        </w:rPr>
+      </w:pPr>
+      <w:r>
+        <w:rPr>
+          <w:noProof/>
+          <w:lang w:eastAsia="fr-FR"/>
+        </w:rPr>
+        <w:drawing>
+          <wp:anchor distT="0" distB="0" distL="114300" distR="114300" simplePos="0" relativeHeight="251658240" behindDoc="0" locked="0" layoutInCell="1" allowOverlap="1" wp14:anchorId="2275F1FC" wp14:editId="3172BC17">
+            <wp:simplePos x="0" y="0"/>
+            <wp:positionH relativeFrom="margin">
+              <wp:posOffset>343535</wp:posOffset>
+            </wp:positionH>
+            <wp:positionV relativeFrom="margin">
+              <wp:posOffset>6885940</wp:posOffset>
+            </wp:positionV>
+            <wp:extent cx="5359400" cy="2476500"/>
+            <wp:effectExtent l="0" t="0" r="0" b="12700"/>
+            <wp:wrapSquare wrapText="bothSides"/>
+            <wp:docPr id="41" name="image1.png"/>
+            <wp:cNvGraphicFramePr/>
+            <a:graphic xmlns:a="http://schemas.openxmlformats.org/drawingml/2006/main">
+              <a:graphicData uri="http://schemas.openxmlformats.org/drawingml/2006/picture">
+                <pic:pic xmlns:pic="http://schemas.openxmlformats.org/drawingml/2006/picture">
+                  <pic:nvPicPr>
+                    <pic:cNvPr id="0" name="image1.png"/>
+                    <pic:cNvPicPr preferRelativeResize="0"/>
+                  </pic:nvPicPr>
+                  <pic:blipFill>
+                    <a:blip r:embed="rId9">
+                      <a:extLst>
+                        <a:ext uri="{28A0092B-C50C-407E-A947-70E740481C1C}">
+                          <a14:useLocalDpi xmlns:a14="http://schemas.microsoft.com/office/drawing/2010/main" val="0"/>
+                        </a:ext>
+                      </a:extLst>
+                    </a:blip>
+                    <a:srcRect/>
+                    <a:stretch>
+                      <a:fillRect/>
+                    </a:stretch>
+                  </pic:blipFill>
+                  <pic:spPr>
+                    <a:xfrm>
+                      <a:off x="0" y="0"/>
+                      <a:ext cx="5359400" cy="2476500"/>
+                    </a:xfrm>
+                    <a:prstGeom prst="rect">
+                      <a:avLst/>
+                    </a:prstGeom>
+                    <a:ln/>
+                  </pic:spPr>
+                </pic:pic>
+              </a:graphicData>
+            </a:graphic>
+          </wp:anchor>
+        </w:drawing>
+      </w:r>
+      <w:r>
+        <w:rPr>
+          <w:b/>
+          <w:lang w:val="en-GB"/>
+        </w:rPr>
+        <w:br w:type="page"/>
+      </w:r>
+    </w:p>
+    <w:p>
+      <w:pPr>
+        <w:jc w:val="both"/>
+        <w:rPr>
+          <w:b/>
+          <w:lang w:val="en-GB"/>
+        </w:rPr>
+      </w:pPr>
+    </w:p>
+    <w:p>
+      <w:pPr>
+        <w:jc w:val="both"/>
+        <w:rPr>
+          <w:b/>
+          <w:lang w:val="en-GB"/>
+        </w:rPr>
+      </w:pPr>
+    </w:p>
+    <w:p>
+      <w:pPr>
+        <w:pStyle w:val="Paragraphedeliste"/>
         <w:numPr>
           <w:ilvl w:val="0"/>
           <w:numId w:val="5"/>
@@ -572,21 +922,7 @@
         <w:rPr>
           <w:lang w:val="en-GB"/>
         </w:rPr>
-        <w:t xml:space="preserve">, 2019; </w:t>
-      </w:r>
-      <w:proofErr w:type="spellStart"/>
-      <w:r>
-        <w:rPr>
-          <w:lang w:val="en-GB"/>
-        </w:rPr>
-        <w:t>Jonville</w:t>
-      </w:r>
-      <w:proofErr w:type="spellEnd"/>
-      <w:r>
-        <w:rPr>
-          <w:lang w:val="en-GB"/>
-        </w:rPr>
-        <w:t xml:space="preserve"> &amp; Valcke, 2019). This analysis led to the conclusion that other </w:t>
+        <w:t xml:space="preserve">, 2019; Jonville &amp; Valcke, 2019). This analysis led to the conclusion that other </w:t>
       </w:r>
       <w:proofErr w:type="spellStart"/>
       <w:r>
@@ -995,7 +1331,7 @@
     </w:p>
     <w:p>
       <w:pPr>
-        <w:pStyle w:val="ListParagraph"/>
+        <w:pStyle w:val="Paragraphedeliste"/>
         <w:numPr>
           <w:ilvl w:val="0"/>
           <w:numId w:val="5"/>
@@ -1016,7 +1352,7 @@
     </w:p>
     <w:p>
       <w:pPr>
-        <w:pStyle w:val="ListParagraph"/>
+        <w:pStyle w:val="Paragraphedeliste"/>
         <w:ind w:left="360"/>
         <w:jc w:val="both"/>
         <w:rPr>
@@ -1298,7 +1634,7 @@
     </w:p>
     <w:p>
       <w:pPr>
-        <w:pStyle w:val="ListParagraph"/>
+        <w:pStyle w:val="Paragraphedeliste"/>
         <w:numPr>
           <w:ilvl w:val="1"/>
           <w:numId w:val="5"/>
@@ -1356,7 +1692,7 @@
     </w:p>
     <w:p>
       <w:pPr>
-        <w:pStyle w:val="ListParagraph"/>
+        <w:pStyle w:val="Paragraphedeliste"/>
         <w:numPr>
           <w:ilvl w:val="1"/>
           <w:numId w:val="5"/>
@@ -1372,6 +1708,7 @@
         <w:rPr>
           <w:lang w:val="en-GB"/>
         </w:rPr>
+        <w:lastRenderedPageBreak/>
         <w:t>Grids</w:t>
       </w:r>
     </w:p>
@@ -1820,7 +2157,7 @@
     </w:p>
     <w:p>
       <w:pPr>
-        <w:pStyle w:val="ListParagraph"/>
+        <w:pStyle w:val="Paragraphedeliste"/>
         <w:numPr>
           <w:ilvl w:val="1"/>
           <w:numId w:val="5"/>
@@ -2015,7 +2352,7 @@
       </w:r>
       <w:r>
         <w:rPr>
-          <w:rStyle w:val="FootnoteReference"/>
+          <w:rStyle w:val="Marquenotebasdepage"/>
           <w:lang w:val="en-GB"/>
         </w:rPr>
         <w:footnoteReference w:id="1"/>
@@ -2183,7 +2520,7 @@
     </w:p>
     <w:p>
       <w:pPr>
-        <w:pStyle w:val="ListParagraph"/>
+        <w:pStyle w:val="Paragraphedeliste"/>
         <w:numPr>
           <w:ilvl w:val="1"/>
           <w:numId w:val="5"/>
@@ -2251,7 +2588,7 @@
     </w:p>
     <w:p>
       <w:pPr>
-        <w:pStyle w:val="ListParagraph"/>
+        <w:pStyle w:val="Paragraphedeliste"/>
         <w:numPr>
           <w:ilvl w:val="0"/>
           <w:numId w:val="12"/>
@@ -2282,7 +2619,7 @@
     </w:p>
     <w:p>
       <w:pPr>
-        <w:pStyle w:val="ListParagraph"/>
+        <w:pStyle w:val="Paragraphedeliste"/>
         <w:numPr>
           <w:ilvl w:val="0"/>
           <w:numId w:val="12"/>
@@ -2301,7 +2638,7 @@
     </w:p>
     <w:p>
       <w:pPr>
-        <w:pStyle w:val="ListParagraph"/>
+        <w:pStyle w:val="Paragraphedeliste"/>
         <w:numPr>
           <w:ilvl w:val="0"/>
           <w:numId w:val="12"/>
@@ -2344,7 +2681,7 @@
     </w:p>
     <w:p>
       <w:pPr>
-        <w:pStyle w:val="ListParagraph"/>
+        <w:pStyle w:val="Paragraphedeliste"/>
         <w:numPr>
           <w:ilvl w:val="0"/>
           <w:numId w:val="12"/>
@@ -2399,7 +2736,7 @@
                     <pic:cNvPicPr/>
                   </pic:nvPicPr>
                   <pic:blipFill>
-                    <a:blip r:embed="rId8"/>
+                    <a:blip r:embed="rId10"/>
                     <a:stretch>
                       <a:fillRect/>
                     </a:stretch>
@@ -2565,7 +2902,7 @@
     </w:p>
     <w:p>
       <w:pPr>
-        <w:pStyle w:val="ListParagraph"/>
+        <w:pStyle w:val="Paragraphedeliste"/>
         <w:numPr>
           <w:ilvl w:val="1"/>
           <w:numId w:val="5"/>
@@ -3129,7 +3466,7 @@
     </w:p>
     <w:p>
       <w:pPr>
-        <w:pStyle w:val="ListParagraph"/>
+        <w:pStyle w:val="Paragraphedeliste"/>
         <w:numPr>
           <w:ilvl w:val="0"/>
           <w:numId w:val="5"/>
@@ -3211,7 +3548,7 @@
     </w:p>
     <w:p>
       <w:pPr>
-        <w:pStyle w:val="ListParagraph"/>
+        <w:pStyle w:val="Paragraphedeliste"/>
         <w:numPr>
           <w:ilvl w:val="1"/>
           <w:numId w:val="5"/>
@@ -3253,10 +3590,10 @@
         </w:rPr>
         <w:t>Instructions on how to install OASIS3-MCT, and therefore the SCRIP library, are provided in section 6 of the User Guide (</w:t>
       </w:r>
-      <w:hyperlink r:id="rId9" w:history="1">
+      <w:hyperlink r:id="rId11" w:history="1">
         <w:r>
           <w:rPr>
-            <w:rStyle w:val="Hyperlink"/>
+            <w:rStyle w:val="Lienhypertexte"/>
             <w:lang w:val="en-GB"/>
           </w:rPr>
           <w:t>https://oasis.cerfacs.fr/en/documentation/</w:t>
@@ -3272,7 +3609,7 @@
     </w:p>
     <w:p>
       <w:pPr>
-        <w:pStyle w:val="ListParagraph"/>
+        <w:pStyle w:val="Paragraphedeliste"/>
         <w:numPr>
           <w:ilvl w:val="1"/>
           <w:numId w:val="5"/>
@@ -3330,10 +3667,10 @@
         </w:rPr>
         <w:t xml:space="preserve">are available at </w:t>
       </w:r>
-      <w:hyperlink r:id="rId10" w:history="1">
+      <w:hyperlink r:id="rId12" w:history="1">
         <w:r>
           <w:rPr>
-            <w:rStyle w:val="Hyperlink"/>
+            <w:rStyle w:val="Lienhypertexte"/>
             <w:lang w:val="en-GB"/>
           </w:rPr>
           <w:t>https://earthsystemmodeling.org</w:t>
@@ -3363,10 +3700,10 @@
         </w:rPr>
         <w:t xml:space="preserve">git clone </w:t>
       </w:r>
-      <w:hyperlink r:id="rId11" w:history="1">
+      <w:hyperlink r:id="rId13" w:history="1">
         <w:r>
           <w:rPr>
-            <w:rStyle w:val="Hyperlink"/>
+            <w:rStyle w:val="Lienhypertexte"/>
             <w:rFonts w:ascii="Courier New" w:hAnsi="Courier New" w:cs="Courier New"/>
             <w:lang w:val="en-GB" w:eastAsia="en-US"/>
           </w:rPr>
@@ -3743,9 +4080,18 @@
           <w:shd w:val="clear" w:color="auto" w:fill="FFFFFF"/>
           <w:lang w:val="en-US"/>
         </w:rPr>
-        <w:t>export ESMF_INSTALL_BINDIR=bin/</w:t>
-      </w:r>
-      <w:proofErr w:type="spellStart"/>
+        <w:t>export ESMF_INSTALL_BINDIR=bin/bing/Linux.intel.64.intelmpi</w:t>
+      </w:r>
+      <w:r>
+        <w:rPr>
+          <w:rFonts w:ascii="Verdana" w:hAnsi="Verdana"/>
+          <w:color w:val="000000" w:themeColor="text1"/>
+          <w:sz w:val="20"/>
+          <w:szCs w:val="20"/>
+          <w:lang w:val="en-US"/>
+        </w:rPr>
+        <w:br/>
+      </w:r>
       <w:r>
         <w:rPr>
           <w:rFonts w:ascii="Verdana" w:hAnsi="Verdana"/>
@@ -3755,9 +4101,18 @@
           <w:shd w:val="clear" w:color="auto" w:fill="FFFFFF"/>
           <w:lang w:val="en-US"/>
         </w:rPr>
-        <w:t>bing</w:t>
-      </w:r>
-      <w:proofErr w:type="spellEnd"/>
+        <w:t>export ESMF_INSTALL_DOCDIR=doc</w:t>
+      </w:r>
+      <w:r>
+        <w:rPr>
+          <w:rFonts w:ascii="Verdana" w:hAnsi="Verdana"/>
+          <w:color w:val="000000" w:themeColor="text1"/>
+          <w:sz w:val="20"/>
+          <w:szCs w:val="20"/>
+          <w:lang w:val="en-US"/>
+        </w:rPr>
+        <w:br/>
+      </w:r>
       <w:r>
         <w:rPr>
           <w:rFonts w:ascii="Verdana" w:hAnsi="Verdana"/>
@@ -3767,7 +4122,7 @@
           <w:shd w:val="clear" w:color="auto" w:fill="FFFFFF"/>
           <w:lang w:val="en-US"/>
         </w:rPr>
-        <w:t>/Linux.intel.64.intelmpi</w:t>
+        <w:t>export PATH=$ESMF_INSTALL_PREFIX/$ESMF_INSTALL_BINDIR:$PATH</w:t>
       </w:r>
       <w:r>
         <w:rPr>
@@ -3788,7 +4143,7 @@
           <w:shd w:val="clear" w:color="auto" w:fill="FFFFFF"/>
           <w:lang w:val="en-US"/>
         </w:rPr>
-        <w:t>export ESMF_INSTALL_DOCDIR=doc</w:t>
+        <w:t>export ESMF_NETCDF=split</w:t>
       </w:r>
       <w:r>
         <w:rPr>
@@ -3809,18 +4164,9 @@
           <w:shd w:val="clear" w:color="auto" w:fill="FFFFFF"/>
           <w:lang w:val="en-US"/>
         </w:rPr>
-        <w:t>export PATH=$ESMF_INSTALL_PREFIX/$ESMF_INSTALL_BINDIR:$PATH</w:t>
-      </w:r>
-      <w:r>
-        <w:rPr>
-          <w:rFonts w:ascii="Verdana" w:hAnsi="Verdana"/>
-          <w:color w:val="000000" w:themeColor="text1"/>
-          <w:sz w:val="20"/>
-          <w:szCs w:val="20"/>
-          <w:lang w:val="en-US"/>
-        </w:rPr>
-        <w:br/>
-      </w:r>
+        <w:t>export ESMF_NETCDF_LIBPATH="/softs/local_intel/netcdf/4.4.4_phdf5_1.10.4/lib -L/softs/</w:t>
+      </w:r>
+      <w:proofErr w:type="spellStart"/>
       <w:r>
         <w:rPr>
           <w:rFonts w:ascii="Verdana" w:hAnsi="Verdana"/>
@@ -3830,18 +4176,9 @@
           <w:shd w:val="clear" w:color="auto" w:fill="FFFFFF"/>
           <w:lang w:val="en-US"/>
         </w:rPr>
-        <w:t>export ESMF_NETCDF=split</w:t>
-      </w:r>
-      <w:r>
-        <w:rPr>
-          <w:rFonts w:ascii="Verdana" w:hAnsi="Verdana"/>
-          <w:color w:val="000000" w:themeColor="text1"/>
-          <w:sz w:val="20"/>
-          <w:szCs w:val="20"/>
-          <w:lang w:val="en-US"/>
-        </w:rPr>
-        <w:br/>
-      </w:r>
+        <w:t>local_intel</w:t>
+      </w:r>
+      <w:proofErr w:type="spellEnd"/>
       <w:r>
         <w:rPr>
           <w:rFonts w:ascii="Verdana" w:hAnsi="Verdana"/>
@@ -3851,7 +4188,7 @@
           <w:shd w:val="clear" w:color="auto" w:fill="FFFFFF"/>
           <w:lang w:val="en-US"/>
         </w:rPr>
-        <w:t>export ESMF_NETCDF_LIBPATH="/softs/local_intel/netcdf/4.4.4_phdf5_1.10.4/lib -L/softs/</w:t>
+        <w:t>/</w:t>
       </w:r>
       <w:proofErr w:type="spellStart"/>
       <w:r>
@@ -3863,7 +4200,7 @@
           <w:shd w:val="clear" w:color="auto" w:fill="FFFFFF"/>
           <w:lang w:val="en-US"/>
         </w:rPr>
-        <w:t>local_intel</w:t>
+        <w:t>netcdf</w:t>
       </w:r>
       <w:proofErr w:type="spellEnd"/>
       <w:r>
@@ -3875,11 +4212,11 @@
           <w:shd w:val="clear" w:color="auto" w:fill="FFFFFF"/>
           <w:lang w:val="en-US"/>
         </w:rPr>
-        <w:t>/</w:t>
-      </w:r>
-      <w:proofErr w:type="spellStart"/>
-      <w:r>
-        <w:rPr>
+        <w:t>/4.4.4_phdf5_1.10.4/lib"</w:t>
+      </w:r>
+      <w:r>
+        <w:rPr>
+          <w:rStyle w:val="apple-converted-space"/>
           <w:rFonts w:ascii="Verdana" w:hAnsi="Verdana"/>
           <w:color w:val="000000" w:themeColor="text1"/>
           <w:sz w:val="20"/>
@@ -3887,9 +4224,18 @@
           <w:shd w:val="clear" w:color="auto" w:fill="FFFFFF"/>
           <w:lang w:val="en-US"/>
         </w:rPr>
-        <w:t>netcdf</w:t>
-      </w:r>
-      <w:proofErr w:type="spellEnd"/>
+        <w:t> </w:t>
+      </w:r>
+      <w:r>
+        <w:rPr>
+          <w:rFonts w:ascii="Verdana" w:hAnsi="Verdana"/>
+          <w:color w:val="000000" w:themeColor="text1"/>
+          <w:sz w:val="20"/>
+          <w:szCs w:val="20"/>
+          <w:lang w:val="en-US"/>
+        </w:rPr>
+        <w:br/>
+      </w:r>
       <w:r>
         <w:rPr>
           <w:rFonts w:ascii="Verdana" w:hAnsi="Verdana"/>
@@ -3899,11 +4245,11 @@
           <w:shd w:val="clear" w:color="auto" w:fill="FFFFFF"/>
           <w:lang w:val="en-US"/>
         </w:rPr>
-        <w:t>/4.4.4_phdf5_1.10.4/lib"</w:t>
-      </w:r>
-      <w:r>
-        <w:rPr>
-          <w:rStyle w:val="apple-converted-space"/>
+        <w:t>export ESMF_NETCDF_INCLUDE="/softs/local_intel/netcdf/4.4.4_phdf5_1.10.4/include -I/softs/</w:t>
+      </w:r>
+      <w:proofErr w:type="spellStart"/>
+      <w:r>
+        <w:rPr>
           <w:rFonts w:ascii="Verdana" w:hAnsi="Verdana"/>
           <w:color w:val="000000" w:themeColor="text1"/>
           <w:sz w:val="20"/>
@@ -3911,18 +4257,9 @@
           <w:shd w:val="clear" w:color="auto" w:fill="FFFFFF"/>
           <w:lang w:val="en-US"/>
         </w:rPr>
-        <w:t> </w:t>
-      </w:r>
-      <w:r>
-        <w:rPr>
-          <w:rFonts w:ascii="Verdana" w:hAnsi="Verdana"/>
-          <w:color w:val="000000" w:themeColor="text1"/>
-          <w:sz w:val="20"/>
-          <w:szCs w:val="20"/>
-          <w:lang w:val="en-US"/>
-        </w:rPr>
-        <w:br/>
-      </w:r>
+        <w:t>local_intel</w:t>
+      </w:r>
+      <w:proofErr w:type="spellEnd"/>
       <w:r>
         <w:rPr>
           <w:rFonts w:ascii="Verdana" w:hAnsi="Verdana"/>
@@ -3932,7 +4269,7 @@
           <w:shd w:val="clear" w:color="auto" w:fill="FFFFFF"/>
           <w:lang w:val="en-US"/>
         </w:rPr>
-        <w:t>export ESMF_NETCDF_INCLUDE="/softs/local_intel/netcdf/4.4.4_phdf5_1.10.4/include -I/softs/</w:t>
+        <w:t>/</w:t>
       </w:r>
       <w:proofErr w:type="spellStart"/>
       <w:r>
@@ -3944,7 +4281,7 @@
           <w:shd w:val="clear" w:color="auto" w:fill="FFFFFF"/>
           <w:lang w:val="en-US"/>
         </w:rPr>
-        <w:t>local_intel</w:t>
+        <w:t>netcdf</w:t>
       </w:r>
       <w:proofErr w:type="spellEnd"/>
       <w:r>
@@ -3956,11 +4293,11 @@
           <w:shd w:val="clear" w:color="auto" w:fill="FFFFFF"/>
           <w:lang w:val="en-US"/>
         </w:rPr>
-        <w:t>/</w:t>
-      </w:r>
-      <w:proofErr w:type="spellStart"/>
-      <w:r>
-        <w:rPr>
+        <w:t>/4.4.4_phdf5_1.10.4/include"</w:t>
+      </w:r>
+      <w:r>
+        <w:rPr>
+          <w:rStyle w:val="apple-converted-space"/>
           <w:rFonts w:ascii="Verdana" w:hAnsi="Verdana"/>
           <w:color w:val="000000" w:themeColor="text1"/>
           <w:sz w:val="20"/>
@@ -3968,9 +4305,18 @@
           <w:shd w:val="clear" w:color="auto" w:fill="FFFFFF"/>
           <w:lang w:val="en-US"/>
         </w:rPr>
-        <w:t>netcdf</w:t>
-      </w:r>
-      <w:proofErr w:type="spellEnd"/>
+        <w:t> </w:t>
+      </w:r>
+      <w:r>
+        <w:rPr>
+          <w:rFonts w:ascii="Verdana" w:hAnsi="Verdana"/>
+          <w:color w:val="000000" w:themeColor="text1"/>
+          <w:sz w:val="20"/>
+          <w:szCs w:val="20"/>
+          <w:lang w:val="en-US"/>
+        </w:rPr>
+        <w:br/>
+      </w:r>
       <w:r>
         <w:rPr>
           <w:rFonts w:ascii="Verdana" w:hAnsi="Verdana"/>
@@ -3980,11 +4326,11 @@
           <w:shd w:val="clear" w:color="auto" w:fill="FFFFFF"/>
           <w:lang w:val="en-US"/>
         </w:rPr>
-        <w:t>/4.4.4_phdf5_1.10.4/include"</w:t>
-      </w:r>
-      <w:r>
-        <w:rPr>
-          <w:rStyle w:val="apple-converted-space"/>
+        <w:t>export ESMF_COMM=</w:t>
+      </w:r>
+      <w:proofErr w:type="spellStart"/>
+      <w:r>
+        <w:rPr>
           <w:rFonts w:ascii="Verdana" w:hAnsi="Verdana"/>
           <w:color w:val="000000" w:themeColor="text1"/>
           <w:sz w:val="20"/>
@@ -3992,8 +4338,9 @@
           <w:shd w:val="clear" w:color="auto" w:fill="FFFFFF"/>
           <w:lang w:val="en-US"/>
         </w:rPr>
-        <w:t> </w:t>
-      </w:r>
+        <w:t>intelmpi</w:t>
+      </w:r>
+      <w:proofErr w:type="spellEnd"/>
       <w:r>
         <w:rPr>
           <w:rFonts w:ascii="Verdana" w:hAnsi="Verdana"/>
@@ -4013,40 +4360,6 @@
           <w:shd w:val="clear" w:color="auto" w:fill="FFFFFF"/>
           <w:lang w:val="en-US"/>
         </w:rPr>
-        <w:t>export ESMF_COMM=</w:t>
-      </w:r>
-      <w:proofErr w:type="spellStart"/>
-      <w:r>
-        <w:rPr>
-          <w:rFonts w:ascii="Verdana" w:hAnsi="Verdana"/>
-          <w:color w:val="000000" w:themeColor="text1"/>
-          <w:sz w:val="20"/>
-          <w:szCs w:val="20"/>
-          <w:shd w:val="clear" w:color="auto" w:fill="FFFFFF"/>
-          <w:lang w:val="en-US"/>
-        </w:rPr>
-        <w:t>intelmpi</w:t>
-      </w:r>
-      <w:proofErr w:type="spellEnd"/>
-      <w:r>
-        <w:rPr>
-          <w:rFonts w:ascii="Verdana" w:hAnsi="Verdana"/>
-          <w:color w:val="000000" w:themeColor="text1"/>
-          <w:sz w:val="20"/>
-          <w:szCs w:val="20"/>
-          <w:lang w:val="en-US"/>
-        </w:rPr>
-        <w:br/>
-      </w:r>
-      <w:r>
-        <w:rPr>
-          <w:rFonts w:ascii="Verdana" w:hAnsi="Verdana"/>
-          <w:color w:val="000000" w:themeColor="text1"/>
-          <w:sz w:val="20"/>
-          <w:szCs w:val="20"/>
-          <w:shd w:val="clear" w:color="auto" w:fill="FFFFFF"/>
-          <w:lang w:val="en-US"/>
-        </w:rPr>
         <w:t>export PATH=$ESMF_INSTALL_PREFIX/$ESMF_INSTALL_BINDIR:$PATH</w:t>
       </w:r>
     </w:p>
@@ -4153,7 +4466,7 @@
     </w:p>
     <w:p>
       <w:pPr>
-        <w:pStyle w:val="ListParagraph"/>
+        <w:pStyle w:val="Paragraphedeliste"/>
         <w:numPr>
           <w:ilvl w:val="1"/>
           <w:numId w:val="5"/>
@@ -4187,10 +4500,10 @@
         </w:rPr>
         <w:t xml:space="preserve">Details on XIOS installation are available at </w:t>
       </w:r>
-      <w:hyperlink r:id="rId12" w:history="1">
+      <w:hyperlink r:id="rId14" w:history="1">
         <w:r>
           <w:rPr>
-            <w:rStyle w:val="Hyperlink"/>
+            <w:rStyle w:val="Lienhypertexte"/>
             <w:lang w:val="en-GB"/>
           </w:rPr>
           <w:t>https://forge.ipsl.jussieu.fr/ioserver/wiki/documentation</w:t>
@@ -4279,10 +4592,10 @@
         </w:rPr>
         <w:t xml:space="preserve"> co </w:t>
       </w:r>
-      <w:hyperlink r:id="rId13" w:history="1">
+      <w:hyperlink r:id="rId15" w:history="1">
         <w:r>
           <w:rPr>
-            <w:rStyle w:val="Hyperlink"/>
+            <w:rStyle w:val="Lienhypertexte"/>
             <w:rFonts w:ascii="Courier New" w:hAnsi="Courier New" w:cs="Courier New"/>
             <w:sz w:val="21"/>
             <w:szCs w:val="21"/>
@@ -4458,7 +4771,7 @@
           <w:color w:val="000000" w:themeColor="text1"/>
           <w:lang w:val="en-US"/>
         </w:rPr>
-        <w:t xml:space="preserve"> refers to the specific platform (see examples in there). XIOS compilation can then be launched with </w:t>
+        <w:t xml:space="preserve"> refers to the specific platform (see examples in there). XIOS compilation can then be launched with “</w:t>
       </w:r>
       <w:proofErr w:type="gramStart"/>
       <w:r>
@@ -4466,7 +4779,7 @@
           <w:color w:val="000000" w:themeColor="text1"/>
           <w:lang w:val="en-US"/>
         </w:rPr>
-        <w:t>“.</w:t>
+        <w:t>.</w:t>
       </w:r>
       <w:r>
         <w:rPr>
@@ -4611,108 +4924,99 @@
           <w:color w:val="000000" w:themeColor="text1"/>
           <w:lang w:val="en-GB"/>
         </w:rPr>
-        <w:t>oasis_</w:t>
-      </w:r>
+        <w:t xml:space="preserve">oasis_testcase.f90 </w:t>
+      </w:r>
+      <w:r>
+        <w:rPr>
+          <w:color w:val="000000" w:themeColor="text1"/>
+          <w:lang w:val="en-US"/>
+        </w:rPr>
+        <w:t xml:space="preserve">to the XIOS sub-directory </w:t>
+      </w:r>
+      <w:proofErr w:type="spellStart"/>
+      <w:r>
+        <w:rPr>
+          <w:rFonts w:ascii="Courier New" w:hAnsi="Courier New" w:cs="Courier New"/>
+          <w:lang w:val="en-GB"/>
+        </w:rPr>
+        <w:t>XIOS</w:t>
+      </w:r>
+      <w:r>
+        <w:rPr>
+          <w:rFonts w:ascii="Courier New" w:hAnsi="Courier New" w:cs="Courier New"/>
+          <w:lang w:val="en-GB"/>
+        </w:rPr>
+        <w:t>_trunk</w:t>
+      </w:r>
+      <w:proofErr w:type="spellEnd"/>
+      <w:r>
+        <w:rPr>
+          <w:rFonts w:ascii="Courier New" w:hAnsi="Courier New" w:cs="Courier New"/>
+          <w:lang w:val="en-GB"/>
+        </w:rPr>
+        <w:t>/</w:t>
+      </w:r>
+      <w:proofErr w:type="spellStart"/>
+      <w:r>
+        <w:rPr>
+          <w:rFonts w:ascii="Courier New" w:hAnsi="Courier New" w:cs="Courier New"/>
+          <w:lang w:val="en-GB"/>
+        </w:rPr>
+        <w:t>src</w:t>
+      </w:r>
+      <w:proofErr w:type="spellEnd"/>
+      <w:r>
+        <w:rPr>
+          <w:rFonts w:ascii="Courier New" w:hAnsi="Courier New" w:cs="Courier New"/>
+          <w:lang w:val="en-GB"/>
+        </w:rPr>
+        <w:t>/test</w:t>
+      </w:r>
+      <w:r>
+        <w:rPr>
+          <w:color w:val="000000" w:themeColor="text1"/>
+          <w:lang w:val="en-US"/>
+        </w:rPr>
+        <w:t xml:space="preserve"> and </w:t>
+      </w:r>
+      <w:r>
+        <w:rPr>
+          <w:color w:val="000000" w:themeColor="text1"/>
+          <w:lang w:val="en-US"/>
+        </w:rPr>
+        <w:t xml:space="preserve">add </w:t>
+      </w:r>
+      <w:r>
+        <w:rPr>
+          <w:color w:val="000000" w:themeColor="text1"/>
+          <w:lang w:val="en-US"/>
+        </w:rPr>
+        <w:t>a line "</w:t>
+      </w:r>
+      <w:proofErr w:type="spellStart"/>
+      <w:r>
+        <w:rPr>
+          <w:rFonts w:ascii="Courier New" w:hAnsi="Courier New" w:cs="Courier New"/>
+          <w:lang w:val="en-GB"/>
+        </w:rPr>
+        <w:t>bld</w:t>
+      </w:r>
+      <w:proofErr w:type="spellEnd"/>
       <w:proofErr w:type="gramStart"/>
       <w:r>
         <w:rPr>
           <w:rFonts w:ascii="Courier New" w:hAnsi="Courier New" w:cs="Courier New"/>
-          <w:color w:val="000000" w:themeColor="text1"/>
-          <w:lang w:val="en-GB"/>
-        </w:rPr>
-        <w:t>testcase.f</w:t>
+          <w:lang w:val="en-GB"/>
+        </w:rPr>
+        <w:t>::</w:t>
       </w:r>
       <w:proofErr w:type="gramEnd"/>
       <w:r>
         <w:rPr>
           <w:rFonts w:ascii="Courier New" w:hAnsi="Courier New" w:cs="Courier New"/>
-          <w:color w:val="000000" w:themeColor="text1"/>
-          <w:lang w:val="en-GB"/>
-        </w:rPr>
-        <w:t xml:space="preserve">90 </w:t>
-      </w:r>
-      <w:r>
-        <w:rPr>
-          <w:color w:val="000000" w:themeColor="text1"/>
-          <w:lang w:val="en-US"/>
-        </w:rPr>
-        <w:t xml:space="preserve">to the XIOS sub-directory </w:t>
-      </w:r>
-      <w:proofErr w:type="spellStart"/>
-      <w:r>
-        <w:rPr>
-          <w:rFonts w:ascii="Courier New" w:hAnsi="Courier New" w:cs="Courier New"/>
-          <w:lang w:val="en-GB"/>
-        </w:rPr>
-        <w:t>XIOS</w:t>
-      </w:r>
-      <w:r>
-        <w:rPr>
-          <w:rFonts w:ascii="Courier New" w:hAnsi="Courier New" w:cs="Courier New"/>
-          <w:lang w:val="en-GB"/>
-        </w:rPr>
-        <w:t>_trunk</w:t>
-      </w:r>
-      <w:proofErr w:type="spellEnd"/>
-      <w:r>
-        <w:rPr>
-          <w:rFonts w:ascii="Courier New" w:hAnsi="Courier New" w:cs="Courier New"/>
-          <w:lang w:val="en-GB"/>
-        </w:rPr>
-        <w:t>/</w:t>
-      </w:r>
-      <w:proofErr w:type="spellStart"/>
-      <w:r>
-        <w:rPr>
-          <w:rFonts w:ascii="Courier New" w:hAnsi="Courier New" w:cs="Courier New"/>
-          <w:lang w:val="en-GB"/>
-        </w:rPr>
-        <w:t>src</w:t>
-      </w:r>
-      <w:proofErr w:type="spellEnd"/>
-      <w:r>
-        <w:rPr>
-          <w:rFonts w:ascii="Courier New" w:hAnsi="Courier New" w:cs="Courier New"/>
-          <w:lang w:val="en-GB"/>
-        </w:rPr>
-        <w:t>/test</w:t>
-      </w:r>
-      <w:r>
-        <w:rPr>
-          <w:color w:val="000000" w:themeColor="text1"/>
-          <w:lang w:val="en-US"/>
-        </w:rPr>
-        <w:t xml:space="preserve"> and </w:t>
-      </w:r>
-      <w:r>
-        <w:rPr>
-          <w:color w:val="000000" w:themeColor="text1"/>
-          <w:lang w:val="en-US"/>
-        </w:rPr>
-        <w:t xml:space="preserve">add </w:t>
-      </w:r>
-      <w:r>
-        <w:rPr>
-          <w:color w:val="000000" w:themeColor="text1"/>
-          <w:lang w:val="en-US"/>
-        </w:rPr>
-        <w:t>a line "</w:t>
-      </w:r>
-      <w:proofErr w:type="spellStart"/>
-      <w:r>
-        <w:rPr>
-          <w:rFonts w:ascii="Courier New" w:hAnsi="Courier New" w:cs="Courier New"/>
-          <w:lang w:val="en-GB"/>
-        </w:rPr>
-        <w:t>bld</w:t>
-      </w:r>
-      <w:proofErr w:type="spellEnd"/>
-      <w:r>
-        <w:rPr>
-          <w:rFonts w:ascii="Courier New" w:hAnsi="Courier New" w:cs="Courier New"/>
-          <w:lang w:val="en-GB"/>
-        </w:rPr>
-        <w:t>::target oasis_testcase.exe</w:t>
+          <w:lang w:val="en-GB"/>
+        </w:rPr>
+        <w:t>target oasis_testcase.exe</w:t>
       </w:r>
       <w:r>
         <w:rPr>
@@ -4868,14 +5172,30 @@
           <w:color w:val="000000" w:themeColor="text1"/>
           <w:lang w:val="en-US"/>
         </w:rPr>
-        <w:t xml:space="preserve"> o</w:t>
-      </w:r>
+        <w:t xml:space="preserve"> </w:t>
+      </w:r>
+      <w:proofErr w:type="gramStart"/>
       <w:r>
         <w:rPr>
           <w:color w:val="000000" w:themeColor="text1"/>
           <w:lang w:val="en-US"/>
         </w:rPr>
-        <w:t xml:space="preserve">r create a symbolic link in </w:t>
+        <w:t>o</w:t>
+      </w:r>
+      <w:r>
+        <w:rPr>
+          <w:color w:val="000000" w:themeColor="text1"/>
+          <w:lang w:val="en-US"/>
+        </w:rPr>
+        <w:t>r</w:t>
+      </w:r>
+      <w:proofErr w:type="gramEnd"/>
+      <w:r>
+        <w:rPr>
+          <w:color w:val="000000" w:themeColor="text1"/>
+          <w:lang w:val="en-US"/>
+        </w:rPr>
+        <w:t xml:space="preserve"> create a symbolic link in </w:t>
       </w:r>
       <w:r>
         <w:rPr>
@@ -4892,7 +5212,6 @@
         <w:t xml:space="preserve"> to </w:t>
       </w:r>
       <w:proofErr w:type="spellStart"/>
-      <w:proofErr w:type="gramStart"/>
       <w:r>
         <w:rPr>
           <w:rFonts w:ascii="Courier New" w:hAnsi="Courier New" w:cs="Courier New"/>
@@ -4943,7 +5262,6 @@
         </w:rPr>
         <w:t>.</w:t>
       </w:r>
-      <w:proofErr w:type="gramEnd"/>
       <w:r>
         <w:rPr>
           <w:color w:val="000000" w:themeColor="text1"/>
@@ -4954,7 +5272,7 @@
     </w:p>
     <w:p>
       <w:pPr>
-        <w:pStyle w:val="ListParagraph"/>
+        <w:pStyle w:val="Paragraphedeliste"/>
         <w:numPr>
           <w:ilvl w:val="0"/>
           <w:numId w:val="5"/>
@@ -4989,7 +5307,7 @@
     </w:p>
     <w:p>
       <w:pPr>
-        <w:pStyle w:val="ListParagraph"/>
+        <w:pStyle w:val="Paragraphedeliste"/>
         <w:numPr>
           <w:ilvl w:val="1"/>
           <w:numId w:val="5"/>
@@ -5243,6 +5561,7 @@
         </w:rPr>
         <w:t xml:space="preserve">compile </w:t>
       </w:r>
+      <w:proofErr w:type="gramStart"/>
       <w:r>
         <w:rPr>
           <w:rFonts w:ascii="Courier New" w:hAnsi="Courier New" w:cs="Courier New"/>
@@ -5250,6 +5569,7 @@
         </w:rPr>
         <w:t>model1.F90</w:t>
       </w:r>
+      <w:proofErr w:type="gramEnd"/>
       <w:r>
         <w:rPr>
           <w:lang w:val="en-GB"/>
@@ -5268,167 +5588,166 @@
         </w:rPr>
         <w:t xml:space="preserve"> </w:t>
       </w:r>
+      <w:r>
+        <w:rPr>
+          <w:rFonts w:ascii="Courier New" w:hAnsi="Courier New" w:cs="Courier New"/>
+          <w:lang w:val="en-GB"/>
+        </w:rPr>
+        <w:t>src/</w:t>
+      </w:r>
+      <w:r>
+        <w:rPr>
+          <w:rFonts w:ascii="Courier New" w:hAnsi="Courier New" w:cs="Courier New"/>
+          <w:lang w:val="en-GB"/>
+        </w:rPr>
+        <w:t>oasis_test_build.sh</w:t>
+      </w:r>
+      <w:r>
+        <w:rPr>
+          <w:rFonts w:ascii="Courier New" w:hAnsi="Courier New" w:cs="Courier New"/>
+          <w:lang w:val="en-GB"/>
+        </w:rPr>
+        <w:t xml:space="preserve"> </w:t>
+      </w:r>
+      <w:r>
+        <w:rPr>
+          <w:lang w:val="en-GB"/>
+        </w:rPr>
+        <w:t xml:space="preserve">. </w:t>
+      </w:r>
+      <w:r>
+        <w:rPr>
+          <w:lang w:val="en-GB"/>
+        </w:rPr>
+        <w:t>Following the rules of OASIS3-MCT compiling environment effective since December 2022,</w:t>
+      </w:r>
+      <w:r>
+        <w:rPr>
+          <w:lang w:val="en-US"/>
+        </w:rPr>
+        <w:t xml:space="preserve"> </w:t>
+      </w:r>
+      <w:r>
+        <w:rPr>
+          <w:rFonts w:ascii="Courier New" w:hAnsi="Courier New" w:cs="Courier New"/>
+          <w:lang w:val="en-GB"/>
+        </w:rPr>
+        <w:t>$OASIS_COUPLE</w:t>
+      </w:r>
+      <w:r>
+        <w:rPr>
+          <w:lang w:val="en-GB"/>
+        </w:rPr>
+        <w:t xml:space="preserve"> and </w:t>
+      </w:r>
+      <w:r>
+        <w:rPr>
+          <w:rFonts w:ascii="Courier New" w:hAnsi="Courier New" w:cs="Courier New"/>
+          <w:lang w:val="en-GB"/>
+        </w:rPr>
+        <w:t>$OASIS_ENV</w:t>
+      </w:r>
+      <w:r>
+        <w:rPr>
+          <w:lang w:val="en-GB"/>
+        </w:rPr>
+        <w:t xml:space="preserve"> </w:t>
+      </w:r>
+      <w:r>
+        <w:rPr>
+          <w:lang w:val="en-GB"/>
+        </w:rPr>
+        <w:t xml:space="preserve">are two environment variables that must be defined. </w:t>
+      </w:r>
+      <w:r>
+        <w:rPr>
+          <w:rFonts w:ascii="Courier New" w:hAnsi="Courier New" w:cs="Courier New"/>
+          <w:lang w:val="en-GB"/>
+        </w:rPr>
+        <w:t>$OASIS_COUPLE</w:t>
+      </w:r>
+      <w:r>
+        <w:rPr>
+          <w:lang w:val="en-GB"/>
+        </w:rPr>
+        <w:t xml:space="preserve"> gives the path</w:t>
+      </w:r>
+      <w:r>
+        <w:rPr>
+          <w:lang w:val="en-GB"/>
+        </w:rPr>
+        <w:t xml:space="preserve"> of the sources of the coupler (/</w:t>
+      </w:r>
+      <w:r>
+        <w:rPr>
+          <w:rFonts w:ascii="Courier New" w:hAnsi="Courier New" w:cs="Courier New"/>
+          <w:lang w:val="en-GB"/>
+        </w:rPr>
+        <w:t>lib, /util, /examples</w:t>
+      </w:r>
+      <w:r>
+        <w:rPr>
+          <w:lang w:val="en-GB"/>
+        </w:rPr>
+        <w:t>, etc. directories)</w:t>
+      </w:r>
+      <w:r>
+        <w:rPr>
+          <w:lang w:val="en-GB"/>
+        </w:rPr>
+        <w:t xml:space="preserve">. </w:t>
+      </w:r>
+      <w:r>
+        <w:rPr>
+          <w:rFonts w:ascii="Courier New" w:hAnsi="Courier New" w:cs="Courier New"/>
+          <w:lang w:val="en-GB"/>
+        </w:rPr>
+        <w:t>$OASIS_ENV</w:t>
+      </w:r>
+      <w:r>
+        <w:rPr>
+          <w:lang w:val="en-GB"/>
+        </w:rPr>
+        <w:t xml:space="preserve"> </w:t>
+      </w:r>
+      <w:r>
+        <w:rPr>
+          <w:lang w:val="en-GB"/>
+        </w:rPr>
+        <w:t xml:space="preserve">gives the extension of the header </w:t>
+      </w:r>
+      <w:proofErr w:type="spellStart"/>
+      <w:r>
+        <w:rPr>
+          <w:lang w:val="en-GB"/>
+        </w:rPr>
+        <w:t>Makefile</w:t>
+      </w:r>
+      <w:proofErr w:type="spellEnd"/>
+      <w:r>
+        <w:rPr>
+          <w:lang w:val="en-GB"/>
+        </w:rPr>
+        <w:t xml:space="preserve"> </w:t>
+      </w:r>
+      <w:r>
+        <w:rPr>
+          <w:rFonts w:ascii="Courier New" w:hAnsi="Courier New" w:cs="Courier New"/>
+          <w:lang w:val="en-GB"/>
+        </w:rPr>
+        <w:t>make</w:t>
+      </w:r>
       <w:proofErr w:type="gramStart"/>
       <w:r>
         <w:rPr>
           <w:rFonts w:ascii="Courier New" w:hAnsi="Courier New" w:cs="Courier New"/>
           <w:lang w:val="en-GB"/>
         </w:rPr>
-        <w:t>src/</w:t>
-      </w:r>
-      <w:r>
-        <w:rPr>
-          <w:rFonts w:ascii="Courier New" w:hAnsi="Courier New" w:cs="Courier New"/>
-          <w:lang w:val="en-GB"/>
-        </w:rPr>
-        <w:t>oasis_test_build.sh</w:t>
-      </w:r>
-      <w:r>
-        <w:rPr>
-          <w:rFonts w:ascii="Courier New" w:hAnsi="Courier New" w:cs="Courier New"/>
-          <w:lang w:val="en-GB"/>
-        </w:rPr>
-        <w:t xml:space="preserve"> </w:t>
-      </w:r>
-      <w:r>
-        <w:rPr>
-          <w:lang w:val="en-GB"/>
-        </w:rPr>
-        <w:t>.</w:t>
+        <w:t>.$</w:t>
       </w:r>
       <w:proofErr w:type="gramEnd"/>
       <w:r>
         <w:rPr>
-          <w:lang w:val="en-GB"/>
-        </w:rPr>
-        <w:t xml:space="preserve"> </w:t>
-      </w:r>
-      <w:r>
-        <w:rPr>
-          <w:lang w:val="en-GB"/>
-        </w:rPr>
-        <w:t>Following the rules of OASIS3-MCT compiling environment effective since December 2022,</w:t>
-      </w:r>
-      <w:r>
-        <w:rPr>
-          <w:lang w:val="en-US"/>
-        </w:rPr>
-        <w:t xml:space="preserve"> </w:t>
-      </w:r>
-      <w:r>
-        <w:rPr>
-          <w:rFonts w:ascii="Courier New" w:hAnsi="Courier New" w:cs="Courier New"/>
-          <w:lang w:val="en-GB"/>
-        </w:rPr>
-        <w:t>$OASIS_COUPLE</w:t>
-      </w:r>
-      <w:r>
-        <w:rPr>
-          <w:lang w:val="en-GB"/>
-        </w:rPr>
-        <w:t xml:space="preserve"> and </w:t>
-      </w:r>
-      <w:r>
-        <w:rPr>
-          <w:rFonts w:ascii="Courier New" w:hAnsi="Courier New" w:cs="Courier New"/>
-          <w:lang w:val="en-GB"/>
-        </w:rPr>
-        <w:t>$OASIS_ENV</w:t>
-      </w:r>
-      <w:r>
-        <w:rPr>
-          <w:lang w:val="en-GB"/>
-        </w:rPr>
-        <w:t xml:space="preserve"> </w:t>
-      </w:r>
-      <w:r>
-        <w:rPr>
-          <w:lang w:val="en-GB"/>
-        </w:rPr>
-        <w:t xml:space="preserve">are two environment variables that must be defined. </w:t>
-      </w:r>
-      <w:r>
-        <w:rPr>
-          <w:rFonts w:ascii="Courier New" w:hAnsi="Courier New" w:cs="Courier New"/>
-          <w:lang w:val="en-GB"/>
-        </w:rPr>
-        <w:t>$OASIS_COUPLE</w:t>
-      </w:r>
-      <w:r>
-        <w:rPr>
-          <w:lang w:val="en-GB"/>
-        </w:rPr>
-        <w:t xml:space="preserve"> gives the path</w:t>
-      </w:r>
-      <w:r>
-        <w:rPr>
-          <w:lang w:val="en-GB"/>
-        </w:rPr>
-        <w:t xml:space="preserve"> of the sources of the coupler (/</w:t>
-      </w:r>
-      <w:r>
-        <w:rPr>
-          <w:rFonts w:ascii="Courier New" w:hAnsi="Courier New" w:cs="Courier New"/>
-          <w:lang w:val="en-GB"/>
-        </w:rPr>
-        <w:t>lib, /util, /examples</w:t>
-      </w:r>
-      <w:r>
-        <w:rPr>
-          <w:lang w:val="en-GB"/>
-        </w:rPr>
-        <w:t>, etc. directories)</w:t>
-      </w:r>
-      <w:r>
-        <w:rPr>
-          <w:lang w:val="en-GB"/>
-        </w:rPr>
-        <w:t xml:space="preserve">. </w:t>
-      </w:r>
-      <w:r>
-        <w:rPr>
-          <w:rFonts w:ascii="Courier New" w:hAnsi="Courier New" w:cs="Courier New"/>
-          <w:lang w:val="en-GB"/>
-        </w:rPr>
-        <w:t>$OASIS_ENV</w:t>
-      </w:r>
-      <w:r>
-        <w:rPr>
-          <w:lang w:val="en-GB"/>
-        </w:rPr>
-        <w:t xml:space="preserve"> </w:t>
-      </w:r>
-      <w:r>
-        <w:rPr>
-          <w:lang w:val="en-GB"/>
-        </w:rPr>
-        <w:t xml:space="preserve">gives the extension of the header </w:t>
-      </w:r>
-      <w:proofErr w:type="spellStart"/>
-      <w:r>
-        <w:rPr>
-          <w:lang w:val="en-GB"/>
-        </w:rPr>
-        <w:t>Makefile</w:t>
-      </w:r>
-      <w:proofErr w:type="spellEnd"/>
-      <w:r>
-        <w:rPr>
-          <w:lang w:val="en-GB"/>
-        </w:rPr>
-        <w:t xml:space="preserve"> </w:t>
-      </w:r>
-      <w:proofErr w:type="gramStart"/>
-      <w:r>
-        <w:rPr>
-          <w:rFonts w:ascii="Courier New" w:hAnsi="Courier New" w:cs="Courier New"/>
-          <w:lang w:val="en-GB"/>
-        </w:rPr>
-        <w:t>make.$</w:t>
-      </w:r>
-      <w:proofErr w:type="gramEnd"/>
-      <w:r>
-        <w:rPr>
           <w:rFonts w:ascii="Courier New" w:hAnsi="Courier New" w:cs="Courier New"/>
           <w:lang w:val="en-GB"/>
         </w:rPr>
@@ -5452,7 +5771,23 @@
           <w:rFonts w:ascii="Courier New" w:hAnsi="Courier New" w:cs="Courier New"/>
           <w:lang w:val="en-GB"/>
         </w:rPr>
-        <w:t>/util/</w:t>
+        <w:t>/</w:t>
+      </w:r>
+      <w:proofErr w:type="spellStart"/>
+      <w:r>
+        <w:rPr>
+          <w:rFonts w:ascii="Courier New" w:hAnsi="Courier New" w:cs="Courier New"/>
+          <w:lang w:val="en-GB"/>
+        </w:rPr>
+        <w:t>util</w:t>
+      </w:r>
+      <w:proofErr w:type="spellEnd"/>
+      <w:r>
+        <w:rPr>
+          <w:rFonts w:ascii="Courier New" w:hAnsi="Courier New" w:cs="Courier New"/>
+          <w:lang w:val="en-GB"/>
+        </w:rPr>
+        <w:t>/</w:t>
       </w:r>
       <w:proofErr w:type="spellStart"/>
       <w:r>
@@ -5770,7 +6105,7 @@
     </w:p>
     <w:p>
       <w:pPr>
-        <w:pStyle w:val="ListParagraph"/>
+        <w:pStyle w:val="Paragraphedeliste"/>
         <w:numPr>
           <w:ilvl w:val="1"/>
           <w:numId w:val="5"/>
@@ -6073,7 +6408,7 @@
     </w:p>
     <w:p>
       <w:pPr>
-        <w:pStyle w:val="ListParagraph"/>
+        <w:pStyle w:val="Paragraphedeliste"/>
         <w:numPr>
           <w:ilvl w:val="0"/>
           <w:numId w:val="6"/>
@@ -6184,7 +6519,7 @@
     </w:p>
     <w:p>
       <w:pPr>
-        <w:pStyle w:val="ListParagraph"/>
+        <w:pStyle w:val="Paragraphedeliste"/>
         <w:numPr>
           <w:ilvl w:val="0"/>
           <w:numId w:val="6"/>
@@ -6308,7 +6643,7 @@
     </w:p>
     <w:p>
       <w:pPr>
-        <w:pStyle w:val="ListParagraph"/>
+        <w:pStyle w:val="Paragraphedeliste"/>
         <w:numPr>
           <w:ilvl w:val="0"/>
           <w:numId w:val="6"/>
@@ -6465,7 +6800,7 @@
     </w:p>
     <w:p>
       <w:pPr>
-        <w:pStyle w:val="ListParagraph"/>
+        <w:pStyle w:val="Paragraphedeliste"/>
         <w:numPr>
           <w:ilvl w:val="0"/>
           <w:numId w:val="6"/>
@@ -6499,7 +6834,7 @@
       </w:r>
       <w:r>
         <w:rPr>
-          <w:rStyle w:val="FootnoteReference"/>
+          <w:rStyle w:val="Marquenotebasdepage"/>
           <w:lang w:val="en-GB"/>
         </w:rPr>
         <w:footnoteReference w:id="2"/>
@@ -6507,7 +6842,7 @@
     </w:p>
     <w:p>
       <w:pPr>
-        <w:pStyle w:val="ListParagraph"/>
+        <w:pStyle w:val="Paragraphedeliste"/>
         <w:numPr>
           <w:ilvl w:val="0"/>
           <w:numId w:val="6"/>
@@ -6621,7 +6956,7 @@
     </w:p>
     <w:p>
       <w:pPr>
-        <w:pStyle w:val="ListParagraph"/>
+        <w:pStyle w:val="Paragraphedeliste"/>
         <w:numPr>
           <w:ilvl w:val="0"/>
           <w:numId w:val="6"/>
@@ -6676,7 +7011,7 @@
     </w:p>
     <w:p>
       <w:pPr>
-        <w:pStyle w:val="ListParagraph"/>
+        <w:pStyle w:val="Paragraphedeliste"/>
         <w:numPr>
           <w:ilvl w:val="0"/>
           <w:numId w:val="6"/>
@@ -6784,7 +7119,7 @@
     </w:p>
     <w:p>
       <w:pPr>
-        <w:pStyle w:val="ListParagraph"/>
+        <w:pStyle w:val="Paragraphedeliste"/>
         <w:numPr>
           <w:ilvl w:val="0"/>
           <w:numId w:val="7"/>
@@ -6867,7 +7202,7 @@
     </w:p>
     <w:p>
       <w:pPr>
-        <w:pStyle w:val="ListParagraph"/>
+        <w:pStyle w:val="Paragraphedeliste"/>
         <w:numPr>
           <w:ilvl w:val="0"/>
           <w:numId w:val="7"/>
@@ -6948,7 +7283,7 @@
       </w:r>
       <w:r>
         <w:rPr>
-          <w:rStyle w:val="FootnoteReference"/>
+          <w:rStyle w:val="Marquenotebasdepage"/>
           <w:lang w:val="en-GB"/>
         </w:rPr>
         <w:footnoteReference w:id="3"/>
@@ -7081,14 +7416,7 @@
           <w:rFonts w:ascii="Courier New" w:hAnsi="Courier New" w:cs="Courier New"/>
           <w:lang w:val="en-GB"/>
         </w:rPr>
-        <w:t>=$OASIS_ENV</w:t>
-      </w:r>
-      <w:r>
-        <w:rPr>
-          <w:rFonts w:ascii="Courier New" w:hAnsi="Courier New" w:cs="Courier New"/>
-          <w:lang w:val="en-GB"/>
-        </w:rPr>
-        <w:t xml:space="preserve"> </w:t>
+        <w:t xml:space="preserve">=$OASIS_ENV </w:t>
       </w:r>
       <w:r>
         <w:rPr>
@@ -7369,7 +7697,7 @@
     </w:p>
     <w:p>
       <w:pPr>
-        <w:pStyle w:val="ListParagraph"/>
+        <w:pStyle w:val="Paragraphedeliste"/>
         <w:numPr>
           <w:ilvl w:val="1"/>
           <w:numId w:val="5"/>
@@ -8084,7 +8412,7 @@
     </w:p>
     <w:p>
       <w:pPr>
-        <w:pStyle w:val="ListParagraph"/>
+        <w:pStyle w:val="Paragraphedeliste"/>
         <w:numPr>
           <w:ilvl w:val="1"/>
           <w:numId w:val="5"/>
@@ -8128,7 +8456,7 @@
     </w:p>
     <w:p>
       <w:pPr>
-        <w:pStyle w:val="ListParagraph"/>
+        <w:pStyle w:val="Paragraphedeliste"/>
         <w:numPr>
           <w:ilvl w:val="0"/>
           <w:numId w:val="11"/>
@@ -8201,7 +8529,7 @@
     </w:p>
     <w:p>
       <w:pPr>
-        <w:pStyle w:val="ListParagraph"/>
+        <w:pStyle w:val="Paragraphedeliste"/>
         <w:numPr>
           <w:ilvl w:val="0"/>
           <w:numId w:val="11"/>
@@ -8284,7 +8612,7 @@
     </w:p>
     <w:p>
       <w:pPr>
-        <w:pStyle w:val="ListParagraph"/>
+        <w:pStyle w:val="Paragraphedeliste"/>
         <w:numPr>
           <w:ilvl w:val="0"/>
           <w:numId w:val="11"/>
@@ -8342,7 +8670,7 @@
     </w:p>
     <w:p>
       <w:pPr>
-        <w:pStyle w:val="ListParagraph"/>
+        <w:pStyle w:val="Paragraphedeliste"/>
         <w:spacing w:before="120"/>
         <w:jc w:val="both"/>
         <w:rPr>
@@ -8352,7 +8680,7 @@
     </w:p>
     <w:p>
       <w:pPr>
-        <w:pStyle w:val="ListParagraph"/>
+        <w:pStyle w:val="Paragraphedeliste"/>
         <w:numPr>
           <w:ilvl w:val="1"/>
           <w:numId w:val="5"/>
@@ -8634,7 +8962,7 @@
     </w:p>
     <w:p>
       <w:pPr>
-        <w:pStyle w:val="ListParagraph"/>
+        <w:pStyle w:val="Paragraphedeliste"/>
         <w:numPr>
           <w:ilvl w:val="0"/>
           <w:numId w:val="6"/>
@@ -8722,7 +9050,7 @@
     </w:p>
     <w:p>
       <w:pPr>
-        <w:pStyle w:val="ListParagraph"/>
+        <w:pStyle w:val="Paragraphedeliste"/>
         <w:numPr>
           <w:ilvl w:val="0"/>
           <w:numId w:val="6"/>
@@ -8839,7 +9167,7 @@
     </w:p>
     <w:p>
       <w:pPr>
-        <w:pStyle w:val="ListParagraph"/>
+        <w:pStyle w:val="Paragraphedeliste"/>
         <w:numPr>
           <w:ilvl w:val="0"/>
           <w:numId w:val="6"/>
@@ -8947,7 +9275,7 @@
     </w:p>
     <w:p>
       <w:pPr>
-        <w:pStyle w:val="ListParagraph"/>
+        <w:pStyle w:val="Paragraphedeliste"/>
         <w:numPr>
           <w:ilvl w:val="0"/>
           <w:numId w:val="6"/>
@@ -9002,7 +9330,7 @@
     </w:p>
     <w:p>
       <w:pPr>
-        <w:pStyle w:val="ListParagraph"/>
+        <w:pStyle w:val="Paragraphedeliste"/>
         <w:numPr>
           <w:ilvl w:val="0"/>
           <w:numId w:val="6"/>
@@ -9019,8 +9347,17 @@
           <w:rFonts w:ascii="Courier New" w:hAnsi="Courier New" w:cs="Courier New"/>
           <w:lang w:val="en-GB"/>
         </w:rPr>
-        <w:t>$opt</w:t>
-      </w:r>
+        <w:t>$</w:t>
+      </w:r>
+      <w:proofErr w:type="gramStart"/>
+      <w:r>
+        <w:rPr>
+          <w:rFonts w:ascii="Courier New" w:hAnsi="Courier New" w:cs="Courier New"/>
+          <w:lang w:val="en-GB"/>
+        </w:rPr>
+        <w:t>opt</w:t>
+      </w:r>
+      <w:proofErr w:type="gramEnd"/>
       <w:r>
         <w:rPr>
           <w:rFonts w:ascii="Courier New" w:hAnsi="Courier New" w:cs="Courier New"/>
@@ -9045,15 +9382,7 @@
           <w:rFonts w:ascii="Courier New" w:hAnsi="Courier New" w:cs="Courier New"/>
           <w:lang w:val="en-GB"/>
         </w:rPr>
-        <w:t>–</w:t>
-      </w:r>
-      <w:proofErr w:type="gramStart"/>
-      <w:r>
-        <w:rPr>
-          <w:rFonts w:ascii="Courier New" w:hAnsi="Courier New" w:cs="Courier New"/>
-          <w:lang w:val="en-GB"/>
-        </w:rPr>
-        <w:t>plot</w:t>
+        <w:t>–plot</w:t>
       </w:r>
       <w:r>
         <w:rPr>
@@ -9061,11 +9390,10 @@
         </w:rPr>
         <w:t xml:space="preserve"> .</w:t>
       </w:r>
-      <w:proofErr w:type="gramEnd"/>
     </w:p>
     <w:p>
       <w:pPr>
-        <w:pStyle w:val="ListParagraph"/>
+        <w:pStyle w:val="Paragraphedeliste"/>
         <w:spacing w:before="120"/>
         <w:jc w:val="both"/>
         <w:rPr>
@@ -9221,20 +9549,27 @@
         </w:rPr>
         <w:t xml:space="preserve"> file </w:t>
       </w:r>
+      <w:r>
+        <w:rPr>
+          <w:rFonts w:ascii="Courier New" w:hAnsi="Courier New" w:cs="Courier New"/>
+          <w:lang w:val="en-GB"/>
+        </w:rPr>
+        <w:t>OASIS/$library_createdMask</w:t>
+      </w:r>
+      <w:r>
+        <w:rPr>
+          <w:rFonts w:ascii="Courier New" w:hAnsi="Courier New" w:cs="Courier New"/>
+          <w:lang w:val="en-GB"/>
+        </w:rPr>
+        <w:t>s/masks_$ogrid_$</w:t>
+      </w:r>
       <w:proofErr w:type="gramStart"/>
       <w:r>
         <w:rPr>
           <w:rFonts w:ascii="Courier New" w:hAnsi="Courier New" w:cs="Courier New"/>
           <w:lang w:val="en-GB"/>
         </w:rPr>
-        <w:t>OASIS/$library_createdMask</w:t>
-      </w:r>
-      <w:r>
-        <w:rPr>
-          <w:rFonts w:ascii="Courier New" w:hAnsi="Courier New" w:cs="Courier New"/>
-          <w:lang w:val="en-GB"/>
-        </w:rPr>
-        <w:t>s/masks_$ogrid_$library.nc</w:t>
+        <w:t>library.nc</w:t>
       </w:r>
       <w:r>
         <w:rPr>
@@ -9252,7 +9587,7 @@
     </w:p>
     <w:p>
       <w:pPr>
-        <w:pStyle w:val="ListParagraph"/>
+        <w:pStyle w:val="Paragraphedeliste"/>
         <w:numPr>
           <w:ilvl w:val="0"/>
           <w:numId w:val="5"/>
@@ -9324,7 +9659,7 @@
     </w:p>
     <w:p>
       <w:pPr>
-        <w:pStyle w:val="ListParagraph"/>
+        <w:pStyle w:val="Paragraphedeliste"/>
         <w:numPr>
           <w:ilvl w:val="1"/>
           <w:numId w:val="5"/>
@@ -9681,7 +10016,7 @@
     </w:p>
     <w:p>
       <w:pPr>
-        <w:pStyle w:val="ListParagraph"/>
+        <w:pStyle w:val="Paragraphedeliste"/>
         <w:numPr>
           <w:ilvl w:val="1"/>
           <w:numId w:val="5"/>
@@ -9819,7 +10154,7 @@
         </w:rPr>
         <w:t xml:space="preserve">is extracted from </w:t>
       </w:r>
-      <w:hyperlink r:id="rId14" w:history="1">
+      <w:hyperlink r:id="rId16" w:history="1">
         <w:r>
           <w:rPr>
             <w:lang w:val="en-GB"/>
@@ -10059,7 +10394,7 @@
       </w:r>
       <w:r>
         <w:rPr>
-          <w:rStyle w:val="FootnoteReference"/>
+          <w:rStyle w:val="Marquenotebasdepage"/>
           <w:lang w:val="en-US"/>
         </w:rPr>
         <w:footnoteReference w:id="4"/>
@@ -10253,7 +10588,7 @@
     </w:p>
     <w:p>
       <w:pPr>
-        <w:pStyle w:val="ListParagraph"/>
+        <w:pStyle w:val="Paragraphedeliste"/>
         <w:numPr>
           <w:ilvl w:val="1"/>
           <w:numId w:val="5"/>
@@ -10524,7 +10859,7 @@
     </w:p>
     <w:p>
       <w:pPr>
-        <w:pStyle w:val="ListParagraph"/>
+        <w:pStyle w:val="Paragraphedeliste"/>
         <w:numPr>
           <w:ilvl w:val="2"/>
           <w:numId w:val="5"/>
@@ -10591,7 +10926,7 @@
     </w:p>
     <w:p>
       <w:pPr>
-        <w:pStyle w:val="ListParagraph"/>
+        <w:pStyle w:val="Paragraphedeliste"/>
         <w:numPr>
           <w:ilvl w:val="2"/>
           <w:numId w:val="5"/>
@@ -10725,7 +11060,7 @@
     </w:p>
     <w:p>
       <w:pPr>
-        <w:pStyle w:val="ListParagraph"/>
+        <w:pStyle w:val="Paragraphedeliste"/>
         <w:numPr>
           <w:ilvl w:val="0"/>
           <w:numId w:val="8"/>
@@ -10932,7 +11267,7 @@
     </w:p>
     <w:p>
       <w:pPr>
-        <w:pStyle w:val="ListParagraph"/>
+        <w:pStyle w:val="Paragraphedeliste"/>
         <w:numPr>
           <w:ilvl w:val="0"/>
           <w:numId w:val="8"/>
@@ -11189,7 +11524,7 @@
     </w:p>
     <w:p>
       <w:pPr>
-        <w:pStyle w:val="ListParagraph"/>
+        <w:pStyle w:val="Paragraphedeliste"/>
         <w:numPr>
           <w:ilvl w:val="0"/>
           <w:numId w:val="8"/>
@@ -11440,7 +11775,7 @@
     </w:p>
     <w:p>
       <w:pPr>
-        <w:pStyle w:val="ListParagraph"/>
+        <w:pStyle w:val="Paragraphedeliste"/>
         <w:numPr>
           <w:ilvl w:val="0"/>
           <w:numId w:val="8"/>
@@ -11635,7 +11970,7 @@
     </w:p>
     <w:p>
       <w:pPr>
-        <w:pStyle w:val="ListParagraph"/>
+        <w:pStyle w:val="Paragraphedeliste"/>
         <w:numPr>
           <w:ilvl w:val="0"/>
           <w:numId w:val="8"/>
@@ -11874,7 +12209,7 @@
     </w:p>
     <w:p>
       <w:pPr>
-        <w:pStyle w:val="ListParagraph"/>
+        <w:pStyle w:val="Paragraphedeliste"/>
         <w:numPr>
           <w:ilvl w:val="0"/>
           <w:numId w:val="9"/>
@@ -11912,6 +12247,7 @@
         <w:t>--</w:t>
       </w:r>
       <w:proofErr w:type="spellStart"/>
+      <w:proofErr w:type="gramStart"/>
       <w:r>
         <w:rPr>
           <w:rFonts w:ascii="Courier New" w:hAnsi="Courier New" w:cs="Courier New"/>
@@ -11919,9 +12255,9 @@
           <w:szCs w:val="22"/>
           <w:lang w:val="en-GB"/>
         </w:rPr>
-        <w:t>src_loc</w:t>
-      </w:r>
-      <w:proofErr w:type="spellEnd"/>
+        <w:t>src</w:t>
+      </w:r>
+      <w:proofErr w:type="gramEnd"/>
       <w:r>
         <w:rPr>
           <w:rFonts w:ascii="Courier New" w:hAnsi="Courier New" w:cs="Courier New"/>
@@ -11929,9 +12265,9 @@
           <w:szCs w:val="22"/>
           <w:lang w:val="en-GB"/>
         </w:rPr>
-        <w:t xml:space="preserve"> </w:t>
-      </w:r>
-      <w:proofErr w:type="spellStart"/>
+        <w:t>_loc</w:t>
+      </w:r>
+      <w:proofErr w:type="spellEnd"/>
       <w:r>
         <w:rPr>
           <w:rFonts w:ascii="Courier New" w:hAnsi="Courier New" w:cs="Courier New"/>
@@ -11939,9 +12275,9 @@
           <w:szCs w:val="22"/>
           <w:lang w:val="en-GB"/>
         </w:rPr>
-        <w:t>center</w:t>
-      </w:r>
-      <w:proofErr w:type="spellEnd"/>
+        <w:t xml:space="preserve"> </w:t>
+      </w:r>
+      <w:proofErr w:type="spellStart"/>
       <w:r>
         <w:rPr>
           <w:rFonts w:ascii="Courier New" w:hAnsi="Courier New" w:cs="Courier New"/>
@@ -11949,9 +12285,9 @@
           <w:szCs w:val="22"/>
           <w:lang w:val="en-GB"/>
         </w:rPr>
-        <w:t xml:space="preserve"> --</w:t>
-      </w:r>
-      <w:proofErr w:type="spellStart"/>
+        <w:t>center</w:t>
+      </w:r>
+      <w:proofErr w:type="spellEnd"/>
       <w:r>
         <w:rPr>
           <w:rFonts w:ascii="Courier New" w:hAnsi="Courier New" w:cs="Courier New"/>
@@ -11959,9 +12295,9 @@
           <w:szCs w:val="22"/>
           <w:lang w:val="en-GB"/>
         </w:rPr>
-        <w:t>dst_loc</w:t>
-      </w:r>
-      <w:proofErr w:type="spellEnd"/>
+        <w:t xml:space="preserve"> --</w:t>
+      </w:r>
+      <w:proofErr w:type="spellStart"/>
       <w:r>
         <w:rPr>
           <w:rFonts w:ascii="Courier New" w:hAnsi="Courier New" w:cs="Courier New"/>
@@ -11969,10 +12305,9 @@
           <w:szCs w:val="22"/>
           <w:lang w:val="en-GB"/>
         </w:rPr>
-        <w:t xml:space="preserve"> </w:t>
-      </w:r>
-      <w:proofErr w:type="spellStart"/>
-      <w:proofErr w:type="gramStart"/>
+        <w:t>dst_loc</w:t>
+      </w:r>
+      <w:proofErr w:type="spellEnd"/>
       <w:r>
         <w:rPr>
           <w:rFonts w:ascii="Courier New" w:hAnsi="Courier New" w:cs="Courier New"/>
@@ -11980,6 +12315,16 @@
           <w:szCs w:val="22"/>
           <w:lang w:val="en-GB"/>
         </w:rPr>
+        <w:t xml:space="preserve"> </w:t>
+      </w:r>
+      <w:proofErr w:type="spellStart"/>
+      <w:r>
+        <w:rPr>
+          <w:rFonts w:ascii="Courier New" w:hAnsi="Courier New" w:cs="Courier New"/>
+          <w:sz w:val="22"/>
+          <w:szCs w:val="22"/>
+          <w:lang w:val="en-GB"/>
+        </w:rPr>
         <w:t>center</w:t>
       </w:r>
       <w:proofErr w:type="spellEnd"/>
@@ -11987,14 +12332,7 @@
         <w:rPr>
           <w:lang w:val="en-GB"/>
         </w:rPr>
-        <w:t xml:space="preserve"> :</w:t>
-      </w:r>
-      <w:proofErr w:type="gramEnd"/>
-      <w:r>
-        <w:rPr>
-          <w:lang w:val="en-GB"/>
-        </w:rPr>
-        <w:t xml:space="preserve"> allow non-conservative </w:t>
+        <w:t xml:space="preserve"> : allow non-conservative </w:t>
       </w:r>
       <w:proofErr w:type="spellStart"/>
       <w:r>
@@ -12019,7 +12357,7 @@
     </w:p>
     <w:p>
       <w:pPr>
-        <w:pStyle w:val="ListParagraph"/>
+        <w:pStyle w:val="Paragraphedeliste"/>
         <w:numPr>
           <w:ilvl w:val="0"/>
           <w:numId w:val="9"/>
@@ -12057,6 +12395,7 @@
         <w:t>--</w:t>
       </w:r>
       <w:proofErr w:type="spellStart"/>
+      <w:proofErr w:type="gramStart"/>
       <w:r>
         <w:rPr>
           <w:rFonts w:ascii="Courier New" w:hAnsi="Courier New" w:cs="Courier New"/>
@@ -12064,9 +12403,9 @@
           <w:szCs w:val="22"/>
           <w:lang w:val="en-GB"/>
         </w:rPr>
-        <w:t>extrap_method</w:t>
-      </w:r>
-      <w:proofErr w:type="spellEnd"/>
+        <w:t>extrap</w:t>
+      </w:r>
+      <w:proofErr w:type="gramEnd"/>
       <w:r>
         <w:rPr>
           <w:rFonts w:ascii="Courier New" w:hAnsi="Courier New" w:cs="Courier New"/>
@@ -12074,10 +12413,9 @@
           <w:szCs w:val="22"/>
           <w:lang w:val="en-GB"/>
         </w:rPr>
-        <w:t xml:space="preserve"> </w:t>
-      </w:r>
-      <w:proofErr w:type="spellStart"/>
-      <w:proofErr w:type="gramStart"/>
+        <w:t>_method</w:t>
+      </w:r>
+      <w:proofErr w:type="spellEnd"/>
       <w:r>
         <w:rPr>
           <w:rFonts w:ascii="Courier New" w:hAnsi="Courier New" w:cs="Courier New"/>
@@ -12085,6 +12423,16 @@
           <w:szCs w:val="22"/>
           <w:lang w:val="en-GB"/>
         </w:rPr>
+        <w:t xml:space="preserve"> </w:t>
+      </w:r>
+      <w:proofErr w:type="spellStart"/>
+      <w:r>
+        <w:rPr>
+          <w:rFonts w:ascii="Courier New" w:hAnsi="Courier New" w:cs="Courier New"/>
+          <w:sz w:val="22"/>
+          <w:szCs w:val="22"/>
+          <w:lang w:val="en-GB"/>
+        </w:rPr>
         <w:t>neareststod</w:t>
       </w:r>
       <w:proofErr w:type="spellEnd"/>
@@ -12092,14 +12440,7 @@
         <w:rPr>
           <w:lang w:val="en-GB"/>
         </w:rPr>
-        <w:t xml:space="preserve"> :</w:t>
-      </w:r>
-      <w:proofErr w:type="gramEnd"/>
-      <w:r>
-        <w:rPr>
-          <w:lang w:val="en-GB"/>
-        </w:rPr>
-        <w:t xml:space="preserve"> each target point that does not receive a value with the original algorithm uses the closest unmasked source point to define its value; this option</w:t>
+        <w:t xml:space="preserve"> : each target point that does not receive a value with the original algorithm uses the closest unmasked source point to define its value; this option</w:t>
       </w:r>
       <w:r>
         <w:rPr>
@@ -12128,7 +12469,7 @@
     </w:p>
     <w:p>
       <w:pPr>
-        <w:pStyle w:val="ListParagraph"/>
+        <w:pStyle w:val="Paragraphedeliste"/>
         <w:numPr>
           <w:ilvl w:val="0"/>
           <w:numId w:val="9"/>
@@ -12166,6 +12507,7 @@
         <w:t>--</w:t>
       </w:r>
       <w:proofErr w:type="spellStart"/>
+      <w:proofErr w:type="gramStart"/>
       <w:r>
         <w:rPr>
           <w:rFonts w:ascii="Courier New" w:hAnsi="Courier New" w:cs="Courier New"/>
@@ -12173,9 +12515,9 @@
           <w:szCs w:val="22"/>
           <w:lang w:val="en-GB"/>
         </w:rPr>
-        <w:t>ignore_</w:t>
-      </w:r>
-      <w:proofErr w:type="gramStart"/>
+        <w:t>ignore</w:t>
+      </w:r>
+      <w:proofErr w:type="gramEnd"/>
       <w:r>
         <w:rPr>
           <w:rFonts w:ascii="Courier New" w:hAnsi="Courier New" w:cs="Courier New"/>
@@ -12183,21 +12525,14 @@
           <w:szCs w:val="22"/>
           <w:lang w:val="en-GB"/>
         </w:rPr>
-        <w:t>unmapped</w:t>
-      </w:r>
-      <w:proofErr w:type="spellEnd"/>
-      <w:r>
-        <w:rPr>
-          <w:lang w:val="en-GB"/>
-        </w:rPr>
-        <w:t xml:space="preserve"> :</w:t>
-      </w:r>
-      <w:proofErr w:type="gramEnd"/>
-      <w:r>
-        <w:rPr>
-          <w:lang w:val="en-GB"/>
-        </w:rPr>
-        <w:t xml:space="preserve"> do not do anything special for target point that does not receive a value with the original algorithm; this option </w:t>
+        <w:t>_unmapped</w:t>
+      </w:r>
+      <w:proofErr w:type="spellEnd"/>
+      <w:r>
+        <w:rPr>
+          <w:lang w:val="en-GB"/>
+        </w:rPr>
+        <w:t xml:space="preserve"> : do not do anything special for target point that does not receive a value with the original algorithm; this option </w:t>
       </w:r>
       <w:r>
         <w:rPr>
@@ -12226,7 +12561,7 @@
     </w:p>
     <w:p>
       <w:pPr>
-        <w:pStyle w:val="ListParagraph"/>
+        <w:pStyle w:val="Paragraphedeliste"/>
         <w:numPr>
           <w:ilvl w:val="0"/>
           <w:numId w:val="9"/>
@@ -12264,6 +12599,7 @@
         <w:t>--</w:t>
       </w:r>
       <w:proofErr w:type="spellStart"/>
+      <w:proofErr w:type="gramStart"/>
       <w:r>
         <w:rPr>
           <w:rFonts w:ascii="Courier New" w:hAnsi="Courier New" w:cs="Courier New"/>
@@ -12271,7 +12607,17 @@
           <w:szCs w:val="22"/>
           <w:lang w:val="en-GB"/>
         </w:rPr>
-        <w:t>ignore_degenerate</w:t>
+        <w:t>ignore</w:t>
+      </w:r>
+      <w:proofErr w:type="gramEnd"/>
+      <w:r>
+        <w:rPr>
+          <w:rFonts w:ascii="Courier New" w:hAnsi="Courier New" w:cs="Courier New"/>
+          <w:sz w:val="22"/>
+          <w:szCs w:val="22"/>
+          <w:lang w:val="en-GB"/>
+        </w:rPr>
+        <w:t>_degenerate</w:t>
       </w:r>
       <w:proofErr w:type="spellEnd"/>
       <w:r>
@@ -12304,21 +12650,7 @@
         <w:rPr>
           <w:lang w:val="en-GB"/>
         </w:rPr>
-        <w:t>grids which may have masked cells (</w:t>
-      </w:r>
-      <w:proofErr w:type="gramStart"/>
-      <w:r>
-        <w:rPr>
-          <w:lang w:val="en-GB"/>
-        </w:rPr>
-        <w:t>i.e.</w:t>
-      </w:r>
-      <w:proofErr w:type="gramEnd"/>
-      <w:r>
-        <w:rPr>
-          <w:lang w:val="en-GB"/>
-        </w:rPr>
-        <w:t xml:space="preserve"> not used in the </w:t>
+        <w:t xml:space="preserve">grids which may have masked cells (i.e. not used in the </w:t>
       </w:r>
       <w:proofErr w:type="spellStart"/>
       <w:r>
@@ -12450,7 +12782,7 @@
     </w:p>
     <w:p>
       <w:pPr>
-        <w:pStyle w:val="ListParagraph"/>
+        <w:pStyle w:val="Paragraphedeliste"/>
         <w:numPr>
           <w:ilvl w:val="2"/>
           <w:numId w:val="5"/>
@@ -12621,7 +12953,7 @@
     </w:p>
     <w:p>
       <w:pPr>
-        <w:pStyle w:val="ListParagraph"/>
+        <w:pStyle w:val="Paragraphedeliste"/>
         <w:numPr>
           <w:ilvl w:val="1"/>
           <w:numId w:val="5"/>
@@ -13770,7 +14102,7 @@
     </w:p>
     <w:p>
       <w:pPr>
-        <w:pStyle w:val="ListParagraph"/>
+        <w:pStyle w:val="Paragraphedeliste"/>
         <w:numPr>
           <w:ilvl w:val="0"/>
           <w:numId w:val="5"/>
@@ -13851,7 +14183,7 @@
     </w:p>
     <w:p>
       <w:pPr>
-        <w:pStyle w:val="ListParagraph"/>
+        <w:pStyle w:val="Paragraphedeliste"/>
         <w:numPr>
           <w:ilvl w:val="0"/>
           <w:numId w:val="10"/>
@@ -14026,7 +14358,7 @@
     </w:p>
     <w:p>
       <w:pPr>
-        <w:pStyle w:val="ListParagraph"/>
+        <w:pStyle w:val="Paragraphedeliste"/>
         <w:numPr>
           <w:ilvl w:val="0"/>
           <w:numId w:val="10"/>
@@ -14216,7 +14548,7 @@
     </w:p>
     <w:p>
       <w:pPr>
-        <w:pStyle w:val="ListParagraph"/>
+        <w:pStyle w:val="Paragraphedeliste"/>
         <w:numPr>
           <w:ilvl w:val="0"/>
           <w:numId w:val="10"/>
@@ -14312,7 +14644,7 @@
     </w:p>
     <w:p>
       <w:pPr>
-        <w:pStyle w:val="ListParagraph"/>
+        <w:pStyle w:val="Paragraphedeliste"/>
         <w:numPr>
           <w:ilvl w:val="0"/>
           <w:numId w:val="10"/>
@@ -14336,9 +14668,15 @@
           <w:szCs w:val="22"/>
           <w:lang w:val="en-GB"/>
         </w:rPr>
-        <w:t>oasis_</w:t>
-      </w:r>
-      <w:proofErr w:type="gramStart"/>
+        <w:t>oasis_testcase.f90</w:t>
+      </w:r>
+      <w:r>
+        <w:rPr>
+          <w:lang w:val="en-GB"/>
+        </w:rPr>
+        <w:t xml:space="preserve"> in subroutine </w:t>
+      </w:r>
+      <w:proofErr w:type="spellStart"/>
       <w:r>
         <w:rPr>
           <w:rFonts w:ascii="Courier New" w:hAnsi="Courier New" w:cs="Courier New"/>
@@ -14346,9 +14684,16 @@
           <w:szCs w:val="22"/>
           <w:lang w:val="en-GB"/>
         </w:rPr>
-        <w:t>testcase.f</w:t>
-      </w:r>
-      <w:proofErr w:type="gramEnd"/>
+        <w:t>init_model_params</w:t>
+      </w:r>
+      <w:proofErr w:type="spellEnd"/>
+      <w:r>
+        <w:rPr>
+          <w:lang w:val="en-GB"/>
+        </w:rPr>
+        <w:t xml:space="preserve"> and </w:t>
+      </w:r>
+      <w:proofErr w:type="spellStart"/>
       <w:r>
         <w:rPr>
           <w:rFonts w:ascii="Courier New" w:hAnsi="Courier New" w:cs="Courier New"/>
@@ -14356,15 +14701,9 @@
           <w:szCs w:val="22"/>
           <w:lang w:val="en-GB"/>
         </w:rPr>
-        <w:t>90</w:t>
-      </w:r>
-      <w:r>
-        <w:rPr>
-          <w:lang w:val="en-GB"/>
-        </w:rPr>
-        <w:t xml:space="preserve"> in subroutine </w:t>
-      </w:r>
-      <w:proofErr w:type="spellStart"/>
+        <w:t>init_</w:t>
+      </w:r>
+      <w:proofErr w:type="gramStart"/>
       <w:r>
         <w:rPr>
           <w:rFonts w:ascii="Courier New" w:hAnsi="Courier New" w:cs="Courier New"/>
@@ -14372,31 +14711,21 @@
           <w:szCs w:val="22"/>
           <w:lang w:val="en-GB"/>
         </w:rPr>
-        <w:t>init_model_params</w:t>
-      </w:r>
-      <w:proofErr w:type="spellEnd"/>
-      <w:r>
-        <w:rPr>
-          <w:lang w:val="en-GB"/>
-        </w:rPr>
-        <w:t xml:space="preserve"> and </w:t>
-      </w:r>
-      <w:proofErr w:type="spellStart"/>
-      <w:r>
-        <w:rPr>
-          <w:rFonts w:ascii="Courier New" w:hAnsi="Courier New" w:cs="Courier New"/>
-          <w:sz w:val="22"/>
-          <w:szCs w:val="22"/>
-          <w:lang w:val="en-GB"/>
-        </w:rPr>
-        <w:t>init_domain</w:t>
-      </w:r>
-      <w:proofErr w:type="spellEnd"/>
-      <w:r>
-        <w:rPr>
-          <w:lang w:val="en-GB"/>
-        </w:rPr>
-        <w:t xml:space="preserve"> . </w:t>
+        <w:t>domain</w:t>
+      </w:r>
+      <w:proofErr w:type="spellEnd"/>
+      <w:r>
+        <w:rPr>
+          <w:lang w:val="en-GB"/>
+        </w:rPr>
+        <w:t xml:space="preserve"> .</w:t>
+      </w:r>
+      <w:proofErr w:type="gramEnd"/>
+      <w:r>
+        <w:rPr>
+          <w:lang w:val="en-GB"/>
+        </w:rPr>
+        <w:t xml:space="preserve"> </w:t>
       </w:r>
     </w:p>
     <w:p>
@@ -14668,10 +14997,10 @@
         </w:rPr>
         <w:t>(</w:t>
       </w:r>
-      <w:hyperlink r:id="rId15" w:history="1">
+      <w:hyperlink r:id="rId17" w:history="1">
         <w:r>
           <w:rPr>
-            <w:rStyle w:val="Hyperlink"/>
+            <w:rStyle w:val="Lienhypertexte"/>
             <w:lang w:val="en-GB"/>
           </w:rPr>
           <w:t>oasishelp@cerfacs.fr</w:t>
@@ -14911,10 +15240,10 @@
         </w:rPr>
         <w:t xml:space="preserve">, France. </w:t>
       </w:r>
-      <w:hyperlink r:id="rId16" w:history="1">
+      <w:hyperlink r:id="rId18" w:history="1">
         <w:r>
           <w:rPr>
-            <w:rStyle w:val="Hyperlink"/>
+            <w:rStyle w:val="Lienhypertexte"/>
           </w:rPr>
           <w:t>https://oasis.cerfacs.fr/wp-content/uploads/sites/114/2021/08/GLOBC_TR_Jonville-SCRIP_CONSERV_TRNORM_partB_2019.pdf</w:t>
         </w:r>
@@ -14972,10 +15301,10 @@
       <w:r>
         <w:t xml:space="preserve">, France. </w:t>
       </w:r>
-      <w:hyperlink r:id="rId17" w:history="1">
+      <w:hyperlink r:id="rId19" w:history="1">
         <w:r>
           <w:rPr>
-            <w:rStyle w:val="Hyperlink"/>
+            <w:rStyle w:val="Lienhypertexte"/>
           </w:rPr>
           <w:t>https://oasis.cerfacs.fr/wp-content/uploads/sites/114/2021/08/GLOBC_WN_Piacentini_Parallel_SCRIP_cmgc_18_34_2018.pdf</w:t>
         </w:r>
@@ -15037,10 +15366,10 @@
         </w:rPr>
         <w:t xml:space="preserve"> </w:t>
       </w:r>
-      <w:hyperlink r:id="rId18" w:history="1">
+      <w:hyperlink r:id="rId20" w:history="1">
         <w:r>
           <w:rPr>
-            <w:rStyle w:val="Hyperlink"/>
+            <w:rStyle w:val="Lienhypertexte"/>
           </w:rPr>
           <w:t>https://oasis.cerfacs.fr/wp-content/uploads/sites/114/2021/08/GLOBC_TR_Valcke-SCRIP_CONSERV_TRNORM_partA_2019.pdf</w:t>
         </w:r>
@@ -15112,12 +15441,18 @@
         <w:t xml:space="preserve">: SCRIP, YAC, ESMF and </w:t>
       </w:r>
       <w:proofErr w:type="spellStart"/>
+      <w:r>
+        <w:rPr>
+          <w:lang w:val="en-GB"/>
+        </w:rPr>
+        <w:t>XIOS</w:t>
+      </w:r>
       <w:proofErr w:type="gramStart"/>
       <w:r>
         <w:rPr>
           <w:lang w:val="en-GB"/>
         </w:rPr>
-        <w:t>XIOS,</w:t>
+        <w:t>,</w:t>
       </w:r>
       <w:r>
         <w:rPr>
@@ -15188,12 +15523,12 @@
       </w:pPr>
     </w:p>
     <w:sectPr>
-      <w:headerReference w:type="even" r:id="rId19"/>
-      <w:headerReference w:type="default" r:id="rId20"/>
-      <w:footerReference w:type="even" r:id="rId21"/>
-      <w:footerReference w:type="default" r:id="rId22"/>
-      <w:headerReference w:type="first" r:id="rId23"/>
-      <w:footerReference w:type="first" r:id="rId24"/>
+      <w:headerReference w:type="even" r:id="rId21"/>
+      <w:headerReference w:type="default" r:id="rId22"/>
+      <w:footerReference w:type="even" r:id="rId23"/>
+      <w:footerReference w:type="default" r:id="rId24"/>
+      <w:headerReference w:type="first" r:id="rId25"/>
+      <w:footerReference w:type="first" r:id="rId26"/>
       <w:pgSz w:w="11906" w:h="16838"/>
       <w:pgMar w:top="180" w:right="1106" w:bottom="1417" w:left="1417" w:header="720" w:footer="708" w:gutter="0"/>
       <w:cols w:space="720"/>
@@ -15204,7 +15539,7 @@
 </file>
 
 <file path=word/endnotes.xml><?xml version="1.0" encoding="utf-8"?>
-<w:endnotes xmlns:wpc="http://schemas.microsoft.com/office/word/2010/wordprocessingCanvas" xmlns:cx="http://schemas.microsoft.com/office/drawing/2014/chartex" xmlns:cx1="http://schemas.microsoft.com/office/drawing/2015/9/8/chartex" xmlns:cx2="http://schemas.microsoft.com/office/drawing/2015/10/21/chartex" xmlns:cx3="http://schemas.microsoft.com/office/drawing/2016/5/9/chartex" xmlns:cx4="http://schemas.microsoft.com/office/drawing/2016/5/10/chartex" xmlns:cx5="http://schemas.microsoft.com/office/drawing/2016/5/11/chartex" xmlns:cx6="http://schemas.microsoft.com/office/drawing/2016/5/12/chartex" xmlns:cx7="http://schemas.microsoft.com/office/drawing/2016/5/13/chartex" xmlns:cx8="http://schemas.microsoft.com/office/drawing/2016/5/14/chartex" xmlns:mc="http://schemas.openxmlformats.org/markup-compatibility/2006" xmlns:aink="http://schemas.microsoft.com/office/drawing/2016/ink" xmlns:am3d="http://schemas.microsoft.com/office/drawing/2017/model3d" xmlns:o="urn:schemas-microsoft-com:office:office" xmlns:oel="http://schemas.microsoft.com/office/2019/extlst" xmlns:r="http://schemas.openxmlformats.org/officeDocument/2006/relationships" xmlns:m="http://schemas.openxmlformats.org/officeDocument/2006/math" xmlns:v="urn:schemas-microsoft-com:vml" xmlns:wp14="http://schemas.microsoft.com/office/word/2010/wordprocessingDrawing" xmlns:wp="http://schemas.openxmlformats.org/drawingml/2006/wordprocessingDrawing" xmlns:w10="urn:schemas-microsoft-com:office:word" xmlns:w="http://schemas.openxmlformats.org/wordprocessingml/2006/main" xmlns:w14="http://schemas.microsoft.com/office/word/2010/wordml" xmlns:w15="http://schemas.microsoft.com/office/word/2012/wordml" xmlns:w16cex="http://schemas.microsoft.com/office/word/2018/wordml/cex" xmlns:w16cid="http://schemas.microsoft.com/office/word/2016/wordml/cid" xmlns:w16="http://schemas.microsoft.com/office/word/2018/wordml" xmlns:w16sdtdh="http://schemas.microsoft.com/office/word/2020/wordml/sdtdatahash" xmlns:w16se="http://schemas.microsoft.com/office/word/2015/wordml/symex" xmlns:wpg="http://schemas.microsoft.com/office/word/2010/wordprocessingGroup" xmlns:wpi="http://schemas.microsoft.com/office/word/2010/wordprocessingInk" xmlns:wne="http://schemas.microsoft.com/office/word/2006/wordml" xmlns:wps="http://schemas.microsoft.com/office/word/2010/wordprocessingShape" mc:Ignorable="w14 w15 w16se w16cid w16 w16cex w16sdtdh wp14">
+<w:endnotes xmlns:wpc="http://schemas.microsoft.com/office/word/2010/wordprocessingCanvas" xmlns:mo="http://schemas.microsoft.com/office/mac/office/2008/main" xmlns:mc="http://schemas.openxmlformats.org/markup-compatibility/2006" xmlns:mv="urn:schemas-microsoft-com:mac:vml" xmlns:o="urn:schemas-microsoft-com:office:office" xmlns:r="http://schemas.openxmlformats.org/officeDocument/2006/relationships" xmlns:m="http://schemas.openxmlformats.org/officeDocument/2006/math" xmlns:v="urn:schemas-microsoft-com:vml" xmlns:wp14="http://schemas.microsoft.com/office/word/2010/wordprocessingDrawing" xmlns:wp="http://schemas.openxmlformats.org/drawingml/2006/wordprocessingDrawing" xmlns:w10="urn:schemas-microsoft-com:office:word" xmlns:w="http://schemas.openxmlformats.org/wordprocessingml/2006/main" xmlns:w14="http://schemas.microsoft.com/office/word/2010/wordml" xmlns:wpg="http://schemas.microsoft.com/office/word/2010/wordprocessingGroup" xmlns:wpi="http://schemas.microsoft.com/office/word/2010/wordprocessingInk" xmlns:wne="http://schemas.microsoft.com/office/word/2006/wordml" xmlns:wps="http://schemas.microsoft.com/office/word/2010/wordprocessingShape" mc:Ignorable="w14 wp14">
   <w:endnote w:type="separator" w:id="-1">
     <w:p>
       <w:r>
@@ -15223,20 +15558,20 @@
 </file>
 
 <file path=word/footer1.xml><?xml version="1.0" encoding="utf-8"?>
-<w:ftr xmlns:wpc="http://schemas.microsoft.com/office/word/2010/wordprocessingCanvas" xmlns:cx="http://schemas.microsoft.com/office/drawing/2014/chartex" xmlns:cx1="http://schemas.microsoft.com/office/drawing/2015/9/8/chartex" xmlns:cx2="http://schemas.microsoft.com/office/drawing/2015/10/21/chartex" xmlns:cx3="http://schemas.microsoft.com/office/drawing/2016/5/9/chartex" xmlns:cx4="http://schemas.microsoft.com/office/drawing/2016/5/10/chartex" xmlns:cx5="http://schemas.microsoft.com/office/drawing/2016/5/11/chartex" xmlns:cx6="http://schemas.microsoft.com/office/drawing/2016/5/12/chartex" xmlns:cx7="http://schemas.microsoft.com/office/drawing/2016/5/13/chartex" xmlns:cx8="http://schemas.microsoft.com/office/drawing/2016/5/14/chartex" xmlns:mc="http://schemas.openxmlformats.org/markup-compatibility/2006" xmlns:aink="http://schemas.microsoft.com/office/drawing/2016/ink" xmlns:am3d="http://schemas.microsoft.com/office/drawing/2017/model3d" xmlns:o="urn:schemas-microsoft-com:office:office" xmlns:oel="http://schemas.microsoft.com/office/2019/extlst" xmlns:r="http://schemas.openxmlformats.org/officeDocument/2006/relationships" xmlns:m="http://schemas.openxmlformats.org/officeDocument/2006/math" xmlns:v="urn:schemas-microsoft-com:vml" xmlns:wp14="http://schemas.microsoft.com/office/word/2010/wordprocessingDrawing" xmlns:wp="http://schemas.openxmlformats.org/drawingml/2006/wordprocessingDrawing" xmlns:w10="urn:schemas-microsoft-com:office:word" xmlns:w="http://schemas.openxmlformats.org/wordprocessingml/2006/main" xmlns:w14="http://schemas.microsoft.com/office/word/2010/wordml" xmlns:w15="http://schemas.microsoft.com/office/word/2012/wordml" xmlns:w16cex="http://schemas.microsoft.com/office/word/2018/wordml/cex" xmlns:w16cid="http://schemas.microsoft.com/office/word/2016/wordml/cid" xmlns:w16="http://schemas.microsoft.com/office/word/2018/wordml" xmlns:w16sdtdh="http://schemas.microsoft.com/office/word/2020/wordml/sdtdatahash" xmlns:w16se="http://schemas.microsoft.com/office/word/2015/wordml/symex" xmlns:wpg="http://schemas.microsoft.com/office/word/2010/wordprocessingGroup" xmlns:wpi="http://schemas.microsoft.com/office/word/2010/wordprocessingInk" xmlns:wne="http://schemas.microsoft.com/office/word/2006/wordml" xmlns:wps="http://schemas.microsoft.com/office/word/2010/wordprocessingShape" mc:Ignorable="w14 w15 w16se w16cid w16 w16cex w16sdtdh wp14">
+<w:ftr xmlns:wpc="http://schemas.microsoft.com/office/word/2010/wordprocessingCanvas" xmlns:mo="http://schemas.microsoft.com/office/mac/office/2008/main" xmlns:mc="http://schemas.openxmlformats.org/markup-compatibility/2006" xmlns:mv="urn:schemas-microsoft-com:mac:vml" xmlns:o="urn:schemas-microsoft-com:office:office" xmlns:r="http://schemas.openxmlformats.org/officeDocument/2006/relationships" xmlns:m="http://schemas.openxmlformats.org/officeDocument/2006/math" xmlns:v="urn:schemas-microsoft-com:vml" xmlns:wp14="http://schemas.microsoft.com/office/word/2010/wordprocessingDrawing" xmlns:wp="http://schemas.openxmlformats.org/drawingml/2006/wordprocessingDrawing" xmlns:w10="urn:schemas-microsoft-com:office:word" xmlns:w="http://schemas.openxmlformats.org/wordprocessingml/2006/main" xmlns:w14="http://schemas.microsoft.com/office/word/2010/wordml" xmlns:wpg="http://schemas.microsoft.com/office/word/2010/wordprocessingGroup" xmlns:wpi="http://schemas.microsoft.com/office/word/2010/wordprocessingInk" xmlns:wne="http://schemas.microsoft.com/office/word/2006/wordml" xmlns:wps="http://schemas.microsoft.com/office/word/2010/wordprocessingShape" mc:Ignorable="w14 wp14">
   <w:p>
     <w:pPr>
-      <w:pStyle w:val="Footer"/>
+      <w:pStyle w:val="Pieddepage"/>
     </w:pPr>
   </w:p>
 </w:ftr>
 </file>
 
 <file path=word/footer2.xml><?xml version="1.0" encoding="utf-8"?>
-<w:ftr xmlns:wpc="http://schemas.microsoft.com/office/word/2010/wordprocessingCanvas" xmlns:cx="http://schemas.microsoft.com/office/drawing/2014/chartex" xmlns:cx1="http://schemas.microsoft.com/office/drawing/2015/9/8/chartex" xmlns:cx2="http://schemas.microsoft.com/office/drawing/2015/10/21/chartex" xmlns:cx3="http://schemas.microsoft.com/office/drawing/2016/5/9/chartex" xmlns:cx4="http://schemas.microsoft.com/office/drawing/2016/5/10/chartex" xmlns:cx5="http://schemas.microsoft.com/office/drawing/2016/5/11/chartex" xmlns:cx6="http://schemas.microsoft.com/office/drawing/2016/5/12/chartex" xmlns:cx7="http://schemas.microsoft.com/office/drawing/2016/5/13/chartex" xmlns:cx8="http://schemas.microsoft.com/office/drawing/2016/5/14/chartex" xmlns:mc="http://schemas.openxmlformats.org/markup-compatibility/2006" xmlns:aink="http://schemas.microsoft.com/office/drawing/2016/ink" xmlns:am3d="http://schemas.microsoft.com/office/drawing/2017/model3d" xmlns:o="urn:schemas-microsoft-com:office:office" xmlns:oel="http://schemas.microsoft.com/office/2019/extlst" xmlns:r="http://schemas.openxmlformats.org/officeDocument/2006/relationships" xmlns:m="http://schemas.openxmlformats.org/officeDocument/2006/math" xmlns:v="urn:schemas-microsoft-com:vml" xmlns:wp14="http://schemas.microsoft.com/office/word/2010/wordprocessingDrawing" xmlns:wp="http://schemas.openxmlformats.org/drawingml/2006/wordprocessingDrawing" xmlns:w10="urn:schemas-microsoft-com:office:word" xmlns:w="http://schemas.openxmlformats.org/wordprocessingml/2006/main" xmlns:w14="http://schemas.microsoft.com/office/word/2010/wordml" xmlns:w15="http://schemas.microsoft.com/office/word/2012/wordml" xmlns:w16cex="http://schemas.microsoft.com/office/word/2018/wordml/cex" xmlns:w16cid="http://schemas.microsoft.com/office/word/2016/wordml/cid" xmlns:w16="http://schemas.microsoft.com/office/word/2018/wordml" xmlns:w16sdtdh="http://schemas.microsoft.com/office/word/2020/wordml/sdtdatahash" xmlns:w16se="http://schemas.microsoft.com/office/word/2015/wordml/symex" xmlns:wpg="http://schemas.microsoft.com/office/word/2010/wordprocessingGroup" xmlns:wpi="http://schemas.microsoft.com/office/word/2010/wordprocessingInk" xmlns:wne="http://schemas.microsoft.com/office/word/2006/wordml" xmlns:wps="http://schemas.microsoft.com/office/word/2010/wordprocessingShape" mc:Ignorable="w14 w15 w16se w16cid w16 w16cex w16sdtdh wp14">
+<w:ftr xmlns:wpc="http://schemas.microsoft.com/office/word/2010/wordprocessingCanvas" xmlns:mo="http://schemas.microsoft.com/office/mac/office/2008/main" xmlns:mc="http://schemas.openxmlformats.org/markup-compatibility/2006" xmlns:mv="urn:schemas-microsoft-com:mac:vml" xmlns:o="urn:schemas-microsoft-com:office:office" xmlns:r="http://schemas.openxmlformats.org/officeDocument/2006/relationships" xmlns:m="http://schemas.openxmlformats.org/officeDocument/2006/math" xmlns:v="urn:schemas-microsoft-com:vml" xmlns:wp14="http://schemas.microsoft.com/office/word/2010/wordprocessingDrawing" xmlns:wp="http://schemas.openxmlformats.org/drawingml/2006/wordprocessingDrawing" xmlns:w10="urn:schemas-microsoft-com:office:word" xmlns:w="http://schemas.openxmlformats.org/wordprocessingml/2006/main" xmlns:w14="http://schemas.microsoft.com/office/word/2010/wordml" xmlns:wpg="http://schemas.microsoft.com/office/word/2010/wordprocessingGroup" xmlns:wpi="http://schemas.microsoft.com/office/word/2010/wordprocessingInk" xmlns:wne="http://schemas.microsoft.com/office/word/2006/wordml" xmlns:wps="http://schemas.microsoft.com/office/word/2010/wordprocessingShape" mc:Ignorable="w14 wp14">
   <w:p>
     <w:pPr>
-      <w:pStyle w:val="Footer"/>
+      <w:pStyle w:val="Pieddepage"/>
       <w:jc w:val="right"/>
     </w:pPr>
     <w:r>
@@ -15252,7 +15587,7 @@
       <w:rPr>
         <w:noProof/>
       </w:rPr>
-      <w:t>11</w:t>
+      <w:t>1</w:t>
     </w:r>
     <w:r>
       <w:fldChar w:fldCharType="end"/>
@@ -15260,24 +15595,24 @@
   </w:p>
   <w:p>
     <w:pPr>
-      <w:pStyle w:val="Footer"/>
+      <w:pStyle w:val="Pieddepage"/>
     </w:pPr>
   </w:p>
 </w:ftr>
 </file>
 
 <file path=word/footer3.xml><?xml version="1.0" encoding="utf-8"?>
-<w:ftr xmlns:wpc="http://schemas.microsoft.com/office/word/2010/wordprocessingCanvas" xmlns:cx="http://schemas.microsoft.com/office/drawing/2014/chartex" xmlns:cx1="http://schemas.microsoft.com/office/drawing/2015/9/8/chartex" xmlns:cx2="http://schemas.microsoft.com/office/drawing/2015/10/21/chartex" xmlns:cx3="http://schemas.microsoft.com/office/drawing/2016/5/9/chartex" xmlns:cx4="http://schemas.microsoft.com/office/drawing/2016/5/10/chartex" xmlns:cx5="http://schemas.microsoft.com/office/drawing/2016/5/11/chartex" xmlns:cx6="http://schemas.microsoft.com/office/drawing/2016/5/12/chartex" xmlns:cx7="http://schemas.microsoft.com/office/drawing/2016/5/13/chartex" xmlns:cx8="http://schemas.microsoft.com/office/drawing/2016/5/14/chartex" xmlns:mc="http://schemas.openxmlformats.org/markup-compatibility/2006" xmlns:aink="http://schemas.microsoft.com/office/drawing/2016/ink" xmlns:am3d="http://schemas.microsoft.com/office/drawing/2017/model3d" xmlns:o="urn:schemas-microsoft-com:office:office" xmlns:oel="http://schemas.microsoft.com/office/2019/extlst" xmlns:r="http://schemas.openxmlformats.org/officeDocument/2006/relationships" xmlns:m="http://schemas.openxmlformats.org/officeDocument/2006/math" xmlns:v="urn:schemas-microsoft-com:vml" xmlns:wp14="http://schemas.microsoft.com/office/word/2010/wordprocessingDrawing" xmlns:wp="http://schemas.openxmlformats.org/drawingml/2006/wordprocessingDrawing" xmlns:w10="urn:schemas-microsoft-com:office:word" xmlns:w="http://schemas.openxmlformats.org/wordprocessingml/2006/main" xmlns:w14="http://schemas.microsoft.com/office/word/2010/wordml" xmlns:w15="http://schemas.microsoft.com/office/word/2012/wordml" xmlns:w16cex="http://schemas.microsoft.com/office/word/2018/wordml/cex" xmlns:w16cid="http://schemas.microsoft.com/office/word/2016/wordml/cid" xmlns:w16="http://schemas.microsoft.com/office/word/2018/wordml" xmlns:w16sdtdh="http://schemas.microsoft.com/office/word/2020/wordml/sdtdatahash" xmlns:w16se="http://schemas.microsoft.com/office/word/2015/wordml/symex" xmlns:wpg="http://schemas.microsoft.com/office/word/2010/wordprocessingGroup" xmlns:wpi="http://schemas.microsoft.com/office/word/2010/wordprocessingInk" xmlns:wne="http://schemas.microsoft.com/office/word/2006/wordml" xmlns:wps="http://schemas.microsoft.com/office/word/2010/wordprocessingShape" mc:Ignorable="w14 w15 w16se w16cid w16 w16cex w16sdtdh wp14">
+<w:ftr xmlns:wpc="http://schemas.microsoft.com/office/word/2010/wordprocessingCanvas" xmlns:mo="http://schemas.microsoft.com/office/mac/office/2008/main" xmlns:mc="http://schemas.openxmlformats.org/markup-compatibility/2006" xmlns:mv="urn:schemas-microsoft-com:mac:vml" xmlns:o="urn:schemas-microsoft-com:office:office" xmlns:r="http://schemas.openxmlformats.org/officeDocument/2006/relationships" xmlns:m="http://schemas.openxmlformats.org/officeDocument/2006/math" xmlns:v="urn:schemas-microsoft-com:vml" xmlns:wp14="http://schemas.microsoft.com/office/word/2010/wordprocessingDrawing" xmlns:wp="http://schemas.openxmlformats.org/drawingml/2006/wordprocessingDrawing" xmlns:w10="urn:schemas-microsoft-com:office:word" xmlns:w="http://schemas.openxmlformats.org/wordprocessingml/2006/main" xmlns:w14="http://schemas.microsoft.com/office/word/2010/wordml" xmlns:wpg="http://schemas.microsoft.com/office/word/2010/wordprocessingGroup" xmlns:wpi="http://schemas.microsoft.com/office/word/2010/wordprocessingInk" xmlns:wne="http://schemas.microsoft.com/office/word/2006/wordml" xmlns:wps="http://schemas.microsoft.com/office/word/2010/wordprocessingShape" mc:Ignorable="w14 wp14">
   <w:p>
     <w:pPr>
-      <w:pStyle w:val="Footer"/>
+      <w:pStyle w:val="Pieddepage"/>
     </w:pPr>
   </w:p>
 </w:ftr>
 </file>
 
 <file path=word/footnotes.xml><?xml version="1.0" encoding="utf-8"?>
-<w:footnotes xmlns:wpc="http://schemas.microsoft.com/office/word/2010/wordprocessingCanvas" xmlns:cx="http://schemas.microsoft.com/office/drawing/2014/chartex" xmlns:cx1="http://schemas.microsoft.com/office/drawing/2015/9/8/chartex" xmlns:cx2="http://schemas.microsoft.com/office/drawing/2015/10/21/chartex" xmlns:cx3="http://schemas.microsoft.com/office/drawing/2016/5/9/chartex" xmlns:cx4="http://schemas.microsoft.com/office/drawing/2016/5/10/chartex" xmlns:cx5="http://schemas.microsoft.com/office/drawing/2016/5/11/chartex" xmlns:cx6="http://schemas.microsoft.com/office/drawing/2016/5/12/chartex" xmlns:cx7="http://schemas.microsoft.com/office/drawing/2016/5/13/chartex" xmlns:cx8="http://schemas.microsoft.com/office/drawing/2016/5/14/chartex" xmlns:mc="http://schemas.openxmlformats.org/markup-compatibility/2006" xmlns:aink="http://schemas.microsoft.com/office/drawing/2016/ink" xmlns:am3d="http://schemas.microsoft.com/office/drawing/2017/model3d" xmlns:o="urn:schemas-microsoft-com:office:office" xmlns:oel="http://schemas.microsoft.com/office/2019/extlst" xmlns:r="http://schemas.openxmlformats.org/officeDocument/2006/relationships" xmlns:m="http://schemas.openxmlformats.org/officeDocument/2006/math" xmlns:v="urn:schemas-microsoft-com:vml" xmlns:wp14="http://schemas.microsoft.com/office/word/2010/wordprocessingDrawing" xmlns:wp="http://schemas.openxmlformats.org/drawingml/2006/wordprocessingDrawing" xmlns:w10="urn:schemas-microsoft-com:office:word" xmlns:w="http://schemas.openxmlformats.org/wordprocessingml/2006/main" xmlns:w14="http://schemas.microsoft.com/office/word/2010/wordml" xmlns:w15="http://schemas.microsoft.com/office/word/2012/wordml" xmlns:w16cex="http://schemas.microsoft.com/office/word/2018/wordml/cex" xmlns:w16cid="http://schemas.microsoft.com/office/word/2016/wordml/cid" xmlns:w16="http://schemas.microsoft.com/office/word/2018/wordml" xmlns:w16sdtdh="http://schemas.microsoft.com/office/word/2020/wordml/sdtdatahash" xmlns:w16se="http://schemas.microsoft.com/office/word/2015/wordml/symex" xmlns:wpg="http://schemas.microsoft.com/office/word/2010/wordprocessingGroup" xmlns:wpi="http://schemas.microsoft.com/office/word/2010/wordprocessingInk" xmlns:wne="http://schemas.microsoft.com/office/word/2006/wordml" xmlns:wps="http://schemas.microsoft.com/office/word/2010/wordprocessingShape" mc:Ignorable="w14 w15 w16se w16cid w16 w16cex w16sdtdh wp14">
+<w:footnotes xmlns:wpc="http://schemas.microsoft.com/office/word/2010/wordprocessingCanvas" xmlns:mo="http://schemas.microsoft.com/office/mac/office/2008/main" xmlns:mc="http://schemas.openxmlformats.org/markup-compatibility/2006" xmlns:mv="urn:schemas-microsoft-com:mac:vml" xmlns:o="urn:schemas-microsoft-com:office:office" xmlns:r="http://schemas.openxmlformats.org/officeDocument/2006/relationships" xmlns:m="http://schemas.openxmlformats.org/officeDocument/2006/math" xmlns:v="urn:schemas-microsoft-com:vml" xmlns:wp14="http://schemas.microsoft.com/office/word/2010/wordprocessingDrawing" xmlns:wp="http://schemas.openxmlformats.org/drawingml/2006/wordprocessingDrawing" xmlns:w10="urn:schemas-microsoft-com:office:word" xmlns:w="http://schemas.openxmlformats.org/wordprocessingml/2006/main" xmlns:w14="http://schemas.microsoft.com/office/word/2010/wordml" xmlns:wpg="http://schemas.microsoft.com/office/word/2010/wordprocessingGroup" xmlns:wpi="http://schemas.microsoft.com/office/word/2010/wordprocessingInk" xmlns:wne="http://schemas.microsoft.com/office/word/2006/wordml" xmlns:wps="http://schemas.microsoft.com/office/word/2010/wordprocessingShape" mc:Ignorable="w14 wp14">
   <w:footnote w:type="separator" w:id="-1">
     <w:p>
       <w:r>
@@ -15303,7 +15638,7 @@
       </w:pPr>
       <w:r>
         <w:rPr>
-          <w:rStyle w:val="FootnoteReference"/>
+          <w:rStyle w:val="Marquenotebasdepage"/>
         </w:rPr>
         <w:footnoteRef/>
       </w:r>
@@ -15328,7 +15663,7 @@
     </w:p>
     <w:p>
       <w:pPr>
-        <w:pStyle w:val="FootnoteText"/>
+        <w:pStyle w:val="Notedebasdepage"/>
         <w:rPr>
           <w:lang w:val="en-GB"/>
         </w:rPr>
@@ -15338,14 +15673,14 @@
   <w:footnote w:id="2">
     <w:p>
       <w:pPr>
-        <w:pStyle w:val="FootnoteText"/>
+        <w:pStyle w:val="Notedebasdepage"/>
         <w:rPr>
           <w:lang w:val="en-US"/>
         </w:rPr>
       </w:pPr>
       <w:r>
         <w:rPr>
-          <w:rStyle w:val="FootnoteReference"/>
+          <w:rStyle w:val="Marquenotebasdepage"/>
         </w:rPr>
         <w:footnoteRef/>
       </w:r>
@@ -15402,7 +15737,7 @@
   <w:footnote w:id="3">
     <w:p>
       <w:pPr>
-        <w:pStyle w:val="FootnoteText"/>
+        <w:pStyle w:val="Notedebasdepage"/>
         <w:rPr>
           <w:sz w:val="22"/>
           <w:szCs w:val="22"/>
@@ -15411,7 +15746,7 @@
       </w:pPr>
       <w:r>
         <w:rPr>
-          <w:rStyle w:val="FootnoteReference"/>
+          <w:rStyle w:val="Marquenotebasdepage"/>
         </w:rPr>
         <w:footnoteRef/>
       </w:r>
@@ -15434,7 +15769,7 @@
   <w:footnote w:id="4">
     <w:p>
       <w:pPr>
-        <w:pStyle w:val="FootnoteText"/>
+        <w:pStyle w:val="Notedebasdepage"/>
         <w:rPr>
           <w:sz w:val="22"/>
           <w:szCs w:val="22"/>
@@ -15443,7 +15778,7 @@
       </w:pPr>
       <w:r>
         <w:rPr>
-          <w:rStyle w:val="FootnoteReference"/>
+          <w:rStyle w:val="Marquenotebasdepage"/>
           <w:sz w:val="22"/>
           <w:szCs w:val="22"/>
         </w:rPr>
@@ -15601,38 +15936,38 @@
 </file>
 
 <file path=word/header1.xml><?xml version="1.0" encoding="utf-8"?>
-<w:hdr xmlns:wpc="http://schemas.microsoft.com/office/word/2010/wordprocessingCanvas" xmlns:cx="http://schemas.microsoft.com/office/drawing/2014/chartex" xmlns:cx1="http://schemas.microsoft.com/office/drawing/2015/9/8/chartex" xmlns:cx2="http://schemas.microsoft.com/office/drawing/2015/10/21/chartex" xmlns:cx3="http://schemas.microsoft.com/office/drawing/2016/5/9/chartex" xmlns:cx4="http://schemas.microsoft.com/office/drawing/2016/5/10/chartex" xmlns:cx5="http://schemas.microsoft.com/office/drawing/2016/5/11/chartex" xmlns:cx6="http://schemas.microsoft.com/office/drawing/2016/5/12/chartex" xmlns:cx7="http://schemas.microsoft.com/office/drawing/2016/5/13/chartex" xmlns:cx8="http://schemas.microsoft.com/office/drawing/2016/5/14/chartex" xmlns:mc="http://schemas.openxmlformats.org/markup-compatibility/2006" xmlns:aink="http://schemas.microsoft.com/office/drawing/2016/ink" xmlns:am3d="http://schemas.microsoft.com/office/drawing/2017/model3d" xmlns:o="urn:schemas-microsoft-com:office:office" xmlns:oel="http://schemas.microsoft.com/office/2019/extlst" xmlns:r="http://schemas.openxmlformats.org/officeDocument/2006/relationships" xmlns:m="http://schemas.openxmlformats.org/officeDocument/2006/math" xmlns:v="urn:schemas-microsoft-com:vml" xmlns:wp14="http://schemas.microsoft.com/office/word/2010/wordprocessingDrawing" xmlns:wp="http://schemas.openxmlformats.org/drawingml/2006/wordprocessingDrawing" xmlns:w10="urn:schemas-microsoft-com:office:word" xmlns:w="http://schemas.openxmlformats.org/wordprocessingml/2006/main" xmlns:w14="http://schemas.microsoft.com/office/word/2010/wordml" xmlns:w15="http://schemas.microsoft.com/office/word/2012/wordml" xmlns:w16cex="http://schemas.microsoft.com/office/word/2018/wordml/cex" xmlns:w16cid="http://schemas.microsoft.com/office/word/2016/wordml/cid" xmlns:w16="http://schemas.microsoft.com/office/word/2018/wordml" xmlns:w16sdtdh="http://schemas.microsoft.com/office/word/2020/wordml/sdtdatahash" xmlns:w16se="http://schemas.microsoft.com/office/word/2015/wordml/symex" xmlns:wpg="http://schemas.microsoft.com/office/word/2010/wordprocessingGroup" xmlns:wpi="http://schemas.microsoft.com/office/word/2010/wordprocessingInk" xmlns:wne="http://schemas.microsoft.com/office/word/2006/wordml" xmlns:wps="http://schemas.microsoft.com/office/word/2010/wordprocessingShape" mc:Ignorable="w14 w15 w16se w16cid w16 w16cex w16sdtdh wp14">
+<w:hdr xmlns:wpc="http://schemas.microsoft.com/office/word/2010/wordprocessingCanvas" xmlns:mo="http://schemas.microsoft.com/office/mac/office/2008/main" xmlns:mc="http://schemas.openxmlformats.org/markup-compatibility/2006" xmlns:mv="urn:schemas-microsoft-com:mac:vml" xmlns:o="urn:schemas-microsoft-com:office:office" xmlns:r="http://schemas.openxmlformats.org/officeDocument/2006/relationships" xmlns:m="http://schemas.openxmlformats.org/officeDocument/2006/math" xmlns:v="urn:schemas-microsoft-com:vml" xmlns:wp14="http://schemas.microsoft.com/office/word/2010/wordprocessingDrawing" xmlns:wp="http://schemas.openxmlformats.org/drawingml/2006/wordprocessingDrawing" xmlns:w10="urn:schemas-microsoft-com:office:word" xmlns:w="http://schemas.openxmlformats.org/wordprocessingml/2006/main" xmlns:w14="http://schemas.microsoft.com/office/word/2010/wordml" xmlns:wpg="http://schemas.microsoft.com/office/word/2010/wordprocessingGroup" xmlns:wpi="http://schemas.microsoft.com/office/word/2010/wordprocessingInk" xmlns:wne="http://schemas.microsoft.com/office/word/2006/wordml" xmlns:wps="http://schemas.microsoft.com/office/word/2010/wordprocessingShape" mc:Ignorable="w14 wp14">
   <w:p>
     <w:pPr>
-      <w:pStyle w:val="Header"/>
+      <w:pStyle w:val="En-tte"/>
     </w:pPr>
   </w:p>
 </w:hdr>
 </file>
 
 <file path=word/header2.xml><?xml version="1.0" encoding="utf-8"?>
-<w:hdr xmlns:wpc="http://schemas.microsoft.com/office/word/2010/wordprocessingCanvas" xmlns:cx="http://schemas.microsoft.com/office/drawing/2014/chartex" xmlns:cx1="http://schemas.microsoft.com/office/drawing/2015/9/8/chartex" xmlns:cx2="http://schemas.microsoft.com/office/drawing/2015/10/21/chartex" xmlns:cx3="http://schemas.microsoft.com/office/drawing/2016/5/9/chartex" xmlns:cx4="http://schemas.microsoft.com/office/drawing/2016/5/10/chartex" xmlns:cx5="http://schemas.microsoft.com/office/drawing/2016/5/11/chartex" xmlns:cx6="http://schemas.microsoft.com/office/drawing/2016/5/12/chartex" xmlns:cx7="http://schemas.microsoft.com/office/drawing/2016/5/13/chartex" xmlns:cx8="http://schemas.microsoft.com/office/drawing/2016/5/14/chartex" xmlns:mc="http://schemas.openxmlformats.org/markup-compatibility/2006" xmlns:aink="http://schemas.microsoft.com/office/drawing/2016/ink" xmlns:am3d="http://schemas.microsoft.com/office/drawing/2017/model3d" xmlns:o="urn:schemas-microsoft-com:office:office" xmlns:oel="http://schemas.microsoft.com/office/2019/extlst" xmlns:r="http://schemas.openxmlformats.org/officeDocument/2006/relationships" xmlns:m="http://schemas.openxmlformats.org/officeDocument/2006/math" xmlns:v="urn:schemas-microsoft-com:vml" xmlns:wp14="http://schemas.microsoft.com/office/word/2010/wordprocessingDrawing" xmlns:wp="http://schemas.openxmlformats.org/drawingml/2006/wordprocessingDrawing" xmlns:w10="urn:schemas-microsoft-com:office:word" xmlns:w="http://schemas.openxmlformats.org/wordprocessingml/2006/main" xmlns:w14="http://schemas.microsoft.com/office/word/2010/wordml" xmlns:w15="http://schemas.microsoft.com/office/word/2012/wordml" xmlns:w16cex="http://schemas.microsoft.com/office/word/2018/wordml/cex" xmlns:w16cid="http://schemas.microsoft.com/office/word/2016/wordml/cid" xmlns:w16="http://schemas.microsoft.com/office/word/2018/wordml" xmlns:w16sdtdh="http://schemas.microsoft.com/office/word/2020/wordml/sdtdatahash" xmlns:w16se="http://schemas.microsoft.com/office/word/2015/wordml/symex" xmlns:wpg="http://schemas.microsoft.com/office/word/2010/wordprocessingGroup" xmlns:wpi="http://schemas.microsoft.com/office/word/2010/wordprocessingInk" xmlns:wne="http://schemas.microsoft.com/office/word/2006/wordml" xmlns:wps="http://schemas.microsoft.com/office/word/2010/wordprocessingShape" mc:Ignorable="w14 w15 w16se w16cid w16 w16cex w16sdtdh wp14">
+<w:hdr xmlns:wpc="http://schemas.microsoft.com/office/word/2010/wordprocessingCanvas" xmlns:mo="http://schemas.microsoft.com/office/mac/office/2008/main" xmlns:mc="http://schemas.openxmlformats.org/markup-compatibility/2006" xmlns:mv="urn:schemas-microsoft-com:mac:vml" xmlns:o="urn:schemas-microsoft-com:office:office" xmlns:r="http://schemas.openxmlformats.org/officeDocument/2006/relationships" xmlns:m="http://schemas.openxmlformats.org/officeDocument/2006/math" xmlns:v="urn:schemas-microsoft-com:vml" xmlns:wp14="http://schemas.microsoft.com/office/word/2010/wordprocessingDrawing" xmlns:wp="http://schemas.openxmlformats.org/drawingml/2006/wordprocessingDrawing" xmlns:w10="urn:schemas-microsoft-com:office:word" xmlns:w="http://schemas.openxmlformats.org/wordprocessingml/2006/main" xmlns:w14="http://schemas.microsoft.com/office/word/2010/wordml" xmlns:wpg="http://schemas.microsoft.com/office/word/2010/wordprocessingGroup" xmlns:wpi="http://schemas.microsoft.com/office/word/2010/wordprocessingInk" xmlns:wne="http://schemas.microsoft.com/office/word/2006/wordml" xmlns:wps="http://schemas.microsoft.com/office/word/2010/wordprocessingShape" mc:Ignorable="w14 wp14">
   <w:p>
     <w:pPr>
-      <w:pStyle w:val="Header"/>
+      <w:pStyle w:val="En-tte"/>
     </w:pPr>
   </w:p>
 </w:hdr>
 </file>
 
 <file path=word/header3.xml><?xml version="1.0" encoding="utf-8"?>
-<w:hdr xmlns:wpc="http://schemas.microsoft.com/office/word/2010/wordprocessingCanvas" xmlns:cx="http://schemas.microsoft.com/office/drawing/2014/chartex" xmlns:cx1="http://schemas.microsoft.com/office/drawing/2015/9/8/chartex" xmlns:cx2="http://schemas.microsoft.com/office/drawing/2015/10/21/chartex" xmlns:cx3="http://schemas.microsoft.com/office/drawing/2016/5/9/chartex" xmlns:cx4="http://schemas.microsoft.com/office/drawing/2016/5/10/chartex" xmlns:cx5="http://schemas.microsoft.com/office/drawing/2016/5/11/chartex" xmlns:cx6="http://schemas.microsoft.com/office/drawing/2016/5/12/chartex" xmlns:cx7="http://schemas.microsoft.com/office/drawing/2016/5/13/chartex" xmlns:cx8="http://schemas.microsoft.com/office/drawing/2016/5/14/chartex" xmlns:mc="http://schemas.openxmlformats.org/markup-compatibility/2006" xmlns:aink="http://schemas.microsoft.com/office/drawing/2016/ink" xmlns:am3d="http://schemas.microsoft.com/office/drawing/2017/model3d" xmlns:o="urn:schemas-microsoft-com:office:office" xmlns:oel="http://schemas.microsoft.com/office/2019/extlst" xmlns:r="http://schemas.openxmlformats.org/officeDocument/2006/relationships" xmlns:m="http://schemas.openxmlformats.org/officeDocument/2006/math" xmlns:v="urn:schemas-microsoft-com:vml" xmlns:wp14="http://schemas.microsoft.com/office/word/2010/wordprocessingDrawing" xmlns:wp="http://schemas.openxmlformats.org/drawingml/2006/wordprocessingDrawing" xmlns:w10="urn:schemas-microsoft-com:office:word" xmlns:w="http://schemas.openxmlformats.org/wordprocessingml/2006/main" xmlns:w14="http://schemas.microsoft.com/office/word/2010/wordml" xmlns:w15="http://schemas.microsoft.com/office/word/2012/wordml" xmlns:w16cex="http://schemas.microsoft.com/office/word/2018/wordml/cex" xmlns:w16cid="http://schemas.microsoft.com/office/word/2016/wordml/cid" xmlns:w16="http://schemas.microsoft.com/office/word/2018/wordml" xmlns:w16sdtdh="http://schemas.microsoft.com/office/word/2020/wordml/sdtdatahash" xmlns:w16se="http://schemas.microsoft.com/office/word/2015/wordml/symex" xmlns:wpg="http://schemas.microsoft.com/office/word/2010/wordprocessingGroup" xmlns:wpi="http://schemas.microsoft.com/office/word/2010/wordprocessingInk" xmlns:wne="http://schemas.microsoft.com/office/word/2006/wordml" xmlns:wps="http://schemas.microsoft.com/office/word/2010/wordprocessingShape" mc:Ignorable="w14 w15 w16se w16cid w16 w16cex w16sdtdh wp14">
+<w:hdr xmlns:wpc="http://schemas.microsoft.com/office/word/2010/wordprocessingCanvas" xmlns:mo="http://schemas.microsoft.com/office/mac/office/2008/main" xmlns:mc="http://schemas.openxmlformats.org/markup-compatibility/2006" xmlns:mv="urn:schemas-microsoft-com:mac:vml" xmlns:o="urn:schemas-microsoft-com:office:office" xmlns:r="http://schemas.openxmlformats.org/officeDocument/2006/relationships" xmlns:m="http://schemas.openxmlformats.org/officeDocument/2006/math" xmlns:v="urn:schemas-microsoft-com:vml" xmlns:wp14="http://schemas.microsoft.com/office/word/2010/wordprocessingDrawing" xmlns:wp="http://schemas.openxmlformats.org/drawingml/2006/wordprocessingDrawing" xmlns:w10="urn:schemas-microsoft-com:office:word" xmlns:w="http://schemas.openxmlformats.org/wordprocessingml/2006/main" xmlns:w14="http://schemas.microsoft.com/office/word/2010/wordml" xmlns:wpg="http://schemas.microsoft.com/office/word/2010/wordprocessingGroup" xmlns:wpi="http://schemas.microsoft.com/office/word/2010/wordprocessingInk" xmlns:wne="http://schemas.microsoft.com/office/word/2006/wordml" xmlns:wps="http://schemas.microsoft.com/office/word/2010/wordprocessingShape" mc:Ignorable="w14 wp14">
   <w:p>
     <w:pPr>
-      <w:pStyle w:val="Header"/>
+      <w:pStyle w:val="En-tte"/>
     </w:pPr>
   </w:p>
 </w:hdr>
 </file>
 
 <file path=word/numbering.xml><?xml version="1.0" encoding="utf-8"?>
-<w:numbering xmlns:wpc="http://schemas.microsoft.com/office/word/2010/wordprocessingCanvas" xmlns:cx="http://schemas.microsoft.com/office/drawing/2014/chartex" xmlns:cx1="http://schemas.microsoft.com/office/drawing/2015/9/8/chartex" xmlns:cx2="http://schemas.microsoft.com/office/drawing/2015/10/21/chartex" xmlns:cx3="http://schemas.microsoft.com/office/drawing/2016/5/9/chartex" xmlns:cx4="http://schemas.microsoft.com/office/drawing/2016/5/10/chartex" xmlns:cx5="http://schemas.microsoft.com/office/drawing/2016/5/11/chartex" xmlns:cx6="http://schemas.microsoft.com/office/drawing/2016/5/12/chartex" xmlns:cx7="http://schemas.microsoft.com/office/drawing/2016/5/13/chartex" xmlns:cx8="http://schemas.microsoft.com/office/drawing/2016/5/14/chartex" xmlns:mc="http://schemas.openxmlformats.org/markup-compatibility/2006" xmlns:aink="http://schemas.microsoft.com/office/drawing/2016/ink" xmlns:am3d="http://schemas.microsoft.com/office/drawing/2017/model3d" xmlns:o="urn:schemas-microsoft-com:office:office" xmlns:oel="http://schemas.microsoft.com/office/2019/extlst" xmlns:r="http://schemas.openxmlformats.org/officeDocument/2006/relationships" xmlns:m="http://schemas.openxmlformats.org/officeDocument/2006/math" xmlns:v="urn:schemas-microsoft-com:vml" xmlns:wp14="http://schemas.microsoft.com/office/word/2010/wordprocessingDrawing" xmlns:wp="http://schemas.openxmlformats.org/drawingml/2006/wordprocessingDrawing" xmlns:w10="urn:schemas-microsoft-com:office:word" xmlns:w="http://schemas.openxmlformats.org/wordprocessingml/2006/main" xmlns:w14="http://schemas.microsoft.com/office/word/2010/wordml" xmlns:w15="http://schemas.microsoft.com/office/word/2012/wordml" xmlns:w16cex="http://schemas.microsoft.com/office/word/2018/wordml/cex" xmlns:w16cid="http://schemas.microsoft.com/office/word/2016/wordml/cid" xmlns:w16="http://schemas.microsoft.com/office/word/2018/wordml" xmlns:w16sdtdh="http://schemas.microsoft.com/office/word/2020/wordml/sdtdatahash" xmlns:w16se="http://schemas.microsoft.com/office/word/2015/wordml/symex" xmlns:wpg="http://schemas.microsoft.com/office/word/2010/wordprocessingGroup" xmlns:wpi="http://schemas.microsoft.com/office/word/2010/wordprocessingInk" xmlns:wne="http://schemas.microsoft.com/office/word/2006/wordml" xmlns:wps="http://schemas.microsoft.com/office/word/2010/wordprocessingShape" mc:Ignorable="w14 w15 w16se w16cid w16 w16cex w16sdtdh wp14">
-  <w:abstractNum w:abstractNumId="0" w15:restartNumberingAfterBreak="0">
+<w:numbering xmlns:wpc="http://schemas.microsoft.com/office/word/2010/wordprocessingCanvas" xmlns:mo="http://schemas.microsoft.com/office/mac/office/2008/main" xmlns:mc="http://schemas.openxmlformats.org/markup-compatibility/2006" xmlns:mv="urn:schemas-microsoft-com:mac:vml" xmlns:o="urn:schemas-microsoft-com:office:office" xmlns:r="http://schemas.openxmlformats.org/officeDocument/2006/relationships" xmlns:m="http://schemas.openxmlformats.org/officeDocument/2006/math" xmlns:v="urn:schemas-microsoft-com:vml" xmlns:wp14="http://schemas.microsoft.com/office/word/2010/wordprocessingDrawing" xmlns:wp="http://schemas.openxmlformats.org/drawingml/2006/wordprocessingDrawing" xmlns:w10="urn:schemas-microsoft-com:office:word" xmlns:w="http://schemas.openxmlformats.org/wordprocessingml/2006/main" xmlns:w14="http://schemas.microsoft.com/office/word/2010/wordml" xmlns:wpg="http://schemas.microsoft.com/office/word/2010/wordprocessingGroup" xmlns:wpi="http://schemas.microsoft.com/office/word/2010/wordprocessingInk" xmlns:wne="http://schemas.microsoft.com/office/word/2006/wordml" xmlns:wps="http://schemas.microsoft.com/office/word/2010/wordprocessingShape" mc:Ignorable="w14 wp14">
+  <w:abstractNum w:abstractNumId="0">
     <w:nsid w:val="00000001"/>
     <w:multiLevelType w:val="singleLevel"/>
     <w:tmpl w:val="00000001"/>
@@ -15650,7 +15985,7 @@
       </w:pPr>
     </w:lvl>
   </w:abstractNum>
-  <w:abstractNum w:abstractNumId="1" w15:restartNumberingAfterBreak="0">
+  <w:abstractNum w:abstractNumId="1">
     <w:nsid w:val="00000002"/>
     <w:multiLevelType w:val="singleLevel"/>
     <w:tmpl w:val="00000002"/>
@@ -15671,7 +16006,7 @@
       </w:rPr>
     </w:lvl>
   </w:abstractNum>
-  <w:abstractNum w:abstractNumId="2" w15:restartNumberingAfterBreak="0">
+  <w:abstractNum w:abstractNumId="2">
     <w:nsid w:val="00000003"/>
     <w:multiLevelType w:val="singleLevel"/>
     <w:tmpl w:val="00000003"/>
@@ -15692,7 +16027,7 @@
       </w:rPr>
     </w:lvl>
   </w:abstractNum>
-  <w:abstractNum w:abstractNumId="3" w15:restartNumberingAfterBreak="0">
+  <w:abstractNum w:abstractNumId="3">
     <w:nsid w:val="00000004"/>
     <w:multiLevelType w:val="singleLevel"/>
     <w:tmpl w:val="00000004"/>
@@ -15713,7 +16048,7 @@
       </w:rPr>
     </w:lvl>
   </w:abstractNum>
-  <w:abstractNum w:abstractNumId="4" w15:restartNumberingAfterBreak="0">
+  <w:abstractNum w:abstractNumId="4">
     <w:nsid w:val="00000005"/>
     <w:multiLevelType w:val="singleLevel"/>
     <w:tmpl w:val="00000005"/>
@@ -15734,7 +16069,7 @@
       </w:rPr>
     </w:lvl>
   </w:abstractNum>
-  <w:abstractNum w:abstractNumId="5" w15:restartNumberingAfterBreak="0">
+  <w:abstractNum w:abstractNumId="5">
     <w:nsid w:val="00000006"/>
     <w:multiLevelType w:val="singleLevel"/>
     <w:tmpl w:val="00000006"/>
@@ -15755,7 +16090,7 @@
       </w:rPr>
     </w:lvl>
   </w:abstractNum>
-  <w:abstractNum w:abstractNumId="6" w15:restartNumberingAfterBreak="0">
+  <w:abstractNum w:abstractNumId="6">
     <w:nsid w:val="00000007"/>
     <w:multiLevelType w:val="singleLevel"/>
     <w:tmpl w:val="00000007"/>
@@ -15776,7 +16111,7 @@
       </w:rPr>
     </w:lvl>
   </w:abstractNum>
-  <w:abstractNum w:abstractNumId="7" w15:restartNumberingAfterBreak="0">
+  <w:abstractNum w:abstractNumId="7">
     <w:nsid w:val="00000008"/>
     <w:multiLevelType w:val="singleLevel"/>
     <w:tmpl w:val="00000008"/>
@@ -15797,7 +16132,7 @@
       </w:rPr>
     </w:lvl>
   </w:abstractNum>
-  <w:abstractNum w:abstractNumId="8" w15:restartNumberingAfterBreak="0">
+  <w:abstractNum w:abstractNumId="8">
     <w:nsid w:val="00000009"/>
     <w:multiLevelType w:val="singleLevel"/>
     <w:tmpl w:val="00000009"/>
@@ -15818,7 +16153,7 @@
       </w:rPr>
     </w:lvl>
   </w:abstractNum>
-  <w:abstractNum w:abstractNumId="9" w15:restartNumberingAfterBreak="0">
+  <w:abstractNum w:abstractNumId="9">
     <w:nsid w:val="0000000A"/>
     <w:multiLevelType w:val="singleLevel"/>
     <w:tmpl w:val="0000000A"/>
@@ -15839,7 +16174,7 @@
       </w:rPr>
     </w:lvl>
   </w:abstractNum>
-  <w:abstractNum w:abstractNumId="10" w15:restartNumberingAfterBreak="0">
+  <w:abstractNum w:abstractNumId="10">
     <w:nsid w:val="0000000B"/>
     <w:multiLevelType w:val="singleLevel"/>
     <w:tmpl w:val="0000000B"/>
@@ -15860,7 +16195,7 @@
       </w:rPr>
     </w:lvl>
   </w:abstractNum>
-  <w:abstractNum w:abstractNumId="11" w15:restartNumberingAfterBreak="0">
+  <w:abstractNum w:abstractNumId="11">
     <w:nsid w:val="0000000C"/>
     <w:multiLevelType w:val="singleLevel"/>
     <w:tmpl w:val="0000000C"/>
@@ -15881,7 +16216,7 @@
       </w:rPr>
     </w:lvl>
   </w:abstractNum>
-  <w:abstractNum w:abstractNumId="12" w15:restartNumberingAfterBreak="0">
+  <w:abstractNum w:abstractNumId="12">
     <w:nsid w:val="0000000D"/>
     <w:multiLevelType w:val="singleLevel"/>
     <w:tmpl w:val="0000000D"/>
@@ -15902,7 +16237,7 @@
       </w:rPr>
     </w:lvl>
   </w:abstractNum>
-  <w:abstractNum w:abstractNumId="13" w15:restartNumberingAfterBreak="0">
+  <w:abstractNum w:abstractNumId="13">
     <w:nsid w:val="0000000E"/>
     <w:multiLevelType w:val="singleLevel"/>
     <w:tmpl w:val="0000000E"/>
@@ -15923,7 +16258,7 @@
       </w:rPr>
     </w:lvl>
   </w:abstractNum>
-  <w:abstractNum w:abstractNumId="14" w15:restartNumberingAfterBreak="0">
+  <w:abstractNum w:abstractNumId="14">
     <w:nsid w:val="0000000F"/>
     <w:multiLevelType w:val="singleLevel"/>
     <w:tmpl w:val="0000000F"/>
@@ -15944,7 +16279,7 @@
       </w:rPr>
     </w:lvl>
   </w:abstractNum>
-  <w:abstractNum w:abstractNumId="15" w15:restartNumberingAfterBreak="0">
+  <w:abstractNum w:abstractNumId="15">
     <w:nsid w:val="00000010"/>
     <w:multiLevelType w:val="singleLevel"/>
     <w:tmpl w:val="00000010"/>
@@ -15965,7 +16300,7 @@
       </w:rPr>
     </w:lvl>
   </w:abstractNum>
-  <w:abstractNum w:abstractNumId="16" w15:restartNumberingAfterBreak="0">
+  <w:abstractNum w:abstractNumId="16">
     <w:nsid w:val="00000011"/>
     <w:multiLevelType w:val="singleLevel"/>
     <w:tmpl w:val="00000011"/>
@@ -15983,7 +16318,7 @@
       </w:pPr>
     </w:lvl>
   </w:abstractNum>
-  <w:abstractNum w:abstractNumId="17" w15:restartNumberingAfterBreak="0">
+  <w:abstractNum w:abstractNumId="17">
     <w:nsid w:val="00000012"/>
     <w:multiLevelType w:val="singleLevel"/>
     <w:tmpl w:val="00000012"/>
@@ -16004,7 +16339,7 @@
       </w:rPr>
     </w:lvl>
   </w:abstractNum>
-  <w:abstractNum w:abstractNumId="18" w15:restartNumberingAfterBreak="0">
+  <w:abstractNum w:abstractNumId="18">
     <w:nsid w:val="00000013"/>
     <w:multiLevelType w:val="singleLevel"/>
     <w:tmpl w:val="00000013"/>
@@ -16025,7 +16360,7 @@
       </w:rPr>
     </w:lvl>
   </w:abstractNum>
-  <w:abstractNum w:abstractNumId="19" w15:restartNumberingAfterBreak="0">
+  <w:abstractNum w:abstractNumId="19">
     <w:nsid w:val="00000014"/>
     <w:multiLevelType w:val="singleLevel"/>
     <w:tmpl w:val="00000014"/>
@@ -16043,7 +16378,7 @@
       </w:pPr>
     </w:lvl>
   </w:abstractNum>
-  <w:abstractNum w:abstractNumId="20" w15:restartNumberingAfterBreak="0">
+  <w:abstractNum w:abstractNumId="20">
     <w:nsid w:val="00000015"/>
     <w:multiLevelType w:val="singleLevel"/>
     <w:tmpl w:val="00000015"/>
@@ -16064,7 +16399,7 @@
       </w:rPr>
     </w:lvl>
   </w:abstractNum>
-  <w:abstractNum w:abstractNumId="21" w15:restartNumberingAfterBreak="0">
+  <w:abstractNum w:abstractNumId="21">
     <w:nsid w:val="00000016"/>
     <w:multiLevelType w:val="singleLevel"/>
     <w:tmpl w:val="00000016"/>
@@ -16085,7 +16420,7 @@
       </w:rPr>
     </w:lvl>
   </w:abstractNum>
-  <w:abstractNum w:abstractNumId="22" w15:restartNumberingAfterBreak="0">
+  <w:abstractNum w:abstractNumId="22">
     <w:nsid w:val="00000017"/>
     <w:multiLevelType w:val="singleLevel"/>
     <w:tmpl w:val="00000017"/>
@@ -16106,7 +16441,7 @@
       </w:rPr>
     </w:lvl>
   </w:abstractNum>
-  <w:abstractNum w:abstractNumId="23" w15:restartNumberingAfterBreak="0">
+  <w:abstractNum w:abstractNumId="23">
     <w:nsid w:val="00000018"/>
     <w:multiLevelType w:val="singleLevel"/>
     <w:tmpl w:val="00000018"/>
@@ -16124,7 +16459,7 @@
       </w:pPr>
     </w:lvl>
   </w:abstractNum>
-  <w:abstractNum w:abstractNumId="24" w15:restartNumberingAfterBreak="0">
+  <w:abstractNum w:abstractNumId="24">
     <w:nsid w:val="00000019"/>
     <w:multiLevelType w:val="singleLevel"/>
     <w:tmpl w:val="00000019"/>
@@ -16145,7 +16480,7 @@
       </w:rPr>
     </w:lvl>
   </w:abstractNum>
-  <w:abstractNum w:abstractNumId="25" w15:restartNumberingAfterBreak="0">
+  <w:abstractNum w:abstractNumId="25">
     <w:nsid w:val="0000001A"/>
     <w:multiLevelType w:val="singleLevel"/>
     <w:tmpl w:val="0000001A"/>
@@ -16166,7 +16501,7 @@
       </w:rPr>
     </w:lvl>
   </w:abstractNum>
-  <w:abstractNum w:abstractNumId="26" w15:restartNumberingAfterBreak="0">
+  <w:abstractNum w:abstractNumId="26">
     <w:nsid w:val="0000001B"/>
     <w:multiLevelType w:val="singleLevel"/>
     <w:tmpl w:val="0000001B"/>
@@ -16187,7 +16522,7 @@
       </w:rPr>
     </w:lvl>
   </w:abstractNum>
-  <w:abstractNum w:abstractNumId="27" w15:restartNumberingAfterBreak="0">
+  <w:abstractNum w:abstractNumId="27">
     <w:nsid w:val="0000001C"/>
     <w:multiLevelType w:val="singleLevel"/>
     <w:tmpl w:val="0000001C"/>
@@ -16208,7 +16543,7 @@
       </w:rPr>
     </w:lvl>
   </w:abstractNum>
-  <w:abstractNum w:abstractNumId="28" w15:restartNumberingAfterBreak="0">
+  <w:abstractNum w:abstractNumId="28">
     <w:nsid w:val="0000001D"/>
     <w:multiLevelType w:val="singleLevel"/>
     <w:tmpl w:val="0000001D"/>
@@ -16229,7 +16564,7 @@
       </w:rPr>
     </w:lvl>
   </w:abstractNum>
-  <w:abstractNum w:abstractNumId="29" w15:restartNumberingAfterBreak="0">
+  <w:abstractNum w:abstractNumId="29">
     <w:nsid w:val="0000001E"/>
     <w:multiLevelType w:val="singleLevel"/>
     <w:tmpl w:val="0000001E"/>
@@ -16250,7 +16585,7 @@
       </w:rPr>
     </w:lvl>
   </w:abstractNum>
-  <w:abstractNum w:abstractNumId="30" w15:restartNumberingAfterBreak="0">
+  <w:abstractNum w:abstractNumId="30">
     <w:nsid w:val="0000001F"/>
     <w:multiLevelType w:val="singleLevel"/>
     <w:tmpl w:val="0000001F"/>
@@ -16271,7 +16606,7 @@
       </w:rPr>
     </w:lvl>
   </w:abstractNum>
-  <w:abstractNum w:abstractNumId="31" w15:restartNumberingAfterBreak="0">
+  <w:abstractNum w:abstractNumId="31">
     <w:nsid w:val="00000020"/>
     <w:multiLevelType w:val="singleLevel"/>
     <w:tmpl w:val="00000020"/>
@@ -16292,7 +16627,7 @@
       </w:rPr>
     </w:lvl>
   </w:abstractNum>
-  <w:abstractNum w:abstractNumId="32" w15:restartNumberingAfterBreak="0">
+  <w:abstractNum w:abstractNumId="32">
     <w:nsid w:val="018C7EBF"/>
     <w:multiLevelType w:val="hybridMultilevel"/>
     <w:tmpl w:val="73FE776C"/>
@@ -16405,7 +16740,7 @@
       </w:rPr>
     </w:lvl>
   </w:abstractNum>
-  <w:abstractNum w:abstractNumId="33" w15:restartNumberingAfterBreak="0">
+  <w:abstractNum w:abstractNumId="33">
     <w:nsid w:val="0C177F38"/>
     <w:multiLevelType w:val="hybridMultilevel"/>
     <w:tmpl w:val="D9CAAADC"/>
@@ -16518,7 +16853,7 @@
       </w:rPr>
     </w:lvl>
   </w:abstractNum>
-  <w:abstractNum w:abstractNumId="34" w15:restartNumberingAfterBreak="0">
+  <w:abstractNum w:abstractNumId="34">
     <w:nsid w:val="0D9240E9"/>
     <w:multiLevelType w:val="hybridMultilevel"/>
     <w:tmpl w:val="C38680C6"/>
@@ -16658,7 +16993,7 @@
       </w:rPr>
     </w:lvl>
   </w:abstractNum>
-  <w:abstractNum w:abstractNumId="35" w15:restartNumberingAfterBreak="0">
+  <w:abstractNum w:abstractNumId="35">
     <w:nsid w:val="1D730026"/>
     <w:multiLevelType w:val="multilevel"/>
     <w:tmpl w:val="0409001F"/>
@@ -16744,7 +17079,7 @@
       </w:pPr>
     </w:lvl>
   </w:abstractNum>
-  <w:abstractNum w:abstractNumId="36" w15:restartNumberingAfterBreak="0">
+  <w:abstractNum w:abstractNumId="36">
     <w:nsid w:val="20934E7F"/>
     <w:multiLevelType w:val="hybridMultilevel"/>
     <w:tmpl w:val="3042B2E0"/>
@@ -16833,7 +17168,7 @@
       </w:pPr>
     </w:lvl>
   </w:abstractNum>
-  <w:abstractNum w:abstractNumId="37" w15:restartNumberingAfterBreak="0">
+  <w:abstractNum w:abstractNumId="37">
     <w:nsid w:val="21EC0A64"/>
     <w:multiLevelType w:val="hybridMultilevel"/>
     <w:tmpl w:val="95822ED4"/>
@@ -16946,7 +17281,7 @@
       </w:rPr>
     </w:lvl>
   </w:abstractNum>
-  <w:abstractNum w:abstractNumId="38" w15:restartNumberingAfterBreak="0">
+  <w:abstractNum w:abstractNumId="38">
     <w:nsid w:val="2F865EB5"/>
     <w:multiLevelType w:val="hybridMultilevel"/>
     <w:tmpl w:val="43962CD6"/>
@@ -17059,7 +17394,7 @@
       </w:rPr>
     </w:lvl>
   </w:abstractNum>
-  <w:abstractNum w:abstractNumId="39" w15:restartNumberingAfterBreak="0">
+  <w:abstractNum w:abstractNumId="39">
     <w:nsid w:val="72127DCC"/>
     <w:multiLevelType w:val="hybridMultilevel"/>
     <w:tmpl w:val="B156D438"/>
@@ -17172,7 +17507,7 @@
       </w:rPr>
     </w:lvl>
   </w:abstractNum>
-  <w:abstractNum w:abstractNumId="40" w15:restartNumberingAfterBreak="0">
+  <w:abstractNum w:abstractNumId="40">
     <w:nsid w:val="79667E29"/>
     <w:multiLevelType w:val="hybridMultilevel"/>
     <w:tmpl w:val="683E9E72"/>
@@ -17285,7 +17620,7 @@
       </w:rPr>
     </w:lvl>
   </w:abstractNum>
-  <w:abstractNum w:abstractNumId="41" w15:restartNumberingAfterBreak="0">
+  <w:abstractNum w:abstractNumId="41">
     <w:nsid w:val="7B943E84"/>
     <w:multiLevelType w:val="hybridMultilevel"/>
     <w:tmpl w:val="0010C52C"/>
@@ -17398,7 +17733,7 @@
       </w:rPr>
     </w:lvl>
   </w:abstractNum>
-  <w:abstractNum w:abstractNumId="42" w15:restartNumberingAfterBreak="0">
+  <w:abstractNum w:abstractNumId="42">
     <w:nsid w:val="7E0562BF"/>
     <w:multiLevelType w:val="hybridMultilevel"/>
     <w:tmpl w:val="F30465E6"/>
@@ -17511,7 +17846,7 @@
       </w:rPr>
     </w:lvl>
   </w:abstractNum>
-  <w:abstractNum w:abstractNumId="43" w15:restartNumberingAfterBreak="0">
+  <w:abstractNum w:abstractNumId="43">
     <w:nsid w:val="7F7505B4"/>
     <w:multiLevelType w:val="hybridMultilevel"/>
     <w:tmpl w:val="E52EB1F0"/>
@@ -17624,40 +17959,40 @@
       </w:rPr>
     </w:lvl>
   </w:abstractNum>
-  <w:num w:numId="1" w16cid:durableId="182862857">
+  <w:num w:numId="1">
     <w:abstractNumId w:val="41"/>
   </w:num>
-  <w:num w:numId="2" w16cid:durableId="1507136305">
+  <w:num w:numId="2">
     <w:abstractNumId w:val="39"/>
   </w:num>
-  <w:num w:numId="3" w16cid:durableId="2028021305">
+  <w:num w:numId="3">
     <w:abstractNumId w:val="34"/>
   </w:num>
-  <w:num w:numId="4" w16cid:durableId="2071809151">
+  <w:num w:numId="4">
     <w:abstractNumId w:val="37"/>
   </w:num>
-  <w:num w:numId="5" w16cid:durableId="1308822491">
+  <w:num w:numId="5">
     <w:abstractNumId w:val="35"/>
   </w:num>
-  <w:num w:numId="6" w16cid:durableId="1381249032">
+  <w:num w:numId="6">
     <w:abstractNumId w:val="42"/>
   </w:num>
-  <w:num w:numId="7" w16cid:durableId="1200049734">
+  <w:num w:numId="7">
     <w:abstractNumId w:val="43"/>
   </w:num>
-  <w:num w:numId="8" w16cid:durableId="737829560">
+  <w:num w:numId="8">
     <w:abstractNumId w:val="33"/>
   </w:num>
-  <w:num w:numId="9" w16cid:durableId="624429040">
+  <w:num w:numId="9">
     <w:abstractNumId w:val="38"/>
   </w:num>
-  <w:num w:numId="10" w16cid:durableId="953095678">
+  <w:num w:numId="10">
     <w:abstractNumId w:val="32"/>
   </w:num>
-  <w:num w:numId="11" w16cid:durableId="2008895886">
+  <w:num w:numId="11">
     <w:abstractNumId w:val="40"/>
   </w:num>
-  <w:num w:numId="12" w16cid:durableId="1400443328">
+  <w:num w:numId="12">
     <w:abstractNumId w:val="36"/>
   </w:num>
   <w:numIdMacAtCleanup w:val="7"/>
@@ -17665,7 +18000,7 @@
 </file>
 
 <file path=word/styles.xml><?xml version="1.0" encoding="utf-8"?>
-<w:styles xmlns:mc="http://schemas.openxmlformats.org/markup-compatibility/2006" xmlns:r="http://schemas.openxmlformats.org/officeDocument/2006/relationships" xmlns:w="http://schemas.openxmlformats.org/wordprocessingml/2006/main" xmlns:w14="http://schemas.microsoft.com/office/word/2010/wordml" xmlns:w15="http://schemas.microsoft.com/office/word/2012/wordml" xmlns:w16cex="http://schemas.microsoft.com/office/word/2018/wordml/cex" xmlns:w16cid="http://schemas.microsoft.com/office/word/2016/wordml/cid" xmlns:w16="http://schemas.microsoft.com/office/word/2018/wordml" xmlns:w16sdtdh="http://schemas.microsoft.com/office/word/2020/wordml/sdtdatahash" xmlns:w16se="http://schemas.microsoft.com/office/word/2015/wordml/symex" mc:Ignorable="w14 w15 w16se w16cid w16 w16cex w16sdtdh">
+<w:styles xmlns:mc="http://schemas.openxmlformats.org/markup-compatibility/2006" xmlns:r="http://schemas.openxmlformats.org/officeDocument/2006/relationships" xmlns:w="http://schemas.openxmlformats.org/wordprocessingml/2006/main" xmlns:w14="http://schemas.microsoft.com/office/word/2010/wordml" mc:Ignorable="w14">
   <w:docDefaults>
     <w:rPrDefault>
       <w:rPr>
@@ -17675,374 +18010,153 @@
     </w:rPrDefault>
     <w:pPrDefault/>
   </w:docDefaults>
-  <w:latentStyles w:defLockedState="0" w:defUIPriority="99" w:defSemiHidden="0" w:defUnhideWhenUsed="0" w:defQFormat="0" w:count="376">
-    <w:lsdException w:name="Normal" w:uiPriority="0" w:qFormat="1"/>
-    <w:lsdException w:name="heading 1" w:uiPriority="9" w:qFormat="1"/>
-    <w:lsdException w:name="heading 2" w:semiHidden="1" w:uiPriority="9" w:unhideWhenUsed="1" w:qFormat="1"/>
-    <w:lsdException w:name="heading 3" w:semiHidden="1" w:uiPriority="9" w:unhideWhenUsed="1" w:qFormat="1"/>
-    <w:lsdException w:name="heading 4" w:semiHidden="1" w:uiPriority="9" w:unhideWhenUsed="1" w:qFormat="1"/>
-    <w:lsdException w:name="heading 5" w:semiHidden="1" w:uiPriority="9" w:unhideWhenUsed="1" w:qFormat="1"/>
-    <w:lsdException w:name="heading 6" w:semiHidden="1" w:uiPriority="9" w:unhideWhenUsed="1" w:qFormat="1"/>
-    <w:lsdException w:name="heading 7" w:semiHidden="1" w:uiPriority="9" w:unhideWhenUsed="1" w:qFormat="1"/>
-    <w:lsdException w:name="heading 8" w:semiHidden="1" w:uiPriority="9" w:unhideWhenUsed="1" w:qFormat="1"/>
-    <w:lsdException w:name="heading 9" w:semiHidden="1" w:uiPriority="9" w:unhideWhenUsed="1" w:qFormat="1"/>
-    <w:lsdException w:name="index 1" w:semiHidden="1" w:unhideWhenUsed="1"/>
-    <w:lsdException w:name="index 2" w:semiHidden="1" w:unhideWhenUsed="1"/>
-    <w:lsdException w:name="index 3" w:semiHidden="1" w:unhideWhenUsed="1"/>
-    <w:lsdException w:name="index 4" w:semiHidden="1" w:unhideWhenUsed="1"/>
-    <w:lsdException w:name="index 5" w:semiHidden="1" w:unhideWhenUsed="1"/>
-    <w:lsdException w:name="index 6" w:semiHidden="1" w:unhideWhenUsed="1"/>
-    <w:lsdException w:name="index 7" w:semiHidden="1" w:unhideWhenUsed="1"/>
-    <w:lsdException w:name="index 8" w:semiHidden="1" w:unhideWhenUsed="1"/>
-    <w:lsdException w:name="index 9" w:semiHidden="1" w:unhideWhenUsed="1"/>
-    <w:lsdException w:name="toc 1" w:semiHidden="1" w:uiPriority="39" w:unhideWhenUsed="1"/>
-    <w:lsdException w:name="toc 2" w:semiHidden="1" w:uiPriority="39" w:unhideWhenUsed="1"/>
-    <w:lsdException w:name="toc 3" w:semiHidden="1" w:uiPriority="39" w:unhideWhenUsed="1"/>
-    <w:lsdException w:name="toc 4" w:semiHidden="1" w:uiPriority="39" w:unhideWhenUsed="1"/>
-    <w:lsdException w:name="toc 5" w:semiHidden="1" w:uiPriority="39" w:unhideWhenUsed="1"/>
-    <w:lsdException w:name="toc 6" w:semiHidden="1" w:uiPriority="39" w:unhideWhenUsed="1"/>
-    <w:lsdException w:name="toc 7" w:semiHidden="1" w:uiPriority="39" w:unhideWhenUsed="1"/>
-    <w:lsdException w:name="toc 8" w:semiHidden="1" w:uiPriority="39" w:unhideWhenUsed="1"/>
-    <w:lsdException w:name="toc 9" w:semiHidden="1" w:uiPriority="39" w:unhideWhenUsed="1"/>
-    <w:lsdException w:name="Normal Indent" w:semiHidden="1" w:unhideWhenUsed="1"/>
-    <w:lsdException w:name="footnote text" w:semiHidden="1" w:unhideWhenUsed="1"/>
-    <w:lsdException w:name="annotation text" w:semiHidden="1" w:unhideWhenUsed="1"/>
-    <w:lsdException w:name="header" w:semiHidden="1" w:unhideWhenUsed="1"/>
-    <w:lsdException w:name="footer" w:semiHidden="1" w:unhideWhenUsed="1"/>
-    <w:lsdException w:name="index heading" w:semiHidden="1" w:unhideWhenUsed="1"/>
-    <w:lsdException w:name="caption" w:uiPriority="35" w:qFormat="1"/>
-    <w:lsdException w:name="table of figures" w:semiHidden="1" w:unhideWhenUsed="1"/>
-    <w:lsdException w:name="envelope address" w:semiHidden="1" w:unhideWhenUsed="1"/>
-    <w:lsdException w:name="envelope return" w:semiHidden="1" w:unhideWhenUsed="1"/>
-    <w:lsdException w:name="footnote reference" w:semiHidden="1" w:unhideWhenUsed="1"/>
-    <w:lsdException w:name="annotation reference" w:semiHidden="1" w:unhideWhenUsed="1"/>
-    <w:lsdException w:name="line number" w:semiHidden="1" w:unhideWhenUsed="1"/>
-    <w:lsdException w:name="page number" w:semiHidden="1" w:unhideWhenUsed="1"/>
-    <w:lsdException w:name="endnote reference" w:semiHidden="1" w:unhideWhenUsed="1"/>
-    <w:lsdException w:name="endnote text" w:semiHidden="1" w:unhideWhenUsed="1"/>
-    <w:lsdException w:name="table of authorities" w:semiHidden="1" w:unhideWhenUsed="1"/>
-    <w:lsdException w:name="macro" w:semiHidden="1" w:unhideWhenUsed="1"/>
-    <w:lsdException w:name="toa heading" w:semiHidden="1" w:unhideWhenUsed="1"/>
-    <w:lsdException w:name="List" w:semiHidden="1" w:unhideWhenUsed="1"/>
-    <w:lsdException w:name="List Bullet" w:semiHidden="1" w:unhideWhenUsed="1"/>
-    <w:lsdException w:name="List Number" w:semiHidden="1" w:unhideWhenUsed="1"/>
-    <w:lsdException w:name="List 2" w:semiHidden="1" w:unhideWhenUsed="1"/>
-    <w:lsdException w:name="List 3" w:semiHidden="1" w:unhideWhenUsed="1"/>
-    <w:lsdException w:name="List 4" w:semiHidden="1" w:unhideWhenUsed="1"/>
-    <w:lsdException w:name="List 5" w:semiHidden="1" w:unhideWhenUsed="1"/>
-    <w:lsdException w:name="List Bullet 2" w:semiHidden="1" w:unhideWhenUsed="1"/>
-    <w:lsdException w:name="List Bullet 3" w:semiHidden="1" w:unhideWhenUsed="1"/>
-    <w:lsdException w:name="List Bullet 4" w:semiHidden="1" w:unhideWhenUsed="1"/>
-    <w:lsdException w:name="List Bullet 5" w:semiHidden="1" w:unhideWhenUsed="1"/>
-    <w:lsdException w:name="List Number 2" w:semiHidden="1" w:unhideWhenUsed="1"/>
-    <w:lsdException w:name="List Number 3" w:semiHidden="1" w:unhideWhenUsed="1"/>
-    <w:lsdException w:name="List Number 4" w:semiHidden="1" w:unhideWhenUsed="1"/>
-    <w:lsdException w:name="List Number 5" w:semiHidden="1" w:unhideWhenUsed="1"/>
-    <w:lsdException w:name="Title" w:uiPriority="10" w:qFormat="1"/>
-    <w:lsdException w:name="Closing" w:semiHidden="1" w:unhideWhenUsed="1"/>
-    <w:lsdException w:name="Signature" w:semiHidden="1" w:unhideWhenUsed="1"/>
-    <w:lsdException w:name="Default Paragraph Font" w:semiHidden="1" w:uiPriority="1" w:unhideWhenUsed="1"/>
-    <w:lsdException w:name="Body Text" w:semiHidden="1" w:unhideWhenUsed="1"/>
-    <w:lsdException w:name="Body Text Indent" w:semiHidden="1" w:unhideWhenUsed="1"/>
-    <w:lsdException w:name="List Continue" w:semiHidden="1" w:unhideWhenUsed="1"/>
-    <w:lsdException w:name="List Continue 2" w:semiHidden="1" w:unhideWhenUsed="1"/>
-    <w:lsdException w:name="List Continue 3" w:semiHidden="1" w:unhideWhenUsed="1"/>
-    <w:lsdException w:name="List Continue 4" w:semiHidden="1" w:unhideWhenUsed="1"/>
-    <w:lsdException w:name="List Continue 5" w:semiHidden="1" w:unhideWhenUsed="1"/>
-    <w:lsdException w:name="Message Header" w:semiHidden="1" w:unhideWhenUsed="1"/>
-    <w:lsdException w:name="Subtitle" w:uiPriority="11" w:qFormat="1"/>
-    <w:lsdException w:name="Salutation" w:semiHidden="1" w:unhideWhenUsed="1"/>
-    <w:lsdException w:name="Date" w:semiHidden="1" w:unhideWhenUsed="1"/>
-    <w:lsdException w:name="Body Text First Indent" w:semiHidden="1" w:unhideWhenUsed="1"/>
-    <w:lsdException w:name="Body Text First Indent 2" w:semiHidden="1" w:unhideWhenUsed="1"/>
-    <w:lsdException w:name="Note Heading" w:semiHidden="1" w:unhideWhenUsed="1"/>
-    <w:lsdException w:name="Body Text 2" w:semiHidden="1" w:unhideWhenUsed="1"/>
-    <w:lsdException w:name="Body Text 3" w:semiHidden="1" w:unhideWhenUsed="1"/>
-    <w:lsdException w:name="Body Text Indent 2" w:semiHidden="1" w:unhideWhenUsed="1"/>
-    <w:lsdException w:name="Body Text Indent 3" w:semiHidden="1" w:unhideWhenUsed="1"/>
-    <w:lsdException w:name="Block Text" w:semiHidden="1" w:unhideWhenUsed="1"/>
-    <w:lsdException w:name="Hyperlink" w:semiHidden="1" w:unhideWhenUsed="1"/>
-    <w:lsdException w:name="FollowedHyperlink" w:semiHidden="1" w:unhideWhenUsed="1"/>
-    <w:lsdException w:name="Strong" w:uiPriority="22" w:qFormat="1"/>
-    <w:lsdException w:name="Emphasis" w:uiPriority="20" w:qFormat="1"/>
-    <w:lsdException w:name="Document Map" w:semiHidden="1" w:unhideWhenUsed="1"/>
-    <w:lsdException w:name="Plain Text" w:semiHidden="1" w:unhideWhenUsed="1"/>
-    <w:lsdException w:name="E-mail Signature" w:semiHidden="1" w:unhideWhenUsed="1"/>
-    <w:lsdException w:name="HTML Top of Form" w:semiHidden="1" w:unhideWhenUsed="1"/>
-    <w:lsdException w:name="HTML Bottom of Form" w:semiHidden="1" w:unhideWhenUsed="1"/>
-    <w:lsdException w:name="Normal (Web)" w:semiHidden="1" w:unhideWhenUsed="1"/>
-    <w:lsdException w:name="HTML Acronym" w:semiHidden="1" w:unhideWhenUsed="1"/>
-    <w:lsdException w:name="HTML Address" w:semiHidden="1" w:unhideWhenUsed="1"/>
-    <w:lsdException w:name="HTML Cite" w:semiHidden="1" w:unhideWhenUsed="1"/>
-    <w:lsdException w:name="HTML Code" w:semiHidden="1" w:unhideWhenUsed="1"/>
-    <w:lsdException w:name="HTML Definition" w:semiHidden="1" w:unhideWhenUsed="1"/>
-    <w:lsdException w:name="HTML Keyboard" w:semiHidden="1" w:unhideWhenUsed="1"/>
-    <w:lsdException w:name="HTML Preformatted" w:semiHidden="1" w:unhideWhenUsed="1"/>
-    <w:lsdException w:name="HTML Sample" w:semiHidden="1" w:unhideWhenUsed="1"/>
-    <w:lsdException w:name="HTML Typewriter" w:semiHidden="1" w:unhideWhenUsed="1"/>
-    <w:lsdException w:name="HTML Variable" w:semiHidden="1" w:unhideWhenUsed="1"/>
-    <w:lsdException w:name="Normal Table" w:semiHidden="1" w:unhideWhenUsed="1"/>
-    <w:lsdException w:name="annotation subject" w:semiHidden="1" w:unhideWhenUsed="1"/>
-    <w:lsdException w:name="No List" w:semiHidden="1" w:unhideWhenUsed="1"/>
-    <w:lsdException w:name="Outline List 1" w:semiHidden="1" w:unhideWhenUsed="1"/>
-    <w:lsdException w:name="Outline List 2" w:semiHidden="1" w:unhideWhenUsed="1"/>
-    <w:lsdException w:name="Outline List 3" w:semiHidden="1" w:unhideWhenUsed="1"/>
-    <w:lsdException w:name="Table Simple 1" w:semiHidden="1" w:unhideWhenUsed="1"/>
-    <w:lsdException w:name="Table Simple 2" w:semiHidden="1" w:unhideWhenUsed="1"/>
-    <w:lsdException w:name="Table Simple 3" w:semiHidden="1" w:unhideWhenUsed="1"/>
-    <w:lsdException w:name="Table Classic 1" w:semiHidden="1" w:unhideWhenUsed="1"/>
-    <w:lsdException w:name="Table Classic 2" w:semiHidden="1" w:unhideWhenUsed="1"/>
-    <w:lsdException w:name="Table Classic 3" w:semiHidden="1" w:unhideWhenUsed="1"/>
-    <w:lsdException w:name="Table Classic 4" w:semiHidden="1" w:unhideWhenUsed="1"/>
-    <w:lsdException w:name="Table Colorful 1" w:semiHidden="1" w:unhideWhenUsed="1"/>
-    <w:lsdException w:name="Table Colorful 2" w:semiHidden="1" w:unhideWhenUsed="1"/>
-    <w:lsdException w:name="Table Colorful 3" w:semiHidden="1" w:unhideWhenUsed="1"/>
-    <w:lsdException w:name="Table Columns 1" w:semiHidden="1" w:unhideWhenUsed="1"/>
-    <w:lsdException w:name="Table Columns 2" w:semiHidden="1" w:unhideWhenUsed="1"/>
-    <w:lsdException w:name="Table Columns 3" w:semiHidden="1" w:unhideWhenUsed="1"/>
-    <w:lsdException w:name="Table Columns 4" w:semiHidden="1" w:unhideWhenUsed="1"/>
-    <w:lsdException w:name="Table Columns 5" w:semiHidden="1" w:unhideWhenUsed="1"/>
-    <w:lsdException w:name="Table Grid 1" w:semiHidden="1" w:unhideWhenUsed="1"/>
-    <w:lsdException w:name="Table Grid 2" w:semiHidden="1" w:unhideWhenUsed="1"/>
-    <w:lsdException w:name="Table Grid 3" w:semiHidden="1" w:unhideWhenUsed="1"/>
-    <w:lsdException w:name="Table Grid 4" w:semiHidden="1" w:unhideWhenUsed="1"/>
-    <w:lsdException w:name="Table Grid 5" w:semiHidden="1" w:unhideWhenUsed="1"/>
-    <w:lsdException w:name="Table Grid 6" w:semiHidden="1" w:unhideWhenUsed="1"/>
-    <w:lsdException w:name="Table Grid 7" w:semiHidden="1" w:unhideWhenUsed="1"/>
-    <w:lsdException w:name="Table Grid 8" w:semiHidden="1" w:unhideWhenUsed="1"/>
-    <w:lsdException w:name="Table List 1" w:semiHidden="1" w:unhideWhenUsed="1"/>
-    <w:lsdException w:name="Table List 2" w:semiHidden="1" w:unhideWhenUsed="1"/>
-    <w:lsdException w:name="Table List 3" w:semiHidden="1" w:unhideWhenUsed="1"/>
-    <w:lsdException w:name="Table List 4" w:semiHidden="1" w:unhideWhenUsed="1"/>
-    <w:lsdException w:name="Table List 5" w:semiHidden="1" w:unhideWhenUsed="1"/>
-    <w:lsdException w:name="Table List 6" w:semiHidden="1" w:unhideWhenUsed="1"/>
-    <w:lsdException w:name="Table List 7" w:semiHidden="1" w:unhideWhenUsed="1"/>
-    <w:lsdException w:name="Table List 8" w:semiHidden="1" w:unhideWhenUsed="1"/>
-    <w:lsdException w:name="Table 3D effects 1" w:semiHidden="1" w:unhideWhenUsed="1"/>
-    <w:lsdException w:name="Table 3D effects 2" w:semiHidden="1" w:unhideWhenUsed="1"/>
-    <w:lsdException w:name="Table 3D effects 3" w:semiHidden="1" w:unhideWhenUsed="1"/>
-    <w:lsdException w:name="Table Contemporary" w:semiHidden="1" w:unhideWhenUsed="1"/>
-    <w:lsdException w:name="Table Elegant" w:semiHidden="1" w:unhideWhenUsed="1"/>
-    <w:lsdException w:name="Table Professional" w:semiHidden="1" w:unhideWhenUsed="1"/>
-    <w:lsdException w:name="Table Subtle 1" w:semiHidden="1" w:unhideWhenUsed="1"/>
-    <w:lsdException w:name="Table Subtle 2" w:semiHidden="1" w:unhideWhenUsed="1"/>
-    <w:lsdException w:name="Table Web 1" w:semiHidden="1" w:unhideWhenUsed="1"/>
-    <w:lsdException w:name="Table Web 2" w:semiHidden="1" w:unhideWhenUsed="1"/>
-    <w:lsdException w:name="Table Web 3" w:semiHidden="1" w:unhideWhenUsed="1"/>
-    <w:lsdException w:name="Balloon Text" w:semiHidden="1" w:unhideWhenUsed="1"/>
-    <w:lsdException w:name="Table Grid" w:uiPriority="59"/>
-    <w:lsdException w:name="Table Theme" w:semiHidden="1" w:unhideWhenUsed="1"/>
-    <w:lsdException w:name="Placeholder Text" w:semiHidden="1"/>
-    <w:lsdException w:name="No Spacing" w:uiPriority="1" w:qFormat="1"/>
-    <w:lsdException w:name="Light Shading" w:uiPriority="60"/>
-    <w:lsdException w:name="Light List" w:uiPriority="61"/>
-    <w:lsdException w:name="Light Grid" w:uiPriority="62"/>
-    <w:lsdException w:name="Medium Shading 1" w:uiPriority="63"/>
-    <w:lsdException w:name="Medium Shading 2" w:uiPriority="64"/>
-    <w:lsdException w:name="Medium List 1" w:uiPriority="65"/>
-    <w:lsdException w:name="Medium List 2" w:uiPriority="66"/>
-    <w:lsdException w:name="Medium Grid 1" w:uiPriority="67"/>
-    <w:lsdException w:name="Medium Grid 2" w:uiPriority="68"/>
-    <w:lsdException w:name="Medium Grid 3" w:uiPriority="69"/>
-    <w:lsdException w:name="Dark List" w:uiPriority="70"/>
-    <w:lsdException w:name="Colorful Shading" w:uiPriority="71"/>
-    <w:lsdException w:name="Colorful List" w:uiPriority="72"/>
-    <w:lsdException w:name="Colorful Grid" w:uiPriority="73"/>
-    <w:lsdException w:name="Light Shading Accent 1" w:uiPriority="60"/>
-    <w:lsdException w:name="Light List Accent 1" w:uiPriority="61"/>
-    <w:lsdException w:name="Light Grid Accent 1" w:uiPriority="62"/>
-    <w:lsdException w:name="Medium Shading 1 Accent 1" w:uiPriority="63"/>
-    <w:lsdException w:name="Medium Shading 2 Accent 1" w:uiPriority="64"/>
-    <w:lsdException w:name="Medium List 1 Accent 1" w:uiPriority="65"/>
-    <w:lsdException w:name="Revision" w:semiHidden="1"/>
-    <w:lsdException w:name="List Paragraph" w:uiPriority="34" w:qFormat="1"/>
-    <w:lsdException w:name="Quote" w:uiPriority="29" w:qFormat="1"/>
-    <w:lsdException w:name="Intense Quote" w:uiPriority="30" w:qFormat="1"/>
-    <w:lsdException w:name="Medium List 2 Accent 1" w:uiPriority="66"/>
-    <w:lsdException w:name="Medium Grid 1 Accent 1" w:uiPriority="67"/>
-    <w:lsdException w:name="Medium Grid 2 Accent 1" w:uiPriority="68"/>
-    <w:lsdException w:name="Medium Grid 3 Accent 1" w:uiPriority="69"/>
-    <w:lsdException w:name="Dark List Accent 1" w:uiPriority="70"/>
-    <w:lsdException w:name="Colorful Shading Accent 1" w:uiPriority="71"/>
-    <w:lsdException w:name="Colorful List Accent 1" w:uiPriority="72"/>
-    <w:lsdException w:name="Colorful Grid Accent 1" w:uiPriority="73"/>
-    <w:lsdException w:name="Light Shading Accent 2" w:uiPriority="60"/>
-    <w:lsdException w:name="Light List Accent 2" w:uiPriority="61"/>
-    <w:lsdException w:name="Light Grid Accent 2" w:uiPriority="62"/>
-    <w:lsdException w:name="Medium Shading 1 Accent 2" w:uiPriority="63"/>
-    <w:lsdException w:name="Medium Shading 2 Accent 2" w:uiPriority="64"/>
-    <w:lsdException w:name="Medium List 1 Accent 2" w:uiPriority="65"/>
-    <w:lsdException w:name="Medium List 2 Accent 2" w:uiPriority="66"/>
-    <w:lsdException w:name="Medium Grid 1 Accent 2" w:uiPriority="67"/>
-    <w:lsdException w:name="Medium Grid 2 Accent 2" w:uiPriority="68"/>
-    <w:lsdException w:name="Medium Grid 3 Accent 2" w:uiPriority="69"/>
-    <w:lsdException w:name="Dark List Accent 2" w:uiPriority="70"/>
-    <w:lsdException w:name="Colorful Shading Accent 2" w:uiPriority="71"/>
-    <w:lsdException w:name="Colorful List Accent 2" w:uiPriority="72"/>
-    <w:lsdException w:name="Colorful Grid Accent 2" w:uiPriority="73"/>
-    <w:lsdException w:name="Light Shading Accent 3" w:uiPriority="60"/>
-    <w:lsdException w:name="Light List Accent 3" w:uiPriority="61"/>
-    <w:lsdException w:name="Light Grid Accent 3" w:uiPriority="62"/>
-    <w:lsdException w:name="Medium Shading 1 Accent 3" w:uiPriority="63"/>
-    <w:lsdException w:name="Medium Shading 2 Accent 3" w:uiPriority="64"/>
-    <w:lsdException w:name="Medium List 1 Accent 3" w:uiPriority="65"/>
-    <w:lsdException w:name="Medium List 2 Accent 3" w:uiPriority="66"/>
-    <w:lsdException w:name="Medium Grid 1 Accent 3" w:uiPriority="67"/>
-    <w:lsdException w:name="Medium Grid 2 Accent 3" w:uiPriority="68"/>
-    <w:lsdException w:name="Medium Grid 3 Accent 3" w:uiPriority="69"/>
-    <w:lsdException w:name="Dark List Accent 3" w:uiPriority="70"/>
-    <w:lsdException w:name="Colorful Shading Accent 3" w:uiPriority="71"/>
-    <w:lsdException w:name="Colorful List Accent 3" w:uiPriority="72"/>
-    <w:lsdException w:name="Colorful Grid Accent 3" w:uiPriority="73"/>
-    <w:lsdException w:name="Light Shading Accent 4" w:uiPriority="60"/>
-    <w:lsdException w:name="Light List Accent 4" w:uiPriority="61"/>
-    <w:lsdException w:name="Light Grid Accent 4" w:uiPriority="62"/>
-    <w:lsdException w:name="Medium Shading 1 Accent 4" w:uiPriority="63"/>
-    <w:lsdException w:name="Medium Shading 2 Accent 4" w:uiPriority="64"/>
-    <w:lsdException w:name="Medium List 1 Accent 4" w:uiPriority="65"/>
-    <w:lsdException w:name="Medium List 2 Accent 4" w:uiPriority="66"/>
-    <w:lsdException w:name="Medium Grid 1 Accent 4" w:uiPriority="67"/>
-    <w:lsdException w:name="Medium Grid 2 Accent 4" w:uiPriority="68"/>
-    <w:lsdException w:name="Medium Grid 3 Accent 4" w:uiPriority="69"/>
-    <w:lsdException w:name="Dark List Accent 4" w:uiPriority="70"/>
-    <w:lsdException w:name="Colorful Shading Accent 4" w:uiPriority="71"/>
-    <w:lsdException w:name="Colorful List Accent 4" w:uiPriority="72"/>
-    <w:lsdException w:name="Colorful Grid Accent 4" w:uiPriority="73"/>
-    <w:lsdException w:name="Light Shading Accent 5" w:uiPriority="60"/>
-    <w:lsdException w:name="Light List Accent 5" w:uiPriority="61"/>
-    <w:lsdException w:name="Light Grid Accent 5" w:uiPriority="62"/>
-    <w:lsdException w:name="Medium Shading 1 Accent 5" w:uiPriority="63"/>
-    <w:lsdException w:name="Medium Shading 2 Accent 5" w:uiPriority="64"/>
-    <w:lsdException w:name="Medium List 1 Accent 5" w:uiPriority="65"/>
-    <w:lsdException w:name="Medium List 2 Accent 5" w:uiPriority="66"/>
-    <w:lsdException w:name="Medium Grid 1 Accent 5" w:uiPriority="67"/>
-    <w:lsdException w:name="Medium Grid 2 Accent 5" w:uiPriority="68"/>
-    <w:lsdException w:name="Medium Grid 3 Accent 5" w:uiPriority="69"/>
-    <w:lsdException w:name="Dark List Accent 5" w:uiPriority="70"/>
-    <w:lsdException w:name="Colorful Shading Accent 5" w:uiPriority="71"/>
-    <w:lsdException w:name="Colorful List Accent 5" w:uiPriority="72"/>
-    <w:lsdException w:name="Colorful Grid Accent 5" w:uiPriority="73"/>
-    <w:lsdException w:name="Light Shading Accent 6" w:uiPriority="60"/>
-    <w:lsdException w:name="Light List Accent 6" w:uiPriority="61"/>
-    <w:lsdException w:name="Light Grid Accent 6" w:uiPriority="62"/>
-    <w:lsdException w:name="Medium Shading 1 Accent 6" w:uiPriority="63"/>
-    <w:lsdException w:name="Medium Shading 2 Accent 6" w:uiPriority="64"/>
-    <w:lsdException w:name="Medium List 1 Accent 6" w:uiPriority="65"/>
-    <w:lsdException w:name="Medium List 2 Accent 6" w:uiPriority="66"/>
-    <w:lsdException w:name="Medium Grid 1 Accent 6" w:uiPriority="67"/>
-    <w:lsdException w:name="Medium Grid 2 Accent 6" w:uiPriority="68"/>
-    <w:lsdException w:name="Medium Grid 3 Accent 6" w:uiPriority="69"/>
-    <w:lsdException w:name="Dark List Accent 6" w:uiPriority="70"/>
-    <w:lsdException w:name="Colorful Shading Accent 6" w:uiPriority="71"/>
-    <w:lsdException w:name="Colorful List Accent 6" w:uiPriority="72"/>
-    <w:lsdException w:name="Colorful Grid Accent 6" w:uiPriority="73"/>
-    <w:lsdException w:name="Subtle Emphasis" w:uiPriority="19" w:qFormat="1"/>
-    <w:lsdException w:name="Intense Emphasis" w:uiPriority="21" w:qFormat="1"/>
-    <w:lsdException w:name="Subtle Reference" w:uiPriority="31" w:qFormat="1"/>
-    <w:lsdException w:name="Intense Reference" w:uiPriority="32" w:qFormat="1"/>
-    <w:lsdException w:name="Book Title" w:uiPriority="33" w:qFormat="1"/>
-    <w:lsdException w:name="Bibliography" w:semiHidden="1" w:uiPriority="37" w:unhideWhenUsed="1"/>
-    <w:lsdException w:name="TOC Heading" w:semiHidden="1" w:uiPriority="39" w:unhideWhenUsed="1" w:qFormat="1"/>
-    <w:lsdException w:name="Grid Table 4" w:uiPriority="49"/>
-    <w:lsdException w:name="Grid Table 5 Dark" w:uiPriority="50"/>
-    <w:lsdException w:name="Grid Table 6 Colorful" w:uiPriority="51"/>
-    <w:lsdException w:name="Grid Table 7 Colorful" w:uiPriority="52"/>
-    <w:lsdException w:name="Grid Table 1 Light Accent 1" w:uiPriority="46"/>
-    <w:lsdException w:name="Grid Table 2 Accent 1" w:uiPriority="47"/>
-    <w:lsdException w:name="Grid Table 3 Accent 1" w:uiPriority="48"/>
-    <w:lsdException w:name="Grid Table 4 Accent 1" w:uiPriority="49"/>
-    <w:lsdException w:name="Grid Table 5 Dark Accent 1" w:uiPriority="50"/>
-    <w:lsdException w:name="Grid Table 6 Colorful Accent 1" w:uiPriority="51"/>
-    <w:lsdException w:name="Grid Table 7 Colorful Accent 1" w:uiPriority="52"/>
-    <w:lsdException w:name="Grid Table 1 Light Accent 2" w:uiPriority="46"/>
-    <w:lsdException w:name="Grid Table 2 Accent 2" w:uiPriority="47"/>
-    <w:lsdException w:name="Grid Table 3 Accent 2" w:uiPriority="48"/>
-    <w:lsdException w:name="Grid Table 4 Accent 2" w:uiPriority="49"/>
-    <w:lsdException w:name="Grid Table 5 Dark Accent 2" w:uiPriority="50"/>
-    <w:lsdException w:name="Grid Table 6 Colorful Accent 2" w:uiPriority="51"/>
-    <w:lsdException w:name="Grid Table 7 Colorful Accent 2" w:uiPriority="52"/>
-    <w:lsdException w:name="Grid Table 1 Light Accent 3" w:uiPriority="46"/>
-    <w:lsdException w:name="Grid Table 2 Accent 3" w:uiPriority="47"/>
-    <w:lsdException w:name="Grid Table 3 Accent 3" w:uiPriority="48"/>
-    <w:lsdException w:name="Grid Table 4 Accent 3" w:uiPriority="49"/>
-    <w:lsdException w:name="Grid Table 5 Dark Accent 3" w:uiPriority="50"/>
-    <w:lsdException w:name="Grid Table 6 Colorful Accent 3" w:uiPriority="51"/>
-    <w:lsdException w:name="Grid Table 7 Colorful Accent 3" w:uiPriority="52"/>
-    <w:lsdException w:name="Grid Table 1 Light Accent 4" w:uiPriority="46"/>
-    <w:lsdException w:name="Grid Table 2 Accent 4" w:uiPriority="47"/>
-    <w:lsdException w:name="Grid Table 3 Accent 4" w:uiPriority="48"/>
-    <w:lsdException w:name="Grid Table 4 Accent 4" w:uiPriority="49"/>
-    <w:lsdException w:name="Grid Table 5 Dark Accent 4" w:uiPriority="50"/>
-    <w:lsdException w:name="Grid Table 6 Colorful Accent 4" w:uiPriority="51"/>
-    <w:lsdException w:name="Grid Table 7 Colorful Accent 4" w:uiPriority="52"/>
-    <w:lsdException w:name="Grid Table 1 Light Accent 5" w:uiPriority="46"/>
-    <w:lsdException w:name="Grid Table 2 Accent 5" w:uiPriority="47"/>
-    <w:lsdException w:name="Grid Table 3 Accent 5" w:uiPriority="48"/>
-    <w:lsdException w:name="Grid Table 4 Accent 5" w:uiPriority="49"/>
-    <w:lsdException w:name="Grid Table 5 Dark Accent 5" w:uiPriority="50"/>
-    <w:lsdException w:name="Grid Table 6 Colorful Accent 5" w:uiPriority="51"/>
-    <w:lsdException w:name="Grid Table 7 Colorful Accent 5" w:uiPriority="52"/>
-    <w:lsdException w:name="Grid Table 1 Light Accent 6" w:uiPriority="46"/>
-    <w:lsdException w:name="Grid Table 2 Accent 6" w:uiPriority="47"/>
-    <w:lsdException w:name="Grid Table 3 Accent 6" w:uiPriority="48"/>
-    <w:lsdException w:name="Grid Table 4 Accent 6" w:uiPriority="49"/>
-    <w:lsdException w:name="Grid Table 5 Dark Accent 6" w:uiPriority="50"/>
-    <w:lsdException w:name="Grid Table 6 Colorful Accent 6" w:uiPriority="51"/>
-    <w:lsdException w:name="Grid Table 7 Colorful Accent 6" w:uiPriority="52"/>
-    <w:lsdException w:name="List Table 1 Light" w:uiPriority="46"/>
-    <w:lsdException w:name="List Table 2" w:uiPriority="47"/>
-    <w:lsdException w:name="List Table 3" w:uiPriority="48"/>
-    <w:lsdException w:name="List Table 4" w:uiPriority="49"/>
-    <w:lsdException w:name="List Table 5 Dark" w:uiPriority="50"/>
-    <w:lsdException w:name="List Table 6 Colorful" w:uiPriority="51"/>
-    <w:lsdException w:name="List Table 7 Colorful" w:uiPriority="52"/>
-    <w:lsdException w:name="List Table 1 Light Accent 1" w:uiPriority="46"/>
-    <w:lsdException w:name="List Table 2 Accent 1" w:uiPriority="47"/>
-    <w:lsdException w:name="List Table 3 Accent 1" w:uiPriority="48"/>
-    <w:lsdException w:name="List Table 4 Accent 1" w:uiPriority="49"/>
-    <w:lsdException w:name="List Table 5 Dark Accent 1" w:uiPriority="50"/>
-    <w:lsdException w:name="List Table 6 Colorful Accent 1" w:uiPriority="51"/>
-    <w:lsdException w:name="List Table 7 Colorful Accent 1" w:uiPriority="52"/>
-    <w:lsdException w:name="List Table 1 Light Accent 2" w:uiPriority="46"/>
-    <w:lsdException w:name="List Table 2 Accent 2" w:uiPriority="47"/>
-    <w:lsdException w:name="List Table 3 Accent 2" w:uiPriority="48"/>
-    <w:lsdException w:name="List Table 4 Accent 2" w:uiPriority="49"/>
-    <w:lsdException w:name="List Table 5 Dark Accent 2" w:uiPriority="50"/>
-    <w:lsdException w:name="List Table 6 Colorful Accent 2" w:uiPriority="51"/>
-    <w:lsdException w:name="List Table 7 Colorful Accent 2" w:uiPriority="52"/>
-    <w:lsdException w:name="List Table 1 Light Accent 3" w:uiPriority="46"/>
-    <w:lsdException w:name="List Table 2 Accent 3" w:uiPriority="47"/>
-    <w:lsdException w:name="List Table 3 Accent 3" w:uiPriority="48"/>
-    <w:lsdException w:name="List Table 4 Accent 3" w:uiPriority="49"/>
-    <w:lsdException w:name="List Table 5 Dark Accent 3" w:uiPriority="50"/>
-    <w:lsdException w:name="List Table 6 Colorful Accent 3" w:uiPriority="51"/>
-    <w:lsdException w:name="List Table 7 Colorful Accent 3" w:uiPriority="52"/>
-    <w:lsdException w:name="List Table 1 Light Accent 4" w:uiPriority="46"/>
-    <w:lsdException w:name="List Table 2 Accent 4" w:uiPriority="47"/>
-    <w:lsdException w:name="List Table 3 Accent 4" w:uiPriority="48"/>
-    <w:lsdException w:name="List Table 4 Accent 4" w:uiPriority="49"/>
-    <w:lsdException w:name="List Table 5 Dark Accent 4" w:uiPriority="50"/>
-    <w:lsdException w:name="List Table 6 Colorful Accent 4" w:uiPriority="51"/>
-    <w:lsdException w:name="List Table 7 Colorful Accent 4" w:uiPriority="52"/>
-    <w:lsdException w:name="List Table 1 Light Accent 5" w:uiPriority="46"/>
-    <w:lsdException w:name="List Table 2 Accent 5" w:uiPriority="47"/>
-    <w:lsdException w:name="List Table 3 Accent 5" w:uiPriority="48"/>
-    <w:lsdException w:name="List Table 4 Accent 5" w:uiPriority="49"/>
-    <w:lsdException w:name="List Table 5 Dark Accent 5" w:uiPriority="50"/>
-    <w:lsdException w:name="List Table 6 Colorful Accent 5" w:uiPriority="51"/>
-    <w:lsdException w:name="List Table 7 Colorful Accent 5" w:uiPriority="52"/>
-    <w:lsdException w:name="List Table 1 Light Accent 6" w:uiPriority="46"/>
-    <w:lsdException w:name="List Table 2 Accent 6" w:uiPriority="47"/>
-    <w:lsdException w:name="List Table 3 Accent 6" w:uiPriority="48"/>
-    <w:lsdException w:name="List Table 4 Accent 6" w:uiPriority="49"/>
-    <w:lsdException w:name="List Table 5 Dark Accent 6" w:uiPriority="50"/>
-    <w:lsdException w:name="List Table 6 Colorful Accent 6" w:uiPriority="51"/>
-    <w:lsdException w:name="List Table 7 Colorful Accent 6" w:uiPriority="52"/>
-    <w:lsdException w:name="Mention" w:semiHidden="1" w:unhideWhenUsed="1"/>
-    <w:lsdException w:name="Smart Hyperlink" w:semiHidden="1" w:unhideWhenUsed="1"/>
-    <w:lsdException w:name="Hashtag" w:semiHidden="1" w:unhideWhenUsed="1"/>
-    <w:lsdException w:name="Unresolved Mention" w:semiHidden="1" w:unhideWhenUsed="1"/>
-    <w:lsdException w:name="Smart Link" w:semiHidden="1" w:unhideWhenUsed="1"/>
+  <w:latentStyles w:defLockedState="0" w:defUIPriority="99" w:defSemiHidden="1" w:defUnhideWhenUsed="1" w:defQFormat="0" w:count="276">
+    <w:lsdException w:name="Normal" w:semiHidden="0" w:uiPriority="0" w:unhideWhenUsed="0" w:qFormat="1"/>
+    <w:lsdException w:name="heading 1" w:semiHidden="0" w:uiPriority="9" w:unhideWhenUsed="0" w:qFormat="1"/>
+    <w:lsdException w:name="heading 2" w:uiPriority="9" w:qFormat="1"/>
+    <w:lsdException w:name="heading 3" w:uiPriority="9" w:qFormat="1"/>
+    <w:lsdException w:name="heading 4" w:uiPriority="9" w:qFormat="1"/>
+    <w:lsdException w:name="heading 5" w:uiPriority="9" w:qFormat="1"/>
+    <w:lsdException w:name="heading 6" w:uiPriority="9" w:qFormat="1"/>
+    <w:lsdException w:name="heading 7" w:uiPriority="9" w:qFormat="1"/>
+    <w:lsdException w:name="heading 8" w:uiPriority="9" w:qFormat="1"/>
+    <w:lsdException w:name="heading 9" w:uiPriority="9" w:qFormat="1"/>
+    <w:lsdException w:name="toc 1" w:uiPriority="39"/>
+    <w:lsdException w:name="toc 2" w:uiPriority="39"/>
+    <w:lsdException w:name="toc 3" w:uiPriority="39"/>
+    <w:lsdException w:name="toc 4" w:uiPriority="39"/>
+    <w:lsdException w:name="toc 5" w:uiPriority="39"/>
+    <w:lsdException w:name="toc 6" w:uiPriority="39"/>
+    <w:lsdException w:name="toc 7" w:uiPriority="39"/>
+    <w:lsdException w:name="toc 8" w:uiPriority="39"/>
+    <w:lsdException w:name="toc 9" w:uiPriority="39"/>
+    <w:lsdException w:name="caption" w:semiHidden="0" w:uiPriority="35" w:unhideWhenUsed="0" w:qFormat="1"/>
+    <w:lsdException w:name="Title" w:semiHidden="0" w:uiPriority="10" w:unhideWhenUsed="0" w:qFormat="1"/>
+    <w:lsdException w:name="Default Paragraph Font" w:uiPriority="1"/>
+    <w:lsdException w:name="Subtitle" w:semiHidden="0" w:uiPriority="11" w:unhideWhenUsed="0" w:qFormat="1"/>
+    <w:lsdException w:name="Strong" w:semiHidden="0" w:uiPriority="22" w:unhideWhenUsed="0" w:qFormat="1"/>
+    <w:lsdException w:name="Emphasis" w:semiHidden="0" w:uiPriority="20" w:unhideWhenUsed="0" w:qFormat="1"/>
+    <w:lsdException w:name="Table Grid" w:semiHidden="0" w:uiPriority="59" w:unhideWhenUsed="0"/>
+    <w:lsdException w:name="Note Level 1" w:semiHidden="0" w:unhideWhenUsed="0"/>
+    <w:lsdException w:name="Note Level 2" w:semiHidden="0" w:unhideWhenUsed="0"/>
+    <w:lsdException w:name="Note Level 3" w:semiHidden="0" w:unhideWhenUsed="0"/>
+    <w:lsdException w:name="Note Level 4" w:semiHidden="0" w:unhideWhenUsed="0"/>
+    <w:lsdException w:name="Note Level 5" w:semiHidden="0" w:unhideWhenUsed="0"/>
+    <w:lsdException w:name="Note Level 6" w:semiHidden="0" w:unhideWhenUsed="0"/>
+    <w:lsdException w:name="Note Level 7" w:semiHidden="0" w:unhideWhenUsed="0"/>
+    <w:lsdException w:name="Note Level 8" w:semiHidden="0" w:unhideWhenUsed="0"/>
+    <w:lsdException w:name="Note Level 9" w:semiHidden="0" w:unhideWhenUsed="0"/>
+    <w:lsdException w:name="Placeholder Text" w:unhideWhenUsed="0"/>
+    <w:lsdException w:name="No Spacing" w:semiHidden="0" w:uiPriority="1" w:unhideWhenUsed="0" w:qFormat="1"/>
+    <w:lsdException w:name="Light Shading" w:semiHidden="0" w:uiPriority="60" w:unhideWhenUsed="0"/>
+    <w:lsdException w:name="Light List" w:semiHidden="0" w:uiPriority="61" w:unhideWhenUsed="0"/>
+    <w:lsdException w:name="Light Grid" w:semiHidden="0" w:uiPriority="62" w:unhideWhenUsed="0"/>
+    <w:lsdException w:name="Medium Shading 1" w:semiHidden="0" w:uiPriority="63" w:unhideWhenUsed="0"/>
+    <w:lsdException w:name="Medium Shading 2" w:semiHidden="0" w:uiPriority="64" w:unhideWhenUsed="0"/>
+    <w:lsdException w:name="Medium List 1" w:semiHidden="0" w:uiPriority="65" w:unhideWhenUsed="0"/>
+    <w:lsdException w:name="Medium List 2" w:semiHidden="0" w:uiPriority="66" w:unhideWhenUsed="0"/>
+    <w:lsdException w:name="Medium Grid 1" w:semiHidden="0" w:uiPriority="67" w:unhideWhenUsed="0"/>
+    <w:lsdException w:name="Medium Grid 2" w:semiHidden="0" w:uiPriority="68" w:unhideWhenUsed="0"/>
+    <w:lsdException w:name="Medium Grid 3" w:semiHidden="0" w:uiPriority="69" w:unhideWhenUsed="0"/>
+    <w:lsdException w:name="Dark List" w:semiHidden="0" w:uiPriority="70" w:unhideWhenUsed="0"/>
+    <w:lsdException w:name="Colorful Shading" w:semiHidden="0" w:uiPriority="71" w:unhideWhenUsed="0"/>
+    <w:lsdException w:name="Colorful List" w:semiHidden="0" w:uiPriority="72" w:unhideWhenUsed="0"/>
+    <w:lsdException w:name="Colorful Grid" w:semiHidden="0" w:uiPriority="73" w:unhideWhenUsed="0"/>
+    <w:lsdException w:name="Light Shading Accent 1" w:semiHidden="0" w:uiPriority="60" w:unhideWhenUsed="0"/>
+    <w:lsdException w:name="Light List Accent 1" w:semiHidden="0" w:uiPriority="61" w:unhideWhenUsed="0"/>
+    <w:lsdException w:name="Light Grid Accent 1" w:semiHidden="0" w:uiPriority="62" w:unhideWhenUsed="0"/>
+    <w:lsdException w:name="Medium Shading 1 Accent 1" w:semiHidden="0" w:uiPriority="63" w:unhideWhenUsed="0"/>
+    <w:lsdException w:name="Medium Shading 2 Accent 1" w:semiHidden="0" w:uiPriority="64" w:unhideWhenUsed="0"/>
+    <w:lsdException w:name="Medium List 1 Accent 1" w:semiHidden="0" w:uiPriority="65" w:unhideWhenUsed="0"/>
+    <w:lsdException w:name="Revision" w:unhideWhenUsed="0"/>
+    <w:lsdException w:name="List Paragraph" w:semiHidden="0" w:uiPriority="34" w:unhideWhenUsed="0" w:qFormat="1"/>
+    <w:lsdException w:name="Quote" w:semiHidden="0" w:uiPriority="29" w:unhideWhenUsed="0" w:qFormat="1"/>
+    <w:lsdException w:name="Intense Quote" w:semiHidden="0" w:uiPriority="30" w:unhideWhenUsed="0" w:qFormat="1"/>
+    <w:lsdException w:name="Medium List 2 Accent 1" w:semiHidden="0" w:uiPriority="66" w:unhideWhenUsed="0"/>
+    <w:lsdException w:name="Medium Grid 1 Accent 1" w:semiHidden="0" w:uiPriority="67" w:unhideWhenUsed="0"/>
+    <w:lsdException w:name="Medium Grid 2 Accent 1" w:semiHidden="0" w:uiPriority="68" w:unhideWhenUsed="0"/>
+    <w:lsdException w:name="Medium Grid 3 Accent 1" w:semiHidden="0" w:uiPriority="69" w:unhideWhenUsed="0"/>
+    <w:lsdException w:name="Dark List Accent 1" w:semiHidden="0" w:uiPriority="70" w:unhideWhenUsed="0"/>
+    <w:lsdException w:name="Colorful Shading Accent 1" w:semiHidden="0" w:uiPriority="71" w:unhideWhenUsed="0"/>
+    <w:lsdException w:name="Colorful List Accent 1" w:semiHidden="0" w:uiPriority="72" w:unhideWhenUsed="0"/>
+    <w:lsdException w:name="Colorful Grid Accent 1" w:semiHidden="0" w:uiPriority="73" w:unhideWhenUsed="0"/>
+    <w:lsdException w:name="Light Shading Accent 2" w:semiHidden="0" w:uiPriority="60" w:unhideWhenUsed="0"/>
+    <w:lsdException w:name="Light List Accent 2" w:semiHidden="0" w:uiPriority="61" w:unhideWhenUsed="0"/>
+    <w:lsdException w:name="Light Grid Accent 2" w:semiHidden="0" w:uiPriority="62" w:unhideWhenUsed="0"/>
+    <w:lsdException w:name="Medium Shading 1 Accent 2" w:semiHidden="0" w:uiPriority="63" w:unhideWhenUsed="0"/>
+    <w:lsdException w:name="Medium Shading 2 Accent 2" w:semiHidden="0" w:uiPriority="64" w:unhideWhenUsed="0"/>
+    <w:lsdException w:name="Medium List 1 Accent 2" w:semiHidden="0" w:uiPriority="65" w:unhideWhenUsed="0"/>
+    <w:lsdException w:name="Medium List 2 Accent 2" w:semiHidden="0" w:uiPriority="66" w:unhideWhenUsed="0"/>
+    <w:lsdException w:name="Medium Grid 1 Accent 2" w:semiHidden="0" w:uiPriority="67" w:unhideWhenUsed="0"/>
+    <w:lsdException w:name="Medium Grid 2 Accent 2" w:semiHidden="0" w:uiPriority="68" w:unhideWhenUsed="0"/>
+    <w:lsdException w:name="Medium Grid 3 Accent 2" w:semiHidden="0" w:uiPriority="69" w:unhideWhenUsed="0"/>
+    <w:lsdException w:name="Dark List Accent 2" w:semiHidden="0" w:uiPriority="70" w:unhideWhenUsed="0"/>
+    <w:lsdException w:name="Colorful Shading Accent 2" w:semiHidden="0" w:uiPriority="71" w:unhideWhenUsed="0"/>
+    <w:lsdException w:name="Colorful List Accent 2" w:semiHidden="0" w:uiPriority="72" w:unhideWhenUsed="0"/>
+    <w:lsdException w:name="Colorful Grid Accent 2" w:semiHidden="0" w:uiPriority="73" w:unhideWhenUsed="0"/>
+    <w:lsdException w:name="Light Shading Accent 3" w:semiHidden="0" w:uiPriority="60" w:unhideWhenUsed="0"/>
+    <w:lsdException w:name="Light List Accent 3" w:semiHidden="0" w:uiPriority="61" w:unhideWhenUsed="0"/>
+    <w:lsdException w:name="Light Grid Accent 3" w:semiHidden="0" w:uiPriority="62" w:unhideWhenUsed="0"/>
+    <w:lsdException w:name="Medium Shading 1 Accent 3" w:semiHidden="0" w:uiPriority="63" w:unhideWhenUsed="0"/>
+    <w:lsdException w:name="Medium Shading 2 Accent 3" w:semiHidden="0" w:uiPriority="64" w:unhideWhenUsed="0"/>
+    <w:lsdException w:name="Medium List 1 Accent 3" w:semiHidden="0" w:uiPriority="65" w:unhideWhenUsed="0"/>
+    <w:lsdException w:name="Medium List 2 Accent 3" w:semiHidden="0" w:uiPriority="66" w:unhideWhenUsed="0"/>
+    <w:lsdException w:name="Medium Grid 1 Accent 3" w:semiHidden="0" w:uiPriority="67" w:unhideWhenUsed="0"/>
+    <w:lsdException w:name="Medium Grid 2 Accent 3" w:semiHidden="0" w:uiPriority="68" w:unhideWhenUsed="0"/>
+    <w:lsdException w:name="Medium Grid 3 Accent 3" w:semiHidden="0" w:uiPriority="69" w:unhideWhenUsed="0"/>
+    <w:lsdException w:name="Dark List Accent 3" w:semiHidden="0" w:uiPriority="70" w:unhideWhenUsed="0"/>
+    <w:lsdException w:name="Colorful Shading Accent 3" w:semiHidden="0" w:uiPriority="71" w:unhideWhenUsed="0"/>
+    <w:lsdException w:name="Colorful List Accent 3" w:semiHidden="0" w:uiPriority="72" w:unhideWhenUsed="0"/>
+    <w:lsdException w:name="Colorful Grid Accent 3" w:semiHidden="0" w:uiPriority="73" w:unhideWhenUsed="0"/>
+    <w:lsdException w:name="Light Shading Accent 4" w:semiHidden="0" w:uiPriority="60" w:unhideWhenUsed="0"/>
+    <w:lsdException w:name="Light List Accent 4" w:semiHidden="0" w:uiPriority="61" w:unhideWhenUsed="0"/>
+    <w:lsdException w:name="Light Grid Accent 4" w:semiHidden="0" w:uiPriority="62" w:unhideWhenUsed="0"/>
+    <w:lsdException w:name="Medium Shading 1 Accent 4" w:semiHidden="0" w:uiPriority="63" w:unhideWhenUsed="0"/>
+    <w:lsdException w:name="Medium Shading 2 Accent 4" w:semiHidden="0" w:uiPriority="64" w:unhideWhenUsed="0"/>
+    <w:lsdException w:name="Medium List 1 Accent 4" w:semiHidden="0" w:uiPriority="65" w:unhideWhenUsed="0"/>
+    <w:lsdException w:name="Medium List 2 Accent 4" w:semiHidden="0" w:uiPriority="66" w:unhideWhenUsed="0"/>
+    <w:lsdException w:name="Medium Grid 1 Accent 4" w:semiHidden="0" w:uiPriority="67" w:unhideWhenUsed="0"/>
+    <w:lsdException w:name="Medium Grid 2 Accent 4" w:semiHidden="0" w:uiPriority="68" w:unhideWhenUsed="0"/>
+    <w:lsdException w:name="Medium Grid 3 Accent 4" w:semiHidden="0" w:uiPriority="69" w:unhideWhenUsed="0"/>
+    <w:lsdException w:name="Dark List Accent 4" w:semiHidden="0" w:uiPriority="70" w:unhideWhenUsed="0"/>
+    <w:lsdException w:name="Colorful Shading Accent 4" w:semiHidden="0" w:uiPriority="71" w:unhideWhenUsed="0"/>
+    <w:lsdException w:name="Colorful List Accent 4" w:semiHidden="0" w:uiPriority="72" w:unhideWhenUsed="0"/>
+    <w:lsdException w:name="Colorful Grid Accent 4" w:semiHidden="0" w:uiPriority="73" w:unhideWhenUsed="0"/>
+    <w:lsdException w:name="Light Shading Accent 5" w:semiHidden="0" w:uiPriority="60" w:unhideWhenUsed="0"/>
+    <w:lsdException w:name="Light List Accent 5" w:semiHidden="0" w:uiPriority="61" w:unhideWhenUsed="0"/>
+    <w:lsdException w:name="Light Grid Accent 5" w:semiHidden="0" w:uiPriority="62" w:unhideWhenUsed="0"/>
+    <w:lsdException w:name="Medium Shading 1 Accent 5" w:semiHidden="0" w:uiPriority="63" w:unhideWhenUsed="0"/>
+    <w:lsdException w:name="Medium Shading 2 Accent 5" w:semiHidden="0" w:uiPriority="64" w:unhideWhenUsed="0"/>
+    <w:lsdException w:name="Medium List 1 Accent 5" w:semiHidden="0" w:uiPriority="65" w:unhideWhenUsed="0"/>
+    <w:lsdException w:name="Medium List 2 Accent 5" w:semiHidden="0" w:uiPriority="66" w:unhideWhenUsed="0"/>
+    <w:lsdException w:name="Medium Grid 1 Accent 5" w:semiHidden="0" w:uiPriority="67" w:unhideWhenUsed="0"/>
+    <w:lsdException w:name="Medium Grid 2 Accent 5" w:semiHidden="0" w:uiPriority="68" w:unhideWhenUsed="0"/>
+    <w:lsdException w:name="Medium Grid 3 Accent 5" w:semiHidden="0" w:uiPriority="69" w:unhideWhenUsed="0"/>
+    <w:lsdException w:name="Dark List Accent 5" w:semiHidden="0" w:uiPriority="70" w:unhideWhenUsed="0"/>
+    <w:lsdException w:name="Colorful Shading Accent 5" w:semiHidden="0" w:uiPriority="71" w:unhideWhenUsed="0"/>
+    <w:lsdException w:name="Colorful List Accent 5" w:semiHidden="0" w:uiPriority="72" w:unhideWhenUsed="0"/>
+    <w:lsdException w:name="Colorful Grid Accent 5" w:semiHidden="0" w:uiPriority="73" w:unhideWhenUsed="0"/>
+    <w:lsdException w:name="Light Shading Accent 6" w:semiHidden="0" w:uiPriority="60" w:unhideWhenUsed="0"/>
+    <w:lsdException w:name="Light List Accent 6" w:semiHidden="0" w:uiPriority="61" w:unhideWhenUsed="0"/>
+    <w:lsdException w:name="Light Grid Accent 6" w:semiHidden="0" w:uiPriority="62" w:unhideWhenUsed="0"/>
+    <w:lsdException w:name="Medium Shading 1 Accent 6" w:semiHidden="0" w:uiPriority="63" w:unhideWhenUsed="0"/>
+    <w:lsdException w:name="Medium Shading 2 Accent 6" w:semiHidden="0" w:uiPriority="64" w:unhideWhenUsed="0"/>
+    <w:lsdException w:name="Medium List 1 Accent 6" w:semiHidden="0" w:uiPriority="65" w:unhideWhenUsed="0"/>
+    <w:lsdException w:name="Medium List 2 Accent 6" w:semiHidden="0" w:uiPriority="66" w:unhideWhenUsed="0"/>
+    <w:lsdException w:name="Medium Grid 1 Accent 6" w:semiHidden="0" w:uiPriority="67" w:unhideWhenUsed="0"/>
+    <w:lsdException w:name="Medium Grid 2 Accent 6" w:semiHidden="0" w:uiPriority="68" w:unhideWhenUsed="0"/>
+    <w:lsdException w:name="Medium Grid 3 Accent 6" w:semiHidden="0" w:uiPriority="69" w:unhideWhenUsed="0"/>
+    <w:lsdException w:name="Dark List Accent 6" w:semiHidden="0" w:uiPriority="70" w:unhideWhenUsed="0"/>
+    <w:lsdException w:name="Colorful Shading Accent 6" w:semiHidden="0" w:uiPriority="71" w:unhideWhenUsed="0"/>
+    <w:lsdException w:name="Colorful List Accent 6" w:semiHidden="0" w:uiPriority="72" w:unhideWhenUsed="0"/>
+    <w:lsdException w:name="Colorful Grid Accent 6" w:semiHidden="0" w:uiPriority="73" w:unhideWhenUsed="0"/>
+    <w:lsdException w:name="Subtle Emphasis" w:semiHidden="0" w:uiPriority="19" w:unhideWhenUsed="0" w:qFormat="1"/>
+    <w:lsdException w:name="Intense Emphasis" w:semiHidden="0" w:uiPriority="21" w:unhideWhenUsed="0" w:qFormat="1"/>
+    <w:lsdException w:name="Subtle Reference" w:semiHidden="0" w:uiPriority="31" w:unhideWhenUsed="0" w:qFormat="1"/>
+    <w:lsdException w:name="Intense Reference" w:semiHidden="0" w:uiPriority="32" w:unhideWhenUsed="0" w:qFormat="1"/>
+    <w:lsdException w:name="Book Title" w:semiHidden="0" w:uiPriority="33" w:unhideWhenUsed="0" w:qFormat="1"/>
+    <w:lsdException w:name="Bibliography" w:uiPriority="37"/>
+    <w:lsdException w:name="TOC Heading" w:uiPriority="39" w:qFormat="1"/>
   </w:latentStyles>
   <w:style w:type="paragraph" w:default="1" w:styleId="Normal">
     <w:name w:val="Normal"/>
@@ -18056,13 +18170,13 @@
       <w:lang w:val="fr-FR" w:eastAsia="ar-SA"/>
     </w:rPr>
   </w:style>
-  <w:style w:type="character" w:default="1" w:styleId="DefaultParagraphFont">
+  <w:style w:type="character" w:default="1" w:styleId="Policepardfaut">
     <w:name w:val="Default Paragraph Font"/>
     <w:uiPriority w:val="1"/>
     <w:semiHidden/>
     <w:unhideWhenUsed/>
   </w:style>
-  <w:style w:type="table" w:default="1" w:styleId="TableNormal">
+  <w:style w:type="table" w:default="1" w:styleId="TableauNormal">
     <w:name w:val="Normal Table"/>
     <w:uiPriority w:val="99"/>
     <w:semiHidden/>
@@ -18077,7 +18191,7 @@
       </w:tblCellMar>
     </w:tblPr>
   </w:style>
-  <w:style w:type="numbering" w:default="1" w:styleId="NoList">
+  <w:style w:type="numbering" w:default="1" w:styleId="Aucuneliste">
     <w:name w:val="No List"/>
     <w:uiPriority w:val="99"/>
     <w:semiHidden/>
@@ -18800,7 +18914,7 @@
       <w:rFonts w:ascii="Wingdings" w:hAnsi="Wingdings"/>
     </w:rPr>
   </w:style>
-  <w:style w:type="character" w:styleId="Strong">
+  <w:style w:type="character" w:styleId="lev">
     <w:name w:val="Strong"/>
     <w:qFormat/>
     <w:rPr>
@@ -18808,7 +18922,7 @@
       <w:bCs/>
     </w:rPr>
   </w:style>
-  <w:style w:type="character" w:styleId="CommentReference">
+  <w:style w:type="character" w:styleId="Marquedannotation">
     <w:name w:val="annotation reference"/>
     <w:uiPriority w:val="99"/>
     <w:rPr>
@@ -18816,7 +18930,7 @@
       <w:szCs w:val="16"/>
     </w:rPr>
   </w:style>
-  <w:style w:type="character" w:styleId="Hyperlink">
+  <w:style w:type="character" w:styleId="Lienhypertexte">
     <w:name w:val="Hyperlink"/>
     <w:uiPriority w:val="99"/>
     <w:rPr>
@@ -18850,7 +18964,7 @@
   <w:style w:type="paragraph" w:customStyle="1" w:styleId="Heading">
     <w:name w:val="Heading"/>
     <w:basedOn w:val="Normal"/>
-    <w:next w:val="BodyText"/>
+    <w:next w:val="Corpsdetexte"/>
     <w:pPr>
       <w:keepNext/>
       <w:spacing w:before="240" w:after="120"/>
@@ -18861,21 +18975,21 @@
       <w:szCs w:val="28"/>
     </w:rPr>
   </w:style>
-  <w:style w:type="paragraph" w:styleId="BodyText">
+  <w:style w:type="paragraph" w:styleId="Corpsdetexte">
     <w:name w:val="Body Text"/>
     <w:basedOn w:val="Normal"/>
     <w:pPr>
       <w:spacing w:after="120"/>
     </w:pPr>
   </w:style>
-  <w:style w:type="paragraph" w:styleId="List">
+  <w:style w:type="paragraph" w:styleId="Liste">
     <w:name w:val="List"/>
-    <w:basedOn w:val="BodyText"/>
+    <w:basedOn w:val="Corpsdetexte"/>
     <w:rPr>
       <w:rFonts w:cs="Lohit Devanagari"/>
     </w:rPr>
   </w:style>
-  <w:style w:type="paragraph" w:styleId="Caption">
+  <w:style w:type="paragraph" w:styleId="Lgende">
     <w:name w:val="caption"/>
     <w:basedOn w:val="Normal"/>
     <w:qFormat/>
@@ -18899,10 +19013,10 @@
       <w:rFonts w:cs="Lohit Devanagari"/>
     </w:rPr>
   </w:style>
-  <w:style w:type="paragraph" w:styleId="Title">
+  <w:style w:type="paragraph" w:styleId="Titre">
     <w:name w:val="Title"/>
     <w:basedOn w:val="Normal"/>
-    <w:next w:val="Subtitle"/>
+    <w:next w:val="Sous-titre"/>
     <w:qFormat/>
     <w:pPr>
       <w:jc w:val="center"/>
@@ -18913,10 +19027,10 @@
       <w:lang w:val="en-GB"/>
     </w:rPr>
   </w:style>
-  <w:style w:type="paragraph" w:styleId="Subtitle">
+  <w:style w:type="paragraph" w:styleId="Sous-titre">
     <w:name w:val="Subtitle"/>
     <w:basedOn w:val="Heading"/>
-    <w:next w:val="BodyText"/>
+    <w:next w:val="Corpsdetexte"/>
     <w:qFormat/>
     <w:pPr>
       <w:jc w:val="center"/>
@@ -18926,26 +19040,26 @@
       <w:iCs/>
     </w:rPr>
   </w:style>
-  <w:style w:type="paragraph" w:styleId="CommentText">
+  <w:style w:type="paragraph" w:styleId="Commentaire">
     <w:name w:val="annotation text"/>
     <w:basedOn w:val="Normal"/>
-    <w:link w:val="CommentTextChar"/>
+    <w:link w:val="CommentaireCar"/>
     <w:uiPriority w:val="99"/>
     <w:rPr>
       <w:sz w:val="20"/>
       <w:szCs w:val="20"/>
     </w:rPr>
   </w:style>
-  <w:style w:type="paragraph" w:styleId="CommentSubject">
+  <w:style w:type="paragraph" w:styleId="Objetducommentaire">
     <w:name w:val="annotation subject"/>
-    <w:basedOn w:val="CommentText"/>
-    <w:next w:val="CommentText"/>
+    <w:basedOn w:val="Commentaire"/>
+    <w:next w:val="Commentaire"/>
     <w:rPr>
       <w:b/>
       <w:bCs/>
     </w:rPr>
   </w:style>
-  <w:style w:type="paragraph" w:styleId="BalloonText">
+  <w:style w:type="paragraph" w:styleId="Textedebulles">
     <w:name w:val="Balloon Text"/>
     <w:basedOn w:val="Normal"/>
     <w:rPr>
@@ -18954,14 +19068,14 @@
       <w:szCs w:val="16"/>
     </w:rPr>
   </w:style>
-  <w:style w:type="paragraph" w:styleId="DocumentMap">
+  <w:style w:type="paragraph" w:styleId="Explorateurdedocument">
     <w:name w:val="Document Map"/>
     <w:basedOn w:val="Normal"/>
     <w:rPr>
       <w:rFonts w:ascii="Lucida Grande" w:hAnsi="Lucida Grande"/>
     </w:rPr>
   </w:style>
-  <w:style w:type="paragraph" w:styleId="Header">
+  <w:style w:type="paragraph" w:styleId="En-tte">
     <w:name w:val="header"/>
     <w:basedOn w:val="Normal"/>
     <w:pPr>
@@ -18971,7 +19085,7 @@
       </w:tabs>
     </w:pPr>
   </w:style>
-  <w:style w:type="paragraph" w:styleId="Footer">
+  <w:style w:type="paragraph" w:styleId="Pieddepage">
     <w:name w:val="footer"/>
     <w:basedOn w:val="Normal"/>
     <w:pPr>
@@ -18981,17 +19095,17 @@
       </w:tabs>
     </w:pPr>
   </w:style>
-  <w:style w:type="paragraph" w:styleId="FootnoteText">
+  <w:style w:type="paragraph" w:styleId="Notedebasdepage">
     <w:name w:val="footnote text"/>
     <w:basedOn w:val="Normal"/>
-    <w:link w:val="FootnoteTextChar"/>
+    <w:link w:val="NotedebasdepageCar"/>
     <w:uiPriority w:val="99"/>
     <w:unhideWhenUsed/>
     <w:rsid w:val="002721B6"/>
   </w:style>
-  <w:style w:type="character" w:customStyle="1" w:styleId="FootnoteTextChar">
-    <w:name w:val="Footnote Text Char"/>
-    <w:link w:val="FootnoteText"/>
+  <w:style w:type="character" w:customStyle="1" w:styleId="NotedebasdepageCar">
+    <w:name w:val="Note de bas de page Car"/>
+    <w:link w:val="Notedebasdepage"/>
     <w:uiPriority w:val="99"/>
     <w:rsid w:val="002721B6"/>
     <w:rPr>
@@ -19000,7 +19114,7 @@
       <w:lang w:val="fr-FR" w:eastAsia="ar-SA"/>
     </w:rPr>
   </w:style>
-  <w:style w:type="character" w:styleId="FootnoteReference">
+  <w:style w:type="character" w:styleId="Marquenotebasdepage">
     <w:name w:val="footnote reference"/>
     <w:uiPriority w:val="99"/>
     <w:unhideWhenUsed/>
@@ -19009,7 +19123,7 @@
       <w:vertAlign w:val="superscript"/>
     </w:rPr>
   </w:style>
-  <w:style w:type="paragraph" w:styleId="Revision">
+  <w:style w:type="paragraph" w:styleId="Rvision">
     <w:name w:val="Revision"/>
     <w:hidden/>
     <w:uiPriority w:val="99"/>
@@ -19021,9 +19135,9 @@
       <w:lang w:val="fr-FR" w:eastAsia="ar-SA"/>
     </w:rPr>
   </w:style>
-  <w:style w:type="character" w:customStyle="1" w:styleId="CommentTextChar">
-    <w:name w:val="Comment Text Char"/>
-    <w:link w:val="CommentText"/>
+  <w:style w:type="character" w:customStyle="1" w:styleId="CommentaireCar">
+    <w:name w:val="Commentaire Car"/>
+    <w:link w:val="Commentaire"/>
     <w:uiPriority w:val="99"/>
     <w:rsid w:val="001A3160"/>
     <w:rPr>
@@ -19039,7 +19153,7 @@
       <w:lang w:val="fr-FR" w:eastAsia="fr-FR"/>
     </w:rPr>
   </w:style>
-  <w:style w:type="paragraph" w:styleId="ListParagraph">
+  <w:style w:type="paragraph" w:styleId="Paragraphedeliste">
     <w:name w:val="List Paragraph"/>
     <w:basedOn w:val="Normal"/>
     <w:uiPriority w:val="34"/>
@@ -19052,7 +19166,7 @@
   </w:style>
   <w:style w:type="character" w:customStyle="1" w:styleId="UnresolvedMention1">
     <w:name w:val="Unresolved Mention1"/>
-    <w:basedOn w:val="DefaultParagraphFont"/>
+    <w:basedOn w:val="Policepardfaut"/>
     <w:uiPriority w:val="99"/>
     <w:semiHidden/>
     <w:unhideWhenUsed/>
@@ -19064,12 +19178,1209 @@
   </w:style>
   <w:style w:type="character" w:customStyle="1" w:styleId="apple-converted-space">
     <w:name w:val="apple-converted-space"/>
-    <w:basedOn w:val="DefaultParagraphFont"/>
+    <w:basedOn w:val="Policepardfaut"/>
     <w:rsid w:val="0063015F"/>
   </w:style>
-  <w:style w:type="character" w:styleId="FollowedHyperlink">
+  <w:style w:type="character" w:styleId="Lienhypertextesuivi">
     <w:name w:val="FollowedHyperlink"/>
-    <w:basedOn w:val="DefaultParagraphFont"/>
+    <w:basedOn w:val="Policepardfaut"/>
+    <w:uiPriority w:val="99"/>
+    <w:semiHidden/>
+    <w:unhideWhenUsed/>
+    <w:rsid w:val="008020FE"/>
+    <w:rPr>
+      <w:color w:val="954F72" w:themeColor="followedHyperlink"/>
+      <w:u w:val="single"/>
+    </w:rPr>
+  </w:style>
+</w:styles>
+</file>
+
+<file path=word/stylesWithEffects.xml><?xml version="1.0" encoding="utf-8"?>
+<w:styles xmlns:wpc="http://schemas.microsoft.com/office/word/2010/wordprocessingCanvas" xmlns:mo="http://schemas.microsoft.com/office/mac/office/2008/main" xmlns:mc="http://schemas.openxmlformats.org/markup-compatibility/2006" xmlns:mv="urn:schemas-microsoft-com:mac:vml" xmlns:o="urn:schemas-microsoft-com:office:office" xmlns:r="http://schemas.openxmlformats.org/officeDocument/2006/relationships" xmlns:m="http://schemas.openxmlformats.org/officeDocument/2006/math" xmlns:v="urn:schemas-microsoft-com:vml" xmlns:wp14="http://schemas.microsoft.com/office/word/2010/wordprocessingDrawing" xmlns:wp="http://schemas.openxmlformats.org/drawingml/2006/wordprocessingDrawing" xmlns:w10="urn:schemas-microsoft-com:office:word" xmlns:w="http://schemas.openxmlformats.org/wordprocessingml/2006/main" xmlns:w14="http://schemas.microsoft.com/office/word/2010/wordml" xmlns:wpg="http://schemas.microsoft.com/office/word/2010/wordprocessingGroup" xmlns:wpi="http://schemas.microsoft.com/office/word/2010/wordprocessingInk" xmlns:wne="http://schemas.microsoft.com/office/word/2006/wordml" xmlns:wps="http://schemas.microsoft.com/office/word/2010/wordprocessingShape" mc:Ignorable="w14 wp14">
+  <w:docDefaults>
+    <w:rPrDefault>
+      <w:rPr>
+        <w:rFonts w:ascii="Times New Roman" w:eastAsia="Times New Roman" w:hAnsi="Times New Roman" w:cs="Times New Roman"/>
+        <w:lang w:val="uz-Cyrl-UZ" w:eastAsia="en-GB" w:bidi="ar-SA"/>
+      </w:rPr>
+    </w:rPrDefault>
+    <w:pPrDefault/>
+  </w:docDefaults>
+  <w:latentStyles w:defLockedState="0" w:defUIPriority="99" w:defSemiHidden="1" w:defUnhideWhenUsed="1" w:defQFormat="0" w:count="276">
+    <w:lsdException w:name="Normal" w:semiHidden="0" w:uiPriority="0" w:unhideWhenUsed="0" w:qFormat="1"/>
+    <w:lsdException w:name="heading 1" w:semiHidden="0" w:uiPriority="9" w:unhideWhenUsed="0" w:qFormat="1"/>
+    <w:lsdException w:name="heading 2" w:uiPriority="9" w:qFormat="1"/>
+    <w:lsdException w:name="heading 3" w:uiPriority="9" w:qFormat="1"/>
+    <w:lsdException w:name="heading 4" w:uiPriority="9" w:qFormat="1"/>
+    <w:lsdException w:name="heading 5" w:uiPriority="9" w:qFormat="1"/>
+    <w:lsdException w:name="heading 6" w:uiPriority="9" w:qFormat="1"/>
+    <w:lsdException w:name="heading 7" w:uiPriority="9" w:qFormat="1"/>
+    <w:lsdException w:name="heading 8" w:uiPriority="9" w:qFormat="1"/>
+    <w:lsdException w:name="heading 9" w:uiPriority="9" w:qFormat="1"/>
+    <w:lsdException w:name="toc 1" w:uiPriority="39"/>
+    <w:lsdException w:name="toc 2" w:uiPriority="39"/>
+    <w:lsdException w:name="toc 3" w:uiPriority="39"/>
+    <w:lsdException w:name="toc 4" w:uiPriority="39"/>
+    <w:lsdException w:name="toc 5" w:uiPriority="39"/>
+    <w:lsdException w:name="toc 6" w:uiPriority="39"/>
+    <w:lsdException w:name="toc 7" w:uiPriority="39"/>
+    <w:lsdException w:name="toc 8" w:uiPriority="39"/>
+    <w:lsdException w:name="toc 9" w:uiPriority="39"/>
+    <w:lsdException w:name="caption" w:semiHidden="0" w:uiPriority="35" w:unhideWhenUsed="0" w:qFormat="1"/>
+    <w:lsdException w:name="Title" w:semiHidden="0" w:uiPriority="10" w:unhideWhenUsed="0" w:qFormat="1"/>
+    <w:lsdException w:name="Default Paragraph Font" w:uiPriority="1"/>
+    <w:lsdException w:name="Subtitle" w:semiHidden="0" w:uiPriority="11" w:unhideWhenUsed="0" w:qFormat="1"/>
+    <w:lsdException w:name="Strong" w:semiHidden="0" w:uiPriority="22" w:unhideWhenUsed="0" w:qFormat="1"/>
+    <w:lsdException w:name="Emphasis" w:semiHidden="0" w:uiPriority="20" w:unhideWhenUsed="0" w:qFormat="1"/>
+    <w:lsdException w:name="Table Grid" w:semiHidden="0" w:uiPriority="59" w:unhideWhenUsed="0"/>
+    <w:lsdException w:name="Note Level 1" w:semiHidden="0" w:unhideWhenUsed="0"/>
+    <w:lsdException w:name="Note Level 2" w:semiHidden="0" w:unhideWhenUsed="0"/>
+    <w:lsdException w:name="Note Level 3" w:semiHidden="0" w:unhideWhenUsed="0"/>
+    <w:lsdException w:name="Note Level 4" w:semiHidden="0" w:unhideWhenUsed="0"/>
+    <w:lsdException w:name="Note Level 5" w:semiHidden="0" w:unhideWhenUsed="0"/>
+    <w:lsdException w:name="Note Level 6" w:semiHidden="0" w:unhideWhenUsed="0"/>
+    <w:lsdException w:name="Note Level 7" w:semiHidden="0" w:unhideWhenUsed="0"/>
+    <w:lsdException w:name="Note Level 8" w:semiHidden="0" w:unhideWhenUsed="0"/>
+    <w:lsdException w:name="Note Level 9" w:semiHidden="0" w:unhideWhenUsed="0"/>
+    <w:lsdException w:name="Placeholder Text" w:unhideWhenUsed="0"/>
+    <w:lsdException w:name="No Spacing" w:semiHidden="0" w:uiPriority="1" w:unhideWhenUsed="0" w:qFormat="1"/>
+    <w:lsdException w:name="Light Shading" w:semiHidden="0" w:uiPriority="60" w:unhideWhenUsed="0"/>
+    <w:lsdException w:name="Light List" w:semiHidden="0" w:uiPriority="61" w:unhideWhenUsed="0"/>
+    <w:lsdException w:name="Light Grid" w:semiHidden="0" w:uiPriority="62" w:unhideWhenUsed="0"/>
+    <w:lsdException w:name="Medium Shading 1" w:semiHidden="0" w:uiPriority="63" w:unhideWhenUsed="0"/>
+    <w:lsdException w:name="Medium Shading 2" w:semiHidden="0" w:uiPriority="64" w:unhideWhenUsed="0"/>
+    <w:lsdException w:name="Medium List 1" w:semiHidden="0" w:uiPriority="65" w:unhideWhenUsed="0"/>
+    <w:lsdException w:name="Medium List 2" w:semiHidden="0" w:uiPriority="66" w:unhideWhenUsed="0"/>
+    <w:lsdException w:name="Medium Grid 1" w:semiHidden="0" w:uiPriority="67" w:unhideWhenUsed="0"/>
+    <w:lsdException w:name="Medium Grid 2" w:semiHidden="0" w:uiPriority="68" w:unhideWhenUsed="0"/>
+    <w:lsdException w:name="Medium Grid 3" w:semiHidden="0" w:uiPriority="69" w:unhideWhenUsed="0"/>
+    <w:lsdException w:name="Dark List" w:semiHidden="0" w:uiPriority="70" w:unhideWhenUsed="0"/>
+    <w:lsdException w:name="Colorful Shading" w:semiHidden="0" w:uiPriority="71" w:unhideWhenUsed="0"/>
+    <w:lsdException w:name="Colorful List" w:semiHidden="0" w:uiPriority="72" w:unhideWhenUsed="0"/>
+    <w:lsdException w:name="Colorful Grid" w:semiHidden="0" w:uiPriority="73" w:unhideWhenUsed="0"/>
+    <w:lsdException w:name="Light Shading Accent 1" w:semiHidden="0" w:uiPriority="60" w:unhideWhenUsed="0"/>
+    <w:lsdException w:name="Light List Accent 1" w:semiHidden="0" w:uiPriority="61" w:unhideWhenUsed="0"/>
+    <w:lsdException w:name="Light Grid Accent 1" w:semiHidden="0" w:uiPriority="62" w:unhideWhenUsed="0"/>
+    <w:lsdException w:name="Medium Shading 1 Accent 1" w:semiHidden="0" w:uiPriority="63" w:unhideWhenUsed="0"/>
+    <w:lsdException w:name="Medium Shading 2 Accent 1" w:semiHidden="0" w:uiPriority="64" w:unhideWhenUsed="0"/>
+    <w:lsdException w:name="Medium List 1 Accent 1" w:semiHidden="0" w:uiPriority="65" w:unhideWhenUsed="0"/>
+    <w:lsdException w:name="Revision" w:unhideWhenUsed="0"/>
+    <w:lsdException w:name="List Paragraph" w:semiHidden="0" w:uiPriority="34" w:unhideWhenUsed="0" w:qFormat="1"/>
+    <w:lsdException w:name="Quote" w:semiHidden="0" w:uiPriority="29" w:unhideWhenUsed="0" w:qFormat="1"/>
+    <w:lsdException w:name="Intense Quote" w:semiHidden="0" w:uiPriority="30" w:unhideWhenUsed="0" w:qFormat="1"/>
+    <w:lsdException w:name="Medium List 2 Accent 1" w:semiHidden="0" w:uiPriority="66" w:unhideWhenUsed="0"/>
+    <w:lsdException w:name="Medium Grid 1 Accent 1" w:semiHidden="0" w:uiPriority="67" w:unhideWhenUsed="0"/>
+    <w:lsdException w:name="Medium Grid 2 Accent 1" w:semiHidden="0" w:uiPriority="68" w:unhideWhenUsed="0"/>
+    <w:lsdException w:name="Medium Grid 3 Accent 1" w:semiHidden="0" w:uiPriority="69" w:unhideWhenUsed="0"/>
+    <w:lsdException w:name="Dark List Accent 1" w:semiHidden="0" w:uiPriority="70" w:unhideWhenUsed="0"/>
+    <w:lsdException w:name="Colorful Shading Accent 1" w:semiHidden="0" w:uiPriority="71" w:unhideWhenUsed="0"/>
+    <w:lsdException w:name="Colorful List Accent 1" w:semiHidden="0" w:uiPriority="72" w:unhideWhenUsed="0"/>
+    <w:lsdException w:name="Colorful Grid Accent 1" w:semiHidden="0" w:uiPriority="73" w:unhideWhenUsed="0"/>
+    <w:lsdException w:name="Light Shading Accent 2" w:semiHidden="0" w:uiPriority="60" w:unhideWhenUsed="0"/>
+    <w:lsdException w:name="Light List Accent 2" w:semiHidden="0" w:uiPriority="61" w:unhideWhenUsed="0"/>
+    <w:lsdException w:name="Light Grid Accent 2" w:semiHidden="0" w:uiPriority="62" w:unhideWhenUsed="0"/>
+    <w:lsdException w:name="Medium Shading 1 Accent 2" w:semiHidden="0" w:uiPriority="63" w:unhideWhenUsed="0"/>
+    <w:lsdException w:name="Medium Shading 2 Accent 2" w:semiHidden="0" w:uiPriority="64" w:unhideWhenUsed="0"/>
+    <w:lsdException w:name="Medium List 1 Accent 2" w:semiHidden="0" w:uiPriority="65" w:unhideWhenUsed="0"/>
+    <w:lsdException w:name="Medium List 2 Accent 2" w:semiHidden="0" w:uiPriority="66" w:unhideWhenUsed="0"/>
+    <w:lsdException w:name="Medium Grid 1 Accent 2" w:semiHidden="0" w:uiPriority="67" w:unhideWhenUsed="0"/>
+    <w:lsdException w:name="Medium Grid 2 Accent 2" w:semiHidden="0" w:uiPriority="68" w:unhideWhenUsed="0"/>
+    <w:lsdException w:name="Medium Grid 3 Accent 2" w:semiHidden="0" w:uiPriority="69" w:unhideWhenUsed="0"/>
+    <w:lsdException w:name="Dark List Accent 2" w:semiHidden="0" w:uiPriority="70" w:unhideWhenUsed="0"/>
+    <w:lsdException w:name="Colorful Shading Accent 2" w:semiHidden="0" w:uiPriority="71" w:unhideWhenUsed="0"/>
+    <w:lsdException w:name="Colorful List Accent 2" w:semiHidden="0" w:uiPriority="72" w:unhideWhenUsed="0"/>
+    <w:lsdException w:name="Colorful Grid Accent 2" w:semiHidden="0" w:uiPriority="73" w:unhideWhenUsed="0"/>
+    <w:lsdException w:name="Light Shading Accent 3" w:semiHidden="0" w:uiPriority="60" w:unhideWhenUsed="0"/>
+    <w:lsdException w:name="Light List Accent 3" w:semiHidden="0" w:uiPriority="61" w:unhideWhenUsed="0"/>
+    <w:lsdException w:name="Light Grid Accent 3" w:semiHidden="0" w:uiPriority="62" w:unhideWhenUsed="0"/>
+    <w:lsdException w:name="Medium Shading 1 Accent 3" w:semiHidden="0" w:uiPriority="63" w:unhideWhenUsed="0"/>
+    <w:lsdException w:name="Medium Shading 2 Accent 3" w:semiHidden="0" w:uiPriority="64" w:unhideWhenUsed="0"/>
+    <w:lsdException w:name="Medium List 1 Accent 3" w:semiHidden="0" w:uiPriority="65" w:unhideWhenUsed="0"/>
+    <w:lsdException w:name="Medium List 2 Accent 3" w:semiHidden="0" w:uiPriority="66" w:unhideWhenUsed="0"/>
+    <w:lsdException w:name="Medium Grid 1 Accent 3" w:semiHidden="0" w:uiPriority="67" w:unhideWhenUsed="0"/>
+    <w:lsdException w:name="Medium Grid 2 Accent 3" w:semiHidden="0" w:uiPriority="68" w:unhideWhenUsed="0"/>
+    <w:lsdException w:name="Medium Grid 3 Accent 3" w:semiHidden="0" w:uiPriority="69" w:unhideWhenUsed="0"/>
+    <w:lsdException w:name="Dark List Accent 3" w:semiHidden="0" w:uiPriority="70" w:unhideWhenUsed="0"/>
+    <w:lsdException w:name="Colorful Shading Accent 3" w:semiHidden="0" w:uiPriority="71" w:unhideWhenUsed="0"/>
+    <w:lsdException w:name="Colorful List Accent 3" w:semiHidden="0" w:uiPriority="72" w:unhideWhenUsed="0"/>
+    <w:lsdException w:name="Colorful Grid Accent 3" w:semiHidden="0" w:uiPriority="73" w:unhideWhenUsed="0"/>
+    <w:lsdException w:name="Light Shading Accent 4" w:semiHidden="0" w:uiPriority="60" w:unhideWhenUsed="0"/>
+    <w:lsdException w:name="Light List Accent 4" w:semiHidden="0" w:uiPriority="61" w:unhideWhenUsed="0"/>
+    <w:lsdException w:name="Light Grid Accent 4" w:semiHidden="0" w:uiPriority="62" w:unhideWhenUsed="0"/>
+    <w:lsdException w:name="Medium Shading 1 Accent 4" w:semiHidden="0" w:uiPriority="63" w:unhideWhenUsed="0"/>
+    <w:lsdException w:name="Medium Shading 2 Accent 4" w:semiHidden="0" w:uiPriority="64" w:unhideWhenUsed="0"/>
+    <w:lsdException w:name="Medium List 1 Accent 4" w:semiHidden="0" w:uiPriority="65" w:unhideWhenUsed="0"/>
+    <w:lsdException w:name="Medium List 2 Accent 4" w:semiHidden="0" w:uiPriority="66" w:unhideWhenUsed="0"/>
+    <w:lsdException w:name="Medium Grid 1 Accent 4" w:semiHidden="0" w:uiPriority="67" w:unhideWhenUsed="0"/>
+    <w:lsdException w:name="Medium Grid 2 Accent 4" w:semiHidden="0" w:uiPriority="68" w:unhideWhenUsed="0"/>
+    <w:lsdException w:name="Medium Grid 3 Accent 4" w:semiHidden="0" w:uiPriority="69" w:unhideWhenUsed="0"/>
+    <w:lsdException w:name="Dark List Accent 4" w:semiHidden="0" w:uiPriority="70" w:unhideWhenUsed="0"/>
+    <w:lsdException w:name="Colorful Shading Accent 4" w:semiHidden="0" w:uiPriority="71" w:unhideWhenUsed="0"/>
+    <w:lsdException w:name="Colorful List Accent 4" w:semiHidden="0" w:uiPriority="72" w:unhideWhenUsed="0"/>
+    <w:lsdException w:name="Colorful Grid Accent 4" w:semiHidden="0" w:uiPriority="73" w:unhideWhenUsed="0"/>
+    <w:lsdException w:name="Light Shading Accent 5" w:semiHidden="0" w:uiPriority="60" w:unhideWhenUsed="0"/>
+    <w:lsdException w:name="Light List Accent 5" w:semiHidden="0" w:uiPriority="61" w:unhideWhenUsed="0"/>
+    <w:lsdException w:name="Light Grid Accent 5" w:semiHidden="0" w:uiPriority="62" w:unhideWhenUsed="0"/>
+    <w:lsdException w:name="Medium Shading 1 Accent 5" w:semiHidden="0" w:uiPriority="63" w:unhideWhenUsed="0"/>
+    <w:lsdException w:name="Medium Shading 2 Accent 5" w:semiHidden="0" w:uiPriority="64" w:unhideWhenUsed="0"/>
+    <w:lsdException w:name="Medium List 1 Accent 5" w:semiHidden="0" w:uiPriority="65" w:unhideWhenUsed="0"/>
+    <w:lsdException w:name="Medium List 2 Accent 5" w:semiHidden="0" w:uiPriority="66" w:unhideWhenUsed="0"/>
+    <w:lsdException w:name="Medium Grid 1 Accent 5" w:semiHidden="0" w:uiPriority="67" w:unhideWhenUsed="0"/>
+    <w:lsdException w:name="Medium Grid 2 Accent 5" w:semiHidden="0" w:uiPriority="68" w:unhideWhenUsed="0"/>
+    <w:lsdException w:name="Medium Grid 3 Accent 5" w:semiHidden="0" w:uiPriority="69" w:unhideWhenUsed="0"/>
+    <w:lsdException w:name="Dark List Accent 5" w:semiHidden="0" w:uiPriority="70" w:unhideWhenUsed="0"/>
+    <w:lsdException w:name="Colorful Shading Accent 5" w:semiHidden="0" w:uiPriority="71" w:unhideWhenUsed="0"/>
+    <w:lsdException w:name="Colorful List Accent 5" w:semiHidden="0" w:uiPriority="72" w:unhideWhenUsed="0"/>
+    <w:lsdException w:name="Colorful Grid Accent 5" w:semiHidden="0" w:uiPriority="73" w:unhideWhenUsed="0"/>
+    <w:lsdException w:name="Light Shading Accent 6" w:semiHidden="0" w:uiPriority="60" w:unhideWhenUsed="0"/>
+    <w:lsdException w:name="Light List Accent 6" w:semiHidden="0" w:uiPriority="61" w:unhideWhenUsed="0"/>
+    <w:lsdException w:name="Light Grid Accent 6" w:semiHidden="0" w:uiPriority="62" w:unhideWhenUsed="0"/>
+    <w:lsdException w:name="Medium Shading 1 Accent 6" w:semiHidden="0" w:uiPriority="63" w:unhideWhenUsed="0"/>
+    <w:lsdException w:name="Medium Shading 2 Accent 6" w:semiHidden="0" w:uiPriority="64" w:unhideWhenUsed="0"/>
+    <w:lsdException w:name="Medium List 1 Accent 6" w:semiHidden="0" w:uiPriority="65" w:unhideWhenUsed="0"/>
+    <w:lsdException w:name="Medium List 2 Accent 6" w:semiHidden="0" w:uiPriority="66" w:unhideWhenUsed="0"/>
+    <w:lsdException w:name="Medium Grid 1 Accent 6" w:semiHidden="0" w:uiPriority="67" w:unhideWhenUsed="0"/>
+    <w:lsdException w:name="Medium Grid 2 Accent 6" w:semiHidden="0" w:uiPriority="68" w:unhideWhenUsed="0"/>
+    <w:lsdException w:name="Medium Grid 3 Accent 6" w:semiHidden="0" w:uiPriority="69" w:unhideWhenUsed="0"/>
+    <w:lsdException w:name="Dark List Accent 6" w:semiHidden="0" w:uiPriority="70" w:unhideWhenUsed="0"/>
+    <w:lsdException w:name="Colorful Shading Accent 6" w:semiHidden="0" w:uiPriority="71" w:unhideWhenUsed="0"/>
+    <w:lsdException w:name="Colorful List Accent 6" w:semiHidden="0" w:uiPriority="72" w:unhideWhenUsed="0"/>
+    <w:lsdException w:name="Colorful Grid Accent 6" w:semiHidden="0" w:uiPriority="73" w:unhideWhenUsed="0"/>
+    <w:lsdException w:name="Subtle Emphasis" w:semiHidden="0" w:uiPriority="19" w:unhideWhenUsed="0" w:qFormat="1"/>
+    <w:lsdException w:name="Intense Emphasis" w:semiHidden="0" w:uiPriority="21" w:unhideWhenUsed="0" w:qFormat="1"/>
+    <w:lsdException w:name="Subtle Reference" w:semiHidden="0" w:uiPriority="31" w:unhideWhenUsed="0" w:qFormat="1"/>
+    <w:lsdException w:name="Intense Reference" w:semiHidden="0" w:uiPriority="32" w:unhideWhenUsed="0" w:qFormat="1"/>
+    <w:lsdException w:name="Book Title" w:semiHidden="0" w:uiPriority="33" w:unhideWhenUsed="0" w:qFormat="1"/>
+    <w:lsdException w:name="Bibliography" w:uiPriority="37"/>
+    <w:lsdException w:name="TOC Heading" w:uiPriority="39" w:qFormat="1"/>
+  </w:latentStyles>
+  <w:style w:type="paragraph" w:default="1" w:styleId="Normal">
+    <w:name w:val="Normal"/>
+    <w:qFormat/>
+    <w:pPr>
+      <w:suppressAutoHyphens/>
+    </w:pPr>
+    <w:rPr>
+      <w:sz w:val="24"/>
+      <w:szCs w:val="24"/>
+      <w:lang w:val="fr-FR" w:eastAsia="ar-SA"/>
+    </w:rPr>
+  </w:style>
+  <w:style w:type="character" w:default="1" w:styleId="Policepardfaut">
+    <w:name w:val="Default Paragraph Font"/>
+    <w:uiPriority w:val="1"/>
+    <w:semiHidden/>
+    <w:unhideWhenUsed/>
+  </w:style>
+  <w:style w:type="table" w:default="1" w:styleId="TableauNormal">
+    <w:name w:val="Normal Table"/>
+    <w:uiPriority w:val="99"/>
+    <w:semiHidden/>
+    <w:unhideWhenUsed/>
+    <w:tblPr>
+      <w:tblInd w:w="0" w:type="dxa"/>
+      <w:tblCellMar>
+        <w:top w:w="0" w:type="dxa"/>
+        <w:left w:w="108" w:type="dxa"/>
+        <w:bottom w:w="0" w:type="dxa"/>
+        <w:right w:w="108" w:type="dxa"/>
+      </w:tblCellMar>
+    </w:tblPr>
+  </w:style>
+  <w:style w:type="numbering" w:default="1" w:styleId="Aucuneliste">
+    <w:name w:val="No List"/>
+    <w:uiPriority w:val="99"/>
+    <w:semiHidden/>
+    <w:unhideWhenUsed/>
+  </w:style>
+  <w:style w:type="character" w:customStyle="1" w:styleId="WW8Num2z0">
+    <w:name w:val="WW8Num2z0"/>
+    <w:rPr>
+      <w:rFonts w:ascii="Wingdings" w:hAnsi="Wingdings"/>
+    </w:rPr>
+  </w:style>
+  <w:style w:type="character" w:customStyle="1" w:styleId="WW8Num3z0">
+    <w:name w:val="WW8Num3z0"/>
+    <w:rPr>
+      <w:rFonts w:ascii="Wingdings" w:hAnsi="Wingdings"/>
+    </w:rPr>
+  </w:style>
+  <w:style w:type="character" w:customStyle="1" w:styleId="WW8Num4z0">
+    <w:name w:val="WW8Num4z0"/>
+    <w:rPr>
+      <w:rFonts w:ascii="Symbol" w:hAnsi="Symbol"/>
+    </w:rPr>
+  </w:style>
+  <w:style w:type="character" w:customStyle="1" w:styleId="WW8Num5z0">
+    <w:name w:val="WW8Num5z0"/>
+    <w:rPr>
+      <w:rFonts w:ascii="Symbol" w:hAnsi="Symbol"/>
+    </w:rPr>
+  </w:style>
+  <w:style w:type="character" w:customStyle="1" w:styleId="WW8Num6z0">
+    <w:name w:val="WW8Num6z0"/>
+    <w:rPr>
+      <w:rFonts w:ascii="Symbol" w:hAnsi="Symbol"/>
+    </w:rPr>
+  </w:style>
+  <w:style w:type="character" w:customStyle="1" w:styleId="WW8Num7z0">
+    <w:name w:val="WW8Num7z0"/>
+    <w:rPr>
+      <w:rFonts w:ascii="Symbol" w:hAnsi="Symbol"/>
+    </w:rPr>
+  </w:style>
+  <w:style w:type="character" w:customStyle="1" w:styleId="WW8Num8z0">
+    <w:name w:val="WW8Num8z0"/>
+    <w:rPr>
+      <w:rFonts w:ascii="Symbol" w:hAnsi="Symbol"/>
+    </w:rPr>
+  </w:style>
+  <w:style w:type="character" w:customStyle="1" w:styleId="WW8Num9z0">
+    <w:name w:val="WW8Num9z0"/>
+    <w:rPr>
+      <w:rFonts w:ascii="Symbol" w:hAnsi="Symbol"/>
+    </w:rPr>
+  </w:style>
+  <w:style w:type="character" w:customStyle="1" w:styleId="WW8Num10z0">
+    <w:name w:val="WW8Num10z0"/>
+    <w:rPr>
+      <w:rFonts w:ascii="Symbol" w:hAnsi="Symbol"/>
+    </w:rPr>
+  </w:style>
+  <w:style w:type="character" w:customStyle="1" w:styleId="WW8Num11z0">
+    <w:name w:val="WW8Num11z0"/>
+    <w:rPr>
+      <w:rFonts w:ascii="Symbol" w:hAnsi="Symbol"/>
+    </w:rPr>
+  </w:style>
+  <w:style w:type="character" w:customStyle="1" w:styleId="WW8Num12z0">
+    <w:name w:val="WW8Num12z0"/>
+    <w:rPr>
+      <w:rFonts w:ascii="Wingdings" w:hAnsi="Wingdings"/>
+    </w:rPr>
+  </w:style>
+  <w:style w:type="character" w:customStyle="1" w:styleId="WW8Num13z0">
+    <w:name w:val="WW8Num13z0"/>
+    <w:rPr>
+      <w:rFonts w:ascii="Symbol" w:hAnsi="Symbol"/>
+    </w:rPr>
+  </w:style>
+  <w:style w:type="character" w:customStyle="1" w:styleId="WW8Num14z0">
+    <w:name w:val="WW8Num14z0"/>
+    <w:rPr>
+      <w:rFonts w:ascii="Symbol" w:hAnsi="Symbol"/>
+    </w:rPr>
+  </w:style>
+  <w:style w:type="character" w:customStyle="1" w:styleId="WW8Num15z0">
+    <w:name w:val="WW8Num15z0"/>
+    <w:rPr>
+      <w:rFonts w:ascii="Symbol" w:hAnsi="Symbol"/>
+    </w:rPr>
+  </w:style>
+  <w:style w:type="character" w:customStyle="1" w:styleId="WW8Num16z0">
+    <w:name w:val="WW8Num16z0"/>
+    <w:rPr>
+      <w:rFonts w:ascii="Symbol" w:hAnsi="Symbol"/>
+    </w:rPr>
+  </w:style>
+  <w:style w:type="character" w:customStyle="1" w:styleId="WW8Num18z0">
+    <w:name w:val="WW8Num18z0"/>
+    <w:rPr>
+      <w:rFonts w:ascii="Symbol" w:hAnsi="Symbol"/>
+    </w:rPr>
+  </w:style>
+  <w:style w:type="character" w:customStyle="1" w:styleId="WW8Num19z0">
+    <w:name w:val="WW8Num19z0"/>
+    <w:rPr>
+      <w:rFonts w:ascii="Wingdings" w:hAnsi="Wingdings"/>
+    </w:rPr>
+  </w:style>
+  <w:style w:type="character" w:customStyle="1" w:styleId="WW8Num21z0">
+    <w:name w:val="WW8Num21z0"/>
+    <w:rPr>
+      <w:rFonts w:ascii="Wingdings" w:hAnsi="Wingdings"/>
+    </w:rPr>
+  </w:style>
+  <w:style w:type="character" w:customStyle="1" w:styleId="WW8Num22z0">
+    <w:name w:val="WW8Num22z0"/>
+    <w:rPr>
+      <w:rFonts w:ascii="Symbol" w:hAnsi="Symbol"/>
+    </w:rPr>
+  </w:style>
+  <w:style w:type="character" w:customStyle="1" w:styleId="WW8Num23z0">
+    <w:name w:val="WW8Num23z0"/>
+    <w:rPr>
+      <w:rFonts w:ascii="Wingdings" w:hAnsi="Wingdings"/>
+    </w:rPr>
+  </w:style>
+  <w:style w:type="character" w:customStyle="1" w:styleId="WW8Num25z0">
+    <w:name w:val="WW8Num25z0"/>
+    <w:rPr>
+      <w:rFonts w:ascii="Wingdings" w:hAnsi="Wingdings"/>
+    </w:rPr>
+  </w:style>
+  <w:style w:type="character" w:customStyle="1" w:styleId="WW8Num26z0">
+    <w:name w:val="WW8Num26z0"/>
+    <w:rPr>
+      <w:rFonts w:ascii="Symbol" w:hAnsi="Symbol"/>
+    </w:rPr>
+  </w:style>
+  <w:style w:type="character" w:customStyle="1" w:styleId="WW8Num27z0">
+    <w:name w:val="WW8Num27z0"/>
+    <w:rPr>
+      <w:rFonts w:ascii="Wingdings" w:hAnsi="Wingdings"/>
+    </w:rPr>
+  </w:style>
+  <w:style w:type="character" w:customStyle="1" w:styleId="WW8Num28z0">
+    <w:name w:val="WW8Num28z0"/>
+    <w:rPr>
+      <w:rFonts w:ascii="Symbol" w:hAnsi="Symbol"/>
+    </w:rPr>
+  </w:style>
+  <w:style w:type="character" w:customStyle="1" w:styleId="WW8Num29z0">
+    <w:name w:val="WW8Num29z0"/>
+    <w:rPr>
+      <w:rFonts w:ascii="Wingdings" w:hAnsi="Wingdings"/>
+    </w:rPr>
+  </w:style>
+  <w:style w:type="character" w:customStyle="1" w:styleId="WW8Num30z0">
+    <w:name w:val="WW8Num30z0"/>
+    <w:rPr>
+      <w:rFonts w:ascii="Wingdings" w:hAnsi="Wingdings"/>
+    </w:rPr>
+  </w:style>
+  <w:style w:type="character" w:customStyle="1" w:styleId="WW8Num31z0">
+    <w:name w:val="WW8Num31z0"/>
+    <w:rPr>
+      <w:rFonts w:ascii="Symbol" w:hAnsi="Symbol"/>
+    </w:rPr>
+  </w:style>
+  <w:style w:type="character" w:customStyle="1" w:styleId="WW8Num32z0">
+    <w:name w:val="WW8Num32z0"/>
+    <w:rPr>
+      <w:rFonts w:ascii="Wingdings" w:hAnsi="Wingdings"/>
+    </w:rPr>
+  </w:style>
+  <w:style w:type="character" w:customStyle="1" w:styleId="Absatz-Standardschriftart">
+    <w:name w:val="Absatz-Standardschriftart"/>
+  </w:style>
+  <w:style w:type="character" w:customStyle="1" w:styleId="WW8Num1z0">
+    <w:name w:val="WW8Num1z0"/>
+    <w:rPr>
+      <w:rFonts w:ascii="Symbol" w:hAnsi="Symbol"/>
+    </w:rPr>
+  </w:style>
+  <w:style w:type="character" w:customStyle="1" w:styleId="WW8Num1z2">
+    <w:name w:val="WW8Num1z2"/>
+    <w:rPr>
+      <w:rFonts w:ascii="Courier New" w:hAnsi="Courier New"/>
+    </w:rPr>
+  </w:style>
+  <w:style w:type="character" w:customStyle="1" w:styleId="WW8Num1z3">
+    <w:name w:val="WW8Num1z3"/>
+    <w:rPr>
+      <w:rFonts w:ascii="Wingdings" w:hAnsi="Wingdings"/>
+    </w:rPr>
+  </w:style>
+  <w:style w:type="character" w:customStyle="1" w:styleId="WW8Num2z1">
+    <w:name w:val="WW8Num2z1"/>
+    <w:rPr>
+      <w:rFonts w:ascii="Wingdings" w:hAnsi="Wingdings"/>
+    </w:rPr>
+  </w:style>
+  <w:style w:type="character" w:customStyle="1" w:styleId="WW8Num3z1">
+    <w:name w:val="WW8Num3z1"/>
+    <w:rPr>
+      <w:rFonts w:ascii="Courier New" w:hAnsi="Courier New" w:cs="Courier New"/>
+    </w:rPr>
+  </w:style>
+  <w:style w:type="character" w:customStyle="1" w:styleId="WW8Num3z3">
+    <w:name w:val="WW8Num3z3"/>
+    <w:rPr>
+      <w:rFonts w:ascii="Symbol" w:hAnsi="Symbol"/>
+    </w:rPr>
+  </w:style>
+  <w:style w:type="character" w:customStyle="1" w:styleId="WW8Num4z1">
+    <w:name w:val="WW8Num4z1"/>
+    <w:rPr>
+      <w:rFonts w:ascii="Courier New" w:hAnsi="Courier New" w:cs="Courier New"/>
+    </w:rPr>
+  </w:style>
+  <w:style w:type="character" w:customStyle="1" w:styleId="WW8Num4z2">
+    <w:name w:val="WW8Num4z2"/>
+    <w:rPr>
+      <w:rFonts w:ascii="Wingdings" w:hAnsi="Wingdings"/>
+    </w:rPr>
+  </w:style>
+  <w:style w:type="character" w:customStyle="1" w:styleId="WW8Num5z1">
+    <w:name w:val="WW8Num5z1"/>
+    <w:rPr>
+      <w:rFonts w:ascii="Courier New" w:hAnsi="Courier New" w:cs="Courier New"/>
+    </w:rPr>
+  </w:style>
+  <w:style w:type="character" w:customStyle="1" w:styleId="WW8Num5z2">
+    <w:name w:val="WW8Num5z2"/>
+    <w:rPr>
+      <w:rFonts w:ascii="Wingdings" w:hAnsi="Wingdings"/>
+    </w:rPr>
+  </w:style>
+  <w:style w:type="character" w:customStyle="1" w:styleId="WW8Num6z1">
+    <w:name w:val="WW8Num6z1"/>
+    <w:rPr>
+      <w:rFonts w:ascii="Courier New" w:hAnsi="Courier New" w:cs="Courier New"/>
+    </w:rPr>
+  </w:style>
+  <w:style w:type="character" w:customStyle="1" w:styleId="WW8Num6z2">
+    <w:name w:val="WW8Num6z2"/>
+    <w:rPr>
+      <w:rFonts w:ascii="Wingdings" w:hAnsi="Wingdings"/>
+    </w:rPr>
+  </w:style>
+  <w:style w:type="character" w:customStyle="1" w:styleId="WW8Num7z1">
+    <w:name w:val="WW8Num7z1"/>
+    <w:rPr>
+      <w:rFonts w:ascii="Courier New" w:hAnsi="Courier New" w:cs="Courier New"/>
+    </w:rPr>
+  </w:style>
+  <w:style w:type="character" w:customStyle="1" w:styleId="WW8Num7z2">
+    <w:name w:val="WW8Num7z2"/>
+    <w:rPr>
+      <w:rFonts w:ascii="Wingdings" w:hAnsi="Wingdings"/>
+    </w:rPr>
+  </w:style>
+  <w:style w:type="character" w:customStyle="1" w:styleId="WW8Num8z1">
+    <w:name w:val="WW8Num8z1"/>
+    <w:rPr>
+      <w:rFonts w:ascii="Courier New" w:hAnsi="Courier New" w:cs="Courier New"/>
+    </w:rPr>
+  </w:style>
+  <w:style w:type="character" w:customStyle="1" w:styleId="WW8Num8z2">
+    <w:name w:val="WW8Num8z2"/>
+    <w:rPr>
+      <w:rFonts w:ascii="Wingdings" w:hAnsi="Wingdings"/>
+    </w:rPr>
+  </w:style>
+  <w:style w:type="character" w:customStyle="1" w:styleId="WW8Num9z1">
+    <w:name w:val="WW8Num9z1"/>
+    <w:rPr>
+      <w:rFonts w:ascii="Courier New" w:hAnsi="Courier New" w:cs="Courier New"/>
+    </w:rPr>
+  </w:style>
+  <w:style w:type="character" w:customStyle="1" w:styleId="WW8Num9z2">
+    <w:name w:val="WW8Num9z2"/>
+    <w:rPr>
+      <w:rFonts w:ascii="Wingdings" w:hAnsi="Wingdings"/>
+    </w:rPr>
+  </w:style>
+  <w:style w:type="character" w:customStyle="1" w:styleId="WW8Num10z1">
+    <w:name w:val="WW8Num10z1"/>
+    <w:rPr>
+      <w:rFonts w:ascii="Courier New" w:hAnsi="Courier New" w:cs="Courier New"/>
+    </w:rPr>
+  </w:style>
+  <w:style w:type="character" w:customStyle="1" w:styleId="WW8Num10z2">
+    <w:name w:val="WW8Num10z2"/>
+    <w:rPr>
+      <w:rFonts w:ascii="Wingdings" w:hAnsi="Wingdings"/>
+    </w:rPr>
+  </w:style>
+  <w:style w:type="character" w:customStyle="1" w:styleId="WW8Num11z1">
+    <w:name w:val="WW8Num11z1"/>
+    <w:rPr>
+      <w:rFonts w:ascii="Courier New" w:hAnsi="Courier New"/>
+    </w:rPr>
+  </w:style>
+  <w:style w:type="character" w:customStyle="1" w:styleId="WW8Num11z2">
+    <w:name w:val="WW8Num11z2"/>
+    <w:rPr>
+      <w:rFonts w:ascii="Wingdings" w:hAnsi="Wingdings"/>
+    </w:rPr>
+  </w:style>
+  <w:style w:type="character" w:customStyle="1" w:styleId="WW8Num12z1">
+    <w:name w:val="WW8Num12z1"/>
+    <w:rPr>
+      <w:rFonts w:ascii="Courier New" w:hAnsi="Courier New" w:cs="Courier New"/>
+    </w:rPr>
+  </w:style>
+  <w:style w:type="character" w:customStyle="1" w:styleId="WW8Num12z3">
+    <w:name w:val="WW8Num12z3"/>
+    <w:rPr>
+      <w:rFonts w:ascii="Symbol" w:hAnsi="Symbol"/>
+    </w:rPr>
+  </w:style>
+  <w:style w:type="character" w:customStyle="1" w:styleId="WW8Num13z1">
+    <w:name w:val="WW8Num13z1"/>
+    <w:rPr>
+      <w:rFonts w:ascii="Courier New" w:hAnsi="Courier New" w:cs="Courier New"/>
+    </w:rPr>
+  </w:style>
+  <w:style w:type="character" w:customStyle="1" w:styleId="WW8Num13z2">
+    <w:name w:val="WW8Num13z2"/>
+    <w:rPr>
+      <w:rFonts w:ascii="Wingdings" w:hAnsi="Wingdings"/>
+    </w:rPr>
+  </w:style>
+  <w:style w:type="character" w:customStyle="1" w:styleId="WW8Num14z1">
+    <w:name w:val="WW8Num14z1"/>
+    <w:rPr>
+      <w:rFonts w:ascii="Courier New" w:hAnsi="Courier New" w:cs="Courier New"/>
+    </w:rPr>
+  </w:style>
+  <w:style w:type="character" w:customStyle="1" w:styleId="WW8Num14z2">
+    <w:name w:val="WW8Num14z2"/>
+    <w:rPr>
+      <w:rFonts w:ascii="Wingdings" w:hAnsi="Wingdings"/>
+    </w:rPr>
+  </w:style>
+  <w:style w:type="character" w:customStyle="1" w:styleId="WW8Num15z1">
+    <w:name w:val="WW8Num15z1"/>
+    <w:rPr>
+      <w:rFonts w:ascii="Courier New" w:hAnsi="Courier New" w:cs="Courier New"/>
+    </w:rPr>
+  </w:style>
+  <w:style w:type="character" w:customStyle="1" w:styleId="WW8Num15z2">
+    <w:name w:val="WW8Num15z2"/>
+    <w:rPr>
+      <w:rFonts w:ascii="Wingdings" w:hAnsi="Wingdings"/>
+    </w:rPr>
+  </w:style>
+  <w:style w:type="character" w:customStyle="1" w:styleId="WW8Num16z1">
+    <w:name w:val="WW8Num16z1"/>
+    <w:rPr>
+      <w:rFonts w:ascii="Courier New" w:hAnsi="Courier New"/>
+    </w:rPr>
+  </w:style>
+  <w:style w:type="character" w:customStyle="1" w:styleId="WW8Num16z2">
+    <w:name w:val="WW8Num16z2"/>
+    <w:rPr>
+      <w:rFonts w:ascii="Wingdings" w:hAnsi="Wingdings"/>
+    </w:rPr>
+  </w:style>
+  <w:style w:type="character" w:customStyle="1" w:styleId="WW8Num17z0">
+    <w:name w:val="WW8Num17z0"/>
+    <w:rPr>
+      <w:rFonts w:ascii="Wingdings" w:hAnsi="Wingdings"/>
+    </w:rPr>
+  </w:style>
+  <w:style w:type="character" w:customStyle="1" w:styleId="WW8Num17z1">
+    <w:name w:val="WW8Num17z1"/>
+    <w:rPr>
+      <w:rFonts w:ascii="Courier New" w:hAnsi="Courier New" w:cs="Courier New"/>
+    </w:rPr>
+  </w:style>
+  <w:style w:type="character" w:customStyle="1" w:styleId="WW8Num17z3">
+    <w:name w:val="WW8Num17z3"/>
+    <w:rPr>
+      <w:rFonts w:ascii="Symbol" w:hAnsi="Symbol"/>
+    </w:rPr>
+  </w:style>
+  <w:style w:type="character" w:customStyle="1" w:styleId="WW8Num18z1">
+    <w:name w:val="WW8Num18z1"/>
+    <w:rPr>
+      <w:rFonts w:ascii="Courier New" w:hAnsi="Courier New" w:cs="Courier New"/>
+    </w:rPr>
+  </w:style>
+  <w:style w:type="character" w:customStyle="1" w:styleId="WW8Num18z2">
+    <w:name w:val="WW8Num18z2"/>
+    <w:rPr>
+      <w:rFonts w:ascii="Wingdings" w:hAnsi="Wingdings"/>
+    </w:rPr>
+  </w:style>
+  <w:style w:type="character" w:customStyle="1" w:styleId="WW8Num19z1">
+    <w:name w:val="WW8Num19z1"/>
+    <w:rPr>
+      <w:rFonts w:ascii="Courier New" w:hAnsi="Courier New" w:cs="Courier New"/>
+    </w:rPr>
+  </w:style>
+  <w:style w:type="character" w:customStyle="1" w:styleId="WW8Num19z2">
+    <w:name w:val="WW8Num19z2"/>
+    <w:rPr>
+      <w:rFonts w:ascii="Wingdings" w:hAnsi="Wingdings"/>
+    </w:rPr>
+  </w:style>
+  <w:style w:type="character" w:customStyle="1" w:styleId="WW8Num19z3">
+    <w:name w:val="WW8Num19z3"/>
+    <w:rPr>
+      <w:rFonts w:ascii="Symbol" w:hAnsi="Symbol"/>
+    </w:rPr>
+  </w:style>
+  <w:style w:type="character" w:customStyle="1" w:styleId="WW8Num20z0">
+    <w:name w:val="WW8Num20z0"/>
+    <w:rPr>
+      <w:rFonts w:ascii="Symbol" w:hAnsi="Symbol"/>
+    </w:rPr>
+  </w:style>
+  <w:style w:type="character" w:customStyle="1" w:styleId="WW8Num20z1">
+    <w:name w:val="WW8Num20z1"/>
+    <w:rPr>
+      <w:rFonts w:ascii="Courier New" w:hAnsi="Courier New" w:cs="Courier New"/>
+    </w:rPr>
+  </w:style>
+  <w:style w:type="character" w:customStyle="1" w:styleId="WW8Num20z2">
+    <w:name w:val="WW8Num20z2"/>
+    <w:rPr>
+      <w:rFonts w:ascii="Wingdings" w:hAnsi="Wingdings"/>
+    </w:rPr>
+  </w:style>
+  <w:style w:type="character" w:customStyle="1" w:styleId="WW8Num21z1">
+    <w:name w:val="WW8Num21z1"/>
+    <w:rPr>
+      <w:rFonts w:ascii="Courier New" w:hAnsi="Courier New"/>
+    </w:rPr>
+  </w:style>
+  <w:style w:type="character" w:customStyle="1" w:styleId="WW8Num21z3">
+    <w:name w:val="WW8Num21z3"/>
+    <w:rPr>
+      <w:rFonts w:ascii="Symbol" w:hAnsi="Symbol"/>
+    </w:rPr>
+  </w:style>
+  <w:style w:type="character" w:customStyle="1" w:styleId="WW8Num23z1">
+    <w:name w:val="WW8Num23z1"/>
+    <w:rPr>
+      <w:rFonts w:ascii="Courier New" w:hAnsi="Courier New" w:cs="Courier New"/>
+    </w:rPr>
+  </w:style>
+  <w:style w:type="character" w:customStyle="1" w:styleId="WW8Num23z3">
+    <w:name w:val="WW8Num23z3"/>
+    <w:rPr>
+      <w:rFonts w:ascii="Symbol" w:hAnsi="Symbol"/>
+    </w:rPr>
+  </w:style>
+  <w:style w:type="character" w:customStyle="1" w:styleId="WW8Num24z1">
+    <w:name w:val="WW8Num24z1"/>
+    <w:rPr>
+      <w:rFonts w:ascii="Courier New" w:hAnsi="Courier New" w:cs="Courier New"/>
+    </w:rPr>
+  </w:style>
+  <w:style w:type="character" w:customStyle="1" w:styleId="WW8Num24z2">
+    <w:name w:val="WW8Num24z2"/>
+    <w:rPr>
+      <w:rFonts w:ascii="Wingdings" w:hAnsi="Wingdings"/>
+    </w:rPr>
+  </w:style>
+  <w:style w:type="character" w:customStyle="1" w:styleId="WW8Num24z3">
+    <w:name w:val="WW8Num24z3"/>
+    <w:rPr>
+      <w:rFonts w:ascii="Symbol" w:hAnsi="Symbol"/>
+    </w:rPr>
+  </w:style>
+  <w:style w:type="character" w:customStyle="1" w:styleId="WW8Num25z1">
+    <w:name w:val="WW8Num25z1"/>
+    <w:rPr>
+      <w:rFonts w:ascii="Courier New" w:hAnsi="Courier New" w:cs="Courier New"/>
+    </w:rPr>
+  </w:style>
+  <w:style w:type="character" w:customStyle="1" w:styleId="WW8Num25z3">
+    <w:name w:val="WW8Num25z3"/>
+    <w:rPr>
+      <w:rFonts w:ascii="Symbol" w:hAnsi="Symbol"/>
+    </w:rPr>
+  </w:style>
+  <w:style w:type="character" w:customStyle="1" w:styleId="WW8Num26z1">
+    <w:name w:val="WW8Num26z1"/>
+    <w:rPr>
+      <w:rFonts w:ascii="Courier New" w:hAnsi="Courier New" w:cs="Courier New"/>
+    </w:rPr>
+  </w:style>
+  <w:style w:type="character" w:customStyle="1" w:styleId="WW8Num26z2">
+    <w:name w:val="WW8Num26z2"/>
+    <w:rPr>
+      <w:rFonts w:ascii="Wingdings" w:hAnsi="Wingdings"/>
+    </w:rPr>
+  </w:style>
+  <w:style w:type="character" w:customStyle="1" w:styleId="WW8Num27z1">
+    <w:name w:val="WW8Num27z1"/>
+    <w:rPr>
+      <w:rFonts w:ascii="Courier New" w:hAnsi="Courier New" w:cs="Courier New"/>
+    </w:rPr>
+  </w:style>
+  <w:style w:type="character" w:customStyle="1" w:styleId="WW8Num27z3">
+    <w:name w:val="WW8Num27z3"/>
+    <w:rPr>
+      <w:rFonts w:ascii="Symbol" w:hAnsi="Symbol"/>
+    </w:rPr>
+  </w:style>
+  <w:style w:type="character" w:customStyle="1" w:styleId="WW8Num28z1">
+    <w:name w:val="WW8Num28z1"/>
+    <w:rPr>
+      <w:rFonts w:ascii="Courier New" w:hAnsi="Courier New" w:cs="Courier New"/>
+    </w:rPr>
+  </w:style>
+  <w:style w:type="character" w:customStyle="1" w:styleId="WW8Num28z2">
+    <w:name w:val="WW8Num28z2"/>
+    <w:rPr>
+      <w:rFonts w:ascii="Wingdings" w:hAnsi="Wingdings"/>
+    </w:rPr>
+  </w:style>
+  <w:style w:type="character" w:customStyle="1" w:styleId="WW8Num30z1">
+    <w:name w:val="WW8Num30z1"/>
+    <w:rPr>
+      <w:rFonts w:ascii="Courier New" w:hAnsi="Courier New" w:cs="Courier New"/>
+    </w:rPr>
+  </w:style>
+  <w:style w:type="character" w:customStyle="1" w:styleId="WW8Num30z3">
+    <w:name w:val="WW8Num30z3"/>
+    <w:rPr>
+      <w:rFonts w:ascii="Symbol" w:hAnsi="Symbol"/>
+    </w:rPr>
+  </w:style>
+  <w:style w:type="character" w:customStyle="1" w:styleId="WW8Num31z1">
+    <w:name w:val="WW8Num31z1"/>
+    <w:rPr>
+      <w:rFonts w:ascii="Courier New" w:hAnsi="Courier New" w:cs="Courier New"/>
+    </w:rPr>
+  </w:style>
+  <w:style w:type="character" w:customStyle="1" w:styleId="WW8Num31z2">
+    <w:name w:val="WW8Num31z2"/>
+    <w:rPr>
+      <w:rFonts w:ascii="Wingdings" w:hAnsi="Wingdings"/>
+    </w:rPr>
+  </w:style>
+  <w:style w:type="character" w:customStyle="1" w:styleId="WW8Num32z1">
+    <w:name w:val="WW8Num32z1"/>
+    <w:rPr>
+      <w:rFonts w:ascii="Courier New" w:hAnsi="Courier New" w:cs="Courier New"/>
+    </w:rPr>
+  </w:style>
+  <w:style w:type="character" w:customStyle="1" w:styleId="WW8Num32z3">
+    <w:name w:val="WW8Num32z3"/>
+    <w:rPr>
+      <w:rFonts w:ascii="Symbol" w:hAnsi="Symbol"/>
+    </w:rPr>
+  </w:style>
+  <w:style w:type="character" w:customStyle="1" w:styleId="WW8Num33z0">
+    <w:name w:val="WW8Num33z0"/>
+    <w:rPr>
+      <w:rFonts w:ascii="Wingdings" w:hAnsi="Wingdings"/>
+    </w:rPr>
+  </w:style>
+  <w:style w:type="character" w:customStyle="1" w:styleId="WW8Num33z1">
+    <w:name w:val="WW8Num33z1"/>
+    <w:rPr>
+      <w:rFonts w:ascii="Courier New" w:hAnsi="Courier New" w:cs="Courier New"/>
+    </w:rPr>
+  </w:style>
+  <w:style w:type="character" w:customStyle="1" w:styleId="WW8Num33z3">
+    <w:name w:val="WW8Num33z3"/>
+    <w:rPr>
+      <w:rFonts w:ascii="Symbol" w:hAnsi="Symbol"/>
+    </w:rPr>
+  </w:style>
+  <w:style w:type="character" w:customStyle="1" w:styleId="WW8Num34z0">
+    <w:name w:val="WW8Num34z0"/>
+    <w:rPr>
+      <w:rFonts w:ascii="Symbol" w:hAnsi="Symbol"/>
+    </w:rPr>
+  </w:style>
+  <w:style w:type="character" w:customStyle="1" w:styleId="WW8Num34z1">
+    <w:name w:val="WW8Num34z1"/>
+    <w:rPr>
+      <w:rFonts w:ascii="Courier New" w:hAnsi="Courier New" w:cs="Courier New"/>
+    </w:rPr>
+  </w:style>
+  <w:style w:type="character" w:customStyle="1" w:styleId="WW8Num34z2">
+    <w:name w:val="WW8Num34z2"/>
+    <w:rPr>
+      <w:rFonts w:ascii="Wingdings" w:hAnsi="Wingdings"/>
+    </w:rPr>
+  </w:style>
+  <w:style w:type="character" w:customStyle="1" w:styleId="WW8Num35z0">
+    <w:name w:val="WW8Num35z0"/>
+    <w:rPr>
+      <w:rFonts w:ascii="Wingdings" w:hAnsi="Wingdings"/>
+    </w:rPr>
+  </w:style>
+  <w:style w:type="character" w:customStyle="1" w:styleId="WW8Num35z1">
+    <w:name w:val="WW8Num35z1"/>
+    <w:rPr>
+      <w:rFonts w:ascii="Courier New" w:hAnsi="Courier New" w:cs="Courier New"/>
+    </w:rPr>
+  </w:style>
+  <w:style w:type="character" w:customStyle="1" w:styleId="WW8Num35z3">
+    <w:name w:val="WW8Num35z3"/>
+    <w:rPr>
+      <w:rFonts w:ascii="Symbol" w:hAnsi="Symbol"/>
+    </w:rPr>
+  </w:style>
+  <w:style w:type="character" w:customStyle="1" w:styleId="WW8Num36z0">
+    <w:name w:val="WW8Num36z0"/>
+    <w:rPr>
+      <w:rFonts w:ascii="Wingdings" w:hAnsi="Wingdings"/>
+    </w:rPr>
+  </w:style>
+  <w:style w:type="character" w:customStyle="1" w:styleId="WW8Num36z1">
+    <w:name w:val="WW8Num36z1"/>
+    <w:rPr>
+      <w:rFonts w:ascii="Courier New" w:hAnsi="Courier New" w:cs="Courier New"/>
+    </w:rPr>
+  </w:style>
+  <w:style w:type="character" w:customStyle="1" w:styleId="WW8Num36z3">
+    <w:name w:val="WW8Num36z3"/>
+    <w:rPr>
+      <w:rFonts w:ascii="Symbol" w:hAnsi="Symbol"/>
+    </w:rPr>
+  </w:style>
+  <w:style w:type="character" w:customStyle="1" w:styleId="WW8Num37z0">
+    <w:name w:val="WW8Num37z0"/>
+    <w:rPr>
+      <w:rFonts w:ascii="Wingdings" w:hAnsi="Wingdings"/>
+    </w:rPr>
+  </w:style>
+  <w:style w:type="character" w:customStyle="1" w:styleId="WW8Num37z1">
+    <w:name w:val="WW8Num37z1"/>
+    <w:rPr>
+      <w:rFonts w:ascii="Courier New" w:hAnsi="Courier New" w:cs="Courier New"/>
+    </w:rPr>
+  </w:style>
+  <w:style w:type="character" w:customStyle="1" w:styleId="WW8Num37z3">
+    <w:name w:val="WW8Num37z3"/>
+    <w:rPr>
+      <w:rFonts w:ascii="Symbol" w:hAnsi="Symbol"/>
+    </w:rPr>
+  </w:style>
+  <w:style w:type="character" w:customStyle="1" w:styleId="WW8Num39z0">
+    <w:name w:val="WW8Num39z0"/>
+    <w:rPr>
+      <w:rFonts w:ascii="Symbol" w:hAnsi="Symbol"/>
+    </w:rPr>
+  </w:style>
+  <w:style w:type="character" w:customStyle="1" w:styleId="WW8Num39z1">
+    <w:name w:val="WW8Num39z1"/>
+    <w:rPr>
+      <w:rFonts w:ascii="Courier New" w:hAnsi="Courier New" w:cs="Courier New"/>
+    </w:rPr>
+  </w:style>
+  <w:style w:type="character" w:customStyle="1" w:styleId="WW8Num39z2">
+    <w:name w:val="WW8Num39z2"/>
+    <w:rPr>
+      <w:rFonts w:ascii="Wingdings" w:hAnsi="Wingdings"/>
+    </w:rPr>
+  </w:style>
+  <w:style w:type="character" w:customStyle="1" w:styleId="WW8Num40z0">
+    <w:name w:val="WW8Num40z0"/>
+    <w:rPr>
+      <w:rFonts w:ascii="Symbol" w:hAnsi="Symbol"/>
+    </w:rPr>
+  </w:style>
+  <w:style w:type="character" w:customStyle="1" w:styleId="WW8Num40z1">
+    <w:name w:val="WW8Num40z1"/>
+    <w:rPr>
+      <w:rFonts w:ascii="Courier New" w:hAnsi="Courier New" w:cs="Courier New"/>
+    </w:rPr>
+  </w:style>
+  <w:style w:type="character" w:customStyle="1" w:styleId="WW8Num40z2">
+    <w:name w:val="WW8Num40z2"/>
+    <w:rPr>
+      <w:rFonts w:ascii="Wingdings" w:hAnsi="Wingdings"/>
+    </w:rPr>
+  </w:style>
+  <w:style w:type="character" w:customStyle="1" w:styleId="WW8Num41z0">
+    <w:name w:val="WW8Num41z0"/>
+    <w:rPr>
+      <w:rFonts w:ascii="Wingdings" w:hAnsi="Wingdings"/>
+    </w:rPr>
+  </w:style>
+  <w:style w:type="character" w:customStyle="1" w:styleId="WW8Num41z1">
+    <w:name w:val="WW8Num41z1"/>
+    <w:rPr>
+      <w:rFonts w:ascii="Courier New" w:hAnsi="Courier New" w:cs="Courier New"/>
+    </w:rPr>
+  </w:style>
+  <w:style w:type="character" w:customStyle="1" w:styleId="WW8Num41z3">
+    <w:name w:val="WW8Num41z3"/>
+    <w:rPr>
+      <w:rFonts w:ascii="Symbol" w:hAnsi="Symbol"/>
+    </w:rPr>
+  </w:style>
+  <w:style w:type="character" w:customStyle="1" w:styleId="WW8Num42z0">
+    <w:name w:val="WW8Num42z0"/>
+    <w:rPr>
+      <w:rFonts w:ascii="Symbol" w:hAnsi="Symbol"/>
+    </w:rPr>
+  </w:style>
+  <w:style w:type="character" w:customStyle="1" w:styleId="WW8Num42z1">
+    <w:name w:val="WW8Num42z1"/>
+    <w:rPr>
+      <w:rFonts w:ascii="Courier New" w:hAnsi="Courier New" w:cs="Courier New"/>
+    </w:rPr>
+  </w:style>
+  <w:style w:type="character" w:customStyle="1" w:styleId="WW8Num42z2">
+    <w:name w:val="WW8Num42z2"/>
+    <w:rPr>
+      <w:rFonts w:ascii="Wingdings" w:hAnsi="Wingdings"/>
+    </w:rPr>
+  </w:style>
+  <w:style w:type="character" w:styleId="lev">
+    <w:name w:val="Strong"/>
+    <w:qFormat/>
+    <w:rPr>
+      <w:b/>
+      <w:bCs/>
+    </w:rPr>
+  </w:style>
+  <w:style w:type="character" w:styleId="Marquedannotation">
+    <w:name w:val="annotation reference"/>
+    <w:uiPriority w:val="99"/>
+    <w:rPr>
+      <w:sz w:val="16"/>
+      <w:szCs w:val="16"/>
+    </w:rPr>
+  </w:style>
+  <w:style w:type="character" w:styleId="Lienhypertexte">
+    <w:name w:val="Hyperlink"/>
+    <w:uiPriority w:val="99"/>
+    <w:rPr>
+      <w:color w:val="0000FF"/>
+      <w:u w:val="single"/>
+    </w:rPr>
+  </w:style>
+  <w:style w:type="character" w:customStyle="1" w:styleId="DocumentMapChar">
+    <w:name w:val="Document Map Char"/>
+    <w:rPr>
+      <w:rFonts w:ascii="Lucida Grande" w:hAnsi="Lucida Grande"/>
+      <w:sz w:val="24"/>
+      <w:szCs w:val="24"/>
+      <w:lang w:val="fr-FR"/>
+    </w:rPr>
+  </w:style>
+  <w:style w:type="character" w:customStyle="1" w:styleId="HeaderChar">
+    <w:name w:val="Header Char"/>
+    <w:rPr>
+      <w:sz w:val="24"/>
+      <w:szCs w:val="24"/>
+    </w:rPr>
+  </w:style>
+  <w:style w:type="character" w:customStyle="1" w:styleId="FooterChar">
+    <w:name w:val="Footer Char"/>
+    <w:rPr>
+      <w:sz w:val="24"/>
+      <w:szCs w:val="24"/>
+    </w:rPr>
+  </w:style>
+  <w:style w:type="paragraph" w:customStyle="1" w:styleId="Heading">
+    <w:name w:val="Heading"/>
+    <w:basedOn w:val="Normal"/>
+    <w:next w:val="Corpsdetexte"/>
+    <w:pPr>
+      <w:keepNext/>
+      <w:spacing w:before="240" w:after="120"/>
+    </w:pPr>
+    <w:rPr>
+      <w:rFonts w:ascii="Liberation Sans" w:eastAsia="WenQuanYi Zen Hei" w:hAnsi="Liberation Sans" w:cs="Lohit Devanagari"/>
+      <w:sz w:val="28"/>
+      <w:szCs w:val="28"/>
+    </w:rPr>
+  </w:style>
+  <w:style w:type="paragraph" w:styleId="Corpsdetexte">
+    <w:name w:val="Body Text"/>
+    <w:basedOn w:val="Normal"/>
+    <w:pPr>
+      <w:spacing w:after="120"/>
+    </w:pPr>
+  </w:style>
+  <w:style w:type="paragraph" w:styleId="Liste">
+    <w:name w:val="List"/>
+    <w:basedOn w:val="Corpsdetexte"/>
+    <w:rPr>
+      <w:rFonts w:cs="Lohit Devanagari"/>
+    </w:rPr>
+  </w:style>
+  <w:style w:type="paragraph" w:styleId="Lgende">
+    <w:name w:val="caption"/>
+    <w:basedOn w:val="Normal"/>
+    <w:qFormat/>
+    <w:pPr>
+      <w:suppressLineNumbers/>
+      <w:spacing w:before="120" w:after="120"/>
+    </w:pPr>
+    <w:rPr>
+      <w:rFonts w:cs="Lohit Devanagari"/>
+      <w:i/>
+      <w:iCs/>
+    </w:rPr>
+  </w:style>
+  <w:style w:type="paragraph" w:customStyle="1" w:styleId="Index">
+    <w:name w:val="Index"/>
+    <w:basedOn w:val="Normal"/>
+    <w:pPr>
+      <w:suppressLineNumbers/>
+    </w:pPr>
+    <w:rPr>
+      <w:rFonts w:cs="Lohit Devanagari"/>
+    </w:rPr>
+  </w:style>
+  <w:style w:type="paragraph" w:styleId="Titre">
+    <w:name w:val="Title"/>
+    <w:basedOn w:val="Normal"/>
+    <w:next w:val="Sous-titre"/>
+    <w:qFormat/>
+    <w:pPr>
+      <w:jc w:val="center"/>
+    </w:pPr>
+    <w:rPr>
+      <w:b/>
+      <w:bCs/>
+      <w:lang w:val="en-GB"/>
+    </w:rPr>
+  </w:style>
+  <w:style w:type="paragraph" w:styleId="Sous-titre">
+    <w:name w:val="Subtitle"/>
+    <w:basedOn w:val="Heading"/>
+    <w:next w:val="Corpsdetexte"/>
+    <w:qFormat/>
+    <w:pPr>
+      <w:jc w:val="center"/>
+    </w:pPr>
+    <w:rPr>
+      <w:i/>
+      <w:iCs/>
+    </w:rPr>
+  </w:style>
+  <w:style w:type="paragraph" w:styleId="Commentaire">
+    <w:name w:val="annotation text"/>
+    <w:basedOn w:val="Normal"/>
+    <w:link w:val="CommentaireCar"/>
+    <w:uiPriority w:val="99"/>
+    <w:rPr>
+      <w:sz w:val="20"/>
+      <w:szCs w:val="20"/>
+    </w:rPr>
+  </w:style>
+  <w:style w:type="paragraph" w:styleId="Objetducommentaire">
+    <w:name w:val="annotation subject"/>
+    <w:basedOn w:val="Commentaire"/>
+    <w:next w:val="Commentaire"/>
+    <w:rPr>
+      <w:b/>
+      <w:bCs/>
+    </w:rPr>
+  </w:style>
+  <w:style w:type="paragraph" w:styleId="Textedebulles">
+    <w:name w:val="Balloon Text"/>
+    <w:basedOn w:val="Normal"/>
+    <w:rPr>
+      <w:rFonts w:ascii="Tahoma" w:hAnsi="Tahoma" w:cs="Tahoma"/>
+      <w:sz w:val="16"/>
+      <w:szCs w:val="16"/>
+    </w:rPr>
+  </w:style>
+  <w:style w:type="paragraph" w:styleId="Explorateurdedocument">
+    <w:name w:val="Document Map"/>
+    <w:basedOn w:val="Normal"/>
+    <w:rPr>
+      <w:rFonts w:ascii="Lucida Grande" w:hAnsi="Lucida Grande"/>
+    </w:rPr>
+  </w:style>
+  <w:style w:type="paragraph" w:styleId="En-tte">
+    <w:name w:val="header"/>
+    <w:basedOn w:val="Normal"/>
+    <w:pPr>
+      <w:tabs>
+        <w:tab w:val="center" w:pos="4536"/>
+        <w:tab w:val="right" w:pos="9072"/>
+      </w:tabs>
+    </w:pPr>
+  </w:style>
+  <w:style w:type="paragraph" w:styleId="Pieddepage">
+    <w:name w:val="footer"/>
+    <w:basedOn w:val="Normal"/>
+    <w:pPr>
+      <w:tabs>
+        <w:tab w:val="center" w:pos="4536"/>
+        <w:tab w:val="right" w:pos="9072"/>
+      </w:tabs>
+    </w:pPr>
+  </w:style>
+  <w:style w:type="paragraph" w:styleId="Notedebasdepage">
+    <w:name w:val="footnote text"/>
+    <w:basedOn w:val="Normal"/>
+    <w:link w:val="NotedebasdepageCar"/>
+    <w:uiPriority w:val="99"/>
+    <w:unhideWhenUsed/>
+    <w:rsid w:val="002721B6"/>
+  </w:style>
+  <w:style w:type="character" w:customStyle="1" w:styleId="NotedebasdepageCar">
+    <w:name w:val="Note de bas de page Car"/>
+    <w:link w:val="Notedebasdepage"/>
+    <w:uiPriority w:val="99"/>
+    <w:rsid w:val="002721B6"/>
+    <w:rPr>
+      <w:sz w:val="24"/>
+      <w:szCs w:val="24"/>
+      <w:lang w:val="fr-FR" w:eastAsia="ar-SA"/>
+    </w:rPr>
+  </w:style>
+  <w:style w:type="character" w:styleId="Marquenotebasdepage">
+    <w:name w:val="footnote reference"/>
+    <w:uiPriority w:val="99"/>
+    <w:unhideWhenUsed/>
+    <w:rsid w:val="002721B6"/>
+    <w:rPr>
+      <w:vertAlign w:val="superscript"/>
+    </w:rPr>
+  </w:style>
+  <w:style w:type="paragraph" w:styleId="Rvision">
+    <w:name w:val="Revision"/>
+    <w:hidden/>
+    <w:uiPriority w:val="99"/>
+    <w:semiHidden/>
+    <w:rsid w:val="00747ADF"/>
+    <w:rPr>
+      <w:sz w:val="24"/>
+      <w:szCs w:val="24"/>
+      <w:lang w:val="fr-FR" w:eastAsia="ar-SA"/>
+    </w:rPr>
+  </w:style>
+  <w:style w:type="character" w:customStyle="1" w:styleId="CommentaireCar">
+    <w:name w:val="Commentaire Car"/>
+    <w:link w:val="Commentaire"/>
+    <w:uiPriority w:val="99"/>
+    <w:rsid w:val="001A3160"/>
+    <w:rPr>
+      <w:lang w:val="fr-FR" w:eastAsia="ar-SA"/>
+    </w:rPr>
+  </w:style>
+  <w:style w:type="paragraph" w:customStyle="1" w:styleId="Normal1">
+    <w:name w:val="Normal1"/>
+    <w:rsid w:val="00313144"/>
+    <w:rPr>
+      <w:sz w:val="24"/>
+      <w:szCs w:val="24"/>
+      <w:lang w:val="fr-FR" w:eastAsia="fr-FR"/>
+    </w:rPr>
+  </w:style>
+  <w:style w:type="paragraph" w:styleId="Paragraphedeliste">
+    <w:name w:val="List Paragraph"/>
+    <w:basedOn w:val="Normal"/>
+    <w:uiPriority w:val="34"/>
+    <w:qFormat/>
+    <w:rsid w:val="00A866E2"/>
+    <w:pPr>
+      <w:ind w:left="720"/>
+      <w:contextualSpacing/>
+    </w:pPr>
+  </w:style>
+  <w:style w:type="character" w:customStyle="1" w:styleId="UnresolvedMention1">
+    <w:name w:val="Unresolved Mention1"/>
+    <w:basedOn w:val="Policepardfaut"/>
+    <w:uiPriority w:val="99"/>
+    <w:semiHidden/>
+    <w:unhideWhenUsed/>
+    <w:rsid w:val="00480A5E"/>
+    <w:rPr>
+      <w:color w:val="605E5C"/>
+      <w:shd w:val="clear" w:color="auto" w:fill="E1DFDD"/>
+    </w:rPr>
+  </w:style>
+  <w:style w:type="character" w:customStyle="1" w:styleId="apple-converted-space">
+    <w:name w:val="apple-converted-space"/>
+    <w:basedOn w:val="Policepardfaut"/>
+    <w:rsid w:val="0063015F"/>
+  </w:style>
+  <w:style w:type="character" w:styleId="Lienhypertextesuivi">
+    <w:name w:val="FollowedHyperlink"/>
+    <w:basedOn w:val="Policepardfaut"/>
     <w:uiPriority w:val="99"/>
     <w:semiHidden/>
     <w:unhideWhenUsed/>
@@ -19371,7 +20682,7 @@
   <a:extraClrSchemeLst/>
   <a:extLst>
     <a:ext uri="{05A4C25C-085E-4340-85A3-A5531E510DB2}">
-      <thm15:themeFamily xmlns:thm15="http://schemas.microsoft.com/office/thememl/2012/main" name="Office Theme" id="{62F939B6-93AF-4DB8-9C6B-D6C7DFDC589F}" vid="{4A3C46E8-61CC-4603-A589-7422A47A8E4A}"/>
+      <thm15:themeFamily xmlns="" xmlns:thm15="http://schemas.microsoft.com/office/thememl/2012/main" name="Office Theme" id="{62F939B6-93AF-4DB8-9C6B-D6C7DFDC589F}" vid="{4A3C46E8-61CC-4603-A589-7422A47A8E4A}"/>
     </a:ext>
   </a:extLst>
 </a:theme>
